--- a/fra/docx/29.content.docx
+++ b/fra/docx/29.content.docx
@@ -292,6 +292,20 @@
       </w:r>
       <w:r>
         <w:rPr>
+          <w:lang w:val="fr_FR" w:bidi="fr_FR"/>
+        </w:rPr>
+        <w:t>פְּתוּאֵֽל</w:t>
+      </w:r>
+    </w:p>
+    <w:p>
+      <w:pPr/>
+      <w:r>
+        <w:rPr>
+          <w:lang w:val="fr_FR" w:bidi="fr_FR"/>
+        </w:rPr>
+      </w:r>
+      <w:r>
+        <w:rPr>
           <w:b/>
           <w:lang w:val="fr_FR" w:bidi="fr_FR"/>
         </w:rPr>
@@ -484,6 +498,20 @@
       </w:r>
       <w:r>
         <w:rPr>
+          <w:lang w:val="fr_FR" w:bidi="fr_FR"/>
+        </w:rPr>
+        <w:t>דְּבַר־יְהוָה֙ אֲשֶׁ֣ר הָיָ֔ה</w:t>
+      </w:r>
+    </w:p>
+    <w:p>
+      <w:pPr/>
+      <w:r>
+        <w:rPr>
+          <w:lang w:val="fr_FR" w:bidi="fr_FR"/>
+        </w:rPr>
+      </w:r>
+      <w:r>
+        <w:rPr>
           <w:b/>
           <w:lang w:val="fr_FR" w:bidi="fr_FR"/>
         </w:rPr>
@@ -567,6 +595,20 @@
       </w:r>
       <w:r>
         <w:rPr>
+          <w:lang w:val="fr_FR" w:bidi="fr_FR"/>
+        </w:rPr>
+        <w:t>שִׁמְעוּ־זֹאת֙ הַ⁠זְּקֵנִ֔ים וְ⁠הַֽאֲזִ֔ינוּ כֹּ֖ל יוֹשְׁבֵ֣י הָ⁠אָ֑רֶץ</w:t>
+      </w:r>
+    </w:p>
+    <w:p>
+      <w:pPr/>
+      <w:r>
+        <w:rPr>
+          <w:lang w:val="fr_FR" w:bidi="fr_FR"/>
+        </w:rPr>
+      </w:r>
+      <w:r>
+        <w:rPr>
           <w:b/>
           <w:lang w:val="fr_FR" w:bidi="fr_FR"/>
         </w:rPr>
@@ -650,6 +692,20 @@
       </w:r>
       <w:r>
         <w:rPr>
+          <w:lang w:val="fr_FR" w:bidi="fr_FR"/>
+        </w:rPr>
+        <w:t>הֶ⁠הָ֤יְתָה זֹּאת֙ בִּֽ⁠ימֵי⁠כֶ֔ם וְ⁠אִ֖ם בִּ⁠ימֵ֥י אֲבֹֽתֵי⁠כֶֽם</w:t>
+      </w:r>
+    </w:p>
+    <w:p>
+      <w:pPr/>
+      <w:r>
+        <w:rPr>
+          <w:lang w:val="fr_FR" w:bidi="fr_FR"/>
+        </w:rPr>
+      </w:r>
+      <w:r>
+        <w:rPr>
           <w:b/>
           <w:lang w:val="fr_FR" w:bidi="fr_FR"/>
         </w:rPr>
@@ -733,6 +789,20 @@
       </w:r>
       <w:r>
         <w:rPr>
+          <w:lang w:val="fr_FR" w:bidi="fr_FR"/>
+        </w:rPr>
+        <w:t>בִּֽ⁠ימֵי⁠כֶ֔ם וְ⁠אִ֖ם בִּ⁠ימֵ֥י</w:t>
+      </w:r>
+    </w:p>
+    <w:p>
+      <w:pPr/>
+      <w:r>
+        <w:rPr>
+          <w:lang w:val="fr_FR" w:bidi="fr_FR"/>
+        </w:rPr>
+      </w:r>
+      <w:r>
+        <w:rPr>
           <w:b/>
           <w:lang w:val="fr_FR" w:bidi="fr_FR"/>
         </w:rPr>
@@ -829,6 +899,20 @@
       </w:r>
       <w:r>
         <w:rPr>
+          <w:lang w:val="fr_FR" w:bidi="fr_FR"/>
+        </w:rPr>
+        <w:t>אֲבֹֽתֵי⁠כֶֽם</w:t>
+      </w:r>
+    </w:p>
+    <w:p>
+      <w:pPr/>
+      <w:r>
+        <w:rPr>
+          <w:lang w:val="fr_FR" w:bidi="fr_FR"/>
+        </w:rPr>
+      </w:r>
+      <w:r>
+        <w:rPr>
           <w:b/>
           <w:lang w:val="fr_FR" w:bidi="fr_FR"/>
         </w:rPr>
@@ -925,6 +1009,20 @@
       </w:r>
       <w:r>
         <w:rPr>
+          <w:lang w:val="fr_FR" w:bidi="fr_FR"/>
+        </w:rPr>
+        <w:t>וּ⁠בְנֵי⁠כֶם֙ לִ⁠בְנֵי⁠הֶ֔ם וּ⁠בְנֵי⁠הֶ֖ם לְ⁠ד֥וֹר אַחֵֽר</w:t>
+      </w:r>
+    </w:p>
+    <w:p>
+      <w:pPr/>
+      <w:r>
+        <w:rPr>
+          <w:lang w:val="fr_FR" w:bidi="fr_FR"/>
+        </w:rPr>
+      </w:r>
+      <w:r>
+        <w:rPr>
           <w:b/>
           <w:lang w:val="fr_FR" w:bidi="fr_FR"/>
         </w:rPr>
@@ -1008,6 +1106,20 @@
       </w:r>
       <w:r>
         <w:rPr>
+          <w:lang w:val="fr_FR" w:bidi="fr_FR"/>
+        </w:rPr>
+        <w:t>לִ⁠בְנֵי⁠כֶ֣ם &amp; וּ⁠בְנֵי⁠כֶם֙ לִ⁠בְנֵי⁠הֶ֔ם וּ⁠בְנֵי⁠הֶ֖ם</w:t>
+      </w:r>
+    </w:p>
+    <w:p>
+      <w:pPr/>
+      <w:r>
+        <w:rPr>
+          <w:lang w:val="fr_FR" w:bidi="fr_FR"/>
+        </w:rPr>
+      </w:r>
+      <w:r>
+        <w:rPr>
           <w:b/>
           <w:lang w:val="fr_FR" w:bidi="fr_FR"/>
         </w:rPr>
@@ -1104,6 +1216,20 @@
       </w:r>
       <w:r>
         <w:rPr>
+          <w:lang w:val="fr_FR" w:bidi="fr_FR"/>
+        </w:rPr>
+        <w:t>עָלֶ֖⁠יהָ לִ⁠בְנֵי⁠כֶ֣ם סַפֵּ֑רוּ וּ⁠בְנֵי⁠כֶם֙</w:t>
+      </w:r>
+    </w:p>
+    <w:p>
+      <w:pPr/>
+      <w:r>
+        <w:rPr>
+          <w:lang w:val="fr_FR" w:bidi="fr_FR"/>
+        </w:rPr>
+      </w:r>
+      <w:r>
+        <w:rPr>
           <w:b/>
           <w:lang w:val="fr_FR" w:bidi="fr_FR"/>
         </w:rPr>
@@ -1213,6 +1339,20 @@
       </w:r>
       <w:r>
         <w:rPr>
+          <w:lang w:val="fr_FR" w:bidi="fr_FR"/>
+        </w:rPr>
+        <w:t>יֶ֤תֶר הַ⁠גָּזָם֙ אָכַ֣ל הָֽ⁠אַרְבֶּ֔ה וְ⁠יֶ֥תֶר הָ⁠אַרְבֶּ֖ה אָכַ֣ל הַ⁠יָּ֑לֶק וְ⁠יֶ֣תֶר הַ⁠יֶּ֔לֶק אָכַ֖ל הֶ⁠חָסִֽיל</w:t>
+      </w:r>
+    </w:p>
+    <w:p>
+      <w:pPr/>
+      <w:r>
+        <w:rPr>
+          <w:lang w:val="fr_FR" w:bidi="fr_FR"/>
+        </w:rPr>
+      </w:r>
+      <w:r>
+        <w:rPr>
           <w:b/>
           <w:lang w:val="fr_FR" w:bidi="fr_FR"/>
         </w:rPr>
@@ -1296,6 +1436,20 @@
       </w:r>
       <w:r>
         <w:rPr>
+          <w:lang w:val="fr_FR" w:bidi="fr_FR"/>
+        </w:rPr>
+        <w:t>יֶ֤תֶר הַ⁠גָּזָם֙ אָכַ֣ל הָֽ⁠אַרְבֶּ֔ה וְ⁠יֶ֥תֶר הָ⁠אַרְבֶּ֖ה אָכַ֣ל הַ⁠יָּ֑לֶק וְ⁠יֶ֣תֶר הַ⁠יֶּ֔לֶק אָכַ֖ל הֶ⁠חָסִֽיל</w:t>
+      </w:r>
+    </w:p>
+    <w:p>
+      <w:pPr/>
+      <w:r>
+        <w:rPr>
+          <w:lang w:val="fr_FR" w:bidi="fr_FR"/>
+        </w:rPr>
+      </w:r>
+      <w:r>
+        <w:rPr>
           <w:b/>
           <w:lang w:val="fr_FR" w:bidi="fr_FR"/>
         </w:rPr>
@@ -1379,6 +1533,20 @@
       </w:r>
       <w:r>
         <w:rPr>
+          <w:lang w:val="fr_FR" w:bidi="fr_FR"/>
+        </w:rPr>
+        <w:t>יֶ֤תֶר הַ⁠גָּזָם֙ אָכַ֣ל הָֽ⁠אַרְבֶּ֔ה וְ⁠יֶ֥תֶר הָ⁠אַרְבֶּ֖ה אָכַ֣ל הַ⁠יָּ֑לֶק וְ⁠יֶ֣תֶר הַ⁠יֶּ֔לֶק אָכַ֖ל הֶ⁠חָסִֽיל</w:t>
+      </w:r>
+    </w:p>
+    <w:p>
+      <w:pPr/>
+      <w:r>
+        <w:rPr>
+          <w:lang w:val="fr_FR" w:bidi="fr_FR"/>
+        </w:rPr>
+      </w:r>
+      <w:r>
+        <w:rPr>
           <w:b/>
           <w:lang w:val="fr_FR" w:bidi="fr_FR"/>
         </w:rPr>
@@ -1757,6 +1925,20 @@
       </w:r>
       <w:r>
         <w:rPr>
+          <w:lang w:val="fr_FR" w:bidi="fr_FR"/>
+        </w:rPr>
+        <w:t>הָקִ֤יצוּ שִׁכּוֹרִים֙ וּ⁠בְכ֔וּ וְ⁠הֵילִ֖לוּ כָּל־שֹׁ֣תֵי יָ֑יִן עַל־עָסִ֕יס כִּ֥י נִכְרַ֖ת מִ⁠פִּי⁠כֶֽם</w:t>
+      </w:r>
+    </w:p>
+    <w:p>
+      <w:pPr/>
+      <w:r>
+        <w:rPr>
+          <w:lang w:val="fr_FR" w:bidi="fr_FR"/>
+        </w:rPr>
+      </w:r>
+      <w:r>
+        <w:rPr>
           <w:b/>
           <w:lang w:val="fr_FR" w:bidi="fr_FR"/>
         </w:rPr>
@@ -1840,6 +2022,20 @@
       </w:r>
       <w:r>
         <w:rPr>
+          <w:lang w:val="fr_FR" w:bidi="fr_FR"/>
+        </w:rPr>
+        <w:t>נִכְרַ֖ת מִ⁠פִּי⁠כֶֽם</w:t>
+      </w:r>
+    </w:p>
+    <w:p>
+      <w:pPr/>
+      <w:r>
+        <w:rPr>
+          <w:lang w:val="fr_FR" w:bidi="fr_FR"/>
+        </w:rPr>
+      </w:r>
+      <w:r>
+        <w:rPr>
           <w:b/>
           <w:lang w:val="fr_FR" w:bidi="fr_FR"/>
         </w:rPr>
@@ -1923,6 +2119,20 @@
       </w:r>
       <w:r>
         <w:rPr>
+          <w:lang w:val="fr_FR" w:bidi="fr_FR"/>
+        </w:rPr>
+        <w:t>מִ⁠פִּי⁠כֶֽם</w:t>
+      </w:r>
+    </w:p>
+    <w:p>
+      <w:pPr/>
+      <w:r>
+        <w:rPr>
+          <w:lang w:val="fr_FR" w:bidi="fr_FR"/>
+        </w:rPr>
+      </w:r>
+      <w:r>
+        <w:rPr>
           <w:b/>
           <w:lang w:val="fr_FR" w:bidi="fr_FR"/>
         </w:rPr>
@@ -2019,6 +2229,20 @@
       </w:r>
       <w:r>
         <w:rPr>
+          <w:lang w:val="fr_FR" w:bidi="fr_FR"/>
+        </w:rPr>
+        <w:t>נִכְרַ֖ת מִ⁠פִּי⁠כֶֽם</w:t>
+      </w:r>
+    </w:p>
+    <w:p>
+      <w:pPr/>
+      <w:r>
+        <w:rPr>
+          <w:lang w:val="fr_FR" w:bidi="fr_FR"/>
+        </w:rPr>
+      </w:r>
+      <w:r>
+        <w:rPr>
           <w:b/>
           <w:lang w:val="fr_FR" w:bidi="fr_FR"/>
         </w:rPr>
@@ -2116,6 +2340,20 @@
       </w:r>
       <w:r>
         <w:rPr>
+          <w:lang w:val="fr_FR" w:bidi="fr_FR"/>
+        </w:rPr>
+        <w:t>כִּֽי</w:t>
+      </w:r>
+    </w:p>
+    <w:p>
+      <w:pPr/>
+      <w:r>
+        <w:rPr>
+          <w:lang w:val="fr_FR" w:bidi="fr_FR"/>
+        </w:rPr>
+      </w:r>
+      <w:r>
+        <w:rPr>
           <w:b/>
           <w:lang w:val="fr_FR" w:bidi="fr_FR"/>
         </w:rPr>
@@ -2212,6 +2450,20 @@
       </w:r>
       <w:r>
         <w:rPr>
+          <w:lang w:val="fr_FR" w:bidi="fr_FR"/>
+        </w:rPr>
+        <w:t>גוֹי֙ עָלָ֣ה עַל־אַרְצִ֔⁠י</w:t>
+      </w:r>
+    </w:p>
+    <w:p>
+      <w:pPr/>
+      <w:r>
+        <w:rPr>
+          <w:lang w:val="fr_FR" w:bidi="fr_FR"/>
+        </w:rPr>
+      </w:r>
+      <w:r>
+        <w:rPr>
           <w:b/>
           <w:lang w:val="fr_FR" w:bidi="fr_FR"/>
         </w:rPr>
@@ -2295,6 +2547,20 @@
       </w:r>
       <w:r>
         <w:rPr>
+          <w:lang w:val="fr_FR" w:bidi="fr_FR"/>
+        </w:rPr>
+        <w:t>גוֹי֙</w:t>
+      </w:r>
+    </w:p>
+    <w:p>
+      <w:pPr/>
+      <w:r>
+        <w:rPr>
+          <w:lang w:val="fr_FR" w:bidi="fr_FR"/>
+        </w:rPr>
+      </w:r>
+      <w:r>
+        <w:rPr>
           <w:b/>
           <w:lang w:val="fr_FR" w:bidi="fr_FR"/>
         </w:rPr>
@@ -2391,6 +2657,20 @@
       </w:r>
       <w:r>
         <w:rPr>
+          <w:lang w:val="fr_FR" w:bidi="fr_FR"/>
+        </w:rPr>
+        <w:t>אַרְצִ֔⁠י</w:t>
+      </w:r>
+    </w:p>
+    <w:p>
+      <w:pPr/>
+      <w:r>
+        <w:rPr>
+          <w:lang w:val="fr_FR" w:bidi="fr_FR"/>
+        </w:rPr>
+      </w:r>
+      <w:r>
+        <w:rPr>
           <w:b/>
           <w:lang w:val="fr_FR" w:bidi="fr_FR"/>
         </w:rPr>
@@ -2487,6 +2767,20 @@
       </w:r>
       <w:r>
         <w:rPr>
+          <w:lang w:val="fr_FR" w:bidi="fr_FR"/>
+        </w:rPr>
+        <w:t>וְ⁠אֵ֣ין מִסְפָּ֑ר</w:t>
+      </w:r>
+    </w:p>
+    <w:p>
+      <w:pPr/>
+      <w:r>
+        <w:rPr>
+          <w:lang w:val="fr_FR" w:bidi="fr_FR"/>
+        </w:rPr>
+      </w:r>
+      <w:r>
+        <w:rPr>
           <w:b/>
           <w:lang w:val="fr_FR" w:bidi="fr_FR"/>
         </w:rPr>
@@ -2570,6 +2864,20 @@
       </w:r>
       <w:r>
         <w:rPr>
+          <w:lang w:val="fr_FR" w:bidi="fr_FR"/>
+        </w:rPr>
+        <w:t>שִׁנָּי⁠ו֙ שִׁנֵּ֣י אַרְיֵ֔ה וּֽ⁠מְתַלְּע֥וֹת לָבִ֖יא לֽ⁠וֹ</w:t>
+      </w:r>
+    </w:p>
+    <w:p>
+      <w:pPr/>
+      <w:r>
+        <w:rPr>
+          <w:lang w:val="fr_FR" w:bidi="fr_FR"/>
+        </w:rPr>
+      </w:r>
+      <w:r>
+        <w:rPr>
           <w:b/>
           <w:lang w:val="fr_FR" w:bidi="fr_FR"/>
         </w:rPr>
@@ -2653,6 +2961,20 @@
       </w:r>
       <w:r>
         <w:rPr>
+          <w:lang w:val="fr_FR" w:bidi="fr_FR"/>
+        </w:rPr>
+        <w:t>שִׁנָּי⁠ו֙ שִׁנֵּ֣י אַרְיֵ֔ה וּֽ⁠מְתַלְּע֥וֹת לָבִ֖יא לֽ⁠וֹ</w:t>
+      </w:r>
+    </w:p>
+    <w:p>
+      <w:pPr/>
+      <w:r>
+        <w:rPr>
+          <w:lang w:val="fr_FR" w:bidi="fr_FR"/>
+        </w:rPr>
+      </w:r>
+      <w:r>
+        <w:rPr>
           <w:b/>
           <w:lang w:val="fr_FR" w:bidi="fr_FR"/>
         </w:rPr>
@@ -2749,6 +3071,20 @@
       </w:r>
       <w:r>
         <w:rPr>
+          <w:lang w:val="fr_FR" w:bidi="fr_FR"/>
+        </w:rPr>
+        <w:t>וּֽ⁠מְתַלְּע֥וֹת לָבִ֖יא לֽ⁠וֹ</w:t>
+      </w:r>
+    </w:p>
+    <w:p>
+      <w:pPr/>
+      <w:r>
+        <w:rPr>
+          <w:lang w:val="fr_FR" w:bidi="fr_FR"/>
+        </w:rPr>
+      </w:r>
+      <w:r>
+        <w:rPr>
           <w:b/>
           <w:lang w:val="fr_FR" w:bidi="fr_FR"/>
         </w:rPr>
@@ -2832,6 +3168,20 @@
       </w:r>
       <w:r>
         <w:rPr>
+          <w:lang w:val="fr_FR" w:bidi="fr_FR"/>
+        </w:rPr>
+        <w:t>שָׂ֤ם גַּפְנִ⁠י֙ לְ⁠שַׁמָּ֔ה וּ⁠תְאֵנָתִ֖⁠י לִ⁠קְצָפָ֑ה</w:t>
+      </w:r>
+    </w:p>
+    <w:p>
+      <w:pPr/>
+      <w:r>
+        <w:rPr>
+          <w:lang w:val="fr_FR" w:bidi="fr_FR"/>
+        </w:rPr>
+      </w:r>
+      <w:r>
+        <w:rPr>
           <w:b/>
           <w:lang w:val="fr_FR" w:bidi="fr_FR"/>
         </w:rPr>
@@ -2928,6 +3278,20 @@
       </w:r>
       <w:r>
         <w:rPr>
+          <w:lang w:val="fr_FR" w:bidi="fr_FR"/>
+        </w:rPr>
+        <w:t>שָׂ֤ם גַּפְנִ⁠י֙ לְ⁠שַׁמָּ֔ה</w:t>
+      </w:r>
+    </w:p>
+    <w:p>
+      <w:pPr/>
+      <w:r>
+        <w:rPr>
+          <w:lang w:val="fr_FR" w:bidi="fr_FR"/>
+        </w:rPr>
+      </w:r>
+      <w:r>
+        <w:rPr>
           <w:b/>
           <w:lang w:val="fr_FR" w:bidi="fr_FR"/>
         </w:rPr>
@@ -3024,6 +3388,20 @@
       </w:r>
       <w:r>
         <w:rPr>
+          <w:lang w:val="fr_FR" w:bidi="fr_FR"/>
+        </w:rPr>
+        <w:t>חָשֹׂ֤ף חֲשָׂפָ⁠הּ֙</w:t>
+      </w:r>
+    </w:p>
+    <w:p>
+      <w:pPr/>
+      <w:r>
+        <w:rPr>
+          <w:lang w:val="fr_FR" w:bidi="fr_FR"/>
+        </w:rPr>
+      </w:r>
+      <w:r>
+        <w:rPr>
           <w:b/>
           <w:lang w:val="fr_FR" w:bidi="fr_FR"/>
         </w:rPr>
@@ -3107,6 +3485,20 @@
       </w:r>
       <w:r>
         <w:rPr>
+          <w:lang w:val="fr_FR" w:bidi="fr_FR"/>
+        </w:rPr>
+        <w:t>וְ⁠הִשְׁלִ֔יךְ</w:t>
+      </w:r>
+    </w:p>
+    <w:p>
+      <w:pPr/>
+      <w:r>
+        <w:rPr>
+          <w:lang w:val="fr_FR" w:bidi="fr_FR"/>
+        </w:rPr>
+      </w:r>
+      <w:r>
+        <w:rPr>
           <w:b/>
           <w:lang w:val="fr_FR" w:bidi="fr_FR"/>
         </w:rPr>
@@ -3203,6 +3595,20 @@
       </w:r>
       <w:r>
         <w:rPr>
+          <w:lang w:val="fr_FR" w:bidi="fr_FR"/>
+        </w:rPr>
+        <w:t>הִלְבִּ֖ינוּ שָׂרִיגֶֽי⁠הָ</w:t>
+      </w:r>
+    </w:p>
+    <w:p>
+      <w:pPr/>
+      <w:r>
+        <w:rPr>
+          <w:lang w:val="fr_FR" w:bidi="fr_FR"/>
+        </w:rPr>
+      </w:r>
+      <w:r>
+        <w:rPr>
           <w:b/>
           <w:lang w:val="fr_FR" w:bidi="fr_FR"/>
         </w:rPr>
@@ -3299,6 +3705,20 @@
       </w:r>
       <w:r>
         <w:rPr>
+          <w:lang w:val="fr_FR" w:bidi="fr_FR"/>
+        </w:rPr>
+        <w:t>אֱלִ֕י</w:t>
+      </w:r>
+    </w:p>
+    <w:p>
+      <w:pPr/>
+      <w:r>
+        <w:rPr>
+          <w:lang w:val="fr_FR" w:bidi="fr_FR"/>
+        </w:rPr>
+      </w:r>
+      <w:r>
+        <w:rPr>
           <w:b/>
           <w:lang w:val="fr_FR" w:bidi="fr_FR"/>
         </w:rPr>
@@ -3395,6 +3815,20 @@
       </w:r>
       <w:r>
         <w:rPr>
+          <w:lang w:val="fr_FR" w:bidi="fr_FR"/>
+        </w:rPr>
+        <w:t>כִּ⁠בְתוּלָ֥ה חֲגֻֽרַת־שַׂ֖ק עַל־בַּ֥עַל נְעוּרֶֽי⁠הָ</w:t>
+      </w:r>
+    </w:p>
+    <w:p>
+      <w:pPr/>
+      <w:r>
+        <w:rPr>
+          <w:lang w:val="fr_FR" w:bidi="fr_FR"/>
+        </w:rPr>
+      </w:r>
+      <w:r>
+        <w:rPr>
           <w:b/>
           <w:lang w:val="fr_FR" w:bidi="fr_FR"/>
         </w:rPr>
@@ -3478,6 +3912,20 @@
       </w:r>
       <w:r>
         <w:rPr>
+          <w:lang w:val="fr_FR" w:bidi="fr_FR"/>
+        </w:rPr>
+        <w:t>כִּ⁠בְתוּלָ֥ה חֲגֻֽרַת־שַׂ֖ק</w:t>
+      </w:r>
+    </w:p>
+    <w:p>
+      <w:pPr/>
+      <w:r>
+        <w:rPr>
+          <w:lang w:val="fr_FR" w:bidi="fr_FR"/>
+        </w:rPr>
+      </w:r>
+      <w:r>
+        <w:rPr>
           <w:b/>
           <w:lang w:val="fr_FR" w:bidi="fr_FR"/>
         </w:rPr>
@@ -3574,6 +4022,20 @@
       </w:r>
       <w:r>
         <w:rPr>
+          <w:lang w:val="fr_FR" w:bidi="fr_FR"/>
+        </w:rPr>
+        <w:t>כִּ⁠בְתוּלָ֥ה חֲגֻֽרַת־שַׂ֖ק</w:t>
+      </w:r>
+    </w:p>
+    <w:p>
+      <w:pPr/>
+      <w:r>
+        <w:rPr>
+          <w:lang w:val="fr_FR" w:bidi="fr_FR"/>
+        </w:rPr>
+      </w:r>
+      <w:r>
+        <w:rPr>
           <w:b/>
           <w:lang w:val="fr_FR" w:bidi="fr_FR"/>
         </w:rPr>
@@ -3670,6 +4132,20 @@
       </w:r>
       <w:r>
         <w:rPr>
+          <w:lang w:val="fr_FR" w:bidi="fr_FR"/>
+        </w:rPr>
+        <w:t>בַּ֥עַל נְעוּרֶֽי⁠הָ</w:t>
+      </w:r>
+    </w:p>
+    <w:p>
+      <w:pPr/>
+      <w:r>
+        <w:rPr>
+          <w:lang w:val="fr_FR" w:bidi="fr_FR"/>
+        </w:rPr>
+      </w:r>
+      <w:r>
+        <w:rPr>
           <w:b/>
           <w:lang w:val="fr_FR" w:bidi="fr_FR"/>
         </w:rPr>
@@ -3888,6 +4364,20 @@
       </w:r>
       <w:r>
         <w:rPr>
+          <w:lang w:val="fr_FR" w:bidi="fr_FR"/>
+        </w:rPr>
+        <w:t>הָכְרַ֥ת מִנְחָ֛ה וָ⁠נֶ֖סֶךְ</w:t>
+      </w:r>
+    </w:p>
+    <w:p>
+      <w:pPr/>
+      <w:r>
+        <w:rPr>
+          <w:lang w:val="fr_FR" w:bidi="fr_FR"/>
+        </w:rPr>
+      </w:r>
+      <w:r>
+        <w:rPr>
           <w:b/>
           <w:lang w:val="fr_FR" w:bidi="fr_FR"/>
         </w:rPr>
@@ -3990,6 +4480,20 @@
       </w:r>
       <w:r>
         <w:rPr>
+          <w:lang w:val="fr_FR" w:bidi="fr_FR"/>
+        </w:rPr>
+        <w:t>הָכְרַ֥ת &amp; מִ⁠בֵּ֣ית</w:t>
+      </w:r>
+    </w:p>
+    <w:p>
+      <w:pPr/>
+      <w:r>
+        <w:rPr>
+          <w:lang w:val="fr_FR" w:bidi="fr_FR"/>
+        </w:rPr>
+      </w:r>
+      <w:r>
+        <w:rPr>
           <w:b/>
           <w:lang w:val="fr_FR" w:bidi="fr_FR"/>
         </w:rPr>
@@ -4086,6 +4590,20 @@
       </w:r>
       <w:r>
         <w:rPr>
+          <w:lang w:val="fr_FR" w:bidi="fr_FR"/>
+        </w:rPr>
+        <w:t>מִ⁠בֵּ֣ית יְהוָ֑ה</w:t>
+      </w:r>
+    </w:p>
+    <w:p>
+      <w:pPr/>
+      <w:r>
+        <w:rPr>
+          <w:lang w:val="fr_FR" w:bidi="fr_FR"/>
+        </w:rPr>
+      </w:r>
+      <w:r>
+        <w:rPr>
           <w:b/>
           <w:lang w:val="fr_FR" w:bidi="fr_FR"/>
         </w:rPr>
@@ -4182,6 +4700,20 @@
       </w:r>
       <w:r>
         <w:rPr>
+          <w:lang w:val="fr_FR" w:bidi="fr_FR"/>
+        </w:rPr>
+        <w:t>שֻׁדַּ֣ד שָׂדֶ֔ה אָבְלָ֖ה אֲדָמָ֑ה כִּ֚י שֻׁדַּ֣ד דָּגָ֔ן</w:t>
+      </w:r>
+    </w:p>
+    <w:p>
+      <w:pPr/>
+      <w:r>
+        <w:rPr>
+          <w:lang w:val="fr_FR" w:bidi="fr_FR"/>
+        </w:rPr>
+      </w:r>
+      <w:r>
+        <w:rPr>
           <w:b/>
           <w:lang w:val="fr_FR" w:bidi="fr_FR"/>
         </w:rPr>
@@ -4297,6 +4829,20 @@
       </w:r>
       <w:r>
         <w:rPr>
+          <w:lang w:val="fr_FR" w:bidi="fr_FR"/>
+        </w:rPr>
+        <w:t>שֻׁדַּ֣ד שָׂדֶ֔ה &amp; שֻׁדַּ֣ד</w:t>
+      </w:r>
+    </w:p>
+    <w:p>
+      <w:pPr/>
+      <w:r>
+        <w:rPr>
+          <w:lang w:val="fr_FR" w:bidi="fr_FR"/>
+        </w:rPr>
+      </w:r>
+      <w:r>
+        <w:rPr>
           <w:b/>
           <w:lang w:val="fr_FR" w:bidi="fr_FR"/>
         </w:rPr>
@@ -4393,6 +4939,20 @@
       </w:r>
       <w:r>
         <w:rPr>
+          <w:lang w:val="fr_FR" w:bidi="fr_FR"/>
+        </w:rPr>
+        <w:t>אָבְלָ֖ה אֲדָמָ֑ה</w:t>
+      </w:r>
+    </w:p>
+    <w:p>
+      <w:pPr/>
+      <w:r>
+        <w:rPr>
+          <w:lang w:val="fr_FR" w:bidi="fr_FR"/>
+        </w:rPr>
+      </w:r>
+      <w:r>
+        <w:rPr>
           <w:b/>
           <w:lang w:val="fr_FR" w:bidi="fr_FR"/>
         </w:rPr>
@@ -4489,6 +5049,20 @@
       </w:r>
       <w:r>
         <w:rPr>
+          <w:lang w:val="fr_FR" w:bidi="fr_FR"/>
+        </w:rPr>
+        <w:t>הוֹבִ֥ישׁ תִּיר֖וֹשׁ</w:t>
+      </w:r>
+    </w:p>
+    <w:p>
+      <w:pPr/>
+      <w:r>
+        <w:rPr>
+          <w:lang w:val="fr_FR" w:bidi="fr_FR"/>
+        </w:rPr>
+      </w:r>
+      <w:r>
+        <w:rPr>
           <w:b/>
           <w:lang w:val="fr_FR" w:bidi="fr_FR"/>
         </w:rPr>
@@ -4585,6 +5159,20 @@
       </w:r>
       <w:r>
         <w:rPr>
+          <w:lang w:val="fr_FR" w:bidi="fr_FR"/>
+        </w:rPr>
+        <w:t>אֻמְלַ֥ל יִצְהָֽר</w:t>
+      </w:r>
+    </w:p>
+    <w:p>
+      <w:pPr/>
+      <w:r>
+        <w:rPr>
+          <w:lang w:val="fr_FR" w:bidi="fr_FR"/>
+        </w:rPr>
+      </w:r>
+      <w:r>
+        <w:rPr>
           <w:b/>
           <w:lang w:val="fr_FR" w:bidi="fr_FR"/>
         </w:rPr>
@@ -4668,6 +5256,20 @@
       </w:r>
       <w:r>
         <w:rPr>
+          <w:lang w:val="fr_FR" w:bidi="fr_FR"/>
+        </w:rPr>
+        <w:t>אֻמְלַ֥ל יִצְהָֽר</w:t>
+      </w:r>
+    </w:p>
+    <w:p>
+      <w:pPr/>
+      <w:r>
+        <w:rPr>
+          <w:lang w:val="fr_FR" w:bidi="fr_FR"/>
+        </w:rPr>
+      </w:r>
+      <w:r>
+        <w:rPr>
           <w:b/>
           <w:lang w:val="fr_FR" w:bidi="fr_FR"/>
         </w:rPr>
@@ -4777,6 +5379,20 @@
       </w:r>
       <w:r>
         <w:rPr>
+          <w:lang w:val="fr_FR" w:bidi="fr_FR"/>
+        </w:rPr>
+        <w:t>שָׂדֶֽה</w:t>
+      </w:r>
+    </w:p>
+    <w:p>
+      <w:pPr/>
+      <w:r>
+        <w:rPr>
+          <w:lang w:val="fr_FR" w:bidi="fr_FR"/>
+        </w:rPr>
+      </w:r>
+      <w:r>
+        <w:rPr>
           <w:b/>
           <w:lang w:val="fr_FR" w:bidi="fr_FR"/>
         </w:rPr>
@@ -4873,6 +5489,20 @@
       </w:r>
       <w:r>
         <w:rPr>
+          <w:lang w:val="fr_FR" w:bidi="fr_FR"/>
+        </w:rPr>
+        <w:t>הַ⁠גֶּ֣פֶן הוֹבִ֔ישָׁה וְ⁠הַ⁠תְּאֵנָ֖ה אֻמְלָ֑לָה רִמּ֞וֹן גַּם־תָּמָ֣ר וְ⁠תַפּ֗וּחַ</w:t>
+      </w:r>
+    </w:p>
+    <w:p>
+      <w:pPr/>
+      <w:r>
+        <w:rPr>
+          <w:lang w:val="fr_FR" w:bidi="fr_FR"/>
+        </w:rPr>
+      </w:r>
+      <w:r>
+        <w:rPr>
           <w:b/>
           <w:lang w:val="fr_FR" w:bidi="fr_FR"/>
         </w:rPr>
@@ -5033,6 +5663,20 @@
       </w:r>
       <w:r>
         <w:rPr>
+          <w:lang w:val="fr_FR" w:bidi="fr_FR"/>
+        </w:rPr>
+        <w:t>אֻמְלָ֑לָה</w:t>
+      </w:r>
+    </w:p>
+    <w:p>
+      <w:pPr/>
+      <w:r>
+        <w:rPr>
+          <w:lang w:val="fr_FR" w:bidi="fr_FR"/>
+        </w:rPr>
+      </w:r>
+      <w:r>
+        <w:rPr>
           <w:b/>
           <w:lang w:val="fr_FR" w:bidi="fr_FR"/>
         </w:rPr>
@@ -5135,6 +5779,20 @@
       </w:r>
       <w:r>
         <w:rPr>
+          <w:lang w:val="fr_FR" w:bidi="fr_FR"/>
+        </w:rPr>
+        <w:t>וְ⁠הַ⁠תְּאֵנָ֖ה אֻמְלָ֑לָה</w:t>
+      </w:r>
+    </w:p>
+    <w:p>
+      <w:pPr/>
+      <w:r>
+        <w:rPr>
+          <w:lang w:val="fr_FR" w:bidi="fr_FR"/>
+        </w:rPr>
+      </w:r>
+      <w:r>
+        <w:rPr>
           <w:b/>
           <w:lang w:val="fr_FR" w:bidi="fr_FR"/>
         </w:rPr>
@@ -5244,6 +5902,20 @@
       </w:r>
       <w:r>
         <w:rPr>
+          <w:lang w:val="fr_FR" w:bidi="fr_FR"/>
+        </w:rPr>
+        <w:t>כָּל־עֲצֵ֤י הַ⁠שָּׂדֶה֙ יָבֵ֔שׁוּ</w:t>
+      </w:r>
+    </w:p>
+    <w:p>
+      <w:pPr/>
+      <w:r>
+        <w:rPr>
+          <w:lang w:val="fr_FR" w:bidi="fr_FR"/>
+        </w:rPr>
+      </w:r>
+      <w:r>
+        <w:rPr>
           <w:b/>
           <w:lang w:val="fr_FR" w:bidi="fr_FR"/>
         </w:rPr>
@@ -5327,6 +5999,20 @@
       </w:r>
       <w:r>
         <w:rPr>
+          <w:lang w:val="fr_FR" w:bidi="fr_FR"/>
+        </w:rPr>
+        <w:t>הֹבִ֥ישׁ שָׂשׂ֖וֹן מִן־בְּנֵ֥י אָדָֽם</w:t>
+      </w:r>
+    </w:p>
+    <w:p>
+      <w:pPr/>
+      <w:r>
+        <w:rPr>
+          <w:lang w:val="fr_FR" w:bidi="fr_FR"/>
+        </w:rPr>
+      </w:r>
+      <w:r>
+        <w:rPr>
           <w:b/>
           <w:lang w:val="fr_FR" w:bidi="fr_FR"/>
         </w:rPr>
@@ -5436,6 +6122,20 @@
       </w:r>
       <w:r>
         <w:rPr>
+          <w:lang w:val="fr_FR" w:bidi="fr_FR"/>
+        </w:rPr>
+        <w:t>בְּנֵ֥י אָדָֽם</w:t>
+      </w:r>
+    </w:p>
+    <w:p>
+      <w:pPr/>
+      <w:r>
+        <w:rPr>
+          <w:lang w:val="fr_FR" w:bidi="fr_FR"/>
+        </w:rPr>
+      </w:r>
+      <w:r>
+        <w:rPr>
           <w:b/>
           <w:lang w:val="fr_FR" w:bidi="fr_FR"/>
         </w:rPr>
@@ -5545,6 +6245,20 @@
       </w:r>
       <w:r>
         <w:rPr>
+          <w:lang w:val="fr_FR" w:bidi="fr_FR"/>
+        </w:rPr>
+        <w:t>חִגְר֨וּ</w:t>
+      </w:r>
+    </w:p>
+    <w:p>
+      <w:pPr/>
+      <w:r>
+        <w:rPr>
+          <w:lang w:val="fr_FR" w:bidi="fr_FR"/>
+        </w:rPr>
+      </w:r>
+      <w:r>
+        <w:rPr>
           <w:b/>
           <w:lang w:val="fr_FR" w:bidi="fr_FR"/>
         </w:rPr>
@@ -5641,6 +6355,20 @@
       </w:r>
       <w:r>
         <w:rPr>
+          <w:lang w:val="fr_FR" w:bidi="fr_FR"/>
+        </w:rPr>
+        <w:t>לִ֣ינוּ בַ⁠שַּׂקִּ֔ים</w:t>
+      </w:r>
+    </w:p>
+    <w:p>
+      <w:pPr/>
+      <w:r>
+        <w:rPr>
+          <w:lang w:val="fr_FR" w:bidi="fr_FR"/>
+        </w:rPr>
+      </w:r>
+      <w:r>
+        <w:rPr>
           <w:b/>
           <w:lang w:val="fr_FR" w:bidi="fr_FR"/>
         </w:rPr>
@@ -5737,6 +6465,20 @@
       </w:r>
       <w:r>
         <w:rPr>
+          <w:lang w:val="fr_FR" w:bidi="fr_FR"/>
+        </w:rPr>
+        <w:t>נִמְנַ֛ע &amp; מִנְחָ֥ה וָ⁠נָֽסֶךְ</w:t>
+      </w:r>
+    </w:p>
+    <w:p>
+      <w:pPr/>
+      <w:r>
+        <w:rPr>
+          <w:lang w:val="fr_FR" w:bidi="fr_FR"/>
+        </w:rPr>
+      </w:r>
+      <w:r>
+        <w:rPr>
           <w:b/>
           <w:lang w:val="fr_FR" w:bidi="fr_FR"/>
         </w:rPr>
@@ -5820,6 +6562,20 @@
       </w:r>
       <w:r>
         <w:rPr>
+          <w:lang w:val="fr_FR" w:bidi="fr_FR"/>
+        </w:rPr>
+        <w:t>אֱלֹהָ֑⁠י</w:t>
+      </w:r>
+    </w:p>
+    <w:p>
+      <w:pPr/>
+      <w:r>
+        <w:rPr>
+          <w:lang w:val="fr_FR" w:bidi="fr_FR"/>
+        </w:rPr>
+      </w:r>
+      <w:r>
+        <w:rPr>
           <w:b/>
           <w:lang w:val="fr_FR" w:bidi="fr_FR"/>
         </w:rPr>
@@ -5916,6 +6672,20 @@
       </w:r>
       <w:r>
         <w:rPr>
+          <w:lang w:val="fr_FR" w:bidi="fr_FR"/>
+        </w:rPr>
+        <w:t>אֱלֹהֵי⁠כֶ֖ם</w:t>
+      </w:r>
+    </w:p>
+    <w:p>
+      <w:pPr/>
+      <w:r>
+        <w:rPr>
+          <w:lang w:val="fr_FR" w:bidi="fr_FR"/>
+        </w:rPr>
+      </w:r>
+      <w:r>
+        <w:rPr>
           <w:b/>
           <w:lang w:val="fr_FR" w:bidi="fr_FR"/>
         </w:rPr>
@@ -6012,6 +6782,20 @@
       </w:r>
       <w:r>
         <w:rPr>
+          <w:lang w:val="fr_FR" w:bidi="fr_FR"/>
+        </w:rPr>
+        <w:t>קַדְּשׁוּ־צוֹם֙</w:t>
+      </w:r>
+    </w:p>
+    <w:p>
+      <w:pPr/>
+      <w:r>
+        <w:rPr>
+          <w:lang w:val="fr_FR" w:bidi="fr_FR"/>
+        </w:rPr>
+      </w:r>
+      <w:r>
+        <w:rPr>
           <w:b/>
           <w:lang w:val="fr_FR" w:bidi="fr_FR"/>
         </w:rPr>
@@ -6108,6 +6892,20 @@
       </w:r>
       <w:r>
         <w:rPr>
+          <w:lang w:val="fr_FR" w:bidi="fr_FR"/>
+        </w:rPr>
+        <w:t>אֱלֹהֵי⁠כֶ֑ם</w:t>
+      </w:r>
+    </w:p>
+    <w:p>
+      <w:pPr/>
+      <w:r>
+        <w:rPr>
+          <w:lang w:val="fr_FR" w:bidi="fr_FR"/>
+        </w:rPr>
+      </w:r>
+      <w:r>
+        <w:rPr>
           <w:b/>
           <w:lang w:val="fr_FR" w:bidi="fr_FR"/>
         </w:rPr>
@@ -6204,6 +7002,20 @@
       </w:r>
       <w:r>
         <w:rPr>
+          <w:lang w:val="fr_FR" w:bidi="fr_FR"/>
+        </w:rPr>
+        <w:t>אֲהָ֖הּ לַ⁠יּ֑וֹם</w:t>
+      </w:r>
+    </w:p>
+    <w:p>
+      <w:pPr/>
+      <w:r>
+        <w:rPr>
+          <w:lang w:val="fr_FR" w:bidi="fr_FR"/>
+        </w:rPr>
+      </w:r>
+      <w:r>
+        <w:rPr>
           <w:b/>
           <w:lang w:val="fr_FR" w:bidi="fr_FR"/>
         </w:rPr>
@@ -6287,6 +7099,20 @@
       </w:r>
       <w:r>
         <w:rPr>
+          <w:lang w:val="fr_FR" w:bidi="fr_FR"/>
+        </w:rPr>
+        <w:t>אֲהָ֖הּ לַ⁠יּ֑וֹם</w:t>
+      </w:r>
+    </w:p>
+    <w:p>
+      <w:pPr/>
+      <w:r>
+        <w:rPr>
+          <w:lang w:val="fr_FR" w:bidi="fr_FR"/>
+        </w:rPr>
+      </w:r>
+      <w:r>
+        <w:rPr>
           <w:b/>
           <w:lang w:val="fr_FR" w:bidi="fr_FR"/>
         </w:rPr>
@@ -6383,6 +7209,20 @@
       </w:r>
       <w:r>
         <w:rPr>
+          <w:lang w:val="fr_FR" w:bidi="fr_FR"/>
+        </w:rPr>
+        <w:t>י֣וֹם יְהוָ֔ה</w:t>
+      </w:r>
+    </w:p>
+    <w:p>
+      <w:pPr/>
+      <w:r>
+        <w:rPr>
+          <w:lang w:val="fr_FR" w:bidi="fr_FR"/>
+        </w:rPr>
+      </w:r>
+      <w:r>
+        <w:rPr>
           <w:b/>
           <w:lang w:val="fr_FR" w:bidi="fr_FR"/>
         </w:rPr>
@@ -6479,6 +7319,20 @@
       </w:r>
       <w:r>
         <w:rPr>
+          <w:lang w:val="fr_FR" w:bidi="fr_FR"/>
+        </w:rPr>
+        <w:t>וּ⁠כְ⁠שֹׁ֖ד מִ⁠שַׁדַּ֥י יָבֽוֹא</w:t>
+      </w:r>
+    </w:p>
+    <w:p>
+      <w:pPr/>
+      <w:r>
+        <w:rPr>
+          <w:lang w:val="fr_FR" w:bidi="fr_FR"/>
+        </w:rPr>
+      </w:r>
+      <w:r>
+        <w:rPr>
           <w:b/>
           <w:lang w:val="fr_FR" w:bidi="fr_FR"/>
         </w:rPr>
@@ -6575,6 +7429,20 @@
       </w:r>
       <w:r>
         <w:rPr>
+          <w:lang w:val="fr_FR" w:bidi="fr_FR"/>
+        </w:rPr>
+        <w:t>מִ⁠שַׁדַּ֥י</w:t>
+      </w:r>
+    </w:p>
+    <w:p>
+      <w:pPr/>
+      <w:r>
+        <w:rPr>
+          <w:lang w:val="fr_FR" w:bidi="fr_FR"/>
+        </w:rPr>
+      </w:r>
+      <w:r>
+        <w:rPr>
           <w:b/>
           <w:lang w:val="fr_FR" w:bidi="fr_FR"/>
         </w:rPr>
@@ -6671,6 +7539,20 @@
       </w:r>
       <w:r>
         <w:rPr>
+          <w:lang w:val="fr_FR" w:bidi="fr_FR"/>
+        </w:rPr>
+        <w:t>הֲ⁠ל֛וֹא נֶ֥גֶד עֵינֵ֖י⁠נוּ אֹ֣כֶל נִכְרָ֑ת מִ⁠בֵּ֥ית אֱלֹהֵ֖י⁠נוּ שִׂמְחָ֥ה וָ⁠גִֽיל</w:t>
+      </w:r>
+    </w:p>
+    <w:p>
+      <w:pPr/>
+      <w:r>
+        <w:rPr>
+          <w:lang w:val="fr_FR" w:bidi="fr_FR"/>
+        </w:rPr>
+      </w:r>
+      <w:r>
+        <w:rPr>
           <w:b/>
           <w:lang w:val="fr_FR" w:bidi="fr_FR"/>
         </w:rPr>
@@ -6754,6 +7636,20 @@
       </w:r>
       <w:r>
         <w:rPr>
+          <w:lang w:val="fr_FR" w:bidi="fr_FR"/>
+        </w:rPr>
+        <w:t>הֲ⁠ל֛וֹא נֶ֥גֶד עֵינֵ֖י⁠נוּ אֹ֣כֶל נִכְרָ֑ת</w:t>
+      </w:r>
+    </w:p>
+    <w:p>
+      <w:pPr/>
+      <w:r>
+        <w:rPr>
+          <w:lang w:val="fr_FR" w:bidi="fr_FR"/>
+        </w:rPr>
+      </w:r>
+      <w:r>
+        <w:rPr>
           <w:b/>
           <w:lang w:val="fr_FR" w:bidi="fr_FR"/>
         </w:rPr>
@@ -6837,6 +7733,20 @@
       </w:r>
       <w:r>
         <w:rPr>
+          <w:lang w:val="fr_FR" w:bidi="fr_FR"/>
+        </w:rPr>
+        <w:t>נֶ֥גֶד עֵינֵ֖י⁠נוּ</w:t>
+      </w:r>
+    </w:p>
+    <w:p>
+      <w:pPr/>
+      <w:r>
+        <w:rPr>
+          <w:lang w:val="fr_FR" w:bidi="fr_FR"/>
+        </w:rPr>
+      </w:r>
+      <w:r>
+        <w:rPr>
           <w:b/>
           <w:lang w:val="fr_FR" w:bidi="fr_FR"/>
         </w:rPr>
@@ -6933,6 +7843,20 @@
       </w:r>
       <w:r>
         <w:rPr>
+          <w:lang w:val="fr_FR" w:bidi="fr_FR"/>
+        </w:rPr>
+        <w:t>מִ⁠בֵּ֥ית אֱלֹהֵ֖י⁠נוּ שִׂמְחָ֥ה וָ⁠גִֽיל</w:t>
+      </w:r>
+    </w:p>
+    <w:p>
+      <w:pPr/>
+      <w:r>
+        <w:rPr>
+          <w:lang w:val="fr_FR" w:bidi="fr_FR"/>
+        </w:rPr>
+      </w:r>
+      <w:r>
+        <w:rPr>
           <w:b/>
           <w:lang w:val="fr_FR" w:bidi="fr_FR"/>
         </w:rPr>
@@ -7016,6 +7940,20 @@
       </w:r>
       <w:r>
         <w:rPr>
+          <w:lang w:val="fr_FR" w:bidi="fr_FR"/>
+        </w:rPr>
+        <w:t>שִׂמְחָ֥ה וָ⁠גִֽיל</w:t>
+      </w:r>
+    </w:p>
+    <w:p>
+      <w:pPr/>
+      <w:r>
+        <w:rPr>
+          <w:lang w:val="fr_FR" w:bidi="fr_FR"/>
+        </w:rPr>
+      </w:r>
+      <w:r>
+        <w:rPr>
           <w:b/>
           <w:lang w:val="fr_FR" w:bidi="fr_FR"/>
         </w:rPr>
@@ -7125,6 +8063,20 @@
       </w:r>
       <w:r>
         <w:rPr>
+          <w:lang w:val="fr_FR" w:bidi="fr_FR"/>
+        </w:rPr>
+        <w:t>נֶהֶרְס֖וּ מַמְּגֻר֑וֹת</w:t>
+      </w:r>
+    </w:p>
+    <w:p>
+      <w:pPr/>
+      <w:r>
+        <w:rPr>
+          <w:lang w:val="fr_FR" w:bidi="fr_FR"/>
+        </w:rPr>
+      </w:r>
+      <w:r>
+        <w:rPr>
           <w:b/>
           <w:lang w:val="fr_FR" w:bidi="fr_FR"/>
         </w:rPr>
@@ -7208,6 +8160,20 @@
       </w:r>
       <w:r>
         <w:rPr>
+          <w:lang w:val="fr_FR" w:bidi="fr_FR"/>
+        </w:rPr>
+        <w:t>הֹבִ֖ישׁ דָּגָֽן</w:t>
+      </w:r>
+    </w:p>
+    <w:p>
+      <w:pPr/>
+      <w:r>
+        <w:rPr>
+          <w:lang w:val="fr_FR" w:bidi="fr_FR"/>
+        </w:rPr>
+      </w:r>
+      <w:r>
+        <w:rPr>
           <w:b/>
           <w:lang w:val="fr_FR" w:bidi="fr_FR"/>
         </w:rPr>
@@ -7317,6 +8283,20 @@
       </w:r>
       <w:r>
         <w:rPr>
+          <w:lang w:val="fr_FR" w:bidi="fr_FR"/>
+        </w:rPr>
+        <w:t>מַה־נֶּאֶנְחָ֣ה בְהֵמָ֗ה</w:t>
+      </w:r>
+    </w:p>
+    <w:p>
+      <w:pPr/>
+      <w:r>
+        <w:rPr>
+          <w:lang w:val="fr_FR" w:bidi="fr_FR"/>
+        </w:rPr>
+      </w:r>
+      <w:r>
+        <w:rPr>
           <w:b/>
           <w:lang w:val="fr_FR" w:bidi="fr_FR"/>
         </w:rPr>
@@ -7400,6 +8380,20 @@
       </w:r>
       <w:r>
         <w:rPr>
+          <w:lang w:val="fr_FR" w:bidi="fr_FR"/>
+        </w:rPr>
+        <w:t>מַה־נֶּאֶנְחָ֣ה בְהֵמָ֗ה</w:t>
+      </w:r>
+    </w:p>
+    <w:p>
+      <w:pPr/>
+      <w:r>
+        <w:rPr>
+          <w:lang w:val="fr_FR" w:bidi="fr_FR"/>
+        </w:rPr>
+      </w:r>
+      <w:r>
+        <w:rPr>
           <w:b/>
           <w:lang w:val="fr_FR" w:bidi="fr_FR"/>
         </w:rPr>
@@ -7509,6 +8503,20 @@
       </w:r>
       <w:r>
         <w:rPr>
+          <w:lang w:val="fr_FR" w:bidi="fr_FR"/>
+        </w:rPr>
+        <w:t>נָבֹ֨כוּ֙ עֶדְרֵ֣י בָקָ֔ר</w:t>
+      </w:r>
+    </w:p>
+    <w:p>
+      <w:pPr/>
+      <w:r>
+        <w:rPr>
+          <w:lang w:val="fr_FR" w:bidi="fr_FR"/>
+        </w:rPr>
+      </w:r>
+      <w:r>
+        <w:rPr>
           <w:b/>
           <w:lang w:val="fr_FR" w:bidi="fr_FR"/>
         </w:rPr>
@@ -7592,6 +8600,20 @@
       </w:r>
       <w:r>
         <w:rPr>
+          <w:lang w:val="fr_FR" w:bidi="fr_FR"/>
+        </w:rPr>
+        <w:t>עֶדְרֵ֥י הַ⁠צֹּ֖אן נֶאְשָֽׁמוּ</w:t>
+      </w:r>
+    </w:p>
+    <w:p>
+      <w:pPr/>
+      <w:r>
+        <w:rPr>
+          <w:lang w:val="fr_FR" w:bidi="fr_FR"/>
+        </w:rPr>
+      </w:r>
+      <w:r>
+        <w:rPr>
           <w:b/>
           <w:lang w:val="fr_FR" w:bidi="fr_FR"/>
         </w:rPr>
@@ -7675,6 +8697,20 @@
       </w:r>
       <w:r>
         <w:rPr>
+          <w:lang w:val="fr_FR" w:bidi="fr_FR"/>
+        </w:rPr>
+        <w:t>עֶדְרֵ֥י הַ⁠צֹּ֖אן נֶאְשָֽׁמוּ</w:t>
+      </w:r>
+    </w:p>
+    <w:p>
+      <w:pPr/>
+      <w:r>
+        <w:rPr>
+          <w:lang w:val="fr_FR" w:bidi="fr_FR"/>
+        </w:rPr>
+      </w:r>
+      <w:r>
+        <w:rPr>
           <w:b/>
           <w:lang w:val="fr_FR" w:bidi="fr_FR"/>
         </w:rPr>
@@ -7758,6 +8794,20 @@
       </w:r>
       <w:r>
         <w:rPr>
+          <w:lang w:val="fr_FR" w:bidi="fr_FR"/>
+        </w:rPr>
+        <w:t>אֵלֶ֥י⁠ךָ יְהוָ֖ה אֶקְרָ֑א</w:t>
+      </w:r>
+    </w:p>
+    <w:p>
+      <w:pPr/>
+      <w:r>
+        <w:rPr>
+          <w:lang w:val="fr_FR" w:bidi="fr_FR"/>
+        </w:rPr>
+      </w:r>
+      <w:r>
+        <w:rPr>
           <w:b/>
           <w:lang w:val="fr_FR" w:bidi="fr_FR"/>
         </w:rPr>
@@ -7841,6 +8891,20 @@
       </w:r>
       <w:r>
         <w:rPr>
+          <w:lang w:val="fr_FR" w:bidi="fr_FR"/>
+        </w:rPr>
+        <w:t>כִּ֣י אֵ֗שׁ אָֽכְלָה֙ נְא֣וֹת מִדְבָּ֔ר</w:t>
+      </w:r>
+    </w:p>
+    <w:p>
+      <w:pPr/>
+      <w:r>
+        <w:rPr>
+          <w:lang w:val="fr_FR" w:bidi="fr_FR"/>
+        </w:rPr>
+      </w:r>
+      <w:r>
+        <w:rPr>
           <w:b/>
           <w:lang w:val="fr_FR" w:bidi="fr_FR"/>
         </w:rPr>
@@ -7937,6 +9001,20 @@
       </w:r>
       <w:r>
         <w:rPr>
+          <w:lang w:val="fr_FR" w:bidi="fr_FR"/>
+        </w:rPr>
+        <w:t>וְ⁠לֶ֣הָבָ֔ה לִהֲטָ֖ה כָּל־עֲצֵ֥י הַ⁠שָּׂדֶֽה</w:t>
+      </w:r>
+    </w:p>
+    <w:p>
+      <w:pPr/>
+      <w:r>
+        <w:rPr>
+          <w:lang w:val="fr_FR" w:bidi="fr_FR"/>
+        </w:rPr>
+      </w:r>
+      <w:r>
+        <w:rPr>
           <w:b/>
           <w:lang w:val="fr_FR" w:bidi="fr_FR"/>
         </w:rPr>
@@ -8046,6 +9124,20 @@
       </w:r>
       <w:r>
         <w:rPr>
+          <w:lang w:val="fr_FR" w:bidi="fr_FR"/>
+        </w:rPr>
+        <w:t>וְ⁠לֶ֣הָבָ֔ה לִהֲטָ֖ה כָּל־עֲצֵ֥י הַ⁠שָּׂדֶֽה</w:t>
+      </w:r>
+    </w:p>
+    <w:p>
+      <w:pPr/>
+      <w:r>
+        <w:rPr>
+          <w:lang w:val="fr_FR" w:bidi="fr_FR"/>
+        </w:rPr>
+      </w:r>
+      <w:r>
+        <w:rPr>
           <w:b/>
           <w:lang w:val="fr_FR" w:bidi="fr_FR"/>
         </w:rPr>
@@ -8131,6 +9223,20 @@
         <w:rPr>
           <w:lang w:val="fr_FR" w:bidi="fr_FR"/>
         </w:rPr>
+      </w:r>
+    </w:p>
+    <w:p>
+      <w:pPr/>
+      <w:r>
+        <w:rPr>
+          <w:lang w:val="fr_FR" w:bidi="fr_FR"/>
+        </w:rPr>
+      </w:r>
+      <w:r>
+        <w:rPr>
+          <w:lang w:val="fr_FR" w:bidi="fr_FR"/>
+        </w:rPr>
+        <w:t>אֵלֶ֑י⁠ךָ</w:t>
       </w:r>
     </w:p>
     <w:p>
@@ -8339,6 +9445,20 @@
       </w:r>
       <w:r>
         <w:rPr>
+          <w:lang w:val="fr_FR" w:bidi="fr_FR"/>
+        </w:rPr>
+        <w:t>תִּקְע֨וּ שׁוֹפָ֜ר בְּ⁠צִיּ֗וֹן וְ⁠הָרִ֨יעוּ֙ בְּ⁠הַ֣ר קָדְשִׁ֔⁠י</w:t>
+      </w:r>
+    </w:p>
+    <w:p>
+      <w:pPr/>
+      <w:r>
+        <w:rPr>
+          <w:lang w:val="fr_FR" w:bidi="fr_FR"/>
+        </w:rPr>
+      </w:r>
+      <w:r>
+        <w:rPr>
           <w:b/>
           <w:lang w:val="fr_FR" w:bidi="fr_FR"/>
         </w:rPr>
@@ -8422,6 +9542,20 @@
       </w:r>
       <w:r>
         <w:rPr>
+          <w:lang w:val="fr_FR" w:bidi="fr_FR"/>
+        </w:rPr>
+        <w:t>שׁוֹפָ֜ר</w:t>
+      </w:r>
+    </w:p>
+    <w:p>
+      <w:pPr/>
+      <w:r>
+        <w:rPr>
+          <w:lang w:val="fr_FR" w:bidi="fr_FR"/>
+        </w:rPr>
+      </w:r>
+      <w:r>
+        <w:rPr>
           <w:b/>
           <w:lang w:val="fr_FR" w:bidi="fr_FR"/>
         </w:rPr>
@@ -8531,6 +9665,20 @@
       </w:r>
       <w:r>
         <w:rPr>
+          <w:lang w:val="fr_FR" w:bidi="fr_FR"/>
+        </w:rPr>
+        <w:t>שׁוֹפָ֜ר</w:t>
+      </w:r>
+    </w:p>
+    <w:p>
+      <w:pPr/>
+      <w:r>
+        <w:rPr>
+          <w:lang w:val="fr_FR" w:bidi="fr_FR"/>
+        </w:rPr>
+      </w:r>
+      <w:r>
+        <w:rPr>
           <w:b/>
           <w:lang w:val="fr_FR" w:bidi="fr_FR"/>
         </w:rPr>
@@ -8627,6 +9775,20 @@
       </w:r>
       <w:r>
         <w:rPr>
+          <w:lang w:val="fr_FR" w:bidi="fr_FR"/>
+        </w:rPr>
+        <w:t>בְּ⁠הַ֣ר קָדְשִׁ֔⁠י</w:t>
+      </w:r>
+    </w:p>
+    <w:p>
+      <w:pPr/>
+      <w:r>
+        <w:rPr>
+          <w:lang w:val="fr_FR" w:bidi="fr_FR"/>
+        </w:rPr>
+      </w:r>
+      <w:r>
+        <w:rPr>
           <w:b/>
           <w:lang w:val="fr_FR" w:bidi="fr_FR"/>
         </w:rPr>
@@ -8712,6 +9874,20 @@
         <w:rPr>
           <w:lang w:val="fr_FR" w:bidi="fr_FR"/>
         </w:rPr>
+      </w:r>
+    </w:p>
+    <w:p>
+      <w:pPr/>
+      <w:r>
+        <w:rPr>
+          <w:lang w:val="fr_FR" w:bidi="fr_FR"/>
+        </w:rPr>
+      </w:r>
+      <w:r>
+        <w:rPr>
+          <w:lang w:val="fr_FR" w:bidi="fr_FR"/>
+        </w:rPr>
+        <w:t>יִרְגְּז֕וּ</w:t>
       </w:r>
     </w:p>
     <w:p>
@@ -8920,6 +10096,20 @@
       </w:r>
       <w:r>
         <w:rPr>
+          <w:lang w:val="fr_FR" w:bidi="fr_FR"/>
+        </w:rPr>
+        <w:t>י֧וֹם חֹ֣שֶׁךְ וַ⁠אֲפֵלָ֗ה י֤וֹם עָנָן֙ וַ⁠עֲרָפֶ֔ל</w:t>
+      </w:r>
+    </w:p>
+    <w:p>
+      <w:pPr/>
+      <w:r>
+        <w:rPr>
+          <w:lang w:val="fr_FR" w:bidi="fr_FR"/>
+        </w:rPr>
+      </w:r>
+      <w:r>
+        <w:rPr>
           <w:b/>
           <w:lang w:val="fr_FR" w:bidi="fr_FR"/>
         </w:rPr>
@@ -9016,6 +10206,20 @@
       </w:r>
       <w:r>
         <w:rPr>
+          <w:lang w:val="fr_FR" w:bidi="fr_FR"/>
+        </w:rPr>
+        <w:t>חֹ֣שֶׁךְ וַ⁠אֲפֵלָ֗ה</w:t>
+      </w:r>
+    </w:p>
+    <w:p>
+      <w:pPr/>
+      <w:r>
+        <w:rPr>
+          <w:lang w:val="fr_FR" w:bidi="fr_FR"/>
+        </w:rPr>
+      </w:r>
+      <w:r>
+        <w:rPr>
           <w:b/>
           <w:lang w:val="fr_FR" w:bidi="fr_FR"/>
         </w:rPr>
@@ -9125,6 +10329,20 @@
       </w:r>
       <w:r>
         <w:rPr>
+          <w:lang w:val="fr_FR" w:bidi="fr_FR"/>
+        </w:rPr>
+        <w:t>עָנָן֙ וַ⁠עֲרָפֶ֔ל</w:t>
+      </w:r>
+    </w:p>
+    <w:p>
+      <w:pPr/>
+      <w:r>
+        <w:rPr>
+          <w:lang w:val="fr_FR" w:bidi="fr_FR"/>
+        </w:rPr>
+      </w:r>
+      <w:r>
+        <w:rPr>
           <w:b/>
           <w:lang w:val="fr_FR" w:bidi="fr_FR"/>
         </w:rPr>
@@ -9234,6 +10452,20 @@
       </w:r>
       <w:r>
         <w:rPr>
+          <w:lang w:val="fr_FR" w:bidi="fr_FR"/>
+        </w:rPr>
+        <w:t>כְּ⁠שַׁ֖חַר פָּרֻ֣שׂ עַל־הֶֽ⁠הָרִ֑ים</w:t>
+      </w:r>
+    </w:p>
+    <w:p>
+      <w:pPr/>
+      <w:r>
+        <w:rPr>
+          <w:lang w:val="fr_FR" w:bidi="fr_FR"/>
+        </w:rPr>
+      </w:r>
+      <w:r>
+        <w:rPr>
           <w:b/>
           <w:lang w:val="fr_FR" w:bidi="fr_FR"/>
         </w:rPr>
@@ -9317,6 +10549,20 @@
       </w:r>
       <w:r>
         <w:rPr>
+          <w:lang w:val="fr_FR" w:bidi="fr_FR"/>
+        </w:rPr>
+        <w:t>כְּ⁠שַׁ֖חַר פָּרֻ֣שׂ עַל־הֶֽ⁠הָרִ֑ים</w:t>
+      </w:r>
+    </w:p>
+    <w:p>
+      <w:pPr/>
+      <w:r>
+        <w:rPr>
+          <w:lang w:val="fr_FR" w:bidi="fr_FR"/>
+        </w:rPr>
+      </w:r>
+      <w:r>
+        <w:rPr>
           <w:b/>
           <w:lang w:val="fr_FR" w:bidi="fr_FR"/>
         </w:rPr>
@@ -9419,6 +10665,20 @@
       </w:r>
       <w:r>
         <w:rPr>
+          <w:lang w:val="fr_FR" w:bidi="fr_FR"/>
+        </w:rPr>
+        <w:t>כְּ⁠שַׁ֖חַר</w:t>
+      </w:r>
+    </w:p>
+    <w:p>
+      <w:pPr/>
+      <w:r>
+        <w:rPr>
+          <w:lang w:val="fr_FR" w:bidi="fr_FR"/>
+        </w:rPr>
+      </w:r>
+      <w:r>
+        <w:rPr>
           <w:b/>
           <w:lang w:val="fr_FR" w:bidi="fr_FR"/>
         </w:rPr>
@@ -9515,6 +10775,20 @@
       </w:r>
       <w:r>
         <w:rPr>
+          <w:lang w:val="fr_FR" w:bidi="fr_FR"/>
+        </w:rPr>
+        <w:t>עַ֚ם רַ֣ב וְ⁠עָצ֔וּם</w:t>
+      </w:r>
+    </w:p>
+    <w:p>
+      <w:pPr/>
+      <w:r>
+        <w:rPr>
+          <w:lang w:val="fr_FR" w:bidi="fr_FR"/>
+        </w:rPr>
+      </w:r>
+      <w:r>
+        <w:rPr>
           <w:b/>
           <w:lang w:val="fr_FR" w:bidi="fr_FR"/>
         </w:rPr>
@@ -9598,6 +10872,20 @@
       </w:r>
       <w:r>
         <w:rPr>
+          <w:lang w:val="fr_FR" w:bidi="fr_FR"/>
+        </w:rPr>
+        <w:t>עַ֚ם רַ֣ב וְ⁠עָצ֔וּם</w:t>
+      </w:r>
+    </w:p>
+    <w:p>
+      <w:pPr/>
+      <w:r>
+        <w:rPr>
+          <w:lang w:val="fr_FR" w:bidi="fr_FR"/>
+        </w:rPr>
+      </w:r>
+      <w:r>
+        <w:rPr>
           <w:b/>
           <w:lang w:val="fr_FR" w:bidi="fr_FR"/>
         </w:rPr>
@@ -9707,6 +10995,20 @@
       </w:r>
       <w:r>
         <w:rPr>
+          <w:lang w:val="fr_FR" w:bidi="fr_FR"/>
+        </w:rPr>
+        <w:t>כָּמֹ֗⁠הוּ לֹ֤א נִֽהְיָה֙ מִן־הָ֣⁠עוֹלָ֔ם וְ⁠אַֽחֲרָי⁠ו֙ לֹ֣א יוֹסֵ֔ף עַד־שְׁנֵ֖י דּ֥וֹר וָ⁠דֽוֹר</w:t>
+      </w:r>
+    </w:p>
+    <w:p>
+      <w:pPr/>
+      <w:r>
+        <w:rPr>
+          <w:lang w:val="fr_FR" w:bidi="fr_FR"/>
+        </w:rPr>
+      </w:r>
+      <w:r>
+        <w:rPr>
           <w:b/>
           <w:lang w:val="fr_FR" w:bidi="fr_FR"/>
         </w:rPr>
@@ -9790,6 +11092,20 @@
       </w:r>
       <w:r>
         <w:rPr>
+          <w:lang w:val="fr_FR" w:bidi="fr_FR"/>
+        </w:rPr>
+        <w:t>עַד־שְׁנֵ֖י דּ֥וֹר וָ⁠דֽוֹר</w:t>
+      </w:r>
+    </w:p>
+    <w:p>
+      <w:pPr/>
+      <w:r>
+        <w:rPr>
+          <w:lang w:val="fr_FR" w:bidi="fr_FR"/>
+        </w:rPr>
+      </w:r>
+      <w:r>
+        <w:rPr>
           <w:b/>
           <w:lang w:val="fr_FR" w:bidi="fr_FR"/>
         </w:rPr>
@@ -9873,6 +11189,20 @@
       </w:r>
       <w:r>
         <w:rPr>
+          <w:lang w:val="fr_FR" w:bidi="fr_FR"/>
+        </w:rPr>
+        <w:t>לְ⁠פָנָי⁠ו֙ אָ֣כְלָה אֵ֔שׁ וְ⁠אַחֲרָ֖י⁠ו תְּלַהֵ֣ט לֶֽהָבָ֑ה כְּ⁠גַן־עֵ֨דֶן הָ⁠אָ֜רֶץ לְ⁠פָנָ֗י⁠ו וְ⁠אַֽחֲרָי⁠ו֙ מִדְבַּ֣ר שְׁמָמָ֔ה וְ⁠גַם־פְּלֵיטָ֖ה לֹא־הָ֥יְתָה לּֽ⁠וֹ</w:t>
+      </w:r>
+    </w:p>
+    <w:p>
+      <w:pPr/>
+      <w:r>
+        <w:rPr>
+          <w:lang w:val="fr_FR" w:bidi="fr_FR"/>
+        </w:rPr>
+      </w:r>
+      <w:r>
+        <w:rPr>
           <w:b/>
           <w:lang w:val="fr_FR" w:bidi="fr_FR"/>
         </w:rPr>
@@ -9981,6 +11311,20 @@
       </w:r>
       <w:r>
         <w:rPr>
+          <w:lang w:val="fr_FR" w:bidi="fr_FR"/>
+        </w:rPr>
+        <w:t>לְ⁠פָנָי⁠ו֙ אָ֣כְלָה אֵ֔שׁ וְ⁠אַחֲרָ֖י⁠ו תְּלַהֵ֣ט לֶֽהָבָ֑ה</w:t>
+      </w:r>
+    </w:p>
+    <w:p>
+      <w:pPr/>
+      <w:r>
+        <w:rPr>
+          <w:lang w:val="fr_FR" w:bidi="fr_FR"/>
+        </w:rPr>
+      </w:r>
+      <w:r>
+        <w:rPr>
           <w:b/>
           <w:lang w:val="fr_FR" w:bidi="fr_FR"/>
         </w:rPr>
@@ -10090,6 +11434,20 @@
       </w:r>
       <w:r>
         <w:rPr>
+          <w:lang w:val="fr_FR" w:bidi="fr_FR"/>
+        </w:rPr>
+        <w:t>לְ⁠פָנָי⁠ו֙ אָ֣כְלָה אֵ֔שׁ</w:t>
+      </w:r>
+    </w:p>
+    <w:p>
+      <w:pPr/>
+      <w:r>
+        <w:rPr>
+          <w:lang w:val="fr_FR" w:bidi="fr_FR"/>
+        </w:rPr>
+      </w:r>
+      <w:r>
+        <w:rPr>
           <w:b/>
           <w:lang w:val="fr_FR" w:bidi="fr_FR"/>
         </w:rPr>
@@ -10186,6 +11544,20 @@
       </w:r>
       <w:r>
         <w:rPr>
+          <w:lang w:val="fr_FR" w:bidi="fr_FR"/>
+        </w:rPr>
+        <w:t>כְּ⁠גַן־עֵ֨דֶן הָ⁠אָ֜רֶץ לְ⁠פָנָ֗י⁠ו</w:t>
+      </w:r>
+    </w:p>
+    <w:p>
+      <w:pPr/>
+      <w:r>
+        <w:rPr>
+          <w:lang w:val="fr_FR" w:bidi="fr_FR"/>
+        </w:rPr>
+      </w:r>
+      <w:r>
+        <w:rPr>
           <w:b/>
           <w:lang w:val="fr_FR" w:bidi="fr_FR"/>
         </w:rPr>
@@ -10269,6 +11641,20 @@
       </w:r>
       <w:r>
         <w:rPr>
+          <w:lang w:val="fr_FR" w:bidi="fr_FR"/>
+        </w:rPr>
+        <w:t>מִדְבַּ֣ר שְׁמָמָ֔ה</w:t>
+      </w:r>
+    </w:p>
+    <w:p>
+      <w:pPr/>
+      <w:r>
+        <w:rPr>
+          <w:lang w:val="fr_FR" w:bidi="fr_FR"/>
+        </w:rPr>
+      </w:r>
+      <w:r>
+        <w:rPr>
           <w:b/>
           <w:lang w:val="fr_FR" w:bidi="fr_FR"/>
         </w:rPr>
@@ -10365,6 +11751,20 @@
       </w:r>
       <w:r>
         <w:rPr>
+          <w:lang w:val="fr_FR" w:bidi="fr_FR"/>
+        </w:rPr>
+        <w:t>וְ⁠גַם־פְּלֵיטָ֖ה לֹא־הָ֥יְתָה לּֽ⁠וֹ</w:t>
+      </w:r>
+    </w:p>
+    <w:p>
+      <w:pPr/>
+      <w:r>
+        <w:rPr>
+          <w:lang w:val="fr_FR" w:bidi="fr_FR"/>
+        </w:rPr>
+      </w:r>
+      <w:r>
+        <w:rPr>
           <w:b/>
           <w:lang w:val="fr_FR" w:bidi="fr_FR"/>
         </w:rPr>
@@ -10448,6 +11848,20 @@
       </w:r>
       <w:r>
         <w:rPr>
+          <w:lang w:val="fr_FR" w:bidi="fr_FR"/>
+        </w:rPr>
+        <w:t>פְּלֵיטָ֖ה לֹא־הָ֥יְתָה לּֽ⁠וֹ</w:t>
+      </w:r>
+    </w:p>
+    <w:p>
+      <w:pPr/>
+      <w:r>
+        <w:rPr>
+          <w:lang w:val="fr_FR" w:bidi="fr_FR"/>
+        </w:rPr>
+      </w:r>
+      <w:r>
+        <w:rPr>
           <w:b/>
           <w:lang w:val="fr_FR" w:bidi="fr_FR"/>
         </w:rPr>
@@ -10544,6 +11958,20 @@
       </w:r>
       <w:r>
         <w:rPr>
+          <w:lang w:val="fr_FR" w:bidi="fr_FR"/>
+        </w:rPr>
+        <w:t>כְּ⁠מַרְאֵ֥ה סוּסִ֖ים מַרְאֵ֑⁠הוּ</w:t>
+      </w:r>
+    </w:p>
+    <w:p>
+      <w:pPr/>
+      <w:r>
+        <w:rPr>
+          <w:lang w:val="fr_FR" w:bidi="fr_FR"/>
+        </w:rPr>
+      </w:r>
+      <w:r>
+        <w:rPr>
           <w:b/>
           <w:lang w:val="fr_FR" w:bidi="fr_FR"/>
         </w:rPr>
@@ -10627,6 +12055,20 @@
       </w:r>
       <w:r>
         <w:rPr>
+          <w:lang w:val="fr_FR" w:bidi="fr_FR"/>
+        </w:rPr>
+        <w:t>כְּ⁠מַרְאֵ֥ה &amp; מַרְאֵ֑⁠הוּ</w:t>
+      </w:r>
+    </w:p>
+    <w:p>
+      <w:pPr/>
+      <w:r>
+        <w:rPr>
+          <w:lang w:val="fr_FR" w:bidi="fr_FR"/>
+        </w:rPr>
+      </w:r>
+      <w:r>
+        <w:rPr>
           <w:b/>
           <w:lang w:val="fr_FR" w:bidi="fr_FR"/>
         </w:rPr>
@@ -10710,6 +12152,20 @@
       </w:r>
       <w:r>
         <w:rPr>
+          <w:lang w:val="fr_FR" w:bidi="fr_FR"/>
+        </w:rPr>
+        <w:t>וּ⁠כְ⁠פָרָשִׁ֖ים כֵּ֥ן יְרוּצֽוּ⁠ן</w:t>
+      </w:r>
+    </w:p>
+    <w:p>
+      <w:pPr/>
+      <w:r>
+        <w:rPr>
+          <w:lang w:val="fr_FR" w:bidi="fr_FR"/>
+        </w:rPr>
+      </w:r>
+      <w:r>
+        <w:rPr>
           <w:b/>
           <w:lang w:val="fr_FR" w:bidi="fr_FR"/>
         </w:rPr>
@@ -10793,6 +12249,20 @@
       </w:r>
       <w:r>
         <w:rPr>
+          <w:lang w:val="fr_FR" w:bidi="fr_FR"/>
+        </w:rPr>
+        <w:t>כְּ⁠ק֣וֹל מַרְכָּב֗וֹת עַל־רָאשֵׁ֤י הֶֽ⁠הָרִים֙ יְרַקֵּד֔וּ⁠ן</w:t>
+      </w:r>
+    </w:p>
+    <w:p>
+      <w:pPr/>
+      <w:r>
+        <w:rPr>
+          <w:lang w:val="fr_FR" w:bidi="fr_FR"/>
+        </w:rPr>
+      </w:r>
+      <w:r>
+        <w:rPr>
           <w:b/>
           <w:lang w:val="fr_FR" w:bidi="fr_FR"/>
         </w:rPr>
@@ -10876,6 +12346,20 @@
       </w:r>
       <w:r>
         <w:rPr>
+          <w:lang w:val="fr_FR" w:bidi="fr_FR"/>
+        </w:rPr>
+        <w:t>כְּ⁠קוֹל֙ לַ֣הַב אֵ֔שׁ אֹכְלָ֖ה קָ֑שׁ</w:t>
+      </w:r>
+    </w:p>
+    <w:p>
+      <w:pPr/>
+      <w:r>
+        <w:rPr>
+          <w:lang w:val="fr_FR" w:bidi="fr_FR"/>
+        </w:rPr>
+      </w:r>
+      <w:r>
+        <w:rPr>
           <w:b/>
           <w:lang w:val="fr_FR" w:bidi="fr_FR"/>
         </w:rPr>
@@ -10959,6 +12443,20 @@
       </w:r>
       <w:r>
         <w:rPr>
+          <w:lang w:val="fr_FR" w:bidi="fr_FR"/>
+        </w:rPr>
+        <w:t>כְּ⁠עַ֣ם עָצ֔וּם עֱר֖וּךְ מִלְחָמָֽה</w:t>
+      </w:r>
+    </w:p>
+    <w:p>
+      <w:pPr/>
+      <w:r>
+        <w:rPr>
+          <w:lang w:val="fr_FR" w:bidi="fr_FR"/>
+        </w:rPr>
+      </w:r>
+      <w:r>
+        <w:rPr>
           <w:b/>
           <w:lang w:val="fr_FR" w:bidi="fr_FR"/>
         </w:rPr>
@@ -11042,6 +12540,20 @@
       </w:r>
       <w:r>
         <w:rPr>
+          <w:lang w:val="fr_FR" w:bidi="fr_FR"/>
+        </w:rPr>
+        <w:t>כְּ⁠עַ֣ם עָצ֔וּם עֱר֖וּךְ מִלְחָמָֽה</w:t>
+      </w:r>
+    </w:p>
+    <w:p>
+      <w:pPr/>
+      <w:r>
+        <w:rPr>
+          <w:lang w:val="fr_FR" w:bidi="fr_FR"/>
+        </w:rPr>
+      </w:r>
+      <w:r>
+        <w:rPr>
           <w:b/>
           <w:lang w:val="fr_FR" w:bidi="fr_FR"/>
         </w:rPr>
@@ -11125,6 +12637,20 @@
       </w:r>
       <w:r>
         <w:rPr>
+          <w:lang w:val="fr_FR" w:bidi="fr_FR"/>
+        </w:rPr>
+        <w:t>כְּ⁠עַ֣ם עָצ֔וּם עֱר֖וּךְ מִלְחָמָֽה</w:t>
+      </w:r>
+    </w:p>
+    <w:p>
+      <w:pPr/>
+      <w:r>
+        <w:rPr>
+          <w:lang w:val="fr_FR" w:bidi="fr_FR"/>
+        </w:rPr>
+      </w:r>
+      <w:r>
+        <w:rPr>
           <w:b/>
           <w:lang w:val="fr_FR" w:bidi="fr_FR"/>
         </w:rPr>
@@ -11208,6 +12734,20 @@
       </w:r>
       <w:r>
         <w:rPr>
+          <w:lang w:val="fr_FR" w:bidi="fr_FR"/>
+        </w:rPr>
+        <w:t>יָחִ֣ילוּ</w:t>
+      </w:r>
+    </w:p>
+    <w:p>
+      <w:pPr/>
+      <w:r>
+        <w:rPr>
+          <w:lang w:val="fr_FR" w:bidi="fr_FR"/>
+        </w:rPr>
+      </w:r>
+      <w:r>
+        <w:rPr>
           <w:b/>
           <w:lang w:val="fr_FR" w:bidi="fr_FR"/>
         </w:rPr>
@@ -11304,6 +12844,20 @@
       </w:r>
       <w:r>
         <w:rPr>
+          <w:lang w:val="fr_FR" w:bidi="fr_FR"/>
+        </w:rPr>
+        <w:t>קִבְּצ֥וּ פָארֽוּר</w:t>
+      </w:r>
+    </w:p>
+    <w:p>
+      <w:pPr/>
+      <w:r>
+        <w:rPr>
+          <w:lang w:val="fr_FR" w:bidi="fr_FR"/>
+        </w:rPr>
+      </w:r>
+      <w:r>
+        <w:rPr>
           <w:b/>
           <w:lang w:val="fr_FR" w:bidi="fr_FR"/>
         </w:rPr>
@@ -11400,6 +12954,20 @@
       </w:r>
       <w:r>
         <w:rPr>
+          <w:lang w:val="fr_FR" w:bidi="fr_FR"/>
+        </w:rPr>
+        <w:t>כְּ⁠גִבּוֹרִ֣ים יְרֻצ֔וּ⁠ן</w:t>
+      </w:r>
+    </w:p>
+    <w:p>
+      <w:pPr/>
+      <w:r>
+        <w:rPr>
+          <w:lang w:val="fr_FR" w:bidi="fr_FR"/>
+        </w:rPr>
+      </w:r>
+      <w:r>
+        <w:rPr>
           <w:b/>
           <w:lang w:val="fr_FR" w:bidi="fr_FR"/>
         </w:rPr>
@@ -11483,6 +13051,20 @@
       </w:r>
       <w:r>
         <w:rPr>
+          <w:lang w:val="fr_FR" w:bidi="fr_FR"/>
+        </w:rPr>
+        <w:t>כְּ⁠אַנְשֵׁ֥י מִלְחָמָ֖ה יַעֲל֣וּ חוֹמָ֑ה</w:t>
+      </w:r>
+    </w:p>
+    <w:p>
+      <w:pPr/>
+      <w:r>
+        <w:rPr>
+          <w:lang w:val="fr_FR" w:bidi="fr_FR"/>
+        </w:rPr>
+      </w:r>
+      <w:r>
+        <w:rPr>
           <w:b/>
           <w:lang w:val="fr_FR" w:bidi="fr_FR"/>
         </w:rPr>
@@ -11566,6 +13148,20 @@
       </w:r>
       <w:r>
         <w:rPr>
+          <w:lang w:val="fr_FR" w:bidi="fr_FR"/>
+        </w:rPr>
+        <w:t>כְּ⁠אַנְשֵׁ֥י מִלְחָמָ֖ה</w:t>
+      </w:r>
+    </w:p>
+    <w:p>
+      <w:pPr/>
+      <w:r>
+        <w:rPr>
+          <w:lang w:val="fr_FR" w:bidi="fr_FR"/>
+        </w:rPr>
+      </w:r>
+      <w:r>
+        <w:rPr>
           <w:b/>
           <w:lang w:val="fr_FR" w:bidi="fr_FR"/>
         </w:rPr>
@@ -11675,6 +13271,20 @@
       </w:r>
       <w:r>
         <w:rPr>
+          <w:lang w:val="fr_FR" w:bidi="fr_FR"/>
+        </w:rPr>
+        <w:t>חוֹמָ֑ה</w:t>
+      </w:r>
+    </w:p>
+    <w:p>
+      <w:pPr/>
+      <w:r>
+        <w:rPr>
+          <w:lang w:val="fr_FR" w:bidi="fr_FR"/>
+        </w:rPr>
+      </w:r>
+      <w:r>
+        <w:rPr>
           <w:b/>
           <w:lang w:val="fr_FR" w:bidi="fr_FR"/>
         </w:rPr>
@@ -11784,6 +13394,20 @@
       </w:r>
       <w:r>
         <w:rPr>
+          <w:lang w:val="fr_FR" w:bidi="fr_FR"/>
+        </w:rPr>
+        <w:t>וְ⁠אִ֤ישׁ בִּ⁠דְרָכָי⁠ו֙</w:t>
+      </w:r>
+    </w:p>
+    <w:p>
+      <w:pPr/>
+      <w:r>
+        <w:rPr>
+          <w:lang w:val="fr_FR" w:bidi="fr_FR"/>
+        </w:rPr>
+      </w:r>
+      <w:r>
+        <w:rPr>
           <w:b/>
           <w:lang w:val="fr_FR" w:bidi="fr_FR"/>
         </w:rPr>
@@ -11893,6 +13517,20 @@
       </w:r>
       <w:r>
         <w:rPr>
+          <w:lang w:val="fr_FR" w:bidi="fr_FR"/>
+        </w:rPr>
+        <w:t>וְ⁠לֹ֥א יְעַבְּט֖וּ⁠ן אֹרְחוֹתָֽ⁠ם</w:t>
+      </w:r>
+    </w:p>
+    <w:p>
+      <w:pPr/>
+      <w:r>
+        <w:rPr>
+          <w:lang w:val="fr_FR" w:bidi="fr_FR"/>
+        </w:rPr>
+      </w:r>
+      <w:r>
+        <w:rPr>
           <w:b/>
           <w:lang w:val="fr_FR" w:bidi="fr_FR"/>
         </w:rPr>
@@ -11976,6 +13614,20 @@
       </w:r>
       <w:r>
         <w:rPr>
+          <w:lang w:val="fr_FR" w:bidi="fr_FR"/>
+        </w:rPr>
+        <w:t>וְ⁠לֹ֥א יְעַבְּט֖וּ⁠ן אֹרְחוֹתָֽ⁠ם</w:t>
+      </w:r>
+    </w:p>
+    <w:p>
+      <w:pPr/>
+      <w:r>
+        <w:rPr>
+          <w:lang w:val="fr_FR" w:bidi="fr_FR"/>
+        </w:rPr>
+      </w:r>
+      <w:r>
+        <w:rPr>
           <w:b/>
           <w:lang w:val="fr_FR" w:bidi="fr_FR"/>
         </w:rPr>
@@ -12059,6 +13711,20 @@
       </w:r>
       <w:r>
         <w:rPr>
+          <w:lang w:val="fr_FR" w:bidi="fr_FR"/>
+        </w:rPr>
+        <w:t>וְ⁠אִ֤ישׁ אָחִי⁠ו֙ לֹ֣א יִדְחָק֔וּ⁠ן</w:t>
+      </w:r>
+    </w:p>
+    <w:p>
+      <w:pPr/>
+      <w:r>
+        <w:rPr>
+          <w:lang w:val="fr_FR" w:bidi="fr_FR"/>
+        </w:rPr>
+      </w:r>
+      <w:r>
+        <w:rPr>
           <w:b/>
           <w:lang w:val="fr_FR" w:bidi="fr_FR"/>
         </w:rPr>
@@ -12168,6 +13834,20 @@
       </w:r>
       <w:r>
         <w:rPr>
+          <w:lang w:val="fr_FR" w:bidi="fr_FR"/>
+        </w:rPr>
+        <w:t>גֶּ֥בֶר בִּ⁠מְסִלָּת֖⁠וֹ יֵֽלֵכ֑וּ⁠ן</w:t>
+      </w:r>
+    </w:p>
+    <w:p>
+      <w:pPr/>
+      <w:r>
+        <w:rPr>
+          <w:lang w:val="fr_FR" w:bidi="fr_FR"/>
+        </w:rPr>
+      </w:r>
+      <w:r>
+        <w:rPr>
           <w:b/>
           <w:lang w:val="fr_FR" w:bidi="fr_FR"/>
         </w:rPr>
@@ -12277,6 +13957,20 @@
       </w:r>
       <w:r>
         <w:rPr>
+          <w:lang w:val="fr_FR" w:bidi="fr_FR"/>
+        </w:rPr>
+        <w:t>וּ⁠בְעַ֥ד הַ⁠שֶּׁ֛לַח יִפֹּ֖לוּ לֹ֥א יִבְצָֽעוּ</w:t>
+      </w:r>
+    </w:p>
+    <w:p>
+      <w:pPr/>
+      <w:r>
+        <w:rPr>
+          <w:lang w:val="fr_FR" w:bidi="fr_FR"/>
+        </w:rPr>
+      </w:r>
+      <w:r>
+        <w:rPr>
           <w:b/>
           <w:lang w:val="fr_FR" w:bidi="fr_FR"/>
         </w:rPr>
@@ -12360,6 +14054,20 @@
       </w:r>
       <w:r>
         <w:rPr>
+          <w:lang w:val="fr_FR" w:bidi="fr_FR"/>
+        </w:rPr>
+        <w:t>בָּ⁠עִ֣יר יָשֹׁ֗קּוּ בַּֽ⁠חוֹמָה֙ יְרֻצ֔וּ⁠ן בַּ⁠בָּתִּ֖ים יַעֲל֑וּ בְּעַ֧ד הַ⁠חַלּוֹנִ֛ים יָבֹ֖אוּ כַּ⁠גַּנָּֽב</w:t>
+      </w:r>
+    </w:p>
+    <w:p>
+      <w:pPr/>
+      <w:r>
+        <w:rPr>
+          <w:lang w:val="fr_FR" w:bidi="fr_FR"/>
+        </w:rPr>
+      </w:r>
+      <w:r>
+        <w:rPr>
           <w:b/>
           <w:lang w:val="fr_FR" w:bidi="fr_FR"/>
         </w:rPr>
@@ -12443,6 +14151,20 @@
       </w:r>
       <w:r>
         <w:rPr>
+          <w:lang w:val="fr_FR" w:bidi="fr_FR"/>
+        </w:rPr>
+        <w:t>בְּעַ֧ד הַ⁠חַלּוֹנִ֛ים יָבֹ֖אוּ כַּ⁠גַּנָּֽב</w:t>
+      </w:r>
+    </w:p>
+    <w:p>
+      <w:pPr/>
+      <w:r>
+        <w:rPr>
+          <w:lang w:val="fr_FR" w:bidi="fr_FR"/>
+        </w:rPr>
+      </w:r>
+      <w:r>
+        <w:rPr>
           <w:b/>
           <w:lang w:val="fr_FR" w:bidi="fr_FR"/>
         </w:rPr>
@@ -12538,6 +14260,20 @@
       </w:r>
       <w:r>
         <w:rPr>
+          <w:lang w:val="fr_FR" w:bidi="fr_FR"/>
+        </w:rPr>
+        <w:t>לְ⁠פָנָי⁠ו֙ רָ֣גְזָה אֶ֔רֶץ רָעֲשׁ֖וּ שָׁמָ֑יִם</w:t>
+      </w:r>
+    </w:p>
+    <w:p>
+      <w:pPr/>
+      <w:r>
+        <w:rPr>
+          <w:lang w:val="fr_FR" w:bidi="fr_FR"/>
+        </w:rPr>
+      </w:r>
+      <w:r>
+        <w:rPr>
           <w:b/>
           <w:lang w:val="fr_FR" w:bidi="fr_FR"/>
         </w:rPr>
@@ -12647,6 +14383,20 @@
       </w:r>
       <w:r>
         <w:rPr>
+          <w:lang w:val="fr_FR" w:bidi="fr_FR"/>
+        </w:rPr>
+        <w:t>שֶׁ֤מֶשׁ וְ⁠יָרֵ֨חַ֙ קָדָ֔רוּ</w:t>
+      </w:r>
+    </w:p>
+    <w:p>
+      <w:pPr/>
+      <w:r>
+        <w:rPr>
+          <w:lang w:val="fr_FR" w:bidi="fr_FR"/>
+        </w:rPr>
+      </w:r>
+      <w:r>
+        <w:rPr>
           <w:b/>
           <w:lang w:val="fr_FR" w:bidi="fr_FR"/>
         </w:rPr>
@@ -12756,6 +14506,20 @@
       </w:r>
       <w:r>
         <w:rPr>
+          <w:lang w:val="fr_FR" w:bidi="fr_FR"/>
+        </w:rPr>
+        <w:t>וְ⁠כוֹכָבִ֖ים אָסְפ֥וּ נָגְהָֽ⁠ם</w:t>
+      </w:r>
+    </w:p>
+    <w:p>
+      <w:pPr/>
+      <w:r>
+        <w:rPr>
+          <w:lang w:val="fr_FR" w:bidi="fr_FR"/>
+        </w:rPr>
+      </w:r>
+      <w:r>
+        <w:rPr>
           <w:b/>
           <w:lang w:val="fr_FR" w:bidi="fr_FR"/>
         </w:rPr>
@@ -12865,6 +14629,20 @@
       </w:r>
       <w:r>
         <w:rPr>
+          <w:lang w:val="fr_FR" w:bidi="fr_FR"/>
+        </w:rPr>
+        <w:t>קוֹל⁠וֹ֙</w:t>
+      </w:r>
+    </w:p>
+    <w:p>
+      <w:pPr/>
+      <w:r>
+        <w:rPr>
+          <w:lang w:val="fr_FR" w:bidi="fr_FR"/>
+        </w:rPr>
+      </w:r>
+      <w:r>
+        <w:rPr>
           <w:b/>
           <w:lang w:val="fr_FR" w:bidi="fr_FR"/>
         </w:rPr>
@@ -12961,6 +14739,20 @@
       </w:r>
       <w:r>
         <w:rPr>
+          <w:lang w:val="fr_FR" w:bidi="fr_FR"/>
+        </w:rPr>
+        <w:t>מַחֲנֵ֔⁠הוּ</w:t>
+      </w:r>
+    </w:p>
+    <w:p>
+      <w:pPr/>
+      <w:r>
+        <w:rPr>
+          <w:lang w:val="fr_FR" w:bidi="fr_FR"/>
+        </w:rPr>
+      </w:r>
+      <w:r>
+        <w:rPr>
           <w:b/>
           <w:lang w:val="fr_FR" w:bidi="fr_FR"/>
         </w:rPr>
@@ -13069,6 +14861,20 @@
       </w:r>
       <w:r>
         <w:rPr>
+          <w:lang w:val="fr_FR" w:bidi="fr_FR"/>
+        </w:rPr>
+        <w:t>דְבָר֑⁠וֹ</w:t>
+      </w:r>
+    </w:p>
+    <w:p>
+      <w:pPr/>
+      <w:r>
+        <w:rPr>
+          <w:lang w:val="fr_FR" w:bidi="fr_FR"/>
+        </w:rPr>
+      </w:r>
+      <w:r>
+        <w:rPr>
           <w:b/>
           <w:lang w:val="fr_FR" w:bidi="fr_FR"/>
         </w:rPr>
@@ -13154,6 +14960,20 @@
         <w:rPr>
           <w:lang w:val="fr_FR" w:bidi="fr_FR"/>
         </w:rPr>
+      </w:r>
+    </w:p>
+    <w:p>
+      <w:pPr/>
+      <w:r>
+        <w:rPr>
+          <w:lang w:val="fr_FR" w:bidi="fr_FR"/>
+        </w:rPr>
+      </w:r>
+      <w:r>
+        <w:rPr>
+          <w:lang w:val="fr_FR" w:bidi="fr_FR"/>
+        </w:rPr>
+        <w:t>כִּֽי־גָד֧וֹל יוֹם־יְהוָ֛ה וְ⁠נוֹרָ֥א מְאֹ֖ד וּ⁠מִ֥י יְכִילֶֽ⁠נּוּ</w:t>
       </w:r>
     </w:p>
     <w:p>
@@ -13349,6 +15169,20 @@
       </w:r>
       <w:r>
         <w:rPr>
+          <w:lang w:val="fr_FR" w:bidi="fr_FR"/>
+        </w:rPr>
+        <w:t>וְ⁠גַם־עַתָּה֙ נְאֻם־יְהוָ֔ה שֻׁ֥בוּ עָדַ֖⁠י</w:t>
+      </w:r>
+    </w:p>
+    <w:p>
+      <w:pPr/>
+      <w:r>
+        <w:rPr>
+          <w:lang w:val="fr_FR" w:bidi="fr_FR"/>
+        </w:rPr>
+      </w:r>
+      <w:r>
+        <w:rPr>
           <w:b/>
           <w:lang w:val="fr_FR" w:bidi="fr_FR"/>
         </w:rPr>
@@ -13445,6 +15279,20 @@
       </w:r>
       <w:r>
         <w:rPr>
+          <w:lang w:val="fr_FR" w:bidi="fr_FR"/>
+        </w:rPr>
+        <w:t>שֻׁ֥בוּ</w:t>
+      </w:r>
+    </w:p>
+    <w:p>
+      <w:pPr/>
+      <w:r>
+        <w:rPr>
+          <w:lang w:val="fr_FR" w:bidi="fr_FR"/>
+        </w:rPr>
+      </w:r>
+      <w:r>
+        <w:rPr>
           <w:b/>
           <w:lang w:val="fr_FR" w:bidi="fr_FR"/>
         </w:rPr>
@@ -13541,6 +15389,20 @@
       </w:r>
       <w:r>
         <w:rPr>
+          <w:lang w:val="fr_FR" w:bidi="fr_FR"/>
+        </w:rPr>
+        <w:t>שֻׁ֥בוּ עָדַ֖⁠י בְּ⁠כָל־לְבַבְ⁠כֶ֑ם</w:t>
+      </w:r>
+    </w:p>
+    <w:p>
+      <w:pPr/>
+      <w:r>
+        <w:rPr>
+          <w:lang w:val="fr_FR" w:bidi="fr_FR"/>
+        </w:rPr>
+      </w:r>
+      <w:r>
+        <w:rPr>
           <w:b/>
           <w:lang w:val="fr_FR" w:bidi="fr_FR"/>
         </w:rPr>
@@ -13650,6 +15512,20 @@
       </w:r>
       <w:r>
         <w:rPr>
+          <w:lang w:val="fr_FR" w:bidi="fr_FR"/>
+        </w:rPr>
+        <w:t>לְבַבְ⁠כֶ֑ם</w:t>
+      </w:r>
+    </w:p>
+    <w:p>
+      <w:pPr/>
+      <w:r>
+        <w:rPr>
+          <w:lang w:val="fr_FR" w:bidi="fr_FR"/>
+        </w:rPr>
+      </w:r>
+      <w:r>
+        <w:rPr>
           <w:b/>
           <w:lang w:val="fr_FR" w:bidi="fr_FR"/>
         </w:rPr>
@@ -13746,6 +15622,20 @@
       </w:r>
       <w:r>
         <w:rPr>
+          <w:lang w:val="fr_FR" w:bidi="fr_FR"/>
+        </w:rPr>
+        <w:t>וְ⁠קִרְע֤וּ לְבַבְ⁠כֶם֙ וְ⁠אַל־בִּגְדֵי⁠כֶ֔ם</w:t>
+      </w:r>
+    </w:p>
+    <w:p>
+      <w:pPr/>
+      <w:r>
+        <w:rPr>
+          <w:lang w:val="fr_FR" w:bidi="fr_FR"/>
+        </w:rPr>
+      </w:r>
+      <w:r>
+        <w:rPr>
           <w:b/>
           <w:lang w:val="fr_FR" w:bidi="fr_FR"/>
         </w:rPr>
@@ -13829,6 +15719,20 @@
       </w:r>
       <w:r>
         <w:rPr>
+          <w:lang w:val="fr_FR" w:bidi="fr_FR"/>
+        </w:rPr>
+        <w:t>וְ⁠קִרְע֤וּ לְבַבְ⁠כֶם֙ וְ⁠אַל־בִּגְדֵי⁠כֶ֔ם וְ⁠שׁ֖וּבוּ אֶל־יְהוָ֣ה אֱלֹֽהֵי⁠כֶ֑ם</w:t>
+      </w:r>
+    </w:p>
+    <w:p>
+      <w:pPr/>
+      <w:r>
+        <w:rPr>
+          <w:lang w:val="fr_FR" w:bidi="fr_FR"/>
+        </w:rPr>
+      </w:r>
+      <w:r>
+        <w:rPr>
           <w:b/>
           <w:lang w:val="fr_FR" w:bidi="fr_FR"/>
         </w:rPr>
@@ -13912,6 +15816,20 @@
       </w:r>
       <w:r>
         <w:rPr>
+          <w:lang w:val="fr_FR" w:bidi="fr_FR"/>
+        </w:rPr>
+        <w:t>אֶ֤רֶךְ אַפַּ֨יִם֙</w:t>
+      </w:r>
+    </w:p>
+    <w:p>
+      <w:pPr/>
+      <w:r>
+        <w:rPr>
+          <w:lang w:val="fr_FR" w:bidi="fr_FR"/>
+        </w:rPr>
+      </w:r>
+      <w:r>
+        <w:rPr>
           <w:b/>
           <w:lang w:val="fr_FR" w:bidi="fr_FR"/>
         </w:rPr>
@@ -14008,6 +15926,20 @@
       </w:r>
       <w:r>
         <w:rPr>
+          <w:lang w:val="fr_FR" w:bidi="fr_FR"/>
+        </w:rPr>
+        <w:t>וְ⁠רַב־חֶ֔סֶד</w:t>
+      </w:r>
+    </w:p>
+    <w:p>
+      <w:pPr/>
+      <w:r>
+        <w:rPr>
+          <w:lang w:val="fr_FR" w:bidi="fr_FR"/>
+        </w:rPr>
+      </w:r>
+      <w:r>
+        <w:rPr>
           <w:b/>
           <w:lang w:val="fr_FR" w:bidi="fr_FR"/>
         </w:rPr>
@@ -14104,6 +16036,20 @@
       </w:r>
       <w:r>
         <w:rPr>
+          <w:lang w:val="fr_FR" w:bidi="fr_FR"/>
+        </w:rPr>
+        <w:t>מִ֥י יוֹדֵ֖עַ יָשׁ֣וּב וְ⁠נִחָ֑ם וְ⁠הִשְׁאִ֤יר אַֽחֲרָי⁠ו֙ בְּרָכָ֔ה</w:t>
+      </w:r>
+    </w:p>
+    <w:p>
+      <w:pPr/>
+      <w:r>
+        <w:rPr>
+          <w:lang w:val="fr_FR" w:bidi="fr_FR"/>
+        </w:rPr>
+      </w:r>
+      <w:r>
+        <w:rPr>
           <w:b/>
           <w:lang w:val="fr_FR" w:bidi="fr_FR"/>
         </w:rPr>
@@ -14187,6 +16133,20 @@
       </w:r>
       <w:r>
         <w:rPr>
+          <w:lang w:val="fr_FR" w:bidi="fr_FR"/>
+        </w:rPr>
+        <w:t>יָשׁ֣וּב וְ⁠נִחָ֑ם</w:t>
+      </w:r>
+    </w:p>
+    <w:p>
+      <w:pPr/>
+      <w:r>
+        <w:rPr>
+          <w:lang w:val="fr_FR" w:bidi="fr_FR"/>
+        </w:rPr>
+      </w:r>
+      <w:r>
+        <w:rPr>
           <w:b/>
           <w:lang w:val="fr_FR" w:bidi="fr_FR"/>
         </w:rPr>
@@ -14296,6 +16256,20 @@
       </w:r>
       <w:r>
         <w:rPr>
+          <w:lang w:val="fr_FR" w:bidi="fr_FR"/>
+        </w:rPr>
+        <w:t>וְ⁠הִשְׁאִ֤יר &amp; בְּרָכָ֔ה</w:t>
+      </w:r>
+    </w:p>
+    <w:p>
+      <w:pPr/>
+      <w:r>
+        <w:rPr>
+          <w:lang w:val="fr_FR" w:bidi="fr_FR"/>
+        </w:rPr>
+      </w:r>
+      <w:r>
+        <w:rPr>
           <w:b/>
           <w:lang w:val="fr_FR" w:bidi="fr_FR"/>
         </w:rPr>
@@ -14392,6 +16366,20 @@
       </w:r>
       <w:r>
         <w:rPr>
+          <w:lang w:val="fr_FR" w:bidi="fr_FR"/>
+        </w:rPr>
+        <w:t>אֱלֹהֵי⁠כֶֽם</w:t>
+      </w:r>
+    </w:p>
+    <w:p>
+      <w:pPr/>
+      <w:r>
+        <w:rPr>
+          <w:lang w:val="fr_FR" w:bidi="fr_FR"/>
+        </w:rPr>
+      </w:r>
+      <w:r>
+        <w:rPr>
           <w:b/>
           <w:lang w:val="fr_FR" w:bidi="fr_FR"/>
         </w:rPr>
@@ -14488,6 +16476,20 @@
       </w:r>
       <w:r>
         <w:rPr>
+          <w:lang w:val="fr_FR" w:bidi="fr_FR"/>
+        </w:rPr>
+        <w:t>צ֖וֹם</w:t>
+      </w:r>
+    </w:p>
+    <w:p>
+      <w:pPr/>
+      <w:r>
+        <w:rPr>
+          <w:lang w:val="fr_FR" w:bidi="fr_FR"/>
+        </w:rPr>
+      </w:r>
+      <w:r>
+        <w:rPr>
           <w:b/>
           <w:lang w:val="fr_FR" w:bidi="fr_FR"/>
         </w:rPr>
@@ -14584,6 +16586,20 @@
       </w:r>
       <w:r>
         <w:rPr>
+          <w:lang w:val="fr_FR" w:bidi="fr_FR"/>
+        </w:rPr>
+        <w:t>קַדְּשׁוּ־צ֖וֹם קִרְא֥וּ עֲצָרָֽה</w:t>
+      </w:r>
+    </w:p>
+    <w:p>
+      <w:pPr/>
+      <w:r>
+        <w:rPr>
+          <w:lang w:val="fr_FR" w:bidi="fr_FR"/>
+        </w:rPr>
+      </w:r>
+      <w:r>
+        <w:rPr>
           <w:b/>
           <w:lang w:val="fr_FR" w:bidi="fr_FR"/>
         </w:rPr>
@@ -14667,6 +16683,20 @@
       </w:r>
       <w:r>
         <w:rPr>
+          <w:lang w:val="fr_FR" w:bidi="fr_FR"/>
+        </w:rPr>
+        <w:t>קִבְצ֣וּ זְקֵנִ֔ים אִסְפוּ֙ עֽוֹלָלִ֔ים וְ⁠יֹנְקֵ֖י שָׁדָ֑יִם</w:t>
+      </w:r>
+    </w:p>
+    <w:p>
+      <w:pPr/>
+      <w:r>
+        <w:rPr>
+          <w:lang w:val="fr_FR" w:bidi="fr_FR"/>
+        </w:rPr>
+      </w:r>
+      <w:r>
+        <w:rPr>
           <w:b/>
           <w:lang w:val="fr_FR" w:bidi="fr_FR"/>
         </w:rPr>
@@ -14750,6 +16780,20 @@
       </w:r>
       <w:r>
         <w:rPr>
+          <w:lang w:val="fr_FR" w:bidi="fr_FR"/>
+        </w:rPr>
+        <w:t>יֵצֵ֤א חָתָן֙ מֵֽ⁠חֶדְר֔⁠וֹ וְ⁠כַלָּ֖ה מֵ⁠חֻפָּתָֽ⁠הּ</w:t>
+      </w:r>
+    </w:p>
+    <w:p>
+      <w:pPr/>
+      <w:r>
+        <w:rPr>
+          <w:lang w:val="fr_FR" w:bidi="fr_FR"/>
+        </w:rPr>
+      </w:r>
+      <w:r>
+        <w:rPr>
           <w:b/>
           <w:lang w:val="fr_FR" w:bidi="fr_FR"/>
         </w:rPr>
@@ -14833,6 +16877,20 @@
       </w:r>
       <w:r>
         <w:rPr>
+          <w:lang w:val="fr_FR" w:bidi="fr_FR"/>
+        </w:rPr>
+        <w:t>בֵּ֤ין הָ⁠אוּלָם֙ וְ⁠לַ⁠מִּזְבֵּ֔חַ</w:t>
+      </w:r>
+    </w:p>
+    <w:p>
+      <w:pPr/>
+      <w:r>
+        <w:rPr>
+          <w:lang w:val="fr_FR" w:bidi="fr_FR"/>
+        </w:rPr>
+      </w:r>
+      <w:r>
+        <w:rPr>
           <w:b/>
           <w:lang w:val="fr_FR" w:bidi="fr_FR"/>
         </w:rPr>
@@ -14916,6 +16974,20 @@
       </w:r>
       <w:r>
         <w:rPr>
+          <w:lang w:val="fr_FR" w:bidi="fr_FR"/>
+        </w:rPr>
+        <w:t>וְ⁠אַל־תִּתֵּ֨ן נַחֲלָתְ⁠ךָ֤ לְ⁠חֶרְפָּה֙</w:t>
+      </w:r>
+    </w:p>
+    <w:p>
+      <w:pPr/>
+      <w:r>
+        <w:rPr>
+          <w:lang w:val="fr_FR" w:bidi="fr_FR"/>
+        </w:rPr>
+      </w:r>
+      <w:r>
+        <w:rPr>
           <w:b/>
           <w:lang w:val="fr_FR" w:bidi="fr_FR"/>
         </w:rPr>
@@ -15012,6 +17084,20 @@
       </w:r>
       <w:r>
         <w:rPr>
+          <w:lang w:val="fr_FR" w:bidi="fr_FR"/>
+        </w:rPr>
+        <w:t>נַחֲלָתְ⁠ךָ֤</w:t>
+      </w:r>
+    </w:p>
+    <w:p>
+      <w:pPr/>
+      <w:r>
+        <w:rPr>
+          <w:lang w:val="fr_FR" w:bidi="fr_FR"/>
+        </w:rPr>
+      </w:r>
+      <w:r>
+        <w:rPr>
           <w:b/>
           <w:lang w:val="fr_FR" w:bidi="fr_FR"/>
         </w:rPr>
@@ -15095,6 +17181,20 @@
       </w:r>
       <w:r>
         <w:rPr>
+          <w:lang w:val="fr_FR" w:bidi="fr_FR"/>
+        </w:rPr>
+        <w:t>לִ⁠מְשָׁל־בָּ֣⁠ם גּוֹיִ֔ם</w:t>
+      </w:r>
+    </w:p>
+    <w:p>
+      <w:pPr/>
+      <w:r>
+        <w:rPr>
+          <w:lang w:val="fr_FR" w:bidi="fr_FR"/>
+        </w:rPr>
+      </w:r>
+      <w:r>
+        <w:rPr>
           <w:b/>
           <w:lang w:val="fr_FR" w:bidi="fr_FR"/>
         </w:rPr>
@@ -15178,6 +17278,20 @@
       </w:r>
       <w:r>
         <w:rPr>
+          <w:lang w:val="fr_FR" w:bidi="fr_FR"/>
+        </w:rPr>
+        <w:t>לָ֚⁠מָּה יֹאמְר֣וּ בָֽ⁠עַמִּ֔ים אַיֵּ֖ה אֱלֹהֵי⁠הֶֽם</w:t>
+      </w:r>
+    </w:p>
+    <w:p>
+      <w:pPr/>
+      <w:r>
+        <w:rPr>
+          <w:lang w:val="fr_FR" w:bidi="fr_FR"/>
+        </w:rPr>
+      </w:r>
+      <w:r>
+        <w:rPr>
           <w:b/>
           <w:lang w:val="fr_FR" w:bidi="fr_FR"/>
         </w:rPr>
@@ -15261,6 +17375,20 @@
       </w:r>
       <w:r>
         <w:rPr>
+          <w:lang w:val="fr_FR" w:bidi="fr_FR"/>
+        </w:rPr>
+        <w:t>לָ֚⁠מָּה יֹאמְר֣וּ</w:t>
+      </w:r>
+    </w:p>
+    <w:p>
+      <w:pPr/>
+      <w:r>
+        <w:rPr>
+          <w:lang w:val="fr_FR" w:bidi="fr_FR"/>
+        </w:rPr>
+      </w:r>
+      <w:r>
+        <w:rPr>
           <w:b/>
           <w:lang w:val="fr_FR" w:bidi="fr_FR"/>
         </w:rPr>
@@ -15357,6 +17485,20 @@
       </w:r>
       <w:r>
         <w:rPr>
+          <w:lang w:val="fr_FR" w:bidi="fr_FR"/>
+        </w:rPr>
+        <w:t>לָ֚⁠מָּה יֹאמְר֣וּ בָֽ⁠עַמִּ֔ים</w:t>
+      </w:r>
+    </w:p>
+    <w:p>
+      <w:pPr/>
+      <w:r>
+        <w:rPr>
+          <w:lang w:val="fr_FR" w:bidi="fr_FR"/>
+        </w:rPr>
+      </w:r>
+      <w:r>
+        <w:rPr>
           <w:b/>
           <w:lang w:val="fr_FR" w:bidi="fr_FR"/>
         </w:rPr>
@@ -15454,6 +17596,20 @@
       </w:r>
       <w:r>
         <w:rPr>
+          <w:lang w:val="fr_FR" w:bidi="fr_FR"/>
+        </w:rPr>
+        <w:t>אַיֵּ֖ה אֱלֹהֵי⁠הֶֽם</w:t>
+      </w:r>
+    </w:p>
+    <w:p>
+      <w:pPr/>
+      <w:r>
+        <w:rPr>
+          <w:lang w:val="fr_FR" w:bidi="fr_FR"/>
+        </w:rPr>
+      </w:r>
+      <w:r>
+        <w:rPr>
           <w:b/>
           <w:lang w:val="fr_FR" w:bidi="fr_FR"/>
         </w:rPr>
@@ -15537,6 +17693,20 @@
       </w:r>
       <w:r>
         <w:rPr>
+          <w:lang w:val="fr_FR" w:bidi="fr_FR"/>
+        </w:rPr>
+        <w:t>וַ⁠יְקַנֵּ֥א יְהוָ֖ה לְ⁠אַרְצ֑⁠וֹ וַ⁠יַּחְמֹ֖ל עַל־עַמּֽ⁠וֹ</w:t>
+      </w:r>
+    </w:p>
+    <w:p>
+      <w:pPr/>
+      <w:r>
+        <w:rPr>
+          <w:lang w:val="fr_FR" w:bidi="fr_FR"/>
+        </w:rPr>
+      </w:r>
+      <w:r>
+        <w:rPr>
           <w:b/>
           <w:lang w:val="fr_FR" w:bidi="fr_FR"/>
         </w:rPr>
@@ -15634,6 +17804,20 @@
       </w:r>
       <w:r>
         <w:rPr>
+          <w:lang w:val="fr_FR" w:bidi="fr_FR"/>
+        </w:rPr>
+        <w:t>לְ⁠אַרְצ֑⁠וֹ</w:t>
+      </w:r>
+    </w:p>
+    <w:p>
+      <w:pPr/>
+      <w:r>
+        <w:rPr>
+          <w:lang w:val="fr_FR" w:bidi="fr_FR"/>
+        </w:rPr>
+      </w:r>
+      <w:r>
+        <w:rPr>
           <w:b/>
           <w:lang w:val="fr_FR" w:bidi="fr_FR"/>
         </w:rPr>
@@ -15730,6 +17914,20 @@
       </w:r>
       <w:r>
         <w:rPr>
+          <w:lang w:val="fr_FR" w:bidi="fr_FR"/>
+        </w:rPr>
+        <w:t>וַ⁠יַּ֨עַן יְהוָ֜ה וַ⁠יֹּ֣אמֶר</w:t>
+      </w:r>
+    </w:p>
+    <w:p>
+      <w:pPr/>
+      <w:r>
+        <w:rPr>
+          <w:lang w:val="fr_FR" w:bidi="fr_FR"/>
+        </w:rPr>
+      </w:r>
+      <w:r>
+        <w:rPr>
           <w:b/>
           <w:lang w:val="fr_FR" w:bidi="fr_FR"/>
         </w:rPr>
@@ -15813,6 +18011,20 @@
       </w:r>
       <w:r>
         <w:rPr>
+          <w:lang w:val="fr_FR" w:bidi="fr_FR"/>
+        </w:rPr>
+        <w:t>וַ⁠יַּ֨עַן יְהוָ֜ה וַ⁠יֹּ֣אמֶר</w:t>
+      </w:r>
+    </w:p>
+    <w:p>
+      <w:pPr/>
+      <w:r>
+        <w:rPr>
+          <w:lang w:val="fr_FR" w:bidi="fr_FR"/>
+        </w:rPr>
+      </w:r>
+      <w:r>
+        <w:rPr>
           <w:b/>
           <w:lang w:val="fr_FR" w:bidi="fr_FR"/>
         </w:rPr>
@@ -15935,6 +18147,20 @@
       </w:r>
       <w:r>
         <w:rPr>
+          <w:lang w:val="fr_FR" w:bidi="fr_FR"/>
+        </w:rPr>
+        <w:t>הִנְ⁠נִ֨י שֹׁלֵ֤חַ לָ⁠כֶם֙ אֶת־הַ⁠דָּגָן֙ וְ⁠הַ⁠תִּיר֣וֹשׁ וְ⁠הַ⁠יִּצְהָ֔ר</w:t>
+      </w:r>
+    </w:p>
+    <w:p>
+      <w:pPr/>
+      <w:r>
+        <w:rPr>
+          <w:lang w:val="fr_FR" w:bidi="fr_FR"/>
+        </w:rPr>
+      </w:r>
+      <w:r>
+        <w:rPr>
           <w:b/>
           <w:lang w:val="fr_FR" w:bidi="fr_FR"/>
         </w:rPr>
@@ -16018,6 +18244,20 @@
       </w:r>
       <w:r>
         <w:rPr>
+          <w:lang w:val="fr_FR" w:bidi="fr_FR"/>
+        </w:rPr>
+        <w:t>הִנְ⁠נִ֨י שֹׁלֵ֤חַ</w:t>
+      </w:r>
+    </w:p>
+    <w:p>
+      <w:pPr/>
+      <w:r>
+        <w:rPr>
+          <w:lang w:val="fr_FR" w:bidi="fr_FR"/>
+        </w:rPr>
+      </w:r>
+      <w:r>
+        <w:rPr>
           <w:b/>
           <w:lang w:val="fr_FR" w:bidi="fr_FR"/>
         </w:rPr>
@@ -16101,6 +18341,20 @@
       </w:r>
       <w:r>
         <w:rPr>
+          <w:lang w:val="fr_FR" w:bidi="fr_FR"/>
+        </w:rPr>
+        <w:t>אֹת֑⁠וֹ</w:t>
+      </w:r>
+    </w:p>
+    <w:p>
+      <w:pPr/>
+      <w:r>
+        <w:rPr>
+          <w:lang w:val="fr_FR" w:bidi="fr_FR"/>
+        </w:rPr>
+      </w:r>
+      <w:r>
+        <w:rPr>
           <w:b/>
           <w:lang w:val="fr_FR" w:bidi="fr_FR"/>
         </w:rPr>
@@ -16236,6 +18490,20 @@
       </w:r>
       <w:r>
         <w:rPr>
+          <w:lang w:val="fr_FR" w:bidi="fr_FR"/>
+        </w:rPr>
+        <w:t>וְ⁠לֹא־אֶתֵּ֨ן אֶתְ⁠כֶ֥ם ע֛וֹד חֶרְפָּ֖ה בַּ⁠גּוֹיִֽם</w:t>
+      </w:r>
+    </w:p>
+    <w:p>
+      <w:pPr/>
+      <w:r>
+        <w:rPr>
+          <w:lang w:val="fr_FR" w:bidi="fr_FR"/>
+        </w:rPr>
+      </w:r>
+      <w:r>
+        <w:rPr>
           <w:b/>
           <w:lang w:val="fr_FR" w:bidi="fr_FR"/>
         </w:rPr>
@@ -16332,6 +18600,20 @@
       </w:r>
       <w:r>
         <w:rPr>
+          <w:lang w:val="fr_FR" w:bidi="fr_FR"/>
+        </w:rPr>
+        <w:t>וְֽ⁠אֶת־הַ⁠צְּפוֹנִ֞י</w:t>
+      </w:r>
+    </w:p>
+    <w:p>
+      <w:pPr/>
+      <w:r>
+        <w:rPr>
+          <w:lang w:val="fr_FR" w:bidi="fr_FR"/>
+        </w:rPr>
+      </w:r>
+      <w:r>
+        <w:rPr>
           <w:b/>
           <w:lang w:val="fr_FR" w:bidi="fr_FR"/>
         </w:rPr>
@@ -16428,6 +18710,20 @@
       </w:r>
       <w:r>
         <w:rPr>
+          <w:lang w:val="fr_FR" w:bidi="fr_FR"/>
+        </w:rPr>
+        <w:t>אֶ֣רֶץ צִיָּ֣ה וּ⁠שְׁמָמָה֒</w:t>
+      </w:r>
+    </w:p>
+    <w:p>
+      <w:pPr/>
+      <w:r>
+        <w:rPr>
+          <w:lang w:val="fr_FR" w:bidi="fr_FR"/>
+        </w:rPr>
+      </w:r>
+      <w:r>
+        <w:rPr>
           <w:b/>
           <w:lang w:val="fr_FR" w:bidi="fr_FR"/>
         </w:rPr>
@@ -16537,6 +18833,20 @@
       </w:r>
       <w:r>
         <w:rPr>
+          <w:lang w:val="fr_FR" w:bidi="fr_FR"/>
+        </w:rPr>
+        <w:t>אֶ֣רֶץ צִיָּ֣ה וּ⁠שְׁמָמָה֒</w:t>
+      </w:r>
+    </w:p>
+    <w:p>
+      <w:pPr/>
+      <w:r>
+        <w:rPr>
+          <w:lang w:val="fr_FR" w:bidi="fr_FR"/>
+        </w:rPr>
+      </w:r>
+      <w:r>
+        <w:rPr>
           <w:b/>
           <w:lang w:val="fr_FR" w:bidi="fr_FR"/>
         </w:rPr>
@@ -16646,6 +18956,20 @@
       </w:r>
       <w:r>
         <w:rPr>
+          <w:lang w:val="fr_FR" w:bidi="fr_FR"/>
+        </w:rPr>
+        <w:t>אֶל &amp; אֶת־פָּנָ֗י⁠ו אֶל־הַ⁠יָּם֙ הַ⁠קַּדְמֹנִ֔י וְ⁠סֹפ֖⁠וֹ אֶל־הַ⁠יָּ֣ם הָ⁠אַֽחֲר֑וֹן</w:t>
+      </w:r>
+    </w:p>
+    <w:p>
+      <w:pPr/>
+      <w:r>
+        <w:rPr>
+          <w:lang w:val="fr_FR" w:bidi="fr_FR"/>
+        </w:rPr>
+      </w:r>
+      <w:r>
+        <w:rPr>
           <w:b/>
           <w:lang w:val="fr_FR" w:bidi="fr_FR"/>
         </w:rPr>
@@ -16767,6 +19091,20 @@
       </w:r>
       <w:r>
         <w:rPr>
+          <w:lang w:val="fr_FR" w:bidi="fr_FR"/>
+        </w:rPr>
+        <w:t>אֶל &amp; אֶת־פָּנָ֗י⁠ו אֶל־הַ⁠יָּם֙ הַ⁠קַּדְמֹנִ֔י וְ⁠סֹפ֖⁠וֹ אֶל־הַ⁠יָּ֣ם הָ⁠אַֽחֲר֑וֹן</w:t>
+      </w:r>
+    </w:p>
+    <w:p>
+      <w:pPr/>
+      <w:r>
+        <w:rPr>
+          <w:lang w:val="fr_FR" w:bidi="fr_FR"/>
+        </w:rPr>
+      </w:r>
+      <w:r>
+        <w:rPr>
           <w:b/>
           <w:lang w:val="fr_FR" w:bidi="fr_FR"/>
         </w:rPr>
@@ -16876,6 +19214,20 @@
       </w:r>
       <w:r>
         <w:rPr>
+          <w:lang w:val="fr_FR" w:bidi="fr_FR"/>
+        </w:rPr>
+        <w:t>וְ⁠עָלָ֣ה בָאְשׁ֗⁠וֹ וְ⁠תַ֨עַל֙ צַחֲנָת֔⁠וֹ</w:t>
+      </w:r>
+    </w:p>
+    <w:p>
+      <w:pPr/>
+      <w:r>
+        <w:rPr>
+          <w:lang w:val="fr_FR" w:bidi="fr_FR"/>
+        </w:rPr>
+      </w:r>
+      <w:r>
+        <w:rPr>
           <w:b/>
           <w:lang w:val="fr_FR" w:bidi="fr_FR"/>
         </w:rPr>
@@ -16986,6 +19338,20 @@
       </w:r>
       <w:r>
         <w:rPr>
+          <w:lang w:val="fr_FR" w:bidi="fr_FR"/>
+        </w:rPr>
+        <w:t>הִגְדִּ֖יל לַ⁠עֲשֽׂוֹת</w:t>
+      </w:r>
+    </w:p>
+    <w:p>
+      <w:pPr/>
+      <w:r>
+        <w:rPr>
+          <w:lang w:val="fr_FR" w:bidi="fr_FR"/>
+        </w:rPr>
+      </w:r>
+      <w:r>
+        <w:rPr>
           <w:b/>
           <w:lang w:val="fr_FR" w:bidi="fr_FR"/>
         </w:rPr>
@@ -17069,6 +19435,20 @@
       </w:r>
       <w:r>
         <w:rPr>
+          <w:lang w:val="fr_FR" w:bidi="fr_FR"/>
+        </w:rPr>
+        <w:t>כִּ֥י הִגְדִּ֖יל לַ⁠עֲשֽׂוֹת</w:t>
+      </w:r>
+    </w:p>
+    <w:p>
+      <w:pPr/>
+      <w:r>
+        <w:rPr>
+          <w:lang w:val="fr_FR" w:bidi="fr_FR"/>
+        </w:rPr>
+      </w:r>
+      <w:r>
+        <w:rPr>
           <w:b/>
           <w:lang w:val="fr_FR" w:bidi="fr_FR"/>
         </w:rPr>
@@ -17152,6 +19532,20 @@
       </w:r>
       <w:r>
         <w:rPr>
+          <w:lang w:val="fr_FR" w:bidi="fr_FR"/>
+        </w:rPr>
+        <w:t>אַל־תִּֽירְאִ֖י אֲדָמָ֑ה גִּ֣ילִי וּ⁠שְׂמָ֔חִי</w:t>
+      </w:r>
+    </w:p>
+    <w:p>
+      <w:pPr/>
+      <w:r>
+        <w:rPr>
+          <w:lang w:val="fr_FR" w:bidi="fr_FR"/>
+        </w:rPr>
+      </w:r>
+      <w:r>
+        <w:rPr>
           <w:b/>
           <w:lang w:val="fr_FR" w:bidi="fr_FR"/>
         </w:rPr>
@@ -17248,6 +19642,20 @@
       </w:r>
       <w:r>
         <w:rPr>
+          <w:lang w:val="fr_FR" w:bidi="fr_FR"/>
+        </w:rPr>
+        <w:t>גִּ֣ילִי וּ⁠שְׂמָ֔חִי</w:t>
+      </w:r>
+    </w:p>
+    <w:p>
+      <w:pPr/>
+      <w:r>
+        <w:rPr>
+          <w:lang w:val="fr_FR" w:bidi="fr_FR"/>
+        </w:rPr>
+      </w:r>
+      <w:r>
+        <w:rPr>
           <w:b/>
           <w:lang w:val="fr_FR" w:bidi="fr_FR"/>
         </w:rPr>
@@ -17357,6 +19765,20 @@
       </w:r>
       <w:r>
         <w:rPr>
+          <w:lang w:val="fr_FR" w:bidi="fr_FR"/>
+        </w:rPr>
+        <w:t>הִגְדִּ֥יל יְהוָ֖ה לַ⁠עֲשֽׂוֹת</w:t>
+      </w:r>
+    </w:p>
+    <w:p>
+      <w:pPr/>
+      <w:r>
+        <w:rPr>
+          <w:lang w:val="fr_FR" w:bidi="fr_FR"/>
+        </w:rPr>
+      </w:r>
+      <w:r>
+        <w:rPr>
           <w:b/>
           <w:lang w:val="fr_FR" w:bidi="fr_FR"/>
         </w:rPr>
@@ -17440,6 +19862,20 @@
       </w:r>
       <w:r>
         <w:rPr>
+          <w:lang w:val="fr_FR" w:bidi="fr_FR"/>
+        </w:rPr>
+        <w:t>הִגְדִּ֥יל יְהוָ֖ה לַ⁠עֲשֽׂוֹת</w:t>
+      </w:r>
+    </w:p>
+    <w:p>
+      <w:pPr/>
+      <w:r>
+        <w:rPr>
+          <w:lang w:val="fr_FR" w:bidi="fr_FR"/>
+        </w:rPr>
+      </w:r>
+      <w:r>
+        <w:rPr>
           <w:b/>
           <w:lang w:val="fr_FR" w:bidi="fr_FR"/>
         </w:rPr>
@@ -17523,6 +19959,20 @@
       </w:r>
       <w:r>
         <w:rPr>
+          <w:lang w:val="fr_FR" w:bidi="fr_FR"/>
+        </w:rPr>
+        <w:t>אַל־תִּֽירְאוּ֙ בַּהֲמ֣וֹת שָׂדַ֔י</w:t>
+      </w:r>
+    </w:p>
+    <w:p>
+      <w:pPr/>
+      <w:r>
+        <w:rPr>
+          <w:lang w:val="fr_FR" w:bidi="fr_FR"/>
+        </w:rPr>
+      </w:r>
+      <w:r>
+        <w:rPr>
           <w:b/>
           <w:lang w:val="fr_FR" w:bidi="fr_FR"/>
         </w:rPr>
@@ -17619,6 +20069,20 @@
       </w:r>
       <w:r>
         <w:rPr>
+          <w:lang w:val="fr_FR" w:bidi="fr_FR"/>
+        </w:rPr>
+        <w:t>דָשְׁא֖וּ נְא֣וֹת מִדְבָּ֑ר כִּֽי־עֵץ֙ נָשָׂ֣א פִרְי֔⁠וֹ תְּאֵנָ֥ה וָ⁠גֶ֖פֶן נָתְנ֥וּ חֵילָֽ⁠ם</w:t>
+      </w:r>
+    </w:p>
+    <w:p>
+      <w:pPr/>
+      <w:r>
+        <w:rPr>
+          <w:lang w:val="fr_FR" w:bidi="fr_FR"/>
+        </w:rPr>
+      </w:r>
+      <w:r>
+        <w:rPr>
           <w:b/>
           <w:lang w:val="fr_FR" w:bidi="fr_FR"/>
         </w:rPr>
@@ -17702,6 +20166,20 @@
       </w:r>
       <w:r>
         <w:rPr>
+          <w:lang w:val="fr_FR" w:bidi="fr_FR"/>
+        </w:rPr>
+        <w:t>עֵץ֙ נָשָׂ֣א פִרְי֔⁠וֹ תְּאֵנָ֥ה וָ⁠גֶ֖פֶן נָתְנ֥וּ חֵילָֽ⁠ם</w:t>
+      </w:r>
+    </w:p>
+    <w:p>
+      <w:pPr/>
+      <w:r>
+        <w:rPr>
+          <w:lang w:val="fr_FR" w:bidi="fr_FR"/>
+        </w:rPr>
+      </w:r>
+      <w:r>
+        <w:rPr>
           <w:b/>
           <w:lang w:val="fr_FR" w:bidi="fr_FR"/>
         </w:rPr>
@@ -17824,6 +20302,20 @@
       </w:r>
       <w:r>
         <w:rPr>
+          <w:lang w:val="fr_FR" w:bidi="fr_FR"/>
+        </w:rPr>
+        <w:t>חֵילָֽ⁠ם</w:t>
+      </w:r>
+    </w:p>
+    <w:p>
+      <w:pPr/>
+      <w:r>
+        <w:rPr>
+          <w:lang w:val="fr_FR" w:bidi="fr_FR"/>
+        </w:rPr>
+      </w:r>
+      <w:r>
+        <w:rPr>
           <w:b/>
           <w:lang w:val="fr_FR" w:bidi="fr_FR"/>
         </w:rPr>
@@ -17920,6 +20412,20 @@
       </w:r>
       <w:r>
         <w:rPr>
+          <w:lang w:val="fr_FR" w:bidi="fr_FR"/>
+        </w:rPr>
+        <w:t>וּ⁠בְנֵ֣י צִיּ֗וֹן</w:t>
+      </w:r>
+    </w:p>
+    <w:p>
+      <w:pPr/>
+      <w:r>
+        <w:rPr>
+          <w:lang w:val="fr_FR" w:bidi="fr_FR"/>
+        </w:rPr>
+      </w:r>
+      <w:r>
+        <w:rPr>
           <w:b/>
           <w:lang w:val="fr_FR" w:bidi="fr_FR"/>
         </w:rPr>
@@ -18016,6 +20522,20 @@
       </w:r>
       <w:r>
         <w:rPr>
+          <w:lang w:val="fr_FR" w:bidi="fr_FR"/>
+        </w:rPr>
+        <w:t>אֱלֹֽהֵי⁠כֶ֔ם</w:t>
+      </w:r>
+    </w:p>
+    <w:p>
+      <w:pPr/>
+      <w:r>
+        <w:rPr>
+          <w:lang w:val="fr_FR" w:bidi="fr_FR"/>
+        </w:rPr>
+      </w:r>
+      <w:r>
+        <w:rPr>
           <w:b/>
           <w:lang w:val="fr_FR" w:bidi="fr_FR"/>
         </w:rPr>
@@ -18112,6 +20632,20 @@
       </w:r>
       <w:r>
         <w:rPr>
+          <w:lang w:val="fr_FR" w:bidi="fr_FR"/>
+        </w:rPr>
+        <w:t>נָתַ֥ן לָ⁠כֶ֛ם אֶת־הַ⁠מּוֹרֶ֖ה לִ⁠צְדָקָ֑ה וַ⁠יּ֣וֹרֶד לָ⁠כֶ֗ם גֶּ֛שֶׁם</w:t>
+      </w:r>
+    </w:p>
+    <w:p>
+      <w:pPr/>
+      <w:r>
+        <w:rPr>
+          <w:lang w:val="fr_FR" w:bidi="fr_FR"/>
+        </w:rPr>
+      </w:r>
+      <w:r>
+        <w:rPr>
           <w:b/>
           <w:lang w:val="fr_FR" w:bidi="fr_FR"/>
         </w:rPr>
@@ -18195,6 +20729,20 @@
       </w:r>
       <w:r>
         <w:rPr>
+          <w:lang w:val="fr_FR" w:bidi="fr_FR"/>
+        </w:rPr>
+        <w:t>לִ⁠צְדָקָ֑ה</w:t>
+      </w:r>
+    </w:p>
+    <w:p>
+      <w:pPr/>
+      <w:r>
+        <w:rPr>
+          <w:lang w:val="fr_FR" w:bidi="fr_FR"/>
+        </w:rPr>
+      </w:r>
+      <w:r>
+        <w:rPr>
           <w:b/>
           <w:lang w:val="fr_FR" w:bidi="fr_FR"/>
         </w:rPr>
@@ -18303,6 +20851,20 @@
       </w:r>
       <w:r>
         <w:rPr>
+          <w:lang w:val="fr_FR" w:bidi="fr_FR"/>
+        </w:rPr>
+        <w:t>גֶּ֛שֶׁם</w:t>
+      </w:r>
+    </w:p>
+    <w:p>
+      <w:pPr/>
+      <w:r>
+        <w:rPr>
+          <w:lang w:val="fr_FR" w:bidi="fr_FR"/>
+        </w:rPr>
+      </w:r>
+      <w:r>
+        <w:rPr>
           <w:b/>
           <w:lang w:val="fr_FR" w:bidi="fr_FR"/>
         </w:rPr>
@@ -18399,6 +20961,20 @@
       </w:r>
       <w:r>
         <w:rPr>
+          <w:lang w:val="fr_FR" w:bidi="fr_FR"/>
+        </w:rPr>
+        <w:t>מוֹרֶ֥ה וּ⁠מַלְק֖וֹשׁ</w:t>
+      </w:r>
+    </w:p>
+    <w:p>
+      <w:pPr/>
+      <w:r>
+        <w:rPr>
+          <w:lang w:val="fr_FR" w:bidi="fr_FR"/>
+        </w:rPr>
+      </w:r>
+      <w:r>
+        <w:rPr>
           <w:b/>
           <w:lang w:val="fr_FR" w:bidi="fr_FR"/>
         </w:rPr>
@@ -18522,6 +21098,20 @@
       </w:r>
       <w:r>
         <w:rPr>
+          <w:lang w:val="fr_FR" w:bidi="fr_FR"/>
+        </w:rPr>
+        <w:t>בָּ⁠רִאשֽׁוֹן</w:t>
+      </w:r>
+    </w:p>
+    <w:p>
+      <w:pPr/>
+      <w:r>
+        <w:rPr>
+          <w:lang w:val="fr_FR" w:bidi="fr_FR"/>
+        </w:rPr>
+      </w:r>
+      <w:r>
+        <w:rPr>
           <w:b/>
           <w:lang w:val="fr_FR" w:bidi="fr_FR"/>
         </w:rPr>
@@ -18646,6 +21236,20 @@
       </w:r>
       <w:r>
         <w:rPr>
+          <w:lang w:val="fr_FR" w:bidi="fr_FR"/>
+        </w:rPr>
+        <w:t>וְ⁠הֵשִׁ֥יקוּ הַ⁠יְקָבִ֖ים תִּיר֥וֹשׁ וְ⁠יִצְהָֽר</w:t>
+      </w:r>
+    </w:p>
+    <w:p>
+      <w:pPr/>
+      <w:r>
+        <w:rPr>
+          <w:lang w:val="fr_FR" w:bidi="fr_FR"/>
+        </w:rPr>
+      </w:r>
+      <w:r>
+        <w:rPr>
           <w:b/>
           <w:lang w:val="fr_FR" w:bidi="fr_FR"/>
         </w:rPr>
@@ -18729,6 +21333,20 @@
       </w:r>
       <w:r>
         <w:rPr>
+          <w:lang w:val="fr_FR" w:bidi="fr_FR"/>
+        </w:rPr>
+        <w:t>וְ⁠שִׁלַּמְתִּ֤י לָ⁠כֶם֙ אֶת־הַ⁠שָּׁנִ֔ים</w:t>
+      </w:r>
+    </w:p>
+    <w:p>
+      <w:pPr/>
+      <w:r>
+        <w:rPr>
+          <w:lang w:val="fr_FR" w:bidi="fr_FR"/>
+        </w:rPr>
+      </w:r>
+      <w:r>
+        <w:rPr>
           <w:b/>
           <w:lang w:val="fr_FR" w:bidi="fr_FR"/>
         </w:rPr>
@@ -18812,6 +21430,20 @@
       </w:r>
       <w:r>
         <w:rPr>
+          <w:lang w:val="fr_FR" w:bidi="fr_FR"/>
+        </w:rPr>
+        <w:t>אֶת־הַ⁠שָּׁנִ֔ים</w:t>
+      </w:r>
+    </w:p>
+    <w:p>
+      <w:pPr/>
+      <w:r>
+        <w:rPr>
+          <w:lang w:val="fr_FR" w:bidi="fr_FR"/>
+        </w:rPr>
+      </w:r>
+      <w:r>
+        <w:rPr>
           <w:b/>
           <w:lang w:val="fr_FR" w:bidi="fr_FR"/>
         </w:rPr>
@@ -18908,6 +21540,20 @@
       </w:r>
       <w:r>
         <w:rPr>
+          <w:lang w:val="fr_FR" w:bidi="fr_FR"/>
+        </w:rPr>
+        <w:t>חֵילִ⁠י֙ הַ⁠גָּד֔וֹל</w:t>
+      </w:r>
+    </w:p>
+    <w:p>
+      <w:pPr/>
+      <w:r>
+        <w:rPr>
+          <w:lang w:val="fr_FR" w:bidi="fr_FR"/>
+        </w:rPr>
+      </w:r>
+      <w:r>
+        <w:rPr>
           <w:b/>
           <w:lang w:val="fr_FR" w:bidi="fr_FR"/>
         </w:rPr>
@@ -19004,6 +21650,20 @@
       </w:r>
       <w:r>
         <w:rPr>
+          <w:lang w:val="fr_FR" w:bidi="fr_FR"/>
+        </w:rPr>
+        <w:t>וַ⁠אֲכַלְתֶּ֤ם אָכוֹל֙</w:t>
+      </w:r>
+    </w:p>
+    <w:p>
+      <w:pPr/>
+      <w:r>
+        <w:rPr>
+          <w:lang w:val="fr_FR" w:bidi="fr_FR"/>
+        </w:rPr>
+      </w:r>
+      <w:r>
+        <w:rPr>
           <w:b/>
           <w:lang w:val="fr_FR" w:bidi="fr_FR"/>
         </w:rPr>
@@ -19099,6 +21759,20 @@
       </w:r>
       <w:r>
         <w:rPr>
+          <w:lang w:val="fr_FR" w:bidi="fr_FR"/>
+        </w:rPr>
+        <w:t>אֶת־שֵׁ֤ם יְהוָה֙ אֱלֹ֣הֵי⁠כֶ֔ם</w:t>
+      </w:r>
+    </w:p>
+    <w:p>
+      <w:pPr/>
+      <w:r>
+        <w:rPr>
+          <w:lang w:val="fr_FR" w:bidi="fr_FR"/>
+        </w:rPr>
+      </w:r>
+      <w:r>
+        <w:rPr>
           <w:b/>
           <w:lang w:val="fr_FR" w:bidi="fr_FR"/>
         </w:rPr>
@@ -19182,6 +21856,20 @@
       </w:r>
       <w:r>
         <w:rPr>
+          <w:lang w:val="fr_FR" w:bidi="fr_FR"/>
+        </w:rPr>
+        <w:t>אֶת־שֵׁ֤ם</w:t>
+      </w:r>
+    </w:p>
+    <w:p>
+      <w:pPr/>
+      <w:r>
+        <w:rPr>
+          <w:lang w:val="fr_FR" w:bidi="fr_FR"/>
+        </w:rPr>
+      </w:r>
+      <w:r>
+        <w:rPr>
           <w:b/>
           <w:lang w:val="fr_FR" w:bidi="fr_FR"/>
         </w:rPr>
@@ -19278,6 +21966,20 @@
       </w:r>
       <w:r>
         <w:rPr>
+          <w:lang w:val="fr_FR" w:bidi="fr_FR"/>
+        </w:rPr>
+        <w:t>אֲשֶׁר־עָשָׂ֥ה עִמָּ⁠כֶ֖ם לְ⁠הַפְלִ֑יא</w:t>
+      </w:r>
+    </w:p>
+    <w:p>
+      <w:pPr/>
+      <w:r>
+        <w:rPr>
+          <w:lang w:val="fr_FR" w:bidi="fr_FR"/>
+        </w:rPr>
+      </w:r>
+      <w:r>
+        <w:rPr>
           <w:b/>
           <w:lang w:val="fr_FR" w:bidi="fr_FR"/>
         </w:rPr>
@@ -19361,6 +22063,20 @@
       </w:r>
       <w:r>
         <w:rPr>
+          <w:lang w:val="fr_FR" w:bidi="fr_FR"/>
+        </w:rPr>
+        <w:t>וְ⁠לֹא־יֵבֹ֥שׁוּ עַמִּ֖⁠י לְ⁠עוֹלָֽם</w:t>
+      </w:r>
+    </w:p>
+    <w:p>
+      <w:pPr/>
+      <w:r>
+        <w:rPr>
+          <w:lang w:val="fr_FR" w:bidi="fr_FR"/>
+        </w:rPr>
+      </w:r>
+      <w:r>
+        <w:rPr>
           <w:b/>
           <w:lang w:val="fr_FR" w:bidi="fr_FR"/>
         </w:rPr>
@@ -19457,6 +22173,20 @@
       </w:r>
       <w:r>
         <w:rPr>
+          <w:lang w:val="fr_FR" w:bidi="fr_FR"/>
+        </w:rPr>
+        <w:t>יִשְׂרָאֵל֙</w:t>
+      </w:r>
+    </w:p>
+    <w:p>
+      <w:pPr/>
+      <w:r>
+        <w:rPr>
+          <w:lang w:val="fr_FR" w:bidi="fr_FR"/>
+        </w:rPr>
+      </w:r>
+      <w:r>
+        <w:rPr>
           <w:b/>
           <w:lang w:val="fr_FR" w:bidi="fr_FR"/>
         </w:rPr>
@@ -19553,6 +22283,20 @@
       </w:r>
       <w:r>
         <w:rPr>
+          <w:lang w:val="fr_FR" w:bidi="fr_FR"/>
+        </w:rPr>
+        <w:t>וְ⁠לֹא־יֵבֹ֥שׁוּ עַמִּ֖⁠י לְ⁠עוֹלָֽם</w:t>
+      </w:r>
+    </w:p>
+    <w:p>
+      <w:pPr/>
+      <w:r>
+        <w:rPr>
+          <w:lang w:val="fr_FR" w:bidi="fr_FR"/>
+        </w:rPr>
+      </w:r>
+      <w:r>
+        <w:rPr>
           <w:b/>
           <w:lang w:val="fr_FR" w:bidi="fr_FR"/>
         </w:rPr>
@@ -19649,6 +22393,20 @@
       </w:r>
       <w:r>
         <w:rPr>
+          <w:lang w:val="fr_FR" w:bidi="fr_FR"/>
+        </w:rPr>
+        <w:t>וְ⁠הָיָ֣ה אַֽחֲרֵי־כֵ֗ן</w:t>
+      </w:r>
+    </w:p>
+    <w:p>
+      <w:pPr/>
+      <w:r>
+        <w:rPr>
+          <w:lang w:val="fr_FR" w:bidi="fr_FR"/>
+        </w:rPr>
+      </w:r>
+      <w:r>
+        <w:rPr>
           <w:b/>
           <w:lang w:val="fr_FR" w:bidi="fr_FR"/>
         </w:rPr>
@@ -19732,6 +22490,20 @@
       </w:r>
       <w:r>
         <w:rPr>
+          <w:lang w:val="fr_FR" w:bidi="fr_FR"/>
+        </w:rPr>
+        <w:t>אֶשְׁפּ֤וֹךְ אֶת־רוּחִ⁠י֙ עַל־כָּל־בָּשָׂ֔ר</w:t>
+      </w:r>
+    </w:p>
+    <w:p>
+      <w:pPr/>
+      <w:r>
+        <w:rPr>
+          <w:lang w:val="fr_FR" w:bidi="fr_FR"/>
+        </w:rPr>
+      </w:r>
+      <w:r>
+        <w:rPr>
           <w:b/>
           <w:lang w:val="fr_FR" w:bidi="fr_FR"/>
         </w:rPr>
@@ -19815,6 +22587,20 @@
       </w:r>
       <w:r>
         <w:rPr>
+          <w:lang w:val="fr_FR" w:bidi="fr_FR"/>
+        </w:rPr>
+        <w:t>עַל־כָּל־בָּשָׂ֔ר</w:t>
+      </w:r>
+    </w:p>
+    <w:p>
+      <w:pPr/>
+      <w:r>
+        <w:rPr>
+          <w:lang w:val="fr_FR" w:bidi="fr_FR"/>
+        </w:rPr>
+      </w:r>
+      <w:r>
+        <w:rPr>
           <w:b/>
           <w:lang w:val="fr_FR" w:bidi="fr_FR"/>
         </w:rPr>
@@ -19923,6 +22709,20 @@
       </w:r>
       <w:r>
         <w:rPr>
+          <w:lang w:val="fr_FR" w:bidi="fr_FR"/>
+        </w:rPr>
+        <w:t>עַל־כָּל־בָּשָׂ֔ר</w:t>
+      </w:r>
+    </w:p>
+    <w:p>
+      <w:pPr/>
+      <w:r>
+        <w:rPr>
+          <w:lang w:val="fr_FR" w:bidi="fr_FR"/>
+        </w:rPr>
+      </w:r>
+      <w:r>
+        <w:rPr>
           <w:b/>
           <w:lang w:val="fr_FR" w:bidi="fr_FR"/>
         </w:rPr>
@@ -20019,6 +22819,20 @@
       </w:r>
       <w:r>
         <w:rPr>
+          <w:lang w:val="fr_FR" w:bidi="fr_FR"/>
+        </w:rPr>
+        <w:t>וְ⁠נִבְּא֖וּ בְּנֵי⁠כֶ֣ם וּ⁠בְנֽוֹתֵי⁠כֶ֑ם</w:t>
+      </w:r>
+    </w:p>
+    <w:p>
+      <w:pPr/>
+      <w:r>
+        <w:rPr>
+          <w:lang w:val="fr_FR" w:bidi="fr_FR"/>
+        </w:rPr>
+      </w:r>
+      <w:r>
+        <w:rPr>
           <w:b/>
           <w:lang w:val="fr_FR" w:bidi="fr_FR"/>
         </w:rPr>
@@ -20102,6 +22916,20 @@
       </w:r>
       <w:r>
         <w:rPr>
+          <w:lang w:val="fr_FR" w:bidi="fr_FR"/>
+        </w:rPr>
+        <w:t>זִקְנֵי⁠כֶם֙ חֲלֹמ֣וֹת יַחֲלֹמ֔וּ⁠ן בַּח֣וּרֵי⁠כֶ֔ם חֶזְיֹנ֖וֹת יִרְאֽוּ</w:t>
+      </w:r>
+    </w:p>
+    <w:p>
+      <w:pPr/>
+      <w:r>
+        <w:rPr>
+          <w:lang w:val="fr_FR" w:bidi="fr_FR"/>
+        </w:rPr>
+      </w:r>
+      <w:r>
+        <w:rPr>
           <w:b/>
           <w:lang w:val="fr_FR" w:bidi="fr_FR"/>
         </w:rPr>
@@ -20199,6 +23027,20 @@
       </w:r>
       <w:r>
         <w:rPr>
+          <w:lang w:val="fr_FR" w:bidi="fr_FR"/>
+        </w:rPr>
+        <w:t>חֲלֹמ֣וֹת</w:t>
+      </w:r>
+    </w:p>
+    <w:p>
+      <w:pPr/>
+      <w:r>
+        <w:rPr>
+          <w:lang w:val="fr_FR" w:bidi="fr_FR"/>
+        </w:rPr>
+      </w:r>
+      <w:r>
+        <w:rPr>
           <w:b/>
           <w:lang w:val="fr_FR" w:bidi="fr_FR"/>
         </w:rPr>
@@ -20295,6 +23137,20 @@
       </w:r>
       <w:r>
         <w:rPr>
+          <w:lang w:val="fr_FR" w:bidi="fr_FR"/>
+        </w:rPr>
+        <w:t>וְ⁠גַ֥ם עַל־הָֽ⁠עֲבָדִ֖ים וְ⁠עַל־הַ⁠שְּׁפָח֑וֹת</w:t>
+      </w:r>
+    </w:p>
+    <w:p>
+      <w:pPr/>
+      <w:r>
+        <w:rPr>
+          <w:lang w:val="fr_FR" w:bidi="fr_FR"/>
+        </w:rPr>
+      </w:r>
+      <w:r>
+        <w:rPr>
           <w:b/>
           <w:lang w:val="fr_FR" w:bidi="fr_FR"/>
         </w:rPr>
@@ -20367,6 +23223,20 @@
         <w:rPr>
           <w:lang w:val="fr_FR" w:bidi="fr_FR"/>
         </w:rPr>
+      </w:r>
+    </w:p>
+    <w:p>
+      <w:pPr/>
+      <w:r>
+        <w:rPr>
+          <w:lang w:val="fr_FR" w:bidi="fr_FR"/>
+        </w:rPr>
+      </w:r>
+      <w:r>
+        <w:rPr>
+          <w:lang w:val="fr_FR" w:bidi="fr_FR"/>
+        </w:rPr>
+        <w:t>בַּ⁠יָּמִ֣ים הָ⁠הֵ֔מָּה</w:t>
       </w:r>
     </w:p>
     <w:p>
@@ -20671,6 +23541,20 @@
       </w:r>
       <w:r>
         <w:rPr>
+          <w:lang w:val="fr_FR" w:bidi="fr_FR"/>
+        </w:rPr>
+        <w:t>הַ⁠שֶּׁ֨מֶשׁ֙ יֵהָפֵ֣ךְ לְ⁠חֹ֔שֶׁךְ וְ⁠הַ⁠יָּרֵ֖חַ לְ⁠דָ֑ם</w:t>
+      </w:r>
+    </w:p>
+    <w:p>
+      <w:pPr/>
+      <w:r>
+        <w:rPr>
+          <w:lang w:val="fr_FR" w:bidi="fr_FR"/>
+        </w:rPr>
+      </w:r>
+      <w:r>
+        <w:rPr>
           <w:b/>
           <w:lang w:val="fr_FR" w:bidi="fr_FR"/>
         </w:rPr>
@@ -20754,6 +23638,20 @@
       </w:r>
       <w:r>
         <w:rPr>
+          <w:lang w:val="fr_FR" w:bidi="fr_FR"/>
+        </w:rPr>
+        <w:t>הַ⁠שֶּׁ֨מֶשׁ֙ יֵהָפֵ֣ךְ לְ⁠חֹ֔שֶׁךְ וְ⁠הַ⁠יָּרֵ֖חַ לְ⁠דָ֑ם</w:t>
+      </w:r>
+    </w:p>
+    <w:p>
+      <w:pPr/>
+      <w:r>
+        <w:rPr>
+          <w:lang w:val="fr_FR" w:bidi="fr_FR"/>
+        </w:rPr>
+      </w:r>
+      <w:r>
+        <w:rPr>
           <w:b/>
           <w:lang w:val="fr_FR" w:bidi="fr_FR"/>
         </w:rPr>
@@ -20837,6 +23735,20 @@
       </w:r>
       <w:r>
         <w:rPr>
+          <w:lang w:val="fr_FR" w:bidi="fr_FR"/>
+        </w:rPr>
+        <w:t>וְ⁠הַ⁠יָּרֵ֖חַ לְ⁠דָ֑ם</w:t>
+      </w:r>
+    </w:p>
+    <w:p>
+      <w:pPr/>
+      <w:r>
+        <w:rPr>
+          <w:lang w:val="fr_FR" w:bidi="fr_FR"/>
+        </w:rPr>
+      </w:r>
+      <w:r>
+        <w:rPr>
           <w:b/>
           <w:lang w:val="fr_FR" w:bidi="fr_FR"/>
         </w:rPr>
@@ -20920,6 +23832,20 @@
       </w:r>
       <w:r>
         <w:rPr>
+          <w:lang w:val="fr_FR" w:bidi="fr_FR"/>
+        </w:rPr>
+        <w:t>לִ⁠פְנֵ֗י בּ֚וֹא י֣וֹם יְהוָ֔ה הַ⁠גָּד֖וֹל וְ⁠הַ⁠נּוֹרָֽא</w:t>
+      </w:r>
+    </w:p>
+    <w:p>
+      <w:pPr/>
+      <w:r>
+        <w:rPr>
+          <w:lang w:val="fr_FR" w:bidi="fr_FR"/>
+        </w:rPr>
+      </w:r>
+      <w:r>
+        <w:rPr>
           <w:b/>
           <w:lang w:val="fr_FR" w:bidi="fr_FR"/>
         </w:rPr>
@@ -21005,6 +23931,20 @@
         <w:rPr>
           <w:lang w:val="fr_FR" w:bidi="fr_FR"/>
         </w:rPr>
+      </w:r>
+    </w:p>
+    <w:p>
+      <w:pPr/>
+      <w:r>
+        <w:rPr>
+          <w:lang w:val="fr_FR" w:bidi="fr_FR"/>
+        </w:rPr>
+      </w:r>
+      <w:r>
+        <w:rPr>
+          <w:lang w:val="fr_FR" w:bidi="fr_FR"/>
+        </w:rPr>
+        <w:t>י֣וֹם יְהוָ֔ה הַ⁠גָּד֖וֹל וְ⁠הַ⁠נּוֹרָֽא</w:t>
       </w:r>
     </w:p>
     <w:p>
@@ -21200,6 +24140,20 @@
       </w:r>
       <w:r>
         <w:rPr>
+          <w:lang w:val="fr_FR" w:bidi="fr_FR"/>
+        </w:rPr>
+        <w:t>וְ⁠הָיָ֗ה</w:t>
+      </w:r>
+    </w:p>
+    <w:p>
+      <w:pPr/>
+      <w:r>
+        <w:rPr>
+          <w:lang w:val="fr_FR" w:bidi="fr_FR"/>
+        </w:rPr>
+      </w:r>
+      <w:r>
+        <w:rPr>
           <w:b/>
           <w:lang w:val="fr_FR" w:bidi="fr_FR"/>
         </w:rPr>
@@ -21283,6 +24237,20 @@
       </w:r>
       <w:r>
         <w:rPr>
+          <w:lang w:val="fr_FR" w:bidi="fr_FR"/>
+        </w:rPr>
+        <w:t>כֹּ֧ל אֲשֶׁר־יִקְרָ֛א בְּ⁠שֵׁ֥ם יְהוָ֖ה יִמָּלֵ֑ט &amp; יְהוָ֔ה</w:t>
+      </w:r>
+    </w:p>
+    <w:p>
+      <w:pPr/>
+      <w:r>
+        <w:rPr>
+          <w:lang w:val="fr_FR" w:bidi="fr_FR"/>
+        </w:rPr>
+      </w:r>
+      <w:r>
+        <w:rPr>
           <w:b/>
           <w:lang w:val="fr_FR" w:bidi="fr_FR"/>
         </w:rPr>
@@ -21366,6 +24334,20 @@
       </w:r>
       <w:r>
         <w:rPr>
+          <w:lang w:val="fr_FR" w:bidi="fr_FR"/>
+        </w:rPr>
+        <w:t>בְּ⁠שֵׁ֥ם יְהוָ֖ה &amp; יְהוָ֔ה</w:t>
+      </w:r>
+    </w:p>
+    <w:p>
+      <w:pPr/>
+      <w:r>
+        <w:rPr>
+          <w:lang w:val="fr_FR" w:bidi="fr_FR"/>
+        </w:rPr>
+      </w:r>
+      <w:r>
+        <w:rPr>
           <w:b/>
           <w:lang w:val="fr_FR" w:bidi="fr_FR"/>
         </w:rPr>
@@ -21462,6 +24444,20 @@
       </w:r>
       <w:r>
         <w:rPr>
+          <w:lang w:val="fr_FR" w:bidi="fr_FR"/>
+        </w:rPr>
+        <w:t>בְּ⁠שֵׁ֥ם יְהוָ֖ה &amp; יְהוָ֔ה</w:t>
+      </w:r>
+    </w:p>
+    <w:p>
+      <w:pPr/>
+      <w:r>
+        <w:rPr>
+          <w:lang w:val="fr_FR" w:bidi="fr_FR"/>
+        </w:rPr>
+      </w:r>
+      <w:r>
+        <w:rPr>
           <w:b/>
           <w:lang w:val="fr_FR" w:bidi="fr_FR"/>
         </w:rPr>
@@ -21545,6 +24541,20 @@
       </w:r>
       <w:r>
         <w:rPr>
+          <w:lang w:val="fr_FR" w:bidi="fr_FR"/>
+        </w:rPr>
+        <w:t>כִּ֠י בְּ⁠הַר־צִיּ֨וֹן וּ⁠בִ⁠ירוּשָׁלִַ֜ם תִּֽהְיֶ֣ה פְלֵיטָ֗ה</w:t>
+      </w:r>
+    </w:p>
+    <w:p>
+      <w:pPr/>
+      <w:r>
+        <w:rPr>
+          <w:lang w:val="fr_FR" w:bidi="fr_FR"/>
+        </w:rPr>
+      </w:r>
+      <w:r>
+        <w:rPr>
           <w:b/>
           <w:lang w:val="fr_FR" w:bidi="fr_FR"/>
         </w:rPr>
@@ -21641,6 +24651,20 @@
       </w:r>
       <w:r>
         <w:rPr>
+          <w:lang w:val="fr_FR" w:bidi="fr_FR"/>
+        </w:rPr>
+        <w:t>בְּ⁠הַר־צִיּ֨וֹן וּ⁠בִ⁠ירוּשָׁלִַ֜ם</w:t>
+      </w:r>
+    </w:p>
+    <w:p>
+      <w:pPr/>
+      <w:r>
+        <w:rPr>
+          <w:lang w:val="fr_FR" w:bidi="fr_FR"/>
+        </w:rPr>
+      </w:r>
+      <w:r>
+        <w:rPr>
           <w:b/>
           <w:lang w:val="fr_FR" w:bidi="fr_FR"/>
         </w:rPr>
@@ -21750,6 +24774,20 @@
       </w:r>
       <w:r>
         <w:rPr>
+          <w:lang w:val="fr_FR" w:bidi="fr_FR"/>
+        </w:rPr>
+        <w:t>כַּֽ⁠אֲשֶׁר֙ אָמַ֣ר יְהוָ֔ה</w:t>
+      </w:r>
+    </w:p>
+    <w:p>
+      <w:pPr/>
+      <w:r>
+        <w:rPr>
+          <w:lang w:val="fr_FR" w:bidi="fr_FR"/>
+        </w:rPr>
+      </w:r>
+      <w:r>
+        <w:rPr>
           <w:b/>
           <w:lang w:val="fr_FR" w:bidi="fr_FR"/>
         </w:rPr>
@@ -21833,6 +24871,20 @@
       </w:r>
       <w:r>
         <w:rPr>
+          <w:lang w:val="fr_FR" w:bidi="fr_FR"/>
+        </w:rPr>
+        <w:t>יְהוָ֖ה &amp; וּ⁠בַ֨⁠שְּׂרִידִ֔ים אֲשֶׁ֥ר יְהוָ֖ה קֹרֵֽא</w:t>
+      </w:r>
+    </w:p>
+    <w:p>
+      <w:pPr/>
+      <w:r>
+        <w:rPr>
+          <w:lang w:val="fr_FR" w:bidi="fr_FR"/>
+        </w:rPr>
+      </w:r>
+      <w:r>
+        <w:rPr>
           <w:b/>
           <w:lang w:val="fr_FR" w:bidi="fr_FR"/>
         </w:rPr>
@@ -21916,6 +24968,20 @@
       </w:r>
       <w:r>
         <w:rPr>
+          <w:lang w:val="fr_FR" w:bidi="fr_FR"/>
+        </w:rPr>
+        <w:t>יְהוָ֖ה &amp; אֲשֶׁ֥ר יְהוָ֖ה קֹרֵֽא</w:t>
+      </w:r>
+    </w:p>
+    <w:p>
+      <w:pPr/>
+      <w:r>
+        <w:rPr>
+          <w:lang w:val="fr_FR" w:bidi="fr_FR"/>
+        </w:rPr>
+      </w:r>
+      <w:r>
+        <w:rPr>
           <w:b/>
           <w:lang w:val="fr_FR" w:bidi="fr_FR"/>
         </w:rPr>
@@ -21999,6 +25065,20 @@
       </w:r>
       <w:r>
         <w:rPr>
+          <w:lang w:val="fr_FR" w:bidi="fr_FR"/>
+        </w:rPr>
+        <w:t>כִּ֗י הִנֵּ֛ה בַּ⁠יָּמִ֥ים הָ⁠הֵ֖מָּה וּ⁠בָ⁠עֵ֣ת הַ⁠הִ֑יא</w:t>
+      </w:r>
+    </w:p>
+    <w:p>
+      <w:pPr/>
+      <w:r>
+        <w:rPr>
+          <w:lang w:val="fr_FR" w:bidi="fr_FR"/>
+        </w:rPr>
+      </w:r>
+      <w:r>
+        <w:rPr>
           <w:b/>
           <w:lang w:val="fr_FR" w:bidi="fr_FR"/>
         </w:rPr>
@@ -22082,6 +25162,20 @@
       </w:r>
       <w:r>
         <w:rPr>
+          <w:lang w:val="fr_FR" w:bidi="fr_FR"/>
+        </w:rPr>
+        <w:t>כִּ֗י הִנֵּ֛ה</w:t>
+      </w:r>
+    </w:p>
+    <w:p>
+      <w:pPr/>
+      <w:r>
+        <w:rPr>
+          <w:lang w:val="fr_FR" w:bidi="fr_FR"/>
+        </w:rPr>
+      </w:r>
+      <w:r>
+        <w:rPr>
           <w:b/>
           <w:lang w:val="fr_FR" w:bidi="fr_FR"/>
         </w:rPr>
@@ -22178,6 +25272,20 @@
       </w:r>
       <w:r>
         <w:rPr>
+          <w:lang w:val="fr_FR" w:bidi="fr_FR"/>
+        </w:rPr>
+        <w:t>בַּ⁠יָּמִ֥ים הָ⁠הֵ֖מָּה וּ⁠בָ⁠עֵ֣ת הַ⁠הִ֑יא</w:t>
+      </w:r>
+    </w:p>
+    <w:p>
+      <w:pPr/>
+      <w:r>
+        <w:rPr>
+          <w:lang w:val="fr_FR" w:bidi="fr_FR"/>
+        </w:rPr>
+      </w:r>
+      <w:r>
+        <w:rPr>
           <w:b/>
           <w:lang w:val="fr_FR" w:bidi="fr_FR"/>
         </w:rPr>
@@ -22274,6 +25382,20 @@
       </w:r>
       <w:r>
         <w:rPr>
+          <w:lang w:val="fr_FR" w:bidi="fr_FR"/>
+        </w:rPr>
+        <w:t>אֲשֶׁ֥ר אָשִׁ֛יב אֶת־שְׁב֥וּת יְהוּדָ֖ה וִ⁠ירוּשָׁלִָֽם</w:t>
+      </w:r>
+    </w:p>
+    <w:p>
+      <w:pPr/>
+      <w:r>
+        <w:rPr>
+          <w:lang w:val="fr_FR" w:bidi="fr_FR"/>
+        </w:rPr>
+      </w:r>
+      <w:r>
+        <w:rPr>
           <w:b/>
           <w:lang w:val="fr_FR" w:bidi="fr_FR"/>
         </w:rPr>
@@ -22370,6 +25492,20 @@
       </w:r>
       <w:r>
         <w:rPr>
+          <w:lang w:val="fr_FR" w:bidi="fr_FR"/>
+        </w:rPr>
+        <w:t>אֲשֶׁ֥ר אָשִׁ֛יב אֶת־שְׁב֥וּת יְהוּדָ֖ה וִ⁠ירוּשָׁלִָֽם</w:t>
+      </w:r>
+    </w:p>
+    <w:p>
+      <w:pPr/>
+      <w:r>
+        <w:rPr>
+          <w:lang w:val="fr_FR" w:bidi="fr_FR"/>
+        </w:rPr>
+      </w:r>
+      <w:r>
+        <w:rPr>
           <w:b/>
           <w:lang w:val="fr_FR" w:bidi="fr_FR"/>
         </w:rPr>
@@ -22453,6 +25589,20 @@
       </w:r>
       <w:r>
         <w:rPr>
+          <w:lang w:val="fr_FR" w:bidi="fr_FR"/>
+        </w:rPr>
+        <w:t>עֵ֖מֶק יְהֽוֹשָׁפָ֑ט</w:t>
+      </w:r>
+    </w:p>
+    <w:p>
+      <w:pPr/>
+      <w:r>
+        <w:rPr>
+          <w:lang w:val="fr_FR" w:bidi="fr_FR"/>
+        </w:rPr>
+      </w:r>
+      <w:r>
+        <w:rPr>
           <w:b/>
           <w:lang w:val="fr_FR" w:bidi="fr_FR"/>
         </w:rPr>
@@ -22549,6 +25699,20 @@
       </w:r>
       <w:r>
         <w:rPr>
+          <w:lang w:val="fr_FR" w:bidi="fr_FR"/>
+        </w:rPr>
+        <w:t>עַמִּ֨⁠י וְ⁠נַחֲלָתִ֤⁠י יִשְׂרָאֵל֙</w:t>
+      </w:r>
+    </w:p>
+    <w:p>
+      <w:pPr/>
+      <w:r>
+        <w:rPr>
+          <w:lang w:val="fr_FR" w:bidi="fr_FR"/>
+        </w:rPr>
+      </w:r>
+      <w:r>
+        <w:rPr>
           <w:b/>
           <w:lang w:val="fr_FR" w:bidi="fr_FR"/>
         </w:rPr>
@@ -22696,6 +25860,20 @@
       </w:r>
       <w:r>
         <w:rPr>
+          <w:lang w:val="fr_FR" w:bidi="fr_FR"/>
+        </w:rPr>
+        <w:t>וְ⁠אֶת־אַרְצִ֖⁠י חִלֵּֽקוּ</w:t>
+      </w:r>
+    </w:p>
+    <w:p>
+      <w:pPr/>
+      <w:r>
+        <w:rPr>
+          <w:lang w:val="fr_FR" w:bidi="fr_FR"/>
+        </w:rPr>
+      </w:r>
+      <w:r>
+        <w:rPr>
           <w:b/>
           <w:lang w:val="fr_FR" w:bidi="fr_FR"/>
         </w:rPr>
@@ -22779,6 +25957,20 @@
       </w:r>
       <w:r>
         <w:rPr>
+          <w:lang w:val="fr_FR" w:bidi="fr_FR"/>
+        </w:rPr>
+        <w:t>גוֹרָ֑ל</w:t>
+      </w:r>
+    </w:p>
+    <w:p>
+      <w:pPr/>
+      <w:r>
+        <w:rPr>
+          <w:lang w:val="fr_FR" w:bidi="fr_FR"/>
+        </w:rPr>
+      </w:r>
+      <w:r>
+        <w:rPr>
           <w:b/>
           <w:lang w:val="fr_FR" w:bidi="fr_FR"/>
         </w:rPr>
@@ -22875,6 +26067,20 @@
       </w:r>
       <w:r>
         <w:rPr>
+          <w:lang w:val="fr_FR" w:bidi="fr_FR"/>
+        </w:rPr>
+        <w:t>וַ⁠יִּתְּנ֤וּ הַ⁠יֶּ֨לֶד֙ בַּ⁠זּוֹנָ֔ה וְ⁠הַ⁠יַּלְדָּ֛ה מָכְר֥וּ</w:t>
+      </w:r>
+    </w:p>
+    <w:p>
+      <w:pPr/>
+      <w:r>
+        <w:rPr>
+          <w:lang w:val="fr_FR" w:bidi="fr_FR"/>
+        </w:rPr>
+      </w:r>
+      <w:r>
+        <w:rPr>
           <w:b/>
           <w:lang w:val="fr_FR" w:bidi="fr_FR"/>
         </w:rPr>
@@ -22997,6 +26203,20 @@
       </w:r>
       <w:r>
         <w:rPr>
+          <w:lang w:val="fr_FR" w:bidi="fr_FR"/>
+        </w:rPr>
+        <w:t>וְ֠⁠גַם מָה־אַתֶּ֥ם לִ⁠י֙ צֹ֣ר וְ⁠צִיד֔וֹן וְ⁠כֹ֖ל גְּלִיל֣וֹת פְּלָ֑שֶׁת הַ⁠גְּמ֗וּל אַתֶּם֙ מְשַׁלְּמִ֣ים עָלָ֔⁠י &amp; אַתֶּם֙</w:t>
+      </w:r>
+    </w:p>
+    <w:p>
+      <w:pPr/>
+      <w:r>
+        <w:rPr>
+          <w:lang w:val="fr_FR" w:bidi="fr_FR"/>
+        </w:rPr>
+      </w:r>
+      <w:r>
+        <w:rPr>
           <w:b/>
           <w:lang w:val="fr_FR" w:bidi="fr_FR"/>
         </w:rPr>
@@ -23080,6 +26300,20 @@
       </w:r>
       <w:r>
         <w:rPr>
+          <w:lang w:val="fr_FR" w:bidi="fr_FR"/>
+        </w:rPr>
+        <w:t>מָה־אַתֶּ֥ם לִ⁠י֙</w:t>
+      </w:r>
+    </w:p>
+    <w:p>
+      <w:pPr/>
+      <w:r>
+        <w:rPr>
+          <w:lang w:val="fr_FR" w:bidi="fr_FR"/>
+        </w:rPr>
+      </w:r>
+      <w:r>
+        <w:rPr>
           <w:b/>
           <w:lang w:val="fr_FR" w:bidi="fr_FR"/>
         </w:rPr>
@@ -23163,6 +26397,20 @@
       </w:r>
       <w:r>
         <w:rPr>
+          <w:lang w:val="fr_FR" w:bidi="fr_FR"/>
+        </w:rPr>
+        <w:t>הַ⁠גְּמ֗וּל אַתֶּם֙ מְשַׁלְּמִ֣ים עָלָ֔⁠י וְ⁠אִם־גֹּמְלִ֤ים אַתֶּם֙ עָלַ֔⁠י</w:t>
+      </w:r>
+    </w:p>
+    <w:p>
+      <w:pPr/>
+      <w:r>
+        <w:rPr>
+          <w:lang w:val="fr_FR" w:bidi="fr_FR"/>
+        </w:rPr>
+      </w:r>
+      <w:r>
+        <w:rPr>
           <w:b/>
           <w:lang w:val="fr_FR" w:bidi="fr_FR"/>
         </w:rPr>
@@ -23258,6 +26506,20 @@
       </w:r>
       <w:r>
         <w:rPr>
+          <w:lang w:val="fr_FR" w:bidi="fr_FR"/>
+        </w:rPr>
+        <w:t>קַ֣ל מְהֵרָ֔ה</w:t>
+      </w:r>
+    </w:p>
+    <w:p>
+      <w:pPr/>
+      <w:r>
+        <w:rPr>
+          <w:lang w:val="fr_FR" w:bidi="fr_FR"/>
+        </w:rPr>
+      </w:r>
+      <w:r>
+        <w:rPr>
           <w:b/>
           <w:lang w:val="fr_FR" w:bidi="fr_FR"/>
         </w:rPr>
@@ -23367,6 +26629,20 @@
       </w:r>
       <w:r>
         <w:rPr>
+          <w:lang w:val="fr_FR" w:bidi="fr_FR"/>
+        </w:rPr>
+        <w:t>אָשִׁ֥יב גְּמֻלְ⁠כֶ֖ם בְּ⁠רֹאשְׁ⁠כֶֽם</w:t>
+      </w:r>
+    </w:p>
+    <w:p>
+      <w:pPr/>
+      <w:r>
+        <w:rPr>
+          <w:lang w:val="fr_FR" w:bidi="fr_FR"/>
+        </w:rPr>
+      </w:r>
+      <w:r>
+        <w:rPr>
           <w:b/>
           <w:lang w:val="fr_FR" w:bidi="fr_FR"/>
         </w:rPr>
@@ -23463,6 +26739,20 @@
       </w:r>
       <w:r>
         <w:rPr>
+          <w:lang w:val="fr_FR" w:bidi="fr_FR"/>
+        </w:rPr>
+        <w:t>בְּ⁠רֹאשְׁ⁠כֶֽם</w:t>
+      </w:r>
+    </w:p>
+    <w:p>
+      <w:pPr/>
+      <w:r>
+        <w:rPr>
+          <w:lang w:val="fr_FR" w:bidi="fr_FR"/>
+        </w:rPr>
+      </w:r>
+      <w:r>
+        <w:rPr>
           <w:b/>
           <w:lang w:val="fr_FR" w:bidi="fr_FR"/>
         </w:rPr>
@@ -23548,6 +26838,20 @@
         <w:rPr>
           <w:lang w:val="fr_FR" w:bidi="fr_FR"/>
         </w:rPr>
+      </w:r>
+    </w:p>
+    <w:p>
+      <w:pPr/>
+      <w:r>
+        <w:rPr>
+          <w:lang w:val="fr_FR" w:bidi="fr_FR"/>
+        </w:rPr>
+      </w:r>
+      <w:r>
+        <w:rPr>
+          <w:lang w:val="fr_FR" w:bidi="fr_FR"/>
+        </w:rPr>
+        <w:t>וּ⁠בְנֵ֤י יְהוּדָה֙ וּ⁠בְנֵ֣י יְרוּשָׁלִַ֔ם</w:t>
       </w:r>
     </w:p>
     <w:p>
@@ -23673,6 +26977,20 @@
       </w:r>
       <w:r>
         <w:rPr>
+          <w:lang w:val="fr_FR" w:bidi="fr_FR"/>
+        </w:rPr>
+        <w:t>לִ⁠בְנֵ֣י הַ⁠יְּוָנִ֑ים</w:t>
+      </w:r>
+    </w:p>
+    <w:p>
+      <w:pPr/>
+      <w:r>
+        <w:rPr>
+          <w:lang w:val="fr_FR" w:bidi="fr_FR"/>
+        </w:rPr>
+      </w:r>
+      <w:r>
+        <w:rPr>
           <w:b/>
           <w:lang w:val="fr_FR" w:bidi="fr_FR"/>
         </w:rPr>
@@ -23782,6 +27100,20 @@
       </w:r>
       <w:r>
         <w:rPr>
+          <w:lang w:val="fr_FR" w:bidi="fr_FR"/>
+        </w:rPr>
+        <w:t>הַ⁠יְּוָנִ֑ים</w:t>
+      </w:r>
+    </w:p>
+    <w:p>
+      <w:pPr/>
+      <w:r>
+        <w:rPr>
+          <w:lang w:val="fr_FR" w:bidi="fr_FR"/>
+        </w:rPr>
+      </w:r>
+      <w:r>
+        <w:rPr>
           <w:b/>
           <w:lang w:val="fr_FR" w:bidi="fr_FR"/>
         </w:rPr>
@@ -23872,6 +27204,20 @@
       </w:r>
       <w:r>
         <w:rPr>
+          <w:lang w:val="fr_FR" w:bidi="fr_FR"/>
+        </w:rPr>
+        <w:t>לְמַ֥עַן הַרְחִיקָ֖⁠ם מֵ⁠עַ֥ל גְּבוּלָֽ⁠ם</w:t>
+      </w:r>
+    </w:p>
+    <w:p>
+      <w:pPr/>
+      <w:r>
+        <w:rPr>
+          <w:lang w:val="fr_FR" w:bidi="fr_FR"/>
+        </w:rPr>
+      </w:r>
+      <w:r>
+        <w:rPr>
           <w:b/>
           <w:lang w:val="fr_FR" w:bidi="fr_FR"/>
         </w:rPr>
@@ -23944,6 +27290,20 @@
         <w:rPr>
           <w:lang w:val="fr_FR" w:bidi="fr_FR"/>
         </w:rPr>
+      </w:r>
+    </w:p>
+    <w:p>
+      <w:pPr/>
+      <w:r>
+        <w:rPr>
+          <w:lang w:val="fr_FR" w:bidi="fr_FR"/>
+        </w:rPr>
+      </w:r>
+      <w:r>
+        <w:rPr>
+          <w:lang w:val="fr_FR" w:bidi="fr_FR"/>
+        </w:rPr>
+        <w:t>הִנְ⁠נִ֣י מְעִירָ֔⁠ם</w:t>
       </w:r>
     </w:p>
     <w:p>
@@ -24056,6 +27416,20 @@
       </w:r>
       <w:r>
         <w:rPr>
+          <w:lang w:val="fr_FR" w:bidi="fr_FR"/>
+        </w:rPr>
+        <w:t>אֲשֶׁר־מְכַרְתֶּ֥ם אֹתָ֖⁠ם שָׁ֑מָּ⁠ה</w:t>
+      </w:r>
+    </w:p>
+    <w:p>
+      <w:pPr/>
+      <w:r>
+        <w:rPr>
+          <w:lang w:val="fr_FR" w:bidi="fr_FR"/>
+        </w:rPr>
+      </w:r>
+      <w:r>
+        <w:rPr>
           <w:b/>
           <w:lang w:val="fr_FR" w:bidi="fr_FR"/>
         </w:rPr>
@@ -24240,6 +27614,20 @@
       </w:r>
       <w:r>
         <w:rPr>
+          <w:lang w:val="fr_FR" w:bidi="fr_FR"/>
+        </w:rPr>
+        <w:t>בְּ⁠רֹאשְׁ⁠כֶֽם</w:t>
+      </w:r>
+    </w:p>
+    <w:p>
+      <w:pPr/>
+      <w:r>
+        <w:rPr>
+          <w:lang w:val="fr_FR" w:bidi="fr_FR"/>
+        </w:rPr>
+      </w:r>
+      <w:r>
+        <w:rPr>
           <w:b/>
           <w:lang w:val="fr_FR" w:bidi="fr_FR"/>
         </w:rPr>
@@ -24323,6 +27711,20 @@
       </w:r>
       <w:r>
         <w:rPr>
+          <w:lang w:val="fr_FR" w:bidi="fr_FR"/>
+        </w:rPr>
+        <w:t>וּ⁠מָכַרְתִּ֞י</w:t>
+      </w:r>
+    </w:p>
+    <w:p>
+      <w:pPr/>
+      <w:r>
+        <w:rPr>
+          <w:lang w:val="fr_FR" w:bidi="fr_FR"/>
+        </w:rPr>
+      </w:r>
+      <w:r>
+        <w:rPr>
           <w:b/>
           <w:lang w:val="fr_FR" w:bidi="fr_FR"/>
         </w:rPr>
@@ -24412,6 +27814,20 @@
       </w:r>
       <w:r>
         <w:rPr>
+          <w:lang w:val="fr_FR" w:bidi="fr_FR"/>
+        </w:rPr>
+        <w:t>בְּ⁠יַד֙ בְּנֵ֣י יְהוּדָ֔ה</w:t>
+      </w:r>
+    </w:p>
+    <w:p>
+      <w:pPr/>
+      <w:r>
+        <w:rPr>
+          <w:lang w:val="fr_FR" w:bidi="fr_FR"/>
+        </w:rPr>
+      </w:r>
+      <w:r>
+        <w:rPr>
           <w:b/>
           <w:lang w:val="fr_FR" w:bidi="fr_FR"/>
         </w:rPr>
@@ -24522,6 +27938,20 @@
       </w:r>
       <w:r>
         <w:rPr>
+          <w:lang w:val="fr_FR" w:bidi="fr_FR"/>
+        </w:rPr>
+        <w:t>וּ⁠מָכַרְתִּ֞י אֶת־בְּנֵי⁠כֶ֣ם וְ⁠אֶת־בְּנֽוֹתֵי⁠כֶ֗ם בְּ⁠יַד֙ בְּנֵ֣י יְהוּדָ֔ה</w:t>
+      </w:r>
+    </w:p>
+    <w:p>
+      <w:pPr/>
+      <w:r>
+        <w:rPr>
+          <w:lang w:val="fr_FR" w:bidi="fr_FR"/>
+        </w:rPr>
+      </w:r>
+      <w:r>
+        <w:rPr>
           <w:b/>
           <w:lang w:val="fr_FR" w:bidi="fr_FR"/>
         </w:rPr>
@@ -24618,6 +28048,20 @@
       </w:r>
       <w:r>
         <w:rPr>
+          <w:lang w:val="fr_FR" w:bidi="fr_FR"/>
+        </w:rPr>
+        <w:t>בְּנֵ֣י יְהוּדָ֔ה</w:t>
+      </w:r>
+    </w:p>
+    <w:p>
+      <w:pPr/>
+      <w:r>
+        <w:rPr>
+          <w:lang w:val="fr_FR" w:bidi="fr_FR"/>
+        </w:rPr>
+      </w:r>
+      <w:r>
+        <w:rPr>
           <w:b/>
           <w:lang w:val="fr_FR" w:bidi="fr_FR"/>
         </w:rPr>
@@ -24727,6 +28171,20 @@
       </w:r>
       <w:r>
         <w:rPr>
+          <w:lang w:val="fr_FR" w:bidi="fr_FR"/>
+        </w:rPr>
+        <w:t>לִ⁠שְׁבָאיִ֖ם</w:t>
+      </w:r>
+    </w:p>
+    <w:p>
+      <w:pPr/>
+      <w:r>
+        <w:rPr>
+          <w:lang w:val="fr_FR" w:bidi="fr_FR"/>
+        </w:rPr>
+      </w:r>
+      <w:r>
+        <w:rPr>
           <w:b/>
           <w:lang w:val="fr_FR" w:bidi="fr_FR"/>
         </w:rPr>
@@ -24823,6 +28281,20 @@
       </w:r>
       <w:r>
         <w:rPr>
+          <w:lang w:val="fr_FR" w:bidi="fr_FR"/>
+        </w:rPr>
+        <w:t>אֶל־גּ֣וֹי רָח֑וֹק כִּ֥י יְהוָ֖ה דִּבֵּֽר</w:t>
+      </w:r>
+    </w:p>
+    <w:p>
+      <w:pPr/>
+      <w:r>
+        <w:rPr>
+          <w:lang w:val="fr_FR" w:bidi="fr_FR"/>
+        </w:rPr>
+      </w:r>
+      <w:r>
+        <w:rPr>
           <w:b/>
           <w:lang w:val="fr_FR" w:bidi="fr_FR"/>
         </w:rPr>
@@ -24919,6 +28391,20 @@
       </w:r>
       <w:r>
         <w:rPr>
+          <w:lang w:val="fr_FR" w:bidi="fr_FR"/>
+        </w:rPr>
+        <w:t>קִרְאוּ</w:t>
+      </w:r>
+    </w:p>
+    <w:p>
+      <w:pPr/>
+      <w:r>
+        <w:rPr>
+          <w:lang w:val="fr_FR" w:bidi="fr_FR"/>
+        </w:rPr>
+      </w:r>
+      <w:r>
+        <w:rPr>
           <w:b/>
           <w:lang w:val="fr_FR" w:bidi="fr_FR"/>
         </w:rPr>
@@ -25015,6 +28501,20 @@
       </w:r>
       <w:r>
         <w:rPr>
+          <w:lang w:val="fr_FR" w:bidi="fr_FR"/>
+        </w:rPr>
+        <w:t>קַדְּשׁ֖וּ מִלְחָמָ֑ה</w:t>
+      </w:r>
+    </w:p>
+    <w:p>
+      <w:pPr/>
+      <w:r>
+        <w:rPr>
+          <w:lang w:val="fr_FR" w:bidi="fr_FR"/>
+        </w:rPr>
+      </w:r>
+      <w:r>
+        <w:rPr>
           <w:b/>
           <w:lang w:val="fr_FR" w:bidi="fr_FR"/>
         </w:rPr>
@@ -25111,6 +28611,20 @@
       </w:r>
       <w:r>
         <w:rPr>
+          <w:lang w:val="fr_FR" w:bidi="fr_FR"/>
+        </w:rPr>
+        <w:t>אִתֵּי⁠כֶם֙</w:t>
+      </w:r>
+    </w:p>
+    <w:p>
+      <w:pPr/>
+      <w:r>
+        <w:rPr>
+          <w:lang w:val="fr_FR" w:bidi="fr_FR"/>
+        </w:rPr>
+      </w:r>
+      <w:r>
+        <w:rPr>
           <w:b/>
           <w:lang w:val="fr_FR" w:bidi="fr_FR"/>
         </w:rPr>
@@ -25207,6 +28721,20 @@
       </w:r>
       <w:r>
         <w:rPr>
+          <w:lang w:val="fr_FR" w:bidi="fr_FR"/>
+        </w:rPr>
+        <w:t>וּ⁠מַזְמְרֹֽתֵי⁠כֶ֖ם</w:t>
+      </w:r>
+    </w:p>
+    <w:p>
+      <w:pPr/>
+      <w:r>
+        <w:rPr>
+          <w:lang w:val="fr_FR" w:bidi="fr_FR"/>
+        </w:rPr>
+      </w:r>
+      <w:r>
+        <w:rPr>
           <w:b/>
           <w:lang w:val="fr_FR" w:bidi="fr_FR"/>
         </w:rPr>
@@ -25303,6 +28831,20 @@
       </w:r>
       <w:r>
         <w:rPr>
+          <w:lang w:val="fr_FR" w:bidi="fr_FR"/>
+        </w:rPr>
+        <w:t>הַֽ⁠חַלָּ֔שׁ יֹאמַ֖ר גִּבּ֥וֹר אָֽנִי</w:t>
+      </w:r>
+    </w:p>
+    <w:p>
+      <w:pPr/>
+      <w:r>
+        <w:rPr>
+          <w:lang w:val="fr_FR" w:bidi="fr_FR"/>
+        </w:rPr>
+      </w:r>
+      <w:r>
+        <w:rPr>
           <w:b/>
           <w:lang w:val="fr_FR" w:bidi="fr_FR"/>
         </w:rPr>
@@ -25386,6 +28928,20 @@
       </w:r>
       <w:r>
         <w:rPr>
+          <w:lang w:val="fr_FR" w:bidi="fr_FR"/>
+        </w:rPr>
+        <w:t>הַֽ⁠חַלָּ֔שׁ</w:t>
+      </w:r>
+    </w:p>
+    <w:p>
+      <w:pPr/>
+      <w:r>
+        <w:rPr>
+          <w:lang w:val="fr_FR" w:bidi="fr_FR"/>
+        </w:rPr>
+      </w:r>
+      <w:r>
+        <w:rPr>
           <w:b/>
           <w:lang w:val="fr_FR" w:bidi="fr_FR"/>
         </w:rPr>
@@ -25482,6 +29038,20 @@
       </w:r>
       <w:r>
         <w:rPr>
+          <w:lang w:val="fr_FR" w:bidi="fr_FR"/>
+        </w:rPr>
+        <w:t>ע֣וּשׁוּ וָ⁠בֹ֧אוּ</w:t>
+      </w:r>
+    </w:p>
+    <w:p>
+      <w:pPr/>
+      <w:r>
+        <w:rPr>
+          <w:lang w:val="fr_FR" w:bidi="fr_FR"/>
+        </w:rPr>
+      </w:r>
+      <w:r>
+        <w:rPr>
           <w:b/>
           <w:lang w:val="fr_FR" w:bidi="fr_FR"/>
         </w:rPr>
@@ -25593,6 +29163,20 @@
         <w:rPr>
           <w:lang w:val="fr_FR" w:bidi="fr_FR"/>
         </w:rPr>
+      </w:r>
+    </w:p>
+    <w:p>
+      <w:pPr/>
+      <w:r>
+        <w:rPr>
+          <w:lang w:val="fr_FR" w:bidi="fr_FR"/>
+        </w:rPr>
+      </w:r>
+      <w:r>
+        <w:rPr>
+          <w:lang w:val="fr_FR" w:bidi="fr_FR"/>
+        </w:rPr>
+        <w:t>יֵע֨וֹרוּ֙ &amp; הַ⁠גּוֹיִ֔ם</w:t>
       </w:r>
     </w:p>
     <w:p>
@@ -25788,6 +29372,20 @@
       </w:r>
       <w:r>
         <w:rPr>
+          <w:lang w:val="fr_FR" w:bidi="fr_FR"/>
+        </w:rPr>
+        <w:t>אֵשֵׁ֛ב לִ⁠שְׁפֹּ֥ט</w:t>
+      </w:r>
+    </w:p>
+    <w:p>
+      <w:pPr/>
+      <w:r>
+        <w:rPr>
+          <w:lang w:val="fr_FR" w:bidi="fr_FR"/>
+        </w:rPr>
+      </w:r>
+      <w:r>
+        <w:rPr>
           <w:b/>
           <w:lang w:val="fr_FR" w:bidi="fr_FR"/>
         </w:rPr>
@@ -25878,6 +29476,20 @@
       </w:r>
       <w:r>
         <w:rPr>
+          <w:lang w:val="fr_FR" w:bidi="fr_FR"/>
+        </w:rPr>
+        <w:t>שִׁלְח֣וּ מַגָּ֔ל כִּ֥י בָשַׁ֖ל קָצִ֑יר &amp; כִּֽי</w:t>
+      </w:r>
+    </w:p>
+    <w:p>
+      <w:pPr/>
+      <w:r>
+        <w:rPr>
+          <w:lang w:val="fr_FR" w:bidi="fr_FR"/>
+        </w:rPr>
+      </w:r>
+      <w:r>
+        <w:rPr>
           <w:b/>
           <w:lang w:val="fr_FR" w:bidi="fr_FR"/>
         </w:rPr>
@@ -25961,6 +29573,20 @@
       </w:r>
       <w:r>
         <w:rPr>
+          <w:lang w:val="fr_FR" w:bidi="fr_FR"/>
+        </w:rPr>
+        <w:t>שִׁלְח֣וּ מַגָּ֔ל</w:t>
+      </w:r>
+    </w:p>
+    <w:p>
+      <w:pPr/>
+      <w:r>
+        <w:rPr>
+          <w:lang w:val="fr_FR" w:bidi="fr_FR"/>
+        </w:rPr>
+      </w:r>
+      <w:r>
+        <w:rPr>
           <w:b/>
           <w:lang w:val="fr_FR" w:bidi="fr_FR"/>
         </w:rPr>
@@ -26057,6 +29683,20 @@
       </w:r>
       <w:r>
         <w:rPr>
+          <w:lang w:val="fr_FR" w:bidi="fr_FR"/>
+        </w:rPr>
+        <w:t>שִׁלְח֣וּ מַגָּ֔ל</w:t>
+      </w:r>
+    </w:p>
+    <w:p>
+      <w:pPr/>
+      <w:r>
+        <w:rPr>
+          <w:lang w:val="fr_FR" w:bidi="fr_FR"/>
+        </w:rPr>
+      </w:r>
+      <w:r>
+        <w:rPr>
           <w:b/>
           <w:lang w:val="fr_FR" w:bidi="fr_FR"/>
         </w:rPr>
@@ -26142,6 +29782,20 @@
         <w:rPr>
           <w:lang w:val="fr_FR" w:bidi="fr_FR"/>
         </w:rPr>
+      </w:r>
+    </w:p>
+    <w:p>
+      <w:pPr/>
+      <w:r>
+        <w:rPr>
+          <w:lang w:val="fr_FR" w:bidi="fr_FR"/>
+        </w:rPr>
+      </w:r>
+      <w:r>
+        <w:rPr>
+          <w:lang w:val="fr_FR" w:bidi="fr_FR"/>
+        </w:rPr>
+        <w:t>שִׁלְח֣וּ</w:t>
       </w:r>
     </w:p>
     <w:p>
@@ -26293,6 +29947,20 @@
       </w:r>
       <w:r>
         <w:rPr>
+          <w:lang w:val="fr_FR" w:bidi="fr_FR"/>
+        </w:rPr>
+        <w:t>בֹּ֤אֽוּ רְדוּ֙ כִּֽי־מָ֣לְאָה גַּ֔ת</w:t>
+      </w:r>
+    </w:p>
+    <w:p>
+      <w:pPr/>
+      <w:r>
+        <w:rPr>
+          <w:lang w:val="fr_FR" w:bidi="fr_FR"/>
+        </w:rPr>
+      </w:r>
+      <w:r>
+        <w:rPr>
           <w:b/>
           <w:lang w:val="fr_FR" w:bidi="fr_FR"/>
         </w:rPr>
@@ -26376,6 +30044,20 @@
       </w:r>
       <w:r>
         <w:rPr>
+          <w:lang w:val="fr_FR" w:bidi="fr_FR"/>
+        </w:rPr>
+        <w:t>כִּ֥י &amp; כִּ֥י רַבָּ֖ה רָעָתָֽ⁠ם</w:t>
+      </w:r>
+    </w:p>
+    <w:p>
+      <w:pPr/>
+      <w:r>
+        <w:rPr>
+          <w:lang w:val="fr_FR" w:bidi="fr_FR"/>
+        </w:rPr>
+      </w:r>
+      <w:r>
+        <w:rPr>
           <w:b/>
           <w:lang w:val="fr_FR" w:bidi="fr_FR"/>
         </w:rPr>
@@ -26472,6 +30154,20 @@
       </w:r>
       <w:r>
         <w:rPr>
+          <w:lang w:val="fr_FR" w:bidi="fr_FR"/>
+        </w:rPr>
+        <w:t>הֲמוֹנִ֣ים הֲמוֹנִ֔ים בְּ⁠עֵ֖מֶק הֶֽ⁠חָר֑וּץ &amp; בְּ⁠עֵ֖מֶק</w:t>
+      </w:r>
+    </w:p>
+    <w:p>
+      <w:pPr/>
+      <w:r>
+        <w:rPr>
+          <w:lang w:val="fr_FR" w:bidi="fr_FR"/>
+        </w:rPr>
+      </w:r>
+      <w:r>
+        <w:rPr>
           <w:b/>
           <w:lang w:val="fr_FR" w:bidi="fr_FR"/>
         </w:rPr>
@@ -26568,6 +30264,20 @@
       </w:r>
       <w:r>
         <w:rPr>
+          <w:lang w:val="fr_FR" w:bidi="fr_FR"/>
+        </w:rPr>
+        <w:t>הֲמוֹנִ֣ים הֲמוֹנִ֔ים בְּ⁠עֵ֖מֶק הֶֽ⁠חָר֑וּץ &amp; בְּ⁠עֵ֖מֶק</w:t>
+      </w:r>
+    </w:p>
+    <w:p>
+      <w:pPr/>
+      <w:r>
+        <w:rPr>
+          <w:lang w:val="fr_FR" w:bidi="fr_FR"/>
+        </w:rPr>
+      </w:r>
+      <w:r>
+        <w:rPr>
           <w:b/>
           <w:lang w:val="fr_FR" w:bidi="fr_FR"/>
         </w:rPr>
@@ -26651,6 +30361,20 @@
       </w:r>
       <w:r>
         <w:rPr>
+          <w:lang w:val="fr_FR" w:bidi="fr_FR"/>
+        </w:rPr>
+        <w:t>בְּ⁠עֵ֖מֶק הֶֽ⁠חָר֑וּץ &amp; בְּ⁠עֵ֖מֶק</w:t>
+      </w:r>
+    </w:p>
+    <w:p>
+      <w:pPr/>
+      <w:r>
+        <w:rPr>
+          <w:lang w:val="fr_FR" w:bidi="fr_FR"/>
+        </w:rPr>
+      </w:r>
+      <w:r>
+        <w:rPr>
           <w:b/>
           <w:lang w:val="fr_FR" w:bidi="fr_FR"/>
         </w:rPr>
@@ -26736,6 +30460,20 @@
         <w:rPr>
           <w:lang w:val="fr_FR" w:bidi="fr_FR"/>
         </w:rPr>
+      </w:r>
+    </w:p>
+    <w:p>
+      <w:pPr/>
+      <w:r>
+        <w:rPr>
+          <w:lang w:val="fr_FR" w:bidi="fr_FR"/>
+        </w:rPr>
+      </w:r>
+      <w:r>
+        <w:rPr>
+          <w:lang w:val="fr_FR" w:bidi="fr_FR"/>
+        </w:rPr>
+        <w:t>שֶׁ֥מֶשׁ וְ⁠יָרֵ֖חַ קָדָ֑רוּ וְ⁠כוֹכָבִ֖ים אָסְפ֥וּ נָגְהָֽ⁠ם</w:t>
       </w:r>
     </w:p>
     <w:p>
@@ -26977,6 +30715,20 @@
       </w:r>
       <w:r>
         <w:rPr>
+          <w:lang w:val="fr_FR" w:bidi="fr_FR"/>
+        </w:rPr>
+        <w:t>וַ⁠יהוָ֞ה מִ⁠צִּיּ֣וֹן יִשְׁאָ֗ג</w:t>
+      </w:r>
+    </w:p>
+    <w:p>
+      <w:pPr/>
+      <w:r>
+        <w:rPr>
+          <w:lang w:val="fr_FR" w:bidi="fr_FR"/>
+        </w:rPr>
+      </w:r>
+      <w:r>
+        <w:rPr>
           <w:b/>
           <w:lang w:val="fr_FR" w:bidi="fr_FR"/>
         </w:rPr>
@@ -27087,6 +30839,20 @@
       </w:r>
       <w:r>
         <w:rPr>
+          <w:lang w:val="fr_FR" w:bidi="fr_FR"/>
+        </w:rPr>
+        <w:t>וְ⁠רָעֲשׁ֖וּ שָׁמַ֣יִם וָ⁠אָ֑רֶץ</w:t>
+      </w:r>
+    </w:p>
+    <w:p>
+      <w:pPr/>
+      <w:r>
+        <w:rPr>
+          <w:lang w:val="fr_FR" w:bidi="fr_FR"/>
+        </w:rPr>
+      </w:r>
+      <w:r>
+        <w:rPr>
           <w:b/>
           <w:lang w:val="fr_FR" w:bidi="fr_FR"/>
         </w:rPr>
@@ -27224,6 +30990,20 @@
       </w:r>
       <w:r>
         <w:rPr>
+          <w:lang w:val="fr_FR" w:bidi="fr_FR"/>
+        </w:rPr>
+        <w:t>וַֽ⁠יהוָה֙ מַֽחֲסֶ֣ה לְ⁠עַמּ֔⁠וֹ וּ⁠מָע֖וֹז לִ⁠בְנֵ֥י יִשְׂרָאֵֽל</w:t>
+      </w:r>
+    </w:p>
+    <w:p>
+      <w:pPr/>
+      <w:r>
+        <w:rPr>
+          <w:lang w:val="fr_FR" w:bidi="fr_FR"/>
+        </w:rPr>
+      </w:r>
+      <w:r>
+        <w:rPr>
           <w:b/>
           <w:lang w:val="fr_FR" w:bidi="fr_FR"/>
         </w:rPr>
@@ -27335,6 +31115,20 @@
         <w:rPr>
           <w:lang w:val="fr_FR" w:bidi="fr_FR"/>
         </w:rPr>
+      </w:r>
+    </w:p>
+    <w:p>
+      <w:pPr/>
+      <w:r>
+        <w:rPr>
+          <w:lang w:val="fr_FR" w:bidi="fr_FR"/>
+        </w:rPr>
+      </w:r>
+      <w:r>
+        <w:rPr>
+          <w:lang w:val="fr_FR" w:bidi="fr_FR"/>
+        </w:rPr>
+        <w:t>לִ⁠בְנֵ֥י יִשְׂרָאֵֽל</w:t>
       </w:r>
     </w:p>
     <w:p>
@@ -27460,6 +31254,20 @@
       </w:r>
       <w:r>
         <w:rPr>
+          <w:lang w:val="fr_FR" w:bidi="fr_FR"/>
+        </w:rPr>
+        <w:t>וִֽ⁠ידַעְתֶּ֗ם</w:t>
+      </w:r>
+    </w:p>
+    <w:p>
+      <w:pPr/>
+      <w:r>
+        <w:rPr>
+          <w:lang w:val="fr_FR" w:bidi="fr_FR"/>
+        </w:rPr>
+      </w:r>
+      <w:r>
+        <w:rPr>
           <w:b/>
           <w:lang w:val="fr_FR" w:bidi="fr_FR"/>
         </w:rPr>
@@ -27543,6 +31351,20 @@
       </w:r>
       <w:r>
         <w:rPr>
+          <w:lang w:val="fr_FR" w:bidi="fr_FR"/>
+        </w:rPr>
+        <w:t>הַר־קָדְשִׁ֑⁠י</w:t>
+      </w:r>
+    </w:p>
+    <w:p>
+      <w:pPr/>
+      <w:r>
+        <w:rPr>
+          <w:lang w:val="fr_FR" w:bidi="fr_FR"/>
+        </w:rPr>
+      </w:r>
+      <w:r>
+        <w:rPr>
           <w:b/>
           <w:lang w:val="fr_FR" w:bidi="fr_FR"/>
         </w:rPr>
@@ -27639,6 +31461,20 @@
       </w:r>
       <w:r>
         <w:rPr>
+          <w:lang w:val="fr_FR" w:bidi="fr_FR"/>
+        </w:rPr>
+        <w:t>וְ⁠הָיָה֩ בַ⁠יּ֨וֹם הַ⁠ה֜וּא</w:t>
+      </w:r>
+    </w:p>
+    <w:p>
+      <w:pPr/>
+      <w:r>
+        <w:rPr>
+          <w:lang w:val="fr_FR" w:bidi="fr_FR"/>
+        </w:rPr>
+      </w:r>
+      <w:r>
+        <w:rPr>
           <w:b/>
           <w:lang w:val="fr_FR" w:bidi="fr_FR"/>
         </w:rPr>
@@ -27722,6 +31558,20 @@
       </w:r>
       <w:r>
         <w:rPr>
+          <w:lang w:val="fr_FR" w:bidi="fr_FR"/>
+        </w:rPr>
+        <w:t>בַ⁠יּ֨וֹם הַ⁠ה֜וּא</w:t>
+      </w:r>
+    </w:p>
+    <w:p>
+      <w:pPr/>
+      <w:r>
+        <w:rPr>
+          <w:lang w:val="fr_FR" w:bidi="fr_FR"/>
+        </w:rPr>
+      </w:r>
+      <w:r>
+        <w:rPr>
           <w:b/>
           <w:lang w:val="fr_FR" w:bidi="fr_FR"/>
         </w:rPr>
@@ -27818,6 +31668,20 @@
       </w:r>
       <w:r>
         <w:rPr>
+          <w:lang w:val="fr_FR" w:bidi="fr_FR"/>
+        </w:rPr>
+        <w:t>יִטְּפ֧וּ הֶ⁠הָרִ֣ים עָסִ֗יס וְ⁠הַ⁠גְּבָעוֹת֙ תֵּלַ֣כְנָה חָלָ֔ב</w:t>
+      </w:r>
+    </w:p>
+    <w:p>
+      <w:pPr/>
+      <w:r>
+        <w:rPr>
+          <w:lang w:val="fr_FR" w:bidi="fr_FR"/>
+        </w:rPr>
+      </w:r>
+      <w:r>
+        <w:rPr>
           <w:b/>
           <w:lang w:val="fr_FR" w:bidi="fr_FR"/>
         </w:rPr>
@@ -27953,6 +31817,20 @@
       </w:r>
       <w:r>
         <w:rPr>
+          <w:lang w:val="fr_FR" w:bidi="fr_FR"/>
+        </w:rPr>
+        <w:t>וּ⁠מַעְיָ֗ן &amp; יֵצֵ֔א</w:t>
+      </w:r>
+    </w:p>
+    <w:p>
+      <w:pPr/>
+      <w:r>
+        <w:rPr>
+          <w:lang w:val="fr_FR" w:bidi="fr_FR"/>
+        </w:rPr>
+      </w:r>
+      <w:r>
+        <w:rPr>
           <w:b/>
           <w:lang w:val="fr_FR" w:bidi="fr_FR"/>
         </w:rPr>
@@ -28049,6 +31927,20 @@
       </w:r>
       <w:r>
         <w:rPr>
+          <w:lang w:val="fr_FR" w:bidi="fr_FR"/>
+        </w:rPr>
+        <w:t>וּ⁠מַעְיָ֗ן</w:t>
+      </w:r>
+    </w:p>
+    <w:p>
+      <w:pPr/>
+      <w:r>
+        <w:rPr>
+          <w:lang w:val="fr_FR" w:bidi="fr_FR"/>
+        </w:rPr>
+      </w:r>
+      <w:r>
+        <w:rPr>
           <w:b/>
           <w:lang w:val="fr_FR" w:bidi="fr_FR"/>
         </w:rPr>
@@ -28134,6 +32026,20 @@
         <w:rPr>
           <w:lang w:val="fr_FR" w:bidi="fr_FR"/>
         </w:rPr>
+      </w:r>
+    </w:p>
+    <w:p>
+      <w:pPr/>
+      <w:r>
+        <w:rPr>
+          <w:lang w:val="fr_FR" w:bidi="fr_FR"/>
+        </w:rPr>
+      </w:r>
+      <w:r>
+        <w:rPr>
+          <w:lang w:val="fr_FR" w:bidi="fr_FR"/>
+        </w:rPr>
+        <w:t>מִ⁠בֵּ֤ית יְהוָה֙</w:t>
       </w:r>
     </w:p>
     <w:p>
@@ -28246,6 +32152,20 @@
       </w:r>
       <w:r>
         <w:rPr>
+          <w:lang w:val="fr_FR" w:bidi="fr_FR"/>
+        </w:rPr>
+        <w:t>אֶת־נַ֥חַל הַ⁠שִּׁטִּֽים</w:t>
+      </w:r>
+    </w:p>
+    <w:p>
+      <w:pPr/>
+      <w:r>
+        <w:rPr>
+          <w:lang w:val="fr_FR" w:bidi="fr_FR"/>
+        </w:rPr>
+      </w:r>
+      <w:r>
+        <w:rPr>
           <w:b/>
           <w:lang w:val="fr_FR" w:bidi="fr_FR"/>
         </w:rPr>
@@ -28342,6 +32262,20 @@
       </w:r>
       <w:r>
         <w:rPr>
+          <w:lang w:val="fr_FR" w:bidi="fr_FR"/>
+        </w:rPr>
+        <w:t>מִצְרַ֨יִם֙ לִ⁠שְׁמָמָ֣ה תִֽהְיֶ֔ה</w:t>
+      </w:r>
+    </w:p>
+    <w:p>
+      <w:pPr/>
+      <w:r>
+        <w:rPr>
+          <w:lang w:val="fr_FR" w:bidi="fr_FR"/>
+        </w:rPr>
+      </w:r>
+      <w:r>
+        <w:rPr>
           <w:b/>
           <w:lang w:val="fr_FR" w:bidi="fr_FR"/>
         </w:rPr>
@@ -28438,6 +32372,20 @@
       </w:r>
       <w:r>
         <w:rPr>
+          <w:lang w:val="fr_FR" w:bidi="fr_FR"/>
+        </w:rPr>
+        <w:t>מֵֽ⁠חֲמַס֙ בְּנֵ֣י יְהוּדָ֔ה</w:t>
+      </w:r>
+    </w:p>
+    <w:p>
+      <w:pPr/>
+      <w:r>
+        <w:rPr>
+          <w:lang w:val="fr_FR" w:bidi="fr_FR"/>
+        </w:rPr>
+      </w:r>
+      <w:r>
+        <w:rPr>
           <w:b/>
           <w:lang w:val="fr_FR" w:bidi="fr_FR"/>
         </w:rPr>
@@ -28547,6 +32495,20 @@
       </w:r>
       <w:r>
         <w:rPr>
+          <w:lang w:val="fr_FR" w:bidi="fr_FR"/>
+        </w:rPr>
+        <w:t>שָׁפְכ֥וּ דָם־נָקִ֖יא</w:t>
+      </w:r>
+    </w:p>
+    <w:p>
+      <w:pPr/>
+      <w:r>
+        <w:rPr>
+          <w:lang w:val="fr_FR" w:bidi="fr_FR"/>
+        </w:rPr>
+      </w:r>
+      <w:r>
+        <w:rPr>
           <w:b/>
           <w:lang w:val="fr_FR" w:bidi="fr_FR"/>
         </w:rPr>
@@ -28643,6 +32605,20 @@
       </w:r>
       <w:r>
         <w:rPr>
+          <w:lang w:val="fr_FR" w:bidi="fr_FR"/>
+        </w:rPr>
+        <w:t>בְּ⁠אַרְצָֽ⁠ם</w:t>
+      </w:r>
+    </w:p>
+    <w:p>
+      <w:pPr/>
+      <w:r>
+        <w:rPr>
+          <w:lang w:val="fr_FR" w:bidi="fr_FR"/>
+        </w:rPr>
+      </w:r>
+      <w:r>
+        <w:rPr>
           <w:b/>
           <w:lang w:val="fr_FR" w:bidi="fr_FR"/>
         </w:rPr>
@@ -28806,6 +32782,20 @@
       </w:r>
       <w:r>
         <w:rPr>
+          <w:lang w:val="fr_FR" w:bidi="fr_FR"/>
+        </w:rPr>
+        <w:t>וִ⁠יהוּדָ֖ה</w:t>
+      </w:r>
+    </w:p>
+    <w:p>
+      <w:pPr/>
+      <w:r>
+        <w:rPr>
+          <w:lang w:val="fr_FR" w:bidi="fr_FR"/>
+        </w:rPr>
+      </w:r>
+      <w:r>
+        <w:rPr>
           <w:b/>
           <w:lang w:val="fr_FR" w:bidi="fr_FR"/>
         </w:rPr>
@@ -28902,6 +32892,20 @@
       </w:r>
       <w:r>
         <w:rPr>
+          <w:lang w:val="fr_FR" w:bidi="fr_FR"/>
+        </w:rPr>
+        <w:t>וִ⁠ירוּשָׁלִַ֖ם לְ⁠ד֥וֹר וָ⁠דֽוֹר</w:t>
+      </w:r>
+    </w:p>
+    <w:p>
+      <w:pPr/>
+      <w:r>
+        <w:rPr>
+          <w:lang w:val="fr_FR" w:bidi="fr_FR"/>
+        </w:rPr>
+      </w:r>
+      <w:r>
+        <w:rPr>
           <w:b/>
           <w:lang w:val="fr_FR" w:bidi="fr_FR"/>
         </w:rPr>
@@ -28974,6 +32978,20 @@
         <w:rPr>
           <w:lang w:val="fr_FR" w:bidi="fr_FR"/>
         </w:rPr>
+      </w:r>
+    </w:p>
+    <w:p>
+      <w:pPr/>
+      <w:r>
+        <w:rPr>
+          <w:lang w:val="fr_FR" w:bidi="fr_FR"/>
+        </w:rPr>
+      </w:r>
+      <w:r>
+        <w:rPr>
+          <w:lang w:val="fr_FR" w:bidi="fr_FR"/>
+        </w:rPr>
+        <w:t>לְ⁠ד֥וֹר וָ⁠דֽוֹר</w:t>
       </w:r>
     </w:p>
     <w:p>
@@ -29086,6 +33104,20 @@
       </w:r>
       <w:r>
         <w:rPr>
+          <w:lang w:val="fr_FR" w:bidi="fr_FR"/>
+        </w:rPr>
+        <w:t>וְ⁠נִקֵּ֖יתִי דָּמָ֣⁠ם לֹֽא־נִקֵּ֑יתִי</w:t>
+      </w:r>
+    </w:p>
+    <w:p>
+      <w:pPr/>
+      <w:r>
+        <w:rPr>
+          <w:lang w:val="fr_FR" w:bidi="fr_FR"/>
+        </w:rPr>
+      </w:r>
+      <w:r>
+        <w:rPr>
           <w:b/>
           <w:lang w:val="fr_FR" w:bidi="fr_FR"/>
         </w:rPr>
@@ -29169,6 +33201,20 @@
       </w:r>
       <w:r>
         <w:rPr>
+          <w:lang w:val="fr_FR" w:bidi="fr_FR"/>
+        </w:rPr>
+        <w:t>דָּמָ֣⁠ם</w:t>
+      </w:r>
+    </w:p>
+    <w:p>
+      <w:pPr/>
+      <w:r>
+        <w:rPr>
+          <w:lang w:val="fr_FR" w:bidi="fr_FR"/>
+        </w:rPr>
+      </w:r>
+      <w:r>
+        <w:rPr>
           <w:b/>
           <w:lang w:val="fr_FR" w:bidi="fr_FR"/>
         </w:rPr>
@@ -29265,6 +33311,20 @@
       </w:r>
       <w:r>
         <w:rPr>
+          <w:lang w:val="fr_FR" w:bidi="fr_FR"/>
+        </w:rPr>
+        <w:t>וַֽ⁠יהוָ֖ה שֹׁכֵ֥ן בְּ⁠צִיּֽוֹן</w:t>
+      </w:r>
+    </w:p>
+    <w:p>
+      <w:pPr/>
+      <w:r>
+        <w:rPr>
+          <w:lang w:val="fr_FR" w:bidi="fr_FR"/>
+        </w:rPr>
+      </w:r>
+      <w:r>
+        <w:rPr>
           <w:b/>
           <w:lang w:val="fr_FR" w:bidi="fr_FR"/>
         </w:rPr>
@@ -29337,6 +33397,20 @@
         <w:rPr>
           <w:lang w:val="fr_FR" w:bidi="fr_FR"/>
         </w:rPr>
+      </w:r>
+    </w:p>
+    <w:p>
+      <w:pPr/>
+      <w:r>
+        <w:rPr>
+          <w:lang w:val="fr_FR" w:bidi="fr_FR"/>
+        </w:rPr>
+      </w:r>
+      <w:r>
+        <w:rPr>
+          <w:lang w:val="fr_FR" w:bidi="fr_FR"/>
+        </w:rPr>
+        <w:t>וַֽ⁠יהוָ֖ה שֹׁכֵ֥ן בְּ⁠צִיּֽוֹן</w:t>
       </w:r>
     </w:p>
     <w:p>

--- a/fra/docx/29.content.docx
+++ b/fra/docx/29.content.docx
@@ -28,49 +28,15 @@
       </w:r>
     </w:p>
     <w:p>
-      <w:pPr>
-        <w:pStyle w:val="Heading2"/>
-      </w:pPr>
-      <w:r>
-        <w:rPr>
-          <w:lang w:val="fr_FR" w:bidi="fr_FR"/>
-        </w:rPr>
-        <w:t>License Information</w:t>
-      </w:r>
-      <w:r>
-        <w:rPr>
-          <w:lang w:val="fr_FR" w:bidi="fr_FR"/>
-        </w:rPr>
-      </w:r>
-    </w:p>
-    <w:p>
-      <w:pPr/>
-      <w:r>
-        <w:rPr>
-          <w:lang w:val="fr_FR" w:bidi="fr_FR"/>
-        </w:rPr>
-      </w:r>
-      <w:r>
-        <w:rPr>
-          <w:b/>
-          <w:lang w:val="fr_FR" w:bidi="fr_FR"/>
-        </w:rPr>
-        <w:t>Notes de traduction (unfoldingWord)</w:t>
-      </w:r>
-      <w:r>
-        <w:rPr>
-          <w:lang w:val="fr_FR" w:bidi="fr_FR"/>
-        </w:rPr>
-        <w:t xml:space="preserve"> (French) is based on</w:t>
-      </w:r>
-      <w:r>
-        <w:rPr>
-          <w:lang w:val="fr_FR" w:bidi="fr_FR"/>
-        </w:rPr>
-        <w:t xml:space="preserve">: </w:t>
-      </w:r>
-      <w:r>
-        <w:rPr>
+      <w:pPr/>
+      <w:r>
+        <w:rPr>
+          <w:lang w:val="fr_FR" w:bidi="fr_FR"/>
+        </w:rPr>
+      </w:r>
+      <w:r>
+        <w:rPr>
+          <w:b/>
           <w:lang w:val="fr_FR" w:bidi="fr_FR"/>
         </w:rPr>
         <w:t>unfoldingWord® Translation Notes</w:t>
@@ -79,62 +45,31 @@
         <w:rPr>
           <w:lang w:val="fr_FR" w:bidi="fr_FR"/>
         </w:rPr>
-        <w:t xml:space="preserve">, </w:t>
-      </w:r>
-      <w:hyperlink r:id="rId13">
-        <w:r>
-          <w:rPr>
-            <w:lang w:val="fr_FR" w:bidi="fr_FR"/>
-          </w:rPr>
-          <w:rPr>
-            <w:color w:val="0000EE"/>
-            <w:u w:val="single"/>
-          </w:rPr>
-          <w:t>unfoldingWord</w:t>
-        </w:r>
-      </w:hyperlink>
-      <w:r>
-        <w:rPr>
-          <w:lang w:val="fr_FR" w:bidi="fr_FR"/>
-        </w:rPr>
-        <w:t xml:space="preserve">, 2022, which is licensed under a </w:t>
-      </w:r>
-      <w:hyperlink r:id="rId14">
-        <w:r>
-          <w:rPr>
-            <w:lang w:val="fr_FR" w:bidi="fr_FR"/>
-          </w:rPr>
-          <w:rPr>
-            <w:color w:val="0000EE"/>
-            <w:u w:val="single"/>
-          </w:rPr>
-          <w:t>CC BY-SA 4.0 license</w:t>
-        </w:r>
-      </w:hyperlink>
-      <w:r>
-        <w:rPr>
-          <w:lang w:val="fr_FR" w:bidi="fr_FR"/>
-        </w:rPr>
-        <w:t>.</w:t>
-      </w:r>
-      <w:r>
-        <w:rPr>
-          <w:lang w:val="fr_FR" w:bidi="fr_FR"/>
-        </w:rPr>
-      </w:r>
-    </w:p>
-    <w:p>
-      <w:pPr/>
-      <w:r>
-        <w:rPr>
-          <w:lang w:val="fr_FR" w:bidi="fr_FR"/>
-        </w:rPr>
-      </w:r>
-      <w:r>
-        <w:rPr>
-          <w:lang w:val="fr_FR" w:bidi="fr_FR"/>
-        </w:rPr>
-        <w:t>This PDF version is provided under the same license.</w:t>
+        <w:t xml:space="preserve"> © 2022 unfoldingWord. Released under CC BY-SA 4.0 license. </w:t>
+      </w:r>
+      <w:r>
+        <w:rPr>
+          <w:lang w:val="fr_FR" w:bidi="fr_FR"/>
+        </w:rPr>
+        <w:t>unfoldingWord® Translation Notes</w:t>
+      </w:r>
+      <w:r>
+        <w:rPr>
+          <w:lang w:val="fr_FR" w:bidi="fr_FR"/>
+        </w:rPr>
+        <w:t xml:space="preserve"> has been adapted in the following languages: Tok Pisin, Arabic (عربي), French (Français), Hindi (हिंदी), Indonesian (Bahasa Indonesia), Portuguese (Português), Russian (Русский), Spanish (Español), Swahili (Kiswahili), and Simplified Chinese (简体中文) from </w:t>
+      </w:r>
+      <w:r>
+        <w:rPr>
+          <w:lang w:val="fr_FR" w:bidi="fr_FR"/>
+        </w:rPr>
+        <w:t>unfoldingWord® Translation Notes</w:t>
+      </w:r>
+      <w:r>
+        <w:rPr>
+          <w:lang w:val="fr_FR" w:bidi="fr_FR"/>
+        </w:rPr>
+        <w:t xml:space="preserve"> © 2022 unfoldingWord. Released under CC BY-SA 4.0 license by Mission Mutual</w:t>
       </w:r>
       <w:r>
         <w:rPr>
@@ -292,20 +227,6 @@
       </w:r>
       <w:r>
         <w:rPr>
-          <w:lang w:val="fr_FR" w:bidi="fr_FR"/>
-        </w:rPr>
-        <w:t>פְּתוּאֵֽל</w:t>
-      </w:r>
-    </w:p>
-    <w:p>
-      <w:pPr/>
-      <w:r>
-        <w:rPr>
-          <w:lang w:val="fr_FR" w:bidi="fr_FR"/>
-        </w:rPr>
-      </w:r>
-      <w:r>
-        <w:rPr>
           <w:b/>
           <w:lang w:val="fr_FR" w:bidi="fr_FR"/>
         </w:rPr>
@@ -498,20 +419,6 @@
       </w:r>
       <w:r>
         <w:rPr>
-          <w:lang w:val="fr_FR" w:bidi="fr_FR"/>
-        </w:rPr>
-        <w:t>דְּבַר־יְהוָה֙ אֲשֶׁ֣ר הָיָ֔ה</w:t>
-      </w:r>
-    </w:p>
-    <w:p>
-      <w:pPr/>
-      <w:r>
-        <w:rPr>
-          <w:lang w:val="fr_FR" w:bidi="fr_FR"/>
-        </w:rPr>
-      </w:r>
-      <w:r>
-        <w:rPr>
           <w:b/>
           <w:lang w:val="fr_FR" w:bidi="fr_FR"/>
         </w:rPr>
@@ -595,20 +502,6 @@
       </w:r>
       <w:r>
         <w:rPr>
-          <w:lang w:val="fr_FR" w:bidi="fr_FR"/>
-        </w:rPr>
-        <w:t>שִׁמְעוּ־זֹאת֙ הַ⁠זְּקֵנִ֔ים וְ⁠הַֽאֲזִ֔ינוּ כֹּ֖ל יוֹשְׁבֵ֣י הָ⁠אָ֑רֶץ</w:t>
-      </w:r>
-    </w:p>
-    <w:p>
-      <w:pPr/>
-      <w:r>
-        <w:rPr>
-          <w:lang w:val="fr_FR" w:bidi="fr_FR"/>
-        </w:rPr>
-      </w:r>
-      <w:r>
-        <w:rPr>
           <w:b/>
           <w:lang w:val="fr_FR" w:bidi="fr_FR"/>
         </w:rPr>
@@ -692,20 +585,6 @@
       </w:r>
       <w:r>
         <w:rPr>
-          <w:lang w:val="fr_FR" w:bidi="fr_FR"/>
-        </w:rPr>
-        <w:t>הֶ⁠הָ֤יְתָה זֹּאת֙ בִּֽ⁠ימֵי⁠כֶ֔ם וְ⁠אִ֖ם בִּ⁠ימֵ֥י אֲבֹֽתֵי⁠כֶֽם</w:t>
-      </w:r>
-    </w:p>
-    <w:p>
-      <w:pPr/>
-      <w:r>
-        <w:rPr>
-          <w:lang w:val="fr_FR" w:bidi="fr_FR"/>
-        </w:rPr>
-      </w:r>
-      <w:r>
-        <w:rPr>
           <w:b/>
           <w:lang w:val="fr_FR" w:bidi="fr_FR"/>
         </w:rPr>
@@ -789,20 +668,6 @@
       </w:r>
       <w:r>
         <w:rPr>
-          <w:lang w:val="fr_FR" w:bidi="fr_FR"/>
-        </w:rPr>
-        <w:t>בִּֽ⁠ימֵי⁠כֶ֔ם וְ⁠אִ֖ם בִּ⁠ימֵ֥י</w:t>
-      </w:r>
-    </w:p>
-    <w:p>
-      <w:pPr/>
-      <w:r>
-        <w:rPr>
-          <w:lang w:val="fr_FR" w:bidi="fr_FR"/>
-        </w:rPr>
-      </w:r>
-      <w:r>
-        <w:rPr>
           <w:b/>
           <w:lang w:val="fr_FR" w:bidi="fr_FR"/>
         </w:rPr>
@@ -899,20 +764,6 @@
       </w:r>
       <w:r>
         <w:rPr>
-          <w:lang w:val="fr_FR" w:bidi="fr_FR"/>
-        </w:rPr>
-        <w:t>אֲבֹֽתֵי⁠כֶֽם</w:t>
-      </w:r>
-    </w:p>
-    <w:p>
-      <w:pPr/>
-      <w:r>
-        <w:rPr>
-          <w:lang w:val="fr_FR" w:bidi="fr_FR"/>
-        </w:rPr>
-      </w:r>
-      <w:r>
-        <w:rPr>
           <w:b/>
           <w:lang w:val="fr_FR" w:bidi="fr_FR"/>
         </w:rPr>
@@ -1009,20 +860,6 @@
       </w:r>
       <w:r>
         <w:rPr>
-          <w:lang w:val="fr_FR" w:bidi="fr_FR"/>
-        </w:rPr>
-        <w:t>וּ⁠בְנֵי⁠כֶם֙ לִ⁠בְנֵי⁠הֶ֔ם וּ⁠בְנֵי⁠הֶ֖ם לְ⁠ד֥וֹר אַחֵֽר</w:t>
-      </w:r>
-    </w:p>
-    <w:p>
-      <w:pPr/>
-      <w:r>
-        <w:rPr>
-          <w:lang w:val="fr_FR" w:bidi="fr_FR"/>
-        </w:rPr>
-      </w:r>
-      <w:r>
-        <w:rPr>
           <w:b/>
           <w:lang w:val="fr_FR" w:bidi="fr_FR"/>
         </w:rPr>
@@ -1106,20 +943,6 @@
       </w:r>
       <w:r>
         <w:rPr>
-          <w:lang w:val="fr_FR" w:bidi="fr_FR"/>
-        </w:rPr>
-        <w:t>לִ⁠בְנֵי⁠כֶ֣ם &amp; וּ⁠בְנֵי⁠כֶם֙ לִ⁠בְנֵי⁠הֶ֔ם וּ⁠בְנֵי⁠הֶ֖ם</w:t>
-      </w:r>
-    </w:p>
-    <w:p>
-      <w:pPr/>
-      <w:r>
-        <w:rPr>
-          <w:lang w:val="fr_FR" w:bidi="fr_FR"/>
-        </w:rPr>
-      </w:r>
-      <w:r>
-        <w:rPr>
           <w:b/>
           <w:lang w:val="fr_FR" w:bidi="fr_FR"/>
         </w:rPr>
@@ -1216,20 +1039,6 @@
       </w:r>
       <w:r>
         <w:rPr>
-          <w:lang w:val="fr_FR" w:bidi="fr_FR"/>
-        </w:rPr>
-        <w:t>עָלֶ֖⁠יהָ לִ⁠בְנֵי⁠כֶ֣ם סַפֵּ֑רוּ וּ⁠בְנֵי⁠כֶם֙</w:t>
-      </w:r>
-    </w:p>
-    <w:p>
-      <w:pPr/>
-      <w:r>
-        <w:rPr>
-          <w:lang w:val="fr_FR" w:bidi="fr_FR"/>
-        </w:rPr>
-      </w:r>
-      <w:r>
-        <w:rPr>
           <w:b/>
           <w:lang w:val="fr_FR" w:bidi="fr_FR"/>
         </w:rPr>
@@ -1339,20 +1148,6 @@
       </w:r>
       <w:r>
         <w:rPr>
-          <w:lang w:val="fr_FR" w:bidi="fr_FR"/>
-        </w:rPr>
-        <w:t>יֶ֤תֶר הַ⁠גָּזָם֙ אָכַ֣ל הָֽ⁠אַרְבֶּ֔ה וְ⁠יֶ֥תֶר הָ⁠אַרְבֶּ֖ה אָכַ֣ל הַ⁠יָּ֑לֶק וְ⁠יֶ֣תֶר הַ⁠יֶּ֔לֶק אָכַ֖ל הֶ⁠חָסִֽיל</w:t>
-      </w:r>
-    </w:p>
-    <w:p>
-      <w:pPr/>
-      <w:r>
-        <w:rPr>
-          <w:lang w:val="fr_FR" w:bidi="fr_FR"/>
-        </w:rPr>
-      </w:r>
-      <w:r>
-        <w:rPr>
           <w:b/>
           <w:lang w:val="fr_FR" w:bidi="fr_FR"/>
         </w:rPr>
@@ -1436,20 +1231,6 @@
       </w:r>
       <w:r>
         <w:rPr>
-          <w:lang w:val="fr_FR" w:bidi="fr_FR"/>
-        </w:rPr>
-        <w:t>יֶ֤תֶר הַ⁠גָּזָם֙ אָכַ֣ל הָֽ⁠אַרְבֶּ֔ה וְ⁠יֶ֥תֶר הָ⁠אַרְבֶּ֖ה אָכַ֣ל הַ⁠יָּ֑לֶק וְ⁠יֶ֣תֶר הַ⁠יֶּ֔לֶק אָכַ֖ל הֶ⁠חָסִֽיל</w:t>
-      </w:r>
-    </w:p>
-    <w:p>
-      <w:pPr/>
-      <w:r>
-        <w:rPr>
-          <w:lang w:val="fr_FR" w:bidi="fr_FR"/>
-        </w:rPr>
-      </w:r>
-      <w:r>
-        <w:rPr>
           <w:b/>
           <w:lang w:val="fr_FR" w:bidi="fr_FR"/>
         </w:rPr>
@@ -1533,20 +1314,6 @@
       </w:r>
       <w:r>
         <w:rPr>
-          <w:lang w:val="fr_FR" w:bidi="fr_FR"/>
-        </w:rPr>
-        <w:t>יֶ֤תֶר הַ⁠גָּזָם֙ אָכַ֣ל הָֽ⁠אַרְבֶּ֔ה וְ⁠יֶ֥תֶר הָ⁠אַרְבֶּ֖ה אָכַ֣ל הַ⁠יָּ֑לֶק וְ⁠יֶ֣תֶר הַ⁠יֶּ֔לֶק אָכַ֖ל הֶ⁠חָסִֽיל</w:t>
-      </w:r>
-    </w:p>
-    <w:p>
-      <w:pPr/>
-      <w:r>
-        <w:rPr>
-          <w:lang w:val="fr_FR" w:bidi="fr_FR"/>
-        </w:rPr>
-      </w:r>
-      <w:r>
-        <w:rPr>
           <w:b/>
           <w:lang w:val="fr_FR" w:bidi="fr_FR"/>
         </w:rPr>
@@ -1925,20 +1692,6 @@
       </w:r>
       <w:r>
         <w:rPr>
-          <w:lang w:val="fr_FR" w:bidi="fr_FR"/>
-        </w:rPr>
-        <w:t>הָקִ֤יצוּ שִׁכּוֹרִים֙ וּ⁠בְכ֔וּ וְ⁠הֵילִ֖לוּ כָּל־שֹׁ֣תֵי יָ֑יִן עַל־עָסִ֕יס כִּ֥י נִכְרַ֖ת מִ⁠פִּי⁠כֶֽם</w:t>
-      </w:r>
-    </w:p>
-    <w:p>
-      <w:pPr/>
-      <w:r>
-        <w:rPr>
-          <w:lang w:val="fr_FR" w:bidi="fr_FR"/>
-        </w:rPr>
-      </w:r>
-      <w:r>
-        <w:rPr>
           <w:b/>
           <w:lang w:val="fr_FR" w:bidi="fr_FR"/>
         </w:rPr>
@@ -2022,20 +1775,6 @@
       </w:r>
       <w:r>
         <w:rPr>
-          <w:lang w:val="fr_FR" w:bidi="fr_FR"/>
-        </w:rPr>
-        <w:t>נִכְרַ֖ת מִ⁠פִּי⁠כֶֽם</w:t>
-      </w:r>
-    </w:p>
-    <w:p>
-      <w:pPr/>
-      <w:r>
-        <w:rPr>
-          <w:lang w:val="fr_FR" w:bidi="fr_FR"/>
-        </w:rPr>
-      </w:r>
-      <w:r>
-        <w:rPr>
           <w:b/>
           <w:lang w:val="fr_FR" w:bidi="fr_FR"/>
         </w:rPr>
@@ -2119,20 +1858,6 @@
       </w:r>
       <w:r>
         <w:rPr>
-          <w:lang w:val="fr_FR" w:bidi="fr_FR"/>
-        </w:rPr>
-        <w:t>מִ⁠פִּי⁠כֶֽם</w:t>
-      </w:r>
-    </w:p>
-    <w:p>
-      <w:pPr/>
-      <w:r>
-        <w:rPr>
-          <w:lang w:val="fr_FR" w:bidi="fr_FR"/>
-        </w:rPr>
-      </w:r>
-      <w:r>
-        <w:rPr>
           <w:b/>
           <w:lang w:val="fr_FR" w:bidi="fr_FR"/>
         </w:rPr>
@@ -2229,20 +1954,6 @@
       </w:r>
       <w:r>
         <w:rPr>
-          <w:lang w:val="fr_FR" w:bidi="fr_FR"/>
-        </w:rPr>
-        <w:t>נִכְרַ֖ת מִ⁠פִּי⁠כֶֽם</w:t>
-      </w:r>
-    </w:p>
-    <w:p>
-      <w:pPr/>
-      <w:r>
-        <w:rPr>
-          <w:lang w:val="fr_FR" w:bidi="fr_FR"/>
-        </w:rPr>
-      </w:r>
-      <w:r>
-        <w:rPr>
           <w:b/>
           <w:lang w:val="fr_FR" w:bidi="fr_FR"/>
         </w:rPr>
@@ -2340,20 +2051,6 @@
       </w:r>
       <w:r>
         <w:rPr>
-          <w:lang w:val="fr_FR" w:bidi="fr_FR"/>
-        </w:rPr>
-        <w:t>כִּֽי</w:t>
-      </w:r>
-    </w:p>
-    <w:p>
-      <w:pPr/>
-      <w:r>
-        <w:rPr>
-          <w:lang w:val="fr_FR" w:bidi="fr_FR"/>
-        </w:rPr>
-      </w:r>
-      <w:r>
-        <w:rPr>
           <w:b/>
           <w:lang w:val="fr_FR" w:bidi="fr_FR"/>
         </w:rPr>
@@ -2450,20 +2147,6 @@
       </w:r>
       <w:r>
         <w:rPr>
-          <w:lang w:val="fr_FR" w:bidi="fr_FR"/>
-        </w:rPr>
-        <w:t>גוֹי֙ עָלָ֣ה עַל־אַרְצִ֔⁠י</w:t>
-      </w:r>
-    </w:p>
-    <w:p>
-      <w:pPr/>
-      <w:r>
-        <w:rPr>
-          <w:lang w:val="fr_FR" w:bidi="fr_FR"/>
-        </w:rPr>
-      </w:r>
-      <w:r>
-        <w:rPr>
           <w:b/>
           <w:lang w:val="fr_FR" w:bidi="fr_FR"/>
         </w:rPr>
@@ -2547,20 +2230,6 @@
       </w:r>
       <w:r>
         <w:rPr>
-          <w:lang w:val="fr_FR" w:bidi="fr_FR"/>
-        </w:rPr>
-        <w:t>גוֹי֙</w:t>
-      </w:r>
-    </w:p>
-    <w:p>
-      <w:pPr/>
-      <w:r>
-        <w:rPr>
-          <w:lang w:val="fr_FR" w:bidi="fr_FR"/>
-        </w:rPr>
-      </w:r>
-      <w:r>
-        <w:rPr>
           <w:b/>
           <w:lang w:val="fr_FR" w:bidi="fr_FR"/>
         </w:rPr>
@@ -2657,20 +2326,6 @@
       </w:r>
       <w:r>
         <w:rPr>
-          <w:lang w:val="fr_FR" w:bidi="fr_FR"/>
-        </w:rPr>
-        <w:t>אַרְצִ֔⁠י</w:t>
-      </w:r>
-    </w:p>
-    <w:p>
-      <w:pPr/>
-      <w:r>
-        <w:rPr>
-          <w:lang w:val="fr_FR" w:bidi="fr_FR"/>
-        </w:rPr>
-      </w:r>
-      <w:r>
-        <w:rPr>
           <w:b/>
           <w:lang w:val="fr_FR" w:bidi="fr_FR"/>
         </w:rPr>
@@ -2767,20 +2422,6 @@
       </w:r>
       <w:r>
         <w:rPr>
-          <w:lang w:val="fr_FR" w:bidi="fr_FR"/>
-        </w:rPr>
-        <w:t>וְ⁠אֵ֣ין מִסְפָּ֑ר</w:t>
-      </w:r>
-    </w:p>
-    <w:p>
-      <w:pPr/>
-      <w:r>
-        <w:rPr>
-          <w:lang w:val="fr_FR" w:bidi="fr_FR"/>
-        </w:rPr>
-      </w:r>
-      <w:r>
-        <w:rPr>
           <w:b/>
           <w:lang w:val="fr_FR" w:bidi="fr_FR"/>
         </w:rPr>
@@ -2864,20 +2505,6 @@
       </w:r>
       <w:r>
         <w:rPr>
-          <w:lang w:val="fr_FR" w:bidi="fr_FR"/>
-        </w:rPr>
-        <w:t>שִׁנָּי⁠ו֙ שִׁנֵּ֣י אַרְיֵ֔ה וּֽ⁠מְתַלְּע֥וֹת לָבִ֖יא לֽ⁠וֹ</w:t>
-      </w:r>
-    </w:p>
-    <w:p>
-      <w:pPr/>
-      <w:r>
-        <w:rPr>
-          <w:lang w:val="fr_FR" w:bidi="fr_FR"/>
-        </w:rPr>
-      </w:r>
-      <w:r>
-        <w:rPr>
           <w:b/>
           <w:lang w:val="fr_FR" w:bidi="fr_FR"/>
         </w:rPr>
@@ -2961,20 +2588,6 @@
       </w:r>
       <w:r>
         <w:rPr>
-          <w:lang w:val="fr_FR" w:bidi="fr_FR"/>
-        </w:rPr>
-        <w:t>שִׁנָּי⁠ו֙ שִׁנֵּ֣י אַרְיֵ֔ה וּֽ⁠מְתַלְּע֥וֹת לָבִ֖יא לֽ⁠וֹ</w:t>
-      </w:r>
-    </w:p>
-    <w:p>
-      <w:pPr/>
-      <w:r>
-        <w:rPr>
-          <w:lang w:val="fr_FR" w:bidi="fr_FR"/>
-        </w:rPr>
-      </w:r>
-      <w:r>
-        <w:rPr>
           <w:b/>
           <w:lang w:val="fr_FR" w:bidi="fr_FR"/>
         </w:rPr>
@@ -3071,20 +2684,6 @@
       </w:r>
       <w:r>
         <w:rPr>
-          <w:lang w:val="fr_FR" w:bidi="fr_FR"/>
-        </w:rPr>
-        <w:t>וּֽ⁠מְתַלְּע֥וֹת לָבִ֖יא לֽ⁠וֹ</w:t>
-      </w:r>
-    </w:p>
-    <w:p>
-      <w:pPr/>
-      <w:r>
-        <w:rPr>
-          <w:lang w:val="fr_FR" w:bidi="fr_FR"/>
-        </w:rPr>
-      </w:r>
-      <w:r>
-        <w:rPr>
           <w:b/>
           <w:lang w:val="fr_FR" w:bidi="fr_FR"/>
         </w:rPr>
@@ -3168,20 +2767,6 @@
       </w:r>
       <w:r>
         <w:rPr>
-          <w:lang w:val="fr_FR" w:bidi="fr_FR"/>
-        </w:rPr>
-        <w:t>שָׂ֤ם גַּפְנִ⁠י֙ לְ⁠שַׁמָּ֔ה וּ⁠תְאֵנָתִ֖⁠י לִ⁠קְצָפָ֑ה</w:t>
-      </w:r>
-    </w:p>
-    <w:p>
-      <w:pPr/>
-      <w:r>
-        <w:rPr>
-          <w:lang w:val="fr_FR" w:bidi="fr_FR"/>
-        </w:rPr>
-      </w:r>
-      <w:r>
-        <w:rPr>
           <w:b/>
           <w:lang w:val="fr_FR" w:bidi="fr_FR"/>
         </w:rPr>
@@ -3278,20 +2863,6 @@
       </w:r>
       <w:r>
         <w:rPr>
-          <w:lang w:val="fr_FR" w:bidi="fr_FR"/>
-        </w:rPr>
-        <w:t>שָׂ֤ם גַּפְנִ⁠י֙ לְ⁠שַׁמָּ֔ה</w:t>
-      </w:r>
-    </w:p>
-    <w:p>
-      <w:pPr/>
-      <w:r>
-        <w:rPr>
-          <w:lang w:val="fr_FR" w:bidi="fr_FR"/>
-        </w:rPr>
-      </w:r>
-      <w:r>
-        <w:rPr>
           <w:b/>
           <w:lang w:val="fr_FR" w:bidi="fr_FR"/>
         </w:rPr>
@@ -3388,20 +2959,6 @@
       </w:r>
       <w:r>
         <w:rPr>
-          <w:lang w:val="fr_FR" w:bidi="fr_FR"/>
-        </w:rPr>
-        <w:t>חָשֹׂ֤ף חֲשָׂפָ⁠הּ֙</w:t>
-      </w:r>
-    </w:p>
-    <w:p>
-      <w:pPr/>
-      <w:r>
-        <w:rPr>
-          <w:lang w:val="fr_FR" w:bidi="fr_FR"/>
-        </w:rPr>
-      </w:r>
-      <w:r>
-        <w:rPr>
           <w:b/>
           <w:lang w:val="fr_FR" w:bidi="fr_FR"/>
         </w:rPr>
@@ -3485,20 +3042,6 @@
       </w:r>
       <w:r>
         <w:rPr>
-          <w:lang w:val="fr_FR" w:bidi="fr_FR"/>
-        </w:rPr>
-        <w:t>וְ⁠הִשְׁלִ֔יךְ</w:t>
-      </w:r>
-    </w:p>
-    <w:p>
-      <w:pPr/>
-      <w:r>
-        <w:rPr>
-          <w:lang w:val="fr_FR" w:bidi="fr_FR"/>
-        </w:rPr>
-      </w:r>
-      <w:r>
-        <w:rPr>
           <w:b/>
           <w:lang w:val="fr_FR" w:bidi="fr_FR"/>
         </w:rPr>
@@ -3595,20 +3138,6 @@
       </w:r>
       <w:r>
         <w:rPr>
-          <w:lang w:val="fr_FR" w:bidi="fr_FR"/>
-        </w:rPr>
-        <w:t>הִלְבִּ֖ינוּ שָׂרִיגֶֽי⁠הָ</w:t>
-      </w:r>
-    </w:p>
-    <w:p>
-      <w:pPr/>
-      <w:r>
-        <w:rPr>
-          <w:lang w:val="fr_FR" w:bidi="fr_FR"/>
-        </w:rPr>
-      </w:r>
-      <w:r>
-        <w:rPr>
           <w:b/>
           <w:lang w:val="fr_FR" w:bidi="fr_FR"/>
         </w:rPr>
@@ -3705,20 +3234,6 @@
       </w:r>
       <w:r>
         <w:rPr>
-          <w:lang w:val="fr_FR" w:bidi="fr_FR"/>
-        </w:rPr>
-        <w:t>אֱלִ֕י</w:t>
-      </w:r>
-    </w:p>
-    <w:p>
-      <w:pPr/>
-      <w:r>
-        <w:rPr>
-          <w:lang w:val="fr_FR" w:bidi="fr_FR"/>
-        </w:rPr>
-      </w:r>
-      <w:r>
-        <w:rPr>
           <w:b/>
           <w:lang w:val="fr_FR" w:bidi="fr_FR"/>
         </w:rPr>
@@ -3815,20 +3330,6 @@
       </w:r>
       <w:r>
         <w:rPr>
-          <w:lang w:val="fr_FR" w:bidi="fr_FR"/>
-        </w:rPr>
-        <w:t>כִּ⁠בְתוּלָ֥ה חֲגֻֽרַת־שַׂ֖ק עַל־בַּ֥עַל נְעוּרֶֽי⁠הָ</w:t>
-      </w:r>
-    </w:p>
-    <w:p>
-      <w:pPr/>
-      <w:r>
-        <w:rPr>
-          <w:lang w:val="fr_FR" w:bidi="fr_FR"/>
-        </w:rPr>
-      </w:r>
-      <w:r>
-        <w:rPr>
           <w:b/>
           <w:lang w:val="fr_FR" w:bidi="fr_FR"/>
         </w:rPr>
@@ -3912,20 +3413,6 @@
       </w:r>
       <w:r>
         <w:rPr>
-          <w:lang w:val="fr_FR" w:bidi="fr_FR"/>
-        </w:rPr>
-        <w:t>כִּ⁠בְתוּלָ֥ה חֲגֻֽרַת־שַׂ֖ק</w:t>
-      </w:r>
-    </w:p>
-    <w:p>
-      <w:pPr/>
-      <w:r>
-        <w:rPr>
-          <w:lang w:val="fr_FR" w:bidi="fr_FR"/>
-        </w:rPr>
-      </w:r>
-      <w:r>
-        <w:rPr>
           <w:b/>
           <w:lang w:val="fr_FR" w:bidi="fr_FR"/>
         </w:rPr>
@@ -4022,20 +3509,6 @@
       </w:r>
       <w:r>
         <w:rPr>
-          <w:lang w:val="fr_FR" w:bidi="fr_FR"/>
-        </w:rPr>
-        <w:t>כִּ⁠בְתוּלָ֥ה חֲגֻֽרַת־שַׂ֖ק</w:t>
-      </w:r>
-    </w:p>
-    <w:p>
-      <w:pPr/>
-      <w:r>
-        <w:rPr>
-          <w:lang w:val="fr_FR" w:bidi="fr_FR"/>
-        </w:rPr>
-      </w:r>
-      <w:r>
-        <w:rPr>
           <w:b/>
           <w:lang w:val="fr_FR" w:bidi="fr_FR"/>
         </w:rPr>
@@ -4132,20 +3605,6 @@
       </w:r>
       <w:r>
         <w:rPr>
-          <w:lang w:val="fr_FR" w:bidi="fr_FR"/>
-        </w:rPr>
-        <w:t>בַּ֥עַל נְעוּרֶֽי⁠הָ</w:t>
-      </w:r>
-    </w:p>
-    <w:p>
-      <w:pPr/>
-      <w:r>
-        <w:rPr>
-          <w:lang w:val="fr_FR" w:bidi="fr_FR"/>
-        </w:rPr>
-      </w:r>
-      <w:r>
-        <w:rPr>
           <w:b/>
           <w:lang w:val="fr_FR" w:bidi="fr_FR"/>
         </w:rPr>
@@ -4364,20 +3823,6 @@
       </w:r>
       <w:r>
         <w:rPr>
-          <w:lang w:val="fr_FR" w:bidi="fr_FR"/>
-        </w:rPr>
-        <w:t>הָכְרַ֥ת מִנְחָ֛ה וָ⁠נֶ֖סֶךְ</w:t>
-      </w:r>
-    </w:p>
-    <w:p>
-      <w:pPr/>
-      <w:r>
-        <w:rPr>
-          <w:lang w:val="fr_FR" w:bidi="fr_FR"/>
-        </w:rPr>
-      </w:r>
-      <w:r>
-        <w:rPr>
           <w:b/>
           <w:lang w:val="fr_FR" w:bidi="fr_FR"/>
         </w:rPr>
@@ -4480,20 +3925,6 @@
       </w:r>
       <w:r>
         <w:rPr>
-          <w:lang w:val="fr_FR" w:bidi="fr_FR"/>
-        </w:rPr>
-        <w:t>הָכְרַ֥ת &amp; מִ⁠בֵּ֣ית</w:t>
-      </w:r>
-    </w:p>
-    <w:p>
-      <w:pPr/>
-      <w:r>
-        <w:rPr>
-          <w:lang w:val="fr_FR" w:bidi="fr_FR"/>
-        </w:rPr>
-      </w:r>
-      <w:r>
-        <w:rPr>
           <w:b/>
           <w:lang w:val="fr_FR" w:bidi="fr_FR"/>
         </w:rPr>
@@ -4590,20 +4021,6 @@
       </w:r>
       <w:r>
         <w:rPr>
-          <w:lang w:val="fr_FR" w:bidi="fr_FR"/>
-        </w:rPr>
-        <w:t>מִ⁠בֵּ֣ית יְהוָ֑ה</w:t>
-      </w:r>
-    </w:p>
-    <w:p>
-      <w:pPr/>
-      <w:r>
-        <w:rPr>
-          <w:lang w:val="fr_FR" w:bidi="fr_FR"/>
-        </w:rPr>
-      </w:r>
-      <w:r>
-        <w:rPr>
           <w:b/>
           <w:lang w:val="fr_FR" w:bidi="fr_FR"/>
         </w:rPr>
@@ -4700,20 +4117,6 @@
       </w:r>
       <w:r>
         <w:rPr>
-          <w:lang w:val="fr_FR" w:bidi="fr_FR"/>
-        </w:rPr>
-        <w:t>שֻׁדַּ֣ד שָׂדֶ֔ה אָבְלָ֖ה אֲדָמָ֑ה כִּ֚י שֻׁדַּ֣ד דָּגָ֔ן</w:t>
-      </w:r>
-    </w:p>
-    <w:p>
-      <w:pPr/>
-      <w:r>
-        <w:rPr>
-          <w:lang w:val="fr_FR" w:bidi="fr_FR"/>
-        </w:rPr>
-      </w:r>
-      <w:r>
-        <w:rPr>
           <w:b/>
           <w:lang w:val="fr_FR" w:bidi="fr_FR"/>
         </w:rPr>
@@ -4829,20 +4232,6 @@
       </w:r>
       <w:r>
         <w:rPr>
-          <w:lang w:val="fr_FR" w:bidi="fr_FR"/>
-        </w:rPr>
-        <w:t>שֻׁדַּ֣ד שָׂדֶ֔ה &amp; שֻׁדַּ֣ד</w:t>
-      </w:r>
-    </w:p>
-    <w:p>
-      <w:pPr/>
-      <w:r>
-        <w:rPr>
-          <w:lang w:val="fr_FR" w:bidi="fr_FR"/>
-        </w:rPr>
-      </w:r>
-      <w:r>
-        <w:rPr>
           <w:b/>
           <w:lang w:val="fr_FR" w:bidi="fr_FR"/>
         </w:rPr>
@@ -4939,20 +4328,6 @@
       </w:r>
       <w:r>
         <w:rPr>
-          <w:lang w:val="fr_FR" w:bidi="fr_FR"/>
-        </w:rPr>
-        <w:t>אָבְלָ֖ה אֲדָמָ֑ה</w:t>
-      </w:r>
-    </w:p>
-    <w:p>
-      <w:pPr/>
-      <w:r>
-        <w:rPr>
-          <w:lang w:val="fr_FR" w:bidi="fr_FR"/>
-        </w:rPr>
-      </w:r>
-      <w:r>
-        <w:rPr>
           <w:b/>
           <w:lang w:val="fr_FR" w:bidi="fr_FR"/>
         </w:rPr>
@@ -5049,20 +4424,6 @@
       </w:r>
       <w:r>
         <w:rPr>
-          <w:lang w:val="fr_FR" w:bidi="fr_FR"/>
-        </w:rPr>
-        <w:t>הוֹבִ֥ישׁ תִּיר֖וֹשׁ</w:t>
-      </w:r>
-    </w:p>
-    <w:p>
-      <w:pPr/>
-      <w:r>
-        <w:rPr>
-          <w:lang w:val="fr_FR" w:bidi="fr_FR"/>
-        </w:rPr>
-      </w:r>
-      <w:r>
-        <w:rPr>
           <w:b/>
           <w:lang w:val="fr_FR" w:bidi="fr_FR"/>
         </w:rPr>
@@ -5159,20 +4520,6 @@
       </w:r>
       <w:r>
         <w:rPr>
-          <w:lang w:val="fr_FR" w:bidi="fr_FR"/>
-        </w:rPr>
-        <w:t>אֻמְלַ֥ל יִצְהָֽר</w:t>
-      </w:r>
-    </w:p>
-    <w:p>
-      <w:pPr/>
-      <w:r>
-        <w:rPr>
-          <w:lang w:val="fr_FR" w:bidi="fr_FR"/>
-        </w:rPr>
-      </w:r>
-      <w:r>
-        <w:rPr>
           <w:b/>
           <w:lang w:val="fr_FR" w:bidi="fr_FR"/>
         </w:rPr>
@@ -5256,20 +4603,6 @@
       </w:r>
       <w:r>
         <w:rPr>
-          <w:lang w:val="fr_FR" w:bidi="fr_FR"/>
-        </w:rPr>
-        <w:t>אֻמְלַ֥ל יִצְהָֽר</w:t>
-      </w:r>
-    </w:p>
-    <w:p>
-      <w:pPr/>
-      <w:r>
-        <w:rPr>
-          <w:lang w:val="fr_FR" w:bidi="fr_FR"/>
-        </w:rPr>
-      </w:r>
-      <w:r>
-        <w:rPr>
           <w:b/>
           <w:lang w:val="fr_FR" w:bidi="fr_FR"/>
         </w:rPr>
@@ -5379,20 +4712,6 @@
       </w:r>
       <w:r>
         <w:rPr>
-          <w:lang w:val="fr_FR" w:bidi="fr_FR"/>
-        </w:rPr>
-        <w:t>שָׂדֶֽה</w:t>
-      </w:r>
-    </w:p>
-    <w:p>
-      <w:pPr/>
-      <w:r>
-        <w:rPr>
-          <w:lang w:val="fr_FR" w:bidi="fr_FR"/>
-        </w:rPr>
-      </w:r>
-      <w:r>
-        <w:rPr>
           <w:b/>
           <w:lang w:val="fr_FR" w:bidi="fr_FR"/>
         </w:rPr>
@@ -5489,20 +4808,6 @@
       </w:r>
       <w:r>
         <w:rPr>
-          <w:lang w:val="fr_FR" w:bidi="fr_FR"/>
-        </w:rPr>
-        <w:t>הַ⁠גֶּ֣פֶן הוֹבִ֔ישָׁה וְ⁠הַ⁠תְּאֵנָ֖ה אֻמְלָ֑לָה רִמּ֞וֹן גַּם־תָּמָ֣ר וְ⁠תַפּ֗וּחַ</w:t>
-      </w:r>
-    </w:p>
-    <w:p>
-      <w:pPr/>
-      <w:r>
-        <w:rPr>
-          <w:lang w:val="fr_FR" w:bidi="fr_FR"/>
-        </w:rPr>
-      </w:r>
-      <w:r>
-        <w:rPr>
           <w:b/>
           <w:lang w:val="fr_FR" w:bidi="fr_FR"/>
         </w:rPr>
@@ -5663,20 +4968,6 @@
       </w:r>
       <w:r>
         <w:rPr>
-          <w:lang w:val="fr_FR" w:bidi="fr_FR"/>
-        </w:rPr>
-        <w:t>אֻמְלָ֑לָה</w:t>
-      </w:r>
-    </w:p>
-    <w:p>
-      <w:pPr/>
-      <w:r>
-        <w:rPr>
-          <w:lang w:val="fr_FR" w:bidi="fr_FR"/>
-        </w:rPr>
-      </w:r>
-      <w:r>
-        <w:rPr>
           <w:b/>
           <w:lang w:val="fr_FR" w:bidi="fr_FR"/>
         </w:rPr>
@@ -5779,20 +5070,6 @@
       </w:r>
       <w:r>
         <w:rPr>
-          <w:lang w:val="fr_FR" w:bidi="fr_FR"/>
-        </w:rPr>
-        <w:t>וְ⁠הַ⁠תְּאֵנָ֖ה אֻמְלָ֑לָה</w:t>
-      </w:r>
-    </w:p>
-    <w:p>
-      <w:pPr/>
-      <w:r>
-        <w:rPr>
-          <w:lang w:val="fr_FR" w:bidi="fr_FR"/>
-        </w:rPr>
-      </w:r>
-      <w:r>
-        <w:rPr>
           <w:b/>
           <w:lang w:val="fr_FR" w:bidi="fr_FR"/>
         </w:rPr>
@@ -5902,20 +5179,6 @@
       </w:r>
       <w:r>
         <w:rPr>
-          <w:lang w:val="fr_FR" w:bidi="fr_FR"/>
-        </w:rPr>
-        <w:t>כָּל־עֲצֵ֤י הַ⁠שָּׂדֶה֙ יָבֵ֔שׁוּ</w:t>
-      </w:r>
-    </w:p>
-    <w:p>
-      <w:pPr/>
-      <w:r>
-        <w:rPr>
-          <w:lang w:val="fr_FR" w:bidi="fr_FR"/>
-        </w:rPr>
-      </w:r>
-      <w:r>
-        <w:rPr>
           <w:b/>
           <w:lang w:val="fr_FR" w:bidi="fr_FR"/>
         </w:rPr>
@@ -5999,20 +5262,6 @@
       </w:r>
       <w:r>
         <w:rPr>
-          <w:lang w:val="fr_FR" w:bidi="fr_FR"/>
-        </w:rPr>
-        <w:t>הֹבִ֥ישׁ שָׂשׂ֖וֹן מִן־בְּנֵ֥י אָדָֽם</w:t>
-      </w:r>
-    </w:p>
-    <w:p>
-      <w:pPr/>
-      <w:r>
-        <w:rPr>
-          <w:lang w:val="fr_FR" w:bidi="fr_FR"/>
-        </w:rPr>
-      </w:r>
-      <w:r>
-        <w:rPr>
           <w:b/>
           <w:lang w:val="fr_FR" w:bidi="fr_FR"/>
         </w:rPr>
@@ -6122,20 +5371,6 @@
       </w:r>
       <w:r>
         <w:rPr>
-          <w:lang w:val="fr_FR" w:bidi="fr_FR"/>
-        </w:rPr>
-        <w:t>בְּנֵ֥י אָדָֽם</w:t>
-      </w:r>
-    </w:p>
-    <w:p>
-      <w:pPr/>
-      <w:r>
-        <w:rPr>
-          <w:lang w:val="fr_FR" w:bidi="fr_FR"/>
-        </w:rPr>
-      </w:r>
-      <w:r>
-        <w:rPr>
           <w:b/>
           <w:lang w:val="fr_FR" w:bidi="fr_FR"/>
         </w:rPr>
@@ -6245,20 +5480,6 @@
       </w:r>
       <w:r>
         <w:rPr>
-          <w:lang w:val="fr_FR" w:bidi="fr_FR"/>
-        </w:rPr>
-        <w:t>חִגְר֨וּ</w:t>
-      </w:r>
-    </w:p>
-    <w:p>
-      <w:pPr/>
-      <w:r>
-        <w:rPr>
-          <w:lang w:val="fr_FR" w:bidi="fr_FR"/>
-        </w:rPr>
-      </w:r>
-      <w:r>
-        <w:rPr>
           <w:b/>
           <w:lang w:val="fr_FR" w:bidi="fr_FR"/>
         </w:rPr>
@@ -6355,20 +5576,6 @@
       </w:r>
       <w:r>
         <w:rPr>
-          <w:lang w:val="fr_FR" w:bidi="fr_FR"/>
-        </w:rPr>
-        <w:t>לִ֣ינוּ בַ⁠שַּׂקִּ֔ים</w:t>
-      </w:r>
-    </w:p>
-    <w:p>
-      <w:pPr/>
-      <w:r>
-        <w:rPr>
-          <w:lang w:val="fr_FR" w:bidi="fr_FR"/>
-        </w:rPr>
-      </w:r>
-      <w:r>
-        <w:rPr>
           <w:b/>
           <w:lang w:val="fr_FR" w:bidi="fr_FR"/>
         </w:rPr>
@@ -6465,20 +5672,6 @@
       </w:r>
       <w:r>
         <w:rPr>
-          <w:lang w:val="fr_FR" w:bidi="fr_FR"/>
-        </w:rPr>
-        <w:t>נִמְנַ֛ע &amp; מִנְחָ֥ה וָ⁠נָֽסֶךְ</w:t>
-      </w:r>
-    </w:p>
-    <w:p>
-      <w:pPr/>
-      <w:r>
-        <w:rPr>
-          <w:lang w:val="fr_FR" w:bidi="fr_FR"/>
-        </w:rPr>
-      </w:r>
-      <w:r>
-        <w:rPr>
           <w:b/>
           <w:lang w:val="fr_FR" w:bidi="fr_FR"/>
         </w:rPr>
@@ -6562,20 +5755,6 @@
       </w:r>
       <w:r>
         <w:rPr>
-          <w:lang w:val="fr_FR" w:bidi="fr_FR"/>
-        </w:rPr>
-        <w:t>אֱלֹהָ֑⁠י</w:t>
-      </w:r>
-    </w:p>
-    <w:p>
-      <w:pPr/>
-      <w:r>
-        <w:rPr>
-          <w:lang w:val="fr_FR" w:bidi="fr_FR"/>
-        </w:rPr>
-      </w:r>
-      <w:r>
-        <w:rPr>
           <w:b/>
           <w:lang w:val="fr_FR" w:bidi="fr_FR"/>
         </w:rPr>
@@ -6672,20 +5851,6 @@
       </w:r>
       <w:r>
         <w:rPr>
-          <w:lang w:val="fr_FR" w:bidi="fr_FR"/>
-        </w:rPr>
-        <w:t>אֱלֹהֵי⁠כֶ֖ם</w:t>
-      </w:r>
-    </w:p>
-    <w:p>
-      <w:pPr/>
-      <w:r>
-        <w:rPr>
-          <w:lang w:val="fr_FR" w:bidi="fr_FR"/>
-        </w:rPr>
-      </w:r>
-      <w:r>
-        <w:rPr>
           <w:b/>
           <w:lang w:val="fr_FR" w:bidi="fr_FR"/>
         </w:rPr>
@@ -6782,20 +5947,6 @@
       </w:r>
       <w:r>
         <w:rPr>
-          <w:lang w:val="fr_FR" w:bidi="fr_FR"/>
-        </w:rPr>
-        <w:t>קַדְּשׁוּ־צוֹם֙</w:t>
-      </w:r>
-    </w:p>
-    <w:p>
-      <w:pPr/>
-      <w:r>
-        <w:rPr>
-          <w:lang w:val="fr_FR" w:bidi="fr_FR"/>
-        </w:rPr>
-      </w:r>
-      <w:r>
-        <w:rPr>
           <w:b/>
           <w:lang w:val="fr_FR" w:bidi="fr_FR"/>
         </w:rPr>
@@ -6892,20 +6043,6 @@
       </w:r>
       <w:r>
         <w:rPr>
-          <w:lang w:val="fr_FR" w:bidi="fr_FR"/>
-        </w:rPr>
-        <w:t>אֱלֹהֵי⁠כֶ֑ם</w:t>
-      </w:r>
-    </w:p>
-    <w:p>
-      <w:pPr/>
-      <w:r>
-        <w:rPr>
-          <w:lang w:val="fr_FR" w:bidi="fr_FR"/>
-        </w:rPr>
-      </w:r>
-      <w:r>
-        <w:rPr>
           <w:b/>
           <w:lang w:val="fr_FR" w:bidi="fr_FR"/>
         </w:rPr>
@@ -7002,20 +6139,6 @@
       </w:r>
       <w:r>
         <w:rPr>
-          <w:lang w:val="fr_FR" w:bidi="fr_FR"/>
-        </w:rPr>
-        <w:t>אֲהָ֖הּ לַ⁠יּ֑וֹם</w:t>
-      </w:r>
-    </w:p>
-    <w:p>
-      <w:pPr/>
-      <w:r>
-        <w:rPr>
-          <w:lang w:val="fr_FR" w:bidi="fr_FR"/>
-        </w:rPr>
-      </w:r>
-      <w:r>
-        <w:rPr>
           <w:b/>
           <w:lang w:val="fr_FR" w:bidi="fr_FR"/>
         </w:rPr>
@@ -7099,20 +6222,6 @@
       </w:r>
       <w:r>
         <w:rPr>
-          <w:lang w:val="fr_FR" w:bidi="fr_FR"/>
-        </w:rPr>
-        <w:t>אֲהָ֖הּ לַ⁠יּ֑וֹם</w:t>
-      </w:r>
-    </w:p>
-    <w:p>
-      <w:pPr/>
-      <w:r>
-        <w:rPr>
-          <w:lang w:val="fr_FR" w:bidi="fr_FR"/>
-        </w:rPr>
-      </w:r>
-      <w:r>
-        <w:rPr>
           <w:b/>
           <w:lang w:val="fr_FR" w:bidi="fr_FR"/>
         </w:rPr>
@@ -7209,20 +6318,6 @@
       </w:r>
       <w:r>
         <w:rPr>
-          <w:lang w:val="fr_FR" w:bidi="fr_FR"/>
-        </w:rPr>
-        <w:t>י֣וֹם יְהוָ֔ה</w:t>
-      </w:r>
-    </w:p>
-    <w:p>
-      <w:pPr/>
-      <w:r>
-        <w:rPr>
-          <w:lang w:val="fr_FR" w:bidi="fr_FR"/>
-        </w:rPr>
-      </w:r>
-      <w:r>
-        <w:rPr>
           <w:b/>
           <w:lang w:val="fr_FR" w:bidi="fr_FR"/>
         </w:rPr>
@@ -7319,20 +6414,6 @@
       </w:r>
       <w:r>
         <w:rPr>
-          <w:lang w:val="fr_FR" w:bidi="fr_FR"/>
-        </w:rPr>
-        <w:t>וּ⁠כְ⁠שֹׁ֖ד מִ⁠שַׁדַּ֥י יָבֽוֹא</w:t>
-      </w:r>
-    </w:p>
-    <w:p>
-      <w:pPr/>
-      <w:r>
-        <w:rPr>
-          <w:lang w:val="fr_FR" w:bidi="fr_FR"/>
-        </w:rPr>
-      </w:r>
-      <w:r>
-        <w:rPr>
           <w:b/>
           <w:lang w:val="fr_FR" w:bidi="fr_FR"/>
         </w:rPr>
@@ -7429,20 +6510,6 @@
       </w:r>
       <w:r>
         <w:rPr>
-          <w:lang w:val="fr_FR" w:bidi="fr_FR"/>
-        </w:rPr>
-        <w:t>מִ⁠שַׁדַּ֥י</w:t>
-      </w:r>
-    </w:p>
-    <w:p>
-      <w:pPr/>
-      <w:r>
-        <w:rPr>
-          <w:lang w:val="fr_FR" w:bidi="fr_FR"/>
-        </w:rPr>
-      </w:r>
-      <w:r>
-        <w:rPr>
           <w:b/>
           <w:lang w:val="fr_FR" w:bidi="fr_FR"/>
         </w:rPr>
@@ -7539,20 +6606,6 @@
       </w:r>
       <w:r>
         <w:rPr>
-          <w:lang w:val="fr_FR" w:bidi="fr_FR"/>
-        </w:rPr>
-        <w:t>הֲ⁠ל֛וֹא נֶ֥גֶד עֵינֵ֖י⁠נוּ אֹ֣כֶל נִכְרָ֑ת מִ⁠בֵּ֥ית אֱלֹהֵ֖י⁠נוּ שִׂמְחָ֥ה וָ⁠גִֽיל</w:t>
-      </w:r>
-    </w:p>
-    <w:p>
-      <w:pPr/>
-      <w:r>
-        <w:rPr>
-          <w:lang w:val="fr_FR" w:bidi="fr_FR"/>
-        </w:rPr>
-      </w:r>
-      <w:r>
-        <w:rPr>
           <w:b/>
           <w:lang w:val="fr_FR" w:bidi="fr_FR"/>
         </w:rPr>
@@ -7636,20 +6689,6 @@
       </w:r>
       <w:r>
         <w:rPr>
-          <w:lang w:val="fr_FR" w:bidi="fr_FR"/>
-        </w:rPr>
-        <w:t>הֲ⁠ל֛וֹא נֶ֥גֶד עֵינֵ֖י⁠נוּ אֹ֣כֶל נִכְרָ֑ת</w:t>
-      </w:r>
-    </w:p>
-    <w:p>
-      <w:pPr/>
-      <w:r>
-        <w:rPr>
-          <w:lang w:val="fr_FR" w:bidi="fr_FR"/>
-        </w:rPr>
-      </w:r>
-      <w:r>
-        <w:rPr>
           <w:b/>
           <w:lang w:val="fr_FR" w:bidi="fr_FR"/>
         </w:rPr>
@@ -7733,20 +6772,6 @@
       </w:r>
       <w:r>
         <w:rPr>
-          <w:lang w:val="fr_FR" w:bidi="fr_FR"/>
-        </w:rPr>
-        <w:t>נֶ֥גֶד עֵינֵ֖י⁠נוּ</w:t>
-      </w:r>
-    </w:p>
-    <w:p>
-      <w:pPr/>
-      <w:r>
-        <w:rPr>
-          <w:lang w:val="fr_FR" w:bidi="fr_FR"/>
-        </w:rPr>
-      </w:r>
-      <w:r>
-        <w:rPr>
           <w:b/>
           <w:lang w:val="fr_FR" w:bidi="fr_FR"/>
         </w:rPr>
@@ -7843,20 +6868,6 @@
       </w:r>
       <w:r>
         <w:rPr>
-          <w:lang w:val="fr_FR" w:bidi="fr_FR"/>
-        </w:rPr>
-        <w:t>מִ⁠בֵּ֥ית אֱלֹהֵ֖י⁠נוּ שִׂמְחָ֥ה וָ⁠גִֽיל</w:t>
-      </w:r>
-    </w:p>
-    <w:p>
-      <w:pPr/>
-      <w:r>
-        <w:rPr>
-          <w:lang w:val="fr_FR" w:bidi="fr_FR"/>
-        </w:rPr>
-      </w:r>
-      <w:r>
-        <w:rPr>
           <w:b/>
           <w:lang w:val="fr_FR" w:bidi="fr_FR"/>
         </w:rPr>
@@ -7940,20 +6951,6 @@
       </w:r>
       <w:r>
         <w:rPr>
-          <w:lang w:val="fr_FR" w:bidi="fr_FR"/>
-        </w:rPr>
-        <w:t>שִׂמְחָ֥ה וָ⁠גִֽיל</w:t>
-      </w:r>
-    </w:p>
-    <w:p>
-      <w:pPr/>
-      <w:r>
-        <w:rPr>
-          <w:lang w:val="fr_FR" w:bidi="fr_FR"/>
-        </w:rPr>
-      </w:r>
-      <w:r>
-        <w:rPr>
           <w:b/>
           <w:lang w:val="fr_FR" w:bidi="fr_FR"/>
         </w:rPr>
@@ -8063,20 +7060,6 @@
       </w:r>
       <w:r>
         <w:rPr>
-          <w:lang w:val="fr_FR" w:bidi="fr_FR"/>
-        </w:rPr>
-        <w:t>נֶהֶרְס֖וּ מַמְּגֻר֑וֹת</w:t>
-      </w:r>
-    </w:p>
-    <w:p>
-      <w:pPr/>
-      <w:r>
-        <w:rPr>
-          <w:lang w:val="fr_FR" w:bidi="fr_FR"/>
-        </w:rPr>
-      </w:r>
-      <w:r>
-        <w:rPr>
           <w:b/>
           <w:lang w:val="fr_FR" w:bidi="fr_FR"/>
         </w:rPr>
@@ -8160,20 +7143,6 @@
       </w:r>
       <w:r>
         <w:rPr>
-          <w:lang w:val="fr_FR" w:bidi="fr_FR"/>
-        </w:rPr>
-        <w:t>הֹבִ֖ישׁ דָּגָֽן</w:t>
-      </w:r>
-    </w:p>
-    <w:p>
-      <w:pPr/>
-      <w:r>
-        <w:rPr>
-          <w:lang w:val="fr_FR" w:bidi="fr_FR"/>
-        </w:rPr>
-      </w:r>
-      <w:r>
-        <w:rPr>
           <w:b/>
           <w:lang w:val="fr_FR" w:bidi="fr_FR"/>
         </w:rPr>
@@ -8283,20 +7252,6 @@
       </w:r>
       <w:r>
         <w:rPr>
-          <w:lang w:val="fr_FR" w:bidi="fr_FR"/>
-        </w:rPr>
-        <w:t>מַה־נֶּאֶנְחָ֣ה בְהֵמָ֗ה</w:t>
-      </w:r>
-    </w:p>
-    <w:p>
-      <w:pPr/>
-      <w:r>
-        <w:rPr>
-          <w:lang w:val="fr_FR" w:bidi="fr_FR"/>
-        </w:rPr>
-      </w:r>
-      <w:r>
-        <w:rPr>
           <w:b/>
           <w:lang w:val="fr_FR" w:bidi="fr_FR"/>
         </w:rPr>
@@ -8380,20 +7335,6 @@
       </w:r>
       <w:r>
         <w:rPr>
-          <w:lang w:val="fr_FR" w:bidi="fr_FR"/>
-        </w:rPr>
-        <w:t>מַה־נֶּאֶנְחָ֣ה בְהֵמָ֗ה</w:t>
-      </w:r>
-    </w:p>
-    <w:p>
-      <w:pPr/>
-      <w:r>
-        <w:rPr>
-          <w:lang w:val="fr_FR" w:bidi="fr_FR"/>
-        </w:rPr>
-      </w:r>
-      <w:r>
-        <w:rPr>
           <w:b/>
           <w:lang w:val="fr_FR" w:bidi="fr_FR"/>
         </w:rPr>
@@ -8503,20 +7444,6 @@
       </w:r>
       <w:r>
         <w:rPr>
-          <w:lang w:val="fr_FR" w:bidi="fr_FR"/>
-        </w:rPr>
-        <w:t>נָבֹ֨כוּ֙ עֶדְרֵ֣י בָקָ֔ר</w:t>
-      </w:r>
-    </w:p>
-    <w:p>
-      <w:pPr/>
-      <w:r>
-        <w:rPr>
-          <w:lang w:val="fr_FR" w:bidi="fr_FR"/>
-        </w:rPr>
-      </w:r>
-      <w:r>
-        <w:rPr>
           <w:b/>
           <w:lang w:val="fr_FR" w:bidi="fr_FR"/>
         </w:rPr>
@@ -8600,20 +7527,6 @@
       </w:r>
       <w:r>
         <w:rPr>
-          <w:lang w:val="fr_FR" w:bidi="fr_FR"/>
-        </w:rPr>
-        <w:t>עֶדְרֵ֥י הַ⁠צֹּ֖אן נֶאְשָֽׁמוּ</w:t>
-      </w:r>
-    </w:p>
-    <w:p>
-      <w:pPr/>
-      <w:r>
-        <w:rPr>
-          <w:lang w:val="fr_FR" w:bidi="fr_FR"/>
-        </w:rPr>
-      </w:r>
-      <w:r>
-        <w:rPr>
           <w:b/>
           <w:lang w:val="fr_FR" w:bidi="fr_FR"/>
         </w:rPr>
@@ -8697,20 +7610,6 @@
       </w:r>
       <w:r>
         <w:rPr>
-          <w:lang w:val="fr_FR" w:bidi="fr_FR"/>
-        </w:rPr>
-        <w:t>עֶדְרֵ֥י הַ⁠צֹּ֖אן נֶאְשָֽׁמוּ</w:t>
-      </w:r>
-    </w:p>
-    <w:p>
-      <w:pPr/>
-      <w:r>
-        <w:rPr>
-          <w:lang w:val="fr_FR" w:bidi="fr_FR"/>
-        </w:rPr>
-      </w:r>
-      <w:r>
-        <w:rPr>
           <w:b/>
           <w:lang w:val="fr_FR" w:bidi="fr_FR"/>
         </w:rPr>
@@ -8794,20 +7693,6 @@
       </w:r>
       <w:r>
         <w:rPr>
-          <w:lang w:val="fr_FR" w:bidi="fr_FR"/>
-        </w:rPr>
-        <w:t>אֵלֶ֥י⁠ךָ יְהוָ֖ה אֶקְרָ֑א</w:t>
-      </w:r>
-    </w:p>
-    <w:p>
-      <w:pPr/>
-      <w:r>
-        <w:rPr>
-          <w:lang w:val="fr_FR" w:bidi="fr_FR"/>
-        </w:rPr>
-      </w:r>
-      <w:r>
-        <w:rPr>
           <w:b/>
           <w:lang w:val="fr_FR" w:bidi="fr_FR"/>
         </w:rPr>
@@ -8891,20 +7776,6 @@
       </w:r>
       <w:r>
         <w:rPr>
-          <w:lang w:val="fr_FR" w:bidi="fr_FR"/>
-        </w:rPr>
-        <w:t>כִּ֣י אֵ֗שׁ אָֽכְלָה֙ נְא֣וֹת מִדְבָּ֔ר</w:t>
-      </w:r>
-    </w:p>
-    <w:p>
-      <w:pPr/>
-      <w:r>
-        <w:rPr>
-          <w:lang w:val="fr_FR" w:bidi="fr_FR"/>
-        </w:rPr>
-      </w:r>
-      <w:r>
-        <w:rPr>
           <w:b/>
           <w:lang w:val="fr_FR" w:bidi="fr_FR"/>
         </w:rPr>
@@ -9001,20 +7872,6 @@
       </w:r>
       <w:r>
         <w:rPr>
-          <w:lang w:val="fr_FR" w:bidi="fr_FR"/>
-        </w:rPr>
-        <w:t>וְ⁠לֶ֣הָבָ֔ה לִהֲטָ֖ה כָּל־עֲצֵ֥י הַ⁠שָּׂדֶֽה</w:t>
-      </w:r>
-    </w:p>
-    <w:p>
-      <w:pPr/>
-      <w:r>
-        <w:rPr>
-          <w:lang w:val="fr_FR" w:bidi="fr_FR"/>
-        </w:rPr>
-      </w:r>
-      <w:r>
-        <w:rPr>
           <w:b/>
           <w:lang w:val="fr_FR" w:bidi="fr_FR"/>
         </w:rPr>
@@ -9124,20 +7981,6 @@
       </w:r>
       <w:r>
         <w:rPr>
-          <w:lang w:val="fr_FR" w:bidi="fr_FR"/>
-        </w:rPr>
-        <w:t>וְ⁠לֶ֣הָבָ֔ה לִהֲטָ֖ה כָּל־עֲצֵ֥י הַ⁠שָּׂדֶֽה</w:t>
-      </w:r>
-    </w:p>
-    <w:p>
-      <w:pPr/>
-      <w:r>
-        <w:rPr>
-          <w:lang w:val="fr_FR" w:bidi="fr_FR"/>
-        </w:rPr>
-      </w:r>
-      <w:r>
-        <w:rPr>
           <w:b/>
           <w:lang w:val="fr_FR" w:bidi="fr_FR"/>
         </w:rPr>
@@ -9234,20 +8077,6 @@
       </w:r>
       <w:r>
         <w:rPr>
-          <w:lang w:val="fr_FR" w:bidi="fr_FR"/>
-        </w:rPr>
-        <w:t>אֵלֶ֑י⁠ךָ</w:t>
-      </w:r>
-    </w:p>
-    <w:p>
-      <w:pPr/>
-      <w:r>
-        <w:rPr>
-          <w:lang w:val="fr_FR" w:bidi="fr_FR"/>
-        </w:rPr>
-      </w:r>
-      <w:r>
-        <w:rPr>
           <w:b/>
           <w:lang w:val="fr_FR" w:bidi="fr_FR"/>
         </w:rPr>
@@ -9363,7 +8192,7 @@
         </w:rPr>
         <w:t xml:space="preserve">Voyez comment vous avez traduit l'expression similaire en </w:t>
       </w:r>
-      <w:hyperlink r:id="rId15">
+      <w:hyperlink r:id="rId13">
         <w:r>
           <w:rPr>
             <w:lang w:val="fr_FR" w:bidi="fr_FR"/>
@@ -9445,20 +8274,6 @@
       </w:r>
       <w:r>
         <w:rPr>
-          <w:lang w:val="fr_FR" w:bidi="fr_FR"/>
-        </w:rPr>
-        <w:t>תִּקְע֨וּ שׁוֹפָ֜ר בְּ⁠צִיּ֗וֹן וְ⁠הָרִ֨יעוּ֙ בְּ⁠הַ֣ר קָדְשִׁ֔⁠י</w:t>
-      </w:r>
-    </w:p>
-    <w:p>
-      <w:pPr/>
-      <w:r>
-        <w:rPr>
-          <w:lang w:val="fr_FR" w:bidi="fr_FR"/>
-        </w:rPr>
-      </w:r>
-      <w:r>
-        <w:rPr>
           <w:b/>
           <w:lang w:val="fr_FR" w:bidi="fr_FR"/>
         </w:rPr>
@@ -9542,20 +8357,6 @@
       </w:r>
       <w:r>
         <w:rPr>
-          <w:lang w:val="fr_FR" w:bidi="fr_FR"/>
-        </w:rPr>
-        <w:t>שׁוֹפָ֜ר</w:t>
-      </w:r>
-    </w:p>
-    <w:p>
-      <w:pPr/>
-      <w:r>
-        <w:rPr>
-          <w:lang w:val="fr_FR" w:bidi="fr_FR"/>
-        </w:rPr>
-      </w:r>
-      <w:r>
-        <w:rPr>
           <w:b/>
           <w:lang w:val="fr_FR" w:bidi="fr_FR"/>
         </w:rPr>
@@ -9665,20 +8466,6 @@
       </w:r>
       <w:r>
         <w:rPr>
-          <w:lang w:val="fr_FR" w:bidi="fr_FR"/>
-        </w:rPr>
-        <w:t>שׁוֹפָ֜ר</w:t>
-      </w:r>
-    </w:p>
-    <w:p>
-      <w:pPr/>
-      <w:r>
-        <w:rPr>
-          <w:lang w:val="fr_FR" w:bidi="fr_FR"/>
-        </w:rPr>
-      </w:r>
-      <w:r>
-        <w:rPr>
           <w:b/>
           <w:lang w:val="fr_FR" w:bidi="fr_FR"/>
         </w:rPr>
@@ -9775,20 +8562,6 @@
       </w:r>
       <w:r>
         <w:rPr>
-          <w:lang w:val="fr_FR" w:bidi="fr_FR"/>
-        </w:rPr>
-        <w:t>בְּ⁠הַ֣ר קָדְשִׁ֔⁠י</w:t>
-      </w:r>
-    </w:p>
-    <w:p>
-      <w:pPr/>
-      <w:r>
-        <w:rPr>
-          <w:lang w:val="fr_FR" w:bidi="fr_FR"/>
-        </w:rPr>
-      </w:r>
-      <w:r>
-        <w:rPr>
           <w:b/>
           <w:lang w:val="fr_FR" w:bidi="fr_FR"/>
         </w:rPr>
@@ -9885,20 +8658,6 @@
       </w:r>
       <w:r>
         <w:rPr>
-          <w:lang w:val="fr_FR" w:bidi="fr_FR"/>
-        </w:rPr>
-        <w:t>יִרְגְּז֕וּ</w:t>
-      </w:r>
-    </w:p>
-    <w:p>
-      <w:pPr/>
-      <w:r>
-        <w:rPr>
-          <w:lang w:val="fr_FR" w:bidi="fr_FR"/>
-        </w:rPr>
-      </w:r>
-      <w:r>
-        <w:rPr>
           <w:b/>
           <w:lang w:val="fr_FR" w:bidi="fr_FR"/>
         </w:rPr>
@@ -10014,7 +8773,7 @@
         </w:rPr>
         <w:t xml:space="preserve">Voyez comment vous avez traduit la même expression dans </w:t>
       </w:r>
-      <w:hyperlink r:id="rId16">
+      <w:hyperlink r:id="rId14">
         <w:r>
           <w:rPr>
             <w:lang w:val="fr_FR" w:bidi="fr_FR"/>
@@ -10096,20 +8855,6 @@
       </w:r>
       <w:r>
         <w:rPr>
-          <w:lang w:val="fr_FR" w:bidi="fr_FR"/>
-        </w:rPr>
-        <w:t>י֧וֹם חֹ֣שֶׁךְ וַ⁠אֲפֵלָ֗ה י֤וֹם עָנָן֙ וַ⁠עֲרָפֶ֔ל</w:t>
-      </w:r>
-    </w:p>
-    <w:p>
-      <w:pPr/>
-      <w:r>
-        <w:rPr>
-          <w:lang w:val="fr_FR" w:bidi="fr_FR"/>
-        </w:rPr>
-      </w:r>
-      <w:r>
-        <w:rPr>
           <w:b/>
           <w:lang w:val="fr_FR" w:bidi="fr_FR"/>
         </w:rPr>
@@ -10206,20 +8951,6 @@
       </w:r>
       <w:r>
         <w:rPr>
-          <w:lang w:val="fr_FR" w:bidi="fr_FR"/>
-        </w:rPr>
-        <w:t>חֹ֣שֶׁךְ וַ⁠אֲפֵלָ֗ה</w:t>
-      </w:r>
-    </w:p>
-    <w:p>
-      <w:pPr/>
-      <w:r>
-        <w:rPr>
-          <w:lang w:val="fr_FR" w:bidi="fr_FR"/>
-        </w:rPr>
-      </w:r>
-      <w:r>
-        <w:rPr>
           <w:b/>
           <w:lang w:val="fr_FR" w:bidi="fr_FR"/>
         </w:rPr>
@@ -10329,20 +9060,6 @@
       </w:r>
       <w:r>
         <w:rPr>
-          <w:lang w:val="fr_FR" w:bidi="fr_FR"/>
-        </w:rPr>
-        <w:t>עָנָן֙ וַ⁠עֲרָפֶ֔ל</w:t>
-      </w:r>
-    </w:p>
-    <w:p>
-      <w:pPr/>
-      <w:r>
-        <w:rPr>
-          <w:lang w:val="fr_FR" w:bidi="fr_FR"/>
-        </w:rPr>
-      </w:r>
-      <w:r>
-        <w:rPr>
           <w:b/>
           <w:lang w:val="fr_FR" w:bidi="fr_FR"/>
         </w:rPr>
@@ -10452,20 +9169,6 @@
       </w:r>
       <w:r>
         <w:rPr>
-          <w:lang w:val="fr_FR" w:bidi="fr_FR"/>
-        </w:rPr>
-        <w:t>כְּ⁠שַׁ֖חַר פָּרֻ֣שׂ עַל־הֶֽ⁠הָרִ֑ים</w:t>
-      </w:r>
-    </w:p>
-    <w:p>
-      <w:pPr/>
-      <w:r>
-        <w:rPr>
-          <w:lang w:val="fr_FR" w:bidi="fr_FR"/>
-        </w:rPr>
-      </w:r>
-      <w:r>
-        <w:rPr>
           <w:b/>
           <w:lang w:val="fr_FR" w:bidi="fr_FR"/>
         </w:rPr>
@@ -10549,20 +9252,6 @@
       </w:r>
       <w:r>
         <w:rPr>
-          <w:lang w:val="fr_FR" w:bidi="fr_FR"/>
-        </w:rPr>
-        <w:t>כְּ⁠שַׁ֖חַר פָּרֻ֣שׂ עַל־הֶֽ⁠הָרִ֑ים</w:t>
-      </w:r>
-    </w:p>
-    <w:p>
-      <w:pPr/>
-      <w:r>
-        <w:rPr>
-          <w:lang w:val="fr_FR" w:bidi="fr_FR"/>
-        </w:rPr>
-      </w:r>
-      <w:r>
-        <w:rPr>
           <w:b/>
           <w:lang w:val="fr_FR" w:bidi="fr_FR"/>
         </w:rPr>
@@ -10665,20 +9354,6 @@
       </w:r>
       <w:r>
         <w:rPr>
-          <w:lang w:val="fr_FR" w:bidi="fr_FR"/>
-        </w:rPr>
-        <w:t>כְּ⁠שַׁ֖חַר</w:t>
-      </w:r>
-    </w:p>
-    <w:p>
-      <w:pPr/>
-      <w:r>
-        <w:rPr>
-          <w:lang w:val="fr_FR" w:bidi="fr_FR"/>
-        </w:rPr>
-      </w:r>
-      <w:r>
-        <w:rPr>
           <w:b/>
           <w:lang w:val="fr_FR" w:bidi="fr_FR"/>
         </w:rPr>
@@ -10775,20 +9450,6 @@
       </w:r>
       <w:r>
         <w:rPr>
-          <w:lang w:val="fr_FR" w:bidi="fr_FR"/>
-        </w:rPr>
-        <w:t>עַ֚ם רַ֣ב וְ⁠עָצ֔וּם</w:t>
-      </w:r>
-    </w:p>
-    <w:p>
-      <w:pPr/>
-      <w:r>
-        <w:rPr>
-          <w:lang w:val="fr_FR" w:bidi="fr_FR"/>
-        </w:rPr>
-      </w:r>
-      <w:r>
-        <w:rPr>
           <w:b/>
           <w:lang w:val="fr_FR" w:bidi="fr_FR"/>
         </w:rPr>
@@ -10872,20 +9533,6 @@
       </w:r>
       <w:r>
         <w:rPr>
-          <w:lang w:val="fr_FR" w:bidi="fr_FR"/>
-        </w:rPr>
-        <w:t>עַ֚ם רַ֣ב וְ⁠עָצ֔וּם</w:t>
-      </w:r>
-    </w:p>
-    <w:p>
-      <w:pPr/>
-      <w:r>
-        <w:rPr>
-          <w:lang w:val="fr_FR" w:bidi="fr_FR"/>
-        </w:rPr>
-      </w:r>
-      <w:r>
-        <w:rPr>
           <w:b/>
           <w:lang w:val="fr_FR" w:bidi="fr_FR"/>
         </w:rPr>
@@ -10995,20 +9642,6 @@
       </w:r>
       <w:r>
         <w:rPr>
-          <w:lang w:val="fr_FR" w:bidi="fr_FR"/>
-        </w:rPr>
-        <w:t>כָּמֹ֗⁠הוּ לֹ֤א נִֽהְיָה֙ מִן־הָ֣⁠עוֹלָ֔ם וְ⁠אַֽחֲרָי⁠ו֙ לֹ֣א יוֹסֵ֔ף עַד־שְׁנֵ֖י דּ֥וֹר וָ⁠דֽוֹר</w:t>
-      </w:r>
-    </w:p>
-    <w:p>
-      <w:pPr/>
-      <w:r>
-        <w:rPr>
-          <w:lang w:val="fr_FR" w:bidi="fr_FR"/>
-        </w:rPr>
-      </w:r>
-      <w:r>
-        <w:rPr>
           <w:b/>
           <w:lang w:val="fr_FR" w:bidi="fr_FR"/>
         </w:rPr>
@@ -11092,20 +9725,6 @@
       </w:r>
       <w:r>
         <w:rPr>
-          <w:lang w:val="fr_FR" w:bidi="fr_FR"/>
-        </w:rPr>
-        <w:t>עַד־שְׁנֵ֖י דּ֥וֹר וָ⁠דֽוֹר</w:t>
-      </w:r>
-    </w:p>
-    <w:p>
-      <w:pPr/>
-      <w:r>
-        <w:rPr>
-          <w:lang w:val="fr_FR" w:bidi="fr_FR"/>
-        </w:rPr>
-      </w:r>
-      <w:r>
-        <w:rPr>
           <w:b/>
           <w:lang w:val="fr_FR" w:bidi="fr_FR"/>
         </w:rPr>
@@ -11189,20 +9808,6 @@
       </w:r>
       <w:r>
         <w:rPr>
-          <w:lang w:val="fr_FR" w:bidi="fr_FR"/>
-        </w:rPr>
-        <w:t>לְ⁠פָנָי⁠ו֙ אָ֣כְלָה אֵ֔שׁ וְ⁠אַחֲרָ֖י⁠ו תְּלַהֵ֣ט לֶֽהָבָ֑ה כְּ⁠גַן־עֵ֨דֶן הָ⁠אָ֜רֶץ לְ⁠פָנָ֗י⁠ו וְ⁠אַֽחֲרָי⁠ו֙ מִדְבַּ֣ר שְׁמָמָ֔ה וְ⁠גַם־פְּלֵיטָ֖ה לֹא־הָ֥יְתָה לּֽ⁠וֹ</w:t>
-      </w:r>
-    </w:p>
-    <w:p>
-      <w:pPr/>
-      <w:r>
-        <w:rPr>
-          <w:lang w:val="fr_FR" w:bidi="fr_FR"/>
-        </w:rPr>
-      </w:r>
-      <w:r>
-        <w:rPr>
           <w:b/>
           <w:lang w:val="fr_FR" w:bidi="fr_FR"/>
         </w:rPr>
@@ -11311,20 +9916,6 @@
       </w:r>
       <w:r>
         <w:rPr>
-          <w:lang w:val="fr_FR" w:bidi="fr_FR"/>
-        </w:rPr>
-        <w:t>לְ⁠פָנָי⁠ו֙ אָ֣כְלָה אֵ֔שׁ וְ⁠אַחֲרָ֖י⁠ו תְּלַהֵ֣ט לֶֽהָבָ֑ה</w:t>
-      </w:r>
-    </w:p>
-    <w:p>
-      <w:pPr/>
-      <w:r>
-        <w:rPr>
-          <w:lang w:val="fr_FR" w:bidi="fr_FR"/>
-        </w:rPr>
-      </w:r>
-      <w:r>
-        <w:rPr>
           <w:b/>
           <w:lang w:val="fr_FR" w:bidi="fr_FR"/>
         </w:rPr>
@@ -11434,20 +10025,6 @@
       </w:r>
       <w:r>
         <w:rPr>
-          <w:lang w:val="fr_FR" w:bidi="fr_FR"/>
-        </w:rPr>
-        <w:t>לְ⁠פָנָי⁠ו֙ אָ֣כְלָה אֵ֔שׁ</w:t>
-      </w:r>
-    </w:p>
-    <w:p>
-      <w:pPr/>
-      <w:r>
-        <w:rPr>
-          <w:lang w:val="fr_FR" w:bidi="fr_FR"/>
-        </w:rPr>
-      </w:r>
-      <w:r>
-        <w:rPr>
           <w:b/>
           <w:lang w:val="fr_FR" w:bidi="fr_FR"/>
         </w:rPr>
@@ -11544,20 +10121,6 @@
       </w:r>
       <w:r>
         <w:rPr>
-          <w:lang w:val="fr_FR" w:bidi="fr_FR"/>
-        </w:rPr>
-        <w:t>כְּ⁠גַן־עֵ֨דֶן הָ⁠אָ֜רֶץ לְ⁠פָנָ֗י⁠ו</w:t>
-      </w:r>
-    </w:p>
-    <w:p>
-      <w:pPr/>
-      <w:r>
-        <w:rPr>
-          <w:lang w:val="fr_FR" w:bidi="fr_FR"/>
-        </w:rPr>
-      </w:r>
-      <w:r>
-        <w:rPr>
           <w:b/>
           <w:lang w:val="fr_FR" w:bidi="fr_FR"/>
         </w:rPr>
@@ -11641,20 +10204,6 @@
       </w:r>
       <w:r>
         <w:rPr>
-          <w:lang w:val="fr_FR" w:bidi="fr_FR"/>
-        </w:rPr>
-        <w:t>מִדְבַּ֣ר שְׁמָמָ֔ה</w:t>
-      </w:r>
-    </w:p>
-    <w:p>
-      <w:pPr/>
-      <w:r>
-        <w:rPr>
-          <w:lang w:val="fr_FR" w:bidi="fr_FR"/>
-        </w:rPr>
-      </w:r>
-      <w:r>
-        <w:rPr>
           <w:b/>
           <w:lang w:val="fr_FR" w:bidi="fr_FR"/>
         </w:rPr>
@@ -11751,20 +10300,6 @@
       </w:r>
       <w:r>
         <w:rPr>
-          <w:lang w:val="fr_FR" w:bidi="fr_FR"/>
-        </w:rPr>
-        <w:t>וְ⁠גַם־פְּלֵיטָ֖ה לֹא־הָ֥יְתָה לּֽ⁠וֹ</w:t>
-      </w:r>
-    </w:p>
-    <w:p>
-      <w:pPr/>
-      <w:r>
-        <w:rPr>
-          <w:lang w:val="fr_FR" w:bidi="fr_FR"/>
-        </w:rPr>
-      </w:r>
-      <w:r>
-        <w:rPr>
           <w:b/>
           <w:lang w:val="fr_FR" w:bidi="fr_FR"/>
         </w:rPr>
@@ -11848,20 +10383,6 @@
       </w:r>
       <w:r>
         <w:rPr>
-          <w:lang w:val="fr_FR" w:bidi="fr_FR"/>
-        </w:rPr>
-        <w:t>פְּלֵיטָ֖ה לֹא־הָ֥יְתָה לּֽ⁠וֹ</w:t>
-      </w:r>
-    </w:p>
-    <w:p>
-      <w:pPr/>
-      <w:r>
-        <w:rPr>
-          <w:lang w:val="fr_FR" w:bidi="fr_FR"/>
-        </w:rPr>
-      </w:r>
-      <w:r>
-        <w:rPr>
           <w:b/>
           <w:lang w:val="fr_FR" w:bidi="fr_FR"/>
         </w:rPr>
@@ -11958,20 +10479,6 @@
       </w:r>
       <w:r>
         <w:rPr>
-          <w:lang w:val="fr_FR" w:bidi="fr_FR"/>
-        </w:rPr>
-        <w:t>כְּ⁠מַרְאֵ֥ה סוּסִ֖ים מַרְאֵ֑⁠הוּ</w:t>
-      </w:r>
-    </w:p>
-    <w:p>
-      <w:pPr/>
-      <w:r>
-        <w:rPr>
-          <w:lang w:val="fr_FR" w:bidi="fr_FR"/>
-        </w:rPr>
-      </w:r>
-      <w:r>
-        <w:rPr>
           <w:b/>
           <w:lang w:val="fr_FR" w:bidi="fr_FR"/>
         </w:rPr>
@@ -12055,20 +10562,6 @@
       </w:r>
       <w:r>
         <w:rPr>
-          <w:lang w:val="fr_FR" w:bidi="fr_FR"/>
-        </w:rPr>
-        <w:t>כְּ⁠מַרְאֵ֥ה &amp; מַרְאֵ֑⁠הוּ</w:t>
-      </w:r>
-    </w:p>
-    <w:p>
-      <w:pPr/>
-      <w:r>
-        <w:rPr>
-          <w:lang w:val="fr_FR" w:bidi="fr_FR"/>
-        </w:rPr>
-      </w:r>
-      <w:r>
-        <w:rPr>
           <w:b/>
           <w:lang w:val="fr_FR" w:bidi="fr_FR"/>
         </w:rPr>
@@ -12152,20 +10645,6 @@
       </w:r>
       <w:r>
         <w:rPr>
-          <w:lang w:val="fr_FR" w:bidi="fr_FR"/>
-        </w:rPr>
-        <w:t>וּ⁠כְ⁠פָרָשִׁ֖ים כֵּ֥ן יְרוּצֽוּ⁠ן</w:t>
-      </w:r>
-    </w:p>
-    <w:p>
-      <w:pPr/>
-      <w:r>
-        <w:rPr>
-          <w:lang w:val="fr_FR" w:bidi="fr_FR"/>
-        </w:rPr>
-      </w:r>
-      <w:r>
-        <w:rPr>
           <w:b/>
           <w:lang w:val="fr_FR" w:bidi="fr_FR"/>
         </w:rPr>
@@ -12249,20 +10728,6 @@
       </w:r>
       <w:r>
         <w:rPr>
-          <w:lang w:val="fr_FR" w:bidi="fr_FR"/>
-        </w:rPr>
-        <w:t>כְּ⁠ק֣וֹל מַרְכָּב֗וֹת עַל־רָאשֵׁ֤י הֶֽ⁠הָרִים֙ יְרַקֵּד֔וּ⁠ן</w:t>
-      </w:r>
-    </w:p>
-    <w:p>
-      <w:pPr/>
-      <w:r>
-        <w:rPr>
-          <w:lang w:val="fr_FR" w:bidi="fr_FR"/>
-        </w:rPr>
-      </w:r>
-      <w:r>
-        <w:rPr>
           <w:b/>
           <w:lang w:val="fr_FR" w:bidi="fr_FR"/>
         </w:rPr>
@@ -12346,20 +10811,6 @@
       </w:r>
       <w:r>
         <w:rPr>
-          <w:lang w:val="fr_FR" w:bidi="fr_FR"/>
-        </w:rPr>
-        <w:t>כְּ⁠קוֹל֙ לַ֣הַב אֵ֔שׁ אֹכְלָ֖ה קָ֑שׁ</w:t>
-      </w:r>
-    </w:p>
-    <w:p>
-      <w:pPr/>
-      <w:r>
-        <w:rPr>
-          <w:lang w:val="fr_FR" w:bidi="fr_FR"/>
-        </w:rPr>
-      </w:r>
-      <w:r>
-        <w:rPr>
           <w:b/>
           <w:lang w:val="fr_FR" w:bidi="fr_FR"/>
         </w:rPr>
@@ -12443,20 +10894,6 @@
       </w:r>
       <w:r>
         <w:rPr>
-          <w:lang w:val="fr_FR" w:bidi="fr_FR"/>
-        </w:rPr>
-        <w:t>כְּ⁠עַ֣ם עָצ֔וּם עֱר֖וּךְ מִלְחָמָֽה</w:t>
-      </w:r>
-    </w:p>
-    <w:p>
-      <w:pPr/>
-      <w:r>
-        <w:rPr>
-          <w:lang w:val="fr_FR" w:bidi="fr_FR"/>
-        </w:rPr>
-      </w:r>
-      <w:r>
-        <w:rPr>
           <w:b/>
           <w:lang w:val="fr_FR" w:bidi="fr_FR"/>
         </w:rPr>
@@ -12540,20 +10977,6 @@
       </w:r>
       <w:r>
         <w:rPr>
-          <w:lang w:val="fr_FR" w:bidi="fr_FR"/>
-        </w:rPr>
-        <w:t>כְּ⁠עַ֣ם עָצ֔וּם עֱר֖וּךְ מִלְחָמָֽה</w:t>
-      </w:r>
-    </w:p>
-    <w:p>
-      <w:pPr/>
-      <w:r>
-        <w:rPr>
-          <w:lang w:val="fr_FR" w:bidi="fr_FR"/>
-        </w:rPr>
-      </w:r>
-      <w:r>
-        <w:rPr>
           <w:b/>
           <w:lang w:val="fr_FR" w:bidi="fr_FR"/>
         </w:rPr>
@@ -12637,20 +11060,6 @@
       </w:r>
       <w:r>
         <w:rPr>
-          <w:lang w:val="fr_FR" w:bidi="fr_FR"/>
-        </w:rPr>
-        <w:t>כְּ⁠עַ֣ם עָצ֔וּם עֱר֖וּךְ מִלְחָמָֽה</w:t>
-      </w:r>
-    </w:p>
-    <w:p>
-      <w:pPr/>
-      <w:r>
-        <w:rPr>
-          <w:lang w:val="fr_FR" w:bidi="fr_FR"/>
-        </w:rPr>
-      </w:r>
-      <w:r>
-        <w:rPr>
           <w:b/>
           <w:lang w:val="fr_FR" w:bidi="fr_FR"/>
         </w:rPr>
@@ -12734,20 +11143,6 @@
       </w:r>
       <w:r>
         <w:rPr>
-          <w:lang w:val="fr_FR" w:bidi="fr_FR"/>
-        </w:rPr>
-        <w:t>יָחִ֣ילוּ</w:t>
-      </w:r>
-    </w:p>
-    <w:p>
-      <w:pPr/>
-      <w:r>
-        <w:rPr>
-          <w:lang w:val="fr_FR" w:bidi="fr_FR"/>
-        </w:rPr>
-      </w:r>
-      <w:r>
-        <w:rPr>
           <w:b/>
           <w:lang w:val="fr_FR" w:bidi="fr_FR"/>
         </w:rPr>
@@ -12844,20 +11239,6 @@
       </w:r>
       <w:r>
         <w:rPr>
-          <w:lang w:val="fr_FR" w:bidi="fr_FR"/>
-        </w:rPr>
-        <w:t>קִבְּצ֥וּ פָארֽוּר</w:t>
-      </w:r>
-    </w:p>
-    <w:p>
-      <w:pPr/>
-      <w:r>
-        <w:rPr>
-          <w:lang w:val="fr_FR" w:bidi="fr_FR"/>
-        </w:rPr>
-      </w:r>
-      <w:r>
-        <w:rPr>
           <w:b/>
           <w:lang w:val="fr_FR" w:bidi="fr_FR"/>
         </w:rPr>
@@ -12954,20 +11335,6 @@
       </w:r>
       <w:r>
         <w:rPr>
-          <w:lang w:val="fr_FR" w:bidi="fr_FR"/>
-        </w:rPr>
-        <w:t>כְּ⁠גִבּוֹרִ֣ים יְרֻצ֔וּ⁠ן</w:t>
-      </w:r>
-    </w:p>
-    <w:p>
-      <w:pPr/>
-      <w:r>
-        <w:rPr>
-          <w:lang w:val="fr_FR" w:bidi="fr_FR"/>
-        </w:rPr>
-      </w:r>
-      <w:r>
-        <w:rPr>
           <w:b/>
           <w:lang w:val="fr_FR" w:bidi="fr_FR"/>
         </w:rPr>
@@ -13051,20 +11418,6 @@
       </w:r>
       <w:r>
         <w:rPr>
-          <w:lang w:val="fr_FR" w:bidi="fr_FR"/>
-        </w:rPr>
-        <w:t>כְּ⁠אַנְשֵׁ֥י מִלְחָמָ֖ה יַעֲל֣וּ חוֹמָ֑ה</w:t>
-      </w:r>
-    </w:p>
-    <w:p>
-      <w:pPr/>
-      <w:r>
-        <w:rPr>
-          <w:lang w:val="fr_FR" w:bidi="fr_FR"/>
-        </w:rPr>
-      </w:r>
-      <w:r>
-        <w:rPr>
           <w:b/>
           <w:lang w:val="fr_FR" w:bidi="fr_FR"/>
         </w:rPr>
@@ -13148,20 +11501,6 @@
       </w:r>
       <w:r>
         <w:rPr>
-          <w:lang w:val="fr_FR" w:bidi="fr_FR"/>
-        </w:rPr>
-        <w:t>כְּ⁠אַנְשֵׁ֥י מִלְחָמָ֖ה</w:t>
-      </w:r>
-    </w:p>
-    <w:p>
-      <w:pPr/>
-      <w:r>
-        <w:rPr>
-          <w:lang w:val="fr_FR" w:bidi="fr_FR"/>
-        </w:rPr>
-      </w:r>
-      <w:r>
-        <w:rPr>
           <w:b/>
           <w:lang w:val="fr_FR" w:bidi="fr_FR"/>
         </w:rPr>
@@ -13271,20 +11610,6 @@
       </w:r>
       <w:r>
         <w:rPr>
-          <w:lang w:val="fr_FR" w:bidi="fr_FR"/>
-        </w:rPr>
-        <w:t>חוֹמָ֑ה</w:t>
-      </w:r>
-    </w:p>
-    <w:p>
-      <w:pPr/>
-      <w:r>
-        <w:rPr>
-          <w:lang w:val="fr_FR" w:bidi="fr_FR"/>
-        </w:rPr>
-      </w:r>
-      <w:r>
-        <w:rPr>
           <w:b/>
           <w:lang w:val="fr_FR" w:bidi="fr_FR"/>
         </w:rPr>
@@ -13394,20 +11719,6 @@
       </w:r>
       <w:r>
         <w:rPr>
-          <w:lang w:val="fr_FR" w:bidi="fr_FR"/>
-        </w:rPr>
-        <w:t>וְ⁠אִ֤ישׁ בִּ⁠דְרָכָי⁠ו֙</w:t>
-      </w:r>
-    </w:p>
-    <w:p>
-      <w:pPr/>
-      <w:r>
-        <w:rPr>
-          <w:lang w:val="fr_FR" w:bidi="fr_FR"/>
-        </w:rPr>
-      </w:r>
-      <w:r>
-        <w:rPr>
           <w:b/>
           <w:lang w:val="fr_FR" w:bidi="fr_FR"/>
         </w:rPr>
@@ -13517,20 +11828,6 @@
       </w:r>
       <w:r>
         <w:rPr>
-          <w:lang w:val="fr_FR" w:bidi="fr_FR"/>
-        </w:rPr>
-        <w:t>וְ⁠לֹ֥א יְעַבְּט֖וּ⁠ן אֹרְחוֹתָֽ⁠ם</w:t>
-      </w:r>
-    </w:p>
-    <w:p>
-      <w:pPr/>
-      <w:r>
-        <w:rPr>
-          <w:lang w:val="fr_FR" w:bidi="fr_FR"/>
-        </w:rPr>
-      </w:r>
-      <w:r>
-        <w:rPr>
           <w:b/>
           <w:lang w:val="fr_FR" w:bidi="fr_FR"/>
         </w:rPr>
@@ -13614,20 +11911,6 @@
       </w:r>
       <w:r>
         <w:rPr>
-          <w:lang w:val="fr_FR" w:bidi="fr_FR"/>
-        </w:rPr>
-        <w:t>וְ⁠לֹ֥א יְעַבְּט֖וּ⁠ן אֹרְחוֹתָֽ⁠ם</w:t>
-      </w:r>
-    </w:p>
-    <w:p>
-      <w:pPr/>
-      <w:r>
-        <w:rPr>
-          <w:lang w:val="fr_FR" w:bidi="fr_FR"/>
-        </w:rPr>
-      </w:r>
-      <w:r>
-        <w:rPr>
           <w:b/>
           <w:lang w:val="fr_FR" w:bidi="fr_FR"/>
         </w:rPr>
@@ -13711,20 +11994,6 @@
       </w:r>
       <w:r>
         <w:rPr>
-          <w:lang w:val="fr_FR" w:bidi="fr_FR"/>
-        </w:rPr>
-        <w:t>וְ⁠אִ֤ישׁ אָחִי⁠ו֙ לֹ֣א יִדְחָק֔וּ⁠ן</w:t>
-      </w:r>
-    </w:p>
-    <w:p>
-      <w:pPr/>
-      <w:r>
-        <w:rPr>
-          <w:lang w:val="fr_FR" w:bidi="fr_FR"/>
-        </w:rPr>
-      </w:r>
-      <w:r>
-        <w:rPr>
           <w:b/>
           <w:lang w:val="fr_FR" w:bidi="fr_FR"/>
         </w:rPr>
@@ -13834,20 +12103,6 @@
       </w:r>
       <w:r>
         <w:rPr>
-          <w:lang w:val="fr_FR" w:bidi="fr_FR"/>
-        </w:rPr>
-        <w:t>גֶּ֥בֶר בִּ⁠מְסִלָּת֖⁠וֹ יֵֽלֵכ֑וּ⁠ן</w:t>
-      </w:r>
-    </w:p>
-    <w:p>
-      <w:pPr/>
-      <w:r>
-        <w:rPr>
-          <w:lang w:val="fr_FR" w:bidi="fr_FR"/>
-        </w:rPr>
-      </w:r>
-      <w:r>
-        <w:rPr>
           <w:b/>
           <w:lang w:val="fr_FR" w:bidi="fr_FR"/>
         </w:rPr>
@@ -13957,20 +12212,6 @@
       </w:r>
       <w:r>
         <w:rPr>
-          <w:lang w:val="fr_FR" w:bidi="fr_FR"/>
-        </w:rPr>
-        <w:t>וּ⁠בְעַ֥ד הַ⁠שֶּׁ֛לַח יִפֹּ֖לוּ לֹ֥א יִבְצָֽעוּ</w:t>
-      </w:r>
-    </w:p>
-    <w:p>
-      <w:pPr/>
-      <w:r>
-        <w:rPr>
-          <w:lang w:val="fr_FR" w:bidi="fr_FR"/>
-        </w:rPr>
-      </w:r>
-      <w:r>
-        <w:rPr>
           <w:b/>
           <w:lang w:val="fr_FR" w:bidi="fr_FR"/>
         </w:rPr>
@@ -14054,20 +12295,6 @@
       </w:r>
       <w:r>
         <w:rPr>
-          <w:lang w:val="fr_FR" w:bidi="fr_FR"/>
-        </w:rPr>
-        <w:t>בָּ⁠עִ֣יר יָשֹׁ֗קּוּ בַּֽ⁠חוֹמָה֙ יְרֻצ֔וּ⁠ן בַּ⁠בָּתִּ֖ים יַעֲל֑וּ בְּעַ֧ד הַ⁠חַלּוֹנִ֛ים יָבֹ֖אוּ כַּ⁠גַּנָּֽב</w:t>
-      </w:r>
-    </w:p>
-    <w:p>
-      <w:pPr/>
-      <w:r>
-        <w:rPr>
-          <w:lang w:val="fr_FR" w:bidi="fr_FR"/>
-        </w:rPr>
-      </w:r>
-      <w:r>
-        <w:rPr>
           <w:b/>
           <w:lang w:val="fr_FR" w:bidi="fr_FR"/>
         </w:rPr>
@@ -14151,20 +12378,6 @@
       </w:r>
       <w:r>
         <w:rPr>
-          <w:lang w:val="fr_FR" w:bidi="fr_FR"/>
-        </w:rPr>
-        <w:t>בְּעַ֧ד הַ⁠חַלּוֹנִ֛ים יָבֹ֖אוּ כַּ⁠גַּנָּֽב</w:t>
-      </w:r>
-    </w:p>
-    <w:p>
-      <w:pPr/>
-      <w:r>
-        <w:rPr>
-          <w:lang w:val="fr_FR" w:bidi="fr_FR"/>
-        </w:rPr>
-      </w:r>
-      <w:r>
-        <w:rPr>
           <w:b/>
           <w:lang w:val="fr_FR" w:bidi="fr_FR"/>
         </w:rPr>
@@ -14260,20 +12473,6 @@
       </w:r>
       <w:r>
         <w:rPr>
-          <w:lang w:val="fr_FR" w:bidi="fr_FR"/>
-        </w:rPr>
-        <w:t>לְ⁠פָנָי⁠ו֙ רָ֣גְזָה אֶ֔רֶץ רָעֲשׁ֖וּ שָׁמָ֑יִם</w:t>
-      </w:r>
-    </w:p>
-    <w:p>
-      <w:pPr/>
-      <w:r>
-        <w:rPr>
-          <w:lang w:val="fr_FR" w:bidi="fr_FR"/>
-        </w:rPr>
-      </w:r>
-      <w:r>
-        <w:rPr>
           <w:b/>
           <w:lang w:val="fr_FR" w:bidi="fr_FR"/>
         </w:rPr>
@@ -14383,20 +12582,6 @@
       </w:r>
       <w:r>
         <w:rPr>
-          <w:lang w:val="fr_FR" w:bidi="fr_FR"/>
-        </w:rPr>
-        <w:t>שֶׁ֤מֶשׁ וְ⁠יָרֵ֨חַ֙ קָדָ֔רוּ</w:t>
-      </w:r>
-    </w:p>
-    <w:p>
-      <w:pPr/>
-      <w:r>
-        <w:rPr>
-          <w:lang w:val="fr_FR" w:bidi="fr_FR"/>
-        </w:rPr>
-      </w:r>
-      <w:r>
-        <w:rPr>
           <w:b/>
           <w:lang w:val="fr_FR" w:bidi="fr_FR"/>
         </w:rPr>
@@ -14506,20 +12691,6 @@
       </w:r>
       <w:r>
         <w:rPr>
-          <w:lang w:val="fr_FR" w:bidi="fr_FR"/>
-        </w:rPr>
-        <w:t>וְ⁠כוֹכָבִ֖ים אָסְפ֥וּ נָגְהָֽ⁠ם</w:t>
-      </w:r>
-    </w:p>
-    <w:p>
-      <w:pPr/>
-      <w:r>
-        <w:rPr>
-          <w:lang w:val="fr_FR" w:bidi="fr_FR"/>
-        </w:rPr>
-      </w:r>
-      <w:r>
-        <w:rPr>
           <w:b/>
           <w:lang w:val="fr_FR" w:bidi="fr_FR"/>
         </w:rPr>
@@ -14629,20 +12800,6 @@
       </w:r>
       <w:r>
         <w:rPr>
-          <w:lang w:val="fr_FR" w:bidi="fr_FR"/>
-        </w:rPr>
-        <w:t>קוֹל⁠וֹ֙</w:t>
-      </w:r>
-    </w:p>
-    <w:p>
-      <w:pPr/>
-      <w:r>
-        <w:rPr>
-          <w:lang w:val="fr_FR" w:bidi="fr_FR"/>
-        </w:rPr>
-      </w:r>
-      <w:r>
-        <w:rPr>
           <w:b/>
           <w:lang w:val="fr_FR" w:bidi="fr_FR"/>
         </w:rPr>
@@ -14739,20 +12896,6 @@
       </w:r>
       <w:r>
         <w:rPr>
-          <w:lang w:val="fr_FR" w:bidi="fr_FR"/>
-        </w:rPr>
-        <w:t>מַחֲנֵ֔⁠הוּ</w:t>
-      </w:r>
-    </w:p>
-    <w:p>
-      <w:pPr/>
-      <w:r>
-        <w:rPr>
-          <w:lang w:val="fr_FR" w:bidi="fr_FR"/>
-        </w:rPr>
-      </w:r>
-      <w:r>
-        <w:rPr>
           <w:b/>
           <w:lang w:val="fr_FR" w:bidi="fr_FR"/>
         </w:rPr>
@@ -14861,20 +13004,6 @@
       </w:r>
       <w:r>
         <w:rPr>
-          <w:lang w:val="fr_FR" w:bidi="fr_FR"/>
-        </w:rPr>
-        <w:t>דְבָר֑⁠וֹ</w:t>
-      </w:r>
-    </w:p>
-    <w:p>
-      <w:pPr/>
-      <w:r>
-        <w:rPr>
-          <w:lang w:val="fr_FR" w:bidi="fr_FR"/>
-        </w:rPr>
-      </w:r>
-      <w:r>
-        <w:rPr>
           <w:b/>
           <w:lang w:val="fr_FR" w:bidi="fr_FR"/>
         </w:rPr>
@@ -14971,20 +13100,6 @@
       </w:r>
       <w:r>
         <w:rPr>
-          <w:lang w:val="fr_FR" w:bidi="fr_FR"/>
-        </w:rPr>
-        <w:t>כִּֽי־גָד֧וֹל יוֹם־יְהוָ֛ה וְ⁠נוֹרָ֥א מְאֹ֖ד וּ⁠מִ֥י יְכִילֶֽ⁠נּוּ</w:t>
-      </w:r>
-    </w:p>
-    <w:p>
-      <w:pPr/>
-      <w:r>
-        <w:rPr>
-          <w:lang w:val="fr_FR" w:bidi="fr_FR"/>
-        </w:rPr>
-      </w:r>
-      <w:r>
-        <w:rPr>
           <w:b/>
           <w:lang w:val="fr_FR" w:bidi="fr_FR"/>
         </w:rPr>
@@ -15087,7 +13202,7 @@
         </w:rPr>
         <w:t xml:space="preserve">Voyez comment vous avez traduit la même expression en </w:t>
       </w:r>
-      <w:hyperlink r:id="rId16">
+      <w:hyperlink r:id="rId14">
         <w:r>
           <w:rPr>
             <w:lang w:val="fr_FR" w:bidi="fr_FR"/>
@@ -15169,20 +13284,6 @@
       </w:r>
       <w:r>
         <w:rPr>
-          <w:lang w:val="fr_FR" w:bidi="fr_FR"/>
-        </w:rPr>
-        <w:t>וְ⁠גַם־עַתָּה֙ נְאֻם־יְהוָ֔ה שֻׁ֥בוּ עָדַ֖⁠י</w:t>
-      </w:r>
-    </w:p>
-    <w:p>
-      <w:pPr/>
-      <w:r>
-        <w:rPr>
-          <w:lang w:val="fr_FR" w:bidi="fr_FR"/>
-        </w:rPr>
-      </w:r>
-      <w:r>
-        <w:rPr>
           <w:b/>
           <w:lang w:val="fr_FR" w:bidi="fr_FR"/>
         </w:rPr>
@@ -15279,20 +13380,6 @@
       </w:r>
       <w:r>
         <w:rPr>
-          <w:lang w:val="fr_FR" w:bidi="fr_FR"/>
-        </w:rPr>
-        <w:t>שֻׁ֥בוּ</w:t>
-      </w:r>
-    </w:p>
-    <w:p>
-      <w:pPr/>
-      <w:r>
-        <w:rPr>
-          <w:lang w:val="fr_FR" w:bidi="fr_FR"/>
-        </w:rPr>
-      </w:r>
-      <w:r>
-        <w:rPr>
           <w:b/>
           <w:lang w:val="fr_FR" w:bidi="fr_FR"/>
         </w:rPr>
@@ -15389,20 +13476,6 @@
       </w:r>
       <w:r>
         <w:rPr>
-          <w:lang w:val="fr_FR" w:bidi="fr_FR"/>
-        </w:rPr>
-        <w:t>שֻׁ֥בוּ עָדַ֖⁠י בְּ⁠כָל־לְבַבְ⁠כֶ֑ם</w:t>
-      </w:r>
-    </w:p>
-    <w:p>
-      <w:pPr/>
-      <w:r>
-        <w:rPr>
-          <w:lang w:val="fr_FR" w:bidi="fr_FR"/>
-        </w:rPr>
-      </w:r>
-      <w:r>
-        <w:rPr>
           <w:b/>
           <w:lang w:val="fr_FR" w:bidi="fr_FR"/>
         </w:rPr>
@@ -15512,20 +13585,6 @@
       </w:r>
       <w:r>
         <w:rPr>
-          <w:lang w:val="fr_FR" w:bidi="fr_FR"/>
-        </w:rPr>
-        <w:t>לְבַבְ⁠כֶ֑ם</w:t>
-      </w:r>
-    </w:p>
-    <w:p>
-      <w:pPr/>
-      <w:r>
-        <w:rPr>
-          <w:lang w:val="fr_FR" w:bidi="fr_FR"/>
-        </w:rPr>
-      </w:r>
-      <w:r>
-        <w:rPr>
           <w:b/>
           <w:lang w:val="fr_FR" w:bidi="fr_FR"/>
         </w:rPr>
@@ -15622,20 +13681,6 @@
       </w:r>
       <w:r>
         <w:rPr>
-          <w:lang w:val="fr_FR" w:bidi="fr_FR"/>
-        </w:rPr>
-        <w:t>וְ⁠קִרְע֤וּ לְבַבְ⁠כֶם֙ וְ⁠אַל־בִּגְדֵי⁠כֶ֔ם</w:t>
-      </w:r>
-    </w:p>
-    <w:p>
-      <w:pPr/>
-      <w:r>
-        <w:rPr>
-          <w:lang w:val="fr_FR" w:bidi="fr_FR"/>
-        </w:rPr>
-      </w:r>
-      <w:r>
-        <w:rPr>
           <w:b/>
           <w:lang w:val="fr_FR" w:bidi="fr_FR"/>
         </w:rPr>
@@ -15719,20 +13764,6 @@
       </w:r>
       <w:r>
         <w:rPr>
-          <w:lang w:val="fr_FR" w:bidi="fr_FR"/>
-        </w:rPr>
-        <w:t>וְ⁠קִרְע֤וּ לְבַבְ⁠כֶם֙ וְ⁠אַל־בִּגְדֵי⁠כֶ֔ם וְ⁠שׁ֖וּבוּ אֶל־יְהוָ֣ה אֱלֹֽהֵי⁠כֶ֑ם</w:t>
-      </w:r>
-    </w:p>
-    <w:p>
-      <w:pPr/>
-      <w:r>
-        <w:rPr>
-          <w:lang w:val="fr_FR" w:bidi="fr_FR"/>
-        </w:rPr>
-      </w:r>
-      <w:r>
-        <w:rPr>
           <w:b/>
           <w:lang w:val="fr_FR" w:bidi="fr_FR"/>
         </w:rPr>
@@ -15816,20 +13847,6 @@
       </w:r>
       <w:r>
         <w:rPr>
-          <w:lang w:val="fr_FR" w:bidi="fr_FR"/>
-        </w:rPr>
-        <w:t>אֶ֤רֶךְ אַפַּ֨יִם֙</w:t>
-      </w:r>
-    </w:p>
-    <w:p>
-      <w:pPr/>
-      <w:r>
-        <w:rPr>
-          <w:lang w:val="fr_FR" w:bidi="fr_FR"/>
-        </w:rPr>
-      </w:r>
-      <w:r>
-        <w:rPr>
           <w:b/>
           <w:lang w:val="fr_FR" w:bidi="fr_FR"/>
         </w:rPr>
@@ -15926,20 +13943,6 @@
       </w:r>
       <w:r>
         <w:rPr>
-          <w:lang w:val="fr_FR" w:bidi="fr_FR"/>
-        </w:rPr>
-        <w:t>וְ⁠רַב־חֶ֔סֶד</w:t>
-      </w:r>
-    </w:p>
-    <w:p>
-      <w:pPr/>
-      <w:r>
-        <w:rPr>
-          <w:lang w:val="fr_FR" w:bidi="fr_FR"/>
-        </w:rPr>
-      </w:r>
-      <w:r>
-        <w:rPr>
           <w:b/>
           <w:lang w:val="fr_FR" w:bidi="fr_FR"/>
         </w:rPr>
@@ -16036,20 +14039,6 @@
       </w:r>
       <w:r>
         <w:rPr>
-          <w:lang w:val="fr_FR" w:bidi="fr_FR"/>
-        </w:rPr>
-        <w:t>מִ֥י יוֹדֵ֖עַ יָשׁ֣וּב וְ⁠נִחָ֑ם וְ⁠הִשְׁאִ֤יר אַֽחֲרָי⁠ו֙ בְּרָכָ֔ה</w:t>
-      </w:r>
-    </w:p>
-    <w:p>
-      <w:pPr/>
-      <w:r>
-        <w:rPr>
-          <w:lang w:val="fr_FR" w:bidi="fr_FR"/>
-        </w:rPr>
-      </w:r>
-      <w:r>
-        <w:rPr>
           <w:b/>
           <w:lang w:val="fr_FR" w:bidi="fr_FR"/>
         </w:rPr>
@@ -16133,20 +14122,6 @@
       </w:r>
       <w:r>
         <w:rPr>
-          <w:lang w:val="fr_FR" w:bidi="fr_FR"/>
-        </w:rPr>
-        <w:t>יָשׁ֣וּב וְ⁠נִחָ֑ם</w:t>
-      </w:r>
-    </w:p>
-    <w:p>
-      <w:pPr/>
-      <w:r>
-        <w:rPr>
-          <w:lang w:val="fr_FR" w:bidi="fr_FR"/>
-        </w:rPr>
-      </w:r>
-      <w:r>
-        <w:rPr>
           <w:b/>
           <w:lang w:val="fr_FR" w:bidi="fr_FR"/>
         </w:rPr>
@@ -16256,20 +14231,6 @@
       </w:r>
       <w:r>
         <w:rPr>
-          <w:lang w:val="fr_FR" w:bidi="fr_FR"/>
-        </w:rPr>
-        <w:t>וְ⁠הִשְׁאִ֤יר &amp; בְּרָכָ֔ה</w:t>
-      </w:r>
-    </w:p>
-    <w:p>
-      <w:pPr/>
-      <w:r>
-        <w:rPr>
-          <w:lang w:val="fr_FR" w:bidi="fr_FR"/>
-        </w:rPr>
-      </w:r>
-      <w:r>
-        <w:rPr>
           <w:b/>
           <w:lang w:val="fr_FR" w:bidi="fr_FR"/>
         </w:rPr>
@@ -16366,20 +14327,6 @@
       </w:r>
       <w:r>
         <w:rPr>
-          <w:lang w:val="fr_FR" w:bidi="fr_FR"/>
-        </w:rPr>
-        <w:t>אֱלֹהֵי⁠כֶֽם</w:t>
-      </w:r>
-    </w:p>
-    <w:p>
-      <w:pPr/>
-      <w:r>
-        <w:rPr>
-          <w:lang w:val="fr_FR" w:bidi="fr_FR"/>
-        </w:rPr>
-      </w:r>
-      <w:r>
-        <w:rPr>
           <w:b/>
           <w:lang w:val="fr_FR" w:bidi="fr_FR"/>
         </w:rPr>
@@ -16476,20 +14423,6 @@
       </w:r>
       <w:r>
         <w:rPr>
-          <w:lang w:val="fr_FR" w:bidi="fr_FR"/>
-        </w:rPr>
-        <w:t>צ֖וֹם</w:t>
-      </w:r>
-    </w:p>
-    <w:p>
-      <w:pPr/>
-      <w:r>
-        <w:rPr>
-          <w:lang w:val="fr_FR" w:bidi="fr_FR"/>
-        </w:rPr>
-      </w:r>
-      <w:r>
-        <w:rPr>
           <w:b/>
           <w:lang w:val="fr_FR" w:bidi="fr_FR"/>
         </w:rPr>
@@ -16586,20 +14519,6 @@
       </w:r>
       <w:r>
         <w:rPr>
-          <w:lang w:val="fr_FR" w:bidi="fr_FR"/>
-        </w:rPr>
-        <w:t>קַדְּשׁוּ־צ֖וֹם קִרְא֥וּ עֲצָרָֽה</w:t>
-      </w:r>
-    </w:p>
-    <w:p>
-      <w:pPr/>
-      <w:r>
-        <w:rPr>
-          <w:lang w:val="fr_FR" w:bidi="fr_FR"/>
-        </w:rPr>
-      </w:r>
-      <w:r>
-        <w:rPr>
           <w:b/>
           <w:lang w:val="fr_FR" w:bidi="fr_FR"/>
         </w:rPr>
@@ -16683,20 +14602,6 @@
       </w:r>
       <w:r>
         <w:rPr>
-          <w:lang w:val="fr_FR" w:bidi="fr_FR"/>
-        </w:rPr>
-        <w:t>קִבְצ֣וּ זְקֵנִ֔ים אִסְפוּ֙ עֽוֹלָלִ֔ים וְ⁠יֹנְקֵ֖י שָׁדָ֑יִם</w:t>
-      </w:r>
-    </w:p>
-    <w:p>
-      <w:pPr/>
-      <w:r>
-        <w:rPr>
-          <w:lang w:val="fr_FR" w:bidi="fr_FR"/>
-        </w:rPr>
-      </w:r>
-      <w:r>
-        <w:rPr>
           <w:b/>
           <w:lang w:val="fr_FR" w:bidi="fr_FR"/>
         </w:rPr>
@@ -16780,20 +14685,6 @@
       </w:r>
       <w:r>
         <w:rPr>
-          <w:lang w:val="fr_FR" w:bidi="fr_FR"/>
-        </w:rPr>
-        <w:t>יֵצֵ֤א חָתָן֙ מֵֽ⁠חֶדְר֔⁠וֹ וְ⁠כַלָּ֖ה מֵ⁠חֻפָּתָֽ⁠הּ</w:t>
-      </w:r>
-    </w:p>
-    <w:p>
-      <w:pPr/>
-      <w:r>
-        <w:rPr>
-          <w:lang w:val="fr_FR" w:bidi="fr_FR"/>
-        </w:rPr>
-      </w:r>
-      <w:r>
-        <w:rPr>
           <w:b/>
           <w:lang w:val="fr_FR" w:bidi="fr_FR"/>
         </w:rPr>
@@ -16877,20 +14768,6 @@
       </w:r>
       <w:r>
         <w:rPr>
-          <w:lang w:val="fr_FR" w:bidi="fr_FR"/>
-        </w:rPr>
-        <w:t>בֵּ֤ין הָ⁠אוּלָם֙ וְ⁠לַ⁠מִּזְבֵּ֔חַ</w:t>
-      </w:r>
-    </w:p>
-    <w:p>
-      <w:pPr/>
-      <w:r>
-        <w:rPr>
-          <w:lang w:val="fr_FR" w:bidi="fr_FR"/>
-        </w:rPr>
-      </w:r>
-      <w:r>
-        <w:rPr>
           <w:b/>
           <w:lang w:val="fr_FR" w:bidi="fr_FR"/>
         </w:rPr>
@@ -16974,20 +14851,6 @@
       </w:r>
       <w:r>
         <w:rPr>
-          <w:lang w:val="fr_FR" w:bidi="fr_FR"/>
-        </w:rPr>
-        <w:t>וְ⁠אַל־תִּתֵּ֨ן נַחֲלָתְ⁠ךָ֤ לְ⁠חֶרְפָּה֙</w:t>
-      </w:r>
-    </w:p>
-    <w:p>
-      <w:pPr/>
-      <w:r>
-        <w:rPr>
-          <w:lang w:val="fr_FR" w:bidi="fr_FR"/>
-        </w:rPr>
-      </w:r>
-      <w:r>
-        <w:rPr>
           <w:b/>
           <w:lang w:val="fr_FR" w:bidi="fr_FR"/>
         </w:rPr>
@@ -17084,20 +14947,6 @@
       </w:r>
       <w:r>
         <w:rPr>
-          <w:lang w:val="fr_FR" w:bidi="fr_FR"/>
-        </w:rPr>
-        <w:t>נַחֲלָתְ⁠ךָ֤</w:t>
-      </w:r>
-    </w:p>
-    <w:p>
-      <w:pPr/>
-      <w:r>
-        <w:rPr>
-          <w:lang w:val="fr_FR" w:bidi="fr_FR"/>
-        </w:rPr>
-      </w:r>
-      <w:r>
-        <w:rPr>
           <w:b/>
           <w:lang w:val="fr_FR" w:bidi="fr_FR"/>
         </w:rPr>
@@ -17181,20 +15030,6 @@
       </w:r>
       <w:r>
         <w:rPr>
-          <w:lang w:val="fr_FR" w:bidi="fr_FR"/>
-        </w:rPr>
-        <w:t>לִ⁠מְשָׁל־בָּ֣⁠ם גּוֹיִ֔ם</w:t>
-      </w:r>
-    </w:p>
-    <w:p>
-      <w:pPr/>
-      <w:r>
-        <w:rPr>
-          <w:lang w:val="fr_FR" w:bidi="fr_FR"/>
-        </w:rPr>
-      </w:r>
-      <w:r>
-        <w:rPr>
           <w:b/>
           <w:lang w:val="fr_FR" w:bidi="fr_FR"/>
         </w:rPr>
@@ -17278,20 +15113,6 @@
       </w:r>
       <w:r>
         <w:rPr>
-          <w:lang w:val="fr_FR" w:bidi="fr_FR"/>
-        </w:rPr>
-        <w:t>לָ֚⁠מָּה יֹאמְר֣וּ בָֽ⁠עַמִּ֔ים אַיֵּ֖ה אֱלֹהֵי⁠הֶֽם</w:t>
-      </w:r>
-    </w:p>
-    <w:p>
-      <w:pPr/>
-      <w:r>
-        <w:rPr>
-          <w:lang w:val="fr_FR" w:bidi="fr_FR"/>
-        </w:rPr>
-      </w:r>
-      <w:r>
-        <w:rPr>
           <w:b/>
           <w:lang w:val="fr_FR" w:bidi="fr_FR"/>
         </w:rPr>
@@ -17375,20 +15196,6 @@
       </w:r>
       <w:r>
         <w:rPr>
-          <w:lang w:val="fr_FR" w:bidi="fr_FR"/>
-        </w:rPr>
-        <w:t>לָ֚⁠מָּה יֹאמְר֣וּ</w:t>
-      </w:r>
-    </w:p>
-    <w:p>
-      <w:pPr/>
-      <w:r>
-        <w:rPr>
-          <w:lang w:val="fr_FR" w:bidi="fr_FR"/>
-        </w:rPr>
-      </w:r>
-      <w:r>
-        <w:rPr>
           <w:b/>
           <w:lang w:val="fr_FR" w:bidi="fr_FR"/>
         </w:rPr>
@@ -17485,20 +15292,6 @@
       </w:r>
       <w:r>
         <w:rPr>
-          <w:lang w:val="fr_FR" w:bidi="fr_FR"/>
-        </w:rPr>
-        <w:t>לָ֚⁠מָּה יֹאמְר֣וּ בָֽ⁠עַמִּ֔ים</w:t>
-      </w:r>
-    </w:p>
-    <w:p>
-      <w:pPr/>
-      <w:r>
-        <w:rPr>
-          <w:lang w:val="fr_FR" w:bidi="fr_FR"/>
-        </w:rPr>
-      </w:r>
-      <w:r>
-        <w:rPr>
           <w:b/>
           <w:lang w:val="fr_FR" w:bidi="fr_FR"/>
         </w:rPr>
@@ -17596,20 +15389,6 @@
       </w:r>
       <w:r>
         <w:rPr>
-          <w:lang w:val="fr_FR" w:bidi="fr_FR"/>
-        </w:rPr>
-        <w:t>אַיֵּ֖ה אֱלֹהֵי⁠הֶֽם</w:t>
-      </w:r>
-    </w:p>
-    <w:p>
-      <w:pPr/>
-      <w:r>
-        <w:rPr>
-          <w:lang w:val="fr_FR" w:bidi="fr_FR"/>
-        </w:rPr>
-      </w:r>
-      <w:r>
-        <w:rPr>
           <w:b/>
           <w:lang w:val="fr_FR" w:bidi="fr_FR"/>
         </w:rPr>
@@ -17693,20 +15472,6 @@
       </w:r>
       <w:r>
         <w:rPr>
-          <w:lang w:val="fr_FR" w:bidi="fr_FR"/>
-        </w:rPr>
-        <w:t>וַ⁠יְקַנֵּ֥א יְהוָ֖ה לְ⁠אַרְצ֑⁠וֹ וַ⁠יַּחְמֹ֖ל עַל־עַמּֽ⁠וֹ</w:t>
-      </w:r>
-    </w:p>
-    <w:p>
-      <w:pPr/>
-      <w:r>
-        <w:rPr>
-          <w:lang w:val="fr_FR" w:bidi="fr_FR"/>
-        </w:rPr>
-      </w:r>
-      <w:r>
-        <w:rPr>
           <w:b/>
           <w:lang w:val="fr_FR" w:bidi="fr_FR"/>
         </w:rPr>
@@ -17804,20 +15569,6 @@
       </w:r>
       <w:r>
         <w:rPr>
-          <w:lang w:val="fr_FR" w:bidi="fr_FR"/>
-        </w:rPr>
-        <w:t>לְ⁠אַרְצ֑⁠וֹ</w:t>
-      </w:r>
-    </w:p>
-    <w:p>
-      <w:pPr/>
-      <w:r>
-        <w:rPr>
-          <w:lang w:val="fr_FR" w:bidi="fr_FR"/>
-        </w:rPr>
-      </w:r>
-      <w:r>
-        <w:rPr>
           <w:b/>
           <w:lang w:val="fr_FR" w:bidi="fr_FR"/>
         </w:rPr>
@@ -17914,20 +15665,6 @@
       </w:r>
       <w:r>
         <w:rPr>
-          <w:lang w:val="fr_FR" w:bidi="fr_FR"/>
-        </w:rPr>
-        <w:t>וַ⁠יַּ֨עַן יְהוָ֜ה וַ⁠יֹּ֣אמֶר</w:t>
-      </w:r>
-    </w:p>
-    <w:p>
-      <w:pPr/>
-      <w:r>
-        <w:rPr>
-          <w:lang w:val="fr_FR" w:bidi="fr_FR"/>
-        </w:rPr>
-      </w:r>
-      <w:r>
-        <w:rPr>
           <w:b/>
           <w:lang w:val="fr_FR" w:bidi="fr_FR"/>
         </w:rPr>
@@ -18011,20 +15748,6 @@
       </w:r>
       <w:r>
         <w:rPr>
-          <w:lang w:val="fr_FR" w:bidi="fr_FR"/>
-        </w:rPr>
-        <w:t>וַ⁠יַּ֨עַן יְהוָ֜ה וַ⁠יֹּ֣אמֶר</w:t>
-      </w:r>
-    </w:p>
-    <w:p>
-      <w:pPr/>
-      <w:r>
-        <w:rPr>
-          <w:lang w:val="fr_FR" w:bidi="fr_FR"/>
-        </w:rPr>
-      </w:r>
-      <w:r>
-        <w:rPr>
           <w:b/>
           <w:lang w:val="fr_FR" w:bidi="fr_FR"/>
         </w:rPr>
@@ -18147,20 +15870,6 @@
       </w:r>
       <w:r>
         <w:rPr>
-          <w:lang w:val="fr_FR" w:bidi="fr_FR"/>
-        </w:rPr>
-        <w:t>הִנְ⁠נִ֨י שֹׁלֵ֤חַ לָ⁠כֶם֙ אֶת־הַ⁠דָּגָן֙ וְ⁠הַ⁠תִּיר֣וֹשׁ וְ⁠הַ⁠יִּצְהָ֔ר</w:t>
-      </w:r>
-    </w:p>
-    <w:p>
-      <w:pPr/>
-      <w:r>
-        <w:rPr>
-          <w:lang w:val="fr_FR" w:bidi="fr_FR"/>
-        </w:rPr>
-      </w:r>
-      <w:r>
-        <w:rPr>
           <w:b/>
           <w:lang w:val="fr_FR" w:bidi="fr_FR"/>
         </w:rPr>
@@ -18244,20 +15953,6 @@
       </w:r>
       <w:r>
         <w:rPr>
-          <w:lang w:val="fr_FR" w:bidi="fr_FR"/>
-        </w:rPr>
-        <w:t>הִנְ⁠נִ֨י שֹׁלֵ֤חַ</w:t>
-      </w:r>
-    </w:p>
-    <w:p>
-      <w:pPr/>
-      <w:r>
-        <w:rPr>
-          <w:lang w:val="fr_FR" w:bidi="fr_FR"/>
-        </w:rPr>
-      </w:r>
-      <w:r>
-        <w:rPr>
           <w:b/>
           <w:lang w:val="fr_FR" w:bidi="fr_FR"/>
         </w:rPr>
@@ -18341,20 +16036,6 @@
       </w:r>
       <w:r>
         <w:rPr>
-          <w:lang w:val="fr_FR" w:bidi="fr_FR"/>
-        </w:rPr>
-        <w:t>אֹת֑⁠וֹ</w:t>
-      </w:r>
-    </w:p>
-    <w:p>
-      <w:pPr/>
-      <w:r>
-        <w:rPr>
-          <w:lang w:val="fr_FR" w:bidi="fr_FR"/>
-        </w:rPr>
-      </w:r>
-      <w:r>
-        <w:rPr>
           <w:b/>
           <w:lang w:val="fr_FR" w:bidi="fr_FR"/>
         </w:rPr>
@@ -18490,20 +16171,6 @@
       </w:r>
       <w:r>
         <w:rPr>
-          <w:lang w:val="fr_FR" w:bidi="fr_FR"/>
-        </w:rPr>
-        <w:t>וְ⁠לֹא־אֶתֵּ֨ן אֶתְ⁠כֶ֥ם ע֛וֹד חֶרְפָּ֖ה בַּ⁠גּוֹיִֽם</w:t>
-      </w:r>
-    </w:p>
-    <w:p>
-      <w:pPr/>
-      <w:r>
-        <w:rPr>
-          <w:lang w:val="fr_FR" w:bidi="fr_FR"/>
-        </w:rPr>
-      </w:r>
-      <w:r>
-        <w:rPr>
           <w:b/>
           <w:lang w:val="fr_FR" w:bidi="fr_FR"/>
         </w:rPr>
@@ -18600,20 +16267,6 @@
       </w:r>
       <w:r>
         <w:rPr>
-          <w:lang w:val="fr_FR" w:bidi="fr_FR"/>
-        </w:rPr>
-        <w:t>וְֽ⁠אֶת־הַ⁠צְּפוֹנִ֞י</w:t>
-      </w:r>
-    </w:p>
-    <w:p>
-      <w:pPr/>
-      <w:r>
-        <w:rPr>
-          <w:lang w:val="fr_FR" w:bidi="fr_FR"/>
-        </w:rPr>
-      </w:r>
-      <w:r>
-        <w:rPr>
           <w:b/>
           <w:lang w:val="fr_FR" w:bidi="fr_FR"/>
         </w:rPr>
@@ -18710,20 +16363,6 @@
       </w:r>
       <w:r>
         <w:rPr>
-          <w:lang w:val="fr_FR" w:bidi="fr_FR"/>
-        </w:rPr>
-        <w:t>אֶ֣רֶץ צִיָּ֣ה וּ⁠שְׁמָמָה֒</w:t>
-      </w:r>
-    </w:p>
-    <w:p>
-      <w:pPr/>
-      <w:r>
-        <w:rPr>
-          <w:lang w:val="fr_FR" w:bidi="fr_FR"/>
-        </w:rPr>
-      </w:r>
-      <w:r>
-        <w:rPr>
           <w:b/>
           <w:lang w:val="fr_FR" w:bidi="fr_FR"/>
         </w:rPr>
@@ -18833,20 +16472,6 @@
       </w:r>
       <w:r>
         <w:rPr>
-          <w:lang w:val="fr_FR" w:bidi="fr_FR"/>
-        </w:rPr>
-        <w:t>אֶ֣רֶץ צִיָּ֣ה וּ⁠שְׁמָמָה֒</w:t>
-      </w:r>
-    </w:p>
-    <w:p>
-      <w:pPr/>
-      <w:r>
-        <w:rPr>
-          <w:lang w:val="fr_FR" w:bidi="fr_FR"/>
-        </w:rPr>
-      </w:r>
-      <w:r>
-        <w:rPr>
           <w:b/>
           <w:lang w:val="fr_FR" w:bidi="fr_FR"/>
         </w:rPr>
@@ -18956,20 +16581,6 @@
       </w:r>
       <w:r>
         <w:rPr>
-          <w:lang w:val="fr_FR" w:bidi="fr_FR"/>
-        </w:rPr>
-        <w:t>אֶל &amp; אֶת־פָּנָ֗י⁠ו אֶל־הַ⁠יָּם֙ הַ⁠קַּדְמֹנִ֔י וְ⁠סֹפ֖⁠וֹ אֶל־הַ⁠יָּ֣ם הָ⁠אַֽחֲר֑וֹן</w:t>
-      </w:r>
-    </w:p>
-    <w:p>
-      <w:pPr/>
-      <w:r>
-        <w:rPr>
-          <w:lang w:val="fr_FR" w:bidi="fr_FR"/>
-        </w:rPr>
-      </w:r>
-      <w:r>
-        <w:rPr>
           <w:b/>
           <w:lang w:val="fr_FR" w:bidi="fr_FR"/>
         </w:rPr>
@@ -19091,20 +16702,6 @@
       </w:r>
       <w:r>
         <w:rPr>
-          <w:lang w:val="fr_FR" w:bidi="fr_FR"/>
-        </w:rPr>
-        <w:t>אֶל &amp; אֶת־פָּנָ֗י⁠ו אֶל־הַ⁠יָּם֙ הַ⁠קַּדְמֹנִ֔י וְ⁠סֹפ֖⁠וֹ אֶל־הַ⁠יָּ֣ם הָ⁠אַֽחֲר֑וֹן</w:t>
-      </w:r>
-    </w:p>
-    <w:p>
-      <w:pPr/>
-      <w:r>
-        <w:rPr>
-          <w:lang w:val="fr_FR" w:bidi="fr_FR"/>
-        </w:rPr>
-      </w:r>
-      <w:r>
-        <w:rPr>
           <w:b/>
           <w:lang w:val="fr_FR" w:bidi="fr_FR"/>
         </w:rPr>
@@ -19214,20 +16811,6 @@
       </w:r>
       <w:r>
         <w:rPr>
-          <w:lang w:val="fr_FR" w:bidi="fr_FR"/>
-        </w:rPr>
-        <w:t>וְ⁠עָלָ֣ה בָאְשׁ֗⁠וֹ וְ⁠תַ֨עַל֙ צַחֲנָת֔⁠וֹ</w:t>
-      </w:r>
-    </w:p>
-    <w:p>
-      <w:pPr/>
-      <w:r>
-        <w:rPr>
-          <w:lang w:val="fr_FR" w:bidi="fr_FR"/>
-        </w:rPr>
-      </w:r>
-      <w:r>
-        <w:rPr>
           <w:b/>
           <w:lang w:val="fr_FR" w:bidi="fr_FR"/>
         </w:rPr>
@@ -19338,20 +16921,6 @@
       </w:r>
       <w:r>
         <w:rPr>
-          <w:lang w:val="fr_FR" w:bidi="fr_FR"/>
-        </w:rPr>
-        <w:t>הִגְדִּ֖יל לַ⁠עֲשֽׂוֹת</w:t>
-      </w:r>
-    </w:p>
-    <w:p>
-      <w:pPr/>
-      <w:r>
-        <w:rPr>
-          <w:lang w:val="fr_FR" w:bidi="fr_FR"/>
-        </w:rPr>
-      </w:r>
-      <w:r>
-        <w:rPr>
           <w:b/>
           <w:lang w:val="fr_FR" w:bidi="fr_FR"/>
         </w:rPr>
@@ -19435,20 +17004,6 @@
       </w:r>
       <w:r>
         <w:rPr>
-          <w:lang w:val="fr_FR" w:bidi="fr_FR"/>
-        </w:rPr>
-        <w:t>כִּ֥י הִגְדִּ֖יל לַ⁠עֲשֽׂוֹת</w:t>
-      </w:r>
-    </w:p>
-    <w:p>
-      <w:pPr/>
-      <w:r>
-        <w:rPr>
-          <w:lang w:val="fr_FR" w:bidi="fr_FR"/>
-        </w:rPr>
-      </w:r>
-      <w:r>
-        <w:rPr>
           <w:b/>
           <w:lang w:val="fr_FR" w:bidi="fr_FR"/>
         </w:rPr>
@@ -19532,20 +17087,6 @@
       </w:r>
       <w:r>
         <w:rPr>
-          <w:lang w:val="fr_FR" w:bidi="fr_FR"/>
-        </w:rPr>
-        <w:t>אַל־תִּֽירְאִ֖י אֲדָמָ֑ה גִּ֣ילִי וּ⁠שְׂמָ֔חִי</w:t>
-      </w:r>
-    </w:p>
-    <w:p>
-      <w:pPr/>
-      <w:r>
-        <w:rPr>
-          <w:lang w:val="fr_FR" w:bidi="fr_FR"/>
-        </w:rPr>
-      </w:r>
-      <w:r>
-        <w:rPr>
           <w:b/>
           <w:lang w:val="fr_FR" w:bidi="fr_FR"/>
         </w:rPr>
@@ -19642,20 +17183,6 @@
       </w:r>
       <w:r>
         <w:rPr>
-          <w:lang w:val="fr_FR" w:bidi="fr_FR"/>
-        </w:rPr>
-        <w:t>גִּ֣ילִי וּ⁠שְׂמָ֔חִי</w:t>
-      </w:r>
-    </w:p>
-    <w:p>
-      <w:pPr/>
-      <w:r>
-        <w:rPr>
-          <w:lang w:val="fr_FR" w:bidi="fr_FR"/>
-        </w:rPr>
-      </w:r>
-      <w:r>
-        <w:rPr>
           <w:b/>
           <w:lang w:val="fr_FR" w:bidi="fr_FR"/>
         </w:rPr>
@@ -19765,20 +17292,6 @@
       </w:r>
       <w:r>
         <w:rPr>
-          <w:lang w:val="fr_FR" w:bidi="fr_FR"/>
-        </w:rPr>
-        <w:t>הִגְדִּ֥יל יְהוָ֖ה לַ⁠עֲשֽׂוֹת</w:t>
-      </w:r>
-    </w:p>
-    <w:p>
-      <w:pPr/>
-      <w:r>
-        <w:rPr>
-          <w:lang w:val="fr_FR" w:bidi="fr_FR"/>
-        </w:rPr>
-      </w:r>
-      <w:r>
-        <w:rPr>
           <w:b/>
           <w:lang w:val="fr_FR" w:bidi="fr_FR"/>
         </w:rPr>
@@ -19862,20 +17375,6 @@
       </w:r>
       <w:r>
         <w:rPr>
-          <w:lang w:val="fr_FR" w:bidi="fr_FR"/>
-        </w:rPr>
-        <w:t>הִגְדִּ֥יל יְהוָ֖ה לַ⁠עֲשֽׂוֹת</w:t>
-      </w:r>
-    </w:p>
-    <w:p>
-      <w:pPr/>
-      <w:r>
-        <w:rPr>
-          <w:lang w:val="fr_FR" w:bidi="fr_FR"/>
-        </w:rPr>
-      </w:r>
-      <w:r>
-        <w:rPr>
           <w:b/>
           <w:lang w:val="fr_FR" w:bidi="fr_FR"/>
         </w:rPr>
@@ -19959,20 +17458,6 @@
       </w:r>
       <w:r>
         <w:rPr>
-          <w:lang w:val="fr_FR" w:bidi="fr_FR"/>
-        </w:rPr>
-        <w:t>אַל־תִּֽירְאוּ֙ בַּהֲמ֣וֹת שָׂדַ֔י</w:t>
-      </w:r>
-    </w:p>
-    <w:p>
-      <w:pPr/>
-      <w:r>
-        <w:rPr>
-          <w:lang w:val="fr_FR" w:bidi="fr_FR"/>
-        </w:rPr>
-      </w:r>
-      <w:r>
-        <w:rPr>
           <w:b/>
           <w:lang w:val="fr_FR" w:bidi="fr_FR"/>
         </w:rPr>
@@ -20069,20 +17554,6 @@
       </w:r>
       <w:r>
         <w:rPr>
-          <w:lang w:val="fr_FR" w:bidi="fr_FR"/>
-        </w:rPr>
-        <w:t>דָשְׁא֖וּ נְא֣וֹת מִדְבָּ֑ר כִּֽי־עֵץ֙ נָשָׂ֣א פִרְי֔⁠וֹ תְּאֵנָ֥ה וָ⁠גֶ֖פֶן נָתְנ֥וּ חֵילָֽ⁠ם</w:t>
-      </w:r>
-    </w:p>
-    <w:p>
-      <w:pPr/>
-      <w:r>
-        <w:rPr>
-          <w:lang w:val="fr_FR" w:bidi="fr_FR"/>
-        </w:rPr>
-      </w:r>
-      <w:r>
-        <w:rPr>
           <w:b/>
           <w:lang w:val="fr_FR" w:bidi="fr_FR"/>
         </w:rPr>
@@ -20166,20 +17637,6 @@
       </w:r>
       <w:r>
         <w:rPr>
-          <w:lang w:val="fr_FR" w:bidi="fr_FR"/>
-        </w:rPr>
-        <w:t>עֵץ֙ נָשָׂ֣א פִרְי֔⁠וֹ תְּאֵנָ֥ה וָ⁠גֶ֖פֶן נָתְנ֥וּ חֵילָֽ⁠ם</w:t>
-      </w:r>
-    </w:p>
-    <w:p>
-      <w:pPr/>
-      <w:r>
-        <w:rPr>
-          <w:lang w:val="fr_FR" w:bidi="fr_FR"/>
-        </w:rPr>
-      </w:r>
-      <w:r>
-        <w:rPr>
           <w:b/>
           <w:lang w:val="fr_FR" w:bidi="fr_FR"/>
         </w:rPr>
@@ -20302,20 +17759,6 @@
       </w:r>
       <w:r>
         <w:rPr>
-          <w:lang w:val="fr_FR" w:bidi="fr_FR"/>
-        </w:rPr>
-        <w:t>חֵילָֽ⁠ם</w:t>
-      </w:r>
-    </w:p>
-    <w:p>
-      <w:pPr/>
-      <w:r>
-        <w:rPr>
-          <w:lang w:val="fr_FR" w:bidi="fr_FR"/>
-        </w:rPr>
-      </w:r>
-      <w:r>
-        <w:rPr>
           <w:b/>
           <w:lang w:val="fr_FR" w:bidi="fr_FR"/>
         </w:rPr>
@@ -20412,20 +17855,6 @@
       </w:r>
       <w:r>
         <w:rPr>
-          <w:lang w:val="fr_FR" w:bidi="fr_FR"/>
-        </w:rPr>
-        <w:t>וּ⁠בְנֵ֣י צִיּ֗וֹן</w:t>
-      </w:r>
-    </w:p>
-    <w:p>
-      <w:pPr/>
-      <w:r>
-        <w:rPr>
-          <w:lang w:val="fr_FR" w:bidi="fr_FR"/>
-        </w:rPr>
-      </w:r>
-      <w:r>
-        <w:rPr>
           <w:b/>
           <w:lang w:val="fr_FR" w:bidi="fr_FR"/>
         </w:rPr>
@@ -20522,20 +17951,6 @@
       </w:r>
       <w:r>
         <w:rPr>
-          <w:lang w:val="fr_FR" w:bidi="fr_FR"/>
-        </w:rPr>
-        <w:t>אֱלֹֽהֵי⁠כֶ֔ם</w:t>
-      </w:r>
-    </w:p>
-    <w:p>
-      <w:pPr/>
-      <w:r>
-        <w:rPr>
-          <w:lang w:val="fr_FR" w:bidi="fr_FR"/>
-        </w:rPr>
-      </w:r>
-      <w:r>
-        <w:rPr>
           <w:b/>
           <w:lang w:val="fr_FR" w:bidi="fr_FR"/>
         </w:rPr>
@@ -20632,20 +18047,6 @@
       </w:r>
       <w:r>
         <w:rPr>
-          <w:lang w:val="fr_FR" w:bidi="fr_FR"/>
-        </w:rPr>
-        <w:t>נָתַ֥ן לָ⁠כֶ֛ם אֶת־הַ⁠מּוֹרֶ֖ה לִ⁠צְדָקָ֑ה וַ⁠יּ֣וֹרֶד לָ⁠כֶ֗ם גֶּ֛שֶׁם</w:t>
-      </w:r>
-    </w:p>
-    <w:p>
-      <w:pPr/>
-      <w:r>
-        <w:rPr>
-          <w:lang w:val="fr_FR" w:bidi="fr_FR"/>
-        </w:rPr>
-      </w:r>
-      <w:r>
-        <w:rPr>
           <w:b/>
           <w:lang w:val="fr_FR" w:bidi="fr_FR"/>
         </w:rPr>
@@ -20729,20 +18130,6 @@
       </w:r>
       <w:r>
         <w:rPr>
-          <w:lang w:val="fr_FR" w:bidi="fr_FR"/>
-        </w:rPr>
-        <w:t>לִ⁠צְדָקָ֑ה</w:t>
-      </w:r>
-    </w:p>
-    <w:p>
-      <w:pPr/>
-      <w:r>
-        <w:rPr>
-          <w:lang w:val="fr_FR" w:bidi="fr_FR"/>
-        </w:rPr>
-      </w:r>
-      <w:r>
-        <w:rPr>
           <w:b/>
           <w:lang w:val="fr_FR" w:bidi="fr_FR"/>
         </w:rPr>
@@ -20851,20 +18238,6 @@
       </w:r>
       <w:r>
         <w:rPr>
-          <w:lang w:val="fr_FR" w:bidi="fr_FR"/>
-        </w:rPr>
-        <w:t>גֶּ֛שֶׁם</w:t>
-      </w:r>
-    </w:p>
-    <w:p>
-      <w:pPr/>
-      <w:r>
-        <w:rPr>
-          <w:lang w:val="fr_FR" w:bidi="fr_FR"/>
-        </w:rPr>
-      </w:r>
-      <w:r>
-        <w:rPr>
           <w:b/>
           <w:lang w:val="fr_FR" w:bidi="fr_FR"/>
         </w:rPr>
@@ -20961,20 +18334,6 @@
       </w:r>
       <w:r>
         <w:rPr>
-          <w:lang w:val="fr_FR" w:bidi="fr_FR"/>
-        </w:rPr>
-        <w:t>מוֹרֶ֥ה וּ⁠מַלְק֖וֹשׁ</w:t>
-      </w:r>
-    </w:p>
-    <w:p>
-      <w:pPr/>
-      <w:r>
-        <w:rPr>
-          <w:lang w:val="fr_FR" w:bidi="fr_FR"/>
-        </w:rPr>
-      </w:r>
-      <w:r>
-        <w:rPr>
           <w:b/>
           <w:lang w:val="fr_FR" w:bidi="fr_FR"/>
         </w:rPr>
@@ -21098,20 +18457,6 @@
       </w:r>
       <w:r>
         <w:rPr>
-          <w:lang w:val="fr_FR" w:bidi="fr_FR"/>
-        </w:rPr>
-        <w:t>בָּ⁠רִאשֽׁוֹן</w:t>
-      </w:r>
-    </w:p>
-    <w:p>
-      <w:pPr/>
-      <w:r>
-        <w:rPr>
-          <w:lang w:val="fr_FR" w:bidi="fr_FR"/>
-        </w:rPr>
-      </w:r>
-      <w:r>
-        <w:rPr>
           <w:b/>
           <w:lang w:val="fr_FR" w:bidi="fr_FR"/>
         </w:rPr>
@@ -21236,20 +18581,6 @@
       </w:r>
       <w:r>
         <w:rPr>
-          <w:lang w:val="fr_FR" w:bidi="fr_FR"/>
-        </w:rPr>
-        <w:t>וְ⁠הֵשִׁ֥יקוּ הַ⁠יְקָבִ֖ים תִּיר֥וֹשׁ וְ⁠יִצְהָֽר</w:t>
-      </w:r>
-    </w:p>
-    <w:p>
-      <w:pPr/>
-      <w:r>
-        <w:rPr>
-          <w:lang w:val="fr_FR" w:bidi="fr_FR"/>
-        </w:rPr>
-      </w:r>
-      <w:r>
-        <w:rPr>
           <w:b/>
           <w:lang w:val="fr_FR" w:bidi="fr_FR"/>
         </w:rPr>
@@ -21333,20 +18664,6 @@
       </w:r>
       <w:r>
         <w:rPr>
-          <w:lang w:val="fr_FR" w:bidi="fr_FR"/>
-        </w:rPr>
-        <w:t>וְ⁠שִׁלַּמְתִּ֤י לָ⁠כֶם֙ אֶת־הַ⁠שָּׁנִ֔ים</w:t>
-      </w:r>
-    </w:p>
-    <w:p>
-      <w:pPr/>
-      <w:r>
-        <w:rPr>
-          <w:lang w:val="fr_FR" w:bidi="fr_FR"/>
-        </w:rPr>
-      </w:r>
-      <w:r>
-        <w:rPr>
           <w:b/>
           <w:lang w:val="fr_FR" w:bidi="fr_FR"/>
         </w:rPr>
@@ -21430,20 +18747,6 @@
       </w:r>
       <w:r>
         <w:rPr>
-          <w:lang w:val="fr_FR" w:bidi="fr_FR"/>
-        </w:rPr>
-        <w:t>אֶת־הַ⁠שָּׁנִ֔ים</w:t>
-      </w:r>
-    </w:p>
-    <w:p>
-      <w:pPr/>
-      <w:r>
-        <w:rPr>
-          <w:lang w:val="fr_FR" w:bidi="fr_FR"/>
-        </w:rPr>
-      </w:r>
-      <w:r>
-        <w:rPr>
           <w:b/>
           <w:lang w:val="fr_FR" w:bidi="fr_FR"/>
         </w:rPr>
@@ -21540,20 +18843,6 @@
       </w:r>
       <w:r>
         <w:rPr>
-          <w:lang w:val="fr_FR" w:bidi="fr_FR"/>
-        </w:rPr>
-        <w:t>חֵילִ⁠י֙ הַ⁠גָּד֔וֹל</w:t>
-      </w:r>
-    </w:p>
-    <w:p>
-      <w:pPr/>
-      <w:r>
-        <w:rPr>
-          <w:lang w:val="fr_FR" w:bidi="fr_FR"/>
-        </w:rPr>
-      </w:r>
-      <w:r>
-        <w:rPr>
           <w:b/>
           <w:lang w:val="fr_FR" w:bidi="fr_FR"/>
         </w:rPr>
@@ -21650,20 +18939,6 @@
       </w:r>
       <w:r>
         <w:rPr>
-          <w:lang w:val="fr_FR" w:bidi="fr_FR"/>
-        </w:rPr>
-        <w:t>וַ⁠אֲכַלְתֶּ֤ם אָכוֹל֙</w:t>
-      </w:r>
-    </w:p>
-    <w:p>
-      <w:pPr/>
-      <w:r>
-        <w:rPr>
-          <w:lang w:val="fr_FR" w:bidi="fr_FR"/>
-        </w:rPr>
-      </w:r>
-      <w:r>
-        <w:rPr>
           <w:b/>
           <w:lang w:val="fr_FR" w:bidi="fr_FR"/>
         </w:rPr>
@@ -21759,20 +19034,6 @@
       </w:r>
       <w:r>
         <w:rPr>
-          <w:lang w:val="fr_FR" w:bidi="fr_FR"/>
-        </w:rPr>
-        <w:t>אֶת־שֵׁ֤ם יְהוָה֙ אֱלֹ֣הֵי⁠כֶ֔ם</w:t>
-      </w:r>
-    </w:p>
-    <w:p>
-      <w:pPr/>
-      <w:r>
-        <w:rPr>
-          <w:lang w:val="fr_FR" w:bidi="fr_FR"/>
-        </w:rPr>
-      </w:r>
-      <w:r>
-        <w:rPr>
           <w:b/>
           <w:lang w:val="fr_FR" w:bidi="fr_FR"/>
         </w:rPr>
@@ -21856,20 +19117,6 @@
       </w:r>
       <w:r>
         <w:rPr>
-          <w:lang w:val="fr_FR" w:bidi="fr_FR"/>
-        </w:rPr>
-        <w:t>אֶת־שֵׁ֤ם</w:t>
-      </w:r>
-    </w:p>
-    <w:p>
-      <w:pPr/>
-      <w:r>
-        <w:rPr>
-          <w:lang w:val="fr_FR" w:bidi="fr_FR"/>
-        </w:rPr>
-      </w:r>
-      <w:r>
-        <w:rPr>
           <w:b/>
           <w:lang w:val="fr_FR" w:bidi="fr_FR"/>
         </w:rPr>
@@ -21966,20 +19213,6 @@
       </w:r>
       <w:r>
         <w:rPr>
-          <w:lang w:val="fr_FR" w:bidi="fr_FR"/>
-        </w:rPr>
-        <w:t>אֲשֶׁר־עָשָׂ֥ה עִמָּ⁠כֶ֖ם לְ⁠הַפְלִ֑יא</w:t>
-      </w:r>
-    </w:p>
-    <w:p>
-      <w:pPr/>
-      <w:r>
-        <w:rPr>
-          <w:lang w:val="fr_FR" w:bidi="fr_FR"/>
-        </w:rPr>
-      </w:r>
-      <w:r>
-        <w:rPr>
           <w:b/>
           <w:lang w:val="fr_FR" w:bidi="fr_FR"/>
         </w:rPr>
@@ -22063,20 +19296,6 @@
       </w:r>
       <w:r>
         <w:rPr>
-          <w:lang w:val="fr_FR" w:bidi="fr_FR"/>
-        </w:rPr>
-        <w:t>וְ⁠לֹא־יֵבֹ֥שׁוּ עַמִּ֖⁠י לְ⁠עוֹלָֽם</w:t>
-      </w:r>
-    </w:p>
-    <w:p>
-      <w:pPr/>
-      <w:r>
-        <w:rPr>
-          <w:lang w:val="fr_FR" w:bidi="fr_FR"/>
-        </w:rPr>
-      </w:r>
-      <w:r>
-        <w:rPr>
           <w:b/>
           <w:lang w:val="fr_FR" w:bidi="fr_FR"/>
         </w:rPr>
@@ -22173,20 +19392,6 @@
       </w:r>
       <w:r>
         <w:rPr>
-          <w:lang w:val="fr_FR" w:bidi="fr_FR"/>
-        </w:rPr>
-        <w:t>יִשְׂרָאֵל֙</w:t>
-      </w:r>
-    </w:p>
-    <w:p>
-      <w:pPr/>
-      <w:r>
-        <w:rPr>
-          <w:lang w:val="fr_FR" w:bidi="fr_FR"/>
-        </w:rPr>
-      </w:r>
-      <w:r>
-        <w:rPr>
           <w:b/>
           <w:lang w:val="fr_FR" w:bidi="fr_FR"/>
         </w:rPr>
@@ -22283,20 +19488,6 @@
       </w:r>
       <w:r>
         <w:rPr>
-          <w:lang w:val="fr_FR" w:bidi="fr_FR"/>
-        </w:rPr>
-        <w:t>וְ⁠לֹא־יֵבֹ֥שׁוּ עַמִּ֖⁠י לְ⁠עוֹלָֽם</w:t>
-      </w:r>
-    </w:p>
-    <w:p>
-      <w:pPr/>
-      <w:r>
-        <w:rPr>
-          <w:lang w:val="fr_FR" w:bidi="fr_FR"/>
-        </w:rPr>
-      </w:r>
-      <w:r>
-        <w:rPr>
           <w:b/>
           <w:lang w:val="fr_FR" w:bidi="fr_FR"/>
         </w:rPr>
@@ -22393,20 +19584,6 @@
       </w:r>
       <w:r>
         <w:rPr>
-          <w:lang w:val="fr_FR" w:bidi="fr_FR"/>
-        </w:rPr>
-        <w:t>וְ⁠הָיָ֣ה אַֽחֲרֵי־כֵ֗ן</w:t>
-      </w:r>
-    </w:p>
-    <w:p>
-      <w:pPr/>
-      <w:r>
-        <w:rPr>
-          <w:lang w:val="fr_FR" w:bidi="fr_FR"/>
-        </w:rPr>
-      </w:r>
-      <w:r>
-        <w:rPr>
           <w:b/>
           <w:lang w:val="fr_FR" w:bidi="fr_FR"/>
         </w:rPr>
@@ -22490,20 +19667,6 @@
       </w:r>
       <w:r>
         <w:rPr>
-          <w:lang w:val="fr_FR" w:bidi="fr_FR"/>
-        </w:rPr>
-        <w:t>אֶשְׁפּ֤וֹךְ אֶת־רוּחִ⁠י֙ עַל־כָּל־בָּשָׂ֔ר</w:t>
-      </w:r>
-    </w:p>
-    <w:p>
-      <w:pPr/>
-      <w:r>
-        <w:rPr>
-          <w:lang w:val="fr_FR" w:bidi="fr_FR"/>
-        </w:rPr>
-      </w:r>
-      <w:r>
-        <w:rPr>
           <w:b/>
           <w:lang w:val="fr_FR" w:bidi="fr_FR"/>
         </w:rPr>
@@ -22587,20 +19750,6 @@
       </w:r>
       <w:r>
         <w:rPr>
-          <w:lang w:val="fr_FR" w:bidi="fr_FR"/>
-        </w:rPr>
-        <w:t>עַל־כָּל־בָּשָׂ֔ר</w:t>
-      </w:r>
-    </w:p>
-    <w:p>
-      <w:pPr/>
-      <w:r>
-        <w:rPr>
-          <w:lang w:val="fr_FR" w:bidi="fr_FR"/>
-        </w:rPr>
-      </w:r>
-      <w:r>
-        <w:rPr>
           <w:b/>
           <w:lang w:val="fr_FR" w:bidi="fr_FR"/>
         </w:rPr>
@@ -22709,20 +19858,6 @@
       </w:r>
       <w:r>
         <w:rPr>
-          <w:lang w:val="fr_FR" w:bidi="fr_FR"/>
-        </w:rPr>
-        <w:t>עַל־כָּל־בָּשָׂ֔ר</w:t>
-      </w:r>
-    </w:p>
-    <w:p>
-      <w:pPr/>
-      <w:r>
-        <w:rPr>
-          <w:lang w:val="fr_FR" w:bidi="fr_FR"/>
-        </w:rPr>
-      </w:r>
-      <w:r>
-        <w:rPr>
           <w:b/>
           <w:lang w:val="fr_FR" w:bidi="fr_FR"/>
         </w:rPr>
@@ -22819,20 +19954,6 @@
       </w:r>
       <w:r>
         <w:rPr>
-          <w:lang w:val="fr_FR" w:bidi="fr_FR"/>
-        </w:rPr>
-        <w:t>וְ⁠נִבְּא֖וּ בְּנֵי⁠כֶ֣ם וּ⁠בְנֽוֹתֵי⁠כֶ֑ם</w:t>
-      </w:r>
-    </w:p>
-    <w:p>
-      <w:pPr/>
-      <w:r>
-        <w:rPr>
-          <w:lang w:val="fr_FR" w:bidi="fr_FR"/>
-        </w:rPr>
-      </w:r>
-      <w:r>
-        <w:rPr>
           <w:b/>
           <w:lang w:val="fr_FR" w:bidi="fr_FR"/>
         </w:rPr>
@@ -22916,20 +20037,6 @@
       </w:r>
       <w:r>
         <w:rPr>
-          <w:lang w:val="fr_FR" w:bidi="fr_FR"/>
-        </w:rPr>
-        <w:t>זִקְנֵי⁠כֶם֙ חֲלֹמ֣וֹת יַחֲלֹמ֔וּ⁠ן בַּח֣וּרֵי⁠כֶ֔ם חֶזְיֹנ֖וֹת יִרְאֽוּ</w:t>
-      </w:r>
-    </w:p>
-    <w:p>
-      <w:pPr/>
-      <w:r>
-        <w:rPr>
-          <w:lang w:val="fr_FR" w:bidi="fr_FR"/>
-        </w:rPr>
-      </w:r>
-      <w:r>
-        <w:rPr>
           <w:b/>
           <w:lang w:val="fr_FR" w:bidi="fr_FR"/>
         </w:rPr>
@@ -23027,20 +20134,6 @@
       </w:r>
       <w:r>
         <w:rPr>
-          <w:lang w:val="fr_FR" w:bidi="fr_FR"/>
-        </w:rPr>
-        <w:t>חֲלֹמ֣וֹת</w:t>
-      </w:r>
-    </w:p>
-    <w:p>
-      <w:pPr/>
-      <w:r>
-        <w:rPr>
-          <w:lang w:val="fr_FR" w:bidi="fr_FR"/>
-        </w:rPr>
-      </w:r>
-      <w:r>
-        <w:rPr>
           <w:b/>
           <w:lang w:val="fr_FR" w:bidi="fr_FR"/>
         </w:rPr>
@@ -23137,20 +20230,6 @@
       </w:r>
       <w:r>
         <w:rPr>
-          <w:lang w:val="fr_FR" w:bidi="fr_FR"/>
-        </w:rPr>
-        <w:t>וְ⁠גַ֥ם עַל־הָֽ⁠עֲבָדִ֖ים וְ⁠עַל־הַ⁠שְּׁפָח֑וֹת</w:t>
-      </w:r>
-    </w:p>
-    <w:p>
-      <w:pPr/>
-      <w:r>
-        <w:rPr>
-          <w:lang w:val="fr_FR" w:bidi="fr_FR"/>
-        </w:rPr>
-      </w:r>
-      <w:r>
-        <w:rPr>
           <w:b/>
           <w:lang w:val="fr_FR" w:bidi="fr_FR"/>
         </w:rPr>
@@ -23234,20 +20313,6 @@
       </w:r>
       <w:r>
         <w:rPr>
-          <w:lang w:val="fr_FR" w:bidi="fr_FR"/>
-        </w:rPr>
-        <w:t>בַּ⁠יָּמִ֣ים הָ⁠הֵ֔מָּה</w:t>
-      </w:r>
-    </w:p>
-    <w:p>
-      <w:pPr/>
-      <w:r>
-        <w:rPr>
-          <w:lang w:val="fr_FR" w:bidi="fr_FR"/>
-        </w:rPr>
-      </w:r>
-      <w:r>
-        <w:rPr>
           <w:b/>
           <w:lang w:val="fr_FR" w:bidi="fr_FR"/>
         </w:rPr>
@@ -23363,7 +20428,7 @@
         </w:rPr>
         <w:t xml:space="preserve">Voyez comment vous avez traduit cela en </w:t>
       </w:r>
-      <w:hyperlink r:id="rId17">
+      <w:hyperlink r:id="rId15">
         <w:r>
           <w:rPr>
             <w:lang w:val="fr_FR" w:bidi="fr_FR"/>
@@ -23541,20 +20606,6 @@
       </w:r>
       <w:r>
         <w:rPr>
-          <w:lang w:val="fr_FR" w:bidi="fr_FR"/>
-        </w:rPr>
-        <w:t>הַ⁠שֶּׁ֨מֶשׁ֙ יֵהָפֵ֣ךְ לְ⁠חֹ֔שֶׁךְ וְ⁠הַ⁠יָּרֵ֖חַ לְ⁠דָ֑ם</w:t>
-      </w:r>
-    </w:p>
-    <w:p>
-      <w:pPr/>
-      <w:r>
-        <w:rPr>
-          <w:lang w:val="fr_FR" w:bidi="fr_FR"/>
-        </w:rPr>
-      </w:r>
-      <w:r>
-        <w:rPr>
           <w:b/>
           <w:lang w:val="fr_FR" w:bidi="fr_FR"/>
         </w:rPr>
@@ -23638,20 +20689,6 @@
       </w:r>
       <w:r>
         <w:rPr>
-          <w:lang w:val="fr_FR" w:bidi="fr_FR"/>
-        </w:rPr>
-        <w:t>הַ⁠שֶּׁ֨מֶשׁ֙ יֵהָפֵ֣ךְ לְ⁠חֹ֔שֶׁךְ וְ⁠הַ⁠יָּרֵ֖חַ לְ⁠דָ֑ם</w:t>
-      </w:r>
-    </w:p>
-    <w:p>
-      <w:pPr/>
-      <w:r>
-        <w:rPr>
-          <w:lang w:val="fr_FR" w:bidi="fr_FR"/>
-        </w:rPr>
-      </w:r>
-      <w:r>
-        <w:rPr>
           <w:b/>
           <w:lang w:val="fr_FR" w:bidi="fr_FR"/>
         </w:rPr>
@@ -23735,20 +20772,6 @@
       </w:r>
       <w:r>
         <w:rPr>
-          <w:lang w:val="fr_FR" w:bidi="fr_FR"/>
-        </w:rPr>
-        <w:t>וְ⁠הַ⁠יָּרֵ֖חַ לְ⁠דָ֑ם</w:t>
-      </w:r>
-    </w:p>
-    <w:p>
-      <w:pPr/>
-      <w:r>
-        <w:rPr>
-          <w:lang w:val="fr_FR" w:bidi="fr_FR"/>
-        </w:rPr>
-      </w:r>
-      <w:r>
-        <w:rPr>
           <w:b/>
           <w:lang w:val="fr_FR" w:bidi="fr_FR"/>
         </w:rPr>
@@ -23832,20 +20855,6 @@
       </w:r>
       <w:r>
         <w:rPr>
-          <w:lang w:val="fr_FR" w:bidi="fr_FR"/>
-        </w:rPr>
-        <w:t>לִ⁠פְנֵ֗י בּ֚וֹא י֣וֹם יְהוָ֔ה הַ⁠גָּד֖וֹל וְ⁠הַ⁠נּוֹרָֽא</w:t>
-      </w:r>
-    </w:p>
-    <w:p>
-      <w:pPr/>
-      <w:r>
-        <w:rPr>
-          <w:lang w:val="fr_FR" w:bidi="fr_FR"/>
-        </w:rPr>
-      </w:r>
-      <w:r>
-        <w:rPr>
           <w:b/>
           <w:lang w:val="fr_FR" w:bidi="fr_FR"/>
         </w:rPr>
@@ -23942,20 +20951,6 @@
       </w:r>
       <w:r>
         <w:rPr>
-          <w:lang w:val="fr_FR" w:bidi="fr_FR"/>
-        </w:rPr>
-        <w:t>י֣וֹם יְהוָ֔ה הַ⁠גָּד֖וֹל וְ⁠הַ⁠נּוֹרָֽא</w:t>
-      </w:r>
-    </w:p>
-    <w:p>
-      <w:pPr/>
-      <w:r>
-        <w:rPr>
-          <w:lang w:val="fr_FR" w:bidi="fr_FR"/>
-        </w:rPr>
-      </w:r>
-      <w:r>
-        <w:rPr>
           <w:b/>
           <w:lang w:val="fr_FR" w:bidi="fr_FR"/>
         </w:rPr>
@@ -24058,7 +21053,7 @@
         </w:rPr>
         <w:t xml:space="preserve">Voyez comment vous avez traduit l'expression similaire en </w:t>
       </w:r>
-      <w:hyperlink r:id="rId16">
+      <w:hyperlink r:id="rId14">
         <w:r>
           <w:rPr>
             <w:lang w:val="fr_FR" w:bidi="fr_FR"/>
@@ -24140,20 +21135,6 @@
       </w:r>
       <w:r>
         <w:rPr>
-          <w:lang w:val="fr_FR" w:bidi="fr_FR"/>
-        </w:rPr>
-        <w:t>וְ⁠הָיָ֗ה</w:t>
-      </w:r>
-    </w:p>
-    <w:p>
-      <w:pPr/>
-      <w:r>
-        <w:rPr>
-          <w:lang w:val="fr_FR" w:bidi="fr_FR"/>
-        </w:rPr>
-      </w:r>
-      <w:r>
-        <w:rPr>
           <w:b/>
           <w:lang w:val="fr_FR" w:bidi="fr_FR"/>
         </w:rPr>
@@ -24237,20 +21218,6 @@
       </w:r>
       <w:r>
         <w:rPr>
-          <w:lang w:val="fr_FR" w:bidi="fr_FR"/>
-        </w:rPr>
-        <w:t>כֹּ֧ל אֲשֶׁר־יִקְרָ֛א בְּ⁠שֵׁ֥ם יְהוָ֖ה יִמָּלֵ֑ט &amp; יְהוָ֔ה</w:t>
-      </w:r>
-    </w:p>
-    <w:p>
-      <w:pPr/>
-      <w:r>
-        <w:rPr>
-          <w:lang w:val="fr_FR" w:bidi="fr_FR"/>
-        </w:rPr>
-      </w:r>
-      <w:r>
-        <w:rPr>
           <w:b/>
           <w:lang w:val="fr_FR" w:bidi="fr_FR"/>
         </w:rPr>
@@ -24334,20 +21301,6 @@
       </w:r>
       <w:r>
         <w:rPr>
-          <w:lang w:val="fr_FR" w:bidi="fr_FR"/>
-        </w:rPr>
-        <w:t>בְּ⁠שֵׁ֥ם יְהוָ֖ה &amp; יְהוָ֔ה</w:t>
-      </w:r>
-    </w:p>
-    <w:p>
-      <w:pPr/>
-      <w:r>
-        <w:rPr>
-          <w:lang w:val="fr_FR" w:bidi="fr_FR"/>
-        </w:rPr>
-      </w:r>
-      <w:r>
-        <w:rPr>
           <w:b/>
           <w:lang w:val="fr_FR" w:bidi="fr_FR"/>
         </w:rPr>
@@ -24444,20 +21397,6 @@
       </w:r>
       <w:r>
         <w:rPr>
-          <w:lang w:val="fr_FR" w:bidi="fr_FR"/>
-        </w:rPr>
-        <w:t>בְּ⁠שֵׁ֥ם יְהוָ֖ה &amp; יְהוָ֔ה</w:t>
-      </w:r>
-    </w:p>
-    <w:p>
-      <w:pPr/>
-      <w:r>
-        <w:rPr>
-          <w:lang w:val="fr_FR" w:bidi="fr_FR"/>
-        </w:rPr>
-      </w:r>
-      <w:r>
-        <w:rPr>
           <w:b/>
           <w:lang w:val="fr_FR" w:bidi="fr_FR"/>
         </w:rPr>
@@ -24541,20 +21480,6 @@
       </w:r>
       <w:r>
         <w:rPr>
-          <w:lang w:val="fr_FR" w:bidi="fr_FR"/>
-        </w:rPr>
-        <w:t>כִּ֠י בְּ⁠הַר־צִיּ֨וֹן וּ⁠בִ⁠ירוּשָׁלִַ֜ם תִּֽהְיֶ֣ה פְלֵיטָ֗ה</w:t>
-      </w:r>
-    </w:p>
-    <w:p>
-      <w:pPr/>
-      <w:r>
-        <w:rPr>
-          <w:lang w:val="fr_FR" w:bidi="fr_FR"/>
-        </w:rPr>
-      </w:r>
-      <w:r>
-        <w:rPr>
           <w:b/>
           <w:lang w:val="fr_FR" w:bidi="fr_FR"/>
         </w:rPr>
@@ -24651,20 +21576,6 @@
       </w:r>
       <w:r>
         <w:rPr>
-          <w:lang w:val="fr_FR" w:bidi="fr_FR"/>
-        </w:rPr>
-        <w:t>בְּ⁠הַר־צִיּ֨וֹן וּ⁠בִ⁠ירוּשָׁלִַ֜ם</w:t>
-      </w:r>
-    </w:p>
-    <w:p>
-      <w:pPr/>
-      <w:r>
-        <w:rPr>
-          <w:lang w:val="fr_FR" w:bidi="fr_FR"/>
-        </w:rPr>
-      </w:r>
-      <w:r>
-        <w:rPr>
           <w:b/>
           <w:lang w:val="fr_FR" w:bidi="fr_FR"/>
         </w:rPr>
@@ -24774,20 +21685,6 @@
       </w:r>
       <w:r>
         <w:rPr>
-          <w:lang w:val="fr_FR" w:bidi="fr_FR"/>
-        </w:rPr>
-        <w:t>כַּֽ⁠אֲשֶׁר֙ אָמַ֣ר יְהוָ֔ה</w:t>
-      </w:r>
-    </w:p>
-    <w:p>
-      <w:pPr/>
-      <w:r>
-        <w:rPr>
-          <w:lang w:val="fr_FR" w:bidi="fr_FR"/>
-        </w:rPr>
-      </w:r>
-      <w:r>
-        <w:rPr>
           <w:b/>
           <w:lang w:val="fr_FR" w:bidi="fr_FR"/>
         </w:rPr>
@@ -24871,20 +21768,6 @@
       </w:r>
       <w:r>
         <w:rPr>
-          <w:lang w:val="fr_FR" w:bidi="fr_FR"/>
-        </w:rPr>
-        <w:t>יְהוָ֖ה &amp; וּ⁠בַ֨⁠שְּׂרִידִ֔ים אֲשֶׁ֥ר יְהוָ֖ה קֹרֵֽא</w:t>
-      </w:r>
-    </w:p>
-    <w:p>
-      <w:pPr/>
-      <w:r>
-        <w:rPr>
-          <w:lang w:val="fr_FR" w:bidi="fr_FR"/>
-        </w:rPr>
-      </w:r>
-      <w:r>
-        <w:rPr>
           <w:b/>
           <w:lang w:val="fr_FR" w:bidi="fr_FR"/>
         </w:rPr>
@@ -24968,20 +21851,6 @@
       </w:r>
       <w:r>
         <w:rPr>
-          <w:lang w:val="fr_FR" w:bidi="fr_FR"/>
-        </w:rPr>
-        <w:t>יְהוָ֖ה &amp; אֲשֶׁ֥ר יְהוָ֖ה קֹרֵֽא</w:t>
-      </w:r>
-    </w:p>
-    <w:p>
-      <w:pPr/>
-      <w:r>
-        <w:rPr>
-          <w:lang w:val="fr_FR" w:bidi="fr_FR"/>
-        </w:rPr>
-      </w:r>
-      <w:r>
-        <w:rPr>
           <w:b/>
           <w:lang w:val="fr_FR" w:bidi="fr_FR"/>
         </w:rPr>
@@ -25065,20 +21934,6 @@
       </w:r>
       <w:r>
         <w:rPr>
-          <w:lang w:val="fr_FR" w:bidi="fr_FR"/>
-        </w:rPr>
-        <w:t>כִּ֗י הִנֵּ֛ה בַּ⁠יָּמִ֥ים הָ⁠הֵ֖מָּה וּ⁠בָ⁠עֵ֣ת הַ⁠הִ֑יא</w:t>
-      </w:r>
-    </w:p>
-    <w:p>
-      <w:pPr/>
-      <w:r>
-        <w:rPr>
-          <w:lang w:val="fr_FR" w:bidi="fr_FR"/>
-        </w:rPr>
-      </w:r>
-      <w:r>
-        <w:rPr>
           <w:b/>
           <w:lang w:val="fr_FR" w:bidi="fr_FR"/>
         </w:rPr>
@@ -25162,20 +22017,6 @@
       </w:r>
       <w:r>
         <w:rPr>
-          <w:lang w:val="fr_FR" w:bidi="fr_FR"/>
-        </w:rPr>
-        <w:t>כִּ֗י הִנֵּ֛ה</w:t>
-      </w:r>
-    </w:p>
-    <w:p>
-      <w:pPr/>
-      <w:r>
-        <w:rPr>
-          <w:lang w:val="fr_FR" w:bidi="fr_FR"/>
-        </w:rPr>
-      </w:r>
-      <w:r>
-        <w:rPr>
           <w:b/>
           <w:lang w:val="fr_FR" w:bidi="fr_FR"/>
         </w:rPr>
@@ -25272,20 +22113,6 @@
       </w:r>
       <w:r>
         <w:rPr>
-          <w:lang w:val="fr_FR" w:bidi="fr_FR"/>
-        </w:rPr>
-        <w:t>בַּ⁠יָּמִ֥ים הָ⁠הֵ֖מָּה וּ⁠בָ⁠עֵ֣ת הַ⁠הִ֑יא</w:t>
-      </w:r>
-    </w:p>
-    <w:p>
-      <w:pPr/>
-      <w:r>
-        <w:rPr>
-          <w:lang w:val="fr_FR" w:bidi="fr_FR"/>
-        </w:rPr>
-      </w:r>
-      <w:r>
-        <w:rPr>
           <w:b/>
           <w:lang w:val="fr_FR" w:bidi="fr_FR"/>
         </w:rPr>
@@ -25382,20 +22209,6 @@
       </w:r>
       <w:r>
         <w:rPr>
-          <w:lang w:val="fr_FR" w:bidi="fr_FR"/>
-        </w:rPr>
-        <w:t>אֲשֶׁ֥ר אָשִׁ֛יב אֶת־שְׁב֥וּת יְהוּדָ֖ה וִ⁠ירוּשָׁלִָֽם</w:t>
-      </w:r>
-    </w:p>
-    <w:p>
-      <w:pPr/>
-      <w:r>
-        <w:rPr>
-          <w:lang w:val="fr_FR" w:bidi="fr_FR"/>
-        </w:rPr>
-      </w:r>
-      <w:r>
-        <w:rPr>
           <w:b/>
           <w:lang w:val="fr_FR" w:bidi="fr_FR"/>
         </w:rPr>
@@ -25492,20 +22305,6 @@
       </w:r>
       <w:r>
         <w:rPr>
-          <w:lang w:val="fr_FR" w:bidi="fr_FR"/>
-        </w:rPr>
-        <w:t>אֲשֶׁ֥ר אָשִׁ֛יב אֶת־שְׁב֥וּת יְהוּדָ֖ה וִ⁠ירוּשָׁלִָֽם</w:t>
-      </w:r>
-    </w:p>
-    <w:p>
-      <w:pPr/>
-      <w:r>
-        <w:rPr>
-          <w:lang w:val="fr_FR" w:bidi="fr_FR"/>
-        </w:rPr>
-      </w:r>
-      <w:r>
-        <w:rPr>
           <w:b/>
           <w:lang w:val="fr_FR" w:bidi="fr_FR"/>
         </w:rPr>
@@ -25589,20 +22388,6 @@
       </w:r>
       <w:r>
         <w:rPr>
-          <w:lang w:val="fr_FR" w:bidi="fr_FR"/>
-        </w:rPr>
-        <w:t>עֵ֖מֶק יְהֽוֹשָׁפָ֑ט</w:t>
-      </w:r>
-    </w:p>
-    <w:p>
-      <w:pPr/>
-      <w:r>
-        <w:rPr>
-          <w:lang w:val="fr_FR" w:bidi="fr_FR"/>
-        </w:rPr>
-      </w:r>
-      <w:r>
-        <w:rPr>
           <w:b/>
           <w:lang w:val="fr_FR" w:bidi="fr_FR"/>
         </w:rPr>
@@ -25699,20 +22484,6 @@
       </w:r>
       <w:r>
         <w:rPr>
-          <w:lang w:val="fr_FR" w:bidi="fr_FR"/>
-        </w:rPr>
-        <w:t>עַמִּ֨⁠י וְ⁠נַחֲלָתִ֤⁠י יִשְׂרָאֵל֙</w:t>
-      </w:r>
-    </w:p>
-    <w:p>
-      <w:pPr/>
-      <w:r>
-        <w:rPr>
-          <w:lang w:val="fr_FR" w:bidi="fr_FR"/>
-        </w:rPr>
-      </w:r>
-      <w:r>
-        <w:rPr>
           <w:b/>
           <w:lang w:val="fr_FR" w:bidi="fr_FR"/>
         </w:rPr>
@@ -25860,20 +22631,6 @@
       </w:r>
       <w:r>
         <w:rPr>
-          <w:lang w:val="fr_FR" w:bidi="fr_FR"/>
-        </w:rPr>
-        <w:t>וְ⁠אֶת־אַרְצִ֖⁠י חִלֵּֽקוּ</w:t>
-      </w:r>
-    </w:p>
-    <w:p>
-      <w:pPr/>
-      <w:r>
-        <w:rPr>
-          <w:lang w:val="fr_FR" w:bidi="fr_FR"/>
-        </w:rPr>
-      </w:r>
-      <w:r>
-        <w:rPr>
           <w:b/>
           <w:lang w:val="fr_FR" w:bidi="fr_FR"/>
         </w:rPr>
@@ -25957,20 +22714,6 @@
       </w:r>
       <w:r>
         <w:rPr>
-          <w:lang w:val="fr_FR" w:bidi="fr_FR"/>
-        </w:rPr>
-        <w:t>גוֹרָ֑ל</w:t>
-      </w:r>
-    </w:p>
-    <w:p>
-      <w:pPr/>
-      <w:r>
-        <w:rPr>
-          <w:lang w:val="fr_FR" w:bidi="fr_FR"/>
-        </w:rPr>
-      </w:r>
-      <w:r>
-        <w:rPr>
           <w:b/>
           <w:lang w:val="fr_FR" w:bidi="fr_FR"/>
         </w:rPr>
@@ -26067,20 +22810,6 @@
       </w:r>
       <w:r>
         <w:rPr>
-          <w:lang w:val="fr_FR" w:bidi="fr_FR"/>
-        </w:rPr>
-        <w:t>וַ⁠יִּתְּנ֤וּ הַ⁠יֶּ֨לֶד֙ בַּ⁠זּוֹנָ֔ה וְ⁠הַ⁠יַּלְדָּ֛ה מָכְר֥וּ</w:t>
-      </w:r>
-    </w:p>
-    <w:p>
-      <w:pPr/>
-      <w:r>
-        <w:rPr>
-          <w:lang w:val="fr_FR" w:bidi="fr_FR"/>
-        </w:rPr>
-      </w:r>
-      <w:r>
-        <w:rPr>
           <w:b/>
           <w:lang w:val="fr_FR" w:bidi="fr_FR"/>
         </w:rPr>
@@ -26203,20 +22932,6 @@
       </w:r>
       <w:r>
         <w:rPr>
-          <w:lang w:val="fr_FR" w:bidi="fr_FR"/>
-        </w:rPr>
-        <w:t>וְ֠⁠גַם מָה־אַתֶּ֥ם לִ⁠י֙ צֹ֣ר וְ⁠צִיד֔וֹן וְ⁠כֹ֖ל גְּלִיל֣וֹת פְּלָ֑שֶׁת הַ⁠גְּמ֗וּל אַתֶּם֙ מְשַׁלְּמִ֣ים עָלָ֔⁠י &amp; אַתֶּם֙</w:t>
-      </w:r>
-    </w:p>
-    <w:p>
-      <w:pPr/>
-      <w:r>
-        <w:rPr>
-          <w:lang w:val="fr_FR" w:bidi="fr_FR"/>
-        </w:rPr>
-      </w:r>
-      <w:r>
-        <w:rPr>
           <w:b/>
           <w:lang w:val="fr_FR" w:bidi="fr_FR"/>
         </w:rPr>
@@ -26300,20 +23015,6 @@
       </w:r>
       <w:r>
         <w:rPr>
-          <w:lang w:val="fr_FR" w:bidi="fr_FR"/>
-        </w:rPr>
-        <w:t>מָה־אַתֶּ֥ם לִ⁠י֙</w:t>
-      </w:r>
-    </w:p>
-    <w:p>
-      <w:pPr/>
-      <w:r>
-        <w:rPr>
-          <w:lang w:val="fr_FR" w:bidi="fr_FR"/>
-        </w:rPr>
-      </w:r>
-      <w:r>
-        <w:rPr>
           <w:b/>
           <w:lang w:val="fr_FR" w:bidi="fr_FR"/>
         </w:rPr>
@@ -26397,20 +23098,6 @@
       </w:r>
       <w:r>
         <w:rPr>
-          <w:lang w:val="fr_FR" w:bidi="fr_FR"/>
-        </w:rPr>
-        <w:t>הַ⁠גְּמ֗וּל אַתֶּם֙ מְשַׁלְּמִ֣ים עָלָ֔⁠י וְ⁠אִם־גֹּמְלִ֤ים אַתֶּם֙ עָלַ֔⁠י</w:t>
-      </w:r>
-    </w:p>
-    <w:p>
-      <w:pPr/>
-      <w:r>
-        <w:rPr>
-          <w:lang w:val="fr_FR" w:bidi="fr_FR"/>
-        </w:rPr>
-      </w:r>
-      <w:r>
-        <w:rPr>
           <w:b/>
           <w:lang w:val="fr_FR" w:bidi="fr_FR"/>
         </w:rPr>
@@ -26506,20 +23193,6 @@
       </w:r>
       <w:r>
         <w:rPr>
-          <w:lang w:val="fr_FR" w:bidi="fr_FR"/>
-        </w:rPr>
-        <w:t>קַ֣ל מְהֵרָ֔ה</w:t>
-      </w:r>
-    </w:p>
-    <w:p>
-      <w:pPr/>
-      <w:r>
-        <w:rPr>
-          <w:lang w:val="fr_FR" w:bidi="fr_FR"/>
-        </w:rPr>
-      </w:r>
-      <w:r>
-        <w:rPr>
           <w:b/>
           <w:lang w:val="fr_FR" w:bidi="fr_FR"/>
         </w:rPr>
@@ -26629,20 +23302,6 @@
       </w:r>
       <w:r>
         <w:rPr>
-          <w:lang w:val="fr_FR" w:bidi="fr_FR"/>
-        </w:rPr>
-        <w:t>אָשִׁ֥יב גְּמֻלְ⁠כֶ֖ם בְּ⁠רֹאשְׁ⁠כֶֽם</w:t>
-      </w:r>
-    </w:p>
-    <w:p>
-      <w:pPr/>
-      <w:r>
-        <w:rPr>
-          <w:lang w:val="fr_FR" w:bidi="fr_FR"/>
-        </w:rPr>
-      </w:r>
-      <w:r>
-        <w:rPr>
           <w:b/>
           <w:lang w:val="fr_FR" w:bidi="fr_FR"/>
         </w:rPr>
@@ -26739,20 +23398,6 @@
       </w:r>
       <w:r>
         <w:rPr>
-          <w:lang w:val="fr_FR" w:bidi="fr_FR"/>
-        </w:rPr>
-        <w:t>בְּ⁠רֹאשְׁ⁠כֶֽם</w:t>
-      </w:r>
-    </w:p>
-    <w:p>
-      <w:pPr/>
-      <w:r>
-        <w:rPr>
-          <w:lang w:val="fr_FR" w:bidi="fr_FR"/>
-        </w:rPr>
-      </w:r>
-      <w:r>
-        <w:rPr>
           <w:b/>
           <w:lang w:val="fr_FR" w:bidi="fr_FR"/>
         </w:rPr>
@@ -26849,20 +23494,6 @@
       </w:r>
       <w:r>
         <w:rPr>
-          <w:lang w:val="fr_FR" w:bidi="fr_FR"/>
-        </w:rPr>
-        <w:t>וּ⁠בְנֵ֤י יְהוּדָה֙ וּ⁠בְנֵ֣י יְרוּשָׁלִַ֔ם</w:t>
-      </w:r>
-    </w:p>
-    <w:p>
-      <w:pPr/>
-      <w:r>
-        <w:rPr>
-          <w:lang w:val="fr_FR" w:bidi="fr_FR"/>
-        </w:rPr>
-      </w:r>
-      <w:r>
-        <w:rPr>
           <w:b/>
           <w:lang w:val="fr_FR" w:bidi="fr_FR"/>
         </w:rPr>
@@ -26895,7 +23526,7 @@
         </w:rPr>
         <w:t xml:space="preserve"> dans </w:t>
       </w:r>
-      <w:hyperlink r:id="rId18">
+      <w:hyperlink r:id="rId16">
         <w:r>
           <w:rPr>
             <w:lang w:val="fr_FR" w:bidi="fr_FR"/>
@@ -26977,20 +23608,6 @@
       </w:r>
       <w:r>
         <w:rPr>
-          <w:lang w:val="fr_FR" w:bidi="fr_FR"/>
-        </w:rPr>
-        <w:t>לִ⁠בְנֵ֣י הַ⁠יְּוָנִ֑ים</w:t>
-      </w:r>
-    </w:p>
-    <w:p>
-      <w:pPr/>
-      <w:r>
-        <w:rPr>
-          <w:lang w:val="fr_FR" w:bidi="fr_FR"/>
-        </w:rPr>
-      </w:r>
-      <w:r>
-        <w:rPr>
           <w:b/>
           <w:lang w:val="fr_FR" w:bidi="fr_FR"/>
         </w:rPr>
@@ -27100,20 +23717,6 @@
       </w:r>
       <w:r>
         <w:rPr>
-          <w:lang w:val="fr_FR" w:bidi="fr_FR"/>
-        </w:rPr>
-        <w:t>הַ⁠יְּוָנִ֑ים</w:t>
-      </w:r>
-    </w:p>
-    <w:p>
-      <w:pPr/>
-      <w:r>
-        <w:rPr>
-          <w:lang w:val="fr_FR" w:bidi="fr_FR"/>
-        </w:rPr>
-      </w:r>
-      <w:r>
-        <w:rPr>
           <w:b/>
           <w:lang w:val="fr_FR" w:bidi="fr_FR"/>
         </w:rPr>
@@ -27204,20 +23807,6 @@
       </w:r>
       <w:r>
         <w:rPr>
-          <w:lang w:val="fr_FR" w:bidi="fr_FR"/>
-        </w:rPr>
-        <w:t>לְמַ֥עַן הַרְחִיקָ֖⁠ם מֵ⁠עַ֥ל גְּבוּלָֽ⁠ם</w:t>
-      </w:r>
-    </w:p>
-    <w:p>
-      <w:pPr/>
-      <w:r>
-        <w:rPr>
-          <w:lang w:val="fr_FR" w:bidi="fr_FR"/>
-        </w:rPr>
-      </w:r>
-      <w:r>
-        <w:rPr>
           <w:b/>
           <w:lang w:val="fr_FR" w:bidi="fr_FR"/>
         </w:rPr>
@@ -27301,20 +23890,6 @@
       </w:r>
       <w:r>
         <w:rPr>
-          <w:lang w:val="fr_FR" w:bidi="fr_FR"/>
-        </w:rPr>
-        <w:t>הִנְ⁠נִ֣י מְעִירָ֔⁠ם</w:t>
-      </w:r>
-    </w:p>
-    <w:p>
-      <w:pPr/>
-      <w:r>
-        <w:rPr>
-          <w:lang w:val="fr_FR" w:bidi="fr_FR"/>
-        </w:rPr>
-      </w:r>
-      <w:r>
-        <w:rPr>
           <w:b/>
           <w:lang w:val="fr_FR" w:bidi="fr_FR"/>
         </w:rPr>
@@ -27334,7 +23909,7 @@
         </w:rPr>
         <w:t xml:space="preserve">Le texte hébraïque dit littéralement : « Voici que moi les réveillant ». Comme dans </w:t>
       </w:r>
-      <w:hyperlink r:id="rId19">
+      <w:hyperlink r:id="rId17">
         <w:r>
           <w:rPr>
             <w:lang w:val="fr_FR" w:bidi="fr_FR"/>
@@ -27416,20 +23991,6 @@
       </w:r>
       <w:r>
         <w:rPr>
-          <w:lang w:val="fr_FR" w:bidi="fr_FR"/>
-        </w:rPr>
-        <w:t>אֲשֶׁר־מְכַרְתֶּ֥ם אֹתָ֖⁠ם שָׁ֑מָּ⁠ה</w:t>
-      </w:r>
-    </w:p>
-    <w:p>
-      <w:pPr/>
-      <w:r>
-        <w:rPr>
-          <w:lang w:val="fr_FR" w:bidi="fr_FR"/>
-        </w:rPr>
-      </w:r>
-      <w:r>
-        <w:rPr>
           <w:b/>
           <w:lang w:val="fr_FR" w:bidi="fr_FR"/>
         </w:rPr>
@@ -27532,7 +24093,7 @@
         </w:rPr>
         <w:t xml:space="preserve">Voyez comment vous avez traduit la même expression en </w:t>
       </w:r>
-      <w:hyperlink r:id="rId20">
+      <w:hyperlink r:id="rId18">
         <w:r>
           <w:rPr>
             <w:lang w:val="fr_FR" w:bidi="fr_FR"/>
@@ -27614,20 +24175,6 @@
       </w:r>
       <w:r>
         <w:rPr>
-          <w:lang w:val="fr_FR" w:bidi="fr_FR"/>
-        </w:rPr>
-        <w:t>בְּ⁠רֹאשְׁ⁠כֶֽם</w:t>
-      </w:r>
-    </w:p>
-    <w:p>
-      <w:pPr/>
-      <w:r>
-        <w:rPr>
-          <w:lang w:val="fr_FR" w:bidi="fr_FR"/>
-        </w:rPr>
-      </w:r>
-      <w:r>
-        <w:rPr>
           <w:b/>
           <w:lang w:val="fr_FR" w:bidi="fr_FR"/>
         </w:rPr>
@@ -27711,20 +24258,6 @@
       </w:r>
       <w:r>
         <w:rPr>
-          <w:lang w:val="fr_FR" w:bidi="fr_FR"/>
-        </w:rPr>
-        <w:t>וּ⁠מָכַרְתִּ֞י</w:t>
-      </w:r>
-    </w:p>
-    <w:p>
-      <w:pPr/>
-      <w:r>
-        <w:rPr>
-          <w:lang w:val="fr_FR" w:bidi="fr_FR"/>
-        </w:rPr>
-      </w:r>
-      <w:r>
-        <w:rPr>
           <w:b/>
           <w:lang w:val="fr_FR" w:bidi="fr_FR"/>
         </w:rPr>
@@ -27814,20 +24347,6 @@
       </w:r>
       <w:r>
         <w:rPr>
-          <w:lang w:val="fr_FR" w:bidi="fr_FR"/>
-        </w:rPr>
-        <w:t>בְּ⁠יַד֙ בְּנֵ֣י יְהוּדָ֔ה</w:t>
-      </w:r>
-    </w:p>
-    <w:p>
-      <w:pPr/>
-      <w:r>
-        <w:rPr>
-          <w:lang w:val="fr_FR" w:bidi="fr_FR"/>
-        </w:rPr>
-      </w:r>
-      <w:r>
-        <w:rPr>
           <w:b/>
           <w:lang w:val="fr_FR" w:bidi="fr_FR"/>
         </w:rPr>
@@ -27938,20 +24457,6 @@
       </w:r>
       <w:r>
         <w:rPr>
-          <w:lang w:val="fr_FR" w:bidi="fr_FR"/>
-        </w:rPr>
-        <w:t>וּ⁠מָכַרְתִּ֞י אֶת־בְּנֵי⁠כֶ֣ם וְ⁠אֶת־בְּנֽוֹתֵי⁠כֶ֗ם בְּ⁠יַד֙ בְּנֵ֣י יְהוּדָ֔ה</w:t>
-      </w:r>
-    </w:p>
-    <w:p>
-      <w:pPr/>
-      <w:r>
-        <w:rPr>
-          <w:lang w:val="fr_FR" w:bidi="fr_FR"/>
-        </w:rPr>
-      </w:r>
-      <w:r>
-        <w:rPr>
           <w:b/>
           <w:lang w:val="fr_FR" w:bidi="fr_FR"/>
         </w:rPr>
@@ -28048,20 +24553,6 @@
       </w:r>
       <w:r>
         <w:rPr>
-          <w:lang w:val="fr_FR" w:bidi="fr_FR"/>
-        </w:rPr>
-        <w:t>בְּנֵ֣י יְהוּדָ֔ה</w:t>
-      </w:r>
-    </w:p>
-    <w:p>
-      <w:pPr/>
-      <w:r>
-        <w:rPr>
-          <w:lang w:val="fr_FR" w:bidi="fr_FR"/>
-        </w:rPr>
-      </w:r>
-      <w:r>
-        <w:rPr>
           <w:b/>
           <w:lang w:val="fr_FR" w:bidi="fr_FR"/>
         </w:rPr>
@@ -28171,20 +24662,6 @@
       </w:r>
       <w:r>
         <w:rPr>
-          <w:lang w:val="fr_FR" w:bidi="fr_FR"/>
-        </w:rPr>
-        <w:t>לִ⁠שְׁבָאיִ֖ם</w:t>
-      </w:r>
-    </w:p>
-    <w:p>
-      <w:pPr/>
-      <w:r>
-        <w:rPr>
-          <w:lang w:val="fr_FR" w:bidi="fr_FR"/>
-        </w:rPr>
-      </w:r>
-      <w:r>
-        <w:rPr>
           <w:b/>
           <w:lang w:val="fr_FR" w:bidi="fr_FR"/>
         </w:rPr>
@@ -28281,20 +24758,6 @@
       </w:r>
       <w:r>
         <w:rPr>
-          <w:lang w:val="fr_FR" w:bidi="fr_FR"/>
-        </w:rPr>
-        <w:t>אֶל־גּ֣וֹי רָח֑וֹק כִּ֥י יְהוָ֖ה דִּבֵּֽר</w:t>
-      </w:r>
-    </w:p>
-    <w:p>
-      <w:pPr/>
-      <w:r>
-        <w:rPr>
-          <w:lang w:val="fr_FR" w:bidi="fr_FR"/>
-        </w:rPr>
-      </w:r>
-      <w:r>
-        <w:rPr>
           <w:b/>
           <w:lang w:val="fr_FR" w:bidi="fr_FR"/>
         </w:rPr>
@@ -28391,20 +24854,6 @@
       </w:r>
       <w:r>
         <w:rPr>
-          <w:lang w:val="fr_FR" w:bidi="fr_FR"/>
-        </w:rPr>
-        <w:t>קִרְאוּ</w:t>
-      </w:r>
-    </w:p>
-    <w:p>
-      <w:pPr/>
-      <w:r>
-        <w:rPr>
-          <w:lang w:val="fr_FR" w:bidi="fr_FR"/>
-        </w:rPr>
-      </w:r>
-      <w:r>
-        <w:rPr>
           <w:b/>
           <w:lang w:val="fr_FR" w:bidi="fr_FR"/>
         </w:rPr>
@@ -28501,20 +24950,6 @@
       </w:r>
       <w:r>
         <w:rPr>
-          <w:lang w:val="fr_FR" w:bidi="fr_FR"/>
-        </w:rPr>
-        <w:t>קַדְּשׁ֖וּ מִלְחָמָ֑ה</w:t>
-      </w:r>
-    </w:p>
-    <w:p>
-      <w:pPr/>
-      <w:r>
-        <w:rPr>
-          <w:lang w:val="fr_FR" w:bidi="fr_FR"/>
-        </w:rPr>
-      </w:r>
-      <w:r>
-        <w:rPr>
           <w:b/>
           <w:lang w:val="fr_FR" w:bidi="fr_FR"/>
         </w:rPr>
@@ -28611,20 +25046,6 @@
       </w:r>
       <w:r>
         <w:rPr>
-          <w:lang w:val="fr_FR" w:bidi="fr_FR"/>
-        </w:rPr>
-        <w:t>אִתֵּי⁠כֶם֙</w:t>
-      </w:r>
-    </w:p>
-    <w:p>
-      <w:pPr/>
-      <w:r>
-        <w:rPr>
-          <w:lang w:val="fr_FR" w:bidi="fr_FR"/>
-        </w:rPr>
-      </w:r>
-      <w:r>
-        <w:rPr>
           <w:b/>
           <w:lang w:val="fr_FR" w:bidi="fr_FR"/>
         </w:rPr>
@@ -28721,20 +25142,6 @@
       </w:r>
       <w:r>
         <w:rPr>
-          <w:lang w:val="fr_FR" w:bidi="fr_FR"/>
-        </w:rPr>
-        <w:t>וּ⁠מַזְמְרֹֽתֵי⁠כֶ֖ם</w:t>
-      </w:r>
-    </w:p>
-    <w:p>
-      <w:pPr/>
-      <w:r>
-        <w:rPr>
-          <w:lang w:val="fr_FR" w:bidi="fr_FR"/>
-        </w:rPr>
-      </w:r>
-      <w:r>
-        <w:rPr>
           <w:b/>
           <w:lang w:val="fr_FR" w:bidi="fr_FR"/>
         </w:rPr>
@@ -28831,20 +25238,6 @@
       </w:r>
       <w:r>
         <w:rPr>
-          <w:lang w:val="fr_FR" w:bidi="fr_FR"/>
-        </w:rPr>
-        <w:t>הַֽ⁠חַלָּ֔שׁ יֹאמַ֖ר גִּבּ֥וֹר אָֽנִי</w:t>
-      </w:r>
-    </w:p>
-    <w:p>
-      <w:pPr/>
-      <w:r>
-        <w:rPr>
-          <w:lang w:val="fr_FR" w:bidi="fr_FR"/>
-        </w:rPr>
-      </w:r>
-      <w:r>
-        <w:rPr>
           <w:b/>
           <w:lang w:val="fr_FR" w:bidi="fr_FR"/>
         </w:rPr>
@@ -28928,20 +25321,6 @@
       </w:r>
       <w:r>
         <w:rPr>
-          <w:lang w:val="fr_FR" w:bidi="fr_FR"/>
-        </w:rPr>
-        <w:t>הַֽ⁠חַלָּ֔שׁ</w:t>
-      </w:r>
-    </w:p>
-    <w:p>
-      <w:pPr/>
-      <w:r>
-        <w:rPr>
-          <w:lang w:val="fr_FR" w:bidi="fr_FR"/>
-        </w:rPr>
-      </w:r>
-      <w:r>
-        <w:rPr>
           <w:b/>
           <w:lang w:val="fr_FR" w:bidi="fr_FR"/>
         </w:rPr>
@@ -29038,20 +25417,6 @@
       </w:r>
       <w:r>
         <w:rPr>
-          <w:lang w:val="fr_FR" w:bidi="fr_FR"/>
-        </w:rPr>
-        <w:t>ע֣וּשׁוּ וָ⁠בֹ֧אוּ</w:t>
-      </w:r>
-    </w:p>
-    <w:p>
-      <w:pPr/>
-      <w:r>
-        <w:rPr>
-          <w:lang w:val="fr_FR" w:bidi="fr_FR"/>
-        </w:rPr>
-      </w:r>
-      <w:r>
-        <w:rPr>
           <w:b/>
           <w:lang w:val="fr_FR" w:bidi="fr_FR"/>
         </w:rPr>
@@ -29174,20 +25539,6 @@
       </w:r>
       <w:r>
         <w:rPr>
-          <w:lang w:val="fr_FR" w:bidi="fr_FR"/>
-        </w:rPr>
-        <w:t>יֵע֨וֹרוּ֙ &amp; הַ⁠גּוֹיִ֔ם</w:t>
-      </w:r>
-    </w:p>
-    <w:p>
-      <w:pPr/>
-      <w:r>
-        <w:rPr>
-          <w:lang w:val="fr_FR" w:bidi="fr_FR"/>
-        </w:rPr>
-      </w:r>
-      <w:r>
-        <w:rPr>
           <w:b/>
           <w:lang w:val="fr_FR" w:bidi="fr_FR"/>
         </w:rPr>
@@ -29290,7 +25641,7 @@
         </w:rPr>
         <w:t xml:space="preserve">Voyez comment vous avez traduit ce nom dans </w:t>
       </w:r>
-      <w:hyperlink r:id="rId21">
+      <w:hyperlink r:id="rId19">
         <w:r>
           <w:rPr>
             <w:lang w:val="fr_FR" w:bidi="fr_FR"/>
@@ -29372,20 +25723,6 @@
       </w:r>
       <w:r>
         <w:rPr>
-          <w:lang w:val="fr_FR" w:bidi="fr_FR"/>
-        </w:rPr>
-        <w:t>אֵשֵׁ֛ב לִ⁠שְׁפֹּ֥ט</w:t>
-      </w:r>
-    </w:p>
-    <w:p>
-      <w:pPr/>
-      <w:r>
-        <w:rPr>
-          <w:lang w:val="fr_FR" w:bidi="fr_FR"/>
-        </w:rPr>
-      </w:r>
-      <w:r>
-        <w:rPr>
           <w:b/>
           <w:lang w:val="fr_FR" w:bidi="fr_FR"/>
         </w:rPr>
@@ -29476,20 +25813,6 @@
       </w:r>
       <w:r>
         <w:rPr>
-          <w:lang w:val="fr_FR" w:bidi="fr_FR"/>
-        </w:rPr>
-        <w:t>שִׁלְח֣וּ מַגָּ֔ל כִּ֥י בָשַׁ֖ל קָצִ֑יר &amp; כִּֽי</w:t>
-      </w:r>
-    </w:p>
-    <w:p>
-      <w:pPr/>
-      <w:r>
-        <w:rPr>
-          <w:lang w:val="fr_FR" w:bidi="fr_FR"/>
-        </w:rPr>
-      </w:r>
-      <w:r>
-        <w:rPr>
           <w:b/>
           <w:lang w:val="fr_FR" w:bidi="fr_FR"/>
         </w:rPr>
@@ -29573,20 +25896,6 @@
       </w:r>
       <w:r>
         <w:rPr>
-          <w:lang w:val="fr_FR" w:bidi="fr_FR"/>
-        </w:rPr>
-        <w:t>שִׁלְח֣וּ מַגָּ֔ל</w:t>
-      </w:r>
-    </w:p>
-    <w:p>
-      <w:pPr/>
-      <w:r>
-        <w:rPr>
-          <w:lang w:val="fr_FR" w:bidi="fr_FR"/>
-        </w:rPr>
-      </w:r>
-      <w:r>
-        <w:rPr>
           <w:b/>
           <w:lang w:val="fr_FR" w:bidi="fr_FR"/>
         </w:rPr>
@@ -29683,20 +25992,6 @@
       </w:r>
       <w:r>
         <w:rPr>
-          <w:lang w:val="fr_FR" w:bidi="fr_FR"/>
-        </w:rPr>
-        <w:t>שִׁלְח֣וּ מַגָּ֔ל</w:t>
-      </w:r>
-    </w:p>
-    <w:p>
-      <w:pPr/>
-      <w:r>
-        <w:rPr>
-          <w:lang w:val="fr_FR" w:bidi="fr_FR"/>
-        </w:rPr>
-      </w:r>
-      <w:r>
-        <w:rPr>
           <w:b/>
           <w:lang w:val="fr_FR" w:bidi="fr_FR"/>
         </w:rPr>
@@ -29793,20 +26088,6 @@
       </w:r>
       <w:r>
         <w:rPr>
-          <w:lang w:val="fr_FR" w:bidi="fr_FR"/>
-        </w:rPr>
-        <w:t>שִׁלְח֣וּ</w:t>
-      </w:r>
-    </w:p>
-    <w:p>
-      <w:pPr/>
-      <w:r>
-        <w:rPr>
-          <w:lang w:val="fr_FR" w:bidi="fr_FR"/>
-        </w:rPr>
-      </w:r>
-      <w:r>
-        <w:rPr>
           <w:b/>
           <w:lang w:val="fr_FR" w:bidi="fr_FR"/>
         </w:rPr>
@@ -29865,7 +26146,7 @@
         </w:rPr>
         <w:t xml:space="preserve"> sont au pluriel ici. Utilisez donc le pluriel dans votre traduction si votre langue fait cette distinction. Ces impératifs semblent s'adresser aux « héros » mentionnés dans </w:t>
       </w:r>
-      <w:hyperlink r:id="rId22">
+      <w:hyperlink r:id="rId20">
         <w:r>
           <w:rPr>
             <w:lang w:val="fr_FR" w:bidi="fr_FR"/>
@@ -29947,20 +26228,6 @@
       </w:r>
       <w:r>
         <w:rPr>
-          <w:lang w:val="fr_FR" w:bidi="fr_FR"/>
-        </w:rPr>
-        <w:t>בֹּ֤אֽוּ רְדוּ֙ כִּֽי־מָ֣לְאָה גַּ֔ת</w:t>
-      </w:r>
-    </w:p>
-    <w:p>
-      <w:pPr/>
-      <w:r>
-        <w:rPr>
-          <w:lang w:val="fr_FR" w:bidi="fr_FR"/>
-        </w:rPr>
-      </w:r>
-      <w:r>
-        <w:rPr>
           <w:b/>
           <w:lang w:val="fr_FR" w:bidi="fr_FR"/>
         </w:rPr>
@@ -30044,20 +26311,6 @@
       </w:r>
       <w:r>
         <w:rPr>
-          <w:lang w:val="fr_FR" w:bidi="fr_FR"/>
-        </w:rPr>
-        <w:t>כִּ֥י &amp; כִּ֥י רַבָּ֖ה רָעָתָֽ⁠ם</w:t>
-      </w:r>
-    </w:p>
-    <w:p>
-      <w:pPr/>
-      <w:r>
-        <w:rPr>
-          <w:lang w:val="fr_FR" w:bidi="fr_FR"/>
-        </w:rPr>
-      </w:r>
-      <w:r>
-        <w:rPr>
           <w:b/>
           <w:lang w:val="fr_FR" w:bidi="fr_FR"/>
         </w:rPr>
@@ -30154,20 +26407,6 @@
       </w:r>
       <w:r>
         <w:rPr>
-          <w:lang w:val="fr_FR" w:bidi="fr_FR"/>
-        </w:rPr>
-        <w:t>הֲמוֹנִ֣ים הֲמוֹנִ֔ים בְּ⁠עֵ֖מֶק הֶֽ⁠חָר֑וּץ &amp; בְּ⁠עֵ֖מֶק</w:t>
-      </w:r>
-    </w:p>
-    <w:p>
-      <w:pPr/>
-      <w:r>
-        <w:rPr>
-          <w:lang w:val="fr_FR" w:bidi="fr_FR"/>
-        </w:rPr>
-      </w:r>
-      <w:r>
-        <w:rPr>
           <w:b/>
           <w:lang w:val="fr_FR" w:bidi="fr_FR"/>
         </w:rPr>
@@ -30264,20 +26503,6 @@
       </w:r>
       <w:r>
         <w:rPr>
-          <w:lang w:val="fr_FR" w:bidi="fr_FR"/>
-        </w:rPr>
-        <w:t>הֲמוֹנִ֣ים הֲמוֹנִ֔ים בְּ⁠עֵ֖מֶק הֶֽ⁠חָר֑וּץ &amp; בְּ⁠עֵ֖מֶק</w:t>
-      </w:r>
-    </w:p>
-    <w:p>
-      <w:pPr/>
-      <w:r>
-        <w:rPr>
-          <w:lang w:val="fr_FR" w:bidi="fr_FR"/>
-        </w:rPr>
-      </w:r>
-      <w:r>
-        <w:rPr>
           <w:b/>
           <w:lang w:val="fr_FR" w:bidi="fr_FR"/>
         </w:rPr>
@@ -30361,20 +26586,6 @@
       </w:r>
       <w:r>
         <w:rPr>
-          <w:lang w:val="fr_FR" w:bidi="fr_FR"/>
-        </w:rPr>
-        <w:t>בְּ⁠עֵ֖מֶק הֶֽ⁠חָר֑וּץ &amp; בְּ⁠עֵ֖מֶק</w:t>
-      </w:r>
-    </w:p>
-    <w:p>
-      <w:pPr/>
-      <w:r>
-        <w:rPr>
-          <w:lang w:val="fr_FR" w:bidi="fr_FR"/>
-        </w:rPr>
-      </w:r>
-      <w:r>
-        <w:rPr>
           <w:b/>
           <w:lang w:val="fr_FR" w:bidi="fr_FR"/>
         </w:rPr>
@@ -30471,20 +26682,6 @@
       </w:r>
       <w:r>
         <w:rPr>
-          <w:lang w:val="fr_FR" w:bidi="fr_FR"/>
-        </w:rPr>
-        <w:t>שֶׁ֥מֶשׁ וְ⁠יָרֵ֖חַ קָדָ֑רוּ וְ⁠כוֹכָבִ֖ים אָסְפ֥וּ נָגְהָֽ⁠ם</w:t>
-      </w:r>
-    </w:p>
-    <w:p>
-      <w:pPr/>
-      <w:r>
-        <w:rPr>
-          <w:lang w:val="fr_FR" w:bidi="fr_FR"/>
-        </w:rPr>
-      </w:r>
-      <w:r>
-        <w:rPr>
           <w:b/>
           <w:lang w:val="fr_FR" w:bidi="fr_FR"/>
         </w:rPr>
@@ -30504,7 +26701,7 @@
         </w:rPr>
         <w:t xml:space="preserve">Ce sont les mêmes phrases que dans </w:t>
       </w:r>
-      <w:hyperlink r:id="rId23">
+      <w:hyperlink r:id="rId21">
         <w:r>
           <w:rPr>
             <w:lang w:val="fr_FR" w:bidi="fr_FR"/>
@@ -30633,7 +26830,7 @@
         </w:rPr>
         <w:t xml:space="preserve">Voyez comment vous avez traduit la même expression dans </w:t>
       </w:r>
-      <w:hyperlink r:id="rId23">
+      <w:hyperlink r:id="rId21">
         <w:r>
           <w:rPr>
             <w:lang w:val="fr_FR" w:bidi="fr_FR"/>
@@ -30715,20 +26912,6 @@
       </w:r>
       <w:r>
         <w:rPr>
-          <w:lang w:val="fr_FR" w:bidi="fr_FR"/>
-        </w:rPr>
-        <w:t>וַ⁠יהוָ֞ה מִ⁠צִּיּ֣וֹן יִשְׁאָ֗ג</w:t>
-      </w:r>
-    </w:p>
-    <w:p>
-      <w:pPr/>
-      <w:r>
-        <w:rPr>
-          <w:lang w:val="fr_FR" w:bidi="fr_FR"/>
-        </w:rPr>
-      </w:r>
-      <w:r>
-        <w:rPr>
           <w:b/>
           <w:lang w:val="fr_FR" w:bidi="fr_FR"/>
         </w:rPr>
@@ -30839,20 +27022,6 @@
       </w:r>
       <w:r>
         <w:rPr>
-          <w:lang w:val="fr_FR" w:bidi="fr_FR"/>
-        </w:rPr>
-        <w:t>וְ⁠רָעֲשׁ֖וּ שָׁמַ֣יִם וָ⁠אָ֑רֶץ</w:t>
-      </w:r>
-    </w:p>
-    <w:p>
-      <w:pPr/>
-      <w:r>
-        <w:rPr>
-          <w:lang w:val="fr_FR" w:bidi="fr_FR"/>
-        </w:rPr>
-      </w:r>
-      <w:r>
-        <w:rPr>
           <w:b/>
           <w:lang w:val="fr_FR" w:bidi="fr_FR"/>
         </w:rPr>
@@ -30990,20 +27159,6 @@
       </w:r>
       <w:r>
         <w:rPr>
-          <w:lang w:val="fr_FR" w:bidi="fr_FR"/>
-        </w:rPr>
-        <w:t>וַֽ⁠יהוָה֙ מַֽחֲסֶ֣ה לְ⁠עַמּ֔⁠וֹ וּ⁠מָע֖וֹז לִ⁠בְנֵ֥י יִשְׂרָאֵֽל</w:t>
-      </w:r>
-    </w:p>
-    <w:p>
-      <w:pPr/>
-      <w:r>
-        <w:rPr>
-          <w:lang w:val="fr_FR" w:bidi="fr_FR"/>
-        </w:rPr>
-      </w:r>
-      <w:r>
-        <w:rPr>
           <w:b/>
           <w:lang w:val="fr_FR" w:bidi="fr_FR"/>
         </w:rPr>
@@ -31126,20 +27281,6 @@
       </w:r>
       <w:r>
         <w:rPr>
-          <w:lang w:val="fr_FR" w:bidi="fr_FR"/>
-        </w:rPr>
-        <w:t>לִ⁠בְנֵ֥י יִשְׂרָאֵֽל</w:t>
-      </w:r>
-    </w:p>
-    <w:p>
-      <w:pPr/>
-      <w:r>
-        <w:rPr>
-          <w:lang w:val="fr_FR" w:bidi="fr_FR"/>
-        </w:rPr>
-      </w:r>
-      <w:r>
-        <w:rPr>
           <w:b/>
           <w:lang w:val="fr_FR" w:bidi="fr_FR"/>
         </w:rPr>
@@ -31172,7 +27313,7 @@
         </w:rPr>
         <w:t xml:space="preserve"> en </w:t>
       </w:r>
-      <w:hyperlink r:id="rId18">
+      <w:hyperlink r:id="rId16">
         <w:r>
           <w:rPr>
             <w:lang w:val="fr_FR" w:bidi="fr_FR"/>
@@ -31254,20 +27395,6 @@
       </w:r>
       <w:r>
         <w:rPr>
-          <w:lang w:val="fr_FR" w:bidi="fr_FR"/>
-        </w:rPr>
-        <w:t>וִֽ⁠ידַעְתֶּ֗ם</w:t>
-      </w:r>
-    </w:p>
-    <w:p>
-      <w:pPr/>
-      <w:r>
-        <w:rPr>
-          <w:lang w:val="fr_FR" w:bidi="fr_FR"/>
-        </w:rPr>
-      </w:r>
-      <w:r>
-        <w:rPr>
           <w:b/>
           <w:lang w:val="fr_FR" w:bidi="fr_FR"/>
         </w:rPr>
@@ -31351,20 +27478,6 @@
       </w:r>
       <w:r>
         <w:rPr>
-          <w:lang w:val="fr_FR" w:bidi="fr_FR"/>
-        </w:rPr>
-        <w:t>הַר־קָדְשִׁ֑⁠י</w:t>
-      </w:r>
-    </w:p>
-    <w:p>
-      <w:pPr/>
-      <w:r>
-        <w:rPr>
-          <w:lang w:val="fr_FR" w:bidi="fr_FR"/>
-        </w:rPr>
-      </w:r>
-      <w:r>
-        <w:rPr>
           <w:b/>
           <w:lang w:val="fr_FR" w:bidi="fr_FR"/>
         </w:rPr>
@@ -31461,20 +27574,6 @@
       </w:r>
       <w:r>
         <w:rPr>
-          <w:lang w:val="fr_FR" w:bidi="fr_FR"/>
-        </w:rPr>
-        <w:t>וְ⁠הָיָה֩ בַ⁠יּ֨וֹם הַ⁠ה֜וּא</w:t>
-      </w:r>
-    </w:p>
-    <w:p>
-      <w:pPr/>
-      <w:r>
-        <w:rPr>
-          <w:lang w:val="fr_FR" w:bidi="fr_FR"/>
-        </w:rPr>
-      </w:r>
-      <w:r>
-        <w:rPr>
           <w:b/>
           <w:lang w:val="fr_FR" w:bidi="fr_FR"/>
         </w:rPr>
@@ -31558,20 +27657,6 @@
       </w:r>
       <w:r>
         <w:rPr>
-          <w:lang w:val="fr_FR" w:bidi="fr_FR"/>
-        </w:rPr>
-        <w:t>בַ⁠יּ֨וֹם הַ⁠ה֜וּא</w:t>
-      </w:r>
-    </w:p>
-    <w:p>
-      <w:pPr/>
-      <w:r>
-        <w:rPr>
-          <w:lang w:val="fr_FR" w:bidi="fr_FR"/>
-        </w:rPr>
-      </w:r>
-      <w:r>
-        <w:rPr>
           <w:b/>
           <w:lang w:val="fr_FR" w:bidi="fr_FR"/>
         </w:rPr>
@@ -31668,20 +27753,6 @@
       </w:r>
       <w:r>
         <w:rPr>
-          <w:lang w:val="fr_FR" w:bidi="fr_FR"/>
-        </w:rPr>
-        <w:t>יִטְּפ֧וּ הֶ⁠הָרִ֣ים עָסִ֗יס וְ⁠הַ⁠גְּבָעוֹת֙ תֵּלַ֣כְנָה חָלָ֔ב</w:t>
-      </w:r>
-    </w:p>
-    <w:p>
-      <w:pPr/>
-      <w:r>
-        <w:rPr>
-          <w:lang w:val="fr_FR" w:bidi="fr_FR"/>
-        </w:rPr>
-      </w:r>
-      <w:r>
-        <w:rPr>
           <w:b/>
           <w:lang w:val="fr_FR" w:bidi="fr_FR"/>
         </w:rPr>
@@ -31817,20 +27888,6 @@
       </w:r>
       <w:r>
         <w:rPr>
-          <w:lang w:val="fr_FR" w:bidi="fr_FR"/>
-        </w:rPr>
-        <w:t>וּ⁠מַעְיָ֗ן &amp; יֵצֵ֔א</w:t>
-      </w:r>
-    </w:p>
-    <w:p>
-      <w:pPr/>
-      <w:r>
-        <w:rPr>
-          <w:lang w:val="fr_FR" w:bidi="fr_FR"/>
-        </w:rPr>
-      </w:r>
-      <w:r>
-        <w:rPr>
           <w:b/>
           <w:lang w:val="fr_FR" w:bidi="fr_FR"/>
         </w:rPr>
@@ -31927,20 +27984,6 @@
       </w:r>
       <w:r>
         <w:rPr>
-          <w:lang w:val="fr_FR" w:bidi="fr_FR"/>
-        </w:rPr>
-        <w:t>וּ⁠מַעְיָ֗ן</w:t>
-      </w:r>
-    </w:p>
-    <w:p>
-      <w:pPr/>
-      <w:r>
-        <w:rPr>
-          <w:lang w:val="fr_FR" w:bidi="fr_FR"/>
-        </w:rPr>
-      </w:r>
-      <w:r>
-        <w:rPr>
           <w:b/>
           <w:lang w:val="fr_FR" w:bidi="fr_FR"/>
         </w:rPr>
@@ -32037,20 +28080,6 @@
       </w:r>
       <w:r>
         <w:rPr>
-          <w:lang w:val="fr_FR" w:bidi="fr_FR"/>
-        </w:rPr>
-        <w:t>מִ⁠בֵּ֤ית יְהוָה֙</w:t>
-      </w:r>
-    </w:p>
-    <w:p>
-      <w:pPr/>
-      <w:r>
-        <w:rPr>
-          <w:lang w:val="fr_FR" w:bidi="fr_FR"/>
-        </w:rPr>
-      </w:r>
-      <w:r>
-        <w:rPr>
           <w:b/>
           <w:lang w:val="fr_FR" w:bidi="fr_FR"/>
         </w:rPr>
@@ -32070,7 +28099,7 @@
         </w:rPr>
         <w:t xml:space="preserve">Voyez comment vous avez traduit la même expression dans </w:t>
       </w:r>
-      <w:hyperlink r:id="rId24">
+      <w:hyperlink r:id="rId22">
         <w:r>
           <w:rPr>
             <w:lang w:val="fr_FR" w:bidi="fr_FR"/>
@@ -32152,20 +28181,6 @@
       </w:r>
       <w:r>
         <w:rPr>
-          <w:lang w:val="fr_FR" w:bidi="fr_FR"/>
-        </w:rPr>
-        <w:t>אֶת־נַ֥חַל הַ⁠שִּׁטִּֽים</w:t>
-      </w:r>
-    </w:p>
-    <w:p>
-      <w:pPr/>
-      <w:r>
-        <w:rPr>
-          <w:lang w:val="fr_FR" w:bidi="fr_FR"/>
-        </w:rPr>
-      </w:r>
-      <w:r>
-        <w:rPr>
           <w:b/>
           <w:lang w:val="fr_FR" w:bidi="fr_FR"/>
         </w:rPr>
@@ -32262,20 +28277,6 @@
       </w:r>
       <w:r>
         <w:rPr>
-          <w:lang w:val="fr_FR" w:bidi="fr_FR"/>
-        </w:rPr>
-        <w:t>מִצְרַ֨יִם֙ לִ⁠שְׁמָמָ֣ה תִֽהְיֶ֔ה</w:t>
-      </w:r>
-    </w:p>
-    <w:p>
-      <w:pPr/>
-      <w:r>
-        <w:rPr>
-          <w:lang w:val="fr_FR" w:bidi="fr_FR"/>
-        </w:rPr>
-      </w:r>
-      <w:r>
-        <w:rPr>
           <w:b/>
           <w:lang w:val="fr_FR" w:bidi="fr_FR"/>
         </w:rPr>
@@ -32372,20 +28373,6 @@
       </w:r>
       <w:r>
         <w:rPr>
-          <w:lang w:val="fr_FR" w:bidi="fr_FR"/>
-        </w:rPr>
-        <w:t>מֵֽ⁠חֲמַס֙ בְּנֵ֣י יְהוּדָ֔ה</w:t>
-      </w:r>
-    </w:p>
-    <w:p>
-      <w:pPr/>
-      <w:r>
-        <w:rPr>
-          <w:lang w:val="fr_FR" w:bidi="fr_FR"/>
-        </w:rPr>
-      </w:r>
-      <w:r>
-        <w:rPr>
           <w:b/>
           <w:lang w:val="fr_FR" w:bidi="fr_FR"/>
         </w:rPr>
@@ -32495,20 +28482,6 @@
       </w:r>
       <w:r>
         <w:rPr>
-          <w:lang w:val="fr_FR" w:bidi="fr_FR"/>
-        </w:rPr>
-        <w:t>שָׁפְכ֥וּ דָם־נָקִ֖יא</w:t>
-      </w:r>
-    </w:p>
-    <w:p>
-      <w:pPr/>
-      <w:r>
-        <w:rPr>
-          <w:lang w:val="fr_FR" w:bidi="fr_FR"/>
-        </w:rPr>
-      </w:r>
-      <w:r>
-        <w:rPr>
           <w:b/>
           <w:lang w:val="fr_FR" w:bidi="fr_FR"/>
         </w:rPr>
@@ -32605,20 +28578,6 @@
       </w:r>
       <w:r>
         <w:rPr>
-          <w:lang w:val="fr_FR" w:bidi="fr_FR"/>
-        </w:rPr>
-        <w:t>בְּ⁠אַרְצָֽ⁠ם</w:t>
-      </w:r>
-    </w:p>
-    <w:p>
-      <w:pPr/>
-      <w:r>
-        <w:rPr>
-          <w:lang w:val="fr_FR" w:bidi="fr_FR"/>
-        </w:rPr>
-      </w:r>
-      <w:r>
-        <w:rPr>
           <w:b/>
           <w:lang w:val="fr_FR" w:bidi="fr_FR"/>
         </w:rPr>
@@ -32782,20 +28741,6 @@
       </w:r>
       <w:r>
         <w:rPr>
-          <w:lang w:val="fr_FR" w:bidi="fr_FR"/>
-        </w:rPr>
-        <w:t>וִ⁠יהוּדָ֖ה</w:t>
-      </w:r>
-    </w:p>
-    <w:p>
-      <w:pPr/>
-      <w:r>
-        <w:rPr>
-          <w:lang w:val="fr_FR" w:bidi="fr_FR"/>
-        </w:rPr>
-      </w:r>
-      <w:r>
-        <w:rPr>
           <w:b/>
           <w:lang w:val="fr_FR" w:bidi="fr_FR"/>
         </w:rPr>
@@ -32892,20 +28837,6 @@
       </w:r>
       <w:r>
         <w:rPr>
-          <w:lang w:val="fr_FR" w:bidi="fr_FR"/>
-        </w:rPr>
-        <w:t>וִ⁠ירוּשָׁלִַ֖ם לְ⁠ד֥וֹר וָ⁠דֽוֹר</w:t>
-      </w:r>
-    </w:p>
-    <w:p>
-      <w:pPr/>
-      <w:r>
-        <w:rPr>
-          <w:lang w:val="fr_FR" w:bidi="fr_FR"/>
-        </w:rPr>
-      </w:r>
-      <w:r>
-        <w:rPr>
           <w:b/>
           <w:lang w:val="fr_FR" w:bidi="fr_FR"/>
         </w:rPr>
@@ -32989,20 +28920,6 @@
       </w:r>
       <w:r>
         <w:rPr>
-          <w:lang w:val="fr_FR" w:bidi="fr_FR"/>
-        </w:rPr>
-        <w:t>לְ⁠ד֥וֹר וָ⁠דֽוֹר</w:t>
-      </w:r>
-    </w:p>
-    <w:p>
-      <w:pPr/>
-      <w:r>
-        <w:rPr>
-          <w:lang w:val="fr_FR" w:bidi="fr_FR"/>
-        </w:rPr>
-      </w:r>
-      <w:r>
-        <w:rPr>
           <w:b/>
           <w:lang w:val="fr_FR" w:bidi="fr_FR"/>
         </w:rPr>
@@ -33022,7 +28939,7 @@
         </w:rPr>
         <w:t xml:space="preserve">Comme l'expression dans </w:t>
       </w:r>
-      <w:hyperlink r:id="rId25">
+      <w:hyperlink r:id="rId23">
         <w:r>
           <w:rPr>
             <w:lang w:val="fr_FR" w:bidi="fr_FR"/>
@@ -33104,20 +29021,6 @@
       </w:r>
       <w:r>
         <w:rPr>
-          <w:lang w:val="fr_FR" w:bidi="fr_FR"/>
-        </w:rPr>
-        <w:t>וְ⁠נִקֵּ֖יתִי דָּמָ֣⁠ם לֹֽא־נִקֵּ֑יתִי</w:t>
-      </w:r>
-    </w:p>
-    <w:p>
-      <w:pPr/>
-      <w:r>
-        <w:rPr>
-          <w:lang w:val="fr_FR" w:bidi="fr_FR"/>
-        </w:rPr>
-      </w:r>
-      <w:r>
-        <w:rPr>
           <w:b/>
           <w:lang w:val="fr_FR" w:bidi="fr_FR"/>
         </w:rPr>
@@ -33201,20 +29104,6 @@
       </w:r>
       <w:r>
         <w:rPr>
-          <w:lang w:val="fr_FR" w:bidi="fr_FR"/>
-        </w:rPr>
-        <w:t>דָּמָ֣⁠ם</w:t>
-      </w:r>
-    </w:p>
-    <w:p>
-      <w:pPr/>
-      <w:r>
-        <w:rPr>
-          <w:lang w:val="fr_FR" w:bidi="fr_FR"/>
-        </w:rPr>
-      </w:r>
-      <w:r>
-        <w:rPr>
           <w:b/>
           <w:lang w:val="fr_FR" w:bidi="fr_FR"/>
         </w:rPr>
@@ -33311,20 +29200,6 @@
       </w:r>
       <w:r>
         <w:rPr>
-          <w:lang w:val="fr_FR" w:bidi="fr_FR"/>
-        </w:rPr>
-        <w:t>וַֽ⁠יהוָ֖ה שֹׁכֵ֥ן בְּ⁠צִיּֽוֹן</w:t>
-      </w:r>
-    </w:p>
-    <w:p>
-      <w:pPr/>
-      <w:r>
-        <w:rPr>
-          <w:lang w:val="fr_FR" w:bidi="fr_FR"/>
-        </w:rPr>
-      </w:r>
-      <w:r>
-        <w:rPr>
           <w:b/>
           <w:lang w:val="fr_FR" w:bidi="fr_FR"/>
         </w:rPr>
@@ -33397,20 +29272,6 @@
         <w:rPr>
           <w:lang w:val="fr_FR" w:bidi="fr_FR"/>
         </w:rPr>
-      </w:r>
-    </w:p>
-    <w:p>
-      <w:pPr/>
-      <w:r>
-        <w:rPr>
-          <w:lang w:val="fr_FR" w:bidi="fr_FR"/>
-        </w:rPr>
-      </w:r>
-      <w:r>
-        <w:rPr>
-          <w:lang w:val="fr_FR" w:bidi="fr_FR"/>
-        </w:rPr>
-        <w:t>וַֽ⁠יהוָ֖ה שֹׁכֵ֥ן בְּ⁠צִיּֽוֹן</w:t>
       </w:r>
     </w:p>
     <w:p>

--- a/fra/docx/29.content.docx
+++ b/fra/docx/29.content.docx
@@ -28,15 +28,49 @@
       </w:r>
     </w:p>
     <w:p>
-      <w:pPr/>
-      <w:r>
-        <w:rPr>
-          <w:lang w:val="fr_FR" w:bidi="fr_FR"/>
-        </w:rPr>
-      </w:r>
-      <w:r>
-        <w:rPr>
-          <w:b/>
+      <w:pPr>
+        <w:pStyle w:val="Heading2"/>
+      </w:pPr>
+      <w:r>
+        <w:rPr>
+          <w:lang w:val="fr_FR" w:bidi="fr_FR"/>
+        </w:rPr>
+        <w:t>License Information</w:t>
+      </w:r>
+      <w:r>
+        <w:rPr>
+          <w:lang w:val="fr_FR" w:bidi="fr_FR"/>
+        </w:rPr>
+      </w:r>
+    </w:p>
+    <w:p>
+      <w:pPr/>
+      <w:r>
+        <w:rPr>
+          <w:lang w:val="fr_FR" w:bidi="fr_FR"/>
+        </w:rPr>
+      </w:r>
+      <w:r>
+        <w:rPr>
+          <w:b/>
+          <w:lang w:val="fr_FR" w:bidi="fr_FR"/>
+        </w:rPr>
+        <w:t>Notes de traduction (unfoldingWord)</w:t>
+      </w:r>
+      <w:r>
+        <w:rPr>
+          <w:lang w:val="fr_FR" w:bidi="fr_FR"/>
+        </w:rPr>
+        <w:t xml:space="preserve"> (French) is based on</w:t>
+      </w:r>
+      <w:r>
+        <w:rPr>
+          <w:lang w:val="fr_FR" w:bidi="fr_FR"/>
+        </w:rPr>
+        <w:t xml:space="preserve">: </w:t>
+      </w:r>
+      <w:r>
+        <w:rPr>
           <w:lang w:val="fr_FR" w:bidi="fr_FR"/>
         </w:rPr>
         <w:t>unfoldingWord® Translation Notes</w:t>
@@ -45,31 +79,62 @@
         <w:rPr>
           <w:lang w:val="fr_FR" w:bidi="fr_FR"/>
         </w:rPr>
-        <w:t xml:space="preserve"> © 2022 unfoldingWord. Released under CC BY-SA 4.0 license. </w:t>
-      </w:r>
-      <w:r>
-        <w:rPr>
-          <w:lang w:val="fr_FR" w:bidi="fr_FR"/>
-        </w:rPr>
-        <w:t>unfoldingWord® Translation Notes</w:t>
-      </w:r>
-      <w:r>
-        <w:rPr>
-          <w:lang w:val="fr_FR" w:bidi="fr_FR"/>
-        </w:rPr>
-        <w:t xml:space="preserve"> has been adapted in the following languages: Tok Pisin, Arabic (عربي), French (Français), Hindi (हिंदी), Indonesian (Bahasa Indonesia), Portuguese (Português), Russian (Русский), Spanish (Español), Swahili (Kiswahili), and Simplified Chinese (简体中文) from </w:t>
-      </w:r>
-      <w:r>
-        <w:rPr>
-          <w:lang w:val="fr_FR" w:bidi="fr_FR"/>
-        </w:rPr>
-        <w:t>unfoldingWord® Translation Notes</w:t>
-      </w:r>
-      <w:r>
-        <w:rPr>
-          <w:lang w:val="fr_FR" w:bidi="fr_FR"/>
-        </w:rPr>
-        <w:t xml:space="preserve"> © 2022 unfoldingWord. Released under CC BY-SA 4.0 license by Mission Mutual</w:t>
+        <w:t xml:space="preserve">, </w:t>
+      </w:r>
+      <w:hyperlink r:id="rId13">
+        <w:r>
+          <w:rPr>
+            <w:lang w:val="fr_FR" w:bidi="fr_FR"/>
+          </w:rPr>
+          <w:rPr>
+            <w:color w:val="0000EE"/>
+            <w:u w:val="single"/>
+          </w:rPr>
+          <w:t>unfoldingWord</w:t>
+        </w:r>
+      </w:hyperlink>
+      <w:r>
+        <w:rPr>
+          <w:lang w:val="fr_FR" w:bidi="fr_FR"/>
+        </w:rPr>
+        <w:t xml:space="preserve">, 2022, which is licensed under a </w:t>
+      </w:r>
+      <w:hyperlink r:id="rId14">
+        <w:r>
+          <w:rPr>
+            <w:lang w:val="fr_FR" w:bidi="fr_FR"/>
+          </w:rPr>
+          <w:rPr>
+            <w:color w:val="0000EE"/>
+            <w:u w:val="single"/>
+          </w:rPr>
+          <w:t>CC BY-SA 4.0 license</w:t>
+        </w:r>
+      </w:hyperlink>
+      <w:r>
+        <w:rPr>
+          <w:lang w:val="fr_FR" w:bidi="fr_FR"/>
+        </w:rPr>
+        <w:t>.</w:t>
+      </w:r>
+      <w:r>
+        <w:rPr>
+          <w:lang w:val="fr_FR" w:bidi="fr_FR"/>
+        </w:rPr>
+      </w:r>
+    </w:p>
+    <w:p>
+      <w:pPr/>
+      <w:r>
+        <w:rPr>
+          <w:lang w:val="fr_FR" w:bidi="fr_FR"/>
+        </w:rPr>
+      </w:r>
+      <w:r>
+        <w:rPr>
+          <w:lang w:val="fr_FR" w:bidi="fr_FR"/>
+        </w:rPr>
+        <w:t>This PDF version is provided under the same license.</w:t>
       </w:r>
       <w:r>
         <w:rPr>
@@ -227,6 +292,20 @@
       </w:r>
       <w:r>
         <w:rPr>
+          <w:lang w:val="fr_FR" w:bidi="fr_FR"/>
+        </w:rPr>
+        <w:t>פְּתוּאֵֽל</w:t>
+      </w:r>
+    </w:p>
+    <w:p>
+      <w:pPr/>
+      <w:r>
+        <w:rPr>
+          <w:lang w:val="fr_FR" w:bidi="fr_FR"/>
+        </w:rPr>
+      </w:r>
+      <w:r>
+        <w:rPr>
           <w:b/>
           <w:lang w:val="fr_FR" w:bidi="fr_FR"/>
         </w:rPr>
@@ -419,6 +498,20 @@
       </w:r>
       <w:r>
         <w:rPr>
+          <w:lang w:val="fr_FR" w:bidi="fr_FR"/>
+        </w:rPr>
+        <w:t>דְּבַר־יְהוָה֙ אֲשֶׁ֣ר הָיָ֔ה</w:t>
+      </w:r>
+    </w:p>
+    <w:p>
+      <w:pPr/>
+      <w:r>
+        <w:rPr>
+          <w:lang w:val="fr_FR" w:bidi="fr_FR"/>
+        </w:rPr>
+      </w:r>
+      <w:r>
+        <w:rPr>
           <w:b/>
           <w:lang w:val="fr_FR" w:bidi="fr_FR"/>
         </w:rPr>
@@ -502,6 +595,20 @@
       </w:r>
       <w:r>
         <w:rPr>
+          <w:lang w:val="fr_FR" w:bidi="fr_FR"/>
+        </w:rPr>
+        <w:t>שִׁמְעוּ־זֹאת֙ הַ⁠זְּקֵנִ֔ים וְ⁠הַֽאֲזִ֔ינוּ כֹּ֖ל יוֹשְׁבֵ֣י הָ⁠אָ֑רֶץ</w:t>
+      </w:r>
+    </w:p>
+    <w:p>
+      <w:pPr/>
+      <w:r>
+        <w:rPr>
+          <w:lang w:val="fr_FR" w:bidi="fr_FR"/>
+        </w:rPr>
+      </w:r>
+      <w:r>
+        <w:rPr>
           <w:b/>
           <w:lang w:val="fr_FR" w:bidi="fr_FR"/>
         </w:rPr>
@@ -585,6 +692,20 @@
       </w:r>
       <w:r>
         <w:rPr>
+          <w:lang w:val="fr_FR" w:bidi="fr_FR"/>
+        </w:rPr>
+        <w:t>הֶ⁠הָ֤יְתָה זֹּאת֙ בִּֽ⁠ימֵי⁠כֶ֔ם וְ⁠אִ֖ם בִּ⁠ימֵ֥י אֲבֹֽתֵי⁠כֶֽם</w:t>
+      </w:r>
+    </w:p>
+    <w:p>
+      <w:pPr/>
+      <w:r>
+        <w:rPr>
+          <w:lang w:val="fr_FR" w:bidi="fr_FR"/>
+        </w:rPr>
+      </w:r>
+      <w:r>
+        <w:rPr>
           <w:b/>
           <w:lang w:val="fr_FR" w:bidi="fr_FR"/>
         </w:rPr>
@@ -668,6 +789,20 @@
       </w:r>
       <w:r>
         <w:rPr>
+          <w:lang w:val="fr_FR" w:bidi="fr_FR"/>
+        </w:rPr>
+        <w:t>בִּֽ⁠ימֵי⁠כֶ֔ם וְ⁠אִ֖ם בִּ⁠ימֵ֥י</w:t>
+      </w:r>
+    </w:p>
+    <w:p>
+      <w:pPr/>
+      <w:r>
+        <w:rPr>
+          <w:lang w:val="fr_FR" w:bidi="fr_FR"/>
+        </w:rPr>
+      </w:r>
+      <w:r>
+        <w:rPr>
           <w:b/>
           <w:lang w:val="fr_FR" w:bidi="fr_FR"/>
         </w:rPr>
@@ -764,6 +899,20 @@
       </w:r>
       <w:r>
         <w:rPr>
+          <w:lang w:val="fr_FR" w:bidi="fr_FR"/>
+        </w:rPr>
+        <w:t>אֲבֹֽתֵי⁠כֶֽם</w:t>
+      </w:r>
+    </w:p>
+    <w:p>
+      <w:pPr/>
+      <w:r>
+        <w:rPr>
+          <w:lang w:val="fr_FR" w:bidi="fr_FR"/>
+        </w:rPr>
+      </w:r>
+      <w:r>
+        <w:rPr>
           <w:b/>
           <w:lang w:val="fr_FR" w:bidi="fr_FR"/>
         </w:rPr>
@@ -860,6 +1009,20 @@
       </w:r>
       <w:r>
         <w:rPr>
+          <w:lang w:val="fr_FR" w:bidi="fr_FR"/>
+        </w:rPr>
+        <w:t>וּ⁠בְנֵי⁠כֶם֙ לִ⁠בְנֵי⁠הֶ֔ם וּ⁠בְנֵי⁠הֶ֖ם לְ⁠ד֥וֹר אַחֵֽר</w:t>
+      </w:r>
+    </w:p>
+    <w:p>
+      <w:pPr/>
+      <w:r>
+        <w:rPr>
+          <w:lang w:val="fr_FR" w:bidi="fr_FR"/>
+        </w:rPr>
+      </w:r>
+      <w:r>
+        <w:rPr>
           <w:b/>
           <w:lang w:val="fr_FR" w:bidi="fr_FR"/>
         </w:rPr>
@@ -943,6 +1106,20 @@
       </w:r>
       <w:r>
         <w:rPr>
+          <w:lang w:val="fr_FR" w:bidi="fr_FR"/>
+        </w:rPr>
+        <w:t>לִ⁠בְנֵי⁠כֶ֣ם &amp; וּ⁠בְנֵי⁠כֶם֙ לִ⁠בְנֵי⁠הֶ֔ם וּ⁠בְנֵי⁠הֶ֖ם</w:t>
+      </w:r>
+    </w:p>
+    <w:p>
+      <w:pPr/>
+      <w:r>
+        <w:rPr>
+          <w:lang w:val="fr_FR" w:bidi="fr_FR"/>
+        </w:rPr>
+      </w:r>
+      <w:r>
+        <w:rPr>
           <w:b/>
           <w:lang w:val="fr_FR" w:bidi="fr_FR"/>
         </w:rPr>
@@ -1039,6 +1216,20 @@
       </w:r>
       <w:r>
         <w:rPr>
+          <w:lang w:val="fr_FR" w:bidi="fr_FR"/>
+        </w:rPr>
+        <w:t>עָלֶ֖⁠יהָ לִ⁠בְנֵי⁠כֶ֣ם סַפֵּ֑רוּ וּ⁠בְנֵי⁠כֶם֙</w:t>
+      </w:r>
+    </w:p>
+    <w:p>
+      <w:pPr/>
+      <w:r>
+        <w:rPr>
+          <w:lang w:val="fr_FR" w:bidi="fr_FR"/>
+        </w:rPr>
+      </w:r>
+      <w:r>
+        <w:rPr>
           <w:b/>
           <w:lang w:val="fr_FR" w:bidi="fr_FR"/>
         </w:rPr>
@@ -1148,6 +1339,20 @@
       </w:r>
       <w:r>
         <w:rPr>
+          <w:lang w:val="fr_FR" w:bidi="fr_FR"/>
+        </w:rPr>
+        <w:t>יֶ֤תֶר הַ⁠גָּזָם֙ אָכַ֣ל הָֽ⁠אַרְבֶּ֔ה וְ⁠יֶ֥תֶר הָ⁠אַרְבֶּ֖ה אָכַ֣ל הַ⁠יָּ֑לֶק וְ⁠יֶ֣תֶר הַ⁠יֶּ֔לֶק אָכַ֖ל הֶ⁠חָסִֽיל</w:t>
+      </w:r>
+    </w:p>
+    <w:p>
+      <w:pPr/>
+      <w:r>
+        <w:rPr>
+          <w:lang w:val="fr_FR" w:bidi="fr_FR"/>
+        </w:rPr>
+      </w:r>
+      <w:r>
+        <w:rPr>
           <w:b/>
           <w:lang w:val="fr_FR" w:bidi="fr_FR"/>
         </w:rPr>
@@ -1231,6 +1436,20 @@
       </w:r>
       <w:r>
         <w:rPr>
+          <w:lang w:val="fr_FR" w:bidi="fr_FR"/>
+        </w:rPr>
+        <w:t>יֶ֤תֶר הַ⁠גָּזָם֙ אָכַ֣ל הָֽ⁠אַרְבֶּ֔ה וְ⁠יֶ֥תֶר הָ⁠אַרְבֶּ֖ה אָכַ֣ל הַ⁠יָּ֑לֶק וְ⁠יֶ֣תֶר הַ⁠יֶּ֔לֶק אָכַ֖ל הֶ⁠חָסִֽיל</w:t>
+      </w:r>
+    </w:p>
+    <w:p>
+      <w:pPr/>
+      <w:r>
+        <w:rPr>
+          <w:lang w:val="fr_FR" w:bidi="fr_FR"/>
+        </w:rPr>
+      </w:r>
+      <w:r>
+        <w:rPr>
           <w:b/>
           <w:lang w:val="fr_FR" w:bidi="fr_FR"/>
         </w:rPr>
@@ -1314,6 +1533,20 @@
       </w:r>
       <w:r>
         <w:rPr>
+          <w:lang w:val="fr_FR" w:bidi="fr_FR"/>
+        </w:rPr>
+        <w:t>יֶ֤תֶר הַ⁠גָּזָם֙ אָכַ֣ל הָֽ⁠אַרְבֶּ֔ה וְ⁠יֶ֥תֶר הָ⁠אַרְבֶּ֖ה אָכַ֣ל הַ⁠יָּ֑לֶק וְ⁠יֶ֣תֶר הַ⁠יֶּ֔לֶק אָכַ֖ל הֶ⁠חָסִֽיל</w:t>
+      </w:r>
+    </w:p>
+    <w:p>
+      <w:pPr/>
+      <w:r>
+        <w:rPr>
+          <w:lang w:val="fr_FR" w:bidi="fr_FR"/>
+        </w:rPr>
+      </w:r>
+      <w:r>
+        <w:rPr>
           <w:b/>
           <w:lang w:val="fr_FR" w:bidi="fr_FR"/>
         </w:rPr>
@@ -1692,6 +1925,20 @@
       </w:r>
       <w:r>
         <w:rPr>
+          <w:lang w:val="fr_FR" w:bidi="fr_FR"/>
+        </w:rPr>
+        <w:t>הָקִ֤יצוּ שִׁכּוֹרִים֙ וּ⁠בְכ֔וּ וְ⁠הֵילִ֖לוּ כָּל־שֹׁ֣תֵי יָ֑יִן עַל־עָסִ֕יס כִּ֥י נִכְרַ֖ת מִ⁠פִּי⁠כֶֽם</w:t>
+      </w:r>
+    </w:p>
+    <w:p>
+      <w:pPr/>
+      <w:r>
+        <w:rPr>
+          <w:lang w:val="fr_FR" w:bidi="fr_FR"/>
+        </w:rPr>
+      </w:r>
+      <w:r>
+        <w:rPr>
           <w:b/>
           <w:lang w:val="fr_FR" w:bidi="fr_FR"/>
         </w:rPr>
@@ -1775,6 +2022,20 @@
       </w:r>
       <w:r>
         <w:rPr>
+          <w:lang w:val="fr_FR" w:bidi="fr_FR"/>
+        </w:rPr>
+        <w:t>נִכְרַ֖ת מִ⁠פִּי⁠כֶֽם</w:t>
+      </w:r>
+    </w:p>
+    <w:p>
+      <w:pPr/>
+      <w:r>
+        <w:rPr>
+          <w:lang w:val="fr_FR" w:bidi="fr_FR"/>
+        </w:rPr>
+      </w:r>
+      <w:r>
+        <w:rPr>
           <w:b/>
           <w:lang w:val="fr_FR" w:bidi="fr_FR"/>
         </w:rPr>
@@ -1858,6 +2119,20 @@
       </w:r>
       <w:r>
         <w:rPr>
+          <w:lang w:val="fr_FR" w:bidi="fr_FR"/>
+        </w:rPr>
+        <w:t>מִ⁠פִּי⁠כֶֽם</w:t>
+      </w:r>
+    </w:p>
+    <w:p>
+      <w:pPr/>
+      <w:r>
+        <w:rPr>
+          <w:lang w:val="fr_FR" w:bidi="fr_FR"/>
+        </w:rPr>
+      </w:r>
+      <w:r>
+        <w:rPr>
           <w:b/>
           <w:lang w:val="fr_FR" w:bidi="fr_FR"/>
         </w:rPr>
@@ -1954,6 +2229,20 @@
       </w:r>
       <w:r>
         <w:rPr>
+          <w:lang w:val="fr_FR" w:bidi="fr_FR"/>
+        </w:rPr>
+        <w:t>נִכְרַ֖ת מִ⁠פִּי⁠כֶֽם</w:t>
+      </w:r>
+    </w:p>
+    <w:p>
+      <w:pPr/>
+      <w:r>
+        <w:rPr>
+          <w:lang w:val="fr_FR" w:bidi="fr_FR"/>
+        </w:rPr>
+      </w:r>
+      <w:r>
+        <w:rPr>
           <w:b/>
           <w:lang w:val="fr_FR" w:bidi="fr_FR"/>
         </w:rPr>
@@ -2051,6 +2340,20 @@
       </w:r>
       <w:r>
         <w:rPr>
+          <w:lang w:val="fr_FR" w:bidi="fr_FR"/>
+        </w:rPr>
+        <w:t>כִּֽי</w:t>
+      </w:r>
+    </w:p>
+    <w:p>
+      <w:pPr/>
+      <w:r>
+        <w:rPr>
+          <w:lang w:val="fr_FR" w:bidi="fr_FR"/>
+        </w:rPr>
+      </w:r>
+      <w:r>
+        <w:rPr>
           <w:b/>
           <w:lang w:val="fr_FR" w:bidi="fr_FR"/>
         </w:rPr>
@@ -2147,6 +2450,20 @@
       </w:r>
       <w:r>
         <w:rPr>
+          <w:lang w:val="fr_FR" w:bidi="fr_FR"/>
+        </w:rPr>
+        <w:t>גוֹי֙ עָלָ֣ה עַל־אַרְצִ֔⁠י</w:t>
+      </w:r>
+    </w:p>
+    <w:p>
+      <w:pPr/>
+      <w:r>
+        <w:rPr>
+          <w:lang w:val="fr_FR" w:bidi="fr_FR"/>
+        </w:rPr>
+      </w:r>
+      <w:r>
+        <w:rPr>
           <w:b/>
           <w:lang w:val="fr_FR" w:bidi="fr_FR"/>
         </w:rPr>
@@ -2230,6 +2547,20 @@
       </w:r>
       <w:r>
         <w:rPr>
+          <w:lang w:val="fr_FR" w:bidi="fr_FR"/>
+        </w:rPr>
+        <w:t>גוֹי֙</w:t>
+      </w:r>
+    </w:p>
+    <w:p>
+      <w:pPr/>
+      <w:r>
+        <w:rPr>
+          <w:lang w:val="fr_FR" w:bidi="fr_FR"/>
+        </w:rPr>
+      </w:r>
+      <w:r>
+        <w:rPr>
           <w:b/>
           <w:lang w:val="fr_FR" w:bidi="fr_FR"/>
         </w:rPr>
@@ -2326,6 +2657,20 @@
       </w:r>
       <w:r>
         <w:rPr>
+          <w:lang w:val="fr_FR" w:bidi="fr_FR"/>
+        </w:rPr>
+        <w:t>אַרְצִ֔⁠י</w:t>
+      </w:r>
+    </w:p>
+    <w:p>
+      <w:pPr/>
+      <w:r>
+        <w:rPr>
+          <w:lang w:val="fr_FR" w:bidi="fr_FR"/>
+        </w:rPr>
+      </w:r>
+      <w:r>
+        <w:rPr>
           <w:b/>
           <w:lang w:val="fr_FR" w:bidi="fr_FR"/>
         </w:rPr>
@@ -2422,6 +2767,20 @@
       </w:r>
       <w:r>
         <w:rPr>
+          <w:lang w:val="fr_FR" w:bidi="fr_FR"/>
+        </w:rPr>
+        <w:t>וְ⁠אֵ֣ין מִסְפָּ֑ר</w:t>
+      </w:r>
+    </w:p>
+    <w:p>
+      <w:pPr/>
+      <w:r>
+        <w:rPr>
+          <w:lang w:val="fr_FR" w:bidi="fr_FR"/>
+        </w:rPr>
+      </w:r>
+      <w:r>
+        <w:rPr>
           <w:b/>
           <w:lang w:val="fr_FR" w:bidi="fr_FR"/>
         </w:rPr>
@@ -2505,6 +2864,20 @@
       </w:r>
       <w:r>
         <w:rPr>
+          <w:lang w:val="fr_FR" w:bidi="fr_FR"/>
+        </w:rPr>
+        <w:t>שִׁנָּי⁠ו֙ שִׁנֵּ֣י אַרְיֵ֔ה וּֽ⁠מְתַלְּע֥וֹת לָבִ֖יא לֽ⁠וֹ</w:t>
+      </w:r>
+    </w:p>
+    <w:p>
+      <w:pPr/>
+      <w:r>
+        <w:rPr>
+          <w:lang w:val="fr_FR" w:bidi="fr_FR"/>
+        </w:rPr>
+      </w:r>
+      <w:r>
+        <w:rPr>
           <w:b/>
           <w:lang w:val="fr_FR" w:bidi="fr_FR"/>
         </w:rPr>
@@ -2588,6 +2961,20 @@
       </w:r>
       <w:r>
         <w:rPr>
+          <w:lang w:val="fr_FR" w:bidi="fr_FR"/>
+        </w:rPr>
+        <w:t>שִׁנָּי⁠ו֙ שִׁנֵּ֣י אַרְיֵ֔ה וּֽ⁠מְתַלְּע֥וֹת לָבִ֖יא לֽ⁠וֹ</w:t>
+      </w:r>
+    </w:p>
+    <w:p>
+      <w:pPr/>
+      <w:r>
+        <w:rPr>
+          <w:lang w:val="fr_FR" w:bidi="fr_FR"/>
+        </w:rPr>
+      </w:r>
+      <w:r>
+        <w:rPr>
           <w:b/>
           <w:lang w:val="fr_FR" w:bidi="fr_FR"/>
         </w:rPr>
@@ -2684,6 +3071,20 @@
       </w:r>
       <w:r>
         <w:rPr>
+          <w:lang w:val="fr_FR" w:bidi="fr_FR"/>
+        </w:rPr>
+        <w:t>וּֽ⁠מְתַלְּע֥וֹת לָבִ֖יא לֽ⁠וֹ</w:t>
+      </w:r>
+    </w:p>
+    <w:p>
+      <w:pPr/>
+      <w:r>
+        <w:rPr>
+          <w:lang w:val="fr_FR" w:bidi="fr_FR"/>
+        </w:rPr>
+      </w:r>
+      <w:r>
+        <w:rPr>
           <w:b/>
           <w:lang w:val="fr_FR" w:bidi="fr_FR"/>
         </w:rPr>
@@ -2767,6 +3168,20 @@
       </w:r>
       <w:r>
         <w:rPr>
+          <w:lang w:val="fr_FR" w:bidi="fr_FR"/>
+        </w:rPr>
+        <w:t>שָׂ֤ם גַּפְנִ⁠י֙ לְ⁠שַׁמָּ֔ה וּ⁠תְאֵנָתִ֖⁠י לִ⁠קְצָפָ֑ה</w:t>
+      </w:r>
+    </w:p>
+    <w:p>
+      <w:pPr/>
+      <w:r>
+        <w:rPr>
+          <w:lang w:val="fr_FR" w:bidi="fr_FR"/>
+        </w:rPr>
+      </w:r>
+      <w:r>
+        <w:rPr>
           <w:b/>
           <w:lang w:val="fr_FR" w:bidi="fr_FR"/>
         </w:rPr>
@@ -2863,6 +3278,20 @@
       </w:r>
       <w:r>
         <w:rPr>
+          <w:lang w:val="fr_FR" w:bidi="fr_FR"/>
+        </w:rPr>
+        <w:t>שָׂ֤ם גַּפְנִ⁠י֙ לְ⁠שַׁמָּ֔ה</w:t>
+      </w:r>
+    </w:p>
+    <w:p>
+      <w:pPr/>
+      <w:r>
+        <w:rPr>
+          <w:lang w:val="fr_FR" w:bidi="fr_FR"/>
+        </w:rPr>
+      </w:r>
+      <w:r>
+        <w:rPr>
           <w:b/>
           <w:lang w:val="fr_FR" w:bidi="fr_FR"/>
         </w:rPr>
@@ -2959,6 +3388,20 @@
       </w:r>
       <w:r>
         <w:rPr>
+          <w:lang w:val="fr_FR" w:bidi="fr_FR"/>
+        </w:rPr>
+        <w:t>חָשֹׂ֤ף חֲשָׂפָ⁠הּ֙</w:t>
+      </w:r>
+    </w:p>
+    <w:p>
+      <w:pPr/>
+      <w:r>
+        <w:rPr>
+          <w:lang w:val="fr_FR" w:bidi="fr_FR"/>
+        </w:rPr>
+      </w:r>
+      <w:r>
+        <w:rPr>
           <w:b/>
           <w:lang w:val="fr_FR" w:bidi="fr_FR"/>
         </w:rPr>
@@ -3042,6 +3485,20 @@
       </w:r>
       <w:r>
         <w:rPr>
+          <w:lang w:val="fr_FR" w:bidi="fr_FR"/>
+        </w:rPr>
+        <w:t>וְ⁠הִשְׁלִ֔יךְ</w:t>
+      </w:r>
+    </w:p>
+    <w:p>
+      <w:pPr/>
+      <w:r>
+        <w:rPr>
+          <w:lang w:val="fr_FR" w:bidi="fr_FR"/>
+        </w:rPr>
+      </w:r>
+      <w:r>
+        <w:rPr>
           <w:b/>
           <w:lang w:val="fr_FR" w:bidi="fr_FR"/>
         </w:rPr>
@@ -3138,6 +3595,20 @@
       </w:r>
       <w:r>
         <w:rPr>
+          <w:lang w:val="fr_FR" w:bidi="fr_FR"/>
+        </w:rPr>
+        <w:t>הִלְבִּ֖ינוּ שָׂרִיגֶֽי⁠הָ</w:t>
+      </w:r>
+    </w:p>
+    <w:p>
+      <w:pPr/>
+      <w:r>
+        <w:rPr>
+          <w:lang w:val="fr_FR" w:bidi="fr_FR"/>
+        </w:rPr>
+      </w:r>
+      <w:r>
+        <w:rPr>
           <w:b/>
           <w:lang w:val="fr_FR" w:bidi="fr_FR"/>
         </w:rPr>
@@ -3234,6 +3705,20 @@
       </w:r>
       <w:r>
         <w:rPr>
+          <w:lang w:val="fr_FR" w:bidi="fr_FR"/>
+        </w:rPr>
+        <w:t>אֱלִ֕י</w:t>
+      </w:r>
+    </w:p>
+    <w:p>
+      <w:pPr/>
+      <w:r>
+        <w:rPr>
+          <w:lang w:val="fr_FR" w:bidi="fr_FR"/>
+        </w:rPr>
+      </w:r>
+      <w:r>
+        <w:rPr>
           <w:b/>
           <w:lang w:val="fr_FR" w:bidi="fr_FR"/>
         </w:rPr>
@@ -3330,6 +3815,20 @@
       </w:r>
       <w:r>
         <w:rPr>
+          <w:lang w:val="fr_FR" w:bidi="fr_FR"/>
+        </w:rPr>
+        <w:t>כִּ⁠בְתוּלָ֥ה חֲגֻֽרַת־שַׂ֖ק עַל־בַּ֥עַל נְעוּרֶֽי⁠הָ</w:t>
+      </w:r>
+    </w:p>
+    <w:p>
+      <w:pPr/>
+      <w:r>
+        <w:rPr>
+          <w:lang w:val="fr_FR" w:bidi="fr_FR"/>
+        </w:rPr>
+      </w:r>
+      <w:r>
+        <w:rPr>
           <w:b/>
           <w:lang w:val="fr_FR" w:bidi="fr_FR"/>
         </w:rPr>
@@ -3413,6 +3912,20 @@
       </w:r>
       <w:r>
         <w:rPr>
+          <w:lang w:val="fr_FR" w:bidi="fr_FR"/>
+        </w:rPr>
+        <w:t>כִּ⁠בְתוּלָ֥ה חֲגֻֽרַת־שַׂ֖ק</w:t>
+      </w:r>
+    </w:p>
+    <w:p>
+      <w:pPr/>
+      <w:r>
+        <w:rPr>
+          <w:lang w:val="fr_FR" w:bidi="fr_FR"/>
+        </w:rPr>
+      </w:r>
+      <w:r>
+        <w:rPr>
           <w:b/>
           <w:lang w:val="fr_FR" w:bidi="fr_FR"/>
         </w:rPr>
@@ -3509,6 +4022,20 @@
       </w:r>
       <w:r>
         <w:rPr>
+          <w:lang w:val="fr_FR" w:bidi="fr_FR"/>
+        </w:rPr>
+        <w:t>כִּ⁠בְתוּלָ֥ה חֲגֻֽרַת־שַׂ֖ק</w:t>
+      </w:r>
+    </w:p>
+    <w:p>
+      <w:pPr/>
+      <w:r>
+        <w:rPr>
+          <w:lang w:val="fr_FR" w:bidi="fr_FR"/>
+        </w:rPr>
+      </w:r>
+      <w:r>
+        <w:rPr>
           <w:b/>
           <w:lang w:val="fr_FR" w:bidi="fr_FR"/>
         </w:rPr>
@@ -3605,6 +4132,20 @@
       </w:r>
       <w:r>
         <w:rPr>
+          <w:lang w:val="fr_FR" w:bidi="fr_FR"/>
+        </w:rPr>
+        <w:t>בַּ֥עַל נְעוּרֶֽי⁠הָ</w:t>
+      </w:r>
+    </w:p>
+    <w:p>
+      <w:pPr/>
+      <w:r>
+        <w:rPr>
+          <w:lang w:val="fr_FR" w:bidi="fr_FR"/>
+        </w:rPr>
+      </w:r>
+      <w:r>
+        <w:rPr>
           <w:b/>
           <w:lang w:val="fr_FR" w:bidi="fr_FR"/>
         </w:rPr>
@@ -3823,6 +4364,20 @@
       </w:r>
       <w:r>
         <w:rPr>
+          <w:lang w:val="fr_FR" w:bidi="fr_FR"/>
+        </w:rPr>
+        <w:t>הָכְרַ֥ת מִנְחָ֛ה וָ⁠נֶ֖סֶךְ</w:t>
+      </w:r>
+    </w:p>
+    <w:p>
+      <w:pPr/>
+      <w:r>
+        <w:rPr>
+          <w:lang w:val="fr_FR" w:bidi="fr_FR"/>
+        </w:rPr>
+      </w:r>
+      <w:r>
+        <w:rPr>
           <w:b/>
           <w:lang w:val="fr_FR" w:bidi="fr_FR"/>
         </w:rPr>
@@ -3925,6 +4480,20 @@
       </w:r>
       <w:r>
         <w:rPr>
+          <w:lang w:val="fr_FR" w:bidi="fr_FR"/>
+        </w:rPr>
+        <w:t>הָכְרַ֥ת &amp; מִ⁠בֵּ֣ית</w:t>
+      </w:r>
+    </w:p>
+    <w:p>
+      <w:pPr/>
+      <w:r>
+        <w:rPr>
+          <w:lang w:val="fr_FR" w:bidi="fr_FR"/>
+        </w:rPr>
+      </w:r>
+      <w:r>
+        <w:rPr>
           <w:b/>
           <w:lang w:val="fr_FR" w:bidi="fr_FR"/>
         </w:rPr>
@@ -4021,6 +4590,20 @@
       </w:r>
       <w:r>
         <w:rPr>
+          <w:lang w:val="fr_FR" w:bidi="fr_FR"/>
+        </w:rPr>
+        <w:t>מִ⁠בֵּ֣ית יְהוָ֑ה</w:t>
+      </w:r>
+    </w:p>
+    <w:p>
+      <w:pPr/>
+      <w:r>
+        <w:rPr>
+          <w:lang w:val="fr_FR" w:bidi="fr_FR"/>
+        </w:rPr>
+      </w:r>
+      <w:r>
+        <w:rPr>
           <w:b/>
           <w:lang w:val="fr_FR" w:bidi="fr_FR"/>
         </w:rPr>
@@ -4117,6 +4700,20 @@
       </w:r>
       <w:r>
         <w:rPr>
+          <w:lang w:val="fr_FR" w:bidi="fr_FR"/>
+        </w:rPr>
+        <w:t>שֻׁדַּ֣ד שָׂדֶ֔ה אָבְלָ֖ה אֲדָמָ֑ה כִּ֚י שֻׁדַּ֣ד דָּגָ֔ן</w:t>
+      </w:r>
+    </w:p>
+    <w:p>
+      <w:pPr/>
+      <w:r>
+        <w:rPr>
+          <w:lang w:val="fr_FR" w:bidi="fr_FR"/>
+        </w:rPr>
+      </w:r>
+      <w:r>
+        <w:rPr>
           <w:b/>
           <w:lang w:val="fr_FR" w:bidi="fr_FR"/>
         </w:rPr>
@@ -4232,6 +4829,20 @@
       </w:r>
       <w:r>
         <w:rPr>
+          <w:lang w:val="fr_FR" w:bidi="fr_FR"/>
+        </w:rPr>
+        <w:t>שֻׁדַּ֣ד שָׂדֶ֔ה &amp; שֻׁדַּ֣ד</w:t>
+      </w:r>
+    </w:p>
+    <w:p>
+      <w:pPr/>
+      <w:r>
+        <w:rPr>
+          <w:lang w:val="fr_FR" w:bidi="fr_FR"/>
+        </w:rPr>
+      </w:r>
+      <w:r>
+        <w:rPr>
           <w:b/>
           <w:lang w:val="fr_FR" w:bidi="fr_FR"/>
         </w:rPr>
@@ -4328,6 +4939,20 @@
       </w:r>
       <w:r>
         <w:rPr>
+          <w:lang w:val="fr_FR" w:bidi="fr_FR"/>
+        </w:rPr>
+        <w:t>אָבְלָ֖ה אֲדָמָ֑ה</w:t>
+      </w:r>
+    </w:p>
+    <w:p>
+      <w:pPr/>
+      <w:r>
+        <w:rPr>
+          <w:lang w:val="fr_FR" w:bidi="fr_FR"/>
+        </w:rPr>
+      </w:r>
+      <w:r>
+        <w:rPr>
           <w:b/>
           <w:lang w:val="fr_FR" w:bidi="fr_FR"/>
         </w:rPr>
@@ -4424,6 +5049,20 @@
       </w:r>
       <w:r>
         <w:rPr>
+          <w:lang w:val="fr_FR" w:bidi="fr_FR"/>
+        </w:rPr>
+        <w:t>הוֹבִ֥ישׁ תִּיר֖וֹשׁ</w:t>
+      </w:r>
+    </w:p>
+    <w:p>
+      <w:pPr/>
+      <w:r>
+        <w:rPr>
+          <w:lang w:val="fr_FR" w:bidi="fr_FR"/>
+        </w:rPr>
+      </w:r>
+      <w:r>
+        <w:rPr>
           <w:b/>
           <w:lang w:val="fr_FR" w:bidi="fr_FR"/>
         </w:rPr>
@@ -4520,6 +5159,20 @@
       </w:r>
       <w:r>
         <w:rPr>
+          <w:lang w:val="fr_FR" w:bidi="fr_FR"/>
+        </w:rPr>
+        <w:t>אֻמְלַ֥ל יִצְהָֽר</w:t>
+      </w:r>
+    </w:p>
+    <w:p>
+      <w:pPr/>
+      <w:r>
+        <w:rPr>
+          <w:lang w:val="fr_FR" w:bidi="fr_FR"/>
+        </w:rPr>
+      </w:r>
+      <w:r>
+        <w:rPr>
           <w:b/>
           <w:lang w:val="fr_FR" w:bidi="fr_FR"/>
         </w:rPr>
@@ -4603,6 +5256,20 @@
       </w:r>
       <w:r>
         <w:rPr>
+          <w:lang w:val="fr_FR" w:bidi="fr_FR"/>
+        </w:rPr>
+        <w:t>אֻמְלַ֥ל יִצְהָֽר</w:t>
+      </w:r>
+    </w:p>
+    <w:p>
+      <w:pPr/>
+      <w:r>
+        <w:rPr>
+          <w:lang w:val="fr_FR" w:bidi="fr_FR"/>
+        </w:rPr>
+      </w:r>
+      <w:r>
+        <w:rPr>
           <w:b/>
           <w:lang w:val="fr_FR" w:bidi="fr_FR"/>
         </w:rPr>
@@ -4712,6 +5379,20 @@
       </w:r>
       <w:r>
         <w:rPr>
+          <w:lang w:val="fr_FR" w:bidi="fr_FR"/>
+        </w:rPr>
+        <w:t>שָׂדֶֽה</w:t>
+      </w:r>
+    </w:p>
+    <w:p>
+      <w:pPr/>
+      <w:r>
+        <w:rPr>
+          <w:lang w:val="fr_FR" w:bidi="fr_FR"/>
+        </w:rPr>
+      </w:r>
+      <w:r>
+        <w:rPr>
           <w:b/>
           <w:lang w:val="fr_FR" w:bidi="fr_FR"/>
         </w:rPr>
@@ -4808,6 +5489,20 @@
       </w:r>
       <w:r>
         <w:rPr>
+          <w:lang w:val="fr_FR" w:bidi="fr_FR"/>
+        </w:rPr>
+        <w:t>הַ⁠גֶּ֣פֶן הוֹבִ֔ישָׁה וְ⁠הַ⁠תְּאֵנָ֖ה אֻמְלָ֑לָה רִמּ֞וֹן גַּם־תָּמָ֣ר וְ⁠תַפּ֗וּחַ</w:t>
+      </w:r>
+    </w:p>
+    <w:p>
+      <w:pPr/>
+      <w:r>
+        <w:rPr>
+          <w:lang w:val="fr_FR" w:bidi="fr_FR"/>
+        </w:rPr>
+      </w:r>
+      <w:r>
+        <w:rPr>
           <w:b/>
           <w:lang w:val="fr_FR" w:bidi="fr_FR"/>
         </w:rPr>
@@ -4968,6 +5663,20 @@
       </w:r>
       <w:r>
         <w:rPr>
+          <w:lang w:val="fr_FR" w:bidi="fr_FR"/>
+        </w:rPr>
+        <w:t>אֻמְלָ֑לָה</w:t>
+      </w:r>
+    </w:p>
+    <w:p>
+      <w:pPr/>
+      <w:r>
+        <w:rPr>
+          <w:lang w:val="fr_FR" w:bidi="fr_FR"/>
+        </w:rPr>
+      </w:r>
+      <w:r>
+        <w:rPr>
           <w:b/>
           <w:lang w:val="fr_FR" w:bidi="fr_FR"/>
         </w:rPr>
@@ -5070,6 +5779,20 @@
       </w:r>
       <w:r>
         <w:rPr>
+          <w:lang w:val="fr_FR" w:bidi="fr_FR"/>
+        </w:rPr>
+        <w:t>וְ⁠הַ⁠תְּאֵנָ֖ה אֻמְלָ֑לָה</w:t>
+      </w:r>
+    </w:p>
+    <w:p>
+      <w:pPr/>
+      <w:r>
+        <w:rPr>
+          <w:lang w:val="fr_FR" w:bidi="fr_FR"/>
+        </w:rPr>
+      </w:r>
+      <w:r>
+        <w:rPr>
           <w:b/>
           <w:lang w:val="fr_FR" w:bidi="fr_FR"/>
         </w:rPr>
@@ -5179,6 +5902,20 @@
       </w:r>
       <w:r>
         <w:rPr>
+          <w:lang w:val="fr_FR" w:bidi="fr_FR"/>
+        </w:rPr>
+        <w:t>כָּל־עֲצֵ֤י הַ⁠שָּׂדֶה֙ יָבֵ֔שׁוּ</w:t>
+      </w:r>
+    </w:p>
+    <w:p>
+      <w:pPr/>
+      <w:r>
+        <w:rPr>
+          <w:lang w:val="fr_FR" w:bidi="fr_FR"/>
+        </w:rPr>
+      </w:r>
+      <w:r>
+        <w:rPr>
           <w:b/>
           <w:lang w:val="fr_FR" w:bidi="fr_FR"/>
         </w:rPr>
@@ -5262,6 +5999,20 @@
       </w:r>
       <w:r>
         <w:rPr>
+          <w:lang w:val="fr_FR" w:bidi="fr_FR"/>
+        </w:rPr>
+        <w:t>הֹבִ֥ישׁ שָׂשׂ֖וֹן מִן־בְּנֵ֥י אָדָֽם</w:t>
+      </w:r>
+    </w:p>
+    <w:p>
+      <w:pPr/>
+      <w:r>
+        <w:rPr>
+          <w:lang w:val="fr_FR" w:bidi="fr_FR"/>
+        </w:rPr>
+      </w:r>
+      <w:r>
+        <w:rPr>
           <w:b/>
           <w:lang w:val="fr_FR" w:bidi="fr_FR"/>
         </w:rPr>
@@ -5371,6 +6122,20 @@
       </w:r>
       <w:r>
         <w:rPr>
+          <w:lang w:val="fr_FR" w:bidi="fr_FR"/>
+        </w:rPr>
+        <w:t>בְּנֵ֥י אָדָֽם</w:t>
+      </w:r>
+    </w:p>
+    <w:p>
+      <w:pPr/>
+      <w:r>
+        <w:rPr>
+          <w:lang w:val="fr_FR" w:bidi="fr_FR"/>
+        </w:rPr>
+      </w:r>
+      <w:r>
+        <w:rPr>
           <w:b/>
           <w:lang w:val="fr_FR" w:bidi="fr_FR"/>
         </w:rPr>
@@ -5480,6 +6245,20 @@
       </w:r>
       <w:r>
         <w:rPr>
+          <w:lang w:val="fr_FR" w:bidi="fr_FR"/>
+        </w:rPr>
+        <w:t>חִגְר֨וּ</w:t>
+      </w:r>
+    </w:p>
+    <w:p>
+      <w:pPr/>
+      <w:r>
+        <w:rPr>
+          <w:lang w:val="fr_FR" w:bidi="fr_FR"/>
+        </w:rPr>
+      </w:r>
+      <w:r>
+        <w:rPr>
           <w:b/>
           <w:lang w:val="fr_FR" w:bidi="fr_FR"/>
         </w:rPr>
@@ -5576,6 +6355,20 @@
       </w:r>
       <w:r>
         <w:rPr>
+          <w:lang w:val="fr_FR" w:bidi="fr_FR"/>
+        </w:rPr>
+        <w:t>לִ֣ינוּ בַ⁠שַּׂקִּ֔ים</w:t>
+      </w:r>
+    </w:p>
+    <w:p>
+      <w:pPr/>
+      <w:r>
+        <w:rPr>
+          <w:lang w:val="fr_FR" w:bidi="fr_FR"/>
+        </w:rPr>
+      </w:r>
+      <w:r>
+        <w:rPr>
           <w:b/>
           <w:lang w:val="fr_FR" w:bidi="fr_FR"/>
         </w:rPr>
@@ -5672,6 +6465,20 @@
       </w:r>
       <w:r>
         <w:rPr>
+          <w:lang w:val="fr_FR" w:bidi="fr_FR"/>
+        </w:rPr>
+        <w:t>נִמְנַ֛ע &amp; מִנְחָ֥ה וָ⁠נָֽסֶךְ</w:t>
+      </w:r>
+    </w:p>
+    <w:p>
+      <w:pPr/>
+      <w:r>
+        <w:rPr>
+          <w:lang w:val="fr_FR" w:bidi="fr_FR"/>
+        </w:rPr>
+      </w:r>
+      <w:r>
+        <w:rPr>
           <w:b/>
           <w:lang w:val="fr_FR" w:bidi="fr_FR"/>
         </w:rPr>
@@ -5755,6 +6562,20 @@
       </w:r>
       <w:r>
         <w:rPr>
+          <w:lang w:val="fr_FR" w:bidi="fr_FR"/>
+        </w:rPr>
+        <w:t>אֱלֹהָ֑⁠י</w:t>
+      </w:r>
+    </w:p>
+    <w:p>
+      <w:pPr/>
+      <w:r>
+        <w:rPr>
+          <w:lang w:val="fr_FR" w:bidi="fr_FR"/>
+        </w:rPr>
+      </w:r>
+      <w:r>
+        <w:rPr>
           <w:b/>
           <w:lang w:val="fr_FR" w:bidi="fr_FR"/>
         </w:rPr>
@@ -5851,6 +6672,20 @@
       </w:r>
       <w:r>
         <w:rPr>
+          <w:lang w:val="fr_FR" w:bidi="fr_FR"/>
+        </w:rPr>
+        <w:t>אֱלֹהֵי⁠כֶ֖ם</w:t>
+      </w:r>
+    </w:p>
+    <w:p>
+      <w:pPr/>
+      <w:r>
+        <w:rPr>
+          <w:lang w:val="fr_FR" w:bidi="fr_FR"/>
+        </w:rPr>
+      </w:r>
+      <w:r>
+        <w:rPr>
           <w:b/>
           <w:lang w:val="fr_FR" w:bidi="fr_FR"/>
         </w:rPr>
@@ -5947,6 +6782,20 @@
       </w:r>
       <w:r>
         <w:rPr>
+          <w:lang w:val="fr_FR" w:bidi="fr_FR"/>
+        </w:rPr>
+        <w:t>קַדְּשׁוּ־צוֹם֙</w:t>
+      </w:r>
+    </w:p>
+    <w:p>
+      <w:pPr/>
+      <w:r>
+        <w:rPr>
+          <w:lang w:val="fr_FR" w:bidi="fr_FR"/>
+        </w:rPr>
+      </w:r>
+      <w:r>
+        <w:rPr>
           <w:b/>
           <w:lang w:val="fr_FR" w:bidi="fr_FR"/>
         </w:rPr>
@@ -6043,6 +6892,20 @@
       </w:r>
       <w:r>
         <w:rPr>
+          <w:lang w:val="fr_FR" w:bidi="fr_FR"/>
+        </w:rPr>
+        <w:t>אֱלֹהֵי⁠כֶ֑ם</w:t>
+      </w:r>
+    </w:p>
+    <w:p>
+      <w:pPr/>
+      <w:r>
+        <w:rPr>
+          <w:lang w:val="fr_FR" w:bidi="fr_FR"/>
+        </w:rPr>
+      </w:r>
+      <w:r>
+        <w:rPr>
           <w:b/>
           <w:lang w:val="fr_FR" w:bidi="fr_FR"/>
         </w:rPr>
@@ -6139,6 +7002,20 @@
       </w:r>
       <w:r>
         <w:rPr>
+          <w:lang w:val="fr_FR" w:bidi="fr_FR"/>
+        </w:rPr>
+        <w:t>אֲהָ֖הּ לַ⁠יּ֑וֹם</w:t>
+      </w:r>
+    </w:p>
+    <w:p>
+      <w:pPr/>
+      <w:r>
+        <w:rPr>
+          <w:lang w:val="fr_FR" w:bidi="fr_FR"/>
+        </w:rPr>
+      </w:r>
+      <w:r>
+        <w:rPr>
           <w:b/>
           <w:lang w:val="fr_FR" w:bidi="fr_FR"/>
         </w:rPr>
@@ -6222,6 +7099,20 @@
       </w:r>
       <w:r>
         <w:rPr>
+          <w:lang w:val="fr_FR" w:bidi="fr_FR"/>
+        </w:rPr>
+        <w:t>אֲהָ֖הּ לַ⁠יּ֑וֹם</w:t>
+      </w:r>
+    </w:p>
+    <w:p>
+      <w:pPr/>
+      <w:r>
+        <w:rPr>
+          <w:lang w:val="fr_FR" w:bidi="fr_FR"/>
+        </w:rPr>
+      </w:r>
+      <w:r>
+        <w:rPr>
           <w:b/>
           <w:lang w:val="fr_FR" w:bidi="fr_FR"/>
         </w:rPr>
@@ -6318,6 +7209,20 @@
       </w:r>
       <w:r>
         <w:rPr>
+          <w:lang w:val="fr_FR" w:bidi="fr_FR"/>
+        </w:rPr>
+        <w:t>י֣וֹם יְהוָ֔ה</w:t>
+      </w:r>
+    </w:p>
+    <w:p>
+      <w:pPr/>
+      <w:r>
+        <w:rPr>
+          <w:lang w:val="fr_FR" w:bidi="fr_FR"/>
+        </w:rPr>
+      </w:r>
+      <w:r>
+        <w:rPr>
           <w:b/>
           <w:lang w:val="fr_FR" w:bidi="fr_FR"/>
         </w:rPr>
@@ -6414,6 +7319,20 @@
       </w:r>
       <w:r>
         <w:rPr>
+          <w:lang w:val="fr_FR" w:bidi="fr_FR"/>
+        </w:rPr>
+        <w:t>וּ⁠כְ⁠שֹׁ֖ד מִ⁠שַׁדַּ֥י יָבֽוֹא</w:t>
+      </w:r>
+    </w:p>
+    <w:p>
+      <w:pPr/>
+      <w:r>
+        <w:rPr>
+          <w:lang w:val="fr_FR" w:bidi="fr_FR"/>
+        </w:rPr>
+      </w:r>
+      <w:r>
+        <w:rPr>
           <w:b/>
           <w:lang w:val="fr_FR" w:bidi="fr_FR"/>
         </w:rPr>
@@ -6510,6 +7429,20 @@
       </w:r>
       <w:r>
         <w:rPr>
+          <w:lang w:val="fr_FR" w:bidi="fr_FR"/>
+        </w:rPr>
+        <w:t>מִ⁠שַׁדַּ֥י</w:t>
+      </w:r>
+    </w:p>
+    <w:p>
+      <w:pPr/>
+      <w:r>
+        <w:rPr>
+          <w:lang w:val="fr_FR" w:bidi="fr_FR"/>
+        </w:rPr>
+      </w:r>
+      <w:r>
+        <w:rPr>
           <w:b/>
           <w:lang w:val="fr_FR" w:bidi="fr_FR"/>
         </w:rPr>
@@ -6606,6 +7539,20 @@
       </w:r>
       <w:r>
         <w:rPr>
+          <w:lang w:val="fr_FR" w:bidi="fr_FR"/>
+        </w:rPr>
+        <w:t>הֲ⁠ל֛וֹא נֶ֥גֶד עֵינֵ֖י⁠נוּ אֹ֣כֶל נִכְרָ֑ת מִ⁠בֵּ֥ית אֱלֹהֵ֖י⁠נוּ שִׂמְחָ֥ה וָ⁠גִֽיל</w:t>
+      </w:r>
+    </w:p>
+    <w:p>
+      <w:pPr/>
+      <w:r>
+        <w:rPr>
+          <w:lang w:val="fr_FR" w:bidi="fr_FR"/>
+        </w:rPr>
+      </w:r>
+      <w:r>
+        <w:rPr>
           <w:b/>
           <w:lang w:val="fr_FR" w:bidi="fr_FR"/>
         </w:rPr>
@@ -6689,6 +7636,20 @@
       </w:r>
       <w:r>
         <w:rPr>
+          <w:lang w:val="fr_FR" w:bidi="fr_FR"/>
+        </w:rPr>
+        <w:t>הֲ⁠ל֛וֹא נֶ֥גֶד עֵינֵ֖י⁠נוּ אֹ֣כֶל נִכְרָ֑ת</w:t>
+      </w:r>
+    </w:p>
+    <w:p>
+      <w:pPr/>
+      <w:r>
+        <w:rPr>
+          <w:lang w:val="fr_FR" w:bidi="fr_FR"/>
+        </w:rPr>
+      </w:r>
+      <w:r>
+        <w:rPr>
           <w:b/>
           <w:lang w:val="fr_FR" w:bidi="fr_FR"/>
         </w:rPr>
@@ -6772,6 +7733,20 @@
       </w:r>
       <w:r>
         <w:rPr>
+          <w:lang w:val="fr_FR" w:bidi="fr_FR"/>
+        </w:rPr>
+        <w:t>נֶ֥גֶד עֵינֵ֖י⁠נוּ</w:t>
+      </w:r>
+    </w:p>
+    <w:p>
+      <w:pPr/>
+      <w:r>
+        <w:rPr>
+          <w:lang w:val="fr_FR" w:bidi="fr_FR"/>
+        </w:rPr>
+      </w:r>
+      <w:r>
+        <w:rPr>
           <w:b/>
           <w:lang w:val="fr_FR" w:bidi="fr_FR"/>
         </w:rPr>
@@ -6868,6 +7843,20 @@
       </w:r>
       <w:r>
         <w:rPr>
+          <w:lang w:val="fr_FR" w:bidi="fr_FR"/>
+        </w:rPr>
+        <w:t>מִ⁠בֵּ֥ית אֱלֹהֵ֖י⁠נוּ שִׂמְחָ֥ה וָ⁠גִֽיל</w:t>
+      </w:r>
+    </w:p>
+    <w:p>
+      <w:pPr/>
+      <w:r>
+        <w:rPr>
+          <w:lang w:val="fr_FR" w:bidi="fr_FR"/>
+        </w:rPr>
+      </w:r>
+      <w:r>
+        <w:rPr>
           <w:b/>
           <w:lang w:val="fr_FR" w:bidi="fr_FR"/>
         </w:rPr>
@@ -6951,6 +7940,20 @@
       </w:r>
       <w:r>
         <w:rPr>
+          <w:lang w:val="fr_FR" w:bidi="fr_FR"/>
+        </w:rPr>
+        <w:t>שִׂמְחָ֥ה וָ⁠גִֽיל</w:t>
+      </w:r>
+    </w:p>
+    <w:p>
+      <w:pPr/>
+      <w:r>
+        <w:rPr>
+          <w:lang w:val="fr_FR" w:bidi="fr_FR"/>
+        </w:rPr>
+      </w:r>
+      <w:r>
+        <w:rPr>
           <w:b/>
           <w:lang w:val="fr_FR" w:bidi="fr_FR"/>
         </w:rPr>
@@ -7060,6 +8063,20 @@
       </w:r>
       <w:r>
         <w:rPr>
+          <w:lang w:val="fr_FR" w:bidi="fr_FR"/>
+        </w:rPr>
+        <w:t>נֶהֶרְס֖וּ מַמְּגֻר֑וֹת</w:t>
+      </w:r>
+    </w:p>
+    <w:p>
+      <w:pPr/>
+      <w:r>
+        <w:rPr>
+          <w:lang w:val="fr_FR" w:bidi="fr_FR"/>
+        </w:rPr>
+      </w:r>
+      <w:r>
+        <w:rPr>
           <w:b/>
           <w:lang w:val="fr_FR" w:bidi="fr_FR"/>
         </w:rPr>
@@ -7143,6 +8160,20 @@
       </w:r>
       <w:r>
         <w:rPr>
+          <w:lang w:val="fr_FR" w:bidi="fr_FR"/>
+        </w:rPr>
+        <w:t>הֹבִ֖ישׁ דָּגָֽן</w:t>
+      </w:r>
+    </w:p>
+    <w:p>
+      <w:pPr/>
+      <w:r>
+        <w:rPr>
+          <w:lang w:val="fr_FR" w:bidi="fr_FR"/>
+        </w:rPr>
+      </w:r>
+      <w:r>
+        <w:rPr>
           <w:b/>
           <w:lang w:val="fr_FR" w:bidi="fr_FR"/>
         </w:rPr>
@@ -7252,6 +8283,20 @@
       </w:r>
       <w:r>
         <w:rPr>
+          <w:lang w:val="fr_FR" w:bidi="fr_FR"/>
+        </w:rPr>
+        <w:t>מַה־נֶּאֶנְחָ֣ה בְהֵמָ֗ה</w:t>
+      </w:r>
+    </w:p>
+    <w:p>
+      <w:pPr/>
+      <w:r>
+        <w:rPr>
+          <w:lang w:val="fr_FR" w:bidi="fr_FR"/>
+        </w:rPr>
+      </w:r>
+      <w:r>
+        <w:rPr>
           <w:b/>
           <w:lang w:val="fr_FR" w:bidi="fr_FR"/>
         </w:rPr>
@@ -7335,6 +8380,20 @@
       </w:r>
       <w:r>
         <w:rPr>
+          <w:lang w:val="fr_FR" w:bidi="fr_FR"/>
+        </w:rPr>
+        <w:t>מַה־נֶּאֶנְחָ֣ה בְהֵמָ֗ה</w:t>
+      </w:r>
+    </w:p>
+    <w:p>
+      <w:pPr/>
+      <w:r>
+        <w:rPr>
+          <w:lang w:val="fr_FR" w:bidi="fr_FR"/>
+        </w:rPr>
+      </w:r>
+      <w:r>
+        <w:rPr>
           <w:b/>
           <w:lang w:val="fr_FR" w:bidi="fr_FR"/>
         </w:rPr>
@@ -7444,6 +8503,20 @@
       </w:r>
       <w:r>
         <w:rPr>
+          <w:lang w:val="fr_FR" w:bidi="fr_FR"/>
+        </w:rPr>
+        <w:t>נָבֹ֨כוּ֙ עֶדְרֵ֣י בָקָ֔ר</w:t>
+      </w:r>
+    </w:p>
+    <w:p>
+      <w:pPr/>
+      <w:r>
+        <w:rPr>
+          <w:lang w:val="fr_FR" w:bidi="fr_FR"/>
+        </w:rPr>
+      </w:r>
+      <w:r>
+        <w:rPr>
           <w:b/>
           <w:lang w:val="fr_FR" w:bidi="fr_FR"/>
         </w:rPr>
@@ -7527,6 +8600,20 @@
       </w:r>
       <w:r>
         <w:rPr>
+          <w:lang w:val="fr_FR" w:bidi="fr_FR"/>
+        </w:rPr>
+        <w:t>עֶדְרֵ֥י הַ⁠צֹּ֖אן נֶאְשָֽׁמוּ</w:t>
+      </w:r>
+    </w:p>
+    <w:p>
+      <w:pPr/>
+      <w:r>
+        <w:rPr>
+          <w:lang w:val="fr_FR" w:bidi="fr_FR"/>
+        </w:rPr>
+      </w:r>
+      <w:r>
+        <w:rPr>
           <w:b/>
           <w:lang w:val="fr_FR" w:bidi="fr_FR"/>
         </w:rPr>
@@ -7610,6 +8697,20 @@
       </w:r>
       <w:r>
         <w:rPr>
+          <w:lang w:val="fr_FR" w:bidi="fr_FR"/>
+        </w:rPr>
+        <w:t>עֶדְרֵ֥י הַ⁠צֹּ֖אן נֶאְשָֽׁמוּ</w:t>
+      </w:r>
+    </w:p>
+    <w:p>
+      <w:pPr/>
+      <w:r>
+        <w:rPr>
+          <w:lang w:val="fr_FR" w:bidi="fr_FR"/>
+        </w:rPr>
+      </w:r>
+      <w:r>
+        <w:rPr>
           <w:b/>
           <w:lang w:val="fr_FR" w:bidi="fr_FR"/>
         </w:rPr>
@@ -7693,6 +8794,20 @@
       </w:r>
       <w:r>
         <w:rPr>
+          <w:lang w:val="fr_FR" w:bidi="fr_FR"/>
+        </w:rPr>
+        <w:t>אֵלֶ֥י⁠ךָ יְהוָ֖ה אֶקְרָ֑א</w:t>
+      </w:r>
+    </w:p>
+    <w:p>
+      <w:pPr/>
+      <w:r>
+        <w:rPr>
+          <w:lang w:val="fr_FR" w:bidi="fr_FR"/>
+        </w:rPr>
+      </w:r>
+      <w:r>
+        <w:rPr>
           <w:b/>
           <w:lang w:val="fr_FR" w:bidi="fr_FR"/>
         </w:rPr>
@@ -7776,6 +8891,20 @@
       </w:r>
       <w:r>
         <w:rPr>
+          <w:lang w:val="fr_FR" w:bidi="fr_FR"/>
+        </w:rPr>
+        <w:t>כִּ֣י אֵ֗שׁ אָֽכְלָה֙ נְא֣וֹת מִדְבָּ֔ר</w:t>
+      </w:r>
+    </w:p>
+    <w:p>
+      <w:pPr/>
+      <w:r>
+        <w:rPr>
+          <w:lang w:val="fr_FR" w:bidi="fr_FR"/>
+        </w:rPr>
+      </w:r>
+      <w:r>
+        <w:rPr>
           <w:b/>
           <w:lang w:val="fr_FR" w:bidi="fr_FR"/>
         </w:rPr>
@@ -7872,6 +9001,20 @@
       </w:r>
       <w:r>
         <w:rPr>
+          <w:lang w:val="fr_FR" w:bidi="fr_FR"/>
+        </w:rPr>
+        <w:t>וְ⁠לֶ֣הָבָ֔ה לִהֲטָ֖ה כָּל־עֲצֵ֥י הַ⁠שָּׂדֶֽה</w:t>
+      </w:r>
+    </w:p>
+    <w:p>
+      <w:pPr/>
+      <w:r>
+        <w:rPr>
+          <w:lang w:val="fr_FR" w:bidi="fr_FR"/>
+        </w:rPr>
+      </w:r>
+      <w:r>
+        <w:rPr>
           <w:b/>
           <w:lang w:val="fr_FR" w:bidi="fr_FR"/>
         </w:rPr>
@@ -7981,6 +9124,20 @@
       </w:r>
       <w:r>
         <w:rPr>
+          <w:lang w:val="fr_FR" w:bidi="fr_FR"/>
+        </w:rPr>
+        <w:t>וְ⁠לֶ֣הָבָ֔ה לִהֲטָ֖ה כָּל־עֲצֵ֥י הַ⁠שָּׂדֶֽה</w:t>
+      </w:r>
+    </w:p>
+    <w:p>
+      <w:pPr/>
+      <w:r>
+        <w:rPr>
+          <w:lang w:val="fr_FR" w:bidi="fr_FR"/>
+        </w:rPr>
+      </w:r>
+      <w:r>
+        <w:rPr>
           <w:b/>
           <w:lang w:val="fr_FR" w:bidi="fr_FR"/>
         </w:rPr>
@@ -8077,6 +9234,20 @@
       </w:r>
       <w:r>
         <w:rPr>
+          <w:lang w:val="fr_FR" w:bidi="fr_FR"/>
+        </w:rPr>
+        <w:t>אֵלֶ֑י⁠ךָ</w:t>
+      </w:r>
+    </w:p>
+    <w:p>
+      <w:pPr/>
+      <w:r>
+        <w:rPr>
+          <w:lang w:val="fr_FR" w:bidi="fr_FR"/>
+        </w:rPr>
+      </w:r>
+      <w:r>
+        <w:rPr>
           <w:b/>
           <w:lang w:val="fr_FR" w:bidi="fr_FR"/>
         </w:rPr>
@@ -8192,7 +9363,7 @@
         </w:rPr>
         <w:t xml:space="preserve">Voyez comment vous avez traduit l'expression similaire en </w:t>
       </w:r>
-      <w:hyperlink r:id="rId13">
+      <w:hyperlink r:id="rId15">
         <w:r>
           <w:rPr>
             <w:lang w:val="fr_FR" w:bidi="fr_FR"/>
@@ -8274,6 +9445,20 @@
       </w:r>
       <w:r>
         <w:rPr>
+          <w:lang w:val="fr_FR" w:bidi="fr_FR"/>
+        </w:rPr>
+        <w:t>תִּקְע֨וּ שׁוֹפָ֜ר בְּ⁠צִיּ֗וֹן וְ⁠הָרִ֨יעוּ֙ בְּ⁠הַ֣ר קָדְשִׁ֔⁠י</w:t>
+      </w:r>
+    </w:p>
+    <w:p>
+      <w:pPr/>
+      <w:r>
+        <w:rPr>
+          <w:lang w:val="fr_FR" w:bidi="fr_FR"/>
+        </w:rPr>
+      </w:r>
+      <w:r>
+        <w:rPr>
           <w:b/>
           <w:lang w:val="fr_FR" w:bidi="fr_FR"/>
         </w:rPr>
@@ -8357,6 +9542,20 @@
       </w:r>
       <w:r>
         <w:rPr>
+          <w:lang w:val="fr_FR" w:bidi="fr_FR"/>
+        </w:rPr>
+        <w:t>שׁוֹפָ֜ר</w:t>
+      </w:r>
+    </w:p>
+    <w:p>
+      <w:pPr/>
+      <w:r>
+        <w:rPr>
+          <w:lang w:val="fr_FR" w:bidi="fr_FR"/>
+        </w:rPr>
+      </w:r>
+      <w:r>
+        <w:rPr>
           <w:b/>
           <w:lang w:val="fr_FR" w:bidi="fr_FR"/>
         </w:rPr>
@@ -8466,6 +9665,20 @@
       </w:r>
       <w:r>
         <w:rPr>
+          <w:lang w:val="fr_FR" w:bidi="fr_FR"/>
+        </w:rPr>
+        <w:t>שׁוֹפָ֜ר</w:t>
+      </w:r>
+    </w:p>
+    <w:p>
+      <w:pPr/>
+      <w:r>
+        <w:rPr>
+          <w:lang w:val="fr_FR" w:bidi="fr_FR"/>
+        </w:rPr>
+      </w:r>
+      <w:r>
+        <w:rPr>
           <w:b/>
           <w:lang w:val="fr_FR" w:bidi="fr_FR"/>
         </w:rPr>
@@ -8562,6 +9775,20 @@
       </w:r>
       <w:r>
         <w:rPr>
+          <w:lang w:val="fr_FR" w:bidi="fr_FR"/>
+        </w:rPr>
+        <w:t>בְּ⁠הַ֣ר קָדְשִׁ֔⁠י</w:t>
+      </w:r>
+    </w:p>
+    <w:p>
+      <w:pPr/>
+      <w:r>
+        <w:rPr>
+          <w:lang w:val="fr_FR" w:bidi="fr_FR"/>
+        </w:rPr>
+      </w:r>
+      <w:r>
+        <w:rPr>
           <w:b/>
           <w:lang w:val="fr_FR" w:bidi="fr_FR"/>
         </w:rPr>
@@ -8658,6 +9885,20 @@
       </w:r>
       <w:r>
         <w:rPr>
+          <w:lang w:val="fr_FR" w:bidi="fr_FR"/>
+        </w:rPr>
+        <w:t>יִרְגְּז֕וּ</w:t>
+      </w:r>
+    </w:p>
+    <w:p>
+      <w:pPr/>
+      <w:r>
+        <w:rPr>
+          <w:lang w:val="fr_FR" w:bidi="fr_FR"/>
+        </w:rPr>
+      </w:r>
+      <w:r>
+        <w:rPr>
           <w:b/>
           <w:lang w:val="fr_FR" w:bidi="fr_FR"/>
         </w:rPr>
@@ -8773,7 +10014,7 @@
         </w:rPr>
         <w:t xml:space="preserve">Voyez comment vous avez traduit la même expression dans </w:t>
       </w:r>
-      <w:hyperlink r:id="rId14">
+      <w:hyperlink r:id="rId16">
         <w:r>
           <w:rPr>
             <w:lang w:val="fr_FR" w:bidi="fr_FR"/>
@@ -8855,6 +10096,20 @@
       </w:r>
       <w:r>
         <w:rPr>
+          <w:lang w:val="fr_FR" w:bidi="fr_FR"/>
+        </w:rPr>
+        <w:t>י֧וֹם חֹ֣שֶׁךְ וַ⁠אֲפֵלָ֗ה י֤וֹם עָנָן֙ וַ⁠עֲרָפֶ֔ל</w:t>
+      </w:r>
+    </w:p>
+    <w:p>
+      <w:pPr/>
+      <w:r>
+        <w:rPr>
+          <w:lang w:val="fr_FR" w:bidi="fr_FR"/>
+        </w:rPr>
+      </w:r>
+      <w:r>
+        <w:rPr>
           <w:b/>
           <w:lang w:val="fr_FR" w:bidi="fr_FR"/>
         </w:rPr>
@@ -8951,6 +10206,20 @@
       </w:r>
       <w:r>
         <w:rPr>
+          <w:lang w:val="fr_FR" w:bidi="fr_FR"/>
+        </w:rPr>
+        <w:t>חֹ֣שֶׁךְ וַ⁠אֲפֵלָ֗ה</w:t>
+      </w:r>
+    </w:p>
+    <w:p>
+      <w:pPr/>
+      <w:r>
+        <w:rPr>
+          <w:lang w:val="fr_FR" w:bidi="fr_FR"/>
+        </w:rPr>
+      </w:r>
+      <w:r>
+        <w:rPr>
           <w:b/>
           <w:lang w:val="fr_FR" w:bidi="fr_FR"/>
         </w:rPr>
@@ -9060,6 +10329,20 @@
       </w:r>
       <w:r>
         <w:rPr>
+          <w:lang w:val="fr_FR" w:bidi="fr_FR"/>
+        </w:rPr>
+        <w:t>עָנָן֙ וַ⁠עֲרָפֶ֔ל</w:t>
+      </w:r>
+    </w:p>
+    <w:p>
+      <w:pPr/>
+      <w:r>
+        <w:rPr>
+          <w:lang w:val="fr_FR" w:bidi="fr_FR"/>
+        </w:rPr>
+      </w:r>
+      <w:r>
+        <w:rPr>
           <w:b/>
           <w:lang w:val="fr_FR" w:bidi="fr_FR"/>
         </w:rPr>
@@ -9169,6 +10452,20 @@
       </w:r>
       <w:r>
         <w:rPr>
+          <w:lang w:val="fr_FR" w:bidi="fr_FR"/>
+        </w:rPr>
+        <w:t>כְּ⁠שַׁ֖חַר פָּרֻ֣שׂ עַל־הֶֽ⁠הָרִ֑ים</w:t>
+      </w:r>
+    </w:p>
+    <w:p>
+      <w:pPr/>
+      <w:r>
+        <w:rPr>
+          <w:lang w:val="fr_FR" w:bidi="fr_FR"/>
+        </w:rPr>
+      </w:r>
+      <w:r>
+        <w:rPr>
           <w:b/>
           <w:lang w:val="fr_FR" w:bidi="fr_FR"/>
         </w:rPr>
@@ -9252,6 +10549,20 @@
       </w:r>
       <w:r>
         <w:rPr>
+          <w:lang w:val="fr_FR" w:bidi="fr_FR"/>
+        </w:rPr>
+        <w:t>כְּ⁠שַׁ֖חַר פָּרֻ֣שׂ עַל־הֶֽ⁠הָרִ֑ים</w:t>
+      </w:r>
+    </w:p>
+    <w:p>
+      <w:pPr/>
+      <w:r>
+        <w:rPr>
+          <w:lang w:val="fr_FR" w:bidi="fr_FR"/>
+        </w:rPr>
+      </w:r>
+      <w:r>
+        <w:rPr>
           <w:b/>
           <w:lang w:val="fr_FR" w:bidi="fr_FR"/>
         </w:rPr>
@@ -9354,6 +10665,20 @@
       </w:r>
       <w:r>
         <w:rPr>
+          <w:lang w:val="fr_FR" w:bidi="fr_FR"/>
+        </w:rPr>
+        <w:t>כְּ⁠שַׁ֖חַר</w:t>
+      </w:r>
+    </w:p>
+    <w:p>
+      <w:pPr/>
+      <w:r>
+        <w:rPr>
+          <w:lang w:val="fr_FR" w:bidi="fr_FR"/>
+        </w:rPr>
+      </w:r>
+      <w:r>
+        <w:rPr>
           <w:b/>
           <w:lang w:val="fr_FR" w:bidi="fr_FR"/>
         </w:rPr>
@@ -9450,6 +10775,20 @@
       </w:r>
       <w:r>
         <w:rPr>
+          <w:lang w:val="fr_FR" w:bidi="fr_FR"/>
+        </w:rPr>
+        <w:t>עַ֚ם רַ֣ב וְ⁠עָצ֔וּם</w:t>
+      </w:r>
+    </w:p>
+    <w:p>
+      <w:pPr/>
+      <w:r>
+        <w:rPr>
+          <w:lang w:val="fr_FR" w:bidi="fr_FR"/>
+        </w:rPr>
+      </w:r>
+      <w:r>
+        <w:rPr>
           <w:b/>
           <w:lang w:val="fr_FR" w:bidi="fr_FR"/>
         </w:rPr>
@@ -9533,6 +10872,20 @@
       </w:r>
       <w:r>
         <w:rPr>
+          <w:lang w:val="fr_FR" w:bidi="fr_FR"/>
+        </w:rPr>
+        <w:t>עַ֚ם רַ֣ב וְ⁠עָצ֔וּם</w:t>
+      </w:r>
+    </w:p>
+    <w:p>
+      <w:pPr/>
+      <w:r>
+        <w:rPr>
+          <w:lang w:val="fr_FR" w:bidi="fr_FR"/>
+        </w:rPr>
+      </w:r>
+      <w:r>
+        <w:rPr>
           <w:b/>
           <w:lang w:val="fr_FR" w:bidi="fr_FR"/>
         </w:rPr>
@@ -9642,6 +10995,20 @@
       </w:r>
       <w:r>
         <w:rPr>
+          <w:lang w:val="fr_FR" w:bidi="fr_FR"/>
+        </w:rPr>
+        <w:t>כָּמֹ֗⁠הוּ לֹ֤א נִֽהְיָה֙ מִן־הָ֣⁠עוֹלָ֔ם וְ⁠אַֽחֲרָי⁠ו֙ לֹ֣א יוֹסֵ֔ף עַד־שְׁנֵ֖י דּ֥וֹר וָ⁠דֽוֹר</w:t>
+      </w:r>
+    </w:p>
+    <w:p>
+      <w:pPr/>
+      <w:r>
+        <w:rPr>
+          <w:lang w:val="fr_FR" w:bidi="fr_FR"/>
+        </w:rPr>
+      </w:r>
+      <w:r>
+        <w:rPr>
           <w:b/>
           <w:lang w:val="fr_FR" w:bidi="fr_FR"/>
         </w:rPr>
@@ -9725,6 +11092,20 @@
       </w:r>
       <w:r>
         <w:rPr>
+          <w:lang w:val="fr_FR" w:bidi="fr_FR"/>
+        </w:rPr>
+        <w:t>עַד־שְׁנֵ֖י דּ֥וֹר וָ⁠דֽוֹר</w:t>
+      </w:r>
+    </w:p>
+    <w:p>
+      <w:pPr/>
+      <w:r>
+        <w:rPr>
+          <w:lang w:val="fr_FR" w:bidi="fr_FR"/>
+        </w:rPr>
+      </w:r>
+      <w:r>
+        <w:rPr>
           <w:b/>
           <w:lang w:val="fr_FR" w:bidi="fr_FR"/>
         </w:rPr>
@@ -9808,6 +11189,20 @@
       </w:r>
       <w:r>
         <w:rPr>
+          <w:lang w:val="fr_FR" w:bidi="fr_FR"/>
+        </w:rPr>
+        <w:t>לְ⁠פָנָי⁠ו֙ אָ֣כְלָה אֵ֔שׁ וְ⁠אַחֲרָ֖י⁠ו תְּלַהֵ֣ט לֶֽהָבָ֑ה כְּ⁠גַן־עֵ֨דֶן הָ⁠אָ֜רֶץ לְ⁠פָנָ֗י⁠ו וְ⁠אַֽחֲרָי⁠ו֙ מִדְבַּ֣ר שְׁמָמָ֔ה וְ⁠גַם־פְּלֵיטָ֖ה לֹא־הָ֥יְתָה לּֽ⁠וֹ</w:t>
+      </w:r>
+    </w:p>
+    <w:p>
+      <w:pPr/>
+      <w:r>
+        <w:rPr>
+          <w:lang w:val="fr_FR" w:bidi="fr_FR"/>
+        </w:rPr>
+      </w:r>
+      <w:r>
+        <w:rPr>
           <w:b/>
           <w:lang w:val="fr_FR" w:bidi="fr_FR"/>
         </w:rPr>
@@ -9916,6 +11311,20 @@
       </w:r>
       <w:r>
         <w:rPr>
+          <w:lang w:val="fr_FR" w:bidi="fr_FR"/>
+        </w:rPr>
+        <w:t>לְ⁠פָנָי⁠ו֙ אָ֣כְלָה אֵ֔שׁ וְ⁠אַחֲרָ֖י⁠ו תְּלַהֵ֣ט לֶֽהָבָ֑ה</w:t>
+      </w:r>
+    </w:p>
+    <w:p>
+      <w:pPr/>
+      <w:r>
+        <w:rPr>
+          <w:lang w:val="fr_FR" w:bidi="fr_FR"/>
+        </w:rPr>
+      </w:r>
+      <w:r>
+        <w:rPr>
           <w:b/>
           <w:lang w:val="fr_FR" w:bidi="fr_FR"/>
         </w:rPr>
@@ -10025,6 +11434,20 @@
       </w:r>
       <w:r>
         <w:rPr>
+          <w:lang w:val="fr_FR" w:bidi="fr_FR"/>
+        </w:rPr>
+        <w:t>לְ⁠פָנָי⁠ו֙ אָ֣כְלָה אֵ֔שׁ</w:t>
+      </w:r>
+    </w:p>
+    <w:p>
+      <w:pPr/>
+      <w:r>
+        <w:rPr>
+          <w:lang w:val="fr_FR" w:bidi="fr_FR"/>
+        </w:rPr>
+      </w:r>
+      <w:r>
+        <w:rPr>
           <w:b/>
           <w:lang w:val="fr_FR" w:bidi="fr_FR"/>
         </w:rPr>
@@ -10121,6 +11544,20 @@
       </w:r>
       <w:r>
         <w:rPr>
+          <w:lang w:val="fr_FR" w:bidi="fr_FR"/>
+        </w:rPr>
+        <w:t>כְּ⁠גַן־עֵ֨דֶן הָ⁠אָ֜רֶץ לְ⁠פָנָ֗י⁠ו</w:t>
+      </w:r>
+    </w:p>
+    <w:p>
+      <w:pPr/>
+      <w:r>
+        <w:rPr>
+          <w:lang w:val="fr_FR" w:bidi="fr_FR"/>
+        </w:rPr>
+      </w:r>
+      <w:r>
+        <w:rPr>
           <w:b/>
           <w:lang w:val="fr_FR" w:bidi="fr_FR"/>
         </w:rPr>
@@ -10204,6 +11641,20 @@
       </w:r>
       <w:r>
         <w:rPr>
+          <w:lang w:val="fr_FR" w:bidi="fr_FR"/>
+        </w:rPr>
+        <w:t>מִדְבַּ֣ר שְׁמָמָ֔ה</w:t>
+      </w:r>
+    </w:p>
+    <w:p>
+      <w:pPr/>
+      <w:r>
+        <w:rPr>
+          <w:lang w:val="fr_FR" w:bidi="fr_FR"/>
+        </w:rPr>
+      </w:r>
+      <w:r>
+        <w:rPr>
           <w:b/>
           <w:lang w:val="fr_FR" w:bidi="fr_FR"/>
         </w:rPr>
@@ -10300,6 +11751,20 @@
       </w:r>
       <w:r>
         <w:rPr>
+          <w:lang w:val="fr_FR" w:bidi="fr_FR"/>
+        </w:rPr>
+        <w:t>וְ⁠גַם־פְּלֵיטָ֖ה לֹא־הָ֥יְתָה לּֽ⁠וֹ</w:t>
+      </w:r>
+    </w:p>
+    <w:p>
+      <w:pPr/>
+      <w:r>
+        <w:rPr>
+          <w:lang w:val="fr_FR" w:bidi="fr_FR"/>
+        </w:rPr>
+      </w:r>
+      <w:r>
+        <w:rPr>
           <w:b/>
           <w:lang w:val="fr_FR" w:bidi="fr_FR"/>
         </w:rPr>
@@ -10383,6 +11848,20 @@
       </w:r>
       <w:r>
         <w:rPr>
+          <w:lang w:val="fr_FR" w:bidi="fr_FR"/>
+        </w:rPr>
+        <w:t>פְּלֵיטָ֖ה לֹא־הָ֥יְתָה לּֽ⁠וֹ</w:t>
+      </w:r>
+    </w:p>
+    <w:p>
+      <w:pPr/>
+      <w:r>
+        <w:rPr>
+          <w:lang w:val="fr_FR" w:bidi="fr_FR"/>
+        </w:rPr>
+      </w:r>
+      <w:r>
+        <w:rPr>
           <w:b/>
           <w:lang w:val="fr_FR" w:bidi="fr_FR"/>
         </w:rPr>
@@ -10479,6 +11958,20 @@
       </w:r>
       <w:r>
         <w:rPr>
+          <w:lang w:val="fr_FR" w:bidi="fr_FR"/>
+        </w:rPr>
+        <w:t>כְּ⁠מַרְאֵ֥ה סוּסִ֖ים מַרְאֵ֑⁠הוּ</w:t>
+      </w:r>
+    </w:p>
+    <w:p>
+      <w:pPr/>
+      <w:r>
+        <w:rPr>
+          <w:lang w:val="fr_FR" w:bidi="fr_FR"/>
+        </w:rPr>
+      </w:r>
+      <w:r>
+        <w:rPr>
           <w:b/>
           <w:lang w:val="fr_FR" w:bidi="fr_FR"/>
         </w:rPr>
@@ -10562,6 +12055,20 @@
       </w:r>
       <w:r>
         <w:rPr>
+          <w:lang w:val="fr_FR" w:bidi="fr_FR"/>
+        </w:rPr>
+        <w:t>כְּ⁠מַרְאֵ֥ה &amp; מַרְאֵ֑⁠הוּ</w:t>
+      </w:r>
+    </w:p>
+    <w:p>
+      <w:pPr/>
+      <w:r>
+        <w:rPr>
+          <w:lang w:val="fr_FR" w:bidi="fr_FR"/>
+        </w:rPr>
+      </w:r>
+      <w:r>
+        <w:rPr>
           <w:b/>
           <w:lang w:val="fr_FR" w:bidi="fr_FR"/>
         </w:rPr>
@@ -10645,6 +12152,20 @@
       </w:r>
       <w:r>
         <w:rPr>
+          <w:lang w:val="fr_FR" w:bidi="fr_FR"/>
+        </w:rPr>
+        <w:t>וּ⁠כְ⁠פָרָשִׁ֖ים כֵּ֥ן יְרוּצֽוּ⁠ן</w:t>
+      </w:r>
+    </w:p>
+    <w:p>
+      <w:pPr/>
+      <w:r>
+        <w:rPr>
+          <w:lang w:val="fr_FR" w:bidi="fr_FR"/>
+        </w:rPr>
+      </w:r>
+      <w:r>
+        <w:rPr>
           <w:b/>
           <w:lang w:val="fr_FR" w:bidi="fr_FR"/>
         </w:rPr>
@@ -10728,6 +12249,20 @@
       </w:r>
       <w:r>
         <w:rPr>
+          <w:lang w:val="fr_FR" w:bidi="fr_FR"/>
+        </w:rPr>
+        <w:t>כְּ⁠ק֣וֹל מַרְכָּב֗וֹת עַל־רָאשֵׁ֤י הֶֽ⁠הָרִים֙ יְרַקֵּד֔וּ⁠ן</w:t>
+      </w:r>
+    </w:p>
+    <w:p>
+      <w:pPr/>
+      <w:r>
+        <w:rPr>
+          <w:lang w:val="fr_FR" w:bidi="fr_FR"/>
+        </w:rPr>
+      </w:r>
+      <w:r>
+        <w:rPr>
           <w:b/>
           <w:lang w:val="fr_FR" w:bidi="fr_FR"/>
         </w:rPr>
@@ -10811,6 +12346,20 @@
       </w:r>
       <w:r>
         <w:rPr>
+          <w:lang w:val="fr_FR" w:bidi="fr_FR"/>
+        </w:rPr>
+        <w:t>כְּ⁠קוֹל֙ לַ֣הַב אֵ֔שׁ אֹכְלָ֖ה קָ֑שׁ</w:t>
+      </w:r>
+    </w:p>
+    <w:p>
+      <w:pPr/>
+      <w:r>
+        <w:rPr>
+          <w:lang w:val="fr_FR" w:bidi="fr_FR"/>
+        </w:rPr>
+      </w:r>
+      <w:r>
+        <w:rPr>
           <w:b/>
           <w:lang w:val="fr_FR" w:bidi="fr_FR"/>
         </w:rPr>
@@ -10894,6 +12443,20 @@
       </w:r>
       <w:r>
         <w:rPr>
+          <w:lang w:val="fr_FR" w:bidi="fr_FR"/>
+        </w:rPr>
+        <w:t>כְּ⁠עַ֣ם עָצ֔וּם עֱר֖וּךְ מִלְחָמָֽה</w:t>
+      </w:r>
+    </w:p>
+    <w:p>
+      <w:pPr/>
+      <w:r>
+        <w:rPr>
+          <w:lang w:val="fr_FR" w:bidi="fr_FR"/>
+        </w:rPr>
+      </w:r>
+      <w:r>
+        <w:rPr>
           <w:b/>
           <w:lang w:val="fr_FR" w:bidi="fr_FR"/>
         </w:rPr>
@@ -10977,6 +12540,20 @@
       </w:r>
       <w:r>
         <w:rPr>
+          <w:lang w:val="fr_FR" w:bidi="fr_FR"/>
+        </w:rPr>
+        <w:t>כְּ⁠עַ֣ם עָצ֔וּם עֱר֖וּךְ מִלְחָמָֽה</w:t>
+      </w:r>
+    </w:p>
+    <w:p>
+      <w:pPr/>
+      <w:r>
+        <w:rPr>
+          <w:lang w:val="fr_FR" w:bidi="fr_FR"/>
+        </w:rPr>
+      </w:r>
+      <w:r>
+        <w:rPr>
           <w:b/>
           <w:lang w:val="fr_FR" w:bidi="fr_FR"/>
         </w:rPr>
@@ -11060,6 +12637,20 @@
       </w:r>
       <w:r>
         <w:rPr>
+          <w:lang w:val="fr_FR" w:bidi="fr_FR"/>
+        </w:rPr>
+        <w:t>כְּ⁠עַ֣ם עָצ֔וּם עֱר֖וּךְ מִלְחָמָֽה</w:t>
+      </w:r>
+    </w:p>
+    <w:p>
+      <w:pPr/>
+      <w:r>
+        <w:rPr>
+          <w:lang w:val="fr_FR" w:bidi="fr_FR"/>
+        </w:rPr>
+      </w:r>
+      <w:r>
+        <w:rPr>
           <w:b/>
           <w:lang w:val="fr_FR" w:bidi="fr_FR"/>
         </w:rPr>
@@ -11143,6 +12734,20 @@
       </w:r>
       <w:r>
         <w:rPr>
+          <w:lang w:val="fr_FR" w:bidi="fr_FR"/>
+        </w:rPr>
+        <w:t>יָחִ֣ילוּ</w:t>
+      </w:r>
+    </w:p>
+    <w:p>
+      <w:pPr/>
+      <w:r>
+        <w:rPr>
+          <w:lang w:val="fr_FR" w:bidi="fr_FR"/>
+        </w:rPr>
+      </w:r>
+      <w:r>
+        <w:rPr>
           <w:b/>
           <w:lang w:val="fr_FR" w:bidi="fr_FR"/>
         </w:rPr>
@@ -11239,6 +12844,20 @@
       </w:r>
       <w:r>
         <w:rPr>
+          <w:lang w:val="fr_FR" w:bidi="fr_FR"/>
+        </w:rPr>
+        <w:t>קִבְּצ֥וּ פָארֽוּר</w:t>
+      </w:r>
+    </w:p>
+    <w:p>
+      <w:pPr/>
+      <w:r>
+        <w:rPr>
+          <w:lang w:val="fr_FR" w:bidi="fr_FR"/>
+        </w:rPr>
+      </w:r>
+      <w:r>
+        <w:rPr>
           <w:b/>
           <w:lang w:val="fr_FR" w:bidi="fr_FR"/>
         </w:rPr>
@@ -11335,6 +12954,20 @@
       </w:r>
       <w:r>
         <w:rPr>
+          <w:lang w:val="fr_FR" w:bidi="fr_FR"/>
+        </w:rPr>
+        <w:t>כְּ⁠גִבּוֹרִ֣ים יְרֻצ֔וּ⁠ן</w:t>
+      </w:r>
+    </w:p>
+    <w:p>
+      <w:pPr/>
+      <w:r>
+        <w:rPr>
+          <w:lang w:val="fr_FR" w:bidi="fr_FR"/>
+        </w:rPr>
+      </w:r>
+      <w:r>
+        <w:rPr>
           <w:b/>
           <w:lang w:val="fr_FR" w:bidi="fr_FR"/>
         </w:rPr>
@@ -11418,6 +13051,20 @@
       </w:r>
       <w:r>
         <w:rPr>
+          <w:lang w:val="fr_FR" w:bidi="fr_FR"/>
+        </w:rPr>
+        <w:t>כְּ⁠אַנְשֵׁ֥י מִלְחָמָ֖ה יַעֲל֣וּ חוֹמָ֑ה</w:t>
+      </w:r>
+    </w:p>
+    <w:p>
+      <w:pPr/>
+      <w:r>
+        <w:rPr>
+          <w:lang w:val="fr_FR" w:bidi="fr_FR"/>
+        </w:rPr>
+      </w:r>
+      <w:r>
+        <w:rPr>
           <w:b/>
           <w:lang w:val="fr_FR" w:bidi="fr_FR"/>
         </w:rPr>
@@ -11501,6 +13148,20 @@
       </w:r>
       <w:r>
         <w:rPr>
+          <w:lang w:val="fr_FR" w:bidi="fr_FR"/>
+        </w:rPr>
+        <w:t>כְּ⁠אַנְשֵׁ֥י מִלְחָמָ֖ה</w:t>
+      </w:r>
+    </w:p>
+    <w:p>
+      <w:pPr/>
+      <w:r>
+        <w:rPr>
+          <w:lang w:val="fr_FR" w:bidi="fr_FR"/>
+        </w:rPr>
+      </w:r>
+      <w:r>
+        <w:rPr>
           <w:b/>
           <w:lang w:val="fr_FR" w:bidi="fr_FR"/>
         </w:rPr>
@@ -11610,6 +13271,20 @@
       </w:r>
       <w:r>
         <w:rPr>
+          <w:lang w:val="fr_FR" w:bidi="fr_FR"/>
+        </w:rPr>
+        <w:t>חוֹמָ֑ה</w:t>
+      </w:r>
+    </w:p>
+    <w:p>
+      <w:pPr/>
+      <w:r>
+        <w:rPr>
+          <w:lang w:val="fr_FR" w:bidi="fr_FR"/>
+        </w:rPr>
+      </w:r>
+      <w:r>
+        <w:rPr>
           <w:b/>
           <w:lang w:val="fr_FR" w:bidi="fr_FR"/>
         </w:rPr>
@@ -11719,6 +13394,20 @@
       </w:r>
       <w:r>
         <w:rPr>
+          <w:lang w:val="fr_FR" w:bidi="fr_FR"/>
+        </w:rPr>
+        <w:t>וְ⁠אִ֤ישׁ בִּ⁠דְרָכָי⁠ו֙</w:t>
+      </w:r>
+    </w:p>
+    <w:p>
+      <w:pPr/>
+      <w:r>
+        <w:rPr>
+          <w:lang w:val="fr_FR" w:bidi="fr_FR"/>
+        </w:rPr>
+      </w:r>
+      <w:r>
+        <w:rPr>
           <w:b/>
           <w:lang w:val="fr_FR" w:bidi="fr_FR"/>
         </w:rPr>
@@ -11828,6 +13517,20 @@
       </w:r>
       <w:r>
         <w:rPr>
+          <w:lang w:val="fr_FR" w:bidi="fr_FR"/>
+        </w:rPr>
+        <w:t>וְ⁠לֹ֥א יְעַבְּט֖וּ⁠ן אֹרְחוֹתָֽ⁠ם</w:t>
+      </w:r>
+    </w:p>
+    <w:p>
+      <w:pPr/>
+      <w:r>
+        <w:rPr>
+          <w:lang w:val="fr_FR" w:bidi="fr_FR"/>
+        </w:rPr>
+      </w:r>
+      <w:r>
+        <w:rPr>
           <w:b/>
           <w:lang w:val="fr_FR" w:bidi="fr_FR"/>
         </w:rPr>
@@ -11911,6 +13614,20 @@
       </w:r>
       <w:r>
         <w:rPr>
+          <w:lang w:val="fr_FR" w:bidi="fr_FR"/>
+        </w:rPr>
+        <w:t>וְ⁠לֹ֥א יְעַבְּט֖וּ⁠ן אֹרְחוֹתָֽ⁠ם</w:t>
+      </w:r>
+    </w:p>
+    <w:p>
+      <w:pPr/>
+      <w:r>
+        <w:rPr>
+          <w:lang w:val="fr_FR" w:bidi="fr_FR"/>
+        </w:rPr>
+      </w:r>
+      <w:r>
+        <w:rPr>
           <w:b/>
           <w:lang w:val="fr_FR" w:bidi="fr_FR"/>
         </w:rPr>
@@ -11994,6 +13711,20 @@
       </w:r>
       <w:r>
         <w:rPr>
+          <w:lang w:val="fr_FR" w:bidi="fr_FR"/>
+        </w:rPr>
+        <w:t>וְ⁠אִ֤ישׁ אָחִי⁠ו֙ לֹ֣א יִדְחָק֔וּ⁠ן</w:t>
+      </w:r>
+    </w:p>
+    <w:p>
+      <w:pPr/>
+      <w:r>
+        <w:rPr>
+          <w:lang w:val="fr_FR" w:bidi="fr_FR"/>
+        </w:rPr>
+      </w:r>
+      <w:r>
+        <w:rPr>
           <w:b/>
           <w:lang w:val="fr_FR" w:bidi="fr_FR"/>
         </w:rPr>
@@ -12103,6 +13834,20 @@
       </w:r>
       <w:r>
         <w:rPr>
+          <w:lang w:val="fr_FR" w:bidi="fr_FR"/>
+        </w:rPr>
+        <w:t>גֶּ֥בֶר בִּ⁠מְסִלָּת֖⁠וֹ יֵֽלֵכ֑וּ⁠ן</w:t>
+      </w:r>
+    </w:p>
+    <w:p>
+      <w:pPr/>
+      <w:r>
+        <w:rPr>
+          <w:lang w:val="fr_FR" w:bidi="fr_FR"/>
+        </w:rPr>
+      </w:r>
+      <w:r>
+        <w:rPr>
           <w:b/>
           <w:lang w:val="fr_FR" w:bidi="fr_FR"/>
         </w:rPr>
@@ -12212,6 +13957,20 @@
       </w:r>
       <w:r>
         <w:rPr>
+          <w:lang w:val="fr_FR" w:bidi="fr_FR"/>
+        </w:rPr>
+        <w:t>וּ⁠בְעַ֥ד הַ⁠שֶּׁ֛לַח יִפֹּ֖לוּ לֹ֥א יִבְצָֽעוּ</w:t>
+      </w:r>
+    </w:p>
+    <w:p>
+      <w:pPr/>
+      <w:r>
+        <w:rPr>
+          <w:lang w:val="fr_FR" w:bidi="fr_FR"/>
+        </w:rPr>
+      </w:r>
+      <w:r>
+        <w:rPr>
           <w:b/>
           <w:lang w:val="fr_FR" w:bidi="fr_FR"/>
         </w:rPr>
@@ -12295,6 +14054,20 @@
       </w:r>
       <w:r>
         <w:rPr>
+          <w:lang w:val="fr_FR" w:bidi="fr_FR"/>
+        </w:rPr>
+        <w:t>בָּ⁠עִ֣יר יָשֹׁ֗קּוּ בַּֽ⁠חוֹמָה֙ יְרֻצ֔וּ⁠ן בַּ⁠בָּתִּ֖ים יַעֲל֑וּ בְּעַ֧ד הַ⁠חַלּוֹנִ֛ים יָבֹ֖אוּ כַּ⁠גַּנָּֽב</w:t>
+      </w:r>
+    </w:p>
+    <w:p>
+      <w:pPr/>
+      <w:r>
+        <w:rPr>
+          <w:lang w:val="fr_FR" w:bidi="fr_FR"/>
+        </w:rPr>
+      </w:r>
+      <w:r>
+        <w:rPr>
           <w:b/>
           <w:lang w:val="fr_FR" w:bidi="fr_FR"/>
         </w:rPr>
@@ -12378,6 +14151,20 @@
       </w:r>
       <w:r>
         <w:rPr>
+          <w:lang w:val="fr_FR" w:bidi="fr_FR"/>
+        </w:rPr>
+        <w:t>בְּעַ֧ד הַ⁠חַלּוֹנִ֛ים יָבֹ֖אוּ כַּ⁠גַּנָּֽב</w:t>
+      </w:r>
+    </w:p>
+    <w:p>
+      <w:pPr/>
+      <w:r>
+        <w:rPr>
+          <w:lang w:val="fr_FR" w:bidi="fr_FR"/>
+        </w:rPr>
+      </w:r>
+      <w:r>
+        <w:rPr>
           <w:b/>
           <w:lang w:val="fr_FR" w:bidi="fr_FR"/>
         </w:rPr>
@@ -12473,6 +14260,20 @@
       </w:r>
       <w:r>
         <w:rPr>
+          <w:lang w:val="fr_FR" w:bidi="fr_FR"/>
+        </w:rPr>
+        <w:t>לְ⁠פָנָי⁠ו֙ רָ֣גְזָה אֶ֔רֶץ רָעֲשׁ֖וּ שָׁמָ֑יִם</w:t>
+      </w:r>
+    </w:p>
+    <w:p>
+      <w:pPr/>
+      <w:r>
+        <w:rPr>
+          <w:lang w:val="fr_FR" w:bidi="fr_FR"/>
+        </w:rPr>
+      </w:r>
+      <w:r>
+        <w:rPr>
           <w:b/>
           <w:lang w:val="fr_FR" w:bidi="fr_FR"/>
         </w:rPr>
@@ -12582,6 +14383,20 @@
       </w:r>
       <w:r>
         <w:rPr>
+          <w:lang w:val="fr_FR" w:bidi="fr_FR"/>
+        </w:rPr>
+        <w:t>שֶׁ֤מֶשׁ וְ⁠יָרֵ֨חַ֙ קָדָ֔רוּ</w:t>
+      </w:r>
+    </w:p>
+    <w:p>
+      <w:pPr/>
+      <w:r>
+        <w:rPr>
+          <w:lang w:val="fr_FR" w:bidi="fr_FR"/>
+        </w:rPr>
+      </w:r>
+      <w:r>
+        <w:rPr>
           <w:b/>
           <w:lang w:val="fr_FR" w:bidi="fr_FR"/>
         </w:rPr>
@@ -12691,6 +14506,20 @@
       </w:r>
       <w:r>
         <w:rPr>
+          <w:lang w:val="fr_FR" w:bidi="fr_FR"/>
+        </w:rPr>
+        <w:t>וְ⁠כוֹכָבִ֖ים אָסְפ֥וּ נָגְהָֽ⁠ם</w:t>
+      </w:r>
+    </w:p>
+    <w:p>
+      <w:pPr/>
+      <w:r>
+        <w:rPr>
+          <w:lang w:val="fr_FR" w:bidi="fr_FR"/>
+        </w:rPr>
+      </w:r>
+      <w:r>
+        <w:rPr>
           <w:b/>
           <w:lang w:val="fr_FR" w:bidi="fr_FR"/>
         </w:rPr>
@@ -12800,6 +14629,20 @@
       </w:r>
       <w:r>
         <w:rPr>
+          <w:lang w:val="fr_FR" w:bidi="fr_FR"/>
+        </w:rPr>
+        <w:t>קוֹל⁠וֹ֙</w:t>
+      </w:r>
+    </w:p>
+    <w:p>
+      <w:pPr/>
+      <w:r>
+        <w:rPr>
+          <w:lang w:val="fr_FR" w:bidi="fr_FR"/>
+        </w:rPr>
+      </w:r>
+      <w:r>
+        <w:rPr>
           <w:b/>
           <w:lang w:val="fr_FR" w:bidi="fr_FR"/>
         </w:rPr>
@@ -12896,6 +14739,20 @@
       </w:r>
       <w:r>
         <w:rPr>
+          <w:lang w:val="fr_FR" w:bidi="fr_FR"/>
+        </w:rPr>
+        <w:t>מַחֲנֵ֔⁠הוּ</w:t>
+      </w:r>
+    </w:p>
+    <w:p>
+      <w:pPr/>
+      <w:r>
+        <w:rPr>
+          <w:lang w:val="fr_FR" w:bidi="fr_FR"/>
+        </w:rPr>
+      </w:r>
+      <w:r>
+        <w:rPr>
           <w:b/>
           <w:lang w:val="fr_FR" w:bidi="fr_FR"/>
         </w:rPr>
@@ -13004,6 +14861,20 @@
       </w:r>
       <w:r>
         <w:rPr>
+          <w:lang w:val="fr_FR" w:bidi="fr_FR"/>
+        </w:rPr>
+        <w:t>דְבָר֑⁠וֹ</w:t>
+      </w:r>
+    </w:p>
+    <w:p>
+      <w:pPr/>
+      <w:r>
+        <w:rPr>
+          <w:lang w:val="fr_FR" w:bidi="fr_FR"/>
+        </w:rPr>
+      </w:r>
+      <w:r>
+        <w:rPr>
           <w:b/>
           <w:lang w:val="fr_FR" w:bidi="fr_FR"/>
         </w:rPr>
@@ -13100,6 +14971,20 @@
       </w:r>
       <w:r>
         <w:rPr>
+          <w:lang w:val="fr_FR" w:bidi="fr_FR"/>
+        </w:rPr>
+        <w:t>כִּֽי־גָד֧וֹל יוֹם־יְהוָ֛ה וְ⁠נוֹרָ֥א מְאֹ֖ד וּ⁠מִ֥י יְכִילֶֽ⁠נּוּ</w:t>
+      </w:r>
+    </w:p>
+    <w:p>
+      <w:pPr/>
+      <w:r>
+        <w:rPr>
+          <w:lang w:val="fr_FR" w:bidi="fr_FR"/>
+        </w:rPr>
+      </w:r>
+      <w:r>
+        <w:rPr>
           <w:b/>
           <w:lang w:val="fr_FR" w:bidi="fr_FR"/>
         </w:rPr>
@@ -13202,7 +15087,7 @@
         </w:rPr>
         <w:t xml:space="preserve">Voyez comment vous avez traduit la même expression en </w:t>
       </w:r>
-      <w:hyperlink r:id="rId14">
+      <w:hyperlink r:id="rId16">
         <w:r>
           <w:rPr>
             <w:lang w:val="fr_FR" w:bidi="fr_FR"/>
@@ -13284,6 +15169,20 @@
       </w:r>
       <w:r>
         <w:rPr>
+          <w:lang w:val="fr_FR" w:bidi="fr_FR"/>
+        </w:rPr>
+        <w:t>וְ⁠גַם־עַתָּה֙ נְאֻם־יְהוָ֔ה שֻׁ֥בוּ עָדַ֖⁠י</w:t>
+      </w:r>
+    </w:p>
+    <w:p>
+      <w:pPr/>
+      <w:r>
+        <w:rPr>
+          <w:lang w:val="fr_FR" w:bidi="fr_FR"/>
+        </w:rPr>
+      </w:r>
+      <w:r>
+        <w:rPr>
           <w:b/>
           <w:lang w:val="fr_FR" w:bidi="fr_FR"/>
         </w:rPr>
@@ -13380,6 +15279,20 @@
       </w:r>
       <w:r>
         <w:rPr>
+          <w:lang w:val="fr_FR" w:bidi="fr_FR"/>
+        </w:rPr>
+        <w:t>שֻׁ֥בוּ</w:t>
+      </w:r>
+    </w:p>
+    <w:p>
+      <w:pPr/>
+      <w:r>
+        <w:rPr>
+          <w:lang w:val="fr_FR" w:bidi="fr_FR"/>
+        </w:rPr>
+      </w:r>
+      <w:r>
+        <w:rPr>
           <w:b/>
           <w:lang w:val="fr_FR" w:bidi="fr_FR"/>
         </w:rPr>
@@ -13476,6 +15389,20 @@
       </w:r>
       <w:r>
         <w:rPr>
+          <w:lang w:val="fr_FR" w:bidi="fr_FR"/>
+        </w:rPr>
+        <w:t>שֻׁ֥בוּ עָדַ֖⁠י בְּ⁠כָל־לְבַבְ⁠כֶ֑ם</w:t>
+      </w:r>
+    </w:p>
+    <w:p>
+      <w:pPr/>
+      <w:r>
+        <w:rPr>
+          <w:lang w:val="fr_FR" w:bidi="fr_FR"/>
+        </w:rPr>
+      </w:r>
+      <w:r>
+        <w:rPr>
           <w:b/>
           <w:lang w:val="fr_FR" w:bidi="fr_FR"/>
         </w:rPr>
@@ -13585,6 +15512,20 @@
       </w:r>
       <w:r>
         <w:rPr>
+          <w:lang w:val="fr_FR" w:bidi="fr_FR"/>
+        </w:rPr>
+        <w:t>לְבַבְ⁠כֶ֑ם</w:t>
+      </w:r>
+    </w:p>
+    <w:p>
+      <w:pPr/>
+      <w:r>
+        <w:rPr>
+          <w:lang w:val="fr_FR" w:bidi="fr_FR"/>
+        </w:rPr>
+      </w:r>
+      <w:r>
+        <w:rPr>
           <w:b/>
           <w:lang w:val="fr_FR" w:bidi="fr_FR"/>
         </w:rPr>
@@ -13681,6 +15622,20 @@
       </w:r>
       <w:r>
         <w:rPr>
+          <w:lang w:val="fr_FR" w:bidi="fr_FR"/>
+        </w:rPr>
+        <w:t>וְ⁠קִרְע֤וּ לְבַבְ⁠כֶם֙ וְ⁠אַל־בִּגְדֵי⁠כֶ֔ם</w:t>
+      </w:r>
+    </w:p>
+    <w:p>
+      <w:pPr/>
+      <w:r>
+        <w:rPr>
+          <w:lang w:val="fr_FR" w:bidi="fr_FR"/>
+        </w:rPr>
+      </w:r>
+      <w:r>
+        <w:rPr>
           <w:b/>
           <w:lang w:val="fr_FR" w:bidi="fr_FR"/>
         </w:rPr>
@@ -13764,6 +15719,20 @@
       </w:r>
       <w:r>
         <w:rPr>
+          <w:lang w:val="fr_FR" w:bidi="fr_FR"/>
+        </w:rPr>
+        <w:t>וְ⁠קִרְע֤וּ לְבַבְ⁠כֶם֙ וְ⁠אַל־בִּגְדֵי⁠כֶ֔ם וְ⁠שׁ֖וּבוּ אֶל־יְהוָ֣ה אֱלֹֽהֵי⁠כֶ֑ם</w:t>
+      </w:r>
+    </w:p>
+    <w:p>
+      <w:pPr/>
+      <w:r>
+        <w:rPr>
+          <w:lang w:val="fr_FR" w:bidi="fr_FR"/>
+        </w:rPr>
+      </w:r>
+      <w:r>
+        <w:rPr>
           <w:b/>
           <w:lang w:val="fr_FR" w:bidi="fr_FR"/>
         </w:rPr>
@@ -13847,6 +15816,20 @@
       </w:r>
       <w:r>
         <w:rPr>
+          <w:lang w:val="fr_FR" w:bidi="fr_FR"/>
+        </w:rPr>
+        <w:t>אֶ֤רֶךְ אַפַּ֨יִם֙</w:t>
+      </w:r>
+    </w:p>
+    <w:p>
+      <w:pPr/>
+      <w:r>
+        <w:rPr>
+          <w:lang w:val="fr_FR" w:bidi="fr_FR"/>
+        </w:rPr>
+      </w:r>
+      <w:r>
+        <w:rPr>
           <w:b/>
           <w:lang w:val="fr_FR" w:bidi="fr_FR"/>
         </w:rPr>
@@ -13943,6 +15926,20 @@
       </w:r>
       <w:r>
         <w:rPr>
+          <w:lang w:val="fr_FR" w:bidi="fr_FR"/>
+        </w:rPr>
+        <w:t>וְ⁠רַב־חֶ֔סֶד</w:t>
+      </w:r>
+    </w:p>
+    <w:p>
+      <w:pPr/>
+      <w:r>
+        <w:rPr>
+          <w:lang w:val="fr_FR" w:bidi="fr_FR"/>
+        </w:rPr>
+      </w:r>
+      <w:r>
+        <w:rPr>
           <w:b/>
           <w:lang w:val="fr_FR" w:bidi="fr_FR"/>
         </w:rPr>
@@ -14039,6 +16036,20 @@
       </w:r>
       <w:r>
         <w:rPr>
+          <w:lang w:val="fr_FR" w:bidi="fr_FR"/>
+        </w:rPr>
+        <w:t>מִ֥י יוֹדֵ֖עַ יָשׁ֣וּב וְ⁠נִחָ֑ם וְ⁠הִשְׁאִ֤יר אַֽחֲרָי⁠ו֙ בְּרָכָ֔ה</w:t>
+      </w:r>
+    </w:p>
+    <w:p>
+      <w:pPr/>
+      <w:r>
+        <w:rPr>
+          <w:lang w:val="fr_FR" w:bidi="fr_FR"/>
+        </w:rPr>
+      </w:r>
+      <w:r>
+        <w:rPr>
           <w:b/>
           <w:lang w:val="fr_FR" w:bidi="fr_FR"/>
         </w:rPr>
@@ -14122,6 +16133,20 @@
       </w:r>
       <w:r>
         <w:rPr>
+          <w:lang w:val="fr_FR" w:bidi="fr_FR"/>
+        </w:rPr>
+        <w:t>יָשׁ֣וּב וְ⁠נִחָ֑ם</w:t>
+      </w:r>
+    </w:p>
+    <w:p>
+      <w:pPr/>
+      <w:r>
+        <w:rPr>
+          <w:lang w:val="fr_FR" w:bidi="fr_FR"/>
+        </w:rPr>
+      </w:r>
+      <w:r>
+        <w:rPr>
           <w:b/>
           <w:lang w:val="fr_FR" w:bidi="fr_FR"/>
         </w:rPr>
@@ -14231,6 +16256,20 @@
       </w:r>
       <w:r>
         <w:rPr>
+          <w:lang w:val="fr_FR" w:bidi="fr_FR"/>
+        </w:rPr>
+        <w:t>וְ⁠הִשְׁאִ֤יר &amp; בְּרָכָ֔ה</w:t>
+      </w:r>
+    </w:p>
+    <w:p>
+      <w:pPr/>
+      <w:r>
+        <w:rPr>
+          <w:lang w:val="fr_FR" w:bidi="fr_FR"/>
+        </w:rPr>
+      </w:r>
+      <w:r>
+        <w:rPr>
           <w:b/>
           <w:lang w:val="fr_FR" w:bidi="fr_FR"/>
         </w:rPr>
@@ -14327,6 +16366,20 @@
       </w:r>
       <w:r>
         <w:rPr>
+          <w:lang w:val="fr_FR" w:bidi="fr_FR"/>
+        </w:rPr>
+        <w:t>אֱלֹהֵי⁠כֶֽם</w:t>
+      </w:r>
+    </w:p>
+    <w:p>
+      <w:pPr/>
+      <w:r>
+        <w:rPr>
+          <w:lang w:val="fr_FR" w:bidi="fr_FR"/>
+        </w:rPr>
+      </w:r>
+      <w:r>
+        <w:rPr>
           <w:b/>
           <w:lang w:val="fr_FR" w:bidi="fr_FR"/>
         </w:rPr>
@@ -14423,6 +16476,20 @@
       </w:r>
       <w:r>
         <w:rPr>
+          <w:lang w:val="fr_FR" w:bidi="fr_FR"/>
+        </w:rPr>
+        <w:t>צ֖וֹם</w:t>
+      </w:r>
+    </w:p>
+    <w:p>
+      <w:pPr/>
+      <w:r>
+        <w:rPr>
+          <w:lang w:val="fr_FR" w:bidi="fr_FR"/>
+        </w:rPr>
+      </w:r>
+      <w:r>
+        <w:rPr>
           <w:b/>
           <w:lang w:val="fr_FR" w:bidi="fr_FR"/>
         </w:rPr>
@@ -14519,6 +16586,20 @@
       </w:r>
       <w:r>
         <w:rPr>
+          <w:lang w:val="fr_FR" w:bidi="fr_FR"/>
+        </w:rPr>
+        <w:t>קַדְּשׁוּ־צ֖וֹם קִרְא֥וּ עֲצָרָֽה</w:t>
+      </w:r>
+    </w:p>
+    <w:p>
+      <w:pPr/>
+      <w:r>
+        <w:rPr>
+          <w:lang w:val="fr_FR" w:bidi="fr_FR"/>
+        </w:rPr>
+      </w:r>
+      <w:r>
+        <w:rPr>
           <w:b/>
           <w:lang w:val="fr_FR" w:bidi="fr_FR"/>
         </w:rPr>
@@ -14602,6 +16683,20 @@
       </w:r>
       <w:r>
         <w:rPr>
+          <w:lang w:val="fr_FR" w:bidi="fr_FR"/>
+        </w:rPr>
+        <w:t>קִבְצ֣וּ זְקֵנִ֔ים אִסְפוּ֙ עֽוֹלָלִ֔ים וְ⁠יֹנְקֵ֖י שָׁדָ֑יִם</w:t>
+      </w:r>
+    </w:p>
+    <w:p>
+      <w:pPr/>
+      <w:r>
+        <w:rPr>
+          <w:lang w:val="fr_FR" w:bidi="fr_FR"/>
+        </w:rPr>
+      </w:r>
+      <w:r>
+        <w:rPr>
           <w:b/>
           <w:lang w:val="fr_FR" w:bidi="fr_FR"/>
         </w:rPr>
@@ -14685,6 +16780,20 @@
       </w:r>
       <w:r>
         <w:rPr>
+          <w:lang w:val="fr_FR" w:bidi="fr_FR"/>
+        </w:rPr>
+        <w:t>יֵצֵ֤א חָתָן֙ מֵֽ⁠חֶדְר֔⁠וֹ וְ⁠כַלָּ֖ה מֵ⁠חֻפָּתָֽ⁠הּ</w:t>
+      </w:r>
+    </w:p>
+    <w:p>
+      <w:pPr/>
+      <w:r>
+        <w:rPr>
+          <w:lang w:val="fr_FR" w:bidi="fr_FR"/>
+        </w:rPr>
+      </w:r>
+      <w:r>
+        <w:rPr>
           <w:b/>
           <w:lang w:val="fr_FR" w:bidi="fr_FR"/>
         </w:rPr>
@@ -14768,6 +16877,20 @@
       </w:r>
       <w:r>
         <w:rPr>
+          <w:lang w:val="fr_FR" w:bidi="fr_FR"/>
+        </w:rPr>
+        <w:t>בֵּ֤ין הָ⁠אוּלָם֙ וְ⁠לַ⁠מִּזְבֵּ֔חַ</w:t>
+      </w:r>
+    </w:p>
+    <w:p>
+      <w:pPr/>
+      <w:r>
+        <w:rPr>
+          <w:lang w:val="fr_FR" w:bidi="fr_FR"/>
+        </w:rPr>
+      </w:r>
+      <w:r>
+        <w:rPr>
           <w:b/>
           <w:lang w:val="fr_FR" w:bidi="fr_FR"/>
         </w:rPr>
@@ -14851,6 +16974,20 @@
       </w:r>
       <w:r>
         <w:rPr>
+          <w:lang w:val="fr_FR" w:bidi="fr_FR"/>
+        </w:rPr>
+        <w:t>וְ⁠אַל־תִּתֵּ֨ן נַחֲלָתְ⁠ךָ֤ לְ⁠חֶרְפָּה֙</w:t>
+      </w:r>
+    </w:p>
+    <w:p>
+      <w:pPr/>
+      <w:r>
+        <w:rPr>
+          <w:lang w:val="fr_FR" w:bidi="fr_FR"/>
+        </w:rPr>
+      </w:r>
+      <w:r>
+        <w:rPr>
           <w:b/>
           <w:lang w:val="fr_FR" w:bidi="fr_FR"/>
         </w:rPr>
@@ -14947,6 +17084,20 @@
       </w:r>
       <w:r>
         <w:rPr>
+          <w:lang w:val="fr_FR" w:bidi="fr_FR"/>
+        </w:rPr>
+        <w:t>נַחֲלָתְ⁠ךָ֤</w:t>
+      </w:r>
+    </w:p>
+    <w:p>
+      <w:pPr/>
+      <w:r>
+        <w:rPr>
+          <w:lang w:val="fr_FR" w:bidi="fr_FR"/>
+        </w:rPr>
+      </w:r>
+      <w:r>
+        <w:rPr>
           <w:b/>
           <w:lang w:val="fr_FR" w:bidi="fr_FR"/>
         </w:rPr>
@@ -15030,6 +17181,20 @@
       </w:r>
       <w:r>
         <w:rPr>
+          <w:lang w:val="fr_FR" w:bidi="fr_FR"/>
+        </w:rPr>
+        <w:t>לִ⁠מְשָׁל־בָּ֣⁠ם גּוֹיִ֔ם</w:t>
+      </w:r>
+    </w:p>
+    <w:p>
+      <w:pPr/>
+      <w:r>
+        <w:rPr>
+          <w:lang w:val="fr_FR" w:bidi="fr_FR"/>
+        </w:rPr>
+      </w:r>
+      <w:r>
+        <w:rPr>
           <w:b/>
           <w:lang w:val="fr_FR" w:bidi="fr_FR"/>
         </w:rPr>
@@ -15113,6 +17278,20 @@
       </w:r>
       <w:r>
         <w:rPr>
+          <w:lang w:val="fr_FR" w:bidi="fr_FR"/>
+        </w:rPr>
+        <w:t>לָ֚⁠מָּה יֹאמְר֣וּ בָֽ⁠עַמִּ֔ים אַיֵּ֖ה אֱלֹהֵי⁠הֶֽם</w:t>
+      </w:r>
+    </w:p>
+    <w:p>
+      <w:pPr/>
+      <w:r>
+        <w:rPr>
+          <w:lang w:val="fr_FR" w:bidi="fr_FR"/>
+        </w:rPr>
+      </w:r>
+      <w:r>
+        <w:rPr>
           <w:b/>
           <w:lang w:val="fr_FR" w:bidi="fr_FR"/>
         </w:rPr>
@@ -15196,6 +17375,20 @@
       </w:r>
       <w:r>
         <w:rPr>
+          <w:lang w:val="fr_FR" w:bidi="fr_FR"/>
+        </w:rPr>
+        <w:t>לָ֚⁠מָּה יֹאמְר֣וּ</w:t>
+      </w:r>
+    </w:p>
+    <w:p>
+      <w:pPr/>
+      <w:r>
+        <w:rPr>
+          <w:lang w:val="fr_FR" w:bidi="fr_FR"/>
+        </w:rPr>
+      </w:r>
+      <w:r>
+        <w:rPr>
           <w:b/>
           <w:lang w:val="fr_FR" w:bidi="fr_FR"/>
         </w:rPr>
@@ -15292,6 +17485,20 @@
       </w:r>
       <w:r>
         <w:rPr>
+          <w:lang w:val="fr_FR" w:bidi="fr_FR"/>
+        </w:rPr>
+        <w:t>לָ֚⁠מָּה יֹאמְר֣וּ בָֽ⁠עַמִּ֔ים</w:t>
+      </w:r>
+    </w:p>
+    <w:p>
+      <w:pPr/>
+      <w:r>
+        <w:rPr>
+          <w:lang w:val="fr_FR" w:bidi="fr_FR"/>
+        </w:rPr>
+      </w:r>
+      <w:r>
+        <w:rPr>
           <w:b/>
           <w:lang w:val="fr_FR" w:bidi="fr_FR"/>
         </w:rPr>
@@ -15389,6 +17596,20 @@
       </w:r>
       <w:r>
         <w:rPr>
+          <w:lang w:val="fr_FR" w:bidi="fr_FR"/>
+        </w:rPr>
+        <w:t>אַיֵּ֖ה אֱלֹהֵי⁠הֶֽם</w:t>
+      </w:r>
+    </w:p>
+    <w:p>
+      <w:pPr/>
+      <w:r>
+        <w:rPr>
+          <w:lang w:val="fr_FR" w:bidi="fr_FR"/>
+        </w:rPr>
+      </w:r>
+      <w:r>
+        <w:rPr>
           <w:b/>
           <w:lang w:val="fr_FR" w:bidi="fr_FR"/>
         </w:rPr>
@@ -15472,6 +17693,20 @@
       </w:r>
       <w:r>
         <w:rPr>
+          <w:lang w:val="fr_FR" w:bidi="fr_FR"/>
+        </w:rPr>
+        <w:t>וַ⁠יְקַנֵּ֥א יְהוָ֖ה לְ⁠אַרְצ֑⁠וֹ וַ⁠יַּחְמֹ֖ל עַל־עַמּֽ⁠וֹ</w:t>
+      </w:r>
+    </w:p>
+    <w:p>
+      <w:pPr/>
+      <w:r>
+        <w:rPr>
+          <w:lang w:val="fr_FR" w:bidi="fr_FR"/>
+        </w:rPr>
+      </w:r>
+      <w:r>
+        <w:rPr>
           <w:b/>
           <w:lang w:val="fr_FR" w:bidi="fr_FR"/>
         </w:rPr>
@@ -15569,6 +17804,20 @@
       </w:r>
       <w:r>
         <w:rPr>
+          <w:lang w:val="fr_FR" w:bidi="fr_FR"/>
+        </w:rPr>
+        <w:t>לְ⁠אַרְצ֑⁠וֹ</w:t>
+      </w:r>
+    </w:p>
+    <w:p>
+      <w:pPr/>
+      <w:r>
+        <w:rPr>
+          <w:lang w:val="fr_FR" w:bidi="fr_FR"/>
+        </w:rPr>
+      </w:r>
+      <w:r>
+        <w:rPr>
           <w:b/>
           <w:lang w:val="fr_FR" w:bidi="fr_FR"/>
         </w:rPr>
@@ -15665,6 +17914,20 @@
       </w:r>
       <w:r>
         <w:rPr>
+          <w:lang w:val="fr_FR" w:bidi="fr_FR"/>
+        </w:rPr>
+        <w:t>וַ⁠יַּ֨עַן יְהוָ֜ה וַ⁠יֹּ֣אמֶר</w:t>
+      </w:r>
+    </w:p>
+    <w:p>
+      <w:pPr/>
+      <w:r>
+        <w:rPr>
+          <w:lang w:val="fr_FR" w:bidi="fr_FR"/>
+        </w:rPr>
+      </w:r>
+      <w:r>
+        <w:rPr>
           <w:b/>
           <w:lang w:val="fr_FR" w:bidi="fr_FR"/>
         </w:rPr>
@@ -15748,6 +18011,20 @@
       </w:r>
       <w:r>
         <w:rPr>
+          <w:lang w:val="fr_FR" w:bidi="fr_FR"/>
+        </w:rPr>
+        <w:t>וַ⁠יַּ֨עַן יְהוָ֜ה וַ⁠יֹּ֣אמֶר</w:t>
+      </w:r>
+    </w:p>
+    <w:p>
+      <w:pPr/>
+      <w:r>
+        <w:rPr>
+          <w:lang w:val="fr_FR" w:bidi="fr_FR"/>
+        </w:rPr>
+      </w:r>
+      <w:r>
+        <w:rPr>
           <w:b/>
           <w:lang w:val="fr_FR" w:bidi="fr_FR"/>
         </w:rPr>
@@ -15870,6 +18147,20 @@
       </w:r>
       <w:r>
         <w:rPr>
+          <w:lang w:val="fr_FR" w:bidi="fr_FR"/>
+        </w:rPr>
+        <w:t>הִנְ⁠נִ֨י שֹׁלֵ֤חַ לָ⁠כֶם֙ אֶת־הַ⁠דָּגָן֙ וְ⁠הַ⁠תִּיר֣וֹשׁ וְ⁠הַ⁠יִּצְהָ֔ר</w:t>
+      </w:r>
+    </w:p>
+    <w:p>
+      <w:pPr/>
+      <w:r>
+        <w:rPr>
+          <w:lang w:val="fr_FR" w:bidi="fr_FR"/>
+        </w:rPr>
+      </w:r>
+      <w:r>
+        <w:rPr>
           <w:b/>
           <w:lang w:val="fr_FR" w:bidi="fr_FR"/>
         </w:rPr>
@@ -15953,6 +18244,20 @@
       </w:r>
       <w:r>
         <w:rPr>
+          <w:lang w:val="fr_FR" w:bidi="fr_FR"/>
+        </w:rPr>
+        <w:t>הִנְ⁠נִ֨י שֹׁלֵ֤חַ</w:t>
+      </w:r>
+    </w:p>
+    <w:p>
+      <w:pPr/>
+      <w:r>
+        <w:rPr>
+          <w:lang w:val="fr_FR" w:bidi="fr_FR"/>
+        </w:rPr>
+      </w:r>
+      <w:r>
+        <w:rPr>
           <w:b/>
           <w:lang w:val="fr_FR" w:bidi="fr_FR"/>
         </w:rPr>
@@ -16036,6 +18341,20 @@
       </w:r>
       <w:r>
         <w:rPr>
+          <w:lang w:val="fr_FR" w:bidi="fr_FR"/>
+        </w:rPr>
+        <w:t>אֹת֑⁠וֹ</w:t>
+      </w:r>
+    </w:p>
+    <w:p>
+      <w:pPr/>
+      <w:r>
+        <w:rPr>
+          <w:lang w:val="fr_FR" w:bidi="fr_FR"/>
+        </w:rPr>
+      </w:r>
+      <w:r>
+        <w:rPr>
           <w:b/>
           <w:lang w:val="fr_FR" w:bidi="fr_FR"/>
         </w:rPr>
@@ -16171,6 +18490,20 @@
       </w:r>
       <w:r>
         <w:rPr>
+          <w:lang w:val="fr_FR" w:bidi="fr_FR"/>
+        </w:rPr>
+        <w:t>וְ⁠לֹא־אֶתֵּ֨ן אֶתְ⁠כֶ֥ם ע֛וֹד חֶרְפָּ֖ה בַּ⁠גּוֹיִֽם</w:t>
+      </w:r>
+    </w:p>
+    <w:p>
+      <w:pPr/>
+      <w:r>
+        <w:rPr>
+          <w:lang w:val="fr_FR" w:bidi="fr_FR"/>
+        </w:rPr>
+      </w:r>
+      <w:r>
+        <w:rPr>
           <w:b/>
           <w:lang w:val="fr_FR" w:bidi="fr_FR"/>
         </w:rPr>
@@ -16267,6 +18600,20 @@
       </w:r>
       <w:r>
         <w:rPr>
+          <w:lang w:val="fr_FR" w:bidi="fr_FR"/>
+        </w:rPr>
+        <w:t>וְֽ⁠אֶת־הַ⁠צְּפוֹנִ֞י</w:t>
+      </w:r>
+    </w:p>
+    <w:p>
+      <w:pPr/>
+      <w:r>
+        <w:rPr>
+          <w:lang w:val="fr_FR" w:bidi="fr_FR"/>
+        </w:rPr>
+      </w:r>
+      <w:r>
+        <w:rPr>
           <w:b/>
           <w:lang w:val="fr_FR" w:bidi="fr_FR"/>
         </w:rPr>
@@ -16363,6 +18710,20 @@
       </w:r>
       <w:r>
         <w:rPr>
+          <w:lang w:val="fr_FR" w:bidi="fr_FR"/>
+        </w:rPr>
+        <w:t>אֶ֣רֶץ צִיָּ֣ה וּ⁠שְׁמָמָה֒</w:t>
+      </w:r>
+    </w:p>
+    <w:p>
+      <w:pPr/>
+      <w:r>
+        <w:rPr>
+          <w:lang w:val="fr_FR" w:bidi="fr_FR"/>
+        </w:rPr>
+      </w:r>
+      <w:r>
+        <w:rPr>
           <w:b/>
           <w:lang w:val="fr_FR" w:bidi="fr_FR"/>
         </w:rPr>
@@ -16472,6 +18833,20 @@
       </w:r>
       <w:r>
         <w:rPr>
+          <w:lang w:val="fr_FR" w:bidi="fr_FR"/>
+        </w:rPr>
+        <w:t>אֶ֣רֶץ צִיָּ֣ה וּ⁠שְׁמָמָה֒</w:t>
+      </w:r>
+    </w:p>
+    <w:p>
+      <w:pPr/>
+      <w:r>
+        <w:rPr>
+          <w:lang w:val="fr_FR" w:bidi="fr_FR"/>
+        </w:rPr>
+      </w:r>
+      <w:r>
+        <w:rPr>
           <w:b/>
           <w:lang w:val="fr_FR" w:bidi="fr_FR"/>
         </w:rPr>
@@ -16581,6 +18956,20 @@
       </w:r>
       <w:r>
         <w:rPr>
+          <w:lang w:val="fr_FR" w:bidi="fr_FR"/>
+        </w:rPr>
+        <w:t>אֶל &amp; אֶת־פָּנָ֗י⁠ו אֶל־הַ⁠יָּם֙ הַ⁠קַּדְמֹנִ֔י וְ⁠סֹפ֖⁠וֹ אֶל־הַ⁠יָּ֣ם הָ⁠אַֽחֲר֑וֹן</w:t>
+      </w:r>
+    </w:p>
+    <w:p>
+      <w:pPr/>
+      <w:r>
+        <w:rPr>
+          <w:lang w:val="fr_FR" w:bidi="fr_FR"/>
+        </w:rPr>
+      </w:r>
+      <w:r>
+        <w:rPr>
           <w:b/>
           <w:lang w:val="fr_FR" w:bidi="fr_FR"/>
         </w:rPr>
@@ -16702,6 +19091,20 @@
       </w:r>
       <w:r>
         <w:rPr>
+          <w:lang w:val="fr_FR" w:bidi="fr_FR"/>
+        </w:rPr>
+        <w:t>אֶל &amp; אֶת־פָּנָ֗י⁠ו אֶל־הַ⁠יָּם֙ הַ⁠קַּדְמֹנִ֔י וְ⁠סֹפ֖⁠וֹ אֶל־הַ⁠יָּ֣ם הָ⁠אַֽחֲר֑וֹן</w:t>
+      </w:r>
+    </w:p>
+    <w:p>
+      <w:pPr/>
+      <w:r>
+        <w:rPr>
+          <w:lang w:val="fr_FR" w:bidi="fr_FR"/>
+        </w:rPr>
+      </w:r>
+      <w:r>
+        <w:rPr>
           <w:b/>
           <w:lang w:val="fr_FR" w:bidi="fr_FR"/>
         </w:rPr>
@@ -16811,6 +19214,20 @@
       </w:r>
       <w:r>
         <w:rPr>
+          <w:lang w:val="fr_FR" w:bidi="fr_FR"/>
+        </w:rPr>
+        <w:t>וְ⁠עָלָ֣ה בָאְשׁ֗⁠וֹ וְ⁠תַ֨עַל֙ צַחֲנָת֔⁠וֹ</w:t>
+      </w:r>
+    </w:p>
+    <w:p>
+      <w:pPr/>
+      <w:r>
+        <w:rPr>
+          <w:lang w:val="fr_FR" w:bidi="fr_FR"/>
+        </w:rPr>
+      </w:r>
+      <w:r>
+        <w:rPr>
           <w:b/>
           <w:lang w:val="fr_FR" w:bidi="fr_FR"/>
         </w:rPr>
@@ -16921,6 +19338,20 @@
       </w:r>
       <w:r>
         <w:rPr>
+          <w:lang w:val="fr_FR" w:bidi="fr_FR"/>
+        </w:rPr>
+        <w:t>הִגְדִּ֖יל לַ⁠עֲשֽׂוֹת</w:t>
+      </w:r>
+    </w:p>
+    <w:p>
+      <w:pPr/>
+      <w:r>
+        <w:rPr>
+          <w:lang w:val="fr_FR" w:bidi="fr_FR"/>
+        </w:rPr>
+      </w:r>
+      <w:r>
+        <w:rPr>
           <w:b/>
           <w:lang w:val="fr_FR" w:bidi="fr_FR"/>
         </w:rPr>
@@ -17004,6 +19435,20 @@
       </w:r>
       <w:r>
         <w:rPr>
+          <w:lang w:val="fr_FR" w:bidi="fr_FR"/>
+        </w:rPr>
+        <w:t>כִּ֥י הִגְדִּ֖יל לַ⁠עֲשֽׂוֹת</w:t>
+      </w:r>
+    </w:p>
+    <w:p>
+      <w:pPr/>
+      <w:r>
+        <w:rPr>
+          <w:lang w:val="fr_FR" w:bidi="fr_FR"/>
+        </w:rPr>
+      </w:r>
+      <w:r>
+        <w:rPr>
           <w:b/>
           <w:lang w:val="fr_FR" w:bidi="fr_FR"/>
         </w:rPr>
@@ -17087,6 +19532,20 @@
       </w:r>
       <w:r>
         <w:rPr>
+          <w:lang w:val="fr_FR" w:bidi="fr_FR"/>
+        </w:rPr>
+        <w:t>אַל־תִּֽירְאִ֖י אֲדָמָ֑ה גִּ֣ילִי וּ⁠שְׂמָ֔חִי</w:t>
+      </w:r>
+    </w:p>
+    <w:p>
+      <w:pPr/>
+      <w:r>
+        <w:rPr>
+          <w:lang w:val="fr_FR" w:bidi="fr_FR"/>
+        </w:rPr>
+      </w:r>
+      <w:r>
+        <w:rPr>
           <w:b/>
           <w:lang w:val="fr_FR" w:bidi="fr_FR"/>
         </w:rPr>
@@ -17183,6 +19642,20 @@
       </w:r>
       <w:r>
         <w:rPr>
+          <w:lang w:val="fr_FR" w:bidi="fr_FR"/>
+        </w:rPr>
+        <w:t>גִּ֣ילִי וּ⁠שְׂמָ֔חִי</w:t>
+      </w:r>
+    </w:p>
+    <w:p>
+      <w:pPr/>
+      <w:r>
+        <w:rPr>
+          <w:lang w:val="fr_FR" w:bidi="fr_FR"/>
+        </w:rPr>
+      </w:r>
+      <w:r>
+        <w:rPr>
           <w:b/>
           <w:lang w:val="fr_FR" w:bidi="fr_FR"/>
         </w:rPr>
@@ -17292,6 +19765,20 @@
       </w:r>
       <w:r>
         <w:rPr>
+          <w:lang w:val="fr_FR" w:bidi="fr_FR"/>
+        </w:rPr>
+        <w:t>הִגְדִּ֥יל יְהוָ֖ה לַ⁠עֲשֽׂוֹת</w:t>
+      </w:r>
+    </w:p>
+    <w:p>
+      <w:pPr/>
+      <w:r>
+        <w:rPr>
+          <w:lang w:val="fr_FR" w:bidi="fr_FR"/>
+        </w:rPr>
+      </w:r>
+      <w:r>
+        <w:rPr>
           <w:b/>
           <w:lang w:val="fr_FR" w:bidi="fr_FR"/>
         </w:rPr>
@@ -17375,6 +19862,20 @@
       </w:r>
       <w:r>
         <w:rPr>
+          <w:lang w:val="fr_FR" w:bidi="fr_FR"/>
+        </w:rPr>
+        <w:t>הִגְדִּ֥יל יְהוָ֖ה לַ⁠עֲשֽׂוֹת</w:t>
+      </w:r>
+    </w:p>
+    <w:p>
+      <w:pPr/>
+      <w:r>
+        <w:rPr>
+          <w:lang w:val="fr_FR" w:bidi="fr_FR"/>
+        </w:rPr>
+      </w:r>
+      <w:r>
+        <w:rPr>
           <w:b/>
           <w:lang w:val="fr_FR" w:bidi="fr_FR"/>
         </w:rPr>
@@ -17458,6 +19959,20 @@
       </w:r>
       <w:r>
         <w:rPr>
+          <w:lang w:val="fr_FR" w:bidi="fr_FR"/>
+        </w:rPr>
+        <w:t>אַל־תִּֽירְאוּ֙ בַּהֲמ֣וֹת שָׂדַ֔י</w:t>
+      </w:r>
+    </w:p>
+    <w:p>
+      <w:pPr/>
+      <w:r>
+        <w:rPr>
+          <w:lang w:val="fr_FR" w:bidi="fr_FR"/>
+        </w:rPr>
+      </w:r>
+      <w:r>
+        <w:rPr>
           <w:b/>
           <w:lang w:val="fr_FR" w:bidi="fr_FR"/>
         </w:rPr>
@@ -17554,6 +20069,20 @@
       </w:r>
       <w:r>
         <w:rPr>
+          <w:lang w:val="fr_FR" w:bidi="fr_FR"/>
+        </w:rPr>
+        <w:t>דָשְׁא֖וּ נְא֣וֹת מִדְבָּ֑ר כִּֽי־עֵץ֙ נָשָׂ֣א פִרְי֔⁠וֹ תְּאֵנָ֥ה וָ⁠גֶ֖פֶן נָתְנ֥וּ חֵילָֽ⁠ם</w:t>
+      </w:r>
+    </w:p>
+    <w:p>
+      <w:pPr/>
+      <w:r>
+        <w:rPr>
+          <w:lang w:val="fr_FR" w:bidi="fr_FR"/>
+        </w:rPr>
+      </w:r>
+      <w:r>
+        <w:rPr>
           <w:b/>
           <w:lang w:val="fr_FR" w:bidi="fr_FR"/>
         </w:rPr>
@@ -17637,6 +20166,20 @@
       </w:r>
       <w:r>
         <w:rPr>
+          <w:lang w:val="fr_FR" w:bidi="fr_FR"/>
+        </w:rPr>
+        <w:t>עֵץ֙ נָשָׂ֣א פִרְי֔⁠וֹ תְּאֵנָ֥ה וָ⁠גֶ֖פֶן נָתְנ֥וּ חֵילָֽ⁠ם</w:t>
+      </w:r>
+    </w:p>
+    <w:p>
+      <w:pPr/>
+      <w:r>
+        <w:rPr>
+          <w:lang w:val="fr_FR" w:bidi="fr_FR"/>
+        </w:rPr>
+      </w:r>
+      <w:r>
+        <w:rPr>
           <w:b/>
           <w:lang w:val="fr_FR" w:bidi="fr_FR"/>
         </w:rPr>
@@ -17759,6 +20302,20 @@
       </w:r>
       <w:r>
         <w:rPr>
+          <w:lang w:val="fr_FR" w:bidi="fr_FR"/>
+        </w:rPr>
+        <w:t>חֵילָֽ⁠ם</w:t>
+      </w:r>
+    </w:p>
+    <w:p>
+      <w:pPr/>
+      <w:r>
+        <w:rPr>
+          <w:lang w:val="fr_FR" w:bidi="fr_FR"/>
+        </w:rPr>
+      </w:r>
+      <w:r>
+        <w:rPr>
           <w:b/>
           <w:lang w:val="fr_FR" w:bidi="fr_FR"/>
         </w:rPr>
@@ -17855,6 +20412,20 @@
       </w:r>
       <w:r>
         <w:rPr>
+          <w:lang w:val="fr_FR" w:bidi="fr_FR"/>
+        </w:rPr>
+        <w:t>וּ⁠בְנֵ֣י צִיּ֗וֹן</w:t>
+      </w:r>
+    </w:p>
+    <w:p>
+      <w:pPr/>
+      <w:r>
+        <w:rPr>
+          <w:lang w:val="fr_FR" w:bidi="fr_FR"/>
+        </w:rPr>
+      </w:r>
+      <w:r>
+        <w:rPr>
           <w:b/>
           <w:lang w:val="fr_FR" w:bidi="fr_FR"/>
         </w:rPr>
@@ -17951,6 +20522,20 @@
       </w:r>
       <w:r>
         <w:rPr>
+          <w:lang w:val="fr_FR" w:bidi="fr_FR"/>
+        </w:rPr>
+        <w:t>אֱלֹֽהֵי⁠כֶ֔ם</w:t>
+      </w:r>
+    </w:p>
+    <w:p>
+      <w:pPr/>
+      <w:r>
+        <w:rPr>
+          <w:lang w:val="fr_FR" w:bidi="fr_FR"/>
+        </w:rPr>
+      </w:r>
+      <w:r>
+        <w:rPr>
           <w:b/>
           <w:lang w:val="fr_FR" w:bidi="fr_FR"/>
         </w:rPr>
@@ -18047,6 +20632,20 @@
       </w:r>
       <w:r>
         <w:rPr>
+          <w:lang w:val="fr_FR" w:bidi="fr_FR"/>
+        </w:rPr>
+        <w:t>נָתַ֥ן לָ⁠כֶ֛ם אֶת־הַ⁠מּוֹרֶ֖ה לִ⁠צְדָקָ֑ה וַ⁠יּ֣וֹרֶד לָ⁠כֶ֗ם גֶּ֛שֶׁם</w:t>
+      </w:r>
+    </w:p>
+    <w:p>
+      <w:pPr/>
+      <w:r>
+        <w:rPr>
+          <w:lang w:val="fr_FR" w:bidi="fr_FR"/>
+        </w:rPr>
+      </w:r>
+      <w:r>
+        <w:rPr>
           <w:b/>
           <w:lang w:val="fr_FR" w:bidi="fr_FR"/>
         </w:rPr>
@@ -18130,6 +20729,20 @@
       </w:r>
       <w:r>
         <w:rPr>
+          <w:lang w:val="fr_FR" w:bidi="fr_FR"/>
+        </w:rPr>
+        <w:t>לִ⁠צְדָקָ֑ה</w:t>
+      </w:r>
+    </w:p>
+    <w:p>
+      <w:pPr/>
+      <w:r>
+        <w:rPr>
+          <w:lang w:val="fr_FR" w:bidi="fr_FR"/>
+        </w:rPr>
+      </w:r>
+      <w:r>
+        <w:rPr>
           <w:b/>
           <w:lang w:val="fr_FR" w:bidi="fr_FR"/>
         </w:rPr>
@@ -18238,6 +20851,20 @@
       </w:r>
       <w:r>
         <w:rPr>
+          <w:lang w:val="fr_FR" w:bidi="fr_FR"/>
+        </w:rPr>
+        <w:t>גֶּ֛שֶׁם</w:t>
+      </w:r>
+    </w:p>
+    <w:p>
+      <w:pPr/>
+      <w:r>
+        <w:rPr>
+          <w:lang w:val="fr_FR" w:bidi="fr_FR"/>
+        </w:rPr>
+      </w:r>
+      <w:r>
+        <w:rPr>
           <w:b/>
           <w:lang w:val="fr_FR" w:bidi="fr_FR"/>
         </w:rPr>
@@ -18334,6 +20961,20 @@
       </w:r>
       <w:r>
         <w:rPr>
+          <w:lang w:val="fr_FR" w:bidi="fr_FR"/>
+        </w:rPr>
+        <w:t>מוֹרֶ֥ה וּ⁠מַלְק֖וֹשׁ</w:t>
+      </w:r>
+    </w:p>
+    <w:p>
+      <w:pPr/>
+      <w:r>
+        <w:rPr>
+          <w:lang w:val="fr_FR" w:bidi="fr_FR"/>
+        </w:rPr>
+      </w:r>
+      <w:r>
+        <w:rPr>
           <w:b/>
           <w:lang w:val="fr_FR" w:bidi="fr_FR"/>
         </w:rPr>
@@ -18457,6 +21098,20 @@
       </w:r>
       <w:r>
         <w:rPr>
+          <w:lang w:val="fr_FR" w:bidi="fr_FR"/>
+        </w:rPr>
+        <w:t>בָּ⁠רִאשֽׁוֹן</w:t>
+      </w:r>
+    </w:p>
+    <w:p>
+      <w:pPr/>
+      <w:r>
+        <w:rPr>
+          <w:lang w:val="fr_FR" w:bidi="fr_FR"/>
+        </w:rPr>
+      </w:r>
+      <w:r>
+        <w:rPr>
           <w:b/>
           <w:lang w:val="fr_FR" w:bidi="fr_FR"/>
         </w:rPr>
@@ -18581,6 +21236,20 @@
       </w:r>
       <w:r>
         <w:rPr>
+          <w:lang w:val="fr_FR" w:bidi="fr_FR"/>
+        </w:rPr>
+        <w:t>וְ⁠הֵשִׁ֥יקוּ הַ⁠יְקָבִ֖ים תִּיר֥וֹשׁ וְ⁠יִצְהָֽר</w:t>
+      </w:r>
+    </w:p>
+    <w:p>
+      <w:pPr/>
+      <w:r>
+        <w:rPr>
+          <w:lang w:val="fr_FR" w:bidi="fr_FR"/>
+        </w:rPr>
+      </w:r>
+      <w:r>
+        <w:rPr>
           <w:b/>
           <w:lang w:val="fr_FR" w:bidi="fr_FR"/>
         </w:rPr>
@@ -18664,6 +21333,20 @@
       </w:r>
       <w:r>
         <w:rPr>
+          <w:lang w:val="fr_FR" w:bidi="fr_FR"/>
+        </w:rPr>
+        <w:t>וְ⁠שִׁלַּמְתִּ֤י לָ⁠כֶם֙ אֶת־הַ⁠שָּׁנִ֔ים</w:t>
+      </w:r>
+    </w:p>
+    <w:p>
+      <w:pPr/>
+      <w:r>
+        <w:rPr>
+          <w:lang w:val="fr_FR" w:bidi="fr_FR"/>
+        </w:rPr>
+      </w:r>
+      <w:r>
+        <w:rPr>
           <w:b/>
           <w:lang w:val="fr_FR" w:bidi="fr_FR"/>
         </w:rPr>
@@ -18747,6 +21430,20 @@
       </w:r>
       <w:r>
         <w:rPr>
+          <w:lang w:val="fr_FR" w:bidi="fr_FR"/>
+        </w:rPr>
+        <w:t>אֶת־הַ⁠שָּׁנִ֔ים</w:t>
+      </w:r>
+    </w:p>
+    <w:p>
+      <w:pPr/>
+      <w:r>
+        <w:rPr>
+          <w:lang w:val="fr_FR" w:bidi="fr_FR"/>
+        </w:rPr>
+      </w:r>
+      <w:r>
+        <w:rPr>
           <w:b/>
           <w:lang w:val="fr_FR" w:bidi="fr_FR"/>
         </w:rPr>
@@ -18843,6 +21540,20 @@
       </w:r>
       <w:r>
         <w:rPr>
+          <w:lang w:val="fr_FR" w:bidi="fr_FR"/>
+        </w:rPr>
+        <w:t>חֵילִ⁠י֙ הַ⁠גָּד֔וֹל</w:t>
+      </w:r>
+    </w:p>
+    <w:p>
+      <w:pPr/>
+      <w:r>
+        <w:rPr>
+          <w:lang w:val="fr_FR" w:bidi="fr_FR"/>
+        </w:rPr>
+      </w:r>
+      <w:r>
+        <w:rPr>
           <w:b/>
           <w:lang w:val="fr_FR" w:bidi="fr_FR"/>
         </w:rPr>
@@ -18939,6 +21650,20 @@
       </w:r>
       <w:r>
         <w:rPr>
+          <w:lang w:val="fr_FR" w:bidi="fr_FR"/>
+        </w:rPr>
+        <w:t>וַ⁠אֲכַלְתֶּ֤ם אָכוֹל֙</w:t>
+      </w:r>
+    </w:p>
+    <w:p>
+      <w:pPr/>
+      <w:r>
+        <w:rPr>
+          <w:lang w:val="fr_FR" w:bidi="fr_FR"/>
+        </w:rPr>
+      </w:r>
+      <w:r>
+        <w:rPr>
           <w:b/>
           <w:lang w:val="fr_FR" w:bidi="fr_FR"/>
         </w:rPr>
@@ -19034,6 +21759,20 @@
       </w:r>
       <w:r>
         <w:rPr>
+          <w:lang w:val="fr_FR" w:bidi="fr_FR"/>
+        </w:rPr>
+        <w:t>אֶת־שֵׁ֤ם יְהוָה֙ אֱלֹ֣הֵי⁠כֶ֔ם</w:t>
+      </w:r>
+    </w:p>
+    <w:p>
+      <w:pPr/>
+      <w:r>
+        <w:rPr>
+          <w:lang w:val="fr_FR" w:bidi="fr_FR"/>
+        </w:rPr>
+      </w:r>
+      <w:r>
+        <w:rPr>
           <w:b/>
           <w:lang w:val="fr_FR" w:bidi="fr_FR"/>
         </w:rPr>
@@ -19117,6 +21856,20 @@
       </w:r>
       <w:r>
         <w:rPr>
+          <w:lang w:val="fr_FR" w:bidi="fr_FR"/>
+        </w:rPr>
+        <w:t>אֶת־שֵׁ֤ם</w:t>
+      </w:r>
+    </w:p>
+    <w:p>
+      <w:pPr/>
+      <w:r>
+        <w:rPr>
+          <w:lang w:val="fr_FR" w:bidi="fr_FR"/>
+        </w:rPr>
+      </w:r>
+      <w:r>
+        <w:rPr>
           <w:b/>
           <w:lang w:val="fr_FR" w:bidi="fr_FR"/>
         </w:rPr>
@@ -19213,6 +21966,20 @@
       </w:r>
       <w:r>
         <w:rPr>
+          <w:lang w:val="fr_FR" w:bidi="fr_FR"/>
+        </w:rPr>
+        <w:t>אֲשֶׁר־עָשָׂ֥ה עִמָּ⁠כֶ֖ם לְ⁠הַפְלִ֑יא</w:t>
+      </w:r>
+    </w:p>
+    <w:p>
+      <w:pPr/>
+      <w:r>
+        <w:rPr>
+          <w:lang w:val="fr_FR" w:bidi="fr_FR"/>
+        </w:rPr>
+      </w:r>
+      <w:r>
+        <w:rPr>
           <w:b/>
           <w:lang w:val="fr_FR" w:bidi="fr_FR"/>
         </w:rPr>
@@ -19296,6 +22063,20 @@
       </w:r>
       <w:r>
         <w:rPr>
+          <w:lang w:val="fr_FR" w:bidi="fr_FR"/>
+        </w:rPr>
+        <w:t>וְ⁠לֹא־יֵבֹ֥שׁוּ עַמִּ֖⁠י לְ⁠עוֹלָֽם</w:t>
+      </w:r>
+    </w:p>
+    <w:p>
+      <w:pPr/>
+      <w:r>
+        <w:rPr>
+          <w:lang w:val="fr_FR" w:bidi="fr_FR"/>
+        </w:rPr>
+      </w:r>
+      <w:r>
+        <w:rPr>
           <w:b/>
           <w:lang w:val="fr_FR" w:bidi="fr_FR"/>
         </w:rPr>
@@ -19392,6 +22173,20 @@
       </w:r>
       <w:r>
         <w:rPr>
+          <w:lang w:val="fr_FR" w:bidi="fr_FR"/>
+        </w:rPr>
+        <w:t>יִשְׂרָאֵל֙</w:t>
+      </w:r>
+    </w:p>
+    <w:p>
+      <w:pPr/>
+      <w:r>
+        <w:rPr>
+          <w:lang w:val="fr_FR" w:bidi="fr_FR"/>
+        </w:rPr>
+      </w:r>
+      <w:r>
+        <w:rPr>
           <w:b/>
           <w:lang w:val="fr_FR" w:bidi="fr_FR"/>
         </w:rPr>
@@ -19488,6 +22283,20 @@
       </w:r>
       <w:r>
         <w:rPr>
+          <w:lang w:val="fr_FR" w:bidi="fr_FR"/>
+        </w:rPr>
+        <w:t>וְ⁠לֹא־יֵבֹ֥שׁוּ עַמִּ֖⁠י לְ⁠עוֹלָֽם</w:t>
+      </w:r>
+    </w:p>
+    <w:p>
+      <w:pPr/>
+      <w:r>
+        <w:rPr>
+          <w:lang w:val="fr_FR" w:bidi="fr_FR"/>
+        </w:rPr>
+      </w:r>
+      <w:r>
+        <w:rPr>
           <w:b/>
           <w:lang w:val="fr_FR" w:bidi="fr_FR"/>
         </w:rPr>
@@ -19584,6 +22393,20 @@
       </w:r>
       <w:r>
         <w:rPr>
+          <w:lang w:val="fr_FR" w:bidi="fr_FR"/>
+        </w:rPr>
+        <w:t>וְ⁠הָיָ֣ה אַֽחֲרֵי־כֵ֗ן</w:t>
+      </w:r>
+    </w:p>
+    <w:p>
+      <w:pPr/>
+      <w:r>
+        <w:rPr>
+          <w:lang w:val="fr_FR" w:bidi="fr_FR"/>
+        </w:rPr>
+      </w:r>
+      <w:r>
+        <w:rPr>
           <w:b/>
           <w:lang w:val="fr_FR" w:bidi="fr_FR"/>
         </w:rPr>
@@ -19667,6 +22490,20 @@
       </w:r>
       <w:r>
         <w:rPr>
+          <w:lang w:val="fr_FR" w:bidi="fr_FR"/>
+        </w:rPr>
+        <w:t>אֶשְׁפּ֤וֹךְ אֶת־רוּחִ⁠י֙ עַל־כָּל־בָּשָׂ֔ר</w:t>
+      </w:r>
+    </w:p>
+    <w:p>
+      <w:pPr/>
+      <w:r>
+        <w:rPr>
+          <w:lang w:val="fr_FR" w:bidi="fr_FR"/>
+        </w:rPr>
+      </w:r>
+      <w:r>
+        <w:rPr>
           <w:b/>
           <w:lang w:val="fr_FR" w:bidi="fr_FR"/>
         </w:rPr>
@@ -19750,6 +22587,20 @@
       </w:r>
       <w:r>
         <w:rPr>
+          <w:lang w:val="fr_FR" w:bidi="fr_FR"/>
+        </w:rPr>
+        <w:t>עַל־כָּל־בָּשָׂ֔ר</w:t>
+      </w:r>
+    </w:p>
+    <w:p>
+      <w:pPr/>
+      <w:r>
+        <w:rPr>
+          <w:lang w:val="fr_FR" w:bidi="fr_FR"/>
+        </w:rPr>
+      </w:r>
+      <w:r>
+        <w:rPr>
           <w:b/>
           <w:lang w:val="fr_FR" w:bidi="fr_FR"/>
         </w:rPr>
@@ -19858,6 +22709,20 @@
       </w:r>
       <w:r>
         <w:rPr>
+          <w:lang w:val="fr_FR" w:bidi="fr_FR"/>
+        </w:rPr>
+        <w:t>עַל־כָּל־בָּשָׂ֔ר</w:t>
+      </w:r>
+    </w:p>
+    <w:p>
+      <w:pPr/>
+      <w:r>
+        <w:rPr>
+          <w:lang w:val="fr_FR" w:bidi="fr_FR"/>
+        </w:rPr>
+      </w:r>
+      <w:r>
+        <w:rPr>
           <w:b/>
           <w:lang w:val="fr_FR" w:bidi="fr_FR"/>
         </w:rPr>
@@ -19954,6 +22819,20 @@
       </w:r>
       <w:r>
         <w:rPr>
+          <w:lang w:val="fr_FR" w:bidi="fr_FR"/>
+        </w:rPr>
+        <w:t>וְ⁠נִבְּא֖וּ בְּנֵי⁠כֶ֣ם וּ⁠בְנֽוֹתֵי⁠כֶ֑ם</w:t>
+      </w:r>
+    </w:p>
+    <w:p>
+      <w:pPr/>
+      <w:r>
+        <w:rPr>
+          <w:lang w:val="fr_FR" w:bidi="fr_FR"/>
+        </w:rPr>
+      </w:r>
+      <w:r>
+        <w:rPr>
           <w:b/>
           <w:lang w:val="fr_FR" w:bidi="fr_FR"/>
         </w:rPr>
@@ -20037,6 +22916,20 @@
       </w:r>
       <w:r>
         <w:rPr>
+          <w:lang w:val="fr_FR" w:bidi="fr_FR"/>
+        </w:rPr>
+        <w:t>זִקְנֵי⁠כֶם֙ חֲלֹמ֣וֹת יַחֲלֹמ֔וּ⁠ן בַּח֣וּרֵי⁠כֶ֔ם חֶזְיֹנ֖וֹת יִרְאֽוּ</w:t>
+      </w:r>
+    </w:p>
+    <w:p>
+      <w:pPr/>
+      <w:r>
+        <w:rPr>
+          <w:lang w:val="fr_FR" w:bidi="fr_FR"/>
+        </w:rPr>
+      </w:r>
+      <w:r>
+        <w:rPr>
           <w:b/>
           <w:lang w:val="fr_FR" w:bidi="fr_FR"/>
         </w:rPr>
@@ -20134,6 +23027,20 @@
       </w:r>
       <w:r>
         <w:rPr>
+          <w:lang w:val="fr_FR" w:bidi="fr_FR"/>
+        </w:rPr>
+        <w:t>חֲלֹמ֣וֹת</w:t>
+      </w:r>
+    </w:p>
+    <w:p>
+      <w:pPr/>
+      <w:r>
+        <w:rPr>
+          <w:lang w:val="fr_FR" w:bidi="fr_FR"/>
+        </w:rPr>
+      </w:r>
+      <w:r>
+        <w:rPr>
           <w:b/>
           <w:lang w:val="fr_FR" w:bidi="fr_FR"/>
         </w:rPr>
@@ -20230,6 +23137,20 @@
       </w:r>
       <w:r>
         <w:rPr>
+          <w:lang w:val="fr_FR" w:bidi="fr_FR"/>
+        </w:rPr>
+        <w:t>וְ⁠גַ֥ם עַל־הָֽ⁠עֲבָדִ֖ים וְ⁠עַל־הַ⁠שְּׁפָח֑וֹת</w:t>
+      </w:r>
+    </w:p>
+    <w:p>
+      <w:pPr/>
+      <w:r>
+        <w:rPr>
+          <w:lang w:val="fr_FR" w:bidi="fr_FR"/>
+        </w:rPr>
+      </w:r>
+      <w:r>
+        <w:rPr>
           <w:b/>
           <w:lang w:val="fr_FR" w:bidi="fr_FR"/>
         </w:rPr>
@@ -20313,6 +23234,20 @@
       </w:r>
       <w:r>
         <w:rPr>
+          <w:lang w:val="fr_FR" w:bidi="fr_FR"/>
+        </w:rPr>
+        <w:t>בַּ⁠יָּמִ֣ים הָ⁠הֵ֔מָּה</w:t>
+      </w:r>
+    </w:p>
+    <w:p>
+      <w:pPr/>
+      <w:r>
+        <w:rPr>
+          <w:lang w:val="fr_FR" w:bidi="fr_FR"/>
+        </w:rPr>
+      </w:r>
+      <w:r>
+        <w:rPr>
           <w:b/>
           <w:lang w:val="fr_FR" w:bidi="fr_FR"/>
         </w:rPr>
@@ -20428,7 +23363,7 @@
         </w:rPr>
         <w:t xml:space="preserve">Voyez comment vous avez traduit cela en </w:t>
       </w:r>
-      <w:hyperlink r:id="rId15">
+      <w:hyperlink r:id="rId17">
         <w:r>
           <w:rPr>
             <w:lang w:val="fr_FR" w:bidi="fr_FR"/>
@@ -20606,6 +23541,20 @@
       </w:r>
       <w:r>
         <w:rPr>
+          <w:lang w:val="fr_FR" w:bidi="fr_FR"/>
+        </w:rPr>
+        <w:t>הַ⁠שֶּׁ֨מֶשׁ֙ יֵהָפֵ֣ךְ לְ⁠חֹ֔שֶׁךְ וְ⁠הַ⁠יָּרֵ֖חַ לְ⁠דָ֑ם</w:t>
+      </w:r>
+    </w:p>
+    <w:p>
+      <w:pPr/>
+      <w:r>
+        <w:rPr>
+          <w:lang w:val="fr_FR" w:bidi="fr_FR"/>
+        </w:rPr>
+      </w:r>
+      <w:r>
+        <w:rPr>
           <w:b/>
           <w:lang w:val="fr_FR" w:bidi="fr_FR"/>
         </w:rPr>
@@ -20689,6 +23638,20 @@
       </w:r>
       <w:r>
         <w:rPr>
+          <w:lang w:val="fr_FR" w:bidi="fr_FR"/>
+        </w:rPr>
+        <w:t>הַ⁠שֶּׁ֨מֶשׁ֙ יֵהָפֵ֣ךְ לְ⁠חֹ֔שֶׁךְ וְ⁠הַ⁠יָּרֵ֖חַ לְ⁠דָ֑ם</w:t>
+      </w:r>
+    </w:p>
+    <w:p>
+      <w:pPr/>
+      <w:r>
+        <w:rPr>
+          <w:lang w:val="fr_FR" w:bidi="fr_FR"/>
+        </w:rPr>
+      </w:r>
+      <w:r>
+        <w:rPr>
           <w:b/>
           <w:lang w:val="fr_FR" w:bidi="fr_FR"/>
         </w:rPr>
@@ -20772,6 +23735,20 @@
       </w:r>
       <w:r>
         <w:rPr>
+          <w:lang w:val="fr_FR" w:bidi="fr_FR"/>
+        </w:rPr>
+        <w:t>וְ⁠הַ⁠יָּרֵ֖חַ לְ⁠דָ֑ם</w:t>
+      </w:r>
+    </w:p>
+    <w:p>
+      <w:pPr/>
+      <w:r>
+        <w:rPr>
+          <w:lang w:val="fr_FR" w:bidi="fr_FR"/>
+        </w:rPr>
+      </w:r>
+      <w:r>
+        <w:rPr>
           <w:b/>
           <w:lang w:val="fr_FR" w:bidi="fr_FR"/>
         </w:rPr>
@@ -20855,6 +23832,20 @@
       </w:r>
       <w:r>
         <w:rPr>
+          <w:lang w:val="fr_FR" w:bidi="fr_FR"/>
+        </w:rPr>
+        <w:t>לִ⁠פְנֵ֗י בּ֚וֹא י֣וֹם יְהוָ֔ה הַ⁠גָּד֖וֹל וְ⁠הַ⁠נּוֹרָֽא</w:t>
+      </w:r>
+    </w:p>
+    <w:p>
+      <w:pPr/>
+      <w:r>
+        <w:rPr>
+          <w:lang w:val="fr_FR" w:bidi="fr_FR"/>
+        </w:rPr>
+      </w:r>
+      <w:r>
+        <w:rPr>
           <w:b/>
           <w:lang w:val="fr_FR" w:bidi="fr_FR"/>
         </w:rPr>
@@ -20951,6 +23942,20 @@
       </w:r>
       <w:r>
         <w:rPr>
+          <w:lang w:val="fr_FR" w:bidi="fr_FR"/>
+        </w:rPr>
+        <w:t>י֣וֹם יְהוָ֔ה הַ⁠גָּד֖וֹל וְ⁠הַ⁠נּוֹרָֽא</w:t>
+      </w:r>
+    </w:p>
+    <w:p>
+      <w:pPr/>
+      <w:r>
+        <w:rPr>
+          <w:lang w:val="fr_FR" w:bidi="fr_FR"/>
+        </w:rPr>
+      </w:r>
+      <w:r>
+        <w:rPr>
           <w:b/>
           <w:lang w:val="fr_FR" w:bidi="fr_FR"/>
         </w:rPr>
@@ -21053,7 +24058,7 @@
         </w:rPr>
         <w:t xml:space="preserve">Voyez comment vous avez traduit l'expression similaire en </w:t>
       </w:r>
-      <w:hyperlink r:id="rId14">
+      <w:hyperlink r:id="rId16">
         <w:r>
           <w:rPr>
             <w:lang w:val="fr_FR" w:bidi="fr_FR"/>
@@ -21135,6 +24140,20 @@
       </w:r>
       <w:r>
         <w:rPr>
+          <w:lang w:val="fr_FR" w:bidi="fr_FR"/>
+        </w:rPr>
+        <w:t>וְ⁠הָיָ֗ה</w:t>
+      </w:r>
+    </w:p>
+    <w:p>
+      <w:pPr/>
+      <w:r>
+        <w:rPr>
+          <w:lang w:val="fr_FR" w:bidi="fr_FR"/>
+        </w:rPr>
+      </w:r>
+      <w:r>
+        <w:rPr>
           <w:b/>
           <w:lang w:val="fr_FR" w:bidi="fr_FR"/>
         </w:rPr>
@@ -21218,6 +24237,20 @@
       </w:r>
       <w:r>
         <w:rPr>
+          <w:lang w:val="fr_FR" w:bidi="fr_FR"/>
+        </w:rPr>
+        <w:t>כֹּ֧ל אֲשֶׁר־יִקְרָ֛א בְּ⁠שֵׁ֥ם יְהוָ֖ה יִמָּלֵ֑ט &amp; יְהוָ֔ה</w:t>
+      </w:r>
+    </w:p>
+    <w:p>
+      <w:pPr/>
+      <w:r>
+        <w:rPr>
+          <w:lang w:val="fr_FR" w:bidi="fr_FR"/>
+        </w:rPr>
+      </w:r>
+      <w:r>
+        <w:rPr>
           <w:b/>
           <w:lang w:val="fr_FR" w:bidi="fr_FR"/>
         </w:rPr>
@@ -21301,6 +24334,20 @@
       </w:r>
       <w:r>
         <w:rPr>
+          <w:lang w:val="fr_FR" w:bidi="fr_FR"/>
+        </w:rPr>
+        <w:t>בְּ⁠שֵׁ֥ם יְהוָ֖ה &amp; יְהוָ֔ה</w:t>
+      </w:r>
+    </w:p>
+    <w:p>
+      <w:pPr/>
+      <w:r>
+        <w:rPr>
+          <w:lang w:val="fr_FR" w:bidi="fr_FR"/>
+        </w:rPr>
+      </w:r>
+      <w:r>
+        <w:rPr>
           <w:b/>
           <w:lang w:val="fr_FR" w:bidi="fr_FR"/>
         </w:rPr>
@@ -21397,6 +24444,20 @@
       </w:r>
       <w:r>
         <w:rPr>
+          <w:lang w:val="fr_FR" w:bidi="fr_FR"/>
+        </w:rPr>
+        <w:t>בְּ⁠שֵׁ֥ם יְהוָ֖ה &amp; יְהוָ֔ה</w:t>
+      </w:r>
+    </w:p>
+    <w:p>
+      <w:pPr/>
+      <w:r>
+        <w:rPr>
+          <w:lang w:val="fr_FR" w:bidi="fr_FR"/>
+        </w:rPr>
+      </w:r>
+      <w:r>
+        <w:rPr>
           <w:b/>
           <w:lang w:val="fr_FR" w:bidi="fr_FR"/>
         </w:rPr>
@@ -21480,6 +24541,20 @@
       </w:r>
       <w:r>
         <w:rPr>
+          <w:lang w:val="fr_FR" w:bidi="fr_FR"/>
+        </w:rPr>
+        <w:t>כִּ֠י בְּ⁠הַר־צִיּ֨וֹן וּ⁠בִ⁠ירוּשָׁלִַ֜ם תִּֽהְיֶ֣ה פְלֵיטָ֗ה</w:t>
+      </w:r>
+    </w:p>
+    <w:p>
+      <w:pPr/>
+      <w:r>
+        <w:rPr>
+          <w:lang w:val="fr_FR" w:bidi="fr_FR"/>
+        </w:rPr>
+      </w:r>
+      <w:r>
+        <w:rPr>
           <w:b/>
           <w:lang w:val="fr_FR" w:bidi="fr_FR"/>
         </w:rPr>
@@ -21576,6 +24651,20 @@
       </w:r>
       <w:r>
         <w:rPr>
+          <w:lang w:val="fr_FR" w:bidi="fr_FR"/>
+        </w:rPr>
+        <w:t>בְּ⁠הַר־צִיּ֨וֹן וּ⁠בִ⁠ירוּשָׁלִַ֜ם</w:t>
+      </w:r>
+    </w:p>
+    <w:p>
+      <w:pPr/>
+      <w:r>
+        <w:rPr>
+          <w:lang w:val="fr_FR" w:bidi="fr_FR"/>
+        </w:rPr>
+      </w:r>
+      <w:r>
+        <w:rPr>
           <w:b/>
           <w:lang w:val="fr_FR" w:bidi="fr_FR"/>
         </w:rPr>
@@ -21685,6 +24774,20 @@
       </w:r>
       <w:r>
         <w:rPr>
+          <w:lang w:val="fr_FR" w:bidi="fr_FR"/>
+        </w:rPr>
+        <w:t>כַּֽ⁠אֲשֶׁר֙ אָמַ֣ר יְהוָ֔ה</w:t>
+      </w:r>
+    </w:p>
+    <w:p>
+      <w:pPr/>
+      <w:r>
+        <w:rPr>
+          <w:lang w:val="fr_FR" w:bidi="fr_FR"/>
+        </w:rPr>
+      </w:r>
+      <w:r>
+        <w:rPr>
           <w:b/>
           <w:lang w:val="fr_FR" w:bidi="fr_FR"/>
         </w:rPr>
@@ -21768,6 +24871,20 @@
       </w:r>
       <w:r>
         <w:rPr>
+          <w:lang w:val="fr_FR" w:bidi="fr_FR"/>
+        </w:rPr>
+        <w:t>יְהוָ֖ה &amp; וּ⁠בַ֨⁠שְּׂרִידִ֔ים אֲשֶׁ֥ר יְהוָ֖ה קֹרֵֽא</w:t>
+      </w:r>
+    </w:p>
+    <w:p>
+      <w:pPr/>
+      <w:r>
+        <w:rPr>
+          <w:lang w:val="fr_FR" w:bidi="fr_FR"/>
+        </w:rPr>
+      </w:r>
+      <w:r>
+        <w:rPr>
           <w:b/>
           <w:lang w:val="fr_FR" w:bidi="fr_FR"/>
         </w:rPr>
@@ -21851,6 +24968,20 @@
       </w:r>
       <w:r>
         <w:rPr>
+          <w:lang w:val="fr_FR" w:bidi="fr_FR"/>
+        </w:rPr>
+        <w:t>יְהוָ֖ה &amp; אֲשֶׁ֥ר יְהוָ֖ה קֹרֵֽא</w:t>
+      </w:r>
+    </w:p>
+    <w:p>
+      <w:pPr/>
+      <w:r>
+        <w:rPr>
+          <w:lang w:val="fr_FR" w:bidi="fr_FR"/>
+        </w:rPr>
+      </w:r>
+      <w:r>
+        <w:rPr>
           <w:b/>
           <w:lang w:val="fr_FR" w:bidi="fr_FR"/>
         </w:rPr>
@@ -21934,6 +25065,20 @@
       </w:r>
       <w:r>
         <w:rPr>
+          <w:lang w:val="fr_FR" w:bidi="fr_FR"/>
+        </w:rPr>
+        <w:t>כִּ֗י הִנֵּ֛ה בַּ⁠יָּמִ֥ים הָ⁠הֵ֖מָּה וּ⁠בָ⁠עֵ֣ת הַ⁠הִ֑יא</w:t>
+      </w:r>
+    </w:p>
+    <w:p>
+      <w:pPr/>
+      <w:r>
+        <w:rPr>
+          <w:lang w:val="fr_FR" w:bidi="fr_FR"/>
+        </w:rPr>
+      </w:r>
+      <w:r>
+        <w:rPr>
           <w:b/>
           <w:lang w:val="fr_FR" w:bidi="fr_FR"/>
         </w:rPr>
@@ -22017,6 +25162,20 @@
       </w:r>
       <w:r>
         <w:rPr>
+          <w:lang w:val="fr_FR" w:bidi="fr_FR"/>
+        </w:rPr>
+        <w:t>כִּ֗י הִנֵּ֛ה</w:t>
+      </w:r>
+    </w:p>
+    <w:p>
+      <w:pPr/>
+      <w:r>
+        <w:rPr>
+          <w:lang w:val="fr_FR" w:bidi="fr_FR"/>
+        </w:rPr>
+      </w:r>
+      <w:r>
+        <w:rPr>
           <w:b/>
           <w:lang w:val="fr_FR" w:bidi="fr_FR"/>
         </w:rPr>
@@ -22113,6 +25272,20 @@
       </w:r>
       <w:r>
         <w:rPr>
+          <w:lang w:val="fr_FR" w:bidi="fr_FR"/>
+        </w:rPr>
+        <w:t>בַּ⁠יָּמִ֥ים הָ⁠הֵ֖מָּה וּ⁠בָ⁠עֵ֣ת הַ⁠הִ֑יא</w:t>
+      </w:r>
+    </w:p>
+    <w:p>
+      <w:pPr/>
+      <w:r>
+        <w:rPr>
+          <w:lang w:val="fr_FR" w:bidi="fr_FR"/>
+        </w:rPr>
+      </w:r>
+      <w:r>
+        <w:rPr>
           <w:b/>
           <w:lang w:val="fr_FR" w:bidi="fr_FR"/>
         </w:rPr>
@@ -22209,6 +25382,20 @@
       </w:r>
       <w:r>
         <w:rPr>
+          <w:lang w:val="fr_FR" w:bidi="fr_FR"/>
+        </w:rPr>
+        <w:t>אֲשֶׁ֥ר אָשִׁ֛יב אֶת־שְׁב֥וּת יְהוּדָ֖ה וִ⁠ירוּשָׁלִָֽם</w:t>
+      </w:r>
+    </w:p>
+    <w:p>
+      <w:pPr/>
+      <w:r>
+        <w:rPr>
+          <w:lang w:val="fr_FR" w:bidi="fr_FR"/>
+        </w:rPr>
+      </w:r>
+      <w:r>
+        <w:rPr>
           <w:b/>
           <w:lang w:val="fr_FR" w:bidi="fr_FR"/>
         </w:rPr>
@@ -22305,6 +25492,20 @@
       </w:r>
       <w:r>
         <w:rPr>
+          <w:lang w:val="fr_FR" w:bidi="fr_FR"/>
+        </w:rPr>
+        <w:t>אֲשֶׁ֥ר אָשִׁ֛יב אֶת־שְׁב֥וּת יְהוּדָ֖ה וִ⁠ירוּשָׁלִָֽם</w:t>
+      </w:r>
+    </w:p>
+    <w:p>
+      <w:pPr/>
+      <w:r>
+        <w:rPr>
+          <w:lang w:val="fr_FR" w:bidi="fr_FR"/>
+        </w:rPr>
+      </w:r>
+      <w:r>
+        <w:rPr>
           <w:b/>
           <w:lang w:val="fr_FR" w:bidi="fr_FR"/>
         </w:rPr>
@@ -22388,6 +25589,20 @@
       </w:r>
       <w:r>
         <w:rPr>
+          <w:lang w:val="fr_FR" w:bidi="fr_FR"/>
+        </w:rPr>
+        <w:t>עֵ֖מֶק יְהֽוֹשָׁפָ֑ט</w:t>
+      </w:r>
+    </w:p>
+    <w:p>
+      <w:pPr/>
+      <w:r>
+        <w:rPr>
+          <w:lang w:val="fr_FR" w:bidi="fr_FR"/>
+        </w:rPr>
+      </w:r>
+      <w:r>
+        <w:rPr>
           <w:b/>
           <w:lang w:val="fr_FR" w:bidi="fr_FR"/>
         </w:rPr>
@@ -22484,6 +25699,20 @@
       </w:r>
       <w:r>
         <w:rPr>
+          <w:lang w:val="fr_FR" w:bidi="fr_FR"/>
+        </w:rPr>
+        <w:t>עַמִּ֨⁠י וְ⁠נַחֲלָתִ֤⁠י יִשְׂרָאֵל֙</w:t>
+      </w:r>
+    </w:p>
+    <w:p>
+      <w:pPr/>
+      <w:r>
+        <w:rPr>
+          <w:lang w:val="fr_FR" w:bidi="fr_FR"/>
+        </w:rPr>
+      </w:r>
+      <w:r>
+        <w:rPr>
           <w:b/>
           <w:lang w:val="fr_FR" w:bidi="fr_FR"/>
         </w:rPr>
@@ -22631,6 +25860,20 @@
       </w:r>
       <w:r>
         <w:rPr>
+          <w:lang w:val="fr_FR" w:bidi="fr_FR"/>
+        </w:rPr>
+        <w:t>וְ⁠אֶת־אַרְצִ֖⁠י חִלֵּֽקוּ</w:t>
+      </w:r>
+    </w:p>
+    <w:p>
+      <w:pPr/>
+      <w:r>
+        <w:rPr>
+          <w:lang w:val="fr_FR" w:bidi="fr_FR"/>
+        </w:rPr>
+      </w:r>
+      <w:r>
+        <w:rPr>
           <w:b/>
           <w:lang w:val="fr_FR" w:bidi="fr_FR"/>
         </w:rPr>
@@ -22714,6 +25957,20 @@
       </w:r>
       <w:r>
         <w:rPr>
+          <w:lang w:val="fr_FR" w:bidi="fr_FR"/>
+        </w:rPr>
+        <w:t>גוֹרָ֑ל</w:t>
+      </w:r>
+    </w:p>
+    <w:p>
+      <w:pPr/>
+      <w:r>
+        <w:rPr>
+          <w:lang w:val="fr_FR" w:bidi="fr_FR"/>
+        </w:rPr>
+      </w:r>
+      <w:r>
+        <w:rPr>
           <w:b/>
           <w:lang w:val="fr_FR" w:bidi="fr_FR"/>
         </w:rPr>
@@ -22810,6 +26067,20 @@
       </w:r>
       <w:r>
         <w:rPr>
+          <w:lang w:val="fr_FR" w:bidi="fr_FR"/>
+        </w:rPr>
+        <w:t>וַ⁠יִּתְּנ֤וּ הַ⁠יֶּ֨לֶד֙ בַּ⁠זּוֹנָ֔ה וְ⁠הַ⁠יַּלְדָּ֛ה מָכְר֥וּ</w:t>
+      </w:r>
+    </w:p>
+    <w:p>
+      <w:pPr/>
+      <w:r>
+        <w:rPr>
+          <w:lang w:val="fr_FR" w:bidi="fr_FR"/>
+        </w:rPr>
+      </w:r>
+      <w:r>
+        <w:rPr>
           <w:b/>
           <w:lang w:val="fr_FR" w:bidi="fr_FR"/>
         </w:rPr>
@@ -22932,6 +26203,20 @@
       </w:r>
       <w:r>
         <w:rPr>
+          <w:lang w:val="fr_FR" w:bidi="fr_FR"/>
+        </w:rPr>
+        <w:t>וְ֠⁠גַם מָה־אַתֶּ֥ם לִ⁠י֙ צֹ֣ר וְ⁠צִיד֔וֹן וְ⁠כֹ֖ל גְּלִיל֣וֹת פְּלָ֑שֶׁת הַ⁠גְּמ֗וּל אַתֶּם֙ מְשַׁלְּמִ֣ים עָלָ֔⁠י &amp; אַתֶּם֙</w:t>
+      </w:r>
+    </w:p>
+    <w:p>
+      <w:pPr/>
+      <w:r>
+        <w:rPr>
+          <w:lang w:val="fr_FR" w:bidi="fr_FR"/>
+        </w:rPr>
+      </w:r>
+      <w:r>
+        <w:rPr>
           <w:b/>
           <w:lang w:val="fr_FR" w:bidi="fr_FR"/>
         </w:rPr>
@@ -23015,6 +26300,20 @@
       </w:r>
       <w:r>
         <w:rPr>
+          <w:lang w:val="fr_FR" w:bidi="fr_FR"/>
+        </w:rPr>
+        <w:t>מָה־אַתֶּ֥ם לִ⁠י֙</w:t>
+      </w:r>
+    </w:p>
+    <w:p>
+      <w:pPr/>
+      <w:r>
+        <w:rPr>
+          <w:lang w:val="fr_FR" w:bidi="fr_FR"/>
+        </w:rPr>
+      </w:r>
+      <w:r>
+        <w:rPr>
           <w:b/>
           <w:lang w:val="fr_FR" w:bidi="fr_FR"/>
         </w:rPr>
@@ -23098,6 +26397,20 @@
       </w:r>
       <w:r>
         <w:rPr>
+          <w:lang w:val="fr_FR" w:bidi="fr_FR"/>
+        </w:rPr>
+        <w:t>הַ⁠גְּמ֗וּל אַתֶּם֙ מְשַׁלְּמִ֣ים עָלָ֔⁠י וְ⁠אִם־גֹּמְלִ֤ים אַתֶּם֙ עָלַ֔⁠י</w:t>
+      </w:r>
+    </w:p>
+    <w:p>
+      <w:pPr/>
+      <w:r>
+        <w:rPr>
+          <w:lang w:val="fr_FR" w:bidi="fr_FR"/>
+        </w:rPr>
+      </w:r>
+      <w:r>
+        <w:rPr>
           <w:b/>
           <w:lang w:val="fr_FR" w:bidi="fr_FR"/>
         </w:rPr>
@@ -23193,6 +26506,20 @@
       </w:r>
       <w:r>
         <w:rPr>
+          <w:lang w:val="fr_FR" w:bidi="fr_FR"/>
+        </w:rPr>
+        <w:t>קַ֣ל מְהֵרָ֔ה</w:t>
+      </w:r>
+    </w:p>
+    <w:p>
+      <w:pPr/>
+      <w:r>
+        <w:rPr>
+          <w:lang w:val="fr_FR" w:bidi="fr_FR"/>
+        </w:rPr>
+      </w:r>
+      <w:r>
+        <w:rPr>
           <w:b/>
           <w:lang w:val="fr_FR" w:bidi="fr_FR"/>
         </w:rPr>
@@ -23302,6 +26629,20 @@
       </w:r>
       <w:r>
         <w:rPr>
+          <w:lang w:val="fr_FR" w:bidi="fr_FR"/>
+        </w:rPr>
+        <w:t>אָשִׁ֥יב גְּמֻלְ⁠כֶ֖ם בְּ⁠רֹאשְׁ⁠כֶֽם</w:t>
+      </w:r>
+    </w:p>
+    <w:p>
+      <w:pPr/>
+      <w:r>
+        <w:rPr>
+          <w:lang w:val="fr_FR" w:bidi="fr_FR"/>
+        </w:rPr>
+      </w:r>
+      <w:r>
+        <w:rPr>
           <w:b/>
           <w:lang w:val="fr_FR" w:bidi="fr_FR"/>
         </w:rPr>
@@ -23398,6 +26739,20 @@
       </w:r>
       <w:r>
         <w:rPr>
+          <w:lang w:val="fr_FR" w:bidi="fr_FR"/>
+        </w:rPr>
+        <w:t>בְּ⁠רֹאשְׁ⁠כֶֽם</w:t>
+      </w:r>
+    </w:p>
+    <w:p>
+      <w:pPr/>
+      <w:r>
+        <w:rPr>
+          <w:lang w:val="fr_FR" w:bidi="fr_FR"/>
+        </w:rPr>
+      </w:r>
+      <w:r>
+        <w:rPr>
           <w:b/>
           <w:lang w:val="fr_FR" w:bidi="fr_FR"/>
         </w:rPr>
@@ -23494,6 +26849,20 @@
       </w:r>
       <w:r>
         <w:rPr>
+          <w:lang w:val="fr_FR" w:bidi="fr_FR"/>
+        </w:rPr>
+        <w:t>וּ⁠בְנֵ֤י יְהוּדָה֙ וּ⁠בְנֵ֣י יְרוּשָׁלִַ֔ם</w:t>
+      </w:r>
+    </w:p>
+    <w:p>
+      <w:pPr/>
+      <w:r>
+        <w:rPr>
+          <w:lang w:val="fr_FR" w:bidi="fr_FR"/>
+        </w:rPr>
+      </w:r>
+      <w:r>
+        <w:rPr>
           <w:b/>
           <w:lang w:val="fr_FR" w:bidi="fr_FR"/>
         </w:rPr>
@@ -23526,7 +26895,7 @@
         </w:rPr>
         <w:t xml:space="preserve"> dans </w:t>
       </w:r>
-      <w:hyperlink r:id="rId16">
+      <w:hyperlink r:id="rId18">
         <w:r>
           <w:rPr>
             <w:lang w:val="fr_FR" w:bidi="fr_FR"/>
@@ -23608,6 +26977,20 @@
       </w:r>
       <w:r>
         <w:rPr>
+          <w:lang w:val="fr_FR" w:bidi="fr_FR"/>
+        </w:rPr>
+        <w:t>לִ⁠בְנֵ֣י הַ⁠יְּוָנִ֑ים</w:t>
+      </w:r>
+    </w:p>
+    <w:p>
+      <w:pPr/>
+      <w:r>
+        <w:rPr>
+          <w:lang w:val="fr_FR" w:bidi="fr_FR"/>
+        </w:rPr>
+      </w:r>
+      <w:r>
+        <w:rPr>
           <w:b/>
           <w:lang w:val="fr_FR" w:bidi="fr_FR"/>
         </w:rPr>
@@ -23717,6 +27100,20 @@
       </w:r>
       <w:r>
         <w:rPr>
+          <w:lang w:val="fr_FR" w:bidi="fr_FR"/>
+        </w:rPr>
+        <w:t>הַ⁠יְּוָנִ֑ים</w:t>
+      </w:r>
+    </w:p>
+    <w:p>
+      <w:pPr/>
+      <w:r>
+        <w:rPr>
+          <w:lang w:val="fr_FR" w:bidi="fr_FR"/>
+        </w:rPr>
+      </w:r>
+      <w:r>
+        <w:rPr>
           <w:b/>
           <w:lang w:val="fr_FR" w:bidi="fr_FR"/>
         </w:rPr>
@@ -23807,6 +27204,20 @@
       </w:r>
       <w:r>
         <w:rPr>
+          <w:lang w:val="fr_FR" w:bidi="fr_FR"/>
+        </w:rPr>
+        <w:t>לְמַ֥עַן הַרְחִיקָ֖⁠ם מֵ⁠עַ֥ל גְּבוּלָֽ⁠ם</w:t>
+      </w:r>
+    </w:p>
+    <w:p>
+      <w:pPr/>
+      <w:r>
+        <w:rPr>
+          <w:lang w:val="fr_FR" w:bidi="fr_FR"/>
+        </w:rPr>
+      </w:r>
+      <w:r>
+        <w:rPr>
           <w:b/>
           <w:lang w:val="fr_FR" w:bidi="fr_FR"/>
         </w:rPr>
@@ -23890,6 +27301,20 @@
       </w:r>
       <w:r>
         <w:rPr>
+          <w:lang w:val="fr_FR" w:bidi="fr_FR"/>
+        </w:rPr>
+        <w:t>הִנְ⁠נִ֣י מְעִירָ֔⁠ם</w:t>
+      </w:r>
+    </w:p>
+    <w:p>
+      <w:pPr/>
+      <w:r>
+        <w:rPr>
+          <w:lang w:val="fr_FR" w:bidi="fr_FR"/>
+        </w:rPr>
+      </w:r>
+      <w:r>
+        <w:rPr>
           <w:b/>
           <w:lang w:val="fr_FR" w:bidi="fr_FR"/>
         </w:rPr>
@@ -23909,7 +27334,7 @@
         </w:rPr>
         <w:t xml:space="preserve">Le texte hébraïque dit littéralement : « Voici que moi les réveillant ». Comme dans </w:t>
       </w:r>
-      <w:hyperlink r:id="rId17">
+      <w:hyperlink r:id="rId19">
         <w:r>
           <w:rPr>
             <w:lang w:val="fr_FR" w:bidi="fr_FR"/>
@@ -23991,6 +27416,20 @@
       </w:r>
       <w:r>
         <w:rPr>
+          <w:lang w:val="fr_FR" w:bidi="fr_FR"/>
+        </w:rPr>
+        <w:t>אֲשֶׁר־מְכַרְתֶּ֥ם אֹתָ֖⁠ם שָׁ֑מָּ⁠ה</w:t>
+      </w:r>
+    </w:p>
+    <w:p>
+      <w:pPr/>
+      <w:r>
+        <w:rPr>
+          <w:lang w:val="fr_FR" w:bidi="fr_FR"/>
+        </w:rPr>
+      </w:r>
+      <w:r>
+        <w:rPr>
           <w:b/>
           <w:lang w:val="fr_FR" w:bidi="fr_FR"/>
         </w:rPr>
@@ -24093,7 +27532,7 @@
         </w:rPr>
         <w:t xml:space="preserve">Voyez comment vous avez traduit la même expression en </w:t>
       </w:r>
-      <w:hyperlink r:id="rId18">
+      <w:hyperlink r:id="rId20">
         <w:r>
           <w:rPr>
             <w:lang w:val="fr_FR" w:bidi="fr_FR"/>
@@ -24175,6 +27614,20 @@
       </w:r>
       <w:r>
         <w:rPr>
+          <w:lang w:val="fr_FR" w:bidi="fr_FR"/>
+        </w:rPr>
+        <w:t>בְּ⁠רֹאשְׁ⁠כֶֽם</w:t>
+      </w:r>
+    </w:p>
+    <w:p>
+      <w:pPr/>
+      <w:r>
+        <w:rPr>
+          <w:lang w:val="fr_FR" w:bidi="fr_FR"/>
+        </w:rPr>
+      </w:r>
+      <w:r>
+        <w:rPr>
           <w:b/>
           <w:lang w:val="fr_FR" w:bidi="fr_FR"/>
         </w:rPr>
@@ -24258,6 +27711,20 @@
       </w:r>
       <w:r>
         <w:rPr>
+          <w:lang w:val="fr_FR" w:bidi="fr_FR"/>
+        </w:rPr>
+        <w:t>וּ⁠מָכַרְתִּ֞י</w:t>
+      </w:r>
+    </w:p>
+    <w:p>
+      <w:pPr/>
+      <w:r>
+        <w:rPr>
+          <w:lang w:val="fr_FR" w:bidi="fr_FR"/>
+        </w:rPr>
+      </w:r>
+      <w:r>
+        <w:rPr>
           <w:b/>
           <w:lang w:val="fr_FR" w:bidi="fr_FR"/>
         </w:rPr>
@@ -24347,6 +27814,20 @@
       </w:r>
       <w:r>
         <w:rPr>
+          <w:lang w:val="fr_FR" w:bidi="fr_FR"/>
+        </w:rPr>
+        <w:t>בְּ⁠יַד֙ בְּנֵ֣י יְהוּדָ֔ה</w:t>
+      </w:r>
+    </w:p>
+    <w:p>
+      <w:pPr/>
+      <w:r>
+        <w:rPr>
+          <w:lang w:val="fr_FR" w:bidi="fr_FR"/>
+        </w:rPr>
+      </w:r>
+      <w:r>
+        <w:rPr>
           <w:b/>
           <w:lang w:val="fr_FR" w:bidi="fr_FR"/>
         </w:rPr>
@@ -24457,6 +27938,20 @@
       </w:r>
       <w:r>
         <w:rPr>
+          <w:lang w:val="fr_FR" w:bidi="fr_FR"/>
+        </w:rPr>
+        <w:t>וּ⁠מָכַרְתִּ֞י אֶת־בְּנֵי⁠כֶ֣ם וְ⁠אֶת־בְּנֽוֹתֵי⁠כֶ֗ם בְּ⁠יַד֙ בְּנֵ֣י יְהוּדָ֔ה</w:t>
+      </w:r>
+    </w:p>
+    <w:p>
+      <w:pPr/>
+      <w:r>
+        <w:rPr>
+          <w:lang w:val="fr_FR" w:bidi="fr_FR"/>
+        </w:rPr>
+      </w:r>
+      <w:r>
+        <w:rPr>
           <w:b/>
           <w:lang w:val="fr_FR" w:bidi="fr_FR"/>
         </w:rPr>
@@ -24553,6 +28048,20 @@
       </w:r>
       <w:r>
         <w:rPr>
+          <w:lang w:val="fr_FR" w:bidi="fr_FR"/>
+        </w:rPr>
+        <w:t>בְּנֵ֣י יְהוּדָ֔ה</w:t>
+      </w:r>
+    </w:p>
+    <w:p>
+      <w:pPr/>
+      <w:r>
+        <w:rPr>
+          <w:lang w:val="fr_FR" w:bidi="fr_FR"/>
+        </w:rPr>
+      </w:r>
+      <w:r>
+        <w:rPr>
           <w:b/>
           <w:lang w:val="fr_FR" w:bidi="fr_FR"/>
         </w:rPr>
@@ -24662,6 +28171,20 @@
       </w:r>
       <w:r>
         <w:rPr>
+          <w:lang w:val="fr_FR" w:bidi="fr_FR"/>
+        </w:rPr>
+        <w:t>לִ⁠שְׁבָאיִ֖ם</w:t>
+      </w:r>
+    </w:p>
+    <w:p>
+      <w:pPr/>
+      <w:r>
+        <w:rPr>
+          <w:lang w:val="fr_FR" w:bidi="fr_FR"/>
+        </w:rPr>
+      </w:r>
+      <w:r>
+        <w:rPr>
           <w:b/>
           <w:lang w:val="fr_FR" w:bidi="fr_FR"/>
         </w:rPr>
@@ -24758,6 +28281,20 @@
       </w:r>
       <w:r>
         <w:rPr>
+          <w:lang w:val="fr_FR" w:bidi="fr_FR"/>
+        </w:rPr>
+        <w:t>אֶל־גּ֣וֹי רָח֑וֹק כִּ֥י יְהוָ֖ה דִּבֵּֽר</w:t>
+      </w:r>
+    </w:p>
+    <w:p>
+      <w:pPr/>
+      <w:r>
+        <w:rPr>
+          <w:lang w:val="fr_FR" w:bidi="fr_FR"/>
+        </w:rPr>
+      </w:r>
+      <w:r>
+        <w:rPr>
           <w:b/>
           <w:lang w:val="fr_FR" w:bidi="fr_FR"/>
         </w:rPr>
@@ -24854,6 +28391,20 @@
       </w:r>
       <w:r>
         <w:rPr>
+          <w:lang w:val="fr_FR" w:bidi="fr_FR"/>
+        </w:rPr>
+        <w:t>קִרְאוּ</w:t>
+      </w:r>
+    </w:p>
+    <w:p>
+      <w:pPr/>
+      <w:r>
+        <w:rPr>
+          <w:lang w:val="fr_FR" w:bidi="fr_FR"/>
+        </w:rPr>
+      </w:r>
+      <w:r>
+        <w:rPr>
           <w:b/>
           <w:lang w:val="fr_FR" w:bidi="fr_FR"/>
         </w:rPr>
@@ -24950,6 +28501,20 @@
       </w:r>
       <w:r>
         <w:rPr>
+          <w:lang w:val="fr_FR" w:bidi="fr_FR"/>
+        </w:rPr>
+        <w:t>קַדְּשׁ֖וּ מִלְחָמָ֑ה</w:t>
+      </w:r>
+    </w:p>
+    <w:p>
+      <w:pPr/>
+      <w:r>
+        <w:rPr>
+          <w:lang w:val="fr_FR" w:bidi="fr_FR"/>
+        </w:rPr>
+      </w:r>
+      <w:r>
+        <w:rPr>
           <w:b/>
           <w:lang w:val="fr_FR" w:bidi="fr_FR"/>
         </w:rPr>
@@ -25046,6 +28611,20 @@
       </w:r>
       <w:r>
         <w:rPr>
+          <w:lang w:val="fr_FR" w:bidi="fr_FR"/>
+        </w:rPr>
+        <w:t>אִתֵּי⁠כֶם֙</w:t>
+      </w:r>
+    </w:p>
+    <w:p>
+      <w:pPr/>
+      <w:r>
+        <w:rPr>
+          <w:lang w:val="fr_FR" w:bidi="fr_FR"/>
+        </w:rPr>
+      </w:r>
+      <w:r>
+        <w:rPr>
           <w:b/>
           <w:lang w:val="fr_FR" w:bidi="fr_FR"/>
         </w:rPr>
@@ -25142,6 +28721,20 @@
       </w:r>
       <w:r>
         <w:rPr>
+          <w:lang w:val="fr_FR" w:bidi="fr_FR"/>
+        </w:rPr>
+        <w:t>וּ⁠מַזְמְרֹֽתֵי⁠כֶ֖ם</w:t>
+      </w:r>
+    </w:p>
+    <w:p>
+      <w:pPr/>
+      <w:r>
+        <w:rPr>
+          <w:lang w:val="fr_FR" w:bidi="fr_FR"/>
+        </w:rPr>
+      </w:r>
+      <w:r>
+        <w:rPr>
           <w:b/>
           <w:lang w:val="fr_FR" w:bidi="fr_FR"/>
         </w:rPr>
@@ -25238,6 +28831,20 @@
       </w:r>
       <w:r>
         <w:rPr>
+          <w:lang w:val="fr_FR" w:bidi="fr_FR"/>
+        </w:rPr>
+        <w:t>הַֽ⁠חַלָּ֔שׁ יֹאמַ֖ר גִּבּ֥וֹר אָֽנִי</w:t>
+      </w:r>
+    </w:p>
+    <w:p>
+      <w:pPr/>
+      <w:r>
+        <w:rPr>
+          <w:lang w:val="fr_FR" w:bidi="fr_FR"/>
+        </w:rPr>
+      </w:r>
+      <w:r>
+        <w:rPr>
           <w:b/>
           <w:lang w:val="fr_FR" w:bidi="fr_FR"/>
         </w:rPr>
@@ -25321,6 +28928,20 @@
       </w:r>
       <w:r>
         <w:rPr>
+          <w:lang w:val="fr_FR" w:bidi="fr_FR"/>
+        </w:rPr>
+        <w:t>הַֽ⁠חַלָּ֔שׁ</w:t>
+      </w:r>
+    </w:p>
+    <w:p>
+      <w:pPr/>
+      <w:r>
+        <w:rPr>
+          <w:lang w:val="fr_FR" w:bidi="fr_FR"/>
+        </w:rPr>
+      </w:r>
+      <w:r>
+        <w:rPr>
           <w:b/>
           <w:lang w:val="fr_FR" w:bidi="fr_FR"/>
         </w:rPr>
@@ -25417,6 +29038,20 @@
       </w:r>
       <w:r>
         <w:rPr>
+          <w:lang w:val="fr_FR" w:bidi="fr_FR"/>
+        </w:rPr>
+        <w:t>ע֣וּשׁוּ וָ⁠בֹ֧אוּ</w:t>
+      </w:r>
+    </w:p>
+    <w:p>
+      <w:pPr/>
+      <w:r>
+        <w:rPr>
+          <w:lang w:val="fr_FR" w:bidi="fr_FR"/>
+        </w:rPr>
+      </w:r>
+      <w:r>
+        <w:rPr>
           <w:b/>
           <w:lang w:val="fr_FR" w:bidi="fr_FR"/>
         </w:rPr>
@@ -25539,6 +29174,20 @@
       </w:r>
       <w:r>
         <w:rPr>
+          <w:lang w:val="fr_FR" w:bidi="fr_FR"/>
+        </w:rPr>
+        <w:t>יֵע֨וֹרוּ֙ &amp; הַ⁠גּוֹיִ֔ם</w:t>
+      </w:r>
+    </w:p>
+    <w:p>
+      <w:pPr/>
+      <w:r>
+        <w:rPr>
+          <w:lang w:val="fr_FR" w:bidi="fr_FR"/>
+        </w:rPr>
+      </w:r>
+      <w:r>
+        <w:rPr>
           <w:b/>
           <w:lang w:val="fr_FR" w:bidi="fr_FR"/>
         </w:rPr>
@@ -25641,7 +29290,7 @@
         </w:rPr>
         <w:t xml:space="preserve">Voyez comment vous avez traduit ce nom dans </w:t>
       </w:r>
-      <w:hyperlink r:id="rId19">
+      <w:hyperlink r:id="rId21">
         <w:r>
           <w:rPr>
             <w:lang w:val="fr_FR" w:bidi="fr_FR"/>
@@ -25723,6 +29372,20 @@
       </w:r>
       <w:r>
         <w:rPr>
+          <w:lang w:val="fr_FR" w:bidi="fr_FR"/>
+        </w:rPr>
+        <w:t>אֵשֵׁ֛ב לִ⁠שְׁפֹּ֥ט</w:t>
+      </w:r>
+    </w:p>
+    <w:p>
+      <w:pPr/>
+      <w:r>
+        <w:rPr>
+          <w:lang w:val="fr_FR" w:bidi="fr_FR"/>
+        </w:rPr>
+      </w:r>
+      <w:r>
+        <w:rPr>
           <w:b/>
           <w:lang w:val="fr_FR" w:bidi="fr_FR"/>
         </w:rPr>
@@ -25813,6 +29476,20 @@
       </w:r>
       <w:r>
         <w:rPr>
+          <w:lang w:val="fr_FR" w:bidi="fr_FR"/>
+        </w:rPr>
+        <w:t>שִׁלְח֣וּ מַגָּ֔ל כִּ֥י בָשַׁ֖ל קָצִ֑יר &amp; כִּֽי</w:t>
+      </w:r>
+    </w:p>
+    <w:p>
+      <w:pPr/>
+      <w:r>
+        <w:rPr>
+          <w:lang w:val="fr_FR" w:bidi="fr_FR"/>
+        </w:rPr>
+      </w:r>
+      <w:r>
+        <w:rPr>
           <w:b/>
           <w:lang w:val="fr_FR" w:bidi="fr_FR"/>
         </w:rPr>
@@ -25896,6 +29573,20 @@
       </w:r>
       <w:r>
         <w:rPr>
+          <w:lang w:val="fr_FR" w:bidi="fr_FR"/>
+        </w:rPr>
+        <w:t>שִׁלְח֣וּ מַגָּ֔ל</w:t>
+      </w:r>
+    </w:p>
+    <w:p>
+      <w:pPr/>
+      <w:r>
+        <w:rPr>
+          <w:lang w:val="fr_FR" w:bidi="fr_FR"/>
+        </w:rPr>
+      </w:r>
+      <w:r>
+        <w:rPr>
           <w:b/>
           <w:lang w:val="fr_FR" w:bidi="fr_FR"/>
         </w:rPr>
@@ -25992,6 +29683,20 @@
       </w:r>
       <w:r>
         <w:rPr>
+          <w:lang w:val="fr_FR" w:bidi="fr_FR"/>
+        </w:rPr>
+        <w:t>שִׁלְח֣וּ מַגָּ֔ל</w:t>
+      </w:r>
+    </w:p>
+    <w:p>
+      <w:pPr/>
+      <w:r>
+        <w:rPr>
+          <w:lang w:val="fr_FR" w:bidi="fr_FR"/>
+        </w:rPr>
+      </w:r>
+      <w:r>
+        <w:rPr>
           <w:b/>
           <w:lang w:val="fr_FR" w:bidi="fr_FR"/>
         </w:rPr>
@@ -26088,6 +29793,20 @@
       </w:r>
       <w:r>
         <w:rPr>
+          <w:lang w:val="fr_FR" w:bidi="fr_FR"/>
+        </w:rPr>
+        <w:t>שִׁלְח֣וּ</w:t>
+      </w:r>
+    </w:p>
+    <w:p>
+      <w:pPr/>
+      <w:r>
+        <w:rPr>
+          <w:lang w:val="fr_FR" w:bidi="fr_FR"/>
+        </w:rPr>
+      </w:r>
+      <w:r>
+        <w:rPr>
           <w:b/>
           <w:lang w:val="fr_FR" w:bidi="fr_FR"/>
         </w:rPr>
@@ -26146,7 +29865,7 @@
         </w:rPr>
         <w:t xml:space="preserve"> sont au pluriel ici. Utilisez donc le pluriel dans votre traduction si votre langue fait cette distinction. Ces impératifs semblent s'adresser aux « héros » mentionnés dans </w:t>
       </w:r>
-      <w:hyperlink r:id="rId20">
+      <w:hyperlink r:id="rId22">
         <w:r>
           <w:rPr>
             <w:lang w:val="fr_FR" w:bidi="fr_FR"/>
@@ -26228,6 +29947,20 @@
       </w:r>
       <w:r>
         <w:rPr>
+          <w:lang w:val="fr_FR" w:bidi="fr_FR"/>
+        </w:rPr>
+        <w:t>בֹּ֤אֽוּ רְדוּ֙ כִּֽי־מָ֣לְאָה גַּ֔ת</w:t>
+      </w:r>
+    </w:p>
+    <w:p>
+      <w:pPr/>
+      <w:r>
+        <w:rPr>
+          <w:lang w:val="fr_FR" w:bidi="fr_FR"/>
+        </w:rPr>
+      </w:r>
+      <w:r>
+        <w:rPr>
           <w:b/>
           <w:lang w:val="fr_FR" w:bidi="fr_FR"/>
         </w:rPr>
@@ -26311,6 +30044,20 @@
       </w:r>
       <w:r>
         <w:rPr>
+          <w:lang w:val="fr_FR" w:bidi="fr_FR"/>
+        </w:rPr>
+        <w:t>כִּ֥י &amp; כִּ֥י רַבָּ֖ה רָעָתָֽ⁠ם</w:t>
+      </w:r>
+    </w:p>
+    <w:p>
+      <w:pPr/>
+      <w:r>
+        <w:rPr>
+          <w:lang w:val="fr_FR" w:bidi="fr_FR"/>
+        </w:rPr>
+      </w:r>
+      <w:r>
+        <w:rPr>
           <w:b/>
           <w:lang w:val="fr_FR" w:bidi="fr_FR"/>
         </w:rPr>
@@ -26407,6 +30154,20 @@
       </w:r>
       <w:r>
         <w:rPr>
+          <w:lang w:val="fr_FR" w:bidi="fr_FR"/>
+        </w:rPr>
+        <w:t>הֲמוֹנִ֣ים הֲמוֹנִ֔ים בְּ⁠עֵ֖מֶק הֶֽ⁠חָר֑וּץ &amp; בְּ⁠עֵ֖מֶק</w:t>
+      </w:r>
+    </w:p>
+    <w:p>
+      <w:pPr/>
+      <w:r>
+        <w:rPr>
+          <w:lang w:val="fr_FR" w:bidi="fr_FR"/>
+        </w:rPr>
+      </w:r>
+      <w:r>
+        <w:rPr>
           <w:b/>
           <w:lang w:val="fr_FR" w:bidi="fr_FR"/>
         </w:rPr>
@@ -26503,6 +30264,20 @@
       </w:r>
       <w:r>
         <w:rPr>
+          <w:lang w:val="fr_FR" w:bidi="fr_FR"/>
+        </w:rPr>
+        <w:t>הֲמוֹנִ֣ים הֲמוֹנִ֔ים בְּ⁠עֵ֖מֶק הֶֽ⁠חָר֑וּץ &amp; בְּ⁠עֵ֖מֶק</w:t>
+      </w:r>
+    </w:p>
+    <w:p>
+      <w:pPr/>
+      <w:r>
+        <w:rPr>
+          <w:lang w:val="fr_FR" w:bidi="fr_FR"/>
+        </w:rPr>
+      </w:r>
+      <w:r>
+        <w:rPr>
           <w:b/>
           <w:lang w:val="fr_FR" w:bidi="fr_FR"/>
         </w:rPr>
@@ -26586,6 +30361,20 @@
       </w:r>
       <w:r>
         <w:rPr>
+          <w:lang w:val="fr_FR" w:bidi="fr_FR"/>
+        </w:rPr>
+        <w:t>בְּ⁠עֵ֖מֶק הֶֽ⁠חָר֑וּץ &amp; בְּ⁠עֵ֖מֶק</w:t>
+      </w:r>
+    </w:p>
+    <w:p>
+      <w:pPr/>
+      <w:r>
+        <w:rPr>
+          <w:lang w:val="fr_FR" w:bidi="fr_FR"/>
+        </w:rPr>
+      </w:r>
+      <w:r>
+        <w:rPr>
           <w:b/>
           <w:lang w:val="fr_FR" w:bidi="fr_FR"/>
         </w:rPr>
@@ -26682,6 +30471,20 @@
       </w:r>
       <w:r>
         <w:rPr>
+          <w:lang w:val="fr_FR" w:bidi="fr_FR"/>
+        </w:rPr>
+        <w:t>שֶׁ֥מֶשׁ וְ⁠יָרֵ֖חַ קָדָ֑רוּ וְ⁠כוֹכָבִ֖ים אָסְפ֥וּ נָגְהָֽ⁠ם</w:t>
+      </w:r>
+    </w:p>
+    <w:p>
+      <w:pPr/>
+      <w:r>
+        <w:rPr>
+          <w:lang w:val="fr_FR" w:bidi="fr_FR"/>
+        </w:rPr>
+      </w:r>
+      <w:r>
+        <w:rPr>
           <w:b/>
           <w:lang w:val="fr_FR" w:bidi="fr_FR"/>
         </w:rPr>
@@ -26701,7 +30504,7 @@
         </w:rPr>
         <w:t xml:space="preserve">Ce sont les mêmes phrases que dans </w:t>
       </w:r>
-      <w:hyperlink r:id="rId21">
+      <w:hyperlink r:id="rId23">
         <w:r>
           <w:rPr>
             <w:lang w:val="fr_FR" w:bidi="fr_FR"/>
@@ -26830,7 +30633,7 @@
         </w:rPr>
         <w:t xml:space="preserve">Voyez comment vous avez traduit la même expression dans </w:t>
       </w:r>
-      <w:hyperlink r:id="rId21">
+      <w:hyperlink r:id="rId23">
         <w:r>
           <w:rPr>
             <w:lang w:val="fr_FR" w:bidi="fr_FR"/>
@@ -26912,6 +30715,20 @@
       </w:r>
       <w:r>
         <w:rPr>
+          <w:lang w:val="fr_FR" w:bidi="fr_FR"/>
+        </w:rPr>
+        <w:t>וַ⁠יהוָ֞ה מִ⁠צִּיּ֣וֹן יִשְׁאָ֗ג</w:t>
+      </w:r>
+    </w:p>
+    <w:p>
+      <w:pPr/>
+      <w:r>
+        <w:rPr>
+          <w:lang w:val="fr_FR" w:bidi="fr_FR"/>
+        </w:rPr>
+      </w:r>
+      <w:r>
+        <w:rPr>
           <w:b/>
           <w:lang w:val="fr_FR" w:bidi="fr_FR"/>
         </w:rPr>
@@ -27022,6 +30839,20 @@
       </w:r>
       <w:r>
         <w:rPr>
+          <w:lang w:val="fr_FR" w:bidi="fr_FR"/>
+        </w:rPr>
+        <w:t>וְ⁠רָעֲשׁ֖וּ שָׁמַ֣יִם וָ⁠אָ֑רֶץ</w:t>
+      </w:r>
+    </w:p>
+    <w:p>
+      <w:pPr/>
+      <w:r>
+        <w:rPr>
+          <w:lang w:val="fr_FR" w:bidi="fr_FR"/>
+        </w:rPr>
+      </w:r>
+      <w:r>
+        <w:rPr>
           <w:b/>
           <w:lang w:val="fr_FR" w:bidi="fr_FR"/>
         </w:rPr>
@@ -27159,6 +30990,20 @@
       </w:r>
       <w:r>
         <w:rPr>
+          <w:lang w:val="fr_FR" w:bidi="fr_FR"/>
+        </w:rPr>
+        <w:t>וַֽ⁠יהוָה֙ מַֽחֲסֶ֣ה לְ⁠עַמּ֔⁠וֹ וּ⁠מָע֖וֹז לִ⁠בְנֵ֥י יִשְׂרָאֵֽל</w:t>
+      </w:r>
+    </w:p>
+    <w:p>
+      <w:pPr/>
+      <w:r>
+        <w:rPr>
+          <w:lang w:val="fr_FR" w:bidi="fr_FR"/>
+        </w:rPr>
+      </w:r>
+      <w:r>
+        <w:rPr>
           <w:b/>
           <w:lang w:val="fr_FR" w:bidi="fr_FR"/>
         </w:rPr>
@@ -27281,6 +31126,20 @@
       </w:r>
       <w:r>
         <w:rPr>
+          <w:lang w:val="fr_FR" w:bidi="fr_FR"/>
+        </w:rPr>
+        <w:t>לִ⁠בְנֵ֥י יִשְׂרָאֵֽל</w:t>
+      </w:r>
+    </w:p>
+    <w:p>
+      <w:pPr/>
+      <w:r>
+        <w:rPr>
+          <w:lang w:val="fr_FR" w:bidi="fr_FR"/>
+        </w:rPr>
+      </w:r>
+      <w:r>
+        <w:rPr>
           <w:b/>
           <w:lang w:val="fr_FR" w:bidi="fr_FR"/>
         </w:rPr>
@@ -27313,7 +31172,7 @@
         </w:rPr>
         <w:t xml:space="preserve"> en </w:t>
       </w:r>
-      <w:hyperlink r:id="rId16">
+      <w:hyperlink r:id="rId18">
         <w:r>
           <w:rPr>
             <w:lang w:val="fr_FR" w:bidi="fr_FR"/>
@@ -27395,6 +31254,20 @@
       </w:r>
       <w:r>
         <w:rPr>
+          <w:lang w:val="fr_FR" w:bidi="fr_FR"/>
+        </w:rPr>
+        <w:t>וִֽ⁠ידַעְתֶּ֗ם</w:t>
+      </w:r>
+    </w:p>
+    <w:p>
+      <w:pPr/>
+      <w:r>
+        <w:rPr>
+          <w:lang w:val="fr_FR" w:bidi="fr_FR"/>
+        </w:rPr>
+      </w:r>
+      <w:r>
+        <w:rPr>
           <w:b/>
           <w:lang w:val="fr_FR" w:bidi="fr_FR"/>
         </w:rPr>
@@ -27478,6 +31351,20 @@
       </w:r>
       <w:r>
         <w:rPr>
+          <w:lang w:val="fr_FR" w:bidi="fr_FR"/>
+        </w:rPr>
+        <w:t>הַר־קָדְשִׁ֑⁠י</w:t>
+      </w:r>
+    </w:p>
+    <w:p>
+      <w:pPr/>
+      <w:r>
+        <w:rPr>
+          <w:lang w:val="fr_FR" w:bidi="fr_FR"/>
+        </w:rPr>
+      </w:r>
+      <w:r>
+        <w:rPr>
           <w:b/>
           <w:lang w:val="fr_FR" w:bidi="fr_FR"/>
         </w:rPr>
@@ -27574,6 +31461,20 @@
       </w:r>
       <w:r>
         <w:rPr>
+          <w:lang w:val="fr_FR" w:bidi="fr_FR"/>
+        </w:rPr>
+        <w:t>וְ⁠הָיָה֩ בַ⁠יּ֨וֹם הַ⁠ה֜וּא</w:t>
+      </w:r>
+    </w:p>
+    <w:p>
+      <w:pPr/>
+      <w:r>
+        <w:rPr>
+          <w:lang w:val="fr_FR" w:bidi="fr_FR"/>
+        </w:rPr>
+      </w:r>
+      <w:r>
+        <w:rPr>
           <w:b/>
           <w:lang w:val="fr_FR" w:bidi="fr_FR"/>
         </w:rPr>
@@ -27657,6 +31558,20 @@
       </w:r>
       <w:r>
         <w:rPr>
+          <w:lang w:val="fr_FR" w:bidi="fr_FR"/>
+        </w:rPr>
+        <w:t>בַ⁠יּ֨וֹם הַ⁠ה֜וּא</w:t>
+      </w:r>
+    </w:p>
+    <w:p>
+      <w:pPr/>
+      <w:r>
+        <w:rPr>
+          <w:lang w:val="fr_FR" w:bidi="fr_FR"/>
+        </w:rPr>
+      </w:r>
+      <w:r>
+        <w:rPr>
           <w:b/>
           <w:lang w:val="fr_FR" w:bidi="fr_FR"/>
         </w:rPr>
@@ -27753,6 +31668,20 @@
       </w:r>
       <w:r>
         <w:rPr>
+          <w:lang w:val="fr_FR" w:bidi="fr_FR"/>
+        </w:rPr>
+        <w:t>יִטְּפ֧וּ הֶ⁠הָרִ֣ים עָסִ֗יס וְ⁠הַ⁠גְּבָעוֹת֙ תֵּלַ֣כְנָה חָלָ֔ב</w:t>
+      </w:r>
+    </w:p>
+    <w:p>
+      <w:pPr/>
+      <w:r>
+        <w:rPr>
+          <w:lang w:val="fr_FR" w:bidi="fr_FR"/>
+        </w:rPr>
+      </w:r>
+      <w:r>
+        <w:rPr>
           <w:b/>
           <w:lang w:val="fr_FR" w:bidi="fr_FR"/>
         </w:rPr>
@@ -27888,6 +31817,20 @@
       </w:r>
       <w:r>
         <w:rPr>
+          <w:lang w:val="fr_FR" w:bidi="fr_FR"/>
+        </w:rPr>
+        <w:t>וּ⁠מַעְיָ֗ן &amp; יֵצֵ֔א</w:t>
+      </w:r>
+    </w:p>
+    <w:p>
+      <w:pPr/>
+      <w:r>
+        <w:rPr>
+          <w:lang w:val="fr_FR" w:bidi="fr_FR"/>
+        </w:rPr>
+      </w:r>
+      <w:r>
+        <w:rPr>
           <w:b/>
           <w:lang w:val="fr_FR" w:bidi="fr_FR"/>
         </w:rPr>
@@ -27984,6 +31927,20 @@
       </w:r>
       <w:r>
         <w:rPr>
+          <w:lang w:val="fr_FR" w:bidi="fr_FR"/>
+        </w:rPr>
+        <w:t>וּ⁠מַעְיָ֗ן</w:t>
+      </w:r>
+    </w:p>
+    <w:p>
+      <w:pPr/>
+      <w:r>
+        <w:rPr>
+          <w:lang w:val="fr_FR" w:bidi="fr_FR"/>
+        </w:rPr>
+      </w:r>
+      <w:r>
+        <w:rPr>
           <w:b/>
           <w:lang w:val="fr_FR" w:bidi="fr_FR"/>
         </w:rPr>
@@ -28080,6 +32037,20 @@
       </w:r>
       <w:r>
         <w:rPr>
+          <w:lang w:val="fr_FR" w:bidi="fr_FR"/>
+        </w:rPr>
+        <w:t>מִ⁠בֵּ֤ית יְהוָה֙</w:t>
+      </w:r>
+    </w:p>
+    <w:p>
+      <w:pPr/>
+      <w:r>
+        <w:rPr>
+          <w:lang w:val="fr_FR" w:bidi="fr_FR"/>
+        </w:rPr>
+      </w:r>
+      <w:r>
+        <w:rPr>
           <w:b/>
           <w:lang w:val="fr_FR" w:bidi="fr_FR"/>
         </w:rPr>
@@ -28099,7 +32070,7 @@
         </w:rPr>
         <w:t xml:space="preserve">Voyez comment vous avez traduit la même expression dans </w:t>
       </w:r>
-      <w:hyperlink r:id="rId22">
+      <w:hyperlink r:id="rId24">
         <w:r>
           <w:rPr>
             <w:lang w:val="fr_FR" w:bidi="fr_FR"/>
@@ -28181,6 +32152,20 @@
       </w:r>
       <w:r>
         <w:rPr>
+          <w:lang w:val="fr_FR" w:bidi="fr_FR"/>
+        </w:rPr>
+        <w:t>אֶת־נַ֥חַל הַ⁠שִּׁטִּֽים</w:t>
+      </w:r>
+    </w:p>
+    <w:p>
+      <w:pPr/>
+      <w:r>
+        <w:rPr>
+          <w:lang w:val="fr_FR" w:bidi="fr_FR"/>
+        </w:rPr>
+      </w:r>
+      <w:r>
+        <w:rPr>
           <w:b/>
           <w:lang w:val="fr_FR" w:bidi="fr_FR"/>
         </w:rPr>
@@ -28277,6 +32262,20 @@
       </w:r>
       <w:r>
         <w:rPr>
+          <w:lang w:val="fr_FR" w:bidi="fr_FR"/>
+        </w:rPr>
+        <w:t>מִצְרַ֨יִם֙ לִ⁠שְׁמָמָ֣ה תִֽהְיֶ֔ה</w:t>
+      </w:r>
+    </w:p>
+    <w:p>
+      <w:pPr/>
+      <w:r>
+        <w:rPr>
+          <w:lang w:val="fr_FR" w:bidi="fr_FR"/>
+        </w:rPr>
+      </w:r>
+      <w:r>
+        <w:rPr>
           <w:b/>
           <w:lang w:val="fr_FR" w:bidi="fr_FR"/>
         </w:rPr>
@@ -28373,6 +32372,20 @@
       </w:r>
       <w:r>
         <w:rPr>
+          <w:lang w:val="fr_FR" w:bidi="fr_FR"/>
+        </w:rPr>
+        <w:t>מֵֽ⁠חֲמַס֙ בְּנֵ֣י יְהוּדָ֔ה</w:t>
+      </w:r>
+    </w:p>
+    <w:p>
+      <w:pPr/>
+      <w:r>
+        <w:rPr>
+          <w:lang w:val="fr_FR" w:bidi="fr_FR"/>
+        </w:rPr>
+      </w:r>
+      <w:r>
+        <w:rPr>
           <w:b/>
           <w:lang w:val="fr_FR" w:bidi="fr_FR"/>
         </w:rPr>
@@ -28482,6 +32495,20 @@
       </w:r>
       <w:r>
         <w:rPr>
+          <w:lang w:val="fr_FR" w:bidi="fr_FR"/>
+        </w:rPr>
+        <w:t>שָׁפְכ֥וּ דָם־נָקִ֖יא</w:t>
+      </w:r>
+    </w:p>
+    <w:p>
+      <w:pPr/>
+      <w:r>
+        <w:rPr>
+          <w:lang w:val="fr_FR" w:bidi="fr_FR"/>
+        </w:rPr>
+      </w:r>
+      <w:r>
+        <w:rPr>
           <w:b/>
           <w:lang w:val="fr_FR" w:bidi="fr_FR"/>
         </w:rPr>
@@ -28578,6 +32605,20 @@
       </w:r>
       <w:r>
         <w:rPr>
+          <w:lang w:val="fr_FR" w:bidi="fr_FR"/>
+        </w:rPr>
+        <w:t>בְּ⁠אַרְצָֽ⁠ם</w:t>
+      </w:r>
+    </w:p>
+    <w:p>
+      <w:pPr/>
+      <w:r>
+        <w:rPr>
+          <w:lang w:val="fr_FR" w:bidi="fr_FR"/>
+        </w:rPr>
+      </w:r>
+      <w:r>
+        <w:rPr>
           <w:b/>
           <w:lang w:val="fr_FR" w:bidi="fr_FR"/>
         </w:rPr>
@@ -28741,6 +32782,20 @@
       </w:r>
       <w:r>
         <w:rPr>
+          <w:lang w:val="fr_FR" w:bidi="fr_FR"/>
+        </w:rPr>
+        <w:t>וִ⁠יהוּדָ֖ה</w:t>
+      </w:r>
+    </w:p>
+    <w:p>
+      <w:pPr/>
+      <w:r>
+        <w:rPr>
+          <w:lang w:val="fr_FR" w:bidi="fr_FR"/>
+        </w:rPr>
+      </w:r>
+      <w:r>
+        <w:rPr>
           <w:b/>
           <w:lang w:val="fr_FR" w:bidi="fr_FR"/>
         </w:rPr>
@@ -28837,6 +32892,20 @@
       </w:r>
       <w:r>
         <w:rPr>
+          <w:lang w:val="fr_FR" w:bidi="fr_FR"/>
+        </w:rPr>
+        <w:t>וִ⁠ירוּשָׁלִַ֖ם לְ⁠ד֥וֹר וָ⁠דֽוֹר</w:t>
+      </w:r>
+    </w:p>
+    <w:p>
+      <w:pPr/>
+      <w:r>
+        <w:rPr>
+          <w:lang w:val="fr_FR" w:bidi="fr_FR"/>
+        </w:rPr>
+      </w:r>
+      <w:r>
+        <w:rPr>
           <w:b/>
           <w:lang w:val="fr_FR" w:bidi="fr_FR"/>
         </w:rPr>
@@ -28920,6 +32989,20 @@
       </w:r>
       <w:r>
         <w:rPr>
+          <w:lang w:val="fr_FR" w:bidi="fr_FR"/>
+        </w:rPr>
+        <w:t>לְ⁠ד֥וֹר וָ⁠דֽוֹר</w:t>
+      </w:r>
+    </w:p>
+    <w:p>
+      <w:pPr/>
+      <w:r>
+        <w:rPr>
+          <w:lang w:val="fr_FR" w:bidi="fr_FR"/>
+        </w:rPr>
+      </w:r>
+      <w:r>
+        <w:rPr>
           <w:b/>
           <w:lang w:val="fr_FR" w:bidi="fr_FR"/>
         </w:rPr>
@@ -28939,7 +33022,7 @@
         </w:rPr>
         <w:t xml:space="preserve">Comme l'expression dans </w:t>
       </w:r>
-      <w:hyperlink r:id="rId23">
+      <w:hyperlink r:id="rId25">
         <w:r>
           <w:rPr>
             <w:lang w:val="fr_FR" w:bidi="fr_FR"/>
@@ -29021,6 +33104,20 @@
       </w:r>
       <w:r>
         <w:rPr>
+          <w:lang w:val="fr_FR" w:bidi="fr_FR"/>
+        </w:rPr>
+        <w:t>וְ⁠נִקֵּ֖יתִי דָּמָ֣⁠ם לֹֽא־נִקֵּ֑יתִי</w:t>
+      </w:r>
+    </w:p>
+    <w:p>
+      <w:pPr/>
+      <w:r>
+        <w:rPr>
+          <w:lang w:val="fr_FR" w:bidi="fr_FR"/>
+        </w:rPr>
+      </w:r>
+      <w:r>
+        <w:rPr>
           <w:b/>
           <w:lang w:val="fr_FR" w:bidi="fr_FR"/>
         </w:rPr>
@@ -29104,6 +33201,20 @@
       </w:r>
       <w:r>
         <w:rPr>
+          <w:lang w:val="fr_FR" w:bidi="fr_FR"/>
+        </w:rPr>
+        <w:t>דָּמָ֣⁠ם</w:t>
+      </w:r>
+    </w:p>
+    <w:p>
+      <w:pPr/>
+      <w:r>
+        <w:rPr>
+          <w:lang w:val="fr_FR" w:bidi="fr_FR"/>
+        </w:rPr>
+      </w:r>
+      <w:r>
+        <w:rPr>
           <w:b/>
           <w:lang w:val="fr_FR" w:bidi="fr_FR"/>
         </w:rPr>
@@ -29200,6 +33311,20 @@
       </w:r>
       <w:r>
         <w:rPr>
+          <w:lang w:val="fr_FR" w:bidi="fr_FR"/>
+        </w:rPr>
+        <w:t>וַֽ⁠יהוָ֖ה שֹׁכֵ֥ן בְּ⁠צִיּֽוֹן</w:t>
+      </w:r>
+    </w:p>
+    <w:p>
+      <w:pPr/>
+      <w:r>
+        <w:rPr>
+          <w:lang w:val="fr_FR" w:bidi="fr_FR"/>
+        </w:rPr>
+      </w:r>
+      <w:r>
+        <w:rPr>
           <w:b/>
           <w:lang w:val="fr_FR" w:bidi="fr_FR"/>
         </w:rPr>
@@ -29272,6 +33397,20 @@
         <w:rPr>
           <w:lang w:val="fr_FR" w:bidi="fr_FR"/>
         </w:rPr>
+      </w:r>
+    </w:p>
+    <w:p>
+      <w:pPr/>
+      <w:r>
+        <w:rPr>
+          <w:lang w:val="fr_FR" w:bidi="fr_FR"/>
+        </w:rPr>
+      </w:r>
+      <w:r>
+        <w:rPr>
+          <w:lang w:val="fr_FR" w:bidi="fr_FR"/>
+        </w:rPr>
+        <w:t>וַֽ⁠יהוָ֖ה שֹׁכֵ֥ן בְּ⁠צִיּֽוֹן</w:t>
       </w:r>
     </w:p>
     <w:p>

--- a/fra/docx/29.content.docx
+++ b/fra/docx/29.content.docx
@@ -227,6 +227,20 @@
       </w:r>
       <w:r>
         <w:rPr>
+          <w:lang w:val="fr_FR" w:bidi="fr_FR"/>
+        </w:rPr>
+        <w:t>פְּתוּאֵֽל</w:t>
+      </w:r>
+    </w:p>
+    <w:p>
+      <w:pPr/>
+      <w:r>
+        <w:rPr>
+          <w:lang w:val="fr_FR" w:bidi="fr_FR"/>
+        </w:rPr>
+      </w:r>
+      <w:r>
+        <w:rPr>
           <w:b/>
           <w:lang w:val="fr_FR" w:bidi="fr_FR"/>
         </w:rPr>
@@ -419,6 +433,20 @@
       </w:r>
       <w:r>
         <w:rPr>
+          <w:lang w:val="fr_FR" w:bidi="fr_FR"/>
+        </w:rPr>
+        <w:t>דְּבַר־יְהוָה֙ אֲשֶׁ֣ר הָיָ֔ה</w:t>
+      </w:r>
+    </w:p>
+    <w:p>
+      <w:pPr/>
+      <w:r>
+        <w:rPr>
+          <w:lang w:val="fr_FR" w:bidi="fr_FR"/>
+        </w:rPr>
+      </w:r>
+      <w:r>
+        <w:rPr>
           <w:b/>
           <w:lang w:val="fr_FR" w:bidi="fr_FR"/>
         </w:rPr>
@@ -502,6 +530,20 @@
       </w:r>
       <w:r>
         <w:rPr>
+          <w:lang w:val="fr_FR" w:bidi="fr_FR"/>
+        </w:rPr>
+        <w:t>שִׁמְעוּ־זֹאת֙ הַ⁠זְּקֵנִ֔ים וְ⁠הַֽאֲזִ֔ינוּ כֹּ֖ל יוֹשְׁבֵ֣י הָ⁠אָ֑רֶץ</w:t>
+      </w:r>
+    </w:p>
+    <w:p>
+      <w:pPr/>
+      <w:r>
+        <w:rPr>
+          <w:lang w:val="fr_FR" w:bidi="fr_FR"/>
+        </w:rPr>
+      </w:r>
+      <w:r>
+        <w:rPr>
           <w:b/>
           <w:lang w:val="fr_FR" w:bidi="fr_FR"/>
         </w:rPr>
@@ -585,6 +627,20 @@
       </w:r>
       <w:r>
         <w:rPr>
+          <w:lang w:val="fr_FR" w:bidi="fr_FR"/>
+        </w:rPr>
+        <w:t>הֶ⁠הָ֤יְתָה זֹּאת֙ בִּֽ⁠ימֵי⁠כֶ֔ם וְ⁠אִ֖ם בִּ⁠ימֵ֥י אֲבֹֽתֵי⁠כֶֽם</w:t>
+      </w:r>
+    </w:p>
+    <w:p>
+      <w:pPr/>
+      <w:r>
+        <w:rPr>
+          <w:lang w:val="fr_FR" w:bidi="fr_FR"/>
+        </w:rPr>
+      </w:r>
+      <w:r>
+        <w:rPr>
           <w:b/>
           <w:lang w:val="fr_FR" w:bidi="fr_FR"/>
         </w:rPr>
@@ -668,6 +724,20 @@
       </w:r>
       <w:r>
         <w:rPr>
+          <w:lang w:val="fr_FR" w:bidi="fr_FR"/>
+        </w:rPr>
+        <w:t>בִּֽ⁠ימֵי⁠כֶ֔ם וְ⁠אִ֖ם בִּ⁠ימֵ֥י</w:t>
+      </w:r>
+    </w:p>
+    <w:p>
+      <w:pPr/>
+      <w:r>
+        <w:rPr>
+          <w:lang w:val="fr_FR" w:bidi="fr_FR"/>
+        </w:rPr>
+      </w:r>
+      <w:r>
+        <w:rPr>
           <w:b/>
           <w:lang w:val="fr_FR" w:bidi="fr_FR"/>
         </w:rPr>
@@ -764,6 +834,20 @@
       </w:r>
       <w:r>
         <w:rPr>
+          <w:lang w:val="fr_FR" w:bidi="fr_FR"/>
+        </w:rPr>
+        <w:t>אֲבֹֽתֵי⁠כֶֽם</w:t>
+      </w:r>
+    </w:p>
+    <w:p>
+      <w:pPr/>
+      <w:r>
+        <w:rPr>
+          <w:lang w:val="fr_FR" w:bidi="fr_FR"/>
+        </w:rPr>
+      </w:r>
+      <w:r>
+        <w:rPr>
           <w:b/>
           <w:lang w:val="fr_FR" w:bidi="fr_FR"/>
         </w:rPr>
@@ -860,6 +944,20 @@
       </w:r>
       <w:r>
         <w:rPr>
+          <w:lang w:val="fr_FR" w:bidi="fr_FR"/>
+        </w:rPr>
+        <w:t>וּ⁠בְנֵי⁠כֶם֙ לִ⁠בְנֵי⁠הֶ֔ם וּ⁠בְנֵי⁠הֶ֖ם לְ⁠ד֥וֹר אַחֵֽר</w:t>
+      </w:r>
+    </w:p>
+    <w:p>
+      <w:pPr/>
+      <w:r>
+        <w:rPr>
+          <w:lang w:val="fr_FR" w:bidi="fr_FR"/>
+        </w:rPr>
+      </w:r>
+      <w:r>
+        <w:rPr>
           <w:b/>
           <w:lang w:val="fr_FR" w:bidi="fr_FR"/>
         </w:rPr>
@@ -943,6 +1041,20 @@
       </w:r>
       <w:r>
         <w:rPr>
+          <w:lang w:val="fr_FR" w:bidi="fr_FR"/>
+        </w:rPr>
+        <w:t>לִ⁠בְנֵי⁠כֶ֣ם &amp; וּ⁠בְנֵי⁠כֶם֙ לִ⁠בְנֵי⁠הֶ֔ם וּ⁠בְנֵי⁠הֶ֖ם</w:t>
+      </w:r>
+    </w:p>
+    <w:p>
+      <w:pPr/>
+      <w:r>
+        <w:rPr>
+          <w:lang w:val="fr_FR" w:bidi="fr_FR"/>
+        </w:rPr>
+      </w:r>
+      <w:r>
+        <w:rPr>
           <w:b/>
           <w:lang w:val="fr_FR" w:bidi="fr_FR"/>
         </w:rPr>
@@ -1039,6 +1151,20 @@
       </w:r>
       <w:r>
         <w:rPr>
+          <w:lang w:val="fr_FR" w:bidi="fr_FR"/>
+        </w:rPr>
+        <w:t>עָלֶ֖⁠יהָ לִ⁠בְנֵי⁠כֶ֣ם סַפֵּ֑רוּ וּ⁠בְנֵי⁠כֶם֙</w:t>
+      </w:r>
+    </w:p>
+    <w:p>
+      <w:pPr/>
+      <w:r>
+        <w:rPr>
+          <w:lang w:val="fr_FR" w:bidi="fr_FR"/>
+        </w:rPr>
+      </w:r>
+      <w:r>
+        <w:rPr>
           <w:b/>
           <w:lang w:val="fr_FR" w:bidi="fr_FR"/>
         </w:rPr>
@@ -1148,6 +1274,20 @@
       </w:r>
       <w:r>
         <w:rPr>
+          <w:lang w:val="fr_FR" w:bidi="fr_FR"/>
+        </w:rPr>
+        <w:t>יֶ֤תֶר הַ⁠גָּזָם֙ אָכַ֣ל הָֽ⁠אַרְבֶּ֔ה וְ⁠יֶ֥תֶר הָ⁠אַרְבֶּ֖ה אָכַ֣ל הַ⁠יָּ֑לֶק וְ⁠יֶ֣תֶר הַ⁠יֶּ֔לֶק אָכַ֖ל הֶ⁠חָסִֽיל</w:t>
+      </w:r>
+    </w:p>
+    <w:p>
+      <w:pPr/>
+      <w:r>
+        <w:rPr>
+          <w:lang w:val="fr_FR" w:bidi="fr_FR"/>
+        </w:rPr>
+      </w:r>
+      <w:r>
+        <w:rPr>
           <w:b/>
           <w:lang w:val="fr_FR" w:bidi="fr_FR"/>
         </w:rPr>
@@ -1231,6 +1371,20 @@
       </w:r>
       <w:r>
         <w:rPr>
+          <w:lang w:val="fr_FR" w:bidi="fr_FR"/>
+        </w:rPr>
+        <w:t>יֶ֤תֶר הַ⁠גָּזָם֙ אָכַ֣ל הָֽ⁠אַרְבֶּ֔ה וְ⁠יֶ֥תֶר הָ⁠אַרְבֶּ֖ה אָכַ֣ל הַ⁠יָּ֑לֶק וְ⁠יֶ֣תֶר הַ⁠יֶּ֔לֶק אָכַ֖ל הֶ⁠חָסִֽיל</w:t>
+      </w:r>
+    </w:p>
+    <w:p>
+      <w:pPr/>
+      <w:r>
+        <w:rPr>
+          <w:lang w:val="fr_FR" w:bidi="fr_FR"/>
+        </w:rPr>
+      </w:r>
+      <w:r>
+        <w:rPr>
           <w:b/>
           <w:lang w:val="fr_FR" w:bidi="fr_FR"/>
         </w:rPr>
@@ -1314,6 +1468,20 @@
       </w:r>
       <w:r>
         <w:rPr>
+          <w:lang w:val="fr_FR" w:bidi="fr_FR"/>
+        </w:rPr>
+        <w:t>יֶ֤תֶר הַ⁠גָּזָם֙ אָכַ֣ל הָֽ⁠אַרְבֶּ֔ה וְ⁠יֶ֥תֶר הָ⁠אַרְבֶּ֖ה אָכַ֣ל הַ⁠יָּ֑לֶק וְ⁠יֶ֣תֶר הַ⁠יֶּ֔לֶק אָכַ֖ל הֶ⁠חָסִֽיל</w:t>
+      </w:r>
+    </w:p>
+    <w:p>
+      <w:pPr/>
+      <w:r>
+        <w:rPr>
+          <w:lang w:val="fr_FR" w:bidi="fr_FR"/>
+        </w:rPr>
+      </w:r>
+      <w:r>
+        <w:rPr>
           <w:b/>
           <w:lang w:val="fr_FR" w:bidi="fr_FR"/>
         </w:rPr>
@@ -1692,6 +1860,20 @@
       </w:r>
       <w:r>
         <w:rPr>
+          <w:lang w:val="fr_FR" w:bidi="fr_FR"/>
+        </w:rPr>
+        <w:t>הָקִ֤יצוּ שִׁכּוֹרִים֙ וּ⁠בְכ֔וּ וְ⁠הֵילִ֖לוּ כָּל־שֹׁ֣תֵי יָ֑יִן עַל־עָסִ֕יס כִּ֥י נִכְרַ֖ת מִ⁠פִּי⁠כֶֽם</w:t>
+      </w:r>
+    </w:p>
+    <w:p>
+      <w:pPr/>
+      <w:r>
+        <w:rPr>
+          <w:lang w:val="fr_FR" w:bidi="fr_FR"/>
+        </w:rPr>
+      </w:r>
+      <w:r>
+        <w:rPr>
           <w:b/>
           <w:lang w:val="fr_FR" w:bidi="fr_FR"/>
         </w:rPr>
@@ -1775,6 +1957,20 @@
       </w:r>
       <w:r>
         <w:rPr>
+          <w:lang w:val="fr_FR" w:bidi="fr_FR"/>
+        </w:rPr>
+        <w:t>נִכְרַ֖ת מִ⁠פִּי⁠כֶֽם</w:t>
+      </w:r>
+    </w:p>
+    <w:p>
+      <w:pPr/>
+      <w:r>
+        <w:rPr>
+          <w:lang w:val="fr_FR" w:bidi="fr_FR"/>
+        </w:rPr>
+      </w:r>
+      <w:r>
+        <w:rPr>
           <w:b/>
           <w:lang w:val="fr_FR" w:bidi="fr_FR"/>
         </w:rPr>
@@ -1858,6 +2054,20 @@
       </w:r>
       <w:r>
         <w:rPr>
+          <w:lang w:val="fr_FR" w:bidi="fr_FR"/>
+        </w:rPr>
+        <w:t>מִ⁠פִּי⁠כֶֽם</w:t>
+      </w:r>
+    </w:p>
+    <w:p>
+      <w:pPr/>
+      <w:r>
+        <w:rPr>
+          <w:lang w:val="fr_FR" w:bidi="fr_FR"/>
+        </w:rPr>
+      </w:r>
+      <w:r>
+        <w:rPr>
           <w:b/>
           <w:lang w:val="fr_FR" w:bidi="fr_FR"/>
         </w:rPr>
@@ -1954,6 +2164,20 @@
       </w:r>
       <w:r>
         <w:rPr>
+          <w:lang w:val="fr_FR" w:bidi="fr_FR"/>
+        </w:rPr>
+        <w:t>נִכְרַ֖ת מִ⁠פִּי⁠כֶֽם</w:t>
+      </w:r>
+    </w:p>
+    <w:p>
+      <w:pPr/>
+      <w:r>
+        <w:rPr>
+          <w:lang w:val="fr_FR" w:bidi="fr_FR"/>
+        </w:rPr>
+      </w:r>
+      <w:r>
+        <w:rPr>
           <w:b/>
           <w:lang w:val="fr_FR" w:bidi="fr_FR"/>
         </w:rPr>
@@ -2051,6 +2275,20 @@
       </w:r>
       <w:r>
         <w:rPr>
+          <w:lang w:val="fr_FR" w:bidi="fr_FR"/>
+        </w:rPr>
+        <w:t>כִּֽי</w:t>
+      </w:r>
+    </w:p>
+    <w:p>
+      <w:pPr/>
+      <w:r>
+        <w:rPr>
+          <w:lang w:val="fr_FR" w:bidi="fr_FR"/>
+        </w:rPr>
+      </w:r>
+      <w:r>
+        <w:rPr>
           <w:b/>
           <w:lang w:val="fr_FR" w:bidi="fr_FR"/>
         </w:rPr>
@@ -2147,6 +2385,20 @@
       </w:r>
       <w:r>
         <w:rPr>
+          <w:lang w:val="fr_FR" w:bidi="fr_FR"/>
+        </w:rPr>
+        <w:t>גוֹי֙ עָלָ֣ה עַל־אַרְצִ֔⁠י</w:t>
+      </w:r>
+    </w:p>
+    <w:p>
+      <w:pPr/>
+      <w:r>
+        <w:rPr>
+          <w:lang w:val="fr_FR" w:bidi="fr_FR"/>
+        </w:rPr>
+      </w:r>
+      <w:r>
+        <w:rPr>
           <w:b/>
           <w:lang w:val="fr_FR" w:bidi="fr_FR"/>
         </w:rPr>
@@ -2230,6 +2482,20 @@
       </w:r>
       <w:r>
         <w:rPr>
+          <w:lang w:val="fr_FR" w:bidi="fr_FR"/>
+        </w:rPr>
+        <w:t>גוֹי֙</w:t>
+      </w:r>
+    </w:p>
+    <w:p>
+      <w:pPr/>
+      <w:r>
+        <w:rPr>
+          <w:lang w:val="fr_FR" w:bidi="fr_FR"/>
+        </w:rPr>
+      </w:r>
+      <w:r>
+        <w:rPr>
           <w:b/>
           <w:lang w:val="fr_FR" w:bidi="fr_FR"/>
         </w:rPr>
@@ -2326,6 +2592,20 @@
       </w:r>
       <w:r>
         <w:rPr>
+          <w:lang w:val="fr_FR" w:bidi="fr_FR"/>
+        </w:rPr>
+        <w:t>אַרְצִ֔⁠י</w:t>
+      </w:r>
+    </w:p>
+    <w:p>
+      <w:pPr/>
+      <w:r>
+        <w:rPr>
+          <w:lang w:val="fr_FR" w:bidi="fr_FR"/>
+        </w:rPr>
+      </w:r>
+      <w:r>
+        <w:rPr>
           <w:b/>
           <w:lang w:val="fr_FR" w:bidi="fr_FR"/>
         </w:rPr>
@@ -2422,6 +2702,20 @@
       </w:r>
       <w:r>
         <w:rPr>
+          <w:lang w:val="fr_FR" w:bidi="fr_FR"/>
+        </w:rPr>
+        <w:t>וְ⁠אֵ֣ין מִסְפָּ֑ר</w:t>
+      </w:r>
+    </w:p>
+    <w:p>
+      <w:pPr/>
+      <w:r>
+        <w:rPr>
+          <w:lang w:val="fr_FR" w:bidi="fr_FR"/>
+        </w:rPr>
+      </w:r>
+      <w:r>
+        <w:rPr>
           <w:b/>
           <w:lang w:val="fr_FR" w:bidi="fr_FR"/>
         </w:rPr>
@@ -2505,6 +2799,20 @@
       </w:r>
       <w:r>
         <w:rPr>
+          <w:lang w:val="fr_FR" w:bidi="fr_FR"/>
+        </w:rPr>
+        <w:t>שִׁנָּי⁠ו֙ שִׁנֵּ֣י אַרְיֵ֔ה וּֽ⁠מְתַלְּע֥וֹת לָבִ֖יא לֽ⁠וֹ</w:t>
+      </w:r>
+    </w:p>
+    <w:p>
+      <w:pPr/>
+      <w:r>
+        <w:rPr>
+          <w:lang w:val="fr_FR" w:bidi="fr_FR"/>
+        </w:rPr>
+      </w:r>
+      <w:r>
+        <w:rPr>
           <w:b/>
           <w:lang w:val="fr_FR" w:bidi="fr_FR"/>
         </w:rPr>
@@ -2588,6 +2896,20 @@
       </w:r>
       <w:r>
         <w:rPr>
+          <w:lang w:val="fr_FR" w:bidi="fr_FR"/>
+        </w:rPr>
+        <w:t>שִׁנָּי⁠ו֙ שִׁנֵּ֣י אַרְיֵ֔ה וּֽ⁠מְתַלְּע֥וֹת לָבִ֖יא לֽ⁠וֹ</w:t>
+      </w:r>
+    </w:p>
+    <w:p>
+      <w:pPr/>
+      <w:r>
+        <w:rPr>
+          <w:lang w:val="fr_FR" w:bidi="fr_FR"/>
+        </w:rPr>
+      </w:r>
+      <w:r>
+        <w:rPr>
           <w:b/>
           <w:lang w:val="fr_FR" w:bidi="fr_FR"/>
         </w:rPr>
@@ -2684,6 +3006,20 @@
       </w:r>
       <w:r>
         <w:rPr>
+          <w:lang w:val="fr_FR" w:bidi="fr_FR"/>
+        </w:rPr>
+        <w:t>וּֽ⁠מְתַלְּע֥וֹת לָבִ֖יא לֽ⁠וֹ</w:t>
+      </w:r>
+    </w:p>
+    <w:p>
+      <w:pPr/>
+      <w:r>
+        <w:rPr>
+          <w:lang w:val="fr_FR" w:bidi="fr_FR"/>
+        </w:rPr>
+      </w:r>
+      <w:r>
+        <w:rPr>
           <w:b/>
           <w:lang w:val="fr_FR" w:bidi="fr_FR"/>
         </w:rPr>
@@ -2767,6 +3103,20 @@
       </w:r>
       <w:r>
         <w:rPr>
+          <w:lang w:val="fr_FR" w:bidi="fr_FR"/>
+        </w:rPr>
+        <w:t>שָׂ֤ם גַּפְנִ⁠י֙ לְ⁠שַׁמָּ֔ה וּ⁠תְאֵנָתִ֖⁠י לִ⁠קְצָפָ֑ה</w:t>
+      </w:r>
+    </w:p>
+    <w:p>
+      <w:pPr/>
+      <w:r>
+        <w:rPr>
+          <w:lang w:val="fr_FR" w:bidi="fr_FR"/>
+        </w:rPr>
+      </w:r>
+      <w:r>
+        <w:rPr>
           <w:b/>
           <w:lang w:val="fr_FR" w:bidi="fr_FR"/>
         </w:rPr>
@@ -2863,6 +3213,20 @@
       </w:r>
       <w:r>
         <w:rPr>
+          <w:lang w:val="fr_FR" w:bidi="fr_FR"/>
+        </w:rPr>
+        <w:t>שָׂ֤ם גַּפְנִ⁠י֙ לְ⁠שַׁמָּ֔ה</w:t>
+      </w:r>
+    </w:p>
+    <w:p>
+      <w:pPr/>
+      <w:r>
+        <w:rPr>
+          <w:lang w:val="fr_FR" w:bidi="fr_FR"/>
+        </w:rPr>
+      </w:r>
+      <w:r>
+        <w:rPr>
           <w:b/>
           <w:lang w:val="fr_FR" w:bidi="fr_FR"/>
         </w:rPr>
@@ -2959,6 +3323,20 @@
       </w:r>
       <w:r>
         <w:rPr>
+          <w:lang w:val="fr_FR" w:bidi="fr_FR"/>
+        </w:rPr>
+        <w:t>חָשֹׂ֤ף חֲשָׂפָ⁠הּ֙</w:t>
+      </w:r>
+    </w:p>
+    <w:p>
+      <w:pPr/>
+      <w:r>
+        <w:rPr>
+          <w:lang w:val="fr_FR" w:bidi="fr_FR"/>
+        </w:rPr>
+      </w:r>
+      <w:r>
+        <w:rPr>
           <w:b/>
           <w:lang w:val="fr_FR" w:bidi="fr_FR"/>
         </w:rPr>
@@ -3042,6 +3420,20 @@
       </w:r>
       <w:r>
         <w:rPr>
+          <w:lang w:val="fr_FR" w:bidi="fr_FR"/>
+        </w:rPr>
+        <w:t>וְ⁠הִשְׁלִ֔יךְ</w:t>
+      </w:r>
+    </w:p>
+    <w:p>
+      <w:pPr/>
+      <w:r>
+        <w:rPr>
+          <w:lang w:val="fr_FR" w:bidi="fr_FR"/>
+        </w:rPr>
+      </w:r>
+      <w:r>
+        <w:rPr>
           <w:b/>
           <w:lang w:val="fr_FR" w:bidi="fr_FR"/>
         </w:rPr>
@@ -3138,6 +3530,20 @@
       </w:r>
       <w:r>
         <w:rPr>
+          <w:lang w:val="fr_FR" w:bidi="fr_FR"/>
+        </w:rPr>
+        <w:t>הִלְבִּ֖ינוּ שָׂרִיגֶֽי⁠הָ</w:t>
+      </w:r>
+    </w:p>
+    <w:p>
+      <w:pPr/>
+      <w:r>
+        <w:rPr>
+          <w:lang w:val="fr_FR" w:bidi="fr_FR"/>
+        </w:rPr>
+      </w:r>
+      <w:r>
+        <w:rPr>
           <w:b/>
           <w:lang w:val="fr_FR" w:bidi="fr_FR"/>
         </w:rPr>
@@ -3234,6 +3640,20 @@
       </w:r>
       <w:r>
         <w:rPr>
+          <w:lang w:val="fr_FR" w:bidi="fr_FR"/>
+        </w:rPr>
+        <w:t>אֱלִ֕י</w:t>
+      </w:r>
+    </w:p>
+    <w:p>
+      <w:pPr/>
+      <w:r>
+        <w:rPr>
+          <w:lang w:val="fr_FR" w:bidi="fr_FR"/>
+        </w:rPr>
+      </w:r>
+      <w:r>
+        <w:rPr>
           <w:b/>
           <w:lang w:val="fr_FR" w:bidi="fr_FR"/>
         </w:rPr>
@@ -3330,6 +3750,20 @@
       </w:r>
       <w:r>
         <w:rPr>
+          <w:lang w:val="fr_FR" w:bidi="fr_FR"/>
+        </w:rPr>
+        <w:t>כִּ⁠בְתוּלָ֥ה חֲגֻֽרַת־שַׂ֖ק עַל־בַּ֥עַל נְעוּרֶֽי⁠הָ</w:t>
+      </w:r>
+    </w:p>
+    <w:p>
+      <w:pPr/>
+      <w:r>
+        <w:rPr>
+          <w:lang w:val="fr_FR" w:bidi="fr_FR"/>
+        </w:rPr>
+      </w:r>
+      <w:r>
+        <w:rPr>
           <w:b/>
           <w:lang w:val="fr_FR" w:bidi="fr_FR"/>
         </w:rPr>
@@ -3413,6 +3847,20 @@
       </w:r>
       <w:r>
         <w:rPr>
+          <w:lang w:val="fr_FR" w:bidi="fr_FR"/>
+        </w:rPr>
+        <w:t>כִּ⁠בְתוּלָ֥ה חֲגֻֽרַת־שַׂ֖ק</w:t>
+      </w:r>
+    </w:p>
+    <w:p>
+      <w:pPr/>
+      <w:r>
+        <w:rPr>
+          <w:lang w:val="fr_FR" w:bidi="fr_FR"/>
+        </w:rPr>
+      </w:r>
+      <w:r>
+        <w:rPr>
           <w:b/>
           <w:lang w:val="fr_FR" w:bidi="fr_FR"/>
         </w:rPr>
@@ -3509,6 +3957,20 @@
       </w:r>
       <w:r>
         <w:rPr>
+          <w:lang w:val="fr_FR" w:bidi="fr_FR"/>
+        </w:rPr>
+        <w:t>כִּ⁠בְתוּלָ֥ה חֲגֻֽרַת־שַׂ֖ק</w:t>
+      </w:r>
+    </w:p>
+    <w:p>
+      <w:pPr/>
+      <w:r>
+        <w:rPr>
+          <w:lang w:val="fr_FR" w:bidi="fr_FR"/>
+        </w:rPr>
+      </w:r>
+      <w:r>
+        <w:rPr>
           <w:b/>
           <w:lang w:val="fr_FR" w:bidi="fr_FR"/>
         </w:rPr>
@@ -3605,6 +4067,20 @@
       </w:r>
       <w:r>
         <w:rPr>
+          <w:lang w:val="fr_FR" w:bidi="fr_FR"/>
+        </w:rPr>
+        <w:t>בַּ֥עַל נְעוּרֶֽי⁠הָ</w:t>
+      </w:r>
+    </w:p>
+    <w:p>
+      <w:pPr/>
+      <w:r>
+        <w:rPr>
+          <w:lang w:val="fr_FR" w:bidi="fr_FR"/>
+        </w:rPr>
+      </w:r>
+      <w:r>
+        <w:rPr>
           <w:b/>
           <w:lang w:val="fr_FR" w:bidi="fr_FR"/>
         </w:rPr>
@@ -3823,6 +4299,20 @@
       </w:r>
       <w:r>
         <w:rPr>
+          <w:lang w:val="fr_FR" w:bidi="fr_FR"/>
+        </w:rPr>
+        <w:t>הָכְרַ֥ת מִנְחָ֛ה וָ⁠נֶ֖סֶךְ</w:t>
+      </w:r>
+    </w:p>
+    <w:p>
+      <w:pPr/>
+      <w:r>
+        <w:rPr>
+          <w:lang w:val="fr_FR" w:bidi="fr_FR"/>
+        </w:rPr>
+      </w:r>
+      <w:r>
+        <w:rPr>
           <w:b/>
           <w:lang w:val="fr_FR" w:bidi="fr_FR"/>
         </w:rPr>
@@ -3925,6 +4415,20 @@
       </w:r>
       <w:r>
         <w:rPr>
+          <w:lang w:val="fr_FR" w:bidi="fr_FR"/>
+        </w:rPr>
+        <w:t>הָכְרַ֥ת &amp; מִ⁠בֵּ֣ית</w:t>
+      </w:r>
+    </w:p>
+    <w:p>
+      <w:pPr/>
+      <w:r>
+        <w:rPr>
+          <w:lang w:val="fr_FR" w:bidi="fr_FR"/>
+        </w:rPr>
+      </w:r>
+      <w:r>
+        <w:rPr>
           <w:b/>
           <w:lang w:val="fr_FR" w:bidi="fr_FR"/>
         </w:rPr>
@@ -4021,6 +4525,20 @@
       </w:r>
       <w:r>
         <w:rPr>
+          <w:lang w:val="fr_FR" w:bidi="fr_FR"/>
+        </w:rPr>
+        <w:t>מִ⁠בֵּ֣ית יְהוָ֑ה</w:t>
+      </w:r>
+    </w:p>
+    <w:p>
+      <w:pPr/>
+      <w:r>
+        <w:rPr>
+          <w:lang w:val="fr_FR" w:bidi="fr_FR"/>
+        </w:rPr>
+      </w:r>
+      <w:r>
+        <w:rPr>
           <w:b/>
           <w:lang w:val="fr_FR" w:bidi="fr_FR"/>
         </w:rPr>
@@ -4117,6 +4635,20 @@
       </w:r>
       <w:r>
         <w:rPr>
+          <w:lang w:val="fr_FR" w:bidi="fr_FR"/>
+        </w:rPr>
+        <w:t>שֻׁדַּ֣ד שָׂדֶ֔ה אָבְלָ֖ה אֲדָמָ֑ה כִּ֚י שֻׁדַּ֣ד דָּגָ֔ן</w:t>
+      </w:r>
+    </w:p>
+    <w:p>
+      <w:pPr/>
+      <w:r>
+        <w:rPr>
+          <w:lang w:val="fr_FR" w:bidi="fr_FR"/>
+        </w:rPr>
+      </w:r>
+      <w:r>
+        <w:rPr>
           <w:b/>
           <w:lang w:val="fr_FR" w:bidi="fr_FR"/>
         </w:rPr>
@@ -4232,6 +4764,20 @@
       </w:r>
       <w:r>
         <w:rPr>
+          <w:lang w:val="fr_FR" w:bidi="fr_FR"/>
+        </w:rPr>
+        <w:t>שֻׁדַּ֣ד שָׂדֶ֔ה &amp; שֻׁדַּ֣ד</w:t>
+      </w:r>
+    </w:p>
+    <w:p>
+      <w:pPr/>
+      <w:r>
+        <w:rPr>
+          <w:lang w:val="fr_FR" w:bidi="fr_FR"/>
+        </w:rPr>
+      </w:r>
+      <w:r>
+        <w:rPr>
           <w:b/>
           <w:lang w:val="fr_FR" w:bidi="fr_FR"/>
         </w:rPr>
@@ -4328,6 +4874,20 @@
       </w:r>
       <w:r>
         <w:rPr>
+          <w:lang w:val="fr_FR" w:bidi="fr_FR"/>
+        </w:rPr>
+        <w:t>אָבְלָ֖ה אֲדָמָ֑ה</w:t>
+      </w:r>
+    </w:p>
+    <w:p>
+      <w:pPr/>
+      <w:r>
+        <w:rPr>
+          <w:lang w:val="fr_FR" w:bidi="fr_FR"/>
+        </w:rPr>
+      </w:r>
+      <w:r>
+        <w:rPr>
           <w:b/>
           <w:lang w:val="fr_FR" w:bidi="fr_FR"/>
         </w:rPr>
@@ -4424,6 +4984,20 @@
       </w:r>
       <w:r>
         <w:rPr>
+          <w:lang w:val="fr_FR" w:bidi="fr_FR"/>
+        </w:rPr>
+        <w:t>הוֹבִ֥ישׁ תִּיר֖וֹשׁ</w:t>
+      </w:r>
+    </w:p>
+    <w:p>
+      <w:pPr/>
+      <w:r>
+        <w:rPr>
+          <w:lang w:val="fr_FR" w:bidi="fr_FR"/>
+        </w:rPr>
+      </w:r>
+      <w:r>
+        <w:rPr>
           <w:b/>
           <w:lang w:val="fr_FR" w:bidi="fr_FR"/>
         </w:rPr>
@@ -4520,6 +5094,20 @@
       </w:r>
       <w:r>
         <w:rPr>
+          <w:lang w:val="fr_FR" w:bidi="fr_FR"/>
+        </w:rPr>
+        <w:t>אֻמְלַ֥ל יִצְהָֽר</w:t>
+      </w:r>
+    </w:p>
+    <w:p>
+      <w:pPr/>
+      <w:r>
+        <w:rPr>
+          <w:lang w:val="fr_FR" w:bidi="fr_FR"/>
+        </w:rPr>
+      </w:r>
+      <w:r>
+        <w:rPr>
           <w:b/>
           <w:lang w:val="fr_FR" w:bidi="fr_FR"/>
         </w:rPr>
@@ -4603,6 +5191,20 @@
       </w:r>
       <w:r>
         <w:rPr>
+          <w:lang w:val="fr_FR" w:bidi="fr_FR"/>
+        </w:rPr>
+        <w:t>אֻמְלַ֥ל יִצְהָֽר</w:t>
+      </w:r>
+    </w:p>
+    <w:p>
+      <w:pPr/>
+      <w:r>
+        <w:rPr>
+          <w:lang w:val="fr_FR" w:bidi="fr_FR"/>
+        </w:rPr>
+      </w:r>
+      <w:r>
+        <w:rPr>
           <w:b/>
           <w:lang w:val="fr_FR" w:bidi="fr_FR"/>
         </w:rPr>
@@ -4712,6 +5314,20 @@
       </w:r>
       <w:r>
         <w:rPr>
+          <w:lang w:val="fr_FR" w:bidi="fr_FR"/>
+        </w:rPr>
+        <w:t>שָׂדֶֽה</w:t>
+      </w:r>
+    </w:p>
+    <w:p>
+      <w:pPr/>
+      <w:r>
+        <w:rPr>
+          <w:lang w:val="fr_FR" w:bidi="fr_FR"/>
+        </w:rPr>
+      </w:r>
+      <w:r>
+        <w:rPr>
           <w:b/>
           <w:lang w:val="fr_FR" w:bidi="fr_FR"/>
         </w:rPr>
@@ -4808,6 +5424,20 @@
       </w:r>
       <w:r>
         <w:rPr>
+          <w:lang w:val="fr_FR" w:bidi="fr_FR"/>
+        </w:rPr>
+        <w:t>הַ⁠גֶּ֣פֶן הוֹבִ֔ישָׁה וְ⁠הַ⁠תְּאֵנָ֖ה אֻמְלָ֑לָה רִמּ֞וֹן גַּם־תָּמָ֣ר וְ⁠תַפּ֗וּחַ</w:t>
+      </w:r>
+    </w:p>
+    <w:p>
+      <w:pPr/>
+      <w:r>
+        <w:rPr>
+          <w:lang w:val="fr_FR" w:bidi="fr_FR"/>
+        </w:rPr>
+      </w:r>
+      <w:r>
+        <w:rPr>
           <w:b/>
           <w:lang w:val="fr_FR" w:bidi="fr_FR"/>
         </w:rPr>
@@ -4968,6 +5598,20 @@
       </w:r>
       <w:r>
         <w:rPr>
+          <w:lang w:val="fr_FR" w:bidi="fr_FR"/>
+        </w:rPr>
+        <w:t>אֻמְלָ֑לָה</w:t>
+      </w:r>
+    </w:p>
+    <w:p>
+      <w:pPr/>
+      <w:r>
+        <w:rPr>
+          <w:lang w:val="fr_FR" w:bidi="fr_FR"/>
+        </w:rPr>
+      </w:r>
+      <w:r>
+        <w:rPr>
           <w:b/>
           <w:lang w:val="fr_FR" w:bidi="fr_FR"/>
         </w:rPr>
@@ -5070,6 +5714,20 @@
       </w:r>
       <w:r>
         <w:rPr>
+          <w:lang w:val="fr_FR" w:bidi="fr_FR"/>
+        </w:rPr>
+        <w:t>וְ⁠הַ⁠תְּאֵנָ֖ה אֻמְלָ֑לָה</w:t>
+      </w:r>
+    </w:p>
+    <w:p>
+      <w:pPr/>
+      <w:r>
+        <w:rPr>
+          <w:lang w:val="fr_FR" w:bidi="fr_FR"/>
+        </w:rPr>
+      </w:r>
+      <w:r>
+        <w:rPr>
           <w:b/>
           <w:lang w:val="fr_FR" w:bidi="fr_FR"/>
         </w:rPr>
@@ -5179,6 +5837,20 @@
       </w:r>
       <w:r>
         <w:rPr>
+          <w:lang w:val="fr_FR" w:bidi="fr_FR"/>
+        </w:rPr>
+        <w:t>כָּל־עֲצֵ֤י הַ⁠שָּׂדֶה֙ יָבֵ֔שׁוּ</w:t>
+      </w:r>
+    </w:p>
+    <w:p>
+      <w:pPr/>
+      <w:r>
+        <w:rPr>
+          <w:lang w:val="fr_FR" w:bidi="fr_FR"/>
+        </w:rPr>
+      </w:r>
+      <w:r>
+        <w:rPr>
           <w:b/>
           <w:lang w:val="fr_FR" w:bidi="fr_FR"/>
         </w:rPr>
@@ -5262,6 +5934,20 @@
       </w:r>
       <w:r>
         <w:rPr>
+          <w:lang w:val="fr_FR" w:bidi="fr_FR"/>
+        </w:rPr>
+        <w:t>הֹבִ֥ישׁ שָׂשׂ֖וֹן מִן־בְּנֵ֥י אָדָֽם</w:t>
+      </w:r>
+    </w:p>
+    <w:p>
+      <w:pPr/>
+      <w:r>
+        <w:rPr>
+          <w:lang w:val="fr_FR" w:bidi="fr_FR"/>
+        </w:rPr>
+      </w:r>
+      <w:r>
+        <w:rPr>
           <w:b/>
           <w:lang w:val="fr_FR" w:bidi="fr_FR"/>
         </w:rPr>
@@ -5371,6 +6057,20 @@
       </w:r>
       <w:r>
         <w:rPr>
+          <w:lang w:val="fr_FR" w:bidi="fr_FR"/>
+        </w:rPr>
+        <w:t>בְּנֵ֥י אָדָֽם</w:t>
+      </w:r>
+    </w:p>
+    <w:p>
+      <w:pPr/>
+      <w:r>
+        <w:rPr>
+          <w:lang w:val="fr_FR" w:bidi="fr_FR"/>
+        </w:rPr>
+      </w:r>
+      <w:r>
+        <w:rPr>
           <w:b/>
           <w:lang w:val="fr_FR" w:bidi="fr_FR"/>
         </w:rPr>
@@ -5480,6 +6180,20 @@
       </w:r>
       <w:r>
         <w:rPr>
+          <w:lang w:val="fr_FR" w:bidi="fr_FR"/>
+        </w:rPr>
+        <w:t>חִגְר֨וּ</w:t>
+      </w:r>
+    </w:p>
+    <w:p>
+      <w:pPr/>
+      <w:r>
+        <w:rPr>
+          <w:lang w:val="fr_FR" w:bidi="fr_FR"/>
+        </w:rPr>
+      </w:r>
+      <w:r>
+        <w:rPr>
           <w:b/>
           <w:lang w:val="fr_FR" w:bidi="fr_FR"/>
         </w:rPr>
@@ -5576,6 +6290,20 @@
       </w:r>
       <w:r>
         <w:rPr>
+          <w:lang w:val="fr_FR" w:bidi="fr_FR"/>
+        </w:rPr>
+        <w:t>לִ֣ינוּ בַ⁠שַּׂקִּ֔ים</w:t>
+      </w:r>
+    </w:p>
+    <w:p>
+      <w:pPr/>
+      <w:r>
+        <w:rPr>
+          <w:lang w:val="fr_FR" w:bidi="fr_FR"/>
+        </w:rPr>
+      </w:r>
+      <w:r>
+        <w:rPr>
           <w:b/>
           <w:lang w:val="fr_FR" w:bidi="fr_FR"/>
         </w:rPr>
@@ -5672,6 +6400,20 @@
       </w:r>
       <w:r>
         <w:rPr>
+          <w:lang w:val="fr_FR" w:bidi="fr_FR"/>
+        </w:rPr>
+        <w:t>נִמְנַ֛ע &amp; מִנְחָ֥ה וָ⁠נָֽסֶךְ</w:t>
+      </w:r>
+    </w:p>
+    <w:p>
+      <w:pPr/>
+      <w:r>
+        <w:rPr>
+          <w:lang w:val="fr_FR" w:bidi="fr_FR"/>
+        </w:rPr>
+      </w:r>
+      <w:r>
+        <w:rPr>
           <w:b/>
           <w:lang w:val="fr_FR" w:bidi="fr_FR"/>
         </w:rPr>
@@ -5755,6 +6497,20 @@
       </w:r>
       <w:r>
         <w:rPr>
+          <w:lang w:val="fr_FR" w:bidi="fr_FR"/>
+        </w:rPr>
+        <w:t>אֱלֹהָ֑⁠י</w:t>
+      </w:r>
+    </w:p>
+    <w:p>
+      <w:pPr/>
+      <w:r>
+        <w:rPr>
+          <w:lang w:val="fr_FR" w:bidi="fr_FR"/>
+        </w:rPr>
+      </w:r>
+      <w:r>
+        <w:rPr>
           <w:b/>
           <w:lang w:val="fr_FR" w:bidi="fr_FR"/>
         </w:rPr>
@@ -5851,6 +6607,20 @@
       </w:r>
       <w:r>
         <w:rPr>
+          <w:lang w:val="fr_FR" w:bidi="fr_FR"/>
+        </w:rPr>
+        <w:t>אֱלֹהֵי⁠כֶ֖ם</w:t>
+      </w:r>
+    </w:p>
+    <w:p>
+      <w:pPr/>
+      <w:r>
+        <w:rPr>
+          <w:lang w:val="fr_FR" w:bidi="fr_FR"/>
+        </w:rPr>
+      </w:r>
+      <w:r>
+        <w:rPr>
           <w:b/>
           <w:lang w:val="fr_FR" w:bidi="fr_FR"/>
         </w:rPr>
@@ -5947,6 +6717,20 @@
       </w:r>
       <w:r>
         <w:rPr>
+          <w:lang w:val="fr_FR" w:bidi="fr_FR"/>
+        </w:rPr>
+        <w:t>קַדְּשׁוּ־צוֹם֙</w:t>
+      </w:r>
+    </w:p>
+    <w:p>
+      <w:pPr/>
+      <w:r>
+        <w:rPr>
+          <w:lang w:val="fr_FR" w:bidi="fr_FR"/>
+        </w:rPr>
+      </w:r>
+      <w:r>
+        <w:rPr>
           <w:b/>
           <w:lang w:val="fr_FR" w:bidi="fr_FR"/>
         </w:rPr>
@@ -6043,6 +6827,20 @@
       </w:r>
       <w:r>
         <w:rPr>
+          <w:lang w:val="fr_FR" w:bidi="fr_FR"/>
+        </w:rPr>
+        <w:t>אֱלֹהֵי⁠כֶ֑ם</w:t>
+      </w:r>
+    </w:p>
+    <w:p>
+      <w:pPr/>
+      <w:r>
+        <w:rPr>
+          <w:lang w:val="fr_FR" w:bidi="fr_FR"/>
+        </w:rPr>
+      </w:r>
+      <w:r>
+        <w:rPr>
           <w:b/>
           <w:lang w:val="fr_FR" w:bidi="fr_FR"/>
         </w:rPr>
@@ -6139,6 +6937,20 @@
       </w:r>
       <w:r>
         <w:rPr>
+          <w:lang w:val="fr_FR" w:bidi="fr_FR"/>
+        </w:rPr>
+        <w:t>אֲהָ֖הּ לַ⁠יּ֑וֹם</w:t>
+      </w:r>
+    </w:p>
+    <w:p>
+      <w:pPr/>
+      <w:r>
+        <w:rPr>
+          <w:lang w:val="fr_FR" w:bidi="fr_FR"/>
+        </w:rPr>
+      </w:r>
+      <w:r>
+        <w:rPr>
           <w:b/>
           <w:lang w:val="fr_FR" w:bidi="fr_FR"/>
         </w:rPr>
@@ -6222,6 +7034,20 @@
       </w:r>
       <w:r>
         <w:rPr>
+          <w:lang w:val="fr_FR" w:bidi="fr_FR"/>
+        </w:rPr>
+        <w:t>אֲהָ֖הּ לַ⁠יּ֑וֹם</w:t>
+      </w:r>
+    </w:p>
+    <w:p>
+      <w:pPr/>
+      <w:r>
+        <w:rPr>
+          <w:lang w:val="fr_FR" w:bidi="fr_FR"/>
+        </w:rPr>
+      </w:r>
+      <w:r>
+        <w:rPr>
           <w:b/>
           <w:lang w:val="fr_FR" w:bidi="fr_FR"/>
         </w:rPr>
@@ -6318,6 +7144,20 @@
       </w:r>
       <w:r>
         <w:rPr>
+          <w:lang w:val="fr_FR" w:bidi="fr_FR"/>
+        </w:rPr>
+        <w:t>י֣וֹם יְהוָ֔ה</w:t>
+      </w:r>
+    </w:p>
+    <w:p>
+      <w:pPr/>
+      <w:r>
+        <w:rPr>
+          <w:lang w:val="fr_FR" w:bidi="fr_FR"/>
+        </w:rPr>
+      </w:r>
+      <w:r>
+        <w:rPr>
           <w:b/>
           <w:lang w:val="fr_FR" w:bidi="fr_FR"/>
         </w:rPr>
@@ -6414,6 +7254,20 @@
       </w:r>
       <w:r>
         <w:rPr>
+          <w:lang w:val="fr_FR" w:bidi="fr_FR"/>
+        </w:rPr>
+        <w:t>וּ⁠כְ⁠שֹׁ֖ד מִ⁠שַׁדַּ֥י יָבֽוֹא</w:t>
+      </w:r>
+    </w:p>
+    <w:p>
+      <w:pPr/>
+      <w:r>
+        <w:rPr>
+          <w:lang w:val="fr_FR" w:bidi="fr_FR"/>
+        </w:rPr>
+      </w:r>
+      <w:r>
+        <w:rPr>
           <w:b/>
           <w:lang w:val="fr_FR" w:bidi="fr_FR"/>
         </w:rPr>
@@ -6510,6 +7364,20 @@
       </w:r>
       <w:r>
         <w:rPr>
+          <w:lang w:val="fr_FR" w:bidi="fr_FR"/>
+        </w:rPr>
+        <w:t>מִ⁠שַׁדַּ֥י</w:t>
+      </w:r>
+    </w:p>
+    <w:p>
+      <w:pPr/>
+      <w:r>
+        <w:rPr>
+          <w:lang w:val="fr_FR" w:bidi="fr_FR"/>
+        </w:rPr>
+      </w:r>
+      <w:r>
+        <w:rPr>
           <w:b/>
           <w:lang w:val="fr_FR" w:bidi="fr_FR"/>
         </w:rPr>
@@ -6606,6 +7474,20 @@
       </w:r>
       <w:r>
         <w:rPr>
+          <w:lang w:val="fr_FR" w:bidi="fr_FR"/>
+        </w:rPr>
+        <w:t>הֲ⁠ל֛וֹא נֶ֥גֶד עֵינֵ֖י⁠נוּ אֹ֣כֶל נִכְרָ֑ת מִ⁠בֵּ֥ית אֱלֹהֵ֖י⁠נוּ שִׂמְחָ֥ה וָ⁠גִֽיל</w:t>
+      </w:r>
+    </w:p>
+    <w:p>
+      <w:pPr/>
+      <w:r>
+        <w:rPr>
+          <w:lang w:val="fr_FR" w:bidi="fr_FR"/>
+        </w:rPr>
+      </w:r>
+      <w:r>
+        <w:rPr>
           <w:b/>
           <w:lang w:val="fr_FR" w:bidi="fr_FR"/>
         </w:rPr>
@@ -6689,6 +7571,20 @@
       </w:r>
       <w:r>
         <w:rPr>
+          <w:lang w:val="fr_FR" w:bidi="fr_FR"/>
+        </w:rPr>
+        <w:t>הֲ⁠ל֛וֹא נֶ֥גֶד עֵינֵ֖י⁠נוּ אֹ֣כֶל נִכְרָ֑ת</w:t>
+      </w:r>
+    </w:p>
+    <w:p>
+      <w:pPr/>
+      <w:r>
+        <w:rPr>
+          <w:lang w:val="fr_FR" w:bidi="fr_FR"/>
+        </w:rPr>
+      </w:r>
+      <w:r>
+        <w:rPr>
           <w:b/>
           <w:lang w:val="fr_FR" w:bidi="fr_FR"/>
         </w:rPr>
@@ -6772,6 +7668,20 @@
       </w:r>
       <w:r>
         <w:rPr>
+          <w:lang w:val="fr_FR" w:bidi="fr_FR"/>
+        </w:rPr>
+        <w:t>נֶ֥גֶד עֵינֵ֖י⁠נוּ</w:t>
+      </w:r>
+    </w:p>
+    <w:p>
+      <w:pPr/>
+      <w:r>
+        <w:rPr>
+          <w:lang w:val="fr_FR" w:bidi="fr_FR"/>
+        </w:rPr>
+      </w:r>
+      <w:r>
+        <w:rPr>
           <w:b/>
           <w:lang w:val="fr_FR" w:bidi="fr_FR"/>
         </w:rPr>
@@ -6868,6 +7778,20 @@
       </w:r>
       <w:r>
         <w:rPr>
+          <w:lang w:val="fr_FR" w:bidi="fr_FR"/>
+        </w:rPr>
+        <w:t>מִ⁠בֵּ֥ית אֱלֹהֵ֖י⁠נוּ שִׂמְחָ֥ה וָ⁠גִֽיל</w:t>
+      </w:r>
+    </w:p>
+    <w:p>
+      <w:pPr/>
+      <w:r>
+        <w:rPr>
+          <w:lang w:val="fr_FR" w:bidi="fr_FR"/>
+        </w:rPr>
+      </w:r>
+      <w:r>
+        <w:rPr>
           <w:b/>
           <w:lang w:val="fr_FR" w:bidi="fr_FR"/>
         </w:rPr>
@@ -6951,6 +7875,20 @@
       </w:r>
       <w:r>
         <w:rPr>
+          <w:lang w:val="fr_FR" w:bidi="fr_FR"/>
+        </w:rPr>
+        <w:t>שִׂמְחָ֥ה וָ⁠גִֽיל</w:t>
+      </w:r>
+    </w:p>
+    <w:p>
+      <w:pPr/>
+      <w:r>
+        <w:rPr>
+          <w:lang w:val="fr_FR" w:bidi="fr_FR"/>
+        </w:rPr>
+      </w:r>
+      <w:r>
+        <w:rPr>
           <w:b/>
           <w:lang w:val="fr_FR" w:bidi="fr_FR"/>
         </w:rPr>
@@ -7060,6 +7998,20 @@
       </w:r>
       <w:r>
         <w:rPr>
+          <w:lang w:val="fr_FR" w:bidi="fr_FR"/>
+        </w:rPr>
+        <w:t>נֶהֶרְס֖וּ מַמְּגֻר֑וֹת</w:t>
+      </w:r>
+    </w:p>
+    <w:p>
+      <w:pPr/>
+      <w:r>
+        <w:rPr>
+          <w:lang w:val="fr_FR" w:bidi="fr_FR"/>
+        </w:rPr>
+      </w:r>
+      <w:r>
+        <w:rPr>
           <w:b/>
           <w:lang w:val="fr_FR" w:bidi="fr_FR"/>
         </w:rPr>
@@ -7143,6 +8095,20 @@
       </w:r>
       <w:r>
         <w:rPr>
+          <w:lang w:val="fr_FR" w:bidi="fr_FR"/>
+        </w:rPr>
+        <w:t>הֹבִ֖ישׁ דָּגָֽן</w:t>
+      </w:r>
+    </w:p>
+    <w:p>
+      <w:pPr/>
+      <w:r>
+        <w:rPr>
+          <w:lang w:val="fr_FR" w:bidi="fr_FR"/>
+        </w:rPr>
+      </w:r>
+      <w:r>
+        <w:rPr>
           <w:b/>
           <w:lang w:val="fr_FR" w:bidi="fr_FR"/>
         </w:rPr>
@@ -7252,6 +8218,20 @@
       </w:r>
       <w:r>
         <w:rPr>
+          <w:lang w:val="fr_FR" w:bidi="fr_FR"/>
+        </w:rPr>
+        <w:t>מַה־נֶּאֶנְחָ֣ה בְהֵמָ֗ה</w:t>
+      </w:r>
+    </w:p>
+    <w:p>
+      <w:pPr/>
+      <w:r>
+        <w:rPr>
+          <w:lang w:val="fr_FR" w:bidi="fr_FR"/>
+        </w:rPr>
+      </w:r>
+      <w:r>
+        <w:rPr>
           <w:b/>
           <w:lang w:val="fr_FR" w:bidi="fr_FR"/>
         </w:rPr>
@@ -7335,6 +8315,20 @@
       </w:r>
       <w:r>
         <w:rPr>
+          <w:lang w:val="fr_FR" w:bidi="fr_FR"/>
+        </w:rPr>
+        <w:t>מַה־נֶּאֶנְחָ֣ה בְהֵמָ֗ה</w:t>
+      </w:r>
+    </w:p>
+    <w:p>
+      <w:pPr/>
+      <w:r>
+        <w:rPr>
+          <w:lang w:val="fr_FR" w:bidi="fr_FR"/>
+        </w:rPr>
+      </w:r>
+      <w:r>
+        <w:rPr>
           <w:b/>
           <w:lang w:val="fr_FR" w:bidi="fr_FR"/>
         </w:rPr>
@@ -7444,6 +8438,20 @@
       </w:r>
       <w:r>
         <w:rPr>
+          <w:lang w:val="fr_FR" w:bidi="fr_FR"/>
+        </w:rPr>
+        <w:t>נָבֹ֨כוּ֙ עֶדְרֵ֣י בָקָ֔ר</w:t>
+      </w:r>
+    </w:p>
+    <w:p>
+      <w:pPr/>
+      <w:r>
+        <w:rPr>
+          <w:lang w:val="fr_FR" w:bidi="fr_FR"/>
+        </w:rPr>
+      </w:r>
+      <w:r>
+        <w:rPr>
           <w:b/>
           <w:lang w:val="fr_FR" w:bidi="fr_FR"/>
         </w:rPr>
@@ -7527,6 +8535,20 @@
       </w:r>
       <w:r>
         <w:rPr>
+          <w:lang w:val="fr_FR" w:bidi="fr_FR"/>
+        </w:rPr>
+        <w:t>עֶדְרֵ֥י הַ⁠צֹּ֖אן נֶאְשָֽׁמוּ</w:t>
+      </w:r>
+    </w:p>
+    <w:p>
+      <w:pPr/>
+      <w:r>
+        <w:rPr>
+          <w:lang w:val="fr_FR" w:bidi="fr_FR"/>
+        </w:rPr>
+      </w:r>
+      <w:r>
+        <w:rPr>
           <w:b/>
           <w:lang w:val="fr_FR" w:bidi="fr_FR"/>
         </w:rPr>
@@ -7610,6 +8632,20 @@
       </w:r>
       <w:r>
         <w:rPr>
+          <w:lang w:val="fr_FR" w:bidi="fr_FR"/>
+        </w:rPr>
+        <w:t>עֶדְרֵ֥י הַ⁠צֹּ֖אן נֶאְשָֽׁמוּ</w:t>
+      </w:r>
+    </w:p>
+    <w:p>
+      <w:pPr/>
+      <w:r>
+        <w:rPr>
+          <w:lang w:val="fr_FR" w:bidi="fr_FR"/>
+        </w:rPr>
+      </w:r>
+      <w:r>
+        <w:rPr>
           <w:b/>
           <w:lang w:val="fr_FR" w:bidi="fr_FR"/>
         </w:rPr>
@@ -7693,6 +8729,20 @@
       </w:r>
       <w:r>
         <w:rPr>
+          <w:lang w:val="fr_FR" w:bidi="fr_FR"/>
+        </w:rPr>
+        <w:t>אֵלֶ֥י⁠ךָ יְהוָ֖ה אֶקְרָ֑א</w:t>
+      </w:r>
+    </w:p>
+    <w:p>
+      <w:pPr/>
+      <w:r>
+        <w:rPr>
+          <w:lang w:val="fr_FR" w:bidi="fr_FR"/>
+        </w:rPr>
+      </w:r>
+      <w:r>
+        <w:rPr>
           <w:b/>
           <w:lang w:val="fr_FR" w:bidi="fr_FR"/>
         </w:rPr>
@@ -7776,6 +8826,20 @@
       </w:r>
       <w:r>
         <w:rPr>
+          <w:lang w:val="fr_FR" w:bidi="fr_FR"/>
+        </w:rPr>
+        <w:t>כִּ֣י אֵ֗שׁ אָֽכְלָה֙ נְא֣וֹת מִדְבָּ֔ר</w:t>
+      </w:r>
+    </w:p>
+    <w:p>
+      <w:pPr/>
+      <w:r>
+        <w:rPr>
+          <w:lang w:val="fr_FR" w:bidi="fr_FR"/>
+        </w:rPr>
+      </w:r>
+      <w:r>
+        <w:rPr>
           <w:b/>
           <w:lang w:val="fr_FR" w:bidi="fr_FR"/>
         </w:rPr>
@@ -7872,6 +8936,20 @@
       </w:r>
       <w:r>
         <w:rPr>
+          <w:lang w:val="fr_FR" w:bidi="fr_FR"/>
+        </w:rPr>
+        <w:t>וְ⁠לֶ֣הָבָ֔ה לִהֲטָ֖ה כָּל־עֲצֵ֥י הַ⁠שָּׂדֶֽה</w:t>
+      </w:r>
+    </w:p>
+    <w:p>
+      <w:pPr/>
+      <w:r>
+        <w:rPr>
+          <w:lang w:val="fr_FR" w:bidi="fr_FR"/>
+        </w:rPr>
+      </w:r>
+      <w:r>
+        <w:rPr>
           <w:b/>
           <w:lang w:val="fr_FR" w:bidi="fr_FR"/>
         </w:rPr>
@@ -7981,6 +9059,20 @@
       </w:r>
       <w:r>
         <w:rPr>
+          <w:lang w:val="fr_FR" w:bidi="fr_FR"/>
+        </w:rPr>
+        <w:t>וְ⁠לֶ֣הָבָ֔ה לִהֲטָ֖ה כָּל־עֲצֵ֥י הַ⁠שָּׂדֶֽה</w:t>
+      </w:r>
+    </w:p>
+    <w:p>
+      <w:pPr/>
+      <w:r>
+        <w:rPr>
+          <w:lang w:val="fr_FR" w:bidi="fr_FR"/>
+        </w:rPr>
+      </w:r>
+      <w:r>
+        <w:rPr>
           <w:b/>
           <w:lang w:val="fr_FR" w:bidi="fr_FR"/>
         </w:rPr>
@@ -8066,6 +9158,20 @@
         <w:rPr>
           <w:lang w:val="fr_FR" w:bidi="fr_FR"/>
         </w:rPr>
+      </w:r>
+    </w:p>
+    <w:p>
+      <w:pPr/>
+      <w:r>
+        <w:rPr>
+          <w:lang w:val="fr_FR" w:bidi="fr_FR"/>
+        </w:rPr>
+      </w:r>
+      <w:r>
+        <w:rPr>
+          <w:lang w:val="fr_FR" w:bidi="fr_FR"/>
+        </w:rPr>
+        <w:t>אֵלֶ֑י⁠ךָ</w:t>
       </w:r>
     </w:p>
     <w:p>
@@ -8274,6 +9380,20 @@
       </w:r>
       <w:r>
         <w:rPr>
+          <w:lang w:val="fr_FR" w:bidi="fr_FR"/>
+        </w:rPr>
+        <w:t>תִּקְע֨וּ שׁוֹפָ֜ר בְּ⁠צִיּ֗וֹן וְ⁠הָרִ֨יעוּ֙ בְּ⁠הַ֣ר קָדְשִׁ֔⁠י</w:t>
+      </w:r>
+    </w:p>
+    <w:p>
+      <w:pPr/>
+      <w:r>
+        <w:rPr>
+          <w:lang w:val="fr_FR" w:bidi="fr_FR"/>
+        </w:rPr>
+      </w:r>
+      <w:r>
+        <w:rPr>
           <w:b/>
           <w:lang w:val="fr_FR" w:bidi="fr_FR"/>
         </w:rPr>
@@ -8357,6 +9477,20 @@
       </w:r>
       <w:r>
         <w:rPr>
+          <w:lang w:val="fr_FR" w:bidi="fr_FR"/>
+        </w:rPr>
+        <w:t>שׁוֹפָ֜ר</w:t>
+      </w:r>
+    </w:p>
+    <w:p>
+      <w:pPr/>
+      <w:r>
+        <w:rPr>
+          <w:lang w:val="fr_FR" w:bidi="fr_FR"/>
+        </w:rPr>
+      </w:r>
+      <w:r>
+        <w:rPr>
           <w:b/>
           <w:lang w:val="fr_FR" w:bidi="fr_FR"/>
         </w:rPr>
@@ -8466,6 +9600,20 @@
       </w:r>
       <w:r>
         <w:rPr>
+          <w:lang w:val="fr_FR" w:bidi="fr_FR"/>
+        </w:rPr>
+        <w:t>שׁוֹפָ֜ר</w:t>
+      </w:r>
+    </w:p>
+    <w:p>
+      <w:pPr/>
+      <w:r>
+        <w:rPr>
+          <w:lang w:val="fr_FR" w:bidi="fr_FR"/>
+        </w:rPr>
+      </w:r>
+      <w:r>
+        <w:rPr>
           <w:b/>
           <w:lang w:val="fr_FR" w:bidi="fr_FR"/>
         </w:rPr>
@@ -8562,6 +9710,20 @@
       </w:r>
       <w:r>
         <w:rPr>
+          <w:lang w:val="fr_FR" w:bidi="fr_FR"/>
+        </w:rPr>
+        <w:t>בְּ⁠הַ֣ר קָדְשִׁ֔⁠י</w:t>
+      </w:r>
+    </w:p>
+    <w:p>
+      <w:pPr/>
+      <w:r>
+        <w:rPr>
+          <w:lang w:val="fr_FR" w:bidi="fr_FR"/>
+        </w:rPr>
+      </w:r>
+      <w:r>
+        <w:rPr>
           <w:b/>
           <w:lang w:val="fr_FR" w:bidi="fr_FR"/>
         </w:rPr>
@@ -8647,6 +9809,20 @@
         <w:rPr>
           <w:lang w:val="fr_FR" w:bidi="fr_FR"/>
         </w:rPr>
+      </w:r>
+    </w:p>
+    <w:p>
+      <w:pPr/>
+      <w:r>
+        <w:rPr>
+          <w:lang w:val="fr_FR" w:bidi="fr_FR"/>
+        </w:rPr>
+      </w:r>
+      <w:r>
+        <w:rPr>
+          <w:lang w:val="fr_FR" w:bidi="fr_FR"/>
+        </w:rPr>
+        <w:t>יִרְגְּז֕וּ</w:t>
       </w:r>
     </w:p>
     <w:p>
@@ -8855,6 +10031,20 @@
       </w:r>
       <w:r>
         <w:rPr>
+          <w:lang w:val="fr_FR" w:bidi="fr_FR"/>
+        </w:rPr>
+        <w:t>י֧וֹם חֹ֣שֶׁךְ וַ⁠אֲפֵלָ֗ה י֤וֹם עָנָן֙ וַ⁠עֲרָפֶ֔ל</w:t>
+      </w:r>
+    </w:p>
+    <w:p>
+      <w:pPr/>
+      <w:r>
+        <w:rPr>
+          <w:lang w:val="fr_FR" w:bidi="fr_FR"/>
+        </w:rPr>
+      </w:r>
+      <w:r>
+        <w:rPr>
           <w:b/>
           <w:lang w:val="fr_FR" w:bidi="fr_FR"/>
         </w:rPr>
@@ -8951,6 +10141,20 @@
       </w:r>
       <w:r>
         <w:rPr>
+          <w:lang w:val="fr_FR" w:bidi="fr_FR"/>
+        </w:rPr>
+        <w:t>חֹ֣שֶׁךְ וַ⁠אֲפֵלָ֗ה</w:t>
+      </w:r>
+    </w:p>
+    <w:p>
+      <w:pPr/>
+      <w:r>
+        <w:rPr>
+          <w:lang w:val="fr_FR" w:bidi="fr_FR"/>
+        </w:rPr>
+      </w:r>
+      <w:r>
+        <w:rPr>
           <w:b/>
           <w:lang w:val="fr_FR" w:bidi="fr_FR"/>
         </w:rPr>
@@ -9060,6 +10264,20 @@
       </w:r>
       <w:r>
         <w:rPr>
+          <w:lang w:val="fr_FR" w:bidi="fr_FR"/>
+        </w:rPr>
+        <w:t>עָנָן֙ וַ⁠עֲרָפֶ֔ל</w:t>
+      </w:r>
+    </w:p>
+    <w:p>
+      <w:pPr/>
+      <w:r>
+        <w:rPr>
+          <w:lang w:val="fr_FR" w:bidi="fr_FR"/>
+        </w:rPr>
+      </w:r>
+      <w:r>
+        <w:rPr>
           <w:b/>
           <w:lang w:val="fr_FR" w:bidi="fr_FR"/>
         </w:rPr>
@@ -9169,6 +10387,20 @@
       </w:r>
       <w:r>
         <w:rPr>
+          <w:lang w:val="fr_FR" w:bidi="fr_FR"/>
+        </w:rPr>
+        <w:t>כְּ⁠שַׁ֖חַר פָּרֻ֣שׂ עַל־הֶֽ⁠הָרִ֑ים</w:t>
+      </w:r>
+    </w:p>
+    <w:p>
+      <w:pPr/>
+      <w:r>
+        <w:rPr>
+          <w:lang w:val="fr_FR" w:bidi="fr_FR"/>
+        </w:rPr>
+      </w:r>
+      <w:r>
+        <w:rPr>
           <w:b/>
           <w:lang w:val="fr_FR" w:bidi="fr_FR"/>
         </w:rPr>
@@ -9252,6 +10484,20 @@
       </w:r>
       <w:r>
         <w:rPr>
+          <w:lang w:val="fr_FR" w:bidi="fr_FR"/>
+        </w:rPr>
+        <w:t>כְּ⁠שַׁ֖חַר פָּרֻ֣שׂ עַל־הֶֽ⁠הָרִ֑ים</w:t>
+      </w:r>
+    </w:p>
+    <w:p>
+      <w:pPr/>
+      <w:r>
+        <w:rPr>
+          <w:lang w:val="fr_FR" w:bidi="fr_FR"/>
+        </w:rPr>
+      </w:r>
+      <w:r>
+        <w:rPr>
           <w:b/>
           <w:lang w:val="fr_FR" w:bidi="fr_FR"/>
         </w:rPr>
@@ -9354,6 +10600,20 @@
       </w:r>
       <w:r>
         <w:rPr>
+          <w:lang w:val="fr_FR" w:bidi="fr_FR"/>
+        </w:rPr>
+        <w:t>כְּ⁠שַׁ֖חַר</w:t>
+      </w:r>
+    </w:p>
+    <w:p>
+      <w:pPr/>
+      <w:r>
+        <w:rPr>
+          <w:lang w:val="fr_FR" w:bidi="fr_FR"/>
+        </w:rPr>
+      </w:r>
+      <w:r>
+        <w:rPr>
           <w:b/>
           <w:lang w:val="fr_FR" w:bidi="fr_FR"/>
         </w:rPr>
@@ -9450,6 +10710,20 @@
       </w:r>
       <w:r>
         <w:rPr>
+          <w:lang w:val="fr_FR" w:bidi="fr_FR"/>
+        </w:rPr>
+        <w:t>עַ֚ם רַ֣ב וְ⁠עָצ֔וּם</w:t>
+      </w:r>
+    </w:p>
+    <w:p>
+      <w:pPr/>
+      <w:r>
+        <w:rPr>
+          <w:lang w:val="fr_FR" w:bidi="fr_FR"/>
+        </w:rPr>
+      </w:r>
+      <w:r>
+        <w:rPr>
           <w:b/>
           <w:lang w:val="fr_FR" w:bidi="fr_FR"/>
         </w:rPr>
@@ -9533,6 +10807,20 @@
       </w:r>
       <w:r>
         <w:rPr>
+          <w:lang w:val="fr_FR" w:bidi="fr_FR"/>
+        </w:rPr>
+        <w:t>עַ֚ם רַ֣ב וְ⁠עָצ֔וּם</w:t>
+      </w:r>
+    </w:p>
+    <w:p>
+      <w:pPr/>
+      <w:r>
+        <w:rPr>
+          <w:lang w:val="fr_FR" w:bidi="fr_FR"/>
+        </w:rPr>
+      </w:r>
+      <w:r>
+        <w:rPr>
           <w:b/>
           <w:lang w:val="fr_FR" w:bidi="fr_FR"/>
         </w:rPr>
@@ -9642,6 +10930,20 @@
       </w:r>
       <w:r>
         <w:rPr>
+          <w:lang w:val="fr_FR" w:bidi="fr_FR"/>
+        </w:rPr>
+        <w:t>כָּמֹ֗⁠הוּ לֹ֤א נִֽהְיָה֙ מִן־הָ֣⁠עוֹלָ֔ם וְ⁠אַֽחֲרָי⁠ו֙ לֹ֣א יוֹסֵ֔ף עַד־שְׁנֵ֖י דּ֥וֹר וָ⁠דֽוֹר</w:t>
+      </w:r>
+    </w:p>
+    <w:p>
+      <w:pPr/>
+      <w:r>
+        <w:rPr>
+          <w:lang w:val="fr_FR" w:bidi="fr_FR"/>
+        </w:rPr>
+      </w:r>
+      <w:r>
+        <w:rPr>
           <w:b/>
           <w:lang w:val="fr_FR" w:bidi="fr_FR"/>
         </w:rPr>
@@ -9725,6 +11027,20 @@
       </w:r>
       <w:r>
         <w:rPr>
+          <w:lang w:val="fr_FR" w:bidi="fr_FR"/>
+        </w:rPr>
+        <w:t>עַד־שְׁנֵ֖י דּ֥וֹר וָ⁠דֽוֹר</w:t>
+      </w:r>
+    </w:p>
+    <w:p>
+      <w:pPr/>
+      <w:r>
+        <w:rPr>
+          <w:lang w:val="fr_FR" w:bidi="fr_FR"/>
+        </w:rPr>
+      </w:r>
+      <w:r>
+        <w:rPr>
           <w:b/>
           <w:lang w:val="fr_FR" w:bidi="fr_FR"/>
         </w:rPr>
@@ -9808,6 +11124,20 @@
       </w:r>
       <w:r>
         <w:rPr>
+          <w:lang w:val="fr_FR" w:bidi="fr_FR"/>
+        </w:rPr>
+        <w:t>לְ⁠פָנָי⁠ו֙ אָ֣כְלָה אֵ֔שׁ וְ⁠אַחֲרָ֖י⁠ו תְּלַהֵ֣ט לֶֽהָבָ֑ה כְּ⁠גַן־עֵ֨דֶן הָ⁠אָ֜רֶץ לְ⁠פָנָ֗י⁠ו וְ⁠אַֽחֲרָי⁠ו֙ מִדְבַּ֣ר שְׁמָמָ֔ה וְ⁠גַם־פְּלֵיטָ֖ה לֹא־הָ֥יְתָה לּֽ⁠וֹ</w:t>
+      </w:r>
+    </w:p>
+    <w:p>
+      <w:pPr/>
+      <w:r>
+        <w:rPr>
+          <w:lang w:val="fr_FR" w:bidi="fr_FR"/>
+        </w:rPr>
+      </w:r>
+      <w:r>
+        <w:rPr>
           <w:b/>
           <w:lang w:val="fr_FR" w:bidi="fr_FR"/>
         </w:rPr>
@@ -9916,6 +11246,20 @@
       </w:r>
       <w:r>
         <w:rPr>
+          <w:lang w:val="fr_FR" w:bidi="fr_FR"/>
+        </w:rPr>
+        <w:t>לְ⁠פָנָי⁠ו֙ אָ֣כְלָה אֵ֔שׁ וְ⁠אַחֲרָ֖י⁠ו תְּלַהֵ֣ט לֶֽהָבָ֑ה</w:t>
+      </w:r>
+    </w:p>
+    <w:p>
+      <w:pPr/>
+      <w:r>
+        <w:rPr>
+          <w:lang w:val="fr_FR" w:bidi="fr_FR"/>
+        </w:rPr>
+      </w:r>
+      <w:r>
+        <w:rPr>
           <w:b/>
           <w:lang w:val="fr_FR" w:bidi="fr_FR"/>
         </w:rPr>
@@ -10025,6 +11369,20 @@
       </w:r>
       <w:r>
         <w:rPr>
+          <w:lang w:val="fr_FR" w:bidi="fr_FR"/>
+        </w:rPr>
+        <w:t>לְ⁠פָנָי⁠ו֙ אָ֣כְלָה אֵ֔שׁ</w:t>
+      </w:r>
+    </w:p>
+    <w:p>
+      <w:pPr/>
+      <w:r>
+        <w:rPr>
+          <w:lang w:val="fr_FR" w:bidi="fr_FR"/>
+        </w:rPr>
+      </w:r>
+      <w:r>
+        <w:rPr>
           <w:b/>
           <w:lang w:val="fr_FR" w:bidi="fr_FR"/>
         </w:rPr>
@@ -10121,6 +11479,20 @@
       </w:r>
       <w:r>
         <w:rPr>
+          <w:lang w:val="fr_FR" w:bidi="fr_FR"/>
+        </w:rPr>
+        <w:t>כְּ⁠גַן־עֵ֨דֶן הָ⁠אָ֜רֶץ לְ⁠פָנָ֗י⁠ו</w:t>
+      </w:r>
+    </w:p>
+    <w:p>
+      <w:pPr/>
+      <w:r>
+        <w:rPr>
+          <w:lang w:val="fr_FR" w:bidi="fr_FR"/>
+        </w:rPr>
+      </w:r>
+      <w:r>
+        <w:rPr>
           <w:b/>
           <w:lang w:val="fr_FR" w:bidi="fr_FR"/>
         </w:rPr>
@@ -10204,6 +11576,20 @@
       </w:r>
       <w:r>
         <w:rPr>
+          <w:lang w:val="fr_FR" w:bidi="fr_FR"/>
+        </w:rPr>
+        <w:t>מִדְבַּ֣ר שְׁמָמָ֔ה</w:t>
+      </w:r>
+    </w:p>
+    <w:p>
+      <w:pPr/>
+      <w:r>
+        <w:rPr>
+          <w:lang w:val="fr_FR" w:bidi="fr_FR"/>
+        </w:rPr>
+      </w:r>
+      <w:r>
+        <w:rPr>
           <w:b/>
           <w:lang w:val="fr_FR" w:bidi="fr_FR"/>
         </w:rPr>
@@ -10300,6 +11686,20 @@
       </w:r>
       <w:r>
         <w:rPr>
+          <w:lang w:val="fr_FR" w:bidi="fr_FR"/>
+        </w:rPr>
+        <w:t>וְ⁠גַם־פְּלֵיטָ֖ה לֹא־הָ֥יְתָה לּֽ⁠וֹ</w:t>
+      </w:r>
+    </w:p>
+    <w:p>
+      <w:pPr/>
+      <w:r>
+        <w:rPr>
+          <w:lang w:val="fr_FR" w:bidi="fr_FR"/>
+        </w:rPr>
+      </w:r>
+      <w:r>
+        <w:rPr>
           <w:b/>
           <w:lang w:val="fr_FR" w:bidi="fr_FR"/>
         </w:rPr>
@@ -10383,6 +11783,20 @@
       </w:r>
       <w:r>
         <w:rPr>
+          <w:lang w:val="fr_FR" w:bidi="fr_FR"/>
+        </w:rPr>
+        <w:t>פְּלֵיטָ֖ה לֹא־הָ֥יְתָה לּֽ⁠וֹ</w:t>
+      </w:r>
+    </w:p>
+    <w:p>
+      <w:pPr/>
+      <w:r>
+        <w:rPr>
+          <w:lang w:val="fr_FR" w:bidi="fr_FR"/>
+        </w:rPr>
+      </w:r>
+      <w:r>
+        <w:rPr>
           <w:b/>
           <w:lang w:val="fr_FR" w:bidi="fr_FR"/>
         </w:rPr>
@@ -10479,6 +11893,20 @@
       </w:r>
       <w:r>
         <w:rPr>
+          <w:lang w:val="fr_FR" w:bidi="fr_FR"/>
+        </w:rPr>
+        <w:t>כְּ⁠מַרְאֵ֥ה סוּסִ֖ים מַרְאֵ֑⁠הוּ</w:t>
+      </w:r>
+    </w:p>
+    <w:p>
+      <w:pPr/>
+      <w:r>
+        <w:rPr>
+          <w:lang w:val="fr_FR" w:bidi="fr_FR"/>
+        </w:rPr>
+      </w:r>
+      <w:r>
+        <w:rPr>
           <w:b/>
           <w:lang w:val="fr_FR" w:bidi="fr_FR"/>
         </w:rPr>
@@ -10562,6 +11990,20 @@
       </w:r>
       <w:r>
         <w:rPr>
+          <w:lang w:val="fr_FR" w:bidi="fr_FR"/>
+        </w:rPr>
+        <w:t>כְּ⁠מַרְאֵ֥ה &amp; מַרְאֵ֑⁠הוּ</w:t>
+      </w:r>
+    </w:p>
+    <w:p>
+      <w:pPr/>
+      <w:r>
+        <w:rPr>
+          <w:lang w:val="fr_FR" w:bidi="fr_FR"/>
+        </w:rPr>
+      </w:r>
+      <w:r>
+        <w:rPr>
           <w:b/>
           <w:lang w:val="fr_FR" w:bidi="fr_FR"/>
         </w:rPr>
@@ -10645,6 +12087,20 @@
       </w:r>
       <w:r>
         <w:rPr>
+          <w:lang w:val="fr_FR" w:bidi="fr_FR"/>
+        </w:rPr>
+        <w:t>וּ⁠כְ⁠פָרָשִׁ֖ים כֵּ֥ן יְרוּצֽוּ⁠ן</w:t>
+      </w:r>
+    </w:p>
+    <w:p>
+      <w:pPr/>
+      <w:r>
+        <w:rPr>
+          <w:lang w:val="fr_FR" w:bidi="fr_FR"/>
+        </w:rPr>
+      </w:r>
+      <w:r>
+        <w:rPr>
           <w:b/>
           <w:lang w:val="fr_FR" w:bidi="fr_FR"/>
         </w:rPr>
@@ -10728,6 +12184,20 @@
       </w:r>
       <w:r>
         <w:rPr>
+          <w:lang w:val="fr_FR" w:bidi="fr_FR"/>
+        </w:rPr>
+        <w:t>כְּ⁠ק֣וֹל מַרְכָּב֗וֹת עַל־רָאשֵׁ֤י הֶֽ⁠הָרִים֙ יְרַקֵּד֔וּ⁠ן</w:t>
+      </w:r>
+    </w:p>
+    <w:p>
+      <w:pPr/>
+      <w:r>
+        <w:rPr>
+          <w:lang w:val="fr_FR" w:bidi="fr_FR"/>
+        </w:rPr>
+      </w:r>
+      <w:r>
+        <w:rPr>
           <w:b/>
           <w:lang w:val="fr_FR" w:bidi="fr_FR"/>
         </w:rPr>
@@ -10811,6 +12281,20 @@
       </w:r>
       <w:r>
         <w:rPr>
+          <w:lang w:val="fr_FR" w:bidi="fr_FR"/>
+        </w:rPr>
+        <w:t>כְּ⁠קוֹל֙ לַ֣הַב אֵ֔שׁ אֹכְלָ֖ה קָ֑שׁ</w:t>
+      </w:r>
+    </w:p>
+    <w:p>
+      <w:pPr/>
+      <w:r>
+        <w:rPr>
+          <w:lang w:val="fr_FR" w:bidi="fr_FR"/>
+        </w:rPr>
+      </w:r>
+      <w:r>
+        <w:rPr>
           <w:b/>
           <w:lang w:val="fr_FR" w:bidi="fr_FR"/>
         </w:rPr>
@@ -10894,6 +12378,20 @@
       </w:r>
       <w:r>
         <w:rPr>
+          <w:lang w:val="fr_FR" w:bidi="fr_FR"/>
+        </w:rPr>
+        <w:t>כְּ⁠עַ֣ם עָצ֔וּם עֱר֖וּךְ מִלְחָמָֽה</w:t>
+      </w:r>
+    </w:p>
+    <w:p>
+      <w:pPr/>
+      <w:r>
+        <w:rPr>
+          <w:lang w:val="fr_FR" w:bidi="fr_FR"/>
+        </w:rPr>
+      </w:r>
+      <w:r>
+        <w:rPr>
           <w:b/>
           <w:lang w:val="fr_FR" w:bidi="fr_FR"/>
         </w:rPr>
@@ -10977,6 +12475,20 @@
       </w:r>
       <w:r>
         <w:rPr>
+          <w:lang w:val="fr_FR" w:bidi="fr_FR"/>
+        </w:rPr>
+        <w:t>כְּ⁠עַ֣ם עָצ֔וּם עֱר֖וּךְ מִלְחָמָֽה</w:t>
+      </w:r>
+    </w:p>
+    <w:p>
+      <w:pPr/>
+      <w:r>
+        <w:rPr>
+          <w:lang w:val="fr_FR" w:bidi="fr_FR"/>
+        </w:rPr>
+      </w:r>
+      <w:r>
+        <w:rPr>
           <w:b/>
           <w:lang w:val="fr_FR" w:bidi="fr_FR"/>
         </w:rPr>
@@ -11060,6 +12572,20 @@
       </w:r>
       <w:r>
         <w:rPr>
+          <w:lang w:val="fr_FR" w:bidi="fr_FR"/>
+        </w:rPr>
+        <w:t>כְּ⁠עַ֣ם עָצ֔וּם עֱר֖וּךְ מִלְחָמָֽה</w:t>
+      </w:r>
+    </w:p>
+    <w:p>
+      <w:pPr/>
+      <w:r>
+        <w:rPr>
+          <w:lang w:val="fr_FR" w:bidi="fr_FR"/>
+        </w:rPr>
+      </w:r>
+      <w:r>
+        <w:rPr>
           <w:b/>
           <w:lang w:val="fr_FR" w:bidi="fr_FR"/>
         </w:rPr>
@@ -11143,6 +12669,20 @@
       </w:r>
       <w:r>
         <w:rPr>
+          <w:lang w:val="fr_FR" w:bidi="fr_FR"/>
+        </w:rPr>
+        <w:t>יָחִ֣ילוּ</w:t>
+      </w:r>
+    </w:p>
+    <w:p>
+      <w:pPr/>
+      <w:r>
+        <w:rPr>
+          <w:lang w:val="fr_FR" w:bidi="fr_FR"/>
+        </w:rPr>
+      </w:r>
+      <w:r>
+        <w:rPr>
           <w:b/>
           <w:lang w:val="fr_FR" w:bidi="fr_FR"/>
         </w:rPr>
@@ -11239,6 +12779,20 @@
       </w:r>
       <w:r>
         <w:rPr>
+          <w:lang w:val="fr_FR" w:bidi="fr_FR"/>
+        </w:rPr>
+        <w:t>קִבְּצ֥וּ פָארֽוּר</w:t>
+      </w:r>
+    </w:p>
+    <w:p>
+      <w:pPr/>
+      <w:r>
+        <w:rPr>
+          <w:lang w:val="fr_FR" w:bidi="fr_FR"/>
+        </w:rPr>
+      </w:r>
+      <w:r>
+        <w:rPr>
           <w:b/>
           <w:lang w:val="fr_FR" w:bidi="fr_FR"/>
         </w:rPr>
@@ -11335,6 +12889,20 @@
       </w:r>
       <w:r>
         <w:rPr>
+          <w:lang w:val="fr_FR" w:bidi="fr_FR"/>
+        </w:rPr>
+        <w:t>כְּ⁠גִבּוֹרִ֣ים יְרֻצ֔וּ⁠ן</w:t>
+      </w:r>
+    </w:p>
+    <w:p>
+      <w:pPr/>
+      <w:r>
+        <w:rPr>
+          <w:lang w:val="fr_FR" w:bidi="fr_FR"/>
+        </w:rPr>
+      </w:r>
+      <w:r>
+        <w:rPr>
           <w:b/>
           <w:lang w:val="fr_FR" w:bidi="fr_FR"/>
         </w:rPr>
@@ -11418,6 +12986,20 @@
       </w:r>
       <w:r>
         <w:rPr>
+          <w:lang w:val="fr_FR" w:bidi="fr_FR"/>
+        </w:rPr>
+        <w:t>כְּ⁠אַנְשֵׁ֥י מִלְחָמָ֖ה יַעֲל֣וּ חוֹמָ֑ה</w:t>
+      </w:r>
+    </w:p>
+    <w:p>
+      <w:pPr/>
+      <w:r>
+        <w:rPr>
+          <w:lang w:val="fr_FR" w:bidi="fr_FR"/>
+        </w:rPr>
+      </w:r>
+      <w:r>
+        <w:rPr>
           <w:b/>
           <w:lang w:val="fr_FR" w:bidi="fr_FR"/>
         </w:rPr>
@@ -11501,6 +13083,20 @@
       </w:r>
       <w:r>
         <w:rPr>
+          <w:lang w:val="fr_FR" w:bidi="fr_FR"/>
+        </w:rPr>
+        <w:t>כְּ⁠אַנְשֵׁ֥י מִלְחָמָ֖ה</w:t>
+      </w:r>
+    </w:p>
+    <w:p>
+      <w:pPr/>
+      <w:r>
+        <w:rPr>
+          <w:lang w:val="fr_FR" w:bidi="fr_FR"/>
+        </w:rPr>
+      </w:r>
+      <w:r>
+        <w:rPr>
           <w:b/>
           <w:lang w:val="fr_FR" w:bidi="fr_FR"/>
         </w:rPr>
@@ -11610,6 +13206,20 @@
       </w:r>
       <w:r>
         <w:rPr>
+          <w:lang w:val="fr_FR" w:bidi="fr_FR"/>
+        </w:rPr>
+        <w:t>חוֹמָ֑ה</w:t>
+      </w:r>
+    </w:p>
+    <w:p>
+      <w:pPr/>
+      <w:r>
+        <w:rPr>
+          <w:lang w:val="fr_FR" w:bidi="fr_FR"/>
+        </w:rPr>
+      </w:r>
+      <w:r>
+        <w:rPr>
           <w:b/>
           <w:lang w:val="fr_FR" w:bidi="fr_FR"/>
         </w:rPr>
@@ -11719,6 +13329,20 @@
       </w:r>
       <w:r>
         <w:rPr>
+          <w:lang w:val="fr_FR" w:bidi="fr_FR"/>
+        </w:rPr>
+        <w:t>וְ⁠אִ֤ישׁ בִּ⁠דְרָכָי⁠ו֙</w:t>
+      </w:r>
+    </w:p>
+    <w:p>
+      <w:pPr/>
+      <w:r>
+        <w:rPr>
+          <w:lang w:val="fr_FR" w:bidi="fr_FR"/>
+        </w:rPr>
+      </w:r>
+      <w:r>
+        <w:rPr>
           <w:b/>
           <w:lang w:val="fr_FR" w:bidi="fr_FR"/>
         </w:rPr>
@@ -11828,6 +13452,20 @@
       </w:r>
       <w:r>
         <w:rPr>
+          <w:lang w:val="fr_FR" w:bidi="fr_FR"/>
+        </w:rPr>
+        <w:t>וְ⁠לֹ֥א יְעַבְּט֖וּ⁠ן אֹרְחוֹתָֽ⁠ם</w:t>
+      </w:r>
+    </w:p>
+    <w:p>
+      <w:pPr/>
+      <w:r>
+        <w:rPr>
+          <w:lang w:val="fr_FR" w:bidi="fr_FR"/>
+        </w:rPr>
+      </w:r>
+      <w:r>
+        <w:rPr>
           <w:b/>
           <w:lang w:val="fr_FR" w:bidi="fr_FR"/>
         </w:rPr>
@@ -11911,6 +13549,20 @@
       </w:r>
       <w:r>
         <w:rPr>
+          <w:lang w:val="fr_FR" w:bidi="fr_FR"/>
+        </w:rPr>
+        <w:t>וְ⁠לֹ֥א יְעַבְּט֖וּ⁠ן אֹרְחוֹתָֽ⁠ם</w:t>
+      </w:r>
+    </w:p>
+    <w:p>
+      <w:pPr/>
+      <w:r>
+        <w:rPr>
+          <w:lang w:val="fr_FR" w:bidi="fr_FR"/>
+        </w:rPr>
+      </w:r>
+      <w:r>
+        <w:rPr>
           <w:b/>
           <w:lang w:val="fr_FR" w:bidi="fr_FR"/>
         </w:rPr>
@@ -11994,6 +13646,20 @@
       </w:r>
       <w:r>
         <w:rPr>
+          <w:lang w:val="fr_FR" w:bidi="fr_FR"/>
+        </w:rPr>
+        <w:t>וְ⁠אִ֤ישׁ אָחִי⁠ו֙ לֹ֣א יִדְחָק֔וּ⁠ן</w:t>
+      </w:r>
+    </w:p>
+    <w:p>
+      <w:pPr/>
+      <w:r>
+        <w:rPr>
+          <w:lang w:val="fr_FR" w:bidi="fr_FR"/>
+        </w:rPr>
+      </w:r>
+      <w:r>
+        <w:rPr>
           <w:b/>
           <w:lang w:val="fr_FR" w:bidi="fr_FR"/>
         </w:rPr>
@@ -12103,6 +13769,20 @@
       </w:r>
       <w:r>
         <w:rPr>
+          <w:lang w:val="fr_FR" w:bidi="fr_FR"/>
+        </w:rPr>
+        <w:t>גֶּ֥בֶר בִּ⁠מְסִלָּת֖⁠וֹ יֵֽלֵכ֑וּ⁠ן</w:t>
+      </w:r>
+    </w:p>
+    <w:p>
+      <w:pPr/>
+      <w:r>
+        <w:rPr>
+          <w:lang w:val="fr_FR" w:bidi="fr_FR"/>
+        </w:rPr>
+      </w:r>
+      <w:r>
+        <w:rPr>
           <w:b/>
           <w:lang w:val="fr_FR" w:bidi="fr_FR"/>
         </w:rPr>
@@ -12212,6 +13892,20 @@
       </w:r>
       <w:r>
         <w:rPr>
+          <w:lang w:val="fr_FR" w:bidi="fr_FR"/>
+        </w:rPr>
+        <w:t>וּ⁠בְעַ֥ד הַ⁠שֶּׁ֛לַח יִפֹּ֖לוּ לֹ֥א יִבְצָֽעוּ</w:t>
+      </w:r>
+    </w:p>
+    <w:p>
+      <w:pPr/>
+      <w:r>
+        <w:rPr>
+          <w:lang w:val="fr_FR" w:bidi="fr_FR"/>
+        </w:rPr>
+      </w:r>
+      <w:r>
+        <w:rPr>
           <w:b/>
           <w:lang w:val="fr_FR" w:bidi="fr_FR"/>
         </w:rPr>
@@ -12295,6 +13989,20 @@
       </w:r>
       <w:r>
         <w:rPr>
+          <w:lang w:val="fr_FR" w:bidi="fr_FR"/>
+        </w:rPr>
+        <w:t>בָּ⁠עִ֣יר יָשֹׁ֗קּוּ בַּֽ⁠חוֹמָה֙ יְרֻצ֔וּ⁠ן בַּ⁠בָּתִּ֖ים יַעֲל֑וּ בְּעַ֧ד הַ⁠חַלּוֹנִ֛ים יָבֹ֖אוּ כַּ⁠גַּנָּֽב</w:t>
+      </w:r>
+    </w:p>
+    <w:p>
+      <w:pPr/>
+      <w:r>
+        <w:rPr>
+          <w:lang w:val="fr_FR" w:bidi="fr_FR"/>
+        </w:rPr>
+      </w:r>
+      <w:r>
+        <w:rPr>
           <w:b/>
           <w:lang w:val="fr_FR" w:bidi="fr_FR"/>
         </w:rPr>
@@ -12378,6 +14086,20 @@
       </w:r>
       <w:r>
         <w:rPr>
+          <w:lang w:val="fr_FR" w:bidi="fr_FR"/>
+        </w:rPr>
+        <w:t>בְּעַ֧ד הַ⁠חַלּוֹנִ֛ים יָבֹ֖אוּ כַּ⁠גַּנָּֽב</w:t>
+      </w:r>
+    </w:p>
+    <w:p>
+      <w:pPr/>
+      <w:r>
+        <w:rPr>
+          <w:lang w:val="fr_FR" w:bidi="fr_FR"/>
+        </w:rPr>
+      </w:r>
+      <w:r>
+        <w:rPr>
           <w:b/>
           <w:lang w:val="fr_FR" w:bidi="fr_FR"/>
         </w:rPr>
@@ -12473,6 +14195,20 @@
       </w:r>
       <w:r>
         <w:rPr>
+          <w:lang w:val="fr_FR" w:bidi="fr_FR"/>
+        </w:rPr>
+        <w:t>לְ⁠פָנָי⁠ו֙ רָ֣גְזָה אֶ֔רֶץ רָעֲשׁ֖וּ שָׁמָ֑יִם</w:t>
+      </w:r>
+    </w:p>
+    <w:p>
+      <w:pPr/>
+      <w:r>
+        <w:rPr>
+          <w:lang w:val="fr_FR" w:bidi="fr_FR"/>
+        </w:rPr>
+      </w:r>
+      <w:r>
+        <w:rPr>
           <w:b/>
           <w:lang w:val="fr_FR" w:bidi="fr_FR"/>
         </w:rPr>
@@ -12582,6 +14318,20 @@
       </w:r>
       <w:r>
         <w:rPr>
+          <w:lang w:val="fr_FR" w:bidi="fr_FR"/>
+        </w:rPr>
+        <w:t>שֶׁ֤מֶשׁ וְ⁠יָרֵ֨חַ֙ קָדָ֔רוּ</w:t>
+      </w:r>
+    </w:p>
+    <w:p>
+      <w:pPr/>
+      <w:r>
+        <w:rPr>
+          <w:lang w:val="fr_FR" w:bidi="fr_FR"/>
+        </w:rPr>
+      </w:r>
+      <w:r>
+        <w:rPr>
           <w:b/>
           <w:lang w:val="fr_FR" w:bidi="fr_FR"/>
         </w:rPr>
@@ -12691,6 +14441,20 @@
       </w:r>
       <w:r>
         <w:rPr>
+          <w:lang w:val="fr_FR" w:bidi="fr_FR"/>
+        </w:rPr>
+        <w:t>וְ⁠כוֹכָבִ֖ים אָסְפ֥וּ נָגְהָֽ⁠ם</w:t>
+      </w:r>
+    </w:p>
+    <w:p>
+      <w:pPr/>
+      <w:r>
+        <w:rPr>
+          <w:lang w:val="fr_FR" w:bidi="fr_FR"/>
+        </w:rPr>
+      </w:r>
+      <w:r>
+        <w:rPr>
           <w:b/>
           <w:lang w:val="fr_FR" w:bidi="fr_FR"/>
         </w:rPr>
@@ -12800,6 +14564,20 @@
       </w:r>
       <w:r>
         <w:rPr>
+          <w:lang w:val="fr_FR" w:bidi="fr_FR"/>
+        </w:rPr>
+        <w:t>קוֹל⁠וֹ֙</w:t>
+      </w:r>
+    </w:p>
+    <w:p>
+      <w:pPr/>
+      <w:r>
+        <w:rPr>
+          <w:lang w:val="fr_FR" w:bidi="fr_FR"/>
+        </w:rPr>
+      </w:r>
+      <w:r>
+        <w:rPr>
           <w:b/>
           <w:lang w:val="fr_FR" w:bidi="fr_FR"/>
         </w:rPr>
@@ -12896,6 +14674,20 @@
       </w:r>
       <w:r>
         <w:rPr>
+          <w:lang w:val="fr_FR" w:bidi="fr_FR"/>
+        </w:rPr>
+        <w:t>מַחֲנֵ֔⁠הוּ</w:t>
+      </w:r>
+    </w:p>
+    <w:p>
+      <w:pPr/>
+      <w:r>
+        <w:rPr>
+          <w:lang w:val="fr_FR" w:bidi="fr_FR"/>
+        </w:rPr>
+      </w:r>
+      <w:r>
+        <w:rPr>
           <w:b/>
           <w:lang w:val="fr_FR" w:bidi="fr_FR"/>
         </w:rPr>
@@ -13004,6 +14796,20 @@
       </w:r>
       <w:r>
         <w:rPr>
+          <w:lang w:val="fr_FR" w:bidi="fr_FR"/>
+        </w:rPr>
+        <w:t>דְבָר֑⁠וֹ</w:t>
+      </w:r>
+    </w:p>
+    <w:p>
+      <w:pPr/>
+      <w:r>
+        <w:rPr>
+          <w:lang w:val="fr_FR" w:bidi="fr_FR"/>
+        </w:rPr>
+      </w:r>
+      <w:r>
+        <w:rPr>
           <w:b/>
           <w:lang w:val="fr_FR" w:bidi="fr_FR"/>
         </w:rPr>
@@ -13089,6 +14895,20 @@
         <w:rPr>
           <w:lang w:val="fr_FR" w:bidi="fr_FR"/>
         </w:rPr>
+      </w:r>
+    </w:p>
+    <w:p>
+      <w:pPr/>
+      <w:r>
+        <w:rPr>
+          <w:lang w:val="fr_FR" w:bidi="fr_FR"/>
+        </w:rPr>
+      </w:r>
+      <w:r>
+        <w:rPr>
+          <w:lang w:val="fr_FR" w:bidi="fr_FR"/>
+        </w:rPr>
+        <w:t>כִּֽי־גָד֧וֹל יוֹם־יְהוָ֛ה וְ⁠נוֹרָ֥א מְאֹ֖ד וּ⁠מִ֥י יְכִילֶֽ⁠נּוּ</w:t>
       </w:r>
     </w:p>
     <w:p>
@@ -13284,6 +15104,20 @@
       </w:r>
       <w:r>
         <w:rPr>
+          <w:lang w:val="fr_FR" w:bidi="fr_FR"/>
+        </w:rPr>
+        <w:t>וְ⁠גַם־עַתָּה֙ נְאֻם־יְהוָ֔ה שֻׁ֥בוּ עָדַ֖⁠י</w:t>
+      </w:r>
+    </w:p>
+    <w:p>
+      <w:pPr/>
+      <w:r>
+        <w:rPr>
+          <w:lang w:val="fr_FR" w:bidi="fr_FR"/>
+        </w:rPr>
+      </w:r>
+      <w:r>
+        <w:rPr>
           <w:b/>
           <w:lang w:val="fr_FR" w:bidi="fr_FR"/>
         </w:rPr>
@@ -13380,6 +15214,20 @@
       </w:r>
       <w:r>
         <w:rPr>
+          <w:lang w:val="fr_FR" w:bidi="fr_FR"/>
+        </w:rPr>
+        <w:t>שֻׁ֥בוּ</w:t>
+      </w:r>
+    </w:p>
+    <w:p>
+      <w:pPr/>
+      <w:r>
+        <w:rPr>
+          <w:lang w:val="fr_FR" w:bidi="fr_FR"/>
+        </w:rPr>
+      </w:r>
+      <w:r>
+        <w:rPr>
           <w:b/>
           <w:lang w:val="fr_FR" w:bidi="fr_FR"/>
         </w:rPr>
@@ -13476,6 +15324,20 @@
       </w:r>
       <w:r>
         <w:rPr>
+          <w:lang w:val="fr_FR" w:bidi="fr_FR"/>
+        </w:rPr>
+        <w:t>שֻׁ֥בוּ עָדַ֖⁠י בְּ⁠כָל־לְבַבְ⁠כֶ֑ם</w:t>
+      </w:r>
+    </w:p>
+    <w:p>
+      <w:pPr/>
+      <w:r>
+        <w:rPr>
+          <w:lang w:val="fr_FR" w:bidi="fr_FR"/>
+        </w:rPr>
+      </w:r>
+      <w:r>
+        <w:rPr>
           <w:b/>
           <w:lang w:val="fr_FR" w:bidi="fr_FR"/>
         </w:rPr>
@@ -13585,6 +15447,20 @@
       </w:r>
       <w:r>
         <w:rPr>
+          <w:lang w:val="fr_FR" w:bidi="fr_FR"/>
+        </w:rPr>
+        <w:t>לְבַבְ⁠כֶ֑ם</w:t>
+      </w:r>
+    </w:p>
+    <w:p>
+      <w:pPr/>
+      <w:r>
+        <w:rPr>
+          <w:lang w:val="fr_FR" w:bidi="fr_FR"/>
+        </w:rPr>
+      </w:r>
+      <w:r>
+        <w:rPr>
           <w:b/>
           <w:lang w:val="fr_FR" w:bidi="fr_FR"/>
         </w:rPr>
@@ -13681,6 +15557,20 @@
       </w:r>
       <w:r>
         <w:rPr>
+          <w:lang w:val="fr_FR" w:bidi="fr_FR"/>
+        </w:rPr>
+        <w:t>וְ⁠קִרְע֤וּ לְבַבְ⁠כֶם֙ וְ⁠אַל־בִּגְדֵי⁠כֶ֔ם</w:t>
+      </w:r>
+    </w:p>
+    <w:p>
+      <w:pPr/>
+      <w:r>
+        <w:rPr>
+          <w:lang w:val="fr_FR" w:bidi="fr_FR"/>
+        </w:rPr>
+      </w:r>
+      <w:r>
+        <w:rPr>
           <w:b/>
           <w:lang w:val="fr_FR" w:bidi="fr_FR"/>
         </w:rPr>
@@ -13764,6 +15654,20 @@
       </w:r>
       <w:r>
         <w:rPr>
+          <w:lang w:val="fr_FR" w:bidi="fr_FR"/>
+        </w:rPr>
+        <w:t>וְ⁠קִרְע֤וּ לְבַבְ⁠כֶם֙ וְ⁠אַל־בִּגְדֵי⁠כֶ֔ם וְ⁠שׁ֖וּבוּ אֶל־יְהוָ֣ה אֱלֹֽהֵי⁠כֶ֑ם</w:t>
+      </w:r>
+    </w:p>
+    <w:p>
+      <w:pPr/>
+      <w:r>
+        <w:rPr>
+          <w:lang w:val="fr_FR" w:bidi="fr_FR"/>
+        </w:rPr>
+      </w:r>
+      <w:r>
+        <w:rPr>
           <w:b/>
           <w:lang w:val="fr_FR" w:bidi="fr_FR"/>
         </w:rPr>
@@ -13847,6 +15751,20 @@
       </w:r>
       <w:r>
         <w:rPr>
+          <w:lang w:val="fr_FR" w:bidi="fr_FR"/>
+        </w:rPr>
+        <w:t>אֶ֤רֶךְ אַפַּ֨יִם֙</w:t>
+      </w:r>
+    </w:p>
+    <w:p>
+      <w:pPr/>
+      <w:r>
+        <w:rPr>
+          <w:lang w:val="fr_FR" w:bidi="fr_FR"/>
+        </w:rPr>
+      </w:r>
+      <w:r>
+        <w:rPr>
           <w:b/>
           <w:lang w:val="fr_FR" w:bidi="fr_FR"/>
         </w:rPr>
@@ -13943,6 +15861,20 @@
       </w:r>
       <w:r>
         <w:rPr>
+          <w:lang w:val="fr_FR" w:bidi="fr_FR"/>
+        </w:rPr>
+        <w:t>וְ⁠רַב־חֶ֔סֶד</w:t>
+      </w:r>
+    </w:p>
+    <w:p>
+      <w:pPr/>
+      <w:r>
+        <w:rPr>
+          <w:lang w:val="fr_FR" w:bidi="fr_FR"/>
+        </w:rPr>
+      </w:r>
+      <w:r>
+        <w:rPr>
           <w:b/>
           <w:lang w:val="fr_FR" w:bidi="fr_FR"/>
         </w:rPr>
@@ -14039,6 +15971,20 @@
       </w:r>
       <w:r>
         <w:rPr>
+          <w:lang w:val="fr_FR" w:bidi="fr_FR"/>
+        </w:rPr>
+        <w:t>מִ֥י יוֹדֵ֖עַ יָשׁ֣וּב וְ⁠נִחָ֑ם וְ⁠הִשְׁאִ֤יר אַֽחֲרָי⁠ו֙ בְּרָכָ֔ה</w:t>
+      </w:r>
+    </w:p>
+    <w:p>
+      <w:pPr/>
+      <w:r>
+        <w:rPr>
+          <w:lang w:val="fr_FR" w:bidi="fr_FR"/>
+        </w:rPr>
+      </w:r>
+      <w:r>
+        <w:rPr>
           <w:b/>
           <w:lang w:val="fr_FR" w:bidi="fr_FR"/>
         </w:rPr>
@@ -14122,6 +16068,20 @@
       </w:r>
       <w:r>
         <w:rPr>
+          <w:lang w:val="fr_FR" w:bidi="fr_FR"/>
+        </w:rPr>
+        <w:t>יָשׁ֣וּב וְ⁠נִחָ֑ם</w:t>
+      </w:r>
+    </w:p>
+    <w:p>
+      <w:pPr/>
+      <w:r>
+        <w:rPr>
+          <w:lang w:val="fr_FR" w:bidi="fr_FR"/>
+        </w:rPr>
+      </w:r>
+      <w:r>
+        <w:rPr>
           <w:b/>
           <w:lang w:val="fr_FR" w:bidi="fr_FR"/>
         </w:rPr>
@@ -14231,6 +16191,20 @@
       </w:r>
       <w:r>
         <w:rPr>
+          <w:lang w:val="fr_FR" w:bidi="fr_FR"/>
+        </w:rPr>
+        <w:t>וְ⁠הִשְׁאִ֤יר &amp; בְּרָכָ֔ה</w:t>
+      </w:r>
+    </w:p>
+    <w:p>
+      <w:pPr/>
+      <w:r>
+        <w:rPr>
+          <w:lang w:val="fr_FR" w:bidi="fr_FR"/>
+        </w:rPr>
+      </w:r>
+      <w:r>
+        <w:rPr>
           <w:b/>
           <w:lang w:val="fr_FR" w:bidi="fr_FR"/>
         </w:rPr>
@@ -14327,6 +16301,20 @@
       </w:r>
       <w:r>
         <w:rPr>
+          <w:lang w:val="fr_FR" w:bidi="fr_FR"/>
+        </w:rPr>
+        <w:t>אֱלֹהֵי⁠כֶֽם</w:t>
+      </w:r>
+    </w:p>
+    <w:p>
+      <w:pPr/>
+      <w:r>
+        <w:rPr>
+          <w:lang w:val="fr_FR" w:bidi="fr_FR"/>
+        </w:rPr>
+      </w:r>
+      <w:r>
+        <w:rPr>
           <w:b/>
           <w:lang w:val="fr_FR" w:bidi="fr_FR"/>
         </w:rPr>
@@ -14423,6 +16411,20 @@
       </w:r>
       <w:r>
         <w:rPr>
+          <w:lang w:val="fr_FR" w:bidi="fr_FR"/>
+        </w:rPr>
+        <w:t>צ֖וֹם</w:t>
+      </w:r>
+    </w:p>
+    <w:p>
+      <w:pPr/>
+      <w:r>
+        <w:rPr>
+          <w:lang w:val="fr_FR" w:bidi="fr_FR"/>
+        </w:rPr>
+      </w:r>
+      <w:r>
+        <w:rPr>
           <w:b/>
           <w:lang w:val="fr_FR" w:bidi="fr_FR"/>
         </w:rPr>
@@ -14519,6 +16521,20 @@
       </w:r>
       <w:r>
         <w:rPr>
+          <w:lang w:val="fr_FR" w:bidi="fr_FR"/>
+        </w:rPr>
+        <w:t>קַדְּשׁוּ־צ֖וֹם קִרְא֥וּ עֲצָרָֽה</w:t>
+      </w:r>
+    </w:p>
+    <w:p>
+      <w:pPr/>
+      <w:r>
+        <w:rPr>
+          <w:lang w:val="fr_FR" w:bidi="fr_FR"/>
+        </w:rPr>
+      </w:r>
+      <w:r>
+        <w:rPr>
           <w:b/>
           <w:lang w:val="fr_FR" w:bidi="fr_FR"/>
         </w:rPr>
@@ -14602,6 +16618,20 @@
       </w:r>
       <w:r>
         <w:rPr>
+          <w:lang w:val="fr_FR" w:bidi="fr_FR"/>
+        </w:rPr>
+        <w:t>קִבְצ֣וּ זְקֵנִ֔ים אִסְפוּ֙ עֽוֹלָלִ֔ים וְ⁠יֹנְקֵ֖י שָׁדָ֑יִם</w:t>
+      </w:r>
+    </w:p>
+    <w:p>
+      <w:pPr/>
+      <w:r>
+        <w:rPr>
+          <w:lang w:val="fr_FR" w:bidi="fr_FR"/>
+        </w:rPr>
+      </w:r>
+      <w:r>
+        <w:rPr>
           <w:b/>
           <w:lang w:val="fr_FR" w:bidi="fr_FR"/>
         </w:rPr>
@@ -14685,6 +16715,20 @@
       </w:r>
       <w:r>
         <w:rPr>
+          <w:lang w:val="fr_FR" w:bidi="fr_FR"/>
+        </w:rPr>
+        <w:t>יֵצֵ֤א חָתָן֙ מֵֽ⁠חֶדְר֔⁠וֹ וְ⁠כַלָּ֖ה מֵ⁠חֻפָּתָֽ⁠הּ</w:t>
+      </w:r>
+    </w:p>
+    <w:p>
+      <w:pPr/>
+      <w:r>
+        <w:rPr>
+          <w:lang w:val="fr_FR" w:bidi="fr_FR"/>
+        </w:rPr>
+      </w:r>
+      <w:r>
+        <w:rPr>
           <w:b/>
           <w:lang w:val="fr_FR" w:bidi="fr_FR"/>
         </w:rPr>
@@ -14768,6 +16812,20 @@
       </w:r>
       <w:r>
         <w:rPr>
+          <w:lang w:val="fr_FR" w:bidi="fr_FR"/>
+        </w:rPr>
+        <w:t>בֵּ֤ין הָ⁠אוּלָם֙ וְ⁠לַ⁠מִּזְבֵּ֔חַ</w:t>
+      </w:r>
+    </w:p>
+    <w:p>
+      <w:pPr/>
+      <w:r>
+        <w:rPr>
+          <w:lang w:val="fr_FR" w:bidi="fr_FR"/>
+        </w:rPr>
+      </w:r>
+      <w:r>
+        <w:rPr>
           <w:b/>
           <w:lang w:val="fr_FR" w:bidi="fr_FR"/>
         </w:rPr>
@@ -14851,6 +16909,20 @@
       </w:r>
       <w:r>
         <w:rPr>
+          <w:lang w:val="fr_FR" w:bidi="fr_FR"/>
+        </w:rPr>
+        <w:t>וְ⁠אַל־תִּתֵּ֨ן נַחֲלָתְ⁠ךָ֤ לְ⁠חֶרְפָּה֙</w:t>
+      </w:r>
+    </w:p>
+    <w:p>
+      <w:pPr/>
+      <w:r>
+        <w:rPr>
+          <w:lang w:val="fr_FR" w:bidi="fr_FR"/>
+        </w:rPr>
+      </w:r>
+      <w:r>
+        <w:rPr>
           <w:b/>
           <w:lang w:val="fr_FR" w:bidi="fr_FR"/>
         </w:rPr>
@@ -14947,6 +17019,20 @@
       </w:r>
       <w:r>
         <w:rPr>
+          <w:lang w:val="fr_FR" w:bidi="fr_FR"/>
+        </w:rPr>
+        <w:t>נַחֲלָתְ⁠ךָ֤</w:t>
+      </w:r>
+    </w:p>
+    <w:p>
+      <w:pPr/>
+      <w:r>
+        <w:rPr>
+          <w:lang w:val="fr_FR" w:bidi="fr_FR"/>
+        </w:rPr>
+      </w:r>
+      <w:r>
+        <w:rPr>
           <w:b/>
           <w:lang w:val="fr_FR" w:bidi="fr_FR"/>
         </w:rPr>
@@ -15030,6 +17116,20 @@
       </w:r>
       <w:r>
         <w:rPr>
+          <w:lang w:val="fr_FR" w:bidi="fr_FR"/>
+        </w:rPr>
+        <w:t>לִ⁠מְשָׁל־בָּ֣⁠ם גּוֹיִ֔ם</w:t>
+      </w:r>
+    </w:p>
+    <w:p>
+      <w:pPr/>
+      <w:r>
+        <w:rPr>
+          <w:lang w:val="fr_FR" w:bidi="fr_FR"/>
+        </w:rPr>
+      </w:r>
+      <w:r>
+        <w:rPr>
           <w:b/>
           <w:lang w:val="fr_FR" w:bidi="fr_FR"/>
         </w:rPr>
@@ -15113,6 +17213,20 @@
       </w:r>
       <w:r>
         <w:rPr>
+          <w:lang w:val="fr_FR" w:bidi="fr_FR"/>
+        </w:rPr>
+        <w:t>לָ֚⁠מָּה יֹאמְר֣וּ בָֽ⁠עַמִּ֔ים אַיֵּ֖ה אֱלֹהֵי⁠הֶֽם</w:t>
+      </w:r>
+    </w:p>
+    <w:p>
+      <w:pPr/>
+      <w:r>
+        <w:rPr>
+          <w:lang w:val="fr_FR" w:bidi="fr_FR"/>
+        </w:rPr>
+      </w:r>
+      <w:r>
+        <w:rPr>
           <w:b/>
           <w:lang w:val="fr_FR" w:bidi="fr_FR"/>
         </w:rPr>
@@ -15196,6 +17310,20 @@
       </w:r>
       <w:r>
         <w:rPr>
+          <w:lang w:val="fr_FR" w:bidi="fr_FR"/>
+        </w:rPr>
+        <w:t>לָ֚⁠מָּה יֹאמְר֣וּ</w:t>
+      </w:r>
+    </w:p>
+    <w:p>
+      <w:pPr/>
+      <w:r>
+        <w:rPr>
+          <w:lang w:val="fr_FR" w:bidi="fr_FR"/>
+        </w:rPr>
+      </w:r>
+      <w:r>
+        <w:rPr>
           <w:b/>
           <w:lang w:val="fr_FR" w:bidi="fr_FR"/>
         </w:rPr>
@@ -15292,6 +17420,20 @@
       </w:r>
       <w:r>
         <w:rPr>
+          <w:lang w:val="fr_FR" w:bidi="fr_FR"/>
+        </w:rPr>
+        <w:t>לָ֚⁠מָּה יֹאמְר֣וּ בָֽ⁠עַמִּ֔ים</w:t>
+      </w:r>
+    </w:p>
+    <w:p>
+      <w:pPr/>
+      <w:r>
+        <w:rPr>
+          <w:lang w:val="fr_FR" w:bidi="fr_FR"/>
+        </w:rPr>
+      </w:r>
+      <w:r>
+        <w:rPr>
           <w:b/>
           <w:lang w:val="fr_FR" w:bidi="fr_FR"/>
         </w:rPr>
@@ -15389,6 +17531,20 @@
       </w:r>
       <w:r>
         <w:rPr>
+          <w:lang w:val="fr_FR" w:bidi="fr_FR"/>
+        </w:rPr>
+        <w:t>אַיֵּ֖ה אֱלֹהֵי⁠הֶֽם</w:t>
+      </w:r>
+    </w:p>
+    <w:p>
+      <w:pPr/>
+      <w:r>
+        <w:rPr>
+          <w:lang w:val="fr_FR" w:bidi="fr_FR"/>
+        </w:rPr>
+      </w:r>
+      <w:r>
+        <w:rPr>
           <w:b/>
           <w:lang w:val="fr_FR" w:bidi="fr_FR"/>
         </w:rPr>
@@ -15472,6 +17628,20 @@
       </w:r>
       <w:r>
         <w:rPr>
+          <w:lang w:val="fr_FR" w:bidi="fr_FR"/>
+        </w:rPr>
+        <w:t>וַ⁠יְקַנֵּ֥א יְהוָ֖ה לְ⁠אַרְצ֑⁠וֹ וַ⁠יַּחְמֹ֖ל עַל־עַמּֽ⁠וֹ</w:t>
+      </w:r>
+    </w:p>
+    <w:p>
+      <w:pPr/>
+      <w:r>
+        <w:rPr>
+          <w:lang w:val="fr_FR" w:bidi="fr_FR"/>
+        </w:rPr>
+      </w:r>
+      <w:r>
+        <w:rPr>
           <w:b/>
           <w:lang w:val="fr_FR" w:bidi="fr_FR"/>
         </w:rPr>
@@ -15569,6 +17739,20 @@
       </w:r>
       <w:r>
         <w:rPr>
+          <w:lang w:val="fr_FR" w:bidi="fr_FR"/>
+        </w:rPr>
+        <w:t>לְ⁠אַרְצ֑⁠וֹ</w:t>
+      </w:r>
+    </w:p>
+    <w:p>
+      <w:pPr/>
+      <w:r>
+        <w:rPr>
+          <w:lang w:val="fr_FR" w:bidi="fr_FR"/>
+        </w:rPr>
+      </w:r>
+      <w:r>
+        <w:rPr>
           <w:b/>
           <w:lang w:val="fr_FR" w:bidi="fr_FR"/>
         </w:rPr>
@@ -15665,6 +17849,20 @@
       </w:r>
       <w:r>
         <w:rPr>
+          <w:lang w:val="fr_FR" w:bidi="fr_FR"/>
+        </w:rPr>
+        <w:t>וַ⁠יַּ֨עַן יְהוָ֜ה וַ⁠יֹּ֣אמֶר</w:t>
+      </w:r>
+    </w:p>
+    <w:p>
+      <w:pPr/>
+      <w:r>
+        <w:rPr>
+          <w:lang w:val="fr_FR" w:bidi="fr_FR"/>
+        </w:rPr>
+      </w:r>
+      <w:r>
+        <w:rPr>
           <w:b/>
           <w:lang w:val="fr_FR" w:bidi="fr_FR"/>
         </w:rPr>
@@ -15748,6 +17946,20 @@
       </w:r>
       <w:r>
         <w:rPr>
+          <w:lang w:val="fr_FR" w:bidi="fr_FR"/>
+        </w:rPr>
+        <w:t>וַ⁠יַּ֨עַן יְהוָ֜ה וַ⁠יֹּ֣אמֶר</w:t>
+      </w:r>
+    </w:p>
+    <w:p>
+      <w:pPr/>
+      <w:r>
+        <w:rPr>
+          <w:lang w:val="fr_FR" w:bidi="fr_FR"/>
+        </w:rPr>
+      </w:r>
+      <w:r>
+        <w:rPr>
           <w:b/>
           <w:lang w:val="fr_FR" w:bidi="fr_FR"/>
         </w:rPr>
@@ -15870,6 +18082,20 @@
       </w:r>
       <w:r>
         <w:rPr>
+          <w:lang w:val="fr_FR" w:bidi="fr_FR"/>
+        </w:rPr>
+        <w:t>הִנְ⁠נִ֨י שֹׁלֵ֤חַ לָ⁠כֶם֙ אֶת־הַ⁠דָּגָן֙ וְ⁠הַ⁠תִּיר֣וֹשׁ וְ⁠הַ⁠יִּצְהָ֔ר</w:t>
+      </w:r>
+    </w:p>
+    <w:p>
+      <w:pPr/>
+      <w:r>
+        <w:rPr>
+          <w:lang w:val="fr_FR" w:bidi="fr_FR"/>
+        </w:rPr>
+      </w:r>
+      <w:r>
+        <w:rPr>
           <w:b/>
           <w:lang w:val="fr_FR" w:bidi="fr_FR"/>
         </w:rPr>
@@ -15953,6 +18179,20 @@
       </w:r>
       <w:r>
         <w:rPr>
+          <w:lang w:val="fr_FR" w:bidi="fr_FR"/>
+        </w:rPr>
+        <w:t>הִנְ⁠נִ֨י שֹׁלֵ֤חַ</w:t>
+      </w:r>
+    </w:p>
+    <w:p>
+      <w:pPr/>
+      <w:r>
+        <w:rPr>
+          <w:lang w:val="fr_FR" w:bidi="fr_FR"/>
+        </w:rPr>
+      </w:r>
+      <w:r>
+        <w:rPr>
           <w:b/>
           <w:lang w:val="fr_FR" w:bidi="fr_FR"/>
         </w:rPr>
@@ -16036,6 +18276,20 @@
       </w:r>
       <w:r>
         <w:rPr>
+          <w:lang w:val="fr_FR" w:bidi="fr_FR"/>
+        </w:rPr>
+        <w:t>אֹת֑⁠וֹ</w:t>
+      </w:r>
+    </w:p>
+    <w:p>
+      <w:pPr/>
+      <w:r>
+        <w:rPr>
+          <w:lang w:val="fr_FR" w:bidi="fr_FR"/>
+        </w:rPr>
+      </w:r>
+      <w:r>
+        <w:rPr>
           <w:b/>
           <w:lang w:val="fr_FR" w:bidi="fr_FR"/>
         </w:rPr>
@@ -16171,6 +18425,20 @@
       </w:r>
       <w:r>
         <w:rPr>
+          <w:lang w:val="fr_FR" w:bidi="fr_FR"/>
+        </w:rPr>
+        <w:t>וְ⁠לֹא־אֶתֵּ֨ן אֶתְ⁠כֶ֥ם ע֛וֹד חֶרְפָּ֖ה בַּ⁠גּוֹיִֽם</w:t>
+      </w:r>
+    </w:p>
+    <w:p>
+      <w:pPr/>
+      <w:r>
+        <w:rPr>
+          <w:lang w:val="fr_FR" w:bidi="fr_FR"/>
+        </w:rPr>
+      </w:r>
+      <w:r>
+        <w:rPr>
           <w:b/>
           <w:lang w:val="fr_FR" w:bidi="fr_FR"/>
         </w:rPr>
@@ -16267,6 +18535,20 @@
       </w:r>
       <w:r>
         <w:rPr>
+          <w:lang w:val="fr_FR" w:bidi="fr_FR"/>
+        </w:rPr>
+        <w:t>וְֽ⁠אֶת־הַ⁠צְּפוֹנִ֞י</w:t>
+      </w:r>
+    </w:p>
+    <w:p>
+      <w:pPr/>
+      <w:r>
+        <w:rPr>
+          <w:lang w:val="fr_FR" w:bidi="fr_FR"/>
+        </w:rPr>
+      </w:r>
+      <w:r>
+        <w:rPr>
           <w:b/>
           <w:lang w:val="fr_FR" w:bidi="fr_FR"/>
         </w:rPr>
@@ -16363,6 +18645,20 @@
       </w:r>
       <w:r>
         <w:rPr>
+          <w:lang w:val="fr_FR" w:bidi="fr_FR"/>
+        </w:rPr>
+        <w:t>אֶ֣רֶץ צִיָּ֣ה וּ⁠שְׁמָמָה֒</w:t>
+      </w:r>
+    </w:p>
+    <w:p>
+      <w:pPr/>
+      <w:r>
+        <w:rPr>
+          <w:lang w:val="fr_FR" w:bidi="fr_FR"/>
+        </w:rPr>
+      </w:r>
+      <w:r>
+        <w:rPr>
           <w:b/>
           <w:lang w:val="fr_FR" w:bidi="fr_FR"/>
         </w:rPr>
@@ -16472,6 +18768,20 @@
       </w:r>
       <w:r>
         <w:rPr>
+          <w:lang w:val="fr_FR" w:bidi="fr_FR"/>
+        </w:rPr>
+        <w:t>אֶ֣רֶץ צִיָּ֣ה וּ⁠שְׁמָמָה֒</w:t>
+      </w:r>
+    </w:p>
+    <w:p>
+      <w:pPr/>
+      <w:r>
+        <w:rPr>
+          <w:lang w:val="fr_FR" w:bidi="fr_FR"/>
+        </w:rPr>
+      </w:r>
+      <w:r>
+        <w:rPr>
           <w:b/>
           <w:lang w:val="fr_FR" w:bidi="fr_FR"/>
         </w:rPr>
@@ -16581,6 +18891,20 @@
       </w:r>
       <w:r>
         <w:rPr>
+          <w:lang w:val="fr_FR" w:bidi="fr_FR"/>
+        </w:rPr>
+        <w:t>אֶל &amp; אֶת־פָּנָ֗י⁠ו אֶל־הַ⁠יָּם֙ הַ⁠קַּדְמֹנִ֔י וְ⁠סֹפ֖⁠וֹ אֶל־הַ⁠יָּ֣ם הָ⁠אַֽחֲר֑וֹן</w:t>
+      </w:r>
+    </w:p>
+    <w:p>
+      <w:pPr/>
+      <w:r>
+        <w:rPr>
+          <w:lang w:val="fr_FR" w:bidi="fr_FR"/>
+        </w:rPr>
+      </w:r>
+      <w:r>
+        <w:rPr>
           <w:b/>
           <w:lang w:val="fr_FR" w:bidi="fr_FR"/>
         </w:rPr>
@@ -16702,6 +19026,20 @@
       </w:r>
       <w:r>
         <w:rPr>
+          <w:lang w:val="fr_FR" w:bidi="fr_FR"/>
+        </w:rPr>
+        <w:t>אֶל &amp; אֶת־פָּנָ֗י⁠ו אֶל־הַ⁠יָּם֙ הַ⁠קַּדְמֹנִ֔י וְ⁠סֹפ֖⁠וֹ אֶל־הַ⁠יָּ֣ם הָ⁠אַֽחֲר֑וֹן</w:t>
+      </w:r>
+    </w:p>
+    <w:p>
+      <w:pPr/>
+      <w:r>
+        <w:rPr>
+          <w:lang w:val="fr_FR" w:bidi="fr_FR"/>
+        </w:rPr>
+      </w:r>
+      <w:r>
+        <w:rPr>
           <w:b/>
           <w:lang w:val="fr_FR" w:bidi="fr_FR"/>
         </w:rPr>
@@ -16811,6 +19149,20 @@
       </w:r>
       <w:r>
         <w:rPr>
+          <w:lang w:val="fr_FR" w:bidi="fr_FR"/>
+        </w:rPr>
+        <w:t>וְ⁠עָלָ֣ה בָאְשׁ֗⁠וֹ וְ⁠תַ֨עַל֙ צַחֲנָת֔⁠וֹ</w:t>
+      </w:r>
+    </w:p>
+    <w:p>
+      <w:pPr/>
+      <w:r>
+        <w:rPr>
+          <w:lang w:val="fr_FR" w:bidi="fr_FR"/>
+        </w:rPr>
+      </w:r>
+      <w:r>
+        <w:rPr>
           <w:b/>
           <w:lang w:val="fr_FR" w:bidi="fr_FR"/>
         </w:rPr>
@@ -16921,6 +19273,20 @@
       </w:r>
       <w:r>
         <w:rPr>
+          <w:lang w:val="fr_FR" w:bidi="fr_FR"/>
+        </w:rPr>
+        <w:t>הִגְדִּ֖יל לַ⁠עֲשֽׂוֹת</w:t>
+      </w:r>
+    </w:p>
+    <w:p>
+      <w:pPr/>
+      <w:r>
+        <w:rPr>
+          <w:lang w:val="fr_FR" w:bidi="fr_FR"/>
+        </w:rPr>
+      </w:r>
+      <w:r>
+        <w:rPr>
           <w:b/>
           <w:lang w:val="fr_FR" w:bidi="fr_FR"/>
         </w:rPr>
@@ -17004,6 +19370,20 @@
       </w:r>
       <w:r>
         <w:rPr>
+          <w:lang w:val="fr_FR" w:bidi="fr_FR"/>
+        </w:rPr>
+        <w:t>כִּ֥י הִגְדִּ֖יל לַ⁠עֲשֽׂוֹת</w:t>
+      </w:r>
+    </w:p>
+    <w:p>
+      <w:pPr/>
+      <w:r>
+        <w:rPr>
+          <w:lang w:val="fr_FR" w:bidi="fr_FR"/>
+        </w:rPr>
+      </w:r>
+      <w:r>
+        <w:rPr>
           <w:b/>
           <w:lang w:val="fr_FR" w:bidi="fr_FR"/>
         </w:rPr>
@@ -17087,6 +19467,20 @@
       </w:r>
       <w:r>
         <w:rPr>
+          <w:lang w:val="fr_FR" w:bidi="fr_FR"/>
+        </w:rPr>
+        <w:t>אַל־תִּֽירְאִ֖י אֲדָמָ֑ה גִּ֣ילִי וּ⁠שְׂמָ֔חִי</w:t>
+      </w:r>
+    </w:p>
+    <w:p>
+      <w:pPr/>
+      <w:r>
+        <w:rPr>
+          <w:lang w:val="fr_FR" w:bidi="fr_FR"/>
+        </w:rPr>
+      </w:r>
+      <w:r>
+        <w:rPr>
           <w:b/>
           <w:lang w:val="fr_FR" w:bidi="fr_FR"/>
         </w:rPr>
@@ -17183,6 +19577,20 @@
       </w:r>
       <w:r>
         <w:rPr>
+          <w:lang w:val="fr_FR" w:bidi="fr_FR"/>
+        </w:rPr>
+        <w:t>גִּ֣ילִי וּ⁠שְׂמָ֔חִי</w:t>
+      </w:r>
+    </w:p>
+    <w:p>
+      <w:pPr/>
+      <w:r>
+        <w:rPr>
+          <w:lang w:val="fr_FR" w:bidi="fr_FR"/>
+        </w:rPr>
+      </w:r>
+      <w:r>
+        <w:rPr>
           <w:b/>
           <w:lang w:val="fr_FR" w:bidi="fr_FR"/>
         </w:rPr>
@@ -17292,6 +19700,20 @@
       </w:r>
       <w:r>
         <w:rPr>
+          <w:lang w:val="fr_FR" w:bidi="fr_FR"/>
+        </w:rPr>
+        <w:t>הִגְדִּ֥יל יְהוָ֖ה לַ⁠עֲשֽׂוֹת</w:t>
+      </w:r>
+    </w:p>
+    <w:p>
+      <w:pPr/>
+      <w:r>
+        <w:rPr>
+          <w:lang w:val="fr_FR" w:bidi="fr_FR"/>
+        </w:rPr>
+      </w:r>
+      <w:r>
+        <w:rPr>
           <w:b/>
           <w:lang w:val="fr_FR" w:bidi="fr_FR"/>
         </w:rPr>
@@ -17375,6 +19797,20 @@
       </w:r>
       <w:r>
         <w:rPr>
+          <w:lang w:val="fr_FR" w:bidi="fr_FR"/>
+        </w:rPr>
+        <w:t>הִגְדִּ֥יל יְהוָ֖ה לַ⁠עֲשֽׂוֹת</w:t>
+      </w:r>
+    </w:p>
+    <w:p>
+      <w:pPr/>
+      <w:r>
+        <w:rPr>
+          <w:lang w:val="fr_FR" w:bidi="fr_FR"/>
+        </w:rPr>
+      </w:r>
+      <w:r>
+        <w:rPr>
           <w:b/>
           <w:lang w:val="fr_FR" w:bidi="fr_FR"/>
         </w:rPr>
@@ -17458,6 +19894,20 @@
       </w:r>
       <w:r>
         <w:rPr>
+          <w:lang w:val="fr_FR" w:bidi="fr_FR"/>
+        </w:rPr>
+        <w:t>אַל־תִּֽירְאוּ֙ בַּהֲמ֣וֹת שָׂדַ֔י</w:t>
+      </w:r>
+    </w:p>
+    <w:p>
+      <w:pPr/>
+      <w:r>
+        <w:rPr>
+          <w:lang w:val="fr_FR" w:bidi="fr_FR"/>
+        </w:rPr>
+      </w:r>
+      <w:r>
+        <w:rPr>
           <w:b/>
           <w:lang w:val="fr_FR" w:bidi="fr_FR"/>
         </w:rPr>
@@ -17554,6 +20004,20 @@
       </w:r>
       <w:r>
         <w:rPr>
+          <w:lang w:val="fr_FR" w:bidi="fr_FR"/>
+        </w:rPr>
+        <w:t>דָשְׁא֖וּ נְא֣וֹת מִדְבָּ֑ר כִּֽי־עֵץ֙ נָשָׂ֣א פִרְי֔⁠וֹ תְּאֵנָ֥ה וָ⁠גֶ֖פֶן נָתְנ֥וּ חֵילָֽ⁠ם</w:t>
+      </w:r>
+    </w:p>
+    <w:p>
+      <w:pPr/>
+      <w:r>
+        <w:rPr>
+          <w:lang w:val="fr_FR" w:bidi="fr_FR"/>
+        </w:rPr>
+      </w:r>
+      <w:r>
+        <w:rPr>
           <w:b/>
           <w:lang w:val="fr_FR" w:bidi="fr_FR"/>
         </w:rPr>
@@ -17637,6 +20101,20 @@
       </w:r>
       <w:r>
         <w:rPr>
+          <w:lang w:val="fr_FR" w:bidi="fr_FR"/>
+        </w:rPr>
+        <w:t>עֵץ֙ נָשָׂ֣א פִרְי֔⁠וֹ תְּאֵנָ֥ה וָ⁠גֶ֖פֶן נָתְנ֥וּ חֵילָֽ⁠ם</w:t>
+      </w:r>
+    </w:p>
+    <w:p>
+      <w:pPr/>
+      <w:r>
+        <w:rPr>
+          <w:lang w:val="fr_FR" w:bidi="fr_FR"/>
+        </w:rPr>
+      </w:r>
+      <w:r>
+        <w:rPr>
           <w:b/>
           <w:lang w:val="fr_FR" w:bidi="fr_FR"/>
         </w:rPr>
@@ -17759,6 +20237,20 @@
       </w:r>
       <w:r>
         <w:rPr>
+          <w:lang w:val="fr_FR" w:bidi="fr_FR"/>
+        </w:rPr>
+        <w:t>חֵילָֽ⁠ם</w:t>
+      </w:r>
+    </w:p>
+    <w:p>
+      <w:pPr/>
+      <w:r>
+        <w:rPr>
+          <w:lang w:val="fr_FR" w:bidi="fr_FR"/>
+        </w:rPr>
+      </w:r>
+      <w:r>
+        <w:rPr>
           <w:b/>
           <w:lang w:val="fr_FR" w:bidi="fr_FR"/>
         </w:rPr>
@@ -17855,6 +20347,20 @@
       </w:r>
       <w:r>
         <w:rPr>
+          <w:lang w:val="fr_FR" w:bidi="fr_FR"/>
+        </w:rPr>
+        <w:t>וּ⁠בְנֵ֣י צִיּ֗וֹן</w:t>
+      </w:r>
+    </w:p>
+    <w:p>
+      <w:pPr/>
+      <w:r>
+        <w:rPr>
+          <w:lang w:val="fr_FR" w:bidi="fr_FR"/>
+        </w:rPr>
+      </w:r>
+      <w:r>
+        <w:rPr>
           <w:b/>
           <w:lang w:val="fr_FR" w:bidi="fr_FR"/>
         </w:rPr>
@@ -17951,6 +20457,20 @@
       </w:r>
       <w:r>
         <w:rPr>
+          <w:lang w:val="fr_FR" w:bidi="fr_FR"/>
+        </w:rPr>
+        <w:t>אֱלֹֽהֵי⁠כֶ֔ם</w:t>
+      </w:r>
+    </w:p>
+    <w:p>
+      <w:pPr/>
+      <w:r>
+        <w:rPr>
+          <w:lang w:val="fr_FR" w:bidi="fr_FR"/>
+        </w:rPr>
+      </w:r>
+      <w:r>
+        <w:rPr>
           <w:b/>
           <w:lang w:val="fr_FR" w:bidi="fr_FR"/>
         </w:rPr>
@@ -18047,6 +20567,20 @@
       </w:r>
       <w:r>
         <w:rPr>
+          <w:lang w:val="fr_FR" w:bidi="fr_FR"/>
+        </w:rPr>
+        <w:t>נָתַ֥ן לָ⁠כֶ֛ם אֶת־הַ⁠מּוֹרֶ֖ה לִ⁠צְדָקָ֑ה וַ⁠יּ֣וֹרֶד לָ⁠כֶ֗ם גֶּ֛שֶׁם</w:t>
+      </w:r>
+    </w:p>
+    <w:p>
+      <w:pPr/>
+      <w:r>
+        <w:rPr>
+          <w:lang w:val="fr_FR" w:bidi="fr_FR"/>
+        </w:rPr>
+      </w:r>
+      <w:r>
+        <w:rPr>
           <w:b/>
           <w:lang w:val="fr_FR" w:bidi="fr_FR"/>
         </w:rPr>
@@ -18130,6 +20664,20 @@
       </w:r>
       <w:r>
         <w:rPr>
+          <w:lang w:val="fr_FR" w:bidi="fr_FR"/>
+        </w:rPr>
+        <w:t>לִ⁠צְדָקָ֑ה</w:t>
+      </w:r>
+    </w:p>
+    <w:p>
+      <w:pPr/>
+      <w:r>
+        <w:rPr>
+          <w:lang w:val="fr_FR" w:bidi="fr_FR"/>
+        </w:rPr>
+      </w:r>
+      <w:r>
+        <w:rPr>
           <w:b/>
           <w:lang w:val="fr_FR" w:bidi="fr_FR"/>
         </w:rPr>
@@ -18238,6 +20786,20 @@
       </w:r>
       <w:r>
         <w:rPr>
+          <w:lang w:val="fr_FR" w:bidi="fr_FR"/>
+        </w:rPr>
+        <w:t>גֶּ֛שֶׁם</w:t>
+      </w:r>
+    </w:p>
+    <w:p>
+      <w:pPr/>
+      <w:r>
+        <w:rPr>
+          <w:lang w:val="fr_FR" w:bidi="fr_FR"/>
+        </w:rPr>
+      </w:r>
+      <w:r>
+        <w:rPr>
           <w:b/>
           <w:lang w:val="fr_FR" w:bidi="fr_FR"/>
         </w:rPr>
@@ -18334,6 +20896,20 @@
       </w:r>
       <w:r>
         <w:rPr>
+          <w:lang w:val="fr_FR" w:bidi="fr_FR"/>
+        </w:rPr>
+        <w:t>מוֹרֶ֥ה וּ⁠מַלְק֖וֹשׁ</w:t>
+      </w:r>
+    </w:p>
+    <w:p>
+      <w:pPr/>
+      <w:r>
+        <w:rPr>
+          <w:lang w:val="fr_FR" w:bidi="fr_FR"/>
+        </w:rPr>
+      </w:r>
+      <w:r>
+        <w:rPr>
           <w:b/>
           <w:lang w:val="fr_FR" w:bidi="fr_FR"/>
         </w:rPr>
@@ -18457,6 +21033,20 @@
       </w:r>
       <w:r>
         <w:rPr>
+          <w:lang w:val="fr_FR" w:bidi="fr_FR"/>
+        </w:rPr>
+        <w:t>בָּ⁠רִאשֽׁוֹן</w:t>
+      </w:r>
+    </w:p>
+    <w:p>
+      <w:pPr/>
+      <w:r>
+        <w:rPr>
+          <w:lang w:val="fr_FR" w:bidi="fr_FR"/>
+        </w:rPr>
+      </w:r>
+      <w:r>
+        <w:rPr>
           <w:b/>
           <w:lang w:val="fr_FR" w:bidi="fr_FR"/>
         </w:rPr>
@@ -18581,6 +21171,20 @@
       </w:r>
       <w:r>
         <w:rPr>
+          <w:lang w:val="fr_FR" w:bidi="fr_FR"/>
+        </w:rPr>
+        <w:t>וְ⁠הֵשִׁ֥יקוּ הַ⁠יְקָבִ֖ים תִּיר֥וֹשׁ וְ⁠יִצְהָֽר</w:t>
+      </w:r>
+    </w:p>
+    <w:p>
+      <w:pPr/>
+      <w:r>
+        <w:rPr>
+          <w:lang w:val="fr_FR" w:bidi="fr_FR"/>
+        </w:rPr>
+      </w:r>
+      <w:r>
+        <w:rPr>
           <w:b/>
           <w:lang w:val="fr_FR" w:bidi="fr_FR"/>
         </w:rPr>
@@ -18664,6 +21268,20 @@
       </w:r>
       <w:r>
         <w:rPr>
+          <w:lang w:val="fr_FR" w:bidi="fr_FR"/>
+        </w:rPr>
+        <w:t>וְ⁠שִׁלַּמְתִּ֤י לָ⁠כֶם֙ אֶת־הַ⁠שָּׁנִ֔ים</w:t>
+      </w:r>
+    </w:p>
+    <w:p>
+      <w:pPr/>
+      <w:r>
+        <w:rPr>
+          <w:lang w:val="fr_FR" w:bidi="fr_FR"/>
+        </w:rPr>
+      </w:r>
+      <w:r>
+        <w:rPr>
           <w:b/>
           <w:lang w:val="fr_FR" w:bidi="fr_FR"/>
         </w:rPr>
@@ -18747,6 +21365,20 @@
       </w:r>
       <w:r>
         <w:rPr>
+          <w:lang w:val="fr_FR" w:bidi="fr_FR"/>
+        </w:rPr>
+        <w:t>אֶת־הַ⁠שָּׁנִ֔ים</w:t>
+      </w:r>
+    </w:p>
+    <w:p>
+      <w:pPr/>
+      <w:r>
+        <w:rPr>
+          <w:lang w:val="fr_FR" w:bidi="fr_FR"/>
+        </w:rPr>
+      </w:r>
+      <w:r>
+        <w:rPr>
           <w:b/>
           <w:lang w:val="fr_FR" w:bidi="fr_FR"/>
         </w:rPr>
@@ -18843,6 +21475,20 @@
       </w:r>
       <w:r>
         <w:rPr>
+          <w:lang w:val="fr_FR" w:bidi="fr_FR"/>
+        </w:rPr>
+        <w:t>חֵילִ⁠י֙ הַ⁠גָּד֔וֹל</w:t>
+      </w:r>
+    </w:p>
+    <w:p>
+      <w:pPr/>
+      <w:r>
+        <w:rPr>
+          <w:lang w:val="fr_FR" w:bidi="fr_FR"/>
+        </w:rPr>
+      </w:r>
+      <w:r>
+        <w:rPr>
           <w:b/>
           <w:lang w:val="fr_FR" w:bidi="fr_FR"/>
         </w:rPr>
@@ -18939,6 +21585,20 @@
       </w:r>
       <w:r>
         <w:rPr>
+          <w:lang w:val="fr_FR" w:bidi="fr_FR"/>
+        </w:rPr>
+        <w:t>וַ⁠אֲכַלְתֶּ֤ם אָכוֹל֙</w:t>
+      </w:r>
+    </w:p>
+    <w:p>
+      <w:pPr/>
+      <w:r>
+        <w:rPr>
+          <w:lang w:val="fr_FR" w:bidi="fr_FR"/>
+        </w:rPr>
+      </w:r>
+      <w:r>
+        <w:rPr>
           <w:b/>
           <w:lang w:val="fr_FR" w:bidi="fr_FR"/>
         </w:rPr>
@@ -19034,6 +21694,20 @@
       </w:r>
       <w:r>
         <w:rPr>
+          <w:lang w:val="fr_FR" w:bidi="fr_FR"/>
+        </w:rPr>
+        <w:t>אֶת־שֵׁ֤ם יְהוָה֙ אֱלֹ֣הֵי⁠כֶ֔ם</w:t>
+      </w:r>
+    </w:p>
+    <w:p>
+      <w:pPr/>
+      <w:r>
+        <w:rPr>
+          <w:lang w:val="fr_FR" w:bidi="fr_FR"/>
+        </w:rPr>
+      </w:r>
+      <w:r>
+        <w:rPr>
           <w:b/>
           <w:lang w:val="fr_FR" w:bidi="fr_FR"/>
         </w:rPr>
@@ -19117,6 +21791,20 @@
       </w:r>
       <w:r>
         <w:rPr>
+          <w:lang w:val="fr_FR" w:bidi="fr_FR"/>
+        </w:rPr>
+        <w:t>אֶת־שֵׁ֤ם</w:t>
+      </w:r>
+    </w:p>
+    <w:p>
+      <w:pPr/>
+      <w:r>
+        <w:rPr>
+          <w:lang w:val="fr_FR" w:bidi="fr_FR"/>
+        </w:rPr>
+      </w:r>
+      <w:r>
+        <w:rPr>
           <w:b/>
           <w:lang w:val="fr_FR" w:bidi="fr_FR"/>
         </w:rPr>
@@ -19213,6 +21901,20 @@
       </w:r>
       <w:r>
         <w:rPr>
+          <w:lang w:val="fr_FR" w:bidi="fr_FR"/>
+        </w:rPr>
+        <w:t>אֲשֶׁר־עָשָׂ֥ה עִמָּ⁠כֶ֖ם לְ⁠הַפְלִ֑יא</w:t>
+      </w:r>
+    </w:p>
+    <w:p>
+      <w:pPr/>
+      <w:r>
+        <w:rPr>
+          <w:lang w:val="fr_FR" w:bidi="fr_FR"/>
+        </w:rPr>
+      </w:r>
+      <w:r>
+        <w:rPr>
           <w:b/>
           <w:lang w:val="fr_FR" w:bidi="fr_FR"/>
         </w:rPr>
@@ -19296,6 +21998,20 @@
       </w:r>
       <w:r>
         <w:rPr>
+          <w:lang w:val="fr_FR" w:bidi="fr_FR"/>
+        </w:rPr>
+        <w:t>וְ⁠לֹא־יֵבֹ֥שׁוּ עַמִּ֖⁠י לְ⁠עוֹלָֽם</w:t>
+      </w:r>
+    </w:p>
+    <w:p>
+      <w:pPr/>
+      <w:r>
+        <w:rPr>
+          <w:lang w:val="fr_FR" w:bidi="fr_FR"/>
+        </w:rPr>
+      </w:r>
+      <w:r>
+        <w:rPr>
           <w:b/>
           <w:lang w:val="fr_FR" w:bidi="fr_FR"/>
         </w:rPr>
@@ -19392,6 +22108,20 @@
       </w:r>
       <w:r>
         <w:rPr>
+          <w:lang w:val="fr_FR" w:bidi="fr_FR"/>
+        </w:rPr>
+        <w:t>יִשְׂרָאֵל֙</w:t>
+      </w:r>
+    </w:p>
+    <w:p>
+      <w:pPr/>
+      <w:r>
+        <w:rPr>
+          <w:lang w:val="fr_FR" w:bidi="fr_FR"/>
+        </w:rPr>
+      </w:r>
+      <w:r>
+        <w:rPr>
           <w:b/>
           <w:lang w:val="fr_FR" w:bidi="fr_FR"/>
         </w:rPr>
@@ -19488,6 +22218,20 @@
       </w:r>
       <w:r>
         <w:rPr>
+          <w:lang w:val="fr_FR" w:bidi="fr_FR"/>
+        </w:rPr>
+        <w:t>וְ⁠לֹא־יֵבֹ֥שׁוּ עַמִּ֖⁠י לְ⁠עוֹלָֽם</w:t>
+      </w:r>
+    </w:p>
+    <w:p>
+      <w:pPr/>
+      <w:r>
+        <w:rPr>
+          <w:lang w:val="fr_FR" w:bidi="fr_FR"/>
+        </w:rPr>
+      </w:r>
+      <w:r>
+        <w:rPr>
           <w:b/>
           <w:lang w:val="fr_FR" w:bidi="fr_FR"/>
         </w:rPr>
@@ -19584,6 +22328,20 @@
       </w:r>
       <w:r>
         <w:rPr>
+          <w:lang w:val="fr_FR" w:bidi="fr_FR"/>
+        </w:rPr>
+        <w:t>וְ⁠הָיָ֣ה אַֽחֲרֵי־כֵ֗ן</w:t>
+      </w:r>
+    </w:p>
+    <w:p>
+      <w:pPr/>
+      <w:r>
+        <w:rPr>
+          <w:lang w:val="fr_FR" w:bidi="fr_FR"/>
+        </w:rPr>
+      </w:r>
+      <w:r>
+        <w:rPr>
           <w:b/>
           <w:lang w:val="fr_FR" w:bidi="fr_FR"/>
         </w:rPr>
@@ -19667,6 +22425,20 @@
       </w:r>
       <w:r>
         <w:rPr>
+          <w:lang w:val="fr_FR" w:bidi="fr_FR"/>
+        </w:rPr>
+        <w:t>אֶשְׁפּ֤וֹךְ אֶת־רוּחִ⁠י֙ עַל־כָּל־בָּשָׂ֔ר</w:t>
+      </w:r>
+    </w:p>
+    <w:p>
+      <w:pPr/>
+      <w:r>
+        <w:rPr>
+          <w:lang w:val="fr_FR" w:bidi="fr_FR"/>
+        </w:rPr>
+      </w:r>
+      <w:r>
+        <w:rPr>
           <w:b/>
           <w:lang w:val="fr_FR" w:bidi="fr_FR"/>
         </w:rPr>
@@ -19750,6 +22522,20 @@
       </w:r>
       <w:r>
         <w:rPr>
+          <w:lang w:val="fr_FR" w:bidi="fr_FR"/>
+        </w:rPr>
+        <w:t>עַל־כָּל־בָּשָׂ֔ר</w:t>
+      </w:r>
+    </w:p>
+    <w:p>
+      <w:pPr/>
+      <w:r>
+        <w:rPr>
+          <w:lang w:val="fr_FR" w:bidi="fr_FR"/>
+        </w:rPr>
+      </w:r>
+      <w:r>
+        <w:rPr>
           <w:b/>
           <w:lang w:val="fr_FR" w:bidi="fr_FR"/>
         </w:rPr>
@@ -19858,6 +22644,20 @@
       </w:r>
       <w:r>
         <w:rPr>
+          <w:lang w:val="fr_FR" w:bidi="fr_FR"/>
+        </w:rPr>
+        <w:t>עַל־כָּל־בָּשָׂ֔ר</w:t>
+      </w:r>
+    </w:p>
+    <w:p>
+      <w:pPr/>
+      <w:r>
+        <w:rPr>
+          <w:lang w:val="fr_FR" w:bidi="fr_FR"/>
+        </w:rPr>
+      </w:r>
+      <w:r>
+        <w:rPr>
           <w:b/>
           <w:lang w:val="fr_FR" w:bidi="fr_FR"/>
         </w:rPr>
@@ -19954,6 +22754,20 @@
       </w:r>
       <w:r>
         <w:rPr>
+          <w:lang w:val="fr_FR" w:bidi="fr_FR"/>
+        </w:rPr>
+        <w:t>וְ⁠נִבְּא֖וּ בְּנֵי⁠כֶ֣ם וּ⁠בְנֽוֹתֵי⁠כֶ֑ם</w:t>
+      </w:r>
+    </w:p>
+    <w:p>
+      <w:pPr/>
+      <w:r>
+        <w:rPr>
+          <w:lang w:val="fr_FR" w:bidi="fr_FR"/>
+        </w:rPr>
+      </w:r>
+      <w:r>
+        <w:rPr>
           <w:b/>
           <w:lang w:val="fr_FR" w:bidi="fr_FR"/>
         </w:rPr>
@@ -20037,6 +22851,20 @@
       </w:r>
       <w:r>
         <w:rPr>
+          <w:lang w:val="fr_FR" w:bidi="fr_FR"/>
+        </w:rPr>
+        <w:t>זִקְנֵי⁠כֶם֙ חֲלֹמ֣וֹת יַחֲלֹמ֔וּ⁠ן בַּח֣וּרֵי⁠כֶ֔ם חֶזְיֹנ֖וֹת יִרְאֽוּ</w:t>
+      </w:r>
+    </w:p>
+    <w:p>
+      <w:pPr/>
+      <w:r>
+        <w:rPr>
+          <w:lang w:val="fr_FR" w:bidi="fr_FR"/>
+        </w:rPr>
+      </w:r>
+      <w:r>
+        <w:rPr>
           <w:b/>
           <w:lang w:val="fr_FR" w:bidi="fr_FR"/>
         </w:rPr>
@@ -20134,6 +22962,20 @@
       </w:r>
       <w:r>
         <w:rPr>
+          <w:lang w:val="fr_FR" w:bidi="fr_FR"/>
+        </w:rPr>
+        <w:t>חֲלֹמ֣וֹת</w:t>
+      </w:r>
+    </w:p>
+    <w:p>
+      <w:pPr/>
+      <w:r>
+        <w:rPr>
+          <w:lang w:val="fr_FR" w:bidi="fr_FR"/>
+        </w:rPr>
+      </w:r>
+      <w:r>
+        <w:rPr>
           <w:b/>
           <w:lang w:val="fr_FR" w:bidi="fr_FR"/>
         </w:rPr>
@@ -20230,6 +23072,20 @@
       </w:r>
       <w:r>
         <w:rPr>
+          <w:lang w:val="fr_FR" w:bidi="fr_FR"/>
+        </w:rPr>
+        <w:t>וְ⁠גַ֥ם עַל־הָֽ⁠עֲבָדִ֖ים וְ⁠עַל־הַ⁠שְּׁפָח֑וֹת</w:t>
+      </w:r>
+    </w:p>
+    <w:p>
+      <w:pPr/>
+      <w:r>
+        <w:rPr>
+          <w:lang w:val="fr_FR" w:bidi="fr_FR"/>
+        </w:rPr>
+      </w:r>
+      <w:r>
+        <w:rPr>
           <w:b/>
           <w:lang w:val="fr_FR" w:bidi="fr_FR"/>
         </w:rPr>
@@ -20302,6 +23158,20 @@
         <w:rPr>
           <w:lang w:val="fr_FR" w:bidi="fr_FR"/>
         </w:rPr>
+      </w:r>
+    </w:p>
+    <w:p>
+      <w:pPr/>
+      <w:r>
+        <w:rPr>
+          <w:lang w:val="fr_FR" w:bidi="fr_FR"/>
+        </w:rPr>
+      </w:r>
+      <w:r>
+        <w:rPr>
+          <w:lang w:val="fr_FR" w:bidi="fr_FR"/>
+        </w:rPr>
+        <w:t>בַּ⁠יָּמִ֣ים הָ⁠הֵ֔מָּה</w:t>
       </w:r>
     </w:p>
     <w:p>
@@ -20606,6 +23476,20 @@
       </w:r>
       <w:r>
         <w:rPr>
+          <w:lang w:val="fr_FR" w:bidi="fr_FR"/>
+        </w:rPr>
+        <w:t>הַ⁠שֶּׁ֨מֶשׁ֙ יֵהָפֵ֣ךְ לְ⁠חֹ֔שֶׁךְ וְ⁠הַ⁠יָּרֵ֖חַ לְ⁠דָ֑ם</w:t>
+      </w:r>
+    </w:p>
+    <w:p>
+      <w:pPr/>
+      <w:r>
+        <w:rPr>
+          <w:lang w:val="fr_FR" w:bidi="fr_FR"/>
+        </w:rPr>
+      </w:r>
+      <w:r>
+        <w:rPr>
           <w:b/>
           <w:lang w:val="fr_FR" w:bidi="fr_FR"/>
         </w:rPr>
@@ -20689,6 +23573,20 @@
       </w:r>
       <w:r>
         <w:rPr>
+          <w:lang w:val="fr_FR" w:bidi="fr_FR"/>
+        </w:rPr>
+        <w:t>הַ⁠שֶּׁ֨מֶשׁ֙ יֵהָפֵ֣ךְ לְ⁠חֹ֔שֶׁךְ וְ⁠הַ⁠יָּרֵ֖חַ לְ⁠דָ֑ם</w:t>
+      </w:r>
+    </w:p>
+    <w:p>
+      <w:pPr/>
+      <w:r>
+        <w:rPr>
+          <w:lang w:val="fr_FR" w:bidi="fr_FR"/>
+        </w:rPr>
+      </w:r>
+      <w:r>
+        <w:rPr>
           <w:b/>
           <w:lang w:val="fr_FR" w:bidi="fr_FR"/>
         </w:rPr>
@@ -20772,6 +23670,20 @@
       </w:r>
       <w:r>
         <w:rPr>
+          <w:lang w:val="fr_FR" w:bidi="fr_FR"/>
+        </w:rPr>
+        <w:t>וְ⁠הַ⁠יָּרֵ֖חַ לְ⁠דָ֑ם</w:t>
+      </w:r>
+    </w:p>
+    <w:p>
+      <w:pPr/>
+      <w:r>
+        <w:rPr>
+          <w:lang w:val="fr_FR" w:bidi="fr_FR"/>
+        </w:rPr>
+      </w:r>
+      <w:r>
+        <w:rPr>
           <w:b/>
           <w:lang w:val="fr_FR" w:bidi="fr_FR"/>
         </w:rPr>
@@ -20855,6 +23767,20 @@
       </w:r>
       <w:r>
         <w:rPr>
+          <w:lang w:val="fr_FR" w:bidi="fr_FR"/>
+        </w:rPr>
+        <w:t>לִ⁠פְנֵ֗י בּ֚וֹא י֣וֹם יְהוָ֔ה הַ⁠גָּד֖וֹל וְ⁠הַ⁠נּוֹרָֽא</w:t>
+      </w:r>
+    </w:p>
+    <w:p>
+      <w:pPr/>
+      <w:r>
+        <w:rPr>
+          <w:lang w:val="fr_FR" w:bidi="fr_FR"/>
+        </w:rPr>
+      </w:r>
+      <w:r>
+        <w:rPr>
           <w:b/>
           <w:lang w:val="fr_FR" w:bidi="fr_FR"/>
         </w:rPr>
@@ -20940,6 +23866,20 @@
         <w:rPr>
           <w:lang w:val="fr_FR" w:bidi="fr_FR"/>
         </w:rPr>
+      </w:r>
+    </w:p>
+    <w:p>
+      <w:pPr/>
+      <w:r>
+        <w:rPr>
+          <w:lang w:val="fr_FR" w:bidi="fr_FR"/>
+        </w:rPr>
+      </w:r>
+      <w:r>
+        <w:rPr>
+          <w:lang w:val="fr_FR" w:bidi="fr_FR"/>
+        </w:rPr>
+        <w:t>י֣וֹם יְהוָ֔ה הַ⁠גָּד֖וֹל וְ⁠הַ⁠נּוֹרָֽא</w:t>
       </w:r>
     </w:p>
     <w:p>
@@ -21135,6 +24075,20 @@
       </w:r>
       <w:r>
         <w:rPr>
+          <w:lang w:val="fr_FR" w:bidi="fr_FR"/>
+        </w:rPr>
+        <w:t>וְ⁠הָיָ֗ה</w:t>
+      </w:r>
+    </w:p>
+    <w:p>
+      <w:pPr/>
+      <w:r>
+        <w:rPr>
+          <w:lang w:val="fr_FR" w:bidi="fr_FR"/>
+        </w:rPr>
+      </w:r>
+      <w:r>
+        <w:rPr>
           <w:b/>
           <w:lang w:val="fr_FR" w:bidi="fr_FR"/>
         </w:rPr>
@@ -21218,6 +24172,20 @@
       </w:r>
       <w:r>
         <w:rPr>
+          <w:lang w:val="fr_FR" w:bidi="fr_FR"/>
+        </w:rPr>
+        <w:t>כֹּ֧ל אֲשֶׁר־יִקְרָ֛א בְּ⁠שֵׁ֥ם יְהוָ֖ה יִמָּלֵ֑ט &amp; יְהוָ֔ה</w:t>
+      </w:r>
+    </w:p>
+    <w:p>
+      <w:pPr/>
+      <w:r>
+        <w:rPr>
+          <w:lang w:val="fr_FR" w:bidi="fr_FR"/>
+        </w:rPr>
+      </w:r>
+      <w:r>
+        <w:rPr>
           <w:b/>
           <w:lang w:val="fr_FR" w:bidi="fr_FR"/>
         </w:rPr>
@@ -21301,6 +24269,20 @@
       </w:r>
       <w:r>
         <w:rPr>
+          <w:lang w:val="fr_FR" w:bidi="fr_FR"/>
+        </w:rPr>
+        <w:t>בְּ⁠שֵׁ֥ם יְהוָ֖ה &amp; יְהוָ֔ה</w:t>
+      </w:r>
+    </w:p>
+    <w:p>
+      <w:pPr/>
+      <w:r>
+        <w:rPr>
+          <w:lang w:val="fr_FR" w:bidi="fr_FR"/>
+        </w:rPr>
+      </w:r>
+      <w:r>
+        <w:rPr>
           <w:b/>
           <w:lang w:val="fr_FR" w:bidi="fr_FR"/>
         </w:rPr>
@@ -21397,6 +24379,20 @@
       </w:r>
       <w:r>
         <w:rPr>
+          <w:lang w:val="fr_FR" w:bidi="fr_FR"/>
+        </w:rPr>
+        <w:t>בְּ⁠שֵׁ֥ם יְהוָ֖ה &amp; יְהוָ֔ה</w:t>
+      </w:r>
+    </w:p>
+    <w:p>
+      <w:pPr/>
+      <w:r>
+        <w:rPr>
+          <w:lang w:val="fr_FR" w:bidi="fr_FR"/>
+        </w:rPr>
+      </w:r>
+      <w:r>
+        <w:rPr>
           <w:b/>
           <w:lang w:val="fr_FR" w:bidi="fr_FR"/>
         </w:rPr>
@@ -21480,6 +24476,20 @@
       </w:r>
       <w:r>
         <w:rPr>
+          <w:lang w:val="fr_FR" w:bidi="fr_FR"/>
+        </w:rPr>
+        <w:t>כִּ֠י בְּ⁠הַר־צִיּ֨וֹן וּ⁠בִ⁠ירוּשָׁלִַ֜ם תִּֽהְיֶ֣ה פְלֵיטָ֗ה</w:t>
+      </w:r>
+    </w:p>
+    <w:p>
+      <w:pPr/>
+      <w:r>
+        <w:rPr>
+          <w:lang w:val="fr_FR" w:bidi="fr_FR"/>
+        </w:rPr>
+      </w:r>
+      <w:r>
+        <w:rPr>
           <w:b/>
           <w:lang w:val="fr_FR" w:bidi="fr_FR"/>
         </w:rPr>
@@ -21576,6 +24586,20 @@
       </w:r>
       <w:r>
         <w:rPr>
+          <w:lang w:val="fr_FR" w:bidi="fr_FR"/>
+        </w:rPr>
+        <w:t>בְּ⁠הַר־צִיּ֨וֹן וּ⁠בִ⁠ירוּשָׁלִַ֜ם</w:t>
+      </w:r>
+    </w:p>
+    <w:p>
+      <w:pPr/>
+      <w:r>
+        <w:rPr>
+          <w:lang w:val="fr_FR" w:bidi="fr_FR"/>
+        </w:rPr>
+      </w:r>
+      <w:r>
+        <w:rPr>
           <w:b/>
           <w:lang w:val="fr_FR" w:bidi="fr_FR"/>
         </w:rPr>
@@ -21685,6 +24709,20 @@
       </w:r>
       <w:r>
         <w:rPr>
+          <w:lang w:val="fr_FR" w:bidi="fr_FR"/>
+        </w:rPr>
+        <w:t>כַּֽ⁠אֲשֶׁר֙ אָמַ֣ר יְהוָ֔ה</w:t>
+      </w:r>
+    </w:p>
+    <w:p>
+      <w:pPr/>
+      <w:r>
+        <w:rPr>
+          <w:lang w:val="fr_FR" w:bidi="fr_FR"/>
+        </w:rPr>
+      </w:r>
+      <w:r>
+        <w:rPr>
           <w:b/>
           <w:lang w:val="fr_FR" w:bidi="fr_FR"/>
         </w:rPr>
@@ -21768,6 +24806,20 @@
       </w:r>
       <w:r>
         <w:rPr>
+          <w:lang w:val="fr_FR" w:bidi="fr_FR"/>
+        </w:rPr>
+        <w:t>יְהוָ֖ה &amp; וּ⁠בַ֨⁠שְּׂרִידִ֔ים אֲשֶׁ֥ר יְהוָ֖ה קֹרֵֽא</w:t>
+      </w:r>
+    </w:p>
+    <w:p>
+      <w:pPr/>
+      <w:r>
+        <w:rPr>
+          <w:lang w:val="fr_FR" w:bidi="fr_FR"/>
+        </w:rPr>
+      </w:r>
+      <w:r>
+        <w:rPr>
           <w:b/>
           <w:lang w:val="fr_FR" w:bidi="fr_FR"/>
         </w:rPr>
@@ -21851,6 +24903,20 @@
       </w:r>
       <w:r>
         <w:rPr>
+          <w:lang w:val="fr_FR" w:bidi="fr_FR"/>
+        </w:rPr>
+        <w:t>יְהוָ֖ה &amp; אֲשֶׁ֥ר יְהוָ֖ה קֹרֵֽא</w:t>
+      </w:r>
+    </w:p>
+    <w:p>
+      <w:pPr/>
+      <w:r>
+        <w:rPr>
+          <w:lang w:val="fr_FR" w:bidi="fr_FR"/>
+        </w:rPr>
+      </w:r>
+      <w:r>
+        <w:rPr>
           <w:b/>
           <w:lang w:val="fr_FR" w:bidi="fr_FR"/>
         </w:rPr>
@@ -21934,6 +25000,20 @@
       </w:r>
       <w:r>
         <w:rPr>
+          <w:lang w:val="fr_FR" w:bidi="fr_FR"/>
+        </w:rPr>
+        <w:t>כִּ֗י הִנֵּ֛ה בַּ⁠יָּמִ֥ים הָ⁠הֵ֖מָּה וּ⁠בָ⁠עֵ֣ת הַ⁠הִ֑יא</w:t>
+      </w:r>
+    </w:p>
+    <w:p>
+      <w:pPr/>
+      <w:r>
+        <w:rPr>
+          <w:lang w:val="fr_FR" w:bidi="fr_FR"/>
+        </w:rPr>
+      </w:r>
+      <w:r>
+        <w:rPr>
           <w:b/>
           <w:lang w:val="fr_FR" w:bidi="fr_FR"/>
         </w:rPr>
@@ -22017,6 +25097,20 @@
       </w:r>
       <w:r>
         <w:rPr>
+          <w:lang w:val="fr_FR" w:bidi="fr_FR"/>
+        </w:rPr>
+        <w:t>כִּ֗י הִנֵּ֛ה</w:t>
+      </w:r>
+    </w:p>
+    <w:p>
+      <w:pPr/>
+      <w:r>
+        <w:rPr>
+          <w:lang w:val="fr_FR" w:bidi="fr_FR"/>
+        </w:rPr>
+      </w:r>
+      <w:r>
+        <w:rPr>
           <w:b/>
           <w:lang w:val="fr_FR" w:bidi="fr_FR"/>
         </w:rPr>
@@ -22113,6 +25207,20 @@
       </w:r>
       <w:r>
         <w:rPr>
+          <w:lang w:val="fr_FR" w:bidi="fr_FR"/>
+        </w:rPr>
+        <w:t>בַּ⁠יָּמִ֥ים הָ⁠הֵ֖מָּה וּ⁠בָ⁠עֵ֣ת הַ⁠הִ֑יא</w:t>
+      </w:r>
+    </w:p>
+    <w:p>
+      <w:pPr/>
+      <w:r>
+        <w:rPr>
+          <w:lang w:val="fr_FR" w:bidi="fr_FR"/>
+        </w:rPr>
+      </w:r>
+      <w:r>
+        <w:rPr>
           <w:b/>
           <w:lang w:val="fr_FR" w:bidi="fr_FR"/>
         </w:rPr>
@@ -22209,6 +25317,20 @@
       </w:r>
       <w:r>
         <w:rPr>
+          <w:lang w:val="fr_FR" w:bidi="fr_FR"/>
+        </w:rPr>
+        <w:t>אֲשֶׁ֥ר אָשִׁ֛יב אֶת־שְׁב֥וּת יְהוּדָ֖ה וִ⁠ירוּשָׁלִָֽם</w:t>
+      </w:r>
+    </w:p>
+    <w:p>
+      <w:pPr/>
+      <w:r>
+        <w:rPr>
+          <w:lang w:val="fr_FR" w:bidi="fr_FR"/>
+        </w:rPr>
+      </w:r>
+      <w:r>
+        <w:rPr>
           <w:b/>
           <w:lang w:val="fr_FR" w:bidi="fr_FR"/>
         </w:rPr>
@@ -22305,6 +25427,20 @@
       </w:r>
       <w:r>
         <w:rPr>
+          <w:lang w:val="fr_FR" w:bidi="fr_FR"/>
+        </w:rPr>
+        <w:t>אֲשֶׁ֥ר אָשִׁ֛יב אֶת־שְׁב֥וּת יְהוּדָ֖ה וִ⁠ירוּשָׁלִָֽם</w:t>
+      </w:r>
+    </w:p>
+    <w:p>
+      <w:pPr/>
+      <w:r>
+        <w:rPr>
+          <w:lang w:val="fr_FR" w:bidi="fr_FR"/>
+        </w:rPr>
+      </w:r>
+      <w:r>
+        <w:rPr>
           <w:b/>
           <w:lang w:val="fr_FR" w:bidi="fr_FR"/>
         </w:rPr>
@@ -22388,6 +25524,20 @@
       </w:r>
       <w:r>
         <w:rPr>
+          <w:lang w:val="fr_FR" w:bidi="fr_FR"/>
+        </w:rPr>
+        <w:t>עֵ֖מֶק יְהֽוֹשָׁפָ֑ט</w:t>
+      </w:r>
+    </w:p>
+    <w:p>
+      <w:pPr/>
+      <w:r>
+        <w:rPr>
+          <w:lang w:val="fr_FR" w:bidi="fr_FR"/>
+        </w:rPr>
+      </w:r>
+      <w:r>
+        <w:rPr>
           <w:b/>
           <w:lang w:val="fr_FR" w:bidi="fr_FR"/>
         </w:rPr>
@@ -22484,6 +25634,20 @@
       </w:r>
       <w:r>
         <w:rPr>
+          <w:lang w:val="fr_FR" w:bidi="fr_FR"/>
+        </w:rPr>
+        <w:t>עַמִּ֨⁠י וְ⁠נַחֲלָתִ֤⁠י יִשְׂרָאֵל֙</w:t>
+      </w:r>
+    </w:p>
+    <w:p>
+      <w:pPr/>
+      <w:r>
+        <w:rPr>
+          <w:lang w:val="fr_FR" w:bidi="fr_FR"/>
+        </w:rPr>
+      </w:r>
+      <w:r>
+        <w:rPr>
           <w:b/>
           <w:lang w:val="fr_FR" w:bidi="fr_FR"/>
         </w:rPr>
@@ -22631,6 +25795,20 @@
       </w:r>
       <w:r>
         <w:rPr>
+          <w:lang w:val="fr_FR" w:bidi="fr_FR"/>
+        </w:rPr>
+        <w:t>וְ⁠אֶת־אַרְצִ֖⁠י חִלֵּֽקוּ</w:t>
+      </w:r>
+    </w:p>
+    <w:p>
+      <w:pPr/>
+      <w:r>
+        <w:rPr>
+          <w:lang w:val="fr_FR" w:bidi="fr_FR"/>
+        </w:rPr>
+      </w:r>
+      <w:r>
+        <w:rPr>
           <w:b/>
           <w:lang w:val="fr_FR" w:bidi="fr_FR"/>
         </w:rPr>
@@ -22714,6 +25892,20 @@
       </w:r>
       <w:r>
         <w:rPr>
+          <w:lang w:val="fr_FR" w:bidi="fr_FR"/>
+        </w:rPr>
+        <w:t>גוֹרָ֑ל</w:t>
+      </w:r>
+    </w:p>
+    <w:p>
+      <w:pPr/>
+      <w:r>
+        <w:rPr>
+          <w:lang w:val="fr_FR" w:bidi="fr_FR"/>
+        </w:rPr>
+      </w:r>
+      <w:r>
+        <w:rPr>
           <w:b/>
           <w:lang w:val="fr_FR" w:bidi="fr_FR"/>
         </w:rPr>
@@ -22810,6 +26002,20 @@
       </w:r>
       <w:r>
         <w:rPr>
+          <w:lang w:val="fr_FR" w:bidi="fr_FR"/>
+        </w:rPr>
+        <w:t>וַ⁠יִּתְּנ֤וּ הַ⁠יֶּ֨לֶד֙ בַּ⁠זּוֹנָ֔ה וְ⁠הַ⁠יַּלְדָּ֛ה מָכְר֥וּ</w:t>
+      </w:r>
+    </w:p>
+    <w:p>
+      <w:pPr/>
+      <w:r>
+        <w:rPr>
+          <w:lang w:val="fr_FR" w:bidi="fr_FR"/>
+        </w:rPr>
+      </w:r>
+      <w:r>
+        <w:rPr>
           <w:b/>
           <w:lang w:val="fr_FR" w:bidi="fr_FR"/>
         </w:rPr>
@@ -22932,6 +26138,20 @@
       </w:r>
       <w:r>
         <w:rPr>
+          <w:lang w:val="fr_FR" w:bidi="fr_FR"/>
+        </w:rPr>
+        <w:t>וְ֠⁠גַם מָה־אַתֶּ֥ם לִ⁠י֙ צֹ֣ר וְ⁠צִיד֔וֹן וְ⁠כֹ֖ל גְּלִיל֣וֹת פְּלָ֑שֶׁת הַ⁠גְּמ֗וּל אַתֶּם֙ מְשַׁלְּמִ֣ים עָלָ֔⁠י &amp; אַתֶּם֙</w:t>
+      </w:r>
+    </w:p>
+    <w:p>
+      <w:pPr/>
+      <w:r>
+        <w:rPr>
+          <w:lang w:val="fr_FR" w:bidi="fr_FR"/>
+        </w:rPr>
+      </w:r>
+      <w:r>
+        <w:rPr>
           <w:b/>
           <w:lang w:val="fr_FR" w:bidi="fr_FR"/>
         </w:rPr>
@@ -23015,6 +26235,20 @@
       </w:r>
       <w:r>
         <w:rPr>
+          <w:lang w:val="fr_FR" w:bidi="fr_FR"/>
+        </w:rPr>
+        <w:t>מָה־אַתֶּ֥ם לִ⁠י֙</w:t>
+      </w:r>
+    </w:p>
+    <w:p>
+      <w:pPr/>
+      <w:r>
+        <w:rPr>
+          <w:lang w:val="fr_FR" w:bidi="fr_FR"/>
+        </w:rPr>
+      </w:r>
+      <w:r>
+        <w:rPr>
           <w:b/>
           <w:lang w:val="fr_FR" w:bidi="fr_FR"/>
         </w:rPr>
@@ -23098,6 +26332,20 @@
       </w:r>
       <w:r>
         <w:rPr>
+          <w:lang w:val="fr_FR" w:bidi="fr_FR"/>
+        </w:rPr>
+        <w:t>הַ⁠גְּמ֗וּל אַתֶּם֙ מְשַׁלְּמִ֣ים עָלָ֔⁠י וְ⁠אִם־גֹּמְלִ֤ים אַתֶּם֙ עָלַ֔⁠י</w:t>
+      </w:r>
+    </w:p>
+    <w:p>
+      <w:pPr/>
+      <w:r>
+        <w:rPr>
+          <w:lang w:val="fr_FR" w:bidi="fr_FR"/>
+        </w:rPr>
+      </w:r>
+      <w:r>
+        <w:rPr>
           <w:b/>
           <w:lang w:val="fr_FR" w:bidi="fr_FR"/>
         </w:rPr>
@@ -23193,6 +26441,20 @@
       </w:r>
       <w:r>
         <w:rPr>
+          <w:lang w:val="fr_FR" w:bidi="fr_FR"/>
+        </w:rPr>
+        <w:t>קַ֣ל מְהֵרָ֔ה</w:t>
+      </w:r>
+    </w:p>
+    <w:p>
+      <w:pPr/>
+      <w:r>
+        <w:rPr>
+          <w:lang w:val="fr_FR" w:bidi="fr_FR"/>
+        </w:rPr>
+      </w:r>
+      <w:r>
+        <w:rPr>
           <w:b/>
           <w:lang w:val="fr_FR" w:bidi="fr_FR"/>
         </w:rPr>
@@ -23302,6 +26564,20 @@
       </w:r>
       <w:r>
         <w:rPr>
+          <w:lang w:val="fr_FR" w:bidi="fr_FR"/>
+        </w:rPr>
+        <w:t>אָשִׁ֥יב גְּמֻלְ⁠כֶ֖ם בְּ⁠רֹאשְׁ⁠כֶֽם</w:t>
+      </w:r>
+    </w:p>
+    <w:p>
+      <w:pPr/>
+      <w:r>
+        <w:rPr>
+          <w:lang w:val="fr_FR" w:bidi="fr_FR"/>
+        </w:rPr>
+      </w:r>
+      <w:r>
+        <w:rPr>
           <w:b/>
           <w:lang w:val="fr_FR" w:bidi="fr_FR"/>
         </w:rPr>
@@ -23398,6 +26674,20 @@
       </w:r>
       <w:r>
         <w:rPr>
+          <w:lang w:val="fr_FR" w:bidi="fr_FR"/>
+        </w:rPr>
+        <w:t>בְּ⁠רֹאשְׁ⁠כֶֽם</w:t>
+      </w:r>
+    </w:p>
+    <w:p>
+      <w:pPr/>
+      <w:r>
+        <w:rPr>
+          <w:lang w:val="fr_FR" w:bidi="fr_FR"/>
+        </w:rPr>
+      </w:r>
+      <w:r>
+        <w:rPr>
           <w:b/>
           <w:lang w:val="fr_FR" w:bidi="fr_FR"/>
         </w:rPr>
@@ -23483,6 +26773,20 @@
         <w:rPr>
           <w:lang w:val="fr_FR" w:bidi="fr_FR"/>
         </w:rPr>
+      </w:r>
+    </w:p>
+    <w:p>
+      <w:pPr/>
+      <w:r>
+        <w:rPr>
+          <w:lang w:val="fr_FR" w:bidi="fr_FR"/>
+        </w:rPr>
+      </w:r>
+      <w:r>
+        <w:rPr>
+          <w:lang w:val="fr_FR" w:bidi="fr_FR"/>
+        </w:rPr>
+        <w:t>וּ⁠בְנֵ֤י יְהוּדָה֙ וּ⁠בְנֵ֣י יְרוּשָׁלִַ֔ם</w:t>
       </w:r>
     </w:p>
     <w:p>
@@ -23608,6 +26912,20 @@
       </w:r>
       <w:r>
         <w:rPr>
+          <w:lang w:val="fr_FR" w:bidi="fr_FR"/>
+        </w:rPr>
+        <w:t>לִ⁠בְנֵ֣י הַ⁠יְּוָנִ֑ים</w:t>
+      </w:r>
+    </w:p>
+    <w:p>
+      <w:pPr/>
+      <w:r>
+        <w:rPr>
+          <w:lang w:val="fr_FR" w:bidi="fr_FR"/>
+        </w:rPr>
+      </w:r>
+      <w:r>
+        <w:rPr>
           <w:b/>
           <w:lang w:val="fr_FR" w:bidi="fr_FR"/>
         </w:rPr>
@@ -23717,6 +27035,20 @@
       </w:r>
       <w:r>
         <w:rPr>
+          <w:lang w:val="fr_FR" w:bidi="fr_FR"/>
+        </w:rPr>
+        <w:t>הַ⁠יְּוָנִ֑ים</w:t>
+      </w:r>
+    </w:p>
+    <w:p>
+      <w:pPr/>
+      <w:r>
+        <w:rPr>
+          <w:lang w:val="fr_FR" w:bidi="fr_FR"/>
+        </w:rPr>
+      </w:r>
+      <w:r>
+        <w:rPr>
           <w:b/>
           <w:lang w:val="fr_FR" w:bidi="fr_FR"/>
         </w:rPr>
@@ -23807,6 +27139,20 @@
       </w:r>
       <w:r>
         <w:rPr>
+          <w:lang w:val="fr_FR" w:bidi="fr_FR"/>
+        </w:rPr>
+        <w:t>לְמַ֥עַן הַרְחִיקָ֖⁠ם מֵ⁠עַ֥ל גְּבוּלָֽ⁠ם</w:t>
+      </w:r>
+    </w:p>
+    <w:p>
+      <w:pPr/>
+      <w:r>
+        <w:rPr>
+          <w:lang w:val="fr_FR" w:bidi="fr_FR"/>
+        </w:rPr>
+      </w:r>
+      <w:r>
+        <w:rPr>
           <w:b/>
           <w:lang w:val="fr_FR" w:bidi="fr_FR"/>
         </w:rPr>
@@ -23879,6 +27225,20 @@
         <w:rPr>
           <w:lang w:val="fr_FR" w:bidi="fr_FR"/>
         </w:rPr>
+      </w:r>
+    </w:p>
+    <w:p>
+      <w:pPr/>
+      <w:r>
+        <w:rPr>
+          <w:lang w:val="fr_FR" w:bidi="fr_FR"/>
+        </w:rPr>
+      </w:r>
+      <w:r>
+        <w:rPr>
+          <w:lang w:val="fr_FR" w:bidi="fr_FR"/>
+        </w:rPr>
+        <w:t>הִנְ⁠נִ֣י מְעִירָ֔⁠ם</w:t>
       </w:r>
     </w:p>
     <w:p>
@@ -23991,6 +27351,20 @@
       </w:r>
       <w:r>
         <w:rPr>
+          <w:lang w:val="fr_FR" w:bidi="fr_FR"/>
+        </w:rPr>
+        <w:t>אֲשֶׁר־מְכַרְתֶּ֥ם אֹתָ֖⁠ם שָׁ֑מָּ⁠ה</w:t>
+      </w:r>
+    </w:p>
+    <w:p>
+      <w:pPr/>
+      <w:r>
+        <w:rPr>
+          <w:lang w:val="fr_FR" w:bidi="fr_FR"/>
+        </w:rPr>
+      </w:r>
+      <w:r>
+        <w:rPr>
           <w:b/>
           <w:lang w:val="fr_FR" w:bidi="fr_FR"/>
         </w:rPr>
@@ -24175,6 +27549,20 @@
       </w:r>
       <w:r>
         <w:rPr>
+          <w:lang w:val="fr_FR" w:bidi="fr_FR"/>
+        </w:rPr>
+        <w:t>בְּ⁠רֹאשְׁ⁠כֶֽם</w:t>
+      </w:r>
+    </w:p>
+    <w:p>
+      <w:pPr/>
+      <w:r>
+        <w:rPr>
+          <w:lang w:val="fr_FR" w:bidi="fr_FR"/>
+        </w:rPr>
+      </w:r>
+      <w:r>
+        <w:rPr>
           <w:b/>
           <w:lang w:val="fr_FR" w:bidi="fr_FR"/>
         </w:rPr>
@@ -24258,6 +27646,20 @@
       </w:r>
       <w:r>
         <w:rPr>
+          <w:lang w:val="fr_FR" w:bidi="fr_FR"/>
+        </w:rPr>
+        <w:t>וּ⁠מָכַרְתִּ֞י</w:t>
+      </w:r>
+    </w:p>
+    <w:p>
+      <w:pPr/>
+      <w:r>
+        <w:rPr>
+          <w:lang w:val="fr_FR" w:bidi="fr_FR"/>
+        </w:rPr>
+      </w:r>
+      <w:r>
+        <w:rPr>
           <w:b/>
           <w:lang w:val="fr_FR" w:bidi="fr_FR"/>
         </w:rPr>
@@ -24347,6 +27749,20 @@
       </w:r>
       <w:r>
         <w:rPr>
+          <w:lang w:val="fr_FR" w:bidi="fr_FR"/>
+        </w:rPr>
+        <w:t>בְּ⁠יַד֙ בְּנֵ֣י יְהוּדָ֔ה</w:t>
+      </w:r>
+    </w:p>
+    <w:p>
+      <w:pPr/>
+      <w:r>
+        <w:rPr>
+          <w:lang w:val="fr_FR" w:bidi="fr_FR"/>
+        </w:rPr>
+      </w:r>
+      <w:r>
+        <w:rPr>
           <w:b/>
           <w:lang w:val="fr_FR" w:bidi="fr_FR"/>
         </w:rPr>
@@ -24457,6 +27873,20 @@
       </w:r>
       <w:r>
         <w:rPr>
+          <w:lang w:val="fr_FR" w:bidi="fr_FR"/>
+        </w:rPr>
+        <w:t>וּ⁠מָכַרְתִּ֞י אֶת־בְּנֵי⁠כֶ֣ם וְ⁠אֶת־בְּנֽוֹתֵי⁠כֶ֗ם בְּ⁠יַד֙ בְּנֵ֣י יְהוּדָ֔ה</w:t>
+      </w:r>
+    </w:p>
+    <w:p>
+      <w:pPr/>
+      <w:r>
+        <w:rPr>
+          <w:lang w:val="fr_FR" w:bidi="fr_FR"/>
+        </w:rPr>
+      </w:r>
+      <w:r>
+        <w:rPr>
           <w:b/>
           <w:lang w:val="fr_FR" w:bidi="fr_FR"/>
         </w:rPr>
@@ -24553,6 +27983,20 @@
       </w:r>
       <w:r>
         <w:rPr>
+          <w:lang w:val="fr_FR" w:bidi="fr_FR"/>
+        </w:rPr>
+        <w:t>בְּנֵ֣י יְהוּדָ֔ה</w:t>
+      </w:r>
+    </w:p>
+    <w:p>
+      <w:pPr/>
+      <w:r>
+        <w:rPr>
+          <w:lang w:val="fr_FR" w:bidi="fr_FR"/>
+        </w:rPr>
+      </w:r>
+      <w:r>
+        <w:rPr>
           <w:b/>
           <w:lang w:val="fr_FR" w:bidi="fr_FR"/>
         </w:rPr>
@@ -24662,6 +28106,20 @@
       </w:r>
       <w:r>
         <w:rPr>
+          <w:lang w:val="fr_FR" w:bidi="fr_FR"/>
+        </w:rPr>
+        <w:t>לִ⁠שְׁבָאיִ֖ם</w:t>
+      </w:r>
+    </w:p>
+    <w:p>
+      <w:pPr/>
+      <w:r>
+        <w:rPr>
+          <w:lang w:val="fr_FR" w:bidi="fr_FR"/>
+        </w:rPr>
+      </w:r>
+      <w:r>
+        <w:rPr>
           <w:b/>
           <w:lang w:val="fr_FR" w:bidi="fr_FR"/>
         </w:rPr>
@@ -24758,6 +28216,20 @@
       </w:r>
       <w:r>
         <w:rPr>
+          <w:lang w:val="fr_FR" w:bidi="fr_FR"/>
+        </w:rPr>
+        <w:t>אֶל־גּ֣וֹי רָח֑וֹק כִּ֥י יְהוָ֖ה דִּבֵּֽר</w:t>
+      </w:r>
+    </w:p>
+    <w:p>
+      <w:pPr/>
+      <w:r>
+        <w:rPr>
+          <w:lang w:val="fr_FR" w:bidi="fr_FR"/>
+        </w:rPr>
+      </w:r>
+      <w:r>
+        <w:rPr>
           <w:b/>
           <w:lang w:val="fr_FR" w:bidi="fr_FR"/>
         </w:rPr>
@@ -24854,6 +28326,20 @@
       </w:r>
       <w:r>
         <w:rPr>
+          <w:lang w:val="fr_FR" w:bidi="fr_FR"/>
+        </w:rPr>
+        <w:t>קִרְאוּ</w:t>
+      </w:r>
+    </w:p>
+    <w:p>
+      <w:pPr/>
+      <w:r>
+        <w:rPr>
+          <w:lang w:val="fr_FR" w:bidi="fr_FR"/>
+        </w:rPr>
+      </w:r>
+      <w:r>
+        <w:rPr>
           <w:b/>
           <w:lang w:val="fr_FR" w:bidi="fr_FR"/>
         </w:rPr>
@@ -24950,6 +28436,20 @@
       </w:r>
       <w:r>
         <w:rPr>
+          <w:lang w:val="fr_FR" w:bidi="fr_FR"/>
+        </w:rPr>
+        <w:t>קַדְּשׁ֖וּ מִלְחָמָ֑ה</w:t>
+      </w:r>
+    </w:p>
+    <w:p>
+      <w:pPr/>
+      <w:r>
+        <w:rPr>
+          <w:lang w:val="fr_FR" w:bidi="fr_FR"/>
+        </w:rPr>
+      </w:r>
+      <w:r>
+        <w:rPr>
           <w:b/>
           <w:lang w:val="fr_FR" w:bidi="fr_FR"/>
         </w:rPr>
@@ -25046,6 +28546,20 @@
       </w:r>
       <w:r>
         <w:rPr>
+          <w:lang w:val="fr_FR" w:bidi="fr_FR"/>
+        </w:rPr>
+        <w:t>אִתֵּי⁠כֶם֙</w:t>
+      </w:r>
+    </w:p>
+    <w:p>
+      <w:pPr/>
+      <w:r>
+        <w:rPr>
+          <w:lang w:val="fr_FR" w:bidi="fr_FR"/>
+        </w:rPr>
+      </w:r>
+      <w:r>
+        <w:rPr>
           <w:b/>
           <w:lang w:val="fr_FR" w:bidi="fr_FR"/>
         </w:rPr>
@@ -25142,6 +28656,20 @@
       </w:r>
       <w:r>
         <w:rPr>
+          <w:lang w:val="fr_FR" w:bidi="fr_FR"/>
+        </w:rPr>
+        <w:t>וּ⁠מַזְמְרֹֽתֵי⁠כֶ֖ם</w:t>
+      </w:r>
+    </w:p>
+    <w:p>
+      <w:pPr/>
+      <w:r>
+        <w:rPr>
+          <w:lang w:val="fr_FR" w:bidi="fr_FR"/>
+        </w:rPr>
+      </w:r>
+      <w:r>
+        <w:rPr>
           <w:b/>
           <w:lang w:val="fr_FR" w:bidi="fr_FR"/>
         </w:rPr>
@@ -25238,6 +28766,20 @@
       </w:r>
       <w:r>
         <w:rPr>
+          <w:lang w:val="fr_FR" w:bidi="fr_FR"/>
+        </w:rPr>
+        <w:t>הַֽ⁠חַלָּ֔שׁ יֹאמַ֖ר גִּבּ֥וֹר אָֽנִי</w:t>
+      </w:r>
+    </w:p>
+    <w:p>
+      <w:pPr/>
+      <w:r>
+        <w:rPr>
+          <w:lang w:val="fr_FR" w:bidi="fr_FR"/>
+        </w:rPr>
+      </w:r>
+      <w:r>
+        <w:rPr>
           <w:b/>
           <w:lang w:val="fr_FR" w:bidi="fr_FR"/>
         </w:rPr>
@@ -25321,6 +28863,20 @@
       </w:r>
       <w:r>
         <w:rPr>
+          <w:lang w:val="fr_FR" w:bidi="fr_FR"/>
+        </w:rPr>
+        <w:t>הַֽ⁠חַלָּ֔שׁ</w:t>
+      </w:r>
+    </w:p>
+    <w:p>
+      <w:pPr/>
+      <w:r>
+        <w:rPr>
+          <w:lang w:val="fr_FR" w:bidi="fr_FR"/>
+        </w:rPr>
+      </w:r>
+      <w:r>
+        <w:rPr>
           <w:b/>
           <w:lang w:val="fr_FR" w:bidi="fr_FR"/>
         </w:rPr>
@@ -25417,6 +28973,20 @@
       </w:r>
       <w:r>
         <w:rPr>
+          <w:lang w:val="fr_FR" w:bidi="fr_FR"/>
+        </w:rPr>
+        <w:t>ע֣וּשׁוּ וָ⁠בֹ֧אוּ</w:t>
+      </w:r>
+    </w:p>
+    <w:p>
+      <w:pPr/>
+      <w:r>
+        <w:rPr>
+          <w:lang w:val="fr_FR" w:bidi="fr_FR"/>
+        </w:rPr>
+      </w:r>
+      <w:r>
+        <w:rPr>
           <w:b/>
           <w:lang w:val="fr_FR" w:bidi="fr_FR"/>
         </w:rPr>
@@ -25528,6 +29098,20 @@
         <w:rPr>
           <w:lang w:val="fr_FR" w:bidi="fr_FR"/>
         </w:rPr>
+      </w:r>
+    </w:p>
+    <w:p>
+      <w:pPr/>
+      <w:r>
+        <w:rPr>
+          <w:lang w:val="fr_FR" w:bidi="fr_FR"/>
+        </w:rPr>
+      </w:r>
+      <w:r>
+        <w:rPr>
+          <w:lang w:val="fr_FR" w:bidi="fr_FR"/>
+        </w:rPr>
+        <w:t>יֵע֨וֹרוּ֙ &amp; הַ⁠גּוֹיִ֔ם</w:t>
       </w:r>
     </w:p>
     <w:p>
@@ -25723,6 +29307,20 @@
       </w:r>
       <w:r>
         <w:rPr>
+          <w:lang w:val="fr_FR" w:bidi="fr_FR"/>
+        </w:rPr>
+        <w:t>אֵשֵׁ֛ב לִ⁠שְׁפֹּ֥ט</w:t>
+      </w:r>
+    </w:p>
+    <w:p>
+      <w:pPr/>
+      <w:r>
+        <w:rPr>
+          <w:lang w:val="fr_FR" w:bidi="fr_FR"/>
+        </w:rPr>
+      </w:r>
+      <w:r>
+        <w:rPr>
           <w:b/>
           <w:lang w:val="fr_FR" w:bidi="fr_FR"/>
         </w:rPr>
@@ -25813,6 +29411,20 @@
       </w:r>
       <w:r>
         <w:rPr>
+          <w:lang w:val="fr_FR" w:bidi="fr_FR"/>
+        </w:rPr>
+        <w:t>שִׁלְח֣וּ מַגָּ֔ל כִּ֥י בָשַׁ֖ל קָצִ֑יר &amp; כִּֽי</w:t>
+      </w:r>
+    </w:p>
+    <w:p>
+      <w:pPr/>
+      <w:r>
+        <w:rPr>
+          <w:lang w:val="fr_FR" w:bidi="fr_FR"/>
+        </w:rPr>
+      </w:r>
+      <w:r>
+        <w:rPr>
           <w:b/>
           <w:lang w:val="fr_FR" w:bidi="fr_FR"/>
         </w:rPr>
@@ -25896,6 +29508,20 @@
       </w:r>
       <w:r>
         <w:rPr>
+          <w:lang w:val="fr_FR" w:bidi="fr_FR"/>
+        </w:rPr>
+        <w:t>שִׁלְח֣וּ מַגָּ֔ל</w:t>
+      </w:r>
+    </w:p>
+    <w:p>
+      <w:pPr/>
+      <w:r>
+        <w:rPr>
+          <w:lang w:val="fr_FR" w:bidi="fr_FR"/>
+        </w:rPr>
+      </w:r>
+      <w:r>
+        <w:rPr>
           <w:b/>
           <w:lang w:val="fr_FR" w:bidi="fr_FR"/>
         </w:rPr>
@@ -25992,6 +29618,20 @@
       </w:r>
       <w:r>
         <w:rPr>
+          <w:lang w:val="fr_FR" w:bidi="fr_FR"/>
+        </w:rPr>
+        <w:t>שִׁלְח֣וּ מַגָּ֔ל</w:t>
+      </w:r>
+    </w:p>
+    <w:p>
+      <w:pPr/>
+      <w:r>
+        <w:rPr>
+          <w:lang w:val="fr_FR" w:bidi="fr_FR"/>
+        </w:rPr>
+      </w:r>
+      <w:r>
+        <w:rPr>
           <w:b/>
           <w:lang w:val="fr_FR" w:bidi="fr_FR"/>
         </w:rPr>
@@ -26077,6 +29717,20 @@
         <w:rPr>
           <w:lang w:val="fr_FR" w:bidi="fr_FR"/>
         </w:rPr>
+      </w:r>
+    </w:p>
+    <w:p>
+      <w:pPr/>
+      <w:r>
+        <w:rPr>
+          <w:lang w:val="fr_FR" w:bidi="fr_FR"/>
+        </w:rPr>
+      </w:r>
+      <w:r>
+        <w:rPr>
+          <w:lang w:val="fr_FR" w:bidi="fr_FR"/>
+        </w:rPr>
+        <w:t>שִׁלְח֣וּ</w:t>
       </w:r>
     </w:p>
     <w:p>
@@ -26228,6 +29882,20 @@
       </w:r>
       <w:r>
         <w:rPr>
+          <w:lang w:val="fr_FR" w:bidi="fr_FR"/>
+        </w:rPr>
+        <w:t>בֹּ֤אֽוּ רְדוּ֙ כִּֽי־מָ֣לְאָה גַּ֔ת</w:t>
+      </w:r>
+    </w:p>
+    <w:p>
+      <w:pPr/>
+      <w:r>
+        <w:rPr>
+          <w:lang w:val="fr_FR" w:bidi="fr_FR"/>
+        </w:rPr>
+      </w:r>
+      <w:r>
+        <w:rPr>
           <w:b/>
           <w:lang w:val="fr_FR" w:bidi="fr_FR"/>
         </w:rPr>
@@ -26311,6 +29979,20 @@
       </w:r>
       <w:r>
         <w:rPr>
+          <w:lang w:val="fr_FR" w:bidi="fr_FR"/>
+        </w:rPr>
+        <w:t>כִּ֥י &amp; כִּ֥י רַבָּ֖ה רָעָתָֽ⁠ם</w:t>
+      </w:r>
+    </w:p>
+    <w:p>
+      <w:pPr/>
+      <w:r>
+        <w:rPr>
+          <w:lang w:val="fr_FR" w:bidi="fr_FR"/>
+        </w:rPr>
+      </w:r>
+      <w:r>
+        <w:rPr>
           <w:b/>
           <w:lang w:val="fr_FR" w:bidi="fr_FR"/>
         </w:rPr>
@@ -26407,6 +30089,20 @@
       </w:r>
       <w:r>
         <w:rPr>
+          <w:lang w:val="fr_FR" w:bidi="fr_FR"/>
+        </w:rPr>
+        <w:t>הֲמוֹנִ֣ים הֲמוֹנִ֔ים בְּ⁠עֵ֖מֶק הֶֽ⁠חָר֑וּץ &amp; בְּ⁠עֵ֖מֶק</w:t>
+      </w:r>
+    </w:p>
+    <w:p>
+      <w:pPr/>
+      <w:r>
+        <w:rPr>
+          <w:lang w:val="fr_FR" w:bidi="fr_FR"/>
+        </w:rPr>
+      </w:r>
+      <w:r>
+        <w:rPr>
           <w:b/>
           <w:lang w:val="fr_FR" w:bidi="fr_FR"/>
         </w:rPr>
@@ -26503,6 +30199,20 @@
       </w:r>
       <w:r>
         <w:rPr>
+          <w:lang w:val="fr_FR" w:bidi="fr_FR"/>
+        </w:rPr>
+        <w:t>הֲמוֹנִ֣ים הֲמוֹנִ֔ים בְּ⁠עֵ֖מֶק הֶֽ⁠חָר֑וּץ &amp; בְּ⁠עֵ֖מֶק</w:t>
+      </w:r>
+    </w:p>
+    <w:p>
+      <w:pPr/>
+      <w:r>
+        <w:rPr>
+          <w:lang w:val="fr_FR" w:bidi="fr_FR"/>
+        </w:rPr>
+      </w:r>
+      <w:r>
+        <w:rPr>
           <w:b/>
           <w:lang w:val="fr_FR" w:bidi="fr_FR"/>
         </w:rPr>
@@ -26586,6 +30296,20 @@
       </w:r>
       <w:r>
         <w:rPr>
+          <w:lang w:val="fr_FR" w:bidi="fr_FR"/>
+        </w:rPr>
+        <w:t>בְּ⁠עֵ֖מֶק הֶֽ⁠חָר֑וּץ &amp; בְּ⁠עֵ֖מֶק</w:t>
+      </w:r>
+    </w:p>
+    <w:p>
+      <w:pPr/>
+      <w:r>
+        <w:rPr>
+          <w:lang w:val="fr_FR" w:bidi="fr_FR"/>
+        </w:rPr>
+      </w:r>
+      <w:r>
+        <w:rPr>
           <w:b/>
           <w:lang w:val="fr_FR" w:bidi="fr_FR"/>
         </w:rPr>
@@ -26671,6 +30395,20 @@
         <w:rPr>
           <w:lang w:val="fr_FR" w:bidi="fr_FR"/>
         </w:rPr>
+      </w:r>
+    </w:p>
+    <w:p>
+      <w:pPr/>
+      <w:r>
+        <w:rPr>
+          <w:lang w:val="fr_FR" w:bidi="fr_FR"/>
+        </w:rPr>
+      </w:r>
+      <w:r>
+        <w:rPr>
+          <w:lang w:val="fr_FR" w:bidi="fr_FR"/>
+        </w:rPr>
+        <w:t>שֶׁ֥מֶשׁ וְ⁠יָרֵ֖חַ קָדָ֑רוּ וְ⁠כוֹכָבִ֖ים אָסְפ֥וּ נָגְהָֽ⁠ם</w:t>
       </w:r>
     </w:p>
     <w:p>
@@ -26912,6 +30650,20 @@
       </w:r>
       <w:r>
         <w:rPr>
+          <w:lang w:val="fr_FR" w:bidi="fr_FR"/>
+        </w:rPr>
+        <w:t>וַ⁠יהוָ֞ה מִ⁠צִּיּ֣וֹן יִשְׁאָ֗ג</w:t>
+      </w:r>
+    </w:p>
+    <w:p>
+      <w:pPr/>
+      <w:r>
+        <w:rPr>
+          <w:lang w:val="fr_FR" w:bidi="fr_FR"/>
+        </w:rPr>
+      </w:r>
+      <w:r>
+        <w:rPr>
           <w:b/>
           <w:lang w:val="fr_FR" w:bidi="fr_FR"/>
         </w:rPr>
@@ -27022,6 +30774,20 @@
       </w:r>
       <w:r>
         <w:rPr>
+          <w:lang w:val="fr_FR" w:bidi="fr_FR"/>
+        </w:rPr>
+        <w:t>וְ⁠רָעֲשׁ֖וּ שָׁמַ֣יִם וָ⁠אָ֑רֶץ</w:t>
+      </w:r>
+    </w:p>
+    <w:p>
+      <w:pPr/>
+      <w:r>
+        <w:rPr>
+          <w:lang w:val="fr_FR" w:bidi="fr_FR"/>
+        </w:rPr>
+      </w:r>
+      <w:r>
+        <w:rPr>
           <w:b/>
           <w:lang w:val="fr_FR" w:bidi="fr_FR"/>
         </w:rPr>
@@ -27159,6 +30925,20 @@
       </w:r>
       <w:r>
         <w:rPr>
+          <w:lang w:val="fr_FR" w:bidi="fr_FR"/>
+        </w:rPr>
+        <w:t>וַֽ⁠יהוָה֙ מַֽחֲסֶ֣ה לְ⁠עַמּ֔⁠וֹ וּ⁠מָע֖וֹז לִ⁠בְנֵ֥י יִשְׂרָאֵֽל</w:t>
+      </w:r>
+    </w:p>
+    <w:p>
+      <w:pPr/>
+      <w:r>
+        <w:rPr>
+          <w:lang w:val="fr_FR" w:bidi="fr_FR"/>
+        </w:rPr>
+      </w:r>
+      <w:r>
+        <w:rPr>
           <w:b/>
           <w:lang w:val="fr_FR" w:bidi="fr_FR"/>
         </w:rPr>
@@ -27270,6 +31050,20 @@
         <w:rPr>
           <w:lang w:val="fr_FR" w:bidi="fr_FR"/>
         </w:rPr>
+      </w:r>
+    </w:p>
+    <w:p>
+      <w:pPr/>
+      <w:r>
+        <w:rPr>
+          <w:lang w:val="fr_FR" w:bidi="fr_FR"/>
+        </w:rPr>
+      </w:r>
+      <w:r>
+        <w:rPr>
+          <w:lang w:val="fr_FR" w:bidi="fr_FR"/>
+        </w:rPr>
+        <w:t>לִ⁠בְנֵ֥י יִשְׂרָאֵֽל</w:t>
       </w:r>
     </w:p>
     <w:p>
@@ -27395,6 +31189,20 @@
       </w:r>
       <w:r>
         <w:rPr>
+          <w:lang w:val="fr_FR" w:bidi="fr_FR"/>
+        </w:rPr>
+        <w:t>וִֽ⁠ידַעְתֶּ֗ם</w:t>
+      </w:r>
+    </w:p>
+    <w:p>
+      <w:pPr/>
+      <w:r>
+        <w:rPr>
+          <w:lang w:val="fr_FR" w:bidi="fr_FR"/>
+        </w:rPr>
+      </w:r>
+      <w:r>
+        <w:rPr>
           <w:b/>
           <w:lang w:val="fr_FR" w:bidi="fr_FR"/>
         </w:rPr>
@@ -27478,6 +31286,20 @@
       </w:r>
       <w:r>
         <w:rPr>
+          <w:lang w:val="fr_FR" w:bidi="fr_FR"/>
+        </w:rPr>
+        <w:t>הַר־קָדְשִׁ֑⁠י</w:t>
+      </w:r>
+    </w:p>
+    <w:p>
+      <w:pPr/>
+      <w:r>
+        <w:rPr>
+          <w:lang w:val="fr_FR" w:bidi="fr_FR"/>
+        </w:rPr>
+      </w:r>
+      <w:r>
+        <w:rPr>
           <w:b/>
           <w:lang w:val="fr_FR" w:bidi="fr_FR"/>
         </w:rPr>
@@ -27574,6 +31396,20 @@
       </w:r>
       <w:r>
         <w:rPr>
+          <w:lang w:val="fr_FR" w:bidi="fr_FR"/>
+        </w:rPr>
+        <w:t>וְ⁠הָיָה֩ בַ⁠יּ֨וֹם הַ⁠ה֜וּא</w:t>
+      </w:r>
+    </w:p>
+    <w:p>
+      <w:pPr/>
+      <w:r>
+        <w:rPr>
+          <w:lang w:val="fr_FR" w:bidi="fr_FR"/>
+        </w:rPr>
+      </w:r>
+      <w:r>
+        <w:rPr>
           <w:b/>
           <w:lang w:val="fr_FR" w:bidi="fr_FR"/>
         </w:rPr>
@@ -27657,6 +31493,20 @@
       </w:r>
       <w:r>
         <w:rPr>
+          <w:lang w:val="fr_FR" w:bidi="fr_FR"/>
+        </w:rPr>
+        <w:t>בַ⁠יּ֨וֹם הַ⁠ה֜וּא</w:t>
+      </w:r>
+    </w:p>
+    <w:p>
+      <w:pPr/>
+      <w:r>
+        <w:rPr>
+          <w:lang w:val="fr_FR" w:bidi="fr_FR"/>
+        </w:rPr>
+      </w:r>
+      <w:r>
+        <w:rPr>
           <w:b/>
           <w:lang w:val="fr_FR" w:bidi="fr_FR"/>
         </w:rPr>
@@ -27753,6 +31603,20 @@
       </w:r>
       <w:r>
         <w:rPr>
+          <w:lang w:val="fr_FR" w:bidi="fr_FR"/>
+        </w:rPr>
+        <w:t>יִטְּפ֧וּ הֶ⁠הָרִ֣ים עָסִ֗יס וְ⁠הַ⁠גְּבָעוֹת֙ תֵּלַ֣כְנָה חָלָ֔ב</w:t>
+      </w:r>
+    </w:p>
+    <w:p>
+      <w:pPr/>
+      <w:r>
+        <w:rPr>
+          <w:lang w:val="fr_FR" w:bidi="fr_FR"/>
+        </w:rPr>
+      </w:r>
+      <w:r>
+        <w:rPr>
           <w:b/>
           <w:lang w:val="fr_FR" w:bidi="fr_FR"/>
         </w:rPr>
@@ -27888,6 +31752,20 @@
       </w:r>
       <w:r>
         <w:rPr>
+          <w:lang w:val="fr_FR" w:bidi="fr_FR"/>
+        </w:rPr>
+        <w:t>וּ⁠מַעְיָ֗ן &amp; יֵצֵ֔א</w:t>
+      </w:r>
+    </w:p>
+    <w:p>
+      <w:pPr/>
+      <w:r>
+        <w:rPr>
+          <w:lang w:val="fr_FR" w:bidi="fr_FR"/>
+        </w:rPr>
+      </w:r>
+      <w:r>
+        <w:rPr>
           <w:b/>
           <w:lang w:val="fr_FR" w:bidi="fr_FR"/>
         </w:rPr>
@@ -27984,6 +31862,20 @@
       </w:r>
       <w:r>
         <w:rPr>
+          <w:lang w:val="fr_FR" w:bidi="fr_FR"/>
+        </w:rPr>
+        <w:t>וּ⁠מַעְיָ֗ן</w:t>
+      </w:r>
+    </w:p>
+    <w:p>
+      <w:pPr/>
+      <w:r>
+        <w:rPr>
+          <w:lang w:val="fr_FR" w:bidi="fr_FR"/>
+        </w:rPr>
+      </w:r>
+      <w:r>
+        <w:rPr>
           <w:b/>
           <w:lang w:val="fr_FR" w:bidi="fr_FR"/>
         </w:rPr>
@@ -28069,6 +31961,20 @@
         <w:rPr>
           <w:lang w:val="fr_FR" w:bidi="fr_FR"/>
         </w:rPr>
+      </w:r>
+    </w:p>
+    <w:p>
+      <w:pPr/>
+      <w:r>
+        <w:rPr>
+          <w:lang w:val="fr_FR" w:bidi="fr_FR"/>
+        </w:rPr>
+      </w:r>
+      <w:r>
+        <w:rPr>
+          <w:lang w:val="fr_FR" w:bidi="fr_FR"/>
+        </w:rPr>
+        <w:t>מִ⁠בֵּ֤ית יְהוָה֙</w:t>
       </w:r>
     </w:p>
     <w:p>
@@ -28181,6 +32087,20 @@
       </w:r>
       <w:r>
         <w:rPr>
+          <w:lang w:val="fr_FR" w:bidi="fr_FR"/>
+        </w:rPr>
+        <w:t>אֶת־נַ֥חַל הַ⁠שִּׁטִּֽים</w:t>
+      </w:r>
+    </w:p>
+    <w:p>
+      <w:pPr/>
+      <w:r>
+        <w:rPr>
+          <w:lang w:val="fr_FR" w:bidi="fr_FR"/>
+        </w:rPr>
+      </w:r>
+      <w:r>
+        <w:rPr>
           <w:b/>
           <w:lang w:val="fr_FR" w:bidi="fr_FR"/>
         </w:rPr>
@@ -28277,6 +32197,20 @@
       </w:r>
       <w:r>
         <w:rPr>
+          <w:lang w:val="fr_FR" w:bidi="fr_FR"/>
+        </w:rPr>
+        <w:t>מִצְרַ֨יִם֙ לִ⁠שְׁמָמָ֣ה תִֽהְיֶ֔ה</w:t>
+      </w:r>
+    </w:p>
+    <w:p>
+      <w:pPr/>
+      <w:r>
+        <w:rPr>
+          <w:lang w:val="fr_FR" w:bidi="fr_FR"/>
+        </w:rPr>
+      </w:r>
+      <w:r>
+        <w:rPr>
           <w:b/>
           <w:lang w:val="fr_FR" w:bidi="fr_FR"/>
         </w:rPr>
@@ -28373,6 +32307,20 @@
       </w:r>
       <w:r>
         <w:rPr>
+          <w:lang w:val="fr_FR" w:bidi="fr_FR"/>
+        </w:rPr>
+        <w:t>מֵֽ⁠חֲמַס֙ בְּנֵ֣י יְהוּדָ֔ה</w:t>
+      </w:r>
+    </w:p>
+    <w:p>
+      <w:pPr/>
+      <w:r>
+        <w:rPr>
+          <w:lang w:val="fr_FR" w:bidi="fr_FR"/>
+        </w:rPr>
+      </w:r>
+      <w:r>
+        <w:rPr>
           <w:b/>
           <w:lang w:val="fr_FR" w:bidi="fr_FR"/>
         </w:rPr>
@@ -28482,6 +32430,20 @@
       </w:r>
       <w:r>
         <w:rPr>
+          <w:lang w:val="fr_FR" w:bidi="fr_FR"/>
+        </w:rPr>
+        <w:t>שָׁפְכ֥וּ דָם־נָקִ֖יא</w:t>
+      </w:r>
+    </w:p>
+    <w:p>
+      <w:pPr/>
+      <w:r>
+        <w:rPr>
+          <w:lang w:val="fr_FR" w:bidi="fr_FR"/>
+        </w:rPr>
+      </w:r>
+      <w:r>
+        <w:rPr>
           <w:b/>
           <w:lang w:val="fr_FR" w:bidi="fr_FR"/>
         </w:rPr>
@@ -28578,6 +32540,20 @@
       </w:r>
       <w:r>
         <w:rPr>
+          <w:lang w:val="fr_FR" w:bidi="fr_FR"/>
+        </w:rPr>
+        <w:t>בְּ⁠אַרְצָֽ⁠ם</w:t>
+      </w:r>
+    </w:p>
+    <w:p>
+      <w:pPr/>
+      <w:r>
+        <w:rPr>
+          <w:lang w:val="fr_FR" w:bidi="fr_FR"/>
+        </w:rPr>
+      </w:r>
+      <w:r>
+        <w:rPr>
           <w:b/>
           <w:lang w:val="fr_FR" w:bidi="fr_FR"/>
         </w:rPr>
@@ -28741,6 +32717,20 @@
       </w:r>
       <w:r>
         <w:rPr>
+          <w:lang w:val="fr_FR" w:bidi="fr_FR"/>
+        </w:rPr>
+        <w:t>וִ⁠יהוּדָ֖ה</w:t>
+      </w:r>
+    </w:p>
+    <w:p>
+      <w:pPr/>
+      <w:r>
+        <w:rPr>
+          <w:lang w:val="fr_FR" w:bidi="fr_FR"/>
+        </w:rPr>
+      </w:r>
+      <w:r>
+        <w:rPr>
           <w:b/>
           <w:lang w:val="fr_FR" w:bidi="fr_FR"/>
         </w:rPr>
@@ -28837,6 +32827,20 @@
       </w:r>
       <w:r>
         <w:rPr>
+          <w:lang w:val="fr_FR" w:bidi="fr_FR"/>
+        </w:rPr>
+        <w:t>וִ⁠ירוּשָׁלִַ֖ם לְ⁠ד֥וֹר וָ⁠דֽוֹר</w:t>
+      </w:r>
+    </w:p>
+    <w:p>
+      <w:pPr/>
+      <w:r>
+        <w:rPr>
+          <w:lang w:val="fr_FR" w:bidi="fr_FR"/>
+        </w:rPr>
+      </w:r>
+      <w:r>
+        <w:rPr>
           <w:b/>
           <w:lang w:val="fr_FR" w:bidi="fr_FR"/>
         </w:rPr>
@@ -28909,6 +32913,20 @@
         <w:rPr>
           <w:lang w:val="fr_FR" w:bidi="fr_FR"/>
         </w:rPr>
+      </w:r>
+    </w:p>
+    <w:p>
+      <w:pPr/>
+      <w:r>
+        <w:rPr>
+          <w:lang w:val="fr_FR" w:bidi="fr_FR"/>
+        </w:rPr>
+      </w:r>
+      <w:r>
+        <w:rPr>
+          <w:lang w:val="fr_FR" w:bidi="fr_FR"/>
+        </w:rPr>
+        <w:t>לְ⁠ד֥וֹר וָ⁠דֽוֹר</w:t>
       </w:r>
     </w:p>
     <w:p>
@@ -29021,6 +33039,20 @@
       </w:r>
       <w:r>
         <w:rPr>
+          <w:lang w:val="fr_FR" w:bidi="fr_FR"/>
+        </w:rPr>
+        <w:t>וְ⁠נִקֵּ֖יתִי דָּמָ֣⁠ם לֹֽא־נִקֵּ֑יתִי</w:t>
+      </w:r>
+    </w:p>
+    <w:p>
+      <w:pPr/>
+      <w:r>
+        <w:rPr>
+          <w:lang w:val="fr_FR" w:bidi="fr_FR"/>
+        </w:rPr>
+      </w:r>
+      <w:r>
+        <w:rPr>
           <w:b/>
           <w:lang w:val="fr_FR" w:bidi="fr_FR"/>
         </w:rPr>
@@ -29104,6 +33136,20 @@
       </w:r>
       <w:r>
         <w:rPr>
+          <w:lang w:val="fr_FR" w:bidi="fr_FR"/>
+        </w:rPr>
+        <w:t>דָּמָ֣⁠ם</w:t>
+      </w:r>
+    </w:p>
+    <w:p>
+      <w:pPr/>
+      <w:r>
+        <w:rPr>
+          <w:lang w:val="fr_FR" w:bidi="fr_FR"/>
+        </w:rPr>
+      </w:r>
+      <w:r>
+        <w:rPr>
           <w:b/>
           <w:lang w:val="fr_FR" w:bidi="fr_FR"/>
         </w:rPr>
@@ -29200,6 +33246,20 @@
       </w:r>
       <w:r>
         <w:rPr>
+          <w:lang w:val="fr_FR" w:bidi="fr_FR"/>
+        </w:rPr>
+        <w:t>וַֽ⁠יהוָ֖ה שֹׁכֵ֥ן בְּ⁠צִיּֽוֹן</w:t>
+      </w:r>
+    </w:p>
+    <w:p>
+      <w:pPr/>
+      <w:r>
+        <w:rPr>
+          <w:lang w:val="fr_FR" w:bidi="fr_FR"/>
+        </w:rPr>
+      </w:r>
+      <w:r>
+        <w:rPr>
           <w:b/>
           <w:lang w:val="fr_FR" w:bidi="fr_FR"/>
         </w:rPr>
@@ -29272,6 +33332,20 @@
         <w:rPr>
           <w:lang w:val="fr_FR" w:bidi="fr_FR"/>
         </w:rPr>
+      </w:r>
+    </w:p>
+    <w:p>
+      <w:pPr/>
+      <w:r>
+        <w:rPr>
+          <w:lang w:val="fr_FR" w:bidi="fr_FR"/>
+        </w:rPr>
+      </w:r>
+      <w:r>
+        <w:rPr>
+          <w:lang w:val="fr_FR" w:bidi="fr_FR"/>
+        </w:rPr>
+        <w:t>וַֽ⁠יהוָ֖ה שֹׁכֵ֥ן בְּ⁠צִיּֽוֹן</w:t>
       </w:r>
     </w:p>
     <w:p>

--- a/fra/docx/29.content.docx
+++ b/fra/docx/29.content.docx
@@ -28,49 +28,15 @@
       </w:r>
     </w:p>
     <w:p>
-      <w:pPr>
-        <w:pStyle w:val="Heading2"/>
-      </w:pPr>
-      <w:r>
-        <w:rPr>
-          <w:lang w:val="fr_FR" w:bidi="fr_FR"/>
-        </w:rPr>
-        <w:t>License Information</w:t>
-      </w:r>
-      <w:r>
-        <w:rPr>
-          <w:lang w:val="fr_FR" w:bidi="fr_FR"/>
-        </w:rPr>
-      </w:r>
-    </w:p>
-    <w:p>
-      <w:pPr/>
-      <w:r>
-        <w:rPr>
-          <w:lang w:val="fr_FR" w:bidi="fr_FR"/>
-        </w:rPr>
-      </w:r>
-      <w:r>
-        <w:rPr>
-          <w:b/>
-          <w:lang w:val="fr_FR" w:bidi="fr_FR"/>
-        </w:rPr>
-        <w:t>Notes de traduction (unfoldingWord)</w:t>
-      </w:r>
-      <w:r>
-        <w:rPr>
-          <w:lang w:val="fr_FR" w:bidi="fr_FR"/>
-        </w:rPr>
-        <w:t xml:space="preserve"> (French) is based on</w:t>
-      </w:r>
-      <w:r>
-        <w:rPr>
-          <w:lang w:val="fr_FR" w:bidi="fr_FR"/>
-        </w:rPr>
-        <w:t xml:space="preserve">: </w:t>
-      </w:r>
-      <w:r>
-        <w:rPr>
+      <w:pPr/>
+      <w:r>
+        <w:rPr>
+          <w:lang w:val="fr_FR" w:bidi="fr_FR"/>
+        </w:rPr>
+      </w:r>
+      <w:r>
+        <w:rPr>
+          <w:b/>
           <w:lang w:val="fr_FR" w:bidi="fr_FR"/>
         </w:rPr>
         <w:t>unfoldingWord® Translation Notes</w:t>
@@ -79,62 +45,31 @@
         <w:rPr>
           <w:lang w:val="fr_FR" w:bidi="fr_FR"/>
         </w:rPr>
-        <w:t xml:space="preserve">, </w:t>
-      </w:r>
-      <w:hyperlink r:id="rId13">
-        <w:r>
-          <w:rPr>
-            <w:lang w:val="fr_FR" w:bidi="fr_FR"/>
-          </w:rPr>
-          <w:rPr>
-            <w:color w:val="0000EE"/>
-            <w:u w:val="single"/>
-          </w:rPr>
-          <w:t>unfoldingWord</w:t>
-        </w:r>
-      </w:hyperlink>
-      <w:r>
-        <w:rPr>
-          <w:lang w:val="fr_FR" w:bidi="fr_FR"/>
-        </w:rPr>
-        <w:t xml:space="preserve">, 2022, which is licensed under a </w:t>
-      </w:r>
-      <w:hyperlink r:id="rId14">
-        <w:r>
-          <w:rPr>
-            <w:lang w:val="fr_FR" w:bidi="fr_FR"/>
-          </w:rPr>
-          <w:rPr>
-            <w:color w:val="0000EE"/>
-            <w:u w:val="single"/>
-          </w:rPr>
-          <w:t>CC BY-SA 4.0 license</w:t>
-        </w:r>
-      </w:hyperlink>
-      <w:r>
-        <w:rPr>
-          <w:lang w:val="fr_FR" w:bidi="fr_FR"/>
-        </w:rPr>
-        <w:t>.</w:t>
-      </w:r>
-      <w:r>
-        <w:rPr>
-          <w:lang w:val="fr_FR" w:bidi="fr_FR"/>
-        </w:rPr>
-      </w:r>
-    </w:p>
-    <w:p>
-      <w:pPr/>
-      <w:r>
-        <w:rPr>
-          <w:lang w:val="fr_FR" w:bidi="fr_FR"/>
-        </w:rPr>
-      </w:r>
-      <w:r>
-        <w:rPr>
-          <w:lang w:val="fr_FR" w:bidi="fr_FR"/>
-        </w:rPr>
-        <w:t>This PDF version is provided under the same license.</w:t>
+        <w:t xml:space="preserve"> © 2022 unfoldingWord. Released under CC BY-SA 4.0 license. </w:t>
+      </w:r>
+      <w:r>
+        <w:rPr>
+          <w:lang w:val="fr_FR" w:bidi="fr_FR"/>
+        </w:rPr>
+        <w:t>unfoldingWord® Translation Notes</w:t>
+      </w:r>
+      <w:r>
+        <w:rPr>
+          <w:lang w:val="fr_FR" w:bidi="fr_FR"/>
+        </w:rPr>
+        <w:t xml:space="preserve"> has been adapted in the following languages: Tok Pisin, Arabic (عربي), French (Français), Hindi (हिंदी), Indonesian (Bahasa Indonesia), Portuguese (Português), Russian (Русский), Spanish (Español), Swahili (Kiswahili), and Simplified Chinese (简体中文) from </w:t>
+      </w:r>
+      <w:r>
+        <w:rPr>
+          <w:lang w:val="fr_FR" w:bidi="fr_FR"/>
+        </w:rPr>
+        <w:t>unfoldingWord® Translation Notes</w:t>
+      </w:r>
+      <w:r>
+        <w:rPr>
+          <w:lang w:val="fr_FR" w:bidi="fr_FR"/>
+        </w:rPr>
+        <w:t xml:space="preserve"> © 2022 unfoldingWord. Released under CC BY-SA 4.0 license by Mission Mutual</w:t>
       </w:r>
       <w:r>
         <w:rPr>
@@ -9363,7 +9298,7 @@
         </w:rPr>
         <w:t xml:space="preserve">Voyez comment vous avez traduit l'expression similaire en </w:t>
       </w:r>
-      <w:hyperlink r:id="rId15">
+      <w:hyperlink r:id="rId13">
         <w:r>
           <w:rPr>
             <w:lang w:val="fr_FR" w:bidi="fr_FR"/>
@@ -10014,7 +9949,7 @@
         </w:rPr>
         <w:t xml:space="preserve">Voyez comment vous avez traduit la même expression dans </w:t>
       </w:r>
-      <w:hyperlink r:id="rId16">
+      <w:hyperlink r:id="rId14">
         <w:r>
           <w:rPr>
             <w:lang w:val="fr_FR" w:bidi="fr_FR"/>
@@ -15087,7 +15022,7 @@
         </w:rPr>
         <w:t xml:space="preserve">Voyez comment vous avez traduit la même expression en </w:t>
       </w:r>
-      <w:hyperlink r:id="rId16">
+      <w:hyperlink r:id="rId14">
         <w:r>
           <w:rPr>
             <w:lang w:val="fr_FR" w:bidi="fr_FR"/>
@@ -23363,7 +23298,7 @@
         </w:rPr>
         <w:t xml:space="preserve">Voyez comment vous avez traduit cela en </w:t>
       </w:r>
-      <w:hyperlink r:id="rId17">
+      <w:hyperlink r:id="rId15">
         <w:r>
           <w:rPr>
             <w:lang w:val="fr_FR" w:bidi="fr_FR"/>
@@ -24058,7 +23993,7 @@
         </w:rPr>
         <w:t xml:space="preserve">Voyez comment vous avez traduit l'expression similaire en </w:t>
       </w:r>
-      <w:hyperlink r:id="rId16">
+      <w:hyperlink r:id="rId14">
         <w:r>
           <w:rPr>
             <w:lang w:val="fr_FR" w:bidi="fr_FR"/>
@@ -26895,7 +26830,7 @@
         </w:rPr>
         <w:t xml:space="preserve"> dans </w:t>
       </w:r>
-      <w:hyperlink r:id="rId18">
+      <w:hyperlink r:id="rId16">
         <w:r>
           <w:rPr>
             <w:lang w:val="fr_FR" w:bidi="fr_FR"/>
@@ -27334,7 +27269,7 @@
         </w:rPr>
         <w:t xml:space="preserve">Le texte hébraïque dit littéralement : « Voici que moi les réveillant ». Comme dans </w:t>
       </w:r>
-      <w:hyperlink r:id="rId19">
+      <w:hyperlink r:id="rId17">
         <w:r>
           <w:rPr>
             <w:lang w:val="fr_FR" w:bidi="fr_FR"/>
@@ -27532,7 +27467,7 @@
         </w:rPr>
         <w:t xml:space="preserve">Voyez comment vous avez traduit la même expression en </w:t>
       </w:r>
-      <w:hyperlink r:id="rId20">
+      <w:hyperlink r:id="rId18">
         <w:r>
           <w:rPr>
             <w:lang w:val="fr_FR" w:bidi="fr_FR"/>
@@ -29290,7 +29225,7 @@
         </w:rPr>
         <w:t xml:space="preserve">Voyez comment vous avez traduit ce nom dans </w:t>
       </w:r>
-      <w:hyperlink r:id="rId21">
+      <w:hyperlink r:id="rId19">
         <w:r>
           <w:rPr>
             <w:lang w:val="fr_FR" w:bidi="fr_FR"/>
@@ -29865,7 +29800,7 @@
         </w:rPr>
         <w:t xml:space="preserve"> sont au pluriel ici. Utilisez donc le pluriel dans votre traduction si votre langue fait cette distinction. Ces impératifs semblent s'adresser aux « héros » mentionnés dans </w:t>
       </w:r>
-      <w:hyperlink r:id="rId22">
+      <w:hyperlink r:id="rId20">
         <w:r>
           <w:rPr>
             <w:lang w:val="fr_FR" w:bidi="fr_FR"/>
@@ -30504,7 +30439,7 @@
         </w:rPr>
         <w:t xml:space="preserve">Ce sont les mêmes phrases que dans </w:t>
       </w:r>
-      <w:hyperlink r:id="rId23">
+      <w:hyperlink r:id="rId21">
         <w:r>
           <w:rPr>
             <w:lang w:val="fr_FR" w:bidi="fr_FR"/>
@@ -30633,7 +30568,7 @@
         </w:rPr>
         <w:t xml:space="preserve">Voyez comment vous avez traduit la même expression dans </w:t>
       </w:r>
-      <w:hyperlink r:id="rId23">
+      <w:hyperlink r:id="rId21">
         <w:r>
           <w:rPr>
             <w:lang w:val="fr_FR" w:bidi="fr_FR"/>
@@ -31172,7 +31107,7 @@
         </w:rPr>
         <w:t xml:space="preserve"> en </w:t>
       </w:r>
-      <w:hyperlink r:id="rId18">
+      <w:hyperlink r:id="rId16">
         <w:r>
           <w:rPr>
             <w:lang w:val="fr_FR" w:bidi="fr_FR"/>
@@ -32070,7 +32005,7 @@
         </w:rPr>
         <w:t xml:space="preserve">Voyez comment vous avez traduit la même expression dans </w:t>
       </w:r>
-      <w:hyperlink r:id="rId24">
+      <w:hyperlink r:id="rId22">
         <w:r>
           <w:rPr>
             <w:lang w:val="fr_FR" w:bidi="fr_FR"/>
@@ -33022,7 +32957,7 @@
         </w:rPr>
         <w:t xml:space="preserve">Comme l'expression dans </w:t>
       </w:r>
-      <w:hyperlink r:id="rId25">
+      <w:hyperlink r:id="rId23">
         <w:r>
           <w:rPr>
             <w:lang w:val="fr_FR" w:bidi="fr_FR"/>

--- a/fra/docx/29.content.docx
+++ b/fra/docx/29.content.docx
@@ -141,13 +141,6 @@
         <w:rPr>
           <w:lang w:val="fr_FR" w:bidi="fr_FR"/>
         </w:rPr>
-      </w:r>
-      <w:r>
-        <w:rPr>
-          <w:i/>
-          <w:lang w:val="fr_FR" w:bidi="fr_FR"/>
-        </w:rPr>
-        <w:t>Joël 1.1 (#1), Joël 1.1 (#2), Joël 1.1 (#3), Joël 1.2 (#1), Joël 1.2 (#2), Joël 1.2 (#3), Joël 1.2 (#4), Joël 1.3 (#1), Joël 1.3 (#2), Joël 1.3 (#3), Joël 1.4 (#1), Joël 1.4 (#2), Joël 1.4 (#3), Joël 1.5 (#1), Joël 1.5 (#2), Joël 1.5 (#3), Joël 1.5 (#4), Joël 1.6 (#1), Joël 1.6 (#2), Joël 1.6 (#3), Joël 1.6 (#4), Joël 1.6 (#5), Joël 1.6 (#6), Joël 1.6 (#7), Joël 1.6 (#8), Joël 1.7 (#1), Joël 1.7 (#2), Joël 1.7 (#3), Joël 1.7 (#4), Joël 1.7 (#5), Joël 1.8 (#1), Joël 1.8 (#2), Joël 1.8 (#3), Joël 1.8 (#4), Joël 1.8 (#5), Joël 1.8 (#6), Joël 1.9 (#1), Joël 1.9 (#2), Joël 1.9 (#3), Joël 1.10 (#1), Joël 1.10 (#2), Joël 1.10 (#3), Joël 1.10 (#4), Joël 1.10 (#5), Joël 1.10 (#6), Joël 1.11 (#1), Joël 1.12 (#1), Joël 1.12 (#2), Joël 1.12 (#3), Joël 1.12 (#4), Joël 1.12 (#5), Joël 1.12 (#6), Joël 1.13 (#1), Joël 1.13 (#2), Joël 1.13 (#3), Joël 1.13 (#4), Joël 1.13 (#5), Joël 1.14 (#1), Joël 1.14 (#2), Joël 1.15 (#1), Joël 1.15 (#2), Joël 1.15 (#3), Joël 1.15 (#4), Joël 1.15 (#5), Joël 1.16 (#1), Joël 1.16 (#2), Joël 1.16 (#3), Joël 1.16 (#4), Joël 1.16 (#5), Joël 1.17 (#1), Joël 1.17 (#2), Joël 1.18 (#1), Joël 1.18 (#2), Joël 1.18 (#3), Joël 1.18 (#4), Joël 11.8 (#5), Joël 1.19 (#1), Joël 1.19 (#2), Joël 1.19 (#3), Joël 1.19 (#4), Joël 1.20 (#1), Joël 1:20 (#2), Joël 2.1 (#1), Joël 2.1 (#2), Joël 2.1 (#3), Joël 2.1 (#4), Joël 2.1 (#5), Joël 2.1 (#6), Joël 2.2 (#1), Joël 2.2 (#2), Joël 2.2 (#3), Joël 2.2 (#4), Joël 2.2 (#5), Joël 2.2 (#6), Joël 2.2 (#7), Joël 2.2 (#8), Joël 2.2 (#9), Joël 2.2 (#10), Joël 2.3 (#1), Joël 2.3 (#2), Joël 2.3 (#3), Joël 2.3 (#4), Joël 2.3 (#5), Joël 2.3 (#6), Joël 2.3 (#7), Joël 2.4 (#1), Joël 2.4 (#2), Joël 2.4 (#3), Joël 2.5 (#1), Joël 2.5 (#2), Joël 2.5 (#3), Joël 2.5 (#4), Joël 2.5 (#5), Joël 2.6 (#1), Joël 2.6 (#2), Joël 2.7 (#1), Joël 2.7 (#2), Joël 2.7 (#3), Joël 2.7 (#4), Joël 2.7 (#5), Joël 2.7 (#6), Joël 2.7 (#7), Joël 2.8 (#1), Joël 2.8 (#2), Joël 2.8 (#3), Joël 2.9 (#1), Joël 2.9 (#2), Joël 2.10 (#1), Joël 2.10 (#2), Joël 2.10 (#3), Joël 2.11 (#1), Joël 2.11 (#2), Joël 2.11 (#3), Joël 2.11 (#4), Joël 2.11 (#5), Joël 2.12 (#1), Joël 2.12 (#2), Joël 2.12 (#1), Joël 2.12 (#2), Joël 2.13 (#1), Joël 2.13 (#1), Joël 2.13 (#2), Joël 2.13 (#3), Joël 2.14 (#1), Joël 2.14 (#2), Joël 2.14 (#3), Joël 2.14 (#4), Joël 2.15 (#1), Joël 2.15 (#2), Joël 2.16 (#1), Joël 2.16 (#1), Joël 2.17 (#1), Joël 2.17 (#2), Joël 2.17 (#3), Joël 2.17 (#4), Joël 2.17 (#5), Joël 2.17 (#6), Joël 2.17 (#7), Joël 2.17 (#8), Joël 2.18 (#1), Joël 2.18 (#2), Joël 2.19 (#1), Joël 2.19 (#2), Joël 2.19 (#3), Joël 2.19 (#4), Joël 2.19 (#5), Joël 2.19 (#6), Joël 2.20 (#1), Joël 2.20 (#2), Joël 2.20 (#3), Joël 2.20 (#4), Joël 2.20 (#5), Joël 2.20 (#6), Joël 2.20 (#7), Joël 2.20 (#8), Joël 2.21 (#1), Joël 2.21 (#2), Joël 2.21 (#3), Joël 2:21 (#4), Joël 2.22 (#1), Joël 2.22 (#2), Joël 2.22 (#3), Joël 2.22 (#4), Joël 2.23 (#1), Joël 2.23 (#2), Joël 2.23 (#3), Joël 2.23 (#4), Joël 2.23 (#5), Joël 2.23 (#6), Joël 2.23 (#7), Joël 2.24 (#1), Joël 2.25 (#1), Joël 2.25 (#2), Joël 2.25 (#3), Joël 2.26 (#1), Joël 2.26 (#2), Joël 2.26 (#3), Joël 2.26 (#4), Joël 2.26 (#5), Joël 2.27 (#1), Joël 2.27 (#2), Joël 2.28 (#1), Joël 2.28 (#2), Joël 2.28 (#3), Joël 2.28 (#4), Joël 2.28 (#5), Joël 2.28 (#6), Joël 2.28 (#7), Joël 2.29 (#1), Joël 2.29 (#2), Joël 2.29 (#3), Joël 2.30 (#1), Joël 2.31 (#1), Joël 2.31 (#2), Joël 2.31 (#3), Joël 2.31 (#4), Joël 2.31 (#5), Joël 2.31 (#6), Joël 2.32 (#1), Joël 2.32 (#2), Joël 2.32 (#3), Joël 2.32 (#4), Joël 2.32 (#5), Joël 2.32 (#6), Joël 2.32 (#7), Joël 2.32 (#8), Joël 2.32 (#9), Joël 3.1 (#1), Joël 3.1 (#2), Joël 3.1 (#3), Joël 3.1 (#4), Joël 3.1 (#5), Joël 3.2 (#1), Joël 3.2 (#2), Joël 3.2 (#3), Joël 3.3 (#1), Joël 3.3 (#2), Joël 3.4 (#1), Joël 3.4 (#2), Joël 3.4 (#3), Joël 3.4 (#4), Joël 3.4 (#5), Joël 3.4 (#6), Joël 3.6 (#1), Joël 3.6 (#2), Joël 3.6 (#3), Joël 3.6 (#4), Joël 3.7 (#1), Joël 3.7 (#2), Joël 3.7 (#3), Joël 3.7 (#4), Joël 3.8 (#1), Joël 3.8 (#2), Joël 3.8 (#3), Joël 3.8 (#4), Joël 3.8 (#5), Joël 3.8 (#6), Joël 3.9 (#1), Joël 3.9 (#2), Joël 3.10 (#1), Joël 3.10 (#2), Joël 3.10 (#3), Joël 3.10 (#4), Joël 3.11 (#1), Joël 3.12 (#1), Joël 3.12 (#2), Joël 3.12 (#3), Joël 3.13 (#1), Joël 3.13 (#2), Joël 3.13 (#3), Joël 3.13 (#4), Joël 3.13 (#5), Joël 3.13 (#6), Joël 3.14 (#1), Joël 3.14 (#2), Joël 3.14 (#3), Joël 3.15 (#1), Joël 3.15 (#2), Joël 3.16 (#1), Joël 3.16 (#2), Joël 3.16 (#3), Joël 3.16 (#4), Joël 3.17 (#1), Joël 3.17 (#2), Joël 3.18 (#1), Joël 3.18 (#2), Joël 3.18 (#3), Joël 3.18 (#4), Joël 3.18 (#5), Joël 3.18 (#6), Joël 3:18 (#7), Joël 3.19 (#1), Joël 3.19 (#2), Joël 3.19 (#3), Joël 3.19 (#4), Joël 3.20 (#1), Joël 3.20 (#2), Joël 3.20 (#3), Joël 3.21 (#1), Joël 3.21 (#2), Joël 3.21 (#3), Joël 3.21 (#4)</w:t>
       </w:r>
       <w:r>
         <w:rPr>

--- a/fra/docx/29.content.docx
+++ b/fra/docx/29.content.docx
@@ -146,19 +146,6 @@
         <w:rPr>
           <w:lang w:val="fr_FR" w:bidi="fr_FR"/>
         </w:rPr>
-      </w:r>
-    </w:p>
-    <w:p>
-      <w:pPr/>
-      <w:r>
-        <w:rPr>
-          <w:lang w:val="fr_FR" w:bidi="fr_FR"/>
-        </w:rPr>
-      </w:r>
-      <w:r>
-        <w:rPr>
-          <w:lang w:val="fr_FR" w:bidi="fr_FR"/>
-        </w:rPr>
         <w:t xml:space="preserve"> </w:t>
       </w:r>
       <w:r>
@@ -220,20 +207,6 @@
       </w:r>
       <w:r>
         <w:rPr>
-          <w:lang w:val="fr_FR" w:bidi="fr_FR"/>
-        </w:rPr>
-        <w:t>פְּתוּאֵֽל</w:t>
-      </w:r>
-    </w:p>
-    <w:p>
-      <w:pPr/>
-      <w:r>
-        <w:rPr>
-          <w:lang w:val="fr_FR" w:bidi="fr_FR"/>
-        </w:rPr>
-      </w:r>
-      <w:r>
-        <w:rPr>
           <w:b/>
           <w:lang w:val="fr_FR" w:bidi="fr_FR"/>
         </w:rPr>
@@ -426,20 +399,6 @@
       </w:r>
       <w:r>
         <w:rPr>
-          <w:lang w:val="fr_FR" w:bidi="fr_FR"/>
-        </w:rPr>
-        <w:t>דְּבַר־יְהוָה֙ אֲשֶׁ֣ר הָיָ֔ה</w:t>
-      </w:r>
-    </w:p>
-    <w:p>
-      <w:pPr/>
-      <w:r>
-        <w:rPr>
-          <w:lang w:val="fr_FR" w:bidi="fr_FR"/>
-        </w:rPr>
-      </w:r>
-      <w:r>
-        <w:rPr>
           <w:b/>
           <w:lang w:val="fr_FR" w:bidi="fr_FR"/>
         </w:rPr>
@@ -523,20 +482,6 @@
       </w:r>
       <w:r>
         <w:rPr>
-          <w:lang w:val="fr_FR" w:bidi="fr_FR"/>
-        </w:rPr>
-        <w:t>שִׁמְעוּ־זֹאת֙ הַ⁠זְּקֵנִ֔ים וְ⁠הַֽאֲזִ֔ינוּ כֹּ֖ל יוֹשְׁבֵ֣י הָ⁠אָ֑רֶץ</w:t>
-      </w:r>
-    </w:p>
-    <w:p>
-      <w:pPr/>
-      <w:r>
-        <w:rPr>
-          <w:lang w:val="fr_FR" w:bidi="fr_FR"/>
-        </w:rPr>
-      </w:r>
-      <w:r>
-        <w:rPr>
           <w:b/>
           <w:lang w:val="fr_FR" w:bidi="fr_FR"/>
         </w:rPr>
@@ -620,20 +565,6 @@
       </w:r>
       <w:r>
         <w:rPr>
-          <w:lang w:val="fr_FR" w:bidi="fr_FR"/>
-        </w:rPr>
-        <w:t>הֶ⁠הָ֤יְתָה זֹּאת֙ בִּֽ⁠ימֵי⁠כֶ֔ם וְ⁠אִ֖ם בִּ⁠ימֵ֥י אֲבֹֽתֵי⁠כֶֽם</w:t>
-      </w:r>
-    </w:p>
-    <w:p>
-      <w:pPr/>
-      <w:r>
-        <w:rPr>
-          <w:lang w:val="fr_FR" w:bidi="fr_FR"/>
-        </w:rPr>
-      </w:r>
-      <w:r>
-        <w:rPr>
           <w:b/>
           <w:lang w:val="fr_FR" w:bidi="fr_FR"/>
         </w:rPr>
@@ -717,20 +648,6 @@
       </w:r>
       <w:r>
         <w:rPr>
-          <w:lang w:val="fr_FR" w:bidi="fr_FR"/>
-        </w:rPr>
-        <w:t>בִּֽ⁠ימֵי⁠כֶ֔ם וְ⁠אִ֖ם בִּ⁠ימֵ֥י</w:t>
-      </w:r>
-    </w:p>
-    <w:p>
-      <w:pPr/>
-      <w:r>
-        <w:rPr>
-          <w:lang w:val="fr_FR" w:bidi="fr_FR"/>
-        </w:rPr>
-      </w:r>
-      <w:r>
-        <w:rPr>
           <w:b/>
           <w:lang w:val="fr_FR" w:bidi="fr_FR"/>
         </w:rPr>
@@ -827,20 +744,6 @@
       </w:r>
       <w:r>
         <w:rPr>
-          <w:lang w:val="fr_FR" w:bidi="fr_FR"/>
-        </w:rPr>
-        <w:t>אֲבֹֽתֵי⁠כֶֽם</w:t>
-      </w:r>
-    </w:p>
-    <w:p>
-      <w:pPr/>
-      <w:r>
-        <w:rPr>
-          <w:lang w:val="fr_FR" w:bidi="fr_FR"/>
-        </w:rPr>
-      </w:r>
-      <w:r>
-        <w:rPr>
           <w:b/>
           <w:lang w:val="fr_FR" w:bidi="fr_FR"/>
         </w:rPr>
@@ -937,20 +840,6 @@
       </w:r>
       <w:r>
         <w:rPr>
-          <w:lang w:val="fr_FR" w:bidi="fr_FR"/>
-        </w:rPr>
-        <w:t>וּ⁠בְנֵי⁠כֶם֙ לִ⁠בְנֵי⁠הֶ֔ם וּ⁠בְנֵי⁠הֶ֖ם לְ⁠ד֥וֹר אַחֵֽר</w:t>
-      </w:r>
-    </w:p>
-    <w:p>
-      <w:pPr/>
-      <w:r>
-        <w:rPr>
-          <w:lang w:val="fr_FR" w:bidi="fr_FR"/>
-        </w:rPr>
-      </w:r>
-      <w:r>
-        <w:rPr>
           <w:b/>
           <w:lang w:val="fr_FR" w:bidi="fr_FR"/>
         </w:rPr>
@@ -1034,20 +923,6 @@
       </w:r>
       <w:r>
         <w:rPr>
-          <w:lang w:val="fr_FR" w:bidi="fr_FR"/>
-        </w:rPr>
-        <w:t>לִ⁠בְנֵי⁠כֶ֣ם &amp; וּ⁠בְנֵי⁠כֶם֙ לִ⁠בְנֵי⁠הֶ֔ם וּ⁠בְנֵי⁠הֶ֖ם</w:t>
-      </w:r>
-    </w:p>
-    <w:p>
-      <w:pPr/>
-      <w:r>
-        <w:rPr>
-          <w:lang w:val="fr_FR" w:bidi="fr_FR"/>
-        </w:rPr>
-      </w:r>
-      <w:r>
-        <w:rPr>
           <w:b/>
           <w:lang w:val="fr_FR" w:bidi="fr_FR"/>
         </w:rPr>
@@ -1144,20 +1019,6 @@
       </w:r>
       <w:r>
         <w:rPr>
-          <w:lang w:val="fr_FR" w:bidi="fr_FR"/>
-        </w:rPr>
-        <w:t>עָלֶ֖⁠יהָ לִ⁠בְנֵי⁠כֶ֣ם סַפֵּ֑רוּ וּ⁠בְנֵי⁠כֶם֙</w:t>
-      </w:r>
-    </w:p>
-    <w:p>
-      <w:pPr/>
-      <w:r>
-        <w:rPr>
-          <w:lang w:val="fr_FR" w:bidi="fr_FR"/>
-        </w:rPr>
-      </w:r>
-      <w:r>
-        <w:rPr>
           <w:b/>
           <w:lang w:val="fr_FR" w:bidi="fr_FR"/>
         </w:rPr>
@@ -1267,20 +1128,6 @@
       </w:r>
       <w:r>
         <w:rPr>
-          <w:lang w:val="fr_FR" w:bidi="fr_FR"/>
-        </w:rPr>
-        <w:t>יֶ֤תֶר הַ⁠גָּזָם֙ אָכַ֣ל הָֽ⁠אַרְבֶּ֔ה וְ⁠יֶ֥תֶר הָ⁠אַרְבֶּ֖ה אָכַ֣ל הַ⁠יָּ֑לֶק וְ⁠יֶ֣תֶר הַ⁠יֶּ֔לֶק אָכַ֖ל הֶ⁠חָסִֽיל</w:t>
-      </w:r>
-    </w:p>
-    <w:p>
-      <w:pPr/>
-      <w:r>
-        <w:rPr>
-          <w:lang w:val="fr_FR" w:bidi="fr_FR"/>
-        </w:rPr>
-      </w:r>
-      <w:r>
-        <w:rPr>
           <w:b/>
           <w:lang w:val="fr_FR" w:bidi="fr_FR"/>
         </w:rPr>
@@ -1364,20 +1211,6 @@
       </w:r>
       <w:r>
         <w:rPr>
-          <w:lang w:val="fr_FR" w:bidi="fr_FR"/>
-        </w:rPr>
-        <w:t>יֶ֤תֶר הַ⁠גָּזָם֙ אָכַ֣ל הָֽ⁠אַרְבֶּ֔ה וְ⁠יֶ֥תֶר הָ⁠אַרְבֶּ֖ה אָכַ֣ל הַ⁠יָּ֑לֶק וְ⁠יֶ֣תֶר הַ⁠יֶּ֔לֶק אָכַ֖ל הֶ⁠חָסִֽיל</w:t>
-      </w:r>
-    </w:p>
-    <w:p>
-      <w:pPr/>
-      <w:r>
-        <w:rPr>
-          <w:lang w:val="fr_FR" w:bidi="fr_FR"/>
-        </w:rPr>
-      </w:r>
-      <w:r>
-        <w:rPr>
           <w:b/>
           <w:lang w:val="fr_FR" w:bidi="fr_FR"/>
         </w:rPr>
@@ -1461,20 +1294,6 @@
       </w:r>
       <w:r>
         <w:rPr>
-          <w:lang w:val="fr_FR" w:bidi="fr_FR"/>
-        </w:rPr>
-        <w:t>יֶ֤תֶר הַ⁠גָּזָם֙ אָכַ֣ל הָֽ⁠אַרְבֶּ֔ה וְ⁠יֶ֥תֶר הָ⁠אַרְבֶּ֖ה אָכַ֣ל הַ⁠יָּ֑לֶק וְ⁠יֶ֣תֶר הַ⁠יֶּ֔לֶק אָכַ֖ל הֶ⁠חָסִֽיל</w:t>
-      </w:r>
-    </w:p>
-    <w:p>
-      <w:pPr/>
-      <w:r>
-        <w:rPr>
-          <w:lang w:val="fr_FR" w:bidi="fr_FR"/>
-        </w:rPr>
-      </w:r>
-      <w:r>
-        <w:rPr>
           <w:b/>
           <w:lang w:val="fr_FR" w:bidi="fr_FR"/>
         </w:rPr>
@@ -1853,20 +1672,6 @@
       </w:r>
       <w:r>
         <w:rPr>
-          <w:lang w:val="fr_FR" w:bidi="fr_FR"/>
-        </w:rPr>
-        <w:t>הָקִ֤יצוּ שִׁכּוֹרִים֙ וּ⁠בְכ֔וּ וְ⁠הֵילִ֖לוּ כָּל־שֹׁ֣תֵי יָ֑יִן עַל־עָסִ֕יס כִּ֥י נִכְרַ֖ת מִ⁠פִּי⁠כֶֽם</w:t>
-      </w:r>
-    </w:p>
-    <w:p>
-      <w:pPr/>
-      <w:r>
-        <w:rPr>
-          <w:lang w:val="fr_FR" w:bidi="fr_FR"/>
-        </w:rPr>
-      </w:r>
-      <w:r>
-        <w:rPr>
           <w:b/>
           <w:lang w:val="fr_FR" w:bidi="fr_FR"/>
         </w:rPr>
@@ -1950,20 +1755,6 @@
       </w:r>
       <w:r>
         <w:rPr>
-          <w:lang w:val="fr_FR" w:bidi="fr_FR"/>
-        </w:rPr>
-        <w:t>נִכְרַ֖ת מִ⁠פִּי⁠כֶֽם</w:t>
-      </w:r>
-    </w:p>
-    <w:p>
-      <w:pPr/>
-      <w:r>
-        <w:rPr>
-          <w:lang w:val="fr_FR" w:bidi="fr_FR"/>
-        </w:rPr>
-      </w:r>
-      <w:r>
-        <w:rPr>
           <w:b/>
           <w:lang w:val="fr_FR" w:bidi="fr_FR"/>
         </w:rPr>
@@ -2047,20 +1838,6 @@
       </w:r>
       <w:r>
         <w:rPr>
-          <w:lang w:val="fr_FR" w:bidi="fr_FR"/>
-        </w:rPr>
-        <w:t>מִ⁠פִּי⁠כֶֽם</w:t>
-      </w:r>
-    </w:p>
-    <w:p>
-      <w:pPr/>
-      <w:r>
-        <w:rPr>
-          <w:lang w:val="fr_FR" w:bidi="fr_FR"/>
-        </w:rPr>
-      </w:r>
-      <w:r>
-        <w:rPr>
           <w:b/>
           <w:lang w:val="fr_FR" w:bidi="fr_FR"/>
         </w:rPr>
@@ -2157,20 +1934,6 @@
       </w:r>
       <w:r>
         <w:rPr>
-          <w:lang w:val="fr_FR" w:bidi="fr_FR"/>
-        </w:rPr>
-        <w:t>נִכְרַ֖ת מִ⁠פִּי⁠כֶֽם</w:t>
-      </w:r>
-    </w:p>
-    <w:p>
-      <w:pPr/>
-      <w:r>
-        <w:rPr>
-          <w:lang w:val="fr_FR" w:bidi="fr_FR"/>
-        </w:rPr>
-      </w:r>
-      <w:r>
-        <w:rPr>
           <w:b/>
           <w:lang w:val="fr_FR" w:bidi="fr_FR"/>
         </w:rPr>
@@ -2268,20 +2031,6 @@
       </w:r>
       <w:r>
         <w:rPr>
-          <w:lang w:val="fr_FR" w:bidi="fr_FR"/>
-        </w:rPr>
-        <w:t>כִּֽי</w:t>
-      </w:r>
-    </w:p>
-    <w:p>
-      <w:pPr/>
-      <w:r>
-        <w:rPr>
-          <w:lang w:val="fr_FR" w:bidi="fr_FR"/>
-        </w:rPr>
-      </w:r>
-      <w:r>
-        <w:rPr>
           <w:b/>
           <w:lang w:val="fr_FR" w:bidi="fr_FR"/>
         </w:rPr>
@@ -2378,20 +2127,6 @@
       </w:r>
       <w:r>
         <w:rPr>
-          <w:lang w:val="fr_FR" w:bidi="fr_FR"/>
-        </w:rPr>
-        <w:t>גוֹי֙ עָלָ֣ה עַל־אַרְצִ֔⁠י</w:t>
-      </w:r>
-    </w:p>
-    <w:p>
-      <w:pPr/>
-      <w:r>
-        <w:rPr>
-          <w:lang w:val="fr_FR" w:bidi="fr_FR"/>
-        </w:rPr>
-      </w:r>
-      <w:r>
-        <w:rPr>
           <w:b/>
           <w:lang w:val="fr_FR" w:bidi="fr_FR"/>
         </w:rPr>
@@ -2475,20 +2210,6 @@
       </w:r>
       <w:r>
         <w:rPr>
-          <w:lang w:val="fr_FR" w:bidi="fr_FR"/>
-        </w:rPr>
-        <w:t>גוֹי֙</w:t>
-      </w:r>
-    </w:p>
-    <w:p>
-      <w:pPr/>
-      <w:r>
-        <w:rPr>
-          <w:lang w:val="fr_FR" w:bidi="fr_FR"/>
-        </w:rPr>
-      </w:r>
-      <w:r>
-        <w:rPr>
           <w:b/>
           <w:lang w:val="fr_FR" w:bidi="fr_FR"/>
         </w:rPr>
@@ -2585,20 +2306,6 @@
       </w:r>
       <w:r>
         <w:rPr>
-          <w:lang w:val="fr_FR" w:bidi="fr_FR"/>
-        </w:rPr>
-        <w:t>אַרְצִ֔⁠י</w:t>
-      </w:r>
-    </w:p>
-    <w:p>
-      <w:pPr/>
-      <w:r>
-        <w:rPr>
-          <w:lang w:val="fr_FR" w:bidi="fr_FR"/>
-        </w:rPr>
-      </w:r>
-      <w:r>
-        <w:rPr>
           <w:b/>
           <w:lang w:val="fr_FR" w:bidi="fr_FR"/>
         </w:rPr>
@@ -2695,20 +2402,6 @@
       </w:r>
       <w:r>
         <w:rPr>
-          <w:lang w:val="fr_FR" w:bidi="fr_FR"/>
-        </w:rPr>
-        <w:t>וְ⁠אֵ֣ין מִסְפָּ֑ר</w:t>
-      </w:r>
-    </w:p>
-    <w:p>
-      <w:pPr/>
-      <w:r>
-        <w:rPr>
-          <w:lang w:val="fr_FR" w:bidi="fr_FR"/>
-        </w:rPr>
-      </w:r>
-      <w:r>
-        <w:rPr>
           <w:b/>
           <w:lang w:val="fr_FR" w:bidi="fr_FR"/>
         </w:rPr>
@@ -2792,20 +2485,6 @@
       </w:r>
       <w:r>
         <w:rPr>
-          <w:lang w:val="fr_FR" w:bidi="fr_FR"/>
-        </w:rPr>
-        <w:t>שִׁנָּי⁠ו֙ שִׁנֵּ֣י אַרְיֵ֔ה וּֽ⁠מְתַלְּע֥וֹת לָבִ֖יא לֽ⁠וֹ</w:t>
-      </w:r>
-    </w:p>
-    <w:p>
-      <w:pPr/>
-      <w:r>
-        <w:rPr>
-          <w:lang w:val="fr_FR" w:bidi="fr_FR"/>
-        </w:rPr>
-      </w:r>
-      <w:r>
-        <w:rPr>
           <w:b/>
           <w:lang w:val="fr_FR" w:bidi="fr_FR"/>
         </w:rPr>
@@ -2889,20 +2568,6 @@
       </w:r>
       <w:r>
         <w:rPr>
-          <w:lang w:val="fr_FR" w:bidi="fr_FR"/>
-        </w:rPr>
-        <w:t>שִׁנָּי⁠ו֙ שִׁנֵּ֣י אַרְיֵ֔ה וּֽ⁠מְתַלְּע֥וֹת לָבִ֖יא לֽ⁠וֹ</w:t>
-      </w:r>
-    </w:p>
-    <w:p>
-      <w:pPr/>
-      <w:r>
-        <w:rPr>
-          <w:lang w:val="fr_FR" w:bidi="fr_FR"/>
-        </w:rPr>
-      </w:r>
-      <w:r>
-        <w:rPr>
           <w:b/>
           <w:lang w:val="fr_FR" w:bidi="fr_FR"/>
         </w:rPr>
@@ -2999,20 +2664,6 @@
       </w:r>
       <w:r>
         <w:rPr>
-          <w:lang w:val="fr_FR" w:bidi="fr_FR"/>
-        </w:rPr>
-        <w:t>וּֽ⁠מְתַלְּע֥וֹת לָבִ֖יא לֽ⁠וֹ</w:t>
-      </w:r>
-    </w:p>
-    <w:p>
-      <w:pPr/>
-      <w:r>
-        <w:rPr>
-          <w:lang w:val="fr_FR" w:bidi="fr_FR"/>
-        </w:rPr>
-      </w:r>
-      <w:r>
-        <w:rPr>
           <w:b/>
           <w:lang w:val="fr_FR" w:bidi="fr_FR"/>
         </w:rPr>
@@ -3096,20 +2747,6 @@
       </w:r>
       <w:r>
         <w:rPr>
-          <w:lang w:val="fr_FR" w:bidi="fr_FR"/>
-        </w:rPr>
-        <w:t>שָׂ֤ם גַּפְנִ⁠י֙ לְ⁠שַׁמָּ֔ה וּ⁠תְאֵנָתִ֖⁠י לִ⁠קְצָפָ֑ה</w:t>
-      </w:r>
-    </w:p>
-    <w:p>
-      <w:pPr/>
-      <w:r>
-        <w:rPr>
-          <w:lang w:val="fr_FR" w:bidi="fr_FR"/>
-        </w:rPr>
-      </w:r>
-      <w:r>
-        <w:rPr>
           <w:b/>
           <w:lang w:val="fr_FR" w:bidi="fr_FR"/>
         </w:rPr>
@@ -3206,20 +2843,6 @@
       </w:r>
       <w:r>
         <w:rPr>
-          <w:lang w:val="fr_FR" w:bidi="fr_FR"/>
-        </w:rPr>
-        <w:t>שָׂ֤ם גַּפְנִ⁠י֙ לְ⁠שַׁמָּ֔ה</w:t>
-      </w:r>
-    </w:p>
-    <w:p>
-      <w:pPr/>
-      <w:r>
-        <w:rPr>
-          <w:lang w:val="fr_FR" w:bidi="fr_FR"/>
-        </w:rPr>
-      </w:r>
-      <w:r>
-        <w:rPr>
           <w:b/>
           <w:lang w:val="fr_FR" w:bidi="fr_FR"/>
         </w:rPr>
@@ -3316,20 +2939,6 @@
       </w:r>
       <w:r>
         <w:rPr>
-          <w:lang w:val="fr_FR" w:bidi="fr_FR"/>
-        </w:rPr>
-        <w:t>חָשֹׂ֤ף חֲשָׂפָ⁠הּ֙</w:t>
-      </w:r>
-    </w:p>
-    <w:p>
-      <w:pPr/>
-      <w:r>
-        <w:rPr>
-          <w:lang w:val="fr_FR" w:bidi="fr_FR"/>
-        </w:rPr>
-      </w:r>
-      <w:r>
-        <w:rPr>
           <w:b/>
           <w:lang w:val="fr_FR" w:bidi="fr_FR"/>
         </w:rPr>
@@ -3413,20 +3022,6 @@
       </w:r>
       <w:r>
         <w:rPr>
-          <w:lang w:val="fr_FR" w:bidi="fr_FR"/>
-        </w:rPr>
-        <w:t>וְ⁠הִשְׁלִ֔יךְ</w:t>
-      </w:r>
-    </w:p>
-    <w:p>
-      <w:pPr/>
-      <w:r>
-        <w:rPr>
-          <w:lang w:val="fr_FR" w:bidi="fr_FR"/>
-        </w:rPr>
-      </w:r>
-      <w:r>
-        <w:rPr>
           <w:b/>
           <w:lang w:val="fr_FR" w:bidi="fr_FR"/>
         </w:rPr>
@@ -3523,20 +3118,6 @@
       </w:r>
       <w:r>
         <w:rPr>
-          <w:lang w:val="fr_FR" w:bidi="fr_FR"/>
-        </w:rPr>
-        <w:t>הִלְבִּ֖ינוּ שָׂרִיגֶֽי⁠הָ</w:t>
-      </w:r>
-    </w:p>
-    <w:p>
-      <w:pPr/>
-      <w:r>
-        <w:rPr>
-          <w:lang w:val="fr_FR" w:bidi="fr_FR"/>
-        </w:rPr>
-      </w:r>
-      <w:r>
-        <w:rPr>
           <w:b/>
           <w:lang w:val="fr_FR" w:bidi="fr_FR"/>
         </w:rPr>
@@ -3633,20 +3214,6 @@
       </w:r>
       <w:r>
         <w:rPr>
-          <w:lang w:val="fr_FR" w:bidi="fr_FR"/>
-        </w:rPr>
-        <w:t>אֱלִ֕י</w:t>
-      </w:r>
-    </w:p>
-    <w:p>
-      <w:pPr/>
-      <w:r>
-        <w:rPr>
-          <w:lang w:val="fr_FR" w:bidi="fr_FR"/>
-        </w:rPr>
-      </w:r>
-      <w:r>
-        <w:rPr>
           <w:b/>
           <w:lang w:val="fr_FR" w:bidi="fr_FR"/>
         </w:rPr>
@@ -3743,20 +3310,6 @@
       </w:r>
       <w:r>
         <w:rPr>
-          <w:lang w:val="fr_FR" w:bidi="fr_FR"/>
-        </w:rPr>
-        <w:t>כִּ⁠בְתוּלָ֥ה חֲגֻֽרַת־שַׂ֖ק עַל־בַּ֥עַל נְעוּרֶֽי⁠הָ</w:t>
-      </w:r>
-    </w:p>
-    <w:p>
-      <w:pPr/>
-      <w:r>
-        <w:rPr>
-          <w:lang w:val="fr_FR" w:bidi="fr_FR"/>
-        </w:rPr>
-      </w:r>
-      <w:r>
-        <w:rPr>
           <w:b/>
           <w:lang w:val="fr_FR" w:bidi="fr_FR"/>
         </w:rPr>
@@ -3840,20 +3393,6 @@
       </w:r>
       <w:r>
         <w:rPr>
-          <w:lang w:val="fr_FR" w:bidi="fr_FR"/>
-        </w:rPr>
-        <w:t>כִּ⁠בְתוּלָ֥ה חֲגֻֽרַת־שַׂ֖ק</w:t>
-      </w:r>
-    </w:p>
-    <w:p>
-      <w:pPr/>
-      <w:r>
-        <w:rPr>
-          <w:lang w:val="fr_FR" w:bidi="fr_FR"/>
-        </w:rPr>
-      </w:r>
-      <w:r>
-        <w:rPr>
           <w:b/>
           <w:lang w:val="fr_FR" w:bidi="fr_FR"/>
         </w:rPr>
@@ -3950,20 +3489,6 @@
       </w:r>
       <w:r>
         <w:rPr>
-          <w:lang w:val="fr_FR" w:bidi="fr_FR"/>
-        </w:rPr>
-        <w:t>כִּ⁠בְתוּלָ֥ה חֲגֻֽרַת־שַׂ֖ק</w:t>
-      </w:r>
-    </w:p>
-    <w:p>
-      <w:pPr/>
-      <w:r>
-        <w:rPr>
-          <w:lang w:val="fr_FR" w:bidi="fr_FR"/>
-        </w:rPr>
-      </w:r>
-      <w:r>
-        <w:rPr>
           <w:b/>
           <w:lang w:val="fr_FR" w:bidi="fr_FR"/>
         </w:rPr>
@@ -4060,20 +3585,6 @@
       </w:r>
       <w:r>
         <w:rPr>
-          <w:lang w:val="fr_FR" w:bidi="fr_FR"/>
-        </w:rPr>
-        <w:t>בַּ֥עַל נְעוּרֶֽי⁠הָ</w:t>
-      </w:r>
-    </w:p>
-    <w:p>
-      <w:pPr/>
-      <w:r>
-        <w:rPr>
-          <w:lang w:val="fr_FR" w:bidi="fr_FR"/>
-        </w:rPr>
-      </w:r>
-      <w:r>
-        <w:rPr>
           <w:b/>
           <w:lang w:val="fr_FR" w:bidi="fr_FR"/>
         </w:rPr>
@@ -4292,20 +3803,6 @@
       </w:r>
       <w:r>
         <w:rPr>
-          <w:lang w:val="fr_FR" w:bidi="fr_FR"/>
-        </w:rPr>
-        <w:t>הָכְרַ֥ת מִנְחָ֛ה וָ⁠נֶ֖סֶךְ</w:t>
-      </w:r>
-    </w:p>
-    <w:p>
-      <w:pPr/>
-      <w:r>
-        <w:rPr>
-          <w:lang w:val="fr_FR" w:bidi="fr_FR"/>
-        </w:rPr>
-      </w:r>
-      <w:r>
-        <w:rPr>
           <w:b/>
           <w:lang w:val="fr_FR" w:bidi="fr_FR"/>
         </w:rPr>
@@ -4408,20 +3905,6 @@
       </w:r>
       <w:r>
         <w:rPr>
-          <w:lang w:val="fr_FR" w:bidi="fr_FR"/>
-        </w:rPr>
-        <w:t>הָכְרַ֥ת &amp; מִ⁠בֵּ֣ית</w:t>
-      </w:r>
-    </w:p>
-    <w:p>
-      <w:pPr/>
-      <w:r>
-        <w:rPr>
-          <w:lang w:val="fr_FR" w:bidi="fr_FR"/>
-        </w:rPr>
-      </w:r>
-      <w:r>
-        <w:rPr>
           <w:b/>
           <w:lang w:val="fr_FR" w:bidi="fr_FR"/>
         </w:rPr>
@@ -4518,20 +4001,6 @@
       </w:r>
       <w:r>
         <w:rPr>
-          <w:lang w:val="fr_FR" w:bidi="fr_FR"/>
-        </w:rPr>
-        <w:t>מִ⁠בֵּ֣ית יְהוָ֑ה</w:t>
-      </w:r>
-    </w:p>
-    <w:p>
-      <w:pPr/>
-      <w:r>
-        <w:rPr>
-          <w:lang w:val="fr_FR" w:bidi="fr_FR"/>
-        </w:rPr>
-      </w:r>
-      <w:r>
-        <w:rPr>
           <w:b/>
           <w:lang w:val="fr_FR" w:bidi="fr_FR"/>
         </w:rPr>
@@ -4628,20 +4097,6 @@
       </w:r>
       <w:r>
         <w:rPr>
-          <w:lang w:val="fr_FR" w:bidi="fr_FR"/>
-        </w:rPr>
-        <w:t>שֻׁדַּ֣ד שָׂדֶ֔ה אָבְלָ֖ה אֲדָמָ֑ה כִּ֚י שֻׁדַּ֣ד דָּגָ֔ן</w:t>
-      </w:r>
-    </w:p>
-    <w:p>
-      <w:pPr/>
-      <w:r>
-        <w:rPr>
-          <w:lang w:val="fr_FR" w:bidi="fr_FR"/>
-        </w:rPr>
-      </w:r>
-      <w:r>
-        <w:rPr>
           <w:b/>
           <w:lang w:val="fr_FR" w:bidi="fr_FR"/>
         </w:rPr>
@@ -4757,20 +4212,6 @@
       </w:r>
       <w:r>
         <w:rPr>
-          <w:lang w:val="fr_FR" w:bidi="fr_FR"/>
-        </w:rPr>
-        <w:t>שֻׁדַּ֣ד שָׂדֶ֔ה &amp; שֻׁדַּ֣ד</w:t>
-      </w:r>
-    </w:p>
-    <w:p>
-      <w:pPr/>
-      <w:r>
-        <w:rPr>
-          <w:lang w:val="fr_FR" w:bidi="fr_FR"/>
-        </w:rPr>
-      </w:r>
-      <w:r>
-        <w:rPr>
           <w:b/>
           <w:lang w:val="fr_FR" w:bidi="fr_FR"/>
         </w:rPr>
@@ -4867,20 +4308,6 @@
       </w:r>
       <w:r>
         <w:rPr>
-          <w:lang w:val="fr_FR" w:bidi="fr_FR"/>
-        </w:rPr>
-        <w:t>אָבְלָ֖ה אֲדָמָ֑ה</w:t>
-      </w:r>
-    </w:p>
-    <w:p>
-      <w:pPr/>
-      <w:r>
-        <w:rPr>
-          <w:lang w:val="fr_FR" w:bidi="fr_FR"/>
-        </w:rPr>
-      </w:r>
-      <w:r>
-        <w:rPr>
           <w:b/>
           <w:lang w:val="fr_FR" w:bidi="fr_FR"/>
         </w:rPr>
@@ -4977,20 +4404,6 @@
       </w:r>
       <w:r>
         <w:rPr>
-          <w:lang w:val="fr_FR" w:bidi="fr_FR"/>
-        </w:rPr>
-        <w:t>הוֹבִ֥ישׁ תִּיר֖וֹשׁ</w:t>
-      </w:r>
-    </w:p>
-    <w:p>
-      <w:pPr/>
-      <w:r>
-        <w:rPr>
-          <w:lang w:val="fr_FR" w:bidi="fr_FR"/>
-        </w:rPr>
-      </w:r>
-      <w:r>
-        <w:rPr>
           <w:b/>
           <w:lang w:val="fr_FR" w:bidi="fr_FR"/>
         </w:rPr>
@@ -5087,20 +4500,6 @@
       </w:r>
       <w:r>
         <w:rPr>
-          <w:lang w:val="fr_FR" w:bidi="fr_FR"/>
-        </w:rPr>
-        <w:t>אֻמְלַ֥ל יִצְהָֽר</w:t>
-      </w:r>
-    </w:p>
-    <w:p>
-      <w:pPr/>
-      <w:r>
-        <w:rPr>
-          <w:lang w:val="fr_FR" w:bidi="fr_FR"/>
-        </w:rPr>
-      </w:r>
-      <w:r>
-        <w:rPr>
           <w:b/>
           <w:lang w:val="fr_FR" w:bidi="fr_FR"/>
         </w:rPr>
@@ -5184,20 +4583,6 @@
       </w:r>
       <w:r>
         <w:rPr>
-          <w:lang w:val="fr_FR" w:bidi="fr_FR"/>
-        </w:rPr>
-        <w:t>אֻמְלַ֥ל יִצְהָֽר</w:t>
-      </w:r>
-    </w:p>
-    <w:p>
-      <w:pPr/>
-      <w:r>
-        <w:rPr>
-          <w:lang w:val="fr_FR" w:bidi="fr_FR"/>
-        </w:rPr>
-      </w:r>
-      <w:r>
-        <w:rPr>
           <w:b/>
           <w:lang w:val="fr_FR" w:bidi="fr_FR"/>
         </w:rPr>
@@ -5307,20 +4692,6 @@
       </w:r>
       <w:r>
         <w:rPr>
-          <w:lang w:val="fr_FR" w:bidi="fr_FR"/>
-        </w:rPr>
-        <w:t>שָׂדֶֽה</w:t>
-      </w:r>
-    </w:p>
-    <w:p>
-      <w:pPr/>
-      <w:r>
-        <w:rPr>
-          <w:lang w:val="fr_FR" w:bidi="fr_FR"/>
-        </w:rPr>
-      </w:r>
-      <w:r>
-        <w:rPr>
           <w:b/>
           <w:lang w:val="fr_FR" w:bidi="fr_FR"/>
         </w:rPr>
@@ -5417,20 +4788,6 @@
       </w:r>
       <w:r>
         <w:rPr>
-          <w:lang w:val="fr_FR" w:bidi="fr_FR"/>
-        </w:rPr>
-        <w:t>הַ⁠גֶּ֣פֶן הוֹבִ֔ישָׁה וְ⁠הַ⁠תְּאֵנָ֖ה אֻמְלָ֑לָה רִמּ֞וֹן גַּם־תָּמָ֣ר וְ⁠תַפּ֗וּחַ</w:t>
-      </w:r>
-    </w:p>
-    <w:p>
-      <w:pPr/>
-      <w:r>
-        <w:rPr>
-          <w:lang w:val="fr_FR" w:bidi="fr_FR"/>
-        </w:rPr>
-      </w:r>
-      <w:r>
-        <w:rPr>
           <w:b/>
           <w:lang w:val="fr_FR" w:bidi="fr_FR"/>
         </w:rPr>
@@ -5591,20 +4948,6 @@
       </w:r>
       <w:r>
         <w:rPr>
-          <w:lang w:val="fr_FR" w:bidi="fr_FR"/>
-        </w:rPr>
-        <w:t>אֻמְלָ֑לָה</w:t>
-      </w:r>
-    </w:p>
-    <w:p>
-      <w:pPr/>
-      <w:r>
-        <w:rPr>
-          <w:lang w:val="fr_FR" w:bidi="fr_FR"/>
-        </w:rPr>
-      </w:r>
-      <w:r>
-        <w:rPr>
           <w:b/>
           <w:lang w:val="fr_FR" w:bidi="fr_FR"/>
         </w:rPr>
@@ -5707,20 +5050,6 @@
       </w:r>
       <w:r>
         <w:rPr>
-          <w:lang w:val="fr_FR" w:bidi="fr_FR"/>
-        </w:rPr>
-        <w:t>וְ⁠הַ⁠תְּאֵנָ֖ה אֻמְלָ֑לָה</w:t>
-      </w:r>
-    </w:p>
-    <w:p>
-      <w:pPr/>
-      <w:r>
-        <w:rPr>
-          <w:lang w:val="fr_FR" w:bidi="fr_FR"/>
-        </w:rPr>
-      </w:r>
-      <w:r>
-        <w:rPr>
           <w:b/>
           <w:lang w:val="fr_FR" w:bidi="fr_FR"/>
         </w:rPr>
@@ -5830,20 +5159,6 @@
       </w:r>
       <w:r>
         <w:rPr>
-          <w:lang w:val="fr_FR" w:bidi="fr_FR"/>
-        </w:rPr>
-        <w:t>כָּל־עֲצֵ֤י הַ⁠שָּׂדֶה֙ יָבֵ֔שׁוּ</w:t>
-      </w:r>
-    </w:p>
-    <w:p>
-      <w:pPr/>
-      <w:r>
-        <w:rPr>
-          <w:lang w:val="fr_FR" w:bidi="fr_FR"/>
-        </w:rPr>
-      </w:r>
-      <w:r>
-        <w:rPr>
           <w:b/>
           <w:lang w:val="fr_FR" w:bidi="fr_FR"/>
         </w:rPr>
@@ -5927,20 +5242,6 @@
       </w:r>
       <w:r>
         <w:rPr>
-          <w:lang w:val="fr_FR" w:bidi="fr_FR"/>
-        </w:rPr>
-        <w:t>הֹבִ֥ישׁ שָׂשׂ֖וֹן מִן־בְּנֵ֥י אָדָֽם</w:t>
-      </w:r>
-    </w:p>
-    <w:p>
-      <w:pPr/>
-      <w:r>
-        <w:rPr>
-          <w:lang w:val="fr_FR" w:bidi="fr_FR"/>
-        </w:rPr>
-      </w:r>
-      <w:r>
-        <w:rPr>
           <w:b/>
           <w:lang w:val="fr_FR" w:bidi="fr_FR"/>
         </w:rPr>
@@ -6050,20 +5351,6 @@
       </w:r>
       <w:r>
         <w:rPr>
-          <w:lang w:val="fr_FR" w:bidi="fr_FR"/>
-        </w:rPr>
-        <w:t>בְּנֵ֥י אָדָֽם</w:t>
-      </w:r>
-    </w:p>
-    <w:p>
-      <w:pPr/>
-      <w:r>
-        <w:rPr>
-          <w:lang w:val="fr_FR" w:bidi="fr_FR"/>
-        </w:rPr>
-      </w:r>
-      <w:r>
-        <w:rPr>
           <w:b/>
           <w:lang w:val="fr_FR" w:bidi="fr_FR"/>
         </w:rPr>
@@ -6173,20 +5460,6 @@
       </w:r>
       <w:r>
         <w:rPr>
-          <w:lang w:val="fr_FR" w:bidi="fr_FR"/>
-        </w:rPr>
-        <w:t>חִגְר֨וּ</w:t>
-      </w:r>
-    </w:p>
-    <w:p>
-      <w:pPr/>
-      <w:r>
-        <w:rPr>
-          <w:lang w:val="fr_FR" w:bidi="fr_FR"/>
-        </w:rPr>
-      </w:r>
-      <w:r>
-        <w:rPr>
           <w:b/>
           <w:lang w:val="fr_FR" w:bidi="fr_FR"/>
         </w:rPr>
@@ -6283,20 +5556,6 @@
       </w:r>
       <w:r>
         <w:rPr>
-          <w:lang w:val="fr_FR" w:bidi="fr_FR"/>
-        </w:rPr>
-        <w:t>לִ֣ינוּ בַ⁠שַּׂקִּ֔ים</w:t>
-      </w:r>
-    </w:p>
-    <w:p>
-      <w:pPr/>
-      <w:r>
-        <w:rPr>
-          <w:lang w:val="fr_FR" w:bidi="fr_FR"/>
-        </w:rPr>
-      </w:r>
-      <w:r>
-        <w:rPr>
           <w:b/>
           <w:lang w:val="fr_FR" w:bidi="fr_FR"/>
         </w:rPr>
@@ -6393,20 +5652,6 @@
       </w:r>
       <w:r>
         <w:rPr>
-          <w:lang w:val="fr_FR" w:bidi="fr_FR"/>
-        </w:rPr>
-        <w:t>נִמְנַ֛ע &amp; מִנְחָ֥ה וָ⁠נָֽסֶךְ</w:t>
-      </w:r>
-    </w:p>
-    <w:p>
-      <w:pPr/>
-      <w:r>
-        <w:rPr>
-          <w:lang w:val="fr_FR" w:bidi="fr_FR"/>
-        </w:rPr>
-      </w:r>
-      <w:r>
-        <w:rPr>
           <w:b/>
           <w:lang w:val="fr_FR" w:bidi="fr_FR"/>
         </w:rPr>
@@ -6490,20 +5735,6 @@
       </w:r>
       <w:r>
         <w:rPr>
-          <w:lang w:val="fr_FR" w:bidi="fr_FR"/>
-        </w:rPr>
-        <w:t>אֱלֹהָ֑⁠י</w:t>
-      </w:r>
-    </w:p>
-    <w:p>
-      <w:pPr/>
-      <w:r>
-        <w:rPr>
-          <w:lang w:val="fr_FR" w:bidi="fr_FR"/>
-        </w:rPr>
-      </w:r>
-      <w:r>
-        <w:rPr>
           <w:b/>
           <w:lang w:val="fr_FR" w:bidi="fr_FR"/>
         </w:rPr>
@@ -6600,20 +5831,6 @@
       </w:r>
       <w:r>
         <w:rPr>
-          <w:lang w:val="fr_FR" w:bidi="fr_FR"/>
-        </w:rPr>
-        <w:t>אֱלֹהֵי⁠כֶ֖ם</w:t>
-      </w:r>
-    </w:p>
-    <w:p>
-      <w:pPr/>
-      <w:r>
-        <w:rPr>
-          <w:lang w:val="fr_FR" w:bidi="fr_FR"/>
-        </w:rPr>
-      </w:r>
-      <w:r>
-        <w:rPr>
           <w:b/>
           <w:lang w:val="fr_FR" w:bidi="fr_FR"/>
         </w:rPr>
@@ -6710,20 +5927,6 @@
       </w:r>
       <w:r>
         <w:rPr>
-          <w:lang w:val="fr_FR" w:bidi="fr_FR"/>
-        </w:rPr>
-        <w:t>קַדְּשׁוּ־צוֹם֙</w:t>
-      </w:r>
-    </w:p>
-    <w:p>
-      <w:pPr/>
-      <w:r>
-        <w:rPr>
-          <w:lang w:val="fr_FR" w:bidi="fr_FR"/>
-        </w:rPr>
-      </w:r>
-      <w:r>
-        <w:rPr>
           <w:b/>
           <w:lang w:val="fr_FR" w:bidi="fr_FR"/>
         </w:rPr>
@@ -6820,20 +6023,6 @@
       </w:r>
       <w:r>
         <w:rPr>
-          <w:lang w:val="fr_FR" w:bidi="fr_FR"/>
-        </w:rPr>
-        <w:t>אֱלֹהֵי⁠כֶ֑ם</w:t>
-      </w:r>
-    </w:p>
-    <w:p>
-      <w:pPr/>
-      <w:r>
-        <w:rPr>
-          <w:lang w:val="fr_FR" w:bidi="fr_FR"/>
-        </w:rPr>
-      </w:r>
-      <w:r>
-        <w:rPr>
           <w:b/>
           <w:lang w:val="fr_FR" w:bidi="fr_FR"/>
         </w:rPr>
@@ -6930,20 +6119,6 @@
       </w:r>
       <w:r>
         <w:rPr>
-          <w:lang w:val="fr_FR" w:bidi="fr_FR"/>
-        </w:rPr>
-        <w:t>אֲהָ֖הּ לַ⁠יּ֑וֹם</w:t>
-      </w:r>
-    </w:p>
-    <w:p>
-      <w:pPr/>
-      <w:r>
-        <w:rPr>
-          <w:lang w:val="fr_FR" w:bidi="fr_FR"/>
-        </w:rPr>
-      </w:r>
-      <w:r>
-        <w:rPr>
           <w:b/>
           <w:lang w:val="fr_FR" w:bidi="fr_FR"/>
         </w:rPr>
@@ -7027,20 +6202,6 @@
       </w:r>
       <w:r>
         <w:rPr>
-          <w:lang w:val="fr_FR" w:bidi="fr_FR"/>
-        </w:rPr>
-        <w:t>אֲהָ֖הּ לַ⁠יּ֑וֹם</w:t>
-      </w:r>
-    </w:p>
-    <w:p>
-      <w:pPr/>
-      <w:r>
-        <w:rPr>
-          <w:lang w:val="fr_FR" w:bidi="fr_FR"/>
-        </w:rPr>
-      </w:r>
-      <w:r>
-        <w:rPr>
           <w:b/>
           <w:lang w:val="fr_FR" w:bidi="fr_FR"/>
         </w:rPr>
@@ -7137,20 +6298,6 @@
       </w:r>
       <w:r>
         <w:rPr>
-          <w:lang w:val="fr_FR" w:bidi="fr_FR"/>
-        </w:rPr>
-        <w:t>י֣וֹם יְהוָ֔ה</w:t>
-      </w:r>
-    </w:p>
-    <w:p>
-      <w:pPr/>
-      <w:r>
-        <w:rPr>
-          <w:lang w:val="fr_FR" w:bidi="fr_FR"/>
-        </w:rPr>
-      </w:r>
-      <w:r>
-        <w:rPr>
           <w:b/>
           <w:lang w:val="fr_FR" w:bidi="fr_FR"/>
         </w:rPr>
@@ -7247,20 +6394,6 @@
       </w:r>
       <w:r>
         <w:rPr>
-          <w:lang w:val="fr_FR" w:bidi="fr_FR"/>
-        </w:rPr>
-        <w:t>וּ⁠כְ⁠שֹׁ֖ד מִ⁠שַׁדַּ֥י יָבֽוֹא</w:t>
-      </w:r>
-    </w:p>
-    <w:p>
-      <w:pPr/>
-      <w:r>
-        <w:rPr>
-          <w:lang w:val="fr_FR" w:bidi="fr_FR"/>
-        </w:rPr>
-      </w:r>
-      <w:r>
-        <w:rPr>
           <w:b/>
           <w:lang w:val="fr_FR" w:bidi="fr_FR"/>
         </w:rPr>
@@ -7357,20 +6490,6 @@
       </w:r>
       <w:r>
         <w:rPr>
-          <w:lang w:val="fr_FR" w:bidi="fr_FR"/>
-        </w:rPr>
-        <w:t>מִ⁠שַׁדַּ֥י</w:t>
-      </w:r>
-    </w:p>
-    <w:p>
-      <w:pPr/>
-      <w:r>
-        <w:rPr>
-          <w:lang w:val="fr_FR" w:bidi="fr_FR"/>
-        </w:rPr>
-      </w:r>
-      <w:r>
-        <w:rPr>
           <w:b/>
           <w:lang w:val="fr_FR" w:bidi="fr_FR"/>
         </w:rPr>
@@ -7467,20 +6586,6 @@
       </w:r>
       <w:r>
         <w:rPr>
-          <w:lang w:val="fr_FR" w:bidi="fr_FR"/>
-        </w:rPr>
-        <w:t>הֲ⁠ל֛וֹא נֶ֥גֶד עֵינֵ֖י⁠נוּ אֹ֣כֶל נִכְרָ֑ת מִ⁠בֵּ֥ית אֱלֹהֵ֖י⁠נוּ שִׂמְחָ֥ה וָ⁠גִֽיל</w:t>
-      </w:r>
-    </w:p>
-    <w:p>
-      <w:pPr/>
-      <w:r>
-        <w:rPr>
-          <w:lang w:val="fr_FR" w:bidi="fr_FR"/>
-        </w:rPr>
-      </w:r>
-      <w:r>
-        <w:rPr>
           <w:b/>
           <w:lang w:val="fr_FR" w:bidi="fr_FR"/>
         </w:rPr>
@@ -7564,20 +6669,6 @@
       </w:r>
       <w:r>
         <w:rPr>
-          <w:lang w:val="fr_FR" w:bidi="fr_FR"/>
-        </w:rPr>
-        <w:t>הֲ⁠ל֛וֹא נֶ֥גֶד עֵינֵ֖י⁠נוּ אֹ֣כֶל נִכְרָ֑ת</w:t>
-      </w:r>
-    </w:p>
-    <w:p>
-      <w:pPr/>
-      <w:r>
-        <w:rPr>
-          <w:lang w:val="fr_FR" w:bidi="fr_FR"/>
-        </w:rPr>
-      </w:r>
-      <w:r>
-        <w:rPr>
           <w:b/>
           <w:lang w:val="fr_FR" w:bidi="fr_FR"/>
         </w:rPr>
@@ -7661,20 +6752,6 @@
       </w:r>
       <w:r>
         <w:rPr>
-          <w:lang w:val="fr_FR" w:bidi="fr_FR"/>
-        </w:rPr>
-        <w:t>נֶ֥גֶד עֵינֵ֖י⁠נוּ</w:t>
-      </w:r>
-    </w:p>
-    <w:p>
-      <w:pPr/>
-      <w:r>
-        <w:rPr>
-          <w:lang w:val="fr_FR" w:bidi="fr_FR"/>
-        </w:rPr>
-      </w:r>
-      <w:r>
-        <w:rPr>
           <w:b/>
           <w:lang w:val="fr_FR" w:bidi="fr_FR"/>
         </w:rPr>
@@ -7771,20 +6848,6 @@
       </w:r>
       <w:r>
         <w:rPr>
-          <w:lang w:val="fr_FR" w:bidi="fr_FR"/>
-        </w:rPr>
-        <w:t>מִ⁠בֵּ֥ית אֱלֹהֵ֖י⁠נוּ שִׂמְחָ֥ה וָ⁠גִֽיל</w:t>
-      </w:r>
-    </w:p>
-    <w:p>
-      <w:pPr/>
-      <w:r>
-        <w:rPr>
-          <w:lang w:val="fr_FR" w:bidi="fr_FR"/>
-        </w:rPr>
-      </w:r>
-      <w:r>
-        <w:rPr>
           <w:b/>
           <w:lang w:val="fr_FR" w:bidi="fr_FR"/>
         </w:rPr>
@@ -7868,20 +6931,6 @@
       </w:r>
       <w:r>
         <w:rPr>
-          <w:lang w:val="fr_FR" w:bidi="fr_FR"/>
-        </w:rPr>
-        <w:t>שִׂמְחָ֥ה וָ⁠גִֽיל</w:t>
-      </w:r>
-    </w:p>
-    <w:p>
-      <w:pPr/>
-      <w:r>
-        <w:rPr>
-          <w:lang w:val="fr_FR" w:bidi="fr_FR"/>
-        </w:rPr>
-      </w:r>
-      <w:r>
-        <w:rPr>
           <w:b/>
           <w:lang w:val="fr_FR" w:bidi="fr_FR"/>
         </w:rPr>
@@ -7991,20 +7040,6 @@
       </w:r>
       <w:r>
         <w:rPr>
-          <w:lang w:val="fr_FR" w:bidi="fr_FR"/>
-        </w:rPr>
-        <w:t>נֶהֶרְס֖וּ מַמְּגֻר֑וֹת</w:t>
-      </w:r>
-    </w:p>
-    <w:p>
-      <w:pPr/>
-      <w:r>
-        <w:rPr>
-          <w:lang w:val="fr_FR" w:bidi="fr_FR"/>
-        </w:rPr>
-      </w:r>
-      <w:r>
-        <w:rPr>
           <w:b/>
           <w:lang w:val="fr_FR" w:bidi="fr_FR"/>
         </w:rPr>
@@ -8088,20 +7123,6 @@
       </w:r>
       <w:r>
         <w:rPr>
-          <w:lang w:val="fr_FR" w:bidi="fr_FR"/>
-        </w:rPr>
-        <w:t>הֹבִ֖ישׁ דָּגָֽן</w:t>
-      </w:r>
-    </w:p>
-    <w:p>
-      <w:pPr/>
-      <w:r>
-        <w:rPr>
-          <w:lang w:val="fr_FR" w:bidi="fr_FR"/>
-        </w:rPr>
-      </w:r>
-      <w:r>
-        <w:rPr>
           <w:b/>
           <w:lang w:val="fr_FR" w:bidi="fr_FR"/>
         </w:rPr>
@@ -8211,20 +7232,6 @@
       </w:r>
       <w:r>
         <w:rPr>
-          <w:lang w:val="fr_FR" w:bidi="fr_FR"/>
-        </w:rPr>
-        <w:t>מַה־נֶּאֶנְחָ֣ה בְהֵמָ֗ה</w:t>
-      </w:r>
-    </w:p>
-    <w:p>
-      <w:pPr/>
-      <w:r>
-        <w:rPr>
-          <w:lang w:val="fr_FR" w:bidi="fr_FR"/>
-        </w:rPr>
-      </w:r>
-      <w:r>
-        <w:rPr>
           <w:b/>
           <w:lang w:val="fr_FR" w:bidi="fr_FR"/>
         </w:rPr>
@@ -8308,20 +7315,6 @@
       </w:r>
       <w:r>
         <w:rPr>
-          <w:lang w:val="fr_FR" w:bidi="fr_FR"/>
-        </w:rPr>
-        <w:t>מַה־נֶּאֶנְחָ֣ה בְהֵמָ֗ה</w:t>
-      </w:r>
-    </w:p>
-    <w:p>
-      <w:pPr/>
-      <w:r>
-        <w:rPr>
-          <w:lang w:val="fr_FR" w:bidi="fr_FR"/>
-        </w:rPr>
-      </w:r>
-      <w:r>
-        <w:rPr>
           <w:b/>
           <w:lang w:val="fr_FR" w:bidi="fr_FR"/>
         </w:rPr>
@@ -8431,20 +7424,6 @@
       </w:r>
       <w:r>
         <w:rPr>
-          <w:lang w:val="fr_FR" w:bidi="fr_FR"/>
-        </w:rPr>
-        <w:t>נָבֹ֨כוּ֙ עֶדְרֵ֣י בָקָ֔ר</w:t>
-      </w:r>
-    </w:p>
-    <w:p>
-      <w:pPr/>
-      <w:r>
-        <w:rPr>
-          <w:lang w:val="fr_FR" w:bidi="fr_FR"/>
-        </w:rPr>
-      </w:r>
-      <w:r>
-        <w:rPr>
           <w:b/>
           <w:lang w:val="fr_FR" w:bidi="fr_FR"/>
         </w:rPr>
@@ -8528,20 +7507,6 @@
       </w:r>
       <w:r>
         <w:rPr>
-          <w:lang w:val="fr_FR" w:bidi="fr_FR"/>
-        </w:rPr>
-        <w:t>עֶדְרֵ֥י הַ⁠צֹּ֖אן נֶאְשָֽׁמוּ</w:t>
-      </w:r>
-    </w:p>
-    <w:p>
-      <w:pPr/>
-      <w:r>
-        <w:rPr>
-          <w:lang w:val="fr_FR" w:bidi="fr_FR"/>
-        </w:rPr>
-      </w:r>
-      <w:r>
-        <w:rPr>
           <w:b/>
           <w:lang w:val="fr_FR" w:bidi="fr_FR"/>
         </w:rPr>
@@ -8625,20 +7590,6 @@
       </w:r>
       <w:r>
         <w:rPr>
-          <w:lang w:val="fr_FR" w:bidi="fr_FR"/>
-        </w:rPr>
-        <w:t>עֶדְרֵ֥י הַ⁠צֹּ֖אן נֶאְשָֽׁמוּ</w:t>
-      </w:r>
-    </w:p>
-    <w:p>
-      <w:pPr/>
-      <w:r>
-        <w:rPr>
-          <w:lang w:val="fr_FR" w:bidi="fr_FR"/>
-        </w:rPr>
-      </w:r>
-      <w:r>
-        <w:rPr>
           <w:b/>
           <w:lang w:val="fr_FR" w:bidi="fr_FR"/>
         </w:rPr>
@@ -8722,20 +7673,6 @@
       </w:r>
       <w:r>
         <w:rPr>
-          <w:lang w:val="fr_FR" w:bidi="fr_FR"/>
-        </w:rPr>
-        <w:t>אֵלֶ֥י⁠ךָ יְהוָ֖ה אֶקְרָ֑א</w:t>
-      </w:r>
-    </w:p>
-    <w:p>
-      <w:pPr/>
-      <w:r>
-        <w:rPr>
-          <w:lang w:val="fr_FR" w:bidi="fr_FR"/>
-        </w:rPr>
-      </w:r>
-      <w:r>
-        <w:rPr>
           <w:b/>
           <w:lang w:val="fr_FR" w:bidi="fr_FR"/>
         </w:rPr>
@@ -8819,20 +7756,6 @@
       </w:r>
       <w:r>
         <w:rPr>
-          <w:lang w:val="fr_FR" w:bidi="fr_FR"/>
-        </w:rPr>
-        <w:t>כִּ֣י אֵ֗שׁ אָֽכְלָה֙ נְא֣וֹת מִדְבָּ֔ר</w:t>
-      </w:r>
-    </w:p>
-    <w:p>
-      <w:pPr/>
-      <w:r>
-        <w:rPr>
-          <w:lang w:val="fr_FR" w:bidi="fr_FR"/>
-        </w:rPr>
-      </w:r>
-      <w:r>
-        <w:rPr>
           <w:b/>
           <w:lang w:val="fr_FR" w:bidi="fr_FR"/>
         </w:rPr>
@@ -8929,20 +7852,6 @@
       </w:r>
       <w:r>
         <w:rPr>
-          <w:lang w:val="fr_FR" w:bidi="fr_FR"/>
-        </w:rPr>
-        <w:t>וְ⁠לֶ֣הָבָ֔ה לִהֲטָ֖ה כָּל־עֲצֵ֥י הַ⁠שָּׂדֶֽה</w:t>
-      </w:r>
-    </w:p>
-    <w:p>
-      <w:pPr/>
-      <w:r>
-        <w:rPr>
-          <w:lang w:val="fr_FR" w:bidi="fr_FR"/>
-        </w:rPr>
-      </w:r>
-      <w:r>
-        <w:rPr>
           <w:b/>
           <w:lang w:val="fr_FR" w:bidi="fr_FR"/>
         </w:rPr>
@@ -9052,20 +7961,6 @@
       </w:r>
       <w:r>
         <w:rPr>
-          <w:lang w:val="fr_FR" w:bidi="fr_FR"/>
-        </w:rPr>
-        <w:t>וְ⁠לֶ֣הָבָ֔ה לִהֲטָ֖ה כָּל־עֲצֵ֥י הַ⁠שָּׂדֶֽה</w:t>
-      </w:r>
-    </w:p>
-    <w:p>
-      <w:pPr/>
-      <w:r>
-        <w:rPr>
-          <w:lang w:val="fr_FR" w:bidi="fr_FR"/>
-        </w:rPr>
-      </w:r>
-      <w:r>
-        <w:rPr>
           <w:b/>
           <w:lang w:val="fr_FR" w:bidi="fr_FR"/>
         </w:rPr>
@@ -9151,20 +8046,6 @@
         <w:rPr>
           <w:lang w:val="fr_FR" w:bidi="fr_FR"/>
         </w:rPr>
-      </w:r>
-    </w:p>
-    <w:p>
-      <w:pPr/>
-      <w:r>
-        <w:rPr>
-          <w:lang w:val="fr_FR" w:bidi="fr_FR"/>
-        </w:rPr>
-      </w:r>
-      <w:r>
-        <w:rPr>
-          <w:lang w:val="fr_FR" w:bidi="fr_FR"/>
-        </w:rPr>
-        <w:t>אֵלֶ֑י⁠ךָ</w:t>
       </w:r>
     </w:p>
     <w:p>
@@ -9373,20 +8254,6 @@
       </w:r>
       <w:r>
         <w:rPr>
-          <w:lang w:val="fr_FR" w:bidi="fr_FR"/>
-        </w:rPr>
-        <w:t>תִּקְע֨וּ שׁוֹפָ֜ר בְּ⁠צִיּ֗וֹן וְ⁠הָרִ֨יעוּ֙ בְּ⁠הַ֣ר קָדְשִׁ֔⁠י</w:t>
-      </w:r>
-    </w:p>
-    <w:p>
-      <w:pPr/>
-      <w:r>
-        <w:rPr>
-          <w:lang w:val="fr_FR" w:bidi="fr_FR"/>
-        </w:rPr>
-      </w:r>
-      <w:r>
-        <w:rPr>
           <w:b/>
           <w:lang w:val="fr_FR" w:bidi="fr_FR"/>
         </w:rPr>
@@ -9470,20 +8337,6 @@
       </w:r>
       <w:r>
         <w:rPr>
-          <w:lang w:val="fr_FR" w:bidi="fr_FR"/>
-        </w:rPr>
-        <w:t>שׁוֹפָ֜ר</w:t>
-      </w:r>
-    </w:p>
-    <w:p>
-      <w:pPr/>
-      <w:r>
-        <w:rPr>
-          <w:lang w:val="fr_FR" w:bidi="fr_FR"/>
-        </w:rPr>
-      </w:r>
-      <w:r>
-        <w:rPr>
           <w:b/>
           <w:lang w:val="fr_FR" w:bidi="fr_FR"/>
         </w:rPr>
@@ -9593,20 +8446,6 @@
       </w:r>
       <w:r>
         <w:rPr>
-          <w:lang w:val="fr_FR" w:bidi="fr_FR"/>
-        </w:rPr>
-        <w:t>שׁוֹפָ֜ר</w:t>
-      </w:r>
-    </w:p>
-    <w:p>
-      <w:pPr/>
-      <w:r>
-        <w:rPr>
-          <w:lang w:val="fr_FR" w:bidi="fr_FR"/>
-        </w:rPr>
-      </w:r>
-      <w:r>
-        <w:rPr>
           <w:b/>
           <w:lang w:val="fr_FR" w:bidi="fr_FR"/>
         </w:rPr>
@@ -9703,20 +8542,6 @@
       </w:r>
       <w:r>
         <w:rPr>
-          <w:lang w:val="fr_FR" w:bidi="fr_FR"/>
-        </w:rPr>
-        <w:t>בְּ⁠הַ֣ר קָדְשִׁ֔⁠י</w:t>
-      </w:r>
-    </w:p>
-    <w:p>
-      <w:pPr/>
-      <w:r>
-        <w:rPr>
-          <w:lang w:val="fr_FR" w:bidi="fr_FR"/>
-        </w:rPr>
-      </w:r>
-      <w:r>
-        <w:rPr>
           <w:b/>
           <w:lang w:val="fr_FR" w:bidi="fr_FR"/>
         </w:rPr>
@@ -9802,20 +8627,6 @@
         <w:rPr>
           <w:lang w:val="fr_FR" w:bidi="fr_FR"/>
         </w:rPr>
-      </w:r>
-    </w:p>
-    <w:p>
-      <w:pPr/>
-      <w:r>
-        <w:rPr>
-          <w:lang w:val="fr_FR" w:bidi="fr_FR"/>
-        </w:rPr>
-      </w:r>
-      <w:r>
-        <w:rPr>
-          <w:lang w:val="fr_FR" w:bidi="fr_FR"/>
-        </w:rPr>
-        <w:t>יִרְגְּז֕וּ</w:t>
       </w:r>
     </w:p>
     <w:p>
@@ -10024,20 +8835,6 @@
       </w:r>
       <w:r>
         <w:rPr>
-          <w:lang w:val="fr_FR" w:bidi="fr_FR"/>
-        </w:rPr>
-        <w:t>י֧וֹם חֹ֣שֶׁךְ וַ⁠אֲפֵלָ֗ה י֤וֹם עָנָן֙ וַ⁠עֲרָפֶ֔ל</w:t>
-      </w:r>
-    </w:p>
-    <w:p>
-      <w:pPr/>
-      <w:r>
-        <w:rPr>
-          <w:lang w:val="fr_FR" w:bidi="fr_FR"/>
-        </w:rPr>
-      </w:r>
-      <w:r>
-        <w:rPr>
           <w:b/>
           <w:lang w:val="fr_FR" w:bidi="fr_FR"/>
         </w:rPr>
@@ -10134,20 +8931,6 @@
       </w:r>
       <w:r>
         <w:rPr>
-          <w:lang w:val="fr_FR" w:bidi="fr_FR"/>
-        </w:rPr>
-        <w:t>חֹ֣שֶׁךְ וַ⁠אֲפֵלָ֗ה</w:t>
-      </w:r>
-    </w:p>
-    <w:p>
-      <w:pPr/>
-      <w:r>
-        <w:rPr>
-          <w:lang w:val="fr_FR" w:bidi="fr_FR"/>
-        </w:rPr>
-      </w:r>
-      <w:r>
-        <w:rPr>
           <w:b/>
           <w:lang w:val="fr_FR" w:bidi="fr_FR"/>
         </w:rPr>
@@ -10257,20 +9040,6 @@
       </w:r>
       <w:r>
         <w:rPr>
-          <w:lang w:val="fr_FR" w:bidi="fr_FR"/>
-        </w:rPr>
-        <w:t>עָנָן֙ וַ⁠עֲרָפֶ֔ל</w:t>
-      </w:r>
-    </w:p>
-    <w:p>
-      <w:pPr/>
-      <w:r>
-        <w:rPr>
-          <w:lang w:val="fr_FR" w:bidi="fr_FR"/>
-        </w:rPr>
-      </w:r>
-      <w:r>
-        <w:rPr>
           <w:b/>
           <w:lang w:val="fr_FR" w:bidi="fr_FR"/>
         </w:rPr>
@@ -10380,20 +9149,6 @@
       </w:r>
       <w:r>
         <w:rPr>
-          <w:lang w:val="fr_FR" w:bidi="fr_FR"/>
-        </w:rPr>
-        <w:t>כְּ⁠שַׁ֖חַר פָּרֻ֣שׂ עַל־הֶֽ⁠הָרִ֑ים</w:t>
-      </w:r>
-    </w:p>
-    <w:p>
-      <w:pPr/>
-      <w:r>
-        <w:rPr>
-          <w:lang w:val="fr_FR" w:bidi="fr_FR"/>
-        </w:rPr>
-      </w:r>
-      <w:r>
-        <w:rPr>
           <w:b/>
           <w:lang w:val="fr_FR" w:bidi="fr_FR"/>
         </w:rPr>
@@ -10477,20 +9232,6 @@
       </w:r>
       <w:r>
         <w:rPr>
-          <w:lang w:val="fr_FR" w:bidi="fr_FR"/>
-        </w:rPr>
-        <w:t>כְּ⁠שַׁ֖חַר פָּרֻ֣שׂ עַל־הֶֽ⁠הָרִ֑ים</w:t>
-      </w:r>
-    </w:p>
-    <w:p>
-      <w:pPr/>
-      <w:r>
-        <w:rPr>
-          <w:lang w:val="fr_FR" w:bidi="fr_FR"/>
-        </w:rPr>
-      </w:r>
-      <w:r>
-        <w:rPr>
           <w:b/>
           <w:lang w:val="fr_FR" w:bidi="fr_FR"/>
         </w:rPr>
@@ -10593,20 +9334,6 @@
       </w:r>
       <w:r>
         <w:rPr>
-          <w:lang w:val="fr_FR" w:bidi="fr_FR"/>
-        </w:rPr>
-        <w:t>כְּ⁠שַׁ֖חַר</w:t>
-      </w:r>
-    </w:p>
-    <w:p>
-      <w:pPr/>
-      <w:r>
-        <w:rPr>
-          <w:lang w:val="fr_FR" w:bidi="fr_FR"/>
-        </w:rPr>
-      </w:r>
-      <w:r>
-        <w:rPr>
           <w:b/>
           <w:lang w:val="fr_FR" w:bidi="fr_FR"/>
         </w:rPr>
@@ -10703,20 +9430,6 @@
       </w:r>
       <w:r>
         <w:rPr>
-          <w:lang w:val="fr_FR" w:bidi="fr_FR"/>
-        </w:rPr>
-        <w:t>עַ֚ם רַ֣ב וְ⁠עָצ֔וּם</w:t>
-      </w:r>
-    </w:p>
-    <w:p>
-      <w:pPr/>
-      <w:r>
-        <w:rPr>
-          <w:lang w:val="fr_FR" w:bidi="fr_FR"/>
-        </w:rPr>
-      </w:r>
-      <w:r>
-        <w:rPr>
           <w:b/>
           <w:lang w:val="fr_FR" w:bidi="fr_FR"/>
         </w:rPr>
@@ -10800,20 +9513,6 @@
       </w:r>
       <w:r>
         <w:rPr>
-          <w:lang w:val="fr_FR" w:bidi="fr_FR"/>
-        </w:rPr>
-        <w:t>עַ֚ם רַ֣ב וְ⁠עָצ֔וּם</w:t>
-      </w:r>
-    </w:p>
-    <w:p>
-      <w:pPr/>
-      <w:r>
-        <w:rPr>
-          <w:lang w:val="fr_FR" w:bidi="fr_FR"/>
-        </w:rPr>
-      </w:r>
-      <w:r>
-        <w:rPr>
           <w:b/>
           <w:lang w:val="fr_FR" w:bidi="fr_FR"/>
         </w:rPr>
@@ -10923,20 +9622,6 @@
       </w:r>
       <w:r>
         <w:rPr>
-          <w:lang w:val="fr_FR" w:bidi="fr_FR"/>
-        </w:rPr>
-        <w:t>כָּמֹ֗⁠הוּ לֹ֤א נִֽהְיָה֙ מִן־הָ֣⁠עוֹלָ֔ם וְ⁠אַֽחֲרָי⁠ו֙ לֹ֣א יוֹסֵ֔ף עַד־שְׁנֵ֖י דּ֥וֹר וָ⁠דֽוֹר</w:t>
-      </w:r>
-    </w:p>
-    <w:p>
-      <w:pPr/>
-      <w:r>
-        <w:rPr>
-          <w:lang w:val="fr_FR" w:bidi="fr_FR"/>
-        </w:rPr>
-      </w:r>
-      <w:r>
-        <w:rPr>
           <w:b/>
           <w:lang w:val="fr_FR" w:bidi="fr_FR"/>
         </w:rPr>
@@ -11020,20 +9705,6 @@
       </w:r>
       <w:r>
         <w:rPr>
-          <w:lang w:val="fr_FR" w:bidi="fr_FR"/>
-        </w:rPr>
-        <w:t>עַד־שְׁנֵ֖י דּ֥וֹר וָ⁠דֽוֹר</w:t>
-      </w:r>
-    </w:p>
-    <w:p>
-      <w:pPr/>
-      <w:r>
-        <w:rPr>
-          <w:lang w:val="fr_FR" w:bidi="fr_FR"/>
-        </w:rPr>
-      </w:r>
-      <w:r>
-        <w:rPr>
           <w:b/>
           <w:lang w:val="fr_FR" w:bidi="fr_FR"/>
         </w:rPr>
@@ -11117,20 +9788,6 @@
       </w:r>
       <w:r>
         <w:rPr>
-          <w:lang w:val="fr_FR" w:bidi="fr_FR"/>
-        </w:rPr>
-        <w:t>לְ⁠פָנָי⁠ו֙ אָ֣כְלָה אֵ֔שׁ וְ⁠אַחֲרָ֖י⁠ו תְּלַהֵ֣ט לֶֽהָבָ֑ה כְּ⁠גַן־עֵ֨דֶן הָ⁠אָ֜רֶץ לְ⁠פָנָ֗י⁠ו וְ⁠אַֽחֲרָי⁠ו֙ מִדְבַּ֣ר שְׁמָמָ֔ה וְ⁠גַם־פְּלֵיטָ֖ה לֹא־הָ֥יְתָה לּֽ⁠וֹ</w:t>
-      </w:r>
-    </w:p>
-    <w:p>
-      <w:pPr/>
-      <w:r>
-        <w:rPr>
-          <w:lang w:val="fr_FR" w:bidi="fr_FR"/>
-        </w:rPr>
-      </w:r>
-      <w:r>
-        <w:rPr>
           <w:b/>
           <w:lang w:val="fr_FR" w:bidi="fr_FR"/>
         </w:rPr>
@@ -11239,20 +9896,6 @@
       </w:r>
       <w:r>
         <w:rPr>
-          <w:lang w:val="fr_FR" w:bidi="fr_FR"/>
-        </w:rPr>
-        <w:t>לְ⁠פָנָי⁠ו֙ אָ֣כְלָה אֵ֔שׁ וְ⁠אַחֲרָ֖י⁠ו תְּלַהֵ֣ט לֶֽהָבָ֑ה</w:t>
-      </w:r>
-    </w:p>
-    <w:p>
-      <w:pPr/>
-      <w:r>
-        <w:rPr>
-          <w:lang w:val="fr_FR" w:bidi="fr_FR"/>
-        </w:rPr>
-      </w:r>
-      <w:r>
-        <w:rPr>
           <w:b/>
           <w:lang w:val="fr_FR" w:bidi="fr_FR"/>
         </w:rPr>
@@ -11362,20 +10005,6 @@
       </w:r>
       <w:r>
         <w:rPr>
-          <w:lang w:val="fr_FR" w:bidi="fr_FR"/>
-        </w:rPr>
-        <w:t>לְ⁠פָנָי⁠ו֙ אָ֣כְלָה אֵ֔שׁ</w:t>
-      </w:r>
-    </w:p>
-    <w:p>
-      <w:pPr/>
-      <w:r>
-        <w:rPr>
-          <w:lang w:val="fr_FR" w:bidi="fr_FR"/>
-        </w:rPr>
-      </w:r>
-      <w:r>
-        <w:rPr>
           <w:b/>
           <w:lang w:val="fr_FR" w:bidi="fr_FR"/>
         </w:rPr>
@@ -11472,20 +10101,6 @@
       </w:r>
       <w:r>
         <w:rPr>
-          <w:lang w:val="fr_FR" w:bidi="fr_FR"/>
-        </w:rPr>
-        <w:t>כְּ⁠גַן־עֵ֨דֶן הָ⁠אָ֜רֶץ לְ⁠פָנָ֗י⁠ו</w:t>
-      </w:r>
-    </w:p>
-    <w:p>
-      <w:pPr/>
-      <w:r>
-        <w:rPr>
-          <w:lang w:val="fr_FR" w:bidi="fr_FR"/>
-        </w:rPr>
-      </w:r>
-      <w:r>
-        <w:rPr>
           <w:b/>
           <w:lang w:val="fr_FR" w:bidi="fr_FR"/>
         </w:rPr>
@@ -11569,20 +10184,6 @@
       </w:r>
       <w:r>
         <w:rPr>
-          <w:lang w:val="fr_FR" w:bidi="fr_FR"/>
-        </w:rPr>
-        <w:t>מִדְבַּ֣ר שְׁמָמָ֔ה</w:t>
-      </w:r>
-    </w:p>
-    <w:p>
-      <w:pPr/>
-      <w:r>
-        <w:rPr>
-          <w:lang w:val="fr_FR" w:bidi="fr_FR"/>
-        </w:rPr>
-      </w:r>
-      <w:r>
-        <w:rPr>
           <w:b/>
           <w:lang w:val="fr_FR" w:bidi="fr_FR"/>
         </w:rPr>
@@ -11679,20 +10280,6 @@
       </w:r>
       <w:r>
         <w:rPr>
-          <w:lang w:val="fr_FR" w:bidi="fr_FR"/>
-        </w:rPr>
-        <w:t>וְ⁠גַם־פְּלֵיטָ֖ה לֹא־הָ֥יְתָה לּֽ⁠וֹ</w:t>
-      </w:r>
-    </w:p>
-    <w:p>
-      <w:pPr/>
-      <w:r>
-        <w:rPr>
-          <w:lang w:val="fr_FR" w:bidi="fr_FR"/>
-        </w:rPr>
-      </w:r>
-      <w:r>
-        <w:rPr>
           <w:b/>
           <w:lang w:val="fr_FR" w:bidi="fr_FR"/>
         </w:rPr>
@@ -11776,20 +10363,6 @@
       </w:r>
       <w:r>
         <w:rPr>
-          <w:lang w:val="fr_FR" w:bidi="fr_FR"/>
-        </w:rPr>
-        <w:t>פְּלֵיטָ֖ה לֹא־הָ֥יְתָה לּֽ⁠וֹ</w:t>
-      </w:r>
-    </w:p>
-    <w:p>
-      <w:pPr/>
-      <w:r>
-        <w:rPr>
-          <w:lang w:val="fr_FR" w:bidi="fr_FR"/>
-        </w:rPr>
-      </w:r>
-      <w:r>
-        <w:rPr>
           <w:b/>
           <w:lang w:val="fr_FR" w:bidi="fr_FR"/>
         </w:rPr>
@@ -11886,20 +10459,6 @@
       </w:r>
       <w:r>
         <w:rPr>
-          <w:lang w:val="fr_FR" w:bidi="fr_FR"/>
-        </w:rPr>
-        <w:t>כְּ⁠מַרְאֵ֥ה סוּסִ֖ים מַרְאֵ֑⁠הוּ</w:t>
-      </w:r>
-    </w:p>
-    <w:p>
-      <w:pPr/>
-      <w:r>
-        <w:rPr>
-          <w:lang w:val="fr_FR" w:bidi="fr_FR"/>
-        </w:rPr>
-      </w:r>
-      <w:r>
-        <w:rPr>
           <w:b/>
           <w:lang w:val="fr_FR" w:bidi="fr_FR"/>
         </w:rPr>
@@ -11983,20 +10542,6 @@
       </w:r>
       <w:r>
         <w:rPr>
-          <w:lang w:val="fr_FR" w:bidi="fr_FR"/>
-        </w:rPr>
-        <w:t>כְּ⁠מַרְאֵ֥ה &amp; מַרְאֵ֑⁠הוּ</w:t>
-      </w:r>
-    </w:p>
-    <w:p>
-      <w:pPr/>
-      <w:r>
-        <w:rPr>
-          <w:lang w:val="fr_FR" w:bidi="fr_FR"/>
-        </w:rPr>
-      </w:r>
-      <w:r>
-        <w:rPr>
           <w:b/>
           <w:lang w:val="fr_FR" w:bidi="fr_FR"/>
         </w:rPr>
@@ -12080,20 +10625,6 @@
       </w:r>
       <w:r>
         <w:rPr>
-          <w:lang w:val="fr_FR" w:bidi="fr_FR"/>
-        </w:rPr>
-        <w:t>וּ⁠כְ⁠פָרָשִׁ֖ים כֵּ֥ן יְרוּצֽוּ⁠ן</w:t>
-      </w:r>
-    </w:p>
-    <w:p>
-      <w:pPr/>
-      <w:r>
-        <w:rPr>
-          <w:lang w:val="fr_FR" w:bidi="fr_FR"/>
-        </w:rPr>
-      </w:r>
-      <w:r>
-        <w:rPr>
           <w:b/>
           <w:lang w:val="fr_FR" w:bidi="fr_FR"/>
         </w:rPr>
@@ -12177,20 +10708,6 @@
       </w:r>
       <w:r>
         <w:rPr>
-          <w:lang w:val="fr_FR" w:bidi="fr_FR"/>
-        </w:rPr>
-        <w:t>כְּ⁠ק֣וֹל מַרְכָּב֗וֹת עַל־רָאשֵׁ֤י הֶֽ⁠הָרִים֙ יְרַקֵּד֔וּ⁠ן</w:t>
-      </w:r>
-    </w:p>
-    <w:p>
-      <w:pPr/>
-      <w:r>
-        <w:rPr>
-          <w:lang w:val="fr_FR" w:bidi="fr_FR"/>
-        </w:rPr>
-      </w:r>
-      <w:r>
-        <w:rPr>
           <w:b/>
           <w:lang w:val="fr_FR" w:bidi="fr_FR"/>
         </w:rPr>
@@ -12274,20 +10791,6 @@
       </w:r>
       <w:r>
         <w:rPr>
-          <w:lang w:val="fr_FR" w:bidi="fr_FR"/>
-        </w:rPr>
-        <w:t>כְּ⁠קוֹל֙ לַ֣הַב אֵ֔שׁ אֹכְלָ֖ה קָ֑שׁ</w:t>
-      </w:r>
-    </w:p>
-    <w:p>
-      <w:pPr/>
-      <w:r>
-        <w:rPr>
-          <w:lang w:val="fr_FR" w:bidi="fr_FR"/>
-        </w:rPr>
-      </w:r>
-      <w:r>
-        <w:rPr>
           <w:b/>
           <w:lang w:val="fr_FR" w:bidi="fr_FR"/>
         </w:rPr>
@@ -12371,20 +10874,6 @@
       </w:r>
       <w:r>
         <w:rPr>
-          <w:lang w:val="fr_FR" w:bidi="fr_FR"/>
-        </w:rPr>
-        <w:t>כְּ⁠עַ֣ם עָצ֔וּם עֱר֖וּךְ מִלְחָמָֽה</w:t>
-      </w:r>
-    </w:p>
-    <w:p>
-      <w:pPr/>
-      <w:r>
-        <w:rPr>
-          <w:lang w:val="fr_FR" w:bidi="fr_FR"/>
-        </w:rPr>
-      </w:r>
-      <w:r>
-        <w:rPr>
           <w:b/>
           <w:lang w:val="fr_FR" w:bidi="fr_FR"/>
         </w:rPr>
@@ -12468,20 +10957,6 @@
       </w:r>
       <w:r>
         <w:rPr>
-          <w:lang w:val="fr_FR" w:bidi="fr_FR"/>
-        </w:rPr>
-        <w:t>כְּ⁠עַ֣ם עָצ֔וּם עֱר֖וּךְ מִלְחָמָֽה</w:t>
-      </w:r>
-    </w:p>
-    <w:p>
-      <w:pPr/>
-      <w:r>
-        <w:rPr>
-          <w:lang w:val="fr_FR" w:bidi="fr_FR"/>
-        </w:rPr>
-      </w:r>
-      <w:r>
-        <w:rPr>
           <w:b/>
           <w:lang w:val="fr_FR" w:bidi="fr_FR"/>
         </w:rPr>
@@ -12565,20 +11040,6 @@
       </w:r>
       <w:r>
         <w:rPr>
-          <w:lang w:val="fr_FR" w:bidi="fr_FR"/>
-        </w:rPr>
-        <w:t>כְּ⁠עַ֣ם עָצ֔וּם עֱר֖וּךְ מִלְחָמָֽה</w:t>
-      </w:r>
-    </w:p>
-    <w:p>
-      <w:pPr/>
-      <w:r>
-        <w:rPr>
-          <w:lang w:val="fr_FR" w:bidi="fr_FR"/>
-        </w:rPr>
-      </w:r>
-      <w:r>
-        <w:rPr>
           <w:b/>
           <w:lang w:val="fr_FR" w:bidi="fr_FR"/>
         </w:rPr>
@@ -12662,20 +11123,6 @@
       </w:r>
       <w:r>
         <w:rPr>
-          <w:lang w:val="fr_FR" w:bidi="fr_FR"/>
-        </w:rPr>
-        <w:t>יָחִ֣ילוּ</w:t>
-      </w:r>
-    </w:p>
-    <w:p>
-      <w:pPr/>
-      <w:r>
-        <w:rPr>
-          <w:lang w:val="fr_FR" w:bidi="fr_FR"/>
-        </w:rPr>
-      </w:r>
-      <w:r>
-        <w:rPr>
           <w:b/>
           <w:lang w:val="fr_FR" w:bidi="fr_FR"/>
         </w:rPr>
@@ -12772,20 +11219,6 @@
       </w:r>
       <w:r>
         <w:rPr>
-          <w:lang w:val="fr_FR" w:bidi="fr_FR"/>
-        </w:rPr>
-        <w:t>קִבְּצ֥וּ פָארֽוּר</w:t>
-      </w:r>
-    </w:p>
-    <w:p>
-      <w:pPr/>
-      <w:r>
-        <w:rPr>
-          <w:lang w:val="fr_FR" w:bidi="fr_FR"/>
-        </w:rPr>
-      </w:r>
-      <w:r>
-        <w:rPr>
           <w:b/>
           <w:lang w:val="fr_FR" w:bidi="fr_FR"/>
         </w:rPr>
@@ -12882,20 +11315,6 @@
       </w:r>
       <w:r>
         <w:rPr>
-          <w:lang w:val="fr_FR" w:bidi="fr_FR"/>
-        </w:rPr>
-        <w:t>כְּ⁠גִבּוֹרִ֣ים יְרֻצ֔וּ⁠ן</w:t>
-      </w:r>
-    </w:p>
-    <w:p>
-      <w:pPr/>
-      <w:r>
-        <w:rPr>
-          <w:lang w:val="fr_FR" w:bidi="fr_FR"/>
-        </w:rPr>
-      </w:r>
-      <w:r>
-        <w:rPr>
           <w:b/>
           <w:lang w:val="fr_FR" w:bidi="fr_FR"/>
         </w:rPr>
@@ -12979,20 +11398,6 @@
       </w:r>
       <w:r>
         <w:rPr>
-          <w:lang w:val="fr_FR" w:bidi="fr_FR"/>
-        </w:rPr>
-        <w:t>כְּ⁠אַנְשֵׁ֥י מִלְחָמָ֖ה יַעֲל֣וּ חוֹמָ֑ה</w:t>
-      </w:r>
-    </w:p>
-    <w:p>
-      <w:pPr/>
-      <w:r>
-        <w:rPr>
-          <w:lang w:val="fr_FR" w:bidi="fr_FR"/>
-        </w:rPr>
-      </w:r>
-      <w:r>
-        <w:rPr>
           <w:b/>
           <w:lang w:val="fr_FR" w:bidi="fr_FR"/>
         </w:rPr>
@@ -13076,20 +11481,6 @@
       </w:r>
       <w:r>
         <w:rPr>
-          <w:lang w:val="fr_FR" w:bidi="fr_FR"/>
-        </w:rPr>
-        <w:t>כְּ⁠אַנְשֵׁ֥י מִלְחָמָ֖ה</w:t>
-      </w:r>
-    </w:p>
-    <w:p>
-      <w:pPr/>
-      <w:r>
-        <w:rPr>
-          <w:lang w:val="fr_FR" w:bidi="fr_FR"/>
-        </w:rPr>
-      </w:r>
-      <w:r>
-        <w:rPr>
           <w:b/>
           <w:lang w:val="fr_FR" w:bidi="fr_FR"/>
         </w:rPr>
@@ -13199,20 +11590,6 @@
       </w:r>
       <w:r>
         <w:rPr>
-          <w:lang w:val="fr_FR" w:bidi="fr_FR"/>
-        </w:rPr>
-        <w:t>חוֹמָ֑ה</w:t>
-      </w:r>
-    </w:p>
-    <w:p>
-      <w:pPr/>
-      <w:r>
-        <w:rPr>
-          <w:lang w:val="fr_FR" w:bidi="fr_FR"/>
-        </w:rPr>
-      </w:r>
-      <w:r>
-        <w:rPr>
           <w:b/>
           <w:lang w:val="fr_FR" w:bidi="fr_FR"/>
         </w:rPr>
@@ -13322,20 +11699,6 @@
       </w:r>
       <w:r>
         <w:rPr>
-          <w:lang w:val="fr_FR" w:bidi="fr_FR"/>
-        </w:rPr>
-        <w:t>וְ⁠אִ֤ישׁ בִּ⁠דְרָכָי⁠ו֙</w:t>
-      </w:r>
-    </w:p>
-    <w:p>
-      <w:pPr/>
-      <w:r>
-        <w:rPr>
-          <w:lang w:val="fr_FR" w:bidi="fr_FR"/>
-        </w:rPr>
-      </w:r>
-      <w:r>
-        <w:rPr>
           <w:b/>
           <w:lang w:val="fr_FR" w:bidi="fr_FR"/>
         </w:rPr>
@@ -13445,20 +11808,6 @@
       </w:r>
       <w:r>
         <w:rPr>
-          <w:lang w:val="fr_FR" w:bidi="fr_FR"/>
-        </w:rPr>
-        <w:t>וְ⁠לֹ֥א יְעַבְּט֖וּ⁠ן אֹרְחוֹתָֽ⁠ם</w:t>
-      </w:r>
-    </w:p>
-    <w:p>
-      <w:pPr/>
-      <w:r>
-        <w:rPr>
-          <w:lang w:val="fr_FR" w:bidi="fr_FR"/>
-        </w:rPr>
-      </w:r>
-      <w:r>
-        <w:rPr>
           <w:b/>
           <w:lang w:val="fr_FR" w:bidi="fr_FR"/>
         </w:rPr>
@@ -13542,20 +11891,6 @@
       </w:r>
       <w:r>
         <w:rPr>
-          <w:lang w:val="fr_FR" w:bidi="fr_FR"/>
-        </w:rPr>
-        <w:t>וְ⁠לֹ֥א יְעַבְּט֖וּ⁠ן אֹרְחוֹתָֽ⁠ם</w:t>
-      </w:r>
-    </w:p>
-    <w:p>
-      <w:pPr/>
-      <w:r>
-        <w:rPr>
-          <w:lang w:val="fr_FR" w:bidi="fr_FR"/>
-        </w:rPr>
-      </w:r>
-      <w:r>
-        <w:rPr>
           <w:b/>
           <w:lang w:val="fr_FR" w:bidi="fr_FR"/>
         </w:rPr>
@@ -13639,20 +11974,6 @@
       </w:r>
       <w:r>
         <w:rPr>
-          <w:lang w:val="fr_FR" w:bidi="fr_FR"/>
-        </w:rPr>
-        <w:t>וְ⁠אִ֤ישׁ אָחִי⁠ו֙ לֹ֣א יִדְחָק֔וּ⁠ן</w:t>
-      </w:r>
-    </w:p>
-    <w:p>
-      <w:pPr/>
-      <w:r>
-        <w:rPr>
-          <w:lang w:val="fr_FR" w:bidi="fr_FR"/>
-        </w:rPr>
-      </w:r>
-      <w:r>
-        <w:rPr>
           <w:b/>
           <w:lang w:val="fr_FR" w:bidi="fr_FR"/>
         </w:rPr>
@@ -13762,20 +12083,6 @@
       </w:r>
       <w:r>
         <w:rPr>
-          <w:lang w:val="fr_FR" w:bidi="fr_FR"/>
-        </w:rPr>
-        <w:t>גֶּ֥בֶר בִּ⁠מְסִלָּת֖⁠וֹ יֵֽלֵכ֑וּ⁠ן</w:t>
-      </w:r>
-    </w:p>
-    <w:p>
-      <w:pPr/>
-      <w:r>
-        <w:rPr>
-          <w:lang w:val="fr_FR" w:bidi="fr_FR"/>
-        </w:rPr>
-      </w:r>
-      <w:r>
-        <w:rPr>
           <w:b/>
           <w:lang w:val="fr_FR" w:bidi="fr_FR"/>
         </w:rPr>
@@ -13885,20 +12192,6 @@
       </w:r>
       <w:r>
         <w:rPr>
-          <w:lang w:val="fr_FR" w:bidi="fr_FR"/>
-        </w:rPr>
-        <w:t>וּ⁠בְעַ֥ד הַ⁠שֶּׁ֛לַח יִפֹּ֖לוּ לֹ֥א יִבְצָֽעוּ</w:t>
-      </w:r>
-    </w:p>
-    <w:p>
-      <w:pPr/>
-      <w:r>
-        <w:rPr>
-          <w:lang w:val="fr_FR" w:bidi="fr_FR"/>
-        </w:rPr>
-      </w:r>
-      <w:r>
-        <w:rPr>
           <w:b/>
           <w:lang w:val="fr_FR" w:bidi="fr_FR"/>
         </w:rPr>
@@ -13982,20 +12275,6 @@
       </w:r>
       <w:r>
         <w:rPr>
-          <w:lang w:val="fr_FR" w:bidi="fr_FR"/>
-        </w:rPr>
-        <w:t>בָּ⁠עִ֣יר יָשֹׁ֗קּוּ בַּֽ⁠חוֹמָה֙ יְרֻצ֔וּ⁠ן בַּ⁠בָּתִּ֖ים יַעֲל֑וּ בְּעַ֧ד הַ⁠חַלּוֹנִ֛ים יָבֹ֖אוּ כַּ⁠גַּנָּֽב</w:t>
-      </w:r>
-    </w:p>
-    <w:p>
-      <w:pPr/>
-      <w:r>
-        <w:rPr>
-          <w:lang w:val="fr_FR" w:bidi="fr_FR"/>
-        </w:rPr>
-      </w:r>
-      <w:r>
-        <w:rPr>
           <w:b/>
           <w:lang w:val="fr_FR" w:bidi="fr_FR"/>
         </w:rPr>
@@ -14079,20 +12358,6 @@
       </w:r>
       <w:r>
         <w:rPr>
-          <w:lang w:val="fr_FR" w:bidi="fr_FR"/>
-        </w:rPr>
-        <w:t>בְּעַ֧ד הַ⁠חַלּוֹנִ֛ים יָבֹ֖אוּ כַּ⁠גַּנָּֽב</w:t>
-      </w:r>
-    </w:p>
-    <w:p>
-      <w:pPr/>
-      <w:r>
-        <w:rPr>
-          <w:lang w:val="fr_FR" w:bidi="fr_FR"/>
-        </w:rPr>
-      </w:r>
-      <w:r>
-        <w:rPr>
           <w:b/>
           <w:lang w:val="fr_FR" w:bidi="fr_FR"/>
         </w:rPr>
@@ -14188,20 +12453,6 @@
       </w:r>
       <w:r>
         <w:rPr>
-          <w:lang w:val="fr_FR" w:bidi="fr_FR"/>
-        </w:rPr>
-        <w:t>לְ⁠פָנָי⁠ו֙ רָ֣גְזָה אֶ֔רֶץ רָעֲשׁ֖וּ שָׁמָ֑יִם</w:t>
-      </w:r>
-    </w:p>
-    <w:p>
-      <w:pPr/>
-      <w:r>
-        <w:rPr>
-          <w:lang w:val="fr_FR" w:bidi="fr_FR"/>
-        </w:rPr>
-      </w:r>
-      <w:r>
-        <w:rPr>
           <w:b/>
           <w:lang w:val="fr_FR" w:bidi="fr_FR"/>
         </w:rPr>
@@ -14311,20 +12562,6 @@
       </w:r>
       <w:r>
         <w:rPr>
-          <w:lang w:val="fr_FR" w:bidi="fr_FR"/>
-        </w:rPr>
-        <w:t>שֶׁ֤מֶשׁ וְ⁠יָרֵ֨חַ֙ קָדָ֔רוּ</w:t>
-      </w:r>
-    </w:p>
-    <w:p>
-      <w:pPr/>
-      <w:r>
-        <w:rPr>
-          <w:lang w:val="fr_FR" w:bidi="fr_FR"/>
-        </w:rPr>
-      </w:r>
-      <w:r>
-        <w:rPr>
           <w:b/>
           <w:lang w:val="fr_FR" w:bidi="fr_FR"/>
         </w:rPr>
@@ -14434,20 +12671,6 @@
       </w:r>
       <w:r>
         <w:rPr>
-          <w:lang w:val="fr_FR" w:bidi="fr_FR"/>
-        </w:rPr>
-        <w:t>וְ⁠כוֹכָבִ֖ים אָסְפ֥וּ נָגְהָֽ⁠ם</w:t>
-      </w:r>
-    </w:p>
-    <w:p>
-      <w:pPr/>
-      <w:r>
-        <w:rPr>
-          <w:lang w:val="fr_FR" w:bidi="fr_FR"/>
-        </w:rPr>
-      </w:r>
-      <w:r>
-        <w:rPr>
           <w:b/>
           <w:lang w:val="fr_FR" w:bidi="fr_FR"/>
         </w:rPr>
@@ -14557,20 +12780,6 @@
       </w:r>
       <w:r>
         <w:rPr>
-          <w:lang w:val="fr_FR" w:bidi="fr_FR"/>
-        </w:rPr>
-        <w:t>קוֹל⁠וֹ֙</w:t>
-      </w:r>
-    </w:p>
-    <w:p>
-      <w:pPr/>
-      <w:r>
-        <w:rPr>
-          <w:lang w:val="fr_FR" w:bidi="fr_FR"/>
-        </w:rPr>
-      </w:r>
-      <w:r>
-        <w:rPr>
           <w:b/>
           <w:lang w:val="fr_FR" w:bidi="fr_FR"/>
         </w:rPr>
@@ -14667,20 +12876,6 @@
       </w:r>
       <w:r>
         <w:rPr>
-          <w:lang w:val="fr_FR" w:bidi="fr_FR"/>
-        </w:rPr>
-        <w:t>מַחֲנֵ֔⁠הוּ</w:t>
-      </w:r>
-    </w:p>
-    <w:p>
-      <w:pPr/>
-      <w:r>
-        <w:rPr>
-          <w:lang w:val="fr_FR" w:bidi="fr_FR"/>
-        </w:rPr>
-      </w:r>
-      <w:r>
-        <w:rPr>
           <w:b/>
           <w:lang w:val="fr_FR" w:bidi="fr_FR"/>
         </w:rPr>
@@ -14789,20 +12984,6 @@
       </w:r>
       <w:r>
         <w:rPr>
-          <w:lang w:val="fr_FR" w:bidi="fr_FR"/>
-        </w:rPr>
-        <w:t>דְבָר֑⁠וֹ</w:t>
-      </w:r>
-    </w:p>
-    <w:p>
-      <w:pPr/>
-      <w:r>
-        <w:rPr>
-          <w:lang w:val="fr_FR" w:bidi="fr_FR"/>
-        </w:rPr>
-      </w:r>
-      <w:r>
-        <w:rPr>
           <w:b/>
           <w:lang w:val="fr_FR" w:bidi="fr_FR"/>
         </w:rPr>
@@ -14888,20 +13069,6 @@
         <w:rPr>
           <w:lang w:val="fr_FR" w:bidi="fr_FR"/>
         </w:rPr>
-      </w:r>
-    </w:p>
-    <w:p>
-      <w:pPr/>
-      <w:r>
-        <w:rPr>
-          <w:lang w:val="fr_FR" w:bidi="fr_FR"/>
-        </w:rPr>
-      </w:r>
-      <w:r>
-        <w:rPr>
-          <w:lang w:val="fr_FR" w:bidi="fr_FR"/>
-        </w:rPr>
-        <w:t>כִּֽי־גָד֧וֹל יוֹם־יְהוָ֛ה וְ⁠נוֹרָ֥א מְאֹ֖ד וּ⁠מִ֥י יְכִילֶֽ⁠נּוּ</w:t>
       </w:r>
     </w:p>
     <w:p>
@@ -15097,20 +13264,6 @@
       </w:r>
       <w:r>
         <w:rPr>
-          <w:lang w:val="fr_FR" w:bidi="fr_FR"/>
-        </w:rPr>
-        <w:t>וְ⁠גַם־עַתָּה֙ נְאֻם־יְהוָ֔ה שֻׁ֥בוּ עָדַ֖⁠י</w:t>
-      </w:r>
-    </w:p>
-    <w:p>
-      <w:pPr/>
-      <w:r>
-        <w:rPr>
-          <w:lang w:val="fr_FR" w:bidi="fr_FR"/>
-        </w:rPr>
-      </w:r>
-      <w:r>
-        <w:rPr>
           <w:b/>
           <w:lang w:val="fr_FR" w:bidi="fr_FR"/>
         </w:rPr>
@@ -15207,20 +13360,6 @@
       </w:r>
       <w:r>
         <w:rPr>
-          <w:lang w:val="fr_FR" w:bidi="fr_FR"/>
-        </w:rPr>
-        <w:t>שֻׁ֥בוּ</w:t>
-      </w:r>
-    </w:p>
-    <w:p>
-      <w:pPr/>
-      <w:r>
-        <w:rPr>
-          <w:lang w:val="fr_FR" w:bidi="fr_FR"/>
-        </w:rPr>
-      </w:r>
-      <w:r>
-        <w:rPr>
           <w:b/>
           <w:lang w:val="fr_FR" w:bidi="fr_FR"/>
         </w:rPr>
@@ -15317,20 +13456,6 @@
       </w:r>
       <w:r>
         <w:rPr>
-          <w:lang w:val="fr_FR" w:bidi="fr_FR"/>
-        </w:rPr>
-        <w:t>שֻׁ֥בוּ עָדַ֖⁠י בְּ⁠כָל־לְבַבְ⁠כֶ֑ם</w:t>
-      </w:r>
-    </w:p>
-    <w:p>
-      <w:pPr/>
-      <w:r>
-        <w:rPr>
-          <w:lang w:val="fr_FR" w:bidi="fr_FR"/>
-        </w:rPr>
-      </w:r>
-      <w:r>
-        <w:rPr>
           <w:b/>
           <w:lang w:val="fr_FR" w:bidi="fr_FR"/>
         </w:rPr>
@@ -15440,20 +13565,6 @@
       </w:r>
       <w:r>
         <w:rPr>
-          <w:lang w:val="fr_FR" w:bidi="fr_FR"/>
-        </w:rPr>
-        <w:t>לְבַבְ⁠כֶ֑ם</w:t>
-      </w:r>
-    </w:p>
-    <w:p>
-      <w:pPr/>
-      <w:r>
-        <w:rPr>
-          <w:lang w:val="fr_FR" w:bidi="fr_FR"/>
-        </w:rPr>
-      </w:r>
-      <w:r>
-        <w:rPr>
           <w:b/>
           <w:lang w:val="fr_FR" w:bidi="fr_FR"/>
         </w:rPr>
@@ -15550,20 +13661,6 @@
       </w:r>
       <w:r>
         <w:rPr>
-          <w:lang w:val="fr_FR" w:bidi="fr_FR"/>
-        </w:rPr>
-        <w:t>וְ⁠קִרְע֤וּ לְבַבְ⁠כֶם֙ וְ⁠אַל־בִּגְדֵי⁠כֶ֔ם</w:t>
-      </w:r>
-    </w:p>
-    <w:p>
-      <w:pPr/>
-      <w:r>
-        <w:rPr>
-          <w:lang w:val="fr_FR" w:bidi="fr_FR"/>
-        </w:rPr>
-      </w:r>
-      <w:r>
-        <w:rPr>
           <w:b/>
           <w:lang w:val="fr_FR" w:bidi="fr_FR"/>
         </w:rPr>
@@ -15647,20 +13744,6 @@
       </w:r>
       <w:r>
         <w:rPr>
-          <w:lang w:val="fr_FR" w:bidi="fr_FR"/>
-        </w:rPr>
-        <w:t>וְ⁠קִרְע֤וּ לְבַבְ⁠כֶם֙ וְ⁠אַל־בִּגְדֵי⁠כֶ֔ם וְ⁠שׁ֖וּבוּ אֶל־יְהוָ֣ה אֱלֹֽהֵי⁠כֶ֑ם</w:t>
-      </w:r>
-    </w:p>
-    <w:p>
-      <w:pPr/>
-      <w:r>
-        <w:rPr>
-          <w:lang w:val="fr_FR" w:bidi="fr_FR"/>
-        </w:rPr>
-      </w:r>
-      <w:r>
-        <w:rPr>
           <w:b/>
           <w:lang w:val="fr_FR" w:bidi="fr_FR"/>
         </w:rPr>
@@ -15744,20 +13827,6 @@
       </w:r>
       <w:r>
         <w:rPr>
-          <w:lang w:val="fr_FR" w:bidi="fr_FR"/>
-        </w:rPr>
-        <w:t>אֶ֤רֶךְ אַפַּ֨יִם֙</w:t>
-      </w:r>
-    </w:p>
-    <w:p>
-      <w:pPr/>
-      <w:r>
-        <w:rPr>
-          <w:lang w:val="fr_FR" w:bidi="fr_FR"/>
-        </w:rPr>
-      </w:r>
-      <w:r>
-        <w:rPr>
           <w:b/>
           <w:lang w:val="fr_FR" w:bidi="fr_FR"/>
         </w:rPr>
@@ -15854,20 +13923,6 @@
       </w:r>
       <w:r>
         <w:rPr>
-          <w:lang w:val="fr_FR" w:bidi="fr_FR"/>
-        </w:rPr>
-        <w:t>וְ⁠רַב־חֶ֔סֶד</w:t>
-      </w:r>
-    </w:p>
-    <w:p>
-      <w:pPr/>
-      <w:r>
-        <w:rPr>
-          <w:lang w:val="fr_FR" w:bidi="fr_FR"/>
-        </w:rPr>
-      </w:r>
-      <w:r>
-        <w:rPr>
           <w:b/>
           <w:lang w:val="fr_FR" w:bidi="fr_FR"/>
         </w:rPr>
@@ -15964,20 +14019,6 @@
       </w:r>
       <w:r>
         <w:rPr>
-          <w:lang w:val="fr_FR" w:bidi="fr_FR"/>
-        </w:rPr>
-        <w:t>מִ֥י יוֹדֵ֖עַ יָשׁ֣וּב וְ⁠נִחָ֑ם וְ⁠הִשְׁאִ֤יר אַֽחֲרָי⁠ו֙ בְּרָכָ֔ה</w:t>
-      </w:r>
-    </w:p>
-    <w:p>
-      <w:pPr/>
-      <w:r>
-        <w:rPr>
-          <w:lang w:val="fr_FR" w:bidi="fr_FR"/>
-        </w:rPr>
-      </w:r>
-      <w:r>
-        <w:rPr>
           <w:b/>
           <w:lang w:val="fr_FR" w:bidi="fr_FR"/>
         </w:rPr>
@@ -16061,20 +14102,6 @@
       </w:r>
       <w:r>
         <w:rPr>
-          <w:lang w:val="fr_FR" w:bidi="fr_FR"/>
-        </w:rPr>
-        <w:t>יָשׁ֣וּב וְ⁠נִחָ֑ם</w:t>
-      </w:r>
-    </w:p>
-    <w:p>
-      <w:pPr/>
-      <w:r>
-        <w:rPr>
-          <w:lang w:val="fr_FR" w:bidi="fr_FR"/>
-        </w:rPr>
-      </w:r>
-      <w:r>
-        <w:rPr>
           <w:b/>
           <w:lang w:val="fr_FR" w:bidi="fr_FR"/>
         </w:rPr>
@@ -16184,20 +14211,6 @@
       </w:r>
       <w:r>
         <w:rPr>
-          <w:lang w:val="fr_FR" w:bidi="fr_FR"/>
-        </w:rPr>
-        <w:t>וְ⁠הִשְׁאִ֤יר &amp; בְּרָכָ֔ה</w:t>
-      </w:r>
-    </w:p>
-    <w:p>
-      <w:pPr/>
-      <w:r>
-        <w:rPr>
-          <w:lang w:val="fr_FR" w:bidi="fr_FR"/>
-        </w:rPr>
-      </w:r>
-      <w:r>
-        <w:rPr>
           <w:b/>
           <w:lang w:val="fr_FR" w:bidi="fr_FR"/>
         </w:rPr>
@@ -16294,20 +14307,6 @@
       </w:r>
       <w:r>
         <w:rPr>
-          <w:lang w:val="fr_FR" w:bidi="fr_FR"/>
-        </w:rPr>
-        <w:t>אֱלֹהֵי⁠כֶֽם</w:t>
-      </w:r>
-    </w:p>
-    <w:p>
-      <w:pPr/>
-      <w:r>
-        <w:rPr>
-          <w:lang w:val="fr_FR" w:bidi="fr_FR"/>
-        </w:rPr>
-      </w:r>
-      <w:r>
-        <w:rPr>
           <w:b/>
           <w:lang w:val="fr_FR" w:bidi="fr_FR"/>
         </w:rPr>
@@ -16404,20 +14403,6 @@
       </w:r>
       <w:r>
         <w:rPr>
-          <w:lang w:val="fr_FR" w:bidi="fr_FR"/>
-        </w:rPr>
-        <w:t>צ֖וֹם</w:t>
-      </w:r>
-    </w:p>
-    <w:p>
-      <w:pPr/>
-      <w:r>
-        <w:rPr>
-          <w:lang w:val="fr_FR" w:bidi="fr_FR"/>
-        </w:rPr>
-      </w:r>
-      <w:r>
-        <w:rPr>
           <w:b/>
           <w:lang w:val="fr_FR" w:bidi="fr_FR"/>
         </w:rPr>
@@ -16514,20 +14499,6 @@
       </w:r>
       <w:r>
         <w:rPr>
-          <w:lang w:val="fr_FR" w:bidi="fr_FR"/>
-        </w:rPr>
-        <w:t>קַדְּשׁוּ־צ֖וֹם קִרְא֥וּ עֲצָרָֽה</w:t>
-      </w:r>
-    </w:p>
-    <w:p>
-      <w:pPr/>
-      <w:r>
-        <w:rPr>
-          <w:lang w:val="fr_FR" w:bidi="fr_FR"/>
-        </w:rPr>
-      </w:r>
-      <w:r>
-        <w:rPr>
           <w:b/>
           <w:lang w:val="fr_FR" w:bidi="fr_FR"/>
         </w:rPr>
@@ -16611,20 +14582,6 @@
       </w:r>
       <w:r>
         <w:rPr>
-          <w:lang w:val="fr_FR" w:bidi="fr_FR"/>
-        </w:rPr>
-        <w:t>קִבְצ֣וּ זְקֵנִ֔ים אִסְפוּ֙ עֽוֹלָלִ֔ים וְ⁠יֹנְקֵ֖י שָׁדָ֑יִם</w:t>
-      </w:r>
-    </w:p>
-    <w:p>
-      <w:pPr/>
-      <w:r>
-        <w:rPr>
-          <w:lang w:val="fr_FR" w:bidi="fr_FR"/>
-        </w:rPr>
-      </w:r>
-      <w:r>
-        <w:rPr>
           <w:b/>
           <w:lang w:val="fr_FR" w:bidi="fr_FR"/>
         </w:rPr>
@@ -16708,20 +14665,6 @@
       </w:r>
       <w:r>
         <w:rPr>
-          <w:lang w:val="fr_FR" w:bidi="fr_FR"/>
-        </w:rPr>
-        <w:t>יֵצֵ֤א חָתָן֙ מֵֽ⁠חֶדְר֔⁠וֹ וְ⁠כַלָּ֖ה מֵ⁠חֻפָּתָֽ⁠הּ</w:t>
-      </w:r>
-    </w:p>
-    <w:p>
-      <w:pPr/>
-      <w:r>
-        <w:rPr>
-          <w:lang w:val="fr_FR" w:bidi="fr_FR"/>
-        </w:rPr>
-      </w:r>
-      <w:r>
-        <w:rPr>
           <w:b/>
           <w:lang w:val="fr_FR" w:bidi="fr_FR"/>
         </w:rPr>
@@ -16805,20 +14748,6 @@
       </w:r>
       <w:r>
         <w:rPr>
-          <w:lang w:val="fr_FR" w:bidi="fr_FR"/>
-        </w:rPr>
-        <w:t>בֵּ֤ין הָ⁠אוּלָם֙ וְ⁠לַ⁠מִּזְבֵּ֔חַ</w:t>
-      </w:r>
-    </w:p>
-    <w:p>
-      <w:pPr/>
-      <w:r>
-        <w:rPr>
-          <w:lang w:val="fr_FR" w:bidi="fr_FR"/>
-        </w:rPr>
-      </w:r>
-      <w:r>
-        <w:rPr>
           <w:b/>
           <w:lang w:val="fr_FR" w:bidi="fr_FR"/>
         </w:rPr>
@@ -16902,20 +14831,6 @@
       </w:r>
       <w:r>
         <w:rPr>
-          <w:lang w:val="fr_FR" w:bidi="fr_FR"/>
-        </w:rPr>
-        <w:t>וְ⁠אַל־תִּתֵּ֨ן נַחֲלָתְ⁠ךָ֤ לְ⁠חֶרְפָּה֙</w:t>
-      </w:r>
-    </w:p>
-    <w:p>
-      <w:pPr/>
-      <w:r>
-        <w:rPr>
-          <w:lang w:val="fr_FR" w:bidi="fr_FR"/>
-        </w:rPr>
-      </w:r>
-      <w:r>
-        <w:rPr>
           <w:b/>
           <w:lang w:val="fr_FR" w:bidi="fr_FR"/>
         </w:rPr>
@@ -17012,20 +14927,6 @@
       </w:r>
       <w:r>
         <w:rPr>
-          <w:lang w:val="fr_FR" w:bidi="fr_FR"/>
-        </w:rPr>
-        <w:t>נַחֲלָתְ⁠ךָ֤</w:t>
-      </w:r>
-    </w:p>
-    <w:p>
-      <w:pPr/>
-      <w:r>
-        <w:rPr>
-          <w:lang w:val="fr_FR" w:bidi="fr_FR"/>
-        </w:rPr>
-      </w:r>
-      <w:r>
-        <w:rPr>
           <w:b/>
           <w:lang w:val="fr_FR" w:bidi="fr_FR"/>
         </w:rPr>
@@ -17109,20 +15010,6 @@
       </w:r>
       <w:r>
         <w:rPr>
-          <w:lang w:val="fr_FR" w:bidi="fr_FR"/>
-        </w:rPr>
-        <w:t>לִ⁠מְשָׁל־בָּ֣⁠ם גּוֹיִ֔ם</w:t>
-      </w:r>
-    </w:p>
-    <w:p>
-      <w:pPr/>
-      <w:r>
-        <w:rPr>
-          <w:lang w:val="fr_FR" w:bidi="fr_FR"/>
-        </w:rPr>
-      </w:r>
-      <w:r>
-        <w:rPr>
           <w:b/>
           <w:lang w:val="fr_FR" w:bidi="fr_FR"/>
         </w:rPr>
@@ -17206,20 +15093,6 @@
       </w:r>
       <w:r>
         <w:rPr>
-          <w:lang w:val="fr_FR" w:bidi="fr_FR"/>
-        </w:rPr>
-        <w:t>לָ֚⁠מָּה יֹאמְר֣וּ בָֽ⁠עַמִּ֔ים אַיֵּ֖ה אֱלֹהֵי⁠הֶֽם</w:t>
-      </w:r>
-    </w:p>
-    <w:p>
-      <w:pPr/>
-      <w:r>
-        <w:rPr>
-          <w:lang w:val="fr_FR" w:bidi="fr_FR"/>
-        </w:rPr>
-      </w:r>
-      <w:r>
-        <w:rPr>
           <w:b/>
           <w:lang w:val="fr_FR" w:bidi="fr_FR"/>
         </w:rPr>
@@ -17303,20 +15176,6 @@
       </w:r>
       <w:r>
         <w:rPr>
-          <w:lang w:val="fr_FR" w:bidi="fr_FR"/>
-        </w:rPr>
-        <w:t>לָ֚⁠מָּה יֹאמְר֣וּ</w:t>
-      </w:r>
-    </w:p>
-    <w:p>
-      <w:pPr/>
-      <w:r>
-        <w:rPr>
-          <w:lang w:val="fr_FR" w:bidi="fr_FR"/>
-        </w:rPr>
-      </w:r>
-      <w:r>
-        <w:rPr>
           <w:b/>
           <w:lang w:val="fr_FR" w:bidi="fr_FR"/>
         </w:rPr>
@@ -17413,20 +15272,6 @@
       </w:r>
       <w:r>
         <w:rPr>
-          <w:lang w:val="fr_FR" w:bidi="fr_FR"/>
-        </w:rPr>
-        <w:t>לָ֚⁠מָּה יֹאמְר֣וּ בָֽ⁠עַמִּ֔ים</w:t>
-      </w:r>
-    </w:p>
-    <w:p>
-      <w:pPr/>
-      <w:r>
-        <w:rPr>
-          <w:lang w:val="fr_FR" w:bidi="fr_FR"/>
-        </w:rPr>
-      </w:r>
-      <w:r>
-        <w:rPr>
           <w:b/>
           <w:lang w:val="fr_FR" w:bidi="fr_FR"/>
         </w:rPr>
@@ -17524,20 +15369,6 @@
       </w:r>
       <w:r>
         <w:rPr>
-          <w:lang w:val="fr_FR" w:bidi="fr_FR"/>
-        </w:rPr>
-        <w:t>אַיֵּ֖ה אֱלֹהֵי⁠הֶֽם</w:t>
-      </w:r>
-    </w:p>
-    <w:p>
-      <w:pPr/>
-      <w:r>
-        <w:rPr>
-          <w:lang w:val="fr_FR" w:bidi="fr_FR"/>
-        </w:rPr>
-      </w:r>
-      <w:r>
-        <w:rPr>
           <w:b/>
           <w:lang w:val="fr_FR" w:bidi="fr_FR"/>
         </w:rPr>
@@ -17621,20 +15452,6 @@
       </w:r>
       <w:r>
         <w:rPr>
-          <w:lang w:val="fr_FR" w:bidi="fr_FR"/>
-        </w:rPr>
-        <w:t>וַ⁠יְקַנֵּ֥א יְהוָ֖ה לְ⁠אַרְצ֑⁠וֹ וַ⁠יַּחְמֹ֖ל עַל־עַמּֽ⁠וֹ</w:t>
-      </w:r>
-    </w:p>
-    <w:p>
-      <w:pPr/>
-      <w:r>
-        <w:rPr>
-          <w:lang w:val="fr_FR" w:bidi="fr_FR"/>
-        </w:rPr>
-      </w:r>
-      <w:r>
-        <w:rPr>
           <w:b/>
           <w:lang w:val="fr_FR" w:bidi="fr_FR"/>
         </w:rPr>
@@ -17732,20 +15549,6 @@
       </w:r>
       <w:r>
         <w:rPr>
-          <w:lang w:val="fr_FR" w:bidi="fr_FR"/>
-        </w:rPr>
-        <w:t>לְ⁠אַרְצ֑⁠וֹ</w:t>
-      </w:r>
-    </w:p>
-    <w:p>
-      <w:pPr/>
-      <w:r>
-        <w:rPr>
-          <w:lang w:val="fr_FR" w:bidi="fr_FR"/>
-        </w:rPr>
-      </w:r>
-      <w:r>
-        <w:rPr>
           <w:b/>
           <w:lang w:val="fr_FR" w:bidi="fr_FR"/>
         </w:rPr>
@@ -17842,20 +15645,6 @@
       </w:r>
       <w:r>
         <w:rPr>
-          <w:lang w:val="fr_FR" w:bidi="fr_FR"/>
-        </w:rPr>
-        <w:t>וַ⁠יַּ֨עַן יְהוָ֜ה וַ⁠יֹּ֣אמֶר</w:t>
-      </w:r>
-    </w:p>
-    <w:p>
-      <w:pPr/>
-      <w:r>
-        <w:rPr>
-          <w:lang w:val="fr_FR" w:bidi="fr_FR"/>
-        </w:rPr>
-      </w:r>
-      <w:r>
-        <w:rPr>
           <w:b/>
           <w:lang w:val="fr_FR" w:bidi="fr_FR"/>
         </w:rPr>
@@ -17939,20 +15728,6 @@
       </w:r>
       <w:r>
         <w:rPr>
-          <w:lang w:val="fr_FR" w:bidi="fr_FR"/>
-        </w:rPr>
-        <w:t>וַ⁠יַּ֨עַן יְהוָ֜ה וַ⁠יֹּ֣אמֶר</w:t>
-      </w:r>
-    </w:p>
-    <w:p>
-      <w:pPr/>
-      <w:r>
-        <w:rPr>
-          <w:lang w:val="fr_FR" w:bidi="fr_FR"/>
-        </w:rPr>
-      </w:r>
-      <w:r>
-        <w:rPr>
           <w:b/>
           <w:lang w:val="fr_FR" w:bidi="fr_FR"/>
         </w:rPr>
@@ -18075,20 +15850,6 @@
       </w:r>
       <w:r>
         <w:rPr>
-          <w:lang w:val="fr_FR" w:bidi="fr_FR"/>
-        </w:rPr>
-        <w:t>הִנְ⁠נִ֨י שֹׁלֵ֤חַ לָ⁠כֶם֙ אֶת־הַ⁠דָּגָן֙ וְ⁠הַ⁠תִּיר֣וֹשׁ וְ⁠הַ⁠יִּצְהָ֔ר</w:t>
-      </w:r>
-    </w:p>
-    <w:p>
-      <w:pPr/>
-      <w:r>
-        <w:rPr>
-          <w:lang w:val="fr_FR" w:bidi="fr_FR"/>
-        </w:rPr>
-      </w:r>
-      <w:r>
-        <w:rPr>
           <w:b/>
           <w:lang w:val="fr_FR" w:bidi="fr_FR"/>
         </w:rPr>
@@ -18172,20 +15933,6 @@
       </w:r>
       <w:r>
         <w:rPr>
-          <w:lang w:val="fr_FR" w:bidi="fr_FR"/>
-        </w:rPr>
-        <w:t>הִנְ⁠נִ֨י שֹׁלֵ֤חַ</w:t>
-      </w:r>
-    </w:p>
-    <w:p>
-      <w:pPr/>
-      <w:r>
-        <w:rPr>
-          <w:lang w:val="fr_FR" w:bidi="fr_FR"/>
-        </w:rPr>
-      </w:r>
-      <w:r>
-        <w:rPr>
           <w:b/>
           <w:lang w:val="fr_FR" w:bidi="fr_FR"/>
         </w:rPr>
@@ -18269,20 +16016,6 @@
       </w:r>
       <w:r>
         <w:rPr>
-          <w:lang w:val="fr_FR" w:bidi="fr_FR"/>
-        </w:rPr>
-        <w:t>אֹת֑⁠וֹ</w:t>
-      </w:r>
-    </w:p>
-    <w:p>
-      <w:pPr/>
-      <w:r>
-        <w:rPr>
-          <w:lang w:val="fr_FR" w:bidi="fr_FR"/>
-        </w:rPr>
-      </w:r>
-      <w:r>
-        <w:rPr>
           <w:b/>
           <w:lang w:val="fr_FR" w:bidi="fr_FR"/>
         </w:rPr>
@@ -18418,20 +16151,6 @@
       </w:r>
       <w:r>
         <w:rPr>
-          <w:lang w:val="fr_FR" w:bidi="fr_FR"/>
-        </w:rPr>
-        <w:t>וְ⁠לֹא־אֶתֵּ֨ן אֶתְ⁠כֶ֥ם ע֛וֹד חֶרְפָּ֖ה בַּ⁠גּוֹיִֽם</w:t>
-      </w:r>
-    </w:p>
-    <w:p>
-      <w:pPr/>
-      <w:r>
-        <w:rPr>
-          <w:lang w:val="fr_FR" w:bidi="fr_FR"/>
-        </w:rPr>
-      </w:r>
-      <w:r>
-        <w:rPr>
           <w:b/>
           <w:lang w:val="fr_FR" w:bidi="fr_FR"/>
         </w:rPr>
@@ -18528,20 +16247,6 @@
       </w:r>
       <w:r>
         <w:rPr>
-          <w:lang w:val="fr_FR" w:bidi="fr_FR"/>
-        </w:rPr>
-        <w:t>וְֽ⁠אֶת־הַ⁠צְּפוֹנִ֞י</w:t>
-      </w:r>
-    </w:p>
-    <w:p>
-      <w:pPr/>
-      <w:r>
-        <w:rPr>
-          <w:lang w:val="fr_FR" w:bidi="fr_FR"/>
-        </w:rPr>
-      </w:r>
-      <w:r>
-        <w:rPr>
           <w:b/>
           <w:lang w:val="fr_FR" w:bidi="fr_FR"/>
         </w:rPr>
@@ -18638,20 +16343,6 @@
       </w:r>
       <w:r>
         <w:rPr>
-          <w:lang w:val="fr_FR" w:bidi="fr_FR"/>
-        </w:rPr>
-        <w:t>אֶ֣רֶץ צִיָּ֣ה וּ⁠שְׁמָמָה֒</w:t>
-      </w:r>
-    </w:p>
-    <w:p>
-      <w:pPr/>
-      <w:r>
-        <w:rPr>
-          <w:lang w:val="fr_FR" w:bidi="fr_FR"/>
-        </w:rPr>
-      </w:r>
-      <w:r>
-        <w:rPr>
           <w:b/>
           <w:lang w:val="fr_FR" w:bidi="fr_FR"/>
         </w:rPr>
@@ -18761,20 +16452,6 @@
       </w:r>
       <w:r>
         <w:rPr>
-          <w:lang w:val="fr_FR" w:bidi="fr_FR"/>
-        </w:rPr>
-        <w:t>אֶ֣רֶץ צִיָּ֣ה וּ⁠שְׁמָמָה֒</w:t>
-      </w:r>
-    </w:p>
-    <w:p>
-      <w:pPr/>
-      <w:r>
-        <w:rPr>
-          <w:lang w:val="fr_FR" w:bidi="fr_FR"/>
-        </w:rPr>
-      </w:r>
-      <w:r>
-        <w:rPr>
           <w:b/>
           <w:lang w:val="fr_FR" w:bidi="fr_FR"/>
         </w:rPr>
@@ -18884,20 +16561,6 @@
       </w:r>
       <w:r>
         <w:rPr>
-          <w:lang w:val="fr_FR" w:bidi="fr_FR"/>
-        </w:rPr>
-        <w:t>אֶל &amp; אֶת־פָּנָ֗י⁠ו אֶל־הַ⁠יָּם֙ הַ⁠קַּדְמֹנִ֔י וְ⁠סֹפ֖⁠וֹ אֶל־הַ⁠יָּ֣ם הָ⁠אַֽחֲר֑וֹן</w:t>
-      </w:r>
-    </w:p>
-    <w:p>
-      <w:pPr/>
-      <w:r>
-        <w:rPr>
-          <w:lang w:val="fr_FR" w:bidi="fr_FR"/>
-        </w:rPr>
-      </w:r>
-      <w:r>
-        <w:rPr>
           <w:b/>
           <w:lang w:val="fr_FR" w:bidi="fr_FR"/>
         </w:rPr>
@@ -19019,20 +16682,6 @@
       </w:r>
       <w:r>
         <w:rPr>
-          <w:lang w:val="fr_FR" w:bidi="fr_FR"/>
-        </w:rPr>
-        <w:t>אֶל &amp; אֶת־פָּנָ֗י⁠ו אֶל־הַ⁠יָּם֙ הַ⁠קַּדְמֹנִ֔י וְ⁠סֹפ֖⁠וֹ אֶל־הַ⁠יָּ֣ם הָ⁠אַֽחֲר֑וֹן</w:t>
-      </w:r>
-    </w:p>
-    <w:p>
-      <w:pPr/>
-      <w:r>
-        <w:rPr>
-          <w:lang w:val="fr_FR" w:bidi="fr_FR"/>
-        </w:rPr>
-      </w:r>
-      <w:r>
-        <w:rPr>
           <w:b/>
           <w:lang w:val="fr_FR" w:bidi="fr_FR"/>
         </w:rPr>
@@ -19142,20 +16791,6 @@
       </w:r>
       <w:r>
         <w:rPr>
-          <w:lang w:val="fr_FR" w:bidi="fr_FR"/>
-        </w:rPr>
-        <w:t>וְ⁠עָלָ֣ה בָאְשׁ֗⁠וֹ וְ⁠תַ֨עַל֙ צַחֲנָת֔⁠וֹ</w:t>
-      </w:r>
-    </w:p>
-    <w:p>
-      <w:pPr/>
-      <w:r>
-        <w:rPr>
-          <w:lang w:val="fr_FR" w:bidi="fr_FR"/>
-        </w:rPr>
-      </w:r>
-      <w:r>
-        <w:rPr>
           <w:b/>
           <w:lang w:val="fr_FR" w:bidi="fr_FR"/>
         </w:rPr>
@@ -19266,20 +16901,6 @@
       </w:r>
       <w:r>
         <w:rPr>
-          <w:lang w:val="fr_FR" w:bidi="fr_FR"/>
-        </w:rPr>
-        <w:t>הִגְדִּ֖יל לַ⁠עֲשֽׂוֹת</w:t>
-      </w:r>
-    </w:p>
-    <w:p>
-      <w:pPr/>
-      <w:r>
-        <w:rPr>
-          <w:lang w:val="fr_FR" w:bidi="fr_FR"/>
-        </w:rPr>
-      </w:r>
-      <w:r>
-        <w:rPr>
           <w:b/>
           <w:lang w:val="fr_FR" w:bidi="fr_FR"/>
         </w:rPr>
@@ -19363,20 +16984,6 @@
       </w:r>
       <w:r>
         <w:rPr>
-          <w:lang w:val="fr_FR" w:bidi="fr_FR"/>
-        </w:rPr>
-        <w:t>כִּ֥י הִגְדִּ֖יל לַ⁠עֲשֽׂוֹת</w:t>
-      </w:r>
-    </w:p>
-    <w:p>
-      <w:pPr/>
-      <w:r>
-        <w:rPr>
-          <w:lang w:val="fr_FR" w:bidi="fr_FR"/>
-        </w:rPr>
-      </w:r>
-      <w:r>
-        <w:rPr>
           <w:b/>
           <w:lang w:val="fr_FR" w:bidi="fr_FR"/>
         </w:rPr>
@@ -19460,20 +17067,6 @@
       </w:r>
       <w:r>
         <w:rPr>
-          <w:lang w:val="fr_FR" w:bidi="fr_FR"/>
-        </w:rPr>
-        <w:t>אַל־תִּֽירְאִ֖י אֲדָמָ֑ה גִּ֣ילִי וּ⁠שְׂמָ֔חִי</w:t>
-      </w:r>
-    </w:p>
-    <w:p>
-      <w:pPr/>
-      <w:r>
-        <w:rPr>
-          <w:lang w:val="fr_FR" w:bidi="fr_FR"/>
-        </w:rPr>
-      </w:r>
-      <w:r>
-        <w:rPr>
           <w:b/>
           <w:lang w:val="fr_FR" w:bidi="fr_FR"/>
         </w:rPr>
@@ -19570,20 +17163,6 @@
       </w:r>
       <w:r>
         <w:rPr>
-          <w:lang w:val="fr_FR" w:bidi="fr_FR"/>
-        </w:rPr>
-        <w:t>גִּ֣ילִי וּ⁠שְׂמָ֔חִי</w:t>
-      </w:r>
-    </w:p>
-    <w:p>
-      <w:pPr/>
-      <w:r>
-        <w:rPr>
-          <w:lang w:val="fr_FR" w:bidi="fr_FR"/>
-        </w:rPr>
-      </w:r>
-      <w:r>
-        <w:rPr>
           <w:b/>
           <w:lang w:val="fr_FR" w:bidi="fr_FR"/>
         </w:rPr>
@@ -19693,20 +17272,6 @@
       </w:r>
       <w:r>
         <w:rPr>
-          <w:lang w:val="fr_FR" w:bidi="fr_FR"/>
-        </w:rPr>
-        <w:t>הִגְדִּ֥יל יְהוָ֖ה לַ⁠עֲשֽׂוֹת</w:t>
-      </w:r>
-    </w:p>
-    <w:p>
-      <w:pPr/>
-      <w:r>
-        <w:rPr>
-          <w:lang w:val="fr_FR" w:bidi="fr_FR"/>
-        </w:rPr>
-      </w:r>
-      <w:r>
-        <w:rPr>
           <w:b/>
           <w:lang w:val="fr_FR" w:bidi="fr_FR"/>
         </w:rPr>
@@ -19790,20 +17355,6 @@
       </w:r>
       <w:r>
         <w:rPr>
-          <w:lang w:val="fr_FR" w:bidi="fr_FR"/>
-        </w:rPr>
-        <w:t>הִגְדִּ֥יל יְהוָ֖ה לַ⁠עֲשֽׂוֹת</w:t>
-      </w:r>
-    </w:p>
-    <w:p>
-      <w:pPr/>
-      <w:r>
-        <w:rPr>
-          <w:lang w:val="fr_FR" w:bidi="fr_FR"/>
-        </w:rPr>
-      </w:r>
-      <w:r>
-        <w:rPr>
           <w:b/>
           <w:lang w:val="fr_FR" w:bidi="fr_FR"/>
         </w:rPr>
@@ -19887,20 +17438,6 @@
       </w:r>
       <w:r>
         <w:rPr>
-          <w:lang w:val="fr_FR" w:bidi="fr_FR"/>
-        </w:rPr>
-        <w:t>אַל־תִּֽירְאוּ֙ בַּהֲמ֣וֹת שָׂדַ֔י</w:t>
-      </w:r>
-    </w:p>
-    <w:p>
-      <w:pPr/>
-      <w:r>
-        <w:rPr>
-          <w:lang w:val="fr_FR" w:bidi="fr_FR"/>
-        </w:rPr>
-      </w:r>
-      <w:r>
-        <w:rPr>
           <w:b/>
           <w:lang w:val="fr_FR" w:bidi="fr_FR"/>
         </w:rPr>
@@ -19997,20 +17534,6 @@
       </w:r>
       <w:r>
         <w:rPr>
-          <w:lang w:val="fr_FR" w:bidi="fr_FR"/>
-        </w:rPr>
-        <w:t>דָשְׁא֖וּ נְא֣וֹת מִדְבָּ֑ר כִּֽי־עֵץ֙ נָשָׂ֣א פִרְי֔⁠וֹ תְּאֵנָ֥ה וָ⁠גֶ֖פֶן נָתְנ֥וּ חֵילָֽ⁠ם</w:t>
-      </w:r>
-    </w:p>
-    <w:p>
-      <w:pPr/>
-      <w:r>
-        <w:rPr>
-          <w:lang w:val="fr_FR" w:bidi="fr_FR"/>
-        </w:rPr>
-      </w:r>
-      <w:r>
-        <w:rPr>
           <w:b/>
           <w:lang w:val="fr_FR" w:bidi="fr_FR"/>
         </w:rPr>
@@ -20094,20 +17617,6 @@
       </w:r>
       <w:r>
         <w:rPr>
-          <w:lang w:val="fr_FR" w:bidi="fr_FR"/>
-        </w:rPr>
-        <w:t>עֵץ֙ נָשָׂ֣א פִרְי֔⁠וֹ תְּאֵנָ֥ה וָ⁠גֶ֖פֶן נָתְנ֥וּ חֵילָֽ⁠ם</w:t>
-      </w:r>
-    </w:p>
-    <w:p>
-      <w:pPr/>
-      <w:r>
-        <w:rPr>
-          <w:lang w:val="fr_FR" w:bidi="fr_FR"/>
-        </w:rPr>
-      </w:r>
-      <w:r>
-        <w:rPr>
           <w:b/>
           <w:lang w:val="fr_FR" w:bidi="fr_FR"/>
         </w:rPr>
@@ -20230,20 +17739,6 @@
       </w:r>
       <w:r>
         <w:rPr>
-          <w:lang w:val="fr_FR" w:bidi="fr_FR"/>
-        </w:rPr>
-        <w:t>חֵילָֽ⁠ם</w:t>
-      </w:r>
-    </w:p>
-    <w:p>
-      <w:pPr/>
-      <w:r>
-        <w:rPr>
-          <w:lang w:val="fr_FR" w:bidi="fr_FR"/>
-        </w:rPr>
-      </w:r>
-      <w:r>
-        <w:rPr>
           <w:b/>
           <w:lang w:val="fr_FR" w:bidi="fr_FR"/>
         </w:rPr>
@@ -20340,20 +17835,6 @@
       </w:r>
       <w:r>
         <w:rPr>
-          <w:lang w:val="fr_FR" w:bidi="fr_FR"/>
-        </w:rPr>
-        <w:t>וּ⁠בְנֵ֣י צִיּ֗וֹן</w:t>
-      </w:r>
-    </w:p>
-    <w:p>
-      <w:pPr/>
-      <w:r>
-        <w:rPr>
-          <w:lang w:val="fr_FR" w:bidi="fr_FR"/>
-        </w:rPr>
-      </w:r>
-      <w:r>
-        <w:rPr>
           <w:b/>
           <w:lang w:val="fr_FR" w:bidi="fr_FR"/>
         </w:rPr>
@@ -20450,20 +17931,6 @@
       </w:r>
       <w:r>
         <w:rPr>
-          <w:lang w:val="fr_FR" w:bidi="fr_FR"/>
-        </w:rPr>
-        <w:t>אֱלֹֽהֵי⁠כֶ֔ם</w:t>
-      </w:r>
-    </w:p>
-    <w:p>
-      <w:pPr/>
-      <w:r>
-        <w:rPr>
-          <w:lang w:val="fr_FR" w:bidi="fr_FR"/>
-        </w:rPr>
-      </w:r>
-      <w:r>
-        <w:rPr>
           <w:b/>
           <w:lang w:val="fr_FR" w:bidi="fr_FR"/>
         </w:rPr>
@@ -20560,20 +18027,6 @@
       </w:r>
       <w:r>
         <w:rPr>
-          <w:lang w:val="fr_FR" w:bidi="fr_FR"/>
-        </w:rPr>
-        <w:t>נָתַ֥ן לָ⁠כֶ֛ם אֶת־הַ⁠מּוֹרֶ֖ה לִ⁠צְדָקָ֑ה וַ⁠יּ֣וֹרֶד לָ⁠כֶ֗ם גֶּ֛שֶׁם</w:t>
-      </w:r>
-    </w:p>
-    <w:p>
-      <w:pPr/>
-      <w:r>
-        <w:rPr>
-          <w:lang w:val="fr_FR" w:bidi="fr_FR"/>
-        </w:rPr>
-      </w:r>
-      <w:r>
-        <w:rPr>
           <w:b/>
           <w:lang w:val="fr_FR" w:bidi="fr_FR"/>
         </w:rPr>
@@ -20657,20 +18110,6 @@
       </w:r>
       <w:r>
         <w:rPr>
-          <w:lang w:val="fr_FR" w:bidi="fr_FR"/>
-        </w:rPr>
-        <w:t>לִ⁠צְדָקָ֑ה</w:t>
-      </w:r>
-    </w:p>
-    <w:p>
-      <w:pPr/>
-      <w:r>
-        <w:rPr>
-          <w:lang w:val="fr_FR" w:bidi="fr_FR"/>
-        </w:rPr>
-      </w:r>
-      <w:r>
-        <w:rPr>
           <w:b/>
           <w:lang w:val="fr_FR" w:bidi="fr_FR"/>
         </w:rPr>
@@ -20779,20 +18218,6 @@
       </w:r>
       <w:r>
         <w:rPr>
-          <w:lang w:val="fr_FR" w:bidi="fr_FR"/>
-        </w:rPr>
-        <w:t>גֶּ֛שֶׁם</w:t>
-      </w:r>
-    </w:p>
-    <w:p>
-      <w:pPr/>
-      <w:r>
-        <w:rPr>
-          <w:lang w:val="fr_FR" w:bidi="fr_FR"/>
-        </w:rPr>
-      </w:r>
-      <w:r>
-        <w:rPr>
           <w:b/>
           <w:lang w:val="fr_FR" w:bidi="fr_FR"/>
         </w:rPr>
@@ -20889,20 +18314,6 @@
       </w:r>
       <w:r>
         <w:rPr>
-          <w:lang w:val="fr_FR" w:bidi="fr_FR"/>
-        </w:rPr>
-        <w:t>מוֹרֶ֥ה וּ⁠מַלְק֖וֹשׁ</w:t>
-      </w:r>
-    </w:p>
-    <w:p>
-      <w:pPr/>
-      <w:r>
-        <w:rPr>
-          <w:lang w:val="fr_FR" w:bidi="fr_FR"/>
-        </w:rPr>
-      </w:r>
-      <w:r>
-        <w:rPr>
           <w:b/>
           <w:lang w:val="fr_FR" w:bidi="fr_FR"/>
         </w:rPr>
@@ -21026,20 +18437,6 @@
       </w:r>
       <w:r>
         <w:rPr>
-          <w:lang w:val="fr_FR" w:bidi="fr_FR"/>
-        </w:rPr>
-        <w:t>בָּ⁠רִאשֽׁוֹן</w:t>
-      </w:r>
-    </w:p>
-    <w:p>
-      <w:pPr/>
-      <w:r>
-        <w:rPr>
-          <w:lang w:val="fr_FR" w:bidi="fr_FR"/>
-        </w:rPr>
-      </w:r>
-      <w:r>
-        <w:rPr>
           <w:b/>
           <w:lang w:val="fr_FR" w:bidi="fr_FR"/>
         </w:rPr>
@@ -21164,20 +18561,6 @@
       </w:r>
       <w:r>
         <w:rPr>
-          <w:lang w:val="fr_FR" w:bidi="fr_FR"/>
-        </w:rPr>
-        <w:t>וְ⁠הֵשִׁ֥יקוּ הַ⁠יְקָבִ֖ים תִּיר֥וֹשׁ וְ⁠יִצְהָֽר</w:t>
-      </w:r>
-    </w:p>
-    <w:p>
-      <w:pPr/>
-      <w:r>
-        <w:rPr>
-          <w:lang w:val="fr_FR" w:bidi="fr_FR"/>
-        </w:rPr>
-      </w:r>
-      <w:r>
-        <w:rPr>
           <w:b/>
           <w:lang w:val="fr_FR" w:bidi="fr_FR"/>
         </w:rPr>
@@ -21261,20 +18644,6 @@
       </w:r>
       <w:r>
         <w:rPr>
-          <w:lang w:val="fr_FR" w:bidi="fr_FR"/>
-        </w:rPr>
-        <w:t>וְ⁠שִׁלַּמְתִּ֤י לָ⁠כֶם֙ אֶת־הַ⁠שָּׁנִ֔ים</w:t>
-      </w:r>
-    </w:p>
-    <w:p>
-      <w:pPr/>
-      <w:r>
-        <w:rPr>
-          <w:lang w:val="fr_FR" w:bidi="fr_FR"/>
-        </w:rPr>
-      </w:r>
-      <w:r>
-        <w:rPr>
           <w:b/>
           <w:lang w:val="fr_FR" w:bidi="fr_FR"/>
         </w:rPr>
@@ -21358,20 +18727,6 @@
       </w:r>
       <w:r>
         <w:rPr>
-          <w:lang w:val="fr_FR" w:bidi="fr_FR"/>
-        </w:rPr>
-        <w:t>אֶת־הַ⁠שָּׁנִ֔ים</w:t>
-      </w:r>
-    </w:p>
-    <w:p>
-      <w:pPr/>
-      <w:r>
-        <w:rPr>
-          <w:lang w:val="fr_FR" w:bidi="fr_FR"/>
-        </w:rPr>
-      </w:r>
-      <w:r>
-        <w:rPr>
           <w:b/>
           <w:lang w:val="fr_FR" w:bidi="fr_FR"/>
         </w:rPr>
@@ -21468,20 +18823,6 @@
       </w:r>
       <w:r>
         <w:rPr>
-          <w:lang w:val="fr_FR" w:bidi="fr_FR"/>
-        </w:rPr>
-        <w:t>חֵילִ⁠י֙ הַ⁠גָּד֔וֹל</w:t>
-      </w:r>
-    </w:p>
-    <w:p>
-      <w:pPr/>
-      <w:r>
-        <w:rPr>
-          <w:lang w:val="fr_FR" w:bidi="fr_FR"/>
-        </w:rPr>
-      </w:r>
-      <w:r>
-        <w:rPr>
           <w:b/>
           <w:lang w:val="fr_FR" w:bidi="fr_FR"/>
         </w:rPr>
@@ -21578,20 +18919,6 @@
       </w:r>
       <w:r>
         <w:rPr>
-          <w:lang w:val="fr_FR" w:bidi="fr_FR"/>
-        </w:rPr>
-        <w:t>וַ⁠אֲכַלְתֶּ֤ם אָכוֹל֙</w:t>
-      </w:r>
-    </w:p>
-    <w:p>
-      <w:pPr/>
-      <w:r>
-        <w:rPr>
-          <w:lang w:val="fr_FR" w:bidi="fr_FR"/>
-        </w:rPr>
-      </w:r>
-      <w:r>
-        <w:rPr>
           <w:b/>
           <w:lang w:val="fr_FR" w:bidi="fr_FR"/>
         </w:rPr>
@@ -21687,20 +19014,6 @@
       </w:r>
       <w:r>
         <w:rPr>
-          <w:lang w:val="fr_FR" w:bidi="fr_FR"/>
-        </w:rPr>
-        <w:t>אֶת־שֵׁ֤ם יְהוָה֙ אֱלֹ֣הֵי⁠כֶ֔ם</w:t>
-      </w:r>
-    </w:p>
-    <w:p>
-      <w:pPr/>
-      <w:r>
-        <w:rPr>
-          <w:lang w:val="fr_FR" w:bidi="fr_FR"/>
-        </w:rPr>
-      </w:r>
-      <w:r>
-        <w:rPr>
           <w:b/>
           <w:lang w:val="fr_FR" w:bidi="fr_FR"/>
         </w:rPr>
@@ -21784,20 +19097,6 @@
       </w:r>
       <w:r>
         <w:rPr>
-          <w:lang w:val="fr_FR" w:bidi="fr_FR"/>
-        </w:rPr>
-        <w:t>אֶת־שֵׁ֤ם</w:t>
-      </w:r>
-    </w:p>
-    <w:p>
-      <w:pPr/>
-      <w:r>
-        <w:rPr>
-          <w:lang w:val="fr_FR" w:bidi="fr_FR"/>
-        </w:rPr>
-      </w:r>
-      <w:r>
-        <w:rPr>
           <w:b/>
           <w:lang w:val="fr_FR" w:bidi="fr_FR"/>
         </w:rPr>
@@ -21894,20 +19193,6 @@
       </w:r>
       <w:r>
         <w:rPr>
-          <w:lang w:val="fr_FR" w:bidi="fr_FR"/>
-        </w:rPr>
-        <w:t>אֲשֶׁר־עָשָׂ֥ה עִמָּ⁠כֶ֖ם לְ⁠הַפְלִ֑יא</w:t>
-      </w:r>
-    </w:p>
-    <w:p>
-      <w:pPr/>
-      <w:r>
-        <w:rPr>
-          <w:lang w:val="fr_FR" w:bidi="fr_FR"/>
-        </w:rPr>
-      </w:r>
-      <w:r>
-        <w:rPr>
           <w:b/>
           <w:lang w:val="fr_FR" w:bidi="fr_FR"/>
         </w:rPr>
@@ -21991,20 +19276,6 @@
       </w:r>
       <w:r>
         <w:rPr>
-          <w:lang w:val="fr_FR" w:bidi="fr_FR"/>
-        </w:rPr>
-        <w:t>וְ⁠לֹא־יֵבֹ֥שׁוּ עַמִּ֖⁠י לְ⁠עוֹלָֽם</w:t>
-      </w:r>
-    </w:p>
-    <w:p>
-      <w:pPr/>
-      <w:r>
-        <w:rPr>
-          <w:lang w:val="fr_FR" w:bidi="fr_FR"/>
-        </w:rPr>
-      </w:r>
-      <w:r>
-        <w:rPr>
           <w:b/>
           <w:lang w:val="fr_FR" w:bidi="fr_FR"/>
         </w:rPr>
@@ -22101,20 +19372,6 @@
       </w:r>
       <w:r>
         <w:rPr>
-          <w:lang w:val="fr_FR" w:bidi="fr_FR"/>
-        </w:rPr>
-        <w:t>יִשְׂרָאֵל֙</w:t>
-      </w:r>
-    </w:p>
-    <w:p>
-      <w:pPr/>
-      <w:r>
-        <w:rPr>
-          <w:lang w:val="fr_FR" w:bidi="fr_FR"/>
-        </w:rPr>
-      </w:r>
-      <w:r>
-        <w:rPr>
           <w:b/>
           <w:lang w:val="fr_FR" w:bidi="fr_FR"/>
         </w:rPr>
@@ -22211,20 +19468,6 @@
       </w:r>
       <w:r>
         <w:rPr>
-          <w:lang w:val="fr_FR" w:bidi="fr_FR"/>
-        </w:rPr>
-        <w:t>וְ⁠לֹא־יֵבֹ֥שׁוּ עַמִּ֖⁠י לְ⁠עוֹלָֽם</w:t>
-      </w:r>
-    </w:p>
-    <w:p>
-      <w:pPr/>
-      <w:r>
-        <w:rPr>
-          <w:lang w:val="fr_FR" w:bidi="fr_FR"/>
-        </w:rPr>
-      </w:r>
-      <w:r>
-        <w:rPr>
           <w:b/>
           <w:lang w:val="fr_FR" w:bidi="fr_FR"/>
         </w:rPr>
@@ -22321,20 +19564,6 @@
       </w:r>
       <w:r>
         <w:rPr>
-          <w:lang w:val="fr_FR" w:bidi="fr_FR"/>
-        </w:rPr>
-        <w:t>וְ⁠הָיָ֣ה אַֽחֲרֵי־כֵ֗ן</w:t>
-      </w:r>
-    </w:p>
-    <w:p>
-      <w:pPr/>
-      <w:r>
-        <w:rPr>
-          <w:lang w:val="fr_FR" w:bidi="fr_FR"/>
-        </w:rPr>
-      </w:r>
-      <w:r>
-        <w:rPr>
           <w:b/>
           <w:lang w:val="fr_FR" w:bidi="fr_FR"/>
         </w:rPr>
@@ -22418,20 +19647,6 @@
       </w:r>
       <w:r>
         <w:rPr>
-          <w:lang w:val="fr_FR" w:bidi="fr_FR"/>
-        </w:rPr>
-        <w:t>אֶשְׁפּ֤וֹךְ אֶת־רוּחִ⁠י֙ עַל־כָּל־בָּשָׂ֔ר</w:t>
-      </w:r>
-    </w:p>
-    <w:p>
-      <w:pPr/>
-      <w:r>
-        <w:rPr>
-          <w:lang w:val="fr_FR" w:bidi="fr_FR"/>
-        </w:rPr>
-      </w:r>
-      <w:r>
-        <w:rPr>
           <w:b/>
           <w:lang w:val="fr_FR" w:bidi="fr_FR"/>
         </w:rPr>
@@ -22515,20 +19730,6 @@
       </w:r>
       <w:r>
         <w:rPr>
-          <w:lang w:val="fr_FR" w:bidi="fr_FR"/>
-        </w:rPr>
-        <w:t>עַל־כָּל־בָּשָׂ֔ר</w:t>
-      </w:r>
-    </w:p>
-    <w:p>
-      <w:pPr/>
-      <w:r>
-        <w:rPr>
-          <w:lang w:val="fr_FR" w:bidi="fr_FR"/>
-        </w:rPr>
-      </w:r>
-      <w:r>
-        <w:rPr>
           <w:b/>
           <w:lang w:val="fr_FR" w:bidi="fr_FR"/>
         </w:rPr>
@@ -22637,20 +19838,6 @@
       </w:r>
       <w:r>
         <w:rPr>
-          <w:lang w:val="fr_FR" w:bidi="fr_FR"/>
-        </w:rPr>
-        <w:t>עַל־כָּל־בָּשָׂ֔ר</w:t>
-      </w:r>
-    </w:p>
-    <w:p>
-      <w:pPr/>
-      <w:r>
-        <w:rPr>
-          <w:lang w:val="fr_FR" w:bidi="fr_FR"/>
-        </w:rPr>
-      </w:r>
-      <w:r>
-        <w:rPr>
           <w:b/>
           <w:lang w:val="fr_FR" w:bidi="fr_FR"/>
         </w:rPr>
@@ -22747,20 +19934,6 @@
       </w:r>
       <w:r>
         <w:rPr>
-          <w:lang w:val="fr_FR" w:bidi="fr_FR"/>
-        </w:rPr>
-        <w:t>וְ⁠נִבְּא֖וּ בְּנֵי⁠כֶ֣ם וּ⁠בְנֽוֹתֵי⁠כֶ֑ם</w:t>
-      </w:r>
-    </w:p>
-    <w:p>
-      <w:pPr/>
-      <w:r>
-        <w:rPr>
-          <w:lang w:val="fr_FR" w:bidi="fr_FR"/>
-        </w:rPr>
-      </w:r>
-      <w:r>
-        <w:rPr>
           <w:b/>
           <w:lang w:val="fr_FR" w:bidi="fr_FR"/>
         </w:rPr>
@@ -22844,20 +20017,6 @@
       </w:r>
       <w:r>
         <w:rPr>
-          <w:lang w:val="fr_FR" w:bidi="fr_FR"/>
-        </w:rPr>
-        <w:t>זִקְנֵי⁠כֶם֙ חֲלֹמ֣וֹת יַחֲלֹמ֔וּ⁠ן בַּח֣וּרֵי⁠כֶ֔ם חֶזְיֹנ֖וֹת יִרְאֽוּ</w:t>
-      </w:r>
-    </w:p>
-    <w:p>
-      <w:pPr/>
-      <w:r>
-        <w:rPr>
-          <w:lang w:val="fr_FR" w:bidi="fr_FR"/>
-        </w:rPr>
-      </w:r>
-      <w:r>
-        <w:rPr>
           <w:b/>
           <w:lang w:val="fr_FR" w:bidi="fr_FR"/>
         </w:rPr>
@@ -22955,20 +20114,6 @@
       </w:r>
       <w:r>
         <w:rPr>
-          <w:lang w:val="fr_FR" w:bidi="fr_FR"/>
-        </w:rPr>
-        <w:t>חֲלֹמ֣וֹת</w:t>
-      </w:r>
-    </w:p>
-    <w:p>
-      <w:pPr/>
-      <w:r>
-        <w:rPr>
-          <w:lang w:val="fr_FR" w:bidi="fr_FR"/>
-        </w:rPr>
-      </w:r>
-      <w:r>
-        <w:rPr>
           <w:b/>
           <w:lang w:val="fr_FR" w:bidi="fr_FR"/>
         </w:rPr>
@@ -23065,20 +20210,6 @@
       </w:r>
       <w:r>
         <w:rPr>
-          <w:lang w:val="fr_FR" w:bidi="fr_FR"/>
-        </w:rPr>
-        <w:t>וְ⁠גַ֥ם עַל־הָֽ⁠עֲבָדִ֖ים וְ⁠עַל־הַ⁠שְּׁפָח֑וֹת</w:t>
-      </w:r>
-    </w:p>
-    <w:p>
-      <w:pPr/>
-      <w:r>
-        <w:rPr>
-          <w:lang w:val="fr_FR" w:bidi="fr_FR"/>
-        </w:rPr>
-      </w:r>
-      <w:r>
-        <w:rPr>
           <w:b/>
           <w:lang w:val="fr_FR" w:bidi="fr_FR"/>
         </w:rPr>
@@ -23151,20 +20282,6 @@
         <w:rPr>
           <w:lang w:val="fr_FR" w:bidi="fr_FR"/>
         </w:rPr>
-      </w:r>
-    </w:p>
-    <w:p>
-      <w:pPr/>
-      <w:r>
-        <w:rPr>
-          <w:lang w:val="fr_FR" w:bidi="fr_FR"/>
-        </w:rPr>
-      </w:r>
-      <w:r>
-        <w:rPr>
-          <w:lang w:val="fr_FR" w:bidi="fr_FR"/>
-        </w:rPr>
-        <w:t>בַּ⁠יָּמִ֣ים הָ⁠הֵ֔מָּה</w:t>
       </w:r>
     </w:p>
     <w:p>
@@ -23469,20 +20586,6 @@
       </w:r>
       <w:r>
         <w:rPr>
-          <w:lang w:val="fr_FR" w:bidi="fr_FR"/>
-        </w:rPr>
-        <w:t>הַ⁠שֶּׁ֨מֶשׁ֙ יֵהָפֵ֣ךְ לְ⁠חֹ֔שֶׁךְ וְ⁠הַ⁠יָּרֵ֖חַ לְ⁠דָ֑ם</w:t>
-      </w:r>
-    </w:p>
-    <w:p>
-      <w:pPr/>
-      <w:r>
-        <w:rPr>
-          <w:lang w:val="fr_FR" w:bidi="fr_FR"/>
-        </w:rPr>
-      </w:r>
-      <w:r>
-        <w:rPr>
           <w:b/>
           <w:lang w:val="fr_FR" w:bidi="fr_FR"/>
         </w:rPr>
@@ -23566,20 +20669,6 @@
       </w:r>
       <w:r>
         <w:rPr>
-          <w:lang w:val="fr_FR" w:bidi="fr_FR"/>
-        </w:rPr>
-        <w:t>הַ⁠שֶּׁ֨מֶשׁ֙ יֵהָפֵ֣ךְ לְ⁠חֹ֔שֶׁךְ וְ⁠הַ⁠יָּרֵ֖חַ לְ⁠דָ֑ם</w:t>
-      </w:r>
-    </w:p>
-    <w:p>
-      <w:pPr/>
-      <w:r>
-        <w:rPr>
-          <w:lang w:val="fr_FR" w:bidi="fr_FR"/>
-        </w:rPr>
-      </w:r>
-      <w:r>
-        <w:rPr>
           <w:b/>
           <w:lang w:val="fr_FR" w:bidi="fr_FR"/>
         </w:rPr>
@@ -23663,20 +20752,6 @@
       </w:r>
       <w:r>
         <w:rPr>
-          <w:lang w:val="fr_FR" w:bidi="fr_FR"/>
-        </w:rPr>
-        <w:t>וְ⁠הַ⁠יָּרֵ֖חַ לְ⁠דָ֑ם</w:t>
-      </w:r>
-    </w:p>
-    <w:p>
-      <w:pPr/>
-      <w:r>
-        <w:rPr>
-          <w:lang w:val="fr_FR" w:bidi="fr_FR"/>
-        </w:rPr>
-      </w:r>
-      <w:r>
-        <w:rPr>
           <w:b/>
           <w:lang w:val="fr_FR" w:bidi="fr_FR"/>
         </w:rPr>
@@ -23760,20 +20835,6 @@
       </w:r>
       <w:r>
         <w:rPr>
-          <w:lang w:val="fr_FR" w:bidi="fr_FR"/>
-        </w:rPr>
-        <w:t>לִ⁠פְנֵ֗י בּ֚וֹא י֣וֹם יְהוָ֔ה הַ⁠גָּד֖וֹל וְ⁠הַ⁠נּוֹרָֽא</w:t>
-      </w:r>
-    </w:p>
-    <w:p>
-      <w:pPr/>
-      <w:r>
-        <w:rPr>
-          <w:lang w:val="fr_FR" w:bidi="fr_FR"/>
-        </w:rPr>
-      </w:r>
-      <w:r>
-        <w:rPr>
           <w:b/>
           <w:lang w:val="fr_FR" w:bidi="fr_FR"/>
         </w:rPr>
@@ -23859,20 +20920,6 @@
         <w:rPr>
           <w:lang w:val="fr_FR" w:bidi="fr_FR"/>
         </w:rPr>
-      </w:r>
-    </w:p>
-    <w:p>
-      <w:pPr/>
-      <w:r>
-        <w:rPr>
-          <w:lang w:val="fr_FR" w:bidi="fr_FR"/>
-        </w:rPr>
-      </w:r>
-      <w:r>
-        <w:rPr>
-          <w:lang w:val="fr_FR" w:bidi="fr_FR"/>
-        </w:rPr>
-        <w:t>י֣וֹם יְהוָ֔ה הַ⁠גָּד֖וֹל וְ⁠הַ⁠נּוֹרָֽא</w:t>
       </w:r>
     </w:p>
     <w:p>
@@ -24068,20 +21115,6 @@
       </w:r>
       <w:r>
         <w:rPr>
-          <w:lang w:val="fr_FR" w:bidi="fr_FR"/>
-        </w:rPr>
-        <w:t>וְ⁠הָיָ֗ה</w:t>
-      </w:r>
-    </w:p>
-    <w:p>
-      <w:pPr/>
-      <w:r>
-        <w:rPr>
-          <w:lang w:val="fr_FR" w:bidi="fr_FR"/>
-        </w:rPr>
-      </w:r>
-      <w:r>
-        <w:rPr>
           <w:b/>
           <w:lang w:val="fr_FR" w:bidi="fr_FR"/>
         </w:rPr>
@@ -24165,20 +21198,6 @@
       </w:r>
       <w:r>
         <w:rPr>
-          <w:lang w:val="fr_FR" w:bidi="fr_FR"/>
-        </w:rPr>
-        <w:t>כֹּ֧ל אֲשֶׁר־יִקְרָ֛א בְּ⁠שֵׁ֥ם יְהוָ֖ה יִמָּלֵ֑ט &amp; יְהוָ֔ה</w:t>
-      </w:r>
-    </w:p>
-    <w:p>
-      <w:pPr/>
-      <w:r>
-        <w:rPr>
-          <w:lang w:val="fr_FR" w:bidi="fr_FR"/>
-        </w:rPr>
-      </w:r>
-      <w:r>
-        <w:rPr>
           <w:b/>
           <w:lang w:val="fr_FR" w:bidi="fr_FR"/>
         </w:rPr>
@@ -24262,20 +21281,6 @@
       </w:r>
       <w:r>
         <w:rPr>
-          <w:lang w:val="fr_FR" w:bidi="fr_FR"/>
-        </w:rPr>
-        <w:t>בְּ⁠שֵׁ֥ם יְהוָ֖ה &amp; יְהוָ֔ה</w:t>
-      </w:r>
-    </w:p>
-    <w:p>
-      <w:pPr/>
-      <w:r>
-        <w:rPr>
-          <w:lang w:val="fr_FR" w:bidi="fr_FR"/>
-        </w:rPr>
-      </w:r>
-      <w:r>
-        <w:rPr>
           <w:b/>
           <w:lang w:val="fr_FR" w:bidi="fr_FR"/>
         </w:rPr>
@@ -24372,20 +21377,6 @@
       </w:r>
       <w:r>
         <w:rPr>
-          <w:lang w:val="fr_FR" w:bidi="fr_FR"/>
-        </w:rPr>
-        <w:t>בְּ⁠שֵׁ֥ם יְהוָ֖ה &amp; יְהוָ֔ה</w:t>
-      </w:r>
-    </w:p>
-    <w:p>
-      <w:pPr/>
-      <w:r>
-        <w:rPr>
-          <w:lang w:val="fr_FR" w:bidi="fr_FR"/>
-        </w:rPr>
-      </w:r>
-      <w:r>
-        <w:rPr>
           <w:b/>
           <w:lang w:val="fr_FR" w:bidi="fr_FR"/>
         </w:rPr>
@@ -24469,20 +21460,6 @@
       </w:r>
       <w:r>
         <w:rPr>
-          <w:lang w:val="fr_FR" w:bidi="fr_FR"/>
-        </w:rPr>
-        <w:t>כִּ֠י בְּ⁠הַר־צִיּ֨וֹן וּ⁠בִ⁠ירוּשָׁלִַ֜ם תִּֽהְיֶ֣ה פְלֵיטָ֗ה</w:t>
-      </w:r>
-    </w:p>
-    <w:p>
-      <w:pPr/>
-      <w:r>
-        <w:rPr>
-          <w:lang w:val="fr_FR" w:bidi="fr_FR"/>
-        </w:rPr>
-      </w:r>
-      <w:r>
-        <w:rPr>
           <w:b/>
           <w:lang w:val="fr_FR" w:bidi="fr_FR"/>
         </w:rPr>
@@ -24579,20 +21556,6 @@
       </w:r>
       <w:r>
         <w:rPr>
-          <w:lang w:val="fr_FR" w:bidi="fr_FR"/>
-        </w:rPr>
-        <w:t>בְּ⁠הַר־צִיּ֨וֹן וּ⁠בִ⁠ירוּשָׁלִַ֜ם</w:t>
-      </w:r>
-    </w:p>
-    <w:p>
-      <w:pPr/>
-      <w:r>
-        <w:rPr>
-          <w:lang w:val="fr_FR" w:bidi="fr_FR"/>
-        </w:rPr>
-      </w:r>
-      <w:r>
-        <w:rPr>
           <w:b/>
           <w:lang w:val="fr_FR" w:bidi="fr_FR"/>
         </w:rPr>
@@ -24702,20 +21665,6 @@
       </w:r>
       <w:r>
         <w:rPr>
-          <w:lang w:val="fr_FR" w:bidi="fr_FR"/>
-        </w:rPr>
-        <w:t>כַּֽ⁠אֲשֶׁר֙ אָמַ֣ר יְהוָ֔ה</w:t>
-      </w:r>
-    </w:p>
-    <w:p>
-      <w:pPr/>
-      <w:r>
-        <w:rPr>
-          <w:lang w:val="fr_FR" w:bidi="fr_FR"/>
-        </w:rPr>
-      </w:r>
-      <w:r>
-        <w:rPr>
           <w:b/>
           <w:lang w:val="fr_FR" w:bidi="fr_FR"/>
         </w:rPr>
@@ -24799,20 +21748,6 @@
       </w:r>
       <w:r>
         <w:rPr>
-          <w:lang w:val="fr_FR" w:bidi="fr_FR"/>
-        </w:rPr>
-        <w:t>יְהוָ֖ה &amp; וּ⁠בַ֨⁠שְּׂרִידִ֔ים אֲשֶׁ֥ר יְהוָ֖ה קֹרֵֽא</w:t>
-      </w:r>
-    </w:p>
-    <w:p>
-      <w:pPr/>
-      <w:r>
-        <w:rPr>
-          <w:lang w:val="fr_FR" w:bidi="fr_FR"/>
-        </w:rPr>
-      </w:r>
-      <w:r>
-        <w:rPr>
           <w:b/>
           <w:lang w:val="fr_FR" w:bidi="fr_FR"/>
         </w:rPr>
@@ -24896,20 +21831,6 @@
       </w:r>
       <w:r>
         <w:rPr>
-          <w:lang w:val="fr_FR" w:bidi="fr_FR"/>
-        </w:rPr>
-        <w:t>יְהוָ֖ה &amp; אֲשֶׁ֥ר יְהוָ֖ה קֹרֵֽא</w:t>
-      </w:r>
-    </w:p>
-    <w:p>
-      <w:pPr/>
-      <w:r>
-        <w:rPr>
-          <w:lang w:val="fr_FR" w:bidi="fr_FR"/>
-        </w:rPr>
-      </w:r>
-      <w:r>
-        <w:rPr>
           <w:b/>
           <w:lang w:val="fr_FR" w:bidi="fr_FR"/>
         </w:rPr>
@@ -24993,20 +21914,6 @@
       </w:r>
       <w:r>
         <w:rPr>
-          <w:lang w:val="fr_FR" w:bidi="fr_FR"/>
-        </w:rPr>
-        <w:t>כִּ֗י הִנֵּ֛ה בַּ⁠יָּמִ֥ים הָ⁠הֵ֖מָּה וּ⁠בָ⁠עֵ֣ת הַ⁠הִ֑יא</w:t>
-      </w:r>
-    </w:p>
-    <w:p>
-      <w:pPr/>
-      <w:r>
-        <w:rPr>
-          <w:lang w:val="fr_FR" w:bidi="fr_FR"/>
-        </w:rPr>
-      </w:r>
-      <w:r>
-        <w:rPr>
           <w:b/>
           <w:lang w:val="fr_FR" w:bidi="fr_FR"/>
         </w:rPr>
@@ -25090,20 +21997,6 @@
       </w:r>
       <w:r>
         <w:rPr>
-          <w:lang w:val="fr_FR" w:bidi="fr_FR"/>
-        </w:rPr>
-        <w:t>כִּ֗י הִנֵּ֛ה</w:t>
-      </w:r>
-    </w:p>
-    <w:p>
-      <w:pPr/>
-      <w:r>
-        <w:rPr>
-          <w:lang w:val="fr_FR" w:bidi="fr_FR"/>
-        </w:rPr>
-      </w:r>
-      <w:r>
-        <w:rPr>
           <w:b/>
           <w:lang w:val="fr_FR" w:bidi="fr_FR"/>
         </w:rPr>
@@ -25200,20 +22093,6 @@
       </w:r>
       <w:r>
         <w:rPr>
-          <w:lang w:val="fr_FR" w:bidi="fr_FR"/>
-        </w:rPr>
-        <w:t>בַּ⁠יָּמִ֥ים הָ⁠הֵ֖מָּה וּ⁠בָ⁠עֵ֣ת הַ⁠הִ֑יא</w:t>
-      </w:r>
-    </w:p>
-    <w:p>
-      <w:pPr/>
-      <w:r>
-        <w:rPr>
-          <w:lang w:val="fr_FR" w:bidi="fr_FR"/>
-        </w:rPr>
-      </w:r>
-      <w:r>
-        <w:rPr>
           <w:b/>
           <w:lang w:val="fr_FR" w:bidi="fr_FR"/>
         </w:rPr>
@@ -25310,20 +22189,6 @@
       </w:r>
       <w:r>
         <w:rPr>
-          <w:lang w:val="fr_FR" w:bidi="fr_FR"/>
-        </w:rPr>
-        <w:t>אֲשֶׁ֥ר אָשִׁ֛יב אֶת־שְׁב֥וּת יְהוּדָ֖ה וִ⁠ירוּשָׁלִָֽם</w:t>
-      </w:r>
-    </w:p>
-    <w:p>
-      <w:pPr/>
-      <w:r>
-        <w:rPr>
-          <w:lang w:val="fr_FR" w:bidi="fr_FR"/>
-        </w:rPr>
-      </w:r>
-      <w:r>
-        <w:rPr>
           <w:b/>
           <w:lang w:val="fr_FR" w:bidi="fr_FR"/>
         </w:rPr>
@@ -25420,20 +22285,6 @@
       </w:r>
       <w:r>
         <w:rPr>
-          <w:lang w:val="fr_FR" w:bidi="fr_FR"/>
-        </w:rPr>
-        <w:t>אֲשֶׁ֥ר אָשִׁ֛יב אֶת־שְׁב֥וּת יְהוּדָ֖ה וִ⁠ירוּשָׁלִָֽם</w:t>
-      </w:r>
-    </w:p>
-    <w:p>
-      <w:pPr/>
-      <w:r>
-        <w:rPr>
-          <w:lang w:val="fr_FR" w:bidi="fr_FR"/>
-        </w:rPr>
-      </w:r>
-      <w:r>
-        <w:rPr>
           <w:b/>
           <w:lang w:val="fr_FR" w:bidi="fr_FR"/>
         </w:rPr>
@@ -25517,20 +22368,6 @@
       </w:r>
       <w:r>
         <w:rPr>
-          <w:lang w:val="fr_FR" w:bidi="fr_FR"/>
-        </w:rPr>
-        <w:t>עֵ֖מֶק יְהֽוֹשָׁפָ֑ט</w:t>
-      </w:r>
-    </w:p>
-    <w:p>
-      <w:pPr/>
-      <w:r>
-        <w:rPr>
-          <w:lang w:val="fr_FR" w:bidi="fr_FR"/>
-        </w:rPr>
-      </w:r>
-      <w:r>
-        <w:rPr>
           <w:b/>
           <w:lang w:val="fr_FR" w:bidi="fr_FR"/>
         </w:rPr>
@@ -25627,20 +22464,6 @@
       </w:r>
       <w:r>
         <w:rPr>
-          <w:lang w:val="fr_FR" w:bidi="fr_FR"/>
-        </w:rPr>
-        <w:t>עַמִּ֨⁠י וְ⁠נַחֲלָתִ֤⁠י יִשְׂרָאֵל֙</w:t>
-      </w:r>
-    </w:p>
-    <w:p>
-      <w:pPr/>
-      <w:r>
-        <w:rPr>
-          <w:lang w:val="fr_FR" w:bidi="fr_FR"/>
-        </w:rPr>
-      </w:r>
-      <w:r>
-        <w:rPr>
           <w:b/>
           <w:lang w:val="fr_FR" w:bidi="fr_FR"/>
         </w:rPr>
@@ -25788,20 +22611,6 @@
       </w:r>
       <w:r>
         <w:rPr>
-          <w:lang w:val="fr_FR" w:bidi="fr_FR"/>
-        </w:rPr>
-        <w:t>וְ⁠אֶת־אַרְצִ֖⁠י חִלֵּֽקוּ</w:t>
-      </w:r>
-    </w:p>
-    <w:p>
-      <w:pPr/>
-      <w:r>
-        <w:rPr>
-          <w:lang w:val="fr_FR" w:bidi="fr_FR"/>
-        </w:rPr>
-      </w:r>
-      <w:r>
-        <w:rPr>
           <w:b/>
           <w:lang w:val="fr_FR" w:bidi="fr_FR"/>
         </w:rPr>
@@ -25885,20 +22694,6 @@
       </w:r>
       <w:r>
         <w:rPr>
-          <w:lang w:val="fr_FR" w:bidi="fr_FR"/>
-        </w:rPr>
-        <w:t>גוֹרָ֑ל</w:t>
-      </w:r>
-    </w:p>
-    <w:p>
-      <w:pPr/>
-      <w:r>
-        <w:rPr>
-          <w:lang w:val="fr_FR" w:bidi="fr_FR"/>
-        </w:rPr>
-      </w:r>
-      <w:r>
-        <w:rPr>
           <w:b/>
           <w:lang w:val="fr_FR" w:bidi="fr_FR"/>
         </w:rPr>
@@ -25995,20 +22790,6 @@
       </w:r>
       <w:r>
         <w:rPr>
-          <w:lang w:val="fr_FR" w:bidi="fr_FR"/>
-        </w:rPr>
-        <w:t>וַ⁠יִּתְּנ֤וּ הַ⁠יֶּ֨לֶד֙ בַּ⁠זּוֹנָ֔ה וְ⁠הַ⁠יַּלְדָּ֛ה מָכְר֥וּ</w:t>
-      </w:r>
-    </w:p>
-    <w:p>
-      <w:pPr/>
-      <w:r>
-        <w:rPr>
-          <w:lang w:val="fr_FR" w:bidi="fr_FR"/>
-        </w:rPr>
-      </w:r>
-      <w:r>
-        <w:rPr>
           <w:b/>
           <w:lang w:val="fr_FR" w:bidi="fr_FR"/>
         </w:rPr>
@@ -26131,20 +22912,6 @@
       </w:r>
       <w:r>
         <w:rPr>
-          <w:lang w:val="fr_FR" w:bidi="fr_FR"/>
-        </w:rPr>
-        <w:t>וְ֠⁠גַם מָה־אַתֶּ֥ם לִ⁠י֙ צֹ֣ר וְ⁠צִיד֔וֹן וְ⁠כֹ֖ל גְּלִיל֣וֹת פְּלָ֑שֶׁת הַ⁠גְּמ֗וּל אַתֶּם֙ מְשַׁלְּמִ֣ים עָלָ֔⁠י &amp; אַתֶּם֙</w:t>
-      </w:r>
-    </w:p>
-    <w:p>
-      <w:pPr/>
-      <w:r>
-        <w:rPr>
-          <w:lang w:val="fr_FR" w:bidi="fr_FR"/>
-        </w:rPr>
-      </w:r>
-      <w:r>
-        <w:rPr>
           <w:b/>
           <w:lang w:val="fr_FR" w:bidi="fr_FR"/>
         </w:rPr>
@@ -26228,20 +22995,6 @@
       </w:r>
       <w:r>
         <w:rPr>
-          <w:lang w:val="fr_FR" w:bidi="fr_FR"/>
-        </w:rPr>
-        <w:t>מָה־אַתֶּ֥ם לִ⁠י֙</w:t>
-      </w:r>
-    </w:p>
-    <w:p>
-      <w:pPr/>
-      <w:r>
-        <w:rPr>
-          <w:lang w:val="fr_FR" w:bidi="fr_FR"/>
-        </w:rPr>
-      </w:r>
-      <w:r>
-        <w:rPr>
           <w:b/>
           <w:lang w:val="fr_FR" w:bidi="fr_FR"/>
         </w:rPr>
@@ -26325,20 +23078,6 @@
       </w:r>
       <w:r>
         <w:rPr>
-          <w:lang w:val="fr_FR" w:bidi="fr_FR"/>
-        </w:rPr>
-        <w:t>הַ⁠גְּמ֗וּל אַתֶּם֙ מְשַׁלְּמִ֣ים עָלָ֔⁠י וְ⁠אִם־גֹּמְלִ֤ים אַתֶּם֙ עָלַ֔⁠י</w:t>
-      </w:r>
-    </w:p>
-    <w:p>
-      <w:pPr/>
-      <w:r>
-        <w:rPr>
-          <w:lang w:val="fr_FR" w:bidi="fr_FR"/>
-        </w:rPr>
-      </w:r>
-      <w:r>
-        <w:rPr>
           <w:b/>
           <w:lang w:val="fr_FR" w:bidi="fr_FR"/>
         </w:rPr>
@@ -26434,20 +23173,6 @@
       </w:r>
       <w:r>
         <w:rPr>
-          <w:lang w:val="fr_FR" w:bidi="fr_FR"/>
-        </w:rPr>
-        <w:t>קַ֣ל מְהֵרָ֔ה</w:t>
-      </w:r>
-    </w:p>
-    <w:p>
-      <w:pPr/>
-      <w:r>
-        <w:rPr>
-          <w:lang w:val="fr_FR" w:bidi="fr_FR"/>
-        </w:rPr>
-      </w:r>
-      <w:r>
-        <w:rPr>
           <w:b/>
           <w:lang w:val="fr_FR" w:bidi="fr_FR"/>
         </w:rPr>
@@ -26557,20 +23282,6 @@
       </w:r>
       <w:r>
         <w:rPr>
-          <w:lang w:val="fr_FR" w:bidi="fr_FR"/>
-        </w:rPr>
-        <w:t>אָשִׁ֥יב גְּמֻלְ⁠כֶ֖ם בְּ⁠רֹאשְׁ⁠כֶֽם</w:t>
-      </w:r>
-    </w:p>
-    <w:p>
-      <w:pPr/>
-      <w:r>
-        <w:rPr>
-          <w:lang w:val="fr_FR" w:bidi="fr_FR"/>
-        </w:rPr>
-      </w:r>
-      <w:r>
-        <w:rPr>
           <w:b/>
           <w:lang w:val="fr_FR" w:bidi="fr_FR"/>
         </w:rPr>
@@ -26667,20 +23378,6 @@
       </w:r>
       <w:r>
         <w:rPr>
-          <w:lang w:val="fr_FR" w:bidi="fr_FR"/>
-        </w:rPr>
-        <w:t>בְּ⁠רֹאשְׁ⁠כֶֽם</w:t>
-      </w:r>
-    </w:p>
-    <w:p>
-      <w:pPr/>
-      <w:r>
-        <w:rPr>
-          <w:lang w:val="fr_FR" w:bidi="fr_FR"/>
-        </w:rPr>
-      </w:r>
-      <w:r>
-        <w:rPr>
           <w:b/>
           <w:lang w:val="fr_FR" w:bidi="fr_FR"/>
         </w:rPr>
@@ -26766,20 +23463,6 @@
         <w:rPr>
           <w:lang w:val="fr_FR" w:bidi="fr_FR"/>
         </w:rPr>
-      </w:r>
-    </w:p>
-    <w:p>
-      <w:pPr/>
-      <w:r>
-        <w:rPr>
-          <w:lang w:val="fr_FR" w:bidi="fr_FR"/>
-        </w:rPr>
-      </w:r>
-      <w:r>
-        <w:rPr>
-          <w:lang w:val="fr_FR" w:bidi="fr_FR"/>
-        </w:rPr>
-        <w:t>וּ⁠בְנֵ֤י יְהוּדָה֙ וּ⁠בְנֵ֣י יְרוּשָׁלִַ֔ם</w:t>
       </w:r>
     </w:p>
     <w:p>
@@ -26905,20 +23588,6 @@
       </w:r>
       <w:r>
         <w:rPr>
-          <w:lang w:val="fr_FR" w:bidi="fr_FR"/>
-        </w:rPr>
-        <w:t>לִ⁠בְנֵ֣י הַ⁠יְּוָנִ֑ים</w:t>
-      </w:r>
-    </w:p>
-    <w:p>
-      <w:pPr/>
-      <w:r>
-        <w:rPr>
-          <w:lang w:val="fr_FR" w:bidi="fr_FR"/>
-        </w:rPr>
-      </w:r>
-      <w:r>
-        <w:rPr>
           <w:b/>
           <w:lang w:val="fr_FR" w:bidi="fr_FR"/>
         </w:rPr>
@@ -27028,20 +23697,6 @@
       </w:r>
       <w:r>
         <w:rPr>
-          <w:lang w:val="fr_FR" w:bidi="fr_FR"/>
-        </w:rPr>
-        <w:t>הַ⁠יְּוָנִ֑ים</w:t>
-      </w:r>
-    </w:p>
-    <w:p>
-      <w:pPr/>
-      <w:r>
-        <w:rPr>
-          <w:lang w:val="fr_FR" w:bidi="fr_FR"/>
-        </w:rPr>
-      </w:r>
-      <w:r>
-        <w:rPr>
           <w:b/>
           <w:lang w:val="fr_FR" w:bidi="fr_FR"/>
         </w:rPr>
@@ -27132,20 +23787,6 @@
       </w:r>
       <w:r>
         <w:rPr>
-          <w:lang w:val="fr_FR" w:bidi="fr_FR"/>
-        </w:rPr>
-        <w:t>לְמַ֥עַן הַרְחִיקָ֖⁠ם מֵ⁠עַ֥ל גְּבוּלָֽ⁠ם</w:t>
-      </w:r>
-    </w:p>
-    <w:p>
-      <w:pPr/>
-      <w:r>
-        <w:rPr>
-          <w:lang w:val="fr_FR" w:bidi="fr_FR"/>
-        </w:rPr>
-      </w:r>
-      <w:r>
-        <w:rPr>
           <w:b/>
           <w:lang w:val="fr_FR" w:bidi="fr_FR"/>
         </w:rPr>
@@ -27218,20 +23859,6 @@
         <w:rPr>
           <w:lang w:val="fr_FR" w:bidi="fr_FR"/>
         </w:rPr>
-      </w:r>
-    </w:p>
-    <w:p>
-      <w:pPr/>
-      <w:r>
-        <w:rPr>
-          <w:lang w:val="fr_FR" w:bidi="fr_FR"/>
-        </w:rPr>
-      </w:r>
-      <w:r>
-        <w:rPr>
-          <w:lang w:val="fr_FR" w:bidi="fr_FR"/>
-        </w:rPr>
-        <w:t>הִנְ⁠נִ֣י מְעִירָ֔⁠ם</w:t>
       </w:r>
     </w:p>
     <w:p>
@@ -27344,20 +23971,6 @@
       </w:r>
       <w:r>
         <w:rPr>
-          <w:lang w:val="fr_FR" w:bidi="fr_FR"/>
-        </w:rPr>
-        <w:t>אֲשֶׁר־מְכַרְתֶּ֥ם אֹתָ֖⁠ם שָׁ֑מָּ⁠ה</w:t>
-      </w:r>
-    </w:p>
-    <w:p>
-      <w:pPr/>
-      <w:r>
-        <w:rPr>
-          <w:lang w:val="fr_FR" w:bidi="fr_FR"/>
-        </w:rPr>
-      </w:r>
-      <w:r>
-        <w:rPr>
           <w:b/>
           <w:lang w:val="fr_FR" w:bidi="fr_FR"/>
         </w:rPr>
@@ -27542,20 +24155,6 @@
       </w:r>
       <w:r>
         <w:rPr>
-          <w:lang w:val="fr_FR" w:bidi="fr_FR"/>
-        </w:rPr>
-        <w:t>בְּ⁠רֹאשְׁ⁠כֶֽם</w:t>
-      </w:r>
-    </w:p>
-    <w:p>
-      <w:pPr/>
-      <w:r>
-        <w:rPr>
-          <w:lang w:val="fr_FR" w:bidi="fr_FR"/>
-        </w:rPr>
-      </w:r>
-      <w:r>
-        <w:rPr>
           <w:b/>
           <w:lang w:val="fr_FR" w:bidi="fr_FR"/>
         </w:rPr>
@@ -27639,20 +24238,6 @@
       </w:r>
       <w:r>
         <w:rPr>
-          <w:lang w:val="fr_FR" w:bidi="fr_FR"/>
-        </w:rPr>
-        <w:t>וּ⁠מָכַרְתִּ֞י</w:t>
-      </w:r>
-    </w:p>
-    <w:p>
-      <w:pPr/>
-      <w:r>
-        <w:rPr>
-          <w:lang w:val="fr_FR" w:bidi="fr_FR"/>
-        </w:rPr>
-      </w:r>
-      <w:r>
-        <w:rPr>
           <w:b/>
           <w:lang w:val="fr_FR" w:bidi="fr_FR"/>
         </w:rPr>
@@ -27742,20 +24327,6 @@
       </w:r>
       <w:r>
         <w:rPr>
-          <w:lang w:val="fr_FR" w:bidi="fr_FR"/>
-        </w:rPr>
-        <w:t>בְּ⁠יַד֙ בְּנֵ֣י יְהוּדָ֔ה</w:t>
-      </w:r>
-    </w:p>
-    <w:p>
-      <w:pPr/>
-      <w:r>
-        <w:rPr>
-          <w:lang w:val="fr_FR" w:bidi="fr_FR"/>
-        </w:rPr>
-      </w:r>
-      <w:r>
-        <w:rPr>
           <w:b/>
           <w:lang w:val="fr_FR" w:bidi="fr_FR"/>
         </w:rPr>
@@ -27866,20 +24437,6 @@
       </w:r>
       <w:r>
         <w:rPr>
-          <w:lang w:val="fr_FR" w:bidi="fr_FR"/>
-        </w:rPr>
-        <w:t>וּ⁠מָכַרְתִּ֞י אֶת־בְּנֵי⁠כֶ֣ם וְ⁠אֶת־בְּנֽוֹתֵי⁠כֶ֗ם בְּ⁠יַד֙ בְּנֵ֣י יְהוּדָ֔ה</w:t>
-      </w:r>
-    </w:p>
-    <w:p>
-      <w:pPr/>
-      <w:r>
-        <w:rPr>
-          <w:lang w:val="fr_FR" w:bidi="fr_FR"/>
-        </w:rPr>
-      </w:r>
-      <w:r>
-        <w:rPr>
           <w:b/>
           <w:lang w:val="fr_FR" w:bidi="fr_FR"/>
         </w:rPr>
@@ -27976,20 +24533,6 @@
       </w:r>
       <w:r>
         <w:rPr>
-          <w:lang w:val="fr_FR" w:bidi="fr_FR"/>
-        </w:rPr>
-        <w:t>בְּנֵ֣י יְהוּדָ֔ה</w:t>
-      </w:r>
-    </w:p>
-    <w:p>
-      <w:pPr/>
-      <w:r>
-        <w:rPr>
-          <w:lang w:val="fr_FR" w:bidi="fr_FR"/>
-        </w:rPr>
-      </w:r>
-      <w:r>
-        <w:rPr>
           <w:b/>
           <w:lang w:val="fr_FR" w:bidi="fr_FR"/>
         </w:rPr>
@@ -28099,20 +24642,6 @@
       </w:r>
       <w:r>
         <w:rPr>
-          <w:lang w:val="fr_FR" w:bidi="fr_FR"/>
-        </w:rPr>
-        <w:t>לִ⁠שְׁבָאיִ֖ם</w:t>
-      </w:r>
-    </w:p>
-    <w:p>
-      <w:pPr/>
-      <w:r>
-        <w:rPr>
-          <w:lang w:val="fr_FR" w:bidi="fr_FR"/>
-        </w:rPr>
-      </w:r>
-      <w:r>
-        <w:rPr>
           <w:b/>
           <w:lang w:val="fr_FR" w:bidi="fr_FR"/>
         </w:rPr>
@@ -28209,20 +24738,6 @@
       </w:r>
       <w:r>
         <w:rPr>
-          <w:lang w:val="fr_FR" w:bidi="fr_FR"/>
-        </w:rPr>
-        <w:t>אֶל־גּ֣וֹי רָח֑וֹק כִּ֥י יְהוָ֖ה דִּבֵּֽר</w:t>
-      </w:r>
-    </w:p>
-    <w:p>
-      <w:pPr/>
-      <w:r>
-        <w:rPr>
-          <w:lang w:val="fr_FR" w:bidi="fr_FR"/>
-        </w:rPr>
-      </w:r>
-      <w:r>
-        <w:rPr>
           <w:b/>
           <w:lang w:val="fr_FR" w:bidi="fr_FR"/>
         </w:rPr>
@@ -28319,20 +24834,6 @@
       </w:r>
       <w:r>
         <w:rPr>
-          <w:lang w:val="fr_FR" w:bidi="fr_FR"/>
-        </w:rPr>
-        <w:t>קִרְאוּ</w:t>
-      </w:r>
-    </w:p>
-    <w:p>
-      <w:pPr/>
-      <w:r>
-        <w:rPr>
-          <w:lang w:val="fr_FR" w:bidi="fr_FR"/>
-        </w:rPr>
-      </w:r>
-      <w:r>
-        <w:rPr>
           <w:b/>
           <w:lang w:val="fr_FR" w:bidi="fr_FR"/>
         </w:rPr>
@@ -28429,20 +24930,6 @@
       </w:r>
       <w:r>
         <w:rPr>
-          <w:lang w:val="fr_FR" w:bidi="fr_FR"/>
-        </w:rPr>
-        <w:t>קַדְּשׁ֖וּ מִלְחָמָ֑ה</w:t>
-      </w:r>
-    </w:p>
-    <w:p>
-      <w:pPr/>
-      <w:r>
-        <w:rPr>
-          <w:lang w:val="fr_FR" w:bidi="fr_FR"/>
-        </w:rPr>
-      </w:r>
-      <w:r>
-        <w:rPr>
           <w:b/>
           <w:lang w:val="fr_FR" w:bidi="fr_FR"/>
         </w:rPr>
@@ -28539,20 +25026,6 @@
       </w:r>
       <w:r>
         <w:rPr>
-          <w:lang w:val="fr_FR" w:bidi="fr_FR"/>
-        </w:rPr>
-        <w:t>אִתֵּי⁠כֶם֙</w:t>
-      </w:r>
-    </w:p>
-    <w:p>
-      <w:pPr/>
-      <w:r>
-        <w:rPr>
-          <w:lang w:val="fr_FR" w:bidi="fr_FR"/>
-        </w:rPr>
-      </w:r>
-      <w:r>
-        <w:rPr>
           <w:b/>
           <w:lang w:val="fr_FR" w:bidi="fr_FR"/>
         </w:rPr>
@@ -28649,20 +25122,6 @@
       </w:r>
       <w:r>
         <w:rPr>
-          <w:lang w:val="fr_FR" w:bidi="fr_FR"/>
-        </w:rPr>
-        <w:t>וּ⁠מַזְמְרֹֽתֵי⁠כֶ֖ם</w:t>
-      </w:r>
-    </w:p>
-    <w:p>
-      <w:pPr/>
-      <w:r>
-        <w:rPr>
-          <w:lang w:val="fr_FR" w:bidi="fr_FR"/>
-        </w:rPr>
-      </w:r>
-      <w:r>
-        <w:rPr>
           <w:b/>
           <w:lang w:val="fr_FR" w:bidi="fr_FR"/>
         </w:rPr>
@@ -28759,20 +25218,6 @@
       </w:r>
       <w:r>
         <w:rPr>
-          <w:lang w:val="fr_FR" w:bidi="fr_FR"/>
-        </w:rPr>
-        <w:t>הַֽ⁠חַלָּ֔שׁ יֹאמַ֖ר גִּבּ֥וֹר אָֽנִי</w:t>
-      </w:r>
-    </w:p>
-    <w:p>
-      <w:pPr/>
-      <w:r>
-        <w:rPr>
-          <w:lang w:val="fr_FR" w:bidi="fr_FR"/>
-        </w:rPr>
-      </w:r>
-      <w:r>
-        <w:rPr>
           <w:b/>
           <w:lang w:val="fr_FR" w:bidi="fr_FR"/>
         </w:rPr>
@@ -28856,20 +25301,6 @@
       </w:r>
       <w:r>
         <w:rPr>
-          <w:lang w:val="fr_FR" w:bidi="fr_FR"/>
-        </w:rPr>
-        <w:t>הַֽ⁠חַלָּ֔שׁ</w:t>
-      </w:r>
-    </w:p>
-    <w:p>
-      <w:pPr/>
-      <w:r>
-        <w:rPr>
-          <w:lang w:val="fr_FR" w:bidi="fr_FR"/>
-        </w:rPr>
-      </w:r>
-      <w:r>
-        <w:rPr>
           <w:b/>
           <w:lang w:val="fr_FR" w:bidi="fr_FR"/>
         </w:rPr>
@@ -28966,20 +25397,6 @@
       </w:r>
       <w:r>
         <w:rPr>
-          <w:lang w:val="fr_FR" w:bidi="fr_FR"/>
-        </w:rPr>
-        <w:t>ע֣וּשׁוּ וָ⁠בֹ֧אוּ</w:t>
-      </w:r>
-    </w:p>
-    <w:p>
-      <w:pPr/>
-      <w:r>
-        <w:rPr>
-          <w:lang w:val="fr_FR" w:bidi="fr_FR"/>
-        </w:rPr>
-      </w:r>
-      <w:r>
-        <w:rPr>
           <w:b/>
           <w:lang w:val="fr_FR" w:bidi="fr_FR"/>
         </w:rPr>
@@ -29091,20 +25508,6 @@
         <w:rPr>
           <w:lang w:val="fr_FR" w:bidi="fr_FR"/>
         </w:rPr>
-      </w:r>
-    </w:p>
-    <w:p>
-      <w:pPr/>
-      <w:r>
-        <w:rPr>
-          <w:lang w:val="fr_FR" w:bidi="fr_FR"/>
-        </w:rPr>
-      </w:r>
-      <w:r>
-        <w:rPr>
-          <w:lang w:val="fr_FR" w:bidi="fr_FR"/>
-        </w:rPr>
-        <w:t>יֵע֨וֹרוּ֙ &amp; הַ⁠גּוֹיִ֔ם</w:t>
       </w:r>
     </w:p>
     <w:p>
@@ -29300,20 +25703,6 @@
       </w:r>
       <w:r>
         <w:rPr>
-          <w:lang w:val="fr_FR" w:bidi="fr_FR"/>
-        </w:rPr>
-        <w:t>אֵשֵׁ֛ב לִ⁠שְׁפֹּ֥ט</w:t>
-      </w:r>
-    </w:p>
-    <w:p>
-      <w:pPr/>
-      <w:r>
-        <w:rPr>
-          <w:lang w:val="fr_FR" w:bidi="fr_FR"/>
-        </w:rPr>
-      </w:r>
-      <w:r>
-        <w:rPr>
           <w:b/>
           <w:lang w:val="fr_FR" w:bidi="fr_FR"/>
         </w:rPr>
@@ -29404,20 +25793,6 @@
       </w:r>
       <w:r>
         <w:rPr>
-          <w:lang w:val="fr_FR" w:bidi="fr_FR"/>
-        </w:rPr>
-        <w:t>שִׁלְח֣וּ מַגָּ֔ל כִּ֥י בָשַׁ֖ל קָצִ֑יר &amp; כִּֽי</w:t>
-      </w:r>
-    </w:p>
-    <w:p>
-      <w:pPr/>
-      <w:r>
-        <w:rPr>
-          <w:lang w:val="fr_FR" w:bidi="fr_FR"/>
-        </w:rPr>
-      </w:r>
-      <w:r>
-        <w:rPr>
           <w:b/>
           <w:lang w:val="fr_FR" w:bidi="fr_FR"/>
         </w:rPr>
@@ -29501,20 +25876,6 @@
       </w:r>
       <w:r>
         <w:rPr>
-          <w:lang w:val="fr_FR" w:bidi="fr_FR"/>
-        </w:rPr>
-        <w:t>שִׁלְח֣וּ מַגָּ֔ל</w:t>
-      </w:r>
-    </w:p>
-    <w:p>
-      <w:pPr/>
-      <w:r>
-        <w:rPr>
-          <w:lang w:val="fr_FR" w:bidi="fr_FR"/>
-        </w:rPr>
-      </w:r>
-      <w:r>
-        <w:rPr>
           <w:b/>
           <w:lang w:val="fr_FR" w:bidi="fr_FR"/>
         </w:rPr>
@@ -29611,20 +25972,6 @@
       </w:r>
       <w:r>
         <w:rPr>
-          <w:lang w:val="fr_FR" w:bidi="fr_FR"/>
-        </w:rPr>
-        <w:t>שִׁלְח֣וּ מַגָּ֔ל</w:t>
-      </w:r>
-    </w:p>
-    <w:p>
-      <w:pPr/>
-      <w:r>
-        <w:rPr>
-          <w:lang w:val="fr_FR" w:bidi="fr_FR"/>
-        </w:rPr>
-      </w:r>
-      <w:r>
-        <w:rPr>
           <w:b/>
           <w:lang w:val="fr_FR" w:bidi="fr_FR"/>
         </w:rPr>
@@ -29710,20 +26057,6 @@
         <w:rPr>
           <w:lang w:val="fr_FR" w:bidi="fr_FR"/>
         </w:rPr>
-      </w:r>
-    </w:p>
-    <w:p>
-      <w:pPr/>
-      <w:r>
-        <w:rPr>
-          <w:lang w:val="fr_FR" w:bidi="fr_FR"/>
-        </w:rPr>
-      </w:r>
-      <w:r>
-        <w:rPr>
-          <w:lang w:val="fr_FR" w:bidi="fr_FR"/>
-        </w:rPr>
-        <w:t>שִׁלְח֣וּ</w:t>
       </w:r>
     </w:p>
     <w:p>
@@ -29875,20 +26208,6 @@
       </w:r>
       <w:r>
         <w:rPr>
-          <w:lang w:val="fr_FR" w:bidi="fr_FR"/>
-        </w:rPr>
-        <w:t>בֹּ֤אֽוּ רְדוּ֙ כִּֽי־מָ֣לְאָה גַּ֔ת</w:t>
-      </w:r>
-    </w:p>
-    <w:p>
-      <w:pPr/>
-      <w:r>
-        <w:rPr>
-          <w:lang w:val="fr_FR" w:bidi="fr_FR"/>
-        </w:rPr>
-      </w:r>
-      <w:r>
-        <w:rPr>
           <w:b/>
           <w:lang w:val="fr_FR" w:bidi="fr_FR"/>
         </w:rPr>
@@ -29972,20 +26291,6 @@
       </w:r>
       <w:r>
         <w:rPr>
-          <w:lang w:val="fr_FR" w:bidi="fr_FR"/>
-        </w:rPr>
-        <w:t>כִּ֥י &amp; כִּ֥י רַבָּ֖ה רָעָתָֽ⁠ם</w:t>
-      </w:r>
-    </w:p>
-    <w:p>
-      <w:pPr/>
-      <w:r>
-        <w:rPr>
-          <w:lang w:val="fr_FR" w:bidi="fr_FR"/>
-        </w:rPr>
-      </w:r>
-      <w:r>
-        <w:rPr>
           <w:b/>
           <w:lang w:val="fr_FR" w:bidi="fr_FR"/>
         </w:rPr>
@@ -30082,20 +26387,6 @@
       </w:r>
       <w:r>
         <w:rPr>
-          <w:lang w:val="fr_FR" w:bidi="fr_FR"/>
-        </w:rPr>
-        <w:t>הֲמוֹנִ֣ים הֲמוֹנִ֔ים בְּ⁠עֵ֖מֶק הֶֽ⁠חָר֑וּץ &amp; בְּ⁠עֵ֖מֶק</w:t>
-      </w:r>
-    </w:p>
-    <w:p>
-      <w:pPr/>
-      <w:r>
-        <w:rPr>
-          <w:lang w:val="fr_FR" w:bidi="fr_FR"/>
-        </w:rPr>
-      </w:r>
-      <w:r>
-        <w:rPr>
           <w:b/>
           <w:lang w:val="fr_FR" w:bidi="fr_FR"/>
         </w:rPr>
@@ -30192,20 +26483,6 @@
       </w:r>
       <w:r>
         <w:rPr>
-          <w:lang w:val="fr_FR" w:bidi="fr_FR"/>
-        </w:rPr>
-        <w:t>הֲמוֹנִ֣ים הֲמוֹנִ֔ים בְּ⁠עֵ֖מֶק הֶֽ⁠חָר֑וּץ &amp; בְּ⁠עֵ֖מֶק</w:t>
-      </w:r>
-    </w:p>
-    <w:p>
-      <w:pPr/>
-      <w:r>
-        <w:rPr>
-          <w:lang w:val="fr_FR" w:bidi="fr_FR"/>
-        </w:rPr>
-      </w:r>
-      <w:r>
-        <w:rPr>
           <w:b/>
           <w:lang w:val="fr_FR" w:bidi="fr_FR"/>
         </w:rPr>
@@ -30289,20 +26566,6 @@
       </w:r>
       <w:r>
         <w:rPr>
-          <w:lang w:val="fr_FR" w:bidi="fr_FR"/>
-        </w:rPr>
-        <w:t>בְּ⁠עֵ֖מֶק הֶֽ⁠חָר֑וּץ &amp; בְּ⁠עֵ֖מֶק</w:t>
-      </w:r>
-    </w:p>
-    <w:p>
-      <w:pPr/>
-      <w:r>
-        <w:rPr>
-          <w:lang w:val="fr_FR" w:bidi="fr_FR"/>
-        </w:rPr>
-      </w:r>
-      <w:r>
-        <w:rPr>
           <w:b/>
           <w:lang w:val="fr_FR" w:bidi="fr_FR"/>
         </w:rPr>
@@ -30388,20 +26651,6 @@
         <w:rPr>
           <w:lang w:val="fr_FR" w:bidi="fr_FR"/>
         </w:rPr>
-      </w:r>
-    </w:p>
-    <w:p>
-      <w:pPr/>
-      <w:r>
-        <w:rPr>
-          <w:lang w:val="fr_FR" w:bidi="fr_FR"/>
-        </w:rPr>
-      </w:r>
-      <w:r>
-        <w:rPr>
-          <w:lang w:val="fr_FR" w:bidi="fr_FR"/>
-        </w:rPr>
-        <w:t>שֶׁ֥מֶשׁ וְ⁠יָרֵ֖חַ קָדָ֑רוּ וְ⁠כוֹכָבִ֖ים אָסְפ֥וּ נָגְהָֽ⁠ם</w:t>
       </w:r>
     </w:p>
     <w:p>
@@ -30643,20 +26892,6 @@
       </w:r>
       <w:r>
         <w:rPr>
-          <w:lang w:val="fr_FR" w:bidi="fr_FR"/>
-        </w:rPr>
-        <w:t>וַ⁠יהוָ֞ה מִ⁠צִּיּ֣וֹן יִשְׁאָ֗ג</w:t>
-      </w:r>
-    </w:p>
-    <w:p>
-      <w:pPr/>
-      <w:r>
-        <w:rPr>
-          <w:lang w:val="fr_FR" w:bidi="fr_FR"/>
-        </w:rPr>
-      </w:r>
-      <w:r>
-        <w:rPr>
           <w:b/>
           <w:lang w:val="fr_FR" w:bidi="fr_FR"/>
         </w:rPr>
@@ -30767,20 +27002,6 @@
       </w:r>
       <w:r>
         <w:rPr>
-          <w:lang w:val="fr_FR" w:bidi="fr_FR"/>
-        </w:rPr>
-        <w:t>וְ⁠רָעֲשׁ֖וּ שָׁמַ֣יִם וָ⁠אָ֑רֶץ</w:t>
-      </w:r>
-    </w:p>
-    <w:p>
-      <w:pPr/>
-      <w:r>
-        <w:rPr>
-          <w:lang w:val="fr_FR" w:bidi="fr_FR"/>
-        </w:rPr>
-      </w:r>
-      <w:r>
-        <w:rPr>
           <w:b/>
           <w:lang w:val="fr_FR" w:bidi="fr_FR"/>
         </w:rPr>
@@ -30918,20 +27139,6 @@
       </w:r>
       <w:r>
         <w:rPr>
-          <w:lang w:val="fr_FR" w:bidi="fr_FR"/>
-        </w:rPr>
-        <w:t>וַֽ⁠יהוָה֙ מַֽחֲסֶ֣ה לְ⁠עַמּ֔⁠וֹ וּ⁠מָע֖וֹז לִ⁠בְנֵ֥י יִשְׂרָאֵֽל</w:t>
-      </w:r>
-    </w:p>
-    <w:p>
-      <w:pPr/>
-      <w:r>
-        <w:rPr>
-          <w:lang w:val="fr_FR" w:bidi="fr_FR"/>
-        </w:rPr>
-      </w:r>
-      <w:r>
-        <w:rPr>
           <w:b/>
           <w:lang w:val="fr_FR" w:bidi="fr_FR"/>
         </w:rPr>
@@ -31043,20 +27250,6 @@
         <w:rPr>
           <w:lang w:val="fr_FR" w:bidi="fr_FR"/>
         </w:rPr>
-      </w:r>
-    </w:p>
-    <w:p>
-      <w:pPr/>
-      <w:r>
-        <w:rPr>
-          <w:lang w:val="fr_FR" w:bidi="fr_FR"/>
-        </w:rPr>
-      </w:r>
-      <w:r>
-        <w:rPr>
-          <w:lang w:val="fr_FR" w:bidi="fr_FR"/>
-        </w:rPr>
-        <w:t>לִ⁠בְנֵ֥י יִשְׂרָאֵֽל</w:t>
       </w:r>
     </w:p>
     <w:p>
@@ -31182,20 +27375,6 @@
       </w:r>
       <w:r>
         <w:rPr>
-          <w:lang w:val="fr_FR" w:bidi="fr_FR"/>
-        </w:rPr>
-        <w:t>וִֽ⁠ידַעְתֶּ֗ם</w:t>
-      </w:r>
-    </w:p>
-    <w:p>
-      <w:pPr/>
-      <w:r>
-        <w:rPr>
-          <w:lang w:val="fr_FR" w:bidi="fr_FR"/>
-        </w:rPr>
-      </w:r>
-      <w:r>
-        <w:rPr>
           <w:b/>
           <w:lang w:val="fr_FR" w:bidi="fr_FR"/>
         </w:rPr>
@@ -31279,20 +27458,6 @@
       </w:r>
       <w:r>
         <w:rPr>
-          <w:lang w:val="fr_FR" w:bidi="fr_FR"/>
-        </w:rPr>
-        <w:t>הַר־קָדְשִׁ֑⁠י</w:t>
-      </w:r>
-    </w:p>
-    <w:p>
-      <w:pPr/>
-      <w:r>
-        <w:rPr>
-          <w:lang w:val="fr_FR" w:bidi="fr_FR"/>
-        </w:rPr>
-      </w:r>
-      <w:r>
-        <w:rPr>
           <w:b/>
           <w:lang w:val="fr_FR" w:bidi="fr_FR"/>
         </w:rPr>
@@ -31389,20 +27554,6 @@
       </w:r>
       <w:r>
         <w:rPr>
-          <w:lang w:val="fr_FR" w:bidi="fr_FR"/>
-        </w:rPr>
-        <w:t>וְ⁠הָיָה֩ בַ⁠יּ֨וֹם הַ⁠ה֜וּא</w:t>
-      </w:r>
-    </w:p>
-    <w:p>
-      <w:pPr/>
-      <w:r>
-        <w:rPr>
-          <w:lang w:val="fr_FR" w:bidi="fr_FR"/>
-        </w:rPr>
-      </w:r>
-      <w:r>
-        <w:rPr>
           <w:b/>
           <w:lang w:val="fr_FR" w:bidi="fr_FR"/>
         </w:rPr>
@@ -31486,20 +27637,6 @@
       </w:r>
       <w:r>
         <w:rPr>
-          <w:lang w:val="fr_FR" w:bidi="fr_FR"/>
-        </w:rPr>
-        <w:t>בַ⁠יּ֨וֹם הַ⁠ה֜וּא</w:t>
-      </w:r>
-    </w:p>
-    <w:p>
-      <w:pPr/>
-      <w:r>
-        <w:rPr>
-          <w:lang w:val="fr_FR" w:bidi="fr_FR"/>
-        </w:rPr>
-      </w:r>
-      <w:r>
-        <w:rPr>
           <w:b/>
           <w:lang w:val="fr_FR" w:bidi="fr_FR"/>
         </w:rPr>
@@ -31596,20 +27733,6 @@
       </w:r>
       <w:r>
         <w:rPr>
-          <w:lang w:val="fr_FR" w:bidi="fr_FR"/>
-        </w:rPr>
-        <w:t>יִטְּפ֧וּ הֶ⁠הָרִ֣ים עָסִ֗יס וְ⁠הַ⁠גְּבָעוֹת֙ תֵּלַ֣כְנָה חָלָ֔ב</w:t>
-      </w:r>
-    </w:p>
-    <w:p>
-      <w:pPr/>
-      <w:r>
-        <w:rPr>
-          <w:lang w:val="fr_FR" w:bidi="fr_FR"/>
-        </w:rPr>
-      </w:r>
-      <w:r>
-        <w:rPr>
           <w:b/>
           <w:lang w:val="fr_FR" w:bidi="fr_FR"/>
         </w:rPr>
@@ -31745,20 +27868,6 @@
       </w:r>
       <w:r>
         <w:rPr>
-          <w:lang w:val="fr_FR" w:bidi="fr_FR"/>
-        </w:rPr>
-        <w:t>וּ⁠מַעְיָ֗ן &amp; יֵצֵ֔א</w:t>
-      </w:r>
-    </w:p>
-    <w:p>
-      <w:pPr/>
-      <w:r>
-        <w:rPr>
-          <w:lang w:val="fr_FR" w:bidi="fr_FR"/>
-        </w:rPr>
-      </w:r>
-      <w:r>
-        <w:rPr>
           <w:b/>
           <w:lang w:val="fr_FR" w:bidi="fr_FR"/>
         </w:rPr>
@@ -31855,20 +27964,6 @@
       </w:r>
       <w:r>
         <w:rPr>
-          <w:lang w:val="fr_FR" w:bidi="fr_FR"/>
-        </w:rPr>
-        <w:t>וּ⁠מַעְיָ֗ן</w:t>
-      </w:r>
-    </w:p>
-    <w:p>
-      <w:pPr/>
-      <w:r>
-        <w:rPr>
-          <w:lang w:val="fr_FR" w:bidi="fr_FR"/>
-        </w:rPr>
-      </w:r>
-      <w:r>
-        <w:rPr>
           <w:b/>
           <w:lang w:val="fr_FR" w:bidi="fr_FR"/>
         </w:rPr>
@@ -31954,20 +28049,6 @@
         <w:rPr>
           <w:lang w:val="fr_FR" w:bidi="fr_FR"/>
         </w:rPr>
-      </w:r>
-    </w:p>
-    <w:p>
-      <w:pPr/>
-      <w:r>
-        <w:rPr>
-          <w:lang w:val="fr_FR" w:bidi="fr_FR"/>
-        </w:rPr>
-      </w:r>
-      <w:r>
-        <w:rPr>
-          <w:lang w:val="fr_FR" w:bidi="fr_FR"/>
-        </w:rPr>
-        <w:t>מִ⁠בֵּ֤ית יְהוָה֙</w:t>
       </w:r>
     </w:p>
     <w:p>
@@ -32080,20 +28161,6 @@
       </w:r>
       <w:r>
         <w:rPr>
-          <w:lang w:val="fr_FR" w:bidi="fr_FR"/>
-        </w:rPr>
-        <w:t>אֶת־נַ֥חַל הַ⁠שִּׁטִּֽים</w:t>
-      </w:r>
-    </w:p>
-    <w:p>
-      <w:pPr/>
-      <w:r>
-        <w:rPr>
-          <w:lang w:val="fr_FR" w:bidi="fr_FR"/>
-        </w:rPr>
-      </w:r>
-      <w:r>
-        <w:rPr>
           <w:b/>
           <w:lang w:val="fr_FR" w:bidi="fr_FR"/>
         </w:rPr>
@@ -32190,20 +28257,6 @@
       </w:r>
       <w:r>
         <w:rPr>
-          <w:lang w:val="fr_FR" w:bidi="fr_FR"/>
-        </w:rPr>
-        <w:t>מִצְרַ֨יִם֙ לִ⁠שְׁמָמָ֣ה תִֽהְיֶ֔ה</w:t>
-      </w:r>
-    </w:p>
-    <w:p>
-      <w:pPr/>
-      <w:r>
-        <w:rPr>
-          <w:lang w:val="fr_FR" w:bidi="fr_FR"/>
-        </w:rPr>
-      </w:r>
-      <w:r>
-        <w:rPr>
           <w:b/>
           <w:lang w:val="fr_FR" w:bidi="fr_FR"/>
         </w:rPr>
@@ -32300,20 +28353,6 @@
       </w:r>
       <w:r>
         <w:rPr>
-          <w:lang w:val="fr_FR" w:bidi="fr_FR"/>
-        </w:rPr>
-        <w:t>מֵֽ⁠חֲמַס֙ בְּנֵ֣י יְהוּדָ֔ה</w:t>
-      </w:r>
-    </w:p>
-    <w:p>
-      <w:pPr/>
-      <w:r>
-        <w:rPr>
-          <w:lang w:val="fr_FR" w:bidi="fr_FR"/>
-        </w:rPr>
-      </w:r>
-      <w:r>
-        <w:rPr>
           <w:b/>
           <w:lang w:val="fr_FR" w:bidi="fr_FR"/>
         </w:rPr>
@@ -32423,20 +28462,6 @@
       </w:r>
       <w:r>
         <w:rPr>
-          <w:lang w:val="fr_FR" w:bidi="fr_FR"/>
-        </w:rPr>
-        <w:t>שָׁפְכ֥וּ דָם־נָקִ֖יא</w:t>
-      </w:r>
-    </w:p>
-    <w:p>
-      <w:pPr/>
-      <w:r>
-        <w:rPr>
-          <w:lang w:val="fr_FR" w:bidi="fr_FR"/>
-        </w:rPr>
-      </w:r>
-      <w:r>
-        <w:rPr>
           <w:b/>
           <w:lang w:val="fr_FR" w:bidi="fr_FR"/>
         </w:rPr>
@@ -32533,20 +28558,6 @@
       </w:r>
       <w:r>
         <w:rPr>
-          <w:lang w:val="fr_FR" w:bidi="fr_FR"/>
-        </w:rPr>
-        <w:t>בְּ⁠אַרְצָֽ⁠ם</w:t>
-      </w:r>
-    </w:p>
-    <w:p>
-      <w:pPr/>
-      <w:r>
-        <w:rPr>
-          <w:lang w:val="fr_FR" w:bidi="fr_FR"/>
-        </w:rPr>
-      </w:r>
-      <w:r>
-        <w:rPr>
           <w:b/>
           <w:lang w:val="fr_FR" w:bidi="fr_FR"/>
         </w:rPr>
@@ -32710,20 +28721,6 @@
       </w:r>
       <w:r>
         <w:rPr>
-          <w:lang w:val="fr_FR" w:bidi="fr_FR"/>
-        </w:rPr>
-        <w:t>וִ⁠יהוּדָ֖ה</w:t>
-      </w:r>
-    </w:p>
-    <w:p>
-      <w:pPr/>
-      <w:r>
-        <w:rPr>
-          <w:lang w:val="fr_FR" w:bidi="fr_FR"/>
-        </w:rPr>
-      </w:r>
-      <w:r>
-        <w:rPr>
           <w:b/>
           <w:lang w:val="fr_FR" w:bidi="fr_FR"/>
         </w:rPr>
@@ -32820,20 +28817,6 @@
       </w:r>
       <w:r>
         <w:rPr>
-          <w:lang w:val="fr_FR" w:bidi="fr_FR"/>
-        </w:rPr>
-        <w:t>וִ⁠ירוּשָׁלִַ֖ם לְ⁠ד֥וֹר וָ⁠דֽוֹר</w:t>
-      </w:r>
-    </w:p>
-    <w:p>
-      <w:pPr/>
-      <w:r>
-        <w:rPr>
-          <w:lang w:val="fr_FR" w:bidi="fr_FR"/>
-        </w:rPr>
-      </w:r>
-      <w:r>
-        <w:rPr>
           <w:b/>
           <w:lang w:val="fr_FR" w:bidi="fr_FR"/>
         </w:rPr>
@@ -32906,20 +28889,6 @@
         <w:rPr>
           <w:lang w:val="fr_FR" w:bidi="fr_FR"/>
         </w:rPr>
-      </w:r>
-    </w:p>
-    <w:p>
-      <w:pPr/>
-      <w:r>
-        <w:rPr>
-          <w:lang w:val="fr_FR" w:bidi="fr_FR"/>
-        </w:rPr>
-      </w:r>
-      <w:r>
-        <w:rPr>
-          <w:lang w:val="fr_FR" w:bidi="fr_FR"/>
-        </w:rPr>
-        <w:t>לְ⁠ד֥וֹר וָ⁠דֽוֹר</w:t>
       </w:r>
     </w:p>
     <w:p>
@@ -33032,20 +29001,6 @@
       </w:r>
       <w:r>
         <w:rPr>
-          <w:lang w:val="fr_FR" w:bidi="fr_FR"/>
-        </w:rPr>
-        <w:t>וְ⁠נִקֵּ֖יתִי דָּמָ֣⁠ם לֹֽא־נִקֵּ֑יתִי</w:t>
-      </w:r>
-    </w:p>
-    <w:p>
-      <w:pPr/>
-      <w:r>
-        <w:rPr>
-          <w:lang w:val="fr_FR" w:bidi="fr_FR"/>
-        </w:rPr>
-      </w:r>
-      <w:r>
-        <w:rPr>
           <w:b/>
           <w:lang w:val="fr_FR" w:bidi="fr_FR"/>
         </w:rPr>
@@ -33129,20 +29084,6 @@
       </w:r>
       <w:r>
         <w:rPr>
-          <w:lang w:val="fr_FR" w:bidi="fr_FR"/>
-        </w:rPr>
-        <w:t>דָּמָ֣⁠ם</w:t>
-      </w:r>
-    </w:p>
-    <w:p>
-      <w:pPr/>
-      <w:r>
-        <w:rPr>
-          <w:lang w:val="fr_FR" w:bidi="fr_FR"/>
-        </w:rPr>
-      </w:r>
-      <w:r>
-        <w:rPr>
           <w:b/>
           <w:lang w:val="fr_FR" w:bidi="fr_FR"/>
         </w:rPr>
@@ -33239,20 +29180,6 @@
       </w:r>
       <w:r>
         <w:rPr>
-          <w:lang w:val="fr_FR" w:bidi="fr_FR"/>
-        </w:rPr>
-        <w:t>וַֽ⁠יהוָ֖ה שֹׁכֵ֥ן בְּ⁠צִיּֽוֹן</w:t>
-      </w:r>
-    </w:p>
-    <w:p>
-      <w:pPr/>
-      <w:r>
-        <w:rPr>
-          <w:lang w:val="fr_FR" w:bidi="fr_FR"/>
-        </w:rPr>
-      </w:r>
-      <w:r>
-        <w:rPr>
           <w:b/>
           <w:lang w:val="fr_FR" w:bidi="fr_FR"/>
         </w:rPr>
@@ -33325,20 +29252,6 @@
         <w:rPr>
           <w:lang w:val="fr_FR" w:bidi="fr_FR"/>
         </w:rPr>
-      </w:r>
-    </w:p>
-    <w:p>
-      <w:pPr/>
-      <w:r>
-        <w:rPr>
-          <w:lang w:val="fr_FR" w:bidi="fr_FR"/>
-        </w:rPr>
-      </w:r>
-      <w:r>
-        <w:rPr>
-          <w:lang w:val="fr_FR" w:bidi="fr_FR"/>
-        </w:rPr>
-        <w:t>וַֽ⁠יהוָ֖ה שֹׁכֵ֥ן בְּ⁠צִיּֽוֹן</w:t>
       </w:r>
     </w:p>
     <w:p>

--- a/fra/docx/29.content.docx
+++ b/fra/docx/29.content.docx
@@ -19,7 +19,7 @@
         <w:rPr>
           <w:lang w:val="fr_FR" w:bidi="fr_FR"/>
         </w:rPr>
-        <w:t>Resource: Notes de traduction (unfoldingWord)</w:t>
+        <w:t>Resource: unfoldingWord® Translation Notes</w:t>
       </w:r>
       <w:r>
         <w:rPr>
@@ -90,7 +90,7 @@
         <w:rPr>
           <w:lang w:val="fr_FR" w:bidi="fr_FR"/>
         </w:rPr>
-        <w:t>Notes de traduction (unfoldingWord)</w:t>
+        <w:t>unfoldingWord® Translation Notes</w:t>
       </w:r>
     </w:p>
     <w:p>

--- a/fra/docx/29.content.docx
+++ b/fra/docx/29.content.docx
@@ -207,6 +207,20 @@
       </w:r>
       <w:r>
         <w:rPr>
+          <w:lang w:val="fr_FR" w:bidi="fr_FR"/>
+        </w:rPr>
+        <w:t>פְּתוּאֵֽל</w:t>
+      </w:r>
+    </w:p>
+    <w:p>
+      <w:pPr/>
+      <w:r>
+        <w:rPr>
+          <w:lang w:val="fr_FR" w:bidi="fr_FR"/>
+        </w:rPr>
+      </w:r>
+      <w:r>
+        <w:rPr>
           <w:b/>
           <w:lang w:val="fr_FR" w:bidi="fr_FR"/>
         </w:rPr>
@@ -399,6 +413,20 @@
       </w:r>
       <w:r>
         <w:rPr>
+          <w:lang w:val="fr_FR" w:bidi="fr_FR"/>
+        </w:rPr>
+        <w:t>דְּבַר־יְהוָה֙ אֲשֶׁ֣ר הָיָ֔ה</w:t>
+      </w:r>
+    </w:p>
+    <w:p>
+      <w:pPr/>
+      <w:r>
+        <w:rPr>
+          <w:lang w:val="fr_FR" w:bidi="fr_FR"/>
+        </w:rPr>
+      </w:r>
+      <w:r>
+        <w:rPr>
           <w:b/>
           <w:lang w:val="fr_FR" w:bidi="fr_FR"/>
         </w:rPr>
@@ -482,6 +510,20 @@
       </w:r>
       <w:r>
         <w:rPr>
+          <w:lang w:val="fr_FR" w:bidi="fr_FR"/>
+        </w:rPr>
+        <w:t>שִׁמְעוּ־זֹאת֙ הַ⁠זְּקֵנִ֔ים וְ⁠הַֽאֲזִ֔ינוּ כֹּ֖ל יוֹשְׁבֵ֣י הָ⁠אָ֑רֶץ</w:t>
+      </w:r>
+    </w:p>
+    <w:p>
+      <w:pPr/>
+      <w:r>
+        <w:rPr>
+          <w:lang w:val="fr_FR" w:bidi="fr_FR"/>
+        </w:rPr>
+      </w:r>
+      <w:r>
+        <w:rPr>
           <w:b/>
           <w:lang w:val="fr_FR" w:bidi="fr_FR"/>
         </w:rPr>
@@ -565,6 +607,20 @@
       </w:r>
       <w:r>
         <w:rPr>
+          <w:lang w:val="fr_FR" w:bidi="fr_FR"/>
+        </w:rPr>
+        <w:t>הֶ⁠הָ֤יְתָה זֹּאת֙ בִּֽ⁠ימֵי⁠כֶ֔ם וְ⁠אִ֖ם בִּ⁠ימֵ֥י אֲבֹֽתֵי⁠כֶֽם</w:t>
+      </w:r>
+    </w:p>
+    <w:p>
+      <w:pPr/>
+      <w:r>
+        <w:rPr>
+          <w:lang w:val="fr_FR" w:bidi="fr_FR"/>
+        </w:rPr>
+      </w:r>
+      <w:r>
+        <w:rPr>
           <w:b/>
           <w:lang w:val="fr_FR" w:bidi="fr_FR"/>
         </w:rPr>
@@ -648,6 +704,20 @@
       </w:r>
       <w:r>
         <w:rPr>
+          <w:lang w:val="fr_FR" w:bidi="fr_FR"/>
+        </w:rPr>
+        <w:t>בִּֽ⁠ימֵי⁠כֶ֔ם וְ⁠אִ֖ם בִּ⁠ימֵ֥י</w:t>
+      </w:r>
+    </w:p>
+    <w:p>
+      <w:pPr/>
+      <w:r>
+        <w:rPr>
+          <w:lang w:val="fr_FR" w:bidi="fr_FR"/>
+        </w:rPr>
+      </w:r>
+      <w:r>
+        <w:rPr>
           <w:b/>
           <w:lang w:val="fr_FR" w:bidi="fr_FR"/>
         </w:rPr>
@@ -744,6 +814,20 @@
       </w:r>
       <w:r>
         <w:rPr>
+          <w:lang w:val="fr_FR" w:bidi="fr_FR"/>
+        </w:rPr>
+        <w:t>אֲבֹֽתֵי⁠כֶֽם</w:t>
+      </w:r>
+    </w:p>
+    <w:p>
+      <w:pPr/>
+      <w:r>
+        <w:rPr>
+          <w:lang w:val="fr_FR" w:bidi="fr_FR"/>
+        </w:rPr>
+      </w:r>
+      <w:r>
+        <w:rPr>
           <w:b/>
           <w:lang w:val="fr_FR" w:bidi="fr_FR"/>
         </w:rPr>
@@ -840,6 +924,20 @@
       </w:r>
       <w:r>
         <w:rPr>
+          <w:lang w:val="fr_FR" w:bidi="fr_FR"/>
+        </w:rPr>
+        <w:t>וּ⁠בְנֵי⁠כֶם֙ לִ⁠בְנֵי⁠הֶ֔ם וּ⁠בְנֵי⁠הֶ֖ם לְ⁠ד֥וֹר אַחֵֽר</w:t>
+      </w:r>
+    </w:p>
+    <w:p>
+      <w:pPr/>
+      <w:r>
+        <w:rPr>
+          <w:lang w:val="fr_FR" w:bidi="fr_FR"/>
+        </w:rPr>
+      </w:r>
+      <w:r>
+        <w:rPr>
           <w:b/>
           <w:lang w:val="fr_FR" w:bidi="fr_FR"/>
         </w:rPr>
@@ -923,6 +1021,20 @@
       </w:r>
       <w:r>
         <w:rPr>
+          <w:lang w:val="fr_FR" w:bidi="fr_FR"/>
+        </w:rPr>
+        <w:t>לִ⁠בְנֵי⁠כֶ֣ם &amp; וּ⁠בְנֵי⁠כֶם֙ לִ⁠בְנֵי⁠הֶ֔ם וּ⁠בְנֵי⁠הֶ֖ם</w:t>
+      </w:r>
+    </w:p>
+    <w:p>
+      <w:pPr/>
+      <w:r>
+        <w:rPr>
+          <w:lang w:val="fr_FR" w:bidi="fr_FR"/>
+        </w:rPr>
+      </w:r>
+      <w:r>
+        <w:rPr>
           <w:b/>
           <w:lang w:val="fr_FR" w:bidi="fr_FR"/>
         </w:rPr>
@@ -1019,6 +1131,20 @@
       </w:r>
       <w:r>
         <w:rPr>
+          <w:lang w:val="fr_FR" w:bidi="fr_FR"/>
+        </w:rPr>
+        <w:t>עָלֶ֖⁠יהָ לִ⁠בְנֵי⁠כֶ֣ם סַפֵּ֑רוּ וּ⁠בְנֵי⁠כֶם֙</w:t>
+      </w:r>
+    </w:p>
+    <w:p>
+      <w:pPr/>
+      <w:r>
+        <w:rPr>
+          <w:lang w:val="fr_FR" w:bidi="fr_FR"/>
+        </w:rPr>
+      </w:r>
+      <w:r>
+        <w:rPr>
           <w:b/>
           <w:lang w:val="fr_FR" w:bidi="fr_FR"/>
         </w:rPr>
@@ -1128,6 +1254,20 @@
       </w:r>
       <w:r>
         <w:rPr>
+          <w:lang w:val="fr_FR" w:bidi="fr_FR"/>
+        </w:rPr>
+        <w:t>יֶ֤תֶר הַ⁠גָּזָם֙ אָכַ֣ל הָֽ⁠אַרְבֶּ֔ה וְ⁠יֶ֥תֶר הָ⁠אַרְבֶּ֖ה אָכַ֣ל הַ⁠יָּ֑לֶק וְ⁠יֶ֣תֶר הַ⁠יֶּ֔לֶק אָכַ֖ל הֶ⁠חָסִֽיל</w:t>
+      </w:r>
+    </w:p>
+    <w:p>
+      <w:pPr/>
+      <w:r>
+        <w:rPr>
+          <w:lang w:val="fr_FR" w:bidi="fr_FR"/>
+        </w:rPr>
+      </w:r>
+      <w:r>
+        <w:rPr>
           <w:b/>
           <w:lang w:val="fr_FR" w:bidi="fr_FR"/>
         </w:rPr>
@@ -1211,6 +1351,20 @@
       </w:r>
       <w:r>
         <w:rPr>
+          <w:lang w:val="fr_FR" w:bidi="fr_FR"/>
+        </w:rPr>
+        <w:t>יֶ֤תֶר הַ⁠גָּזָם֙ אָכַ֣ל הָֽ⁠אַרְבֶּ֔ה וְ⁠יֶ֥תֶר הָ⁠אַרְבֶּ֖ה אָכַ֣ל הַ⁠יָּ֑לֶק וְ⁠יֶ֣תֶר הַ⁠יֶּ֔לֶק אָכַ֖ל הֶ⁠חָסִֽיל</w:t>
+      </w:r>
+    </w:p>
+    <w:p>
+      <w:pPr/>
+      <w:r>
+        <w:rPr>
+          <w:lang w:val="fr_FR" w:bidi="fr_FR"/>
+        </w:rPr>
+      </w:r>
+      <w:r>
+        <w:rPr>
           <w:b/>
           <w:lang w:val="fr_FR" w:bidi="fr_FR"/>
         </w:rPr>
@@ -1294,6 +1448,20 @@
       </w:r>
       <w:r>
         <w:rPr>
+          <w:lang w:val="fr_FR" w:bidi="fr_FR"/>
+        </w:rPr>
+        <w:t>יֶ֤תֶר הַ⁠גָּזָם֙ אָכַ֣ל הָֽ⁠אַרְבֶּ֔ה וְ⁠יֶ֥תֶר הָ⁠אַרְבֶּ֖ה אָכַ֣ל הַ⁠יָּ֑לֶק וְ⁠יֶ֣תֶר הַ⁠יֶּ֔לֶק אָכַ֖ל הֶ⁠חָסִֽיל</w:t>
+      </w:r>
+    </w:p>
+    <w:p>
+      <w:pPr/>
+      <w:r>
+        <w:rPr>
+          <w:lang w:val="fr_FR" w:bidi="fr_FR"/>
+        </w:rPr>
+      </w:r>
+      <w:r>
+        <w:rPr>
           <w:b/>
           <w:lang w:val="fr_FR" w:bidi="fr_FR"/>
         </w:rPr>
@@ -1672,6 +1840,20 @@
       </w:r>
       <w:r>
         <w:rPr>
+          <w:lang w:val="fr_FR" w:bidi="fr_FR"/>
+        </w:rPr>
+        <w:t>הָקִ֤יצוּ שִׁכּוֹרִים֙ וּ⁠בְכ֔וּ וְ⁠הֵילִ֖לוּ כָּל־שֹׁ֣תֵי יָ֑יִן עַל־עָסִ֕יס כִּ֥י נִכְרַ֖ת מִ⁠פִּי⁠כֶֽם</w:t>
+      </w:r>
+    </w:p>
+    <w:p>
+      <w:pPr/>
+      <w:r>
+        <w:rPr>
+          <w:lang w:val="fr_FR" w:bidi="fr_FR"/>
+        </w:rPr>
+      </w:r>
+      <w:r>
+        <w:rPr>
           <w:b/>
           <w:lang w:val="fr_FR" w:bidi="fr_FR"/>
         </w:rPr>
@@ -1755,6 +1937,20 @@
       </w:r>
       <w:r>
         <w:rPr>
+          <w:lang w:val="fr_FR" w:bidi="fr_FR"/>
+        </w:rPr>
+        <w:t>נִכְרַ֖ת מִ⁠פִּי⁠כֶֽם</w:t>
+      </w:r>
+    </w:p>
+    <w:p>
+      <w:pPr/>
+      <w:r>
+        <w:rPr>
+          <w:lang w:val="fr_FR" w:bidi="fr_FR"/>
+        </w:rPr>
+      </w:r>
+      <w:r>
+        <w:rPr>
           <w:b/>
           <w:lang w:val="fr_FR" w:bidi="fr_FR"/>
         </w:rPr>
@@ -1838,6 +2034,20 @@
       </w:r>
       <w:r>
         <w:rPr>
+          <w:lang w:val="fr_FR" w:bidi="fr_FR"/>
+        </w:rPr>
+        <w:t>מִ⁠פִּי⁠כֶֽם</w:t>
+      </w:r>
+    </w:p>
+    <w:p>
+      <w:pPr/>
+      <w:r>
+        <w:rPr>
+          <w:lang w:val="fr_FR" w:bidi="fr_FR"/>
+        </w:rPr>
+      </w:r>
+      <w:r>
+        <w:rPr>
           <w:b/>
           <w:lang w:val="fr_FR" w:bidi="fr_FR"/>
         </w:rPr>
@@ -1934,6 +2144,20 @@
       </w:r>
       <w:r>
         <w:rPr>
+          <w:lang w:val="fr_FR" w:bidi="fr_FR"/>
+        </w:rPr>
+        <w:t>נִכְרַ֖ת מִ⁠פִּי⁠כֶֽם</w:t>
+      </w:r>
+    </w:p>
+    <w:p>
+      <w:pPr/>
+      <w:r>
+        <w:rPr>
+          <w:lang w:val="fr_FR" w:bidi="fr_FR"/>
+        </w:rPr>
+      </w:r>
+      <w:r>
+        <w:rPr>
           <w:b/>
           <w:lang w:val="fr_FR" w:bidi="fr_FR"/>
         </w:rPr>
@@ -2031,6 +2255,20 @@
       </w:r>
       <w:r>
         <w:rPr>
+          <w:lang w:val="fr_FR" w:bidi="fr_FR"/>
+        </w:rPr>
+        <w:t>כִּֽי</w:t>
+      </w:r>
+    </w:p>
+    <w:p>
+      <w:pPr/>
+      <w:r>
+        <w:rPr>
+          <w:lang w:val="fr_FR" w:bidi="fr_FR"/>
+        </w:rPr>
+      </w:r>
+      <w:r>
+        <w:rPr>
           <w:b/>
           <w:lang w:val="fr_FR" w:bidi="fr_FR"/>
         </w:rPr>
@@ -2127,6 +2365,20 @@
       </w:r>
       <w:r>
         <w:rPr>
+          <w:lang w:val="fr_FR" w:bidi="fr_FR"/>
+        </w:rPr>
+        <w:t>גוֹי֙ עָלָ֣ה עַל־אַרְצִ֔⁠י</w:t>
+      </w:r>
+    </w:p>
+    <w:p>
+      <w:pPr/>
+      <w:r>
+        <w:rPr>
+          <w:lang w:val="fr_FR" w:bidi="fr_FR"/>
+        </w:rPr>
+      </w:r>
+      <w:r>
+        <w:rPr>
           <w:b/>
           <w:lang w:val="fr_FR" w:bidi="fr_FR"/>
         </w:rPr>
@@ -2210,6 +2462,20 @@
       </w:r>
       <w:r>
         <w:rPr>
+          <w:lang w:val="fr_FR" w:bidi="fr_FR"/>
+        </w:rPr>
+        <w:t>גוֹי֙</w:t>
+      </w:r>
+    </w:p>
+    <w:p>
+      <w:pPr/>
+      <w:r>
+        <w:rPr>
+          <w:lang w:val="fr_FR" w:bidi="fr_FR"/>
+        </w:rPr>
+      </w:r>
+      <w:r>
+        <w:rPr>
           <w:b/>
           <w:lang w:val="fr_FR" w:bidi="fr_FR"/>
         </w:rPr>
@@ -2306,6 +2572,20 @@
       </w:r>
       <w:r>
         <w:rPr>
+          <w:lang w:val="fr_FR" w:bidi="fr_FR"/>
+        </w:rPr>
+        <w:t>אַרְצִ֔⁠י</w:t>
+      </w:r>
+    </w:p>
+    <w:p>
+      <w:pPr/>
+      <w:r>
+        <w:rPr>
+          <w:lang w:val="fr_FR" w:bidi="fr_FR"/>
+        </w:rPr>
+      </w:r>
+      <w:r>
+        <w:rPr>
           <w:b/>
           <w:lang w:val="fr_FR" w:bidi="fr_FR"/>
         </w:rPr>
@@ -2402,6 +2682,20 @@
       </w:r>
       <w:r>
         <w:rPr>
+          <w:lang w:val="fr_FR" w:bidi="fr_FR"/>
+        </w:rPr>
+        <w:t>וְ⁠אֵ֣ין מִסְפָּ֑ר</w:t>
+      </w:r>
+    </w:p>
+    <w:p>
+      <w:pPr/>
+      <w:r>
+        <w:rPr>
+          <w:lang w:val="fr_FR" w:bidi="fr_FR"/>
+        </w:rPr>
+      </w:r>
+      <w:r>
+        <w:rPr>
           <w:b/>
           <w:lang w:val="fr_FR" w:bidi="fr_FR"/>
         </w:rPr>
@@ -2485,6 +2779,20 @@
       </w:r>
       <w:r>
         <w:rPr>
+          <w:lang w:val="fr_FR" w:bidi="fr_FR"/>
+        </w:rPr>
+        <w:t>שִׁנָּי⁠ו֙ שִׁנֵּ֣י אַרְיֵ֔ה וּֽ⁠מְתַלְּע֥וֹת לָבִ֖יא לֽ⁠וֹ</w:t>
+      </w:r>
+    </w:p>
+    <w:p>
+      <w:pPr/>
+      <w:r>
+        <w:rPr>
+          <w:lang w:val="fr_FR" w:bidi="fr_FR"/>
+        </w:rPr>
+      </w:r>
+      <w:r>
+        <w:rPr>
           <w:b/>
           <w:lang w:val="fr_FR" w:bidi="fr_FR"/>
         </w:rPr>
@@ -2568,6 +2876,20 @@
       </w:r>
       <w:r>
         <w:rPr>
+          <w:lang w:val="fr_FR" w:bidi="fr_FR"/>
+        </w:rPr>
+        <w:t>שִׁנָּי⁠ו֙ שִׁנֵּ֣י אַרְיֵ֔ה וּֽ⁠מְתַלְּע֥וֹת לָבִ֖יא לֽ⁠וֹ</w:t>
+      </w:r>
+    </w:p>
+    <w:p>
+      <w:pPr/>
+      <w:r>
+        <w:rPr>
+          <w:lang w:val="fr_FR" w:bidi="fr_FR"/>
+        </w:rPr>
+      </w:r>
+      <w:r>
+        <w:rPr>
           <w:b/>
           <w:lang w:val="fr_FR" w:bidi="fr_FR"/>
         </w:rPr>
@@ -2664,6 +2986,20 @@
       </w:r>
       <w:r>
         <w:rPr>
+          <w:lang w:val="fr_FR" w:bidi="fr_FR"/>
+        </w:rPr>
+        <w:t>וּֽ⁠מְתַלְּע֥וֹת לָבִ֖יא לֽ⁠וֹ</w:t>
+      </w:r>
+    </w:p>
+    <w:p>
+      <w:pPr/>
+      <w:r>
+        <w:rPr>
+          <w:lang w:val="fr_FR" w:bidi="fr_FR"/>
+        </w:rPr>
+      </w:r>
+      <w:r>
+        <w:rPr>
           <w:b/>
           <w:lang w:val="fr_FR" w:bidi="fr_FR"/>
         </w:rPr>
@@ -2747,6 +3083,20 @@
       </w:r>
       <w:r>
         <w:rPr>
+          <w:lang w:val="fr_FR" w:bidi="fr_FR"/>
+        </w:rPr>
+        <w:t>שָׂ֤ם גַּפְנִ⁠י֙ לְ⁠שַׁמָּ֔ה וּ⁠תְאֵנָתִ֖⁠י לִ⁠קְצָפָ֑ה</w:t>
+      </w:r>
+    </w:p>
+    <w:p>
+      <w:pPr/>
+      <w:r>
+        <w:rPr>
+          <w:lang w:val="fr_FR" w:bidi="fr_FR"/>
+        </w:rPr>
+      </w:r>
+      <w:r>
+        <w:rPr>
           <w:b/>
           <w:lang w:val="fr_FR" w:bidi="fr_FR"/>
         </w:rPr>
@@ -2843,6 +3193,20 @@
       </w:r>
       <w:r>
         <w:rPr>
+          <w:lang w:val="fr_FR" w:bidi="fr_FR"/>
+        </w:rPr>
+        <w:t>שָׂ֤ם גַּפְנִ⁠י֙ לְ⁠שַׁמָּ֔ה</w:t>
+      </w:r>
+    </w:p>
+    <w:p>
+      <w:pPr/>
+      <w:r>
+        <w:rPr>
+          <w:lang w:val="fr_FR" w:bidi="fr_FR"/>
+        </w:rPr>
+      </w:r>
+      <w:r>
+        <w:rPr>
           <w:b/>
           <w:lang w:val="fr_FR" w:bidi="fr_FR"/>
         </w:rPr>
@@ -2939,6 +3303,20 @@
       </w:r>
       <w:r>
         <w:rPr>
+          <w:lang w:val="fr_FR" w:bidi="fr_FR"/>
+        </w:rPr>
+        <w:t>חָשֹׂ֤ף חֲשָׂפָ⁠הּ֙</w:t>
+      </w:r>
+    </w:p>
+    <w:p>
+      <w:pPr/>
+      <w:r>
+        <w:rPr>
+          <w:lang w:val="fr_FR" w:bidi="fr_FR"/>
+        </w:rPr>
+      </w:r>
+      <w:r>
+        <w:rPr>
           <w:b/>
           <w:lang w:val="fr_FR" w:bidi="fr_FR"/>
         </w:rPr>
@@ -3022,6 +3400,20 @@
       </w:r>
       <w:r>
         <w:rPr>
+          <w:lang w:val="fr_FR" w:bidi="fr_FR"/>
+        </w:rPr>
+        <w:t>וְ⁠הִשְׁלִ֔יךְ</w:t>
+      </w:r>
+    </w:p>
+    <w:p>
+      <w:pPr/>
+      <w:r>
+        <w:rPr>
+          <w:lang w:val="fr_FR" w:bidi="fr_FR"/>
+        </w:rPr>
+      </w:r>
+      <w:r>
+        <w:rPr>
           <w:b/>
           <w:lang w:val="fr_FR" w:bidi="fr_FR"/>
         </w:rPr>
@@ -3118,6 +3510,20 @@
       </w:r>
       <w:r>
         <w:rPr>
+          <w:lang w:val="fr_FR" w:bidi="fr_FR"/>
+        </w:rPr>
+        <w:t>הִלְבִּ֖ינוּ שָׂרִיגֶֽי⁠הָ</w:t>
+      </w:r>
+    </w:p>
+    <w:p>
+      <w:pPr/>
+      <w:r>
+        <w:rPr>
+          <w:lang w:val="fr_FR" w:bidi="fr_FR"/>
+        </w:rPr>
+      </w:r>
+      <w:r>
+        <w:rPr>
           <w:b/>
           <w:lang w:val="fr_FR" w:bidi="fr_FR"/>
         </w:rPr>
@@ -3214,6 +3620,20 @@
       </w:r>
       <w:r>
         <w:rPr>
+          <w:lang w:val="fr_FR" w:bidi="fr_FR"/>
+        </w:rPr>
+        <w:t>אֱלִ֕י</w:t>
+      </w:r>
+    </w:p>
+    <w:p>
+      <w:pPr/>
+      <w:r>
+        <w:rPr>
+          <w:lang w:val="fr_FR" w:bidi="fr_FR"/>
+        </w:rPr>
+      </w:r>
+      <w:r>
+        <w:rPr>
           <w:b/>
           <w:lang w:val="fr_FR" w:bidi="fr_FR"/>
         </w:rPr>
@@ -3310,6 +3730,20 @@
       </w:r>
       <w:r>
         <w:rPr>
+          <w:lang w:val="fr_FR" w:bidi="fr_FR"/>
+        </w:rPr>
+        <w:t>כִּ⁠בְתוּלָ֥ה חֲגֻֽרַת־שַׂ֖ק עַל־בַּ֥עַל נְעוּרֶֽי⁠הָ</w:t>
+      </w:r>
+    </w:p>
+    <w:p>
+      <w:pPr/>
+      <w:r>
+        <w:rPr>
+          <w:lang w:val="fr_FR" w:bidi="fr_FR"/>
+        </w:rPr>
+      </w:r>
+      <w:r>
+        <w:rPr>
           <w:b/>
           <w:lang w:val="fr_FR" w:bidi="fr_FR"/>
         </w:rPr>
@@ -3393,6 +3827,20 @@
       </w:r>
       <w:r>
         <w:rPr>
+          <w:lang w:val="fr_FR" w:bidi="fr_FR"/>
+        </w:rPr>
+        <w:t>כִּ⁠בְתוּלָ֥ה חֲגֻֽרַת־שַׂ֖ק</w:t>
+      </w:r>
+    </w:p>
+    <w:p>
+      <w:pPr/>
+      <w:r>
+        <w:rPr>
+          <w:lang w:val="fr_FR" w:bidi="fr_FR"/>
+        </w:rPr>
+      </w:r>
+      <w:r>
+        <w:rPr>
           <w:b/>
           <w:lang w:val="fr_FR" w:bidi="fr_FR"/>
         </w:rPr>
@@ -3489,6 +3937,20 @@
       </w:r>
       <w:r>
         <w:rPr>
+          <w:lang w:val="fr_FR" w:bidi="fr_FR"/>
+        </w:rPr>
+        <w:t>כִּ⁠בְתוּלָ֥ה חֲגֻֽרַת־שַׂ֖ק</w:t>
+      </w:r>
+    </w:p>
+    <w:p>
+      <w:pPr/>
+      <w:r>
+        <w:rPr>
+          <w:lang w:val="fr_FR" w:bidi="fr_FR"/>
+        </w:rPr>
+      </w:r>
+      <w:r>
+        <w:rPr>
           <w:b/>
           <w:lang w:val="fr_FR" w:bidi="fr_FR"/>
         </w:rPr>
@@ -3585,6 +4047,20 @@
       </w:r>
       <w:r>
         <w:rPr>
+          <w:lang w:val="fr_FR" w:bidi="fr_FR"/>
+        </w:rPr>
+        <w:t>בַּ֥עַל נְעוּרֶֽי⁠הָ</w:t>
+      </w:r>
+    </w:p>
+    <w:p>
+      <w:pPr/>
+      <w:r>
+        <w:rPr>
+          <w:lang w:val="fr_FR" w:bidi="fr_FR"/>
+        </w:rPr>
+      </w:r>
+      <w:r>
+        <w:rPr>
           <w:b/>
           <w:lang w:val="fr_FR" w:bidi="fr_FR"/>
         </w:rPr>
@@ -3803,6 +4279,20 @@
       </w:r>
       <w:r>
         <w:rPr>
+          <w:lang w:val="fr_FR" w:bidi="fr_FR"/>
+        </w:rPr>
+        <w:t>הָכְרַ֥ת מִנְחָ֛ה וָ⁠נֶ֖סֶךְ</w:t>
+      </w:r>
+    </w:p>
+    <w:p>
+      <w:pPr/>
+      <w:r>
+        <w:rPr>
+          <w:lang w:val="fr_FR" w:bidi="fr_FR"/>
+        </w:rPr>
+      </w:r>
+      <w:r>
+        <w:rPr>
           <w:b/>
           <w:lang w:val="fr_FR" w:bidi="fr_FR"/>
         </w:rPr>
@@ -3905,6 +4395,20 @@
       </w:r>
       <w:r>
         <w:rPr>
+          <w:lang w:val="fr_FR" w:bidi="fr_FR"/>
+        </w:rPr>
+        <w:t>הָכְרַ֥ת &amp; מִ⁠בֵּ֣ית</w:t>
+      </w:r>
+    </w:p>
+    <w:p>
+      <w:pPr/>
+      <w:r>
+        <w:rPr>
+          <w:lang w:val="fr_FR" w:bidi="fr_FR"/>
+        </w:rPr>
+      </w:r>
+      <w:r>
+        <w:rPr>
           <w:b/>
           <w:lang w:val="fr_FR" w:bidi="fr_FR"/>
         </w:rPr>
@@ -4001,6 +4505,20 @@
       </w:r>
       <w:r>
         <w:rPr>
+          <w:lang w:val="fr_FR" w:bidi="fr_FR"/>
+        </w:rPr>
+        <w:t>מִ⁠בֵּ֣ית יְהוָ֑ה</w:t>
+      </w:r>
+    </w:p>
+    <w:p>
+      <w:pPr/>
+      <w:r>
+        <w:rPr>
+          <w:lang w:val="fr_FR" w:bidi="fr_FR"/>
+        </w:rPr>
+      </w:r>
+      <w:r>
+        <w:rPr>
           <w:b/>
           <w:lang w:val="fr_FR" w:bidi="fr_FR"/>
         </w:rPr>
@@ -4097,6 +4615,20 @@
       </w:r>
       <w:r>
         <w:rPr>
+          <w:lang w:val="fr_FR" w:bidi="fr_FR"/>
+        </w:rPr>
+        <w:t>שֻׁדַּ֣ד שָׂדֶ֔ה אָבְלָ֖ה אֲדָמָ֑ה כִּ֚י שֻׁדַּ֣ד דָּגָ֔ן</w:t>
+      </w:r>
+    </w:p>
+    <w:p>
+      <w:pPr/>
+      <w:r>
+        <w:rPr>
+          <w:lang w:val="fr_FR" w:bidi="fr_FR"/>
+        </w:rPr>
+      </w:r>
+      <w:r>
+        <w:rPr>
           <w:b/>
           <w:lang w:val="fr_FR" w:bidi="fr_FR"/>
         </w:rPr>
@@ -4212,6 +4744,20 @@
       </w:r>
       <w:r>
         <w:rPr>
+          <w:lang w:val="fr_FR" w:bidi="fr_FR"/>
+        </w:rPr>
+        <w:t>שֻׁדַּ֣ד שָׂדֶ֔ה &amp; שֻׁדַּ֣ד</w:t>
+      </w:r>
+    </w:p>
+    <w:p>
+      <w:pPr/>
+      <w:r>
+        <w:rPr>
+          <w:lang w:val="fr_FR" w:bidi="fr_FR"/>
+        </w:rPr>
+      </w:r>
+      <w:r>
+        <w:rPr>
           <w:b/>
           <w:lang w:val="fr_FR" w:bidi="fr_FR"/>
         </w:rPr>
@@ -4308,6 +4854,20 @@
       </w:r>
       <w:r>
         <w:rPr>
+          <w:lang w:val="fr_FR" w:bidi="fr_FR"/>
+        </w:rPr>
+        <w:t>אָבְלָ֖ה אֲדָמָ֑ה</w:t>
+      </w:r>
+    </w:p>
+    <w:p>
+      <w:pPr/>
+      <w:r>
+        <w:rPr>
+          <w:lang w:val="fr_FR" w:bidi="fr_FR"/>
+        </w:rPr>
+      </w:r>
+      <w:r>
+        <w:rPr>
           <w:b/>
           <w:lang w:val="fr_FR" w:bidi="fr_FR"/>
         </w:rPr>
@@ -4404,6 +4964,20 @@
       </w:r>
       <w:r>
         <w:rPr>
+          <w:lang w:val="fr_FR" w:bidi="fr_FR"/>
+        </w:rPr>
+        <w:t>הוֹבִ֥ישׁ תִּיר֖וֹשׁ</w:t>
+      </w:r>
+    </w:p>
+    <w:p>
+      <w:pPr/>
+      <w:r>
+        <w:rPr>
+          <w:lang w:val="fr_FR" w:bidi="fr_FR"/>
+        </w:rPr>
+      </w:r>
+      <w:r>
+        <w:rPr>
           <w:b/>
           <w:lang w:val="fr_FR" w:bidi="fr_FR"/>
         </w:rPr>
@@ -4500,6 +5074,20 @@
       </w:r>
       <w:r>
         <w:rPr>
+          <w:lang w:val="fr_FR" w:bidi="fr_FR"/>
+        </w:rPr>
+        <w:t>אֻמְלַ֥ל יִצְהָֽר</w:t>
+      </w:r>
+    </w:p>
+    <w:p>
+      <w:pPr/>
+      <w:r>
+        <w:rPr>
+          <w:lang w:val="fr_FR" w:bidi="fr_FR"/>
+        </w:rPr>
+      </w:r>
+      <w:r>
+        <w:rPr>
           <w:b/>
           <w:lang w:val="fr_FR" w:bidi="fr_FR"/>
         </w:rPr>
@@ -4583,6 +5171,20 @@
       </w:r>
       <w:r>
         <w:rPr>
+          <w:lang w:val="fr_FR" w:bidi="fr_FR"/>
+        </w:rPr>
+        <w:t>אֻמְלַ֥ל יִצְהָֽר</w:t>
+      </w:r>
+    </w:p>
+    <w:p>
+      <w:pPr/>
+      <w:r>
+        <w:rPr>
+          <w:lang w:val="fr_FR" w:bidi="fr_FR"/>
+        </w:rPr>
+      </w:r>
+      <w:r>
+        <w:rPr>
           <w:b/>
           <w:lang w:val="fr_FR" w:bidi="fr_FR"/>
         </w:rPr>
@@ -4692,6 +5294,20 @@
       </w:r>
       <w:r>
         <w:rPr>
+          <w:lang w:val="fr_FR" w:bidi="fr_FR"/>
+        </w:rPr>
+        <w:t>שָׂדֶֽה</w:t>
+      </w:r>
+    </w:p>
+    <w:p>
+      <w:pPr/>
+      <w:r>
+        <w:rPr>
+          <w:lang w:val="fr_FR" w:bidi="fr_FR"/>
+        </w:rPr>
+      </w:r>
+      <w:r>
+        <w:rPr>
           <w:b/>
           <w:lang w:val="fr_FR" w:bidi="fr_FR"/>
         </w:rPr>
@@ -4788,6 +5404,20 @@
       </w:r>
       <w:r>
         <w:rPr>
+          <w:lang w:val="fr_FR" w:bidi="fr_FR"/>
+        </w:rPr>
+        <w:t>הַ⁠גֶּ֣פֶן הוֹבִ֔ישָׁה וְ⁠הַ⁠תְּאֵנָ֖ה אֻמְלָ֑לָה רִמּ֞וֹן גַּם־תָּמָ֣ר וְ⁠תַפּ֗וּחַ</w:t>
+      </w:r>
+    </w:p>
+    <w:p>
+      <w:pPr/>
+      <w:r>
+        <w:rPr>
+          <w:lang w:val="fr_FR" w:bidi="fr_FR"/>
+        </w:rPr>
+      </w:r>
+      <w:r>
+        <w:rPr>
           <w:b/>
           <w:lang w:val="fr_FR" w:bidi="fr_FR"/>
         </w:rPr>
@@ -4948,6 +5578,20 @@
       </w:r>
       <w:r>
         <w:rPr>
+          <w:lang w:val="fr_FR" w:bidi="fr_FR"/>
+        </w:rPr>
+        <w:t>אֻמְלָ֑לָה</w:t>
+      </w:r>
+    </w:p>
+    <w:p>
+      <w:pPr/>
+      <w:r>
+        <w:rPr>
+          <w:lang w:val="fr_FR" w:bidi="fr_FR"/>
+        </w:rPr>
+      </w:r>
+      <w:r>
+        <w:rPr>
           <w:b/>
           <w:lang w:val="fr_FR" w:bidi="fr_FR"/>
         </w:rPr>
@@ -5050,6 +5694,20 @@
       </w:r>
       <w:r>
         <w:rPr>
+          <w:lang w:val="fr_FR" w:bidi="fr_FR"/>
+        </w:rPr>
+        <w:t>וְ⁠הַ⁠תְּאֵנָ֖ה אֻמְלָ֑לָה</w:t>
+      </w:r>
+    </w:p>
+    <w:p>
+      <w:pPr/>
+      <w:r>
+        <w:rPr>
+          <w:lang w:val="fr_FR" w:bidi="fr_FR"/>
+        </w:rPr>
+      </w:r>
+      <w:r>
+        <w:rPr>
           <w:b/>
           <w:lang w:val="fr_FR" w:bidi="fr_FR"/>
         </w:rPr>
@@ -5159,6 +5817,20 @@
       </w:r>
       <w:r>
         <w:rPr>
+          <w:lang w:val="fr_FR" w:bidi="fr_FR"/>
+        </w:rPr>
+        <w:t>כָּל־עֲצֵ֤י הַ⁠שָּׂדֶה֙ יָבֵ֔שׁוּ</w:t>
+      </w:r>
+    </w:p>
+    <w:p>
+      <w:pPr/>
+      <w:r>
+        <w:rPr>
+          <w:lang w:val="fr_FR" w:bidi="fr_FR"/>
+        </w:rPr>
+      </w:r>
+      <w:r>
+        <w:rPr>
           <w:b/>
           <w:lang w:val="fr_FR" w:bidi="fr_FR"/>
         </w:rPr>
@@ -5242,6 +5914,20 @@
       </w:r>
       <w:r>
         <w:rPr>
+          <w:lang w:val="fr_FR" w:bidi="fr_FR"/>
+        </w:rPr>
+        <w:t>הֹבִ֥ישׁ שָׂשׂ֖וֹן מִן־בְּנֵ֥י אָדָֽם</w:t>
+      </w:r>
+    </w:p>
+    <w:p>
+      <w:pPr/>
+      <w:r>
+        <w:rPr>
+          <w:lang w:val="fr_FR" w:bidi="fr_FR"/>
+        </w:rPr>
+      </w:r>
+      <w:r>
+        <w:rPr>
           <w:b/>
           <w:lang w:val="fr_FR" w:bidi="fr_FR"/>
         </w:rPr>
@@ -5351,6 +6037,20 @@
       </w:r>
       <w:r>
         <w:rPr>
+          <w:lang w:val="fr_FR" w:bidi="fr_FR"/>
+        </w:rPr>
+        <w:t>בְּנֵ֥י אָדָֽם</w:t>
+      </w:r>
+    </w:p>
+    <w:p>
+      <w:pPr/>
+      <w:r>
+        <w:rPr>
+          <w:lang w:val="fr_FR" w:bidi="fr_FR"/>
+        </w:rPr>
+      </w:r>
+      <w:r>
+        <w:rPr>
           <w:b/>
           <w:lang w:val="fr_FR" w:bidi="fr_FR"/>
         </w:rPr>
@@ -5460,6 +6160,20 @@
       </w:r>
       <w:r>
         <w:rPr>
+          <w:lang w:val="fr_FR" w:bidi="fr_FR"/>
+        </w:rPr>
+        <w:t>חִגְר֨וּ</w:t>
+      </w:r>
+    </w:p>
+    <w:p>
+      <w:pPr/>
+      <w:r>
+        <w:rPr>
+          <w:lang w:val="fr_FR" w:bidi="fr_FR"/>
+        </w:rPr>
+      </w:r>
+      <w:r>
+        <w:rPr>
           <w:b/>
           <w:lang w:val="fr_FR" w:bidi="fr_FR"/>
         </w:rPr>
@@ -5556,6 +6270,20 @@
       </w:r>
       <w:r>
         <w:rPr>
+          <w:lang w:val="fr_FR" w:bidi="fr_FR"/>
+        </w:rPr>
+        <w:t>לִ֣ינוּ בַ⁠שַּׂקִּ֔ים</w:t>
+      </w:r>
+    </w:p>
+    <w:p>
+      <w:pPr/>
+      <w:r>
+        <w:rPr>
+          <w:lang w:val="fr_FR" w:bidi="fr_FR"/>
+        </w:rPr>
+      </w:r>
+      <w:r>
+        <w:rPr>
           <w:b/>
           <w:lang w:val="fr_FR" w:bidi="fr_FR"/>
         </w:rPr>
@@ -5652,6 +6380,20 @@
       </w:r>
       <w:r>
         <w:rPr>
+          <w:lang w:val="fr_FR" w:bidi="fr_FR"/>
+        </w:rPr>
+        <w:t>נִמְנַ֛ע &amp; מִנְחָ֥ה וָ⁠נָֽסֶךְ</w:t>
+      </w:r>
+    </w:p>
+    <w:p>
+      <w:pPr/>
+      <w:r>
+        <w:rPr>
+          <w:lang w:val="fr_FR" w:bidi="fr_FR"/>
+        </w:rPr>
+      </w:r>
+      <w:r>
+        <w:rPr>
           <w:b/>
           <w:lang w:val="fr_FR" w:bidi="fr_FR"/>
         </w:rPr>
@@ -5735,6 +6477,20 @@
       </w:r>
       <w:r>
         <w:rPr>
+          <w:lang w:val="fr_FR" w:bidi="fr_FR"/>
+        </w:rPr>
+        <w:t>אֱלֹהָ֑⁠י</w:t>
+      </w:r>
+    </w:p>
+    <w:p>
+      <w:pPr/>
+      <w:r>
+        <w:rPr>
+          <w:lang w:val="fr_FR" w:bidi="fr_FR"/>
+        </w:rPr>
+      </w:r>
+      <w:r>
+        <w:rPr>
           <w:b/>
           <w:lang w:val="fr_FR" w:bidi="fr_FR"/>
         </w:rPr>
@@ -5831,6 +6587,20 @@
       </w:r>
       <w:r>
         <w:rPr>
+          <w:lang w:val="fr_FR" w:bidi="fr_FR"/>
+        </w:rPr>
+        <w:t>אֱלֹהֵי⁠כֶ֖ם</w:t>
+      </w:r>
+    </w:p>
+    <w:p>
+      <w:pPr/>
+      <w:r>
+        <w:rPr>
+          <w:lang w:val="fr_FR" w:bidi="fr_FR"/>
+        </w:rPr>
+      </w:r>
+      <w:r>
+        <w:rPr>
           <w:b/>
           <w:lang w:val="fr_FR" w:bidi="fr_FR"/>
         </w:rPr>
@@ -5927,6 +6697,20 @@
       </w:r>
       <w:r>
         <w:rPr>
+          <w:lang w:val="fr_FR" w:bidi="fr_FR"/>
+        </w:rPr>
+        <w:t>קַדְּשׁוּ־צוֹם֙</w:t>
+      </w:r>
+    </w:p>
+    <w:p>
+      <w:pPr/>
+      <w:r>
+        <w:rPr>
+          <w:lang w:val="fr_FR" w:bidi="fr_FR"/>
+        </w:rPr>
+      </w:r>
+      <w:r>
+        <w:rPr>
           <w:b/>
           <w:lang w:val="fr_FR" w:bidi="fr_FR"/>
         </w:rPr>
@@ -6023,6 +6807,20 @@
       </w:r>
       <w:r>
         <w:rPr>
+          <w:lang w:val="fr_FR" w:bidi="fr_FR"/>
+        </w:rPr>
+        <w:t>אֱלֹהֵי⁠כֶ֑ם</w:t>
+      </w:r>
+    </w:p>
+    <w:p>
+      <w:pPr/>
+      <w:r>
+        <w:rPr>
+          <w:lang w:val="fr_FR" w:bidi="fr_FR"/>
+        </w:rPr>
+      </w:r>
+      <w:r>
+        <w:rPr>
           <w:b/>
           <w:lang w:val="fr_FR" w:bidi="fr_FR"/>
         </w:rPr>
@@ -6119,6 +6917,20 @@
       </w:r>
       <w:r>
         <w:rPr>
+          <w:lang w:val="fr_FR" w:bidi="fr_FR"/>
+        </w:rPr>
+        <w:t>אֲהָ֖הּ לַ⁠יּ֑וֹם</w:t>
+      </w:r>
+    </w:p>
+    <w:p>
+      <w:pPr/>
+      <w:r>
+        <w:rPr>
+          <w:lang w:val="fr_FR" w:bidi="fr_FR"/>
+        </w:rPr>
+      </w:r>
+      <w:r>
+        <w:rPr>
           <w:b/>
           <w:lang w:val="fr_FR" w:bidi="fr_FR"/>
         </w:rPr>
@@ -6202,6 +7014,20 @@
       </w:r>
       <w:r>
         <w:rPr>
+          <w:lang w:val="fr_FR" w:bidi="fr_FR"/>
+        </w:rPr>
+        <w:t>אֲהָ֖הּ לַ⁠יּ֑וֹם</w:t>
+      </w:r>
+    </w:p>
+    <w:p>
+      <w:pPr/>
+      <w:r>
+        <w:rPr>
+          <w:lang w:val="fr_FR" w:bidi="fr_FR"/>
+        </w:rPr>
+      </w:r>
+      <w:r>
+        <w:rPr>
           <w:b/>
           <w:lang w:val="fr_FR" w:bidi="fr_FR"/>
         </w:rPr>
@@ -6298,6 +7124,20 @@
       </w:r>
       <w:r>
         <w:rPr>
+          <w:lang w:val="fr_FR" w:bidi="fr_FR"/>
+        </w:rPr>
+        <w:t>י֣וֹם יְהוָ֔ה</w:t>
+      </w:r>
+    </w:p>
+    <w:p>
+      <w:pPr/>
+      <w:r>
+        <w:rPr>
+          <w:lang w:val="fr_FR" w:bidi="fr_FR"/>
+        </w:rPr>
+      </w:r>
+      <w:r>
+        <w:rPr>
           <w:b/>
           <w:lang w:val="fr_FR" w:bidi="fr_FR"/>
         </w:rPr>
@@ -6394,6 +7234,20 @@
       </w:r>
       <w:r>
         <w:rPr>
+          <w:lang w:val="fr_FR" w:bidi="fr_FR"/>
+        </w:rPr>
+        <w:t>וּ⁠כְ⁠שֹׁ֖ד מִ⁠שַׁדַּ֥י יָבֽוֹא</w:t>
+      </w:r>
+    </w:p>
+    <w:p>
+      <w:pPr/>
+      <w:r>
+        <w:rPr>
+          <w:lang w:val="fr_FR" w:bidi="fr_FR"/>
+        </w:rPr>
+      </w:r>
+      <w:r>
+        <w:rPr>
           <w:b/>
           <w:lang w:val="fr_FR" w:bidi="fr_FR"/>
         </w:rPr>
@@ -6490,6 +7344,20 @@
       </w:r>
       <w:r>
         <w:rPr>
+          <w:lang w:val="fr_FR" w:bidi="fr_FR"/>
+        </w:rPr>
+        <w:t>מִ⁠שַׁדַּ֥י</w:t>
+      </w:r>
+    </w:p>
+    <w:p>
+      <w:pPr/>
+      <w:r>
+        <w:rPr>
+          <w:lang w:val="fr_FR" w:bidi="fr_FR"/>
+        </w:rPr>
+      </w:r>
+      <w:r>
+        <w:rPr>
           <w:b/>
           <w:lang w:val="fr_FR" w:bidi="fr_FR"/>
         </w:rPr>
@@ -6586,6 +7454,20 @@
       </w:r>
       <w:r>
         <w:rPr>
+          <w:lang w:val="fr_FR" w:bidi="fr_FR"/>
+        </w:rPr>
+        <w:t>הֲ⁠ל֛וֹא נֶ֥גֶד עֵינֵ֖י⁠נוּ אֹ֣כֶל נִכְרָ֑ת מִ⁠בֵּ֥ית אֱלֹהֵ֖י⁠נוּ שִׂמְחָ֥ה וָ⁠גִֽיל</w:t>
+      </w:r>
+    </w:p>
+    <w:p>
+      <w:pPr/>
+      <w:r>
+        <w:rPr>
+          <w:lang w:val="fr_FR" w:bidi="fr_FR"/>
+        </w:rPr>
+      </w:r>
+      <w:r>
+        <w:rPr>
           <w:b/>
           <w:lang w:val="fr_FR" w:bidi="fr_FR"/>
         </w:rPr>
@@ -6669,6 +7551,20 @@
       </w:r>
       <w:r>
         <w:rPr>
+          <w:lang w:val="fr_FR" w:bidi="fr_FR"/>
+        </w:rPr>
+        <w:t>הֲ⁠ל֛וֹא נֶ֥גֶד עֵינֵ֖י⁠נוּ אֹ֣כֶל נִכְרָ֑ת</w:t>
+      </w:r>
+    </w:p>
+    <w:p>
+      <w:pPr/>
+      <w:r>
+        <w:rPr>
+          <w:lang w:val="fr_FR" w:bidi="fr_FR"/>
+        </w:rPr>
+      </w:r>
+      <w:r>
+        <w:rPr>
           <w:b/>
           <w:lang w:val="fr_FR" w:bidi="fr_FR"/>
         </w:rPr>
@@ -6752,6 +7648,20 @@
       </w:r>
       <w:r>
         <w:rPr>
+          <w:lang w:val="fr_FR" w:bidi="fr_FR"/>
+        </w:rPr>
+        <w:t>נֶ֥גֶד עֵינֵ֖י⁠נוּ</w:t>
+      </w:r>
+    </w:p>
+    <w:p>
+      <w:pPr/>
+      <w:r>
+        <w:rPr>
+          <w:lang w:val="fr_FR" w:bidi="fr_FR"/>
+        </w:rPr>
+      </w:r>
+      <w:r>
+        <w:rPr>
           <w:b/>
           <w:lang w:val="fr_FR" w:bidi="fr_FR"/>
         </w:rPr>
@@ -6848,6 +7758,20 @@
       </w:r>
       <w:r>
         <w:rPr>
+          <w:lang w:val="fr_FR" w:bidi="fr_FR"/>
+        </w:rPr>
+        <w:t>מִ⁠בֵּ֥ית אֱלֹהֵ֖י⁠נוּ שִׂמְחָ֥ה וָ⁠גִֽיל</w:t>
+      </w:r>
+    </w:p>
+    <w:p>
+      <w:pPr/>
+      <w:r>
+        <w:rPr>
+          <w:lang w:val="fr_FR" w:bidi="fr_FR"/>
+        </w:rPr>
+      </w:r>
+      <w:r>
+        <w:rPr>
           <w:b/>
           <w:lang w:val="fr_FR" w:bidi="fr_FR"/>
         </w:rPr>
@@ -6931,6 +7855,20 @@
       </w:r>
       <w:r>
         <w:rPr>
+          <w:lang w:val="fr_FR" w:bidi="fr_FR"/>
+        </w:rPr>
+        <w:t>שִׂמְחָ֥ה וָ⁠גִֽיל</w:t>
+      </w:r>
+    </w:p>
+    <w:p>
+      <w:pPr/>
+      <w:r>
+        <w:rPr>
+          <w:lang w:val="fr_FR" w:bidi="fr_FR"/>
+        </w:rPr>
+      </w:r>
+      <w:r>
+        <w:rPr>
           <w:b/>
           <w:lang w:val="fr_FR" w:bidi="fr_FR"/>
         </w:rPr>
@@ -7040,6 +7978,20 @@
       </w:r>
       <w:r>
         <w:rPr>
+          <w:lang w:val="fr_FR" w:bidi="fr_FR"/>
+        </w:rPr>
+        <w:t>נֶהֶרְס֖וּ מַמְּגֻר֑וֹת</w:t>
+      </w:r>
+    </w:p>
+    <w:p>
+      <w:pPr/>
+      <w:r>
+        <w:rPr>
+          <w:lang w:val="fr_FR" w:bidi="fr_FR"/>
+        </w:rPr>
+      </w:r>
+      <w:r>
+        <w:rPr>
           <w:b/>
           <w:lang w:val="fr_FR" w:bidi="fr_FR"/>
         </w:rPr>
@@ -7123,6 +8075,20 @@
       </w:r>
       <w:r>
         <w:rPr>
+          <w:lang w:val="fr_FR" w:bidi="fr_FR"/>
+        </w:rPr>
+        <w:t>הֹבִ֖ישׁ דָּגָֽן</w:t>
+      </w:r>
+    </w:p>
+    <w:p>
+      <w:pPr/>
+      <w:r>
+        <w:rPr>
+          <w:lang w:val="fr_FR" w:bidi="fr_FR"/>
+        </w:rPr>
+      </w:r>
+      <w:r>
+        <w:rPr>
           <w:b/>
           <w:lang w:val="fr_FR" w:bidi="fr_FR"/>
         </w:rPr>
@@ -7232,6 +8198,20 @@
       </w:r>
       <w:r>
         <w:rPr>
+          <w:lang w:val="fr_FR" w:bidi="fr_FR"/>
+        </w:rPr>
+        <w:t>מַה־נֶּאֶנְחָ֣ה בְהֵמָ֗ה</w:t>
+      </w:r>
+    </w:p>
+    <w:p>
+      <w:pPr/>
+      <w:r>
+        <w:rPr>
+          <w:lang w:val="fr_FR" w:bidi="fr_FR"/>
+        </w:rPr>
+      </w:r>
+      <w:r>
+        <w:rPr>
           <w:b/>
           <w:lang w:val="fr_FR" w:bidi="fr_FR"/>
         </w:rPr>
@@ -7315,6 +8295,20 @@
       </w:r>
       <w:r>
         <w:rPr>
+          <w:lang w:val="fr_FR" w:bidi="fr_FR"/>
+        </w:rPr>
+        <w:t>מַה־נֶּאֶנְחָ֣ה בְהֵמָ֗ה</w:t>
+      </w:r>
+    </w:p>
+    <w:p>
+      <w:pPr/>
+      <w:r>
+        <w:rPr>
+          <w:lang w:val="fr_FR" w:bidi="fr_FR"/>
+        </w:rPr>
+      </w:r>
+      <w:r>
+        <w:rPr>
           <w:b/>
           <w:lang w:val="fr_FR" w:bidi="fr_FR"/>
         </w:rPr>
@@ -7424,6 +8418,20 @@
       </w:r>
       <w:r>
         <w:rPr>
+          <w:lang w:val="fr_FR" w:bidi="fr_FR"/>
+        </w:rPr>
+        <w:t>נָבֹ֨כוּ֙ עֶדְרֵ֣י בָקָ֔ר</w:t>
+      </w:r>
+    </w:p>
+    <w:p>
+      <w:pPr/>
+      <w:r>
+        <w:rPr>
+          <w:lang w:val="fr_FR" w:bidi="fr_FR"/>
+        </w:rPr>
+      </w:r>
+      <w:r>
+        <w:rPr>
           <w:b/>
           <w:lang w:val="fr_FR" w:bidi="fr_FR"/>
         </w:rPr>
@@ -7507,6 +8515,20 @@
       </w:r>
       <w:r>
         <w:rPr>
+          <w:lang w:val="fr_FR" w:bidi="fr_FR"/>
+        </w:rPr>
+        <w:t>עֶדְרֵ֥י הַ⁠צֹּ֖אן נֶאְשָֽׁמוּ</w:t>
+      </w:r>
+    </w:p>
+    <w:p>
+      <w:pPr/>
+      <w:r>
+        <w:rPr>
+          <w:lang w:val="fr_FR" w:bidi="fr_FR"/>
+        </w:rPr>
+      </w:r>
+      <w:r>
+        <w:rPr>
           <w:b/>
           <w:lang w:val="fr_FR" w:bidi="fr_FR"/>
         </w:rPr>
@@ -7590,6 +8612,20 @@
       </w:r>
       <w:r>
         <w:rPr>
+          <w:lang w:val="fr_FR" w:bidi="fr_FR"/>
+        </w:rPr>
+        <w:t>עֶדְרֵ֥י הַ⁠צֹּ֖אן נֶאְשָֽׁמוּ</w:t>
+      </w:r>
+    </w:p>
+    <w:p>
+      <w:pPr/>
+      <w:r>
+        <w:rPr>
+          <w:lang w:val="fr_FR" w:bidi="fr_FR"/>
+        </w:rPr>
+      </w:r>
+      <w:r>
+        <w:rPr>
           <w:b/>
           <w:lang w:val="fr_FR" w:bidi="fr_FR"/>
         </w:rPr>
@@ -7673,6 +8709,20 @@
       </w:r>
       <w:r>
         <w:rPr>
+          <w:lang w:val="fr_FR" w:bidi="fr_FR"/>
+        </w:rPr>
+        <w:t>אֵלֶ֥י⁠ךָ יְהוָ֖ה אֶקְרָ֑א</w:t>
+      </w:r>
+    </w:p>
+    <w:p>
+      <w:pPr/>
+      <w:r>
+        <w:rPr>
+          <w:lang w:val="fr_FR" w:bidi="fr_FR"/>
+        </w:rPr>
+      </w:r>
+      <w:r>
+        <w:rPr>
           <w:b/>
           <w:lang w:val="fr_FR" w:bidi="fr_FR"/>
         </w:rPr>
@@ -7756,6 +8806,20 @@
       </w:r>
       <w:r>
         <w:rPr>
+          <w:lang w:val="fr_FR" w:bidi="fr_FR"/>
+        </w:rPr>
+        <w:t>כִּ֣י אֵ֗שׁ אָֽכְלָה֙ נְא֣וֹת מִדְבָּ֔ר</w:t>
+      </w:r>
+    </w:p>
+    <w:p>
+      <w:pPr/>
+      <w:r>
+        <w:rPr>
+          <w:lang w:val="fr_FR" w:bidi="fr_FR"/>
+        </w:rPr>
+      </w:r>
+      <w:r>
+        <w:rPr>
           <w:b/>
           <w:lang w:val="fr_FR" w:bidi="fr_FR"/>
         </w:rPr>
@@ -7852,6 +8916,20 @@
       </w:r>
       <w:r>
         <w:rPr>
+          <w:lang w:val="fr_FR" w:bidi="fr_FR"/>
+        </w:rPr>
+        <w:t>וְ⁠לֶ֣הָבָ֔ה לִהֲטָ֖ה כָּל־עֲצֵ֥י הַ⁠שָּׂדֶֽה</w:t>
+      </w:r>
+    </w:p>
+    <w:p>
+      <w:pPr/>
+      <w:r>
+        <w:rPr>
+          <w:lang w:val="fr_FR" w:bidi="fr_FR"/>
+        </w:rPr>
+      </w:r>
+      <w:r>
+        <w:rPr>
           <w:b/>
           <w:lang w:val="fr_FR" w:bidi="fr_FR"/>
         </w:rPr>
@@ -7961,6 +9039,20 @@
       </w:r>
       <w:r>
         <w:rPr>
+          <w:lang w:val="fr_FR" w:bidi="fr_FR"/>
+        </w:rPr>
+        <w:t>וְ⁠לֶ֣הָבָ֔ה לִהֲטָ֖ה כָּל־עֲצֵ֥י הַ⁠שָּׂדֶֽה</w:t>
+      </w:r>
+    </w:p>
+    <w:p>
+      <w:pPr/>
+      <w:r>
+        <w:rPr>
+          <w:lang w:val="fr_FR" w:bidi="fr_FR"/>
+        </w:rPr>
+      </w:r>
+      <w:r>
+        <w:rPr>
           <w:b/>
           <w:lang w:val="fr_FR" w:bidi="fr_FR"/>
         </w:rPr>
@@ -8046,6 +9138,20 @@
         <w:rPr>
           <w:lang w:val="fr_FR" w:bidi="fr_FR"/>
         </w:rPr>
+      </w:r>
+    </w:p>
+    <w:p>
+      <w:pPr/>
+      <w:r>
+        <w:rPr>
+          <w:lang w:val="fr_FR" w:bidi="fr_FR"/>
+        </w:rPr>
+      </w:r>
+      <w:r>
+        <w:rPr>
+          <w:lang w:val="fr_FR" w:bidi="fr_FR"/>
+        </w:rPr>
+        <w:t>אֵלֶ֑י⁠ךָ</w:t>
       </w:r>
     </w:p>
     <w:p>
@@ -8254,6 +9360,20 @@
       </w:r>
       <w:r>
         <w:rPr>
+          <w:lang w:val="fr_FR" w:bidi="fr_FR"/>
+        </w:rPr>
+        <w:t>תִּקְע֨וּ שׁוֹפָ֜ר בְּ⁠צִיּ֗וֹן וְ⁠הָרִ֨יעוּ֙ בְּ⁠הַ֣ר קָדְשִׁ֔⁠י</w:t>
+      </w:r>
+    </w:p>
+    <w:p>
+      <w:pPr/>
+      <w:r>
+        <w:rPr>
+          <w:lang w:val="fr_FR" w:bidi="fr_FR"/>
+        </w:rPr>
+      </w:r>
+      <w:r>
+        <w:rPr>
           <w:b/>
           <w:lang w:val="fr_FR" w:bidi="fr_FR"/>
         </w:rPr>
@@ -8337,6 +9457,20 @@
       </w:r>
       <w:r>
         <w:rPr>
+          <w:lang w:val="fr_FR" w:bidi="fr_FR"/>
+        </w:rPr>
+        <w:t>שׁוֹפָ֜ר</w:t>
+      </w:r>
+    </w:p>
+    <w:p>
+      <w:pPr/>
+      <w:r>
+        <w:rPr>
+          <w:lang w:val="fr_FR" w:bidi="fr_FR"/>
+        </w:rPr>
+      </w:r>
+      <w:r>
+        <w:rPr>
           <w:b/>
           <w:lang w:val="fr_FR" w:bidi="fr_FR"/>
         </w:rPr>
@@ -8446,6 +9580,20 @@
       </w:r>
       <w:r>
         <w:rPr>
+          <w:lang w:val="fr_FR" w:bidi="fr_FR"/>
+        </w:rPr>
+        <w:t>שׁוֹפָ֜ר</w:t>
+      </w:r>
+    </w:p>
+    <w:p>
+      <w:pPr/>
+      <w:r>
+        <w:rPr>
+          <w:lang w:val="fr_FR" w:bidi="fr_FR"/>
+        </w:rPr>
+      </w:r>
+      <w:r>
+        <w:rPr>
           <w:b/>
           <w:lang w:val="fr_FR" w:bidi="fr_FR"/>
         </w:rPr>
@@ -8542,6 +9690,20 @@
       </w:r>
       <w:r>
         <w:rPr>
+          <w:lang w:val="fr_FR" w:bidi="fr_FR"/>
+        </w:rPr>
+        <w:t>בְּ⁠הַ֣ר קָדְשִׁ֔⁠י</w:t>
+      </w:r>
+    </w:p>
+    <w:p>
+      <w:pPr/>
+      <w:r>
+        <w:rPr>
+          <w:lang w:val="fr_FR" w:bidi="fr_FR"/>
+        </w:rPr>
+      </w:r>
+      <w:r>
+        <w:rPr>
           <w:b/>
           <w:lang w:val="fr_FR" w:bidi="fr_FR"/>
         </w:rPr>
@@ -8627,6 +9789,20 @@
         <w:rPr>
           <w:lang w:val="fr_FR" w:bidi="fr_FR"/>
         </w:rPr>
+      </w:r>
+    </w:p>
+    <w:p>
+      <w:pPr/>
+      <w:r>
+        <w:rPr>
+          <w:lang w:val="fr_FR" w:bidi="fr_FR"/>
+        </w:rPr>
+      </w:r>
+      <w:r>
+        <w:rPr>
+          <w:lang w:val="fr_FR" w:bidi="fr_FR"/>
+        </w:rPr>
+        <w:t>יִרְגְּז֕וּ</w:t>
       </w:r>
     </w:p>
     <w:p>
@@ -8835,6 +10011,20 @@
       </w:r>
       <w:r>
         <w:rPr>
+          <w:lang w:val="fr_FR" w:bidi="fr_FR"/>
+        </w:rPr>
+        <w:t>י֧וֹם חֹ֣שֶׁךְ וַ⁠אֲפֵלָ֗ה י֤וֹם עָנָן֙ וַ⁠עֲרָפֶ֔ל</w:t>
+      </w:r>
+    </w:p>
+    <w:p>
+      <w:pPr/>
+      <w:r>
+        <w:rPr>
+          <w:lang w:val="fr_FR" w:bidi="fr_FR"/>
+        </w:rPr>
+      </w:r>
+      <w:r>
+        <w:rPr>
           <w:b/>
           <w:lang w:val="fr_FR" w:bidi="fr_FR"/>
         </w:rPr>
@@ -8931,6 +10121,20 @@
       </w:r>
       <w:r>
         <w:rPr>
+          <w:lang w:val="fr_FR" w:bidi="fr_FR"/>
+        </w:rPr>
+        <w:t>חֹ֣שֶׁךְ וַ⁠אֲפֵלָ֗ה</w:t>
+      </w:r>
+    </w:p>
+    <w:p>
+      <w:pPr/>
+      <w:r>
+        <w:rPr>
+          <w:lang w:val="fr_FR" w:bidi="fr_FR"/>
+        </w:rPr>
+      </w:r>
+      <w:r>
+        <w:rPr>
           <w:b/>
           <w:lang w:val="fr_FR" w:bidi="fr_FR"/>
         </w:rPr>
@@ -9040,6 +10244,20 @@
       </w:r>
       <w:r>
         <w:rPr>
+          <w:lang w:val="fr_FR" w:bidi="fr_FR"/>
+        </w:rPr>
+        <w:t>עָנָן֙ וַ⁠עֲרָפֶ֔ל</w:t>
+      </w:r>
+    </w:p>
+    <w:p>
+      <w:pPr/>
+      <w:r>
+        <w:rPr>
+          <w:lang w:val="fr_FR" w:bidi="fr_FR"/>
+        </w:rPr>
+      </w:r>
+      <w:r>
+        <w:rPr>
           <w:b/>
           <w:lang w:val="fr_FR" w:bidi="fr_FR"/>
         </w:rPr>
@@ -9149,6 +10367,20 @@
       </w:r>
       <w:r>
         <w:rPr>
+          <w:lang w:val="fr_FR" w:bidi="fr_FR"/>
+        </w:rPr>
+        <w:t>כְּ⁠שַׁ֖חַר פָּרֻ֣שׂ עַל־הֶֽ⁠הָרִ֑ים</w:t>
+      </w:r>
+    </w:p>
+    <w:p>
+      <w:pPr/>
+      <w:r>
+        <w:rPr>
+          <w:lang w:val="fr_FR" w:bidi="fr_FR"/>
+        </w:rPr>
+      </w:r>
+      <w:r>
+        <w:rPr>
           <w:b/>
           <w:lang w:val="fr_FR" w:bidi="fr_FR"/>
         </w:rPr>
@@ -9232,6 +10464,20 @@
       </w:r>
       <w:r>
         <w:rPr>
+          <w:lang w:val="fr_FR" w:bidi="fr_FR"/>
+        </w:rPr>
+        <w:t>כְּ⁠שַׁ֖חַר פָּרֻ֣שׂ עַל־הֶֽ⁠הָרִ֑ים</w:t>
+      </w:r>
+    </w:p>
+    <w:p>
+      <w:pPr/>
+      <w:r>
+        <w:rPr>
+          <w:lang w:val="fr_FR" w:bidi="fr_FR"/>
+        </w:rPr>
+      </w:r>
+      <w:r>
+        <w:rPr>
           <w:b/>
           <w:lang w:val="fr_FR" w:bidi="fr_FR"/>
         </w:rPr>
@@ -9334,6 +10580,20 @@
       </w:r>
       <w:r>
         <w:rPr>
+          <w:lang w:val="fr_FR" w:bidi="fr_FR"/>
+        </w:rPr>
+        <w:t>כְּ⁠שַׁ֖חַר</w:t>
+      </w:r>
+    </w:p>
+    <w:p>
+      <w:pPr/>
+      <w:r>
+        <w:rPr>
+          <w:lang w:val="fr_FR" w:bidi="fr_FR"/>
+        </w:rPr>
+      </w:r>
+      <w:r>
+        <w:rPr>
           <w:b/>
           <w:lang w:val="fr_FR" w:bidi="fr_FR"/>
         </w:rPr>
@@ -9430,6 +10690,20 @@
       </w:r>
       <w:r>
         <w:rPr>
+          <w:lang w:val="fr_FR" w:bidi="fr_FR"/>
+        </w:rPr>
+        <w:t>עַ֚ם רַ֣ב וְ⁠עָצ֔וּם</w:t>
+      </w:r>
+    </w:p>
+    <w:p>
+      <w:pPr/>
+      <w:r>
+        <w:rPr>
+          <w:lang w:val="fr_FR" w:bidi="fr_FR"/>
+        </w:rPr>
+      </w:r>
+      <w:r>
+        <w:rPr>
           <w:b/>
           <w:lang w:val="fr_FR" w:bidi="fr_FR"/>
         </w:rPr>
@@ -9513,6 +10787,20 @@
       </w:r>
       <w:r>
         <w:rPr>
+          <w:lang w:val="fr_FR" w:bidi="fr_FR"/>
+        </w:rPr>
+        <w:t>עַ֚ם רַ֣ב וְ⁠עָצ֔וּם</w:t>
+      </w:r>
+    </w:p>
+    <w:p>
+      <w:pPr/>
+      <w:r>
+        <w:rPr>
+          <w:lang w:val="fr_FR" w:bidi="fr_FR"/>
+        </w:rPr>
+      </w:r>
+      <w:r>
+        <w:rPr>
           <w:b/>
           <w:lang w:val="fr_FR" w:bidi="fr_FR"/>
         </w:rPr>
@@ -9622,6 +10910,20 @@
       </w:r>
       <w:r>
         <w:rPr>
+          <w:lang w:val="fr_FR" w:bidi="fr_FR"/>
+        </w:rPr>
+        <w:t>כָּמֹ֗⁠הוּ לֹ֤א נִֽהְיָה֙ מִן־הָ֣⁠עוֹלָ֔ם וְ⁠אַֽחֲרָי⁠ו֙ לֹ֣א יוֹסֵ֔ף עַד־שְׁנֵ֖י דּ֥וֹר וָ⁠דֽוֹר</w:t>
+      </w:r>
+    </w:p>
+    <w:p>
+      <w:pPr/>
+      <w:r>
+        <w:rPr>
+          <w:lang w:val="fr_FR" w:bidi="fr_FR"/>
+        </w:rPr>
+      </w:r>
+      <w:r>
+        <w:rPr>
           <w:b/>
           <w:lang w:val="fr_FR" w:bidi="fr_FR"/>
         </w:rPr>
@@ -9705,6 +11007,20 @@
       </w:r>
       <w:r>
         <w:rPr>
+          <w:lang w:val="fr_FR" w:bidi="fr_FR"/>
+        </w:rPr>
+        <w:t>עַד־שְׁנֵ֖י דּ֥וֹר וָ⁠דֽוֹר</w:t>
+      </w:r>
+    </w:p>
+    <w:p>
+      <w:pPr/>
+      <w:r>
+        <w:rPr>
+          <w:lang w:val="fr_FR" w:bidi="fr_FR"/>
+        </w:rPr>
+      </w:r>
+      <w:r>
+        <w:rPr>
           <w:b/>
           <w:lang w:val="fr_FR" w:bidi="fr_FR"/>
         </w:rPr>
@@ -9788,6 +11104,20 @@
       </w:r>
       <w:r>
         <w:rPr>
+          <w:lang w:val="fr_FR" w:bidi="fr_FR"/>
+        </w:rPr>
+        <w:t>לְ⁠פָנָי⁠ו֙ אָ֣כְלָה אֵ֔שׁ וְ⁠אַחֲרָ֖י⁠ו תְּלַהֵ֣ט לֶֽהָבָ֑ה כְּ⁠גַן־עֵ֨דֶן הָ⁠אָ֜רֶץ לְ⁠פָנָ֗י⁠ו וְ⁠אַֽחֲרָי⁠ו֙ מִדְבַּ֣ר שְׁמָמָ֔ה וְ⁠גַם־פְּלֵיטָ֖ה לֹא־הָ֥יְתָה לּֽ⁠וֹ</w:t>
+      </w:r>
+    </w:p>
+    <w:p>
+      <w:pPr/>
+      <w:r>
+        <w:rPr>
+          <w:lang w:val="fr_FR" w:bidi="fr_FR"/>
+        </w:rPr>
+      </w:r>
+      <w:r>
+        <w:rPr>
           <w:b/>
           <w:lang w:val="fr_FR" w:bidi="fr_FR"/>
         </w:rPr>
@@ -9896,6 +11226,20 @@
       </w:r>
       <w:r>
         <w:rPr>
+          <w:lang w:val="fr_FR" w:bidi="fr_FR"/>
+        </w:rPr>
+        <w:t>לְ⁠פָנָי⁠ו֙ אָ֣כְלָה אֵ֔שׁ וְ⁠אַחֲרָ֖י⁠ו תְּלַהֵ֣ט לֶֽהָבָ֑ה</w:t>
+      </w:r>
+    </w:p>
+    <w:p>
+      <w:pPr/>
+      <w:r>
+        <w:rPr>
+          <w:lang w:val="fr_FR" w:bidi="fr_FR"/>
+        </w:rPr>
+      </w:r>
+      <w:r>
+        <w:rPr>
           <w:b/>
           <w:lang w:val="fr_FR" w:bidi="fr_FR"/>
         </w:rPr>
@@ -10005,6 +11349,20 @@
       </w:r>
       <w:r>
         <w:rPr>
+          <w:lang w:val="fr_FR" w:bidi="fr_FR"/>
+        </w:rPr>
+        <w:t>לְ⁠פָנָי⁠ו֙ אָ֣כְלָה אֵ֔שׁ</w:t>
+      </w:r>
+    </w:p>
+    <w:p>
+      <w:pPr/>
+      <w:r>
+        <w:rPr>
+          <w:lang w:val="fr_FR" w:bidi="fr_FR"/>
+        </w:rPr>
+      </w:r>
+      <w:r>
+        <w:rPr>
           <w:b/>
           <w:lang w:val="fr_FR" w:bidi="fr_FR"/>
         </w:rPr>
@@ -10101,6 +11459,20 @@
       </w:r>
       <w:r>
         <w:rPr>
+          <w:lang w:val="fr_FR" w:bidi="fr_FR"/>
+        </w:rPr>
+        <w:t>כְּ⁠גַן־עֵ֨דֶן הָ⁠אָ֜רֶץ לְ⁠פָנָ֗י⁠ו</w:t>
+      </w:r>
+    </w:p>
+    <w:p>
+      <w:pPr/>
+      <w:r>
+        <w:rPr>
+          <w:lang w:val="fr_FR" w:bidi="fr_FR"/>
+        </w:rPr>
+      </w:r>
+      <w:r>
+        <w:rPr>
           <w:b/>
           <w:lang w:val="fr_FR" w:bidi="fr_FR"/>
         </w:rPr>
@@ -10184,6 +11556,20 @@
       </w:r>
       <w:r>
         <w:rPr>
+          <w:lang w:val="fr_FR" w:bidi="fr_FR"/>
+        </w:rPr>
+        <w:t>מִדְבַּ֣ר שְׁמָמָ֔ה</w:t>
+      </w:r>
+    </w:p>
+    <w:p>
+      <w:pPr/>
+      <w:r>
+        <w:rPr>
+          <w:lang w:val="fr_FR" w:bidi="fr_FR"/>
+        </w:rPr>
+      </w:r>
+      <w:r>
+        <w:rPr>
           <w:b/>
           <w:lang w:val="fr_FR" w:bidi="fr_FR"/>
         </w:rPr>
@@ -10280,6 +11666,20 @@
       </w:r>
       <w:r>
         <w:rPr>
+          <w:lang w:val="fr_FR" w:bidi="fr_FR"/>
+        </w:rPr>
+        <w:t>וְ⁠גַם־פְּלֵיטָ֖ה לֹא־הָ֥יְתָה לּֽ⁠וֹ</w:t>
+      </w:r>
+    </w:p>
+    <w:p>
+      <w:pPr/>
+      <w:r>
+        <w:rPr>
+          <w:lang w:val="fr_FR" w:bidi="fr_FR"/>
+        </w:rPr>
+      </w:r>
+      <w:r>
+        <w:rPr>
           <w:b/>
           <w:lang w:val="fr_FR" w:bidi="fr_FR"/>
         </w:rPr>
@@ -10363,6 +11763,20 @@
       </w:r>
       <w:r>
         <w:rPr>
+          <w:lang w:val="fr_FR" w:bidi="fr_FR"/>
+        </w:rPr>
+        <w:t>פְּלֵיטָ֖ה לֹא־הָ֥יְתָה לּֽ⁠וֹ</w:t>
+      </w:r>
+    </w:p>
+    <w:p>
+      <w:pPr/>
+      <w:r>
+        <w:rPr>
+          <w:lang w:val="fr_FR" w:bidi="fr_FR"/>
+        </w:rPr>
+      </w:r>
+      <w:r>
+        <w:rPr>
           <w:b/>
           <w:lang w:val="fr_FR" w:bidi="fr_FR"/>
         </w:rPr>
@@ -10459,6 +11873,20 @@
       </w:r>
       <w:r>
         <w:rPr>
+          <w:lang w:val="fr_FR" w:bidi="fr_FR"/>
+        </w:rPr>
+        <w:t>כְּ⁠מַרְאֵ֥ה סוּסִ֖ים מַרְאֵ֑⁠הוּ</w:t>
+      </w:r>
+    </w:p>
+    <w:p>
+      <w:pPr/>
+      <w:r>
+        <w:rPr>
+          <w:lang w:val="fr_FR" w:bidi="fr_FR"/>
+        </w:rPr>
+      </w:r>
+      <w:r>
+        <w:rPr>
           <w:b/>
           <w:lang w:val="fr_FR" w:bidi="fr_FR"/>
         </w:rPr>
@@ -10542,6 +11970,20 @@
       </w:r>
       <w:r>
         <w:rPr>
+          <w:lang w:val="fr_FR" w:bidi="fr_FR"/>
+        </w:rPr>
+        <w:t>כְּ⁠מַרְאֵ֥ה &amp; מַרְאֵ֑⁠הוּ</w:t>
+      </w:r>
+    </w:p>
+    <w:p>
+      <w:pPr/>
+      <w:r>
+        <w:rPr>
+          <w:lang w:val="fr_FR" w:bidi="fr_FR"/>
+        </w:rPr>
+      </w:r>
+      <w:r>
+        <w:rPr>
           <w:b/>
           <w:lang w:val="fr_FR" w:bidi="fr_FR"/>
         </w:rPr>
@@ -10625,6 +12067,20 @@
       </w:r>
       <w:r>
         <w:rPr>
+          <w:lang w:val="fr_FR" w:bidi="fr_FR"/>
+        </w:rPr>
+        <w:t>וּ⁠כְ⁠פָרָשִׁ֖ים כֵּ֥ן יְרוּצֽוּ⁠ן</w:t>
+      </w:r>
+    </w:p>
+    <w:p>
+      <w:pPr/>
+      <w:r>
+        <w:rPr>
+          <w:lang w:val="fr_FR" w:bidi="fr_FR"/>
+        </w:rPr>
+      </w:r>
+      <w:r>
+        <w:rPr>
           <w:b/>
           <w:lang w:val="fr_FR" w:bidi="fr_FR"/>
         </w:rPr>
@@ -10708,6 +12164,20 @@
       </w:r>
       <w:r>
         <w:rPr>
+          <w:lang w:val="fr_FR" w:bidi="fr_FR"/>
+        </w:rPr>
+        <w:t>כְּ⁠ק֣וֹל מַרְכָּב֗וֹת עַל־רָאשֵׁ֤י הֶֽ⁠הָרִים֙ יְרַקֵּד֔וּ⁠ן</w:t>
+      </w:r>
+    </w:p>
+    <w:p>
+      <w:pPr/>
+      <w:r>
+        <w:rPr>
+          <w:lang w:val="fr_FR" w:bidi="fr_FR"/>
+        </w:rPr>
+      </w:r>
+      <w:r>
+        <w:rPr>
           <w:b/>
           <w:lang w:val="fr_FR" w:bidi="fr_FR"/>
         </w:rPr>
@@ -10791,6 +12261,20 @@
       </w:r>
       <w:r>
         <w:rPr>
+          <w:lang w:val="fr_FR" w:bidi="fr_FR"/>
+        </w:rPr>
+        <w:t>כְּ⁠קוֹל֙ לַ֣הַב אֵ֔שׁ אֹכְלָ֖ה קָ֑שׁ</w:t>
+      </w:r>
+    </w:p>
+    <w:p>
+      <w:pPr/>
+      <w:r>
+        <w:rPr>
+          <w:lang w:val="fr_FR" w:bidi="fr_FR"/>
+        </w:rPr>
+      </w:r>
+      <w:r>
+        <w:rPr>
           <w:b/>
           <w:lang w:val="fr_FR" w:bidi="fr_FR"/>
         </w:rPr>
@@ -10874,6 +12358,20 @@
       </w:r>
       <w:r>
         <w:rPr>
+          <w:lang w:val="fr_FR" w:bidi="fr_FR"/>
+        </w:rPr>
+        <w:t>כְּ⁠עַ֣ם עָצ֔וּם עֱר֖וּךְ מִלְחָמָֽה</w:t>
+      </w:r>
+    </w:p>
+    <w:p>
+      <w:pPr/>
+      <w:r>
+        <w:rPr>
+          <w:lang w:val="fr_FR" w:bidi="fr_FR"/>
+        </w:rPr>
+      </w:r>
+      <w:r>
+        <w:rPr>
           <w:b/>
           <w:lang w:val="fr_FR" w:bidi="fr_FR"/>
         </w:rPr>
@@ -10957,6 +12455,20 @@
       </w:r>
       <w:r>
         <w:rPr>
+          <w:lang w:val="fr_FR" w:bidi="fr_FR"/>
+        </w:rPr>
+        <w:t>כְּ⁠עַ֣ם עָצ֔וּם עֱר֖וּךְ מִלְחָמָֽה</w:t>
+      </w:r>
+    </w:p>
+    <w:p>
+      <w:pPr/>
+      <w:r>
+        <w:rPr>
+          <w:lang w:val="fr_FR" w:bidi="fr_FR"/>
+        </w:rPr>
+      </w:r>
+      <w:r>
+        <w:rPr>
           <w:b/>
           <w:lang w:val="fr_FR" w:bidi="fr_FR"/>
         </w:rPr>
@@ -11040,6 +12552,20 @@
       </w:r>
       <w:r>
         <w:rPr>
+          <w:lang w:val="fr_FR" w:bidi="fr_FR"/>
+        </w:rPr>
+        <w:t>כְּ⁠עַ֣ם עָצ֔וּם עֱר֖וּךְ מִלְחָמָֽה</w:t>
+      </w:r>
+    </w:p>
+    <w:p>
+      <w:pPr/>
+      <w:r>
+        <w:rPr>
+          <w:lang w:val="fr_FR" w:bidi="fr_FR"/>
+        </w:rPr>
+      </w:r>
+      <w:r>
+        <w:rPr>
           <w:b/>
           <w:lang w:val="fr_FR" w:bidi="fr_FR"/>
         </w:rPr>
@@ -11123,6 +12649,20 @@
       </w:r>
       <w:r>
         <w:rPr>
+          <w:lang w:val="fr_FR" w:bidi="fr_FR"/>
+        </w:rPr>
+        <w:t>יָחִ֣ילוּ</w:t>
+      </w:r>
+    </w:p>
+    <w:p>
+      <w:pPr/>
+      <w:r>
+        <w:rPr>
+          <w:lang w:val="fr_FR" w:bidi="fr_FR"/>
+        </w:rPr>
+      </w:r>
+      <w:r>
+        <w:rPr>
           <w:b/>
           <w:lang w:val="fr_FR" w:bidi="fr_FR"/>
         </w:rPr>
@@ -11219,6 +12759,20 @@
       </w:r>
       <w:r>
         <w:rPr>
+          <w:lang w:val="fr_FR" w:bidi="fr_FR"/>
+        </w:rPr>
+        <w:t>קִבְּצ֥וּ פָארֽוּר</w:t>
+      </w:r>
+    </w:p>
+    <w:p>
+      <w:pPr/>
+      <w:r>
+        <w:rPr>
+          <w:lang w:val="fr_FR" w:bidi="fr_FR"/>
+        </w:rPr>
+      </w:r>
+      <w:r>
+        <w:rPr>
           <w:b/>
           <w:lang w:val="fr_FR" w:bidi="fr_FR"/>
         </w:rPr>
@@ -11315,6 +12869,20 @@
       </w:r>
       <w:r>
         <w:rPr>
+          <w:lang w:val="fr_FR" w:bidi="fr_FR"/>
+        </w:rPr>
+        <w:t>כְּ⁠גִבּוֹרִ֣ים יְרֻצ֔וּ⁠ן</w:t>
+      </w:r>
+    </w:p>
+    <w:p>
+      <w:pPr/>
+      <w:r>
+        <w:rPr>
+          <w:lang w:val="fr_FR" w:bidi="fr_FR"/>
+        </w:rPr>
+      </w:r>
+      <w:r>
+        <w:rPr>
           <w:b/>
           <w:lang w:val="fr_FR" w:bidi="fr_FR"/>
         </w:rPr>
@@ -11398,6 +12966,20 @@
       </w:r>
       <w:r>
         <w:rPr>
+          <w:lang w:val="fr_FR" w:bidi="fr_FR"/>
+        </w:rPr>
+        <w:t>כְּ⁠אַנְשֵׁ֥י מִלְחָמָ֖ה יַעֲל֣וּ חוֹמָ֑ה</w:t>
+      </w:r>
+    </w:p>
+    <w:p>
+      <w:pPr/>
+      <w:r>
+        <w:rPr>
+          <w:lang w:val="fr_FR" w:bidi="fr_FR"/>
+        </w:rPr>
+      </w:r>
+      <w:r>
+        <w:rPr>
           <w:b/>
           <w:lang w:val="fr_FR" w:bidi="fr_FR"/>
         </w:rPr>
@@ -11481,6 +13063,20 @@
       </w:r>
       <w:r>
         <w:rPr>
+          <w:lang w:val="fr_FR" w:bidi="fr_FR"/>
+        </w:rPr>
+        <w:t>כְּ⁠אַנְשֵׁ֥י מִלְחָמָ֖ה</w:t>
+      </w:r>
+    </w:p>
+    <w:p>
+      <w:pPr/>
+      <w:r>
+        <w:rPr>
+          <w:lang w:val="fr_FR" w:bidi="fr_FR"/>
+        </w:rPr>
+      </w:r>
+      <w:r>
+        <w:rPr>
           <w:b/>
           <w:lang w:val="fr_FR" w:bidi="fr_FR"/>
         </w:rPr>
@@ -11590,6 +13186,20 @@
       </w:r>
       <w:r>
         <w:rPr>
+          <w:lang w:val="fr_FR" w:bidi="fr_FR"/>
+        </w:rPr>
+        <w:t>חוֹמָ֑ה</w:t>
+      </w:r>
+    </w:p>
+    <w:p>
+      <w:pPr/>
+      <w:r>
+        <w:rPr>
+          <w:lang w:val="fr_FR" w:bidi="fr_FR"/>
+        </w:rPr>
+      </w:r>
+      <w:r>
+        <w:rPr>
           <w:b/>
           <w:lang w:val="fr_FR" w:bidi="fr_FR"/>
         </w:rPr>
@@ -11699,6 +13309,20 @@
       </w:r>
       <w:r>
         <w:rPr>
+          <w:lang w:val="fr_FR" w:bidi="fr_FR"/>
+        </w:rPr>
+        <w:t>וְ⁠אִ֤ישׁ בִּ⁠דְרָכָי⁠ו֙</w:t>
+      </w:r>
+    </w:p>
+    <w:p>
+      <w:pPr/>
+      <w:r>
+        <w:rPr>
+          <w:lang w:val="fr_FR" w:bidi="fr_FR"/>
+        </w:rPr>
+      </w:r>
+      <w:r>
+        <w:rPr>
           <w:b/>
           <w:lang w:val="fr_FR" w:bidi="fr_FR"/>
         </w:rPr>
@@ -11808,6 +13432,20 @@
       </w:r>
       <w:r>
         <w:rPr>
+          <w:lang w:val="fr_FR" w:bidi="fr_FR"/>
+        </w:rPr>
+        <w:t>וְ⁠לֹ֥א יְעַבְּט֖וּ⁠ן אֹרְחוֹתָֽ⁠ם</w:t>
+      </w:r>
+    </w:p>
+    <w:p>
+      <w:pPr/>
+      <w:r>
+        <w:rPr>
+          <w:lang w:val="fr_FR" w:bidi="fr_FR"/>
+        </w:rPr>
+      </w:r>
+      <w:r>
+        <w:rPr>
           <w:b/>
           <w:lang w:val="fr_FR" w:bidi="fr_FR"/>
         </w:rPr>
@@ -11891,6 +13529,20 @@
       </w:r>
       <w:r>
         <w:rPr>
+          <w:lang w:val="fr_FR" w:bidi="fr_FR"/>
+        </w:rPr>
+        <w:t>וְ⁠לֹ֥א יְעַבְּט֖וּ⁠ן אֹרְחוֹתָֽ⁠ם</w:t>
+      </w:r>
+    </w:p>
+    <w:p>
+      <w:pPr/>
+      <w:r>
+        <w:rPr>
+          <w:lang w:val="fr_FR" w:bidi="fr_FR"/>
+        </w:rPr>
+      </w:r>
+      <w:r>
+        <w:rPr>
           <w:b/>
           <w:lang w:val="fr_FR" w:bidi="fr_FR"/>
         </w:rPr>
@@ -11974,6 +13626,20 @@
       </w:r>
       <w:r>
         <w:rPr>
+          <w:lang w:val="fr_FR" w:bidi="fr_FR"/>
+        </w:rPr>
+        <w:t>וְ⁠אִ֤ישׁ אָחִי⁠ו֙ לֹ֣א יִדְחָק֔וּ⁠ן</w:t>
+      </w:r>
+    </w:p>
+    <w:p>
+      <w:pPr/>
+      <w:r>
+        <w:rPr>
+          <w:lang w:val="fr_FR" w:bidi="fr_FR"/>
+        </w:rPr>
+      </w:r>
+      <w:r>
+        <w:rPr>
           <w:b/>
           <w:lang w:val="fr_FR" w:bidi="fr_FR"/>
         </w:rPr>
@@ -12083,6 +13749,20 @@
       </w:r>
       <w:r>
         <w:rPr>
+          <w:lang w:val="fr_FR" w:bidi="fr_FR"/>
+        </w:rPr>
+        <w:t>גֶּ֥בֶר בִּ⁠מְסִלָּת֖⁠וֹ יֵֽלֵכ֑וּ⁠ן</w:t>
+      </w:r>
+    </w:p>
+    <w:p>
+      <w:pPr/>
+      <w:r>
+        <w:rPr>
+          <w:lang w:val="fr_FR" w:bidi="fr_FR"/>
+        </w:rPr>
+      </w:r>
+      <w:r>
+        <w:rPr>
           <w:b/>
           <w:lang w:val="fr_FR" w:bidi="fr_FR"/>
         </w:rPr>
@@ -12192,6 +13872,20 @@
       </w:r>
       <w:r>
         <w:rPr>
+          <w:lang w:val="fr_FR" w:bidi="fr_FR"/>
+        </w:rPr>
+        <w:t>וּ⁠בְעַ֥ד הַ⁠שֶּׁ֛לַח יִפֹּ֖לוּ לֹ֥א יִבְצָֽעוּ</w:t>
+      </w:r>
+    </w:p>
+    <w:p>
+      <w:pPr/>
+      <w:r>
+        <w:rPr>
+          <w:lang w:val="fr_FR" w:bidi="fr_FR"/>
+        </w:rPr>
+      </w:r>
+      <w:r>
+        <w:rPr>
           <w:b/>
           <w:lang w:val="fr_FR" w:bidi="fr_FR"/>
         </w:rPr>
@@ -12275,6 +13969,20 @@
       </w:r>
       <w:r>
         <w:rPr>
+          <w:lang w:val="fr_FR" w:bidi="fr_FR"/>
+        </w:rPr>
+        <w:t>בָּ⁠עִ֣יר יָשֹׁ֗קּוּ בַּֽ⁠חוֹמָה֙ יְרֻצ֔וּ⁠ן בַּ⁠בָּתִּ֖ים יַעֲל֑וּ בְּעַ֧ד הַ⁠חַלּוֹנִ֛ים יָבֹ֖אוּ כַּ⁠גַּנָּֽב</w:t>
+      </w:r>
+    </w:p>
+    <w:p>
+      <w:pPr/>
+      <w:r>
+        <w:rPr>
+          <w:lang w:val="fr_FR" w:bidi="fr_FR"/>
+        </w:rPr>
+      </w:r>
+      <w:r>
+        <w:rPr>
           <w:b/>
           <w:lang w:val="fr_FR" w:bidi="fr_FR"/>
         </w:rPr>
@@ -12358,6 +14066,20 @@
       </w:r>
       <w:r>
         <w:rPr>
+          <w:lang w:val="fr_FR" w:bidi="fr_FR"/>
+        </w:rPr>
+        <w:t>בְּעַ֧ד הַ⁠חַלּוֹנִ֛ים יָבֹ֖אוּ כַּ⁠גַּנָּֽב</w:t>
+      </w:r>
+    </w:p>
+    <w:p>
+      <w:pPr/>
+      <w:r>
+        <w:rPr>
+          <w:lang w:val="fr_FR" w:bidi="fr_FR"/>
+        </w:rPr>
+      </w:r>
+      <w:r>
+        <w:rPr>
           <w:b/>
           <w:lang w:val="fr_FR" w:bidi="fr_FR"/>
         </w:rPr>
@@ -12453,6 +14175,20 @@
       </w:r>
       <w:r>
         <w:rPr>
+          <w:lang w:val="fr_FR" w:bidi="fr_FR"/>
+        </w:rPr>
+        <w:t>לְ⁠פָנָי⁠ו֙ רָ֣גְזָה אֶ֔רֶץ רָעֲשׁ֖וּ שָׁמָ֑יִם</w:t>
+      </w:r>
+    </w:p>
+    <w:p>
+      <w:pPr/>
+      <w:r>
+        <w:rPr>
+          <w:lang w:val="fr_FR" w:bidi="fr_FR"/>
+        </w:rPr>
+      </w:r>
+      <w:r>
+        <w:rPr>
           <w:b/>
           <w:lang w:val="fr_FR" w:bidi="fr_FR"/>
         </w:rPr>
@@ -12562,6 +14298,20 @@
       </w:r>
       <w:r>
         <w:rPr>
+          <w:lang w:val="fr_FR" w:bidi="fr_FR"/>
+        </w:rPr>
+        <w:t>שֶׁ֤מֶשׁ וְ⁠יָרֵ֨חַ֙ קָדָ֔רוּ</w:t>
+      </w:r>
+    </w:p>
+    <w:p>
+      <w:pPr/>
+      <w:r>
+        <w:rPr>
+          <w:lang w:val="fr_FR" w:bidi="fr_FR"/>
+        </w:rPr>
+      </w:r>
+      <w:r>
+        <w:rPr>
           <w:b/>
           <w:lang w:val="fr_FR" w:bidi="fr_FR"/>
         </w:rPr>
@@ -12671,6 +14421,20 @@
       </w:r>
       <w:r>
         <w:rPr>
+          <w:lang w:val="fr_FR" w:bidi="fr_FR"/>
+        </w:rPr>
+        <w:t>וְ⁠כוֹכָבִ֖ים אָסְפ֥וּ נָגְהָֽ⁠ם</w:t>
+      </w:r>
+    </w:p>
+    <w:p>
+      <w:pPr/>
+      <w:r>
+        <w:rPr>
+          <w:lang w:val="fr_FR" w:bidi="fr_FR"/>
+        </w:rPr>
+      </w:r>
+      <w:r>
+        <w:rPr>
           <w:b/>
           <w:lang w:val="fr_FR" w:bidi="fr_FR"/>
         </w:rPr>
@@ -12780,6 +14544,20 @@
       </w:r>
       <w:r>
         <w:rPr>
+          <w:lang w:val="fr_FR" w:bidi="fr_FR"/>
+        </w:rPr>
+        <w:t>קוֹל⁠וֹ֙</w:t>
+      </w:r>
+    </w:p>
+    <w:p>
+      <w:pPr/>
+      <w:r>
+        <w:rPr>
+          <w:lang w:val="fr_FR" w:bidi="fr_FR"/>
+        </w:rPr>
+      </w:r>
+      <w:r>
+        <w:rPr>
           <w:b/>
           <w:lang w:val="fr_FR" w:bidi="fr_FR"/>
         </w:rPr>
@@ -12876,6 +14654,20 @@
       </w:r>
       <w:r>
         <w:rPr>
+          <w:lang w:val="fr_FR" w:bidi="fr_FR"/>
+        </w:rPr>
+        <w:t>מַחֲנֵ֔⁠הוּ</w:t>
+      </w:r>
+    </w:p>
+    <w:p>
+      <w:pPr/>
+      <w:r>
+        <w:rPr>
+          <w:lang w:val="fr_FR" w:bidi="fr_FR"/>
+        </w:rPr>
+      </w:r>
+      <w:r>
+        <w:rPr>
           <w:b/>
           <w:lang w:val="fr_FR" w:bidi="fr_FR"/>
         </w:rPr>
@@ -12984,6 +14776,20 @@
       </w:r>
       <w:r>
         <w:rPr>
+          <w:lang w:val="fr_FR" w:bidi="fr_FR"/>
+        </w:rPr>
+        <w:t>דְבָר֑⁠וֹ</w:t>
+      </w:r>
+    </w:p>
+    <w:p>
+      <w:pPr/>
+      <w:r>
+        <w:rPr>
+          <w:lang w:val="fr_FR" w:bidi="fr_FR"/>
+        </w:rPr>
+      </w:r>
+      <w:r>
+        <w:rPr>
           <w:b/>
           <w:lang w:val="fr_FR" w:bidi="fr_FR"/>
         </w:rPr>
@@ -13069,6 +14875,20 @@
         <w:rPr>
           <w:lang w:val="fr_FR" w:bidi="fr_FR"/>
         </w:rPr>
+      </w:r>
+    </w:p>
+    <w:p>
+      <w:pPr/>
+      <w:r>
+        <w:rPr>
+          <w:lang w:val="fr_FR" w:bidi="fr_FR"/>
+        </w:rPr>
+      </w:r>
+      <w:r>
+        <w:rPr>
+          <w:lang w:val="fr_FR" w:bidi="fr_FR"/>
+        </w:rPr>
+        <w:t>כִּֽי־גָד֧וֹל יוֹם־יְהוָ֛ה וְ⁠נוֹרָ֥א מְאֹ֖ד וּ⁠מִ֥י יְכִילֶֽ⁠נּוּ</w:t>
       </w:r>
     </w:p>
     <w:p>
@@ -13264,6 +15084,20 @@
       </w:r>
       <w:r>
         <w:rPr>
+          <w:lang w:val="fr_FR" w:bidi="fr_FR"/>
+        </w:rPr>
+        <w:t>וְ⁠גַם־עַתָּה֙ נְאֻם־יְהוָ֔ה שֻׁ֥בוּ עָדַ֖⁠י</w:t>
+      </w:r>
+    </w:p>
+    <w:p>
+      <w:pPr/>
+      <w:r>
+        <w:rPr>
+          <w:lang w:val="fr_FR" w:bidi="fr_FR"/>
+        </w:rPr>
+      </w:r>
+      <w:r>
+        <w:rPr>
           <w:b/>
           <w:lang w:val="fr_FR" w:bidi="fr_FR"/>
         </w:rPr>
@@ -13360,6 +15194,20 @@
       </w:r>
       <w:r>
         <w:rPr>
+          <w:lang w:val="fr_FR" w:bidi="fr_FR"/>
+        </w:rPr>
+        <w:t>שֻׁ֥בוּ</w:t>
+      </w:r>
+    </w:p>
+    <w:p>
+      <w:pPr/>
+      <w:r>
+        <w:rPr>
+          <w:lang w:val="fr_FR" w:bidi="fr_FR"/>
+        </w:rPr>
+      </w:r>
+      <w:r>
+        <w:rPr>
           <w:b/>
           <w:lang w:val="fr_FR" w:bidi="fr_FR"/>
         </w:rPr>
@@ -13456,6 +15304,20 @@
       </w:r>
       <w:r>
         <w:rPr>
+          <w:lang w:val="fr_FR" w:bidi="fr_FR"/>
+        </w:rPr>
+        <w:t>שֻׁ֥בוּ עָדַ֖⁠י בְּ⁠כָל־לְבַבְ⁠כֶ֑ם</w:t>
+      </w:r>
+    </w:p>
+    <w:p>
+      <w:pPr/>
+      <w:r>
+        <w:rPr>
+          <w:lang w:val="fr_FR" w:bidi="fr_FR"/>
+        </w:rPr>
+      </w:r>
+      <w:r>
+        <w:rPr>
           <w:b/>
           <w:lang w:val="fr_FR" w:bidi="fr_FR"/>
         </w:rPr>
@@ -13565,6 +15427,20 @@
       </w:r>
       <w:r>
         <w:rPr>
+          <w:lang w:val="fr_FR" w:bidi="fr_FR"/>
+        </w:rPr>
+        <w:t>לְבַבְ⁠כֶ֑ם</w:t>
+      </w:r>
+    </w:p>
+    <w:p>
+      <w:pPr/>
+      <w:r>
+        <w:rPr>
+          <w:lang w:val="fr_FR" w:bidi="fr_FR"/>
+        </w:rPr>
+      </w:r>
+      <w:r>
+        <w:rPr>
           <w:b/>
           <w:lang w:val="fr_FR" w:bidi="fr_FR"/>
         </w:rPr>
@@ -13661,6 +15537,20 @@
       </w:r>
       <w:r>
         <w:rPr>
+          <w:lang w:val="fr_FR" w:bidi="fr_FR"/>
+        </w:rPr>
+        <w:t>וְ⁠קִרְע֤וּ לְבַבְ⁠כֶם֙ וְ⁠אַל־בִּגְדֵי⁠כֶ֔ם</w:t>
+      </w:r>
+    </w:p>
+    <w:p>
+      <w:pPr/>
+      <w:r>
+        <w:rPr>
+          <w:lang w:val="fr_FR" w:bidi="fr_FR"/>
+        </w:rPr>
+      </w:r>
+      <w:r>
+        <w:rPr>
           <w:b/>
           <w:lang w:val="fr_FR" w:bidi="fr_FR"/>
         </w:rPr>
@@ -13744,6 +15634,20 @@
       </w:r>
       <w:r>
         <w:rPr>
+          <w:lang w:val="fr_FR" w:bidi="fr_FR"/>
+        </w:rPr>
+        <w:t>וְ⁠קִרְע֤וּ לְבַבְ⁠כֶם֙ וְ⁠אַל־בִּגְדֵי⁠כֶ֔ם וְ⁠שׁ֖וּבוּ אֶל־יְהוָ֣ה אֱלֹֽהֵי⁠כֶ֑ם</w:t>
+      </w:r>
+    </w:p>
+    <w:p>
+      <w:pPr/>
+      <w:r>
+        <w:rPr>
+          <w:lang w:val="fr_FR" w:bidi="fr_FR"/>
+        </w:rPr>
+      </w:r>
+      <w:r>
+        <w:rPr>
           <w:b/>
           <w:lang w:val="fr_FR" w:bidi="fr_FR"/>
         </w:rPr>
@@ -13827,6 +15731,20 @@
       </w:r>
       <w:r>
         <w:rPr>
+          <w:lang w:val="fr_FR" w:bidi="fr_FR"/>
+        </w:rPr>
+        <w:t>אֶ֤רֶךְ אַפַּ֨יִם֙</w:t>
+      </w:r>
+    </w:p>
+    <w:p>
+      <w:pPr/>
+      <w:r>
+        <w:rPr>
+          <w:lang w:val="fr_FR" w:bidi="fr_FR"/>
+        </w:rPr>
+      </w:r>
+      <w:r>
+        <w:rPr>
           <w:b/>
           <w:lang w:val="fr_FR" w:bidi="fr_FR"/>
         </w:rPr>
@@ -13923,6 +15841,20 @@
       </w:r>
       <w:r>
         <w:rPr>
+          <w:lang w:val="fr_FR" w:bidi="fr_FR"/>
+        </w:rPr>
+        <w:t>וְ⁠רַב־חֶ֔סֶד</w:t>
+      </w:r>
+    </w:p>
+    <w:p>
+      <w:pPr/>
+      <w:r>
+        <w:rPr>
+          <w:lang w:val="fr_FR" w:bidi="fr_FR"/>
+        </w:rPr>
+      </w:r>
+      <w:r>
+        <w:rPr>
           <w:b/>
           <w:lang w:val="fr_FR" w:bidi="fr_FR"/>
         </w:rPr>
@@ -14019,6 +15951,20 @@
       </w:r>
       <w:r>
         <w:rPr>
+          <w:lang w:val="fr_FR" w:bidi="fr_FR"/>
+        </w:rPr>
+        <w:t>מִ֥י יוֹדֵ֖עַ יָשׁ֣וּב וְ⁠נִחָ֑ם וְ⁠הִשְׁאִ֤יר אַֽחֲרָי⁠ו֙ בְּרָכָ֔ה</w:t>
+      </w:r>
+    </w:p>
+    <w:p>
+      <w:pPr/>
+      <w:r>
+        <w:rPr>
+          <w:lang w:val="fr_FR" w:bidi="fr_FR"/>
+        </w:rPr>
+      </w:r>
+      <w:r>
+        <w:rPr>
           <w:b/>
           <w:lang w:val="fr_FR" w:bidi="fr_FR"/>
         </w:rPr>
@@ -14102,6 +16048,20 @@
       </w:r>
       <w:r>
         <w:rPr>
+          <w:lang w:val="fr_FR" w:bidi="fr_FR"/>
+        </w:rPr>
+        <w:t>יָשׁ֣וּב וְ⁠נִחָ֑ם</w:t>
+      </w:r>
+    </w:p>
+    <w:p>
+      <w:pPr/>
+      <w:r>
+        <w:rPr>
+          <w:lang w:val="fr_FR" w:bidi="fr_FR"/>
+        </w:rPr>
+      </w:r>
+      <w:r>
+        <w:rPr>
           <w:b/>
           <w:lang w:val="fr_FR" w:bidi="fr_FR"/>
         </w:rPr>
@@ -14211,6 +16171,20 @@
       </w:r>
       <w:r>
         <w:rPr>
+          <w:lang w:val="fr_FR" w:bidi="fr_FR"/>
+        </w:rPr>
+        <w:t>וְ⁠הִשְׁאִ֤יר &amp; בְּרָכָ֔ה</w:t>
+      </w:r>
+    </w:p>
+    <w:p>
+      <w:pPr/>
+      <w:r>
+        <w:rPr>
+          <w:lang w:val="fr_FR" w:bidi="fr_FR"/>
+        </w:rPr>
+      </w:r>
+      <w:r>
+        <w:rPr>
           <w:b/>
           <w:lang w:val="fr_FR" w:bidi="fr_FR"/>
         </w:rPr>
@@ -14307,6 +16281,20 @@
       </w:r>
       <w:r>
         <w:rPr>
+          <w:lang w:val="fr_FR" w:bidi="fr_FR"/>
+        </w:rPr>
+        <w:t>אֱלֹהֵי⁠כֶֽם</w:t>
+      </w:r>
+    </w:p>
+    <w:p>
+      <w:pPr/>
+      <w:r>
+        <w:rPr>
+          <w:lang w:val="fr_FR" w:bidi="fr_FR"/>
+        </w:rPr>
+      </w:r>
+      <w:r>
+        <w:rPr>
           <w:b/>
           <w:lang w:val="fr_FR" w:bidi="fr_FR"/>
         </w:rPr>
@@ -14403,6 +16391,20 @@
       </w:r>
       <w:r>
         <w:rPr>
+          <w:lang w:val="fr_FR" w:bidi="fr_FR"/>
+        </w:rPr>
+        <w:t>צ֖וֹם</w:t>
+      </w:r>
+    </w:p>
+    <w:p>
+      <w:pPr/>
+      <w:r>
+        <w:rPr>
+          <w:lang w:val="fr_FR" w:bidi="fr_FR"/>
+        </w:rPr>
+      </w:r>
+      <w:r>
+        <w:rPr>
           <w:b/>
           <w:lang w:val="fr_FR" w:bidi="fr_FR"/>
         </w:rPr>
@@ -14499,6 +16501,20 @@
       </w:r>
       <w:r>
         <w:rPr>
+          <w:lang w:val="fr_FR" w:bidi="fr_FR"/>
+        </w:rPr>
+        <w:t>קַדְּשׁוּ־צ֖וֹם קִרְא֥וּ עֲצָרָֽה</w:t>
+      </w:r>
+    </w:p>
+    <w:p>
+      <w:pPr/>
+      <w:r>
+        <w:rPr>
+          <w:lang w:val="fr_FR" w:bidi="fr_FR"/>
+        </w:rPr>
+      </w:r>
+      <w:r>
+        <w:rPr>
           <w:b/>
           <w:lang w:val="fr_FR" w:bidi="fr_FR"/>
         </w:rPr>
@@ -14582,6 +16598,20 @@
       </w:r>
       <w:r>
         <w:rPr>
+          <w:lang w:val="fr_FR" w:bidi="fr_FR"/>
+        </w:rPr>
+        <w:t>קִבְצ֣וּ זְקֵנִ֔ים אִסְפוּ֙ עֽוֹלָלִ֔ים וְ⁠יֹנְקֵ֖י שָׁדָ֑יִם</w:t>
+      </w:r>
+    </w:p>
+    <w:p>
+      <w:pPr/>
+      <w:r>
+        <w:rPr>
+          <w:lang w:val="fr_FR" w:bidi="fr_FR"/>
+        </w:rPr>
+      </w:r>
+      <w:r>
+        <w:rPr>
           <w:b/>
           <w:lang w:val="fr_FR" w:bidi="fr_FR"/>
         </w:rPr>
@@ -14665,6 +16695,20 @@
       </w:r>
       <w:r>
         <w:rPr>
+          <w:lang w:val="fr_FR" w:bidi="fr_FR"/>
+        </w:rPr>
+        <w:t>יֵצֵ֤א חָתָן֙ מֵֽ⁠חֶדְר֔⁠וֹ וְ⁠כַלָּ֖ה מֵ⁠חֻפָּתָֽ⁠הּ</w:t>
+      </w:r>
+    </w:p>
+    <w:p>
+      <w:pPr/>
+      <w:r>
+        <w:rPr>
+          <w:lang w:val="fr_FR" w:bidi="fr_FR"/>
+        </w:rPr>
+      </w:r>
+      <w:r>
+        <w:rPr>
           <w:b/>
           <w:lang w:val="fr_FR" w:bidi="fr_FR"/>
         </w:rPr>
@@ -14748,6 +16792,20 @@
       </w:r>
       <w:r>
         <w:rPr>
+          <w:lang w:val="fr_FR" w:bidi="fr_FR"/>
+        </w:rPr>
+        <w:t>בֵּ֤ין הָ⁠אוּלָם֙ וְ⁠לַ⁠מִּזְבֵּ֔חַ</w:t>
+      </w:r>
+    </w:p>
+    <w:p>
+      <w:pPr/>
+      <w:r>
+        <w:rPr>
+          <w:lang w:val="fr_FR" w:bidi="fr_FR"/>
+        </w:rPr>
+      </w:r>
+      <w:r>
+        <w:rPr>
           <w:b/>
           <w:lang w:val="fr_FR" w:bidi="fr_FR"/>
         </w:rPr>
@@ -14831,6 +16889,20 @@
       </w:r>
       <w:r>
         <w:rPr>
+          <w:lang w:val="fr_FR" w:bidi="fr_FR"/>
+        </w:rPr>
+        <w:t>וְ⁠אַל־תִּתֵּ֨ן נַחֲלָתְ⁠ךָ֤ לְ⁠חֶרְפָּה֙</w:t>
+      </w:r>
+    </w:p>
+    <w:p>
+      <w:pPr/>
+      <w:r>
+        <w:rPr>
+          <w:lang w:val="fr_FR" w:bidi="fr_FR"/>
+        </w:rPr>
+      </w:r>
+      <w:r>
+        <w:rPr>
           <w:b/>
           <w:lang w:val="fr_FR" w:bidi="fr_FR"/>
         </w:rPr>
@@ -14927,6 +16999,20 @@
       </w:r>
       <w:r>
         <w:rPr>
+          <w:lang w:val="fr_FR" w:bidi="fr_FR"/>
+        </w:rPr>
+        <w:t>נַחֲלָתְ⁠ךָ֤</w:t>
+      </w:r>
+    </w:p>
+    <w:p>
+      <w:pPr/>
+      <w:r>
+        <w:rPr>
+          <w:lang w:val="fr_FR" w:bidi="fr_FR"/>
+        </w:rPr>
+      </w:r>
+      <w:r>
+        <w:rPr>
           <w:b/>
           <w:lang w:val="fr_FR" w:bidi="fr_FR"/>
         </w:rPr>
@@ -15010,6 +17096,20 @@
       </w:r>
       <w:r>
         <w:rPr>
+          <w:lang w:val="fr_FR" w:bidi="fr_FR"/>
+        </w:rPr>
+        <w:t>לִ⁠מְשָׁל־בָּ֣⁠ם גּוֹיִ֔ם</w:t>
+      </w:r>
+    </w:p>
+    <w:p>
+      <w:pPr/>
+      <w:r>
+        <w:rPr>
+          <w:lang w:val="fr_FR" w:bidi="fr_FR"/>
+        </w:rPr>
+      </w:r>
+      <w:r>
+        <w:rPr>
           <w:b/>
           <w:lang w:val="fr_FR" w:bidi="fr_FR"/>
         </w:rPr>
@@ -15093,6 +17193,20 @@
       </w:r>
       <w:r>
         <w:rPr>
+          <w:lang w:val="fr_FR" w:bidi="fr_FR"/>
+        </w:rPr>
+        <w:t>לָ֚⁠מָּה יֹאמְר֣וּ בָֽ⁠עַמִּ֔ים אַיֵּ֖ה אֱלֹהֵי⁠הֶֽם</w:t>
+      </w:r>
+    </w:p>
+    <w:p>
+      <w:pPr/>
+      <w:r>
+        <w:rPr>
+          <w:lang w:val="fr_FR" w:bidi="fr_FR"/>
+        </w:rPr>
+      </w:r>
+      <w:r>
+        <w:rPr>
           <w:b/>
           <w:lang w:val="fr_FR" w:bidi="fr_FR"/>
         </w:rPr>
@@ -15176,6 +17290,20 @@
       </w:r>
       <w:r>
         <w:rPr>
+          <w:lang w:val="fr_FR" w:bidi="fr_FR"/>
+        </w:rPr>
+        <w:t>לָ֚⁠מָּה יֹאמְר֣וּ</w:t>
+      </w:r>
+    </w:p>
+    <w:p>
+      <w:pPr/>
+      <w:r>
+        <w:rPr>
+          <w:lang w:val="fr_FR" w:bidi="fr_FR"/>
+        </w:rPr>
+      </w:r>
+      <w:r>
+        <w:rPr>
           <w:b/>
           <w:lang w:val="fr_FR" w:bidi="fr_FR"/>
         </w:rPr>
@@ -15272,6 +17400,20 @@
       </w:r>
       <w:r>
         <w:rPr>
+          <w:lang w:val="fr_FR" w:bidi="fr_FR"/>
+        </w:rPr>
+        <w:t>לָ֚⁠מָּה יֹאמְר֣וּ בָֽ⁠עַמִּ֔ים</w:t>
+      </w:r>
+    </w:p>
+    <w:p>
+      <w:pPr/>
+      <w:r>
+        <w:rPr>
+          <w:lang w:val="fr_FR" w:bidi="fr_FR"/>
+        </w:rPr>
+      </w:r>
+      <w:r>
+        <w:rPr>
           <w:b/>
           <w:lang w:val="fr_FR" w:bidi="fr_FR"/>
         </w:rPr>
@@ -15369,6 +17511,20 @@
       </w:r>
       <w:r>
         <w:rPr>
+          <w:lang w:val="fr_FR" w:bidi="fr_FR"/>
+        </w:rPr>
+        <w:t>אַיֵּ֖ה אֱלֹהֵי⁠הֶֽם</w:t>
+      </w:r>
+    </w:p>
+    <w:p>
+      <w:pPr/>
+      <w:r>
+        <w:rPr>
+          <w:lang w:val="fr_FR" w:bidi="fr_FR"/>
+        </w:rPr>
+      </w:r>
+      <w:r>
+        <w:rPr>
           <w:b/>
           <w:lang w:val="fr_FR" w:bidi="fr_FR"/>
         </w:rPr>
@@ -15452,6 +17608,20 @@
       </w:r>
       <w:r>
         <w:rPr>
+          <w:lang w:val="fr_FR" w:bidi="fr_FR"/>
+        </w:rPr>
+        <w:t>וַ⁠יְקַנֵּ֥א יְהוָ֖ה לְ⁠אַרְצ֑⁠וֹ וַ⁠יַּחְמֹ֖ל עַל־עַמּֽ⁠וֹ</w:t>
+      </w:r>
+    </w:p>
+    <w:p>
+      <w:pPr/>
+      <w:r>
+        <w:rPr>
+          <w:lang w:val="fr_FR" w:bidi="fr_FR"/>
+        </w:rPr>
+      </w:r>
+      <w:r>
+        <w:rPr>
           <w:b/>
           <w:lang w:val="fr_FR" w:bidi="fr_FR"/>
         </w:rPr>
@@ -15549,6 +17719,20 @@
       </w:r>
       <w:r>
         <w:rPr>
+          <w:lang w:val="fr_FR" w:bidi="fr_FR"/>
+        </w:rPr>
+        <w:t>לְ⁠אַרְצ֑⁠וֹ</w:t>
+      </w:r>
+    </w:p>
+    <w:p>
+      <w:pPr/>
+      <w:r>
+        <w:rPr>
+          <w:lang w:val="fr_FR" w:bidi="fr_FR"/>
+        </w:rPr>
+      </w:r>
+      <w:r>
+        <w:rPr>
           <w:b/>
           <w:lang w:val="fr_FR" w:bidi="fr_FR"/>
         </w:rPr>
@@ -15645,6 +17829,20 @@
       </w:r>
       <w:r>
         <w:rPr>
+          <w:lang w:val="fr_FR" w:bidi="fr_FR"/>
+        </w:rPr>
+        <w:t>וַ⁠יַּ֨עַן יְהוָ֜ה וַ⁠יֹּ֣אמֶר</w:t>
+      </w:r>
+    </w:p>
+    <w:p>
+      <w:pPr/>
+      <w:r>
+        <w:rPr>
+          <w:lang w:val="fr_FR" w:bidi="fr_FR"/>
+        </w:rPr>
+      </w:r>
+      <w:r>
+        <w:rPr>
           <w:b/>
           <w:lang w:val="fr_FR" w:bidi="fr_FR"/>
         </w:rPr>
@@ -15728,6 +17926,20 @@
       </w:r>
       <w:r>
         <w:rPr>
+          <w:lang w:val="fr_FR" w:bidi="fr_FR"/>
+        </w:rPr>
+        <w:t>וַ⁠יַּ֨עַן יְהוָ֜ה וַ⁠יֹּ֣אמֶר</w:t>
+      </w:r>
+    </w:p>
+    <w:p>
+      <w:pPr/>
+      <w:r>
+        <w:rPr>
+          <w:lang w:val="fr_FR" w:bidi="fr_FR"/>
+        </w:rPr>
+      </w:r>
+      <w:r>
+        <w:rPr>
           <w:b/>
           <w:lang w:val="fr_FR" w:bidi="fr_FR"/>
         </w:rPr>
@@ -15850,6 +18062,20 @@
       </w:r>
       <w:r>
         <w:rPr>
+          <w:lang w:val="fr_FR" w:bidi="fr_FR"/>
+        </w:rPr>
+        <w:t>הִנְ⁠נִ֨י שֹׁלֵ֤חַ לָ⁠כֶם֙ אֶת־הַ⁠דָּגָן֙ וְ⁠הַ⁠תִּיר֣וֹשׁ וְ⁠הַ⁠יִּצְהָ֔ר</w:t>
+      </w:r>
+    </w:p>
+    <w:p>
+      <w:pPr/>
+      <w:r>
+        <w:rPr>
+          <w:lang w:val="fr_FR" w:bidi="fr_FR"/>
+        </w:rPr>
+      </w:r>
+      <w:r>
+        <w:rPr>
           <w:b/>
           <w:lang w:val="fr_FR" w:bidi="fr_FR"/>
         </w:rPr>
@@ -15933,6 +18159,20 @@
       </w:r>
       <w:r>
         <w:rPr>
+          <w:lang w:val="fr_FR" w:bidi="fr_FR"/>
+        </w:rPr>
+        <w:t>הִנְ⁠נִ֨י שֹׁלֵ֤חַ</w:t>
+      </w:r>
+    </w:p>
+    <w:p>
+      <w:pPr/>
+      <w:r>
+        <w:rPr>
+          <w:lang w:val="fr_FR" w:bidi="fr_FR"/>
+        </w:rPr>
+      </w:r>
+      <w:r>
+        <w:rPr>
           <w:b/>
           <w:lang w:val="fr_FR" w:bidi="fr_FR"/>
         </w:rPr>
@@ -16016,6 +18256,20 @@
       </w:r>
       <w:r>
         <w:rPr>
+          <w:lang w:val="fr_FR" w:bidi="fr_FR"/>
+        </w:rPr>
+        <w:t>אֹת֑⁠וֹ</w:t>
+      </w:r>
+    </w:p>
+    <w:p>
+      <w:pPr/>
+      <w:r>
+        <w:rPr>
+          <w:lang w:val="fr_FR" w:bidi="fr_FR"/>
+        </w:rPr>
+      </w:r>
+      <w:r>
+        <w:rPr>
           <w:b/>
           <w:lang w:val="fr_FR" w:bidi="fr_FR"/>
         </w:rPr>
@@ -16151,6 +18405,20 @@
       </w:r>
       <w:r>
         <w:rPr>
+          <w:lang w:val="fr_FR" w:bidi="fr_FR"/>
+        </w:rPr>
+        <w:t>וְ⁠לֹא־אֶתֵּ֨ן אֶתְ⁠כֶ֥ם ע֛וֹד חֶרְפָּ֖ה בַּ⁠גּוֹיִֽם</w:t>
+      </w:r>
+    </w:p>
+    <w:p>
+      <w:pPr/>
+      <w:r>
+        <w:rPr>
+          <w:lang w:val="fr_FR" w:bidi="fr_FR"/>
+        </w:rPr>
+      </w:r>
+      <w:r>
+        <w:rPr>
           <w:b/>
           <w:lang w:val="fr_FR" w:bidi="fr_FR"/>
         </w:rPr>
@@ -16247,6 +18515,20 @@
       </w:r>
       <w:r>
         <w:rPr>
+          <w:lang w:val="fr_FR" w:bidi="fr_FR"/>
+        </w:rPr>
+        <w:t>וְֽ⁠אֶת־הַ⁠צְּפוֹנִ֞י</w:t>
+      </w:r>
+    </w:p>
+    <w:p>
+      <w:pPr/>
+      <w:r>
+        <w:rPr>
+          <w:lang w:val="fr_FR" w:bidi="fr_FR"/>
+        </w:rPr>
+      </w:r>
+      <w:r>
+        <w:rPr>
           <w:b/>
           <w:lang w:val="fr_FR" w:bidi="fr_FR"/>
         </w:rPr>
@@ -16343,6 +18625,20 @@
       </w:r>
       <w:r>
         <w:rPr>
+          <w:lang w:val="fr_FR" w:bidi="fr_FR"/>
+        </w:rPr>
+        <w:t>אֶ֣רֶץ צִיָּ֣ה וּ⁠שְׁמָמָה֒</w:t>
+      </w:r>
+    </w:p>
+    <w:p>
+      <w:pPr/>
+      <w:r>
+        <w:rPr>
+          <w:lang w:val="fr_FR" w:bidi="fr_FR"/>
+        </w:rPr>
+      </w:r>
+      <w:r>
+        <w:rPr>
           <w:b/>
           <w:lang w:val="fr_FR" w:bidi="fr_FR"/>
         </w:rPr>
@@ -16452,6 +18748,20 @@
       </w:r>
       <w:r>
         <w:rPr>
+          <w:lang w:val="fr_FR" w:bidi="fr_FR"/>
+        </w:rPr>
+        <w:t>אֶ֣רֶץ צִיָּ֣ה וּ⁠שְׁמָמָה֒</w:t>
+      </w:r>
+    </w:p>
+    <w:p>
+      <w:pPr/>
+      <w:r>
+        <w:rPr>
+          <w:lang w:val="fr_FR" w:bidi="fr_FR"/>
+        </w:rPr>
+      </w:r>
+      <w:r>
+        <w:rPr>
           <w:b/>
           <w:lang w:val="fr_FR" w:bidi="fr_FR"/>
         </w:rPr>
@@ -16561,6 +18871,20 @@
       </w:r>
       <w:r>
         <w:rPr>
+          <w:lang w:val="fr_FR" w:bidi="fr_FR"/>
+        </w:rPr>
+        <w:t>אֶל &amp; אֶת־פָּנָ֗י⁠ו אֶל־הַ⁠יָּם֙ הַ⁠קַּדְמֹנִ֔י וְ⁠סֹפ֖⁠וֹ אֶל־הַ⁠יָּ֣ם הָ⁠אַֽחֲר֑וֹן</w:t>
+      </w:r>
+    </w:p>
+    <w:p>
+      <w:pPr/>
+      <w:r>
+        <w:rPr>
+          <w:lang w:val="fr_FR" w:bidi="fr_FR"/>
+        </w:rPr>
+      </w:r>
+      <w:r>
+        <w:rPr>
           <w:b/>
           <w:lang w:val="fr_FR" w:bidi="fr_FR"/>
         </w:rPr>
@@ -16682,6 +19006,20 @@
       </w:r>
       <w:r>
         <w:rPr>
+          <w:lang w:val="fr_FR" w:bidi="fr_FR"/>
+        </w:rPr>
+        <w:t>אֶל &amp; אֶת־פָּנָ֗י⁠ו אֶל־הַ⁠יָּם֙ הַ⁠קַּדְמֹנִ֔י וְ⁠סֹפ֖⁠וֹ אֶל־הַ⁠יָּ֣ם הָ⁠אַֽחֲר֑וֹן</w:t>
+      </w:r>
+    </w:p>
+    <w:p>
+      <w:pPr/>
+      <w:r>
+        <w:rPr>
+          <w:lang w:val="fr_FR" w:bidi="fr_FR"/>
+        </w:rPr>
+      </w:r>
+      <w:r>
+        <w:rPr>
           <w:b/>
           <w:lang w:val="fr_FR" w:bidi="fr_FR"/>
         </w:rPr>
@@ -16791,6 +19129,20 @@
       </w:r>
       <w:r>
         <w:rPr>
+          <w:lang w:val="fr_FR" w:bidi="fr_FR"/>
+        </w:rPr>
+        <w:t>וְ⁠עָלָ֣ה בָאְשׁ֗⁠וֹ וְ⁠תַ֨עַל֙ צַחֲנָת֔⁠וֹ</w:t>
+      </w:r>
+    </w:p>
+    <w:p>
+      <w:pPr/>
+      <w:r>
+        <w:rPr>
+          <w:lang w:val="fr_FR" w:bidi="fr_FR"/>
+        </w:rPr>
+      </w:r>
+      <w:r>
+        <w:rPr>
           <w:b/>
           <w:lang w:val="fr_FR" w:bidi="fr_FR"/>
         </w:rPr>
@@ -16901,6 +19253,20 @@
       </w:r>
       <w:r>
         <w:rPr>
+          <w:lang w:val="fr_FR" w:bidi="fr_FR"/>
+        </w:rPr>
+        <w:t>הִגְדִּ֖יל לַ⁠עֲשֽׂוֹת</w:t>
+      </w:r>
+    </w:p>
+    <w:p>
+      <w:pPr/>
+      <w:r>
+        <w:rPr>
+          <w:lang w:val="fr_FR" w:bidi="fr_FR"/>
+        </w:rPr>
+      </w:r>
+      <w:r>
+        <w:rPr>
           <w:b/>
           <w:lang w:val="fr_FR" w:bidi="fr_FR"/>
         </w:rPr>
@@ -16984,6 +19350,20 @@
       </w:r>
       <w:r>
         <w:rPr>
+          <w:lang w:val="fr_FR" w:bidi="fr_FR"/>
+        </w:rPr>
+        <w:t>כִּ֥י הִגְדִּ֖יל לַ⁠עֲשֽׂוֹת</w:t>
+      </w:r>
+    </w:p>
+    <w:p>
+      <w:pPr/>
+      <w:r>
+        <w:rPr>
+          <w:lang w:val="fr_FR" w:bidi="fr_FR"/>
+        </w:rPr>
+      </w:r>
+      <w:r>
+        <w:rPr>
           <w:b/>
           <w:lang w:val="fr_FR" w:bidi="fr_FR"/>
         </w:rPr>
@@ -17067,6 +19447,20 @@
       </w:r>
       <w:r>
         <w:rPr>
+          <w:lang w:val="fr_FR" w:bidi="fr_FR"/>
+        </w:rPr>
+        <w:t>אַל־תִּֽירְאִ֖י אֲדָמָ֑ה גִּ֣ילִי וּ⁠שְׂמָ֔חִי</w:t>
+      </w:r>
+    </w:p>
+    <w:p>
+      <w:pPr/>
+      <w:r>
+        <w:rPr>
+          <w:lang w:val="fr_FR" w:bidi="fr_FR"/>
+        </w:rPr>
+      </w:r>
+      <w:r>
+        <w:rPr>
           <w:b/>
           <w:lang w:val="fr_FR" w:bidi="fr_FR"/>
         </w:rPr>
@@ -17163,6 +19557,20 @@
       </w:r>
       <w:r>
         <w:rPr>
+          <w:lang w:val="fr_FR" w:bidi="fr_FR"/>
+        </w:rPr>
+        <w:t>גִּ֣ילִי וּ⁠שְׂמָ֔חִי</w:t>
+      </w:r>
+    </w:p>
+    <w:p>
+      <w:pPr/>
+      <w:r>
+        <w:rPr>
+          <w:lang w:val="fr_FR" w:bidi="fr_FR"/>
+        </w:rPr>
+      </w:r>
+      <w:r>
+        <w:rPr>
           <w:b/>
           <w:lang w:val="fr_FR" w:bidi="fr_FR"/>
         </w:rPr>
@@ -17272,6 +19680,20 @@
       </w:r>
       <w:r>
         <w:rPr>
+          <w:lang w:val="fr_FR" w:bidi="fr_FR"/>
+        </w:rPr>
+        <w:t>הִגְדִּ֥יל יְהוָ֖ה לַ⁠עֲשֽׂוֹת</w:t>
+      </w:r>
+    </w:p>
+    <w:p>
+      <w:pPr/>
+      <w:r>
+        <w:rPr>
+          <w:lang w:val="fr_FR" w:bidi="fr_FR"/>
+        </w:rPr>
+      </w:r>
+      <w:r>
+        <w:rPr>
           <w:b/>
           <w:lang w:val="fr_FR" w:bidi="fr_FR"/>
         </w:rPr>
@@ -17355,6 +19777,20 @@
       </w:r>
       <w:r>
         <w:rPr>
+          <w:lang w:val="fr_FR" w:bidi="fr_FR"/>
+        </w:rPr>
+        <w:t>הִגְדִּ֥יל יְהוָ֖ה לַ⁠עֲשֽׂוֹת</w:t>
+      </w:r>
+    </w:p>
+    <w:p>
+      <w:pPr/>
+      <w:r>
+        <w:rPr>
+          <w:lang w:val="fr_FR" w:bidi="fr_FR"/>
+        </w:rPr>
+      </w:r>
+      <w:r>
+        <w:rPr>
           <w:b/>
           <w:lang w:val="fr_FR" w:bidi="fr_FR"/>
         </w:rPr>
@@ -17438,6 +19874,20 @@
       </w:r>
       <w:r>
         <w:rPr>
+          <w:lang w:val="fr_FR" w:bidi="fr_FR"/>
+        </w:rPr>
+        <w:t>אַל־תִּֽירְאוּ֙ בַּהֲמ֣וֹת שָׂדַ֔י</w:t>
+      </w:r>
+    </w:p>
+    <w:p>
+      <w:pPr/>
+      <w:r>
+        <w:rPr>
+          <w:lang w:val="fr_FR" w:bidi="fr_FR"/>
+        </w:rPr>
+      </w:r>
+      <w:r>
+        <w:rPr>
           <w:b/>
           <w:lang w:val="fr_FR" w:bidi="fr_FR"/>
         </w:rPr>
@@ -17534,6 +19984,20 @@
       </w:r>
       <w:r>
         <w:rPr>
+          <w:lang w:val="fr_FR" w:bidi="fr_FR"/>
+        </w:rPr>
+        <w:t>דָשְׁא֖וּ נְא֣וֹת מִדְבָּ֑ר כִּֽי־עֵץ֙ נָשָׂ֣א פִרְי֔⁠וֹ תְּאֵנָ֥ה וָ⁠גֶ֖פֶן נָתְנ֥וּ חֵילָֽ⁠ם</w:t>
+      </w:r>
+    </w:p>
+    <w:p>
+      <w:pPr/>
+      <w:r>
+        <w:rPr>
+          <w:lang w:val="fr_FR" w:bidi="fr_FR"/>
+        </w:rPr>
+      </w:r>
+      <w:r>
+        <w:rPr>
           <w:b/>
           <w:lang w:val="fr_FR" w:bidi="fr_FR"/>
         </w:rPr>
@@ -17617,6 +20081,20 @@
       </w:r>
       <w:r>
         <w:rPr>
+          <w:lang w:val="fr_FR" w:bidi="fr_FR"/>
+        </w:rPr>
+        <w:t>עֵץ֙ נָשָׂ֣א פִרְי֔⁠וֹ תְּאֵנָ֥ה וָ⁠גֶ֖פֶן נָתְנ֥וּ חֵילָֽ⁠ם</w:t>
+      </w:r>
+    </w:p>
+    <w:p>
+      <w:pPr/>
+      <w:r>
+        <w:rPr>
+          <w:lang w:val="fr_FR" w:bidi="fr_FR"/>
+        </w:rPr>
+      </w:r>
+      <w:r>
+        <w:rPr>
           <w:b/>
           <w:lang w:val="fr_FR" w:bidi="fr_FR"/>
         </w:rPr>
@@ -17739,6 +20217,20 @@
       </w:r>
       <w:r>
         <w:rPr>
+          <w:lang w:val="fr_FR" w:bidi="fr_FR"/>
+        </w:rPr>
+        <w:t>חֵילָֽ⁠ם</w:t>
+      </w:r>
+    </w:p>
+    <w:p>
+      <w:pPr/>
+      <w:r>
+        <w:rPr>
+          <w:lang w:val="fr_FR" w:bidi="fr_FR"/>
+        </w:rPr>
+      </w:r>
+      <w:r>
+        <w:rPr>
           <w:b/>
           <w:lang w:val="fr_FR" w:bidi="fr_FR"/>
         </w:rPr>
@@ -17835,6 +20327,20 @@
       </w:r>
       <w:r>
         <w:rPr>
+          <w:lang w:val="fr_FR" w:bidi="fr_FR"/>
+        </w:rPr>
+        <w:t>וּ⁠בְנֵ֣י צִיּ֗וֹן</w:t>
+      </w:r>
+    </w:p>
+    <w:p>
+      <w:pPr/>
+      <w:r>
+        <w:rPr>
+          <w:lang w:val="fr_FR" w:bidi="fr_FR"/>
+        </w:rPr>
+      </w:r>
+      <w:r>
+        <w:rPr>
           <w:b/>
           <w:lang w:val="fr_FR" w:bidi="fr_FR"/>
         </w:rPr>
@@ -17931,6 +20437,20 @@
       </w:r>
       <w:r>
         <w:rPr>
+          <w:lang w:val="fr_FR" w:bidi="fr_FR"/>
+        </w:rPr>
+        <w:t>אֱלֹֽהֵי⁠כֶ֔ם</w:t>
+      </w:r>
+    </w:p>
+    <w:p>
+      <w:pPr/>
+      <w:r>
+        <w:rPr>
+          <w:lang w:val="fr_FR" w:bidi="fr_FR"/>
+        </w:rPr>
+      </w:r>
+      <w:r>
+        <w:rPr>
           <w:b/>
           <w:lang w:val="fr_FR" w:bidi="fr_FR"/>
         </w:rPr>
@@ -18027,6 +20547,20 @@
       </w:r>
       <w:r>
         <w:rPr>
+          <w:lang w:val="fr_FR" w:bidi="fr_FR"/>
+        </w:rPr>
+        <w:t>נָתַ֥ן לָ⁠כֶ֛ם אֶת־הַ⁠מּוֹרֶ֖ה לִ⁠צְדָקָ֑ה וַ⁠יּ֣וֹרֶד לָ⁠כֶ֗ם גֶּ֛שֶׁם</w:t>
+      </w:r>
+    </w:p>
+    <w:p>
+      <w:pPr/>
+      <w:r>
+        <w:rPr>
+          <w:lang w:val="fr_FR" w:bidi="fr_FR"/>
+        </w:rPr>
+      </w:r>
+      <w:r>
+        <w:rPr>
           <w:b/>
           <w:lang w:val="fr_FR" w:bidi="fr_FR"/>
         </w:rPr>
@@ -18110,6 +20644,20 @@
       </w:r>
       <w:r>
         <w:rPr>
+          <w:lang w:val="fr_FR" w:bidi="fr_FR"/>
+        </w:rPr>
+        <w:t>לִ⁠צְדָקָ֑ה</w:t>
+      </w:r>
+    </w:p>
+    <w:p>
+      <w:pPr/>
+      <w:r>
+        <w:rPr>
+          <w:lang w:val="fr_FR" w:bidi="fr_FR"/>
+        </w:rPr>
+      </w:r>
+      <w:r>
+        <w:rPr>
           <w:b/>
           <w:lang w:val="fr_FR" w:bidi="fr_FR"/>
         </w:rPr>
@@ -18218,6 +20766,20 @@
       </w:r>
       <w:r>
         <w:rPr>
+          <w:lang w:val="fr_FR" w:bidi="fr_FR"/>
+        </w:rPr>
+        <w:t>גֶּ֛שֶׁם</w:t>
+      </w:r>
+    </w:p>
+    <w:p>
+      <w:pPr/>
+      <w:r>
+        <w:rPr>
+          <w:lang w:val="fr_FR" w:bidi="fr_FR"/>
+        </w:rPr>
+      </w:r>
+      <w:r>
+        <w:rPr>
           <w:b/>
           <w:lang w:val="fr_FR" w:bidi="fr_FR"/>
         </w:rPr>
@@ -18314,6 +20876,20 @@
       </w:r>
       <w:r>
         <w:rPr>
+          <w:lang w:val="fr_FR" w:bidi="fr_FR"/>
+        </w:rPr>
+        <w:t>מוֹרֶ֥ה וּ⁠מַלְק֖וֹשׁ</w:t>
+      </w:r>
+    </w:p>
+    <w:p>
+      <w:pPr/>
+      <w:r>
+        <w:rPr>
+          <w:lang w:val="fr_FR" w:bidi="fr_FR"/>
+        </w:rPr>
+      </w:r>
+      <w:r>
+        <w:rPr>
           <w:b/>
           <w:lang w:val="fr_FR" w:bidi="fr_FR"/>
         </w:rPr>
@@ -18437,6 +21013,20 @@
       </w:r>
       <w:r>
         <w:rPr>
+          <w:lang w:val="fr_FR" w:bidi="fr_FR"/>
+        </w:rPr>
+        <w:t>בָּ⁠רִאשֽׁוֹן</w:t>
+      </w:r>
+    </w:p>
+    <w:p>
+      <w:pPr/>
+      <w:r>
+        <w:rPr>
+          <w:lang w:val="fr_FR" w:bidi="fr_FR"/>
+        </w:rPr>
+      </w:r>
+      <w:r>
+        <w:rPr>
           <w:b/>
           <w:lang w:val="fr_FR" w:bidi="fr_FR"/>
         </w:rPr>
@@ -18561,6 +21151,20 @@
       </w:r>
       <w:r>
         <w:rPr>
+          <w:lang w:val="fr_FR" w:bidi="fr_FR"/>
+        </w:rPr>
+        <w:t>וְ⁠הֵשִׁ֥יקוּ הַ⁠יְקָבִ֖ים תִּיר֥וֹשׁ וְ⁠יִצְהָֽר</w:t>
+      </w:r>
+    </w:p>
+    <w:p>
+      <w:pPr/>
+      <w:r>
+        <w:rPr>
+          <w:lang w:val="fr_FR" w:bidi="fr_FR"/>
+        </w:rPr>
+      </w:r>
+      <w:r>
+        <w:rPr>
           <w:b/>
           <w:lang w:val="fr_FR" w:bidi="fr_FR"/>
         </w:rPr>
@@ -18644,6 +21248,20 @@
       </w:r>
       <w:r>
         <w:rPr>
+          <w:lang w:val="fr_FR" w:bidi="fr_FR"/>
+        </w:rPr>
+        <w:t>וְ⁠שִׁלַּמְתִּ֤י לָ⁠כֶם֙ אֶת־הַ⁠שָּׁנִ֔ים</w:t>
+      </w:r>
+    </w:p>
+    <w:p>
+      <w:pPr/>
+      <w:r>
+        <w:rPr>
+          <w:lang w:val="fr_FR" w:bidi="fr_FR"/>
+        </w:rPr>
+      </w:r>
+      <w:r>
+        <w:rPr>
           <w:b/>
           <w:lang w:val="fr_FR" w:bidi="fr_FR"/>
         </w:rPr>
@@ -18727,6 +21345,20 @@
       </w:r>
       <w:r>
         <w:rPr>
+          <w:lang w:val="fr_FR" w:bidi="fr_FR"/>
+        </w:rPr>
+        <w:t>אֶת־הַ⁠שָּׁנִ֔ים</w:t>
+      </w:r>
+    </w:p>
+    <w:p>
+      <w:pPr/>
+      <w:r>
+        <w:rPr>
+          <w:lang w:val="fr_FR" w:bidi="fr_FR"/>
+        </w:rPr>
+      </w:r>
+      <w:r>
+        <w:rPr>
           <w:b/>
           <w:lang w:val="fr_FR" w:bidi="fr_FR"/>
         </w:rPr>
@@ -18823,6 +21455,20 @@
       </w:r>
       <w:r>
         <w:rPr>
+          <w:lang w:val="fr_FR" w:bidi="fr_FR"/>
+        </w:rPr>
+        <w:t>חֵילִ⁠י֙ הַ⁠גָּד֔וֹל</w:t>
+      </w:r>
+    </w:p>
+    <w:p>
+      <w:pPr/>
+      <w:r>
+        <w:rPr>
+          <w:lang w:val="fr_FR" w:bidi="fr_FR"/>
+        </w:rPr>
+      </w:r>
+      <w:r>
+        <w:rPr>
           <w:b/>
           <w:lang w:val="fr_FR" w:bidi="fr_FR"/>
         </w:rPr>
@@ -18919,6 +21565,20 @@
       </w:r>
       <w:r>
         <w:rPr>
+          <w:lang w:val="fr_FR" w:bidi="fr_FR"/>
+        </w:rPr>
+        <w:t>וַ⁠אֲכַלְתֶּ֤ם אָכוֹל֙</w:t>
+      </w:r>
+    </w:p>
+    <w:p>
+      <w:pPr/>
+      <w:r>
+        <w:rPr>
+          <w:lang w:val="fr_FR" w:bidi="fr_FR"/>
+        </w:rPr>
+      </w:r>
+      <w:r>
+        <w:rPr>
           <w:b/>
           <w:lang w:val="fr_FR" w:bidi="fr_FR"/>
         </w:rPr>
@@ -19014,6 +21674,20 @@
       </w:r>
       <w:r>
         <w:rPr>
+          <w:lang w:val="fr_FR" w:bidi="fr_FR"/>
+        </w:rPr>
+        <w:t>אֶת־שֵׁ֤ם יְהוָה֙ אֱלֹ֣הֵי⁠כֶ֔ם</w:t>
+      </w:r>
+    </w:p>
+    <w:p>
+      <w:pPr/>
+      <w:r>
+        <w:rPr>
+          <w:lang w:val="fr_FR" w:bidi="fr_FR"/>
+        </w:rPr>
+      </w:r>
+      <w:r>
+        <w:rPr>
           <w:b/>
           <w:lang w:val="fr_FR" w:bidi="fr_FR"/>
         </w:rPr>
@@ -19097,6 +21771,20 @@
       </w:r>
       <w:r>
         <w:rPr>
+          <w:lang w:val="fr_FR" w:bidi="fr_FR"/>
+        </w:rPr>
+        <w:t>אֶת־שֵׁ֤ם</w:t>
+      </w:r>
+    </w:p>
+    <w:p>
+      <w:pPr/>
+      <w:r>
+        <w:rPr>
+          <w:lang w:val="fr_FR" w:bidi="fr_FR"/>
+        </w:rPr>
+      </w:r>
+      <w:r>
+        <w:rPr>
           <w:b/>
           <w:lang w:val="fr_FR" w:bidi="fr_FR"/>
         </w:rPr>
@@ -19193,6 +21881,20 @@
       </w:r>
       <w:r>
         <w:rPr>
+          <w:lang w:val="fr_FR" w:bidi="fr_FR"/>
+        </w:rPr>
+        <w:t>אֲשֶׁר־עָשָׂ֥ה עִמָּ⁠כֶ֖ם לְ⁠הַפְלִ֑יא</w:t>
+      </w:r>
+    </w:p>
+    <w:p>
+      <w:pPr/>
+      <w:r>
+        <w:rPr>
+          <w:lang w:val="fr_FR" w:bidi="fr_FR"/>
+        </w:rPr>
+      </w:r>
+      <w:r>
+        <w:rPr>
           <w:b/>
           <w:lang w:val="fr_FR" w:bidi="fr_FR"/>
         </w:rPr>
@@ -19276,6 +21978,20 @@
       </w:r>
       <w:r>
         <w:rPr>
+          <w:lang w:val="fr_FR" w:bidi="fr_FR"/>
+        </w:rPr>
+        <w:t>וְ⁠לֹא־יֵבֹ֥שׁוּ עַמִּ֖⁠י לְ⁠עוֹלָֽם</w:t>
+      </w:r>
+    </w:p>
+    <w:p>
+      <w:pPr/>
+      <w:r>
+        <w:rPr>
+          <w:lang w:val="fr_FR" w:bidi="fr_FR"/>
+        </w:rPr>
+      </w:r>
+      <w:r>
+        <w:rPr>
           <w:b/>
           <w:lang w:val="fr_FR" w:bidi="fr_FR"/>
         </w:rPr>
@@ -19372,6 +22088,20 @@
       </w:r>
       <w:r>
         <w:rPr>
+          <w:lang w:val="fr_FR" w:bidi="fr_FR"/>
+        </w:rPr>
+        <w:t>יִשְׂרָאֵל֙</w:t>
+      </w:r>
+    </w:p>
+    <w:p>
+      <w:pPr/>
+      <w:r>
+        <w:rPr>
+          <w:lang w:val="fr_FR" w:bidi="fr_FR"/>
+        </w:rPr>
+      </w:r>
+      <w:r>
+        <w:rPr>
           <w:b/>
           <w:lang w:val="fr_FR" w:bidi="fr_FR"/>
         </w:rPr>
@@ -19468,6 +22198,20 @@
       </w:r>
       <w:r>
         <w:rPr>
+          <w:lang w:val="fr_FR" w:bidi="fr_FR"/>
+        </w:rPr>
+        <w:t>וְ⁠לֹא־יֵבֹ֥שׁוּ עַמִּ֖⁠י לְ⁠עוֹלָֽם</w:t>
+      </w:r>
+    </w:p>
+    <w:p>
+      <w:pPr/>
+      <w:r>
+        <w:rPr>
+          <w:lang w:val="fr_FR" w:bidi="fr_FR"/>
+        </w:rPr>
+      </w:r>
+      <w:r>
+        <w:rPr>
           <w:b/>
           <w:lang w:val="fr_FR" w:bidi="fr_FR"/>
         </w:rPr>
@@ -19564,6 +22308,20 @@
       </w:r>
       <w:r>
         <w:rPr>
+          <w:lang w:val="fr_FR" w:bidi="fr_FR"/>
+        </w:rPr>
+        <w:t>וְ⁠הָיָ֣ה אַֽחֲרֵי־כֵ֗ן</w:t>
+      </w:r>
+    </w:p>
+    <w:p>
+      <w:pPr/>
+      <w:r>
+        <w:rPr>
+          <w:lang w:val="fr_FR" w:bidi="fr_FR"/>
+        </w:rPr>
+      </w:r>
+      <w:r>
+        <w:rPr>
           <w:b/>
           <w:lang w:val="fr_FR" w:bidi="fr_FR"/>
         </w:rPr>
@@ -19647,6 +22405,20 @@
       </w:r>
       <w:r>
         <w:rPr>
+          <w:lang w:val="fr_FR" w:bidi="fr_FR"/>
+        </w:rPr>
+        <w:t>אֶשְׁפּ֤וֹךְ אֶת־רוּחִ⁠י֙ עַל־כָּל־בָּשָׂ֔ר</w:t>
+      </w:r>
+    </w:p>
+    <w:p>
+      <w:pPr/>
+      <w:r>
+        <w:rPr>
+          <w:lang w:val="fr_FR" w:bidi="fr_FR"/>
+        </w:rPr>
+      </w:r>
+      <w:r>
+        <w:rPr>
           <w:b/>
           <w:lang w:val="fr_FR" w:bidi="fr_FR"/>
         </w:rPr>
@@ -19730,6 +22502,20 @@
       </w:r>
       <w:r>
         <w:rPr>
+          <w:lang w:val="fr_FR" w:bidi="fr_FR"/>
+        </w:rPr>
+        <w:t>עַל־כָּל־בָּשָׂ֔ר</w:t>
+      </w:r>
+    </w:p>
+    <w:p>
+      <w:pPr/>
+      <w:r>
+        <w:rPr>
+          <w:lang w:val="fr_FR" w:bidi="fr_FR"/>
+        </w:rPr>
+      </w:r>
+      <w:r>
+        <w:rPr>
           <w:b/>
           <w:lang w:val="fr_FR" w:bidi="fr_FR"/>
         </w:rPr>
@@ -19838,6 +22624,20 @@
       </w:r>
       <w:r>
         <w:rPr>
+          <w:lang w:val="fr_FR" w:bidi="fr_FR"/>
+        </w:rPr>
+        <w:t>עַל־כָּל־בָּשָׂ֔ר</w:t>
+      </w:r>
+    </w:p>
+    <w:p>
+      <w:pPr/>
+      <w:r>
+        <w:rPr>
+          <w:lang w:val="fr_FR" w:bidi="fr_FR"/>
+        </w:rPr>
+      </w:r>
+      <w:r>
+        <w:rPr>
           <w:b/>
           <w:lang w:val="fr_FR" w:bidi="fr_FR"/>
         </w:rPr>
@@ -19934,6 +22734,20 @@
       </w:r>
       <w:r>
         <w:rPr>
+          <w:lang w:val="fr_FR" w:bidi="fr_FR"/>
+        </w:rPr>
+        <w:t>וְ⁠נִבְּא֖וּ בְּנֵי⁠כֶ֣ם וּ⁠בְנֽוֹתֵי⁠כֶ֑ם</w:t>
+      </w:r>
+    </w:p>
+    <w:p>
+      <w:pPr/>
+      <w:r>
+        <w:rPr>
+          <w:lang w:val="fr_FR" w:bidi="fr_FR"/>
+        </w:rPr>
+      </w:r>
+      <w:r>
+        <w:rPr>
           <w:b/>
           <w:lang w:val="fr_FR" w:bidi="fr_FR"/>
         </w:rPr>
@@ -20017,6 +22831,20 @@
       </w:r>
       <w:r>
         <w:rPr>
+          <w:lang w:val="fr_FR" w:bidi="fr_FR"/>
+        </w:rPr>
+        <w:t>זִקְנֵי⁠כֶם֙ חֲלֹמ֣וֹת יַחֲלֹמ֔וּ⁠ן בַּח֣וּרֵי⁠כֶ֔ם חֶזְיֹנ֖וֹת יִרְאֽוּ</w:t>
+      </w:r>
+    </w:p>
+    <w:p>
+      <w:pPr/>
+      <w:r>
+        <w:rPr>
+          <w:lang w:val="fr_FR" w:bidi="fr_FR"/>
+        </w:rPr>
+      </w:r>
+      <w:r>
+        <w:rPr>
           <w:b/>
           <w:lang w:val="fr_FR" w:bidi="fr_FR"/>
         </w:rPr>
@@ -20114,6 +22942,20 @@
       </w:r>
       <w:r>
         <w:rPr>
+          <w:lang w:val="fr_FR" w:bidi="fr_FR"/>
+        </w:rPr>
+        <w:t>חֲלֹמ֣וֹת</w:t>
+      </w:r>
+    </w:p>
+    <w:p>
+      <w:pPr/>
+      <w:r>
+        <w:rPr>
+          <w:lang w:val="fr_FR" w:bidi="fr_FR"/>
+        </w:rPr>
+      </w:r>
+      <w:r>
+        <w:rPr>
           <w:b/>
           <w:lang w:val="fr_FR" w:bidi="fr_FR"/>
         </w:rPr>
@@ -20210,6 +23052,20 @@
       </w:r>
       <w:r>
         <w:rPr>
+          <w:lang w:val="fr_FR" w:bidi="fr_FR"/>
+        </w:rPr>
+        <w:t>וְ⁠גַ֥ם עַל־הָֽ⁠עֲבָדִ֖ים וְ⁠עַל־הַ⁠שְּׁפָח֑וֹת</w:t>
+      </w:r>
+    </w:p>
+    <w:p>
+      <w:pPr/>
+      <w:r>
+        <w:rPr>
+          <w:lang w:val="fr_FR" w:bidi="fr_FR"/>
+        </w:rPr>
+      </w:r>
+      <w:r>
+        <w:rPr>
           <w:b/>
           <w:lang w:val="fr_FR" w:bidi="fr_FR"/>
         </w:rPr>
@@ -20282,6 +23138,20 @@
         <w:rPr>
           <w:lang w:val="fr_FR" w:bidi="fr_FR"/>
         </w:rPr>
+      </w:r>
+    </w:p>
+    <w:p>
+      <w:pPr/>
+      <w:r>
+        <w:rPr>
+          <w:lang w:val="fr_FR" w:bidi="fr_FR"/>
+        </w:rPr>
+      </w:r>
+      <w:r>
+        <w:rPr>
+          <w:lang w:val="fr_FR" w:bidi="fr_FR"/>
+        </w:rPr>
+        <w:t>בַּ⁠יָּמִ֣ים הָ⁠הֵ֔מָּה</w:t>
       </w:r>
     </w:p>
     <w:p>
@@ -20586,6 +23456,20 @@
       </w:r>
       <w:r>
         <w:rPr>
+          <w:lang w:val="fr_FR" w:bidi="fr_FR"/>
+        </w:rPr>
+        <w:t>הַ⁠שֶּׁ֨מֶשׁ֙ יֵהָפֵ֣ךְ לְ⁠חֹ֔שֶׁךְ וְ⁠הַ⁠יָּרֵ֖חַ לְ⁠דָ֑ם</w:t>
+      </w:r>
+    </w:p>
+    <w:p>
+      <w:pPr/>
+      <w:r>
+        <w:rPr>
+          <w:lang w:val="fr_FR" w:bidi="fr_FR"/>
+        </w:rPr>
+      </w:r>
+      <w:r>
+        <w:rPr>
           <w:b/>
           <w:lang w:val="fr_FR" w:bidi="fr_FR"/>
         </w:rPr>
@@ -20669,6 +23553,20 @@
       </w:r>
       <w:r>
         <w:rPr>
+          <w:lang w:val="fr_FR" w:bidi="fr_FR"/>
+        </w:rPr>
+        <w:t>הַ⁠שֶּׁ֨מֶשׁ֙ יֵהָפֵ֣ךְ לְ⁠חֹ֔שֶׁךְ וְ⁠הַ⁠יָּרֵ֖חַ לְ⁠דָ֑ם</w:t>
+      </w:r>
+    </w:p>
+    <w:p>
+      <w:pPr/>
+      <w:r>
+        <w:rPr>
+          <w:lang w:val="fr_FR" w:bidi="fr_FR"/>
+        </w:rPr>
+      </w:r>
+      <w:r>
+        <w:rPr>
           <w:b/>
           <w:lang w:val="fr_FR" w:bidi="fr_FR"/>
         </w:rPr>
@@ -20752,6 +23650,20 @@
       </w:r>
       <w:r>
         <w:rPr>
+          <w:lang w:val="fr_FR" w:bidi="fr_FR"/>
+        </w:rPr>
+        <w:t>וְ⁠הַ⁠יָּרֵ֖חַ לְ⁠דָ֑ם</w:t>
+      </w:r>
+    </w:p>
+    <w:p>
+      <w:pPr/>
+      <w:r>
+        <w:rPr>
+          <w:lang w:val="fr_FR" w:bidi="fr_FR"/>
+        </w:rPr>
+      </w:r>
+      <w:r>
+        <w:rPr>
           <w:b/>
           <w:lang w:val="fr_FR" w:bidi="fr_FR"/>
         </w:rPr>
@@ -20835,6 +23747,20 @@
       </w:r>
       <w:r>
         <w:rPr>
+          <w:lang w:val="fr_FR" w:bidi="fr_FR"/>
+        </w:rPr>
+        <w:t>לִ⁠פְנֵ֗י בּ֚וֹא י֣וֹם יְהוָ֔ה הַ⁠גָּד֖וֹל וְ⁠הַ⁠נּוֹרָֽא</w:t>
+      </w:r>
+    </w:p>
+    <w:p>
+      <w:pPr/>
+      <w:r>
+        <w:rPr>
+          <w:lang w:val="fr_FR" w:bidi="fr_FR"/>
+        </w:rPr>
+      </w:r>
+      <w:r>
+        <w:rPr>
           <w:b/>
           <w:lang w:val="fr_FR" w:bidi="fr_FR"/>
         </w:rPr>
@@ -20920,6 +23846,20 @@
         <w:rPr>
           <w:lang w:val="fr_FR" w:bidi="fr_FR"/>
         </w:rPr>
+      </w:r>
+    </w:p>
+    <w:p>
+      <w:pPr/>
+      <w:r>
+        <w:rPr>
+          <w:lang w:val="fr_FR" w:bidi="fr_FR"/>
+        </w:rPr>
+      </w:r>
+      <w:r>
+        <w:rPr>
+          <w:lang w:val="fr_FR" w:bidi="fr_FR"/>
+        </w:rPr>
+        <w:t>י֣וֹם יְהוָ֔ה הַ⁠גָּד֖וֹל וְ⁠הַ⁠נּוֹרָֽא</w:t>
       </w:r>
     </w:p>
     <w:p>
@@ -21115,6 +24055,20 @@
       </w:r>
       <w:r>
         <w:rPr>
+          <w:lang w:val="fr_FR" w:bidi="fr_FR"/>
+        </w:rPr>
+        <w:t>וְ⁠הָיָ֗ה</w:t>
+      </w:r>
+    </w:p>
+    <w:p>
+      <w:pPr/>
+      <w:r>
+        <w:rPr>
+          <w:lang w:val="fr_FR" w:bidi="fr_FR"/>
+        </w:rPr>
+      </w:r>
+      <w:r>
+        <w:rPr>
           <w:b/>
           <w:lang w:val="fr_FR" w:bidi="fr_FR"/>
         </w:rPr>
@@ -21198,6 +24152,20 @@
       </w:r>
       <w:r>
         <w:rPr>
+          <w:lang w:val="fr_FR" w:bidi="fr_FR"/>
+        </w:rPr>
+        <w:t>כֹּ֧ל אֲשֶׁר־יִקְרָ֛א בְּ⁠שֵׁ֥ם יְהוָ֖ה יִמָּלֵ֑ט &amp; יְהוָ֔ה</w:t>
+      </w:r>
+    </w:p>
+    <w:p>
+      <w:pPr/>
+      <w:r>
+        <w:rPr>
+          <w:lang w:val="fr_FR" w:bidi="fr_FR"/>
+        </w:rPr>
+      </w:r>
+      <w:r>
+        <w:rPr>
           <w:b/>
           <w:lang w:val="fr_FR" w:bidi="fr_FR"/>
         </w:rPr>
@@ -21281,6 +24249,20 @@
       </w:r>
       <w:r>
         <w:rPr>
+          <w:lang w:val="fr_FR" w:bidi="fr_FR"/>
+        </w:rPr>
+        <w:t>בְּ⁠שֵׁ֥ם יְהוָ֖ה &amp; יְהוָ֔ה</w:t>
+      </w:r>
+    </w:p>
+    <w:p>
+      <w:pPr/>
+      <w:r>
+        <w:rPr>
+          <w:lang w:val="fr_FR" w:bidi="fr_FR"/>
+        </w:rPr>
+      </w:r>
+      <w:r>
+        <w:rPr>
           <w:b/>
           <w:lang w:val="fr_FR" w:bidi="fr_FR"/>
         </w:rPr>
@@ -21377,6 +24359,20 @@
       </w:r>
       <w:r>
         <w:rPr>
+          <w:lang w:val="fr_FR" w:bidi="fr_FR"/>
+        </w:rPr>
+        <w:t>בְּ⁠שֵׁ֥ם יְהוָ֖ה &amp; יְהוָ֔ה</w:t>
+      </w:r>
+    </w:p>
+    <w:p>
+      <w:pPr/>
+      <w:r>
+        <w:rPr>
+          <w:lang w:val="fr_FR" w:bidi="fr_FR"/>
+        </w:rPr>
+      </w:r>
+      <w:r>
+        <w:rPr>
           <w:b/>
           <w:lang w:val="fr_FR" w:bidi="fr_FR"/>
         </w:rPr>
@@ -21460,6 +24456,20 @@
       </w:r>
       <w:r>
         <w:rPr>
+          <w:lang w:val="fr_FR" w:bidi="fr_FR"/>
+        </w:rPr>
+        <w:t>כִּ֠י בְּ⁠הַר־צִיּ֨וֹן וּ⁠בִ⁠ירוּשָׁלִַ֜ם תִּֽהְיֶ֣ה פְלֵיטָ֗ה</w:t>
+      </w:r>
+    </w:p>
+    <w:p>
+      <w:pPr/>
+      <w:r>
+        <w:rPr>
+          <w:lang w:val="fr_FR" w:bidi="fr_FR"/>
+        </w:rPr>
+      </w:r>
+      <w:r>
+        <w:rPr>
           <w:b/>
           <w:lang w:val="fr_FR" w:bidi="fr_FR"/>
         </w:rPr>
@@ -21556,6 +24566,20 @@
       </w:r>
       <w:r>
         <w:rPr>
+          <w:lang w:val="fr_FR" w:bidi="fr_FR"/>
+        </w:rPr>
+        <w:t>בְּ⁠הַר־צִיּ֨וֹן וּ⁠בִ⁠ירוּשָׁלִַ֜ם</w:t>
+      </w:r>
+    </w:p>
+    <w:p>
+      <w:pPr/>
+      <w:r>
+        <w:rPr>
+          <w:lang w:val="fr_FR" w:bidi="fr_FR"/>
+        </w:rPr>
+      </w:r>
+      <w:r>
+        <w:rPr>
           <w:b/>
           <w:lang w:val="fr_FR" w:bidi="fr_FR"/>
         </w:rPr>
@@ -21665,6 +24689,20 @@
       </w:r>
       <w:r>
         <w:rPr>
+          <w:lang w:val="fr_FR" w:bidi="fr_FR"/>
+        </w:rPr>
+        <w:t>כַּֽ⁠אֲשֶׁר֙ אָמַ֣ר יְהוָ֔ה</w:t>
+      </w:r>
+    </w:p>
+    <w:p>
+      <w:pPr/>
+      <w:r>
+        <w:rPr>
+          <w:lang w:val="fr_FR" w:bidi="fr_FR"/>
+        </w:rPr>
+      </w:r>
+      <w:r>
+        <w:rPr>
           <w:b/>
           <w:lang w:val="fr_FR" w:bidi="fr_FR"/>
         </w:rPr>
@@ -21748,6 +24786,20 @@
       </w:r>
       <w:r>
         <w:rPr>
+          <w:lang w:val="fr_FR" w:bidi="fr_FR"/>
+        </w:rPr>
+        <w:t>יְהוָ֖ה &amp; וּ⁠בַ֨⁠שְּׂרִידִ֔ים אֲשֶׁ֥ר יְהוָ֖ה קֹרֵֽא</w:t>
+      </w:r>
+    </w:p>
+    <w:p>
+      <w:pPr/>
+      <w:r>
+        <w:rPr>
+          <w:lang w:val="fr_FR" w:bidi="fr_FR"/>
+        </w:rPr>
+      </w:r>
+      <w:r>
+        <w:rPr>
           <w:b/>
           <w:lang w:val="fr_FR" w:bidi="fr_FR"/>
         </w:rPr>
@@ -21831,6 +24883,20 @@
       </w:r>
       <w:r>
         <w:rPr>
+          <w:lang w:val="fr_FR" w:bidi="fr_FR"/>
+        </w:rPr>
+        <w:t>יְהוָ֖ה &amp; אֲשֶׁ֥ר יְהוָ֖ה קֹרֵֽא</w:t>
+      </w:r>
+    </w:p>
+    <w:p>
+      <w:pPr/>
+      <w:r>
+        <w:rPr>
+          <w:lang w:val="fr_FR" w:bidi="fr_FR"/>
+        </w:rPr>
+      </w:r>
+      <w:r>
+        <w:rPr>
           <w:b/>
           <w:lang w:val="fr_FR" w:bidi="fr_FR"/>
         </w:rPr>
@@ -21914,6 +24980,20 @@
       </w:r>
       <w:r>
         <w:rPr>
+          <w:lang w:val="fr_FR" w:bidi="fr_FR"/>
+        </w:rPr>
+        <w:t>כִּ֗י הִנֵּ֛ה בַּ⁠יָּמִ֥ים הָ⁠הֵ֖מָּה וּ⁠בָ⁠עֵ֣ת הַ⁠הִ֑יא</w:t>
+      </w:r>
+    </w:p>
+    <w:p>
+      <w:pPr/>
+      <w:r>
+        <w:rPr>
+          <w:lang w:val="fr_FR" w:bidi="fr_FR"/>
+        </w:rPr>
+      </w:r>
+      <w:r>
+        <w:rPr>
           <w:b/>
           <w:lang w:val="fr_FR" w:bidi="fr_FR"/>
         </w:rPr>
@@ -21997,6 +25077,20 @@
       </w:r>
       <w:r>
         <w:rPr>
+          <w:lang w:val="fr_FR" w:bidi="fr_FR"/>
+        </w:rPr>
+        <w:t>כִּ֗י הִנֵּ֛ה</w:t>
+      </w:r>
+    </w:p>
+    <w:p>
+      <w:pPr/>
+      <w:r>
+        <w:rPr>
+          <w:lang w:val="fr_FR" w:bidi="fr_FR"/>
+        </w:rPr>
+      </w:r>
+      <w:r>
+        <w:rPr>
           <w:b/>
           <w:lang w:val="fr_FR" w:bidi="fr_FR"/>
         </w:rPr>
@@ -22093,6 +25187,20 @@
       </w:r>
       <w:r>
         <w:rPr>
+          <w:lang w:val="fr_FR" w:bidi="fr_FR"/>
+        </w:rPr>
+        <w:t>בַּ⁠יָּמִ֥ים הָ⁠הֵ֖מָּה וּ⁠בָ⁠עֵ֣ת הַ⁠הִ֑יא</w:t>
+      </w:r>
+    </w:p>
+    <w:p>
+      <w:pPr/>
+      <w:r>
+        <w:rPr>
+          <w:lang w:val="fr_FR" w:bidi="fr_FR"/>
+        </w:rPr>
+      </w:r>
+      <w:r>
+        <w:rPr>
           <w:b/>
           <w:lang w:val="fr_FR" w:bidi="fr_FR"/>
         </w:rPr>
@@ -22189,6 +25297,20 @@
       </w:r>
       <w:r>
         <w:rPr>
+          <w:lang w:val="fr_FR" w:bidi="fr_FR"/>
+        </w:rPr>
+        <w:t>אֲשֶׁ֥ר אָשִׁ֛יב אֶת־שְׁב֥וּת יְהוּדָ֖ה וִ⁠ירוּשָׁלִָֽם</w:t>
+      </w:r>
+    </w:p>
+    <w:p>
+      <w:pPr/>
+      <w:r>
+        <w:rPr>
+          <w:lang w:val="fr_FR" w:bidi="fr_FR"/>
+        </w:rPr>
+      </w:r>
+      <w:r>
+        <w:rPr>
           <w:b/>
           <w:lang w:val="fr_FR" w:bidi="fr_FR"/>
         </w:rPr>
@@ -22285,6 +25407,20 @@
       </w:r>
       <w:r>
         <w:rPr>
+          <w:lang w:val="fr_FR" w:bidi="fr_FR"/>
+        </w:rPr>
+        <w:t>אֲשֶׁ֥ר אָשִׁ֛יב אֶת־שְׁב֥וּת יְהוּדָ֖ה וִ⁠ירוּשָׁלִָֽם</w:t>
+      </w:r>
+    </w:p>
+    <w:p>
+      <w:pPr/>
+      <w:r>
+        <w:rPr>
+          <w:lang w:val="fr_FR" w:bidi="fr_FR"/>
+        </w:rPr>
+      </w:r>
+      <w:r>
+        <w:rPr>
           <w:b/>
           <w:lang w:val="fr_FR" w:bidi="fr_FR"/>
         </w:rPr>
@@ -22368,6 +25504,20 @@
       </w:r>
       <w:r>
         <w:rPr>
+          <w:lang w:val="fr_FR" w:bidi="fr_FR"/>
+        </w:rPr>
+        <w:t>עֵ֖מֶק יְהֽוֹשָׁפָ֑ט</w:t>
+      </w:r>
+    </w:p>
+    <w:p>
+      <w:pPr/>
+      <w:r>
+        <w:rPr>
+          <w:lang w:val="fr_FR" w:bidi="fr_FR"/>
+        </w:rPr>
+      </w:r>
+      <w:r>
+        <w:rPr>
           <w:b/>
           <w:lang w:val="fr_FR" w:bidi="fr_FR"/>
         </w:rPr>
@@ -22464,6 +25614,20 @@
       </w:r>
       <w:r>
         <w:rPr>
+          <w:lang w:val="fr_FR" w:bidi="fr_FR"/>
+        </w:rPr>
+        <w:t>עַמִּ֨⁠י וְ⁠נַחֲלָתִ֤⁠י יִשְׂרָאֵל֙</w:t>
+      </w:r>
+    </w:p>
+    <w:p>
+      <w:pPr/>
+      <w:r>
+        <w:rPr>
+          <w:lang w:val="fr_FR" w:bidi="fr_FR"/>
+        </w:rPr>
+      </w:r>
+      <w:r>
+        <w:rPr>
           <w:b/>
           <w:lang w:val="fr_FR" w:bidi="fr_FR"/>
         </w:rPr>
@@ -22611,6 +25775,20 @@
       </w:r>
       <w:r>
         <w:rPr>
+          <w:lang w:val="fr_FR" w:bidi="fr_FR"/>
+        </w:rPr>
+        <w:t>וְ⁠אֶת־אַרְצִ֖⁠י חִלֵּֽקוּ</w:t>
+      </w:r>
+    </w:p>
+    <w:p>
+      <w:pPr/>
+      <w:r>
+        <w:rPr>
+          <w:lang w:val="fr_FR" w:bidi="fr_FR"/>
+        </w:rPr>
+      </w:r>
+      <w:r>
+        <w:rPr>
           <w:b/>
           <w:lang w:val="fr_FR" w:bidi="fr_FR"/>
         </w:rPr>
@@ -22694,6 +25872,20 @@
       </w:r>
       <w:r>
         <w:rPr>
+          <w:lang w:val="fr_FR" w:bidi="fr_FR"/>
+        </w:rPr>
+        <w:t>גוֹרָ֑ל</w:t>
+      </w:r>
+    </w:p>
+    <w:p>
+      <w:pPr/>
+      <w:r>
+        <w:rPr>
+          <w:lang w:val="fr_FR" w:bidi="fr_FR"/>
+        </w:rPr>
+      </w:r>
+      <w:r>
+        <w:rPr>
           <w:b/>
           <w:lang w:val="fr_FR" w:bidi="fr_FR"/>
         </w:rPr>
@@ -22790,6 +25982,20 @@
       </w:r>
       <w:r>
         <w:rPr>
+          <w:lang w:val="fr_FR" w:bidi="fr_FR"/>
+        </w:rPr>
+        <w:t>וַ⁠יִּתְּנ֤וּ הַ⁠יֶּ֨לֶד֙ בַּ⁠זּוֹנָ֔ה וְ⁠הַ⁠יַּלְדָּ֛ה מָכְר֥וּ</w:t>
+      </w:r>
+    </w:p>
+    <w:p>
+      <w:pPr/>
+      <w:r>
+        <w:rPr>
+          <w:lang w:val="fr_FR" w:bidi="fr_FR"/>
+        </w:rPr>
+      </w:r>
+      <w:r>
+        <w:rPr>
           <w:b/>
           <w:lang w:val="fr_FR" w:bidi="fr_FR"/>
         </w:rPr>
@@ -22912,6 +26118,20 @@
       </w:r>
       <w:r>
         <w:rPr>
+          <w:lang w:val="fr_FR" w:bidi="fr_FR"/>
+        </w:rPr>
+        <w:t>וְ֠⁠גַם מָה־אַתֶּ֥ם לִ⁠י֙ צֹ֣ר וְ⁠צִיד֔וֹן וְ⁠כֹ֖ל גְּלִיל֣וֹת פְּלָ֑שֶׁת הַ⁠גְּמ֗וּל אַתֶּם֙ מְשַׁלְּמִ֣ים עָלָ֔⁠י &amp; אַתֶּם֙</w:t>
+      </w:r>
+    </w:p>
+    <w:p>
+      <w:pPr/>
+      <w:r>
+        <w:rPr>
+          <w:lang w:val="fr_FR" w:bidi="fr_FR"/>
+        </w:rPr>
+      </w:r>
+      <w:r>
+        <w:rPr>
           <w:b/>
           <w:lang w:val="fr_FR" w:bidi="fr_FR"/>
         </w:rPr>
@@ -22995,6 +26215,20 @@
       </w:r>
       <w:r>
         <w:rPr>
+          <w:lang w:val="fr_FR" w:bidi="fr_FR"/>
+        </w:rPr>
+        <w:t>מָה־אַתֶּ֥ם לִ⁠י֙</w:t>
+      </w:r>
+    </w:p>
+    <w:p>
+      <w:pPr/>
+      <w:r>
+        <w:rPr>
+          <w:lang w:val="fr_FR" w:bidi="fr_FR"/>
+        </w:rPr>
+      </w:r>
+      <w:r>
+        <w:rPr>
           <w:b/>
           <w:lang w:val="fr_FR" w:bidi="fr_FR"/>
         </w:rPr>
@@ -23078,6 +26312,20 @@
       </w:r>
       <w:r>
         <w:rPr>
+          <w:lang w:val="fr_FR" w:bidi="fr_FR"/>
+        </w:rPr>
+        <w:t>הַ⁠גְּמ֗וּל אַתֶּם֙ מְשַׁלְּמִ֣ים עָלָ֔⁠י וְ⁠אִם־גֹּמְלִ֤ים אַתֶּם֙ עָלַ֔⁠י</w:t>
+      </w:r>
+    </w:p>
+    <w:p>
+      <w:pPr/>
+      <w:r>
+        <w:rPr>
+          <w:lang w:val="fr_FR" w:bidi="fr_FR"/>
+        </w:rPr>
+      </w:r>
+      <w:r>
+        <w:rPr>
           <w:b/>
           <w:lang w:val="fr_FR" w:bidi="fr_FR"/>
         </w:rPr>
@@ -23173,6 +26421,20 @@
       </w:r>
       <w:r>
         <w:rPr>
+          <w:lang w:val="fr_FR" w:bidi="fr_FR"/>
+        </w:rPr>
+        <w:t>קַ֣ל מְהֵרָ֔ה</w:t>
+      </w:r>
+    </w:p>
+    <w:p>
+      <w:pPr/>
+      <w:r>
+        <w:rPr>
+          <w:lang w:val="fr_FR" w:bidi="fr_FR"/>
+        </w:rPr>
+      </w:r>
+      <w:r>
+        <w:rPr>
           <w:b/>
           <w:lang w:val="fr_FR" w:bidi="fr_FR"/>
         </w:rPr>
@@ -23282,6 +26544,20 @@
       </w:r>
       <w:r>
         <w:rPr>
+          <w:lang w:val="fr_FR" w:bidi="fr_FR"/>
+        </w:rPr>
+        <w:t>אָשִׁ֥יב גְּמֻלְ⁠כֶ֖ם בְּ⁠רֹאשְׁ⁠כֶֽם</w:t>
+      </w:r>
+    </w:p>
+    <w:p>
+      <w:pPr/>
+      <w:r>
+        <w:rPr>
+          <w:lang w:val="fr_FR" w:bidi="fr_FR"/>
+        </w:rPr>
+      </w:r>
+      <w:r>
+        <w:rPr>
           <w:b/>
           <w:lang w:val="fr_FR" w:bidi="fr_FR"/>
         </w:rPr>
@@ -23378,6 +26654,20 @@
       </w:r>
       <w:r>
         <w:rPr>
+          <w:lang w:val="fr_FR" w:bidi="fr_FR"/>
+        </w:rPr>
+        <w:t>בְּ⁠רֹאשְׁ⁠כֶֽם</w:t>
+      </w:r>
+    </w:p>
+    <w:p>
+      <w:pPr/>
+      <w:r>
+        <w:rPr>
+          <w:lang w:val="fr_FR" w:bidi="fr_FR"/>
+        </w:rPr>
+      </w:r>
+      <w:r>
+        <w:rPr>
           <w:b/>
           <w:lang w:val="fr_FR" w:bidi="fr_FR"/>
         </w:rPr>
@@ -23463,6 +26753,20 @@
         <w:rPr>
           <w:lang w:val="fr_FR" w:bidi="fr_FR"/>
         </w:rPr>
+      </w:r>
+    </w:p>
+    <w:p>
+      <w:pPr/>
+      <w:r>
+        <w:rPr>
+          <w:lang w:val="fr_FR" w:bidi="fr_FR"/>
+        </w:rPr>
+      </w:r>
+      <w:r>
+        <w:rPr>
+          <w:lang w:val="fr_FR" w:bidi="fr_FR"/>
+        </w:rPr>
+        <w:t>וּ⁠בְנֵ֤י יְהוּדָה֙ וּ⁠בְנֵ֣י יְרוּשָׁלִַ֔ם</w:t>
       </w:r>
     </w:p>
     <w:p>
@@ -23588,6 +26892,20 @@
       </w:r>
       <w:r>
         <w:rPr>
+          <w:lang w:val="fr_FR" w:bidi="fr_FR"/>
+        </w:rPr>
+        <w:t>לִ⁠בְנֵ֣י הַ⁠יְּוָנִ֑ים</w:t>
+      </w:r>
+    </w:p>
+    <w:p>
+      <w:pPr/>
+      <w:r>
+        <w:rPr>
+          <w:lang w:val="fr_FR" w:bidi="fr_FR"/>
+        </w:rPr>
+      </w:r>
+      <w:r>
+        <w:rPr>
           <w:b/>
           <w:lang w:val="fr_FR" w:bidi="fr_FR"/>
         </w:rPr>
@@ -23697,6 +27015,20 @@
       </w:r>
       <w:r>
         <w:rPr>
+          <w:lang w:val="fr_FR" w:bidi="fr_FR"/>
+        </w:rPr>
+        <w:t>הַ⁠יְּוָנִ֑ים</w:t>
+      </w:r>
+    </w:p>
+    <w:p>
+      <w:pPr/>
+      <w:r>
+        <w:rPr>
+          <w:lang w:val="fr_FR" w:bidi="fr_FR"/>
+        </w:rPr>
+      </w:r>
+      <w:r>
+        <w:rPr>
           <w:b/>
           <w:lang w:val="fr_FR" w:bidi="fr_FR"/>
         </w:rPr>
@@ -23787,6 +27119,20 @@
       </w:r>
       <w:r>
         <w:rPr>
+          <w:lang w:val="fr_FR" w:bidi="fr_FR"/>
+        </w:rPr>
+        <w:t>לְמַ֥עַן הַרְחִיקָ֖⁠ם מֵ⁠עַ֥ל גְּבוּלָֽ⁠ם</w:t>
+      </w:r>
+    </w:p>
+    <w:p>
+      <w:pPr/>
+      <w:r>
+        <w:rPr>
+          <w:lang w:val="fr_FR" w:bidi="fr_FR"/>
+        </w:rPr>
+      </w:r>
+      <w:r>
+        <w:rPr>
           <w:b/>
           <w:lang w:val="fr_FR" w:bidi="fr_FR"/>
         </w:rPr>
@@ -23859,6 +27205,20 @@
         <w:rPr>
           <w:lang w:val="fr_FR" w:bidi="fr_FR"/>
         </w:rPr>
+      </w:r>
+    </w:p>
+    <w:p>
+      <w:pPr/>
+      <w:r>
+        <w:rPr>
+          <w:lang w:val="fr_FR" w:bidi="fr_FR"/>
+        </w:rPr>
+      </w:r>
+      <w:r>
+        <w:rPr>
+          <w:lang w:val="fr_FR" w:bidi="fr_FR"/>
+        </w:rPr>
+        <w:t>הִנְ⁠נִ֣י מְעִירָ֔⁠ם</w:t>
       </w:r>
     </w:p>
     <w:p>
@@ -23971,6 +27331,20 @@
       </w:r>
       <w:r>
         <w:rPr>
+          <w:lang w:val="fr_FR" w:bidi="fr_FR"/>
+        </w:rPr>
+        <w:t>אֲשֶׁר־מְכַרְתֶּ֥ם אֹתָ֖⁠ם שָׁ֑מָּ⁠ה</w:t>
+      </w:r>
+    </w:p>
+    <w:p>
+      <w:pPr/>
+      <w:r>
+        <w:rPr>
+          <w:lang w:val="fr_FR" w:bidi="fr_FR"/>
+        </w:rPr>
+      </w:r>
+      <w:r>
+        <w:rPr>
           <w:b/>
           <w:lang w:val="fr_FR" w:bidi="fr_FR"/>
         </w:rPr>
@@ -24155,6 +27529,20 @@
       </w:r>
       <w:r>
         <w:rPr>
+          <w:lang w:val="fr_FR" w:bidi="fr_FR"/>
+        </w:rPr>
+        <w:t>בְּ⁠רֹאשְׁ⁠כֶֽם</w:t>
+      </w:r>
+    </w:p>
+    <w:p>
+      <w:pPr/>
+      <w:r>
+        <w:rPr>
+          <w:lang w:val="fr_FR" w:bidi="fr_FR"/>
+        </w:rPr>
+      </w:r>
+      <w:r>
+        <w:rPr>
           <w:b/>
           <w:lang w:val="fr_FR" w:bidi="fr_FR"/>
         </w:rPr>
@@ -24238,6 +27626,20 @@
       </w:r>
       <w:r>
         <w:rPr>
+          <w:lang w:val="fr_FR" w:bidi="fr_FR"/>
+        </w:rPr>
+        <w:t>וּ⁠מָכַרְתִּ֞י</w:t>
+      </w:r>
+    </w:p>
+    <w:p>
+      <w:pPr/>
+      <w:r>
+        <w:rPr>
+          <w:lang w:val="fr_FR" w:bidi="fr_FR"/>
+        </w:rPr>
+      </w:r>
+      <w:r>
+        <w:rPr>
           <w:b/>
           <w:lang w:val="fr_FR" w:bidi="fr_FR"/>
         </w:rPr>
@@ -24327,6 +27729,20 @@
       </w:r>
       <w:r>
         <w:rPr>
+          <w:lang w:val="fr_FR" w:bidi="fr_FR"/>
+        </w:rPr>
+        <w:t>בְּ⁠יַד֙ בְּנֵ֣י יְהוּדָ֔ה</w:t>
+      </w:r>
+    </w:p>
+    <w:p>
+      <w:pPr/>
+      <w:r>
+        <w:rPr>
+          <w:lang w:val="fr_FR" w:bidi="fr_FR"/>
+        </w:rPr>
+      </w:r>
+      <w:r>
+        <w:rPr>
           <w:b/>
           <w:lang w:val="fr_FR" w:bidi="fr_FR"/>
         </w:rPr>
@@ -24437,6 +27853,20 @@
       </w:r>
       <w:r>
         <w:rPr>
+          <w:lang w:val="fr_FR" w:bidi="fr_FR"/>
+        </w:rPr>
+        <w:t>וּ⁠מָכַרְתִּ֞י אֶת־בְּנֵי⁠כֶ֣ם וְ⁠אֶת־בְּנֽוֹתֵי⁠כֶ֗ם בְּ⁠יַד֙ בְּנֵ֣י יְהוּדָ֔ה</w:t>
+      </w:r>
+    </w:p>
+    <w:p>
+      <w:pPr/>
+      <w:r>
+        <w:rPr>
+          <w:lang w:val="fr_FR" w:bidi="fr_FR"/>
+        </w:rPr>
+      </w:r>
+      <w:r>
+        <w:rPr>
           <w:b/>
           <w:lang w:val="fr_FR" w:bidi="fr_FR"/>
         </w:rPr>
@@ -24533,6 +27963,20 @@
       </w:r>
       <w:r>
         <w:rPr>
+          <w:lang w:val="fr_FR" w:bidi="fr_FR"/>
+        </w:rPr>
+        <w:t>בְּנֵ֣י יְהוּדָ֔ה</w:t>
+      </w:r>
+    </w:p>
+    <w:p>
+      <w:pPr/>
+      <w:r>
+        <w:rPr>
+          <w:lang w:val="fr_FR" w:bidi="fr_FR"/>
+        </w:rPr>
+      </w:r>
+      <w:r>
+        <w:rPr>
           <w:b/>
           <w:lang w:val="fr_FR" w:bidi="fr_FR"/>
         </w:rPr>
@@ -24642,6 +28086,20 @@
       </w:r>
       <w:r>
         <w:rPr>
+          <w:lang w:val="fr_FR" w:bidi="fr_FR"/>
+        </w:rPr>
+        <w:t>לִ⁠שְׁבָאיִ֖ם</w:t>
+      </w:r>
+    </w:p>
+    <w:p>
+      <w:pPr/>
+      <w:r>
+        <w:rPr>
+          <w:lang w:val="fr_FR" w:bidi="fr_FR"/>
+        </w:rPr>
+      </w:r>
+      <w:r>
+        <w:rPr>
           <w:b/>
           <w:lang w:val="fr_FR" w:bidi="fr_FR"/>
         </w:rPr>
@@ -24738,6 +28196,20 @@
       </w:r>
       <w:r>
         <w:rPr>
+          <w:lang w:val="fr_FR" w:bidi="fr_FR"/>
+        </w:rPr>
+        <w:t>אֶל־גּ֣וֹי רָח֑וֹק כִּ֥י יְהוָ֖ה דִּבֵּֽר</w:t>
+      </w:r>
+    </w:p>
+    <w:p>
+      <w:pPr/>
+      <w:r>
+        <w:rPr>
+          <w:lang w:val="fr_FR" w:bidi="fr_FR"/>
+        </w:rPr>
+      </w:r>
+      <w:r>
+        <w:rPr>
           <w:b/>
           <w:lang w:val="fr_FR" w:bidi="fr_FR"/>
         </w:rPr>
@@ -24834,6 +28306,20 @@
       </w:r>
       <w:r>
         <w:rPr>
+          <w:lang w:val="fr_FR" w:bidi="fr_FR"/>
+        </w:rPr>
+        <w:t>קִרְאוּ</w:t>
+      </w:r>
+    </w:p>
+    <w:p>
+      <w:pPr/>
+      <w:r>
+        <w:rPr>
+          <w:lang w:val="fr_FR" w:bidi="fr_FR"/>
+        </w:rPr>
+      </w:r>
+      <w:r>
+        <w:rPr>
           <w:b/>
           <w:lang w:val="fr_FR" w:bidi="fr_FR"/>
         </w:rPr>
@@ -24930,6 +28416,20 @@
       </w:r>
       <w:r>
         <w:rPr>
+          <w:lang w:val="fr_FR" w:bidi="fr_FR"/>
+        </w:rPr>
+        <w:t>קַדְּשׁ֖וּ מִלְחָמָ֑ה</w:t>
+      </w:r>
+    </w:p>
+    <w:p>
+      <w:pPr/>
+      <w:r>
+        <w:rPr>
+          <w:lang w:val="fr_FR" w:bidi="fr_FR"/>
+        </w:rPr>
+      </w:r>
+      <w:r>
+        <w:rPr>
           <w:b/>
           <w:lang w:val="fr_FR" w:bidi="fr_FR"/>
         </w:rPr>
@@ -25026,6 +28526,20 @@
       </w:r>
       <w:r>
         <w:rPr>
+          <w:lang w:val="fr_FR" w:bidi="fr_FR"/>
+        </w:rPr>
+        <w:t>אִתֵּי⁠כֶם֙</w:t>
+      </w:r>
+    </w:p>
+    <w:p>
+      <w:pPr/>
+      <w:r>
+        <w:rPr>
+          <w:lang w:val="fr_FR" w:bidi="fr_FR"/>
+        </w:rPr>
+      </w:r>
+      <w:r>
+        <w:rPr>
           <w:b/>
           <w:lang w:val="fr_FR" w:bidi="fr_FR"/>
         </w:rPr>
@@ -25122,6 +28636,20 @@
       </w:r>
       <w:r>
         <w:rPr>
+          <w:lang w:val="fr_FR" w:bidi="fr_FR"/>
+        </w:rPr>
+        <w:t>וּ⁠מַזְמְרֹֽתֵי⁠כֶ֖ם</w:t>
+      </w:r>
+    </w:p>
+    <w:p>
+      <w:pPr/>
+      <w:r>
+        <w:rPr>
+          <w:lang w:val="fr_FR" w:bidi="fr_FR"/>
+        </w:rPr>
+      </w:r>
+      <w:r>
+        <w:rPr>
           <w:b/>
           <w:lang w:val="fr_FR" w:bidi="fr_FR"/>
         </w:rPr>
@@ -25218,6 +28746,20 @@
       </w:r>
       <w:r>
         <w:rPr>
+          <w:lang w:val="fr_FR" w:bidi="fr_FR"/>
+        </w:rPr>
+        <w:t>הַֽ⁠חַלָּ֔שׁ יֹאמַ֖ר גִּבּ֥וֹר אָֽנִי</w:t>
+      </w:r>
+    </w:p>
+    <w:p>
+      <w:pPr/>
+      <w:r>
+        <w:rPr>
+          <w:lang w:val="fr_FR" w:bidi="fr_FR"/>
+        </w:rPr>
+      </w:r>
+      <w:r>
+        <w:rPr>
           <w:b/>
           <w:lang w:val="fr_FR" w:bidi="fr_FR"/>
         </w:rPr>
@@ -25301,6 +28843,20 @@
       </w:r>
       <w:r>
         <w:rPr>
+          <w:lang w:val="fr_FR" w:bidi="fr_FR"/>
+        </w:rPr>
+        <w:t>הַֽ⁠חַלָּ֔שׁ</w:t>
+      </w:r>
+    </w:p>
+    <w:p>
+      <w:pPr/>
+      <w:r>
+        <w:rPr>
+          <w:lang w:val="fr_FR" w:bidi="fr_FR"/>
+        </w:rPr>
+      </w:r>
+      <w:r>
+        <w:rPr>
           <w:b/>
           <w:lang w:val="fr_FR" w:bidi="fr_FR"/>
         </w:rPr>
@@ -25397,6 +28953,20 @@
       </w:r>
       <w:r>
         <w:rPr>
+          <w:lang w:val="fr_FR" w:bidi="fr_FR"/>
+        </w:rPr>
+        <w:t>ע֣וּשׁוּ וָ⁠בֹ֧אוּ</w:t>
+      </w:r>
+    </w:p>
+    <w:p>
+      <w:pPr/>
+      <w:r>
+        <w:rPr>
+          <w:lang w:val="fr_FR" w:bidi="fr_FR"/>
+        </w:rPr>
+      </w:r>
+      <w:r>
+        <w:rPr>
           <w:b/>
           <w:lang w:val="fr_FR" w:bidi="fr_FR"/>
         </w:rPr>
@@ -25508,6 +29078,20 @@
         <w:rPr>
           <w:lang w:val="fr_FR" w:bidi="fr_FR"/>
         </w:rPr>
+      </w:r>
+    </w:p>
+    <w:p>
+      <w:pPr/>
+      <w:r>
+        <w:rPr>
+          <w:lang w:val="fr_FR" w:bidi="fr_FR"/>
+        </w:rPr>
+      </w:r>
+      <w:r>
+        <w:rPr>
+          <w:lang w:val="fr_FR" w:bidi="fr_FR"/>
+        </w:rPr>
+        <w:t>יֵע֨וֹרוּ֙ &amp; הַ⁠גּוֹיִ֔ם</w:t>
       </w:r>
     </w:p>
     <w:p>
@@ -25703,6 +29287,20 @@
       </w:r>
       <w:r>
         <w:rPr>
+          <w:lang w:val="fr_FR" w:bidi="fr_FR"/>
+        </w:rPr>
+        <w:t>אֵשֵׁ֛ב לִ⁠שְׁפֹּ֥ט</w:t>
+      </w:r>
+    </w:p>
+    <w:p>
+      <w:pPr/>
+      <w:r>
+        <w:rPr>
+          <w:lang w:val="fr_FR" w:bidi="fr_FR"/>
+        </w:rPr>
+      </w:r>
+      <w:r>
+        <w:rPr>
           <w:b/>
           <w:lang w:val="fr_FR" w:bidi="fr_FR"/>
         </w:rPr>
@@ -25793,6 +29391,20 @@
       </w:r>
       <w:r>
         <w:rPr>
+          <w:lang w:val="fr_FR" w:bidi="fr_FR"/>
+        </w:rPr>
+        <w:t>שִׁלְח֣וּ מַגָּ֔ל כִּ֥י בָשַׁ֖ל קָצִ֑יר &amp; כִּֽי</w:t>
+      </w:r>
+    </w:p>
+    <w:p>
+      <w:pPr/>
+      <w:r>
+        <w:rPr>
+          <w:lang w:val="fr_FR" w:bidi="fr_FR"/>
+        </w:rPr>
+      </w:r>
+      <w:r>
+        <w:rPr>
           <w:b/>
           <w:lang w:val="fr_FR" w:bidi="fr_FR"/>
         </w:rPr>
@@ -25876,6 +29488,20 @@
       </w:r>
       <w:r>
         <w:rPr>
+          <w:lang w:val="fr_FR" w:bidi="fr_FR"/>
+        </w:rPr>
+        <w:t>שִׁלְח֣וּ מַגָּ֔ל</w:t>
+      </w:r>
+    </w:p>
+    <w:p>
+      <w:pPr/>
+      <w:r>
+        <w:rPr>
+          <w:lang w:val="fr_FR" w:bidi="fr_FR"/>
+        </w:rPr>
+      </w:r>
+      <w:r>
+        <w:rPr>
           <w:b/>
           <w:lang w:val="fr_FR" w:bidi="fr_FR"/>
         </w:rPr>
@@ -25972,6 +29598,20 @@
       </w:r>
       <w:r>
         <w:rPr>
+          <w:lang w:val="fr_FR" w:bidi="fr_FR"/>
+        </w:rPr>
+        <w:t>שִׁלְח֣וּ מַגָּ֔ל</w:t>
+      </w:r>
+    </w:p>
+    <w:p>
+      <w:pPr/>
+      <w:r>
+        <w:rPr>
+          <w:lang w:val="fr_FR" w:bidi="fr_FR"/>
+        </w:rPr>
+      </w:r>
+      <w:r>
+        <w:rPr>
           <w:b/>
           <w:lang w:val="fr_FR" w:bidi="fr_FR"/>
         </w:rPr>
@@ -26057,6 +29697,20 @@
         <w:rPr>
           <w:lang w:val="fr_FR" w:bidi="fr_FR"/>
         </w:rPr>
+      </w:r>
+    </w:p>
+    <w:p>
+      <w:pPr/>
+      <w:r>
+        <w:rPr>
+          <w:lang w:val="fr_FR" w:bidi="fr_FR"/>
+        </w:rPr>
+      </w:r>
+      <w:r>
+        <w:rPr>
+          <w:lang w:val="fr_FR" w:bidi="fr_FR"/>
+        </w:rPr>
+        <w:t>שִׁלְח֣וּ</w:t>
       </w:r>
     </w:p>
     <w:p>
@@ -26208,6 +29862,20 @@
       </w:r>
       <w:r>
         <w:rPr>
+          <w:lang w:val="fr_FR" w:bidi="fr_FR"/>
+        </w:rPr>
+        <w:t>בֹּ֤אֽוּ רְדוּ֙ כִּֽי־מָ֣לְאָה גַּ֔ת</w:t>
+      </w:r>
+    </w:p>
+    <w:p>
+      <w:pPr/>
+      <w:r>
+        <w:rPr>
+          <w:lang w:val="fr_FR" w:bidi="fr_FR"/>
+        </w:rPr>
+      </w:r>
+      <w:r>
+        <w:rPr>
           <w:b/>
           <w:lang w:val="fr_FR" w:bidi="fr_FR"/>
         </w:rPr>
@@ -26291,6 +29959,20 @@
       </w:r>
       <w:r>
         <w:rPr>
+          <w:lang w:val="fr_FR" w:bidi="fr_FR"/>
+        </w:rPr>
+        <w:t>כִּ֥י &amp; כִּ֥י רַבָּ֖ה רָעָתָֽ⁠ם</w:t>
+      </w:r>
+    </w:p>
+    <w:p>
+      <w:pPr/>
+      <w:r>
+        <w:rPr>
+          <w:lang w:val="fr_FR" w:bidi="fr_FR"/>
+        </w:rPr>
+      </w:r>
+      <w:r>
+        <w:rPr>
           <w:b/>
           <w:lang w:val="fr_FR" w:bidi="fr_FR"/>
         </w:rPr>
@@ -26387,6 +30069,20 @@
       </w:r>
       <w:r>
         <w:rPr>
+          <w:lang w:val="fr_FR" w:bidi="fr_FR"/>
+        </w:rPr>
+        <w:t>הֲמוֹנִ֣ים הֲמוֹנִ֔ים בְּ⁠עֵ֖מֶק הֶֽ⁠חָר֑וּץ &amp; בְּ⁠עֵ֖מֶק</w:t>
+      </w:r>
+    </w:p>
+    <w:p>
+      <w:pPr/>
+      <w:r>
+        <w:rPr>
+          <w:lang w:val="fr_FR" w:bidi="fr_FR"/>
+        </w:rPr>
+      </w:r>
+      <w:r>
+        <w:rPr>
           <w:b/>
           <w:lang w:val="fr_FR" w:bidi="fr_FR"/>
         </w:rPr>
@@ -26483,6 +30179,20 @@
       </w:r>
       <w:r>
         <w:rPr>
+          <w:lang w:val="fr_FR" w:bidi="fr_FR"/>
+        </w:rPr>
+        <w:t>הֲמוֹנִ֣ים הֲמוֹנִ֔ים בְּ⁠עֵ֖מֶק הֶֽ⁠חָר֑וּץ &amp; בְּ⁠עֵ֖מֶק</w:t>
+      </w:r>
+    </w:p>
+    <w:p>
+      <w:pPr/>
+      <w:r>
+        <w:rPr>
+          <w:lang w:val="fr_FR" w:bidi="fr_FR"/>
+        </w:rPr>
+      </w:r>
+      <w:r>
+        <w:rPr>
           <w:b/>
           <w:lang w:val="fr_FR" w:bidi="fr_FR"/>
         </w:rPr>
@@ -26566,6 +30276,20 @@
       </w:r>
       <w:r>
         <w:rPr>
+          <w:lang w:val="fr_FR" w:bidi="fr_FR"/>
+        </w:rPr>
+        <w:t>בְּ⁠עֵ֖מֶק הֶֽ⁠חָר֑וּץ &amp; בְּ⁠עֵ֖מֶק</w:t>
+      </w:r>
+    </w:p>
+    <w:p>
+      <w:pPr/>
+      <w:r>
+        <w:rPr>
+          <w:lang w:val="fr_FR" w:bidi="fr_FR"/>
+        </w:rPr>
+      </w:r>
+      <w:r>
+        <w:rPr>
           <w:b/>
           <w:lang w:val="fr_FR" w:bidi="fr_FR"/>
         </w:rPr>
@@ -26651,6 +30375,20 @@
         <w:rPr>
           <w:lang w:val="fr_FR" w:bidi="fr_FR"/>
         </w:rPr>
+      </w:r>
+    </w:p>
+    <w:p>
+      <w:pPr/>
+      <w:r>
+        <w:rPr>
+          <w:lang w:val="fr_FR" w:bidi="fr_FR"/>
+        </w:rPr>
+      </w:r>
+      <w:r>
+        <w:rPr>
+          <w:lang w:val="fr_FR" w:bidi="fr_FR"/>
+        </w:rPr>
+        <w:t>שֶׁ֥מֶשׁ וְ⁠יָרֵ֖חַ קָדָ֑רוּ וְ⁠כוֹכָבִ֖ים אָסְפ֥וּ נָגְהָֽ⁠ם</w:t>
       </w:r>
     </w:p>
     <w:p>
@@ -26892,6 +30630,20 @@
       </w:r>
       <w:r>
         <w:rPr>
+          <w:lang w:val="fr_FR" w:bidi="fr_FR"/>
+        </w:rPr>
+        <w:t>וַ⁠יהוָ֞ה מִ⁠צִּיּ֣וֹן יִשְׁאָ֗ג</w:t>
+      </w:r>
+    </w:p>
+    <w:p>
+      <w:pPr/>
+      <w:r>
+        <w:rPr>
+          <w:lang w:val="fr_FR" w:bidi="fr_FR"/>
+        </w:rPr>
+      </w:r>
+      <w:r>
+        <w:rPr>
           <w:b/>
           <w:lang w:val="fr_FR" w:bidi="fr_FR"/>
         </w:rPr>
@@ -27002,6 +30754,20 @@
       </w:r>
       <w:r>
         <w:rPr>
+          <w:lang w:val="fr_FR" w:bidi="fr_FR"/>
+        </w:rPr>
+        <w:t>וְ⁠רָעֲשׁ֖וּ שָׁמַ֣יִם וָ⁠אָ֑רֶץ</w:t>
+      </w:r>
+    </w:p>
+    <w:p>
+      <w:pPr/>
+      <w:r>
+        <w:rPr>
+          <w:lang w:val="fr_FR" w:bidi="fr_FR"/>
+        </w:rPr>
+      </w:r>
+      <w:r>
+        <w:rPr>
           <w:b/>
           <w:lang w:val="fr_FR" w:bidi="fr_FR"/>
         </w:rPr>
@@ -27139,6 +30905,20 @@
       </w:r>
       <w:r>
         <w:rPr>
+          <w:lang w:val="fr_FR" w:bidi="fr_FR"/>
+        </w:rPr>
+        <w:t>וַֽ⁠יהוָה֙ מַֽחֲסֶ֣ה לְ⁠עַמּ֔⁠וֹ וּ⁠מָע֖וֹז לִ⁠בְנֵ֥י יִשְׂרָאֵֽל</w:t>
+      </w:r>
+    </w:p>
+    <w:p>
+      <w:pPr/>
+      <w:r>
+        <w:rPr>
+          <w:lang w:val="fr_FR" w:bidi="fr_FR"/>
+        </w:rPr>
+      </w:r>
+      <w:r>
+        <w:rPr>
           <w:b/>
           <w:lang w:val="fr_FR" w:bidi="fr_FR"/>
         </w:rPr>
@@ -27250,6 +31030,20 @@
         <w:rPr>
           <w:lang w:val="fr_FR" w:bidi="fr_FR"/>
         </w:rPr>
+      </w:r>
+    </w:p>
+    <w:p>
+      <w:pPr/>
+      <w:r>
+        <w:rPr>
+          <w:lang w:val="fr_FR" w:bidi="fr_FR"/>
+        </w:rPr>
+      </w:r>
+      <w:r>
+        <w:rPr>
+          <w:lang w:val="fr_FR" w:bidi="fr_FR"/>
+        </w:rPr>
+        <w:t>לִ⁠בְנֵ֥י יִשְׂרָאֵֽל</w:t>
       </w:r>
     </w:p>
     <w:p>
@@ -27375,6 +31169,20 @@
       </w:r>
       <w:r>
         <w:rPr>
+          <w:lang w:val="fr_FR" w:bidi="fr_FR"/>
+        </w:rPr>
+        <w:t>וִֽ⁠ידַעְתֶּ֗ם</w:t>
+      </w:r>
+    </w:p>
+    <w:p>
+      <w:pPr/>
+      <w:r>
+        <w:rPr>
+          <w:lang w:val="fr_FR" w:bidi="fr_FR"/>
+        </w:rPr>
+      </w:r>
+      <w:r>
+        <w:rPr>
           <w:b/>
           <w:lang w:val="fr_FR" w:bidi="fr_FR"/>
         </w:rPr>
@@ -27458,6 +31266,20 @@
       </w:r>
       <w:r>
         <w:rPr>
+          <w:lang w:val="fr_FR" w:bidi="fr_FR"/>
+        </w:rPr>
+        <w:t>הַר־קָדְשִׁ֑⁠י</w:t>
+      </w:r>
+    </w:p>
+    <w:p>
+      <w:pPr/>
+      <w:r>
+        <w:rPr>
+          <w:lang w:val="fr_FR" w:bidi="fr_FR"/>
+        </w:rPr>
+      </w:r>
+      <w:r>
+        <w:rPr>
           <w:b/>
           <w:lang w:val="fr_FR" w:bidi="fr_FR"/>
         </w:rPr>
@@ -27554,6 +31376,20 @@
       </w:r>
       <w:r>
         <w:rPr>
+          <w:lang w:val="fr_FR" w:bidi="fr_FR"/>
+        </w:rPr>
+        <w:t>וְ⁠הָיָה֩ בַ⁠יּ֨וֹם הַ⁠ה֜וּא</w:t>
+      </w:r>
+    </w:p>
+    <w:p>
+      <w:pPr/>
+      <w:r>
+        <w:rPr>
+          <w:lang w:val="fr_FR" w:bidi="fr_FR"/>
+        </w:rPr>
+      </w:r>
+      <w:r>
+        <w:rPr>
           <w:b/>
           <w:lang w:val="fr_FR" w:bidi="fr_FR"/>
         </w:rPr>
@@ -27637,6 +31473,20 @@
       </w:r>
       <w:r>
         <w:rPr>
+          <w:lang w:val="fr_FR" w:bidi="fr_FR"/>
+        </w:rPr>
+        <w:t>בַ⁠יּ֨וֹם הַ⁠ה֜וּא</w:t>
+      </w:r>
+    </w:p>
+    <w:p>
+      <w:pPr/>
+      <w:r>
+        <w:rPr>
+          <w:lang w:val="fr_FR" w:bidi="fr_FR"/>
+        </w:rPr>
+      </w:r>
+      <w:r>
+        <w:rPr>
           <w:b/>
           <w:lang w:val="fr_FR" w:bidi="fr_FR"/>
         </w:rPr>
@@ -27733,6 +31583,20 @@
       </w:r>
       <w:r>
         <w:rPr>
+          <w:lang w:val="fr_FR" w:bidi="fr_FR"/>
+        </w:rPr>
+        <w:t>יִטְּפ֧וּ הֶ⁠הָרִ֣ים עָסִ֗יס וְ⁠הַ⁠גְּבָעוֹת֙ תֵּלַ֣כְנָה חָלָ֔ב</w:t>
+      </w:r>
+    </w:p>
+    <w:p>
+      <w:pPr/>
+      <w:r>
+        <w:rPr>
+          <w:lang w:val="fr_FR" w:bidi="fr_FR"/>
+        </w:rPr>
+      </w:r>
+      <w:r>
+        <w:rPr>
           <w:b/>
           <w:lang w:val="fr_FR" w:bidi="fr_FR"/>
         </w:rPr>
@@ -27868,6 +31732,20 @@
       </w:r>
       <w:r>
         <w:rPr>
+          <w:lang w:val="fr_FR" w:bidi="fr_FR"/>
+        </w:rPr>
+        <w:t>וּ⁠מַעְיָ֗ן &amp; יֵצֵ֔א</w:t>
+      </w:r>
+    </w:p>
+    <w:p>
+      <w:pPr/>
+      <w:r>
+        <w:rPr>
+          <w:lang w:val="fr_FR" w:bidi="fr_FR"/>
+        </w:rPr>
+      </w:r>
+      <w:r>
+        <w:rPr>
           <w:b/>
           <w:lang w:val="fr_FR" w:bidi="fr_FR"/>
         </w:rPr>
@@ -27964,6 +31842,20 @@
       </w:r>
       <w:r>
         <w:rPr>
+          <w:lang w:val="fr_FR" w:bidi="fr_FR"/>
+        </w:rPr>
+        <w:t>וּ⁠מַעְיָ֗ן</w:t>
+      </w:r>
+    </w:p>
+    <w:p>
+      <w:pPr/>
+      <w:r>
+        <w:rPr>
+          <w:lang w:val="fr_FR" w:bidi="fr_FR"/>
+        </w:rPr>
+      </w:r>
+      <w:r>
+        <w:rPr>
           <w:b/>
           <w:lang w:val="fr_FR" w:bidi="fr_FR"/>
         </w:rPr>
@@ -28049,6 +31941,20 @@
         <w:rPr>
           <w:lang w:val="fr_FR" w:bidi="fr_FR"/>
         </w:rPr>
+      </w:r>
+    </w:p>
+    <w:p>
+      <w:pPr/>
+      <w:r>
+        <w:rPr>
+          <w:lang w:val="fr_FR" w:bidi="fr_FR"/>
+        </w:rPr>
+      </w:r>
+      <w:r>
+        <w:rPr>
+          <w:lang w:val="fr_FR" w:bidi="fr_FR"/>
+        </w:rPr>
+        <w:t>מִ⁠בֵּ֤ית יְהוָה֙</w:t>
       </w:r>
     </w:p>
     <w:p>
@@ -28161,6 +32067,20 @@
       </w:r>
       <w:r>
         <w:rPr>
+          <w:lang w:val="fr_FR" w:bidi="fr_FR"/>
+        </w:rPr>
+        <w:t>אֶת־נַ֥חַל הַ⁠שִּׁטִּֽים</w:t>
+      </w:r>
+    </w:p>
+    <w:p>
+      <w:pPr/>
+      <w:r>
+        <w:rPr>
+          <w:lang w:val="fr_FR" w:bidi="fr_FR"/>
+        </w:rPr>
+      </w:r>
+      <w:r>
+        <w:rPr>
           <w:b/>
           <w:lang w:val="fr_FR" w:bidi="fr_FR"/>
         </w:rPr>
@@ -28257,6 +32177,20 @@
       </w:r>
       <w:r>
         <w:rPr>
+          <w:lang w:val="fr_FR" w:bidi="fr_FR"/>
+        </w:rPr>
+        <w:t>מִצְרַ֨יִם֙ לִ⁠שְׁמָמָ֣ה תִֽהְיֶ֔ה</w:t>
+      </w:r>
+    </w:p>
+    <w:p>
+      <w:pPr/>
+      <w:r>
+        <w:rPr>
+          <w:lang w:val="fr_FR" w:bidi="fr_FR"/>
+        </w:rPr>
+      </w:r>
+      <w:r>
+        <w:rPr>
           <w:b/>
           <w:lang w:val="fr_FR" w:bidi="fr_FR"/>
         </w:rPr>
@@ -28353,6 +32287,20 @@
       </w:r>
       <w:r>
         <w:rPr>
+          <w:lang w:val="fr_FR" w:bidi="fr_FR"/>
+        </w:rPr>
+        <w:t>מֵֽ⁠חֲמַס֙ בְּנֵ֣י יְהוּדָ֔ה</w:t>
+      </w:r>
+    </w:p>
+    <w:p>
+      <w:pPr/>
+      <w:r>
+        <w:rPr>
+          <w:lang w:val="fr_FR" w:bidi="fr_FR"/>
+        </w:rPr>
+      </w:r>
+      <w:r>
+        <w:rPr>
           <w:b/>
           <w:lang w:val="fr_FR" w:bidi="fr_FR"/>
         </w:rPr>
@@ -28462,6 +32410,20 @@
       </w:r>
       <w:r>
         <w:rPr>
+          <w:lang w:val="fr_FR" w:bidi="fr_FR"/>
+        </w:rPr>
+        <w:t>שָׁפְכ֥וּ דָם־נָקִ֖יא</w:t>
+      </w:r>
+    </w:p>
+    <w:p>
+      <w:pPr/>
+      <w:r>
+        <w:rPr>
+          <w:lang w:val="fr_FR" w:bidi="fr_FR"/>
+        </w:rPr>
+      </w:r>
+      <w:r>
+        <w:rPr>
           <w:b/>
           <w:lang w:val="fr_FR" w:bidi="fr_FR"/>
         </w:rPr>
@@ -28558,6 +32520,20 @@
       </w:r>
       <w:r>
         <w:rPr>
+          <w:lang w:val="fr_FR" w:bidi="fr_FR"/>
+        </w:rPr>
+        <w:t>בְּ⁠אַרְצָֽ⁠ם</w:t>
+      </w:r>
+    </w:p>
+    <w:p>
+      <w:pPr/>
+      <w:r>
+        <w:rPr>
+          <w:lang w:val="fr_FR" w:bidi="fr_FR"/>
+        </w:rPr>
+      </w:r>
+      <w:r>
+        <w:rPr>
           <w:b/>
           <w:lang w:val="fr_FR" w:bidi="fr_FR"/>
         </w:rPr>
@@ -28721,6 +32697,20 @@
       </w:r>
       <w:r>
         <w:rPr>
+          <w:lang w:val="fr_FR" w:bidi="fr_FR"/>
+        </w:rPr>
+        <w:t>וִ⁠יהוּדָ֖ה</w:t>
+      </w:r>
+    </w:p>
+    <w:p>
+      <w:pPr/>
+      <w:r>
+        <w:rPr>
+          <w:lang w:val="fr_FR" w:bidi="fr_FR"/>
+        </w:rPr>
+      </w:r>
+      <w:r>
+        <w:rPr>
           <w:b/>
           <w:lang w:val="fr_FR" w:bidi="fr_FR"/>
         </w:rPr>
@@ -28817,6 +32807,20 @@
       </w:r>
       <w:r>
         <w:rPr>
+          <w:lang w:val="fr_FR" w:bidi="fr_FR"/>
+        </w:rPr>
+        <w:t>וִ⁠ירוּשָׁלִַ֖ם לְ⁠ד֥וֹר וָ⁠דֽוֹר</w:t>
+      </w:r>
+    </w:p>
+    <w:p>
+      <w:pPr/>
+      <w:r>
+        <w:rPr>
+          <w:lang w:val="fr_FR" w:bidi="fr_FR"/>
+        </w:rPr>
+      </w:r>
+      <w:r>
+        <w:rPr>
           <w:b/>
           <w:lang w:val="fr_FR" w:bidi="fr_FR"/>
         </w:rPr>
@@ -28889,6 +32893,20 @@
         <w:rPr>
           <w:lang w:val="fr_FR" w:bidi="fr_FR"/>
         </w:rPr>
+      </w:r>
+    </w:p>
+    <w:p>
+      <w:pPr/>
+      <w:r>
+        <w:rPr>
+          <w:lang w:val="fr_FR" w:bidi="fr_FR"/>
+        </w:rPr>
+      </w:r>
+      <w:r>
+        <w:rPr>
+          <w:lang w:val="fr_FR" w:bidi="fr_FR"/>
+        </w:rPr>
+        <w:t>לְ⁠ד֥וֹר וָ⁠דֽוֹר</w:t>
       </w:r>
     </w:p>
     <w:p>
@@ -29001,6 +33019,20 @@
       </w:r>
       <w:r>
         <w:rPr>
+          <w:lang w:val="fr_FR" w:bidi="fr_FR"/>
+        </w:rPr>
+        <w:t>וְ⁠נִקֵּ֖יתִי דָּמָ֣⁠ם לֹֽא־נִקֵּ֑יתִי</w:t>
+      </w:r>
+    </w:p>
+    <w:p>
+      <w:pPr/>
+      <w:r>
+        <w:rPr>
+          <w:lang w:val="fr_FR" w:bidi="fr_FR"/>
+        </w:rPr>
+      </w:r>
+      <w:r>
+        <w:rPr>
           <w:b/>
           <w:lang w:val="fr_FR" w:bidi="fr_FR"/>
         </w:rPr>
@@ -29084,6 +33116,20 @@
       </w:r>
       <w:r>
         <w:rPr>
+          <w:lang w:val="fr_FR" w:bidi="fr_FR"/>
+        </w:rPr>
+        <w:t>דָּמָ֣⁠ם</w:t>
+      </w:r>
+    </w:p>
+    <w:p>
+      <w:pPr/>
+      <w:r>
+        <w:rPr>
+          <w:lang w:val="fr_FR" w:bidi="fr_FR"/>
+        </w:rPr>
+      </w:r>
+      <w:r>
+        <w:rPr>
           <w:b/>
           <w:lang w:val="fr_FR" w:bidi="fr_FR"/>
         </w:rPr>
@@ -29180,6 +33226,20 @@
       </w:r>
       <w:r>
         <w:rPr>
+          <w:lang w:val="fr_FR" w:bidi="fr_FR"/>
+        </w:rPr>
+        <w:t>וַֽ⁠יהוָ֖ה שֹׁכֵ֥ן בְּ⁠צִיּֽוֹן</w:t>
+      </w:r>
+    </w:p>
+    <w:p>
+      <w:pPr/>
+      <w:r>
+        <w:rPr>
+          <w:lang w:val="fr_FR" w:bidi="fr_FR"/>
+        </w:rPr>
+      </w:r>
+      <w:r>
+        <w:rPr>
           <w:b/>
           <w:lang w:val="fr_FR" w:bidi="fr_FR"/>
         </w:rPr>
@@ -29252,6 +33312,20 @@
         <w:rPr>
           <w:lang w:val="fr_FR" w:bidi="fr_FR"/>
         </w:rPr>
+      </w:r>
+    </w:p>
+    <w:p>
+      <w:pPr/>
+      <w:r>
+        <w:rPr>
+          <w:lang w:val="fr_FR" w:bidi="fr_FR"/>
+        </w:rPr>
+      </w:r>
+      <w:r>
+        <w:rPr>
+          <w:lang w:val="fr_FR" w:bidi="fr_FR"/>
+        </w:rPr>
+        <w:t>וַֽ⁠יהוָ֖ה שֹׁכֵ֥ן בְּ⁠צִיּֽוֹן</w:t>
       </w:r>
     </w:p>
     <w:p>

--- a/fra/docx/29.content.docx
+++ b/fra/docx/29.content.docx
@@ -209,7 +209,7 @@
         <w:rPr>
           <w:lang w:val="fr_FR" w:bidi="fr_FR"/>
         </w:rPr>
-        <w:t>פְּתוּאֵֽל</w:t>
+        <w:t>פְּתוּאֵֽל</w:t>
       </w:r>
     </w:p>
     <w:p>
@@ -415,7 +415,7 @@
         <w:rPr>
           <w:lang w:val="fr_FR" w:bidi="fr_FR"/>
         </w:rPr>
-        <w:t>דְּבַר־יְהוָה֙ אֲשֶׁ֣ר הָיָ֔ה</w:t>
+        <w:t>דְּבַר־יְהוָה֙ אֲשֶׁ֣ר הָיָ֔ה</w:t>
       </w:r>
     </w:p>
     <w:p>
@@ -512,7 +512,7 @@
         <w:rPr>
           <w:lang w:val="fr_FR" w:bidi="fr_FR"/>
         </w:rPr>
-        <w:t>שִׁמְעוּ־זֹאת֙ הַ⁠זְּקֵנִ֔ים וְ⁠הַֽאֲזִ֔ינוּ כֹּ֖ל יוֹשְׁבֵ֣י הָ⁠אָ֑רֶץ</w:t>
+        <w:t>שִׁמְעוּ־זֹאת֙ הַ⁠זְּקֵנִ֔ים וְ⁠הַֽאֲזִ֔ינוּ כֹּ֖ל יוֹשְׁבֵ֣י הָ⁠אָ֑רֶץ</w:t>
       </w:r>
     </w:p>
     <w:p>
@@ -609,7 +609,7 @@
         <w:rPr>
           <w:lang w:val="fr_FR" w:bidi="fr_FR"/>
         </w:rPr>
-        <w:t>הֶ⁠הָ֤יְתָה זֹּאת֙ בִּֽ⁠ימֵי⁠כֶ֔ם וְ⁠אִ֖ם בִּ⁠ימֵ֥י אֲבֹֽתֵי⁠כֶֽם</w:t>
+        <w:t>הֶ⁠הָ֤יְתָה זֹּאת֙ בִּֽ⁠ימֵי⁠כֶ֔ם וְ⁠אִ֖ם בִּ⁠ימֵ֥י אֲבֹֽתֵי⁠כֶֽם</w:t>
       </w:r>
     </w:p>
     <w:p>
@@ -706,7 +706,7 @@
         <w:rPr>
           <w:lang w:val="fr_FR" w:bidi="fr_FR"/>
         </w:rPr>
-        <w:t>בִּֽ⁠ימֵי⁠כֶ֔ם וְ⁠אִ֖ם בִּ⁠ימֵ֥י</w:t>
+        <w:t>בִּֽ⁠ימֵי⁠כֶ֔ם וְ⁠אִ֖ם בִּ⁠ימֵ֥י</w:t>
       </w:r>
     </w:p>
     <w:p>
@@ -1133,7 +1133,7 @@
         <w:rPr>
           <w:lang w:val="fr_FR" w:bidi="fr_FR"/>
         </w:rPr>
-        <w:t>עָלֶ֖⁠יהָ לִ⁠בְנֵי⁠כֶ֣ם סַפֵּ֑רוּ וּ⁠בְנֵי⁠כֶם֙</w:t>
+        <w:t>עָלֶ֖⁠יהָ לִ⁠בְנֵי⁠כֶ֣ם סַפֵּ֑רוּ וּ⁠בְנֵי⁠כֶם֙</w:t>
       </w:r>
     </w:p>
     <w:p>
@@ -1256,7 +1256,7 @@
         <w:rPr>
           <w:lang w:val="fr_FR" w:bidi="fr_FR"/>
         </w:rPr>
-        <w:t>יֶ֤תֶר הַ⁠גָּזָם֙ אָכַ֣ל הָֽ⁠אַרְבֶּ֔ה וְ⁠יֶ֥תֶר הָ⁠אַרְבֶּ֖ה אָכַ֣ל הַ⁠יָּ֑לֶק וְ⁠יֶ֣תֶר הַ⁠יֶּ֔לֶק אָכַ֖ל הֶ⁠חָסִֽיל</w:t>
+        <w:t>יֶ֤תֶר הַ⁠גָּזָם֙ אָכַ֣ל הָֽ⁠אַרְבֶּ֔ה וְ⁠יֶ֥תֶר הָ⁠אַרְבֶּ֖ה אָכַ֣ל הַ⁠יָּ֑לֶק וְ⁠יֶ֣תֶר הַ⁠יֶּ֔לֶק אָכַ֖ל הֶ⁠חָסִֽיל</w:t>
       </w:r>
     </w:p>
     <w:p>
@@ -1353,7 +1353,7 @@
         <w:rPr>
           <w:lang w:val="fr_FR" w:bidi="fr_FR"/>
         </w:rPr>
-        <w:t>יֶ֤תֶר הַ⁠גָּזָם֙ אָכַ֣ל הָֽ⁠אַרְבֶּ֔ה וְ⁠יֶ֥תֶר הָ⁠אַרְבֶּ֖ה אָכַ֣ל הַ⁠יָּ֑לֶק וְ⁠יֶ֣תֶר הַ⁠יֶּ֔לֶק אָכַ֖ל הֶ⁠חָסִֽיל</w:t>
+        <w:t>יֶ֤תֶר הַ⁠גָּזָם֙ אָכַ֣ל הָֽ⁠אַרְבֶּ֔ה וְ⁠יֶ֥תֶר הָ⁠אַרְבֶּ֖ה אָכַ֣ל הַ⁠יָּ֑לֶק וְ⁠יֶ֣תֶר הַ⁠יֶּ֔לֶק אָכַ֖ל הֶ⁠חָסִֽיל</w:t>
       </w:r>
     </w:p>
     <w:p>
@@ -1450,7 +1450,7 @@
         <w:rPr>
           <w:lang w:val="fr_FR" w:bidi="fr_FR"/>
         </w:rPr>
-        <w:t>יֶ֤תֶר הַ⁠גָּזָם֙ אָכַ֣ל הָֽ⁠אַרְבֶּ֔ה וְ⁠יֶ֥תֶר הָ⁠אַרְבֶּ֖ה אָכַ֣ל הַ⁠יָּ֑לֶק וְ⁠יֶ֣תֶר הַ⁠יֶּ֔לֶק אָכַ֖ל הֶ⁠חָסִֽיל</w:t>
+        <w:t>יֶ֤תֶר הַ⁠גָּזָם֙ אָכַ֣ל הָֽ⁠אַרְבֶּ֔ה וְ⁠יֶ֥תֶר הָ⁠אַרְבֶּ֖ה אָכַ֣ל הַ⁠יָּ֑לֶק וְ⁠יֶ֣תֶר הַ⁠יֶּ֔לֶק אָכַ֖ל הֶ⁠חָסִֽיל</w:t>
       </w:r>
     </w:p>
     <w:p>
@@ -1842,7 +1842,7 @@
         <w:rPr>
           <w:lang w:val="fr_FR" w:bidi="fr_FR"/>
         </w:rPr>
-        <w:t>הָקִ֤יצוּ שִׁכּוֹרִים֙ וּ⁠בְכ֔וּ וְ⁠הֵילִ֖לוּ כָּל־שֹׁ֣תֵי יָ֑יִן עַל־עָסִ֕יס כִּ֥י נִכְרַ֖ת מִ⁠פִּי⁠כֶֽם</w:t>
+        <w:t>הָקִ֤יצוּ שִׁכּוֹרִים֙ וּ⁠בְכ֔וּ וְ⁠הֵילִ֖לוּ כָּל־שֹׁ֣תֵי יָ֑יִן עַל־עָסִ֕יס כִּ֥י נִכְרַ֖ת מִ⁠פִּי⁠כֶֽם</w:t>
       </w:r>
     </w:p>
     <w:p>
@@ -1939,7 +1939,7 @@
         <w:rPr>
           <w:lang w:val="fr_FR" w:bidi="fr_FR"/>
         </w:rPr>
-        <w:t>נִכְרַ֖ת מִ⁠פִּי⁠כֶֽם</w:t>
+        <w:t>נִכְרַ֖ת מִ⁠פִּי⁠כֶֽם</w:t>
       </w:r>
     </w:p>
     <w:p>
@@ -2036,7 +2036,7 @@
         <w:rPr>
           <w:lang w:val="fr_FR" w:bidi="fr_FR"/>
         </w:rPr>
-        <w:t>מִ⁠פִּי⁠כֶֽם</w:t>
+        <w:t>מִ⁠פִּי⁠כֶֽם</w:t>
       </w:r>
     </w:p>
     <w:p>
@@ -2146,7 +2146,7 @@
         <w:rPr>
           <w:lang w:val="fr_FR" w:bidi="fr_FR"/>
         </w:rPr>
-        <w:t>נִכְרַ֖ת מִ⁠פִּי⁠כֶֽם</w:t>
+        <w:t>נִכְרַ֖ת מִ⁠פִּי⁠כֶֽם</w:t>
       </w:r>
     </w:p>
     <w:p>
@@ -2257,7 +2257,7 @@
         <w:rPr>
           <w:lang w:val="fr_FR" w:bidi="fr_FR"/>
         </w:rPr>
-        <w:t>כִּֽי</w:t>
+        <w:t>כִּֽי</w:t>
       </w:r>
     </w:p>
     <w:p>
@@ -2684,7 +2684,7 @@
         <w:rPr>
           <w:lang w:val="fr_FR" w:bidi="fr_FR"/>
         </w:rPr>
-        <w:t>וְ⁠אֵ֣ין מִסְפָּ֑ר</w:t>
+        <w:t>וְ⁠אֵ֣ין מִסְפָּ֑ר</w:t>
       </w:r>
     </w:p>
     <w:p>
@@ -2781,7 +2781,7 @@
         <w:rPr>
           <w:lang w:val="fr_FR" w:bidi="fr_FR"/>
         </w:rPr>
-        <w:t>שִׁנָּי⁠ו֙ שִׁנֵּ֣י אַרְיֵ֔ה וּֽ⁠מְתַלְּע֥וֹת לָבִ֖יא לֽ⁠וֹ</w:t>
+        <w:t>שִׁנָּי⁠ו֙ שִׁנֵּ֣י אַרְיֵ֔ה וּֽ⁠מְתַלְּע֥וֹת לָבִ֖יא לֽ⁠וֹ</w:t>
       </w:r>
     </w:p>
     <w:p>
@@ -2878,7 +2878,7 @@
         <w:rPr>
           <w:lang w:val="fr_FR" w:bidi="fr_FR"/>
         </w:rPr>
-        <w:t>שִׁנָּי⁠ו֙ שִׁנֵּ֣י אַרְיֵ֔ה וּֽ⁠מְתַלְּע֥וֹת לָבִ֖יא לֽ⁠וֹ</w:t>
+        <w:t>שִׁנָּי⁠ו֙ שִׁנֵּ֣י אַרְיֵ֔ה וּֽ⁠מְתַלְּע֥וֹת לָבִ֖יא לֽ⁠וֹ</w:t>
       </w:r>
     </w:p>
     <w:p>
@@ -2988,7 +2988,7 @@
         <w:rPr>
           <w:lang w:val="fr_FR" w:bidi="fr_FR"/>
         </w:rPr>
-        <w:t>וּֽ⁠מְתַלְּע֥וֹת לָבִ֖יא לֽ⁠וֹ</w:t>
+        <w:t>וּֽ⁠מְתַלְּע֥וֹת לָבִ֖יא לֽ⁠וֹ</w:t>
       </w:r>
     </w:p>
     <w:p>
@@ -3085,7 +3085,7 @@
         <w:rPr>
           <w:lang w:val="fr_FR" w:bidi="fr_FR"/>
         </w:rPr>
-        <w:t>שָׂ֤ם גַּפְנִ⁠י֙ לְ⁠שַׁמָּ֔ה וּ⁠תְאֵנָתִ֖⁠י לִ⁠קְצָפָ֑ה</w:t>
+        <w:t>שָׂ֤ם גַּפְנִ⁠י֙ לְ⁠שַׁמָּ֔ה וּ⁠תְאֵנָתִ֖⁠י לִ⁠קְצָפָ֑ה</w:t>
       </w:r>
     </w:p>
     <w:p>
@@ -3195,7 +3195,7 @@
         <w:rPr>
           <w:lang w:val="fr_FR" w:bidi="fr_FR"/>
         </w:rPr>
-        <w:t>שָׂ֤ם גַּפְנִ⁠י֙ לְ⁠שַׁמָּ֔ה</w:t>
+        <w:t>שָׂ֤ם גַּפְנִ⁠י֙ לְ⁠שַׁמָּ֔ה</w:t>
       </w:r>
     </w:p>
     <w:p>
@@ -3305,7 +3305,7 @@
         <w:rPr>
           <w:lang w:val="fr_FR" w:bidi="fr_FR"/>
         </w:rPr>
-        <w:t>חָשֹׂ֤ף חֲשָׂפָ⁠הּ֙</w:t>
+        <w:t>חָשֹׂ֤ף חֲשָׂפָ⁠הּ֙</w:t>
       </w:r>
     </w:p>
     <w:p>
@@ -3402,7 +3402,7 @@
         <w:rPr>
           <w:lang w:val="fr_FR" w:bidi="fr_FR"/>
         </w:rPr>
-        <w:t>וְ⁠הִשְׁלִ֔יךְ</w:t>
+        <w:t>וְ⁠הִשְׁלִ֔יךְ</w:t>
       </w:r>
     </w:p>
     <w:p>
@@ -3512,7 +3512,7 @@
         <w:rPr>
           <w:lang w:val="fr_FR" w:bidi="fr_FR"/>
         </w:rPr>
-        <w:t>הִלְבִּ֖ינוּ שָׂרִיגֶֽי⁠הָ</w:t>
+        <w:t>הִלְבִּ֖ינוּ שָׂרִיגֶֽי⁠הָ</w:t>
       </w:r>
     </w:p>
     <w:p>
@@ -3732,7 +3732,7 @@
         <w:rPr>
           <w:lang w:val="fr_FR" w:bidi="fr_FR"/>
         </w:rPr>
-        <w:t>כִּ⁠בְתוּלָ֥ה חֲגֻֽרַת־שַׂ֖ק עַל־בַּ֥עַל נְעוּרֶֽי⁠הָ</w:t>
+        <w:t>כִּ⁠בְתוּלָ֥ה חֲגֻֽרַת־שַׂ֖ק עַל־בַּ֥עַל נְעוּרֶֽי⁠הָ</w:t>
       </w:r>
     </w:p>
     <w:p>
@@ -3829,7 +3829,7 @@
         <w:rPr>
           <w:lang w:val="fr_FR" w:bidi="fr_FR"/>
         </w:rPr>
-        <w:t>כִּ⁠בְתוּלָ֥ה חֲגֻֽרַת־שַׂ֖ק</w:t>
+        <w:t>כִּ⁠בְתוּלָ֥ה חֲגֻֽרַת־שַׂ֖ק</w:t>
       </w:r>
     </w:p>
     <w:p>
@@ -3939,7 +3939,7 @@
         <w:rPr>
           <w:lang w:val="fr_FR" w:bidi="fr_FR"/>
         </w:rPr>
-        <w:t>כִּ⁠בְתוּלָ֥ה חֲגֻֽרַת־שַׂ֖ק</w:t>
+        <w:t>כִּ⁠בְתוּלָ֥ה חֲגֻֽרַת־שַׂ֖ק</w:t>
       </w:r>
     </w:p>
     <w:p>
@@ -4049,7 +4049,7 @@
         <w:rPr>
           <w:lang w:val="fr_FR" w:bidi="fr_FR"/>
         </w:rPr>
-        <w:t>בַּ֥עַל נְעוּרֶֽי⁠הָ</w:t>
+        <w:t>בַּ֥עַל נְעוּרֶֽי⁠הָ</w:t>
       </w:r>
     </w:p>
     <w:p>
@@ -4397,7 +4397,7 @@
         <w:rPr>
           <w:lang w:val="fr_FR" w:bidi="fr_FR"/>
         </w:rPr>
-        <w:t>הָכְרַ֥ת &amp; מִ⁠בֵּ֣ית</w:t>
+        <w:t>הָכְרַ֥ת &amp; מִ⁠בֵּ֣ית</w:t>
       </w:r>
     </w:p>
     <w:p>
@@ -4507,7 +4507,7 @@
         <w:rPr>
           <w:lang w:val="fr_FR" w:bidi="fr_FR"/>
         </w:rPr>
-        <w:t>מִ⁠בֵּ֣ית יְהוָ֑ה</w:t>
+        <w:t>מִ⁠בֵּ֣ית יְהוָ֑ה</w:t>
       </w:r>
     </w:p>
     <w:p>
@@ -4617,7 +4617,7 @@
         <w:rPr>
           <w:lang w:val="fr_FR" w:bidi="fr_FR"/>
         </w:rPr>
-        <w:t>שֻׁדַּ֣ד שָׂדֶ֔ה אָבְלָ֖ה אֲדָמָ֑ה כִּ֚י שֻׁדַּ֣ד דָּגָ֔ן</w:t>
+        <w:t>שֻׁדַּ֣ד שָׂדֶ֔ה אָבְלָ֖ה אֲדָמָ֑ה כִּ֚י שֻׁדַּ֣ד דָּגָ֔ן</w:t>
       </w:r>
     </w:p>
     <w:p>
@@ -4746,7 +4746,7 @@
         <w:rPr>
           <w:lang w:val="fr_FR" w:bidi="fr_FR"/>
         </w:rPr>
-        <w:t>שֻׁדַּ֣ד שָׂדֶ֔ה &amp; שֻׁדַּ֣ד</w:t>
+        <w:t>שֻׁדַּ֣ד שָׂדֶ֔ה &amp; שֻׁדַּ֣ד</w:t>
       </w:r>
     </w:p>
     <w:p>
@@ -4966,7 +4966,7 @@
         <w:rPr>
           <w:lang w:val="fr_FR" w:bidi="fr_FR"/>
         </w:rPr>
-        <w:t>הוֹבִ֥ישׁ תִּיר֖וֹשׁ</w:t>
+        <w:t>הוֹבִ֥ישׁ תִּיר֖וֹשׁ</w:t>
       </w:r>
     </w:p>
     <w:p>
@@ -5296,7 +5296,7 @@
         <w:rPr>
           <w:lang w:val="fr_FR" w:bidi="fr_FR"/>
         </w:rPr>
-        <w:t>שָׂדֶֽה</w:t>
+        <w:t>שָׂדֶֽה</w:t>
       </w:r>
     </w:p>
     <w:p>
@@ -5406,7 +5406,7 @@
         <w:rPr>
           <w:lang w:val="fr_FR" w:bidi="fr_FR"/>
         </w:rPr>
-        <w:t>הַ⁠גֶּ֣פֶן הוֹבִ֔ישָׁה וְ⁠הַ⁠תְּאֵנָ֖ה אֻמְלָ֑לָה רִמּ֞וֹן גַּם־תָּמָ֣ר וְ⁠תַפּ֗וּחַ</w:t>
+        <w:t>הַ⁠גֶּ֣פֶן הוֹבִ֔ישָׁה וְ⁠הַ⁠תְּאֵנָ֖ה אֻמְלָ֑לָה רִמּ֞וֹן גַּם־תָּמָ֣ר וְ⁠תַפּ֗וּחַ</w:t>
       </w:r>
     </w:p>
     <w:p>
@@ -5696,7 +5696,7 @@
         <w:rPr>
           <w:lang w:val="fr_FR" w:bidi="fr_FR"/>
         </w:rPr>
-        <w:t>וְ⁠הַ⁠תְּאֵנָ֖ה אֻמְלָ֑לָה</w:t>
+        <w:t>וְ⁠הַ⁠תְּאֵנָ֖ה אֻמְלָ֑לָה</w:t>
       </w:r>
     </w:p>
     <w:p>
@@ -5819,7 +5819,7 @@
         <w:rPr>
           <w:lang w:val="fr_FR" w:bidi="fr_FR"/>
         </w:rPr>
-        <w:t>כָּל־עֲצֵ֤י הַ⁠שָּׂדֶה֙ יָבֵ֔שׁוּ</w:t>
+        <w:t>כָּל־עֲצֵ֤י הַ⁠שָּׂדֶה֙ יָבֵ֔שׁוּ</w:t>
       </w:r>
     </w:p>
     <w:p>
@@ -5916,7 +5916,7 @@
         <w:rPr>
           <w:lang w:val="fr_FR" w:bidi="fr_FR"/>
         </w:rPr>
-        <w:t>הֹבִ֥ישׁ שָׂשׂ֖וֹן מִן־בְּנֵ֥י אָדָֽם</w:t>
+        <w:t>הֹבִ֥ישׁ שָׂשׂ֖וֹן מִן־בְּנֵ֥י אָדָֽם</w:t>
       </w:r>
     </w:p>
     <w:p>
@@ -6039,7 +6039,7 @@
         <w:rPr>
           <w:lang w:val="fr_FR" w:bidi="fr_FR"/>
         </w:rPr>
-        <w:t>בְּנֵ֥י אָדָֽם</w:t>
+        <w:t>בְּנֵ֥י אָדָֽם</w:t>
       </w:r>
     </w:p>
     <w:p>
@@ -6272,7 +6272,7 @@
         <w:rPr>
           <w:lang w:val="fr_FR" w:bidi="fr_FR"/>
         </w:rPr>
-        <w:t>לִ֣ינוּ בַ⁠שַּׂקִּ֔ים</w:t>
+        <w:t>לִ֣ינוּ בַ⁠שַּׂקִּ֔ים</w:t>
       </w:r>
     </w:p>
     <w:p>
@@ -6699,7 +6699,7 @@
         <w:rPr>
           <w:lang w:val="fr_FR" w:bidi="fr_FR"/>
         </w:rPr>
-        <w:t>קַדְּשׁוּ־צוֹם֙</w:t>
+        <w:t>קַדְּשׁוּ־צוֹם֙</w:t>
       </w:r>
     </w:p>
     <w:p>
@@ -7236,7 +7236,7 @@
         <w:rPr>
           <w:lang w:val="fr_FR" w:bidi="fr_FR"/>
         </w:rPr>
-        <w:t>וּ⁠כְ⁠שֹׁ֖ד מִ⁠שַׁדַּ֥י יָבֽוֹא</w:t>
+        <w:t>וּ⁠כְ⁠שֹׁ֖ד מִ⁠שַׁדַּ֥י יָבֽוֹא</w:t>
       </w:r>
     </w:p>
     <w:p>
@@ -7346,7 +7346,7 @@
         <w:rPr>
           <w:lang w:val="fr_FR" w:bidi="fr_FR"/>
         </w:rPr>
-        <w:t>מִ⁠שַׁדַּ֥י</w:t>
+        <w:t>מִ⁠שַׁדַּ֥י</w:t>
       </w:r>
     </w:p>
     <w:p>
@@ -7456,7 +7456,7 @@
         <w:rPr>
           <w:lang w:val="fr_FR" w:bidi="fr_FR"/>
         </w:rPr>
-        <w:t>הֲ⁠ל֛וֹא נֶ֥גֶד עֵינֵ֖י⁠נוּ אֹ֣כֶל נִכְרָ֑ת מִ⁠בֵּ֥ית אֱלֹהֵ֖י⁠נוּ שִׂמְחָ֥ה וָ⁠גִֽיל</w:t>
+        <w:t>הֲ⁠ל֛וֹא נֶ֥גֶד עֵינֵ֖י⁠נוּ אֹ֣כֶל נִכְרָ֑ת מִ⁠בֵּ֥ית אֱלֹהֵ֖י⁠נוּ שִׂמְחָ֥ה וָ⁠גִֽיל</w:t>
       </w:r>
     </w:p>
     <w:p>
@@ -7760,7 +7760,7 @@
         <w:rPr>
           <w:lang w:val="fr_FR" w:bidi="fr_FR"/>
         </w:rPr>
-        <w:t>מִ⁠בֵּ֥ית אֱלֹהֵ֖י⁠נוּ שִׂמְחָ֥ה וָ⁠גִֽיל</w:t>
+        <w:t>מִ⁠בֵּ֥ית אֱלֹהֵ֖י⁠נוּ שִׂמְחָ֥ה וָ⁠גִֽיל</w:t>
       </w:r>
     </w:p>
     <w:p>
@@ -7857,7 +7857,7 @@
         <w:rPr>
           <w:lang w:val="fr_FR" w:bidi="fr_FR"/>
         </w:rPr>
-        <w:t>שִׂמְחָ֥ה וָ⁠גִֽיל</w:t>
+        <w:t>שִׂמְחָ֥ה וָ⁠גִֽיל</w:t>
       </w:r>
     </w:p>
     <w:p>
@@ -7980,7 +7980,7 @@
         <w:rPr>
           <w:lang w:val="fr_FR" w:bidi="fr_FR"/>
         </w:rPr>
-        <w:t>נֶהֶרְס֖וּ מַמְּגֻר֑וֹת</w:t>
+        <w:t>נֶהֶרְס֖וּ מַמְּגֻר֑וֹת</w:t>
       </w:r>
     </w:p>
     <w:p>
@@ -8077,7 +8077,7 @@
         <w:rPr>
           <w:lang w:val="fr_FR" w:bidi="fr_FR"/>
         </w:rPr>
-        <w:t>הֹבִ֖ישׁ דָּגָֽן</w:t>
+        <w:t>הֹבִ֖ישׁ דָּגָֽן</w:t>
       </w:r>
     </w:p>
     <w:p>
@@ -8200,7 +8200,7 @@
         <w:rPr>
           <w:lang w:val="fr_FR" w:bidi="fr_FR"/>
         </w:rPr>
-        <w:t>מַה־נֶּאֶנְחָ֣ה בְהֵמָ֗ה</w:t>
+        <w:t>מַה־נֶּאֶנְחָ֣ה בְהֵמָ֗ה</w:t>
       </w:r>
     </w:p>
     <w:p>
@@ -8297,7 +8297,7 @@
         <w:rPr>
           <w:lang w:val="fr_FR" w:bidi="fr_FR"/>
         </w:rPr>
-        <w:t>מַה־נֶּאֶנְחָ֣ה בְהֵמָ֗ה</w:t>
+        <w:t>מַה־נֶּאֶנְחָ֣ה בְהֵמָ֗ה</w:t>
       </w:r>
     </w:p>
     <w:p>
@@ -8517,7 +8517,7 @@
         <w:rPr>
           <w:lang w:val="fr_FR" w:bidi="fr_FR"/>
         </w:rPr>
-        <w:t>עֶדְרֵ֥י הַ⁠צֹּ֖אן נֶאְשָֽׁמוּ</w:t>
+        <w:t>עֶדְרֵ֥י הַ⁠צֹּ֖אן נֶאְשָֽׁמוּ</w:t>
       </w:r>
     </w:p>
     <w:p>
@@ -8614,7 +8614,7 @@
         <w:rPr>
           <w:lang w:val="fr_FR" w:bidi="fr_FR"/>
         </w:rPr>
-        <w:t>עֶדְרֵ֥י הַ⁠צֹּ֖אן נֶאְשָֽׁמוּ</w:t>
+        <w:t>עֶדְרֵ֥י הַ⁠צֹּ֖אן נֶאְשָֽׁמוּ</w:t>
       </w:r>
     </w:p>
     <w:p>
@@ -8808,7 +8808,7 @@
         <w:rPr>
           <w:lang w:val="fr_FR" w:bidi="fr_FR"/>
         </w:rPr>
-        <w:t>כִּ֣י אֵ֗שׁ אָֽכְלָה֙ נְא֣וֹת מִדְבָּ֔ר</w:t>
+        <w:t>כִּ֣י אֵ֗שׁ אָֽכְלָה֙ נְא֣וֹת מִדְבָּ֔ר</w:t>
       </w:r>
     </w:p>
     <w:p>
@@ -8918,7 +8918,7 @@
         <w:rPr>
           <w:lang w:val="fr_FR" w:bidi="fr_FR"/>
         </w:rPr>
-        <w:t>וְ⁠לֶ֣הָבָ֔ה לִהֲטָ֖ה כָּל־עֲצֵ֥י הַ⁠שָּׂדֶֽה</w:t>
+        <w:t>וְ⁠לֶ֣הָבָ֔ה לִהֲטָ֖ה כָּל־עֲצֵ֥י הַ⁠שָּׂדֶֽה</w:t>
       </w:r>
     </w:p>
     <w:p>
@@ -9041,7 +9041,7 @@
         <w:rPr>
           <w:lang w:val="fr_FR" w:bidi="fr_FR"/>
         </w:rPr>
-        <w:t>וְ⁠לֶ֣הָבָ֔ה לִהֲטָ֖ה כָּל־עֲצֵ֥י הַ⁠שָּׂדֶֽה</w:t>
+        <w:t>וְ⁠לֶ֣הָבָ֔ה לִהֲטָ֖ה כָּל־עֲצֵ֥י הַ⁠שָּׂדֶֽה</w:t>
       </w:r>
     </w:p>
     <w:p>
@@ -9362,7 +9362,7 @@
         <w:rPr>
           <w:lang w:val="fr_FR" w:bidi="fr_FR"/>
         </w:rPr>
-        <w:t>תִּקְע֨וּ שׁוֹפָ֜ר בְּ⁠צִיּ֗וֹן וְ⁠הָרִ֨יעוּ֙ בְּ⁠הַ֣ר קָדְשִׁ֔⁠י</w:t>
+        <w:t>תִּקְע֨וּ שׁוֹפָ֜ר בְּ⁠צִיּ֗וֹן וְ⁠הָרִ֨יעוּ֙ בְּ⁠הַ֣ר קָדְשִׁ֔⁠י</w:t>
       </w:r>
     </w:p>
     <w:p>
@@ -9692,7 +9692,7 @@
         <w:rPr>
           <w:lang w:val="fr_FR" w:bidi="fr_FR"/>
         </w:rPr>
-        <w:t>בְּ⁠הַ֣ר קָדְשִׁ֔⁠י</w:t>
+        <w:t>בְּ⁠הַ֣ר קָדְשִׁ֔⁠י</w:t>
       </w:r>
     </w:p>
     <w:p>
@@ -9802,7 +9802,7 @@
         <w:rPr>
           <w:lang w:val="fr_FR" w:bidi="fr_FR"/>
         </w:rPr>
-        <w:t>יִרְגְּז֕וּ</w:t>
+        <w:t>יִרְגְּז֕וּ</w:t>
       </w:r>
     </w:p>
     <w:p>
@@ -10013,7 +10013,7 @@
         <w:rPr>
           <w:lang w:val="fr_FR" w:bidi="fr_FR"/>
         </w:rPr>
-        <w:t>י֧וֹם חֹ֣שֶׁךְ וַ⁠אֲפֵלָ֗ה י֤וֹם עָנָן֙ וַ⁠עֲרָפֶ֔ל</w:t>
+        <w:t>י֧וֹם חֹ֣שֶׁךְ וַ⁠אֲפֵלָ֗ה י֤וֹם עָנָן֙ וַ⁠עֲרָפֶ֔ל</w:t>
       </w:r>
     </w:p>
     <w:p>
@@ -10123,7 +10123,7 @@
         <w:rPr>
           <w:lang w:val="fr_FR" w:bidi="fr_FR"/>
         </w:rPr>
-        <w:t>חֹ֣שֶׁךְ וַ⁠אֲפֵלָ֗ה</w:t>
+        <w:t>חֹ֣שֶׁךְ וַ⁠אֲפֵלָ֗ה</w:t>
       </w:r>
     </w:p>
     <w:p>
@@ -10369,7 +10369,7 @@
         <w:rPr>
           <w:lang w:val="fr_FR" w:bidi="fr_FR"/>
         </w:rPr>
-        <w:t>כְּ⁠שַׁ֖חַר פָּרֻ֣שׂ עַל־הֶֽ⁠הָרִ֑ים</w:t>
+        <w:t>כְּ⁠שַׁ֖חַר פָּרֻ֣שׂ עַל־הֶֽ⁠הָרִ֑ים</w:t>
       </w:r>
     </w:p>
     <w:p>
@@ -10466,7 +10466,7 @@
         <w:rPr>
           <w:lang w:val="fr_FR" w:bidi="fr_FR"/>
         </w:rPr>
-        <w:t>כְּ⁠שַׁ֖חַר פָּרֻ֣שׂ עַל־הֶֽ⁠הָרִ֑ים</w:t>
+        <w:t>כְּ⁠שַׁ֖חַר פָּרֻ֣שׂ עַל־הֶֽ⁠הָרִ֑ים</w:t>
       </w:r>
     </w:p>
     <w:p>
@@ -10582,7 +10582,7 @@
         <w:rPr>
           <w:lang w:val="fr_FR" w:bidi="fr_FR"/>
         </w:rPr>
-        <w:t>כְּ⁠שַׁ֖חַר</w:t>
+        <w:t>כְּ⁠שַׁ֖חַר</w:t>
       </w:r>
     </w:p>
     <w:p>
@@ -10912,7 +10912,7 @@
         <w:rPr>
           <w:lang w:val="fr_FR" w:bidi="fr_FR"/>
         </w:rPr>
-        <w:t>כָּמֹ֗⁠הוּ לֹ֤א נִֽהְיָה֙ מִן־הָ֣⁠עוֹלָ֔ם וְ⁠אַֽחֲרָי⁠ו֙ לֹ֣א יוֹסֵ֔ף עַד־שְׁנֵ֖י דּ֥וֹר וָ⁠דֽוֹר</w:t>
+        <w:t>כָּמֹ֗⁠הוּ לֹ֤א נִֽהְיָה֙ מִן־הָ֣⁠עוֹלָ֔ם וְ⁠אַֽחֲרָי⁠ו֙ לֹ֣א יוֹסֵ֔ף עַד־שְׁנֵ֖י דּ֥וֹר וָ⁠דֽוֹר</w:t>
       </w:r>
     </w:p>
     <w:p>
@@ -11009,7 +11009,7 @@
         <w:rPr>
           <w:lang w:val="fr_FR" w:bidi="fr_FR"/>
         </w:rPr>
-        <w:t>עַד־שְׁנֵ֖י דּ֥וֹר וָ⁠דֽוֹר</w:t>
+        <w:t>עַד־שְׁנֵ֖י דּ֥וֹר וָ⁠דֽוֹר</w:t>
       </w:r>
     </w:p>
     <w:p>
@@ -11106,7 +11106,7 @@
         <w:rPr>
           <w:lang w:val="fr_FR" w:bidi="fr_FR"/>
         </w:rPr>
-        <w:t>לְ⁠פָנָי⁠ו֙ אָ֣כְלָה אֵ֔שׁ וְ⁠אַחֲרָ֖י⁠ו תְּלַהֵ֣ט לֶֽהָבָ֑ה כְּ⁠גַן־עֵ֨דֶן הָ⁠אָ֜רֶץ לְ⁠פָנָ֗י⁠ו וְ⁠אַֽחֲרָי⁠ו֙ מִדְבַּ֣ר שְׁמָמָ֔ה וְ⁠גַם־פְּלֵיטָ֖ה לֹא־הָ֥יְתָה לּֽ⁠וֹ</w:t>
+        <w:t>לְ⁠פָנָי⁠ו֙ אָ֣כְלָה אֵ֔שׁ וְ⁠אַחֲרָ֖י⁠ו תְּלַהֵ֣ט לֶֽהָבָ֑ה כְּ⁠גַן־עֵ֨דֶן הָ⁠אָ֜רֶץ לְ⁠פָנָ֗י⁠ו וְ⁠אַֽחֲרָי⁠ו֙ מִדְבַּ֣ר שְׁמָמָ֔ה וְ⁠גַם־פְּלֵיטָ֖ה לֹא־הָ֥יְתָה לּֽ⁠וֹ</w:t>
       </w:r>
     </w:p>
     <w:p>
@@ -11228,7 +11228,7 @@
         <w:rPr>
           <w:lang w:val="fr_FR" w:bidi="fr_FR"/>
         </w:rPr>
-        <w:t>לְ⁠פָנָי⁠ו֙ אָ֣כְלָה אֵ֔שׁ וְ⁠אַחֲרָ֖י⁠ו תְּלַהֵ֣ט לֶֽהָבָ֑ה</w:t>
+        <w:t>לְ⁠פָנָי⁠ו֙ אָ֣כְלָה אֵ֔שׁ וְ⁠אַחֲרָ֖י⁠ו תְּלַהֵ֣ט לֶֽהָבָ֑ה</w:t>
       </w:r>
     </w:p>
     <w:p>
@@ -11461,7 +11461,7 @@
         <w:rPr>
           <w:lang w:val="fr_FR" w:bidi="fr_FR"/>
         </w:rPr>
-        <w:t>כְּ⁠גַן־עֵ֨דֶן הָ⁠אָ֜רֶץ לְ⁠פָנָ֗י⁠ו</w:t>
+        <w:t>כְּ⁠גַן־עֵ֨דֶן הָ⁠אָ֜רֶץ לְ⁠פָנָ֗י⁠ו</w:t>
       </w:r>
     </w:p>
     <w:p>
@@ -11558,7 +11558,7 @@
         <w:rPr>
           <w:lang w:val="fr_FR" w:bidi="fr_FR"/>
         </w:rPr>
-        <w:t>מִדְבַּ֣ר שְׁמָמָ֔ה</w:t>
+        <w:t>מִדְבַּ֣ר שְׁמָמָ֔ה</w:t>
       </w:r>
     </w:p>
     <w:p>
@@ -11668,7 +11668,7 @@
         <w:rPr>
           <w:lang w:val="fr_FR" w:bidi="fr_FR"/>
         </w:rPr>
-        <w:t>וְ⁠גַם־פְּלֵיטָ֖ה לֹא־הָ֥יְתָה לּֽ⁠וֹ</w:t>
+        <w:t>וְ⁠גַם־פְּלֵיטָ֖ה לֹא־הָ֥יְתָה לּֽ⁠וֹ</w:t>
       </w:r>
     </w:p>
     <w:p>
@@ -11765,7 +11765,7 @@
         <w:rPr>
           <w:lang w:val="fr_FR" w:bidi="fr_FR"/>
         </w:rPr>
-        <w:t>פְּלֵיטָ֖ה לֹא־הָ֥יְתָה לּֽ⁠וֹ</w:t>
+        <w:t>פְּלֵיטָ֖ה לֹא־הָ֥יְתָה לּֽ⁠וֹ</w:t>
       </w:r>
     </w:p>
     <w:p>
@@ -11875,7 +11875,7 @@
         <w:rPr>
           <w:lang w:val="fr_FR" w:bidi="fr_FR"/>
         </w:rPr>
-        <w:t>כְּ⁠מַרְאֵ֥ה סוּסִ֖ים מַרְאֵ֑⁠הוּ</w:t>
+        <w:t>כְּ⁠מַרְאֵ֥ה סוּסִ֖ים מַרְאֵ֑⁠הוּ</w:t>
       </w:r>
     </w:p>
     <w:p>
@@ -11972,7 +11972,7 @@
         <w:rPr>
           <w:lang w:val="fr_FR" w:bidi="fr_FR"/>
         </w:rPr>
-        <w:t>כְּ⁠מַרְאֵ֥ה &amp; מַרְאֵ֑⁠הוּ</w:t>
+        <w:t>כְּ⁠מַרְאֵ֥ה &amp; מַרְאֵ֑⁠הוּ</w:t>
       </w:r>
     </w:p>
     <w:p>
@@ -12069,7 +12069,7 @@
         <w:rPr>
           <w:lang w:val="fr_FR" w:bidi="fr_FR"/>
         </w:rPr>
-        <w:t>וּ⁠כְ⁠פָרָשִׁ֖ים כֵּ֥ן יְרוּצֽוּ⁠ן</w:t>
+        <w:t>וּ⁠כְ⁠פָרָשִׁ֖ים כֵּ֥ן יְרוּצֽוּ⁠ן</w:t>
       </w:r>
     </w:p>
     <w:p>
@@ -12166,7 +12166,7 @@
         <w:rPr>
           <w:lang w:val="fr_FR" w:bidi="fr_FR"/>
         </w:rPr>
-        <w:t>כְּ⁠ק֣וֹל מַרְכָּב֗וֹת עַל־רָאשֵׁ֤י הֶֽ⁠הָרִים֙ יְרַקֵּד֔וּ⁠ן</w:t>
+        <w:t>כְּ⁠ק֣וֹל מַרְכָּב֗וֹת עַל־רָאשֵׁ֤י הֶֽ⁠הָרִים֙ יְרַקֵּד֔וּ⁠ן</w:t>
       </w:r>
     </w:p>
     <w:p>
@@ -12263,7 +12263,7 @@
         <w:rPr>
           <w:lang w:val="fr_FR" w:bidi="fr_FR"/>
         </w:rPr>
-        <w:t>כְּ⁠קוֹל֙ לַ֣הַב אֵ֔שׁ אֹכְלָ֖ה קָ֑שׁ</w:t>
+        <w:t>כְּ⁠קוֹל֙ לַ֣הַב אֵ֔שׁ אֹכְלָ֖ה קָ֑שׁ</w:t>
       </w:r>
     </w:p>
     <w:p>
@@ -12360,7 +12360,7 @@
         <w:rPr>
           <w:lang w:val="fr_FR" w:bidi="fr_FR"/>
         </w:rPr>
-        <w:t>כְּ⁠עַ֣ם עָצ֔וּם עֱר֖וּךְ מִלְחָמָֽה</w:t>
+        <w:t>כְּ⁠עַ֣ם עָצ֔וּם עֱר֖וּךְ מִלְחָמָֽה</w:t>
       </w:r>
     </w:p>
     <w:p>
@@ -12457,7 +12457,7 @@
         <w:rPr>
           <w:lang w:val="fr_FR" w:bidi="fr_FR"/>
         </w:rPr>
-        <w:t>כְּ⁠עַ֣ם עָצ֔וּם עֱר֖וּךְ מִלְחָמָֽה</w:t>
+        <w:t>כְּ⁠עַ֣ם עָצ֔וּם עֱר֖וּךְ מִלְחָמָֽה</w:t>
       </w:r>
     </w:p>
     <w:p>
@@ -12554,7 +12554,7 @@
         <w:rPr>
           <w:lang w:val="fr_FR" w:bidi="fr_FR"/>
         </w:rPr>
-        <w:t>כְּ⁠עַ֣ם עָצ֔וּם עֱר֖וּךְ מִלְחָמָֽה</w:t>
+        <w:t>כְּ⁠עַ֣ם עָצ֔וּם עֱר֖וּךְ מִלְחָמָֽה</w:t>
       </w:r>
     </w:p>
     <w:p>
@@ -12761,7 +12761,7 @@
         <w:rPr>
           <w:lang w:val="fr_FR" w:bidi="fr_FR"/>
         </w:rPr>
-        <w:t>קִבְּצ֥וּ פָארֽוּר</w:t>
+        <w:t>קִבְּצ֥וּ פָארֽוּר</w:t>
       </w:r>
     </w:p>
     <w:p>
@@ -12871,7 +12871,7 @@
         <w:rPr>
           <w:lang w:val="fr_FR" w:bidi="fr_FR"/>
         </w:rPr>
-        <w:t>כְּ⁠גִבּוֹרִ֣ים יְרֻצ֔וּ⁠ן</w:t>
+        <w:t>כְּ⁠גִבּוֹרִ֣ים יְרֻצ֔וּ⁠ן</w:t>
       </w:r>
     </w:p>
     <w:p>
@@ -12968,7 +12968,7 @@
         <w:rPr>
           <w:lang w:val="fr_FR" w:bidi="fr_FR"/>
         </w:rPr>
-        <w:t>כְּ⁠אַנְשֵׁ֥י מִלְחָמָ֖ה יַעֲל֣וּ חוֹמָ֑ה</w:t>
+        <w:t>כְּ⁠אַנְשֵׁ֥י מִלְחָמָ֖ה יַעֲל֣וּ חוֹמָ֑ה</w:t>
       </w:r>
     </w:p>
     <w:p>
@@ -13065,7 +13065,7 @@
         <w:rPr>
           <w:lang w:val="fr_FR" w:bidi="fr_FR"/>
         </w:rPr>
-        <w:t>כְּ⁠אַנְשֵׁ֥י מִלְחָמָ֖ה</w:t>
+        <w:t>כְּ⁠אַנְשֵׁ֥י מִלְחָמָ֖ה</w:t>
       </w:r>
     </w:p>
     <w:p>
@@ -13311,7 +13311,7 @@
         <w:rPr>
           <w:lang w:val="fr_FR" w:bidi="fr_FR"/>
         </w:rPr>
-        <w:t>וְ⁠אִ֤ישׁ בִּ⁠דְרָכָי⁠ו֙</w:t>
+        <w:t>וְ⁠אִ֤ישׁ בִּ⁠דְרָכָי⁠ו֙</w:t>
       </w:r>
     </w:p>
     <w:p>
@@ -13434,7 +13434,7 @@
         <w:rPr>
           <w:lang w:val="fr_FR" w:bidi="fr_FR"/>
         </w:rPr>
-        <w:t>וְ⁠לֹ֥א יְעַבְּט֖וּ⁠ן אֹרְחוֹתָֽ⁠ם</w:t>
+        <w:t>וְ⁠לֹ֥א יְעַבְּט֖וּ⁠ן אֹרְחוֹתָֽ⁠ם</w:t>
       </w:r>
     </w:p>
     <w:p>
@@ -13531,7 +13531,7 @@
         <w:rPr>
           <w:lang w:val="fr_FR" w:bidi="fr_FR"/>
         </w:rPr>
-        <w:t>וְ⁠לֹ֥א יְעַבְּט֖וּ⁠ן אֹרְחוֹתָֽ⁠ם</w:t>
+        <w:t>וְ⁠לֹ֥א יְעַבְּט֖וּ⁠ן אֹרְחוֹתָֽ⁠ם</w:t>
       </w:r>
     </w:p>
     <w:p>
@@ -13751,7 +13751,7 @@
         <w:rPr>
           <w:lang w:val="fr_FR" w:bidi="fr_FR"/>
         </w:rPr>
-        <w:t>גֶּ֥בֶר בִּ⁠מְסִלָּת֖⁠וֹ יֵֽלֵכ֑וּ⁠ן</w:t>
+        <w:t>גֶּ֥בֶר בִּ⁠מְסִלָּת֖⁠וֹ יֵֽלֵכ֑וּ⁠ן</w:t>
       </w:r>
     </w:p>
     <w:p>
@@ -13874,7 +13874,7 @@
         <w:rPr>
           <w:lang w:val="fr_FR" w:bidi="fr_FR"/>
         </w:rPr>
-        <w:t>וּ⁠בְעַ֥ד הַ⁠שֶּׁ֛לַח יִפֹּ֖לוּ לֹ֥א יִבְצָֽעוּ</w:t>
+        <w:t>וּ⁠בְעַ֥ד הַ⁠שֶּׁ֛לַח יִפֹּ֖לוּ לֹ֥א יִבְצָֽעוּ</w:t>
       </w:r>
     </w:p>
     <w:p>
@@ -13971,7 +13971,7 @@
         <w:rPr>
           <w:lang w:val="fr_FR" w:bidi="fr_FR"/>
         </w:rPr>
-        <w:t>בָּ⁠עִ֣יר יָשֹׁ֗קּוּ בַּֽ⁠חוֹמָה֙ יְרֻצ֔וּ⁠ן בַּ⁠בָּתִּ֖ים יַעֲל֑וּ בְּעַ֧ד הַ⁠חַלּוֹנִ֛ים יָבֹ֖אוּ כַּ⁠גַּנָּֽב</w:t>
+        <w:t>בָּ⁠עִ֣יר יָשֹׁ֗קּוּ בַּֽ⁠חוֹמָה֙ יְרֻצ֔וּ⁠ן בַּ⁠בָּתִּ֖ים יַעֲל֑וּ בְּעַ֧ד הַ⁠חַלּוֹנִ֛ים יָבֹ֖אוּ כַּ⁠גַּנָּֽב</w:t>
       </w:r>
     </w:p>
     <w:p>
@@ -14068,7 +14068,7 @@
         <w:rPr>
           <w:lang w:val="fr_FR" w:bidi="fr_FR"/>
         </w:rPr>
-        <w:t>בְּעַ֧ד הַ⁠חַלּוֹנִ֛ים יָבֹ֖אוּ כַּ⁠גַּנָּֽב</w:t>
+        <w:t>בְּעַ֧ד הַ⁠חַלּוֹנִ֛ים יָבֹ֖אוּ כַּ⁠גַּנָּֽב</w:t>
       </w:r>
     </w:p>
     <w:p>
@@ -14177,7 +14177,7 @@
         <w:rPr>
           <w:lang w:val="fr_FR" w:bidi="fr_FR"/>
         </w:rPr>
-        <w:t>לְ⁠פָנָי⁠ו֙ רָ֣גְזָה אֶ֔רֶץ רָעֲשׁ֖וּ שָׁמָ֑יִם</w:t>
+        <w:t>לְ⁠פָנָי⁠ו֙ רָ֣גְזָה אֶ֔רֶץ רָעֲשׁ֖וּ שָׁמָ֑יִם</w:t>
       </w:r>
     </w:p>
     <w:p>
@@ -14300,7 +14300,7 @@
         <w:rPr>
           <w:lang w:val="fr_FR" w:bidi="fr_FR"/>
         </w:rPr>
-        <w:t>שֶׁ֤מֶשׁ וְ⁠יָרֵ֨חַ֙ קָדָ֔רוּ</w:t>
+        <w:t>שֶׁ֤מֶשׁ וְ⁠יָרֵ֨חַ֙ קָדָ֔רוּ</w:t>
       </w:r>
     </w:p>
     <w:p>
@@ -14888,7 +14888,7 @@
         <w:rPr>
           <w:lang w:val="fr_FR" w:bidi="fr_FR"/>
         </w:rPr>
-        <w:t>כִּֽי־גָד֧וֹל יוֹם־יְהוָ֛ה וְ⁠נוֹרָ֥א מְאֹ֖ד וּ⁠מִ֥י יְכִילֶֽ⁠נּוּ</w:t>
+        <w:t>כִּֽי־גָד֧וֹל יוֹם־יְהוָ֛ה וְ⁠נוֹרָ֥א מְאֹ֖ד וּ⁠מִ֥י יְכִילֶֽ⁠נּוּ</w:t>
       </w:r>
     </w:p>
     <w:p>
@@ -15086,7 +15086,7 @@
         <w:rPr>
           <w:lang w:val="fr_FR" w:bidi="fr_FR"/>
         </w:rPr>
-        <w:t>וְ⁠גַם־עַתָּה֙ נְאֻם־יְהוָ֔ה שֻׁ֥בוּ עָדַ֖⁠י</w:t>
+        <w:t>וְ⁠גַם־עַתָּה֙ נְאֻם־יְהוָ֔ה שֻׁ֥בוּ עָדַ֖⁠י</w:t>
       </w:r>
     </w:p>
     <w:p>
@@ -15196,7 +15196,7 @@
         <w:rPr>
           <w:lang w:val="fr_FR" w:bidi="fr_FR"/>
         </w:rPr>
-        <w:t>שֻׁ֥בוּ</w:t>
+        <w:t>שֻׁ֥בוּ</w:t>
       </w:r>
     </w:p>
     <w:p>
@@ -15306,7 +15306,7 @@
         <w:rPr>
           <w:lang w:val="fr_FR" w:bidi="fr_FR"/>
         </w:rPr>
-        <w:t>שֻׁ֥בוּ עָדַ֖⁠י בְּ⁠כָל־לְבַבְ⁠כֶ֑ם</w:t>
+        <w:t>שֻׁ֥בוּ עָדַ֖⁠י בְּ⁠כָל־לְבַבְ⁠כֶ֑ם</w:t>
       </w:r>
     </w:p>
     <w:p>
@@ -15539,7 +15539,7 @@
         <w:rPr>
           <w:lang w:val="fr_FR" w:bidi="fr_FR"/>
         </w:rPr>
-        <w:t>וְ⁠קִרְע֤וּ לְבַבְ⁠כֶם֙ וְ⁠אַל־בִּגְדֵי⁠כֶ֔ם</w:t>
+        <w:t>וְ⁠קִרְע֤וּ לְבַבְ⁠כֶם֙ וְ⁠אַל־בִּגְדֵי⁠כֶ֔ם</w:t>
       </w:r>
     </w:p>
     <w:p>
@@ -15636,7 +15636,7 @@
         <w:rPr>
           <w:lang w:val="fr_FR" w:bidi="fr_FR"/>
         </w:rPr>
-        <w:t>וְ⁠קִרְע֤וּ לְבַבְ⁠כֶם֙ וְ⁠אַל־בִּגְדֵי⁠כֶ֔ם וְ⁠שׁ֖וּבוּ אֶל־יְהוָ֣ה אֱלֹֽהֵי⁠כֶ֑ם</w:t>
+        <w:t>וְ⁠קִרְע֤וּ לְבַבְ⁠כֶם֙ וְ⁠אַל־בִּגְדֵי⁠כֶ֔ם וְ⁠שׁ֖וּבוּ אֶל־יְהוָ֣ה אֱלֹֽהֵי⁠כֶ֑ם</w:t>
       </w:r>
     </w:p>
     <w:p>
@@ -15733,7 +15733,7 @@
         <w:rPr>
           <w:lang w:val="fr_FR" w:bidi="fr_FR"/>
         </w:rPr>
-        <w:t>אֶ֤רֶךְ אַפַּ֨יִם֙</w:t>
+        <w:t>אֶ֤רֶךְ אַפַּ֨יִם֙</w:t>
       </w:r>
     </w:p>
     <w:p>
@@ -15953,7 +15953,7 @@
         <w:rPr>
           <w:lang w:val="fr_FR" w:bidi="fr_FR"/>
         </w:rPr>
-        <w:t>מִ֥י יוֹדֵ֖עַ יָשׁ֣וּב וְ⁠נִחָ֑ם וְ⁠הִשְׁאִ֤יר אַֽחֲרָי⁠ו֙ בְּרָכָ֔ה</w:t>
+        <w:t>מִ֥י יוֹדֵ֖עַ יָשׁ֣וּב וְ⁠נִחָ֑ם וְ⁠הִשְׁאִ֤יר אַֽחֲרָי⁠ו֙ בְּרָכָ֔ה</w:t>
       </w:r>
     </w:p>
     <w:p>
@@ -16173,7 +16173,7 @@
         <w:rPr>
           <w:lang w:val="fr_FR" w:bidi="fr_FR"/>
         </w:rPr>
-        <w:t>וְ⁠הִשְׁאִ֤יר &amp; בְּרָכָ֔ה</w:t>
+        <w:t>וְ⁠הִשְׁאִ֤יר &amp; בְּרָכָ֔ה</w:t>
       </w:r>
     </w:p>
     <w:p>
@@ -16503,7 +16503,7 @@
         <w:rPr>
           <w:lang w:val="fr_FR" w:bidi="fr_FR"/>
         </w:rPr>
-        <w:t>קַדְּשׁוּ־צ֖וֹם קִרְא֥וּ עֲצָרָֽה</w:t>
+        <w:t>קַדְּשׁוּ־צ֖וֹם קִרְא֥וּ עֲצָרָֽה</w:t>
       </w:r>
     </w:p>
     <w:p>
@@ -16600,7 +16600,7 @@
         <w:rPr>
           <w:lang w:val="fr_FR" w:bidi="fr_FR"/>
         </w:rPr>
-        <w:t>קִבְצ֣וּ זְקֵנִ֔ים אִסְפוּ֙ עֽוֹלָלִ֔ים וְ⁠יֹנְקֵ֖י שָׁדָ֑יִם</w:t>
+        <w:t>קִבְצ֣וּ זְקֵנִ֔ים אִסְפוּ֙ עֽוֹלָלִ֔ים וְ⁠יֹנְקֵ֖י שָׁדָ֑יִם</w:t>
       </w:r>
     </w:p>
     <w:p>
@@ -16697,7 +16697,7 @@
         <w:rPr>
           <w:lang w:val="fr_FR" w:bidi="fr_FR"/>
         </w:rPr>
-        <w:t>יֵצֵ֤א חָתָן֙ מֵֽ⁠חֶדְר֔⁠וֹ וְ⁠כַלָּ֖ה מֵ⁠חֻפָּתָֽ⁠הּ</w:t>
+        <w:t>יֵצֵ֤א חָתָן֙ מֵֽ⁠חֶדְר֔⁠וֹ וְ⁠כַלָּ֖ה מֵ⁠חֻפָּתָֽ⁠הּ</w:t>
       </w:r>
     </w:p>
     <w:p>
@@ -16794,7 +16794,7 @@
         <w:rPr>
           <w:lang w:val="fr_FR" w:bidi="fr_FR"/>
         </w:rPr>
-        <w:t>בֵּ֤ין הָ⁠אוּלָם֙ וְ⁠לַ⁠מִּזְבֵּ֔חַ</w:t>
+        <w:t>בֵּ֤ין הָ⁠אוּלָם֙ וְ⁠לַ⁠מִּזְבֵּ֔חַ</w:t>
       </w:r>
     </w:p>
     <w:p>
@@ -16891,7 +16891,7 @@
         <w:rPr>
           <w:lang w:val="fr_FR" w:bidi="fr_FR"/>
         </w:rPr>
-        <w:t>וְ⁠אַל־תִּתֵּ֨ן נַחֲלָתְ⁠ךָ֤ לְ⁠חֶרְפָּה֙</w:t>
+        <w:t>וְ⁠אַל־תִּתֵּ֨ן נַחֲלָתְ⁠ךָ֤ לְ⁠חֶרְפָּה֙</w:t>
       </w:r>
     </w:p>
     <w:p>
@@ -17098,7 +17098,7 @@
         <w:rPr>
           <w:lang w:val="fr_FR" w:bidi="fr_FR"/>
         </w:rPr>
-        <w:t>לִ⁠מְשָׁל־בָּ֣⁠ם גּוֹיִ֔ם</w:t>
+        <w:t>לִ⁠מְשָׁל־בָּ֣⁠ם גּוֹיִ֔ם</w:t>
       </w:r>
     </w:p>
     <w:p>
@@ -17195,7 +17195,7 @@
         <w:rPr>
           <w:lang w:val="fr_FR" w:bidi="fr_FR"/>
         </w:rPr>
-        <w:t>לָ֚⁠מָּה יֹאמְר֣וּ בָֽ⁠עַמִּ֔ים אַיֵּ֖ה אֱלֹהֵי⁠הֶֽם</w:t>
+        <w:t>לָ֚⁠מָּה יֹאמְר֣וּ בָֽ⁠עַמִּ֔ים אַיֵּ֖ה אֱלֹהֵי⁠הֶֽם</w:t>
       </w:r>
     </w:p>
     <w:p>
@@ -17292,7 +17292,7 @@
         <w:rPr>
           <w:lang w:val="fr_FR" w:bidi="fr_FR"/>
         </w:rPr>
-        <w:t>לָ֚⁠מָּה יֹאמְר֣וּ</w:t>
+        <w:t>לָ֚⁠מָּה יֹאמְר֣וּ</w:t>
       </w:r>
     </w:p>
     <w:p>
@@ -17402,7 +17402,7 @@
         <w:rPr>
           <w:lang w:val="fr_FR" w:bidi="fr_FR"/>
         </w:rPr>
-        <w:t>לָ֚⁠מָּה יֹאמְר֣וּ בָֽ⁠עַמִּ֔ים</w:t>
+        <w:t>לָ֚⁠מָּה יֹאמְר֣וּ בָֽ⁠עַמִּ֔ים</w:t>
       </w:r>
     </w:p>
     <w:p>
@@ -17513,7 +17513,7 @@
         <w:rPr>
           <w:lang w:val="fr_FR" w:bidi="fr_FR"/>
         </w:rPr>
-        <w:t>אַיֵּ֖ה אֱלֹהֵי⁠הֶֽם</w:t>
+        <w:t>אַיֵּ֖ה אֱלֹהֵי⁠הֶֽם</w:t>
       </w:r>
     </w:p>
     <w:p>
@@ -17610,7 +17610,7 @@
         <w:rPr>
           <w:lang w:val="fr_FR" w:bidi="fr_FR"/>
         </w:rPr>
-        <w:t>וַ⁠יְקַנֵּ֥א יְהוָ֖ה לְ⁠אַרְצ֑⁠וֹ וַ⁠יַּחְמֹ֖ל עַל־עַמּֽ⁠וֹ</w:t>
+        <w:t>וַ⁠יְקַנֵּ֥א יְהוָ֖ה לְ⁠אַרְצ֑⁠וֹ וַ⁠יַּחְמֹ֖ל עַל־עַמּֽ⁠וֹ</w:t>
       </w:r>
     </w:p>
     <w:p>
@@ -17831,7 +17831,7 @@
         <w:rPr>
           <w:lang w:val="fr_FR" w:bidi="fr_FR"/>
         </w:rPr>
-        <w:t>וַ⁠יַּ֨עַן יְהוָ֜ה וַ⁠יֹּ֣אמֶר</w:t>
+        <w:t>וַ⁠יַּ֨עַן יְהוָ֜ה וַ⁠יֹּ֣אמֶר</w:t>
       </w:r>
     </w:p>
     <w:p>
@@ -17928,7 +17928,7 @@
         <w:rPr>
           <w:lang w:val="fr_FR" w:bidi="fr_FR"/>
         </w:rPr>
-        <w:t>וַ⁠יַּ֨עַן יְהוָ֜ה וַ⁠יֹּ֣אמֶר</w:t>
+        <w:t>וַ⁠יַּ֨עַן יְהוָ֜ה וַ⁠יֹּ֣אמֶר</w:t>
       </w:r>
     </w:p>
     <w:p>
@@ -18064,7 +18064,7 @@
         <w:rPr>
           <w:lang w:val="fr_FR" w:bidi="fr_FR"/>
         </w:rPr>
-        <w:t>הִנְ⁠נִ֨י שֹׁלֵ֤חַ לָ⁠כֶם֙ אֶת־הַ⁠דָּגָן֙ וְ⁠הַ⁠תִּיר֣וֹשׁ וְ⁠הַ⁠יִּצְהָ֔ר</w:t>
+        <w:t>הִנְ⁠נִ֨י שֹׁלֵ֤חַ לָ⁠כֶם֙ אֶת־הַ⁠דָּגָן֙ וְ⁠הַ⁠תִּיר֣וֹשׁ וְ⁠הַ⁠יִּצְהָ֔ר</w:t>
       </w:r>
     </w:p>
     <w:p>
@@ -18161,7 +18161,7 @@
         <w:rPr>
           <w:lang w:val="fr_FR" w:bidi="fr_FR"/>
         </w:rPr>
-        <w:t>הִנְ⁠נִ֨י שֹׁלֵ֤חַ</w:t>
+        <w:t>הִנְ⁠נִ֨י שֹׁלֵ֤חַ</w:t>
       </w:r>
     </w:p>
     <w:p>
@@ -18407,7 +18407,7 @@
         <w:rPr>
           <w:lang w:val="fr_FR" w:bidi="fr_FR"/>
         </w:rPr>
-        <w:t>וְ⁠לֹא־אֶתֵּ֨ן אֶתְ⁠כֶ֥ם ע֛וֹד חֶרְפָּ֖ה בַּ⁠גּוֹיִֽם</w:t>
+        <w:t>וְ⁠לֹא־אֶתֵּ֨ן אֶתְ⁠כֶ֥ם ע֛וֹד חֶרְפָּ֖ה בַּ⁠גּוֹיִֽם</w:t>
       </w:r>
     </w:p>
     <w:p>
@@ -18517,7 +18517,7 @@
         <w:rPr>
           <w:lang w:val="fr_FR" w:bidi="fr_FR"/>
         </w:rPr>
-        <w:t>וְֽ⁠אֶת־הַ⁠צְּפוֹנִ֞י</w:t>
+        <w:t>וְֽ⁠אֶת־הַ⁠צְּפוֹנִ֞י</w:t>
       </w:r>
     </w:p>
     <w:p>
@@ -18627,7 +18627,7 @@
         <w:rPr>
           <w:lang w:val="fr_FR" w:bidi="fr_FR"/>
         </w:rPr>
-        <w:t>אֶ֣רֶץ צִיָּ֣ה וּ⁠שְׁמָמָה֒</w:t>
+        <w:t>אֶ֣רֶץ צִיָּ֣ה וּ⁠שְׁמָמָה֒</w:t>
       </w:r>
     </w:p>
     <w:p>
@@ -18750,7 +18750,7 @@
         <w:rPr>
           <w:lang w:val="fr_FR" w:bidi="fr_FR"/>
         </w:rPr>
-        <w:t>אֶ֣רֶץ צִיָּ֣ה וּ⁠שְׁמָמָה֒</w:t>
+        <w:t>אֶ֣רֶץ צִיָּ֣ה וּ⁠שְׁמָמָה֒</w:t>
       </w:r>
     </w:p>
     <w:p>
@@ -18873,7 +18873,7 @@
         <w:rPr>
           <w:lang w:val="fr_FR" w:bidi="fr_FR"/>
         </w:rPr>
-        <w:t>אֶל &amp; אֶת־פָּנָ֗י⁠ו אֶל־הַ⁠יָּם֙ הַ⁠קַּדְמֹנִ֔י וְ⁠סֹפ֖⁠וֹ אֶל־הַ⁠יָּ֣ם הָ⁠אַֽחֲר֑וֹן</w:t>
+        <w:t>אֶל &amp; אֶת־פָּנָ֗י⁠ו אֶל־הַ⁠יָּם֙ הַ⁠קַּדְמֹנִ֔י וְ⁠סֹפ֖⁠וֹ אֶל־הַ⁠יָּ֣ם הָ⁠אַֽחֲר֑וֹן</w:t>
       </w:r>
     </w:p>
     <w:p>
@@ -19008,7 +19008,7 @@
         <w:rPr>
           <w:lang w:val="fr_FR" w:bidi="fr_FR"/>
         </w:rPr>
-        <w:t>אֶל &amp; אֶת־פָּנָ֗י⁠ו אֶל־הַ⁠יָּם֙ הַ⁠קַּדְמֹנִ֔י וְ⁠סֹפ֖⁠וֹ אֶל־הַ⁠יָּ֣ם הָ⁠אַֽחֲר֑וֹן</w:t>
+        <w:t>אֶל &amp; אֶת־פָּנָ֗י⁠ו אֶל־הַ⁠יָּם֙ הַ⁠קַּדְמֹנִ֔י וְ⁠סֹפ֖⁠וֹ אֶל־הַ⁠יָּ֣ם הָ⁠אַֽחֲר֑וֹן</w:t>
       </w:r>
     </w:p>
     <w:p>
@@ -19255,7 +19255,7 @@
         <w:rPr>
           <w:lang w:val="fr_FR" w:bidi="fr_FR"/>
         </w:rPr>
-        <w:t>הִגְדִּ֖יל לַ⁠עֲשֽׂוֹת</w:t>
+        <w:t>הִגְדִּ֖יל לַ⁠עֲשֽׂוֹת</w:t>
       </w:r>
     </w:p>
     <w:p>
@@ -19352,7 +19352,7 @@
         <w:rPr>
           <w:lang w:val="fr_FR" w:bidi="fr_FR"/>
         </w:rPr>
-        <w:t>כִּ֥י הִגְדִּ֖יל לַ⁠עֲשֽׂוֹת</w:t>
+        <w:t>כִּ֥י הִגְדִּ֖יל לַ⁠עֲשֽׂוֹת</w:t>
       </w:r>
     </w:p>
     <w:p>
@@ -19449,7 +19449,7 @@
         <w:rPr>
           <w:lang w:val="fr_FR" w:bidi="fr_FR"/>
         </w:rPr>
-        <w:t>אַל־תִּֽירְאִ֖י אֲדָמָ֑ה גִּ֣ילִי וּ⁠שְׂמָ֔חִי</w:t>
+        <w:t>אַל־תִּֽירְאִ֖י אֲדָמָ֑ה גִּ֣ילִי וּ⁠שְׂמָ֔חִי</w:t>
       </w:r>
     </w:p>
     <w:p>
@@ -19559,7 +19559,7 @@
         <w:rPr>
           <w:lang w:val="fr_FR" w:bidi="fr_FR"/>
         </w:rPr>
-        <w:t>גִּ֣ילִי וּ⁠שְׂמָ֔חִי</w:t>
+        <w:t>גִּ֣ילִי וּ⁠שְׂמָ֔חִי</w:t>
       </w:r>
     </w:p>
     <w:p>
@@ -19682,7 +19682,7 @@
         <w:rPr>
           <w:lang w:val="fr_FR" w:bidi="fr_FR"/>
         </w:rPr>
-        <w:t>הִגְדִּ֥יל יְהוָ֖ה לַ⁠עֲשֽׂוֹת</w:t>
+        <w:t>הִגְדִּ֥יל יְהוָ֖ה לַ⁠עֲשֽׂוֹת</w:t>
       </w:r>
     </w:p>
     <w:p>
@@ -19779,7 +19779,7 @@
         <w:rPr>
           <w:lang w:val="fr_FR" w:bidi="fr_FR"/>
         </w:rPr>
-        <w:t>הִגְדִּ֥יל יְהוָ֖ה לַ⁠עֲשֽׂוֹת</w:t>
+        <w:t>הִגְדִּ֥יל יְהוָ֖ה לַ⁠עֲשֽׂוֹת</w:t>
       </w:r>
     </w:p>
     <w:p>
@@ -19876,7 +19876,7 @@
         <w:rPr>
           <w:lang w:val="fr_FR" w:bidi="fr_FR"/>
         </w:rPr>
-        <w:t>אַל־תִּֽירְאוּ֙ בַּהֲמ֣וֹת שָׂדַ֔י</w:t>
+        <w:t>אַל־תִּֽירְאוּ֙ בַּהֲמ֣וֹת שָׂדַ֔י</w:t>
       </w:r>
     </w:p>
     <w:p>
@@ -19986,7 +19986,7 @@
         <w:rPr>
           <w:lang w:val="fr_FR" w:bidi="fr_FR"/>
         </w:rPr>
-        <w:t>דָשְׁא֖וּ נְא֣וֹת מִדְבָּ֑ר כִּֽי־עֵץ֙ נָשָׂ֣א פִרְי֔⁠וֹ תְּאֵנָ֥ה וָ⁠גֶ֖פֶן נָתְנ֥וּ חֵילָֽ⁠ם</w:t>
+        <w:t>דָשְׁא֖וּ נְא֣וֹת מִדְבָּ֑ר כִּֽי־עֵץ֙ נָשָׂ֣א פִרְי֔⁠וֹ תְּאֵנָ֥ה וָ⁠גֶ֖פֶן נָתְנ֥וּ חֵילָֽ⁠ם</w:t>
       </w:r>
     </w:p>
     <w:p>
@@ -20083,7 +20083,7 @@
         <w:rPr>
           <w:lang w:val="fr_FR" w:bidi="fr_FR"/>
         </w:rPr>
-        <w:t>עֵץ֙ נָשָׂ֣א פִרְי֔⁠וֹ תְּאֵנָ֥ה וָ⁠גֶ֖פֶן נָתְנ֥וּ חֵילָֽ⁠ם</w:t>
+        <w:t>עֵץ֙ נָשָׂ֣א פִרְי֔⁠וֹ תְּאֵנָ֥ה וָ⁠גֶ֖פֶן נָתְנ֥וּ חֵילָֽ⁠ם</w:t>
       </w:r>
     </w:p>
     <w:p>
@@ -20549,7 +20549,7 @@
         <w:rPr>
           <w:lang w:val="fr_FR" w:bidi="fr_FR"/>
         </w:rPr>
-        <w:t>נָתַ֥ן לָ⁠כֶ֛ם אֶת־הַ⁠מּוֹרֶ֖ה לִ⁠צְדָקָ֑ה וַ⁠יּ֣וֹרֶד לָ⁠כֶ֗ם גֶּ֛שֶׁם</w:t>
+        <w:t>נָתַ֥ן לָ⁠כֶ֛ם אֶת־הַ⁠מּוֹרֶ֖ה לִ⁠צְדָקָ֑ה וַ⁠יּ֣וֹרֶד לָ⁠כֶ֗ם גֶּ֛שֶׁם</w:t>
       </w:r>
     </w:p>
     <w:p>
@@ -20768,7 +20768,7 @@
         <w:rPr>
           <w:lang w:val="fr_FR" w:bidi="fr_FR"/>
         </w:rPr>
-        <w:t>גֶּ֛שֶׁם</w:t>
+        <w:t>גֶּ֛שֶׁם</w:t>
       </w:r>
     </w:p>
     <w:p>
@@ -21015,7 +21015,7 @@
         <w:rPr>
           <w:lang w:val="fr_FR" w:bidi="fr_FR"/>
         </w:rPr>
-        <w:t>בָּ⁠רִאשֽׁוֹן</w:t>
+        <w:t>בָּ⁠רִאשֽׁוֹן</w:t>
       </w:r>
     </w:p>
     <w:p>
@@ -21153,7 +21153,7 @@
         <w:rPr>
           <w:lang w:val="fr_FR" w:bidi="fr_FR"/>
         </w:rPr>
-        <w:t>וְ⁠הֵשִׁ֥יקוּ הַ⁠יְקָבִ֖ים תִּיר֥וֹשׁ וְ⁠יִצְהָֽר</w:t>
+        <w:t>וְ⁠הֵשִׁ֥יקוּ הַ⁠יְקָבִ֖ים תִּיר֥וֹשׁ וְ⁠יִצְהָֽר</w:t>
       </w:r>
     </w:p>
     <w:p>
@@ -21250,7 +21250,7 @@
         <w:rPr>
           <w:lang w:val="fr_FR" w:bidi="fr_FR"/>
         </w:rPr>
-        <w:t>וְ⁠שִׁלַּמְתִּ֤י לָ⁠כֶם֙ אֶת־הַ⁠שָּׁנִ֔ים</w:t>
+        <w:t>וְ⁠שִׁלַּמְתִּ֤י לָ⁠כֶם֙ אֶת־הַ⁠שָּׁנִ֔ים</w:t>
       </w:r>
     </w:p>
     <w:p>
@@ -21347,7 +21347,7 @@
         <w:rPr>
           <w:lang w:val="fr_FR" w:bidi="fr_FR"/>
         </w:rPr>
-        <w:t>אֶת־הַ⁠שָּׁנִ֔ים</w:t>
+        <w:t>אֶת־הַ⁠שָּׁנִ֔ים</w:t>
       </w:r>
     </w:p>
     <w:p>
@@ -21457,7 +21457,7 @@
         <w:rPr>
           <w:lang w:val="fr_FR" w:bidi="fr_FR"/>
         </w:rPr>
-        <w:t>חֵילִ⁠י֙ הַ⁠גָּד֔וֹל</w:t>
+        <w:t>חֵילִ⁠י֙ הַ⁠גָּד֔וֹל</w:t>
       </w:r>
     </w:p>
     <w:p>
@@ -21567,7 +21567,7 @@
         <w:rPr>
           <w:lang w:val="fr_FR" w:bidi="fr_FR"/>
         </w:rPr>
-        <w:t>וַ⁠אֲכַלְתֶּ֤ם אָכוֹל֙</w:t>
+        <w:t>וַ⁠אֲכַלְתֶּ֤ם אָכוֹל֙</w:t>
       </w:r>
     </w:p>
     <w:p>
@@ -21676,7 +21676,7 @@
         <w:rPr>
           <w:lang w:val="fr_FR" w:bidi="fr_FR"/>
         </w:rPr>
-        <w:t>אֶת־שֵׁ֤ם יְהוָה֙ אֱלֹ֣הֵי⁠כֶ֔ם</w:t>
+        <w:t>אֶת־שֵׁ֤ם יְהוָה֙ אֱלֹ֣הֵי⁠כֶ֔ם</w:t>
       </w:r>
     </w:p>
     <w:p>
@@ -21773,7 +21773,7 @@
         <w:rPr>
           <w:lang w:val="fr_FR" w:bidi="fr_FR"/>
         </w:rPr>
-        <w:t>אֶת־שֵׁ֤ם</w:t>
+        <w:t>אֶת־שֵׁ֤ם</w:t>
       </w:r>
     </w:p>
     <w:p>
@@ -21883,7 +21883,7 @@
         <w:rPr>
           <w:lang w:val="fr_FR" w:bidi="fr_FR"/>
         </w:rPr>
-        <w:t>אֲשֶׁר־עָשָׂ֥ה עִמָּ⁠כֶ֖ם לְ⁠הַפְלִ֑יא</w:t>
+        <w:t>אֲשֶׁר־עָשָׂ֥ה עִמָּ⁠כֶ֖ם לְ⁠הַפְלִ֑יא</w:t>
       </w:r>
     </w:p>
     <w:p>
@@ -21980,7 +21980,7 @@
         <w:rPr>
           <w:lang w:val="fr_FR" w:bidi="fr_FR"/>
         </w:rPr>
-        <w:t>וְ⁠לֹא־יֵבֹ֥שׁוּ עַמִּ֖⁠י לְ⁠עוֹלָֽם</w:t>
+        <w:t>וְ⁠לֹא־יֵבֹ֥שׁוּ עַמִּ֖⁠י לְ⁠עוֹלָֽם</w:t>
       </w:r>
     </w:p>
     <w:p>
@@ -22090,7 +22090,7 @@
         <w:rPr>
           <w:lang w:val="fr_FR" w:bidi="fr_FR"/>
         </w:rPr>
-        <w:t>יִשְׂרָאֵל֙</w:t>
+        <w:t>יִשְׂרָאֵל֙</w:t>
       </w:r>
     </w:p>
     <w:p>
@@ -22200,7 +22200,7 @@
         <w:rPr>
           <w:lang w:val="fr_FR" w:bidi="fr_FR"/>
         </w:rPr>
-        <w:t>וְ⁠לֹא־יֵבֹ֥שׁוּ עַמִּ֖⁠י לְ⁠עוֹלָֽם</w:t>
+        <w:t>וְ⁠לֹא־יֵבֹ֥שׁוּ עַמִּ֖⁠י לְ⁠עוֹלָֽם</w:t>
       </w:r>
     </w:p>
     <w:p>
@@ -22407,7 +22407,7 @@
         <w:rPr>
           <w:lang w:val="fr_FR" w:bidi="fr_FR"/>
         </w:rPr>
-        <w:t>אֶשְׁפּ֤וֹךְ אֶת־רוּחִ⁠י֙ עַל־כָּל־בָּשָׂ֔ר</w:t>
+        <w:t>אֶשְׁפּ֤וֹךְ אֶת־רוּחִ⁠י֙ עַל־כָּל־בָּשָׂ֔ר</w:t>
       </w:r>
     </w:p>
     <w:p>
@@ -22504,7 +22504,7 @@
         <w:rPr>
           <w:lang w:val="fr_FR" w:bidi="fr_FR"/>
         </w:rPr>
-        <w:t>עַל־כָּל־בָּשָׂ֔ר</w:t>
+        <w:t>עַל־כָּל־בָּשָׂ֔ר</w:t>
       </w:r>
     </w:p>
     <w:p>
@@ -22626,7 +22626,7 @@
         <w:rPr>
           <w:lang w:val="fr_FR" w:bidi="fr_FR"/>
         </w:rPr>
-        <w:t>עַל־כָּל־בָּשָׂ֔ר</w:t>
+        <w:t>עַל־כָּל־בָּשָׂ֔ר</w:t>
       </w:r>
     </w:p>
     <w:p>
@@ -22736,7 +22736,7 @@
         <w:rPr>
           <w:lang w:val="fr_FR" w:bidi="fr_FR"/>
         </w:rPr>
-        <w:t>וְ⁠נִבְּא֖וּ בְּנֵי⁠כֶ֣ם וּ⁠בְנֽוֹתֵי⁠כֶ֑ם</w:t>
+        <w:t>וְ⁠נִבְּא֖וּ בְּנֵי⁠כֶ֣ם וּ⁠בְנֽוֹתֵי⁠כֶ֑ם</w:t>
       </w:r>
     </w:p>
     <w:p>
@@ -22833,7 +22833,7 @@
         <w:rPr>
           <w:lang w:val="fr_FR" w:bidi="fr_FR"/>
         </w:rPr>
-        <w:t>זִקְנֵי⁠כֶם֙ חֲלֹמ֣וֹת יַחֲלֹמ֔וּ⁠ן בַּח֣וּרֵי⁠כֶ֔ם חֶזְיֹנ֖וֹת יִרְאֽוּ</w:t>
+        <w:t>זִקְנֵי⁠כֶם֙ חֲלֹמ֣וֹת יַחֲלֹמ֔וּ⁠ן בַּח֣וּרֵי⁠כֶ֔ם חֶזְיֹנ֖וֹת יִרְאֽוּ</w:t>
       </w:r>
     </w:p>
     <w:p>
@@ -23054,7 +23054,7 @@
         <w:rPr>
           <w:lang w:val="fr_FR" w:bidi="fr_FR"/>
         </w:rPr>
-        <w:t>וְ⁠גַ֥ם עַל־הָֽ⁠עֲבָדִ֖ים וְ⁠עַל־הַ⁠שְּׁפָח֑וֹת</w:t>
+        <w:t>וְ⁠גַ֥ם עַל־הָֽ⁠עֲבָדִ֖ים וְ⁠עַל־הַ⁠שְּׁפָח֑וֹת</w:t>
       </w:r>
     </w:p>
     <w:p>
@@ -23151,7 +23151,7 @@
         <w:rPr>
           <w:lang w:val="fr_FR" w:bidi="fr_FR"/>
         </w:rPr>
-        <w:t>בַּ⁠יָּמִ֣ים הָ⁠הֵ֔מָּה</w:t>
+        <w:t>בַּ⁠יָּמִ֣ים הָ⁠הֵ֔מָּה</w:t>
       </w:r>
     </w:p>
     <w:p>
@@ -23458,7 +23458,7 @@
         <w:rPr>
           <w:lang w:val="fr_FR" w:bidi="fr_FR"/>
         </w:rPr>
-        <w:t>הַ⁠שֶּׁ֨מֶשׁ֙ יֵהָפֵ֣ךְ לְ⁠חֹ֔שֶׁךְ וְ⁠הַ⁠יָּרֵ֖חַ לְ⁠דָ֑ם</w:t>
+        <w:t>הַ⁠שֶּׁ֨מֶשׁ֙ יֵהָפֵ֣ךְ לְ⁠חֹ֔שֶׁךְ וְ⁠הַ⁠יָּרֵ֖חַ לְ⁠דָ֑ם</w:t>
       </w:r>
     </w:p>
     <w:p>
@@ -23555,7 +23555,7 @@
         <w:rPr>
           <w:lang w:val="fr_FR" w:bidi="fr_FR"/>
         </w:rPr>
-        <w:t>הַ⁠שֶּׁ֨מֶשׁ֙ יֵהָפֵ֣ךְ לְ⁠חֹ֔שֶׁךְ וְ⁠הַ⁠יָּרֵ֖חַ לְ⁠דָ֑ם</w:t>
+        <w:t>הַ⁠שֶּׁ֨מֶשׁ֙ יֵהָפֵ֣ךְ לְ⁠חֹ֔שֶׁךְ וְ⁠הַ⁠יָּרֵ֖חַ לְ⁠דָ֑ם</w:t>
       </w:r>
     </w:p>
     <w:p>
@@ -23652,7 +23652,7 @@
         <w:rPr>
           <w:lang w:val="fr_FR" w:bidi="fr_FR"/>
         </w:rPr>
-        <w:t>וְ⁠הַ⁠יָּרֵ֖חַ לְ⁠דָ֑ם</w:t>
+        <w:t>וְ⁠הַ⁠יָּרֵ֖חַ לְ⁠דָ֑ם</w:t>
       </w:r>
     </w:p>
     <w:p>
@@ -23749,7 +23749,7 @@
         <w:rPr>
           <w:lang w:val="fr_FR" w:bidi="fr_FR"/>
         </w:rPr>
-        <w:t>לִ⁠פְנֵ֗י בּ֚וֹא י֣וֹם יְהוָ֔ה הַ⁠גָּד֖וֹל וְ⁠הַ⁠נּוֹרָֽא</w:t>
+        <w:t>לִ⁠פְנֵ֗י בּ֚וֹא י֣וֹם יְהוָ֔ה הַ⁠גָּד֖וֹל וְ⁠הַ⁠נּוֹרָֽא</w:t>
       </w:r>
     </w:p>
     <w:p>
@@ -23859,7 +23859,7 @@
         <w:rPr>
           <w:lang w:val="fr_FR" w:bidi="fr_FR"/>
         </w:rPr>
-        <w:t>י֣וֹם יְהוָ֔ה הַ⁠גָּד֖וֹל וְ⁠הַ⁠נּוֹרָֽא</w:t>
+        <w:t>י֣וֹם יְהוָ֔ה הַ⁠גָּד֖וֹל וְ⁠הַ⁠נּוֹרָֽא</w:t>
       </w:r>
     </w:p>
     <w:p>
@@ -24154,7 +24154,7 @@
         <w:rPr>
           <w:lang w:val="fr_FR" w:bidi="fr_FR"/>
         </w:rPr>
-        <w:t>כֹּ֧ל אֲשֶׁר־יִקְרָ֛א בְּ⁠שֵׁ֥ם יְהוָ֖ה יִמָּלֵ֑ט &amp; יְהוָ֔ה</w:t>
+        <w:t>כֹּ֧ל אֲשֶׁר־יִקְרָ֛א בְּ⁠שֵׁ֥ם יְהוָ֖ה יִמָּלֵ֑ט &amp; יְהוָ֔ה</w:t>
       </w:r>
     </w:p>
     <w:p>
@@ -24251,7 +24251,7 @@
         <w:rPr>
           <w:lang w:val="fr_FR" w:bidi="fr_FR"/>
         </w:rPr>
-        <w:t>בְּ⁠שֵׁ֥ם יְהוָ֖ה &amp; יְהוָ֔ה</w:t>
+        <w:t>בְּ⁠שֵׁ֥ם יְהוָ֖ה &amp; יְהוָ֔ה</w:t>
       </w:r>
     </w:p>
     <w:p>
@@ -24361,7 +24361,7 @@
         <w:rPr>
           <w:lang w:val="fr_FR" w:bidi="fr_FR"/>
         </w:rPr>
-        <w:t>בְּ⁠שֵׁ֥ם יְהוָ֖ה &amp; יְהוָ֔ה</w:t>
+        <w:t>בְּ⁠שֵׁ֥ם יְהוָ֖ה &amp; יְהוָ֔ה</w:t>
       </w:r>
     </w:p>
     <w:p>
@@ -24458,7 +24458,7 @@
         <w:rPr>
           <w:lang w:val="fr_FR" w:bidi="fr_FR"/>
         </w:rPr>
-        <w:t>כִּ֠י בְּ⁠הַר־צִיּ֨וֹן וּ⁠בִ⁠ירוּשָׁלִַ֜ם תִּֽהְיֶ֣ה פְלֵיטָ֗ה</w:t>
+        <w:t>כִּ֠י בְּ⁠הַר־צִיּ֨וֹן וּ⁠בִ⁠ירוּשָׁלִַ֜ם תִּֽהְיֶ֣ה פְלֵיטָ֗ה</w:t>
       </w:r>
     </w:p>
     <w:p>
@@ -24568,7 +24568,7 @@
         <w:rPr>
           <w:lang w:val="fr_FR" w:bidi="fr_FR"/>
         </w:rPr>
-        <w:t>בְּ⁠הַר־צִיּ֨וֹן וּ⁠בִ⁠ירוּשָׁלִַ֜ם</w:t>
+        <w:t>בְּ⁠הַר־צִיּ֨וֹן וּ⁠בִ⁠ירוּשָׁלִַ֜ם</w:t>
       </w:r>
     </w:p>
     <w:p>
@@ -24691,7 +24691,7 @@
         <w:rPr>
           <w:lang w:val="fr_FR" w:bidi="fr_FR"/>
         </w:rPr>
-        <w:t>כַּֽ⁠אֲשֶׁר֙ אָמַ֣ר יְהוָ֔ה</w:t>
+        <w:t>כַּֽ⁠אֲשֶׁר֙ אָמַ֣ר יְהוָ֔ה</w:t>
       </w:r>
     </w:p>
     <w:p>
@@ -24788,7 +24788,7 @@
         <w:rPr>
           <w:lang w:val="fr_FR" w:bidi="fr_FR"/>
         </w:rPr>
-        <w:t>יְהוָ֖ה &amp; וּ⁠בַ֨⁠שְּׂרִידִ֔ים אֲשֶׁ֥ר יְהוָ֖ה קֹרֵֽא</w:t>
+        <w:t>יְהוָ֖ה &amp; וּ⁠בַ֨⁠שְּׂרִידִ֔ים אֲשֶׁ֥ר יְהוָ֖ה קֹרֵֽא</w:t>
       </w:r>
     </w:p>
     <w:p>
@@ -24885,7 +24885,7 @@
         <w:rPr>
           <w:lang w:val="fr_FR" w:bidi="fr_FR"/>
         </w:rPr>
-        <w:t>יְהוָ֖ה &amp; אֲשֶׁ֥ר יְהוָ֖ה קֹרֵֽא</w:t>
+        <w:t>יְהוָ֖ה &amp; אֲשֶׁ֥ר יְהוָ֖ה קֹרֵֽא</w:t>
       </w:r>
     </w:p>
     <w:p>
@@ -24982,7 +24982,7 @@
         <w:rPr>
           <w:lang w:val="fr_FR" w:bidi="fr_FR"/>
         </w:rPr>
-        <w:t>כִּ֗י הִנֵּ֛ה בַּ⁠יָּמִ֥ים הָ⁠הֵ֖מָּה וּ⁠בָ⁠עֵ֣ת הַ⁠הִ֑יא</w:t>
+        <w:t>כִּ֗י הִנֵּ֛ה בַּ⁠יָּמִ֥ים הָ⁠הֵ֖מָּה וּ⁠בָ⁠עֵ֣ת הַ⁠הִ֑יא</w:t>
       </w:r>
     </w:p>
     <w:p>
@@ -25079,7 +25079,7 @@
         <w:rPr>
           <w:lang w:val="fr_FR" w:bidi="fr_FR"/>
         </w:rPr>
-        <w:t>כִּ֗י הִנֵּ֛ה</w:t>
+        <w:t>כִּ֗י הִנֵּ֛ה</w:t>
       </w:r>
     </w:p>
     <w:p>
@@ -25189,7 +25189,7 @@
         <w:rPr>
           <w:lang w:val="fr_FR" w:bidi="fr_FR"/>
         </w:rPr>
-        <w:t>בַּ⁠יָּמִ֥ים הָ⁠הֵ֖מָּה וּ⁠בָ⁠עֵ֣ת הַ⁠הִ֑יא</w:t>
+        <w:t>בַּ⁠יָּמִ֥ים הָ⁠הֵ֖מָּה וּ⁠בָ⁠עֵ֣ת הַ⁠הִ֑יא</w:t>
       </w:r>
     </w:p>
     <w:p>
@@ -25299,7 +25299,7 @@
         <w:rPr>
           <w:lang w:val="fr_FR" w:bidi="fr_FR"/>
         </w:rPr>
-        <w:t>אֲשֶׁ֥ר אָשִׁ֛יב אֶת־שְׁב֥וּת יְהוּדָ֖ה וִ⁠ירוּשָׁלִָֽם</w:t>
+        <w:t>אֲשֶׁ֥ר אָשִׁ֛יב אֶת־שְׁב֥וּת יְהוּדָ֖ה וִ⁠ירוּשָׁלִָֽם</w:t>
       </w:r>
     </w:p>
     <w:p>
@@ -25409,7 +25409,7 @@
         <w:rPr>
           <w:lang w:val="fr_FR" w:bidi="fr_FR"/>
         </w:rPr>
-        <w:t>אֲשֶׁ֥ר אָשִׁ֛יב אֶת־שְׁב֥וּת יְהוּדָ֖ה וִ⁠ירוּשָׁלִָֽם</w:t>
+        <w:t>אֲשֶׁ֥ר אָשִׁ֛יב אֶת־שְׁב֥וּת יְהוּדָ֖ה וִ⁠ירוּשָׁלִָֽם</w:t>
       </w:r>
     </w:p>
     <w:p>
@@ -25506,7 +25506,7 @@
         <w:rPr>
           <w:lang w:val="fr_FR" w:bidi="fr_FR"/>
         </w:rPr>
-        <w:t>עֵ֖מֶק יְהֽוֹשָׁפָ֑ט</w:t>
+        <w:t>עֵ֖מֶק יְהֽוֹשָׁפָ֑ט</w:t>
       </w:r>
     </w:p>
     <w:p>
@@ -25616,7 +25616,7 @@
         <w:rPr>
           <w:lang w:val="fr_FR" w:bidi="fr_FR"/>
         </w:rPr>
-        <w:t>עַמִּ֨⁠י וְ⁠נַחֲלָתִ֤⁠י יִשְׂרָאֵל֙</w:t>
+        <w:t>עַמִּ֨⁠י וְ⁠נַחֲלָתִ֤⁠י יִשְׂרָאֵל֙</w:t>
       </w:r>
     </w:p>
     <w:p>
@@ -25777,7 +25777,7 @@
         <w:rPr>
           <w:lang w:val="fr_FR" w:bidi="fr_FR"/>
         </w:rPr>
-        <w:t>וְ⁠אֶת־אַרְצִ֖⁠י חִלֵּֽקוּ</w:t>
+        <w:t>וְ⁠אֶת־אַרְצִ֖⁠י חִלֵּֽקוּ</w:t>
       </w:r>
     </w:p>
     <w:p>
@@ -25984,7 +25984,7 @@
         <w:rPr>
           <w:lang w:val="fr_FR" w:bidi="fr_FR"/>
         </w:rPr>
-        <w:t>וַ⁠יִּתְּנ֤וּ הַ⁠יֶּ֨לֶד֙ בַּ⁠זּוֹנָ֔ה וְ⁠הַ⁠יַּלְדָּ֛ה מָכְר֥וּ</w:t>
+        <w:t>וַ⁠יִּתְּנ֤וּ הַ⁠יֶּ֨לֶד֙ בַּ⁠זּוֹנָ֔ה וְ⁠הַ⁠יַּלְדָּ֛ה מָכְר֥וּ</w:t>
       </w:r>
     </w:p>
     <w:p>
@@ -26120,7 +26120,7 @@
         <w:rPr>
           <w:lang w:val="fr_FR" w:bidi="fr_FR"/>
         </w:rPr>
-        <w:t>וְ֠⁠גַם מָה־אַתֶּ֥ם לִ⁠י֙ צֹ֣ר וְ⁠צִיד֔וֹן וְ⁠כֹ֖ל גְּלִיל֣וֹת פְּלָ֑שֶׁת הַ⁠גְּמ֗וּל אַתֶּם֙ מְשַׁלְּמִ֣ים עָלָ֔⁠י &amp; אַתֶּם֙</w:t>
+        <w:t>וְ֠⁠גַם מָה־אַתֶּ֥ם לִ⁠י֙ צֹ֣ר וְ⁠צִיד֔וֹן וְ⁠כֹ֖ל גְּלִיל֣וֹת פְּלָ֑שֶׁת הַ⁠גְּמ֗וּל אַתֶּם֙ מְשַׁלְּמִ֣ים עָלָ֔⁠י &amp; אַתֶּם֙</w:t>
       </w:r>
     </w:p>
     <w:p>
@@ -26217,7 +26217,7 @@
         <w:rPr>
           <w:lang w:val="fr_FR" w:bidi="fr_FR"/>
         </w:rPr>
-        <w:t>מָה־אַתֶּ֥ם לִ⁠י֙</w:t>
+        <w:t>מָה־אַתֶּ֥ם לִ⁠י֙</w:t>
       </w:r>
     </w:p>
     <w:p>
@@ -26314,7 +26314,7 @@
         <w:rPr>
           <w:lang w:val="fr_FR" w:bidi="fr_FR"/>
         </w:rPr>
-        <w:t>הַ⁠גְּמ֗וּל אַתֶּם֙ מְשַׁלְּמִ֣ים עָלָ֔⁠י וְ⁠אִם־גֹּמְלִ֤ים אַתֶּם֙ עָלַ֔⁠י</w:t>
+        <w:t>הַ⁠גְּמ֗וּל אַתֶּם֙ מְשַׁלְּמִ֣ים עָלָ֔⁠י וְ⁠אִם־גֹּמְלִ֤ים אַתֶּם֙ עָלַ֔⁠י</w:t>
       </w:r>
     </w:p>
     <w:p>
@@ -26546,7 +26546,7 @@
         <w:rPr>
           <w:lang w:val="fr_FR" w:bidi="fr_FR"/>
         </w:rPr>
-        <w:t>אָשִׁ֥יב גְּמֻלְ⁠כֶ֖ם בְּ⁠רֹאשְׁ⁠כֶֽם</w:t>
+        <w:t>אָשִׁ֥יב גְּמֻלְ⁠כֶ֖ם בְּ⁠רֹאשְׁ⁠כֶֽם</w:t>
       </w:r>
     </w:p>
     <w:p>
@@ -26656,7 +26656,7 @@
         <w:rPr>
           <w:lang w:val="fr_FR" w:bidi="fr_FR"/>
         </w:rPr>
-        <w:t>בְּ⁠רֹאשְׁ⁠כֶֽם</w:t>
+        <w:t>בְּ⁠רֹאשְׁ⁠כֶֽם</w:t>
       </w:r>
     </w:p>
     <w:p>
@@ -26766,7 +26766,7 @@
         <w:rPr>
           <w:lang w:val="fr_FR" w:bidi="fr_FR"/>
         </w:rPr>
-        <w:t>וּ⁠בְנֵ֤י יְהוּדָה֙ וּ⁠בְנֵ֣י יְרוּשָׁלִַ֔ם</w:t>
+        <w:t>וּ⁠בְנֵ֤י יְהוּדָה֙ וּ⁠בְנֵ֣י יְרוּשָׁלִַ֔ם</w:t>
       </w:r>
     </w:p>
     <w:p>
@@ -26894,7 +26894,7 @@
         <w:rPr>
           <w:lang w:val="fr_FR" w:bidi="fr_FR"/>
         </w:rPr>
-        <w:t>לִ⁠בְנֵ֣י הַ⁠יְּוָנִ֑ים</w:t>
+        <w:t>לִ⁠בְנֵ֣י הַ⁠יְּוָנִ֑ים</w:t>
       </w:r>
     </w:p>
     <w:p>
@@ -27017,7 +27017,7 @@
         <w:rPr>
           <w:lang w:val="fr_FR" w:bidi="fr_FR"/>
         </w:rPr>
-        <w:t>הַ⁠יְּוָנִ֑ים</w:t>
+        <w:t>הַ⁠יְּוָנִ֑ים</w:t>
       </w:r>
     </w:p>
     <w:p>
@@ -27121,7 +27121,7 @@
         <w:rPr>
           <w:lang w:val="fr_FR" w:bidi="fr_FR"/>
         </w:rPr>
-        <w:t>לְמַ֥עַן הַרְחִיקָ֖⁠ם מֵ⁠עַ֥ל גְּבוּלָֽ⁠ם</w:t>
+        <w:t>לְמַ֥עַן הַרְחִיקָ֖⁠ם מֵ⁠עַ֥ל גְּבוּלָֽ⁠ם</w:t>
       </w:r>
     </w:p>
     <w:p>
@@ -27333,7 +27333,7 @@
         <w:rPr>
           <w:lang w:val="fr_FR" w:bidi="fr_FR"/>
         </w:rPr>
-        <w:t>אֲשֶׁר־מְכַרְתֶּ֥ם אֹתָ֖⁠ם שָׁ֑מָּ⁠ה</w:t>
+        <w:t>אֲשֶׁר־מְכַרְתֶּ֥ם אֹתָ֖⁠ם שָׁ֑מָּ⁠ה</w:t>
       </w:r>
     </w:p>
     <w:p>
@@ -27531,7 +27531,7 @@
         <w:rPr>
           <w:lang w:val="fr_FR" w:bidi="fr_FR"/>
         </w:rPr>
-        <w:t>בְּ⁠רֹאשְׁ⁠כֶֽם</w:t>
+        <w:t>בְּ⁠רֹאשְׁ⁠כֶֽם</w:t>
       </w:r>
     </w:p>
     <w:p>
@@ -27628,7 +27628,7 @@
         <w:rPr>
           <w:lang w:val="fr_FR" w:bidi="fr_FR"/>
         </w:rPr>
-        <w:t>וּ⁠מָכַרְתִּ֞י</w:t>
+        <w:t>וּ⁠מָכַרְתִּ֞י</w:t>
       </w:r>
     </w:p>
     <w:p>
@@ -27731,7 +27731,7 @@
         <w:rPr>
           <w:lang w:val="fr_FR" w:bidi="fr_FR"/>
         </w:rPr>
-        <w:t>בְּ⁠יַד֙ בְּנֵ֣י יְהוּדָ֔ה</w:t>
+        <w:t>בְּ⁠יַד֙ בְּנֵ֣י יְהוּדָ֔ה</w:t>
       </w:r>
     </w:p>
     <w:p>
@@ -27855,7 +27855,7 @@
         <w:rPr>
           <w:lang w:val="fr_FR" w:bidi="fr_FR"/>
         </w:rPr>
-        <w:t>וּ⁠מָכַרְתִּ֞י אֶת־בְּנֵי⁠כֶ֣ם וְ⁠אֶת־בְּנֽוֹתֵי⁠כֶ֗ם בְּ⁠יַד֙ בְּנֵ֣י יְהוּדָ֔ה</w:t>
+        <w:t>וּ⁠מָכַרְתִּ֞י אֶת־בְּנֵי⁠כֶ֣ם וְ⁠אֶת־בְּנֽוֹתֵי⁠כֶ֗ם בְּ⁠יַד֙ בְּנֵ֣י יְהוּדָ֔ה</w:t>
       </w:r>
     </w:p>
     <w:p>
@@ -27965,7 +27965,7 @@
         <w:rPr>
           <w:lang w:val="fr_FR" w:bidi="fr_FR"/>
         </w:rPr>
-        <w:t>בְּנֵ֣י יְהוּדָ֔ה</w:t>
+        <w:t>בְּנֵ֣י יְהוּדָ֔ה</w:t>
       </w:r>
     </w:p>
     <w:p>
@@ -28088,7 +28088,7 @@
         <w:rPr>
           <w:lang w:val="fr_FR" w:bidi="fr_FR"/>
         </w:rPr>
-        <w:t>לִ⁠שְׁבָאיִ֖ם</w:t>
+        <w:t>לִ⁠שְׁבָאיִ֖ם</w:t>
       </w:r>
     </w:p>
     <w:p>
@@ -28198,7 +28198,7 @@
         <w:rPr>
           <w:lang w:val="fr_FR" w:bidi="fr_FR"/>
         </w:rPr>
-        <w:t>אֶל־גּ֣וֹי רָח֑וֹק כִּ֥י יְהוָ֖ה דִּבֵּֽר</w:t>
+        <w:t>אֶל־גּ֣וֹי רָח֑וֹק כִּ֥י יְהוָ֖ה דִּבֵּֽר</w:t>
       </w:r>
     </w:p>
     <w:p>
@@ -28418,7 +28418,7 @@
         <w:rPr>
           <w:lang w:val="fr_FR" w:bidi="fr_FR"/>
         </w:rPr>
-        <w:t>קַדְּשׁ֖וּ מִלְחָמָ֑ה</w:t>
+        <w:t>קַדְּשׁ֖וּ מִלְחָמָ֑ה</w:t>
       </w:r>
     </w:p>
     <w:p>
@@ -28528,7 +28528,7 @@
         <w:rPr>
           <w:lang w:val="fr_FR" w:bidi="fr_FR"/>
         </w:rPr>
-        <w:t>אִתֵּי⁠כֶם֙</w:t>
+        <w:t>אִתֵּי⁠כֶם֙</w:t>
       </w:r>
     </w:p>
     <w:p>
@@ -28748,7 +28748,7 @@
         <w:rPr>
           <w:lang w:val="fr_FR" w:bidi="fr_FR"/>
         </w:rPr>
-        <w:t>הַֽ⁠חַלָּ֔שׁ יֹאמַ֖ר גִּבּ֥וֹר אָֽנִי</w:t>
+        <w:t>הַֽ⁠חַלָּ֔שׁ יֹאמַ֖ר גִּבּ֥וֹר אָֽנִי</w:t>
       </w:r>
     </w:p>
     <w:p>
@@ -28845,7 +28845,7 @@
         <w:rPr>
           <w:lang w:val="fr_FR" w:bidi="fr_FR"/>
         </w:rPr>
-        <w:t>הַֽ⁠חַלָּ֔שׁ</w:t>
+        <w:t>הַֽ⁠חַלָּ֔שׁ</w:t>
       </w:r>
     </w:p>
     <w:p>
@@ -29289,7 +29289,7 @@
         <w:rPr>
           <w:lang w:val="fr_FR" w:bidi="fr_FR"/>
         </w:rPr>
-        <w:t>אֵשֵׁ֛ב לִ⁠שְׁפֹּ֥ט</w:t>
+        <w:t>אֵשֵׁ֛ב לִ⁠שְׁפֹּ֥ט</w:t>
       </w:r>
     </w:p>
     <w:p>
@@ -29393,7 +29393,7 @@
         <w:rPr>
           <w:lang w:val="fr_FR" w:bidi="fr_FR"/>
         </w:rPr>
-        <w:t>שִׁלְח֣וּ מַגָּ֔ל כִּ֥י בָשַׁ֖ל קָצִ֑יר &amp; כִּֽי</w:t>
+        <w:t>שִׁלְח֣וּ מַגָּ֔ל כִּ֥י בָשַׁ֖ל קָצִ֑יר &amp; כִּֽי</w:t>
       </w:r>
     </w:p>
     <w:p>
@@ -29490,7 +29490,7 @@
         <w:rPr>
           <w:lang w:val="fr_FR" w:bidi="fr_FR"/>
         </w:rPr>
-        <w:t>שִׁלְח֣וּ מַגָּ֔ל</w:t>
+        <w:t>שִׁלְח֣וּ מַגָּ֔ל</w:t>
       </w:r>
     </w:p>
     <w:p>
@@ -29600,7 +29600,7 @@
         <w:rPr>
           <w:lang w:val="fr_FR" w:bidi="fr_FR"/>
         </w:rPr>
-        <w:t>שִׁלְח֣וּ מַגָּ֔ל</w:t>
+        <w:t>שִׁלְח֣וּ מַגָּ֔ל</w:t>
       </w:r>
     </w:p>
     <w:p>
@@ -29710,7 +29710,7 @@
         <w:rPr>
           <w:lang w:val="fr_FR" w:bidi="fr_FR"/>
         </w:rPr>
-        <w:t>שִׁלְח֣וּ</w:t>
+        <w:t>שִׁלְח֣וּ</w:t>
       </w:r>
     </w:p>
     <w:p>
@@ -29864,7 +29864,7 @@
         <w:rPr>
           <w:lang w:val="fr_FR" w:bidi="fr_FR"/>
         </w:rPr>
-        <w:t>בֹּ֤אֽוּ רְדוּ֙ כִּֽי־מָ֣לְאָה גַּ֔ת</w:t>
+        <w:t>בֹּ֤אֽוּ רְדוּ֙ כִּֽי־מָ֣לְאָה גַּ֔ת</w:t>
       </w:r>
     </w:p>
     <w:p>
@@ -29961,7 +29961,7 @@
         <w:rPr>
           <w:lang w:val="fr_FR" w:bidi="fr_FR"/>
         </w:rPr>
-        <w:t>כִּ֥י &amp; כִּ֥י רַבָּ֖ה רָעָתָֽ⁠ם</w:t>
+        <w:t>כִּ֥י &amp; כִּ֥י רַבָּ֖ה רָעָתָֽ⁠ם</w:t>
       </w:r>
     </w:p>
     <w:p>
@@ -30071,7 +30071,7 @@
         <w:rPr>
           <w:lang w:val="fr_FR" w:bidi="fr_FR"/>
         </w:rPr>
-        <w:t>הֲמוֹנִ֣ים הֲמוֹנִ֔ים בְּ⁠עֵ֖מֶק הֶֽ⁠חָר֑וּץ &amp; בְּ⁠עֵ֖מֶק</w:t>
+        <w:t>הֲמוֹנִ֣ים הֲמוֹנִ֔ים בְּ⁠עֵ֖מֶק הֶֽ⁠חָר֑וּץ &amp; בְּ⁠עֵ֖מֶק</w:t>
       </w:r>
     </w:p>
     <w:p>
@@ -30181,7 +30181,7 @@
         <w:rPr>
           <w:lang w:val="fr_FR" w:bidi="fr_FR"/>
         </w:rPr>
-        <w:t>הֲמוֹנִ֣ים הֲמוֹנִ֔ים בְּ⁠עֵ֖מֶק הֶֽ⁠חָר֑וּץ &amp; בְּ⁠עֵ֖מֶק</w:t>
+        <w:t>הֲמוֹנִ֣ים הֲמוֹנִ֔ים בְּ⁠עֵ֖מֶק הֶֽ⁠חָר֑וּץ &amp; בְּ⁠עֵ֖מֶק</w:t>
       </w:r>
     </w:p>
     <w:p>
@@ -30278,7 +30278,7 @@
         <w:rPr>
           <w:lang w:val="fr_FR" w:bidi="fr_FR"/>
         </w:rPr>
-        <w:t>בְּ⁠עֵ֖מֶק הֶֽ⁠חָר֑וּץ &amp; בְּ⁠עֵ֖מֶק</w:t>
+        <w:t>בְּ⁠עֵ֖מֶק הֶֽ⁠חָר֑וּץ &amp; בְּ⁠עֵ֖מֶק</w:t>
       </w:r>
     </w:p>
     <w:p>
@@ -30388,7 +30388,7 @@
         <w:rPr>
           <w:lang w:val="fr_FR" w:bidi="fr_FR"/>
         </w:rPr>
-        <w:t>שֶׁ֥מֶשׁ וְ⁠יָרֵ֖חַ קָדָ֑רוּ וְ⁠כוֹכָבִ֖ים אָסְפ֥וּ נָגְהָֽ⁠ם</w:t>
+        <w:t>שֶׁ֥מֶשׁ וְ⁠יָרֵ֖חַ קָדָ֑רוּ וְ⁠כוֹכָבִ֖ים אָסְפ֥וּ נָגְהָֽ⁠ם</w:t>
       </w:r>
     </w:p>
     <w:p>
@@ -30632,7 +30632,7 @@
         <w:rPr>
           <w:lang w:val="fr_FR" w:bidi="fr_FR"/>
         </w:rPr>
-        <w:t>וַ⁠יהוָ֞ה מִ⁠צִּיּ֣וֹן יִשְׁאָ֗ג</w:t>
+        <w:t>וַ⁠יהוָ֞ה מִ⁠צִּיּ֣וֹן יִשְׁאָ֗ג</w:t>
       </w:r>
     </w:p>
     <w:p>
@@ -30756,7 +30756,7 @@
         <w:rPr>
           <w:lang w:val="fr_FR" w:bidi="fr_FR"/>
         </w:rPr>
-        <w:t>וְ⁠רָעֲשׁ֖וּ שָׁמַ֣יִם וָ⁠אָ֑רֶץ</w:t>
+        <w:t>וְ⁠רָעֲשׁ֖וּ שָׁמַ֣יִם וָ⁠אָ֑רֶץ</w:t>
       </w:r>
     </w:p>
     <w:p>
@@ -30907,7 +30907,7 @@
         <w:rPr>
           <w:lang w:val="fr_FR" w:bidi="fr_FR"/>
         </w:rPr>
-        <w:t>וַֽ⁠יהוָה֙ מַֽחֲסֶ֣ה לְ⁠עַמּ֔⁠וֹ וּ⁠מָע֖וֹז לִ⁠בְנֵ֥י יִשְׂרָאֵֽל</w:t>
+        <w:t>וַֽ⁠יהוָה֙ מַֽחֲסֶ֣ה לְ⁠עַמּ֔⁠וֹ וּ⁠מָע֖וֹז לִ⁠בְנֵ֥י יִשְׂרָאֵֽל</w:t>
       </w:r>
     </w:p>
     <w:p>
@@ -31043,7 +31043,7 @@
         <w:rPr>
           <w:lang w:val="fr_FR" w:bidi="fr_FR"/>
         </w:rPr>
-        <w:t>לִ⁠בְנֵ֥י יִשְׂרָאֵֽל</w:t>
+        <w:t>לִ⁠בְנֵ֥י יִשְׂרָאֵֽל</w:t>
       </w:r>
     </w:p>
     <w:p>
@@ -31171,7 +31171,7 @@
         <w:rPr>
           <w:lang w:val="fr_FR" w:bidi="fr_FR"/>
         </w:rPr>
-        <w:t>וִֽ⁠ידַעְתֶּ֗ם</w:t>
+        <w:t>וִֽ⁠ידַעְתֶּ֗ם</w:t>
       </w:r>
     </w:p>
     <w:p>
@@ -31268,7 +31268,7 @@
         <w:rPr>
           <w:lang w:val="fr_FR" w:bidi="fr_FR"/>
         </w:rPr>
-        <w:t>הַר־קָדְשִׁ֑⁠י</w:t>
+        <w:t>הַר־קָדְשִׁ֑⁠י</w:t>
       </w:r>
     </w:p>
     <w:p>
@@ -31585,7 +31585,7 @@
         <w:rPr>
           <w:lang w:val="fr_FR" w:bidi="fr_FR"/>
         </w:rPr>
-        <w:t>יִטְּפ֧וּ הֶ⁠הָרִ֣ים עָסִ֗יס וְ⁠הַ⁠גְּבָעוֹת֙ תֵּלַ֣כְנָה חָלָ֔ב</w:t>
+        <w:t>יִטְּפ֧וּ הֶ⁠הָרִ֣ים עָסִ֗יס וְ⁠הַ⁠גְּבָעוֹת֙ תֵּלַ֣כְנָה חָלָ֔ב</w:t>
       </w:r>
     </w:p>
     <w:p>
@@ -31954,7 +31954,7 @@
         <w:rPr>
           <w:lang w:val="fr_FR" w:bidi="fr_FR"/>
         </w:rPr>
-        <w:t>מִ⁠בֵּ֤ית יְהוָה֙</w:t>
+        <w:t>מִ⁠בֵּ֤ית יְהוָה֙</w:t>
       </w:r>
     </w:p>
     <w:p>
@@ -32069,7 +32069,7 @@
         <w:rPr>
           <w:lang w:val="fr_FR" w:bidi="fr_FR"/>
         </w:rPr>
-        <w:t>אֶת־נַ֥חַל הַ⁠שִּׁטִּֽים</w:t>
+        <w:t>אֶת־נַ֥חַל הַ⁠שִּׁטִּֽים</w:t>
       </w:r>
     </w:p>
     <w:p>
@@ -32179,7 +32179,7 @@
         <w:rPr>
           <w:lang w:val="fr_FR" w:bidi="fr_FR"/>
         </w:rPr>
-        <w:t>מִצְרַ֨יִם֙ לִ⁠שְׁמָמָ֣ה תִֽהְיֶ֔ה</w:t>
+        <w:t>מִצְרַ֨יִם֙ לִ⁠שְׁמָמָ֣ה תִֽהְיֶ֔ה</w:t>
       </w:r>
     </w:p>
     <w:p>
@@ -32289,7 +32289,7 @@
         <w:rPr>
           <w:lang w:val="fr_FR" w:bidi="fr_FR"/>
         </w:rPr>
-        <w:t>מֵֽ⁠חֲמַס֙ בְּנֵ֣י יְהוּדָ֔ה</w:t>
+        <w:t>מֵֽ⁠חֲמַס֙ בְּנֵ֣י יְהוּדָ֔ה</w:t>
       </w:r>
     </w:p>
     <w:p>
@@ -32412,7 +32412,7 @@
         <w:rPr>
           <w:lang w:val="fr_FR" w:bidi="fr_FR"/>
         </w:rPr>
-        <w:t>שָׁפְכ֥וּ דָם־נָקִ֖יא</w:t>
+        <w:t>שָׁפְכ֥וּ דָם־נָקִ֖יא</w:t>
       </w:r>
     </w:p>
     <w:p>
@@ -32522,7 +32522,7 @@
         <w:rPr>
           <w:lang w:val="fr_FR" w:bidi="fr_FR"/>
         </w:rPr>
-        <w:t>בְּ⁠אַרְצָֽ⁠ם</w:t>
+        <w:t>בְּ⁠אַרְצָֽ⁠ם</w:t>
       </w:r>
     </w:p>
     <w:p>
@@ -32809,7 +32809,7 @@
         <w:rPr>
           <w:lang w:val="fr_FR" w:bidi="fr_FR"/>
         </w:rPr>
-        <w:t>וִ⁠ירוּשָׁלִַ֖ם לְ⁠ד֥וֹר וָ⁠דֽוֹר</w:t>
+        <w:t>וִ⁠ירוּשָׁלִַ֖ם לְ⁠ד֥וֹר וָ⁠דֽוֹר</w:t>
       </w:r>
     </w:p>
     <w:p>
@@ -33021,7 +33021,7 @@
         <w:rPr>
           <w:lang w:val="fr_FR" w:bidi="fr_FR"/>
         </w:rPr>
-        <w:t>וְ⁠נִקֵּ֖יתִי דָּמָ֣⁠ם לֹֽא־נִקֵּ֑יתִי</w:t>
+        <w:t>וְ⁠נִקֵּ֖יתִי דָּמָ֣⁠ם לֹֽא־נִקֵּ֑יתִי</w:t>
       </w:r>
     </w:p>
     <w:p>
@@ -33118,7 +33118,7 @@
         <w:rPr>
           <w:lang w:val="fr_FR" w:bidi="fr_FR"/>
         </w:rPr>
-        <w:t>דָּמָ֣⁠ם</w:t>
+        <w:t>דָּמָ֣⁠ם</w:t>
       </w:r>
     </w:p>
     <w:p>
@@ -33228,7 +33228,7 @@
         <w:rPr>
           <w:lang w:val="fr_FR" w:bidi="fr_FR"/>
         </w:rPr>
-        <w:t>וַֽ⁠יהוָ֖ה שֹׁכֵ֥ן בְּ⁠צִיּֽוֹן</w:t>
+        <w:t>וַֽ⁠יהוָ֖ה שֹׁכֵ֥ן בְּ⁠צִיּֽוֹן</w:t>
       </w:r>
     </w:p>
     <w:p>
@@ -33325,7 +33325,7 @@
         <w:rPr>
           <w:lang w:val="fr_FR" w:bidi="fr_FR"/>
         </w:rPr>
-        <w:t>וַֽ⁠יהוָ֖ה שֹׁכֵ֥ן בְּ⁠צִיּֽוֹן</w:t>
+        <w:t>וַֽ⁠יהוָ֖ה שֹׁכֵ֥ן בְּ⁠צִיּֽוֹן</w:t>
       </w:r>
     </w:p>
     <w:p>

--- a/fra/docx/29.content.docx
+++ b/fra/docx/29.content.docx
@@ -207,6 +207,20 @@
       </w:r>
       <w:r>
         <w:rPr>
+          <w:lang w:val="fr_FR" w:bidi="fr_FR"/>
+        </w:rPr>
+        <w:t>פְּתוּאֵֽל</w:t>
+      </w:r>
+    </w:p>
+    <w:p>
+      <w:pPr/>
+      <w:r>
+        <w:rPr>
+          <w:lang w:val="fr_FR" w:bidi="fr_FR"/>
+        </w:rPr>
+      </w:r>
+      <w:r>
+        <w:rPr>
           <w:b/>
           <w:lang w:val="fr_FR" w:bidi="fr_FR"/>
         </w:rPr>
@@ -496,6 +510,20 @@
       </w:r>
       <w:r>
         <w:rPr>
+          <w:lang w:val="fr_FR" w:bidi="fr_FR"/>
+        </w:rPr>
+        <w:t>שִׁמְעוּ־זֹאת֙ הַ⁠זְּקֵנִ֔ים וְ⁠הַֽאֲזִ֔ינוּ כֹּ֖ל יוֹשְׁבֵ֣י הָ⁠אָ֑רֶץ</w:t>
+      </w:r>
+    </w:p>
+    <w:p>
+      <w:pPr/>
+      <w:r>
+        <w:rPr>
+          <w:lang w:val="fr_FR" w:bidi="fr_FR"/>
+        </w:rPr>
+      </w:r>
+      <w:r>
+        <w:rPr>
           <w:b/>
           <w:lang w:val="fr_FR" w:bidi="fr_FR"/>
         </w:rPr>
@@ -579,6 +607,20 @@
       </w:r>
       <w:r>
         <w:rPr>
+          <w:lang w:val="fr_FR" w:bidi="fr_FR"/>
+        </w:rPr>
+        <w:t>הֶ⁠הָ֤יְתָה זֹּאת֙ בִּֽ⁠ימֵי⁠כֶ֔ם וְ⁠אִ֖ם בִּ⁠ימֵ֥י אֲבֹֽתֵי⁠כֶֽם</w:t>
+      </w:r>
+    </w:p>
+    <w:p>
+      <w:pPr/>
+      <w:r>
+        <w:rPr>
+          <w:lang w:val="fr_FR" w:bidi="fr_FR"/>
+        </w:rPr>
+      </w:r>
+      <w:r>
+        <w:rPr>
           <w:b/>
           <w:lang w:val="fr_FR" w:bidi="fr_FR"/>
         </w:rPr>
@@ -882,6 +924,20 @@
       </w:r>
       <w:r>
         <w:rPr>
+          <w:lang w:val="fr_FR" w:bidi="fr_FR"/>
+        </w:rPr>
+        <w:t>וּ⁠בְנֵי⁠כֶם֙ לִ⁠בְנֵי⁠הֶ֔ם וּ⁠בְנֵי⁠הֶ֖ם לְ⁠ד֥וֹר אַחֵֽר</w:t>
+      </w:r>
+    </w:p>
+    <w:p>
+      <w:pPr/>
+      <w:r>
+        <w:rPr>
+          <w:lang w:val="fr_FR" w:bidi="fr_FR"/>
+        </w:rPr>
+      </w:r>
+      <w:r>
+        <w:rPr>
           <w:b/>
           <w:lang w:val="fr_FR" w:bidi="fr_FR"/>
         </w:rPr>
@@ -965,6 +1021,20 @@
       </w:r>
       <w:r>
         <w:rPr>
+          <w:lang w:val="fr_FR" w:bidi="fr_FR"/>
+        </w:rPr>
+        <w:t>לִ⁠בְנֵי⁠כֶ֣ם &amp; וּ⁠בְנֵי⁠כֶם֙ לִ⁠בְנֵי⁠הֶ֔ם וּ⁠בְנֵי⁠הֶ֖ם</w:t>
+      </w:r>
+    </w:p>
+    <w:p>
+      <w:pPr/>
+      <w:r>
+        <w:rPr>
+          <w:lang w:val="fr_FR" w:bidi="fr_FR"/>
+        </w:rPr>
+      </w:r>
+      <w:r>
+        <w:rPr>
           <w:b/>
           <w:lang w:val="fr_FR" w:bidi="fr_FR"/>
         </w:rPr>
@@ -1061,6 +1131,20 @@
       </w:r>
       <w:r>
         <w:rPr>
+          <w:lang w:val="fr_FR" w:bidi="fr_FR"/>
+        </w:rPr>
+        <w:t>עָלֶ֖⁠יהָ לִ⁠בְנֵי⁠כֶ֣ם סַפֵּ֑רוּ וּ⁠בְנֵי⁠כֶם֙</w:t>
+      </w:r>
+    </w:p>
+    <w:p>
+      <w:pPr/>
+      <w:r>
+        <w:rPr>
+          <w:lang w:val="fr_FR" w:bidi="fr_FR"/>
+        </w:rPr>
+      </w:r>
+      <w:r>
+        <w:rPr>
           <w:b/>
           <w:lang w:val="fr_FR" w:bidi="fr_FR"/>
         </w:rPr>
@@ -1170,6 +1254,20 @@
       </w:r>
       <w:r>
         <w:rPr>
+          <w:lang w:val="fr_FR" w:bidi="fr_FR"/>
+        </w:rPr>
+        <w:t>יֶ֤תֶר הַ⁠גָּזָם֙ אָכַ֣ל הָֽ⁠אַרְבֶּ֔ה וְ⁠יֶ֥תֶר הָ⁠אַרְבֶּ֖ה אָכַ֣ל הַ⁠יָּ֑לֶק וְ⁠יֶ֣תֶר הַ⁠יֶּ֔לֶק אָכַ֖ל הֶ⁠חָסִֽיל</w:t>
+      </w:r>
+    </w:p>
+    <w:p>
+      <w:pPr/>
+      <w:r>
+        <w:rPr>
+          <w:lang w:val="fr_FR" w:bidi="fr_FR"/>
+        </w:rPr>
+      </w:r>
+      <w:r>
+        <w:rPr>
           <w:b/>
           <w:lang w:val="fr_FR" w:bidi="fr_FR"/>
         </w:rPr>
@@ -1253,6 +1351,20 @@
       </w:r>
       <w:r>
         <w:rPr>
+          <w:lang w:val="fr_FR" w:bidi="fr_FR"/>
+        </w:rPr>
+        <w:t>יֶ֤תֶר הַ⁠גָּזָם֙ אָכַ֣ל הָֽ⁠אַרְבֶּ֔ה וְ⁠יֶ֥תֶר הָ⁠אַרְבֶּ֖ה אָכַ֣ל הַ⁠יָּ֑לֶק וְ⁠יֶ֣תֶר הַ⁠יֶּ֔לֶק אָכַ֖ל הֶ⁠חָסִֽיל</w:t>
+      </w:r>
+    </w:p>
+    <w:p>
+      <w:pPr/>
+      <w:r>
+        <w:rPr>
+          <w:lang w:val="fr_FR" w:bidi="fr_FR"/>
+        </w:rPr>
+      </w:r>
+      <w:r>
+        <w:rPr>
           <w:b/>
           <w:lang w:val="fr_FR" w:bidi="fr_FR"/>
         </w:rPr>
@@ -1336,6 +1448,20 @@
       </w:r>
       <w:r>
         <w:rPr>
+          <w:lang w:val="fr_FR" w:bidi="fr_FR"/>
+        </w:rPr>
+        <w:t>יֶ֤תֶר הַ⁠גָּזָם֙ אָכַ֣ל הָֽ⁠אַרְבֶּ֔ה וְ⁠יֶ֥תֶר הָ⁠אַרְבֶּ֖ה אָכַ֣ל הַ⁠יָּ֑לֶק וְ⁠יֶ֣תֶר הַ⁠יֶּ֔לֶק אָכַ֖ל הֶ⁠חָסִֽיל</w:t>
+      </w:r>
+    </w:p>
+    <w:p>
+      <w:pPr/>
+      <w:r>
+        <w:rPr>
+          <w:lang w:val="fr_FR" w:bidi="fr_FR"/>
+        </w:rPr>
+      </w:r>
+      <w:r>
+        <w:rPr>
           <w:b/>
           <w:lang w:val="fr_FR" w:bidi="fr_FR"/>
         </w:rPr>
@@ -1714,6 +1840,20 @@
       </w:r>
       <w:r>
         <w:rPr>
+          <w:lang w:val="fr_FR" w:bidi="fr_FR"/>
+        </w:rPr>
+        <w:t>הָקִ֤יצוּ שִׁכּוֹרִים֙ וּ⁠בְכ֔וּ וְ⁠הֵילִ֖לוּ כָּל־שֹׁ֣תֵי יָ֑יִן עַל־עָסִ֕יס כִּ֥י נִכְרַ֖ת מִ⁠פִּי⁠כֶֽם</w:t>
+      </w:r>
+    </w:p>
+    <w:p>
+      <w:pPr/>
+      <w:r>
+        <w:rPr>
+          <w:lang w:val="fr_FR" w:bidi="fr_FR"/>
+        </w:rPr>
+      </w:r>
+      <w:r>
+        <w:rPr>
           <w:b/>
           <w:lang w:val="fr_FR" w:bidi="fr_FR"/>
         </w:rPr>
@@ -2004,6 +2144,20 @@
       </w:r>
       <w:r>
         <w:rPr>
+          <w:lang w:val="fr_FR" w:bidi="fr_FR"/>
+        </w:rPr>
+        <w:t>נִכְרַ֖ת מִ⁠פִּי⁠כֶֽם</w:t>
+      </w:r>
+    </w:p>
+    <w:p>
+      <w:pPr/>
+      <w:r>
+        <w:rPr>
+          <w:lang w:val="fr_FR" w:bidi="fr_FR"/>
+        </w:rPr>
+      </w:r>
+      <w:r>
+        <w:rPr>
           <w:b/>
           <w:lang w:val="fr_FR" w:bidi="fr_FR"/>
         </w:rPr>
@@ -2211,6 +2365,20 @@
       </w:r>
       <w:r>
         <w:rPr>
+          <w:lang w:val="fr_FR" w:bidi="fr_FR"/>
+        </w:rPr>
+        <w:t>גוֹי֙ עָלָ֣ה עַל־אַרְצִ֔⁠י</w:t>
+      </w:r>
+    </w:p>
+    <w:p>
+      <w:pPr/>
+      <w:r>
+        <w:rPr>
+          <w:lang w:val="fr_FR" w:bidi="fr_FR"/>
+        </w:rPr>
+      </w:r>
+      <w:r>
+        <w:rPr>
           <w:b/>
           <w:lang w:val="fr_FR" w:bidi="fr_FR"/>
         </w:rPr>
@@ -2611,6 +2779,20 @@
       </w:r>
       <w:r>
         <w:rPr>
+          <w:lang w:val="fr_FR" w:bidi="fr_FR"/>
+        </w:rPr>
+        <w:t>שִׁנָּי⁠ו֙ שִׁנֵּ֣י אַרְיֵ֔ה וּֽ⁠מְתַלְּע֥וֹת לָבִ֖יא לֽ⁠וֹ</w:t>
+      </w:r>
+    </w:p>
+    <w:p>
+      <w:pPr/>
+      <w:r>
+        <w:rPr>
+          <w:lang w:val="fr_FR" w:bidi="fr_FR"/>
+        </w:rPr>
+      </w:r>
+      <w:r>
+        <w:rPr>
           <w:b/>
           <w:lang w:val="fr_FR" w:bidi="fr_FR"/>
         </w:rPr>
@@ -2804,6 +2986,20 @@
       </w:r>
       <w:r>
         <w:rPr>
+          <w:lang w:val="fr_FR" w:bidi="fr_FR"/>
+        </w:rPr>
+        <w:t>וּֽ⁠מְתַלְּע֥וֹת לָבִ֖יא לֽ⁠וֹ</w:t>
+      </w:r>
+    </w:p>
+    <w:p>
+      <w:pPr/>
+      <w:r>
+        <w:rPr>
+          <w:lang w:val="fr_FR" w:bidi="fr_FR"/>
+        </w:rPr>
+      </w:r>
+      <w:r>
+        <w:rPr>
           <w:b/>
           <w:lang w:val="fr_FR" w:bidi="fr_FR"/>
         </w:rPr>
@@ -2887,6 +3083,20 @@
       </w:r>
       <w:r>
         <w:rPr>
+          <w:lang w:val="fr_FR" w:bidi="fr_FR"/>
+        </w:rPr>
+        <w:t>שָׂ֤ם גַּפְנִ⁠י֙ לְ⁠שַׁמָּ֔ה וּ⁠תְאֵנָתִ֖⁠י לִ⁠קְצָפָ֑ה</w:t>
+      </w:r>
+    </w:p>
+    <w:p>
+      <w:pPr/>
+      <w:r>
+        <w:rPr>
+          <w:lang w:val="fr_FR" w:bidi="fr_FR"/>
+        </w:rPr>
+      </w:r>
+      <w:r>
+        <w:rPr>
           <w:b/>
           <w:lang w:val="fr_FR" w:bidi="fr_FR"/>
         </w:rPr>
@@ -2983,6 +3193,20 @@
       </w:r>
       <w:r>
         <w:rPr>
+          <w:lang w:val="fr_FR" w:bidi="fr_FR"/>
+        </w:rPr>
+        <w:t>שָׂ֤ם גַּפְנִ⁠י֙ לְ⁠שַׁמָּ֔ה</w:t>
+      </w:r>
+    </w:p>
+    <w:p>
+      <w:pPr/>
+      <w:r>
+        <w:rPr>
+          <w:lang w:val="fr_FR" w:bidi="fr_FR"/>
+        </w:rPr>
+      </w:r>
+      <w:r>
+        <w:rPr>
           <w:b/>
           <w:lang w:val="fr_FR" w:bidi="fr_FR"/>
         </w:rPr>
@@ -3506,6 +3730,20 @@
       </w:r>
       <w:r>
         <w:rPr>
+          <w:lang w:val="fr_FR" w:bidi="fr_FR"/>
+        </w:rPr>
+        <w:t>כִּ⁠בְתוּלָ֥ה חֲגֻֽרַת־שַׂ֖ק עַל־בַּ֥עַל נְעוּרֶֽי⁠הָ</w:t>
+      </w:r>
+    </w:p>
+    <w:p>
+      <w:pPr/>
+      <w:r>
+        <w:rPr>
+          <w:lang w:val="fr_FR" w:bidi="fr_FR"/>
+        </w:rPr>
+      </w:r>
+      <w:r>
+        <w:rPr>
           <w:b/>
           <w:lang w:val="fr_FR" w:bidi="fr_FR"/>
         </w:rPr>
@@ -4041,6 +4279,20 @@
       </w:r>
       <w:r>
         <w:rPr>
+          <w:lang w:val="fr_FR" w:bidi="fr_FR"/>
+        </w:rPr>
+        <w:t>הָכְרַ֥ת מִנְחָ֛ה וָ⁠נֶ֖סֶךְ</w:t>
+      </w:r>
+    </w:p>
+    <w:p>
+      <w:pPr/>
+      <w:r>
+        <w:rPr>
+          <w:lang w:val="fr_FR" w:bidi="fr_FR"/>
+        </w:rPr>
+      </w:r>
+      <w:r>
+        <w:rPr>
           <w:b/>
           <w:lang w:val="fr_FR" w:bidi="fr_FR"/>
         </w:rPr>
@@ -4363,6 +4615,20 @@
       </w:r>
       <w:r>
         <w:rPr>
+          <w:lang w:val="fr_FR" w:bidi="fr_FR"/>
+        </w:rPr>
+        <w:t>שֻׁדַּ֣ד שָׂדֶ֔ה אָבְלָ֖ה אֲדָמָ֑ה כִּ֚י שֻׁדַּ֣ד דָּגָ֔ן</w:t>
+      </w:r>
+    </w:p>
+    <w:p>
+      <w:pPr/>
+      <w:r>
+        <w:rPr>
+          <w:lang w:val="fr_FR" w:bidi="fr_FR"/>
+        </w:rPr>
+      </w:r>
+      <w:r>
+        <w:rPr>
           <w:b/>
           <w:lang w:val="fr_FR" w:bidi="fr_FR"/>
         </w:rPr>
@@ -4478,6 +4744,20 @@
       </w:r>
       <w:r>
         <w:rPr>
+          <w:lang w:val="fr_FR" w:bidi="fr_FR"/>
+        </w:rPr>
+        <w:t>שֻׁדַּ֣ד שָׂדֶ֔ה &amp; שֻׁדַּ֣ד</w:t>
+      </w:r>
+    </w:p>
+    <w:p>
+      <w:pPr/>
+      <w:r>
+        <w:rPr>
+          <w:lang w:val="fr_FR" w:bidi="fr_FR"/>
+        </w:rPr>
+      </w:r>
+      <w:r>
+        <w:rPr>
           <w:b/>
           <w:lang w:val="fr_FR" w:bidi="fr_FR"/>
         </w:rPr>
@@ -5124,6 +5404,20 @@
       </w:r>
       <w:r>
         <w:rPr>
+          <w:lang w:val="fr_FR" w:bidi="fr_FR"/>
+        </w:rPr>
+        <w:t>הַ⁠גֶּ֣פֶן הוֹבִ֔ישָׁה וְ⁠הַ⁠תְּאֵנָ֖ה אֻמְלָ֑לָה רִמּ֞וֹן גַּם־תָּמָ֣ר וְ⁠תַפּ֗וּחַ</w:t>
+      </w:r>
+    </w:p>
+    <w:p>
+      <w:pPr/>
+      <w:r>
+        <w:rPr>
+          <w:lang w:val="fr_FR" w:bidi="fr_FR"/>
+        </w:rPr>
+      </w:r>
+      <w:r>
+        <w:rPr>
           <w:b/>
           <w:lang w:val="fr_FR" w:bidi="fr_FR"/>
         </w:rPr>
@@ -5523,6 +5817,20 @@
       </w:r>
       <w:r>
         <w:rPr>
+          <w:lang w:val="fr_FR" w:bidi="fr_FR"/>
+        </w:rPr>
+        <w:t>כָּל־עֲצֵ֤י הַ⁠שָּׂדֶה֙ יָבֵ֔שׁוּ</w:t>
+      </w:r>
+    </w:p>
+    <w:p>
+      <w:pPr/>
+      <w:r>
+        <w:rPr>
+          <w:lang w:val="fr_FR" w:bidi="fr_FR"/>
+        </w:rPr>
+      </w:r>
+      <w:r>
+        <w:rPr>
           <w:b/>
           <w:lang w:val="fr_FR" w:bidi="fr_FR"/>
         </w:rPr>
@@ -5606,6 +5914,20 @@
       </w:r>
       <w:r>
         <w:rPr>
+          <w:lang w:val="fr_FR" w:bidi="fr_FR"/>
+        </w:rPr>
+        <w:t>הֹבִ֥ישׁ שָׂשׂ֖וֹן מִן־בְּנֵ֥י אָדָֽם</w:t>
+      </w:r>
+    </w:p>
+    <w:p>
+      <w:pPr/>
+      <w:r>
+        <w:rPr>
+          <w:lang w:val="fr_FR" w:bidi="fr_FR"/>
+        </w:rPr>
+      </w:r>
+      <w:r>
+        <w:rPr>
           <w:b/>
           <w:lang w:val="fr_FR" w:bidi="fr_FR"/>
         </w:rPr>
@@ -6058,6 +6380,20 @@
       </w:r>
       <w:r>
         <w:rPr>
+          <w:lang w:val="fr_FR" w:bidi="fr_FR"/>
+        </w:rPr>
+        <w:t>נִמְנַ֛ע &amp; מִנְחָ֥ה וָ⁠נָֽסֶךְ</w:t>
+      </w:r>
+    </w:p>
+    <w:p>
+      <w:pPr/>
+      <w:r>
+        <w:rPr>
+          <w:lang w:val="fr_FR" w:bidi="fr_FR"/>
+        </w:rPr>
+      </w:r>
+      <w:r>
+        <w:rPr>
           <w:b/>
           <w:lang w:val="fr_FR" w:bidi="fr_FR"/>
         </w:rPr>
@@ -6898,6 +7234,20 @@
       </w:r>
       <w:r>
         <w:rPr>
+          <w:lang w:val="fr_FR" w:bidi="fr_FR"/>
+        </w:rPr>
+        <w:t>וּ⁠כְ⁠שֹׁ֖ד מִ⁠שַׁדַּ֥י יָבֽוֹא</w:t>
+      </w:r>
+    </w:p>
+    <w:p>
+      <w:pPr/>
+      <w:r>
+        <w:rPr>
+          <w:lang w:val="fr_FR" w:bidi="fr_FR"/>
+        </w:rPr>
+      </w:r>
+      <w:r>
+        <w:rPr>
           <w:b/>
           <w:lang w:val="fr_FR" w:bidi="fr_FR"/>
         </w:rPr>
@@ -7104,6 +7454,20 @@
       </w:r>
       <w:r>
         <w:rPr>
+          <w:lang w:val="fr_FR" w:bidi="fr_FR"/>
+        </w:rPr>
+        <w:t>הֲ⁠ל֛וֹא נֶ֥גֶד עֵינֵ֖י⁠נוּ אֹ֣כֶל נִכְרָ֑ת מִ⁠בֵּ֥ית אֱלֹהֵ֖י⁠נוּ שִׂמְחָ֥ה וָ⁠גִֽיל</w:t>
+      </w:r>
+    </w:p>
+    <w:p>
+      <w:pPr/>
+      <w:r>
+        <w:rPr>
+          <w:lang w:val="fr_FR" w:bidi="fr_FR"/>
+        </w:rPr>
+      </w:r>
+      <w:r>
+        <w:rPr>
           <w:b/>
           <w:lang w:val="fr_FR" w:bidi="fr_FR"/>
         </w:rPr>
@@ -7187,6 +7551,20 @@
       </w:r>
       <w:r>
         <w:rPr>
+          <w:lang w:val="fr_FR" w:bidi="fr_FR"/>
+        </w:rPr>
+        <w:t>הֲ⁠ל֛וֹא נֶ֥גֶד עֵינֵ֖י⁠נוּ אֹ֣כֶל נִכְרָ֑ת</w:t>
+      </w:r>
+    </w:p>
+    <w:p>
+      <w:pPr/>
+      <w:r>
+        <w:rPr>
+          <w:lang w:val="fr_FR" w:bidi="fr_FR"/>
+        </w:rPr>
+      </w:r>
+      <w:r>
+        <w:rPr>
           <w:b/>
           <w:lang w:val="fr_FR" w:bidi="fr_FR"/>
         </w:rPr>
@@ -7600,6 +7978,20 @@
       </w:r>
       <w:r>
         <w:rPr>
+          <w:lang w:val="fr_FR" w:bidi="fr_FR"/>
+        </w:rPr>
+        <w:t>נֶהֶרְס֖וּ מַמְּגֻר֑וֹת</w:t>
+      </w:r>
+    </w:p>
+    <w:p>
+      <w:pPr/>
+      <w:r>
+        <w:rPr>
+          <w:lang w:val="fr_FR" w:bidi="fr_FR"/>
+        </w:rPr>
+      </w:r>
+      <w:r>
+        <w:rPr>
           <w:b/>
           <w:lang w:val="fr_FR" w:bidi="fr_FR"/>
         </w:rPr>
@@ -8317,6 +8709,20 @@
       </w:r>
       <w:r>
         <w:rPr>
+          <w:lang w:val="fr_FR" w:bidi="fr_FR"/>
+        </w:rPr>
+        <w:t>אֵלֶ֥י⁠ךָ יְהוָ֖ה אֶקְרָ֑א</w:t>
+      </w:r>
+    </w:p>
+    <w:p>
+      <w:pPr/>
+      <w:r>
+        <w:rPr>
+          <w:lang w:val="fr_FR" w:bidi="fr_FR"/>
+        </w:rPr>
+      </w:r>
+      <w:r>
+        <w:rPr>
           <w:b/>
           <w:lang w:val="fr_FR" w:bidi="fr_FR"/>
         </w:rPr>
@@ -8400,6 +8806,20 @@
       </w:r>
       <w:r>
         <w:rPr>
+          <w:lang w:val="fr_FR" w:bidi="fr_FR"/>
+        </w:rPr>
+        <w:t>כִּ֣י אֵ֗שׁ אָֽכְלָה֙ נְא֣וֹת מִדְבָּ֔ר</w:t>
+      </w:r>
+    </w:p>
+    <w:p>
+      <w:pPr/>
+      <w:r>
+        <w:rPr>
+          <w:lang w:val="fr_FR" w:bidi="fr_FR"/>
+        </w:rPr>
+      </w:r>
+      <w:r>
+        <w:rPr>
           <w:b/>
           <w:lang w:val="fr_FR" w:bidi="fr_FR"/>
         </w:rPr>
@@ -8496,6 +8916,20 @@
       </w:r>
       <w:r>
         <w:rPr>
+          <w:lang w:val="fr_FR" w:bidi="fr_FR"/>
+        </w:rPr>
+        <w:t>וְ⁠לֶ֣הָבָ֔ה לִהֲטָ֖ה כָּל־עֲצֵ֥י הַ⁠שָּׂדֶֽה</w:t>
+      </w:r>
+    </w:p>
+    <w:p>
+      <w:pPr/>
+      <w:r>
+        <w:rPr>
+          <w:lang w:val="fr_FR" w:bidi="fr_FR"/>
+        </w:rPr>
+      </w:r>
+      <w:r>
+        <w:rPr>
           <w:b/>
           <w:lang w:val="fr_FR" w:bidi="fr_FR"/>
         </w:rPr>
@@ -8605,6 +9039,20 @@
       </w:r>
       <w:r>
         <w:rPr>
+          <w:lang w:val="fr_FR" w:bidi="fr_FR"/>
+        </w:rPr>
+        <w:t>וְ⁠לֶ֣הָבָ֔ה לִהֲטָ֖ה כָּל־עֲצֵ֥י הַ⁠שָּׂדֶֽה</w:t>
+      </w:r>
+    </w:p>
+    <w:p>
+      <w:pPr/>
+      <w:r>
+        <w:rPr>
+          <w:lang w:val="fr_FR" w:bidi="fr_FR"/>
+        </w:rPr>
+      </w:r>
+      <w:r>
+        <w:rPr>
           <w:b/>
           <w:lang w:val="fr_FR" w:bidi="fr_FR"/>
         </w:rPr>
@@ -8800,6 +9248,20 @@
         <w:rPr>
           <w:lang w:val="fr_FR" w:bidi="fr_FR"/>
         </w:rPr>
+      </w:r>
+    </w:p>
+    <w:p>
+      <w:pPr/>
+      <w:r>
+        <w:rPr>
+          <w:lang w:val="fr_FR" w:bidi="fr_FR"/>
+        </w:rPr>
+      </w:r>
+      <w:r>
+        <w:rPr>
+          <w:lang w:val="fr_FR" w:bidi="fr_FR"/>
+        </w:rPr>
+        <w:t>וְ⁠אֵ֕שׁ אָכְלָ֖ה נְא֥וֹת הַ⁠מִּדְבָּֽר</w:t>
       </w:r>
     </w:p>
     <w:p>
@@ -8912,6 +9374,20 @@
       </w:r>
       <w:r>
         <w:rPr>
+          <w:lang w:val="fr_FR" w:bidi="fr_FR"/>
+        </w:rPr>
+        <w:t>תִּקְע֨וּ שׁוֹפָ֜ר בְּ⁠צִיּ֗וֹן וְ⁠הָרִ֨יעוּ֙ בְּ⁠הַ֣ר קָדְשִׁ֔⁠י</w:t>
+      </w:r>
+    </w:p>
+    <w:p>
+      <w:pPr/>
+      <w:r>
+        <w:rPr>
+          <w:lang w:val="fr_FR" w:bidi="fr_FR"/>
+        </w:rPr>
+      </w:r>
+      <w:r>
+        <w:rPr>
           <w:b/>
           <w:lang w:val="fr_FR" w:bidi="fr_FR"/>
         </w:rPr>
@@ -9228,6 +9704,20 @@
       </w:r>
       <w:r>
         <w:rPr>
+          <w:lang w:val="fr_FR" w:bidi="fr_FR"/>
+        </w:rPr>
+        <w:t>בְּ⁠הַ֣ר קָדְשִׁ֔⁠י</w:t>
+      </w:r>
+    </w:p>
+    <w:p>
+      <w:pPr/>
+      <w:r>
+        <w:rPr>
+          <w:lang w:val="fr_FR" w:bidi="fr_FR"/>
+        </w:rPr>
+      </w:r>
+      <w:r>
+        <w:rPr>
           <w:b/>
           <w:lang w:val="fr_FR" w:bidi="fr_FR"/>
         </w:rPr>
@@ -9423,6 +9913,20 @@
         <w:rPr>
           <w:lang w:val="fr_FR" w:bidi="fr_FR"/>
         </w:rPr>
+      </w:r>
+    </w:p>
+    <w:p>
+      <w:pPr/>
+      <w:r>
+        <w:rPr>
+          <w:lang w:val="fr_FR" w:bidi="fr_FR"/>
+        </w:rPr>
+      </w:r>
+      <w:r>
+        <w:rPr>
+          <w:lang w:val="fr_FR" w:bidi="fr_FR"/>
+        </w:rPr>
+        <w:t>יוֹם־יְהוָ֖ה</w:t>
       </w:r>
     </w:p>
     <w:p>
@@ -9535,6 +10039,20 @@
       </w:r>
       <w:r>
         <w:rPr>
+          <w:lang w:val="fr_FR" w:bidi="fr_FR"/>
+        </w:rPr>
+        <w:t>י֧וֹם חֹ֣שֶׁךְ וַ⁠אֲפֵלָ֗ה י֤וֹם עָנָן֙ וַ⁠עֲרָפֶ֔ל</w:t>
+      </w:r>
+    </w:p>
+    <w:p>
+      <w:pPr/>
+      <w:r>
+        <w:rPr>
+          <w:lang w:val="fr_FR" w:bidi="fr_FR"/>
+        </w:rPr>
+      </w:r>
+      <w:r>
+        <w:rPr>
           <w:b/>
           <w:lang w:val="fr_FR" w:bidi="fr_FR"/>
         </w:rPr>
@@ -9974,6 +10492,20 @@
       </w:r>
       <w:r>
         <w:rPr>
+          <w:lang w:val="fr_FR" w:bidi="fr_FR"/>
+        </w:rPr>
+        <w:t>כְּ⁠שַׁ֖חַר פָּרֻ֣שׂ עַל־הֶֽ⁠הָרִ֑ים</w:t>
+      </w:r>
+    </w:p>
+    <w:p>
+      <w:pPr/>
+      <w:r>
+        <w:rPr>
+          <w:lang w:val="fr_FR" w:bidi="fr_FR"/>
+        </w:rPr>
+      </w:r>
+      <w:r>
+        <w:rPr>
           <w:b/>
           <w:lang w:val="fr_FR" w:bidi="fr_FR"/>
         </w:rPr>
@@ -10406,6 +10938,20 @@
       </w:r>
       <w:r>
         <w:rPr>
+          <w:lang w:val="fr_FR" w:bidi="fr_FR"/>
+        </w:rPr>
+        <w:t>כָּמֹ֗⁠הוּ לֹ֤א נִֽהְיָה֙ מִן־הָ֣⁠עוֹלָ֔ם וְ⁠אַֽחֲרָי⁠ו֙ לֹ֣א יוֹסֵ֔ף עַד־שְׁנֵ֖י דּ֥וֹר וָ⁠דֽוֹר</w:t>
+      </w:r>
+    </w:p>
+    <w:p>
+      <w:pPr/>
+      <w:r>
+        <w:rPr>
+          <w:lang w:val="fr_FR" w:bidi="fr_FR"/>
+        </w:rPr>
+      </w:r>
+      <w:r>
+        <w:rPr>
           <w:b/>
           <w:lang w:val="fr_FR" w:bidi="fr_FR"/>
         </w:rPr>
@@ -10489,6 +11035,20 @@
       </w:r>
       <w:r>
         <w:rPr>
+          <w:lang w:val="fr_FR" w:bidi="fr_FR"/>
+        </w:rPr>
+        <w:t>עַד־שְׁנֵ֖י דּ֥וֹר וָ⁠דֽוֹר</w:t>
+      </w:r>
+    </w:p>
+    <w:p>
+      <w:pPr/>
+      <w:r>
+        <w:rPr>
+          <w:lang w:val="fr_FR" w:bidi="fr_FR"/>
+        </w:rPr>
+      </w:r>
+      <w:r>
+        <w:rPr>
           <w:b/>
           <w:lang w:val="fr_FR" w:bidi="fr_FR"/>
         </w:rPr>
@@ -10572,6 +11132,20 @@
       </w:r>
       <w:r>
         <w:rPr>
+          <w:lang w:val="fr_FR" w:bidi="fr_FR"/>
+        </w:rPr>
+        <w:t>לְ⁠פָנָי⁠ו֙ אָ֣כְלָה אֵ֔שׁ וְ⁠אַחֲרָ֖י⁠ו תְּלַהֵ֣ט לֶֽהָבָ֑ה כְּ⁠גַן־עֵ֨דֶן הָ⁠אָ֜רֶץ לְ⁠פָנָ֗י⁠ו וְ⁠אַֽחֲרָי⁠ו֙ מִדְבַּ֣ר שְׁמָמָ֔ה וְ⁠גַם־פְּלֵיטָ֖ה לֹא־הָ֥יְתָה לּֽ⁠וֹ</w:t>
+      </w:r>
+    </w:p>
+    <w:p>
+      <w:pPr/>
+      <w:r>
+        <w:rPr>
+          <w:lang w:val="fr_FR" w:bidi="fr_FR"/>
+        </w:rPr>
+      </w:r>
+      <w:r>
+        <w:rPr>
           <w:b/>
           <w:lang w:val="fr_FR" w:bidi="fr_FR"/>
         </w:rPr>
@@ -10803,6 +11377,20 @@
       </w:r>
       <w:r>
         <w:rPr>
+          <w:lang w:val="fr_FR" w:bidi="fr_FR"/>
+        </w:rPr>
+        <w:t>לְ⁠פָנָי⁠ו֙ אָ֣כְלָה אֵ֔שׁ</w:t>
+      </w:r>
+    </w:p>
+    <w:p>
+      <w:pPr/>
+      <w:r>
+        <w:rPr>
+          <w:lang w:val="fr_FR" w:bidi="fr_FR"/>
+        </w:rPr>
+      </w:r>
+      <w:r>
+        <w:rPr>
           <w:b/>
           <w:lang w:val="fr_FR" w:bidi="fr_FR"/>
         </w:rPr>
@@ -10996,6 +11584,20 @@
       </w:r>
       <w:r>
         <w:rPr>
+          <w:lang w:val="fr_FR" w:bidi="fr_FR"/>
+        </w:rPr>
+        <w:t>מִדְבַּ֣ר שְׁמָמָ֔ה</w:t>
+      </w:r>
+    </w:p>
+    <w:p>
+      <w:pPr/>
+      <w:r>
+        <w:rPr>
+          <w:lang w:val="fr_FR" w:bidi="fr_FR"/>
+        </w:rPr>
+      </w:r>
+      <w:r>
+        <w:rPr>
           <w:b/>
           <w:lang w:val="fr_FR" w:bidi="fr_FR"/>
         </w:rPr>
@@ -11092,6 +11694,20 @@
       </w:r>
       <w:r>
         <w:rPr>
+          <w:lang w:val="fr_FR" w:bidi="fr_FR"/>
+        </w:rPr>
+        <w:t>וְ⁠גַם־פְּלֵיטָ֖ה לֹא־הָ֥יְתָה לּֽ⁠וֹ</w:t>
+      </w:r>
+    </w:p>
+    <w:p>
+      <w:pPr/>
+      <w:r>
+        <w:rPr>
+          <w:lang w:val="fr_FR" w:bidi="fr_FR"/>
+        </w:rPr>
+      </w:r>
+      <w:r>
+        <w:rPr>
           <w:b/>
           <w:lang w:val="fr_FR" w:bidi="fr_FR"/>
         </w:rPr>
@@ -11285,6 +11901,20 @@
       </w:r>
       <w:r>
         <w:rPr>
+          <w:lang w:val="fr_FR" w:bidi="fr_FR"/>
+        </w:rPr>
+        <w:t>כְּ⁠מַרְאֵ֥ה סוּסִ֖ים מַרְאֵ֑⁠הוּ</w:t>
+      </w:r>
+    </w:p>
+    <w:p>
+      <w:pPr/>
+      <w:r>
+        <w:rPr>
+          <w:lang w:val="fr_FR" w:bidi="fr_FR"/>
+        </w:rPr>
+      </w:r>
+      <w:r>
+        <w:rPr>
           <w:b/>
           <w:lang w:val="fr_FR" w:bidi="fr_FR"/>
         </w:rPr>
@@ -11368,6 +11998,20 @@
       </w:r>
       <w:r>
         <w:rPr>
+          <w:lang w:val="fr_FR" w:bidi="fr_FR"/>
+        </w:rPr>
+        <w:t>כְּ⁠מַרְאֵ֥ה &amp; מַרְאֵ֑⁠הוּ</w:t>
+      </w:r>
+    </w:p>
+    <w:p>
+      <w:pPr/>
+      <w:r>
+        <w:rPr>
+          <w:lang w:val="fr_FR" w:bidi="fr_FR"/>
+        </w:rPr>
+      </w:r>
+      <w:r>
+        <w:rPr>
           <w:b/>
           <w:lang w:val="fr_FR" w:bidi="fr_FR"/>
         </w:rPr>
@@ -11548,6 +12192,20 @@
       </w:r>
       <w:r>
         <w:rPr>
+          <w:lang w:val="fr_FR" w:bidi="fr_FR"/>
+        </w:rPr>
+        <w:t>כְּ⁠ק֣וֹל מַרְכָּב֗וֹת עַל־רָאשֵׁ֤י הֶֽ⁠הָרִים֙ יְרַקֵּד֔וּ⁠ן</w:t>
+      </w:r>
+    </w:p>
+    <w:p>
+      <w:pPr/>
+      <w:r>
+        <w:rPr>
+          <w:lang w:val="fr_FR" w:bidi="fr_FR"/>
+        </w:rPr>
+      </w:r>
+      <w:r>
+        <w:rPr>
           <w:b/>
           <w:lang w:val="fr_FR" w:bidi="fr_FR"/>
         </w:rPr>
@@ -11728,6 +12386,20 @@
       </w:r>
       <w:r>
         <w:rPr>
+          <w:lang w:val="fr_FR" w:bidi="fr_FR"/>
+        </w:rPr>
+        <w:t>כְּ⁠עַ֣ם עָצ֔וּם עֱר֖וּךְ מִלְחָמָֽה</w:t>
+      </w:r>
+    </w:p>
+    <w:p>
+      <w:pPr/>
+      <w:r>
+        <w:rPr>
+          <w:lang w:val="fr_FR" w:bidi="fr_FR"/>
+        </w:rPr>
+      </w:r>
+      <w:r>
+        <w:rPr>
           <w:b/>
           <w:lang w:val="fr_FR" w:bidi="fr_FR"/>
         </w:rPr>
@@ -12885,6 +13557,20 @@
       </w:r>
       <w:r>
         <w:rPr>
+          <w:lang w:val="fr_FR" w:bidi="fr_FR"/>
+        </w:rPr>
+        <w:t>וְ⁠לֹ֥א יְעַבְּט֖וּ⁠ן אֹרְחוֹתָֽ⁠ם</w:t>
+      </w:r>
+    </w:p>
+    <w:p>
+      <w:pPr/>
+      <w:r>
+        <w:rPr>
+          <w:lang w:val="fr_FR" w:bidi="fr_FR"/>
+        </w:rPr>
+      </w:r>
+      <w:r>
+        <w:rPr>
           <w:b/>
           <w:lang w:val="fr_FR" w:bidi="fr_FR"/>
         </w:rPr>
@@ -13214,6 +13900,20 @@
       </w:r>
       <w:r>
         <w:rPr>
+          <w:lang w:val="fr_FR" w:bidi="fr_FR"/>
+        </w:rPr>
+        <w:t>וּ⁠בְעַ֥ד הַ⁠שֶּׁ֛לַח יִפֹּ֖לוּ לֹ֥א יִבְצָֽעוּ</w:t>
+      </w:r>
+    </w:p>
+    <w:p>
+      <w:pPr/>
+      <w:r>
+        <w:rPr>
+          <w:lang w:val="fr_FR" w:bidi="fr_FR"/>
+        </w:rPr>
+      </w:r>
+      <w:r>
+        <w:rPr>
           <w:b/>
           <w:lang w:val="fr_FR" w:bidi="fr_FR"/>
         </w:rPr>
@@ -13297,6 +13997,20 @@
       </w:r>
       <w:r>
         <w:rPr>
+          <w:lang w:val="fr_FR" w:bidi="fr_FR"/>
+        </w:rPr>
+        <w:t>בָּ⁠עִ֣יר יָשֹׁ֗קּוּ בַּֽ⁠חוֹמָה֙ יְרֻצ֔וּ⁠ן בַּ⁠בָּתִּ֖ים יַעֲל֑וּ בְּעַ֧ד הַ⁠חַלּוֹנִ֛ים יָבֹ֖אוּ כַּ⁠גַּנָּֽב</w:t>
+      </w:r>
+    </w:p>
+    <w:p>
+      <w:pPr/>
+      <w:r>
+        <w:rPr>
+          <w:lang w:val="fr_FR" w:bidi="fr_FR"/>
+        </w:rPr>
+      </w:r>
+      <w:r>
+        <w:rPr>
           <w:b/>
           <w:lang w:val="fr_FR" w:bidi="fr_FR"/>
         </w:rPr>
@@ -14200,6 +14914,20 @@
       </w:r>
       <w:r>
         <w:rPr>
+          <w:lang w:val="fr_FR" w:bidi="fr_FR"/>
+        </w:rPr>
+        <w:t>כִּֽי־גָד֧וֹל יוֹם־יְהוָ֛ה וְ⁠נוֹרָ֥א מְאֹ֖ד וּ⁠מִ֥י יְכִילֶֽ⁠נּוּ</w:t>
+      </w:r>
+    </w:p>
+    <w:p>
+      <w:pPr/>
+      <w:r>
+        <w:rPr>
+          <w:lang w:val="fr_FR" w:bidi="fr_FR"/>
+        </w:rPr>
+      </w:r>
+      <w:r>
+        <w:rPr>
           <w:b/>
           <w:lang w:val="fr_FR" w:bidi="fr_FR"/>
         </w:rPr>
@@ -14272,6 +15000,20 @@
         <w:rPr>
           <w:lang w:val="fr_FR" w:bidi="fr_FR"/>
         </w:rPr>
+      </w:r>
+    </w:p>
+    <w:p>
+      <w:pPr/>
+      <w:r>
+        <w:rPr>
+          <w:lang w:val="fr_FR" w:bidi="fr_FR"/>
+        </w:rPr>
+      </w:r>
+      <w:r>
+        <w:rPr>
+          <w:lang w:val="fr_FR" w:bidi="fr_FR"/>
+        </w:rPr>
+        <w:t>יוֹם־יְהוָ֛ה</w:t>
       </w:r>
     </w:p>
     <w:p>
@@ -14384,6 +15126,20 @@
       </w:r>
       <w:r>
         <w:rPr>
+          <w:lang w:val="fr_FR" w:bidi="fr_FR"/>
+        </w:rPr>
+        <w:t>וְ⁠גַם־עַתָּה֙ נְאֻם־יְהוָ֔ה שֻׁ֥בוּ עָדַ֖⁠י</w:t>
+      </w:r>
+    </w:p>
+    <w:p>
+      <w:pPr/>
+      <w:r>
+        <w:rPr>
+          <w:lang w:val="fr_FR" w:bidi="fr_FR"/>
+        </w:rPr>
+      </w:r>
+      <w:r>
+        <w:rPr>
           <w:b/>
           <w:lang w:val="fr_FR" w:bidi="fr_FR"/>
         </w:rPr>
@@ -14920,6 +15676,20 @@
       </w:r>
       <w:r>
         <w:rPr>
+          <w:lang w:val="fr_FR" w:bidi="fr_FR"/>
+        </w:rPr>
+        <w:t>וְ⁠קִרְע֤וּ לְבַבְ⁠כֶם֙ וְ⁠אַל־בִּגְדֵי⁠כֶ֔ם וְ⁠שׁ֖וּבוּ אֶל־יְהוָ֣ה אֱלֹֽהֵי⁠כֶ֑ם</w:t>
+      </w:r>
+    </w:p>
+    <w:p>
+      <w:pPr/>
+      <w:r>
+        <w:rPr>
+          <w:lang w:val="fr_FR" w:bidi="fr_FR"/>
+        </w:rPr>
+      </w:r>
+      <w:r>
+        <w:rPr>
           <w:b/>
           <w:lang w:val="fr_FR" w:bidi="fr_FR"/>
         </w:rPr>
@@ -15223,6 +15993,20 @@
       </w:r>
       <w:r>
         <w:rPr>
+          <w:lang w:val="fr_FR" w:bidi="fr_FR"/>
+        </w:rPr>
+        <w:t>מִ֥י יוֹדֵ֖עַ יָשׁ֣וּב וְ⁠נִחָ֑ם וְ⁠הִשְׁאִ֤יר אַֽחֲרָי⁠ו֙ בְּרָכָ֔ה</w:t>
+      </w:r>
+    </w:p>
+    <w:p>
+      <w:pPr/>
+      <w:r>
+        <w:rPr>
+          <w:lang w:val="fr_FR" w:bidi="fr_FR"/>
+        </w:rPr>
+      </w:r>
+      <w:r>
+        <w:rPr>
           <w:b/>
           <w:lang w:val="fr_FR" w:bidi="fr_FR"/>
         </w:rPr>
@@ -15759,6 +16543,20 @@
       </w:r>
       <w:r>
         <w:rPr>
+          <w:lang w:val="fr_FR" w:bidi="fr_FR"/>
+        </w:rPr>
+        <w:t>קַדְּשׁוּ־צ֖וֹם קִרְא֥וּ עֲצָרָֽה</w:t>
+      </w:r>
+    </w:p>
+    <w:p>
+      <w:pPr/>
+      <w:r>
+        <w:rPr>
+          <w:lang w:val="fr_FR" w:bidi="fr_FR"/>
+        </w:rPr>
+      </w:r>
+      <w:r>
+        <w:rPr>
           <w:b/>
           <w:lang w:val="fr_FR" w:bidi="fr_FR"/>
         </w:rPr>
@@ -15842,6 +16640,20 @@
       </w:r>
       <w:r>
         <w:rPr>
+          <w:lang w:val="fr_FR" w:bidi="fr_FR"/>
+        </w:rPr>
+        <w:t>קִבְצ֣וּ זְקֵנִ֔ים אִסְפוּ֙ עֽוֹלָלִ֔ים וְ⁠יֹנְקֵ֖י שָׁדָ֑יִם</w:t>
+      </w:r>
+    </w:p>
+    <w:p>
+      <w:pPr/>
+      <w:r>
+        <w:rPr>
+          <w:lang w:val="fr_FR" w:bidi="fr_FR"/>
+        </w:rPr>
+      </w:r>
+      <w:r>
+        <w:rPr>
           <w:b/>
           <w:lang w:val="fr_FR" w:bidi="fr_FR"/>
         </w:rPr>
@@ -15925,6 +16737,20 @@
       </w:r>
       <w:r>
         <w:rPr>
+          <w:lang w:val="fr_FR" w:bidi="fr_FR"/>
+        </w:rPr>
+        <w:t>יֵצֵ֤א חָתָן֙ מֵֽ⁠חֶדְר֔⁠וֹ וְ⁠כַלָּ֖ה מֵ⁠חֻפָּתָֽ⁠הּ</w:t>
+      </w:r>
+    </w:p>
+    <w:p>
+      <w:pPr/>
+      <w:r>
+        <w:rPr>
+          <w:lang w:val="fr_FR" w:bidi="fr_FR"/>
+        </w:rPr>
+      </w:r>
+      <w:r>
+        <w:rPr>
           <w:b/>
           <w:lang w:val="fr_FR" w:bidi="fr_FR"/>
         </w:rPr>
@@ -16105,6 +16931,20 @@
       </w:r>
       <w:r>
         <w:rPr>
+          <w:lang w:val="fr_FR" w:bidi="fr_FR"/>
+        </w:rPr>
+        <w:t>וְ⁠אַל־תִּתֵּ֨ן נַחֲלָתְ⁠ךָ֤ לְ⁠חֶרְפָּה֙</w:t>
+      </w:r>
+    </w:p>
+    <w:p>
+      <w:pPr/>
+      <w:r>
+        <w:rPr>
+          <w:lang w:val="fr_FR" w:bidi="fr_FR"/>
+        </w:rPr>
+      </w:r>
+      <w:r>
+        <w:rPr>
           <w:b/>
           <w:lang w:val="fr_FR" w:bidi="fr_FR"/>
         </w:rPr>
@@ -16395,6 +17235,20 @@
       </w:r>
       <w:r>
         <w:rPr>
+          <w:lang w:val="fr_FR" w:bidi="fr_FR"/>
+        </w:rPr>
+        <w:t>לָ֚⁠מָּה יֹאמְר֣וּ בָֽ⁠עַמִּ֔ים אַיֵּ֖ה אֱלֹהֵי⁠הֶֽם</w:t>
+      </w:r>
+    </w:p>
+    <w:p>
+      <w:pPr/>
+      <w:r>
+        <w:rPr>
+          <w:lang w:val="fr_FR" w:bidi="fr_FR"/>
+        </w:rPr>
+      </w:r>
+      <w:r>
+        <w:rPr>
           <w:b/>
           <w:lang w:val="fr_FR" w:bidi="fr_FR"/>
         </w:rPr>
@@ -17250,6 +18104,20 @@
       </w:r>
       <w:r>
         <w:rPr>
+          <w:lang w:val="fr_FR" w:bidi="fr_FR"/>
+        </w:rPr>
+        <w:t>הִנְ⁠נִ֨י שֹׁלֵ֤חַ לָ⁠כֶם֙ אֶת־הַ⁠דָּגָן֙ וְ⁠הַ⁠תִּיר֣וֹשׁ וְ⁠הַ⁠יִּצְהָ֔ר</w:t>
+      </w:r>
+    </w:p>
+    <w:p>
+      <w:pPr/>
+      <w:r>
+        <w:rPr>
+          <w:lang w:val="fr_FR" w:bidi="fr_FR"/>
+        </w:rPr>
+      </w:r>
+      <w:r>
+        <w:rPr>
           <w:b/>
           <w:lang w:val="fr_FR" w:bidi="fr_FR"/>
         </w:rPr>
@@ -17579,6 +18447,20 @@
       </w:r>
       <w:r>
         <w:rPr>
+          <w:lang w:val="fr_FR" w:bidi="fr_FR"/>
+        </w:rPr>
+        <w:t>וְ⁠לֹא־אֶתֵּ֨ן אֶתְ⁠כֶ֥ם ע֛וֹד חֶרְפָּ֖ה בַּ⁠גּוֹיִֽם</w:t>
+      </w:r>
+    </w:p>
+    <w:p>
+      <w:pPr/>
+      <w:r>
+        <w:rPr>
+          <w:lang w:val="fr_FR" w:bidi="fr_FR"/>
+        </w:rPr>
+      </w:r>
+      <w:r>
+        <w:rPr>
           <w:b/>
           <w:lang w:val="fr_FR" w:bidi="fr_FR"/>
         </w:rPr>
@@ -17785,6 +18667,20 @@
       </w:r>
       <w:r>
         <w:rPr>
+          <w:lang w:val="fr_FR" w:bidi="fr_FR"/>
+        </w:rPr>
+        <w:t>אֶ֣רֶץ צִיָּ֣ה וּ⁠שְׁמָמָה֒</w:t>
+      </w:r>
+    </w:p>
+    <w:p>
+      <w:pPr/>
+      <w:r>
+        <w:rPr>
+          <w:lang w:val="fr_FR" w:bidi="fr_FR"/>
+        </w:rPr>
+      </w:r>
+      <w:r>
+        <w:rPr>
           <w:b/>
           <w:lang w:val="fr_FR" w:bidi="fr_FR"/>
         </w:rPr>
@@ -18017,6 +18913,20 @@
       </w:r>
       <w:r>
         <w:rPr>
+          <w:lang w:val="fr_FR" w:bidi="fr_FR"/>
+        </w:rPr>
+        <w:t>אֶל &amp; אֶת־פָּנָ֗י⁠ו אֶל־הַ⁠יָּם֙ הַ⁠קַּדְמֹנִ֔י וְ⁠סֹפ֖⁠וֹ אֶל־הַ⁠יָּ֣ם הָ⁠אַֽחֲר֑וֹן</w:t>
+      </w:r>
+    </w:p>
+    <w:p>
+      <w:pPr/>
+      <w:r>
+        <w:rPr>
+          <w:lang w:val="fr_FR" w:bidi="fr_FR"/>
+        </w:rPr>
+      </w:r>
+      <w:r>
+        <w:rPr>
           <w:b/>
           <w:lang w:val="fr_FR" w:bidi="fr_FR"/>
         </w:rPr>
@@ -18138,6 +19048,20 @@
       </w:r>
       <w:r>
         <w:rPr>
+          <w:lang w:val="fr_FR" w:bidi="fr_FR"/>
+        </w:rPr>
+        <w:t>אֶל &amp; אֶת־פָּנָ֗י⁠ו אֶל־הַ⁠יָּם֙ הַ⁠קַּדְמֹנִ֔י וְ⁠סֹפ֖⁠וֹ אֶל־הַ⁠יָּ֣ם הָ⁠אַֽחֲר֑וֹן</w:t>
+      </w:r>
+    </w:p>
+    <w:p>
+      <w:pPr/>
+      <w:r>
+        <w:rPr>
+          <w:lang w:val="fr_FR" w:bidi="fr_FR"/>
+        </w:rPr>
+      </w:r>
+      <w:r>
+        <w:rPr>
           <w:b/>
           <w:lang w:val="fr_FR" w:bidi="fr_FR"/>
         </w:rPr>
@@ -19102,6 +20026,20 @@
       </w:r>
       <w:r>
         <w:rPr>
+          <w:lang w:val="fr_FR" w:bidi="fr_FR"/>
+        </w:rPr>
+        <w:t>דָשְׁא֖וּ נְא֣וֹת מִדְבָּ֑ר כִּֽי־עֵץ֙ נָשָׂ֣א פִרְי֔⁠וֹ תְּאֵנָ֥ה וָ⁠גֶ֖פֶן נָתְנ֥וּ חֵילָֽ⁠ם</w:t>
+      </w:r>
+    </w:p>
+    <w:p>
+      <w:pPr/>
+      <w:r>
+        <w:rPr>
+          <w:lang w:val="fr_FR" w:bidi="fr_FR"/>
+        </w:rPr>
+      </w:r>
+      <w:r>
+        <w:rPr>
           <w:b/>
           <w:lang w:val="fr_FR" w:bidi="fr_FR"/>
         </w:rPr>
@@ -19185,6 +20123,20 @@
       </w:r>
       <w:r>
         <w:rPr>
+          <w:lang w:val="fr_FR" w:bidi="fr_FR"/>
+        </w:rPr>
+        <w:t>עֵץ֙ נָשָׂ֣א פִרְי֔⁠וֹ תְּאֵנָ֥ה וָ⁠גֶ֖פֶן נָתְנ֥וּ חֵילָֽ⁠ם</w:t>
+      </w:r>
+    </w:p>
+    <w:p>
+      <w:pPr/>
+      <w:r>
+        <w:rPr>
+          <w:lang w:val="fr_FR" w:bidi="fr_FR"/>
+        </w:rPr>
+      </w:r>
+      <w:r>
+        <w:rPr>
           <w:b/>
           <w:lang w:val="fr_FR" w:bidi="fr_FR"/>
         </w:rPr>
@@ -19637,6 +20589,20 @@
       </w:r>
       <w:r>
         <w:rPr>
+          <w:lang w:val="fr_FR" w:bidi="fr_FR"/>
+        </w:rPr>
+        <w:t>נָתַ֥ן לָ⁠כֶ֛ם אֶת־הַ⁠מּוֹרֶ֖ה לִ⁠צְדָקָ֑ה וַ⁠יּ֣וֹרֶד לָ⁠כֶ֗ם גֶּ֛שֶׁם</w:t>
+      </w:r>
+    </w:p>
+    <w:p>
+      <w:pPr/>
+      <w:r>
+        <w:rPr>
+          <w:lang w:val="fr_FR" w:bidi="fr_FR"/>
+        </w:rPr>
+      </w:r>
+      <w:r>
+        <w:rPr>
           <w:b/>
           <w:lang w:val="fr_FR" w:bidi="fr_FR"/>
         </w:rPr>
@@ -20227,6 +21193,20 @@
       </w:r>
       <w:r>
         <w:rPr>
+          <w:lang w:val="fr_FR" w:bidi="fr_FR"/>
+        </w:rPr>
+        <w:t>וְ⁠הֵשִׁ֥יקוּ הַ⁠יְקָבִ֖ים תִּיר֥וֹשׁ וְ⁠יִצְהָֽר</w:t>
+      </w:r>
+    </w:p>
+    <w:p>
+      <w:pPr/>
+      <w:r>
+        <w:rPr>
+          <w:lang w:val="fr_FR" w:bidi="fr_FR"/>
+        </w:rPr>
+      </w:r>
+      <w:r>
+        <w:rPr>
           <w:b/>
           <w:lang w:val="fr_FR" w:bidi="fr_FR"/>
         </w:rPr>
@@ -21040,6 +22020,20 @@
       </w:r>
       <w:r>
         <w:rPr>
+          <w:lang w:val="fr_FR" w:bidi="fr_FR"/>
+        </w:rPr>
+        <w:t>וְ⁠לֹא־יֵבֹ֥שׁוּ עַמִּ֖⁠י לְ⁠עוֹלָֽם</w:t>
+      </w:r>
+    </w:p>
+    <w:p>
+      <w:pPr/>
+      <w:r>
+        <w:rPr>
+          <w:lang w:val="fr_FR" w:bidi="fr_FR"/>
+        </w:rPr>
+      </w:r>
+      <w:r>
+        <w:rPr>
           <w:b/>
           <w:lang w:val="fr_FR" w:bidi="fr_FR"/>
         </w:rPr>
@@ -21246,6 +22240,20 @@
       </w:r>
       <w:r>
         <w:rPr>
+          <w:lang w:val="fr_FR" w:bidi="fr_FR"/>
+        </w:rPr>
+        <w:t>וְ⁠לֹא־יֵבֹ֥שׁוּ עַמִּ֖⁠י לְ⁠עוֹלָֽם</w:t>
+      </w:r>
+    </w:p>
+    <w:p>
+      <w:pPr/>
+      <w:r>
+        <w:rPr>
+          <w:lang w:val="fr_FR" w:bidi="fr_FR"/>
+        </w:rPr>
+      </w:r>
+      <w:r>
+        <w:rPr>
           <w:b/>
           <w:lang w:val="fr_FR" w:bidi="fr_FR"/>
         </w:rPr>
@@ -21768,6 +22776,20 @@
       </w:r>
       <w:r>
         <w:rPr>
+          <w:lang w:val="fr_FR" w:bidi="fr_FR"/>
+        </w:rPr>
+        <w:t>וְ⁠נִבְּא֖וּ בְּנֵי⁠כֶ֣ם וּ⁠בְנֽוֹתֵי⁠כֶ֑ם</w:t>
+      </w:r>
+    </w:p>
+    <w:p>
+      <w:pPr/>
+      <w:r>
+        <w:rPr>
+          <w:lang w:val="fr_FR" w:bidi="fr_FR"/>
+        </w:rPr>
+      </w:r>
+      <w:r>
+        <w:rPr>
           <w:b/>
           <w:lang w:val="fr_FR" w:bidi="fr_FR"/>
         </w:rPr>
@@ -21851,6 +22873,20 @@
       </w:r>
       <w:r>
         <w:rPr>
+          <w:lang w:val="fr_FR" w:bidi="fr_FR"/>
+        </w:rPr>
+        <w:t>זִקְנֵי⁠כֶם֙ חֲלֹמ֣וֹת יַחֲלֹמ֔וּ⁠ן בַּח֣וּרֵי⁠כֶ֔ם חֶזְיֹנ֖וֹת יִרְאֽוּ</w:t>
+      </w:r>
+    </w:p>
+    <w:p>
+      <w:pPr/>
+      <w:r>
+        <w:rPr>
+          <w:lang w:val="fr_FR" w:bidi="fr_FR"/>
+        </w:rPr>
+      </w:r>
+      <w:r>
+        <w:rPr>
           <w:b/>
           <w:lang w:val="fr_FR" w:bidi="fr_FR"/>
         </w:rPr>
@@ -22254,6 +23290,20 @@
         <w:rPr>
           <w:lang w:val="fr_FR" w:bidi="fr_FR"/>
         </w:rPr>
+      </w:r>
+    </w:p>
+    <w:p>
+      <w:pPr/>
+      <w:r>
+        <w:rPr>
+          <w:lang w:val="fr_FR" w:bidi="fr_FR"/>
+        </w:rPr>
+      </w:r>
+      <w:r>
+        <w:rPr>
+          <w:lang w:val="fr_FR" w:bidi="fr_FR"/>
+        </w:rPr>
+        <w:t>אֶשְׁפּ֖וֹךְ אֶת־רוּחִֽ⁠י</w:t>
       </w:r>
     </w:p>
     <w:p>
@@ -22462,6 +23512,20 @@
       </w:r>
       <w:r>
         <w:rPr>
+          <w:lang w:val="fr_FR" w:bidi="fr_FR"/>
+        </w:rPr>
+        <w:t>הַ⁠שֶּׁ֨מֶשׁ֙ יֵהָפֵ֣ךְ לְ⁠חֹ֔שֶׁךְ וְ⁠הַ⁠יָּרֵ֖חַ לְ⁠דָ֑ם</w:t>
+      </w:r>
+    </w:p>
+    <w:p>
+      <w:pPr/>
+      <w:r>
+        <w:rPr>
+          <w:lang w:val="fr_FR" w:bidi="fr_FR"/>
+        </w:rPr>
+      </w:r>
+      <w:r>
+        <w:rPr>
           <w:b/>
           <w:lang w:val="fr_FR" w:bidi="fr_FR"/>
         </w:rPr>
@@ -22545,6 +23609,20 @@
       </w:r>
       <w:r>
         <w:rPr>
+          <w:lang w:val="fr_FR" w:bidi="fr_FR"/>
+        </w:rPr>
+        <w:t>הַ⁠שֶּׁ֨מֶשׁ֙ יֵהָפֵ֣ךְ לְ⁠חֹ֔שֶׁךְ וְ⁠הַ⁠יָּרֵ֖חַ לְ⁠דָ֑ם</w:t>
+      </w:r>
+    </w:p>
+    <w:p>
+      <w:pPr/>
+      <w:r>
+        <w:rPr>
+          <w:lang w:val="fr_FR" w:bidi="fr_FR"/>
+        </w:rPr>
+      </w:r>
+      <w:r>
+        <w:rPr>
           <w:b/>
           <w:lang w:val="fr_FR" w:bidi="fr_FR"/>
         </w:rPr>
@@ -22725,6 +23803,20 @@
       </w:r>
       <w:r>
         <w:rPr>
+          <w:lang w:val="fr_FR" w:bidi="fr_FR"/>
+        </w:rPr>
+        <w:t>לִ⁠פְנֵ֗י בּ֚וֹא י֣וֹם יְהוָ֔ה הַ⁠גָּד֖וֹל וְ⁠הַ⁠נּוֹרָֽא</w:t>
+      </w:r>
+    </w:p>
+    <w:p>
+      <w:pPr/>
+      <w:r>
+        <w:rPr>
+          <w:lang w:val="fr_FR" w:bidi="fr_FR"/>
+        </w:rPr>
+      </w:r>
+      <w:r>
+        <w:rPr>
           <w:b/>
           <w:lang w:val="fr_FR" w:bidi="fr_FR"/>
         </w:rPr>
@@ -22821,6 +23913,20 @@
       </w:r>
       <w:r>
         <w:rPr>
+          <w:lang w:val="fr_FR" w:bidi="fr_FR"/>
+        </w:rPr>
+        <w:t>י֣וֹם יְהוָ֔ה הַ⁠גָּד֖וֹל וְ⁠הַ⁠נּוֹרָֽא</w:t>
+      </w:r>
+    </w:p>
+    <w:p>
+      <w:pPr/>
+      <w:r>
+        <w:rPr>
+          <w:lang w:val="fr_FR" w:bidi="fr_FR"/>
+        </w:rPr>
+      </w:r>
+      <w:r>
+        <w:rPr>
           <w:b/>
           <w:lang w:val="fr_FR" w:bidi="fr_FR"/>
         </w:rPr>
@@ -22893,6 +23999,20 @@
         <w:rPr>
           <w:lang w:val="fr_FR" w:bidi="fr_FR"/>
         </w:rPr>
+      </w:r>
+    </w:p>
+    <w:p>
+      <w:pPr/>
+      <w:r>
+        <w:rPr>
+          <w:lang w:val="fr_FR" w:bidi="fr_FR"/>
+        </w:rPr>
+      </w:r>
+      <w:r>
+        <w:rPr>
+          <w:lang w:val="fr_FR" w:bidi="fr_FR"/>
+        </w:rPr>
+        <w:t>י֣וֹם יְהוָ֔ה הַ⁠גָּד֖וֹל וְ⁠הַ⁠נּוֹרָֽא</w:t>
       </w:r>
     </w:p>
     <w:p>
@@ -23102,6 +24222,20 @@
       </w:r>
       <w:r>
         <w:rPr>
+          <w:lang w:val="fr_FR" w:bidi="fr_FR"/>
+        </w:rPr>
+        <w:t>כֹּ֧ל אֲשֶׁר־יִקְרָ֛א בְּ⁠שֵׁ֥ם יְהוָ֖ה יִמָּלֵ֑ט &amp; יְהוָ֔ה</w:t>
+      </w:r>
+    </w:p>
+    <w:p>
+      <w:pPr/>
+      <w:r>
+        <w:rPr>
+          <w:lang w:val="fr_FR" w:bidi="fr_FR"/>
+        </w:rPr>
+      </w:r>
+      <w:r>
+        <w:rPr>
           <w:b/>
           <w:lang w:val="fr_FR" w:bidi="fr_FR"/>
         </w:rPr>
@@ -23297,6 +24431,530 @@
         <w:rPr>
           <w:lang w:val="fr_FR" w:bidi="fr_FR"/>
         </w:rPr>
+        <w:t>בְּ⁠שֵׁ֥ם יְהוָ֖ה &amp; יְהוָ֔ה</w:t>
+      </w:r>
+    </w:p>
+    <w:p>
+      <w:pPr/>
+      <w:r>
+        <w:rPr>
+          <w:lang w:val="fr_FR" w:bidi="fr_FR"/>
+        </w:rPr>
+      </w:r>
+      <w:r>
+        <w:rPr>
+          <w:b/>
+          <w:lang w:val="fr_FR" w:bidi="fr_FR"/>
+        </w:rPr>
+        <w:t>« le nom de l'Éternel »</w:t>
+      </w:r>
+    </w:p>
+    <w:p>
+      <w:pPr/>
+      <w:r>
+        <w:rPr>
+          <w:lang w:val="fr_FR" w:bidi="fr_FR"/>
+        </w:rPr>
+      </w:r>
+      <w:r>
+        <w:rPr>
+          <w:lang w:val="fr_FR" w:bidi="fr_FR"/>
+        </w:rPr>
+        <w:t>L'Éternel parle de lui-même à la troisième personne. Si cela est utile dans votre langue, vous pouvez traduire cela à la première personne. Traduction alternative : « mon nom »</w:t>
+      </w:r>
+    </w:p>
+    <w:p>
+      <w:pPr/>
+      <w:r>
+        <w:rPr>
+          <w:lang w:val="fr_FR" w:bidi="fr_FR"/>
+        </w:rPr>
+      </w:r>
+      <w:r>
+        <w:rPr>
+          <w:lang w:val="fr_FR" w:bidi="fr_FR"/>
+        </w:rPr>
+        <w:t xml:space="preserve">Voir : </w:t>
+      </w:r>
+      <w:r>
+        <w:rPr>
+          <w:lang w:val="fr_FR" w:bidi="fr_FR"/>
+        </w:rPr>
+        <w:t>Première, deuxième ou troisième personne</w:t>
+      </w:r>
+      <w:r>
+        <w:rPr>
+          <w:lang w:val="fr_FR" w:bidi="fr_FR"/>
+        </w:rPr>
+      </w:r>
+      <w:r>
+        <w:rPr>
+          <w:lang w:val="fr_FR" w:bidi="fr_FR"/>
+        </w:rPr>
+      </w:r>
+    </w:p>
+    <w:p>
+      <w:pPr/>
+      <w:r>
+        <w:rPr>
+          <w:lang w:val="fr_FR" w:bidi="fr_FR"/>
+        </w:rPr>
+      </w:r>
+    </w:p>
+    <w:p>
+      <w:pPr>
+        <w:pStyle w:val="Heading2"/>
+      </w:pPr>
+      <w:r>
+        <w:rPr>
+          <w:lang w:val="fr_FR" w:bidi="fr_FR"/>
+        </w:rPr>
+        <w:t>Joël 2.32 (#5)</w:t>
+      </w:r>
+      <w:r>
+        <w:rPr>
+          <w:lang w:val="fr_FR" w:bidi="fr_FR"/>
+        </w:rPr>
+      </w:r>
+    </w:p>
+    <w:p>
+      <w:pPr/>
+      <w:r>
+        <w:rPr>
+          <w:lang w:val="fr_FR" w:bidi="fr_FR"/>
+        </w:rPr>
+      </w:r>
+      <w:r>
+        <w:rPr>
+          <w:lang w:val="fr_FR" w:bidi="fr_FR"/>
+        </w:rPr>
+        <w:t>כִּ֠י בְּ⁠הַר־צִיּ֨וֹן וּ⁠בִ⁠ירוּשָׁלִַ֜ם תִּֽהְיֶ֣ה פְלֵיטָ֗ה</w:t>
+      </w:r>
+    </w:p>
+    <w:p>
+      <w:pPr/>
+      <w:r>
+        <w:rPr>
+          <w:lang w:val="fr_FR" w:bidi="fr_FR"/>
+        </w:rPr>
+      </w:r>
+      <w:r>
+        <w:rPr>
+          <w:b/>
+          <w:lang w:val="fr_FR" w:bidi="fr_FR"/>
+        </w:rPr>
+        <w:t>« Le salut sera sur la montagne de Sion et à Jérusalem »</w:t>
+      </w:r>
+    </w:p>
+    <w:p>
+      <w:pPr/>
+      <w:r>
+        <w:rPr>
+          <w:lang w:val="fr_FR" w:bidi="fr_FR"/>
+        </w:rPr>
+      </w:r>
+      <w:r>
+        <w:rPr>
+          <w:lang w:val="fr_FR" w:bidi="fr_FR"/>
+        </w:rPr>
+        <w:t xml:space="preserve">Si votre langue n'utilise pas de nom abstrait pour l'idée de </w:t>
+      </w:r>
+      <w:r>
+        <w:rPr>
+          <w:b/>
+          <w:lang w:val="fr_FR" w:bidi="fr_FR"/>
+        </w:rPr>
+        <w:t>salut</w:t>
+      </w:r>
+      <w:r>
+        <w:rPr>
+          <w:lang w:val="fr_FR" w:bidi="fr_FR"/>
+        </w:rPr>
+        <w:t>, vous pouvez exprimer la même idée d'une autre manière. Traduction alternative : « Car sur la montagne de Sion et à Jérusalem, l'Éternel offrira aux gens un moyen de s'échapper ».</w:t>
+      </w:r>
+    </w:p>
+    <w:p>
+      <w:pPr/>
+      <w:r>
+        <w:rPr>
+          <w:lang w:val="fr_FR" w:bidi="fr_FR"/>
+        </w:rPr>
+      </w:r>
+      <w:r>
+        <w:rPr>
+          <w:lang w:val="fr_FR" w:bidi="fr_FR"/>
+        </w:rPr>
+        <w:t xml:space="preserve">Voir : </w:t>
+      </w:r>
+      <w:r>
+        <w:rPr>
+          <w:lang w:val="fr_FR" w:bidi="fr_FR"/>
+        </w:rPr>
+        <w:t>Les noms abstraits</w:t>
+      </w:r>
+      <w:r>
+        <w:rPr>
+          <w:lang w:val="fr_FR" w:bidi="fr_FR"/>
+        </w:rPr>
+      </w:r>
+      <w:r>
+        <w:rPr>
+          <w:lang w:val="fr_FR" w:bidi="fr_FR"/>
+        </w:rPr>
+      </w:r>
+    </w:p>
+    <w:p>
+      <w:pPr/>
+      <w:r>
+        <w:rPr>
+          <w:lang w:val="fr_FR" w:bidi="fr_FR"/>
+        </w:rPr>
+      </w:r>
+    </w:p>
+    <w:p>
+      <w:pPr>
+        <w:pStyle w:val="Heading2"/>
+      </w:pPr>
+      <w:r>
+        <w:rPr>
+          <w:lang w:val="fr_FR" w:bidi="fr_FR"/>
+        </w:rPr>
+        <w:t>Joël 2.32 (#6)</w:t>
+      </w:r>
+      <w:r>
+        <w:rPr>
+          <w:lang w:val="fr_FR" w:bidi="fr_FR"/>
+        </w:rPr>
+      </w:r>
+    </w:p>
+    <w:p>
+      <w:pPr/>
+      <w:r>
+        <w:rPr>
+          <w:lang w:val="fr_FR" w:bidi="fr_FR"/>
+        </w:rPr>
+      </w:r>
+      <w:r>
+        <w:rPr>
+          <w:lang w:val="fr_FR" w:bidi="fr_FR"/>
+        </w:rPr>
+        <w:t>בְּ⁠הַר־צִיּ֨וֹן וּ⁠בִ⁠ירוּשָׁלִַ֜ם</w:t>
+      </w:r>
+    </w:p>
+    <w:p>
+      <w:pPr/>
+      <w:r>
+        <w:rPr>
+          <w:lang w:val="fr_FR" w:bidi="fr_FR"/>
+        </w:rPr>
+      </w:r>
+      <w:r>
+        <w:rPr>
+          <w:b/>
+          <w:lang w:val="fr_FR" w:bidi="fr_FR"/>
+        </w:rPr>
+        <w:t>« sur la montagne de Sion et à Jérusalem »</w:t>
+      </w:r>
+    </w:p>
+    <w:p>
+      <w:pPr/>
+      <w:r>
+        <w:rPr>
+          <w:lang w:val="fr_FR" w:bidi="fr_FR"/>
+        </w:rPr>
+      </w:r>
+      <w:r>
+        <w:rPr>
+          <w:lang w:val="fr_FR" w:bidi="fr_FR"/>
+        </w:rPr>
+        <w:t xml:space="preserve">Les termes </w:t>
+      </w:r>
+      <w:r>
+        <w:rPr>
+          <w:b/>
+          <w:lang w:val="fr_FR" w:bidi="fr_FR"/>
+        </w:rPr>
+        <w:t>montagne de Sion</w:t>
+      </w:r>
+      <w:r>
+        <w:rPr>
+          <w:lang w:val="fr_FR" w:bidi="fr_FR"/>
+        </w:rPr>
+        <w:t xml:space="preserve"> et </w:t>
+      </w:r>
+      <w:r>
+        <w:rPr>
+          <w:b/>
+          <w:lang w:val="fr_FR" w:bidi="fr_FR"/>
+        </w:rPr>
+        <w:t>Jérusalem</w:t>
+      </w:r>
+      <w:r>
+        <w:rPr>
+          <w:lang w:val="fr_FR" w:bidi="fr_FR"/>
+        </w:rPr>
+        <w:t xml:space="preserve"> veulent dire la même chose. L'Éternel utilise les deux termes ensemble pour insister. Si cela est plus clair pour vos lecteurs, vous pouvez exprimer l'insistance au moyen d'une seule expression. Traduction alternative : « dans la ville sainte de Jérusalem »</w:t>
+      </w:r>
+    </w:p>
+    <w:p>
+      <w:pPr/>
+      <w:r>
+        <w:rPr>
+          <w:lang w:val="fr_FR" w:bidi="fr_FR"/>
+        </w:rPr>
+      </w:r>
+      <w:r>
+        <w:rPr>
+          <w:lang w:val="fr_FR" w:bidi="fr_FR"/>
+        </w:rPr>
+        <w:t xml:space="preserve">Voir : </w:t>
+      </w:r>
+      <w:r>
+        <w:rPr>
+          <w:lang w:val="fr_FR" w:bidi="fr_FR"/>
+        </w:rPr>
+        <w:t>Doublet</w:t>
+      </w:r>
+      <w:r>
+        <w:rPr>
+          <w:lang w:val="fr_FR" w:bidi="fr_FR"/>
+        </w:rPr>
+      </w:r>
+      <w:r>
+        <w:rPr>
+          <w:lang w:val="fr_FR" w:bidi="fr_FR"/>
+        </w:rPr>
+      </w:r>
+    </w:p>
+    <w:p>
+      <w:pPr/>
+      <w:r>
+        <w:rPr>
+          <w:lang w:val="fr_FR" w:bidi="fr_FR"/>
+        </w:rPr>
+      </w:r>
+    </w:p>
+    <w:p>
+      <w:pPr>
+        <w:pStyle w:val="Heading2"/>
+      </w:pPr>
+      <w:r>
+        <w:rPr>
+          <w:lang w:val="fr_FR" w:bidi="fr_FR"/>
+        </w:rPr>
+        <w:t>Joël 2.32 (#7)</w:t>
+      </w:r>
+      <w:r>
+        <w:rPr>
+          <w:lang w:val="fr_FR" w:bidi="fr_FR"/>
+        </w:rPr>
+      </w:r>
+    </w:p>
+    <w:p>
+      <w:pPr/>
+      <w:r>
+        <w:rPr>
+          <w:lang w:val="fr_FR" w:bidi="fr_FR"/>
+        </w:rPr>
+      </w:r>
+      <w:r>
+        <w:rPr>
+          <w:lang w:val="fr_FR" w:bidi="fr_FR"/>
+        </w:rPr>
+        <w:t>כַּֽ⁠אֲשֶׁר֙ אָמַ֣ר יְהוָ֔ה</w:t>
+      </w:r>
+    </w:p>
+    <w:p>
+      <w:pPr/>
+      <w:r>
+        <w:rPr>
+          <w:lang w:val="fr_FR" w:bidi="fr_FR"/>
+        </w:rPr>
+      </w:r>
+      <w:r>
+        <w:rPr>
+          <w:b/>
+          <w:lang w:val="fr_FR" w:bidi="fr_FR"/>
+        </w:rPr>
+        <w:t>« comme a dit l'Éternel »</w:t>
+      </w:r>
+    </w:p>
+    <w:p>
+      <w:pPr/>
+      <w:r>
+        <w:rPr>
+          <w:lang w:val="fr_FR" w:bidi="fr_FR"/>
+        </w:rPr>
+      </w:r>
+      <w:r>
+        <w:rPr>
+          <w:lang w:val="fr_FR" w:bidi="fr_FR"/>
+        </w:rPr>
+        <w:t>L'Éternel parle de lui-même à la troisième personne. Si cela est utile dans votre langue, vous pouvez traduire cela à la première personne. Traduction alternative : « comme je l'ai dit »</w:t>
+      </w:r>
+    </w:p>
+    <w:p>
+      <w:pPr/>
+      <w:r>
+        <w:rPr>
+          <w:lang w:val="fr_FR" w:bidi="fr_FR"/>
+        </w:rPr>
+      </w:r>
+      <w:r>
+        <w:rPr>
+          <w:lang w:val="fr_FR" w:bidi="fr_FR"/>
+        </w:rPr>
+        <w:t xml:space="preserve">Voir : </w:t>
+      </w:r>
+      <w:r>
+        <w:rPr>
+          <w:lang w:val="fr_FR" w:bidi="fr_FR"/>
+        </w:rPr>
+        <w:t>Première, deuxième ou troisième personne</w:t>
+      </w:r>
+      <w:r>
+        <w:rPr>
+          <w:lang w:val="fr_FR" w:bidi="fr_FR"/>
+        </w:rPr>
+      </w:r>
+      <w:r>
+        <w:rPr>
+          <w:lang w:val="fr_FR" w:bidi="fr_FR"/>
+        </w:rPr>
+      </w:r>
+    </w:p>
+    <w:p>
+      <w:pPr/>
+      <w:r>
+        <w:rPr>
+          <w:lang w:val="fr_FR" w:bidi="fr_FR"/>
+        </w:rPr>
+      </w:r>
+    </w:p>
+    <w:p>
+      <w:pPr>
+        <w:pStyle w:val="Heading2"/>
+      </w:pPr>
+      <w:r>
+        <w:rPr>
+          <w:lang w:val="fr_FR" w:bidi="fr_FR"/>
+        </w:rPr>
+        <w:t>Joël 2.32 (#8)</w:t>
+      </w:r>
+      <w:r>
+        <w:rPr>
+          <w:lang w:val="fr_FR" w:bidi="fr_FR"/>
+        </w:rPr>
+      </w:r>
+    </w:p>
+    <w:p>
+      <w:pPr/>
+      <w:r>
+        <w:rPr>
+          <w:lang w:val="fr_FR" w:bidi="fr_FR"/>
+        </w:rPr>
+      </w:r>
+      <w:r>
+        <w:rPr>
+          <w:lang w:val="fr_FR" w:bidi="fr_FR"/>
+        </w:rPr>
+        <w:t>יְהוָ֖ה &amp; וּ⁠בַ֨⁠שְּׂרִידִ֔ים אֲשֶׁ֥ר יְהוָ֖ה קֹרֵֽא</w:t>
+      </w:r>
+    </w:p>
+    <w:p>
+      <w:pPr/>
+      <w:r>
+        <w:rPr>
+          <w:lang w:val="fr_FR" w:bidi="fr_FR"/>
+        </w:rPr>
+      </w:r>
+      <w:r>
+        <w:rPr>
+          <w:b/>
+          <w:lang w:val="fr_FR" w:bidi="fr_FR"/>
+        </w:rPr>
+        <w:t>« Et parmi les réchappés que l’Éternel appellera »</w:t>
+      </w:r>
+    </w:p>
+    <w:p>
+      <w:pPr/>
+      <w:r>
+        <w:rPr>
+          <w:lang w:val="fr_FR" w:bidi="fr_FR"/>
+        </w:rPr>
+      </w:r>
+      <w:r>
+        <w:rPr>
+          <w:lang w:val="fr_FR" w:bidi="fr_FR"/>
+        </w:rPr>
+        <w:t>L'Éternel omet certains mots dont une phrase aurait besoin dans de nombreuses langues pour être complète. Vous pouvez ajouter ces mots en les choisissant à partir du contexte si cela est plus clair dans votre langue. Traduction alternative : « et il y aura une échappatoire parmi les survivants que l'Éternel appellera ».</w:t>
+      </w:r>
+    </w:p>
+    <w:p>
+      <w:pPr/>
+      <w:r>
+        <w:rPr>
+          <w:lang w:val="fr_FR" w:bidi="fr_FR"/>
+        </w:rPr>
+      </w:r>
+      <w:r>
+        <w:rPr>
+          <w:lang w:val="fr_FR" w:bidi="fr_FR"/>
+        </w:rPr>
+        <w:t xml:space="preserve">Voir : </w:t>
+      </w:r>
+      <w:r>
+        <w:rPr>
+          <w:lang w:val="fr_FR" w:bidi="fr_FR"/>
+        </w:rPr>
+        <w:t>Ellipse</w:t>
+      </w:r>
+      <w:r>
+        <w:rPr>
+          <w:lang w:val="fr_FR" w:bidi="fr_FR"/>
+        </w:rPr>
+      </w:r>
+      <w:r>
+        <w:rPr>
+          <w:lang w:val="fr_FR" w:bidi="fr_FR"/>
+        </w:rPr>
+      </w:r>
+    </w:p>
+    <w:p>
+      <w:pPr/>
+      <w:r>
+        <w:rPr>
+          <w:lang w:val="fr_FR" w:bidi="fr_FR"/>
+        </w:rPr>
+      </w:r>
+    </w:p>
+    <w:p>
+      <w:pPr>
+        <w:pStyle w:val="Heading2"/>
+      </w:pPr>
+      <w:r>
+        <w:rPr>
+          <w:lang w:val="fr_FR" w:bidi="fr_FR"/>
+        </w:rPr>
+        <w:t>Joël 2.32 (#9)</w:t>
+      </w:r>
+      <w:r>
+        <w:rPr>
+          <w:lang w:val="fr_FR" w:bidi="fr_FR"/>
+        </w:rPr>
+      </w:r>
+    </w:p>
+    <w:p>
+      <w:pPr/>
+      <w:r>
+        <w:rPr>
+          <w:lang w:val="fr_FR" w:bidi="fr_FR"/>
+        </w:rPr>
+      </w:r>
+      <w:r>
+        <w:rPr>
+          <w:lang w:val="fr_FR" w:bidi="fr_FR"/>
+        </w:rPr>
         <w:t>יְהוָ֖ה &amp; אֲשֶׁ֥ר יְהוָ֖ה קֹרֵֽא</w:t>
       </w:r>
     </w:p>
@@ -23312,21 +24970,21 @@
           <w:b/>
           <w:lang w:val="fr_FR" w:bidi="fr_FR"/>
         </w:rPr>
-        <w:t>« le nom de l'Éternel »</w:t>
-      </w:r>
-    </w:p>
-    <w:p>
-      <w:pPr/>
-      <w:r>
-        <w:rPr>
-          <w:lang w:val="fr_FR" w:bidi="fr_FR"/>
-        </w:rPr>
-      </w:r>
-      <w:r>
-        <w:rPr>
-          <w:lang w:val="fr_FR" w:bidi="fr_FR"/>
-        </w:rPr>
-        <w:t>L'Éternel parle de lui-même à la troisième personne. Si cela est utile dans votre langue, vous pouvez traduire cela à la première personne. Traduction alternative : « mon nom »</w:t>
+        <w:t>« que l'Éternel appellera »</w:t>
+      </w:r>
+    </w:p>
+    <w:p>
+      <w:pPr/>
+      <w:r>
+        <w:rPr>
+          <w:lang w:val="fr_FR" w:bidi="fr_FR"/>
+        </w:rPr>
+      </w:r>
+      <w:r>
+        <w:rPr>
+          <w:lang w:val="fr_FR" w:bidi="fr_FR"/>
+        </w:rPr>
+        <w:t>L'Éternel parle de lui-même à la troisième personne. Si cela est utile dans votre langue, vous pouvez traduire cela à la première personne. Traduction alternative : « que j'appellerai »</w:t>
       </w:r>
     </w:p>
     <w:p>
@@ -23375,54 +25033,55 @@
         <w:rPr>
           <w:lang w:val="fr_FR" w:bidi="fr_FR"/>
         </w:rPr>
-        <w:t>Joël 2.32 (#5)</w:t>
-      </w:r>
-      <w:r>
-        <w:rPr>
-          <w:lang w:val="fr_FR" w:bidi="fr_FR"/>
-        </w:rPr>
-      </w:r>
-    </w:p>
-    <w:p>
-      <w:pPr/>
-      <w:r>
-        <w:rPr>
-          <w:lang w:val="fr_FR" w:bidi="fr_FR"/>
-        </w:rPr>
-      </w:r>
-      <w:r>
-        <w:rPr>
-          <w:b/>
-          <w:lang w:val="fr_FR" w:bidi="fr_FR"/>
-        </w:rPr>
-        <w:t>« Le salut sera sur la montagne de Sion et à Jérusalem »</w:t>
-      </w:r>
-    </w:p>
-    <w:p>
-      <w:pPr/>
-      <w:r>
-        <w:rPr>
-          <w:lang w:val="fr_FR" w:bidi="fr_FR"/>
-        </w:rPr>
-      </w:r>
-      <w:r>
-        <w:rPr>
-          <w:lang w:val="fr_FR" w:bidi="fr_FR"/>
-        </w:rPr>
-        <w:t xml:space="preserve">Si votre langue n'utilise pas de nom abstrait pour l'idée de </w:t>
-      </w:r>
-      <w:r>
-        <w:rPr>
-          <w:b/>
-          <w:lang w:val="fr_FR" w:bidi="fr_FR"/>
-        </w:rPr>
-        <w:t>salut</w:t>
-      </w:r>
-      <w:r>
-        <w:rPr>
-          <w:lang w:val="fr_FR" w:bidi="fr_FR"/>
-        </w:rPr>
-        <w:t>, vous pouvez exprimer la même idée d'une autre manière. Traduction alternative : « Car sur la montagne de Sion et à Jérusalem, l'Éternel offrira aux gens un moyen de s'échapper ».</w:t>
+        <w:t>Joël 3.1 (#1)</w:t>
+      </w:r>
+      <w:r>
+        <w:rPr>
+          <w:lang w:val="fr_FR" w:bidi="fr_FR"/>
+        </w:rPr>
+      </w:r>
+    </w:p>
+    <w:p>
+      <w:pPr/>
+      <w:r>
+        <w:rPr>
+          <w:lang w:val="fr_FR" w:bidi="fr_FR"/>
+        </w:rPr>
+      </w:r>
+      <w:r>
+        <w:rPr>
+          <w:lang w:val="fr_FR" w:bidi="fr_FR"/>
+        </w:rPr>
+        <w:t>כִּ֗י הִנֵּ֛ה בַּ⁠יָּמִ֥ים הָ⁠הֵ֖מָּה וּ⁠בָ⁠עֵ֣ת הַ⁠הִ֑יא</w:t>
+      </w:r>
+    </w:p>
+    <w:p>
+      <w:pPr/>
+      <w:r>
+        <w:rPr>
+          <w:lang w:val="fr_FR" w:bidi="fr_FR"/>
+        </w:rPr>
+      </w:r>
+      <w:r>
+        <w:rPr>
+          <w:b/>
+          <w:lang w:val="fr_FR" w:bidi="fr_FR"/>
+        </w:rPr>
+        <w:t>« Car voici, en ces jours, en ce temps-là »</w:t>
+      </w:r>
+    </w:p>
+    <w:p>
+      <w:pPr/>
+      <w:r>
+        <w:rPr>
+          <w:lang w:val="fr_FR" w:bidi="fr_FR"/>
+        </w:rPr>
+      </w:r>
+      <w:r>
+        <w:rPr>
+          <w:lang w:val="fr_FR" w:bidi="fr_FR"/>
+        </w:rPr>
+        <w:t>Ce verset poursuit une citation directe de l'Éternel. Vous pouvez l'indiquer dans votre traduction en utilisant une manière naturelle de poursuivre les citations directes dans votre langue. Traduction alternative : L'Éternel a également dit : « Car voici, en ces jours, en ce temps-là »</w:t>
       </w:r>
     </w:p>
     <w:p>
@@ -23442,6 +25101,336 @@
         <w:rPr>
           <w:lang w:val="fr_FR" w:bidi="fr_FR"/>
         </w:rPr>
+        <w:t>Citations directes et indirectes</w:t>
+      </w:r>
+      <w:r>
+        <w:rPr>
+          <w:lang w:val="fr_FR" w:bidi="fr_FR"/>
+        </w:rPr>
+      </w:r>
+      <w:r>
+        <w:rPr>
+          <w:lang w:val="fr_FR" w:bidi="fr_FR"/>
+        </w:rPr>
+      </w:r>
+    </w:p>
+    <w:p>
+      <w:pPr/>
+      <w:r>
+        <w:rPr>
+          <w:lang w:val="fr_FR" w:bidi="fr_FR"/>
+        </w:rPr>
+      </w:r>
+    </w:p>
+    <w:p>
+      <w:pPr>
+        <w:pStyle w:val="Heading2"/>
+      </w:pPr>
+      <w:r>
+        <w:rPr>
+          <w:lang w:val="fr_FR" w:bidi="fr_FR"/>
+        </w:rPr>
+        <w:t>Joël 3.1 (#2)</w:t>
+      </w:r>
+      <w:r>
+        <w:rPr>
+          <w:lang w:val="fr_FR" w:bidi="fr_FR"/>
+        </w:rPr>
+      </w:r>
+    </w:p>
+    <w:p>
+      <w:pPr/>
+      <w:r>
+        <w:rPr>
+          <w:lang w:val="fr_FR" w:bidi="fr_FR"/>
+        </w:rPr>
+      </w:r>
+      <w:r>
+        <w:rPr>
+          <w:lang w:val="fr_FR" w:bidi="fr_FR"/>
+        </w:rPr>
+        <w:t>כִּ֗י הִנֵּ֛ה</w:t>
+      </w:r>
+    </w:p>
+    <w:p>
+      <w:pPr/>
+      <w:r>
+        <w:rPr>
+          <w:lang w:val="fr_FR" w:bidi="fr_FR"/>
+        </w:rPr>
+      </w:r>
+      <w:r>
+        <w:rPr>
+          <w:b/>
+          <w:lang w:val="fr_FR" w:bidi="fr_FR"/>
+        </w:rPr>
+        <w:t>« Car voici »</w:t>
+      </w:r>
+    </w:p>
+    <w:p>
+      <w:pPr/>
+      <w:r>
+        <w:rPr>
+          <w:lang w:val="fr_FR" w:bidi="fr_FR"/>
+        </w:rPr>
+      </w:r>
+      <w:r>
+        <w:rPr>
+          <w:lang w:val="fr_FR" w:bidi="fr_FR"/>
+        </w:rPr>
+        <w:t xml:space="preserve">L'Éternel utilise le terme </w:t>
+      </w:r>
+      <w:r>
+        <w:rPr>
+          <w:b/>
+          <w:lang w:val="fr_FR" w:bidi="fr_FR"/>
+        </w:rPr>
+        <w:t>voici</w:t>
+      </w:r>
+      <w:r>
+        <w:rPr>
+          <w:lang w:val="fr_FR" w:bidi="fr_FR"/>
+        </w:rPr>
+        <w:t xml:space="preserve"> pour concentrer l'attention de ses auditeurs sur ce qu'il est sur le point de dire. Il se peut que votre langue ait une expression comparable que vous pouvez utiliser dans votre traduction. Traduction alternative : « Maintenant regardez » ou « Maintenant écoutez ».</w:t>
+      </w:r>
+    </w:p>
+    <w:p>
+      <w:pPr/>
+      <w:r>
+        <w:rPr>
+          <w:lang w:val="fr_FR" w:bidi="fr_FR"/>
+        </w:rPr>
+      </w:r>
+      <w:r>
+        <w:rPr>
+          <w:lang w:val="fr_FR" w:bidi="fr_FR"/>
+        </w:rPr>
+        <w:t xml:space="preserve">Voir : </w:t>
+      </w:r>
+      <w:r>
+        <w:rPr>
+          <w:lang w:val="fr_FR" w:bidi="fr_FR"/>
+        </w:rPr>
+        <w:t>Métaphore</w:t>
+      </w:r>
+      <w:r>
+        <w:rPr>
+          <w:lang w:val="fr_FR" w:bidi="fr_FR"/>
+        </w:rPr>
+      </w:r>
+      <w:r>
+        <w:rPr>
+          <w:lang w:val="fr_FR" w:bidi="fr_FR"/>
+        </w:rPr>
+      </w:r>
+    </w:p>
+    <w:p>
+      <w:pPr/>
+      <w:r>
+        <w:rPr>
+          <w:lang w:val="fr_FR" w:bidi="fr_FR"/>
+        </w:rPr>
+      </w:r>
+    </w:p>
+    <w:p>
+      <w:pPr>
+        <w:pStyle w:val="Heading2"/>
+      </w:pPr>
+      <w:r>
+        <w:rPr>
+          <w:lang w:val="fr_FR" w:bidi="fr_FR"/>
+        </w:rPr>
+        <w:t>Joël 3.1 (#3)</w:t>
+      </w:r>
+      <w:r>
+        <w:rPr>
+          <w:lang w:val="fr_FR" w:bidi="fr_FR"/>
+        </w:rPr>
+      </w:r>
+    </w:p>
+    <w:p>
+      <w:pPr/>
+      <w:r>
+        <w:rPr>
+          <w:lang w:val="fr_FR" w:bidi="fr_FR"/>
+        </w:rPr>
+      </w:r>
+      <w:r>
+        <w:rPr>
+          <w:lang w:val="fr_FR" w:bidi="fr_FR"/>
+        </w:rPr>
+        <w:t>בַּ⁠יָּמִ֥ים הָ⁠הֵ֖מָּה וּ⁠בָ⁠עֵ֣ת הַ⁠הִ֑יא</w:t>
+      </w:r>
+    </w:p>
+    <w:p>
+      <w:pPr/>
+      <w:r>
+        <w:rPr>
+          <w:lang w:val="fr_FR" w:bidi="fr_FR"/>
+        </w:rPr>
+      </w:r>
+      <w:r>
+        <w:rPr>
+          <w:b/>
+          <w:lang w:val="fr_FR" w:bidi="fr_FR"/>
+        </w:rPr>
+        <w:t>« en ces jours, en ce temps-là »</w:t>
+      </w:r>
+    </w:p>
+    <w:p>
+      <w:pPr/>
+      <w:r>
+        <w:rPr>
+          <w:lang w:val="fr_FR" w:bidi="fr_FR"/>
+        </w:rPr>
+      </w:r>
+      <w:r>
+        <w:rPr>
+          <w:lang w:val="fr_FR" w:bidi="fr_FR"/>
+        </w:rPr>
+        <w:t xml:space="preserve">Les expressions </w:t>
+      </w:r>
+      <w:r>
+        <w:rPr>
+          <w:b/>
+          <w:lang w:val="fr_FR" w:bidi="fr_FR"/>
+        </w:rPr>
+        <w:t>en ces jours, en ce temps-là</w:t>
+      </w:r>
+      <w:r>
+        <w:rPr>
+          <w:lang w:val="fr_FR" w:bidi="fr_FR"/>
+        </w:rPr>
+        <w:t xml:space="preserve"> signifient la même chose. L'Éternel utilise les deux expressions ensemble pour insister. Si cela est plus clair pour vos lecteurs, vous pouvez exprimer l'emphase au moyen d'une seule expression. Traduction alternative : « quand ce moment merveilleux viendra »</w:t>
+      </w:r>
+    </w:p>
+    <w:p>
+      <w:pPr/>
+      <w:r>
+        <w:rPr>
+          <w:lang w:val="fr_FR" w:bidi="fr_FR"/>
+        </w:rPr>
+      </w:r>
+      <w:r>
+        <w:rPr>
+          <w:lang w:val="fr_FR" w:bidi="fr_FR"/>
+        </w:rPr>
+        <w:t xml:space="preserve">Voir : </w:t>
+      </w:r>
+      <w:r>
+        <w:rPr>
+          <w:lang w:val="fr_FR" w:bidi="fr_FR"/>
+        </w:rPr>
+        <w:t>Doublet</w:t>
+      </w:r>
+      <w:r>
+        <w:rPr>
+          <w:lang w:val="fr_FR" w:bidi="fr_FR"/>
+        </w:rPr>
+      </w:r>
+      <w:r>
+        <w:rPr>
+          <w:lang w:val="fr_FR" w:bidi="fr_FR"/>
+        </w:rPr>
+      </w:r>
+    </w:p>
+    <w:p>
+      <w:pPr/>
+      <w:r>
+        <w:rPr>
+          <w:lang w:val="fr_FR" w:bidi="fr_FR"/>
+        </w:rPr>
+      </w:r>
+    </w:p>
+    <w:p>
+      <w:pPr>
+        <w:pStyle w:val="Heading2"/>
+      </w:pPr>
+      <w:r>
+        <w:rPr>
+          <w:lang w:val="fr_FR" w:bidi="fr_FR"/>
+        </w:rPr>
+        <w:t>Joël 3.1 (#4)</w:t>
+      </w:r>
+      <w:r>
+        <w:rPr>
+          <w:lang w:val="fr_FR" w:bidi="fr_FR"/>
+        </w:rPr>
+      </w:r>
+    </w:p>
+    <w:p>
+      <w:pPr/>
+      <w:r>
+        <w:rPr>
+          <w:lang w:val="fr_FR" w:bidi="fr_FR"/>
+        </w:rPr>
+      </w:r>
+      <w:r>
+        <w:rPr>
+          <w:lang w:val="fr_FR" w:bidi="fr_FR"/>
+        </w:rPr>
+        <w:t>אֲשֶׁ֥ר אָשִׁ֛יב אֶת־שְׁב֥וּת יְהוּדָ֖ה וִ⁠ירוּשָׁלִָֽם</w:t>
+      </w:r>
+    </w:p>
+    <w:p>
+      <w:pPr/>
+      <w:r>
+        <w:rPr>
+          <w:lang w:val="fr_FR" w:bidi="fr_FR"/>
+        </w:rPr>
+      </w:r>
+      <w:r>
+        <w:rPr>
+          <w:b/>
+          <w:lang w:val="fr_FR" w:bidi="fr_FR"/>
+        </w:rPr>
+        <w:t>« Quand je ramènerai les captifs de Juda et de Jérusalem »</w:t>
+      </w:r>
+    </w:p>
+    <w:p>
+      <w:pPr/>
+      <w:r>
+        <w:rPr>
+          <w:lang w:val="fr_FR" w:bidi="fr_FR"/>
+        </w:rPr>
+      </w:r>
+      <w:r>
+        <w:rPr>
+          <w:lang w:val="fr_FR" w:bidi="fr_FR"/>
+        </w:rPr>
+        <w:t xml:space="preserve">Le texte hébraïque dit littéralement : « quand je ramènerai de captivité de Juda et de Jérusalem ». Si votre langue n'utilise pas de nom abstrait pour l'idée de </w:t>
+      </w:r>
+      <w:r>
+        <w:rPr>
+          <w:b/>
+          <w:lang w:val="fr_FR" w:bidi="fr_FR"/>
+        </w:rPr>
+        <w:t>captivité</w:t>
+      </w:r>
+      <w:r>
+        <w:rPr>
+          <w:lang w:val="fr_FR" w:bidi="fr_FR"/>
+        </w:rPr>
+        <w:t>, vous pouvez exprimer la même idée d'une autre manière, comme le fait la LSG.</w:t>
+      </w:r>
+    </w:p>
+    <w:p>
+      <w:pPr/>
+      <w:r>
+        <w:rPr>
+          <w:lang w:val="fr_FR" w:bidi="fr_FR"/>
+        </w:rPr>
+      </w:r>
+      <w:r>
+        <w:rPr>
+          <w:lang w:val="fr_FR" w:bidi="fr_FR"/>
+        </w:rPr>
+        <w:t xml:space="preserve">Voir : </w:t>
+      </w:r>
+      <w:r>
+        <w:rPr>
+          <w:lang w:val="fr_FR" w:bidi="fr_FR"/>
+        </w:rPr>
         <w:t>Les noms abstraits</w:t>
       </w:r>
       <w:r>
@@ -23471,62 +25460,650 @@
         <w:rPr>
           <w:lang w:val="fr_FR" w:bidi="fr_FR"/>
         </w:rPr>
-        <w:t>Joël 2.32 (#6)</w:t>
-      </w:r>
-      <w:r>
-        <w:rPr>
-          <w:lang w:val="fr_FR" w:bidi="fr_FR"/>
-        </w:rPr>
-      </w:r>
-    </w:p>
-    <w:p>
-      <w:pPr/>
-      <w:r>
-        <w:rPr>
-          <w:lang w:val="fr_FR" w:bidi="fr_FR"/>
-        </w:rPr>
-      </w:r>
-      <w:r>
-        <w:rPr>
-          <w:lang w:val="fr_FR" w:bidi="fr_FR"/>
-        </w:rPr>
-        <w:t>בְּ⁠הַר־צִיּ֨וֹן וּ⁠בִ⁠ירוּשָׁלִַ֜ם</w:t>
-      </w:r>
-    </w:p>
-    <w:p>
-      <w:pPr/>
-      <w:r>
-        <w:rPr>
-          <w:lang w:val="fr_FR" w:bidi="fr_FR"/>
-        </w:rPr>
-      </w:r>
-      <w:r>
-        <w:rPr>
-          <w:b/>
-          <w:lang w:val="fr_FR" w:bidi="fr_FR"/>
-        </w:rPr>
-        <w:t>« sur la montagne de Sion et à Jérusalem »</w:t>
-      </w:r>
-    </w:p>
-    <w:p>
-      <w:pPr/>
-      <w:r>
-        <w:rPr>
-          <w:lang w:val="fr_FR" w:bidi="fr_FR"/>
-        </w:rPr>
-      </w:r>
-      <w:r>
-        <w:rPr>
-          <w:lang w:val="fr_FR" w:bidi="fr_FR"/>
-        </w:rPr>
-        <w:t xml:space="preserve">Les termes </w:t>
-      </w:r>
-      <w:r>
-        <w:rPr>
-          <w:b/>
-          <w:lang w:val="fr_FR" w:bidi="fr_FR"/>
-        </w:rPr>
-        <w:t>montagne de Sion</w:t>
+        <w:t>Joël 3.1 (#5)</w:t>
+      </w:r>
+      <w:r>
+        <w:rPr>
+          <w:lang w:val="fr_FR" w:bidi="fr_FR"/>
+        </w:rPr>
+      </w:r>
+    </w:p>
+    <w:p>
+      <w:pPr/>
+      <w:r>
+        <w:rPr>
+          <w:lang w:val="fr_FR" w:bidi="fr_FR"/>
+        </w:rPr>
+      </w:r>
+      <w:r>
+        <w:rPr>
+          <w:lang w:val="fr_FR" w:bidi="fr_FR"/>
+        </w:rPr>
+        <w:t>אֲשֶׁ֥ר אָשִׁ֛יב אֶת־שְׁב֥וּת יְהוּדָ֖ה וִ⁠ירוּשָׁלִָֽם</w:t>
+      </w:r>
+    </w:p>
+    <w:p>
+      <w:pPr/>
+      <w:r>
+        <w:rPr>
+          <w:lang w:val="fr_FR" w:bidi="fr_FR"/>
+        </w:rPr>
+      </w:r>
+      <w:r>
+        <w:rPr>
+          <w:b/>
+          <w:lang w:val="fr_FR" w:bidi="fr_FR"/>
+        </w:rPr>
+        <w:t>« Quand je ramènerai les captifs de Juda et de Jérusalem »</w:t>
+      </w:r>
+    </w:p>
+    <w:p>
+      <w:pPr/>
+      <w:r>
+        <w:rPr>
+          <w:lang w:val="fr_FR" w:bidi="fr_FR"/>
+        </w:rPr>
+      </w:r>
+      <w:r>
+        <w:rPr>
+          <w:lang w:val="fr_FR" w:bidi="fr_FR"/>
+        </w:rPr>
+        <w:t>Voir la discussion dans les Notes générales de ce chapitre pour une lecture alternative de cette proposition. Traduction alternative : « quand je restaurerai la fortune de Juda et de Jérusalem »</w:t>
+      </w:r>
+    </w:p>
+    <w:p>
+      <w:pPr/>
+      <w:r>
+        <w:rPr>
+          <w:lang w:val="fr_FR" w:bidi="fr_FR"/>
+        </w:rPr>
+      </w:r>
+      <w:r>
+        <w:rPr>
+          <w:lang w:val="fr_FR" w:bidi="fr_FR"/>
+        </w:rPr>
+        <w:t xml:space="preserve">Voir : </w:t>
+      </w:r>
+      <w:r>
+        <w:rPr>
+          <w:lang w:val="fr_FR" w:bidi="fr_FR"/>
+        </w:rPr>
+        <w:t>Variantes textuelles</w:t>
+      </w:r>
+      <w:r>
+        <w:rPr>
+          <w:lang w:val="fr_FR" w:bidi="fr_FR"/>
+        </w:rPr>
+      </w:r>
+      <w:r>
+        <w:rPr>
+          <w:lang w:val="fr_FR" w:bidi="fr_FR"/>
+        </w:rPr>
+      </w:r>
+    </w:p>
+    <w:p>
+      <w:pPr/>
+      <w:r>
+        <w:rPr>
+          <w:lang w:val="fr_FR" w:bidi="fr_FR"/>
+        </w:rPr>
+      </w:r>
+    </w:p>
+    <w:p>
+      <w:pPr>
+        <w:pStyle w:val="Heading2"/>
+      </w:pPr>
+      <w:r>
+        <w:rPr>
+          <w:lang w:val="fr_FR" w:bidi="fr_FR"/>
+        </w:rPr>
+        <w:t>Joël 3.2 (#1)</w:t>
+      </w:r>
+      <w:r>
+        <w:rPr>
+          <w:lang w:val="fr_FR" w:bidi="fr_FR"/>
+        </w:rPr>
+      </w:r>
+    </w:p>
+    <w:p>
+      <w:pPr/>
+      <w:r>
+        <w:rPr>
+          <w:lang w:val="fr_FR" w:bidi="fr_FR"/>
+        </w:rPr>
+      </w:r>
+      <w:r>
+        <w:rPr>
+          <w:lang w:val="fr_FR" w:bidi="fr_FR"/>
+        </w:rPr>
+        <w:t>עֵ֖מֶק יְהֽוֹשָׁפָ֑ט</w:t>
+      </w:r>
+    </w:p>
+    <w:p>
+      <w:pPr/>
+      <w:r>
+        <w:rPr>
+          <w:lang w:val="fr_FR" w:bidi="fr_FR"/>
+        </w:rPr>
+      </w:r>
+      <w:r>
+        <w:rPr>
+          <w:b/>
+          <w:lang w:val="fr_FR" w:bidi="fr_FR"/>
+        </w:rPr>
+        <w:t>« la vallée de Josaphat »</w:t>
+      </w:r>
+    </w:p>
+    <w:p>
+      <w:pPr/>
+      <w:r>
+        <w:rPr>
+          <w:lang w:val="fr_FR" w:bidi="fr_FR"/>
+        </w:rPr>
+      </w:r>
+      <w:r>
+        <w:rPr>
+          <w:lang w:val="fr_FR" w:bidi="fr_FR"/>
+        </w:rPr>
+        <w:t xml:space="preserve">Le mot </w:t>
+      </w:r>
+      <w:r>
+        <w:rPr>
+          <w:b/>
+          <w:lang w:val="fr_FR" w:bidi="fr_FR"/>
+        </w:rPr>
+        <w:t>Josaphat</w:t>
+      </w:r>
+      <w:r>
+        <w:rPr>
+          <w:lang w:val="fr_FR" w:bidi="fr_FR"/>
+        </w:rPr>
+        <w:t xml:space="preserve"> désigne une vallée. Dans votre traduction, vous pouvez soit le transcrire selon la prononciation de votre langue, soit utiliser un terme ou une expression qui en reflète le sens — « Yahweh juge ». Traduction alternative : « la Vallée de Yahweh-Juge »</w:t>
+      </w:r>
+    </w:p>
+    <w:p>
+      <w:pPr/>
+      <w:r>
+        <w:rPr>
+          <w:lang w:val="fr_FR" w:bidi="fr_FR"/>
+        </w:rPr>
+      </w:r>
+      <w:r>
+        <w:rPr>
+          <w:lang w:val="fr_FR" w:bidi="fr_FR"/>
+        </w:rPr>
+        <w:t xml:space="preserve">Voir : </w:t>
+      </w:r>
+      <w:r>
+        <w:rPr>
+          <w:lang w:val="fr_FR" w:bidi="fr_FR"/>
+        </w:rPr>
+        <w:t>Copier ou emprunter des mots</w:t>
+      </w:r>
+      <w:r>
+        <w:rPr>
+          <w:lang w:val="fr_FR" w:bidi="fr_FR"/>
+        </w:rPr>
+      </w:r>
+      <w:r>
+        <w:rPr>
+          <w:lang w:val="fr_FR" w:bidi="fr_FR"/>
+        </w:rPr>
+      </w:r>
+    </w:p>
+    <w:p>
+      <w:pPr/>
+      <w:r>
+        <w:rPr>
+          <w:lang w:val="fr_FR" w:bidi="fr_FR"/>
+        </w:rPr>
+      </w:r>
+    </w:p>
+    <w:p>
+      <w:pPr>
+        <w:pStyle w:val="Heading2"/>
+      </w:pPr>
+      <w:r>
+        <w:rPr>
+          <w:lang w:val="fr_FR" w:bidi="fr_FR"/>
+        </w:rPr>
+        <w:t>Joël 3.2 (#2)</w:t>
+      </w:r>
+      <w:r>
+        <w:rPr>
+          <w:lang w:val="fr_FR" w:bidi="fr_FR"/>
+        </w:rPr>
+      </w:r>
+    </w:p>
+    <w:p>
+      <w:pPr/>
+      <w:r>
+        <w:rPr>
+          <w:lang w:val="fr_FR" w:bidi="fr_FR"/>
+        </w:rPr>
+      </w:r>
+      <w:r>
+        <w:rPr>
+          <w:lang w:val="fr_FR" w:bidi="fr_FR"/>
+        </w:rPr>
+        <w:t>עַמִּ֨⁠י וְ⁠נַחֲלָתִ֤⁠י יִשְׂרָאֵל֙</w:t>
+      </w:r>
+    </w:p>
+    <w:p>
+      <w:pPr/>
+      <w:r>
+        <w:rPr>
+          <w:lang w:val="fr_FR" w:bidi="fr_FR"/>
+        </w:rPr>
+      </w:r>
+      <w:r>
+        <w:rPr>
+          <w:b/>
+          <w:lang w:val="fr_FR" w:bidi="fr_FR"/>
+        </w:rPr>
+        <w:t>« mon peuple, d’Israël, mon héritage »</w:t>
+      </w:r>
+    </w:p>
+    <w:p>
+      <w:pPr/>
+      <w:r>
+        <w:rPr>
+          <w:lang w:val="fr_FR" w:bidi="fr_FR"/>
+        </w:rPr>
+      </w:r>
+      <w:r>
+        <w:rPr>
+          <w:lang w:val="fr_FR" w:bidi="fr_FR"/>
+        </w:rPr>
+        <w:t xml:space="preserve">Le texte hébraïque dit littéralement : « mon peuple et mon héritage Israël ». Cette expression exprime une seule idée en utilisant deux mots reliés par </w:t>
+      </w:r>
+      <w:r>
+        <w:rPr>
+          <w:b/>
+          <w:lang w:val="fr_FR" w:bidi="fr_FR"/>
+        </w:rPr>
+        <w:t>et</w:t>
+      </w:r>
+      <w:r>
+        <w:rPr>
+          <w:lang w:val="fr_FR" w:bidi="fr_FR"/>
+        </w:rPr>
+        <w:t xml:space="preserve">. Le mot </w:t>
+      </w:r>
+      <w:r>
+        <w:rPr>
+          <w:b/>
+          <w:lang w:val="fr_FR" w:bidi="fr_FR"/>
+        </w:rPr>
+        <w:t>héritage</w:t>
+      </w:r>
+      <w:r>
+        <w:rPr>
+          <w:lang w:val="fr_FR" w:bidi="fr_FR"/>
+        </w:rPr>
+        <w:t xml:space="preserve"> indique quel type de </w:t>
+      </w:r>
+      <w:r>
+        <w:rPr>
+          <w:b/>
+          <w:lang w:val="fr_FR" w:bidi="fr_FR"/>
+        </w:rPr>
+        <w:t>personnes</w:t>
+      </w:r>
+      <w:r>
+        <w:rPr>
+          <w:lang w:val="fr_FR" w:bidi="fr_FR"/>
+        </w:rPr>
+        <w:t xml:space="preserve"> les Israélites sont pour l'Éternel. Dans ce contexte, le mot </w:t>
+      </w:r>
+      <w:r>
+        <w:rPr>
+          <w:b/>
+          <w:lang w:val="fr_FR" w:bidi="fr_FR"/>
+        </w:rPr>
+        <w:t>héritage</w:t>
+      </w:r>
+      <w:r>
+        <w:rPr>
+          <w:lang w:val="fr_FR" w:bidi="fr_FR"/>
+        </w:rPr>
+        <w:t xml:space="preserve"> désigne </w:t>
+      </w:r>
+      <w:r>
+        <w:rPr>
+          <w:lang w:val="fr_FR" w:bidi="fr_FR"/>
+        </w:rPr>
+        <w:t>une portion que quelqu'un choisirait pour lui-même.</w:t>
+      </w:r>
+      <w:r>
+        <w:rPr>
+          <w:lang w:val="fr_FR" w:bidi="fr_FR"/>
+        </w:rPr>
+        <w:t xml:space="preserve"> Traduction alternative : « mon peuple choisi, Israël »</w:t>
+      </w:r>
+    </w:p>
+    <w:p>
+      <w:pPr/>
+      <w:r>
+        <w:rPr>
+          <w:lang w:val="fr_FR" w:bidi="fr_FR"/>
+        </w:rPr>
+      </w:r>
+      <w:r>
+        <w:rPr>
+          <w:lang w:val="fr_FR" w:bidi="fr_FR"/>
+        </w:rPr>
+        <w:t xml:space="preserve">Voir : </w:t>
+      </w:r>
+      <w:r>
+        <w:rPr>
+          <w:lang w:val="fr_FR" w:bidi="fr_FR"/>
+        </w:rPr>
+        <w:t>Hendiadys</w:t>
+      </w:r>
+      <w:r>
+        <w:rPr>
+          <w:lang w:val="fr_FR" w:bidi="fr_FR"/>
+        </w:rPr>
+      </w:r>
+      <w:r>
+        <w:rPr>
+          <w:lang w:val="fr_FR" w:bidi="fr_FR"/>
+        </w:rPr>
+      </w:r>
+    </w:p>
+    <w:p>
+      <w:pPr/>
+      <w:r>
+        <w:rPr>
+          <w:lang w:val="fr_FR" w:bidi="fr_FR"/>
+        </w:rPr>
+      </w:r>
+    </w:p>
+    <w:p>
+      <w:pPr>
+        <w:pStyle w:val="Heading2"/>
+      </w:pPr>
+      <w:r>
+        <w:rPr>
+          <w:lang w:val="fr_FR" w:bidi="fr_FR"/>
+        </w:rPr>
+        <w:t>Joël 3.2 (#3)</w:t>
+      </w:r>
+      <w:r>
+        <w:rPr>
+          <w:lang w:val="fr_FR" w:bidi="fr_FR"/>
+        </w:rPr>
+      </w:r>
+    </w:p>
+    <w:p>
+      <w:pPr/>
+      <w:r>
+        <w:rPr>
+          <w:lang w:val="fr_FR" w:bidi="fr_FR"/>
+        </w:rPr>
+      </w:r>
+      <w:r>
+        <w:rPr>
+          <w:lang w:val="fr_FR" w:bidi="fr_FR"/>
+        </w:rPr>
+        <w:t>וְ⁠אֶת־אַרְצִ֖⁠י חִלֵּֽקוּ</w:t>
+      </w:r>
+    </w:p>
+    <w:p>
+      <w:pPr/>
+      <w:r>
+        <w:rPr>
+          <w:lang w:val="fr_FR" w:bidi="fr_FR"/>
+        </w:rPr>
+      </w:r>
+      <w:r>
+        <w:rPr>
+          <w:b/>
+          <w:lang w:val="fr_FR" w:bidi="fr_FR"/>
+        </w:rPr>
+        <w:t>« mon pays qu’elles se sont partagé »</w:t>
+      </w:r>
+    </w:p>
+    <w:p>
+      <w:pPr/>
+      <w:r>
+        <w:rPr>
+          <w:lang w:val="fr_FR" w:bidi="fr_FR"/>
+        </w:rPr>
+      </w:r>
+      <w:r>
+        <w:rPr>
+          <w:lang w:val="fr_FR" w:bidi="fr_FR"/>
+        </w:rPr>
+        <w:t>L'Éternel omet certains mots dont une phrase aurait besoin dans de nombreuses langues pour être complète. Vous pouvez ajouter ces mots en les choisissant à partir du contexte si cela est plus clair dans votre langue. Traduction alternative : « et parce qu'elles ont partagé mon pays »</w:t>
+      </w:r>
+    </w:p>
+    <w:p>
+      <w:pPr/>
+      <w:r>
+        <w:rPr>
+          <w:lang w:val="fr_FR" w:bidi="fr_FR"/>
+        </w:rPr>
+      </w:r>
+      <w:r>
+        <w:rPr>
+          <w:lang w:val="fr_FR" w:bidi="fr_FR"/>
+        </w:rPr>
+        <w:t xml:space="preserve">Voir : </w:t>
+      </w:r>
+      <w:r>
+        <w:rPr>
+          <w:lang w:val="fr_FR" w:bidi="fr_FR"/>
+        </w:rPr>
+        <w:t>Ellipse</w:t>
+      </w:r>
+      <w:r>
+        <w:rPr>
+          <w:lang w:val="fr_FR" w:bidi="fr_FR"/>
+        </w:rPr>
+      </w:r>
+      <w:r>
+        <w:rPr>
+          <w:lang w:val="fr_FR" w:bidi="fr_FR"/>
+        </w:rPr>
+      </w:r>
+    </w:p>
+    <w:p>
+      <w:pPr/>
+      <w:r>
+        <w:rPr>
+          <w:lang w:val="fr_FR" w:bidi="fr_FR"/>
+        </w:rPr>
+      </w:r>
+    </w:p>
+    <w:p>
+      <w:pPr>
+        <w:pStyle w:val="Heading2"/>
+      </w:pPr>
+      <w:r>
+        <w:rPr>
+          <w:lang w:val="fr_FR" w:bidi="fr_FR"/>
+        </w:rPr>
+        <w:t>Joël 3.3 (#1)</w:t>
+      </w:r>
+      <w:r>
+        <w:rPr>
+          <w:lang w:val="fr_FR" w:bidi="fr_FR"/>
+        </w:rPr>
+      </w:r>
+    </w:p>
+    <w:p>
+      <w:pPr/>
+      <w:r>
+        <w:rPr>
+          <w:lang w:val="fr_FR" w:bidi="fr_FR"/>
+        </w:rPr>
+      </w:r>
+      <w:r>
+        <w:rPr>
+          <w:lang w:val="fr_FR" w:bidi="fr_FR"/>
+        </w:rPr>
+        <w:t>גוֹרָ֑ל</w:t>
+      </w:r>
+    </w:p>
+    <w:p>
+      <w:pPr/>
+      <w:r>
+        <w:rPr>
+          <w:lang w:val="fr_FR" w:bidi="fr_FR"/>
+        </w:rPr>
+      </w:r>
+      <w:r>
+        <w:rPr>
+          <w:b/>
+          <w:lang w:val="fr_FR" w:bidi="fr_FR"/>
+        </w:rPr>
+        <w:t>« au sort »</w:t>
+      </w:r>
+    </w:p>
+    <w:p>
+      <w:pPr/>
+      <w:r>
+        <w:rPr>
+          <w:lang w:val="fr_FR" w:bidi="fr_FR"/>
+        </w:rPr>
+      </w:r>
+      <w:r>
+        <w:rPr>
+          <w:lang w:val="fr_FR" w:bidi="fr_FR"/>
+        </w:rPr>
+        <w:t xml:space="preserve">Le texte hébraïque dit littéralement : « Ils ont tiré le lot pour mon peuple ». Il n'est pas fait mention d'un </w:t>
+      </w:r>
+      <w:r>
+        <w:rPr>
+          <w:b/>
+          <w:lang w:val="fr_FR" w:bidi="fr_FR"/>
+        </w:rPr>
+        <w:t>lot</w:t>
+      </w:r>
+      <w:r>
+        <w:rPr>
+          <w:lang w:val="fr_FR" w:bidi="fr_FR"/>
+        </w:rPr>
+        <w:t xml:space="preserve"> spécifique mais de « lots » en général. Il peut être plus naturel dans votre langue d'exprimer ce sens en utilisant le pluriel. Traduction alternative : « lots ». En français, on utilise l'expression idiomatique « tirer au sort » pour traduire cette expression.</w:t>
+      </w:r>
+    </w:p>
+    <w:p>
+      <w:pPr/>
+      <w:r>
+        <w:rPr>
+          <w:lang w:val="fr_FR" w:bidi="fr_FR"/>
+        </w:rPr>
+      </w:r>
+      <w:r>
+        <w:rPr>
+          <w:lang w:val="fr_FR" w:bidi="fr_FR"/>
+        </w:rPr>
+        <w:t xml:space="preserve">Voir : </w:t>
+      </w:r>
+      <w:r>
+        <w:rPr>
+          <w:lang w:val="fr_FR" w:bidi="fr_FR"/>
+        </w:rPr>
+        <w:t>Nom (ou groupe nominal) générique</w:t>
+      </w:r>
+      <w:r>
+        <w:rPr>
+          <w:lang w:val="fr_FR" w:bidi="fr_FR"/>
+        </w:rPr>
+      </w:r>
+      <w:r>
+        <w:rPr>
+          <w:lang w:val="fr_FR" w:bidi="fr_FR"/>
+        </w:rPr>
+      </w:r>
+    </w:p>
+    <w:p>
+      <w:pPr/>
+      <w:r>
+        <w:rPr>
+          <w:lang w:val="fr_FR" w:bidi="fr_FR"/>
+        </w:rPr>
+      </w:r>
+    </w:p>
+    <w:p>
+      <w:pPr>
+        <w:pStyle w:val="Heading2"/>
+      </w:pPr>
+      <w:r>
+        <w:rPr>
+          <w:lang w:val="fr_FR" w:bidi="fr_FR"/>
+        </w:rPr>
+        <w:t>Joël 3.3 (#2)</w:t>
+      </w:r>
+      <w:r>
+        <w:rPr>
+          <w:lang w:val="fr_FR" w:bidi="fr_FR"/>
+        </w:rPr>
+      </w:r>
+    </w:p>
+    <w:p>
+      <w:pPr/>
+      <w:r>
+        <w:rPr>
+          <w:lang w:val="fr_FR" w:bidi="fr_FR"/>
+        </w:rPr>
+      </w:r>
+      <w:r>
+        <w:rPr>
+          <w:lang w:val="fr_FR" w:bidi="fr_FR"/>
+        </w:rPr>
+        <w:t>וַ⁠יִּתְּנ֤וּ הַ⁠יֶּ֨לֶד֙ בַּ⁠זּוֹנָ֔ה וְ⁠הַ⁠יַּלְדָּ֛ה מָכְר֥וּ</w:t>
+      </w:r>
+    </w:p>
+    <w:p>
+      <w:pPr/>
+      <w:r>
+        <w:rPr>
+          <w:lang w:val="fr_FR" w:bidi="fr_FR"/>
+        </w:rPr>
+      </w:r>
+      <w:r>
+        <w:rPr>
+          <w:b/>
+          <w:lang w:val="fr_FR" w:bidi="fr_FR"/>
+        </w:rPr>
+        <w:t>« Ils ont donné le jeune garçon pour une prostituée, Ils ont vendu la jeune fille »</w:t>
+      </w:r>
+    </w:p>
+    <w:p>
+      <w:pPr/>
+      <w:r>
+        <w:rPr>
+          <w:lang w:val="fr_FR" w:bidi="fr_FR"/>
+        </w:rPr>
+      </w:r>
+      <w:r>
+        <w:rPr>
+          <w:lang w:val="fr_FR" w:bidi="fr_FR"/>
+        </w:rPr>
+        <w:t xml:space="preserve">Les mots </w:t>
+      </w:r>
+      <w:r>
+        <w:rPr>
+          <w:b/>
+          <w:lang w:val="fr_FR" w:bidi="fr_FR"/>
+        </w:rPr>
+        <w:t>le jeune garçon</w:t>
+      </w:r>
+      <w:r>
+        <w:rPr>
+          <w:lang w:val="fr_FR" w:bidi="fr_FR"/>
+        </w:rPr>
+        <w:t xml:space="preserve">, </w:t>
+      </w:r>
+      <w:r>
+        <w:rPr>
+          <w:b/>
+          <w:lang w:val="fr_FR" w:bidi="fr_FR"/>
+        </w:rPr>
+        <w:t>une prostituée</w:t>
       </w:r>
       <w:r>
         <w:rPr>
@@ -23539,13 +26116,13 @@
           <w:b/>
           <w:lang w:val="fr_FR" w:bidi="fr_FR"/>
         </w:rPr>
-        <w:t>Jérusalem</w:t>
-      </w:r>
-      <w:r>
-        <w:rPr>
-          <w:lang w:val="fr_FR" w:bidi="fr_FR"/>
-        </w:rPr>
-        <w:t xml:space="preserve"> veulent dire la même chose. L'Éternel utilise les deux termes ensemble pour insister. Si cela est plus clair pour vos lecteurs, vous pouvez exprimer l'insistance au moyen d'une seule expression. Traduction alternative : « dans la ville sainte de Jérusalem »</w:t>
+        <w:t>la jeune fille</w:t>
+      </w:r>
+      <w:r>
+        <w:rPr>
+          <w:lang w:val="fr_FR" w:bidi="fr_FR"/>
+        </w:rPr>
+        <w:t xml:space="preserve"> représentent ces personnes en général, et non pas un garçon, une prostituée ou une fille en particulier. Si cela est utile dans votre langue, vous pouvez utiliser une expression plus naturelle. Traduction alternative : « et ils ont échangé des garçons contre des prostituées, et ils ont vendu des filles »</w:t>
       </w:r>
     </w:p>
     <w:p>
@@ -23565,6 +26142,432 @@
         <w:rPr>
           <w:lang w:val="fr_FR" w:bidi="fr_FR"/>
         </w:rPr>
+        <w:t>Nom (ou groupe nominal) générique</w:t>
+      </w:r>
+      <w:r>
+        <w:rPr>
+          <w:lang w:val="fr_FR" w:bidi="fr_FR"/>
+        </w:rPr>
+      </w:r>
+      <w:r>
+        <w:rPr>
+          <w:lang w:val="fr_FR" w:bidi="fr_FR"/>
+        </w:rPr>
+      </w:r>
+    </w:p>
+    <w:p>
+      <w:pPr/>
+      <w:r>
+        <w:rPr>
+          <w:lang w:val="fr_FR" w:bidi="fr_FR"/>
+        </w:rPr>
+      </w:r>
+    </w:p>
+    <w:p>
+      <w:pPr>
+        <w:pStyle w:val="Heading2"/>
+      </w:pPr>
+      <w:r>
+        <w:rPr>
+          <w:lang w:val="fr_FR" w:bidi="fr_FR"/>
+        </w:rPr>
+        <w:t>Joël 3.4 (#1)</w:t>
+      </w:r>
+      <w:r>
+        <w:rPr>
+          <w:lang w:val="fr_FR" w:bidi="fr_FR"/>
+        </w:rPr>
+      </w:r>
+    </w:p>
+    <w:p>
+      <w:pPr/>
+      <w:r>
+        <w:rPr>
+          <w:lang w:val="fr_FR" w:bidi="fr_FR"/>
+        </w:rPr>
+      </w:r>
+      <w:r>
+        <w:rPr>
+          <w:lang w:val="fr_FR" w:bidi="fr_FR"/>
+        </w:rPr>
+        <w:t>וְ֠⁠גַם מָה־אַתֶּ֥ם לִ⁠י֙ צֹ֣ר וְ⁠צִיד֔וֹן וְ⁠כֹ֖ל גְּלִיל֣וֹת פְּלָ֑שֶׁת הַ⁠גְּמ֗וּל אַתֶּם֙ מְשַׁלְּמִ֣ים עָלָ֔⁠י &amp; אַתֶּם֙</w:t>
+      </w:r>
+    </w:p>
+    <w:p>
+      <w:pPr/>
+      <w:r>
+        <w:rPr>
+          <w:lang w:val="fr_FR" w:bidi="fr_FR"/>
+        </w:rPr>
+      </w:r>
+      <w:r>
+        <w:rPr>
+          <w:b/>
+          <w:lang w:val="fr_FR" w:bidi="fr_FR"/>
+        </w:rPr>
+        <w:t>« Que me voulez-vous, Tyr et Sidon, Et vous tous, districts des Philistins? Voulez-vous tirer vengeance de moi? »</w:t>
+      </w:r>
+    </w:p>
+    <w:p>
+      <w:pPr/>
+      <w:r>
+        <w:rPr>
+          <w:lang w:val="fr_FR" w:bidi="fr_FR"/>
+        </w:rPr>
+      </w:r>
+      <w:r>
+        <w:rPr>
+          <w:lang w:val="fr_FR" w:bidi="fr_FR"/>
+        </w:rPr>
+        <w:t>L'Éternel utilise la forme interrogative pour insister. Si dans votre langue, on n'utilise pas la forme interrogative à cette fin, vous pouvez traduire cela par une phrase déclarative ou exclamative. Traduction alternative : « Et en effet, vous n'avez rien à me reprocher, Tyr, Sidon, et toutes les régions de la Philistie ! Il n'y a aucune vengeance à tirer de moi ! »</w:t>
+      </w:r>
+    </w:p>
+    <w:p>
+      <w:pPr/>
+      <w:r>
+        <w:rPr>
+          <w:lang w:val="fr_FR" w:bidi="fr_FR"/>
+        </w:rPr>
+      </w:r>
+      <w:r>
+        <w:rPr>
+          <w:lang w:val="fr_FR" w:bidi="fr_FR"/>
+        </w:rPr>
+        <w:t xml:space="preserve">Voir : </w:t>
+      </w:r>
+      <w:r>
+        <w:rPr>
+          <w:lang w:val="fr_FR" w:bidi="fr_FR"/>
+        </w:rPr>
+        <w:t>Question rhétorique</w:t>
+      </w:r>
+      <w:r>
+        <w:rPr>
+          <w:lang w:val="fr_FR" w:bidi="fr_FR"/>
+        </w:rPr>
+      </w:r>
+      <w:r>
+        <w:rPr>
+          <w:lang w:val="fr_FR" w:bidi="fr_FR"/>
+        </w:rPr>
+      </w:r>
+    </w:p>
+    <w:p>
+      <w:pPr/>
+      <w:r>
+        <w:rPr>
+          <w:lang w:val="fr_FR" w:bidi="fr_FR"/>
+        </w:rPr>
+      </w:r>
+    </w:p>
+    <w:p>
+      <w:pPr>
+        <w:pStyle w:val="Heading2"/>
+      </w:pPr>
+      <w:r>
+        <w:rPr>
+          <w:lang w:val="fr_FR" w:bidi="fr_FR"/>
+        </w:rPr>
+        <w:t>Joël 3.4 (#2)</w:t>
+      </w:r>
+      <w:r>
+        <w:rPr>
+          <w:lang w:val="fr_FR" w:bidi="fr_FR"/>
+        </w:rPr>
+      </w:r>
+    </w:p>
+    <w:p>
+      <w:pPr/>
+      <w:r>
+        <w:rPr>
+          <w:lang w:val="fr_FR" w:bidi="fr_FR"/>
+        </w:rPr>
+      </w:r>
+      <w:r>
+        <w:rPr>
+          <w:lang w:val="fr_FR" w:bidi="fr_FR"/>
+        </w:rPr>
+        <w:t>מָה־אַתֶּ֥ם לִ⁠י֙</w:t>
+      </w:r>
+    </w:p>
+    <w:p>
+      <w:pPr/>
+      <w:r>
+        <w:rPr>
+          <w:lang w:val="fr_FR" w:bidi="fr_FR"/>
+        </w:rPr>
+      </w:r>
+      <w:r>
+        <w:rPr>
+          <w:b/>
+          <w:lang w:val="fr_FR" w:bidi="fr_FR"/>
+        </w:rPr>
+        <w:t>« Que me voulez-vous »</w:t>
+      </w:r>
+    </w:p>
+    <w:p>
+      <w:pPr/>
+      <w:r>
+        <w:rPr>
+          <w:lang w:val="fr_FR" w:bidi="fr_FR"/>
+        </w:rPr>
+      </w:r>
+      <w:r>
+        <w:rPr>
+          <w:lang w:val="fr_FR" w:bidi="fr_FR"/>
+        </w:rPr>
+        <w:t>C’est une expression couramment utilisée dans cette culture pour demander à quelqu’un pourquoi il agit de manière hostile. Votre langue a peut-être une expression équivalente que vous pouvez employer dans la traduction, ou vous pouvez choisir une formulation simple et directe. Traduction alternative : « Qu'est-ce que tu as contre moi » ou « Pourquoi me traites-tu avec hostilité »</w:t>
+      </w:r>
+    </w:p>
+    <w:p>
+      <w:pPr/>
+      <w:r>
+        <w:rPr>
+          <w:lang w:val="fr_FR" w:bidi="fr_FR"/>
+        </w:rPr>
+      </w:r>
+      <w:r>
+        <w:rPr>
+          <w:lang w:val="fr_FR" w:bidi="fr_FR"/>
+        </w:rPr>
+        <w:t xml:space="preserve">Voir : </w:t>
+      </w:r>
+      <w:r>
+        <w:rPr>
+          <w:lang w:val="fr_FR" w:bidi="fr_FR"/>
+        </w:rPr>
+        <w:t>Expression idiomatique</w:t>
+      </w:r>
+      <w:r>
+        <w:rPr>
+          <w:lang w:val="fr_FR" w:bidi="fr_FR"/>
+        </w:rPr>
+      </w:r>
+      <w:r>
+        <w:rPr>
+          <w:lang w:val="fr_FR" w:bidi="fr_FR"/>
+        </w:rPr>
+      </w:r>
+    </w:p>
+    <w:p>
+      <w:pPr/>
+      <w:r>
+        <w:rPr>
+          <w:lang w:val="fr_FR" w:bidi="fr_FR"/>
+        </w:rPr>
+      </w:r>
+    </w:p>
+    <w:p>
+      <w:pPr>
+        <w:pStyle w:val="Heading2"/>
+      </w:pPr>
+      <w:r>
+        <w:rPr>
+          <w:lang w:val="fr_FR" w:bidi="fr_FR"/>
+        </w:rPr>
+        <w:t>Joël 3.4 (#3)</w:t>
+      </w:r>
+      <w:r>
+        <w:rPr>
+          <w:lang w:val="fr_FR" w:bidi="fr_FR"/>
+        </w:rPr>
+      </w:r>
+    </w:p>
+    <w:p>
+      <w:pPr/>
+      <w:r>
+        <w:rPr>
+          <w:lang w:val="fr_FR" w:bidi="fr_FR"/>
+        </w:rPr>
+      </w:r>
+      <w:r>
+        <w:rPr>
+          <w:lang w:val="fr_FR" w:bidi="fr_FR"/>
+        </w:rPr>
+        <w:t>הַ⁠גְּמ֗וּל אַתֶּם֙ מְשַׁלְּמִ֣ים עָלָ֔⁠י וְ⁠אִם־גֹּמְלִ֤ים אַתֶּם֙ עָלַ֔⁠י</w:t>
+      </w:r>
+    </w:p>
+    <w:p>
+      <w:pPr/>
+      <w:r>
+        <w:rPr>
+          <w:lang w:val="fr_FR" w:bidi="fr_FR"/>
+        </w:rPr>
+      </w:r>
+      <w:r>
+        <w:rPr>
+          <w:b/>
+          <w:lang w:val="fr_FR" w:bidi="fr_FR"/>
+        </w:rPr>
+        <w:t>« Voulez-vous tirer vengeance de moi? Si vous voulez vous venger »</w:t>
+      </w:r>
+    </w:p>
+    <w:p>
+      <w:pPr/>
+      <w:r>
+        <w:rPr>
+          <w:lang w:val="fr_FR" w:bidi="fr_FR"/>
+        </w:rPr>
+      </w:r>
+      <w:r>
+        <w:rPr>
+          <w:lang w:val="fr_FR" w:bidi="fr_FR"/>
+        </w:rPr>
+        <w:t xml:space="preserve">Le texte hébraïque dit littéralement : « Me payez-vous une rétribution en retour ? Et si vous me rétribuez ». L'Éternel </w:t>
+      </w:r>
+      <w:r>
+        <w:rPr>
+          <w:lang w:val="fr_FR" w:bidi="fr_FR"/>
+        </w:rPr>
+        <w:t xml:space="preserve">parle comme si les nations lui rendaient littéralement la monnaie de sa pièce pour quelque chose de mauvais qu'il leur avait fait. Il demande si elles ont contre lui une rancune qu'elles mettent à exécution. Si c'est plus clair dans votre langue, vous pouvez l'exprimer clairement, comme le fait la LSG. </w:t>
+      </w:r>
+      <w:r>
+        <w:rPr>
+          <w:lang w:val="fr_FR" w:bidi="fr_FR"/>
+        </w:rPr>
+        <w:t>Traduction alternative : « Avez-vous une rancune contre moi que vous mettez à exécution ? Et si vous mettez à exécution une rancune contre moi »</w:t>
+      </w:r>
+    </w:p>
+    <w:p>
+      <w:pPr/>
+      <w:r>
+        <w:rPr>
+          <w:lang w:val="fr_FR" w:bidi="fr_FR"/>
+        </w:rPr>
+      </w:r>
+      <w:r>
+        <w:rPr>
+          <w:lang w:val="fr_FR" w:bidi="fr_FR"/>
+        </w:rPr>
+        <w:t xml:space="preserve">Voir : </w:t>
+      </w:r>
+      <w:r>
+        <w:rPr>
+          <w:lang w:val="fr_FR" w:bidi="fr_FR"/>
+        </w:rPr>
+        <w:t>Métaphore</w:t>
+      </w:r>
+      <w:r>
+        <w:rPr>
+          <w:lang w:val="fr_FR" w:bidi="fr_FR"/>
+        </w:rPr>
+      </w:r>
+      <w:r>
+        <w:rPr>
+          <w:lang w:val="fr_FR" w:bidi="fr_FR"/>
+        </w:rPr>
+      </w:r>
+    </w:p>
+    <w:p>
+      <w:pPr/>
+      <w:r>
+        <w:rPr>
+          <w:lang w:val="fr_FR" w:bidi="fr_FR"/>
+        </w:rPr>
+      </w:r>
+    </w:p>
+    <w:p>
+      <w:pPr>
+        <w:pStyle w:val="Heading2"/>
+      </w:pPr>
+      <w:r>
+        <w:rPr>
+          <w:lang w:val="fr_FR" w:bidi="fr_FR"/>
+        </w:rPr>
+        <w:t>Joël 3.4 (#4)</w:t>
+      </w:r>
+      <w:r>
+        <w:rPr>
+          <w:lang w:val="fr_FR" w:bidi="fr_FR"/>
+        </w:rPr>
+      </w:r>
+    </w:p>
+    <w:p>
+      <w:pPr/>
+      <w:r>
+        <w:rPr>
+          <w:lang w:val="fr_FR" w:bidi="fr_FR"/>
+        </w:rPr>
+      </w:r>
+      <w:r>
+        <w:rPr>
+          <w:lang w:val="fr_FR" w:bidi="fr_FR"/>
+        </w:rPr>
+        <w:t>קַ֣ל מְהֵרָ֔ה</w:t>
+      </w:r>
+    </w:p>
+    <w:p>
+      <w:pPr/>
+      <w:r>
+        <w:rPr>
+          <w:lang w:val="fr_FR" w:bidi="fr_FR"/>
+        </w:rPr>
+      </w:r>
+      <w:r>
+        <w:rPr>
+          <w:b/>
+          <w:lang w:val="fr_FR" w:bidi="fr_FR"/>
+        </w:rPr>
+        <w:t>« bien vite »</w:t>
+      </w:r>
+    </w:p>
+    <w:p>
+      <w:pPr/>
+      <w:r>
+        <w:rPr>
+          <w:lang w:val="fr_FR" w:bidi="fr_FR"/>
+        </w:rPr>
+      </w:r>
+      <w:r>
+        <w:rPr>
+          <w:lang w:val="fr_FR" w:bidi="fr_FR"/>
+        </w:rPr>
+        <w:t xml:space="preserve">Le texte hébraïque dit littéralement : « rapidement, promptement ». Les termes </w:t>
+      </w:r>
+      <w:r>
+        <w:rPr>
+          <w:b/>
+          <w:lang w:val="fr_FR" w:bidi="fr_FR"/>
+        </w:rPr>
+        <w:t>rapidement</w:t>
+      </w:r>
+      <w:r>
+        <w:rPr>
+          <w:lang w:val="fr_FR" w:bidi="fr_FR"/>
+        </w:rPr>
+        <w:t xml:space="preserve"> et </w:t>
+      </w:r>
+      <w:r>
+        <w:rPr>
+          <w:b/>
+          <w:lang w:val="fr_FR" w:bidi="fr_FR"/>
+        </w:rPr>
+        <w:t>promptement</w:t>
+      </w:r>
+      <w:r>
+        <w:rPr>
+          <w:lang w:val="fr_FR" w:bidi="fr_FR"/>
+        </w:rPr>
+        <w:t xml:space="preserve"> ont le même sens. L'Éternel utilise les deux termes ensemble pour insister. Si cela est plus clair pour vos lecteurs, vous pouvez exprimer l'emphase au moyen d'une seule expression, comme le fait la LSG. Traduction alternative : « très rapidement ».</w:t>
+      </w:r>
+    </w:p>
+    <w:p>
+      <w:pPr/>
+      <w:r>
+        <w:rPr>
+          <w:lang w:val="fr_FR" w:bidi="fr_FR"/>
+        </w:rPr>
+      </w:r>
+      <w:r>
+        <w:rPr>
+          <w:lang w:val="fr_FR" w:bidi="fr_FR"/>
+        </w:rPr>
+        <w:t xml:space="preserve">Voir : </w:t>
+      </w:r>
+      <w:r>
+        <w:rPr>
+          <w:lang w:val="fr_FR" w:bidi="fr_FR"/>
+        </w:rPr>
         <w:t>Doublet</w:t>
       </w:r>
       <w:r>
@@ -23594,55 +26597,68 @@
         <w:rPr>
           <w:lang w:val="fr_FR" w:bidi="fr_FR"/>
         </w:rPr>
-        <w:t>Joël 2.32 (#7)</w:t>
-      </w:r>
-      <w:r>
-        <w:rPr>
-          <w:lang w:val="fr_FR" w:bidi="fr_FR"/>
-        </w:rPr>
-      </w:r>
-    </w:p>
-    <w:p>
-      <w:pPr/>
-      <w:r>
-        <w:rPr>
-          <w:lang w:val="fr_FR" w:bidi="fr_FR"/>
-        </w:rPr>
-      </w:r>
-      <w:r>
-        <w:rPr>
-          <w:lang w:val="fr_FR" w:bidi="fr_FR"/>
-        </w:rPr>
-        <w:t>כַּֽ⁠אֲשֶׁר֙ אָמַ֣ר יְהוָ֔ה</w:t>
-      </w:r>
-    </w:p>
-    <w:p>
-      <w:pPr/>
-      <w:r>
-        <w:rPr>
-          <w:lang w:val="fr_FR" w:bidi="fr_FR"/>
-        </w:rPr>
-      </w:r>
-      <w:r>
-        <w:rPr>
-          <w:b/>
-          <w:lang w:val="fr_FR" w:bidi="fr_FR"/>
-        </w:rPr>
-        <w:t>« comme a dit l'Éternel »</w:t>
-      </w:r>
-    </w:p>
-    <w:p>
-      <w:pPr/>
-      <w:r>
-        <w:rPr>
-          <w:lang w:val="fr_FR" w:bidi="fr_FR"/>
-        </w:rPr>
-      </w:r>
-      <w:r>
-        <w:rPr>
-          <w:lang w:val="fr_FR" w:bidi="fr_FR"/>
-        </w:rPr>
-        <w:t>L'Éternel parle de lui-même à la troisième personne. Si cela est utile dans votre langue, vous pouvez traduire cela à la première personne. Traduction alternative : « comme je l'ai dit »</w:t>
+        <w:t>Joël 3.4 (#5)</w:t>
+      </w:r>
+      <w:r>
+        <w:rPr>
+          <w:lang w:val="fr_FR" w:bidi="fr_FR"/>
+        </w:rPr>
+      </w:r>
+    </w:p>
+    <w:p>
+      <w:pPr/>
+      <w:r>
+        <w:rPr>
+          <w:lang w:val="fr_FR" w:bidi="fr_FR"/>
+        </w:rPr>
+      </w:r>
+      <w:r>
+        <w:rPr>
+          <w:lang w:val="fr_FR" w:bidi="fr_FR"/>
+        </w:rPr>
+        <w:t>אָשִׁ֥יב גְּמֻלְ⁠כֶ֖ם בְּ⁠רֹאשְׁ⁠כֶֽם</w:t>
+      </w:r>
+    </w:p>
+    <w:p>
+      <w:pPr/>
+      <w:r>
+        <w:rPr>
+          <w:lang w:val="fr_FR" w:bidi="fr_FR"/>
+        </w:rPr>
+      </w:r>
+      <w:r>
+        <w:rPr>
+          <w:b/>
+          <w:lang w:val="fr_FR" w:bidi="fr_FR"/>
+        </w:rPr>
+        <w:t>« Je ferai bien vite retomber votre vengeance sur vos têtes »</w:t>
+      </w:r>
+    </w:p>
+    <w:p>
+      <w:pPr/>
+      <w:r>
+        <w:rPr>
+          <w:lang w:val="fr_FR" w:bidi="fr_FR"/>
+        </w:rPr>
+      </w:r>
+      <w:r>
+        <w:rPr>
+          <w:lang w:val="fr_FR" w:bidi="fr_FR"/>
+        </w:rPr>
+        <w:t xml:space="preserve">L'Éternel évoque une partie du corps d'une personne, sa </w:t>
+      </w:r>
+      <w:r>
+        <w:rPr>
+          <w:b/>
+          <w:lang w:val="fr_FR" w:bidi="fr_FR"/>
+        </w:rPr>
+        <w:t>tête</w:t>
+      </w:r>
+      <w:r>
+        <w:rPr>
+          <w:lang w:val="fr_FR" w:bidi="fr_FR"/>
+        </w:rPr>
+        <w:t>, pour parler de l'ensemble de la personne. Si cela est plus clair dans votre langue, vous pouvez exprimer ce sens avec un terme plus général. Traduction alternative : « Je retournerai votre vengeance sur vous » ou « Je vous rembourserai directement ».</w:t>
       </w:r>
     </w:p>
     <w:p>
@@ -23662,7 +26678,7 @@
         <w:rPr>
           <w:lang w:val="fr_FR" w:bidi="fr_FR"/>
         </w:rPr>
-        <w:t>Première, deuxième ou troisième personne</w:t>
+        <w:t>Synecdoque</w:t>
       </w:r>
       <w:r>
         <w:rPr>
@@ -23691,41 +26707,68 @@
         <w:rPr>
           <w:lang w:val="fr_FR" w:bidi="fr_FR"/>
         </w:rPr>
-        <w:t>Joël 2.32 (#8)</w:t>
-      </w:r>
-      <w:r>
-        <w:rPr>
-          <w:lang w:val="fr_FR" w:bidi="fr_FR"/>
-        </w:rPr>
-      </w:r>
-    </w:p>
-    <w:p>
-      <w:pPr/>
-      <w:r>
-        <w:rPr>
-          <w:lang w:val="fr_FR" w:bidi="fr_FR"/>
-        </w:rPr>
-      </w:r>
-      <w:r>
-        <w:rPr>
-          <w:b/>
-          <w:lang w:val="fr_FR" w:bidi="fr_FR"/>
-        </w:rPr>
-        <w:t>« Et parmi les réchappés que l’Éternel appellera »</w:t>
-      </w:r>
-    </w:p>
-    <w:p>
-      <w:pPr/>
-      <w:r>
-        <w:rPr>
-          <w:lang w:val="fr_FR" w:bidi="fr_FR"/>
-        </w:rPr>
-      </w:r>
-      <w:r>
-        <w:rPr>
-          <w:lang w:val="fr_FR" w:bidi="fr_FR"/>
-        </w:rPr>
-        <w:t>L'Éternel omet certains mots dont une phrase aurait besoin dans de nombreuses langues pour être complète. Vous pouvez ajouter ces mots en les choisissant à partir du contexte si cela est plus clair dans votre langue. Traduction alternative : « et il y aura une échappatoire parmi les survivants que l'Éternel appellera ».</w:t>
+        <w:t>Joël 3.4 (#6)</w:t>
+      </w:r>
+      <w:r>
+        <w:rPr>
+          <w:lang w:val="fr_FR" w:bidi="fr_FR"/>
+        </w:rPr>
+      </w:r>
+    </w:p>
+    <w:p>
+      <w:pPr/>
+      <w:r>
+        <w:rPr>
+          <w:lang w:val="fr_FR" w:bidi="fr_FR"/>
+        </w:rPr>
+      </w:r>
+      <w:r>
+        <w:rPr>
+          <w:lang w:val="fr_FR" w:bidi="fr_FR"/>
+        </w:rPr>
+        <w:t>בְּ⁠רֹאשְׁ⁠כֶֽם</w:t>
+      </w:r>
+    </w:p>
+    <w:p>
+      <w:pPr/>
+      <w:r>
+        <w:rPr>
+          <w:lang w:val="fr_FR" w:bidi="fr_FR"/>
+        </w:rPr>
+      </w:r>
+      <w:r>
+        <w:rPr>
+          <w:b/>
+          <w:lang w:val="fr_FR" w:bidi="fr_FR"/>
+        </w:rPr>
+        <w:t>« sur vos têtes »</w:t>
+      </w:r>
+    </w:p>
+    <w:p>
+      <w:pPr/>
+      <w:r>
+        <w:rPr>
+          <w:lang w:val="fr_FR" w:bidi="fr_FR"/>
+        </w:rPr>
+      </w:r>
+      <w:r>
+        <w:rPr>
+          <w:lang w:val="fr_FR" w:bidi="fr_FR"/>
+        </w:rPr>
+        <w:t xml:space="preserve">Le texte hébraïque dit littéralement : « sur ta tête ». Comme l'Éternel parle de plusieurs nations, il peut être plus naturel dans votre langue d'utiliser le pluriel de </w:t>
+      </w:r>
+      <w:r>
+        <w:rPr>
+          <w:b/>
+          <w:lang w:val="fr_FR" w:bidi="fr_FR"/>
+        </w:rPr>
+        <w:t>tête</w:t>
+      </w:r>
+      <w:r>
+        <w:rPr>
+          <w:lang w:val="fr_FR" w:bidi="fr_FR"/>
+        </w:rPr>
+        <w:t>, comme le fait la LSG.</w:t>
       </w:r>
     </w:p>
     <w:p>
@@ -23745,7 +26788,7 @@
         <w:rPr>
           <w:lang w:val="fr_FR" w:bidi="fr_FR"/>
         </w:rPr>
-        <w:t>Ellipse</w:t>
+        <w:t>Les noms collectifs</w:t>
       </w:r>
       <w:r>
         <w:rPr>
@@ -23774,1823 +26817,26 @@
         <w:rPr>
           <w:lang w:val="fr_FR" w:bidi="fr_FR"/>
         </w:rPr>
-        <w:t>Joël 2.32 (#9)</w:t>
-      </w:r>
-      <w:r>
-        <w:rPr>
-          <w:lang w:val="fr_FR" w:bidi="fr_FR"/>
-        </w:rPr>
-      </w:r>
-    </w:p>
-    <w:p>
-      <w:pPr/>
-      <w:r>
-        <w:rPr>
-          <w:lang w:val="fr_FR" w:bidi="fr_FR"/>
-        </w:rPr>
-      </w:r>
-      <w:r>
-        <w:rPr>
-          <w:b/>
-          <w:lang w:val="fr_FR" w:bidi="fr_FR"/>
-        </w:rPr>
-        <w:t>« que l'Éternel appellera »</w:t>
-      </w:r>
-    </w:p>
-    <w:p>
-      <w:pPr/>
-      <w:r>
-        <w:rPr>
-          <w:lang w:val="fr_FR" w:bidi="fr_FR"/>
-        </w:rPr>
-      </w:r>
-      <w:r>
-        <w:rPr>
-          <w:lang w:val="fr_FR" w:bidi="fr_FR"/>
-        </w:rPr>
-        <w:t>L'Éternel parle de lui-même à la troisième personne. Si cela est utile dans votre langue, vous pouvez traduire cela à la première personne. Traduction alternative : « que j'appellerai »</w:t>
-      </w:r>
-    </w:p>
-    <w:p>
-      <w:pPr/>
-      <w:r>
-        <w:rPr>
-          <w:lang w:val="fr_FR" w:bidi="fr_FR"/>
-        </w:rPr>
-      </w:r>
-      <w:r>
-        <w:rPr>
-          <w:lang w:val="fr_FR" w:bidi="fr_FR"/>
-        </w:rPr>
-        <w:t xml:space="preserve">Voir : </w:t>
-      </w:r>
-      <w:r>
-        <w:rPr>
-          <w:lang w:val="fr_FR" w:bidi="fr_FR"/>
-        </w:rPr>
-        <w:t>Première, deuxième ou troisième personne</w:t>
-      </w:r>
-      <w:r>
-        <w:rPr>
-          <w:lang w:val="fr_FR" w:bidi="fr_FR"/>
-        </w:rPr>
-      </w:r>
-      <w:r>
-        <w:rPr>
-          <w:lang w:val="fr_FR" w:bidi="fr_FR"/>
-        </w:rPr>
-      </w:r>
-    </w:p>
-    <w:p>
-      <w:pPr/>
-      <w:r>
-        <w:rPr>
-          <w:lang w:val="fr_FR" w:bidi="fr_FR"/>
-        </w:rPr>
-      </w:r>
-    </w:p>
-    <w:p>
-      <w:pPr>
-        <w:pStyle w:val="Heading2"/>
-      </w:pPr>
-      <w:r>
-        <w:rPr>
-          <w:lang w:val="fr_FR" w:bidi="fr_FR"/>
-        </w:rPr>
-        <w:t>Joël 3.1 (#1)</w:t>
-      </w:r>
-      <w:r>
-        <w:rPr>
-          <w:lang w:val="fr_FR" w:bidi="fr_FR"/>
-        </w:rPr>
-      </w:r>
-    </w:p>
-    <w:p>
-      <w:pPr/>
-      <w:r>
-        <w:rPr>
-          <w:lang w:val="fr_FR" w:bidi="fr_FR"/>
-        </w:rPr>
-      </w:r>
-      <w:r>
-        <w:rPr>
-          <w:lang w:val="fr_FR" w:bidi="fr_FR"/>
-        </w:rPr>
-        <w:t>כִּ֗י הִנֵּ֛ה בַּ⁠יָּמִ֥ים הָ⁠הֵ֖מָּה וּ⁠בָ⁠עֵ֣ת הַ⁠הִ֑יא</w:t>
-      </w:r>
-    </w:p>
-    <w:p>
-      <w:pPr/>
-      <w:r>
-        <w:rPr>
-          <w:lang w:val="fr_FR" w:bidi="fr_FR"/>
-        </w:rPr>
-      </w:r>
-      <w:r>
-        <w:rPr>
-          <w:b/>
-          <w:lang w:val="fr_FR" w:bidi="fr_FR"/>
-        </w:rPr>
-        <w:t>« Car voici, en ces jours, en ce temps-là »</w:t>
-      </w:r>
-    </w:p>
-    <w:p>
-      <w:pPr/>
-      <w:r>
-        <w:rPr>
-          <w:lang w:val="fr_FR" w:bidi="fr_FR"/>
-        </w:rPr>
-      </w:r>
-      <w:r>
-        <w:rPr>
-          <w:lang w:val="fr_FR" w:bidi="fr_FR"/>
-        </w:rPr>
-        <w:t>Ce verset poursuit une citation directe de l'Éternel. Vous pouvez l'indiquer dans votre traduction en utilisant une manière naturelle de poursuivre les citations directes dans votre langue. Traduction alternative : L'Éternel a également dit : « Car voici, en ces jours, en ce temps-là »</w:t>
-      </w:r>
-    </w:p>
-    <w:p>
-      <w:pPr/>
-      <w:r>
-        <w:rPr>
-          <w:lang w:val="fr_FR" w:bidi="fr_FR"/>
-        </w:rPr>
-      </w:r>
-      <w:r>
-        <w:rPr>
-          <w:lang w:val="fr_FR" w:bidi="fr_FR"/>
-        </w:rPr>
-        <w:t xml:space="preserve">Voir : </w:t>
-      </w:r>
-      <w:r>
-        <w:rPr>
-          <w:lang w:val="fr_FR" w:bidi="fr_FR"/>
-        </w:rPr>
-        <w:t>Citations directes et indirectes</w:t>
-      </w:r>
-      <w:r>
-        <w:rPr>
-          <w:lang w:val="fr_FR" w:bidi="fr_FR"/>
-        </w:rPr>
-      </w:r>
-      <w:r>
-        <w:rPr>
-          <w:lang w:val="fr_FR" w:bidi="fr_FR"/>
-        </w:rPr>
-      </w:r>
-    </w:p>
-    <w:p>
-      <w:pPr/>
-      <w:r>
-        <w:rPr>
-          <w:lang w:val="fr_FR" w:bidi="fr_FR"/>
-        </w:rPr>
-      </w:r>
-    </w:p>
-    <w:p>
-      <w:pPr>
-        <w:pStyle w:val="Heading2"/>
-      </w:pPr>
-      <w:r>
-        <w:rPr>
-          <w:lang w:val="fr_FR" w:bidi="fr_FR"/>
-        </w:rPr>
-        <w:t>Joël 3.1 (#2)</w:t>
-      </w:r>
-      <w:r>
-        <w:rPr>
-          <w:lang w:val="fr_FR" w:bidi="fr_FR"/>
-        </w:rPr>
-      </w:r>
-    </w:p>
-    <w:p>
-      <w:pPr/>
-      <w:r>
-        <w:rPr>
-          <w:lang w:val="fr_FR" w:bidi="fr_FR"/>
-        </w:rPr>
-      </w:r>
-      <w:r>
-        <w:rPr>
-          <w:lang w:val="fr_FR" w:bidi="fr_FR"/>
-        </w:rPr>
-        <w:t>כִּ֗י הִנֵּ֛ה</w:t>
-      </w:r>
-    </w:p>
-    <w:p>
-      <w:pPr/>
-      <w:r>
-        <w:rPr>
-          <w:lang w:val="fr_FR" w:bidi="fr_FR"/>
-        </w:rPr>
-      </w:r>
-      <w:r>
-        <w:rPr>
-          <w:b/>
-          <w:lang w:val="fr_FR" w:bidi="fr_FR"/>
-        </w:rPr>
-        <w:t>« Car voici »</w:t>
-      </w:r>
-    </w:p>
-    <w:p>
-      <w:pPr/>
-      <w:r>
-        <w:rPr>
-          <w:lang w:val="fr_FR" w:bidi="fr_FR"/>
-        </w:rPr>
-      </w:r>
-      <w:r>
-        <w:rPr>
-          <w:lang w:val="fr_FR" w:bidi="fr_FR"/>
-        </w:rPr>
-        <w:t xml:space="preserve">L'Éternel utilise le terme </w:t>
-      </w:r>
-      <w:r>
-        <w:rPr>
-          <w:b/>
-          <w:lang w:val="fr_FR" w:bidi="fr_FR"/>
-        </w:rPr>
-        <w:t>voici</w:t>
-      </w:r>
-      <w:r>
-        <w:rPr>
-          <w:lang w:val="fr_FR" w:bidi="fr_FR"/>
-        </w:rPr>
-        <w:t xml:space="preserve"> pour concentrer l'attention de ses auditeurs sur ce qu'il est sur le point de dire. Il se peut que votre langue ait une expression comparable que vous pouvez utiliser dans votre traduction. Traduction alternative : « Maintenant regardez » ou « Maintenant écoutez ».</w:t>
-      </w:r>
-    </w:p>
-    <w:p>
-      <w:pPr/>
-      <w:r>
-        <w:rPr>
-          <w:lang w:val="fr_FR" w:bidi="fr_FR"/>
-        </w:rPr>
-      </w:r>
-      <w:r>
-        <w:rPr>
-          <w:lang w:val="fr_FR" w:bidi="fr_FR"/>
-        </w:rPr>
-        <w:t xml:space="preserve">Voir : </w:t>
-      </w:r>
-      <w:r>
-        <w:rPr>
-          <w:lang w:val="fr_FR" w:bidi="fr_FR"/>
-        </w:rPr>
-        <w:t>Métaphore</w:t>
-      </w:r>
-      <w:r>
-        <w:rPr>
-          <w:lang w:val="fr_FR" w:bidi="fr_FR"/>
-        </w:rPr>
-      </w:r>
-      <w:r>
-        <w:rPr>
-          <w:lang w:val="fr_FR" w:bidi="fr_FR"/>
-        </w:rPr>
-      </w:r>
-    </w:p>
-    <w:p>
-      <w:pPr/>
-      <w:r>
-        <w:rPr>
-          <w:lang w:val="fr_FR" w:bidi="fr_FR"/>
-        </w:rPr>
-      </w:r>
-    </w:p>
-    <w:p>
-      <w:pPr>
-        <w:pStyle w:val="Heading2"/>
-      </w:pPr>
-      <w:r>
-        <w:rPr>
-          <w:lang w:val="fr_FR" w:bidi="fr_FR"/>
-        </w:rPr>
-        <w:t>Joël 3.1 (#3)</w:t>
-      </w:r>
-      <w:r>
-        <w:rPr>
-          <w:lang w:val="fr_FR" w:bidi="fr_FR"/>
-        </w:rPr>
-      </w:r>
-    </w:p>
-    <w:p>
-      <w:pPr/>
-      <w:r>
-        <w:rPr>
-          <w:lang w:val="fr_FR" w:bidi="fr_FR"/>
-        </w:rPr>
-      </w:r>
-      <w:r>
-        <w:rPr>
-          <w:lang w:val="fr_FR" w:bidi="fr_FR"/>
-        </w:rPr>
-        <w:t>בַּ⁠יָּמִ֥ים הָ⁠הֵ֖מָּה וּ⁠בָ⁠עֵ֣ת הַ⁠הִ֑יא</w:t>
-      </w:r>
-    </w:p>
-    <w:p>
-      <w:pPr/>
-      <w:r>
-        <w:rPr>
-          <w:lang w:val="fr_FR" w:bidi="fr_FR"/>
-        </w:rPr>
-      </w:r>
-      <w:r>
-        <w:rPr>
-          <w:b/>
-          <w:lang w:val="fr_FR" w:bidi="fr_FR"/>
-        </w:rPr>
-        <w:t>« en ces jours, en ce temps-là »</w:t>
-      </w:r>
-    </w:p>
-    <w:p>
-      <w:pPr/>
-      <w:r>
-        <w:rPr>
-          <w:lang w:val="fr_FR" w:bidi="fr_FR"/>
-        </w:rPr>
-      </w:r>
-      <w:r>
-        <w:rPr>
-          <w:lang w:val="fr_FR" w:bidi="fr_FR"/>
-        </w:rPr>
-        <w:t xml:space="preserve">Les expressions </w:t>
-      </w:r>
-      <w:r>
-        <w:rPr>
-          <w:b/>
-          <w:lang w:val="fr_FR" w:bidi="fr_FR"/>
-        </w:rPr>
-        <w:t>en ces jours, en ce temps-là</w:t>
-      </w:r>
-      <w:r>
-        <w:rPr>
-          <w:lang w:val="fr_FR" w:bidi="fr_FR"/>
-        </w:rPr>
-        <w:t xml:space="preserve"> signifient la même chose. L'Éternel utilise les deux expressions ensemble pour insister. Si cela est plus clair pour vos lecteurs, vous pouvez exprimer l'emphase au moyen d'une seule expression. Traduction alternative : « quand ce moment merveilleux viendra »</w:t>
-      </w:r>
-    </w:p>
-    <w:p>
-      <w:pPr/>
-      <w:r>
-        <w:rPr>
-          <w:lang w:val="fr_FR" w:bidi="fr_FR"/>
-        </w:rPr>
-      </w:r>
-      <w:r>
-        <w:rPr>
-          <w:lang w:val="fr_FR" w:bidi="fr_FR"/>
-        </w:rPr>
-        <w:t xml:space="preserve">Voir : </w:t>
-      </w:r>
-      <w:r>
-        <w:rPr>
-          <w:lang w:val="fr_FR" w:bidi="fr_FR"/>
-        </w:rPr>
-        <w:t>Doublet</w:t>
-      </w:r>
-      <w:r>
-        <w:rPr>
-          <w:lang w:val="fr_FR" w:bidi="fr_FR"/>
-        </w:rPr>
-      </w:r>
-      <w:r>
-        <w:rPr>
-          <w:lang w:val="fr_FR" w:bidi="fr_FR"/>
-        </w:rPr>
-      </w:r>
-    </w:p>
-    <w:p>
-      <w:pPr/>
-      <w:r>
-        <w:rPr>
-          <w:lang w:val="fr_FR" w:bidi="fr_FR"/>
-        </w:rPr>
-      </w:r>
-    </w:p>
-    <w:p>
-      <w:pPr>
-        <w:pStyle w:val="Heading2"/>
-      </w:pPr>
-      <w:r>
-        <w:rPr>
-          <w:lang w:val="fr_FR" w:bidi="fr_FR"/>
-        </w:rPr>
-        <w:t>Joël 3.1 (#4)</w:t>
-      </w:r>
-      <w:r>
-        <w:rPr>
-          <w:lang w:val="fr_FR" w:bidi="fr_FR"/>
-        </w:rPr>
-      </w:r>
-    </w:p>
-    <w:p>
-      <w:pPr/>
-      <w:r>
-        <w:rPr>
-          <w:lang w:val="fr_FR" w:bidi="fr_FR"/>
-        </w:rPr>
-      </w:r>
-      <w:r>
-        <w:rPr>
-          <w:b/>
-          <w:lang w:val="fr_FR" w:bidi="fr_FR"/>
-        </w:rPr>
-        <w:t>« Quand je ramènerai les captifs de Juda et de Jérusalem »</w:t>
-      </w:r>
-    </w:p>
-    <w:p>
-      <w:pPr/>
-      <w:r>
-        <w:rPr>
-          <w:lang w:val="fr_FR" w:bidi="fr_FR"/>
-        </w:rPr>
-      </w:r>
-      <w:r>
-        <w:rPr>
-          <w:lang w:val="fr_FR" w:bidi="fr_FR"/>
-        </w:rPr>
-        <w:t xml:space="preserve">Le texte hébraïque dit littéralement : « quand je ramènerai de captivité de Juda et de Jérusalem ». Si votre langue n'utilise pas de nom abstrait pour l'idée de </w:t>
-      </w:r>
-      <w:r>
-        <w:rPr>
-          <w:b/>
-          <w:lang w:val="fr_FR" w:bidi="fr_FR"/>
-        </w:rPr>
-        <w:t>captivité</w:t>
-      </w:r>
-      <w:r>
-        <w:rPr>
-          <w:lang w:val="fr_FR" w:bidi="fr_FR"/>
-        </w:rPr>
-        <w:t>, vous pouvez exprimer la même idée d'une autre manière, comme le fait la LSG.</w:t>
-      </w:r>
-    </w:p>
-    <w:p>
-      <w:pPr/>
-      <w:r>
-        <w:rPr>
-          <w:lang w:val="fr_FR" w:bidi="fr_FR"/>
-        </w:rPr>
-      </w:r>
-      <w:r>
-        <w:rPr>
-          <w:lang w:val="fr_FR" w:bidi="fr_FR"/>
-        </w:rPr>
-        <w:t xml:space="preserve">Voir : </w:t>
-      </w:r>
-      <w:r>
-        <w:rPr>
-          <w:lang w:val="fr_FR" w:bidi="fr_FR"/>
-        </w:rPr>
-        <w:t>Les noms abstraits</w:t>
-      </w:r>
-      <w:r>
-        <w:rPr>
-          <w:lang w:val="fr_FR" w:bidi="fr_FR"/>
-        </w:rPr>
-      </w:r>
-      <w:r>
-        <w:rPr>
-          <w:lang w:val="fr_FR" w:bidi="fr_FR"/>
-        </w:rPr>
-      </w:r>
-    </w:p>
-    <w:p>
-      <w:pPr/>
-      <w:r>
-        <w:rPr>
-          <w:lang w:val="fr_FR" w:bidi="fr_FR"/>
-        </w:rPr>
-      </w:r>
-    </w:p>
-    <w:p>
-      <w:pPr>
-        <w:pStyle w:val="Heading2"/>
-      </w:pPr>
-      <w:r>
-        <w:rPr>
-          <w:lang w:val="fr_FR" w:bidi="fr_FR"/>
-        </w:rPr>
-        <w:t>Joël 3.1 (#5)</w:t>
-      </w:r>
-      <w:r>
-        <w:rPr>
-          <w:lang w:val="fr_FR" w:bidi="fr_FR"/>
-        </w:rPr>
-      </w:r>
-    </w:p>
-    <w:p>
-      <w:pPr/>
-      <w:r>
-        <w:rPr>
-          <w:lang w:val="fr_FR" w:bidi="fr_FR"/>
-        </w:rPr>
-      </w:r>
-      <w:r>
-        <w:rPr>
-          <w:b/>
-          <w:lang w:val="fr_FR" w:bidi="fr_FR"/>
-        </w:rPr>
-        <w:t>« Quand je ramènerai les captifs de Juda et de Jérusalem »</w:t>
-      </w:r>
-    </w:p>
-    <w:p>
-      <w:pPr/>
-      <w:r>
-        <w:rPr>
-          <w:lang w:val="fr_FR" w:bidi="fr_FR"/>
-        </w:rPr>
-      </w:r>
-      <w:r>
-        <w:rPr>
-          <w:lang w:val="fr_FR" w:bidi="fr_FR"/>
-        </w:rPr>
-        <w:t>Voir la discussion dans les Notes générales de ce chapitre pour une lecture alternative de cette proposition. Traduction alternative : « quand je restaurerai la fortune de Juda et de Jérusalem »</w:t>
-      </w:r>
-    </w:p>
-    <w:p>
-      <w:pPr/>
-      <w:r>
-        <w:rPr>
-          <w:lang w:val="fr_FR" w:bidi="fr_FR"/>
-        </w:rPr>
-      </w:r>
-      <w:r>
-        <w:rPr>
-          <w:lang w:val="fr_FR" w:bidi="fr_FR"/>
-        </w:rPr>
-        <w:t xml:space="preserve">Voir : </w:t>
-      </w:r>
-      <w:r>
-        <w:rPr>
-          <w:lang w:val="fr_FR" w:bidi="fr_FR"/>
-        </w:rPr>
-        <w:t>Variantes textuelles</w:t>
-      </w:r>
-      <w:r>
-        <w:rPr>
-          <w:lang w:val="fr_FR" w:bidi="fr_FR"/>
-        </w:rPr>
-      </w:r>
-      <w:r>
-        <w:rPr>
-          <w:lang w:val="fr_FR" w:bidi="fr_FR"/>
-        </w:rPr>
-      </w:r>
-    </w:p>
-    <w:p>
-      <w:pPr/>
-      <w:r>
-        <w:rPr>
-          <w:lang w:val="fr_FR" w:bidi="fr_FR"/>
-        </w:rPr>
-      </w:r>
-    </w:p>
-    <w:p>
-      <w:pPr>
-        <w:pStyle w:val="Heading2"/>
-      </w:pPr>
-      <w:r>
-        <w:rPr>
-          <w:lang w:val="fr_FR" w:bidi="fr_FR"/>
-        </w:rPr>
-        <w:t>Joël 3.2 (#1)</w:t>
-      </w:r>
-      <w:r>
-        <w:rPr>
-          <w:lang w:val="fr_FR" w:bidi="fr_FR"/>
-        </w:rPr>
-      </w:r>
-    </w:p>
-    <w:p>
-      <w:pPr/>
-      <w:r>
-        <w:rPr>
-          <w:lang w:val="fr_FR" w:bidi="fr_FR"/>
-        </w:rPr>
-      </w:r>
-      <w:r>
-        <w:rPr>
-          <w:lang w:val="fr_FR" w:bidi="fr_FR"/>
-        </w:rPr>
-        <w:t>עֵ֖מֶק יְהֽוֹשָׁפָ֑ט</w:t>
-      </w:r>
-    </w:p>
-    <w:p>
-      <w:pPr/>
-      <w:r>
-        <w:rPr>
-          <w:lang w:val="fr_FR" w:bidi="fr_FR"/>
-        </w:rPr>
-      </w:r>
-      <w:r>
-        <w:rPr>
-          <w:b/>
-          <w:lang w:val="fr_FR" w:bidi="fr_FR"/>
-        </w:rPr>
-        <w:t>« la vallée de Josaphat »</w:t>
-      </w:r>
-    </w:p>
-    <w:p>
-      <w:pPr/>
-      <w:r>
-        <w:rPr>
-          <w:lang w:val="fr_FR" w:bidi="fr_FR"/>
-        </w:rPr>
-      </w:r>
-      <w:r>
-        <w:rPr>
-          <w:lang w:val="fr_FR" w:bidi="fr_FR"/>
-        </w:rPr>
-        <w:t xml:space="preserve">Le mot </w:t>
-      </w:r>
-      <w:r>
-        <w:rPr>
-          <w:b/>
-          <w:lang w:val="fr_FR" w:bidi="fr_FR"/>
-        </w:rPr>
-        <w:t>Josaphat</w:t>
-      </w:r>
-      <w:r>
-        <w:rPr>
-          <w:lang w:val="fr_FR" w:bidi="fr_FR"/>
-        </w:rPr>
-        <w:t xml:space="preserve"> désigne une vallée. Dans votre traduction, vous pouvez soit le transcrire selon la prononciation de votre langue, soit utiliser un terme ou une expression qui en reflète le sens — « Yahweh juge ». Traduction alternative : « la Vallée de Yahweh-Juge »</w:t>
-      </w:r>
-    </w:p>
-    <w:p>
-      <w:pPr/>
-      <w:r>
-        <w:rPr>
-          <w:lang w:val="fr_FR" w:bidi="fr_FR"/>
-        </w:rPr>
-      </w:r>
-      <w:r>
-        <w:rPr>
-          <w:lang w:val="fr_FR" w:bidi="fr_FR"/>
-        </w:rPr>
-        <w:t xml:space="preserve">Voir : </w:t>
-      </w:r>
-      <w:r>
-        <w:rPr>
-          <w:lang w:val="fr_FR" w:bidi="fr_FR"/>
-        </w:rPr>
-        <w:t>Copier ou emprunter des mots</w:t>
-      </w:r>
-      <w:r>
-        <w:rPr>
-          <w:lang w:val="fr_FR" w:bidi="fr_FR"/>
-        </w:rPr>
-      </w:r>
-      <w:r>
-        <w:rPr>
-          <w:lang w:val="fr_FR" w:bidi="fr_FR"/>
-        </w:rPr>
-      </w:r>
-    </w:p>
-    <w:p>
-      <w:pPr/>
-      <w:r>
-        <w:rPr>
-          <w:lang w:val="fr_FR" w:bidi="fr_FR"/>
-        </w:rPr>
-      </w:r>
-    </w:p>
-    <w:p>
-      <w:pPr>
-        <w:pStyle w:val="Heading2"/>
-      </w:pPr>
-      <w:r>
-        <w:rPr>
-          <w:lang w:val="fr_FR" w:bidi="fr_FR"/>
-        </w:rPr>
-        <w:t>Joël 3.2 (#2)</w:t>
-      </w:r>
-      <w:r>
-        <w:rPr>
-          <w:lang w:val="fr_FR" w:bidi="fr_FR"/>
-        </w:rPr>
-      </w:r>
-    </w:p>
-    <w:p>
-      <w:pPr/>
-      <w:r>
-        <w:rPr>
-          <w:lang w:val="fr_FR" w:bidi="fr_FR"/>
-        </w:rPr>
-      </w:r>
-      <w:r>
-        <w:rPr>
-          <w:lang w:val="fr_FR" w:bidi="fr_FR"/>
-        </w:rPr>
-        <w:t>עַמִּ֨⁠י וְ⁠נַחֲלָתִ֤⁠י יִשְׂרָאֵל֙</w:t>
-      </w:r>
-    </w:p>
-    <w:p>
-      <w:pPr/>
-      <w:r>
-        <w:rPr>
-          <w:lang w:val="fr_FR" w:bidi="fr_FR"/>
-        </w:rPr>
-      </w:r>
-      <w:r>
-        <w:rPr>
-          <w:b/>
-          <w:lang w:val="fr_FR" w:bidi="fr_FR"/>
-        </w:rPr>
-        <w:t>« mon peuple, d’Israël, mon héritage »</w:t>
-      </w:r>
-    </w:p>
-    <w:p>
-      <w:pPr/>
-      <w:r>
-        <w:rPr>
-          <w:lang w:val="fr_FR" w:bidi="fr_FR"/>
-        </w:rPr>
-      </w:r>
-      <w:r>
-        <w:rPr>
-          <w:lang w:val="fr_FR" w:bidi="fr_FR"/>
-        </w:rPr>
-        <w:t xml:space="preserve">Le texte hébraïque dit littéralement : « mon peuple et mon héritage Israël ». Cette expression exprime une seule idée en utilisant deux mots reliés par </w:t>
-      </w:r>
-      <w:r>
-        <w:rPr>
-          <w:b/>
-          <w:lang w:val="fr_FR" w:bidi="fr_FR"/>
-        </w:rPr>
-        <w:t>et</w:t>
-      </w:r>
-      <w:r>
-        <w:rPr>
-          <w:lang w:val="fr_FR" w:bidi="fr_FR"/>
-        </w:rPr>
-        <w:t xml:space="preserve">. Le mot </w:t>
-      </w:r>
-      <w:r>
-        <w:rPr>
-          <w:b/>
-          <w:lang w:val="fr_FR" w:bidi="fr_FR"/>
-        </w:rPr>
-        <w:t>héritage</w:t>
-      </w:r>
-      <w:r>
-        <w:rPr>
-          <w:lang w:val="fr_FR" w:bidi="fr_FR"/>
-        </w:rPr>
-        <w:t xml:space="preserve"> indique quel type de </w:t>
-      </w:r>
-      <w:r>
-        <w:rPr>
-          <w:b/>
-          <w:lang w:val="fr_FR" w:bidi="fr_FR"/>
-        </w:rPr>
-        <w:t>personnes</w:t>
-      </w:r>
-      <w:r>
-        <w:rPr>
-          <w:lang w:val="fr_FR" w:bidi="fr_FR"/>
-        </w:rPr>
-        <w:t xml:space="preserve"> les Israélites sont pour l'Éternel. Dans ce contexte, le mot </w:t>
-      </w:r>
-      <w:r>
-        <w:rPr>
-          <w:b/>
-          <w:lang w:val="fr_FR" w:bidi="fr_FR"/>
-        </w:rPr>
-        <w:t>héritage</w:t>
-      </w:r>
-      <w:r>
-        <w:rPr>
-          <w:lang w:val="fr_FR" w:bidi="fr_FR"/>
-        </w:rPr>
-        <w:t xml:space="preserve"> désigne </w:t>
-      </w:r>
-      <w:r>
-        <w:rPr>
-          <w:lang w:val="fr_FR" w:bidi="fr_FR"/>
-        </w:rPr>
-        <w:t>une portion que quelqu'un choisirait pour lui-même.</w:t>
-      </w:r>
-      <w:r>
-        <w:rPr>
-          <w:lang w:val="fr_FR" w:bidi="fr_FR"/>
-        </w:rPr>
-        <w:t xml:space="preserve"> Traduction alternative : « mon peuple choisi, Israël »</w:t>
-      </w:r>
-    </w:p>
-    <w:p>
-      <w:pPr/>
-      <w:r>
-        <w:rPr>
-          <w:lang w:val="fr_FR" w:bidi="fr_FR"/>
-        </w:rPr>
-      </w:r>
-      <w:r>
-        <w:rPr>
-          <w:lang w:val="fr_FR" w:bidi="fr_FR"/>
-        </w:rPr>
-        <w:t xml:space="preserve">Voir : </w:t>
-      </w:r>
-      <w:r>
-        <w:rPr>
-          <w:lang w:val="fr_FR" w:bidi="fr_FR"/>
-        </w:rPr>
-        <w:t>Hendiadys</w:t>
-      </w:r>
-      <w:r>
-        <w:rPr>
-          <w:lang w:val="fr_FR" w:bidi="fr_FR"/>
-        </w:rPr>
-      </w:r>
-      <w:r>
-        <w:rPr>
-          <w:lang w:val="fr_FR" w:bidi="fr_FR"/>
-        </w:rPr>
-      </w:r>
-    </w:p>
-    <w:p>
-      <w:pPr/>
-      <w:r>
-        <w:rPr>
-          <w:lang w:val="fr_FR" w:bidi="fr_FR"/>
-        </w:rPr>
-      </w:r>
-    </w:p>
-    <w:p>
-      <w:pPr>
-        <w:pStyle w:val="Heading2"/>
-      </w:pPr>
-      <w:r>
-        <w:rPr>
-          <w:lang w:val="fr_FR" w:bidi="fr_FR"/>
-        </w:rPr>
-        <w:t>Joël 3.2 (#3)</w:t>
-      </w:r>
-      <w:r>
-        <w:rPr>
-          <w:lang w:val="fr_FR" w:bidi="fr_FR"/>
-        </w:rPr>
-      </w:r>
-    </w:p>
-    <w:p>
-      <w:pPr/>
-      <w:r>
-        <w:rPr>
-          <w:lang w:val="fr_FR" w:bidi="fr_FR"/>
-        </w:rPr>
-      </w:r>
-      <w:r>
-        <w:rPr>
-          <w:lang w:val="fr_FR" w:bidi="fr_FR"/>
-        </w:rPr>
-        <w:t>וְ⁠אֶת־אַרְצִ֖⁠י חִלֵּֽקוּ</w:t>
-      </w:r>
-    </w:p>
-    <w:p>
-      <w:pPr/>
-      <w:r>
-        <w:rPr>
-          <w:lang w:val="fr_FR" w:bidi="fr_FR"/>
-        </w:rPr>
-      </w:r>
-      <w:r>
-        <w:rPr>
-          <w:b/>
-          <w:lang w:val="fr_FR" w:bidi="fr_FR"/>
-        </w:rPr>
-        <w:t>« mon pays qu’elles se sont partagé »</w:t>
-      </w:r>
-    </w:p>
-    <w:p>
-      <w:pPr/>
-      <w:r>
-        <w:rPr>
-          <w:lang w:val="fr_FR" w:bidi="fr_FR"/>
-        </w:rPr>
-      </w:r>
-      <w:r>
-        <w:rPr>
-          <w:lang w:val="fr_FR" w:bidi="fr_FR"/>
-        </w:rPr>
-        <w:t>L'Éternel omet certains mots dont une phrase aurait besoin dans de nombreuses langues pour être complète. Vous pouvez ajouter ces mots en les choisissant à partir du contexte si cela est plus clair dans votre langue. Traduction alternative : « et parce qu'elles ont partagé mon pays »</w:t>
-      </w:r>
-    </w:p>
-    <w:p>
-      <w:pPr/>
-      <w:r>
-        <w:rPr>
-          <w:lang w:val="fr_FR" w:bidi="fr_FR"/>
-        </w:rPr>
-      </w:r>
-      <w:r>
-        <w:rPr>
-          <w:lang w:val="fr_FR" w:bidi="fr_FR"/>
-        </w:rPr>
-        <w:t xml:space="preserve">Voir : </w:t>
-      </w:r>
-      <w:r>
-        <w:rPr>
-          <w:lang w:val="fr_FR" w:bidi="fr_FR"/>
-        </w:rPr>
-        <w:t>Ellipse</w:t>
-      </w:r>
-      <w:r>
-        <w:rPr>
-          <w:lang w:val="fr_FR" w:bidi="fr_FR"/>
-        </w:rPr>
-      </w:r>
-      <w:r>
-        <w:rPr>
-          <w:lang w:val="fr_FR" w:bidi="fr_FR"/>
-        </w:rPr>
-      </w:r>
-    </w:p>
-    <w:p>
-      <w:pPr/>
-      <w:r>
-        <w:rPr>
-          <w:lang w:val="fr_FR" w:bidi="fr_FR"/>
-        </w:rPr>
-      </w:r>
-    </w:p>
-    <w:p>
-      <w:pPr>
-        <w:pStyle w:val="Heading2"/>
-      </w:pPr>
-      <w:r>
-        <w:rPr>
-          <w:lang w:val="fr_FR" w:bidi="fr_FR"/>
-        </w:rPr>
-        <w:t>Joël 3.3 (#1)</w:t>
-      </w:r>
-      <w:r>
-        <w:rPr>
-          <w:lang w:val="fr_FR" w:bidi="fr_FR"/>
-        </w:rPr>
-      </w:r>
-    </w:p>
-    <w:p>
-      <w:pPr/>
-      <w:r>
-        <w:rPr>
-          <w:lang w:val="fr_FR" w:bidi="fr_FR"/>
-        </w:rPr>
-      </w:r>
-      <w:r>
-        <w:rPr>
-          <w:lang w:val="fr_FR" w:bidi="fr_FR"/>
-        </w:rPr>
-        <w:t>גוֹרָ֑ל</w:t>
-      </w:r>
-    </w:p>
-    <w:p>
-      <w:pPr/>
-      <w:r>
-        <w:rPr>
-          <w:lang w:val="fr_FR" w:bidi="fr_FR"/>
-        </w:rPr>
-      </w:r>
-      <w:r>
-        <w:rPr>
-          <w:b/>
-          <w:lang w:val="fr_FR" w:bidi="fr_FR"/>
-        </w:rPr>
-        <w:t>« au sort »</w:t>
-      </w:r>
-    </w:p>
-    <w:p>
-      <w:pPr/>
-      <w:r>
-        <w:rPr>
-          <w:lang w:val="fr_FR" w:bidi="fr_FR"/>
-        </w:rPr>
-      </w:r>
-      <w:r>
-        <w:rPr>
-          <w:lang w:val="fr_FR" w:bidi="fr_FR"/>
-        </w:rPr>
-        <w:t xml:space="preserve">Le texte hébraïque dit littéralement : « Ils ont tiré le lot pour mon peuple ». Il n'est pas fait mention d'un </w:t>
-      </w:r>
-      <w:r>
-        <w:rPr>
-          <w:b/>
-          <w:lang w:val="fr_FR" w:bidi="fr_FR"/>
-        </w:rPr>
-        <w:t>lot</w:t>
-      </w:r>
-      <w:r>
-        <w:rPr>
-          <w:lang w:val="fr_FR" w:bidi="fr_FR"/>
-        </w:rPr>
-        <w:t xml:space="preserve"> spécifique mais de « lots » en général. Il peut être plus naturel dans votre langue d'exprimer ce sens en utilisant le pluriel. Traduction alternative : « lots ». En français, on utilise l'expression idiomatique « tirer au sort » pour traduire cette expression.</w:t>
-      </w:r>
-    </w:p>
-    <w:p>
-      <w:pPr/>
-      <w:r>
-        <w:rPr>
-          <w:lang w:val="fr_FR" w:bidi="fr_FR"/>
-        </w:rPr>
-      </w:r>
-      <w:r>
-        <w:rPr>
-          <w:lang w:val="fr_FR" w:bidi="fr_FR"/>
-        </w:rPr>
-        <w:t xml:space="preserve">Voir : </w:t>
-      </w:r>
-      <w:r>
-        <w:rPr>
-          <w:lang w:val="fr_FR" w:bidi="fr_FR"/>
-        </w:rPr>
-        <w:t>Nom (ou groupe nominal) générique</w:t>
-      </w:r>
-      <w:r>
-        <w:rPr>
-          <w:lang w:val="fr_FR" w:bidi="fr_FR"/>
-        </w:rPr>
-      </w:r>
-      <w:r>
-        <w:rPr>
-          <w:lang w:val="fr_FR" w:bidi="fr_FR"/>
-        </w:rPr>
-      </w:r>
-    </w:p>
-    <w:p>
-      <w:pPr/>
-      <w:r>
-        <w:rPr>
-          <w:lang w:val="fr_FR" w:bidi="fr_FR"/>
-        </w:rPr>
-      </w:r>
-    </w:p>
-    <w:p>
-      <w:pPr>
-        <w:pStyle w:val="Heading2"/>
-      </w:pPr>
-      <w:r>
-        <w:rPr>
-          <w:lang w:val="fr_FR" w:bidi="fr_FR"/>
-        </w:rPr>
-        <w:t>Joël 3.3 (#2)</w:t>
-      </w:r>
-      <w:r>
-        <w:rPr>
-          <w:lang w:val="fr_FR" w:bidi="fr_FR"/>
-        </w:rPr>
-      </w:r>
-    </w:p>
-    <w:p>
-      <w:pPr/>
-      <w:r>
-        <w:rPr>
-          <w:lang w:val="fr_FR" w:bidi="fr_FR"/>
-        </w:rPr>
-      </w:r>
-      <w:r>
-        <w:rPr>
-          <w:b/>
-          <w:lang w:val="fr_FR" w:bidi="fr_FR"/>
-        </w:rPr>
-        <w:t>« Ils ont donné le jeune garçon pour une prostituée, Ils ont vendu la jeune fille »</w:t>
-      </w:r>
-    </w:p>
-    <w:p>
-      <w:pPr/>
-      <w:r>
-        <w:rPr>
-          <w:lang w:val="fr_FR" w:bidi="fr_FR"/>
-        </w:rPr>
-      </w:r>
-      <w:r>
-        <w:rPr>
-          <w:lang w:val="fr_FR" w:bidi="fr_FR"/>
-        </w:rPr>
-        <w:t xml:space="preserve">Les mots </w:t>
-      </w:r>
-      <w:r>
-        <w:rPr>
-          <w:b/>
-          <w:lang w:val="fr_FR" w:bidi="fr_FR"/>
-        </w:rPr>
-        <w:t>le jeune garçon</w:t>
-      </w:r>
-      <w:r>
-        <w:rPr>
-          <w:lang w:val="fr_FR" w:bidi="fr_FR"/>
-        </w:rPr>
-        <w:t xml:space="preserve">, </w:t>
-      </w:r>
-      <w:r>
-        <w:rPr>
-          <w:b/>
-          <w:lang w:val="fr_FR" w:bidi="fr_FR"/>
-        </w:rPr>
-        <w:t>une prostituée</w:t>
-      </w:r>
-      <w:r>
-        <w:rPr>
-          <w:lang w:val="fr_FR" w:bidi="fr_FR"/>
-        </w:rPr>
-        <w:t xml:space="preserve"> et </w:t>
-      </w:r>
-      <w:r>
-        <w:rPr>
-          <w:b/>
-          <w:lang w:val="fr_FR" w:bidi="fr_FR"/>
-        </w:rPr>
-        <w:t>la jeune fille</w:t>
-      </w:r>
-      <w:r>
-        <w:rPr>
-          <w:lang w:val="fr_FR" w:bidi="fr_FR"/>
-        </w:rPr>
-        <w:t xml:space="preserve"> représentent ces personnes en général, et non pas un garçon, une prostituée ou une fille en particulier. Si cela est utile dans votre langue, vous pouvez utiliser une expression plus naturelle. Traduction alternative : « et ils ont échangé des garçons contre des prostituées, et ils ont vendu des filles »</w:t>
-      </w:r>
-    </w:p>
-    <w:p>
-      <w:pPr/>
-      <w:r>
-        <w:rPr>
-          <w:lang w:val="fr_FR" w:bidi="fr_FR"/>
-        </w:rPr>
-      </w:r>
-      <w:r>
-        <w:rPr>
-          <w:lang w:val="fr_FR" w:bidi="fr_FR"/>
-        </w:rPr>
-        <w:t xml:space="preserve">Voir : </w:t>
-      </w:r>
-      <w:r>
-        <w:rPr>
-          <w:lang w:val="fr_FR" w:bidi="fr_FR"/>
-        </w:rPr>
-        <w:t>Nom (ou groupe nominal) générique</w:t>
-      </w:r>
-      <w:r>
-        <w:rPr>
-          <w:lang w:val="fr_FR" w:bidi="fr_FR"/>
-        </w:rPr>
-      </w:r>
-      <w:r>
-        <w:rPr>
-          <w:lang w:val="fr_FR" w:bidi="fr_FR"/>
-        </w:rPr>
-      </w:r>
-    </w:p>
-    <w:p>
-      <w:pPr/>
-      <w:r>
-        <w:rPr>
-          <w:lang w:val="fr_FR" w:bidi="fr_FR"/>
-        </w:rPr>
-      </w:r>
-    </w:p>
-    <w:p>
-      <w:pPr>
-        <w:pStyle w:val="Heading2"/>
-      </w:pPr>
-      <w:r>
-        <w:rPr>
-          <w:lang w:val="fr_FR" w:bidi="fr_FR"/>
-        </w:rPr>
-        <w:t>Joël 3.4 (#1)</w:t>
-      </w:r>
-      <w:r>
-        <w:rPr>
-          <w:lang w:val="fr_FR" w:bidi="fr_FR"/>
-        </w:rPr>
-      </w:r>
-    </w:p>
-    <w:p>
-      <w:pPr/>
-      <w:r>
-        <w:rPr>
-          <w:lang w:val="fr_FR" w:bidi="fr_FR"/>
-        </w:rPr>
-      </w:r>
-      <w:r>
-        <w:rPr>
-          <w:b/>
-          <w:lang w:val="fr_FR" w:bidi="fr_FR"/>
-        </w:rPr>
-        <w:t>« Que me voulez-vous, Tyr et Sidon, Et vous tous, districts des Philistins? Voulez-vous tirer vengeance de moi? »</w:t>
-      </w:r>
-    </w:p>
-    <w:p>
-      <w:pPr/>
-      <w:r>
-        <w:rPr>
-          <w:lang w:val="fr_FR" w:bidi="fr_FR"/>
-        </w:rPr>
-      </w:r>
-      <w:r>
-        <w:rPr>
-          <w:lang w:val="fr_FR" w:bidi="fr_FR"/>
-        </w:rPr>
-        <w:t>L'Éternel utilise la forme interrogative pour insister. Si dans votre langue, on n'utilise pas la forme interrogative à cette fin, vous pouvez traduire cela par une phrase déclarative ou exclamative. Traduction alternative : « Et en effet, vous n'avez rien à me reprocher, Tyr, Sidon, et toutes les régions de la Philistie ! Il n'y a aucune vengeance à tirer de moi ! »</w:t>
-      </w:r>
-    </w:p>
-    <w:p>
-      <w:pPr/>
-      <w:r>
-        <w:rPr>
-          <w:lang w:val="fr_FR" w:bidi="fr_FR"/>
-        </w:rPr>
-      </w:r>
-      <w:r>
-        <w:rPr>
-          <w:lang w:val="fr_FR" w:bidi="fr_FR"/>
-        </w:rPr>
-        <w:t xml:space="preserve">Voir : </w:t>
-      </w:r>
-      <w:r>
-        <w:rPr>
-          <w:lang w:val="fr_FR" w:bidi="fr_FR"/>
-        </w:rPr>
-        <w:t>Question rhétorique</w:t>
-      </w:r>
-      <w:r>
-        <w:rPr>
-          <w:lang w:val="fr_FR" w:bidi="fr_FR"/>
-        </w:rPr>
-      </w:r>
-      <w:r>
-        <w:rPr>
-          <w:lang w:val="fr_FR" w:bidi="fr_FR"/>
-        </w:rPr>
-      </w:r>
-    </w:p>
-    <w:p>
-      <w:pPr/>
-      <w:r>
-        <w:rPr>
-          <w:lang w:val="fr_FR" w:bidi="fr_FR"/>
-        </w:rPr>
-      </w:r>
-    </w:p>
-    <w:p>
-      <w:pPr>
-        <w:pStyle w:val="Heading2"/>
-      </w:pPr>
-      <w:r>
-        <w:rPr>
-          <w:lang w:val="fr_FR" w:bidi="fr_FR"/>
-        </w:rPr>
-        <w:t>Joël 3.4 (#2)</w:t>
-      </w:r>
-      <w:r>
-        <w:rPr>
-          <w:lang w:val="fr_FR" w:bidi="fr_FR"/>
-        </w:rPr>
-      </w:r>
-    </w:p>
-    <w:p>
-      <w:pPr/>
-      <w:r>
-        <w:rPr>
-          <w:lang w:val="fr_FR" w:bidi="fr_FR"/>
-        </w:rPr>
-      </w:r>
-      <w:r>
-        <w:rPr>
-          <w:lang w:val="fr_FR" w:bidi="fr_FR"/>
-        </w:rPr>
-        <w:t>מָה־אַתֶּ֥ם לִ⁠י֙</w:t>
-      </w:r>
-    </w:p>
-    <w:p>
-      <w:pPr/>
-      <w:r>
-        <w:rPr>
-          <w:lang w:val="fr_FR" w:bidi="fr_FR"/>
-        </w:rPr>
-      </w:r>
-      <w:r>
-        <w:rPr>
-          <w:b/>
-          <w:lang w:val="fr_FR" w:bidi="fr_FR"/>
-        </w:rPr>
-        <w:t>« Que me voulez-vous »</w:t>
-      </w:r>
-    </w:p>
-    <w:p>
-      <w:pPr/>
-      <w:r>
-        <w:rPr>
-          <w:lang w:val="fr_FR" w:bidi="fr_FR"/>
-        </w:rPr>
-      </w:r>
-      <w:r>
-        <w:rPr>
-          <w:lang w:val="fr_FR" w:bidi="fr_FR"/>
-        </w:rPr>
-        <w:t>C’est une expression couramment utilisée dans cette culture pour demander à quelqu’un pourquoi il agit de manière hostile. Votre langue a peut-être une expression équivalente que vous pouvez employer dans la traduction, ou vous pouvez choisir une formulation simple et directe. Traduction alternative : « Qu'est-ce que tu as contre moi » ou « Pourquoi me traites-tu avec hostilité »</w:t>
-      </w:r>
-    </w:p>
-    <w:p>
-      <w:pPr/>
-      <w:r>
-        <w:rPr>
-          <w:lang w:val="fr_FR" w:bidi="fr_FR"/>
-        </w:rPr>
-      </w:r>
-      <w:r>
-        <w:rPr>
-          <w:lang w:val="fr_FR" w:bidi="fr_FR"/>
-        </w:rPr>
-        <w:t xml:space="preserve">Voir : </w:t>
-      </w:r>
-      <w:r>
-        <w:rPr>
-          <w:lang w:val="fr_FR" w:bidi="fr_FR"/>
-        </w:rPr>
-        <w:t>Expression idiomatique</w:t>
-      </w:r>
-      <w:r>
-        <w:rPr>
-          <w:lang w:val="fr_FR" w:bidi="fr_FR"/>
-        </w:rPr>
-      </w:r>
-      <w:r>
-        <w:rPr>
-          <w:lang w:val="fr_FR" w:bidi="fr_FR"/>
-        </w:rPr>
-      </w:r>
-    </w:p>
-    <w:p>
-      <w:pPr/>
-      <w:r>
-        <w:rPr>
-          <w:lang w:val="fr_FR" w:bidi="fr_FR"/>
-        </w:rPr>
-      </w:r>
-    </w:p>
-    <w:p>
-      <w:pPr>
-        <w:pStyle w:val="Heading2"/>
-      </w:pPr>
-      <w:r>
-        <w:rPr>
-          <w:lang w:val="fr_FR" w:bidi="fr_FR"/>
-        </w:rPr>
-        <w:t>Joël 3.4 (#3)</w:t>
-      </w:r>
-      <w:r>
-        <w:rPr>
-          <w:lang w:val="fr_FR" w:bidi="fr_FR"/>
-        </w:rPr>
-      </w:r>
-    </w:p>
-    <w:p>
-      <w:pPr/>
-      <w:r>
-        <w:rPr>
-          <w:lang w:val="fr_FR" w:bidi="fr_FR"/>
-        </w:rPr>
-      </w:r>
-      <w:r>
-        <w:rPr>
-          <w:lang w:val="fr_FR" w:bidi="fr_FR"/>
-        </w:rPr>
-        <w:t>הַ⁠גְּמ֗וּל אַתֶּם֙ מְשַׁלְּמִ֣ים עָלָ֔⁠י וְ⁠אִם־גֹּמְלִ֤ים אַתֶּם֙ עָלַ֔⁠י</w:t>
-      </w:r>
-    </w:p>
-    <w:p>
-      <w:pPr/>
-      <w:r>
-        <w:rPr>
-          <w:lang w:val="fr_FR" w:bidi="fr_FR"/>
-        </w:rPr>
-      </w:r>
-      <w:r>
-        <w:rPr>
-          <w:b/>
-          <w:lang w:val="fr_FR" w:bidi="fr_FR"/>
-        </w:rPr>
-        <w:t>« Voulez-vous tirer vengeance de moi? Si vous voulez vous venger »</w:t>
-      </w:r>
-    </w:p>
-    <w:p>
-      <w:pPr/>
-      <w:r>
-        <w:rPr>
-          <w:lang w:val="fr_FR" w:bidi="fr_FR"/>
-        </w:rPr>
-      </w:r>
-      <w:r>
-        <w:rPr>
-          <w:lang w:val="fr_FR" w:bidi="fr_FR"/>
-        </w:rPr>
-        <w:t xml:space="preserve">Le texte hébraïque dit littéralement : « Me payez-vous une rétribution en retour ? Et si vous me rétribuez ». L'Éternel </w:t>
-      </w:r>
-      <w:r>
-        <w:rPr>
-          <w:lang w:val="fr_FR" w:bidi="fr_FR"/>
-        </w:rPr>
-        <w:t xml:space="preserve">parle comme si les nations lui rendaient littéralement la monnaie de sa pièce pour quelque chose de mauvais qu'il leur avait fait. Il demande si elles ont contre lui une rancune qu'elles mettent à exécution. Si c'est plus clair dans votre langue, vous pouvez l'exprimer clairement, comme le fait la LSG. </w:t>
-      </w:r>
-      <w:r>
-        <w:rPr>
-          <w:lang w:val="fr_FR" w:bidi="fr_FR"/>
-        </w:rPr>
-        <w:t>Traduction alternative : « Avez-vous une rancune contre moi que vous mettez à exécution ? Et si vous mettez à exécution une rancune contre moi »</w:t>
-      </w:r>
-    </w:p>
-    <w:p>
-      <w:pPr/>
-      <w:r>
-        <w:rPr>
-          <w:lang w:val="fr_FR" w:bidi="fr_FR"/>
-        </w:rPr>
-      </w:r>
-      <w:r>
-        <w:rPr>
-          <w:lang w:val="fr_FR" w:bidi="fr_FR"/>
-        </w:rPr>
-        <w:t xml:space="preserve">Voir : </w:t>
-      </w:r>
-      <w:r>
-        <w:rPr>
-          <w:lang w:val="fr_FR" w:bidi="fr_FR"/>
-        </w:rPr>
-        <w:t>Métaphore</w:t>
-      </w:r>
-      <w:r>
-        <w:rPr>
-          <w:lang w:val="fr_FR" w:bidi="fr_FR"/>
-        </w:rPr>
-      </w:r>
-      <w:r>
-        <w:rPr>
-          <w:lang w:val="fr_FR" w:bidi="fr_FR"/>
-        </w:rPr>
-      </w:r>
-    </w:p>
-    <w:p>
-      <w:pPr/>
-      <w:r>
-        <w:rPr>
-          <w:lang w:val="fr_FR" w:bidi="fr_FR"/>
-        </w:rPr>
-      </w:r>
-    </w:p>
-    <w:p>
-      <w:pPr>
-        <w:pStyle w:val="Heading2"/>
-      </w:pPr>
-      <w:r>
-        <w:rPr>
-          <w:lang w:val="fr_FR" w:bidi="fr_FR"/>
-        </w:rPr>
-        <w:t>Joël 3.4 (#4)</w:t>
-      </w:r>
-      <w:r>
-        <w:rPr>
-          <w:lang w:val="fr_FR" w:bidi="fr_FR"/>
-        </w:rPr>
-      </w:r>
-    </w:p>
-    <w:p>
-      <w:pPr/>
-      <w:r>
-        <w:rPr>
-          <w:lang w:val="fr_FR" w:bidi="fr_FR"/>
-        </w:rPr>
-      </w:r>
-      <w:r>
-        <w:rPr>
-          <w:lang w:val="fr_FR" w:bidi="fr_FR"/>
-        </w:rPr>
-        <w:t>קַ֣ל מְהֵרָ֔ה</w:t>
-      </w:r>
-    </w:p>
-    <w:p>
-      <w:pPr/>
-      <w:r>
-        <w:rPr>
-          <w:lang w:val="fr_FR" w:bidi="fr_FR"/>
-        </w:rPr>
-      </w:r>
-      <w:r>
-        <w:rPr>
-          <w:b/>
-          <w:lang w:val="fr_FR" w:bidi="fr_FR"/>
-        </w:rPr>
-        <w:t>« bien vite »</w:t>
-      </w:r>
-    </w:p>
-    <w:p>
-      <w:pPr/>
-      <w:r>
-        <w:rPr>
-          <w:lang w:val="fr_FR" w:bidi="fr_FR"/>
-        </w:rPr>
-      </w:r>
-      <w:r>
-        <w:rPr>
-          <w:lang w:val="fr_FR" w:bidi="fr_FR"/>
-        </w:rPr>
-        <w:t xml:space="preserve">Le texte hébraïque dit littéralement : « rapidement, promptement ». Les termes </w:t>
-      </w:r>
-      <w:r>
-        <w:rPr>
-          <w:b/>
-          <w:lang w:val="fr_FR" w:bidi="fr_FR"/>
-        </w:rPr>
-        <w:t>rapidement</w:t>
-      </w:r>
-      <w:r>
-        <w:rPr>
-          <w:lang w:val="fr_FR" w:bidi="fr_FR"/>
-        </w:rPr>
-        <w:t xml:space="preserve"> et </w:t>
-      </w:r>
-      <w:r>
-        <w:rPr>
-          <w:b/>
-          <w:lang w:val="fr_FR" w:bidi="fr_FR"/>
-        </w:rPr>
-        <w:t>promptement</w:t>
-      </w:r>
-      <w:r>
-        <w:rPr>
-          <w:lang w:val="fr_FR" w:bidi="fr_FR"/>
-        </w:rPr>
-        <w:t xml:space="preserve"> ont le même sens. L'Éternel utilise les deux termes ensemble pour insister. Si cela est plus clair pour vos lecteurs, vous pouvez exprimer l'emphase au moyen d'une seule expression, comme le fait la LSG. Traduction alternative : « très rapidement ».</w:t>
-      </w:r>
-    </w:p>
-    <w:p>
-      <w:pPr/>
-      <w:r>
-        <w:rPr>
-          <w:lang w:val="fr_FR" w:bidi="fr_FR"/>
-        </w:rPr>
-      </w:r>
-      <w:r>
-        <w:rPr>
-          <w:lang w:val="fr_FR" w:bidi="fr_FR"/>
-        </w:rPr>
-        <w:t xml:space="preserve">Voir : </w:t>
-      </w:r>
-      <w:r>
-        <w:rPr>
-          <w:lang w:val="fr_FR" w:bidi="fr_FR"/>
-        </w:rPr>
-        <w:t>Doublet</w:t>
-      </w:r>
-      <w:r>
-        <w:rPr>
-          <w:lang w:val="fr_FR" w:bidi="fr_FR"/>
-        </w:rPr>
-      </w:r>
-      <w:r>
-        <w:rPr>
-          <w:lang w:val="fr_FR" w:bidi="fr_FR"/>
-        </w:rPr>
-      </w:r>
-    </w:p>
-    <w:p>
-      <w:pPr/>
-      <w:r>
-        <w:rPr>
-          <w:lang w:val="fr_FR" w:bidi="fr_FR"/>
-        </w:rPr>
-      </w:r>
-    </w:p>
-    <w:p>
-      <w:pPr>
-        <w:pStyle w:val="Heading2"/>
-      </w:pPr>
-      <w:r>
-        <w:rPr>
-          <w:lang w:val="fr_FR" w:bidi="fr_FR"/>
-        </w:rPr>
-        <w:t>Joël 3.4 (#5)</w:t>
-      </w:r>
-      <w:r>
-        <w:rPr>
-          <w:lang w:val="fr_FR" w:bidi="fr_FR"/>
-        </w:rPr>
-      </w:r>
-    </w:p>
-    <w:p>
-      <w:pPr/>
-      <w:r>
-        <w:rPr>
-          <w:lang w:val="fr_FR" w:bidi="fr_FR"/>
-        </w:rPr>
-      </w:r>
-      <w:r>
-        <w:rPr>
-          <w:lang w:val="fr_FR" w:bidi="fr_FR"/>
-        </w:rPr>
-        <w:t>אָשִׁ֥יב גְּמֻלְ⁠כֶ֖ם בְּ⁠רֹאשְׁ⁠כֶֽם</w:t>
-      </w:r>
-    </w:p>
-    <w:p>
-      <w:pPr/>
-      <w:r>
-        <w:rPr>
-          <w:lang w:val="fr_FR" w:bidi="fr_FR"/>
-        </w:rPr>
-      </w:r>
-      <w:r>
-        <w:rPr>
-          <w:b/>
-          <w:lang w:val="fr_FR" w:bidi="fr_FR"/>
-        </w:rPr>
-        <w:t>« Je ferai bien vite retomber votre vengeance sur vos têtes »</w:t>
-      </w:r>
-    </w:p>
-    <w:p>
-      <w:pPr/>
-      <w:r>
-        <w:rPr>
-          <w:lang w:val="fr_FR" w:bidi="fr_FR"/>
-        </w:rPr>
-      </w:r>
-      <w:r>
-        <w:rPr>
-          <w:lang w:val="fr_FR" w:bidi="fr_FR"/>
-        </w:rPr>
-        <w:t xml:space="preserve">L'Éternel évoque une partie du corps d'une personne, sa </w:t>
-      </w:r>
-      <w:r>
-        <w:rPr>
-          <w:b/>
-          <w:lang w:val="fr_FR" w:bidi="fr_FR"/>
-        </w:rPr>
-        <w:t>tête</w:t>
-      </w:r>
-      <w:r>
-        <w:rPr>
-          <w:lang w:val="fr_FR" w:bidi="fr_FR"/>
-        </w:rPr>
-        <w:t>, pour parler de l'ensemble de la personne. Si cela est plus clair dans votre langue, vous pouvez exprimer ce sens avec un terme plus général. Traduction alternative : « Je retournerai votre vengeance sur vous » ou « Je vous rembourserai directement ».</w:t>
-      </w:r>
-    </w:p>
-    <w:p>
-      <w:pPr/>
-      <w:r>
-        <w:rPr>
-          <w:lang w:val="fr_FR" w:bidi="fr_FR"/>
-        </w:rPr>
-      </w:r>
-      <w:r>
-        <w:rPr>
-          <w:lang w:val="fr_FR" w:bidi="fr_FR"/>
-        </w:rPr>
-        <w:t xml:space="preserve">Voir : </w:t>
-      </w:r>
-      <w:r>
-        <w:rPr>
-          <w:lang w:val="fr_FR" w:bidi="fr_FR"/>
-        </w:rPr>
-        <w:t>Synecdoque</w:t>
-      </w:r>
-      <w:r>
-        <w:rPr>
-          <w:lang w:val="fr_FR" w:bidi="fr_FR"/>
-        </w:rPr>
-      </w:r>
-      <w:r>
-        <w:rPr>
-          <w:lang w:val="fr_FR" w:bidi="fr_FR"/>
-        </w:rPr>
-      </w:r>
-    </w:p>
-    <w:p>
-      <w:pPr/>
-      <w:r>
-        <w:rPr>
-          <w:lang w:val="fr_FR" w:bidi="fr_FR"/>
-        </w:rPr>
-      </w:r>
-    </w:p>
-    <w:p>
-      <w:pPr>
-        <w:pStyle w:val="Heading2"/>
-      </w:pPr>
-      <w:r>
-        <w:rPr>
-          <w:lang w:val="fr_FR" w:bidi="fr_FR"/>
-        </w:rPr>
-        <w:t>Joël 3.4 (#6)</w:t>
-      </w:r>
-      <w:r>
-        <w:rPr>
-          <w:lang w:val="fr_FR" w:bidi="fr_FR"/>
-        </w:rPr>
-      </w:r>
-    </w:p>
-    <w:p>
-      <w:pPr/>
-      <w:r>
-        <w:rPr>
-          <w:lang w:val="fr_FR" w:bidi="fr_FR"/>
-        </w:rPr>
-      </w:r>
-      <w:r>
-        <w:rPr>
-          <w:lang w:val="fr_FR" w:bidi="fr_FR"/>
-        </w:rPr>
-        <w:t>בְּ⁠רֹאשְׁ⁠כֶֽם</w:t>
-      </w:r>
-    </w:p>
-    <w:p>
-      <w:pPr/>
-      <w:r>
-        <w:rPr>
-          <w:lang w:val="fr_FR" w:bidi="fr_FR"/>
-        </w:rPr>
-      </w:r>
-      <w:r>
-        <w:rPr>
-          <w:b/>
-          <w:lang w:val="fr_FR" w:bidi="fr_FR"/>
-        </w:rPr>
-        <w:t>« sur vos têtes »</w:t>
-      </w:r>
-    </w:p>
-    <w:p>
-      <w:pPr/>
-      <w:r>
-        <w:rPr>
-          <w:lang w:val="fr_FR" w:bidi="fr_FR"/>
-        </w:rPr>
-      </w:r>
-      <w:r>
-        <w:rPr>
-          <w:lang w:val="fr_FR" w:bidi="fr_FR"/>
-        </w:rPr>
-        <w:t xml:space="preserve">Le texte hébraïque dit littéralement : « sur ta tête ». Comme l'Éternel parle de plusieurs nations, il peut être plus naturel dans votre langue d'utiliser le pluriel de </w:t>
-      </w:r>
-      <w:r>
-        <w:rPr>
-          <w:b/>
-          <w:lang w:val="fr_FR" w:bidi="fr_FR"/>
-        </w:rPr>
-        <w:t>tête</w:t>
-      </w:r>
-      <w:r>
-        <w:rPr>
-          <w:lang w:val="fr_FR" w:bidi="fr_FR"/>
-        </w:rPr>
-        <w:t>, comme le fait la LSG.</w:t>
-      </w:r>
-    </w:p>
-    <w:p>
-      <w:pPr/>
-      <w:r>
-        <w:rPr>
-          <w:lang w:val="fr_FR" w:bidi="fr_FR"/>
-        </w:rPr>
-      </w:r>
-      <w:r>
-        <w:rPr>
-          <w:lang w:val="fr_FR" w:bidi="fr_FR"/>
-        </w:rPr>
-        <w:t xml:space="preserve">Voir : </w:t>
-      </w:r>
-      <w:r>
-        <w:rPr>
-          <w:lang w:val="fr_FR" w:bidi="fr_FR"/>
-        </w:rPr>
-        <w:t>Les noms collectifs</w:t>
-      </w:r>
-      <w:r>
-        <w:rPr>
-          <w:lang w:val="fr_FR" w:bidi="fr_FR"/>
-        </w:rPr>
-      </w:r>
-      <w:r>
-        <w:rPr>
-          <w:lang w:val="fr_FR" w:bidi="fr_FR"/>
-        </w:rPr>
-      </w:r>
-    </w:p>
-    <w:p>
-      <w:pPr/>
-      <w:r>
-        <w:rPr>
-          <w:lang w:val="fr_FR" w:bidi="fr_FR"/>
-        </w:rPr>
-      </w:r>
-    </w:p>
-    <w:p>
-      <w:pPr>
-        <w:pStyle w:val="Heading2"/>
-      </w:pPr>
-      <w:r>
-        <w:rPr>
-          <w:lang w:val="fr_FR" w:bidi="fr_FR"/>
-        </w:rPr>
         <w:t>Joël 3.6 (#1)</w:t>
       </w:r>
       <w:r>
         <w:rPr>
           <w:lang w:val="fr_FR" w:bidi="fr_FR"/>
         </w:rPr>
+      </w:r>
+    </w:p>
+    <w:p>
+      <w:pPr/>
+      <w:r>
+        <w:rPr>
+          <w:lang w:val="fr_FR" w:bidi="fr_FR"/>
+        </w:rPr>
+      </w:r>
+      <w:r>
+        <w:rPr>
+          <w:lang w:val="fr_FR" w:bidi="fr_FR"/>
+        </w:rPr>
+        <w:t>וּ⁠בְנֵ֤י יְהוּדָה֙ וּ⁠בְנֵ֣י יְרוּשָׁלִַ֔ם</w:t>
       </w:r>
     </w:p>
     <w:p>
@@ -25839,6 +27085,20 @@
       </w:r>
       <w:r>
         <w:rPr>
+          <w:lang w:val="fr_FR" w:bidi="fr_FR"/>
+        </w:rPr>
+        <w:t>הַ⁠יְּוָנִ֑ים</w:t>
+      </w:r>
+    </w:p>
+    <w:p>
+      <w:pPr/>
+      <w:r>
+        <w:rPr>
+          <w:lang w:val="fr_FR" w:bidi="fr_FR"/>
+        </w:rPr>
+      </w:r>
+      <w:r>
+        <w:rPr>
           <w:b/>
           <w:lang w:val="fr_FR" w:bidi="fr_FR"/>
         </w:rPr>
@@ -25918,6 +27178,20 @@
         <w:rPr>
           <w:lang w:val="fr_FR" w:bidi="fr_FR"/>
         </w:rPr>
+      </w:r>
+    </w:p>
+    <w:p>
+      <w:pPr/>
+      <w:r>
+        <w:rPr>
+          <w:lang w:val="fr_FR" w:bidi="fr_FR"/>
+        </w:rPr>
+      </w:r>
+      <w:r>
+        <w:rPr>
+          <w:lang w:val="fr_FR" w:bidi="fr_FR"/>
+        </w:rPr>
+        <w:t>לְמַ֥עַן הַרְחִיקָ֖⁠ם מֵ⁠עַ֥ל גְּבוּלָֽ⁠ם</w:t>
       </w:r>
     </w:p>
     <w:p>
@@ -26224,6 +27498,20 @@
       </w:r>
       <w:r>
         <w:rPr>
+          <w:lang w:val="fr_FR" w:bidi="fr_FR"/>
+        </w:rPr>
+        <w:t>וַ⁠הֲשִׁבֹתִ֥י גְמֻלְ⁠כֶ֖ם בְּ⁠רֹאשְׁ⁠כֶֽם</w:t>
+      </w:r>
+    </w:p>
+    <w:p>
+      <w:pPr/>
+      <w:r>
+        <w:rPr>
+          <w:lang w:val="fr_FR" w:bidi="fr_FR"/>
+        </w:rPr>
+      </w:r>
+      <w:r>
+        <w:rPr>
           <w:b/>
           <w:lang w:val="fr_FR" w:bidi="fr_FR"/>
         </w:rPr>
@@ -26525,6 +27813,20 @@
       </w:r>
       <w:r>
         <w:rPr>
+          <w:lang w:val="fr_FR" w:bidi="fr_FR"/>
+        </w:rPr>
+        <w:t>בְּ⁠יַד֙ בְּנֵ֣י יְהוּדָ֔ה</w:t>
+      </w:r>
+    </w:p>
+    <w:p>
+      <w:pPr/>
+      <w:r>
+        <w:rPr>
+          <w:lang w:val="fr_FR" w:bidi="fr_FR"/>
+        </w:rPr>
+      </w:r>
+      <w:r>
+        <w:rPr>
           <w:b/>
           <w:lang w:val="fr_FR" w:bidi="fr_FR"/>
         </w:rPr>
@@ -26635,6 +27937,20 @@
       </w:r>
       <w:r>
         <w:rPr>
+          <w:lang w:val="fr_FR" w:bidi="fr_FR"/>
+        </w:rPr>
+        <w:t>וּ⁠מָכַרְתִּ֞י אֶת־בְּנֵי⁠כֶ֣ם וְ⁠אֶת־בְּנֽוֹתֵי⁠כֶ֗ם בְּ⁠יַד֙ בְּנֵ֣י יְהוּדָ֔ה</w:t>
+      </w:r>
+    </w:p>
+    <w:p>
+      <w:pPr/>
+      <w:r>
+        <w:rPr>
+          <w:lang w:val="fr_FR" w:bidi="fr_FR"/>
+        </w:rPr>
+      </w:r>
+      <w:r>
+        <w:rPr>
           <w:b/>
           <w:lang w:val="fr_FR" w:bidi="fr_FR"/>
         </w:rPr>
@@ -26854,6 +28170,20 @@
       </w:r>
       <w:r>
         <w:rPr>
+          <w:lang w:val="fr_FR" w:bidi="fr_FR"/>
+        </w:rPr>
+        <w:t>לִ⁠שְׁבָאיִ֖ם</w:t>
+      </w:r>
+    </w:p>
+    <w:p>
+      <w:pPr/>
+      <w:r>
+        <w:rPr>
+          <w:lang w:val="fr_FR" w:bidi="fr_FR"/>
+        </w:rPr>
+      </w:r>
+      <w:r>
+        <w:rPr>
           <w:b/>
           <w:lang w:val="fr_FR" w:bidi="fr_FR"/>
         </w:rPr>
@@ -27500,6 +28830,20 @@
       </w:r>
       <w:r>
         <w:rPr>
+          <w:lang w:val="fr_FR" w:bidi="fr_FR"/>
+        </w:rPr>
+        <w:t>הַֽ⁠חַלָּ֔שׁ יֹאמַ֖ר גִּבּ֥וֹר אָֽנִי</w:t>
+      </w:r>
+    </w:p>
+    <w:p>
+      <w:pPr/>
+      <w:r>
+        <w:rPr>
+          <w:lang w:val="fr_FR" w:bidi="fr_FR"/>
+        </w:rPr>
+      </w:r>
+      <w:r>
+        <w:rPr>
           <w:b/>
           <w:lang w:val="fr_FR" w:bidi="fr_FR"/>
         </w:rPr>
@@ -27915,6 +29259,20 @@
         <w:rPr>
           <w:lang w:val="fr_FR" w:bidi="fr_FR"/>
         </w:rPr>
+      </w:r>
+    </w:p>
+    <w:p>
+      <w:pPr/>
+      <w:r>
+        <w:rPr>
+          <w:lang w:val="fr_FR" w:bidi="fr_FR"/>
+        </w:rPr>
+      </w:r>
+      <w:r>
+        <w:rPr>
+          <w:lang w:val="fr_FR" w:bidi="fr_FR"/>
+        </w:rPr>
+        <w:t>עֵ֖מֶק יְהֽוֹשָׁפָ֑ט</w:t>
       </w:r>
     </w:p>
     <w:p>
@@ -28131,6 +29489,20 @@
       </w:r>
       <w:r>
         <w:rPr>
+          <w:lang w:val="fr_FR" w:bidi="fr_FR"/>
+        </w:rPr>
+        <w:t>שִׁלְח֣וּ מַגָּ֔ל כִּ֥י בָשַׁ֖ל קָצִ֑יר &amp; כִּֽי</w:t>
+      </w:r>
+    </w:p>
+    <w:p>
+      <w:pPr/>
+      <w:r>
+        <w:rPr>
+          <w:lang w:val="fr_FR" w:bidi="fr_FR"/>
+        </w:rPr>
+      </w:r>
+      <w:r>
+        <w:rPr>
           <w:b/>
           <w:lang w:val="fr_FR" w:bidi="fr_FR"/>
         </w:rPr>
@@ -28685,6 +30057,20 @@
       </w:r>
       <w:r>
         <w:rPr>
+          <w:lang w:val="fr_FR" w:bidi="fr_FR"/>
+        </w:rPr>
+        <w:t>כִּ֥י &amp; כִּ֥י רַבָּ֖ה רָעָתָֽ⁠ם</w:t>
+      </w:r>
+    </w:p>
+    <w:p>
+      <w:pPr/>
+      <w:r>
+        <w:rPr>
+          <w:lang w:val="fr_FR" w:bidi="fr_FR"/>
+        </w:rPr>
+      </w:r>
+      <w:r>
+        <w:rPr>
           <w:b/>
           <w:lang w:val="fr_FR" w:bidi="fr_FR"/>
         </w:rPr>
@@ -28781,6 +30167,20 @@
       </w:r>
       <w:r>
         <w:rPr>
+          <w:lang w:val="fr_FR" w:bidi="fr_FR"/>
+        </w:rPr>
+        <w:t>הֲמוֹנִ֣ים הֲמוֹנִ֔ים בְּ⁠עֵ֖מֶק הֶֽ⁠חָר֑וּץ &amp; בְּ⁠עֵ֖מֶק</w:t>
+      </w:r>
+    </w:p>
+    <w:p>
+      <w:pPr/>
+      <w:r>
+        <w:rPr>
+          <w:lang w:val="fr_FR" w:bidi="fr_FR"/>
+        </w:rPr>
+      </w:r>
+      <w:r>
+        <w:rPr>
           <w:b/>
           <w:lang w:val="fr_FR" w:bidi="fr_FR"/>
         </w:rPr>
@@ -28877,6 +30277,20 @@
       </w:r>
       <w:r>
         <w:rPr>
+          <w:lang w:val="fr_FR" w:bidi="fr_FR"/>
+        </w:rPr>
+        <w:t>הֲמוֹנִ֣ים הֲמוֹנִ֔ים בְּ⁠עֵ֖מֶק הֶֽ⁠חָר֑וּץ &amp; בְּ⁠עֵ֖מֶק</w:t>
+      </w:r>
+    </w:p>
+    <w:p>
+      <w:pPr/>
+      <w:r>
+        <w:rPr>
+          <w:lang w:val="fr_FR" w:bidi="fr_FR"/>
+        </w:rPr>
+      </w:r>
+      <w:r>
+        <w:rPr>
           <w:b/>
           <w:lang w:val="fr_FR" w:bidi="fr_FR"/>
         </w:rPr>
@@ -28949,6 +30363,20 @@
         <w:rPr>
           <w:lang w:val="fr_FR" w:bidi="fr_FR"/>
         </w:rPr>
+      </w:r>
+    </w:p>
+    <w:p>
+      <w:pPr/>
+      <w:r>
+        <w:rPr>
+          <w:lang w:val="fr_FR" w:bidi="fr_FR"/>
+        </w:rPr>
+      </w:r>
+      <w:r>
+        <w:rPr>
+          <w:lang w:val="fr_FR" w:bidi="fr_FR"/>
+        </w:rPr>
+        <w:t>בְּ⁠עֵ֖מֶק הֶֽ⁠חָר֑וּץ &amp; בְּ⁠עֵ֖מֶק</w:t>
       </w:r>
     </w:p>
     <w:p>
@@ -29199,6 +30627,20 @@
       </w:r>
       <w:r>
         <w:rPr>
+          <w:lang w:val="fr_FR" w:bidi="fr_FR"/>
+        </w:rPr>
+        <w:t>וְ⁠כוֹכָבִ֖ים אָסְפ֥וּ נָגְהָֽ⁠ם</w:t>
+      </w:r>
+    </w:p>
+    <w:p>
+      <w:pPr/>
+      <w:r>
+        <w:rPr>
+          <w:lang w:val="fr_FR" w:bidi="fr_FR"/>
+        </w:rPr>
+      </w:r>
+      <w:r>
+        <w:rPr>
           <w:b/>
           <w:lang w:val="fr_FR" w:bidi="fr_FR"/>
         </w:rPr>
@@ -29575,6 +31017,20 @@
       </w:r>
       <w:r>
         <w:rPr>
+          <w:lang w:val="fr_FR" w:bidi="fr_FR"/>
+        </w:rPr>
+        <w:t>וַֽ⁠יהוָה֙ מַֽחֲסֶ֣ה לְ⁠עַמּ֔⁠וֹ וּ⁠מָע֖וֹז לִ⁠בְנֵ֥י יִשְׂרָאֵֽל</w:t>
+      </w:r>
+    </w:p>
+    <w:p>
+      <w:pPr/>
+      <w:r>
+        <w:rPr>
+          <w:lang w:val="fr_FR" w:bidi="fr_FR"/>
+        </w:rPr>
+      </w:r>
+      <w:r>
+        <w:rPr>
           <w:b/>
           <w:lang w:val="fr_FR" w:bidi="fr_FR"/>
         </w:rPr>
@@ -29686,6 +31142,20 @@
         <w:rPr>
           <w:lang w:val="fr_FR" w:bidi="fr_FR"/>
         </w:rPr>
+      </w:r>
+    </w:p>
+    <w:p>
+      <w:pPr/>
+      <w:r>
+        <w:rPr>
+          <w:lang w:val="fr_FR" w:bidi="fr_FR"/>
+        </w:rPr>
+      </w:r>
+      <w:r>
+        <w:rPr>
+          <w:lang w:val="fr_FR" w:bidi="fr_FR"/>
+        </w:rPr>
+        <w:t>לִ⁠בְנֵ֥י יִשְׂרָאֵֽל</w:t>
       </w:r>
     </w:p>
     <w:p>
@@ -29908,6 +31378,20 @@
       </w:r>
       <w:r>
         <w:rPr>
+          <w:lang w:val="fr_FR" w:bidi="fr_FR"/>
+        </w:rPr>
+        <w:t>הַר־קָדְשִׁ֑⁠י</w:t>
+      </w:r>
+    </w:p>
+    <w:p>
+      <w:pPr/>
+      <w:r>
+        <w:rPr>
+          <w:lang w:val="fr_FR" w:bidi="fr_FR"/>
+        </w:rPr>
+      </w:r>
+      <w:r>
+        <w:rPr>
           <w:b/>
           <w:lang w:val="fr_FR" w:bidi="fr_FR"/>
         </w:rPr>
@@ -30211,6 +31695,20 @@
       </w:r>
       <w:r>
         <w:rPr>
+          <w:lang w:val="fr_FR" w:bidi="fr_FR"/>
+        </w:rPr>
+        <w:t>יִטְּפ֧וּ הֶ⁠הָרִ֣ים עָסִ֗יס וְ⁠הַ⁠גְּבָעוֹת֙ תֵּלַ֣כְנָה חָלָ֔ב</w:t>
+      </w:r>
+    </w:p>
+    <w:p>
+      <w:pPr/>
+      <w:r>
+        <w:rPr>
+          <w:lang w:val="fr_FR" w:bidi="fr_FR"/>
+        </w:rPr>
+      </w:r>
+      <w:r>
+        <w:rPr>
           <w:b/>
           <w:lang w:val="fr_FR" w:bidi="fr_FR"/>
         </w:rPr>
@@ -30346,6 +31844,20 @@
       </w:r>
       <w:r>
         <w:rPr>
+          <w:lang w:val="fr_FR" w:bidi="fr_FR"/>
+        </w:rPr>
+        <w:t>וּ⁠מַעְיָ֗ן &amp; יֵצֵ֔א</w:t>
+      </w:r>
+    </w:p>
+    <w:p>
+      <w:pPr/>
+      <w:r>
+        <w:rPr>
+          <w:lang w:val="fr_FR" w:bidi="fr_FR"/>
+        </w:rPr>
+      </w:r>
+      <w:r>
+        <w:rPr>
           <w:b/>
           <w:lang w:val="fr_FR" w:bidi="fr_FR"/>
         </w:rPr>
@@ -30541,6 +32053,20 @@
         <w:rPr>
           <w:lang w:val="fr_FR" w:bidi="fr_FR"/>
         </w:rPr>
+      </w:r>
+    </w:p>
+    <w:p>
+      <w:pPr/>
+      <w:r>
+        <w:rPr>
+          <w:lang w:val="fr_FR" w:bidi="fr_FR"/>
+        </w:rPr>
+      </w:r>
+      <w:r>
+        <w:rPr>
+          <w:lang w:val="fr_FR" w:bidi="fr_FR"/>
+        </w:rPr>
+        <w:t>מִ⁠בֵּ֤ית יְהוָה֙</w:t>
       </w:r>
     </w:p>
     <w:p>
@@ -30763,6 +32289,20 @@
       </w:r>
       <w:r>
         <w:rPr>
+          <w:lang w:val="fr_FR" w:bidi="fr_FR"/>
+        </w:rPr>
+        <w:t>מִצְרַ֨יִם֙ לִ⁠שְׁמָמָ֣ה תִֽהְיֶ֔ה</w:t>
+      </w:r>
+    </w:p>
+    <w:p>
+      <w:pPr/>
+      <w:r>
+        <w:rPr>
+          <w:lang w:val="fr_FR" w:bidi="fr_FR"/>
+        </w:rPr>
+      </w:r>
+      <w:r>
+        <w:rPr>
           <w:b/>
           <w:lang w:val="fr_FR" w:bidi="fr_FR"/>
         </w:rPr>
@@ -31591,6 +33131,20 @@
       </w:r>
       <w:r>
         <w:rPr>
+          <w:lang w:val="fr_FR" w:bidi="fr_FR"/>
+        </w:rPr>
+        <w:t>וְ⁠נִקֵּ֖יתִי דָּמָ֣⁠ם לֹֽא־נִקֵּ֑יתִי</w:t>
+      </w:r>
+    </w:p>
+    <w:p>
+      <w:pPr/>
+      <w:r>
+        <w:rPr>
+          <w:lang w:val="fr_FR" w:bidi="fr_FR"/>
+        </w:rPr>
+      </w:r>
+      <w:r>
+        <w:rPr>
           <w:b/>
           <w:lang w:val="fr_FR" w:bidi="fr_FR"/>
         </w:rPr>
@@ -31870,6 +33424,20 @@
         <w:rPr>
           <w:lang w:val="fr_FR" w:bidi="fr_FR"/>
         </w:rPr>
+      </w:r>
+    </w:p>
+    <w:p>
+      <w:pPr/>
+      <w:r>
+        <w:rPr>
+          <w:lang w:val="fr_FR" w:bidi="fr_FR"/>
+        </w:rPr>
+      </w:r>
+      <w:r>
+        <w:rPr>
+          <w:lang w:val="fr_FR" w:bidi="fr_FR"/>
+        </w:rPr>
+        <w:t>וַֽ⁠יהוָ֖ה שֹׁכֵ֥ן בְּ⁠צִיּֽוֹן</w:t>
       </w:r>
     </w:p>
     <w:p>

--- a/fra/docx/29.content.docx
+++ b/fra/docx/29.content.docx
@@ -25369,7 +25369,7 @@
         <w:rPr>
           <w:lang w:val="fr_FR" w:bidi="fr_FR"/>
         </w:rPr>
-        <w:t>אֲשֶׁ֥ר אָשִׁ֛יב אֶת־שְׁב֥וּת יְהוּדָ֖ה וִ⁠ירוּשָׁלִָֽם</w:t>
+        <w:t>אֲשֶׁ֥ר אשוב אֶת־שְׁב֥וּת יְהוּדָ֖ה וִ⁠ירוּשָׁלִָֽם</w:t>
       </w:r>
     </w:p>
     <w:p>
@@ -25479,7 +25479,7 @@
         <w:rPr>
           <w:lang w:val="fr_FR" w:bidi="fr_FR"/>
         </w:rPr>
-        <w:t>אֲשֶׁ֥ר אָשִׁ֛יב אֶת־שְׁב֥וּת יְהוּדָ֖ה וִ⁠ירוּשָׁלִָֽם</w:t>
+        <w:t>אֲשֶׁ֥ר אשוב אֶת־שְׁב֥וּת יְהוּדָ֖ה וִ⁠ירוּשָׁלִָֽם</w:t>
       </w:r>
     </w:p>
     <w:p>
